--- a/output/output.docx
+++ b/output/output.docx
@@ -4,457 +4,37 @@
   <w:body>
     <w:p>
       <w:r>
-        <w:t xml:space="preserve"> </w:t>
-      </w:r>
-      <w:r>
-        <w:t xml:space="preserve">1 </w:t>
-      </w:r>
-      <w:r>
-        <w:br/>
+        <w:t>1</w:t>
       </w:r>
     </w:p>
     <w:p>
       <w:r>
-        <w:t xml:space="preserve">Sample PDF </w:t>
-      </w:r>
-      <w:r>
-        <w:br/>
+        <w:t>Sample PDF</w:t>
       </w:r>
     </w:p>
     <w:p>
       <w:r>
-        <w:t xml:space="preserve"> </w:t>
-      </w:r>
-      <w:r>
-        <w:t xml:space="preserve">Created for testing </w:t>
-      </w:r>
-      <w:r>
-        <w:t>PDFObject</w:t>
-      </w:r>
-      <w:r>
-        <w:t xml:space="preserve"> </w:t>
-      </w:r>
-      <w:r>
-        <w:t xml:space="preserve"> </w:t>
-      </w:r>
-      <w:r>
-        <w:t xml:space="preserve">This PDF is three pages long. Three long pages. Or three short pages if </w:t>
-      </w:r>
-      <w:r>
-        <w:t xml:space="preserve">you’re optimistic. Is it the same as saying “three long minutes”, knowing </w:t>
-      </w:r>
-      <w:r>
-        <w:t xml:space="preserve">that all minutes are the same duration, and one cannot possibly be longer </w:t>
-      </w:r>
-      <w:r>
-        <w:t xml:space="preserve">than the other? If these pages are all the same size, can one possibly be </w:t>
-      </w:r>
-      <w:r>
-        <w:t xml:space="preserve">longer than the other? </w:t>
-      </w:r>
-      <w:r>
-        <w:t xml:space="preserve"> </w:t>
-      </w:r>
-      <w:r>
-        <w:t xml:space="preserve">I digress. Here’s some Latin. Lorem ipsum dolor sit amet, consectetur adipiscing elit. Integer nec </w:t>
-      </w:r>
-      <w:r>
-        <w:t xml:space="preserve">odio. Praesent libero. Sed cursus ante dapibus diam. Sed nisi. Nulla quis sem at nibh elementum </w:t>
-      </w:r>
-      <w:r>
-        <w:t xml:space="preserve">imperdiet. Duis sagittis ipsum. Praesent mauris. Fusce nec tellus sed augue semper porta. Mauris </w:t>
-      </w:r>
-      <w:r>
-        <w:t xml:space="preserve">massa. Vestibulum lacinia arcu eget nulla. Class aptent taciti sociosqu ad litora torquent per </w:t>
-      </w:r>
-      <w:r>
-        <w:t xml:space="preserve">conubia nostra, per inceptos himenaeos. Curabitur sodales ligula in libero.  </w:t>
-      </w:r>
-      <w:r>
-        <w:t xml:space="preserve"> </w:t>
-      </w:r>
-      <w:r>
-        <w:t xml:space="preserve">Sed dignissim lacinia nunc. Curabitur tortor. Pellentesque nibh. Aenean quam. In scelerisque sem </w:t>
-      </w:r>
-      <w:r>
-        <w:t xml:space="preserve">at dolor. Maecenas mattis. Sed convallis tristique sem. Proin ut ligula vel nunc egestas porttitor. </w:t>
-      </w:r>
-      <w:r>
-        <w:t xml:space="preserve">Morbi lectus risus, iaculis vel, suscipit quis, luctus non, massa. Fusce ac turpis quis ligula lacinia </w:t>
-      </w:r>
-      <w:r>
-        <w:t xml:space="preserve">aliquet. Mauris ipsum. Nulla metus metus, ullamcorper vel, tincidunt sed, euismod in, nibh.  </w:t>
-      </w:r>
-      <w:r>
-        <w:t xml:space="preserve"> </w:t>
-      </w:r>
-      <w:r>
-        <w:t xml:space="preserve">Quisque volutpat condimentum velit. Class aptent taciti sociosqu ad litora torquent per conubia </w:t>
-      </w:r>
-      <w:r>
-        <w:t xml:space="preserve">nostra, per inceptos himenaeos. Nam nec ante. Sed lacinia, urna non tincidunt mattis, tortor neque </w:t>
-      </w:r>
-      <w:r>
-        <w:t xml:space="preserve">adipiscing diam, a cursus ipsum ante quis turpis. Nulla facilisi. Ut fringilla. Suspendisse potenti. </w:t>
-      </w:r>
-      <w:r>
-        <w:t xml:space="preserve">Nunc feugiat mi a tellus consequat imperdiet. Vestibulum sapien. Proin quam. Etiam ultrices.  </w:t>
-      </w:r>
-      <w:r>
-        <w:t xml:space="preserve"> </w:t>
-      </w:r>
-      <w:r>
-        <w:t xml:space="preserve">Suspendisse in justo eu magna luctus suscipit. Sed lectus. Integer euismod lacus luctus magna. </w:t>
-      </w:r>
-      <w:r>
-        <w:t xml:space="preserve">Quisque cursus, metus vitae pharetra auctor, sem massa mattis sem, at interdum magna augue </w:t>
-      </w:r>
-      <w:r>
-        <w:t xml:space="preserve">eget diam. Vestibulum ante ipsum primis in faucibus orci luctus et ultrices posuere cubilia Curae; </w:t>
-      </w:r>
-      <w:r>
-        <w:t xml:space="preserve">Morbi lacinia molestie dui. Praesent blandit dolor. Sed non quam. In vel mi sit amet augue congue </w:t>
-      </w:r>
-      <w:r>
-        <w:t xml:space="preserve">elementum. Morbi in ipsum sit amet pede facilisis laoreet. Donec lacus nunc, viverra nec, blandit </w:t>
-      </w:r>
-      <w:r>
-        <w:t xml:space="preserve">vel, egestas et, augue. Vestibulum tincidunt malesuada tellus. Ut ultrices ultrices enim. Curabitur </w:t>
-      </w:r>
-      <w:r>
-        <w:t xml:space="preserve">sit amet mauris.  </w:t>
-      </w:r>
-      <w:r>
-        <w:t xml:space="preserve"> </w:t>
-      </w:r>
-      <w:r>
-        <w:t xml:space="preserve">Morbi in dui quis est pulvinar ullamcorper. Nulla facilisi. Integer lacinia sollicitudin massa. Cras </w:t>
-      </w:r>
-      <w:r>
-        <w:t xml:space="preserve">metus. Sed aliquet risus a tortor. Integer id quam. Morbi mi. Quisque nisl felis, venenatis tristique, </w:t>
-      </w:r>
-      <w:r>
-        <w:t xml:space="preserve">dignissim in, ultrices sit amet, augue. Proin sodales libero eget ante. Nulla quam. Aenean laoreet. </w:t>
-      </w:r>
-      <w:r>
-        <w:t xml:space="preserve">Vestibulum nisi lectus, commodo ac, facilisis ac, ultricies eu, pede. Ut orci risus, accumsan </w:t>
-      </w:r>
-      <w:r>
-        <w:t xml:space="preserve">porttitor, cursus quis, aliquet eget, justo. Sed pretium blandit orci.  </w:t>
-      </w:r>
-      <w:r>
-        <w:t xml:space="preserve"> </w:t>
-      </w:r>
-      <w:r>
-        <w:t xml:space="preserve">Ut eu diam at pede suscipit sodales. Aenean lectus elit, fermentum non, convallis id, sagittis at, </w:t>
-      </w:r>
-      <w:r>
-        <w:t xml:space="preserve">neque. Nullam mauris orci, aliquet et, iaculis et, viverra vitae, ligula. Nulla ut felis in purus </w:t>
-      </w:r>
-      <w:r>
-        <w:t xml:space="preserve">aliquam imperdiet. Maecenas aliquet mollis lectus. Vivamus consectetuer risus et tortor. Lorem </w:t>
-      </w:r>
-      <w:r>
-        <w:br/>
+        <w:t>Created for testing PDFObject This PDF is three pages long. Three long pages. Or three short pages if you’re optimistic. Is it the same as saying “three long minutes”, knowing that all minutes are the same duration, and one cannot possibly be longer than the other? If these pages are all the same size, can one possibly be longer than the other? I digress. Here’s some Latin. Lorem ipsum dolor sit amet, consectetur adipiscing elit. Integer nec odio. Praesent libero. Sed cursus ante dapibus diam. Sed nisi. Nulla quis sem at nibh elementum imperdiet. Duis sagittis ipsum. Praesent mauris. Fusce nec tellus sed augue semper porta. Mauris massa. Vestibulum lacinia arcu eget nulla. Class aptent taciti sociosqu ad litora torquent per conubia nostra, per inceptos himenaeos. Curabitur sodales ligula in libero. Sed dignissim lacinia nunc. Curabitur tortor. Pellentesque nibh. Aenean quam. In scelerisque sem at dolor. Maecenas mattis. Sed convallis tristique sem. Proin ut ligula vel nunc egestas porttitor. Morbi lectus risus, iaculis vel, suscipit quis, luctus non, massa. Fusce ac turpis quis ligula lacinia aliquet. Mauris ipsum. Nulla metus metus, ullamcorper vel, tincidunt sed, euismod in, nibh. Quisque volutpat condimentum velit. Class aptent taciti sociosqu ad litora torquent per conubia nostra, per inceptos himenaeos. Nam nec ante. Sed lacinia, urna non tincidunt mattis, tortor neque adipiscing diam, a cursus ipsum ante quis turpis. Nulla facilisi. Ut fringilla. Suspendisse potenti. Nunc feugiat mi a tellus consequat imperdiet. Vestibulum sapien. Proin quam. Etiam ultrices. Suspendisse in justo eu magna luctus suscipit. Sed lectus. Integer euismod lacus luctus magna. Quisque cursus, metus vitae pharetra auctor, sem massa mattis sem, at interdum magna augue eget diam. Vestibulum ante ipsum primis in faucibus orci luctus et ultrices posuere cubilia Curae; Morbi lacinia molestie dui. Praesent blandit dolor. Sed non quam. In vel mi sit amet augue congue elementum. Morbi in ipsum sit amet pede facilisis laoreet. Donec lacus nunc, viverra nec, blandit vel, egestas et, augue. Vestibulum tincidunt malesuada tellus. Ut ultrices ultrices enim. Curabitur sit amet mauris. Morbi in dui quis est pulvinar ullamcorper. Nulla facilisi. Integer lacinia sollicitudin massa. Cras metus. Sed aliquet risus a tortor. Integer id quam. Morbi mi. Quisque nisl felis, venenatis tristique, dignissim in, ultrices sit amet, augue. Proin sodales libero eget ante. Nulla quam. Aenean laoreet. Vestibulum nisi lectus, commodo ac, facilisis ac, ultricies eu, pede. Ut orci risus, accumsan porttitor, cursus quis, aliquet eget, justo. Sed pretium blandit orci. Ut eu diam at pede suscipit sodales. Aenean lectus elit, fermentum non, convallis id, sagittis at, neque. Nullam mauris orci, aliquet et, iaculis et, viverra vitae, ligula. Nulla ut felis in purus aliquam imperdiet. Maecenas aliquet mollis lectus. Vivamus consectetuer risus et tortor. Lorem</w:t>
       </w:r>
     </w:p>
     <w:p>
       <w:r>
-        <w:br w:type="page"/>
+        <w:t>2</w:t>
       </w:r>
     </w:p>
     <w:p>
       <w:r>
-        <w:t xml:space="preserve"> </w:t>
-      </w:r>
-      <w:r>
-        <w:t xml:space="preserve">2 </w:t>
-      </w:r>
-      <w:r>
-        <w:br/>
+        <w:t>ipsum dolor sit amet, consectetur adipiscing elit. Integer nec odio. Praesent libero. Sed cursus ante dapibus diam. Sed nisi. Nulla quis sem at nibh elementum imperdiet. Duis sagittis ipsum. Praesent mauris. Fusce nec tellus sed augue semper porta. Mauris massa. Vestibulum lacinia arcu eget nulla. Class aptent taciti sociosqu ad litora torquent per conubia nostra, per inceptos himenaeos. Curabitur sodales ligula in libero. Sed dignissim lacinia nunc. Curabitur tortor. Pellentesque nibh. Aenean quam. In scelerisque sem at dolor. Maecenas mattis. Sed convallis tristique sem. Proin ut ligula vel nunc egestas porttitor. Morbi lectus risus, iaculis vel, suscipit quis, luctus non, massa. Fusce ac turpis quis ligula lacinia aliquet. Mauris ipsum. Nulla metus metus, ullamcorper vel, tincidunt sed, euismod in, nibh. Quisque volutpat condimentum velit. Class aptent taciti sociosqu ad litora torquent per conubia nostra, per inceptos himenaeos. Nam nec ante. Sed lacinia, urna non tincidunt mattis, tortor neque adipiscing diam, a cursus ipsum ante quis turpis. Nulla facilisi. Ut fringilla. Suspendisse potenti. Nunc feugiat mi a tellus consequat imperdiet. Vestibulum sapien. Proin quam. Etiam ultrices. Suspendisse in justo eu magna luctus suscipit. Sed lectus. Integer euismod lacus luctus magna. Quisque cursus, metus vitae pharetra auctor, sem massa mattis sem, at interdum magna augue eget diam. Vestibulum ante ipsum primis in faucibus orci luctus et ultrices posuere cubilia Curae; Morbi lacinia molestie dui. Praesent blandit dolor. Sed non quam. In vel mi sit amet augue congue elementum. Morbi in ipsum sit amet pede facilisis laoreet. Donec lacus nunc, viverra nec, blandit vel, egestas et, augue. Vestibulum tincidunt malesuada tellus. Ut ultrices ultrices enim. Curabitur sit amet mauris. Morbi in dui quis est pulvinar ullamcorper. Nulla facilisi. Integer lacinia sollicitudin massa. Cras metus. Sed aliquet risus a tortor. Integer id quam. Morbi mi. Lorem ipsum dolor sit amet, consectetur adipiscing elit. Integer nec odio. Praesent libero. Sed cursus ante dapibus diam. Sed nisi. Nulla quis sem at nibh elementum imperdiet. Duis sagittis ipsum. Praesent mauris. Fusce nec tellus sed augue semper porta. Mauris massa. Vestibulum lacinia arcu eget nulla. Class aptent taciti sociosqu ad litora torquent per conubia nostra, per inceptos himenaeos. Curabitur sodales ligula in libero. Sed dignissim lacinia nunc. Curabitur tortor. Pellentesque nibh. Aenean quam. In scelerisque sem at dolor. Maecenas mattis. Sed convallis tristique sem. Proin ut ligula vel nunc egestas porttitor. Morbi lectus risus, iaculis vel, suscipit quis, luctus non, massa. Fusce ac turpis quis ligula lacinia aliquet. Mauris ipsum. Nulla metus metus, ullamcorper vel, tincidunt sed, euismod in, nibh. Quisque volutpat condimentum velit. Class aptent taciti sociosqu ad litora torquent per conubia nostra, per inceptos himenaeos. Nam nec ante. Sed lacinia, urna non tincidunt mattis, tortor neque adipiscing diam, a cursus ipsum ante quis turpis. Nulla facilisi. Ut fringilla. Suspendisse potenti. Nunc feugiat mi a tellus consequat imperdiet. Vestibulum sapien. Proin quam. Etiam ultrices. Suspendisse in justo eu magna luctus suscipit. Sed lectus. Integer euismod lacus luctus magna. Quisque cursus, metus vitae pharetra auctor, sem massa mattis sem, at interdum magna augue eget diam. Vestibulum ante ipsum primis in faucibus orci luctus et ultrices posuere cubilia Curae; Morbi lacinia molestie dui. Praesent blandit dolor. Sed non quam. In vel mi sit amet augue congue</w:t>
       </w:r>
     </w:p>
     <w:p>
       <w:r>
-        <w:t xml:space="preserve">ipsum dolor sit amet, consectetur adipiscing elit. Integer nec odio. Praesent libero. Sed cursus ante </w:t>
-      </w:r>
-      <w:r>
-        <w:t xml:space="preserve">dapibus diam. Sed nisi. Nulla quis sem at nibh elementum imperdiet. Duis sagittis ipsum. </w:t>
-      </w:r>
-      <w:r>
-        <w:t xml:space="preserve">Praesent mauris.  </w:t>
-      </w:r>
-      <w:r>
-        <w:t xml:space="preserve"> </w:t>
-      </w:r>
-      <w:r>
-        <w:t xml:space="preserve">Fusce nec tellus sed augue semper porta. Mauris massa. Vestibulum lacinia arcu eget nulla. Class </w:t>
-      </w:r>
-      <w:r>
-        <w:t xml:space="preserve">aptent taciti sociosqu ad litora torquent per conubia nostra, per inceptos himenaeos. Curabitur </w:t>
-      </w:r>
-      <w:r>
-        <w:t xml:space="preserve">sodales ligula in libero. Sed dignissim lacinia nunc. Curabitur tortor. Pellentesque nibh. Aenean </w:t>
-      </w:r>
-      <w:r>
-        <w:t xml:space="preserve">quam. In scelerisque sem at dolor. Maecenas mattis. Sed convallis tristique sem.  </w:t>
-      </w:r>
-      <w:r>
-        <w:t xml:space="preserve"> </w:t>
-      </w:r>
-      <w:r>
-        <w:t xml:space="preserve">Proin ut ligula vel nunc egestas porttitor. Morbi lectus risus, iaculis vel, suscipit quis, luctus non, </w:t>
-      </w:r>
-      <w:r>
-        <w:t xml:space="preserve">massa. Fusce ac turpis quis ligula lacinia aliquet. Mauris ipsum. Nulla metus metus, ullamcorper </w:t>
-      </w:r>
-      <w:r>
-        <w:t xml:space="preserve">vel, tincidunt sed, euismod in, nibh. Quisque volutpat condimentum velit. Class aptent taciti </w:t>
-      </w:r>
-      <w:r>
-        <w:t xml:space="preserve">sociosqu ad litora torquent per conubia nostra, per inceptos himenaeos. Nam nec ante. Sed lacinia, </w:t>
-      </w:r>
-      <w:r>
-        <w:t xml:space="preserve">urna non tincidunt mattis, tortor neque adipiscing diam, a cursus ipsum ante quis turpis. Nulla </w:t>
-      </w:r>
-      <w:r>
-        <w:t xml:space="preserve">facilisi. Ut fringilla. Suspendisse potenti.  </w:t>
-      </w:r>
-      <w:r>
-        <w:t xml:space="preserve"> </w:t>
-      </w:r>
-      <w:r>
-        <w:t xml:space="preserve">Nunc feugiat mi a tellus consequat imperdiet. Vestibulum sapien. Proin quam. Etiam ultrices. </w:t>
-      </w:r>
-      <w:r>
-        <w:t xml:space="preserve">Suspendisse in justo eu magna luctus suscipit. Sed lectus. Integer euismod lacus luctus magna. </w:t>
-      </w:r>
-      <w:r>
-        <w:t xml:space="preserve">Quisque cursus, metus vitae pharetra auctor, sem massa mattis sem, at interdum magna augue </w:t>
-      </w:r>
-      <w:r>
-        <w:t xml:space="preserve">eget diam. Vestibulum ante ipsum primis in faucibus orci luctus et ultrices posuere cubilia Curae; </w:t>
-      </w:r>
-      <w:r>
-        <w:t xml:space="preserve">Morbi lacinia molestie dui. Praesent blandit dolor. Sed non quam. In vel mi sit amet augue congue </w:t>
-      </w:r>
-      <w:r>
-        <w:t xml:space="preserve">elementum. Morbi in ipsum sit amet pede facilisis laoreet.  </w:t>
-      </w:r>
-      <w:r>
-        <w:t xml:space="preserve"> </w:t>
-      </w:r>
-      <w:r>
-        <w:t xml:space="preserve">Donec lacus nunc, viverra nec, blandit vel, egestas et, augue. Vestibulum tincidunt malesuada </w:t>
-      </w:r>
-      <w:r>
-        <w:t xml:space="preserve">tellus. Ut ultrices ultrices enim. Curabitur sit amet mauris. Morbi in dui quis est pulvinar </w:t>
-      </w:r>
-      <w:r>
-        <w:t xml:space="preserve">ullamcorper. Nulla facilisi. Integer lacinia sollicitudin massa. Cras metus. Sed aliquet risus a </w:t>
-      </w:r>
-      <w:r>
-        <w:t xml:space="preserve">tortor. Integer id quam. Morbi mi.  </w:t>
-      </w:r>
-      <w:r>
-        <w:t xml:space="preserve"> </w:t>
-      </w:r>
-      <w:r>
-        <w:t xml:space="preserve">Lorem ipsum dolor sit amet, consectetur adipiscing elit. Integer nec odio. Praesent libero. Sed </w:t>
-      </w:r>
-      <w:r>
-        <w:t xml:space="preserve">cursus ante dapibus diam. Sed nisi. Nulla quis sem at nibh elementum imperdiet. Duis sagittis </w:t>
-      </w:r>
-      <w:r>
-        <w:t xml:space="preserve">ipsum. Praesent mauris. Fusce nec tellus sed augue semper porta. Mauris massa. Vestibulum </w:t>
-      </w:r>
-      <w:r>
-        <w:t xml:space="preserve">lacinia arcu eget nulla. Class aptent taciti sociosqu ad litora torquent per conubia nostra, per </w:t>
-      </w:r>
-      <w:r>
-        <w:t xml:space="preserve">inceptos himenaeos. Curabitur sodales ligula in libero.  </w:t>
-      </w:r>
-      <w:r>
-        <w:t xml:space="preserve"> </w:t>
-      </w:r>
-      <w:r>
-        <w:t xml:space="preserve">Sed dignissim lacinia nunc. Curabitur tortor. Pellentesque nibh. Aenean quam. In scelerisque sem </w:t>
-      </w:r>
-      <w:r>
-        <w:t xml:space="preserve">at dolor. Maecenas mattis. Sed convallis tristique sem. Proin ut ligula vel nunc egestas porttitor. </w:t>
-      </w:r>
-      <w:r>
-        <w:t xml:space="preserve">Morbi lectus risus, iaculis vel, suscipit quis, luctus non, massa. Fusce ac turpis quis ligula lacinia </w:t>
-      </w:r>
-      <w:r>
-        <w:t xml:space="preserve">aliquet. Mauris ipsum. Nulla metus metus, ullamcorper vel, tincidunt sed, euismod in, nibh.  </w:t>
-      </w:r>
-      <w:r>
-        <w:t xml:space="preserve"> </w:t>
-      </w:r>
-      <w:r>
-        <w:t xml:space="preserve">Quisque volutpat condimentum velit. Class aptent taciti sociosqu ad litora torquent per conubia </w:t>
-      </w:r>
-      <w:r>
-        <w:t xml:space="preserve">nostra, per inceptos himenaeos. Nam nec ante. Sed lacinia, urna non tincidunt mattis, tortor neque </w:t>
-      </w:r>
-      <w:r>
-        <w:t xml:space="preserve">adipiscing diam, a cursus ipsum ante quis turpis. Nulla facilisi. Ut fringilla. Suspendisse potenti. </w:t>
-      </w:r>
-      <w:r>
-        <w:t xml:space="preserve">Nunc feugiat mi a tellus consequat imperdiet. Vestibulum sapien. Proin quam. Etiam ultrices.  </w:t>
-      </w:r>
-      <w:r>
-        <w:t xml:space="preserve"> </w:t>
-      </w:r>
-      <w:r>
-        <w:t xml:space="preserve">Suspendisse in justo eu magna luctus suscipit. Sed lectus. Integer euismod lacus luctus magna. </w:t>
-      </w:r>
-      <w:r>
-        <w:t xml:space="preserve">Quisque cursus, metus vitae pharetra auctor, sem massa mattis sem, at interdum magna augue </w:t>
-      </w:r>
-      <w:r>
-        <w:t xml:space="preserve">eget diam. Vestibulum ante ipsum primis in faucibus orci luctus et ultrices posuere cubilia Curae; </w:t>
-      </w:r>
-      <w:r>
-        <w:t xml:space="preserve">Morbi lacinia molestie dui. Praesent blandit dolor. Sed non quam. In vel mi sit amet augue congue </w:t>
-      </w:r>
-      <w:r>
-        <w:br/>
+        <w:t>3</w:t>
       </w:r>
     </w:p>
     <w:p>
       <w:r>
-        <w:br w:type="page"/>
-      </w:r>
-    </w:p>
-    <w:p>
-      <w:r>
-        <w:t xml:space="preserve"> </w:t>
-      </w:r>
-      <w:r>
-        <w:t xml:space="preserve">3 </w:t>
-      </w:r>
-      <w:r>
-        <w:br/>
-      </w:r>
-    </w:p>
-    <w:p>
-      <w:r>
-        <w:t xml:space="preserve">elementum. Morbi in ipsum sit amet pede facilisis laoreet. Donec lacus nunc, viverra nec, blandit </w:t>
-      </w:r>
-      <w:r>
-        <w:t xml:space="preserve">vel, egestas et, augue. Vestibulum tincidunt malesuada tellus. Ut ultrices ultrices enim. Curabitur </w:t>
-      </w:r>
-      <w:r>
-        <w:t xml:space="preserve">sit amet mauris.  </w:t>
-      </w:r>
-      <w:r>
-        <w:t xml:space="preserve"> </w:t>
-      </w:r>
-      <w:r>
-        <w:t xml:space="preserve">Morbi in dui quis est pulvinar ullamcorper. Nulla facilisi. Integer lacinia sollicitudin massa. Cras </w:t>
-      </w:r>
-      <w:r>
-        <w:t xml:space="preserve">metus. Sed aliquet risus a tortor. Integer id quam. Morbi mi. Quisque nisl felis, venenatis tristique, </w:t>
-      </w:r>
-      <w:r>
-        <w:t xml:space="preserve">dignissim in, ultrices sit amet, augue. Proin sodales libero eget ante. Nulla quam. Aenean laoreet. </w:t>
-      </w:r>
-      <w:r>
-        <w:t xml:space="preserve">Vestibulum nisi lectus, commodo ac, facilisis ac, ultricies eu, pede. Ut orci risus, accumsan </w:t>
-      </w:r>
-      <w:r>
-        <w:t xml:space="preserve">porttitor, cursus quis, aliquet eget, justo. Sed pretium blandit orci.  </w:t>
-      </w:r>
-      <w:r>
-        <w:t xml:space="preserve"> </w:t>
-      </w:r>
-      <w:r>
-        <w:t xml:space="preserve">Ut eu diam at pede suscipit sodales. Aenean lectus elit, fermentum non, convallis id, sagittis at, </w:t>
-      </w:r>
-      <w:r>
-        <w:t xml:space="preserve">neque. Nullam mauris orci, aliquet et, iaculis et, viverra vitae, ligula. Nulla ut felis in purus </w:t>
-      </w:r>
-      <w:r>
-        <w:t xml:space="preserve">aliquam imperdiet. Maecenas aliquet mollis lectus. Vivamus consectetuer risus et tortor. Lorem </w:t>
-      </w:r>
-      <w:r>
-        <w:t xml:space="preserve">ipsum dolor sit amet, consectetur adipiscing elit. Integer nec odio. Praesent libero. Sed cursus ante </w:t>
-      </w:r>
-      <w:r>
-        <w:t xml:space="preserve">dapibus diam. Sed nisi. Nulla quis sem at nibh elementum imperdiet. Duis sagittis ipsum. </w:t>
-      </w:r>
-      <w:r>
-        <w:t xml:space="preserve">Praesent mauris.  </w:t>
-      </w:r>
-      <w:r>
-        <w:t xml:space="preserve"> </w:t>
-      </w:r>
-      <w:r>
-        <w:t xml:space="preserve">Fusce nec tellus sed augue semper porta. Mauris massa. Vestibulum lacinia arcu eget nulla. Class </w:t>
-      </w:r>
-      <w:r>
-        <w:t xml:space="preserve">aptent taciti sociosqu ad litora torquent per conubia nostra, per inceptos himenaeos. Curabitur </w:t>
-      </w:r>
-      <w:r>
-        <w:t xml:space="preserve">sodales ligula in libero. Sed dignissim lacinia nunc. Curabitur tortor. Pellentesque nibh. Aenean </w:t>
-      </w:r>
-      <w:r>
-        <w:t xml:space="preserve">quam. In scelerisque sem at dolor. Maecenas mattis. Sed convallis tristique sem.  </w:t>
-      </w:r>
-      <w:r>
-        <w:t xml:space="preserve"> </w:t>
-      </w:r>
-      <w:r>
-        <w:t xml:space="preserve">Proin ut ligula vel nunc egestas porttitor. Morbi lectus risus, iaculis vel, suscipit quis, luctus non, </w:t>
-      </w:r>
-      <w:r>
-        <w:t xml:space="preserve">massa. Fusce ac turpis quis ligula lacinia aliquet. Mauris ipsum. Nulla metus metus, ullamcorper </w:t>
-      </w:r>
-      <w:r>
-        <w:t xml:space="preserve">vel, tincidunt sed, euismod in, nibh. Quisque volutpat condimentum velit. Class aptent taciti </w:t>
-      </w:r>
-      <w:r>
-        <w:t xml:space="preserve">sociosqu ad litora torquent per conubia nostra, per inceptos himenaeos. Nam nec ante. Sed lacinia, </w:t>
-      </w:r>
-      <w:r>
-        <w:t xml:space="preserve">urna non tincidunt mattis, tortor neque adipiscing diam, a cursus ipsum ante quis turpis. Nulla </w:t>
-      </w:r>
-      <w:r>
-        <w:t xml:space="preserve">facilisi. Ut fringilla. Suspendisse potenti.  </w:t>
-      </w:r>
-      <w:r>
-        <w:t xml:space="preserve"> </w:t>
-      </w:r>
-      <w:r>
-        <w:t xml:space="preserve">Nunc feugiat mi a tellus consequat imperdiet. Vestibulum sapien. Proin quam. Etiam ultrices. </w:t>
-      </w:r>
-      <w:r>
-        <w:t xml:space="preserve">Suspendisse in justo eu magna luctus suscipit. Sed lectus. Integer euismod lacus luctus magna. </w:t>
-      </w:r>
-      <w:r>
-        <w:t xml:space="preserve">Quisque cursus, metus vitae pharetra auctor, sem massa mattis sem, at interdum magna augue </w:t>
-      </w:r>
-      <w:r>
-        <w:t xml:space="preserve">eget diam. Vestibulum ante ipsum primis in faucibus orci luctus et ultrices posuere cubilia Curae; </w:t>
-      </w:r>
-      <w:r>
-        <w:t xml:space="preserve">Morbi lacinia molestie dui. Praesent blandit dolor. Sed non quam. In vel mi sit amet augue congue </w:t>
-      </w:r>
-      <w:r>
-        <w:t xml:space="preserve">elementum. Morbi in ipsum sit amet pede facilisis laoreet.  </w:t>
-      </w:r>
-      <w:r>
-        <w:t xml:space="preserve"> </w:t>
-      </w:r>
-      <w:r>
-        <w:br/>
-      </w:r>
-    </w:p>
-    <w:p>
-      <w:r>
-        <w:br w:type="page"/>
+        <w:t>elementum. Morbi in ipsum sit amet pede facilisis laoreet. Donec lacus nunc, viverra nec, blandit vel, egestas et, augue. Vestibulum tincidunt malesuada tellus. Ut ultrices ultrices enim. Curabitur sit amet mauris. Morbi in dui quis est pulvinar ullamcorper. Nulla facilisi. Integer lacinia sollicitudin massa. Cras metus. Sed aliquet risus a tortor. Integer id quam. Morbi mi. Quisque nisl felis, venenatis tristique, dignissim in, ultrices sit amet, augue. Proin sodales libero eget ante. Nulla quam. Aenean laoreet. Vestibulum nisi lectus, commodo ac, facilisis ac, ultricies eu, pede. Ut orci risus, accumsan porttitor, cursus quis, aliquet eget, justo. Sed pretium blandit orci. Ut eu diam at pede suscipit sodales. Aenean lectus elit, fermentum non, convallis id, sagittis at, neque. Nullam mauris orci, aliquet et, iaculis et, viverra vitae, ligula. Nulla ut felis in purus aliquam imperdiet. Maecenas aliquet mollis lectus. Vivamus consectetuer risus et tortor. Lorem ipsum dolor sit amet, consectetur adipiscing elit. Integer nec odio. Praesent libero. Sed cursus ante dapibus diam. Sed nisi. Nulla quis sem at nibh elementum imperdiet. Duis sagittis ipsum. Praesent mauris. Fusce nec tellus sed augue semper porta. Mauris massa. Vestibulum lacinia arcu eget nulla. Class aptent taciti sociosqu ad litora torquent per conubia nostra, per inceptos himenaeos. Curabitur sodales ligula in libero. Sed dignissim lacinia nunc. Curabitur tortor. Pellentesque nibh. Aenean quam. In scelerisque sem at dolor. Maecenas mattis. Sed convallis tristique sem. Proin ut ligula vel nunc egestas porttitor. Morbi lectus risus, iaculis vel, suscipit quis, luctus non, massa. Fusce ac turpis quis ligula lacinia aliquet. Mauris ipsum. Nulla metus metus, ullamcorper vel, tincidunt sed, euismod in, nibh. Quisque volutpat condimentum velit. Class aptent taciti sociosqu ad litora torquent per conubia nostra, per inceptos himenaeos. Nam nec ante. Sed lacinia, urna non tincidunt mattis, tortor neque adipiscing diam, a cursus ipsum ante quis turpis. Nulla facilisi. Ut fringilla. Suspendisse potenti. Nunc feugiat mi a tellus consequat imperdiet. Vestibulum sapien. Proin quam. Etiam ultrices. Suspendisse in justo eu magna luctus suscipit. Sed lectus. Integer euismod lacus luctus magna. Quisque cursus, metus vitae pharetra auctor, sem massa mattis sem, at interdum magna augue eget diam. Vestibulum ante ipsum primis in faucibus orci luctus et ultrices posuere cubilia Curae; Morbi lacinia molestie dui. Praesent blandit dolor. Sed non quam. In vel mi sit amet augue congue elementum. Morbi in ipsum sit amet pede facilisis laoreet.</w:t>
       </w:r>
     </w:p>
     <w:sectPr>

--- a/output/output.docx
+++ b/output/output.docx
@@ -2,11 +2,6 @@
 <file path=word/document.xml><?xml version="1.0" encoding="utf-8"?>
 <w:document xmlns:wpc="http://schemas.microsoft.com/office/word/2010/wordprocessingCanvas" xmlns:mo="http://schemas.microsoft.com/office/mac/office/2008/main" xmlns:mc="http://schemas.openxmlformats.org/markup-compatibility/2006" xmlns:mv="urn:schemas-microsoft-com:mac:vml" xmlns:o="urn:schemas-microsoft-com:office:office" xmlns:r="http://schemas.openxmlformats.org/officeDocument/2006/relationships" xmlns:m="http://schemas.openxmlformats.org/officeDocument/2006/math" xmlns:v="urn:schemas-microsoft-com:vml" xmlns:wp14="http://schemas.microsoft.com/office/word/2010/wordprocessingDrawing" xmlns:wp="http://schemas.openxmlformats.org/drawingml/2006/wordprocessingDrawing" xmlns:w10="urn:schemas-microsoft-com:office:word" xmlns:w="http://schemas.openxmlformats.org/wordprocessingml/2006/main" xmlns:w14="http://schemas.microsoft.com/office/word/2010/wordml" xmlns:wpg="http://schemas.microsoft.com/office/word/2010/wordprocessingGroup" xmlns:wpi="http://schemas.microsoft.com/office/word/2010/wordprocessingInk" xmlns:wne="http://schemas.microsoft.com/office/word/2006/wordml" xmlns:wps="http://schemas.microsoft.com/office/word/2010/wordprocessingShape" mc:Ignorable="w14 wp14">
   <w:body>
-    <w:p>
-      <w:r>
-        <w:t>1</w:t>
-      </w:r>
-    </w:p>
     <w:p>
       <w:r>
         <w:t>Sample PDF</w:t>
@@ -19,7 +14,7 @@
     </w:p>
     <w:p>
       <w:r>
-        <w:t>2</w:t>
+        <w:br w:type="page"/>
       </w:r>
     </w:p>
     <w:p>
@@ -29,7 +24,7 @@
     </w:p>
     <w:p>
       <w:r>
-        <w:t>3</w:t>
+        <w:br w:type="page"/>
       </w:r>
     </w:p>
     <w:p>

--- a/output/output.docx
+++ b/output/output.docx
@@ -3,11 +3,17 @@
 <w:document xmlns:wpc="http://schemas.microsoft.com/office/word/2010/wordprocessingCanvas" xmlns:mo="http://schemas.microsoft.com/office/mac/office/2008/main" xmlns:mc="http://schemas.openxmlformats.org/markup-compatibility/2006" xmlns:mv="urn:schemas-microsoft-com:mac:vml" xmlns:o="urn:schemas-microsoft-com:office:office" xmlns:r="http://schemas.openxmlformats.org/officeDocument/2006/relationships" xmlns:m="http://schemas.openxmlformats.org/officeDocument/2006/math" xmlns:v="urn:schemas-microsoft-com:vml" xmlns:wp14="http://schemas.microsoft.com/office/word/2010/wordprocessingDrawing" xmlns:wp="http://schemas.openxmlformats.org/drawingml/2006/wordprocessingDrawing" xmlns:w10="urn:schemas-microsoft-com:office:word" xmlns:w="http://schemas.openxmlformats.org/wordprocessingml/2006/main" xmlns:w14="http://schemas.microsoft.com/office/word/2010/wordml" xmlns:wpg="http://schemas.microsoft.com/office/word/2010/wordprocessingGroup" xmlns:wpi="http://schemas.microsoft.com/office/word/2010/wordprocessingInk" xmlns:wne="http://schemas.microsoft.com/office/word/2006/wordml" xmlns:wps="http://schemas.microsoft.com/office/word/2010/wordprocessingShape" mc:Ignorable="w14 wp14">
   <w:body>
     <w:p>
+      <w:pPr>
+        <w:pStyle w:val="Heading1"/>
+      </w:pPr>
       <w:r>
         <w:t>Sample PDF</w:t>
       </w:r>
     </w:p>
     <w:p>
+      <w:pPr>
+        <w:pStyle w:val="Heading1"/>
+      </w:pPr>
       <w:r>
         <w:t>Created for testing PDFObject This PDF is three pages long. Three long pages. Or three short pages if you’re optimistic. Is it the same as saying “three long minutes”, knowing that all minutes are the same duration, and one cannot possibly be longer than the other? If these pages are all the same size, can one possibly be longer than the other? I digress. Here’s some Latin. Lorem ipsum dolor sit amet, consectetur adipiscing elit. Integer nec odio. Praesent libero. Sed cursus ante dapibus diam. Sed nisi. Nulla quis sem at nibh elementum imperdiet. Duis sagittis ipsum. Praesent mauris. Fusce nec tellus sed augue semper porta. Mauris massa. Vestibulum lacinia arcu eget nulla. Class aptent taciti sociosqu ad litora torquent per conubia nostra, per inceptos himenaeos. Curabitur sodales ligula in libero. Sed dignissim lacinia nunc. Curabitur tortor. Pellentesque nibh. Aenean quam. In scelerisque sem at dolor. Maecenas mattis. Sed convallis tristique sem. Proin ut ligula vel nunc egestas porttitor. Morbi lectus risus, iaculis vel, suscipit quis, luctus non, massa. Fusce ac turpis quis ligula lacinia aliquet. Mauris ipsum. Nulla metus metus, ullamcorper vel, tincidunt sed, euismod in, nibh. Quisque volutpat condimentum velit. Class aptent taciti sociosqu ad litora torquent per conubia nostra, per inceptos himenaeos. Nam nec ante. Sed lacinia, urna non tincidunt mattis, tortor neque adipiscing diam, a cursus ipsum ante quis turpis. Nulla facilisi. Ut fringilla. Suspendisse potenti. Nunc feugiat mi a tellus consequat imperdiet. Vestibulum sapien. Proin quam. Etiam ultrices. Suspendisse in justo eu magna luctus suscipit. Sed lectus. Integer euismod lacus luctus magna. Quisque cursus, metus vitae pharetra auctor, sem massa mattis sem, at interdum magna augue eget diam. Vestibulum ante ipsum primis in faucibus orci luctus et ultrices posuere cubilia Curae; Morbi lacinia molestie dui. Praesent blandit dolor. Sed non quam. In vel mi sit amet augue congue elementum. Morbi in ipsum sit amet pede facilisis laoreet. Donec lacus nunc, viverra nec, blandit vel, egestas et, augue. Vestibulum tincidunt malesuada tellus. Ut ultrices ultrices enim. Curabitur sit amet mauris. Morbi in dui quis est pulvinar ullamcorper. Nulla facilisi. Integer lacinia sollicitudin massa. Cras metus. Sed aliquet risus a tortor. Integer id quam. Morbi mi. Quisque nisl felis, venenatis tristique, dignissim in, ultrices sit amet, augue. Proin sodales libero eget ante. Nulla quam. Aenean laoreet. Vestibulum nisi lectus, commodo ac, facilisis ac, ultricies eu, pede. Ut orci risus, accumsan porttitor, cursus quis, aliquet eget, justo. Sed pretium blandit orci. Ut eu diam at pede suscipit sodales. Aenean lectus elit, fermentum non, convallis id, sagittis at, neque. Nullam mauris orci, aliquet et, iaculis et, viverra vitae, ligula. Nulla ut felis in purus aliquam imperdiet. Maecenas aliquet mollis lectus. Vivamus consectetuer risus et tortor. Lorem</w:t>
       </w:r>

--- a/output/output.docx
+++ b/output/output.docx
@@ -3,17 +3,11 @@
 <w:document xmlns:wpc="http://schemas.microsoft.com/office/word/2010/wordprocessingCanvas" xmlns:mo="http://schemas.microsoft.com/office/mac/office/2008/main" xmlns:mc="http://schemas.openxmlformats.org/markup-compatibility/2006" xmlns:mv="urn:schemas-microsoft-com:mac:vml" xmlns:o="urn:schemas-microsoft-com:office:office" xmlns:r="http://schemas.openxmlformats.org/officeDocument/2006/relationships" xmlns:m="http://schemas.openxmlformats.org/officeDocument/2006/math" xmlns:v="urn:schemas-microsoft-com:vml" xmlns:wp14="http://schemas.microsoft.com/office/word/2010/wordprocessingDrawing" xmlns:wp="http://schemas.openxmlformats.org/drawingml/2006/wordprocessingDrawing" xmlns:w10="urn:schemas-microsoft-com:office:word" xmlns:w="http://schemas.openxmlformats.org/wordprocessingml/2006/main" xmlns:w14="http://schemas.microsoft.com/office/word/2010/wordml" xmlns:wpg="http://schemas.microsoft.com/office/word/2010/wordprocessingGroup" xmlns:wpi="http://schemas.microsoft.com/office/word/2010/wordprocessingInk" xmlns:wne="http://schemas.microsoft.com/office/word/2006/wordml" xmlns:wps="http://schemas.microsoft.com/office/word/2010/wordprocessingShape" mc:Ignorable="w14 wp14">
   <w:body>
     <w:p>
-      <w:pPr>
-        <w:pStyle w:val="Heading1"/>
-      </w:pPr>
       <w:r>
         <w:t>Sample PDF</w:t>
       </w:r>
     </w:p>
     <w:p>
-      <w:pPr>
-        <w:pStyle w:val="Heading1"/>
-      </w:pPr>
       <w:r>
         <w:t>Created for testing PDFObject This PDF is three pages long. Three long pages. Or three short pages if you’re optimistic. Is it the same as saying “three long minutes”, knowing that all minutes are the same duration, and one cannot possibly be longer than the other? If these pages are all the same size, can one possibly be longer than the other? I digress. Here’s some Latin. Lorem ipsum dolor sit amet, consectetur adipiscing elit. Integer nec odio. Praesent libero. Sed cursus ante dapibus diam. Sed nisi. Nulla quis sem at nibh elementum imperdiet. Duis sagittis ipsum. Praesent mauris. Fusce nec tellus sed augue semper porta. Mauris massa. Vestibulum lacinia arcu eget nulla. Class aptent taciti sociosqu ad litora torquent per conubia nostra, per inceptos himenaeos. Curabitur sodales ligula in libero. Sed dignissim lacinia nunc. Curabitur tortor. Pellentesque nibh. Aenean quam. In scelerisque sem at dolor. Maecenas mattis. Sed convallis tristique sem. Proin ut ligula vel nunc egestas porttitor. Morbi lectus risus, iaculis vel, suscipit quis, luctus non, massa. Fusce ac turpis quis ligula lacinia aliquet. Mauris ipsum. Nulla metus metus, ullamcorper vel, tincidunt sed, euismod in, nibh. Quisque volutpat condimentum velit. Class aptent taciti sociosqu ad litora torquent per conubia nostra, per inceptos himenaeos. Nam nec ante. Sed lacinia, urna non tincidunt mattis, tortor neque adipiscing diam, a cursus ipsum ante quis turpis. Nulla facilisi. Ut fringilla. Suspendisse potenti. Nunc feugiat mi a tellus consequat imperdiet. Vestibulum sapien. Proin quam. Etiam ultrices. Suspendisse in justo eu magna luctus suscipit. Sed lectus. Integer euismod lacus luctus magna. Quisque cursus, metus vitae pharetra auctor, sem massa mattis sem, at interdum magna augue eget diam. Vestibulum ante ipsum primis in faucibus orci luctus et ultrices posuere cubilia Curae; Morbi lacinia molestie dui. Praesent blandit dolor. Sed non quam. In vel mi sit amet augue congue elementum. Morbi in ipsum sit amet pede facilisis laoreet. Donec lacus nunc, viverra nec, blandit vel, egestas et, augue. Vestibulum tincidunt malesuada tellus. Ut ultrices ultrices enim. Curabitur sit amet mauris. Morbi in dui quis est pulvinar ullamcorper. Nulla facilisi. Integer lacinia sollicitudin massa. Cras metus. Sed aliquet risus a tortor. Integer id quam. Morbi mi. Quisque nisl felis, venenatis tristique, dignissim in, ultrices sit amet, augue. Proin sodales libero eget ante. Nulla quam. Aenean laoreet. Vestibulum nisi lectus, commodo ac, facilisis ac, ultricies eu, pede. Ut orci risus, accumsan porttitor, cursus quis, aliquet eget, justo. Sed pretium blandit orci. Ut eu diam at pede suscipit sodales. Aenean lectus elit, fermentum non, convallis id, sagittis at, neque. Nullam mauris orci, aliquet et, iaculis et, viverra vitae, ligula. Nulla ut felis in purus aliquam imperdiet. Maecenas aliquet mollis lectus. Vivamus consectetuer risus et tortor. Lorem</w:t>
       </w:r>

--- a/output/output.docx
+++ b/output/output.docx
@@ -4,12 +4,276 @@
   <w:body>
     <w:p>
       <w:r>
-        <w:t>Sample PDF</w:t>
+        <w:rPr>
+          <w:sz w:val="72"/>
+        </w:rPr>
+        <w:t xml:space="preserve">Sample PDF </w:t>
       </w:r>
     </w:p>
     <w:p>
       <w:r>
-        <w:t>Created for testing PDFObject This PDF is three pages long. Three long pages. Or three short pages if you’re optimistic. Is it the same as saying “three long minutes”, knowing that all minutes are the same duration, and one cannot possibly be longer than the other? If these pages are all the same size, can one possibly be longer than the other? I digress. Here’s some Latin. Lorem ipsum dolor sit amet, consectetur adipiscing elit. Integer nec odio. Praesent libero. Sed cursus ante dapibus diam. Sed nisi. Nulla quis sem at nibh elementum imperdiet. Duis sagittis ipsum. Praesent mauris. Fusce nec tellus sed augue semper porta. Mauris massa. Vestibulum lacinia arcu eget nulla. Class aptent taciti sociosqu ad litora torquent per conubia nostra, per inceptos himenaeos. Curabitur sodales ligula in libero. Sed dignissim lacinia nunc. Curabitur tortor. Pellentesque nibh. Aenean quam. In scelerisque sem at dolor. Maecenas mattis. Sed convallis tristique sem. Proin ut ligula vel nunc egestas porttitor. Morbi lectus risus, iaculis vel, suscipit quis, luctus non, massa. Fusce ac turpis quis ligula lacinia aliquet. Mauris ipsum. Nulla metus metus, ullamcorper vel, tincidunt sed, euismod in, nibh. Quisque volutpat condimentum velit. Class aptent taciti sociosqu ad litora torquent per conubia nostra, per inceptos himenaeos. Nam nec ante. Sed lacinia, urna non tincidunt mattis, tortor neque adipiscing diam, a cursus ipsum ante quis turpis. Nulla facilisi. Ut fringilla. Suspendisse potenti. Nunc feugiat mi a tellus consequat imperdiet. Vestibulum sapien. Proin quam. Etiam ultrices. Suspendisse in justo eu magna luctus suscipit. Sed lectus. Integer euismod lacus luctus magna. Quisque cursus, metus vitae pharetra auctor, sem massa mattis sem, at interdum magna augue eget diam. Vestibulum ante ipsum primis in faucibus orci luctus et ultrices posuere cubilia Curae; Morbi lacinia molestie dui. Praesent blandit dolor. Sed non quam. In vel mi sit amet augue congue elementum. Morbi in ipsum sit amet pede facilisis laoreet. Donec lacus nunc, viverra nec, blandit vel, egestas et, augue. Vestibulum tincidunt malesuada tellus. Ut ultrices ultrices enim. Curabitur sit amet mauris. Morbi in dui quis est pulvinar ullamcorper. Nulla facilisi. Integer lacinia sollicitudin massa. Cras metus. Sed aliquet risus a tortor. Integer id quam. Morbi mi. Quisque nisl felis, venenatis tristique, dignissim in, ultrices sit amet, augue. Proin sodales libero eget ante. Nulla quam. Aenean laoreet. Vestibulum nisi lectus, commodo ac, facilisis ac, ultricies eu, pede. Ut orci risus, accumsan porttitor, cursus quis, aliquet eget, justo. Sed pretium blandit orci. Ut eu diam at pede suscipit sodales. Aenean lectus elit, fermentum non, convallis id, sagittis at, neque. Nullam mauris orci, aliquet et, iaculis et, viverra vitae, ligula. Nulla ut felis in purus aliquam imperdiet. Maecenas aliquet mollis lectus. Vivamus consectetuer risus et tortor. Lorem</w:t>
+        <w:rPr>
+          <w:sz w:val="24"/>
+        </w:rPr>
+        <w:t xml:space="preserve"> </w:t>
+      </w:r>
+      <w:r>
+        <w:rPr>
+          <w:sz w:val="36"/>
+        </w:rPr>
+        <w:t xml:space="preserve">Created for testing </w:t>
+      </w:r>
+      <w:r>
+        <w:rPr>
+          <w:sz w:val="36"/>
+        </w:rPr>
+        <w:t>PDFObject</w:t>
+      </w:r>
+      <w:r>
+        <w:rPr>
+          <w:sz w:val="36"/>
+        </w:rPr>
+        <w:t xml:space="preserve"> </w:t>
+      </w:r>
+      <w:r>
+        <w:rPr>
+          <w:sz w:val="24"/>
+        </w:rPr>
+        <w:t xml:space="preserve"> </w:t>
+      </w:r>
+      <w:r>
+        <w:rPr>
+          <w:sz w:val="31"/>
+        </w:rPr>
+        <w:t xml:space="preserve">This PDF is three pages long. Three long pages. Or three short pages if </w:t>
+      </w:r>
+      <w:r>
+        <w:rPr>
+          <w:sz w:val="31"/>
+        </w:rPr>
+        <w:t xml:space="preserve">you’re optimistic. Is it the same as saying “three long minutes”, knowing </w:t>
+      </w:r>
+      <w:r>
+        <w:rPr>
+          <w:sz w:val="31"/>
+        </w:rPr>
+        <w:t xml:space="preserve">that all minutes are the same duration, and one cannot possibly be longer </w:t>
+      </w:r>
+      <w:r>
+        <w:rPr>
+          <w:sz w:val="31"/>
+        </w:rPr>
+        <w:t xml:space="preserve">than the other? If these pages are all the same size, can one possibly be </w:t>
+      </w:r>
+      <w:r>
+        <w:rPr>
+          <w:sz w:val="31"/>
+        </w:rPr>
+        <w:t xml:space="preserve">longer than the other? </w:t>
+      </w:r>
+      <w:r>
+        <w:rPr>
+          <w:sz w:val="24"/>
+        </w:rPr>
+        <w:t xml:space="preserve"> </w:t>
+      </w:r>
+      <w:r>
+        <w:rPr>
+          <w:sz w:val="24"/>
+        </w:rPr>
+        <w:t xml:space="preserve">I digress. Here’s some Latin. Lorem ipsum dolor sit amet, consectetur adipiscing elit. Integer nec </w:t>
+      </w:r>
+      <w:r>
+        <w:rPr>
+          <w:sz w:val="24"/>
+        </w:rPr>
+        <w:t xml:space="preserve">odio. Praesent libero. Sed cursus ante dapibus diam. Sed nisi. Nulla quis sem at nibh elementum </w:t>
+      </w:r>
+      <w:r>
+        <w:rPr>
+          <w:sz w:val="24"/>
+        </w:rPr>
+        <w:t xml:space="preserve">imperdiet. Duis sagittis ipsum. Praesent mauris. Fusce nec tellus sed augue semper porta. Mauris </w:t>
+      </w:r>
+      <w:r>
+        <w:rPr>
+          <w:sz w:val="24"/>
+        </w:rPr>
+        <w:t xml:space="preserve">massa. Vestibulum lacinia arcu eget nulla. Class aptent taciti sociosqu ad litora torquent per </w:t>
+      </w:r>
+      <w:r>
+        <w:rPr>
+          <w:sz w:val="24"/>
+        </w:rPr>
+        <w:t xml:space="preserve">conubia nostra, per inceptos himenaeos. Curabitur sodales ligula in libero.  </w:t>
+      </w:r>
+      <w:r>
+        <w:rPr>
+          <w:sz w:val="24"/>
+        </w:rPr>
+        <w:t xml:space="preserve"> </w:t>
+      </w:r>
+      <w:r>
+        <w:rPr>
+          <w:sz w:val="24"/>
+        </w:rPr>
+        <w:t xml:space="preserve">Sed dignissim lacinia nunc. Curabitur tortor. Pellentesque nibh. Aenean quam. In scelerisque sem </w:t>
+      </w:r>
+      <w:r>
+        <w:rPr>
+          <w:sz w:val="24"/>
+        </w:rPr>
+        <w:t xml:space="preserve">at dolor. Maecenas mattis. Sed convallis tristique sem. Proin ut ligula vel nunc egestas porttitor. </w:t>
+      </w:r>
+      <w:r>
+        <w:rPr>
+          <w:sz w:val="24"/>
+        </w:rPr>
+        <w:t xml:space="preserve">Morbi lectus risus, iaculis vel, suscipit quis, luctus non, massa. Fusce ac turpis quis ligula lacinia </w:t>
+      </w:r>
+      <w:r>
+        <w:rPr>
+          <w:sz w:val="24"/>
+        </w:rPr>
+        <w:t xml:space="preserve">aliquet. Mauris ipsum. Nulla metus metus, ullamcorper vel, tincidunt sed, euismod in, nibh.  </w:t>
+      </w:r>
+      <w:r>
+        <w:rPr>
+          <w:sz w:val="24"/>
+        </w:rPr>
+        <w:t xml:space="preserve"> </w:t>
+      </w:r>
+      <w:r>
+        <w:rPr>
+          <w:sz w:val="24"/>
+        </w:rPr>
+        <w:t xml:space="preserve">Quisque volutpat condimentum velit. Class aptent taciti sociosqu ad litora torquent per conubia </w:t>
+      </w:r>
+      <w:r>
+        <w:rPr>
+          <w:sz w:val="24"/>
+        </w:rPr>
+        <w:t xml:space="preserve">nostra, per inceptos himenaeos. Nam nec ante. Sed lacinia, urna non tincidunt mattis, tortor neque </w:t>
+      </w:r>
+      <w:r>
+        <w:rPr>
+          <w:sz w:val="24"/>
+        </w:rPr>
+        <w:t xml:space="preserve">adipiscing diam, a cursus ipsum ante quis turpis. Nulla facilisi. Ut fringilla. Suspendisse potenti. </w:t>
+      </w:r>
+      <w:r>
+        <w:rPr>
+          <w:sz w:val="24"/>
+        </w:rPr>
+        <w:t xml:space="preserve">Nunc feugiat mi a tellus consequat imperdiet. Vestibulum sapien. Proin quam. Etiam ultrices.  </w:t>
+      </w:r>
+      <w:r>
+        <w:rPr>
+          <w:sz w:val="24"/>
+        </w:rPr>
+        <w:t xml:space="preserve"> </w:t>
+      </w:r>
+      <w:r>
+        <w:rPr>
+          <w:sz w:val="24"/>
+        </w:rPr>
+        <w:t xml:space="preserve">Suspendisse in justo eu magna luctus suscipit. Sed lectus. Integer euismod lacus luctus magna. </w:t>
+      </w:r>
+      <w:r>
+        <w:rPr>
+          <w:sz w:val="24"/>
+        </w:rPr>
+        <w:t xml:space="preserve">Quisque cursus, metus vitae pharetra auctor, sem massa mattis sem, at interdum magna augue </w:t>
+      </w:r>
+      <w:r>
+        <w:rPr>
+          <w:sz w:val="24"/>
+        </w:rPr>
+        <w:t xml:space="preserve">eget diam. Vestibulum ante ipsum primis in faucibus orci luctus et ultrices posuere cubilia Curae; </w:t>
+      </w:r>
+      <w:r>
+        <w:rPr>
+          <w:sz w:val="24"/>
+        </w:rPr>
+        <w:t xml:space="preserve">Morbi lacinia molestie dui. Praesent blandit dolor. Sed non quam. In vel mi sit amet augue congue </w:t>
+      </w:r>
+      <w:r>
+        <w:rPr>
+          <w:sz w:val="24"/>
+        </w:rPr>
+        <w:t xml:space="preserve">elementum. Morbi in ipsum sit amet pede facilisis laoreet. Donec lacus nunc, viverra nec, blandit </w:t>
+      </w:r>
+      <w:r>
+        <w:rPr>
+          <w:sz w:val="24"/>
+        </w:rPr>
+        <w:t xml:space="preserve">vel, egestas et, augue. Vestibulum tincidunt malesuada tellus. Ut ultrices ultrices enim. Curabitur </w:t>
+      </w:r>
+      <w:r>
+        <w:rPr>
+          <w:sz w:val="24"/>
+        </w:rPr>
+        <w:t xml:space="preserve">sit amet mauris.  </w:t>
+      </w:r>
+      <w:r>
+        <w:rPr>
+          <w:sz w:val="24"/>
+        </w:rPr>
+        <w:t xml:space="preserve"> </w:t>
+      </w:r>
+      <w:r>
+        <w:rPr>
+          <w:sz w:val="24"/>
+        </w:rPr>
+        <w:t xml:space="preserve">Morbi in dui quis est pulvinar ullamcorper. Nulla facilisi. Integer lacinia sollicitudin massa. Cras </w:t>
+      </w:r>
+      <w:r>
+        <w:rPr>
+          <w:sz w:val="24"/>
+        </w:rPr>
+        <w:t xml:space="preserve">metus. Sed aliquet risus a tortor. Integer id quam. Morbi mi. Quisque nisl felis, venenatis tristique, </w:t>
+      </w:r>
+      <w:r>
+        <w:rPr>
+          <w:sz w:val="24"/>
+        </w:rPr>
+        <w:t xml:space="preserve">dignissim in, ultrices sit amet, augue. Proin sodales libero eget ante. Nulla quam. Aenean laoreet. </w:t>
+      </w:r>
+      <w:r>
+        <w:rPr>
+          <w:sz w:val="24"/>
+        </w:rPr>
+        <w:t xml:space="preserve">Vestibulum nisi lectus, commodo ac, facilisis ac, ultricies eu, pede. Ut orci risus, accumsan </w:t>
+      </w:r>
+      <w:r>
+        <w:rPr>
+          <w:sz w:val="24"/>
+        </w:rPr>
+        <w:t xml:space="preserve">porttitor, cursus quis, aliquet eget, justo. Sed pretium blandit orci.  </w:t>
+      </w:r>
+      <w:r>
+        <w:rPr>
+          <w:sz w:val="24"/>
+        </w:rPr>
+        <w:t xml:space="preserve"> </w:t>
+      </w:r>
+      <w:r>
+        <w:rPr>
+          <w:sz w:val="24"/>
+        </w:rPr>
+        <w:t xml:space="preserve">Ut eu diam at pede suscipit sodales. Aenean lectus elit, fermentum non, convallis id, sagittis at, </w:t>
+      </w:r>
+      <w:r>
+        <w:rPr>
+          <w:sz w:val="24"/>
+        </w:rPr>
+        <w:t xml:space="preserve">neque. Nullam mauris orci, aliquet et, iaculis et, viverra vitae, ligula. Nulla ut felis in purus </w:t>
+      </w:r>
+      <w:r>
+        <w:rPr>
+          <w:sz w:val="24"/>
+        </w:rPr>
+        <w:t xml:space="preserve">aliquam imperdiet. Maecenas aliquet mollis lectus. Vivamus consectetuer risus et tortor. Lorem </w:t>
       </w:r>
     </w:p>
     <w:p>
@@ -19,7 +283,292 @@
     </w:p>
     <w:p>
       <w:r>
-        <w:t>ipsum dolor sit amet, consectetur adipiscing elit. Integer nec odio. Praesent libero. Sed cursus ante dapibus diam. Sed nisi. Nulla quis sem at nibh elementum imperdiet. Duis sagittis ipsum. Praesent mauris. Fusce nec tellus sed augue semper porta. Mauris massa. Vestibulum lacinia arcu eget nulla. Class aptent taciti sociosqu ad litora torquent per conubia nostra, per inceptos himenaeos. Curabitur sodales ligula in libero. Sed dignissim lacinia nunc. Curabitur tortor. Pellentesque nibh. Aenean quam. In scelerisque sem at dolor. Maecenas mattis. Sed convallis tristique sem. Proin ut ligula vel nunc egestas porttitor. Morbi lectus risus, iaculis vel, suscipit quis, luctus non, massa. Fusce ac turpis quis ligula lacinia aliquet. Mauris ipsum. Nulla metus metus, ullamcorper vel, tincidunt sed, euismod in, nibh. Quisque volutpat condimentum velit. Class aptent taciti sociosqu ad litora torquent per conubia nostra, per inceptos himenaeos. Nam nec ante. Sed lacinia, urna non tincidunt mattis, tortor neque adipiscing diam, a cursus ipsum ante quis turpis. Nulla facilisi. Ut fringilla. Suspendisse potenti. Nunc feugiat mi a tellus consequat imperdiet. Vestibulum sapien. Proin quam. Etiam ultrices. Suspendisse in justo eu magna luctus suscipit. Sed lectus. Integer euismod lacus luctus magna. Quisque cursus, metus vitae pharetra auctor, sem massa mattis sem, at interdum magna augue eget diam. Vestibulum ante ipsum primis in faucibus orci luctus et ultrices posuere cubilia Curae; Morbi lacinia molestie dui. Praesent blandit dolor. Sed non quam. In vel mi sit amet augue congue elementum. Morbi in ipsum sit amet pede facilisis laoreet. Donec lacus nunc, viverra nec, blandit vel, egestas et, augue. Vestibulum tincidunt malesuada tellus. Ut ultrices ultrices enim. Curabitur sit amet mauris. Morbi in dui quis est pulvinar ullamcorper. Nulla facilisi. Integer lacinia sollicitudin massa. Cras metus. Sed aliquet risus a tortor. Integer id quam. Morbi mi. Lorem ipsum dolor sit amet, consectetur adipiscing elit. Integer nec odio. Praesent libero. Sed cursus ante dapibus diam. Sed nisi. Nulla quis sem at nibh elementum imperdiet. Duis sagittis ipsum. Praesent mauris. Fusce nec tellus sed augue semper porta. Mauris massa. Vestibulum lacinia arcu eget nulla. Class aptent taciti sociosqu ad litora torquent per conubia nostra, per inceptos himenaeos. Curabitur sodales ligula in libero. Sed dignissim lacinia nunc. Curabitur tortor. Pellentesque nibh. Aenean quam. In scelerisque sem at dolor. Maecenas mattis. Sed convallis tristique sem. Proin ut ligula vel nunc egestas porttitor. Morbi lectus risus, iaculis vel, suscipit quis, luctus non, massa. Fusce ac turpis quis ligula lacinia aliquet. Mauris ipsum. Nulla metus metus, ullamcorper vel, tincidunt sed, euismod in, nibh. Quisque volutpat condimentum velit. Class aptent taciti sociosqu ad litora torquent per conubia nostra, per inceptos himenaeos. Nam nec ante. Sed lacinia, urna non tincidunt mattis, tortor neque adipiscing diam, a cursus ipsum ante quis turpis. Nulla facilisi. Ut fringilla. Suspendisse potenti. Nunc feugiat mi a tellus consequat imperdiet. Vestibulum sapien. Proin quam. Etiam ultrices. Suspendisse in justo eu magna luctus suscipit. Sed lectus. Integer euismod lacus luctus magna. Quisque cursus, metus vitae pharetra auctor, sem massa mattis sem, at interdum magna augue eget diam. Vestibulum ante ipsum primis in faucibus orci luctus et ultrices posuere cubilia Curae; Morbi lacinia molestie dui. Praesent blandit dolor. Sed non quam. In vel mi sit amet augue congue</w:t>
+        <w:rPr>
+          <w:sz w:val="24"/>
+        </w:rPr>
+        <w:t xml:space="preserve">ipsum dolor sit amet, consectetur adipiscing elit. Integer nec odio. Praesent libero. Sed cursus ante </w:t>
+      </w:r>
+      <w:r>
+        <w:rPr>
+          <w:sz w:val="24"/>
+        </w:rPr>
+        <w:t xml:space="preserve">dapibus diam. Sed nisi. Nulla quis sem at nibh elementum imperdiet. Duis sagittis ipsum. </w:t>
+      </w:r>
+      <w:r>
+        <w:rPr>
+          <w:sz w:val="24"/>
+        </w:rPr>
+        <w:t xml:space="preserve">Praesent mauris.  </w:t>
+      </w:r>
+      <w:r>
+        <w:rPr>
+          <w:sz w:val="24"/>
+        </w:rPr>
+        <w:t xml:space="preserve"> </w:t>
+      </w:r>
+      <w:r>
+        <w:rPr>
+          <w:sz w:val="24"/>
+        </w:rPr>
+        <w:t xml:space="preserve">Fusce nec tellus sed augue semper porta. Mauris massa. Vestibulum lacinia arcu eget nulla. Class </w:t>
+      </w:r>
+      <w:r>
+        <w:rPr>
+          <w:sz w:val="24"/>
+        </w:rPr>
+        <w:t xml:space="preserve">aptent taciti sociosqu ad litora torquent per conubia nostra, per inceptos himenaeos. Curabitur </w:t>
+      </w:r>
+      <w:r>
+        <w:rPr>
+          <w:sz w:val="24"/>
+        </w:rPr>
+        <w:t xml:space="preserve">sodales ligula in libero. Sed dignissim lacinia nunc. Curabitur tortor. Pellentesque nibh. Aenean </w:t>
+      </w:r>
+      <w:r>
+        <w:rPr>
+          <w:sz w:val="24"/>
+        </w:rPr>
+        <w:t xml:space="preserve">quam. In scelerisque sem at dolor. Maecenas mattis. Sed convallis tristique sem.  </w:t>
+      </w:r>
+      <w:r>
+        <w:rPr>
+          <w:sz w:val="24"/>
+        </w:rPr>
+        <w:t xml:space="preserve"> </w:t>
+      </w:r>
+      <w:r>
+        <w:rPr>
+          <w:sz w:val="24"/>
+        </w:rPr>
+        <w:t xml:space="preserve">Proin ut ligula vel nunc egestas porttitor. Morbi lectus risus, iaculis vel, suscipit quis, luctus non, </w:t>
+      </w:r>
+      <w:r>
+        <w:rPr>
+          <w:sz w:val="24"/>
+        </w:rPr>
+        <w:t xml:space="preserve">massa. Fusce ac turpis quis ligula lacinia aliquet. Mauris ipsum. Nulla metus metus, ullamcorper </w:t>
+      </w:r>
+      <w:r>
+        <w:rPr>
+          <w:sz w:val="24"/>
+        </w:rPr>
+        <w:t xml:space="preserve">vel, tincidunt sed, euismod in, nibh. Quisque volutpat condimentum velit. Class aptent taciti </w:t>
+      </w:r>
+      <w:r>
+        <w:rPr>
+          <w:sz w:val="24"/>
+        </w:rPr>
+        <w:t xml:space="preserve">sociosqu ad litora torquent per conubia nostra, per inceptos himenaeos. Nam nec ante. Sed lacinia, </w:t>
+      </w:r>
+      <w:r>
+        <w:rPr>
+          <w:sz w:val="24"/>
+        </w:rPr>
+        <w:t xml:space="preserve">urna non tincidunt mattis, tortor neque adipiscing diam, a cursus ipsum ante quis turpis. Nulla </w:t>
+      </w:r>
+      <w:r>
+        <w:rPr>
+          <w:sz w:val="24"/>
+        </w:rPr>
+        <w:t xml:space="preserve">facilisi. Ut fringilla. Suspendisse potenti.  </w:t>
+      </w:r>
+      <w:r>
+        <w:rPr>
+          <w:sz w:val="24"/>
+        </w:rPr>
+        <w:t xml:space="preserve"> </w:t>
+      </w:r>
+      <w:r>
+        <w:rPr>
+          <w:sz w:val="24"/>
+        </w:rPr>
+        <w:t xml:space="preserve">Nunc feugiat mi a tellus consequat imperdiet. Vestibulum sapien. Proin quam. Etiam ultrices. </w:t>
+      </w:r>
+      <w:r>
+        <w:rPr>
+          <w:sz w:val="24"/>
+        </w:rPr>
+        <w:t xml:space="preserve">Suspendisse in justo eu magna luctus suscipit. Sed lectus. Integer euismod lacus luctus magna. </w:t>
+      </w:r>
+      <w:r>
+        <w:rPr>
+          <w:sz w:val="24"/>
+        </w:rPr>
+        <w:t xml:space="preserve">Quisque cursus, metus vitae pharetra auctor, sem massa mattis sem, at interdum magna augue </w:t>
+      </w:r>
+      <w:r>
+        <w:rPr>
+          <w:sz w:val="24"/>
+        </w:rPr>
+        <w:t xml:space="preserve">eget diam. Vestibulum ante ipsum primis in faucibus orci luctus et ultrices posuere cubilia Curae; </w:t>
+      </w:r>
+      <w:r>
+        <w:rPr>
+          <w:sz w:val="24"/>
+        </w:rPr>
+        <w:t xml:space="preserve">Morbi lacinia molestie dui. Praesent blandit dolor. Sed non quam. In vel mi sit amet augue congue </w:t>
+      </w:r>
+      <w:r>
+        <w:rPr>
+          <w:sz w:val="24"/>
+        </w:rPr>
+        <w:t xml:space="preserve">elementum. Morbi in ipsum sit amet pede facilisis laoreet.  </w:t>
+      </w:r>
+      <w:r>
+        <w:rPr>
+          <w:sz w:val="24"/>
+        </w:rPr>
+        <w:t xml:space="preserve"> </w:t>
+      </w:r>
+      <w:r>
+        <w:rPr>
+          <w:sz w:val="24"/>
+        </w:rPr>
+        <w:t xml:space="preserve">Donec lacus nunc, viverra nec, blandit vel, egestas et, augue. Vestibulum tincidunt malesuada </w:t>
+      </w:r>
+      <w:r>
+        <w:rPr>
+          <w:sz w:val="24"/>
+        </w:rPr>
+        <w:t xml:space="preserve">tellus. Ut ultrices ultrices enim. Curabitur sit amet mauris. Morbi in dui quis est pulvinar </w:t>
+      </w:r>
+      <w:r>
+        <w:rPr>
+          <w:sz w:val="24"/>
+        </w:rPr>
+        <w:t xml:space="preserve">ullamcorper. Nulla facilisi. Integer lacinia sollicitudin massa. Cras metus. Sed aliquet risus a </w:t>
+      </w:r>
+      <w:r>
+        <w:rPr>
+          <w:sz w:val="24"/>
+        </w:rPr>
+        <w:t xml:space="preserve">tortor. Integer id quam. Morbi mi.  </w:t>
+      </w:r>
+      <w:r>
+        <w:rPr>
+          <w:sz w:val="24"/>
+        </w:rPr>
+        <w:t xml:space="preserve"> </w:t>
+      </w:r>
+      <w:r>
+        <w:rPr>
+          <w:sz w:val="24"/>
+        </w:rPr>
+        <w:t xml:space="preserve">Lorem ipsum dolor sit amet, consectetur adipiscing elit. Integer nec odio. Praesent libero. Sed </w:t>
+      </w:r>
+      <w:r>
+        <w:rPr>
+          <w:sz w:val="24"/>
+        </w:rPr>
+        <w:t xml:space="preserve">cursus ante dapibus diam. Sed nisi. Nulla quis sem at nibh elementum imperdiet. Duis sagittis </w:t>
+      </w:r>
+      <w:r>
+        <w:rPr>
+          <w:sz w:val="24"/>
+        </w:rPr>
+        <w:t xml:space="preserve">ipsum. Praesent mauris. Fusce nec tellus sed augue semper porta. Mauris massa. Vestibulum </w:t>
+      </w:r>
+      <w:r>
+        <w:rPr>
+          <w:sz w:val="24"/>
+        </w:rPr>
+        <w:t xml:space="preserve">lacinia arcu eget nulla. Class aptent taciti sociosqu ad litora torquent per conubia nostra, per </w:t>
+      </w:r>
+      <w:r>
+        <w:rPr>
+          <w:sz w:val="24"/>
+        </w:rPr>
+        <w:t xml:space="preserve">inceptos himenaeos. Curabitur sodales ligula in libero.  </w:t>
+      </w:r>
+      <w:r>
+        <w:rPr>
+          <w:sz w:val="24"/>
+        </w:rPr>
+        <w:t xml:space="preserve"> </w:t>
+      </w:r>
+      <w:r>
+        <w:rPr>
+          <w:sz w:val="24"/>
+        </w:rPr>
+        <w:t xml:space="preserve">Sed dignissim lacinia nunc. Curabitur tortor. Pellentesque nibh. Aenean quam. In scelerisque sem </w:t>
+      </w:r>
+      <w:r>
+        <w:rPr>
+          <w:sz w:val="24"/>
+        </w:rPr>
+        <w:t xml:space="preserve">at dolor. Maecenas mattis. Sed convallis tristique sem. Proin ut ligula vel nunc egestas porttitor. </w:t>
+      </w:r>
+      <w:r>
+        <w:rPr>
+          <w:sz w:val="24"/>
+        </w:rPr>
+        <w:t xml:space="preserve">Morbi lectus risus, iaculis vel, suscipit quis, luctus non, massa. Fusce ac turpis quis ligula lacinia </w:t>
+      </w:r>
+      <w:r>
+        <w:rPr>
+          <w:sz w:val="24"/>
+        </w:rPr>
+        <w:t xml:space="preserve">aliquet. Mauris ipsum. Nulla metus metus, ullamcorper vel, tincidunt sed, euismod in, nibh.  </w:t>
+      </w:r>
+      <w:r>
+        <w:rPr>
+          <w:sz w:val="24"/>
+        </w:rPr>
+        <w:t xml:space="preserve"> </w:t>
+      </w:r>
+      <w:r>
+        <w:rPr>
+          <w:sz w:val="24"/>
+        </w:rPr>
+        <w:t xml:space="preserve">Quisque volutpat condimentum velit. Class aptent taciti sociosqu ad litora torquent per conubia </w:t>
+      </w:r>
+      <w:r>
+        <w:rPr>
+          <w:sz w:val="24"/>
+        </w:rPr>
+        <w:t xml:space="preserve">nostra, per inceptos himenaeos. Nam nec ante. Sed lacinia, urna non tincidunt mattis, tortor neque </w:t>
+      </w:r>
+      <w:r>
+        <w:rPr>
+          <w:sz w:val="24"/>
+        </w:rPr>
+        <w:t xml:space="preserve">adipiscing diam, a cursus ipsum ante quis turpis. Nulla facilisi. Ut fringilla. Suspendisse potenti. </w:t>
+      </w:r>
+      <w:r>
+        <w:rPr>
+          <w:sz w:val="24"/>
+        </w:rPr>
+        <w:t xml:space="preserve">Nunc feugiat mi a tellus consequat imperdiet. Vestibulum sapien. Proin quam. Etiam ultrices.  </w:t>
+      </w:r>
+      <w:r>
+        <w:rPr>
+          <w:sz w:val="24"/>
+        </w:rPr>
+        <w:t xml:space="preserve"> </w:t>
+      </w:r>
+      <w:r>
+        <w:rPr>
+          <w:sz w:val="24"/>
+        </w:rPr>
+        <w:t xml:space="preserve">Suspendisse in justo eu magna luctus suscipit. Sed lectus. Integer euismod lacus luctus magna. </w:t>
+      </w:r>
+      <w:r>
+        <w:rPr>
+          <w:sz w:val="24"/>
+        </w:rPr>
+        <w:t xml:space="preserve">Quisque cursus, metus vitae pharetra auctor, sem massa mattis sem, at interdum magna augue </w:t>
+      </w:r>
+      <w:r>
+        <w:rPr>
+          <w:sz w:val="24"/>
+        </w:rPr>
+        <w:t xml:space="preserve">eget diam. Vestibulum ante ipsum primis in faucibus orci luctus et ultrices posuere cubilia Curae; </w:t>
+      </w:r>
+      <w:r>
+        <w:rPr>
+          <w:sz w:val="24"/>
+        </w:rPr>
+        <w:t xml:space="preserve">Morbi lacinia molestie dui. Praesent blandit dolor. Sed non quam. In vel mi sit amet augue congue </w:t>
       </w:r>
     </w:p>
     <w:p>
@@ -29,7 +578,220 @@
     </w:p>
     <w:p>
       <w:r>
-        <w:t>elementum. Morbi in ipsum sit amet pede facilisis laoreet. Donec lacus nunc, viverra nec, blandit vel, egestas et, augue. Vestibulum tincidunt malesuada tellus. Ut ultrices ultrices enim. Curabitur sit amet mauris. Morbi in dui quis est pulvinar ullamcorper. Nulla facilisi. Integer lacinia sollicitudin massa. Cras metus. Sed aliquet risus a tortor. Integer id quam. Morbi mi. Quisque nisl felis, venenatis tristique, dignissim in, ultrices sit amet, augue. Proin sodales libero eget ante. Nulla quam. Aenean laoreet. Vestibulum nisi lectus, commodo ac, facilisis ac, ultricies eu, pede. Ut orci risus, accumsan porttitor, cursus quis, aliquet eget, justo. Sed pretium blandit orci. Ut eu diam at pede suscipit sodales. Aenean lectus elit, fermentum non, convallis id, sagittis at, neque. Nullam mauris orci, aliquet et, iaculis et, viverra vitae, ligula. Nulla ut felis in purus aliquam imperdiet. Maecenas aliquet mollis lectus. Vivamus consectetuer risus et tortor. Lorem ipsum dolor sit amet, consectetur adipiscing elit. Integer nec odio. Praesent libero. Sed cursus ante dapibus diam. Sed nisi. Nulla quis sem at nibh elementum imperdiet. Duis sagittis ipsum. Praesent mauris. Fusce nec tellus sed augue semper porta. Mauris massa. Vestibulum lacinia arcu eget nulla. Class aptent taciti sociosqu ad litora torquent per conubia nostra, per inceptos himenaeos. Curabitur sodales ligula in libero. Sed dignissim lacinia nunc. Curabitur tortor. Pellentesque nibh. Aenean quam. In scelerisque sem at dolor. Maecenas mattis. Sed convallis tristique sem. Proin ut ligula vel nunc egestas porttitor. Morbi lectus risus, iaculis vel, suscipit quis, luctus non, massa. Fusce ac turpis quis ligula lacinia aliquet. Mauris ipsum. Nulla metus metus, ullamcorper vel, tincidunt sed, euismod in, nibh. Quisque volutpat condimentum velit. Class aptent taciti sociosqu ad litora torquent per conubia nostra, per inceptos himenaeos. Nam nec ante. Sed lacinia, urna non tincidunt mattis, tortor neque adipiscing diam, a cursus ipsum ante quis turpis. Nulla facilisi. Ut fringilla. Suspendisse potenti. Nunc feugiat mi a tellus consequat imperdiet. Vestibulum sapien. Proin quam. Etiam ultrices. Suspendisse in justo eu magna luctus suscipit. Sed lectus. Integer euismod lacus luctus magna. Quisque cursus, metus vitae pharetra auctor, sem massa mattis sem, at interdum magna augue eget diam. Vestibulum ante ipsum primis in faucibus orci luctus et ultrices posuere cubilia Curae; Morbi lacinia molestie dui. Praesent blandit dolor. Sed non quam. In vel mi sit amet augue congue elementum. Morbi in ipsum sit amet pede facilisis laoreet.</w:t>
+        <w:rPr>
+          <w:sz w:val="24"/>
+        </w:rPr>
+        <w:t xml:space="preserve">elementum. Morbi in ipsum sit amet pede facilisis laoreet. Donec lacus nunc, viverra nec, blandit </w:t>
+      </w:r>
+      <w:r>
+        <w:rPr>
+          <w:sz w:val="24"/>
+        </w:rPr>
+        <w:t xml:space="preserve">vel, egestas et, augue. Vestibulum tincidunt malesuada tellus. Ut ultrices ultrices enim. Curabitur </w:t>
+      </w:r>
+      <w:r>
+        <w:rPr>
+          <w:sz w:val="24"/>
+        </w:rPr>
+        <w:t xml:space="preserve">sit amet mauris.  </w:t>
+      </w:r>
+      <w:r>
+        <w:rPr>
+          <w:sz w:val="24"/>
+        </w:rPr>
+        <w:t xml:space="preserve"> </w:t>
+      </w:r>
+      <w:r>
+        <w:rPr>
+          <w:sz w:val="24"/>
+        </w:rPr>
+        <w:t xml:space="preserve">Morbi in dui quis est pulvinar ullamcorper. Nulla facilisi. Integer lacinia sollicitudin massa. Cras </w:t>
+      </w:r>
+      <w:r>
+        <w:rPr>
+          <w:sz w:val="24"/>
+        </w:rPr>
+        <w:t xml:space="preserve">metus. Sed aliquet risus a tortor. Integer id quam. Morbi mi. Quisque nisl felis, venenatis tristique, </w:t>
+      </w:r>
+      <w:r>
+        <w:rPr>
+          <w:sz w:val="24"/>
+        </w:rPr>
+        <w:t xml:space="preserve">dignissim in, ultrices sit amet, augue. Proin sodales libero eget ante. Nulla quam. Aenean laoreet. </w:t>
+      </w:r>
+      <w:r>
+        <w:rPr>
+          <w:sz w:val="24"/>
+        </w:rPr>
+        <w:t xml:space="preserve">Vestibulum nisi lectus, commodo ac, facilisis ac, ultricies eu, pede. Ut orci risus, accumsan </w:t>
+      </w:r>
+      <w:r>
+        <w:rPr>
+          <w:sz w:val="24"/>
+        </w:rPr>
+        <w:t xml:space="preserve">porttitor, cursus quis, aliquet eget, justo. Sed pretium blandit orci.  </w:t>
+      </w:r>
+      <w:r>
+        <w:rPr>
+          <w:sz w:val="24"/>
+        </w:rPr>
+        <w:t xml:space="preserve"> </w:t>
+      </w:r>
+      <w:r>
+        <w:rPr>
+          <w:sz w:val="24"/>
+        </w:rPr>
+        <w:t xml:space="preserve">Ut eu diam at pede suscipit sodales. Aenean lectus elit, fermentum non, convallis id, sagittis at, </w:t>
+      </w:r>
+      <w:r>
+        <w:rPr>
+          <w:sz w:val="24"/>
+        </w:rPr>
+        <w:t xml:space="preserve">neque. Nullam mauris orci, aliquet et, iaculis et, viverra vitae, ligula. Nulla ut felis in purus </w:t>
+      </w:r>
+      <w:r>
+        <w:rPr>
+          <w:sz w:val="24"/>
+        </w:rPr>
+        <w:t xml:space="preserve">aliquam imperdiet. Maecenas aliquet mollis lectus. Vivamus consectetuer risus et tortor. Lorem </w:t>
+      </w:r>
+      <w:r>
+        <w:rPr>
+          <w:sz w:val="24"/>
+        </w:rPr>
+        <w:t xml:space="preserve">ipsum dolor sit amet, consectetur adipiscing elit. Integer nec odio. Praesent libero. Sed cursus ante </w:t>
+      </w:r>
+      <w:r>
+        <w:rPr>
+          <w:sz w:val="24"/>
+        </w:rPr>
+        <w:t xml:space="preserve">dapibus diam. Sed nisi. Nulla quis sem at nibh elementum imperdiet. Duis sagittis ipsum. </w:t>
+      </w:r>
+      <w:r>
+        <w:rPr>
+          <w:sz w:val="24"/>
+        </w:rPr>
+        <w:t xml:space="preserve">Praesent mauris.  </w:t>
+      </w:r>
+      <w:r>
+        <w:rPr>
+          <w:sz w:val="24"/>
+        </w:rPr>
+        <w:t xml:space="preserve"> </w:t>
+      </w:r>
+      <w:r>
+        <w:rPr>
+          <w:sz w:val="24"/>
+        </w:rPr>
+        <w:t xml:space="preserve">Fusce nec tellus sed augue semper porta. Mauris massa. Vestibulum lacinia arcu eget nulla. Class </w:t>
+      </w:r>
+      <w:r>
+        <w:rPr>
+          <w:sz w:val="24"/>
+        </w:rPr>
+        <w:t xml:space="preserve">aptent taciti sociosqu ad litora torquent per conubia nostra, per inceptos himenaeos. Curabitur </w:t>
+      </w:r>
+      <w:r>
+        <w:rPr>
+          <w:sz w:val="24"/>
+        </w:rPr>
+        <w:t xml:space="preserve">sodales ligula in libero. Sed dignissim lacinia nunc. Curabitur tortor. Pellentesque nibh. Aenean </w:t>
+      </w:r>
+      <w:r>
+        <w:rPr>
+          <w:sz w:val="24"/>
+        </w:rPr>
+        <w:t xml:space="preserve">quam. In scelerisque sem at dolor. Maecenas mattis. Sed convallis tristique sem.  </w:t>
+      </w:r>
+      <w:r>
+        <w:rPr>
+          <w:sz w:val="24"/>
+        </w:rPr>
+        <w:t xml:space="preserve"> </w:t>
+      </w:r>
+      <w:r>
+        <w:rPr>
+          <w:sz w:val="24"/>
+        </w:rPr>
+        <w:t xml:space="preserve">Proin ut ligula vel nunc egestas porttitor. Morbi lectus risus, iaculis vel, suscipit quis, luctus non, </w:t>
+      </w:r>
+      <w:r>
+        <w:rPr>
+          <w:sz w:val="24"/>
+        </w:rPr>
+        <w:t xml:space="preserve">massa. Fusce ac turpis quis ligula lacinia aliquet. Mauris ipsum. Nulla metus metus, ullamcorper </w:t>
+      </w:r>
+      <w:r>
+        <w:rPr>
+          <w:sz w:val="24"/>
+        </w:rPr>
+        <w:t xml:space="preserve">vel, tincidunt sed, euismod in, nibh. Quisque volutpat condimentum velit. Class aptent taciti </w:t>
+      </w:r>
+      <w:r>
+        <w:rPr>
+          <w:sz w:val="24"/>
+        </w:rPr>
+        <w:t xml:space="preserve">sociosqu ad litora torquent per conubia nostra, per inceptos himenaeos. Nam nec ante. Sed lacinia, </w:t>
+      </w:r>
+      <w:r>
+        <w:rPr>
+          <w:sz w:val="24"/>
+        </w:rPr>
+        <w:t xml:space="preserve">urna non tincidunt mattis, tortor neque adipiscing diam, a cursus ipsum ante quis turpis. Nulla </w:t>
+      </w:r>
+      <w:r>
+        <w:rPr>
+          <w:sz w:val="24"/>
+        </w:rPr>
+        <w:t xml:space="preserve">facilisi. Ut fringilla. Suspendisse potenti.  </w:t>
+      </w:r>
+      <w:r>
+        <w:rPr>
+          <w:sz w:val="24"/>
+        </w:rPr>
+        <w:t xml:space="preserve"> </w:t>
+      </w:r>
+      <w:r>
+        <w:rPr>
+          <w:sz w:val="24"/>
+        </w:rPr>
+        <w:t xml:space="preserve">Nunc feugiat mi a tellus consequat imperdiet. Vestibulum sapien. Proin quam. Etiam ultrices. </w:t>
+      </w:r>
+      <w:r>
+        <w:rPr>
+          <w:sz w:val="24"/>
+        </w:rPr>
+        <w:t xml:space="preserve">Suspendisse in justo eu magna luctus suscipit. Sed lectus. Integer euismod lacus luctus magna. </w:t>
+      </w:r>
+      <w:r>
+        <w:rPr>
+          <w:sz w:val="24"/>
+        </w:rPr>
+        <w:t xml:space="preserve">Quisque cursus, metus vitae pharetra auctor, sem massa mattis sem, at interdum magna augue </w:t>
+      </w:r>
+      <w:r>
+        <w:rPr>
+          <w:sz w:val="24"/>
+        </w:rPr>
+        <w:t xml:space="preserve">eget diam. Vestibulum ante ipsum primis in faucibus orci luctus et ultrices posuere cubilia Curae; </w:t>
+      </w:r>
+      <w:r>
+        <w:rPr>
+          <w:sz w:val="24"/>
+        </w:rPr>
+        <w:t xml:space="preserve">Morbi lacinia molestie dui. Praesent blandit dolor. Sed non quam. In vel mi sit amet augue congue </w:t>
+      </w:r>
+      <w:r>
+        <w:rPr>
+          <w:sz w:val="24"/>
+        </w:rPr>
+        <w:t xml:space="preserve">elementum. Morbi in ipsum sit amet pede facilisis laoreet.  </w:t>
+      </w:r>
+      <w:r>
+        <w:rPr>
+          <w:sz w:val="24"/>
+        </w:rPr>
+        <w:t xml:space="preserve"> </w:t>
       </w:r>
     </w:p>
     <w:sectPr>

--- a/output/output.docx
+++ b/output/output.docx
@@ -5,6 +5,9 @@
     <w:p>
       <w:r>
         <w:rPr>
+          <w:rFonts w:ascii="CenturySchoolbook-Bold" w:hAnsi="CenturySchoolbook-Bold"/>
+          <w:b/>
+          <w:i w:val="0"/>
           <w:sz w:val="72"/>
         </w:rPr>
         <w:t xml:space="preserve">Sample PDF </w:t>
@@ -13,264 +16,396 @@
     <w:p>
       <w:r>
         <w:rPr>
+          <w:rFonts w:ascii="CenturySchoolbook" w:hAnsi="CenturySchoolbook"/>
+          <w:b w:val="0"/>
+          <w:i w:val="0"/>
           <w:sz w:val="24"/>
         </w:rPr>
         <w:t xml:space="preserve"> </w:t>
       </w:r>
       <w:r>
         <w:rPr>
+          <w:rFonts w:ascii="CenturySchoolbook" w:hAnsi="CenturySchoolbook"/>
+          <w:b w:val="0"/>
+          <w:i w:val="0"/>
           <w:sz w:val="36"/>
         </w:rPr>
         <w:t xml:space="preserve">Created for testing </w:t>
       </w:r>
       <w:r>
         <w:rPr>
+          <w:rFonts w:ascii="CenturySchoolbook" w:hAnsi="CenturySchoolbook"/>
+          <w:b w:val="0"/>
+          <w:i w:val="0"/>
           <w:sz w:val="36"/>
         </w:rPr>
         <w:t>PDFObject</w:t>
       </w:r>
       <w:r>
         <w:rPr>
+          <w:rFonts w:ascii="CenturySchoolbook" w:hAnsi="CenturySchoolbook"/>
+          <w:b w:val="0"/>
+          <w:i w:val="0"/>
           <w:sz w:val="36"/>
         </w:rPr>
         <w:t xml:space="preserve"> </w:t>
       </w:r>
       <w:r>
         <w:rPr>
+          <w:rFonts w:ascii="CenturySchoolbook" w:hAnsi="CenturySchoolbook"/>
+          <w:b w:val="0"/>
+          <w:i w:val="0"/>
           <w:sz w:val="24"/>
         </w:rPr>
         <w:t xml:space="preserve"> </w:t>
       </w:r>
       <w:r>
         <w:rPr>
+          <w:rFonts w:ascii="CenturySchoolbook" w:hAnsi="CenturySchoolbook"/>
+          <w:b w:val="0"/>
+          <w:i w:val="0"/>
           <w:sz w:val="31"/>
         </w:rPr>
         <w:t xml:space="preserve">This PDF is three pages long. Three long pages. Or three short pages if </w:t>
       </w:r>
       <w:r>
         <w:rPr>
+          <w:rFonts w:ascii="CenturySchoolbook" w:hAnsi="CenturySchoolbook"/>
+          <w:b w:val="0"/>
+          <w:i w:val="0"/>
           <w:sz w:val="31"/>
         </w:rPr>
         <w:t xml:space="preserve">you’re optimistic. Is it the same as saying “three long minutes”, knowing </w:t>
       </w:r>
       <w:r>
         <w:rPr>
+          <w:rFonts w:ascii="CenturySchoolbook" w:hAnsi="CenturySchoolbook"/>
+          <w:b w:val="0"/>
+          <w:i w:val="0"/>
           <w:sz w:val="31"/>
         </w:rPr>
         <w:t xml:space="preserve">that all minutes are the same duration, and one cannot possibly be longer </w:t>
       </w:r>
       <w:r>
         <w:rPr>
+          <w:rFonts w:ascii="CenturySchoolbook" w:hAnsi="CenturySchoolbook"/>
+          <w:b w:val="0"/>
+          <w:i w:val="0"/>
           <w:sz w:val="31"/>
         </w:rPr>
         <w:t xml:space="preserve">than the other? If these pages are all the same size, can one possibly be </w:t>
       </w:r>
       <w:r>
         <w:rPr>
+          <w:rFonts w:ascii="CenturySchoolbook" w:hAnsi="CenturySchoolbook"/>
+          <w:b w:val="0"/>
+          <w:i w:val="0"/>
           <w:sz w:val="31"/>
         </w:rPr>
         <w:t xml:space="preserve">longer than the other? </w:t>
       </w:r>
       <w:r>
         <w:rPr>
+          <w:rFonts w:ascii="CenturySchoolbook" w:hAnsi="CenturySchoolbook"/>
+          <w:b w:val="0"/>
+          <w:i w:val="0"/>
           <w:sz w:val="24"/>
         </w:rPr>
         <w:t xml:space="preserve"> </w:t>
       </w:r>
       <w:r>
         <w:rPr>
+          <w:rFonts w:ascii="CenturySchoolbook" w:hAnsi="CenturySchoolbook"/>
+          <w:b w:val="0"/>
+          <w:i w:val="0"/>
           <w:sz w:val="24"/>
         </w:rPr>
         <w:t xml:space="preserve">I digress. Here’s some Latin. Lorem ipsum dolor sit amet, consectetur adipiscing elit. Integer nec </w:t>
       </w:r>
       <w:r>
         <w:rPr>
+          <w:rFonts w:ascii="CenturySchoolbook" w:hAnsi="CenturySchoolbook"/>
+          <w:b w:val="0"/>
+          <w:i w:val="0"/>
           <w:sz w:val="24"/>
         </w:rPr>
         <w:t xml:space="preserve">odio. Praesent libero. Sed cursus ante dapibus diam. Sed nisi. Nulla quis sem at nibh elementum </w:t>
       </w:r>
       <w:r>
         <w:rPr>
+          <w:rFonts w:ascii="CenturySchoolbook" w:hAnsi="CenturySchoolbook"/>
+          <w:b w:val="0"/>
+          <w:i w:val="0"/>
           <w:sz w:val="24"/>
         </w:rPr>
         <w:t xml:space="preserve">imperdiet. Duis sagittis ipsum. Praesent mauris. Fusce nec tellus sed augue semper porta. Mauris </w:t>
       </w:r>
       <w:r>
         <w:rPr>
+          <w:rFonts w:ascii="CenturySchoolbook" w:hAnsi="CenturySchoolbook"/>
+          <w:b w:val="0"/>
+          <w:i w:val="0"/>
           <w:sz w:val="24"/>
         </w:rPr>
         <w:t xml:space="preserve">massa. Vestibulum lacinia arcu eget nulla. Class aptent taciti sociosqu ad litora torquent per </w:t>
       </w:r>
       <w:r>
         <w:rPr>
+          <w:rFonts w:ascii="CenturySchoolbook" w:hAnsi="CenturySchoolbook"/>
+          <w:b w:val="0"/>
+          <w:i w:val="0"/>
           <w:sz w:val="24"/>
         </w:rPr>
         <w:t xml:space="preserve">conubia nostra, per inceptos himenaeos. Curabitur sodales ligula in libero.  </w:t>
       </w:r>
       <w:r>
         <w:rPr>
+          <w:rFonts w:ascii="CenturySchoolbook" w:hAnsi="CenturySchoolbook"/>
+          <w:b w:val="0"/>
+          <w:i w:val="0"/>
           <w:sz w:val="24"/>
         </w:rPr>
         <w:t xml:space="preserve"> </w:t>
       </w:r>
       <w:r>
         <w:rPr>
+          <w:rFonts w:ascii="CenturySchoolbook" w:hAnsi="CenturySchoolbook"/>
+          <w:b w:val="0"/>
+          <w:i w:val="0"/>
           <w:sz w:val="24"/>
         </w:rPr>
         <w:t xml:space="preserve">Sed dignissim lacinia nunc. Curabitur tortor. Pellentesque nibh. Aenean quam. In scelerisque sem </w:t>
       </w:r>
       <w:r>
         <w:rPr>
+          <w:rFonts w:ascii="CenturySchoolbook" w:hAnsi="CenturySchoolbook"/>
+          <w:b w:val="0"/>
+          <w:i w:val="0"/>
           <w:sz w:val="24"/>
         </w:rPr>
         <w:t xml:space="preserve">at dolor. Maecenas mattis. Sed convallis tristique sem. Proin ut ligula vel nunc egestas porttitor. </w:t>
       </w:r>
       <w:r>
         <w:rPr>
+          <w:rFonts w:ascii="CenturySchoolbook" w:hAnsi="CenturySchoolbook"/>
+          <w:b w:val="0"/>
+          <w:i w:val="0"/>
           <w:sz w:val="24"/>
         </w:rPr>
         <w:t xml:space="preserve">Morbi lectus risus, iaculis vel, suscipit quis, luctus non, massa. Fusce ac turpis quis ligula lacinia </w:t>
       </w:r>
       <w:r>
         <w:rPr>
+          <w:rFonts w:ascii="CenturySchoolbook" w:hAnsi="CenturySchoolbook"/>
+          <w:b w:val="0"/>
+          <w:i w:val="0"/>
           <w:sz w:val="24"/>
         </w:rPr>
         <w:t xml:space="preserve">aliquet. Mauris ipsum. Nulla metus metus, ullamcorper vel, tincidunt sed, euismod in, nibh.  </w:t>
       </w:r>
       <w:r>
         <w:rPr>
+          <w:rFonts w:ascii="CenturySchoolbook" w:hAnsi="CenturySchoolbook"/>
+          <w:b w:val="0"/>
+          <w:i w:val="0"/>
           <w:sz w:val="24"/>
         </w:rPr>
         <w:t xml:space="preserve"> </w:t>
       </w:r>
       <w:r>
         <w:rPr>
+          <w:rFonts w:ascii="CenturySchoolbook" w:hAnsi="CenturySchoolbook"/>
+          <w:b w:val="0"/>
+          <w:i w:val="0"/>
           <w:sz w:val="24"/>
         </w:rPr>
         <w:t xml:space="preserve">Quisque volutpat condimentum velit. Class aptent taciti sociosqu ad litora torquent per conubia </w:t>
       </w:r>
       <w:r>
         <w:rPr>
+          <w:rFonts w:ascii="CenturySchoolbook" w:hAnsi="CenturySchoolbook"/>
+          <w:b w:val="0"/>
+          <w:i w:val="0"/>
           <w:sz w:val="24"/>
         </w:rPr>
         <w:t xml:space="preserve">nostra, per inceptos himenaeos. Nam nec ante. Sed lacinia, urna non tincidunt mattis, tortor neque </w:t>
       </w:r>
       <w:r>
         <w:rPr>
+          <w:rFonts w:ascii="CenturySchoolbook" w:hAnsi="CenturySchoolbook"/>
+          <w:b w:val="0"/>
+          <w:i w:val="0"/>
           <w:sz w:val="24"/>
         </w:rPr>
         <w:t xml:space="preserve">adipiscing diam, a cursus ipsum ante quis turpis. Nulla facilisi. Ut fringilla. Suspendisse potenti. </w:t>
       </w:r>
       <w:r>
         <w:rPr>
+          <w:rFonts w:ascii="CenturySchoolbook" w:hAnsi="CenturySchoolbook"/>
+          <w:b w:val="0"/>
+          <w:i w:val="0"/>
           <w:sz w:val="24"/>
         </w:rPr>
         <w:t xml:space="preserve">Nunc feugiat mi a tellus consequat imperdiet. Vestibulum sapien. Proin quam. Etiam ultrices.  </w:t>
       </w:r>
       <w:r>
         <w:rPr>
+          <w:rFonts w:ascii="CenturySchoolbook" w:hAnsi="CenturySchoolbook"/>
+          <w:b w:val="0"/>
+          <w:i w:val="0"/>
           <w:sz w:val="24"/>
         </w:rPr>
         <w:t xml:space="preserve"> </w:t>
       </w:r>
       <w:r>
         <w:rPr>
+          <w:rFonts w:ascii="CenturySchoolbook" w:hAnsi="CenturySchoolbook"/>
+          <w:b w:val="0"/>
+          <w:i w:val="0"/>
           <w:sz w:val="24"/>
         </w:rPr>
         <w:t xml:space="preserve">Suspendisse in justo eu magna luctus suscipit. Sed lectus. Integer euismod lacus luctus magna. </w:t>
       </w:r>
       <w:r>
         <w:rPr>
+          <w:rFonts w:ascii="CenturySchoolbook" w:hAnsi="CenturySchoolbook"/>
+          <w:b w:val="0"/>
+          <w:i w:val="0"/>
           <w:sz w:val="24"/>
         </w:rPr>
         <w:t xml:space="preserve">Quisque cursus, metus vitae pharetra auctor, sem massa mattis sem, at interdum magna augue </w:t>
       </w:r>
       <w:r>
         <w:rPr>
+          <w:rFonts w:ascii="CenturySchoolbook" w:hAnsi="CenturySchoolbook"/>
+          <w:b w:val="0"/>
+          <w:i w:val="0"/>
           <w:sz w:val="24"/>
         </w:rPr>
         <w:t xml:space="preserve">eget diam. Vestibulum ante ipsum primis in faucibus orci luctus et ultrices posuere cubilia Curae; </w:t>
       </w:r>
       <w:r>
         <w:rPr>
+          <w:rFonts w:ascii="CenturySchoolbook" w:hAnsi="CenturySchoolbook"/>
+          <w:b w:val="0"/>
+          <w:i w:val="0"/>
           <w:sz w:val="24"/>
         </w:rPr>
         <w:t xml:space="preserve">Morbi lacinia molestie dui. Praesent blandit dolor. Sed non quam. In vel mi sit amet augue congue </w:t>
       </w:r>
       <w:r>
         <w:rPr>
+          <w:rFonts w:ascii="CenturySchoolbook" w:hAnsi="CenturySchoolbook"/>
+          <w:b w:val="0"/>
+          <w:i w:val="0"/>
           <w:sz w:val="24"/>
         </w:rPr>
         <w:t xml:space="preserve">elementum. Morbi in ipsum sit amet pede facilisis laoreet. Donec lacus nunc, viverra nec, blandit </w:t>
       </w:r>
       <w:r>
         <w:rPr>
+          <w:rFonts w:ascii="CenturySchoolbook" w:hAnsi="CenturySchoolbook"/>
+          <w:b w:val="0"/>
+          <w:i w:val="0"/>
           <w:sz w:val="24"/>
         </w:rPr>
         <w:t xml:space="preserve">vel, egestas et, augue. Vestibulum tincidunt malesuada tellus. Ut ultrices ultrices enim. Curabitur </w:t>
       </w:r>
       <w:r>
         <w:rPr>
+          <w:rFonts w:ascii="CenturySchoolbook" w:hAnsi="CenturySchoolbook"/>
+          <w:b w:val="0"/>
+          <w:i w:val="0"/>
           <w:sz w:val="24"/>
         </w:rPr>
         <w:t xml:space="preserve">sit amet mauris.  </w:t>
       </w:r>
       <w:r>
         <w:rPr>
+          <w:rFonts w:ascii="CenturySchoolbook" w:hAnsi="CenturySchoolbook"/>
+          <w:b w:val="0"/>
+          <w:i w:val="0"/>
           <w:sz w:val="24"/>
         </w:rPr>
         <w:t xml:space="preserve"> </w:t>
       </w:r>
       <w:r>
         <w:rPr>
+          <w:rFonts w:ascii="CenturySchoolbook" w:hAnsi="CenturySchoolbook"/>
+          <w:b w:val="0"/>
+          <w:i w:val="0"/>
           <w:sz w:val="24"/>
         </w:rPr>
         <w:t xml:space="preserve">Morbi in dui quis est pulvinar ullamcorper. Nulla facilisi. Integer lacinia sollicitudin massa. Cras </w:t>
       </w:r>
       <w:r>
         <w:rPr>
+          <w:rFonts w:ascii="CenturySchoolbook" w:hAnsi="CenturySchoolbook"/>
+          <w:b w:val="0"/>
+          <w:i w:val="0"/>
           <w:sz w:val="24"/>
         </w:rPr>
         <w:t xml:space="preserve">metus. Sed aliquet risus a tortor. Integer id quam. Morbi mi. Quisque nisl felis, venenatis tristique, </w:t>
       </w:r>
       <w:r>
         <w:rPr>
+          <w:rFonts w:ascii="CenturySchoolbook" w:hAnsi="CenturySchoolbook"/>
+          <w:b w:val="0"/>
+          <w:i w:val="0"/>
           <w:sz w:val="24"/>
         </w:rPr>
         <w:t xml:space="preserve">dignissim in, ultrices sit amet, augue. Proin sodales libero eget ante. Nulla quam. Aenean laoreet. </w:t>
       </w:r>
       <w:r>
         <w:rPr>
+          <w:rFonts w:ascii="CenturySchoolbook" w:hAnsi="CenturySchoolbook"/>
+          <w:b w:val="0"/>
+          <w:i w:val="0"/>
           <w:sz w:val="24"/>
         </w:rPr>
         <w:t xml:space="preserve">Vestibulum nisi lectus, commodo ac, facilisis ac, ultricies eu, pede. Ut orci risus, accumsan </w:t>
       </w:r>
       <w:r>
         <w:rPr>
+          <w:rFonts w:ascii="CenturySchoolbook" w:hAnsi="CenturySchoolbook"/>
+          <w:b w:val="0"/>
+          <w:i w:val="0"/>
           <w:sz w:val="24"/>
         </w:rPr>
         <w:t xml:space="preserve">porttitor, cursus quis, aliquet eget, justo. Sed pretium blandit orci.  </w:t>
       </w:r>
       <w:r>
         <w:rPr>
+          <w:rFonts w:ascii="CenturySchoolbook" w:hAnsi="CenturySchoolbook"/>
+          <w:b w:val="0"/>
+          <w:i w:val="0"/>
           <w:sz w:val="24"/>
         </w:rPr>
         <w:t xml:space="preserve"> </w:t>
       </w:r>
       <w:r>
         <w:rPr>
+          <w:rFonts w:ascii="CenturySchoolbook" w:hAnsi="CenturySchoolbook"/>
+          <w:b w:val="0"/>
+          <w:i w:val="0"/>
           <w:sz w:val="24"/>
         </w:rPr>
         <w:t xml:space="preserve">Ut eu diam at pede suscipit sodales. Aenean lectus elit, fermentum non, convallis id, sagittis at, </w:t>
       </w:r>
       <w:r>
         <w:rPr>
+          <w:rFonts w:ascii="CenturySchoolbook" w:hAnsi="CenturySchoolbook"/>
+          <w:b w:val="0"/>
+          <w:i w:val="0"/>
           <w:sz w:val="24"/>
         </w:rPr>
         <w:t xml:space="preserve">neque. Nullam mauris orci, aliquet et, iaculis et, viverra vitae, ligula. Nulla ut felis in purus </w:t>
       </w:r>
       <w:r>
         <w:rPr>
+          <w:rFonts w:ascii="CenturySchoolbook" w:hAnsi="CenturySchoolbook"/>
+          <w:b w:val="0"/>
+          <w:i w:val="0"/>
           <w:sz w:val="24"/>
         </w:rPr>
         <w:t xml:space="preserve">aliquam imperdiet. Maecenas aliquet mollis lectus. Vivamus consectetuer risus et tortor. Lorem </w:t>
@@ -284,288 +419,432 @@
     <w:p>
       <w:r>
         <w:rPr>
+          <w:rFonts w:ascii="CenturySchoolbook" w:hAnsi="CenturySchoolbook"/>
+          <w:b w:val="0"/>
+          <w:i w:val="0"/>
           <w:sz w:val="24"/>
         </w:rPr>
         <w:t xml:space="preserve">ipsum dolor sit amet, consectetur adipiscing elit. Integer nec odio. Praesent libero. Sed cursus ante </w:t>
       </w:r>
       <w:r>
         <w:rPr>
+          <w:rFonts w:ascii="CenturySchoolbook" w:hAnsi="CenturySchoolbook"/>
+          <w:b w:val="0"/>
+          <w:i w:val="0"/>
           <w:sz w:val="24"/>
         </w:rPr>
         <w:t xml:space="preserve">dapibus diam. Sed nisi. Nulla quis sem at nibh elementum imperdiet. Duis sagittis ipsum. </w:t>
       </w:r>
       <w:r>
         <w:rPr>
+          <w:rFonts w:ascii="CenturySchoolbook" w:hAnsi="CenturySchoolbook"/>
+          <w:b w:val="0"/>
+          <w:i w:val="0"/>
           <w:sz w:val="24"/>
         </w:rPr>
         <w:t xml:space="preserve">Praesent mauris.  </w:t>
       </w:r>
       <w:r>
         <w:rPr>
+          <w:rFonts w:ascii="CenturySchoolbook" w:hAnsi="CenturySchoolbook"/>
+          <w:b w:val="0"/>
+          <w:i w:val="0"/>
           <w:sz w:val="24"/>
         </w:rPr>
         <w:t xml:space="preserve"> </w:t>
       </w:r>
       <w:r>
         <w:rPr>
+          <w:rFonts w:ascii="CenturySchoolbook" w:hAnsi="CenturySchoolbook"/>
+          <w:b w:val="0"/>
+          <w:i w:val="0"/>
           <w:sz w:val="24"/>
         </w:rPr>
         <w:t xml:space="preserve">Fusce nec tellus sed augue semper porta. Mauris massa. Vestibulum lacinia arcu eget nulla. Class </w:t>
       </w:r>
       <w:r>
         <w:rPr>
+          <w:rFonts w:ascii="CenturySchoolbook" w:hAnsi="CenturySchoolbook"/>
+          <w:b w:val="0"/>
+          <w:i w:val="0"/>
           <w:sz w:val="24"/>
         </w:rPr>
         <w:t xml:space="preserve">aptent taciti sociosqu ad litora torquent per conubia nostra, per inceptos himenaeos. Curabitur </w:t>
       </w:r>
       <w:r>
         <w:rPr>
+          <w:rFonts w:ascii="CenturySchoolbook" w:hAnsi="CenturySchoolbook"/>
+          <w:b w:val="0"/>
+          <w:i w:val="0"/>
           <w:sz w:val="24"/>
         </w:rPr>
         <w:t xml:space="preserve">sodales ligula in libero. Sed dignissim lacinia nunc. Curabitur tortor. Pellentesque nibh. Aenean </w:t>
       </w:r>
       <w:r>
         <w:rPr>
+          <w:rFonts w:ascii="CenturySchoolbook" w:hAnsi="CenturySchoolbook"/>
+          <w:b w:val="0"/>
+          <w:i w:val="0"/>
           <w:sz w:val="24"/>
         </w:rPr>
         <w:t xml:space="preserve">quam. In scelerisque sem at dolor. Maecenas mattis. Sed convallis tristique sem.  </w:t>
       </w:r>
       <w:r>
         <w:rPr>
+          <w:rFonts w:ascii="CenturySchoolbook" w:hAnsi="CenturySchoolbook"/>
+          <w:b w:val="0"/>
+          <w:i w:val="0"/>
           <w:sz w:val="24"/>
         </w:rPr>
         <w:t xml:space="preserve"> </w:t>
       </w:r>
       <w:r>
         <w:rPr>
+          <w:rFonts w:ascii="CenturySchoolbook" w:hAnsi="CenturySchoolbook"/>
+          <w:b w:val="0"/>
+          <w:i w:val="0"/>
           <w:sz w:val="24"/>
         </w:rPr>
         <w:t xml:space="preserve">Proin ut ligula vel nunc egestas porttitor. Morbi lectus risus, iaculis vel, suscipit quis, luctus non, </w:t>
       </w:r>
       <w:r>
         <w:rPr>
+          <w:rFonts w:ascii="CenturySchoolbook" w:hAnsi="CenturySchoolbook"/>
+          <w:b w:val="0"/>
+          <w:i w:val="0"/>
           <w:sz w:val="24"/>
         </w:rPr>
         <w:t xml:space="preserve">massa. Fusce ac turpis quis ligula lacinia aliquet. Mauris ipsum. Nulla metus metus, ullamcorper </w:t>
       </w:r>
       <w:r>
         <w:rPr>
+          <w:rFonts w:ascii="CenturySchoolbook" w:hAnsi="CenturySchoolbook"/>
+          <w:b w:val="0"/>
+          <w:i w:val="0"/>
           <w:sz w:val="24"/>
         </w:rPr>
         <w:t xml:space="preserve">vel, tincidunt sed, euismod in, nibh. Quisque volutpat condimentum velit. Class aptent taciti </w:t>
       </w:r>
       <w:r>
         <w:rPr>
+          <w:rFonts w:ascii="CenturySchoolbook" w:hAnsi="CenturySchoolbook"/>
+          <w:b w:val="0"/>
+          <w:i w:val="0"/>
           <w:sz w:val="24"/>
         </w:rPr>
         <w:t xml:space="preserve">sociosqu ad litora torquent per conubia nostra, per inceptos himenaeos. Nam nec ante. Sed lacinia, </w:t>
       </w:r>
       <w:r>
         <w:rPr>
+          <w:rFonts w:ascii="CenturySchoolbook" w:hAnsi="CenturySchoolbook"/>
+          <w:b w:val="0"/>
+          <w:i w:val="0"/>
           <w:sz w:val="24"/>
         </w:rPr>
         <w:t xml:space="preserve">urna non tincidunt mattis, tortor neque adipiscing diam, a cursus ipsum ante quis turpis. Nulla </w:t>
       </w:r>
       <w:r>
         <w:rPr>
+          <w:rFonts w:ascii="CenturySchoolbook" w:hAnsi="CenturySchoolbook"/>
+          <w:b w:val="0"/>
+          <w:i w:val="0"/>
           <w:sz w:val="24"/>
         </w:rPr>
         <w:t xml:space="preserve">facilisi. Ut fringilla. Suspendisse potenti.  </w:t>
       </w:r>
       <w:r>
         <w:rPr>
+          <w:rFonts w:ascii="CenturySchoolbook" w:hAnsi="CenturySchoolbook"/>
+          <w:b w:val="0"/>
+          <w:i w:val="0"/>
           <w:sz w:val="24"/>
         </w:rPr>
         <w:t xml:space="preserve"> </w:t>
       </w:r>
       <w:r>
         <w:rPr>
+          <w:rFonts w:ascii="CenturySchoolbook" w:hAnsi="CenturySchoolbook"/>
+          <w:b w:val="0"/>
+          <w:i w:val="0"/>
           <w:sz w:val="24"/>
         </w:rPr>
         <w:t xml:space="preserve">Nunc feugiat mi a tellus consequat imperdiet. Vestibulum sapien. Proin quam. Etiam ultrices. </w:t>
       </w:r>
       <w:r>
         <w:rPr>
+          <w:rFonts w:ascii="CenturySchoolbook" w:hAnsi="CenturySchoolbook"/>
+          <w:b w:val="0"/>
+          <w:i w:val="0"/>
           <w:sz w:val="24"/>
         </w:rPr>
         <w:t xml:space="preserve">Suspendisse in justo eu magna luctus suscipit. Sed lectus. Integer euismod lacus luctus magna. </w:t>
       </w:r>
       <w:r>
         <w:rPr>
+          <w:rFonts w:ascii="CenturySchoolbook" w:hAnsi="CenturySchoolbook"/>
+          <w:b w:val="0"/>
+          <w:i w:val="0"/>
           <w:sz w:val="24"/>
         </w:rPr>
         <w:t xml:space="preserve">Quisque cursus, metus vitae pharetra auctor, sem massa mattis sem, at interdum magna augue </w:t>
       </w:r>
       <w:r>
         <w:rPr>
+          <w:rFonts w:ascii="CenturySchoolbook" w:hAnsi="CenturySchoolbook"/>
+          <w:b w:val="0"/>
+          <w:i w:val="0"/>
           <w:sz w:val="24"/>
         </w:rPr>
         <w:t xml:space="preserve">eget diam. Vestibulum ante ipsum primis in faucibus orci luctus et ultrices posuere cubilia Curae; </w:t>
       </w:r>
       <w:r>
         <w:rPr>
+          <w:rFonts w:ascii="CenturySchoolbook" w:hAnsi="CenturySchoolbook"/>
+          <w:b w:val="0"/>
+          <w:i w:val="0"/>
           <w:sz w:val="24"/>
         </w:rPr>
         <w:t xml:space="preserve">Morbi lacinia molestie dui. Praesent blandit dolor. Sed non quam. In vel mi sit amet augue congue </w:t>
       </w:r>
       <w:r>
         <w:rPr>
+          <w:rFonts w:ascii="CenturySchoolbook" w:hAnsi="CenturySchoolbook"/>
+          <w:b w:val="0"/>
+          <w:i w:val="0"/>
           <w:sz w:val="24"/>
         </w:rPr>
         <w:t xml:space="preserve">elementum. Morbi in ipsum sit amet pede facilisis laoreet.  </w:t>
       </w:r>
       <w:r>
         <w:rPr>
+          <w:rFonts w:ascii="CenturySchoolbook" w:hAnsi="CenturySchoolbook"/>
+          <w:b w:val="0"/>
+          <w:i w:val="0"/>
           <w:sz w:val="24"/>
         </w:rPr>
         <w:t xml:space="preserve"> </w:t>
       </w:r>
       <w:r>
         <w:rPr>
+          <w:rFonts w:ascii="CenturySchoolbook" w:hAnsi="CenturySchoolbook"/>
+          <w:b w:val="0"/>
+          <w:i w:val="0"/>
           <w:sz w:val="24"/>
         </w:rPr>
         <w:t xml:space="preserve">Donec lacus nunc, viverra nec, blandit vel, egestas et, augue. Vestibulum tincidunt malesuada </w:t>
       </w:r>
       <w:r>
         <w:rPr>
+          <w:rFonts w:ascii="CenturySchoolbook" w:hAnsi="CenturySchoolbook"/>
+          <w:b w:val="0"/>
+          <w:i w:val="0"/>
           <w:sz w:val="24"/>
         </w:rPr>
         <w:t xml:space="preserve">tellus. Ut ultrices ultrices enim. Curabitur sit amet mauris. Morbi in dui quis est pulvinar </w:t>
       </w:r>
       <w:r>
         <w:rPr>
+          <w:rFonts w:ascii="CenturySchoolbook" w:hAnsi="CenturySchoolbook"/>
+          <w:b w:val="0"/>
+          <w:i w:val="0"/>
           <w:sz w:val="24"/>
         </w:rPr>
         <w:t xml:space="preserve">ullamcorper. Nulla facilisi. Integer lacinia sollicitudin massa. Cras metus. Sed aliquet risus a </w:t>
       </w:r>
       <w:r>
         <w:rPr>
+          <w:rFonts w:ascii="CenturySchoolbook" w:hAnsi="CenturySchoolbook"/>
+          <w:b w:val="0"/>
+          <w:i w:val="0"/>
           <w:sz w:val="24"/>
         </w:rPr>
         <w:t xml:space="preserve">tortor. Integer id quam. Morbi mi.  </w:t>
       </w:r>
       <w:r>
         <w:rPr>
+          <w:rFonts w:ascii="CenturySchoolbook" w:hAnsi="CenturySchoolbook"/>
+          <w:b w:val="0"/>
+          <w:i w:val="0"/>
           <w:sz w:val="24"/>
         </w:rPr>
         <w:t xml:space="preserve"> </w:t>
       </w:r>
       <w:r>
         <w:rPr>
+          <w:rFonts w:ascii="CenturySchoolbook" w:hAnsi="CenturySchoolbook"/>
+          <w:b w:val="0"/>
+          <w:i w:val="0"/>
           <w:sz w:val="24"/>
         </w:rPr>
         <w:t xml:space="preserve">Lorem ipsum dolor sit amet, consectetur adipiscing elit. Integer nec odio. Praesent libero. Sed </w:t>
       </w:r>
       <w:r>
         <w:rPr>
+          <w:rFonts w:ascii="CenturySchoolbook" w:hAnsi="CenturySchoolbook"/>
+          <w:b w:val="0"/>
+          <w:i w:val="0"/>
           <w:sz w:val="24"/>
         </w:rPr>
         <w:t xml:space="preserve">cursus ante dapibus diam. Sed nisi. Nulla quis sem at nibh elementum imperdiet. Duis sagittis </w:t>
       </w:r>
       <w:r>
         <w:rPr>
+          <w:rFonts w:ascii="CenturySchoolbook" w:hAnsi="CenturySchoolbook"/>
+          <w:b w:val="0"/>
+          <w:i w:val="0"/>
           <w:sz w:val="24"/>
         </w:rPr>
         <w:t xml:space="preserve">ipsum. Praesent mauris. Fusce nec tellus sed augue semper porta. Mauris massa. Vestibulum </w:t>
       </w:r>
       <w:r>
         <w:rPr>
+          <w:rFonts w:ascii="CenturySchoolbook" w:hAnsi="CenturySchoolbook"/>
+          <w:b w:val="0"/>
+          <w:i w:val="0"/>
           <w:sz w:val="24"/>
         </w:rPr>
         <w:t xml:space="preserve">lacinia arcu eget nulla. Class aptent taciti sociosqu ad litora torquent per conubia nostra, per </w:t>
       </w:r>
       <w:r>
         <w:rPr>
+          <w:rFonts w:ascii="CenturySchoolbook" w:hAnsi="CenturySchoolbook"/>
+          <w:b w:val="0"/>
+          <w:i w:val="0"/>
           <w:sz w:val="24"/>
         </w:rPr>
         <w:t xml:space="preserve">inceptos himenaeos. Curabitur sodales ligula in libero.  </w:t>
       </w:r>
       <w:r>
         <w:rPr>
+          <w:rFonts w:ascii="CenturySchoolbook" w:hAnsi="CenturySchoolbook"/>
+          <w:b w:val="0"/>
+          <w:i w:val="0"/>
           <w:sz w:val="24"/>
         </w:rPr>
         <w:t xml:space="preserve"> </w:t>
       </w:r>
       <w:r>
         <w:rPr>
+          <w:rFonts w:ascii="CenturySchoolbook" w:hAnsi="CenturySchoolbook"/>
+          <w:b w:val="0"/>
+          <w:i w:val="0"/>
           <w:sz w:val="24"/>
         </w:rPr>
         <w:t xml:space="preserve">Sed dignissim lacinia nunc. Curabitur tortor. Pellentesque nibh. Aenean quam. In scelerisque sem </w:t>
       </w:r>
       <w:r>
         <w:rPr>
+          <w:rFonts w:ascii="CenturySchoolbook" w:hAnsi="CenturySchoolbook"/>
+          <w:b w:val="0"/>
+          <w:i w:val="0"/>
           <w:sz w:val="24"/>
         </w:rPr>
         <w:t xml:space="preserve">at dolor. Maecenas mattis. Sed convallis tristique sem. Proin ut ligula vel nunc egestas porttitor. </w:t>
       </w:r>
       <w:r>
         <w:rPr>
+          <w:rFonts w:ascii="CenturySchoolbook" w:hAnsi="CenturySchoolbook"/>
+          <w:b w:val="0"/>
+          <w:i w:val="0"/>
           <w:sz w:val="24"/>
         </w:rPr>
         <w:t xml:space="preserve">Morbi lectus risus, iaculis vel, suscipit quis, luctus non, massa. Fusce ac turpis quis ligula lacinia </w:t>
       </w:r>
       <w:r>
         <w:rPr>
+          <w:rFonts w:ascii="CenturySchoolbook" w:hAnsi="CenturySchoolbook"/>
+          <w:b w:val="0"/>
+          <w:i w:val="0"/>
           <w:sz w:val="24"/>
         </w:rPr>
         <w:t xml:space="preserve">aliquet. Mauris ipsum. Nulla metus metus, ullamcorper vel, tincidunt sed, euismod in, nibh.  </w:t>
       </w:r>
       <w:r>
         <w:rPr>
+          <w:rFonts w:ascii="CenturySchoolbook" w:hAnsi="CenturySchoolbook"/>
+          <w:b w:val="0"/>
+          <w:i w:val="0"/>
           <w:sz w:val="24"/>
         </w:rPr>
         <w:t xml:space="preserve"> </w:t>
       </w:r>
       <w:r>
         <w:rPr>
+          <w:rFonts w:ascii="CenturySchoolbook" w:hAnsi="CenturySchoolbook"/>
+          <w:b w:val="0"/>
+          <w:i w:val="0"/>
           <w:sz w:val="24"/>
         </w:rPr>
         <w:t xml:space="preserve">Quisque volutpat condimentum velit. Class aptent taciti sociosqu ad litora torquent per conubia </w:t>
       </w:r>
       <w:r>
         <w:rPr>
+          <w:rFonts w:ascii="CenturySchoolbook" w:hAnsi="CenturySchoolbook"/>
+          <w:b w:val="0"/>
+          <w:i w:val="0"/>
           <w:sz w:val="24"/>
         </w:rPr>
         <w:t xml:space="preserve">nostra, per inceptos himenaeos. Nam nec ante. Sed lacinia, urna non tincidunt mattis, tortor neque </w:t>
       </w:r>
       <w:r>
         <w:rPr>
+          <w:rFonts w:ascii="CenturySchoolbook" w:hAnsi="CenturySchoolbook"/>
+          <w:b w:val="0"/>
+          <w:i w:val="0"/>
           <w:sz w:val="24"/>
         </w:rPr>
         <w:t xml:space="preserve">adipiscing diam, a cursus ipsum ante quis turpis. Nulla facilisi. Ut fringilla. Suspendisse potenti. </w:t>
       </w:r>
       <w:r>
         <w:rPr>
+          <w:rFonts w:ascii="CenturySchoolbook" w:hAnsi="CenturySchoolbook"/>
+          <w:b w:val="0"/>
+          <w:i w:val="0"/>
           <w:sz w:val="24"/>
         </w:rPr>
         <w:t xml:space="preserve">Nunc feugiat mi a tellus consequat imperdiet. Vestibulum sapien. Proin quam. Etiam ultrices.  </w:t>
       </w:r>
       <w:r>
         <w:rPr>
+          <w:rFonts w:ascii="CenturySchoolbook" w:hAnsi="CenturySchoolbook"/>
+          <w:b w:val="0"/>
+          <w:i w:val="0"/>
           <w:sz w:val="24"/>
         </w:rPr>
         <w:t xml:space="preserve"> </w:t>
       </w:r>
       <w:r>
         <w:rPr>
+          <w:rFonts w:ascii="CenturySchoolbook" w:hAnsi="CenturySchoolbook"/>
+          <w:b w:val="0"/>
+          <w:i w:val="0"/>
           <w:sz w:val="24"/>
         </w:rPr>
         <w:t xml:space="preserve">Suspendisse in justo eu magna luctus suscipit. Sed lectus. Integer euismod lacus luctus magna. </w:t>
       </w:r>
       <w:r>
         <w:rPr>
+          <w:rFonts w:ascii="CenturySchoolbook" w:hAnsi="CenturySchoolbook"/>
+          <w:b w:val="0"/>
+          <w:i w:val="0"/>
           <w:sz w:val="24"/>
         </w:rPr>
         <w:t xml:space="preserve">Quisque cursus, metus vitae pharetra auctor, sem massa mattis sem, at interdum magna augue </w:t>
       </w:r>
       <w:r>
         <w:rPr>
+          <w:rFonts w:ascii="CenturySchoolbook" w:hAnsi="CenturySchoolbook"/>
+          <w:b w:val="0"/>
+          <w:i w:val="0"/>
           <w:sz w:val="24"/>
         </w:rPr>
         <w:t xml:space="preserve">eget diam. Vestibulum ante ipsum primis in faucibus orci luctus et ultrices posuere cubilia Curae; </w:t>
       </w:r>
       <w:r>
         <w:rPr>
+          <w:rFonts w:ascii="CenturySchoolbook" w:hAnsi="CenturySchoolbook"/>
+          <w:b w:val="0"/>
+          <w:i w:val="0"/>
           <w:sz w:val="24"/>
         </w:rPr>
         <w:t xml:space="preserve">Morbi lacinia molestie dui. Praesent blandit dolor. Sed non quam. In vel mi sit amet augue congue </w:t>
@@ -579,216 +858,324 @@
     <w:p>
       <w:r>
         <w:rPr>
+          <w:rFonts w:ascii="CenturySchoolbook" w:hAnsi="CenturySchoolbook"/>
+          <w:b w:val="0"/>
+          <w:i w:val="0"/>
           <w:sz w:val="24"/>
         </w:rPr>
         <w:t xml:space="preserve">elementum. Morbi in ipsum sit amet pede facilisis laoreet. Donec lacus nunc, viverra nec, blandit </w:t>
       </w:r>
       <w:r>
         <w:rPr>
+          <w:rFonts w:ascii="CenturySchoolbook" w:hAnsi="CenturySchoolbook"/>
+          <w:b w:val="0"/>
+          <w:i w:val="0"/>
           <w:sz w:val="24"/>
         </w:rPr>
         <w:t xml:space="preserve">vel, egestas et, augue. Vestibulum tincidunt malesuada tellus. Ut ultrices ultrices enim. Curabitur </w:t>
       </w:r>
       <w:r>
         <w:rPr>
+          <w:rFonts w:ascii="CenturySchoolbook" w:hAnsi="CenturySchoolbook"/>
+          <w:b w:val="0"/>
+          <w:i w:val="0"/>
           <w:sz w:val="24"/>
         </w:rPr>
         <w:t xml:space="preserve">sit amet mauris.  </w:t>
       </w:r>
       <w:r>
         <w:rPr>
+          <w:rFonts w:ascii="CenturySchoolbook" w:hAnsi="CenturySchoolbook"/>
+          <w:b w:val="0"/>
+          <w:i w:val="0"/>
           <w:sz w:val="24"/>
         </w:rPr>
         <w:t xml:space="preserve"> </w:t>
       </w:r>
       <w:r>
         <w:rPr>
+          <w:rFonts w:ascii="CenturySchoolbook" w:hAnsi="CenturySchoolbook"/>
+          <w:b w:val="0"/>
+          <w:i w:val="0"/>
           <w:sz w:val="24"/>
         </w:rPr>
         <w:t xml:space="preserve">Morbi in dui quis est pulvinar ullamcorper. Nulla facilisi. Integer lacinia sollicitudin massa. Cras </w:t>
       </w:r>
       <w:r>
         <w:rPr>
+          <w:rFonts w:ascii="CenturySchoolbook" w:hAnsi="CenturySchoolbook"/>
+          <w:b w:val="0"/>
+          <w:i w:val="0"/>
           <w:sz w:val="24"/>
         </w:rPr>
         <w:t xml:space="preserve">metus. Sed aliquet risus a tortor. Integer id quam. Morbi mi. Quisque nisl felis, venenatis tristique, </w:t>
       </w:r>
       <w:r>
         <w:rPr>
+          <w:rFonts w:ascii="CenturySchoolbook" w:hAnsi="CenturySchoolbook"/>
+          <w:b w:val="0"/>
+          <w:i w:val="0"/>
           <w:sz w:val="24"/>
         </w:rPr>
         <w:t xml:space="preserve">dignissim in, ultrices sit amet, augue. Proin sodales libero eget ante. Nulla quam. Aenean laoreet. </w:t>
       </w:r>
       <w:r>
         <w:rPr>
+          <w:rFonts w:ascii="CenturySchoolbook" w:hAnsi="CenturySchoolbook"/>
+          <w:b w:val="0"/>
+          <w:i w:val="0"/>
           <w:sz w:val="24"/>
         </w:rPr>
         <w:t xml:space="preserve">Vestibulum nisi lectus, commodo ac, facilisis ac, ultricies eu, pede. Ut orci risus, accumsan </w:t>
       </w:r>
       <w:r>
         <w:rPr>
+          <w:rFonts w:ascii="CenturySchoolbook" w:hAnsi="CenturySchoolbook"/>
+          <w:b w:val="0"/>
+          <w:i w:val="0"/>
           <w:sz w:val="24"/>
         </w:rPr>
         <w:t xml:space="preserve">porttitor, cursus quis, aliquet eget, justo. Sed pretium blandit orci.  </w:t>
       </w:r>
       <w:r>
         <w:rPr>
+          <w:rFonts w:ascii="CenturySchoolbook" w:hAnsi="CenturySchoolbook"/>
+          <w:b w:val="0"/>
+          <w:i w:val="0"/>
           <w:sz w:val="24"/>
         </w:rPr>
         <w:t xml:space="preserve"> </w:t>
       </w:r>
       <w:r>
         <w:rPr>
+          <w:rFonts w:ascii="CenturySchoolbook" w:hAnsi="CenturySchoolbook"/>
+          <w:b w:val="0"/>
+          <w:i w:val="0"/>
           <w:sz w:val="24"/>
         </w:rPr>
         <w:t xml:space="preserve">Ut eu diam at pede suscipit sodales. Aenean lectus elit, fermentum non, convallis id, sagittis at, </w:t>
       </w:r>
       <w:r>
         <w:rPr>
+          <w:rFonts w:ascii="CenturySchoolbook" w:hAnsi="CenturySchoolbook"/>
+          <w:b w:val="0"/>
+          <w:i w:val="0"/>
           <w:sz w:val="24"/>
         </w:rPr>
         <w:t xml:space="preserve">neque. Nullam mauris orci, aliquet et, iaculis et, viverra vitae, ligula. Nulla ut felis in purus </w:t>
       </w:r>
       <w:r>
         <w:rPr>
+          <w:rFonts w:ascii="CenturySchoolbook" w:hAnsi="CenturySchoolbook"/>
+          <w:b w:val="0"/>
+          <w:i w:val="0"/>
           <w:sz w:val="24"/>
         </w:rPr>
         <w:t xml:space="preserve">aliquam imperdiet. Maecenas aliquet mollis lectus. Vivamus consectetuer risus et tortor. Lorem </w:t>
       </w:r>
       <w:r>
         <w:rPr>
+          <w:rFonts w:ascii="CenturySchoolbook" w:hAnsi="CenturySchoolbook"/>
+          <w:b w:val="0"/>
+          <w:i w:val="0"/>
           <w:sz w:val="24"/>
         </w:rPr>
         <w:t xml:space="preserve">ipsum dolor sit amet, consectetur adipiscing elit. Integer nec odio. Praesent libero. Sed cursus ante </w:t>
       </w:r>
       <w:r>
         <w:rPr>
+          <w:rFonts w:ascii="CenturySchoolbook" w:hAnsi="CenturySchoolbook"/>
+          <w:b w:val="0"/>
+          <w:i w:val="0"/>
           <w:sz w:val="24"/>
         </w:rPr>
         <w:t xml:space="preserve">dapibus diam. Sed nisi. Nulla quis sem at nibh elementum imperdiet. Duis sagittis ipsum. </w:t>
       </w:r>
       <w:r>
         <w:rPr>
+          <w:rFonts w:ascii="CenturySchoolbook" w:hAnsi="CenturySchoolbook"/>
+          <w:b w:val="0"/>
+          <w:i w:val="0"/>
           <w:sz w:val="24"/>
         </w:rPr>
         <w:t xml:space="preserve">Praesent mauris.  </w:t>
       </w:r>
       <w:r>
         <w:rPr>
+          <w:rFonts w:ascii="CenturySchoolbook" w:hAnsi="CenturySchoolbook"/>
+          <w:b w:val="0"/>
+          <w:i w:val="0"/>
           <w:sz w:val="24"/>
         </w:rPr>
         <w:t xml:space="preserve"> </w:t>
       </w:r>
       <w:r>
         <w:rPr>
+          <w:rFonts w:ascii="CenturySchoolbook" w:hAnsi="CenturySchoolbook"/>
+          <w:b w:val="0"/>
+          <w:i w:val="0"/>
           <w:sz w:val="24"/>
         </w:rPr>
         <w:t xml:space="preserve">Fusce nec tellus sed augue semper porta. Mauris massa. Vestibulum lacinia arcu eget nulla. Class </w:t>
       </w:r>
       <w:r>
         <w:rPr>
+          <w:rFonts w:ascii="CenturySchoolbook" w:hAnsi="CenturySchoolbook"/>
+          <w:b w:val="0"/>
+          <w:i w:val="0"/>
           <w:sz w:val="24"/>
         </w:rPr>
         <w:t xml:space="preserve">aptent taciti sociosqu ad litora torquent per conubia nostra, per inceptos himenaeos. Curabitur </w:t>
       </w:r>
       <w:r>
         <w:rPr>
+          <w:rFonts w:ascii="CenturySchoolbook" w:hAnsi="CenturySchoolbook"/>
+          <w:b w:val="0"/>
+          <w:i w:val="0"/>
           <w:sz w:val="24"/>
         </w:rPr>
         <w:t xml:space="preserve">sodales ligula in libero. Sed dignissim lacinia nunc. Curabitur tortor. Pellentesque nibh. Aenean </w:t>
       </w:r>
       <w:r>
         <w:rPr>
+          <w:rFonts w:ascii="CenturySchoolbook" w:hAnsi="CenturySchoolbook"/>
+          <w:b w:val="0"/>
+          <w:i w:val="0"/>
           <w:sz w:val="24"/>
         </w:rPr>
         <w:t xml:space="preserve">quam. In scelerisque sem at dolor. Maecenas mattis. Sed convallis tristique sem.  </w:t>
       </w:r>
       <w:r>
         <w:rPr>
+          <w:rFonts w:ascii="CenturySchoolbook" w:hAnsi="CenturySchoolbook"/>
+          <w:b w:val="0"/>
+          <w:i w:val="0"/>
           <w:sz w:val="24"/>
         </w:rPr>
         <w:t xml:space="preserve"> </w:t>
       </w:r>
       <w:r>
         <w:rPr>
+          <w:rFonts w:ascii="CenturySchoolbook" w:hAnsi="CenturySchoolbook"/>
+          <w:b w:val="0"/>
+          <w:i w:val="0"/>
           <w:sz w:val="24"/>
         </w:rPr>
         <w:t xml:space="preserve">Proin ut ligula vel nunc egestas porttitor. Morbi lectus risus, iaculis vel, suscipit quis, luctus non, </w:t>
       </w:r>
       <w:r>
         <w:rPr>
+          <w:rFonts w:ascii="CenturySchoolbook" w:hAnsi="CenturySchoolbook"/>
+          <w:b w:val="0"/>
+          <w:i w:val="0"/>
           <w:sz w:val="24"/>
         </w:rPr>
         <w:t xml:space="preserve">massa. Fusce ac turpis quis ligula lacinia aliquet. Mauris ipsum. Nulla metus metus, ullamcorper </w:t>
       </w:r>
       <w:r>
         <w:rPr>
+          <w:rFonts w:ascii="CenturySchoolbook" w:hAnsi="CenturySchoolbook"/>
+          <w:b w:val="0"/>
+          <w:i w:val="0"/>
           <w:sz w:val="24"/>
         </w:rPr>
         <w:t xml:space="preserve">vel, tincidunt sed, euismod in, nibh. Quisque volutpat condimentum velit. Class aptent taciti </w:t>
       </w:r>
       <w:r>
         <w:rPr>
+          <w:rFonts w:ascii="CenturySchoolbook" w:hAnsi="CenturySchoolbook"/>
+          <w:b w:val="0"/>
+          <w:i w:val="0"/>
           <w:sz w:val="24"/>
         </w:rPr>
         <w:t xml:space="preserve">sociosqu ad litora torquent per conubia nostra, per inceptos himenaeos. Nam nec ante. Sed lacinia, </w:t>
       </w:r>
       <w:r>
         <w:rPr>
+          <w:rFonts w:ascii="CenturySchoolbook" w:hAnsi="CenturySchoolbook"/>
+          <w:b w:val="0"/>
+          <w:i w:val="0"/>
           <w:sz w:val="24"/>
         </w:rPr>
         <w:t xml:space="preserve">urna non tincidunt mattis, tortor neque adipiscing diam, a cursus ipsum ante quis turpis. Nulla </w:t>
       </w:r>
       <w:r>
         <w:rPr>
+          <w:rFonts w:ascii="CenturySchoolbook" w:hAnsi="CenturySchoolbook"/>
+          <w:b w:val="0"/>
+          <w:i w:val="0"/>
           <w:sz w:val="24"/>
         </w:rPr>
         <w:t xml:space="preserve">facilisi. Ut fringilla. Suspendisse potenti.  </w:t>
       </w:r>
       <w:r>
         <w:rPr>
+          <w:rFonts w:ascii="CenturySchoolbook" w:hAnsi="CenturySchoolbook"/>
+          <w:b w:val="0"/>
+          <w:i w:val="0"/>
           <w:sz w:val="24"/>
         </w:rPr>
         <w:t xml:space="preserve"> </w:t>
       </w:r>
       <w:r>
         <w:rPr>
+          <w:rFonts w:ascii="CenturySchoolbook" w:hAnsi="CenturySchoolbook"/>
+          <w:b w:val="0"/>
+          <w:i w:val="0"/>
           <w:sz w:val="24"/>
         </w:rPr>
         <w:t xml:space="preserve">Nunc feugiat mi a tellus consequat imperdiet. Vestibulum sapien. Proin quam. Etiam ultrices. </w:t>
       </w:r>
       <w:r>
         <w:rPr>
+          <w:rFonts w:ascii="CenturySchoolbook" w:hAnsi="CenturySchoolbook"/>
+          <w:b w:val="0"/>
+          <w:i w:val="0"/>
           <w:sz w:val="24"/>
         </w:rPr>
         <w:t xml:space="preserve">Suspendisse in justo eu magna luctus suscipit. Sed lectus. Integer euismod lacus luctus magna. </w:t>
       </w:r>
       <w:r>
         <w:rPr>
+          <w:rFonts w:ascii="CenturySchoolbook" w:hAnsi="CenturySchoolbook"/>
+          <w:b w:val="0"/>
+          <w:i w:val="0"/>
           <w:sz w:val="24"/>
         </w:rPr>
         <w:t xml:space="preserve">Quisque cursus, metus vitae pharetra auctor, sem massa mattis sem, at interdum magna augue </w:t>
       </w:r>
       <w:r>
         <w:rPr>
+          <w:rFonts w:ascii="CenturySchoolbook" w:hAnsi="CenturySchoolbook"/>
+          <w:b w:val="0"/>
+          <w:i w:val="0"/>
           <w:sz w:val="24"/>
         </w:rPr>
         <w:t xml:space="preserve">eget diam. Vestibulum ante ipsum primis in faucibus orci luctus et ultrices posuere cubilia Curae; </w:t>
       </w:r>
       <w:r>
         <w:rPr>
+          <w:rFonts w:ascii="CenturySchoolbook" w:hAnsi="CenturySchoolbook"/>
+          <w:b w:val="0"/>
+          <w:i w:val="0"/>
           <w:sz w:val="24"/>
         </w:rPr>
         <w:t xml:space="preserve">Morbi lacinia molestie dui. Praesent blandit dolor. Sed non quam. In vel mi sit amet augue congue </w:t>
       </w:r>
       <w:r>
         <w:rPr>
+          <w:rFonts w:ascii="CenturySchoolbook" w:hAnsi="CenturySchoolbook"/>
+          <w:b w:val="0"/>
+          <w:i w:val="0"/>
           <w:sz w:val="24"/>
         </w:rPr>
         <w:t xml:space="preserve">elementum. Morbi in ipsum sit amet pede facilisis laoreet.  </w:t>
       </w:r>
       <w:r>
         <w:rPr>
+          <w:rFonts w:ascii="CenturySchoolbook" w:hAnsi="CenturySchoolbook"/>
+          <w:b w:val="0"/>
+          <w:i w:val="0"/>
           <w:sz w:val="24"/>
         </w:rPr>
         <w:t xml:space="preserve"> </w:t>

--- a/output/output.docx
+++ b/output/output.docx
@@ -3,24 +3,35 @@
 <w:document xmlns:wpc="http://schemas.microsoft.com/office/word/2010/wordprocessingCanvas" xmlns:mo="http://schemas.microsoft.com/office/mac/office/2008/main" xmlns:mc="http://schemas.openxmlformats.org/markup-compatibility/2006" xmlns:mv="urn:schemas-microsoft-com:mac:vml" xmlns:o="urn:schemas-microsoft-com:office:office" xmlns:r="http://schemas.openxmlformats.org/officeDocument/2006/relationships" xmlns:m="http://schemas.openxmlformats.org/officeDocument/2006/math" xmlns:v="urn:schemas-microsoft-com:vml" xmlns:wp14="http://schemas.microsoft.com/office/word/2010/wordprocessingDrawing" xmlns:wp="http://schemas.openxmlformats.org/drawingml/2006/wordprocessingDrawing" xmlns:w10="urn:schemas-microsoft-com:office:word" xmlns:w="http://schemas.openxmlformats.org/wordprocessingml/2006/main" xmlns:w14="http://schemas.microsoft.com/office/word/2010/wordml" xmlns:wpg="http://schemas.microsoft.com/office/word/2010/wordprocessingGroup" xmlns:wpi="http://schemas.microsoft.com/office/word/2010/wordprocessingInk" xmlns:wne="http://schemas.microsoft.com/office/word/2006/wordml" xmlns:wps="http://schemas.microsoft.com/office/word/2010/wordprocessingShape" mc:Ignorable="w14 wp14">
   <w:body>
     <w:p>
+      <w:pPr>
+        <w:jc w:val="left"/>
+      </w:pPr>
       <w:r>
         <w:rPr>
           <w:rFonts w:ascii="CenturySchoolbook-Bold" w:hAnsi="CenturySchoolbook-Bold"/>
           <w:b/>
           <w:i w:val="0"/>
+          <w:color w:val="2E74B5"/>
           <w:sz w:val="72"/>
         </w:rPr>
         <w:t xml:space="preserve">Sample PDF </w:t>
       </w:r>
     </w:p>
     <w:p>
+      <w:pPr>
+        <w:jc w:val="left"/>
+      </w:pPr>
       <w:r>
         <w:rPr>
           <w:rFonts w:ascii="CenturySchoolbook" w:hAnsi="CenturySchoolbook"/>
           <w:b w:val="0"/>
           <w:i w:val="0"/>
+          <w:color w:val="000000"/>
           <w:sz w:val="24"/>
         </w:rPr>
+        <w:t xml:space="preserve"> </w:t>
+      </w:r>
+      <w:r>
         <w:t xml:space="preserve"> </w:t>
       </w:r>
       <w:r>
@@ -28,6 +39,7 @@
           <w:rFonts w:ascii="CenturySchoolbook" w:hAnsi="CenturySchoolbook"/>
           <w:b w:val="0"/>
           <w:i w:val="0"/>
+          <w:color w:val="000000"/>
           <w:sz w:val="36"/>
         </w:rPr>
         <w:t xml:space="preserve">Created for testing </w:t>
@@ -37,6 +49,7 @@
           <w:rFonts w:ascii="CenturySchoolbook" w:hAnsi="CenturySchoolbook"/>
           <w:b w:val="0"/>
           <w:i w:val="0"/>
+          <w:color w:val="5B9BD5"/>
           <w:sz w:val="36"/>
         </w:rPr>
         <w:t>PDFObject</w:t>
@@ -46,8 +59,12 @@
           <w:rFonts w:ascii="CenturySchoolbook" w:hAnsi="CenturySchoolbook"/>
           <w:b w:val="0"/>
           <w:i w:val="0"/>
+          <w:color w:val="000000"/>
           <w:sz w:val="36"/>
         </w:rPr>
+        <w:t xml:space="preserve"> </w:t>
+      </w:r>
+      <w:r>
         <w:t xml:space="preserve"> </w:t>
       </w:r>
       <w:r>
@@ -55,8 +72,12 @@
           <w:rFonts w:ascii="CenturySchoolbook" w:hAnsi="CenturySchoolbook"/>
           <w:b w:val="0"/>
           <w:i w:val="0"/>
+          <w:color w:val="000000"/>
           <w:sz w:val="24"/>
         </w:rPr>
+        <w:t xml:space="preserve"> </w:t>
+      </w:r>
+      <w:r>
         <w:t xml:space="preserve"> </w:t>
       </w:r>
       <w:r>
@@ -64,53 +85,12 @@
           <w:rFonts w:ascii="CenturySchoolbook" w:hAnsi="CenturySchoolbook"/>
           <w:b w:val="0"/>
           <w:i w:val="0"/>
+          <w:color w:val="000000"/>
           <w:sz w:val="31"/>
         </w:rPr>
         <w:t xml:space="preserve">This PDF is three pages long. Three long pages. Or three short pages if </w:t>
       </w:r>
       <w:r>
-        <w:rPr>
-          <w:rFonts w:ascii="CenturySchoolbook" w:hAnsi="CenturySchoolbook"/>
-          <w:b w:val="0"/>
-          <w:i w:val="0"/>
-          <w:sz w:val="31"/>
-        </w:rPr>
-        <w:t xml:space="preserve">you’re optimistic. Is it the same as saying “three long minutes”, knowing </w:t>
-      </w:r>
-      <w:r>
-        <w:rPr>
-          <w:rFonts w:ascii="CenturySchoolbook" w:hAnsi="CenturySchoolbook"/>
-          <w:b w:val="0"/>
-          <w:i w:val="0"/>
-          <w:sz w:val="31"/>
-        </w:rPr>
-        <w:t xml:space="preserve">that all minutes are the same duration, and one cannot possibly be longer </w:t>
-      </w:r>
-      <w:r>
-        <w:rPr>
-          <w:rFonts w:ascii="CenturySchoolbook" w:hAnsi="CenturySchoolbook"/>
-          <w:b w:val="0"/>
-          <w:i w:val="0"/>
-          <w:sz w:val="31"/>
-        </w:rPr>
-        <w:t xml:space="preserve">than the other? If these pages are all the same size, can one possibly be </w:t>
-      </w:r>
-      <w:r>
-        <w:rPr>
-          <w:rFonts w:ascii="CenturySchoolbook" w:hAnsi="CenturySchoolbook"/>
-          <w:b w:val="0"/>
-          <w:i w:val="0"/>
-          <w:sz w:val="31"/>
-        </w:rPr>
-        <w:t xml:space="preserve">longer than the other? </w:t>
-      </w:r>
-      <w:r>
-        <w:rPr>
-          <w:rFonts w:ascii="CenturySchoolbook" w:hAnsi="CenturySchoolbook"/>
-          <w:b w:val="0"/>
-          <w:i w:val="0"/>
-          <w:sz w:val="24"/>
-        </w:rPr>
         <w:t xml:space="preserve"> </w:t>
       </w:r>
       <w:r>
@@ -118,53 +98,12 @@
           <w:rFonts w:ascii="CenturySchoolbook" w:hAnsi="CenturySchoolbook"/>
           <w:b w:val="0"/>
           <w:i w:val="0"/>
-          <w:sz w:val="24"/>
+          <w:color w:val="000000"/>
+          <w:sz w:val="31"/>
         </w:rPr>
-        <w:t xml:space="preserve">I digress. Here’s some Latin. Lorem ipsum dolor sit amet, consectetur adipiscing elit. Integer nec </w:t>
+        <w:t xml:space="preserve">you’re optimistic. Is it the same as saying “three long minutes”, knowing </w:t>
       </w:r>
       <w:r>
-        <w:rPr>
-          <w:rFonts w:ascii="CenturySchoolbook" w:hAnsi="CenturySchoolbook"/>
-          <w:b w:val="0"/>
-          <w:i w:val="0"/>
-          <w:sz w:val="24"/>
-        </w:rPr>
-        <w:t xml:space="preserve">odio. Praesent libero. Sed cursus ante dapibus diam. Sed nisi. Nulla quis sem at nibh elementum </w:t>
-      </w:r>
-      <w:r>
-        <w:rPr>
-          <w:rFonts w:ascii="CenturySchoolbook" w:hAnsi="CenturySchoolbook"/>
-          <w:b w:val="0"/>
-          <w:i w:val="0"/>
-          <w:sz w:val="24"/>
-        </w:rPr>
-        <w:t xml:space="preserve">imperdiet. Duis sagittis ipsum. Praesent mauris. Fusce nec tellus sed augue semper porta. Mauris </w:t>
-      </w:r>
-      <w:r>
-        <w:rPr>
-          <w:rFonts w:ascii="CenturySchoolbook" w:hAnsi="CenturySchoolbook"/>
-          <w:b w:val="0"/>
-          <w:i w:val="0"/>
-          <w:sz w:val="24"/>
-        </w:rPr>
-        <w:t xml:space="preserve">massa. Vestibulum lacinia arcu eget nulla. Class aptent taciti sociosqu ad litora torquent per </w:t>
-      </w:r>
-      <w:r>
-        <w:rPr>
-          <w:rFonts w:ascii="CenturySchoolbook" w:hAnsi="CenturySchoolbook"/>
-          <w:b w:val="0"/>
-          <w:i w:val="0"/>
-          <w:sz w:val="24"/>
-        </w:rPr>
-        <w:t xml:space="preserve">conubia nostra, per inceptos himenaeos. Curabitur sodales ligula in libero.  </w:t>
-      </w:r>
-      <w:r>
-        <w:rPr>
-          <w:rFonts w:ascii="CenturySchoolbook" w:hAnsi="CenturySchoolbook"/>
-          <w:b w:val="0"/>
-          <w:i w:val="0"/>
-          <w:sz w:val="24"/>
-        </w:rPr>
         <w:t xml:space="preserve"> </w:t>
       </w:r>
       <w:r>
@@ -172,44 +111,12 @@
           <w:rFonts w:ascii="CenturySchoolbook" w:hAnsi="CenturySchoolbook"/>
           <w:b w:val="0"/>
           <w:i w:val="0"/>
-          <w:sz w:val="24"/>
+          <w:color w:val="000000"/>
+          <w:sz w:val="31"/>
         </w:rPr>
-        <w:t xml:space="preserve">Sed dignissim lacinia nunc. Curabitur tortor. Pellentesque nibh. Aenean quam. In scelerisque sem </w:t>
+        <w:t xml:space="preserve">that all minutes are the same duration, and one cannot possibly be longer </w:t>
       </w:r>
       <w:r>
-        <w:rPr>
-          <w:rFonts w:ascii="CenturySchoolbook" w:hAnsi="CenturySchoolbook"/>
-          <w:b w:val="0"/>
-          <w:i w:val="0"/>
-          <w:sz w:val="24"/>
-        </w:rPr>
-        <w:t xml:space="preserve">at dolor. Maecenas mattis. Sed convallis tristique sem. Proin ut ligula vel nunc egestas porttitor. </w:t>
-      </w:r>
-      <w:r>
-        <w:rPr>
-          <w:rFonts w:ascii="CenturySchoolbook" w:hAnsi="CenturySchoolbook"/>
-          <w:b w:val="0"/>
-          <w:i w:val="0"/>
-          <w:sz w:val="24"/>
-        </w:rPr>
-        <w:t xml:space="preserve">Morbi lectus risus, iaculis vel, suscipit quis, luctus non, massa. Fusce ac turpis quis ligula lacinia </w:t>
-      </w:r>
-      <w:r>
-        <w:rPr>
-          <w:rFonts w:ascii="CenturySchoolbook" w:hAnsi="CenturySchoolbook"/>
-          <w:b w:val="0"/>
-          <w:i w:val="0"/>
-          <w:sz w:val="24"/>
-        </w:rPr>
-        <w:t xml:space="preserve">aliquet. Mauris ipsum. Nulla metus metus, ullamcorper vel, tincidunt sed, euismod in, nibh.  </w:t>
-      </w:r>
-      <w:r>
-        <w:rPr>
-          <w:rFonts w:ascii="CenturySchoolbook" w:hAnsi="CenturySchoolbook"/>
-          <w:b w:val="0"/>
-          <w:i w:val="0"/>
-          <w:sz w:val="24"/>
-        </w:rPr>
         <w:t xml:space="preserve"> </w:t>
       </w:r>
       <w:r>
@@ -217,44 +124,12 @@
           <w:rFonts w:ascii="CenturySchoolbook" w:hAnsi="CenturySchoolbook"/>
           <w:b w:val="0"/>
           <w:i w:val="0"/>
-          <w:sz w:val="24"/>
+          <w:color w:val="000000"/>
+          <w:sz w:val="31"/>
         </w:rPr>
-        <w:t xml:space="preserve">Quisque volutpat condimentum velit. Class aptent taciti sociosqu ad litora torquent per conubia </w:t>
+        <w:t xml:space="preserve">than the other? If these pages are all the same size, can one possibly be </w:t>
       </w:r>
       <w:r>
-        <w:rPr>
-          <w:rFonts w:ascii="CenturySchoolbook" w:hAnsi="CenturySchoolbook"/>
-          <w:b w:val="0"/>
-          <w:i w:val="0"/>
-          <w:sz w:val="24"/>
-        </w:rPr>
-        <w:t xml:space="preserve">nostra, per inceptos himenaeos. Nam nec ante. Sed lacinia, urna non tincidunt mattis, tortor neque </w:t>
-      </w:r>
-      <w:r>
-        <w:rPr>
-          <w:rFonts w:ascii="CenturySchoolbook" w:hAnsi="CenturySchoolbook"/>
-          <w:b w:val="0"/>
-          <w:i w:val="0"/>
-          <w:sz w:val="24"/>
-        </w:rPr>
-        <w:t xml:space="preserve">adipiscing diam, a cursus ipsum ante quis turpis. Nulla facilisi. Ut fringilla. Suspendisse potenti. </w:t>
-      </w:r>
-      <w:r>
-        <w:rPr>
-          <w:rFonts w:ascii="CenturySchoolbook" w:hAnsi="CenturySchoolbook"/>
-          <w:b w:val="0"/>
-          <w:i w:val="0"/>
-          <w:sz w:val="24"/>
-        </w:rPr>
-        <w:t xml:space="preserve">Nunc feugiat mi a tellus consequat imperdiet. Vestibulum sapien. Proin quam. Etiam ultrices.  </w:t>
-      </w:r>
-      <w:r>
-        <w:rPr>
-          <w:rFonts w:ascii="CenturySchoolbook" w:hAnsi="CenturySchoolbook"/>
-          <w:b w:val="0"/>
-          <w:i w:val="0"/>
-          <w:sz w:val="24"/>
-        </w:rPr>
         <w:t xml:space="preserve"> </w:t>
       </w:r>
       <w:r>
@@ -262,71 +137,12 @@
           <w:rFonts w:ascii="CenturySchoolbook" w:hAnsi="CenturySchoolbook"/>
           <w:b w:val="0"/>
           <w:i w:val="0"/>
-          <w:sz w:val="24"/>
+          <w:color w:val="000000"/>
+          <w:sz w:val="31"/>
         </w:rPr>
-        <w:t xml:space="preserve">Suspendisse in justo eu magna luctus suscipit. Sed lectus. Integer euismod lacus luctus magna. </w:t>
+        <w:t xml:space="preserve">longer than the other? </w:t>
       </w:r>
       <w:r>
-        <w:rPr>
-          <w:rFonts w:ascii="CenturySchoolbook" w:hAnsi="CenturySchoolbook"/>
-          <w:b w:val="0"/>
-          <w:i w:val="0"/>
-          <w:sz w:val="24"/>
-        </w:rPr>
-        <w:t xml:space="preserve">Quisque cursus, metus vitae pharetra auctor, sem massa mattis sem, at interdum magna augue </w:t>
-      </w:r>
-      <w:r>
-        <w:rPr>
-          <w:rFonts w:ascii="CenturySchoolbook" w:hAnsi="CenturySchoolbook"/>
-          <w:b w:val="0"/>
-          <w:i w:val="0"/>
-          <w:sz w:val="24"/>
-        </w:rPr>
-        <w:t xml:space="preserve">eget diam. Vestibulum ante ipsum primis in faucibus orci luctus et ultrices posuere cubilia Curae; </w:t>
-      </w:r>
-      <w:r>
-        <w:rPr>
-          <w:rFonts w:ascii="CenturySchoolbook" w:hAnsi="CenturySchoolbook"/>
-          <w:b w:val="0"/>
-          <w:i w:val="0"/>
-          <w:sz w:val="24"/>
-        </w:rPr>
-        <w:t xml:space="preserve">Morbi lacinia molestie dui. Praesent blandit dolor. Sed non quam. In vel mi sit amet augue congue </w:t>
-      </w:r>
-      <w:r>
-        <w:rPr>
-          <w:rFonts w:ascii="CenturySchoolbook" w:hAnsi="CenturySchoolbook"/>
-          <w:b w:val="0"/>
-          <w:i w:val="0"/>
-          <w:sz w:val="24"/>
-        </w:rPr>
-        <w:t xml:space="preserve">elementum. Morbi in ipsum sit amet pede facilisis laoreet. Donec lacus nunc, viverra nec, blandit </w:t>
-      </w:r>
-      <w:r>
-        <w:rPr>
-          <w:rFonts w:ascii="CenturySchoolbook" w:hAnsi="CenturySchoolbook"/>
-          <w:b w:val="0"/>
-          <w:i w:val="0"/>
-          <w:sz w:val="24"/>
-        </w:rPr>
-        <w:t xml:space="preserve">vel, egestas et, augue. Vestibulum tincidunt malesuada tellus. Ut ultrices ultrices enim. Curabitur </w:t>
-      </w:r>
-      <w:r>
-        <w:rPr>
-          <w:rFonts w:ascii="CenturySchoolbook" w:hAnsi="CenturySchoolbook"/>
-          <w:b w:val="0"/>
-          <w:i w:val="0"/>
-          <w:sz w:val="24"/>
-        </w:rPr>
-        <w:t xml:space="preserve">sit amet mauris.  </w:t>
-      </w:r>
-      <w:r>
-        <w:rPr>
-          <w:rFonts w:ascii="CenturySchoolbook" w:hAnsi="CenturySchoolbook"/>
-          <w:b w:val="0"/>
-          <w:i w:val="0"/>
-          <w:sz w:val="24"/>
-        </w:rPr>
         <w:t xml:space="preserve"> </w:t>
       </w:r>
       <w:r>
@@ -334,53 +150,12 @@
           <w:rFonts w:ascii="CenturySchoolbook" w:hAnsi="CenturySchoolbook"/>
           <w:b w:val="0"/>
           <w:i w:val="0"/>
+          <w:color w:val="000000"/>
           <w:sz w:val="24"/>
         </w:rPr>
-        <w:t xml:space="preserve">Morbi in dui quis est pulvinar ullamcorper. Nulla facilisi. Integer lacinia sollicitudin massa. Cras </w:t>
+        <w:t xml:space="preserve"> </w:t>
       </w:r>
       <w:r>
-        <w:rPr>
-          <w:rFonts w:ascii="CenturySchoolbook" w:hAnsi="CenturySchoolbook"/>
-          <w:b w:val="0"/>
-          <w:i w:val="0"/>
-          <w:sz w:val="24"/>
-        </w:rPr>
-        <w:t xml:space="preserve">metus. Sed aliquet risus a tortor. Integer id quam. Morbi mi. Quisque nisl felis, venenatis tristique, </w:t>
-      </w:r>
-      <w:r>
-        <w:rPr>
-          <w:rFonts w:ascii="CenturySchoolbook" w:hAnsi="CenturySchoolbook"/>
-          <w:b w:val="0"/>
-          <w:i w:val="0"/>
-          <w:sz w:val="24"/>
-        </w:rPr>
-        <w:t xml:space="preserve">dignissim in, ultrices sit amet, augue. Proin sodales libero eget ante. Nulla quam. Aenean laoreet. </w:t>
-      </w:r>
-      <w:r>
-        <w:rPr>
-          <w:rFonts w:ascii="CenturySchoolbook" w:hAnsi="CenturySchoolbook"/>
-          <w:b w:val="0"/>
-          <w:i w:val="0"/>
-          <w:sz w:val="24"/>
-        </w:rPr>
-        <w:t xml:space="preserve">Vestibulum nisi lectus, commodo ac, facilisis ac, ultricies eu, pede. Ut orci risus, accumsan </w:t>
-      </w:r>
-      <w:r>
-        <w:rPr>
-          <w:rFonts w:ascii="CenturySchoolbook" w:hAnsi="CenturySchoolbook"/>
-          <w:b w:val="0"/>
-          <w:i w:val="0"/>
-          <w:sz w:val="24"/>
-        </w:rPr>
-        <w:t xml:space="preserve">porttitor, cursus quis, aliquet eget, justo. Sed pretium blandit orci.  </w:t>
-      </w:r>
-      <w:r>
-        <w:rPr>
-          <w:rFonts w:ascii="CenturySchoolbook" w:hAnsi="CenturySchoolbook"/>
-          <w:b w:val="0"/>
-          <w:i w:val="0"/>
-          <w:sz w:val="24"/>
-        </w:rPr>
         <w:t xml:space="preserve"> </w:t>
       </w:r>
       <w:r>
@@ -388,24 +163,423 @@
           <w:rFonts w:ascii="CenturySchoolbook" w:hAnsi="CenturySchoolbook"/>
           <w:b w:val="0"/>
           <w:i w:val="0"/>
+          <w:color w:val="000000"/>
           <w:sz w:val="24"/>
         </w:rPr>
-        <w:t xml:space="preserve">Ut eu diam at pede suscipit sodales. Aenean lectus elit, fermentum non, convallis id, sagittis at, </w:t>
+        <w:t xml:space="preserve">I digress. Here’s some Latin. Lorem ipsum dolor sit amet, consectetur adipiscing elit. Integer nec </w:t>
+      </w:r>
+      <w:r>
+        <w:t xml:space="preserve"> </w:t>
       </w:r>
       <w:r>
         <w:rPr>
           <w:rFonts w:ascii="CenturySchoolbook" w:hAnsi="CenturySchoolbook"/>
           <w:b w:val="0"/>
           <w:i w:val="0"/>
+          <w:color w:val="000000"/>
           <w:sz w:val="24"/>
         </w:rPr>
-        <w:t xml:space="preserve">neque. Nullam mauris orci, aliquet et, iaculis et, viverra vitae, ligula. Nulla ut felis in purus </w:t>
+        <w:t xml:space="preserve">odio. Praesent libero. Sed cursus ante dapibus diam. Sed nisi. Nulla quis sem at nibh elementum </w:t>
+      </w:r>
+      <w:r>
+        <w:t xml:space="preserve"> </w:t>
       </w:r>
       <w:r>
         <w:rPr>
           <w:rFonts w:ascii="CenturySchoolbook" w:hAnsi="CenturySchoolbook"/>
           <w:b w:val="0"/>
           <w:i w:val="0"/>
+          <w:color w:val="000000"/>
+          <w:sz w:val="24"/>
+        </w:rPr>
+        <w:t xml:space="preserve">imperdiet. Duis sagittis ipsum. Praesent mauris. Fusce nec tellus sed augue semper porta. Mauris </w:t>
+      </w:r>
+      <w:r>
+        <w:t xml:space="preserve"> </w:t>
+      </w:r>
+      <w:r>
+        <w:rPr>
+          <w:rFonts w:ascii="CenturySchoolbook" w:hAnsi="CenturySchoolbook"/>
+          <w:b w:val="0"/>
+          <w:i w:val="0"/>
+          <w:color w:val="000000"/>
+          <w:sz w:val="24"/>
+        </w:rPr>
+        <w:t xml:space="preserve">massa. Vestibulum lacinia arcu eget nulla. Class aptent taciti sociosqu ad litora torquent per </w:t>
+      </w:r>
+      <w:r>
+        <w:t xml:space="preserve"> </w:t>
+      </w:r>
+      <w:r>
+        <w:rPr>
+          <w:rFonts w:ascii="CenturySchoolbook" w:hAnsi="CenturySchoolbook"/>
+          <w:b w:val="0"/>
+          <w:i w:val="0"/>
+          <w:color w:val="000000"/>
+          <w:sz w:val="24"/>
+        </w:rPr>
+        <w:t xml:space="preserve">conubia nostra, per inceptos himenaeos. Curabitur sodales ligula in libero.  </w:t>
+      </w:r>
+      <w:r>
+        <w:t xml:space="preserve"> </w:t>
+      </w:r>
+      <w:r>
+        <w:rPr>
+          <w:rFonts w:ascii="CenturySchoolbook" w:hAnsi="CenturySchoolbook"/>
+          <w:b w:val="0"/>
+          <w:i w:val="0"/>
+          <w:color w:val="000000"/>
+          <w:sz w:val="24"/>
+        </w:rPr>
+        <w:t xml:space="preserve"> </w:t>
+      </w:r>
+      <w:r>
+        <w:t xml:space="preserve"> </w:t>
+      </w:r>
+      <w:r>
+        <w:rPr>
+          <w:rFonts w:ascii="CenturySchoolbook" w:hAnsi="CenturySchoolbook"/>
+          <w:b w:val="0"/>
+          <w:i w:val="0"/>
+          <w:color w:val="000000"/>
+          <w:sz w:val="24"/>
+        </w:rPr>
+        <w:t xml:space="preserve">Sed dignissim lacinia nunc. Curabitur tortor. Pellentesque nibh. Aenean quam. In scelerisque sem </w:t>
+      </w:r>
+      <w:r>
+        <w:t xml:space="preserve"> </w:t>
+      </w:r>
+      <w:r>
+        <w:rPr>
+          <w:rFonts w:ascii="CenturySchoolbook" w:hAnsi="CenturySchoolbook"/>
+          <w:b w:val="0"/>
+          <w:i w:val="0"/>
+          <w:color w:val="000000"/>
+          <w:sz w:val="24"/>
+        </w:rPr>
+        <w:t xml:space="preserve">at dolor. Maecenas mattis. Sed convallis tristique sem. Proin ut ligula vel nunc egestas porttitor. </w:t>
+      </w:r>
+      <w:r>
+        <w:t xml:space="preserve"> </w:t>
+      </w:r>
+      <w:r>
+        <w:rPr>
+          <w:rFonts w:ascii="CenturySchoolbook" w:hAnsi="CenturySchoolbook"/>
+          <w:b w:val="0"/>
+          <w:i w:val="0"/>
+          <w:color w:val="000000"/>
+          <w:sz w:val="24"/>
+        </w:rPr>
+        <w:t xml:space="preserve">Morbi lectus risus, iaculis vel, suscipit quis, luctus non, massa. Fusce ac turpis quis ligula lacinia </w:t>
+      </w:r>
+      <w:r>
+        <w:t xml:space="preserve"> </w:t>
+      </w:r>
+      <w:r>
+        <w:rPr>
+          <w:rFonts w:ascii="CenturySchoolbook" w:hAnsi="CenturySchoolbook"/>
+          <w:b w:val="0"/>
+          <w:i w:val="0"/>
+          <w:color w:val="000000"/>
+          <w:sz w:val="24"/>
+        </w:rPr>
+        <w:t xml:space="preserve">aliquet. Mauris ipsum. Nulla metus metus, ullamcorper vel, tincidunt sed, euismod in, nibh.  </w:t>
+      </w:r>
+      <w:r>
+        <w:t xml:space="preserve"> </w:t>
+      </w:r>
+      <w:r>
+        <w:rPr>
+          <w:rFonts w:ascii="CenturySchoolbook" w:hAnsi="CenturySchoolbook"/>
+          <w:b w:val="0"/>
+          <w:i w:val="0"/>
+          <w:color w:val="000000"/>
+          <w:sz w:val="24"/>
+        </w:rPr>
+        <w:t xml:space="preserve"> </w:t>
+      </w:r>
+      <w:r>
+        <w:t xml:space="preserve"> </w:t>
+      </w:r>
+      <w:r>
+        <w:rPr>
+          <w:rFonts w:ascii="CenturySchoolbook" w:hAnsi="CenturySchoolbook"/>
+          <w:b w:val="0"/>
+          <w:i w:val="0"/>
+          <w:color w:val="000000"/>
+          <w:sz w:val="24"/>
+        </w:rPr>
+        <w:t xml:space="preserve">Quisque volutpat condimentum velit. Class aptent taciti sociosqu ad litora torquent per conubia </w:t>
+      </w:r>
+      <w:r>
+        <w:t xml:space="preserve"> </w:t>
+      </w:r>
+      <w:r>
+        <w:rPr>
+          <w:rFonts w:ascii="CenturySchoolbook" w:hAnsi="CenturySchoolbook"/>
+          <w:b w:val="0"/>
+          <w:i w:val="0"/>
+          <w:color w:val="000000"/>
+          <w:sz w:val="24"/>
+        </w:rPr>
+        <w:t xml:space="preserve">nostra, per inceptos himenaeos. Nam nec ante. Sed lacinia, urna non tincidunt mattis, tortor neque </w:t>
+      </w:r>
+      <w:r>
+        <w:t xml:space="preserve"> </w:t>
+      </w:r>
+      <w:r>
+        <w:rPr>
+          <w:rFonts w:ascii="CenturySchoolbook" w:hAnsi="CenturySchoolbook"/>
+          <w:b w:val="0"/>
+          <w:i w:val="0"/>
+          <w:color w:val="000000"/>
+          <w:sz w:val="24"/>
+        </w:rPr>
+        <w:t xml:space="preserve">adipiscing diam, a cursus ipsum ante quis turpis. Nulla facilisi. Ut fringilla. Suspendisse potenti. </w:t>
+      </w:r>
+      <w:r>
+        <w:t xml:space="preserve"> </w:t>
+      </w:r>
+      <w:r>
+        <w:rPr>
+          <w:rFonts w:ascii="CenturySchoolbook" w:hAnsi="CenturySchoolbook"/>
+          <w:b w:val="0"/>
+          <w:i w:val="0"/>
+          <w:color w:val="000000"/>
+          <w:sz w:val="24"/>
+        </w:rPr>
+        <w:t xml:space="preserve">Nunc feugiat mi a tellus consequat imperdiet. Vestibulum sapien. Proin quam. Etiam ultrices.  </w:t>
+      </w:r>
+      <w:r>
+        <w:t xml:space="preserve"> </w:t>
+      </w:r>
+      <w:r>
+        <w:rPr>
+          <w:rFonts w:ascii="CenturySchoolbook" w:hAnsi="CenturySchoolbook"/>
+          <w:b w:val="0"/>
+          <w:i w:val="0"/>
+          <w:color w:val="000000"/>
+          <w:sz w:val="24"/>
+        </w:rPr>
+        <w:t xml:space="preserve"> </w:t>
+      </w:r>
+      <w:r>
+        <w:t xml:space="preserve"> </w:t>
+      </w:r>
+      <w:r>
+        <w:rPr>
+          <w:rFonts w:ascii="CenturySchoolbook" w:hAnsi="CenturySchoolbook"/>
+          <w:b w:val="0"/>
+          <w:i w:val="0"/>
+          <w:color w:val="000000"/>
+          <w:sz w:val="24"/>
+        </w:rPr>
+        <w:t xml:space="preserve">Suspendisse in justo eu magna luctus suscipit. Sed lectus. Integer euismod lacus luctus magna. </w:t>
+      </w:r>
+      <w:r>
+        <w:t xml:space="preserve"> </w:t>
+      </w:r>
+      <w:r>
+        <w:rPr>
+          <w:rFonts w:ascii="CenturySchoolbook" w:hAnsi="CenturySchoolbook"/>
+          <w:b w:val="0"/>
+          <w:i w:val="0"/>
+          <w:color w:val="000000"/>
+          <w:sz w:val="24"/>
+        </w:rPr>
+        <w:t xml:space="preserve">Quisque cursus, metus vitae pharetra auctor, sem massa mattis sem, at interdum magna augue </w:t>
+      </w:r>
+      <w:r>
+        <w:t xml:space="preserve"> </w:t>
+      </w:r>
+      <w:r>
+        <w:rPr>
+          <w:rFonts w:ascii="CenturySchoolbook" w:hAnsi="CenturySchoolbook"/>
+          <w:b w:val="0"/>
+          <w:i w:val="0"/>
+          <w:color w:val="000000"/>
+          <w:sz w:val="24"/>
+        </w:rPr>
+        <w:t xml:space="preserve">eget diam. Vestibulum ante ipsum primis in faucibus orci luctus et ultrices posuere cubilia Curae; </w:t>
+      </w:r>
+      <w:r>
+        <w:t xml:space="preserve"> </w:t>
+      </w:r>
+      <w:r>
+        <w:rPr>
+          <w:rFonts w:ascii="CenturySchoolbook" w:hAnsi="CenturySchoolbook"/>
+          <w:b w:val="0"/>
+          <w:i w:val="0"/>
+          <w:color w:val="000000"/>
+          <w:sz w:val="24"/>
+        </w:rPr>
+        <w:t xml:space="preserve">Morbi lacinia molestie dui. Praesent blandit dolor. Sed non quam. In vel mi sit amet augue congue </w:t>
+      </w:r>
+      <w:r>
+        <w:t xml:space="preserve"> </w:t>
+      </w:r>
+      <w:r>
+        <w:rPr>
+          <w:rFonts w:ascii="CenturySchoolbook" w:hAnsi="CenturySchoolbook"/>
+          <w:b w:val="0"/>
+          <w:i w:val="0"/>
+          <w:color w:val="000000"/>
+          <w:sz w:val="24"/>
+        </w:rPr>
+        <w:t xml:space="preserve">elementum. Morbi in ipsum sit amet pede facilisis laoreet. Donec lacus nunc, viverra nec, blandit </w:t>
+      </w:r>
+      <w:r>
+        <w:t xml:space="preserve"> </w:t>
+      </w:r>
+      <w:r>
+        <w:rPr>
+          <w:rFonts w:ascii="CenturySchoolbook" w:hAnsi="CenturySchoolbook"/>
+          <w:b w:val="0"/>
+          <w:i w:val="0"/>
+          <w:color w:val="000000"/>
+          <w:sz w:val="24"/>
+        </w:rPr>
+        <w:t xml:space="preserve">vel, egestas et, augue. Vestibulum tincidunt malesuada tellus. Ut ultrices ultrices enim. Curabitur </w:t>
+      </w:r>
+      <w:r>
+        <w:t xml:space="preserve"> </w:t>
+      </w:r>
+      <w:r>
+        <w:rPr>
+          <w:rFonts w:ascii="CenturySchoolbook" w:hAnsi="CenturySchoolbook"/>
+          <w:b w:val="0"/>
+          <w:i w:val="0"/>
+          <w:color w:val="000000"/>
+          <w:sz w:val="24"/>
+        </w:rPr>
+        <w:t xml:space="preserve">sit amet mauris.  </w:t>
+      </w:r>
+      <w:r>
+        <w:t xml:space="preserve"> </w:t>
+      </w:r>
+      <w:r>
+        <w:rPr>
+          <w:rFonts w:ascii="CenturySchoolbook" w:hAnsi="CenturySchoolbook"/>
+          <w:b w:val="0"/>
+          <w:i w:val="0"/>
+          <w:color w:val="000000"/>
+          <w:sz w:val="24"/>
+        </w:rPr>
+        <w:t xml:space="preserve"> </w:t>
+      </w:r>
+      <w:r>
+        <w:t xml:space="preserve"> </w:t>
+      </w:r>
+      <w:r>
+        <w:rPr>
+          <w:rFonts w:ascii="CenturySchoolbook" w:hAnsi="CenturySchoolbook"/>
+          <w:b w:val="0"/>
+          <w:i w:val="0"/>
+          <w:color w:val="000000"/>
+          <w:sz w:val="24"/>
+        </w:rPr>
+        <w:t xml:space="preserve">Morbi in dui quis est pulvinar ullamcorper. Nulla facilisi. Integer lacinia sollicitudin massa. Cras </w:t>
+      </w:r>
+      <w:r>
+        <w:t xml:space="preserve"> </w:t>
+      </w:r>
+      <w:r>
+        <w:rPr>
+          <w:rFonts w:ascii="CenturySchoolbook" w:hAnsi="CenturySchoolbook"/>
+          <w:b w:val="0"/>
+          <w:i w:val="0"/>
+          <w:color w:val="000000"/>
+          <w:sz w:val="24"/>
+        </w:rPr>
+        <w:t xml:space="preserve">metus. Sed aliquet risus a tortor. Integer id quam. Morbi mi. Quisque nisl felis, venenatis tristique, </w:t>
+      </w:r>
+      <w:r>
+        <w:t xml:space="preserve"> </w:t>
+      </w:r>
+      <w:r>
+        <w:rPr>
+          <w:rFonts w:ascii="CenturySchoolbook" w:hAnsi="CenturySchoolbook"/>
+          <w:b w:val="0"/>
+          <w:i w:val="0"/>
+          <w:color w:val="000000"/>
+          <w:sz w:val="24"/>
+        </w:rPr>
+        <w:t xml:space="preserve">dignissim in, ultrices sit amet, augue. Proin sodales libero eget ante. Nulla quam. Aenean laoreet. </w:t>
+      </w:r>
+      <w:r>
+        <w:t xml:space="preserve"> </w:t>
+      </w:r>
+      <w:r>
+        <w:rPr>
+          <w:rFonts w:ascii="CenturySchoolbook" w:hAnsi="CenturySchoolbook"/>
+          <w:b w:val="0"/>
+          <w:i w:val="0"/>
+          <w:color w:val="000000"/>
+          <w:sz w:val="24"/>
+        </w:rPr>
+        <w:t xml:space="preserve">Vestibulum nisi lectus, commodo ac, facilisis ac, ultricies eu, pede. Ut orci risus, accumsan </w:t>
+      </w:r>
+      <w:r>
+        <w:t xml:space="preserve"> </w:t>
+      </w:r>
+      <w:r>
+        <w:rPr>
+          <w:rFonts w:ascii="CenturySchoolbook" w:hAnsi="CenturySchoolbook"/>
+          <w:b w:val="0"/>
+          <w:i w:val="0"/>
+          <w:color w:val="000000"/>
+          <w:sz w:val="24"/>
+        </w:rPr>
+        <w:t xml:space="preserve">porttitor, cursus quis, aliquet eget, justo. Sed pretium blandit orci.  </w:t>
+      </w:r>
+      <w:r>
+        <w:t xml:space="preserve"> </w:t>
+      </w:r>
+      <w:r>
+        <w:rPr>
+          <w:rFonts w:ascii="CenturySchoolbook" w:hAnsi="CenturySchoolbook"/>
+          <w:b w:val="0"/>
+          <w:i w:val="0"/>
+          <w:color w:val="000000"/>
+          <w:sz w:val="24"/>
+        </w:rPr>
+        <w:t xml:space="preserve"> </w:t>
+      </w:r>
+      <w:r>
+        <w:t xml:space="preserve"> </w:t>
+      </w:r>
+      <w:r>
+        <w:rPr>
+          <w:rFonts w:ascii="CenturySchoolbook" w:hAnsi="CenturySchoolbook"/>
+          <w:b w:val="0"/>
+          <w:i w:val="0"/>
+          <w:color w:val="000000"/>
+          <w:sz w:val="24"/>
+        </w:rPr>
+        <w:t xml:space="preserve">Ut eu diam at pede suscipit sodales. Aenean lectus elit, fermentum non, convallis id, sagittis at, </w:t>
+      </w:r>
+      <w:r>
+        <w:t xml:space="preserve"> </w:t>
+      </w:r>
+      <w:r>
+        <w:rPr>
+          <w:rFonts w:ascii="CenturySchoolbook" w:hAnsi="CenturySchoolbook"/>
+          <w:b w:val="0"/>
+          <w:i w:val="0"/>
+          <w:color w:val="000000"/>
+          <w:sz w:val="24"/>
+        </w:rPr>
+        <w:t xml:space="preserve">neque. Nullam mauris orci, aliquet et, iaculis et, viverra vitae, ligula. Nulla ut felis in purus </w:t>
+      </w:r>
+      <w:r>
+        <w:t xml:space="preserve"> </w:t>
+      </w:r>
+      <w:r>
+        <w:rPr>
+          <w:rFonts w:ascii="CenturySchoolbook" w:hAnsi="CenturySchoolbook"/>
+          <w:b w:val="0"/>
+          <w:i w:val="0"/>
+          <w:color w:val="000000"/>
           <w:sz w:val="24"/>
         </w:rPr>
         <w:t xml:space="preserve">aliquam imperdiet. Maecenas aliquet mollis lectus. Vivamus consectetuer risus et tortor. Lorem </w:t>
@@ -417,40 +591,20 @@
       </w:r>
     </w:p>
     <w:p>
+      <w:pPr>
+        <w:jc w:val="left"/>
+      </w:pPr>
       <w:r>
         <w:rPr>
           <w:rFonts w:ascii="CenturySchoolbook" w:hAnsi="CenturySchoolbook"/>
           <w:b w:val="0"/>
           <w:i w:val="0"/>
+          <w:color w:val="000000"/>
           <w:sz w:val="24"/>
         </w:rPr>
         <w:t xml:space="preserve">ipsum dolor sit amet, consectetur adipiscing elit. Integer nec odio. Praesent libero. Sed cursus ante </w:t>
       </w:r>
       <w:r>
-        <w:rPr>
-          <w:rFonts w:ascii="CenturySchoolbook" w:hAnsi="CenturySchoolbook"/>
-          <w:b w:val="0"/>
-          <w:i w:val="0"/>
-          <w:sz w:val="24"/>
-        </w:rPr>
-        <w:t xml:space="preserve">dapibus diam. Sed nisi. Nulla quis sem at nibh elementum imperdiet. Duis sagittis ipsum. </w:t>
-      </w:r>
-      <w:r>
-        <w:rPr>
-          <w:rFonts w:ascii="CenturySchoolbook" w:hAnsi="CenturySchoolbook"/>
-          <w:b w:val="0"/>
-          <w:i w:val="0"/>
-          <w:sz w:val="24"/>
-        </w:rPr>
-        <w:t xml:space="preserve">Praesent mauris.  </w:t>
-      </w:r>
-      <w:r>
-        <w:rPr>
-          <w:rFonts w:ascii="CenturySchoolbook" w:hAnsi="CenturySchoolbook"/>
-          <w:b w:val="0"/>
-          <w:i w:val="0"/>
-          <w:sz w:val="24"/>
-        </w:rPr>
         <w:t xml:space="preserve"> </w:t>
       </w:r>
       <w:r>
@@ -458,44 +612,12 @@
           <w:rFonts w:ascii="CenturySchoolbook" w:hAnsi="CenturySchoolbook"/>
           <w:b w:val="0"/>
           <w:i w:val="0"/>
+          <w:color w:val="000000"/>
           <w:sz w:val="24"/>
         </w:rPr>
-        <w:t xml:space="preserve">Fusce nec tellus sed augue semper porta. Mauris massa. Vestibulum lacinia arcu eget nulla. Class </w:t>
+        <w:t xml:space="preserve">dapibus diam. Sed nisi. Nulla quis sem at nibh elementum imperdiet. Duis sagittis ipsum. </w:t>
       </w:r>
       <w:r>
-        <w:rPr>
-          <w:rFonts w:ascii="CenturySchoolbook" w:hAnsi="CenturySchoolbook"/>
-          <w:b w:val="0"/>
-          <w:i w:val="0"/>
-          <w:sz w:val="24"/>
-        </w:rPr>
-        <w:t xml:space="preserve">aptent taciti sociosqu ad litora torquent per conubia nostra, per inceptos himenaeos. Curabitur </w:t>
-      </w:r>
-      <w:r>
-        <w:rPr>
-          <w:rFonts w:ascii="CenturySchoolbook" w:hAnsi="CenturySchoolbook"/>
-          <w:b w:val="0"/>
-          <w:i w:val="0"/>
-          <w:sz w:val="24"/>
-        </w:rPr>
-        <w:t xml:space="preserve">sodales ligula in libero. Sed dignissim lacinia nunc. Curabitur tortor. Pellentesque nibh. Aenean </w:t>
-      </w:r>
-      <w:r>
-        <w:rPr>
-          <w:rFonts w:ascii="CenturySchoolbook" w:hAnsi="CenturySchoolbook"/>
-          <w:b w:val="0"/>
-          <w:i w:val="0"/>
-          <w:sz w:val="24"/>
-        </w:rPr>
-        <w:t xml:space="preserve">quam. In scelerisque sem at dolor. Maecenas mattis. Sed convallis tristique sem.  </w:t>
-      </w:r>
-      <w:r>
-        <w:rPr>
-          <w:rFonts w:ascii="CenturySchoolbook" w:hAnsi="CenturySchoolbook"/>
-          <w:b w:val="0"/>
-          <w:i w:val="0"/>
-          <w:sz w:val="24"/>
-        </w:rPr>
         <w:t xml:space="preserve"> </w:t>
       </w:r>
       <w:r>
@@ -503,62 +625,12 @@
           <w:rFonts w:ascii="CenturySchoolbook" w:hAnsi="CenturySchoolbook"/>
           <w:b w:val="0"/>
           <w:i w:val="0"/>
+          <w:color w:val="000000"/>
           <w:sz w:val="24"/>
         </w:rPr>
-        <w:t xml:space="preserve">Proin ut ligula vel nunc egestas porttitor. Morbi lectus risus, iaculis vel, suscipit quis, luctus non, </w:t>
+        <w:t xml:space="preserve">Praesent mauris.  </w:t>
       </w:r>
       <w:r>
-        <w:rPr>
-          <w:rFonts w:ascii="CenturySchoolbook" w:hAnsi="CenturySchoolbook"/>
-          <w:b w:val="0"/>
-          <w:i w:val="0"/>
-          <w:sz w:val="24"/>
-        </w:rPr>
-        <w:t xml:space="preserve">massa. Fusce ac turpis quis ligula lacinia aliquet. Mauris ipsum. Nulla metus metus, ullamcorper </w:t>
-      </w:r>
-      <w:r>
-        <w:rPr>
-          <w:rFonts w:ascii="CenturySchoolbook" w:hAnsi="CenturySchoolbook"/>
-          <w:b w:val="0"/>
-          <w:i w:val="0"/>
-          <w:sz w:val="24"/>
-        </w:rPr>
-        <w:t xml:space="preserve">vel, tincidunt sed, euismod in, nibh. Quisque volutpat condimentum velit. Class aptent taciti </w:t>
-      </w:r>
-      <w:r>
-        <w:rPr>
-          <w:rFonts w:ascii="CenturySchoolbook" w:hAnsi="CenturySchoolbook"/>
-          <w:b w:val="0"/>
-          <w:i w:val="0"/>
-          <w:sz w:val="24"/>
-        </w:rPr>
-        <w:t xml:space="preserve">sociosqu ad litora torquent per conubia nostra, per inceptos himenaeos. Nam nec ante. Sed lacinia, </w:t>
-      </w:r>
-      <w:r>
-        <w:rPr>
-          <w:rFonts w:ascii="CenturySchoolbook" w:hAnsi="CenturySchoolbook"/>
-          <w:b w:val="0"/>
-          <w:i w:val="0"/>
-          <w:sz w:val="24"/>
-        </w:rPr>
-        <w:t xml:space="preserve">urna non tincidunt mattis, tortor neque adipiscing diam, a cursus ipsum ante quis turpis. Nulla </w:t>
-      </w:r>
-      <w:r>
-        <w:rPr>
-          <w:rFonts w:ascii="CenturySchoolbook" w:hAnsi="CenturySchoolbook"/>
-          <w:b w:val="0"/>
-          <w:i w:val="0"/>
-          <w:sz w:val="24"/>
-        </w:rPr>
-        <w:t xml:space="preserve">facilisi. Ut fringilla. Suspendisse potenti.  </w:t>
-      </w:r>
-      <w:r>
-        <w:rPr>
-          <w:rFonts w:ascii="CenturySchoolbook" w:hAnsi="CenturySchoolbook"/>
-          <w:b w:val="0"/>
-          <w:i w:val="0"/>
-          <w:sz w:val="24"/>
-        </w:rPr>
         <w:t xml:space="preserve"> </w:t>
       </w:r>
       <w:r>
@@ -566,62 +638,12 @@
           <w:rFonts w:ascii="CenturySchoolbook" w:hAnsi="CenturySchoolbook"/>
           <w:b w:val="0"/>
           <w:i w:val="0"/>
+          <w:color w:val="000000"/>
           <w:sz w:val="24"/>
         </w:rPr>
-        <w:t xml:space="preserve">Nunc feugiat mi a tellus consequat imperdiet. Vestibulum sapien. Proin quam. Etiam ultrices. </w:t>
+        <w:t xml:space="preserve"> </w:t>
       </w:r>
       <w:r>
-        <w:rPr>
-          <w:rFonts w:ascii="CenturySchoolbook" w:hAnsi="CenturySchoolbook"/>
-          <w:b w:val="0"/>
-          <w:i w:val="0"/>
-          <w:sz w:val="24"/>
-        </w:rPr>
-        <w:t xml:space="preserve">Suspendisse in justo eu magna luctus suscipit. Sed lectus. Integer euismod lacus luctus magna. </w:t>
-      </w:r>
-      <w:r>
-        <w:rPr>
-          <w:rFonts w:ascii="CenturySchoolbook" w:hAnsi="CenturySchoolbook"/>
-          <w:b w:val="0"/>
-          <w:i w:val="0"/>
-          <w:sz w:val="24"/>
-        </w:rPr>
-        <w:t xml:space="preserve">Quisque cursus, metus vitae pharetra auctor, sem massa mattis sem, at interdum magna augue </w:t>
-      </w:r>
-      <w:r>
-        <w:rPr>
-          <w:rFonts w:ascii="CenturySchoolbook" w:hAnsi="CenturySchoolbook"/>
-          <w:b w:val="0"/>
-          <w:i w:val="0"/>
-          <w:sz w:val="24"/>
-        </w:rPr>
-        <w:t xml:space="preserve">eget diam. Vestibulum ante ipsum primis in faucibus orci luctus et ultrices posuere cubilia Curae; </w:t>
-      </w:r>
-      <w:r>
-        <w:rPr>
-          <w:rFonts w:ascii="CenturySchoolbook" w:hAnsi="CenturySchoolbook"/>
-          <w:b w:val="0"/>
-          <w:i w:val="0"/>
-          <w:sz w:val="24"/>
-        </w:rPr>
-        <w:t xml:space="preserve">Morbi lacinia molestie dui. Praesent blandit dolor. Sed non quam. In vel mi sit amet augue congue </w:t>
-      </w:r>
-      <w:r>
-        <w:rPr>
-          <w:rFonts w:ascii="CenturySchoolbook" w:hAnsi="CenturySchoolbook"/>
-          <w:b w:val="0"/>
-          <w:i w:val="0"/>
-          <w:sz w:val="24"/>
-        </w:rPr>
-        <w:t xml:space="preserve">elementum. Morbi in ipsum sit amet pede facilisis laoreet.  </w:t>
-      </w:r>
-      <w:r>
-        <w:rPr>
-          <w:rFonts w:ascii="CenturySchoolbook" w:hAnsi="CenturySchoolbook"/>
-          <w:b w:val="0"/>
-          <w:i w:val="0"/>
-          <w:sz w:val="24"/>
-        </w:rPr>
         <w:t xml:space="preserve"> </w:t>
       </w:r>
       <w:r>
@@ -629,44 +651,12 @@
           <w:rFonts w:ascii="CenturySchoolbook" w:hAnsi="CenturySchoolbook"/>
           <w:b w:val="0"/>
           <w:i w:val="0"/>
+          <w:color w:val="000000"/>
           <w:sz w:val="24"/>
         </w:rPr>
-        <w:t xml:space="preserve">Donec lacus nunc, viverra nec, blandit vel, egestas et, augue. Vestibulum tincidunt malesuada </w:t>
+        <w:t xml:space="preserve">Fusce nec tellus sed augue semper porta. Mauris massa. Vestibulum lacinia arcu eget nulla. Class </w:t>
       </w:r>
       <w:r>
-        <w:rPr>
-          <w:rFonts w:ascii="CenturySchoolbook" w:hAnsi="CenturySchoolbook"/>
-          <w:b w:val="0"/>
-          <w:i w:val="0"/>
-          <w:sz w:val="24"/>
-        </w:rPr>
-        <w:t xml:space="preserve">tellus. Ut ultrices ultrices enim. Curabitur sit amet mauris. Morbi in dui quis est pulvinar </w:t>
-      </w:r>
-      <w:r>
-        <w:rPr>
-          <w:rFonts w:ascii="CenturySchoolbook" w:hAnsi="CenturySchoolbook"/>
-          <w:b w:val="0"/>
-          <w:i w:val="0"/>
-          <w:sz w:val="24"/>
-        </w:rPr>
-        <w:t xml:space="preserve">ullamcorper. Nulla facilisi. Integer lacinia sollicitudin massa. Cras metus. Sed aliquet risus a </w:t>
-      </w:r>
-      <w:r>
-        <w:rPr>
-          <w:rFonts w:ascii="CenturySchoolbook" w:hAnsi="CenturySchoolbook"/>
-          <w:b w:val="0"/>
-          <w:i w:val="0"/>
-          <w:sz w:val="24"/>
-        </w:rPr>
-        <w:t xml:space="preserve">tortor. Integer id quam. Morbi mi.  </w:t>
-      </w:r>
-      <w:r>
-        <w:rPr>
-          <w:rFonts w:ascii="CenturySchoolbook" w:hAnsi="CenturySchoolbook"/>
-          <w:b w:val="0"/>
-          <w:i w:val="0"/>
-          <w:sz w:val="24"/>
-        </w:rPr>
         <w:t xml:space="preserve"> </w:t>
       </w:r>
       <w:r>
@@ -674,53 +664,12 @@
           <w:rFonts w:ascii="CenturySchoolbook" w:hAnsi="CenturySchoolbook"/>
           <w:b w:val="0"/>
           <w:i w:val="0"/>
+          <w:color w:val="000000"/>
           <w:sz w:val="24"/>
         </w:rPr>
-        <w:t xml:space="preserve">Lorem ipsum dolor sit amet, consectetur adipiscing elit. Integer nec odio. Praesent libero. Sed </w:t>
+        <w:t xml:space="preserve">aptent taciti sociosqu ad litora torquent per conubia nostra, per inceptos himenaeos. Curabitur </w:t>
       </w:r>
       <w:r>
-        <w:rPr>
-          <w:rFonts w:ascii="CenturySchoolbook" w:hAnsi="CenturySchoolbook"/>
-          <w:b w:val="0"/>
-          <w:i w:val="0"/>
-          <w:sz w:val="24"/>
-        </w:rPr>
-        <w:t xml:space="preserve">cursus ante dapibus diam. Sed nisi. Nulla quis sem at nibh elementum imperdiet. Duis sagittis </w:t>
-      </w:r>
-      <w:r>
-        <w:rPr>
-          <w:rFonts w:ascii="CenturySchoolbook" w:hAnsi="CenturySchoolbook"/>
-          <w:b w:val="0"/>
-          <w:i w:val="0"/>
-          <w:sz w:val="24"/>
-        </w:rPr>
-        <w:t xml:space="preserve">ipsum. Praesent mauris. Fusce nec tellus sed augue semper porta. Mauris massa. Vestibulum </w:t>
-      </w:r>
-      <w:r>
-        <w:rPr>
-          <w:rFonts w:ascii="CenturySchoolbook" w:hAnsi="CenturySchoolbook"/>
-          <w:b w:val="0"/>
-          <w:i w:val="0"/>
-          <w:sz w:val="24"/>
-        </w:rPr>
-        <w:t xml:space="preserve">lacinia arcu eget nulla. Class aptent taciti sociosqu ad litora torquent per conubia nostra, per </w:t>
-      </w:r>
-      <w:r>
-        <w:rPr>
-          <w:rFonts w:ascii="CenturySchoolbook" w:hAnsi="CenturySchoolbook"/>
-          <w:b w:val="0"/>
-          <w:i w:val="0"/>
-          <w:sz w:val="24"/>
-        </w:rPr>
-        <w:t xml:space="preserve">inceptos himenaeos. Curabitur sodales ligula in libero.  </w:t>
-      </w:r>
-      <w:r>
-        <w:rPr>
-          <w:rFonts w:ascii="CenturySchoolbook" w:hAnsi="CenturySchoolbook"/>
-          <w:b w:val="0"/>
-          <w:i w:val="0"/>
-          <w:sz w:val="24"/>
-        </w:rPr>
         <w:t xml:space="preserve"> </w:t>
       </w:r>
       <w:r>
@@ -728,44 +677,12 @@
           <w:rFonts w:ascii="CenturySchoolbook" w:hAnsi="CenturySchoolbook"/>
           <w:b w:val="0"/>
           <w:i w:val="0"/>
+          <w:color w:val="000000"/>
           <w:sz w:val="24"/>
         </w:rPr>
-        <w:t xml:space="preserve">Sed dignissim lacinia nunc. Curabitur tortor. Pellentesque nibh. Aenean quam. In scelerisque sem </w:t>
+        <w:t xml:space="preserve">sodales ligula in libero. Sed dignissim lacinia nunc. Curabitur tortor. Pellentesque nibh. Aenean </w:t>
       </w:r>
       <w:r>
-        <w:rPr>
-          <w:rFonts w:ascii="CenturySchoolbook" w:hAnsi="CenturySchoolbook"/>
-          <w:b w:val="0"/>
-          <w:i w:val="0"/>
-          <w:sz w:val="24"/>
-        </w:rPr>
-        <w:t xml:space="preserve">at dolor. Maecenas mattis. Sed convallis tristique sem. Proin ut ligula vel nunc egestas porttitor. </w:t>
-      </w:r>
-      <w:r>
-        <w:rPr>
-          <w:rFonts w:ascii="CenturySchoolbook" w:hAnsi="CenturySchoolbook"/>
-          <w:b w:val="0"/>
-          <w:i w:val="0"/>
-          <w:sz w:val="24"/>
-        </w:rPr>
-        <w:t xml:space="preserve">Morbi lectus risus, iaculis vel, suscipit quis, luctus non, massa. Fusce ac turpis quis ligula lacinia </w:t>
-      </w:r>
-      <w:r>
-        <w:rPr>
-          <w:rFonts w:ascii="CenturySchoolbook" w:hAnsi="CenturySchoolbook"/>
-          <w:b w:val="0"/>
-          <w:i w:val="0"/>
-          <w:sz w:val="24"/>
-        </w:rPr>
-        <w:t xml:space="preserve">aliquet. Mauris ipsum. Nulla metus metus, ullamcorper vel, tincidunt sed, euismod in, nibh.  </w:t>
-      </w:r>
-      <w:r>
-        <w:rPr>
-          <w:rFonts w:ascii="CenturySchoolbook" w:hAnsi="CenturySchoolbook"/>
-          <w:b w:val="0"/>
-          <w:i w:val="0"/>
-          <w:sz w:val="24"/>
-        </w:rPr>
         <w:t xml:space="preserve"> </w:t>
       </w:r>
       <w:r>
@@ -773,44 +690,12 @@
           <w:rFonts w:ascii="CenturySchoolbook" w:hAnsi="CenturySchoolbook"/>
           <w:b w:val="0"/>
           <w:i w:val="0"/>
+          <w:color w:val="000000"/>
           <w:sz w:val="24"/>
         </w:rPr>
-        <w:t xml:space="preserve">Quisque volutpat condimentum velit. Class aptent taciti sociosqu ad litora torquent per conubia </w:t>
+        <w:t xml:space="preserve">quam. In scelerisque sem at dolor. Maecenas mattis. Sed convallis tristique sem.  </w:t>
       </w:r>
       <w:r>
-        <w:rPr>
-          <w:rFonts w:ascii="CenturySchoolbook" w:hAnsi="CenturySchoolbook"/>
-          <w:b w:val="0"/>
-          <w:i w:val="0"/>
-          <w:sz w:val="24"/>
-        </w:rPr>
-        <w:t xml:space="preserve">nostra, per inceptos himenaeos. Nam nec ante. Sed lacinia, urna non tincidunt mattis, tortor neque </w:t>
-      </w:r>
-      <w:r>
-        <w:rPr>
-          <w:rFonts w:ascii="CenturySchoolbook" w:hAnsi="CenturySchoolbook"/>
-          <w:b w:val="0"/>
-          <w:i w:val="0"/>
-          <w:sz w:val="24"/>
-        </w:rPr>
-        <w:t xml:space="preserve">adipiscing diam, a cursus ipsum ante quis turpis. Nulla facilisi. Ut fringilla. Suspendisse potenti. </w:t>
-      </w:r>
-      <w:r>
-        <w:rPr>
-          <w:rFonts w:ascii="CenturySchoolbook" w:hAnsi="CenturySchoolbook"/>
-          <w:b w:val="0"/>
-          <w:i w:val="0"/>
-          <w:sz w:val="24"/>
-        </w:rPr>
-        <w:t xml:space="preserve">Nunc feugiat mi a tellus consequat imperdiet. Vestibulum sapien. Proin quam. Etiam ultrices.  </w:t>
-      </w:r>
-      <w:r>
-        <w:rPr>
-          <w:rFonts w:ascii="CenturySchoolbook" w:hAnsi="CenturySchoolbook"/>
-          <w:b w:val="0"/>
-          <w:i w:val="0"/>
-          <w:sz w:val="24"/>
-        </w:rPr>
         <w:t xml:space="preserve"> </w:t>
       </w:r>
       <w:r>
@@ -818,33 +703,514 @@
           <w:rFonts w:ascii="CenturySchoolbook" w:hAnsi="CenturySchoolbook"/>
           <w:b w:val="0"/>
           <w:i w:val="0"/>
+          <w:color w:val="000000"/>
           <w:sz w:val="24"/>
         </w:rPr>
-        <w:t xml:space="preserve">Suspendisse in justo eu magna luctus suscipit. Sed lectus. Integer euismod lacus luctus magna. </w:t>
+        <w:t xml:space="preserve"> </w:t>
+      </w:r>
+      <w:r>
+        <w:t xml:space="preserve"> </w:t>
       </w:r>
       <w:r>
         <w:rPr>
           <w:rFonts w:ascii="CenturySchoolbook" w:hAnsi="CenturySchoolbook"/>
           <w:b w:val="0"/>
           <w:i w:val="0"/>
+          <w:color w:val="000000"/>
           <w:sz w:val="24"/>
         </w:rPr>
-        <w:t xml:space="preserve">Quisque cursus, metus vitae pharetra auctor, sem massa mattis sem, at interdum magna augue </w:t>
+        <w:t xml:space="preserve">Proin ut ligula vel nunc egestas porttitor. Morbi lectus risus, iaculis vel, suscipit quis, luctus non, </w:t>
+      </w:r>
+      <w:r>
+        <w:t xml:space="preserve"> </w:t>
       </w:r>
       <w:r>
         <w:rPr>
           <w:rFonts w:ascii="CenturySchoolbook" w:hAnsi="CenturySchoolbook"/>
           <w:b w:val="0"/>
           <w:i w:val="0"/>
+          <w:color w:val="000000"/>
           <w:sz w:val="24"/>
         </w:rPr>
-        <w:t xml:space="preserve">eget diam. Vestibulum ante ipsum primis in faucibus orci luctus et ultrices posuere cubilia Curae; </w:t>
+        <w:t xml:space="preserve">massa. Fusce ac turpis quis ligula lacinia aliquet. Mauris ipsum. Nulla metus metus, ullamcorper </w:t>
+      </w:r>
+      <w:r>
+        <w:t xml:space="preserve"> </w:t>
       </w:r>
       <w:r>
         <w:rPr>
           <w:rFonts w:ascii="CenturySchoolbook" w:hAnsi="CenturySchoolbook"/>
           <w:b w:val="0"/>
           <w:i w:val="0"/>
+          <w:color w:val="000000"/>
+          <w:sz w:val="24"/>
+        </w:rPr>
+        <w:t xml:space="preserve">vel, tincidunt sed, euismod in, nibh. Quisque volutpat condimentum velit. Class aptent taciti </w:t>
+      </w:r>
+      <w:r>
+        <w:t xml:space="preserve"> </w:t>
+      </w:r>
+      <w:r>
+        <w:rPr>
+          <w:rFonts w:ascii="CenturySchoolbook" w:hAnsi="CenturySchoolbook"/>
+          <w:b w:val="0"/>
+          <w:i w:val="0"/>
+          <w:color w:val="000000"/>
+          <w:sz w:val="24"/>
+        </w:rPr>
+        <w:t xml:space="preserve">sociosqu ad litora torquent per conubia nostra, per inceptos himenaeos. Nam nec ante. Sed lacinia, </w:t>
+      </w:r>
+      <w:r>
+        <w:t xml:space="preserve"> </w:t>
+      </w:r>
+      <w:r>
+        <w:rPr>
+          <w:rFonts w:ascii="CenturySchoolbook" w:hAnsi="CenturySchoolbook"/>
+          <w:b w:val="0"/>
+          <w:i w:val="0"/>
+          <w:color w:val="000000"/>
+          <w:sz w:val="24"/>
+        </w:rPr>
+        <w:t xml:space="preserve">urna non tincidunt mattis, tortor neque adipiscing diam, a cursus ipsum ante quis turpis. Nulla </w:t>
+      </w:r>
+      <w:r>
+        <w:t xml:space="preserve"> </w:t>
+      </w:r>
+      <w:r>
+        <w:rPr>
+          <w:rFonts w:ascii="CenturySchoolbook" w:hAnsi="CenturySchoolbook"/>
+          <w:b w:val="0"/>
+          <w:i w:val="0"/>
+          <w:color w:val="000000"/>
+          <w:sz w:val="24"/>
+        </w:rPr>
+        <w:t xml:space="preserve">facilisi. Ut fringilla. Suspendisse potenti.  </w:t>
+      </w:r>
+      <w:r>
+        <w:t xml:space="preserve"> </w:t>
+      </w:r>
+      <w:r>
+        <w:rPr>
+          <w:rFonts w:ascii="CenturySchoolbook" w:hAnsi="CenturySchoolbook"/>
+          <w:b w:val="0"/>
+          <w:i w:val="0"/>
+          <w:color w:val="000000"/>
+          <w:sz w:val="24"/>
+        </w:rPr>
+        <w:t xml:space="preserve"> </w:t>
+      </w:r>
+      <w:r>
+        <w:t xml:space="preserve"> </w:t>
+      </w:r>
+      <w:r>
+        <w:rPr>
+          <w:rFonts w:ascii="CenturySchoolbook" w:hAnsi="CenturySchoolbook"/>
+          <w:b w:val="0"/>
+          <w:i w:val="0"/>
+          <w:color w:val="000000"/>
+          <w:sz w:val="24"/>
+        </w:rPr>
+        <w:t xml:space="preserve">Nunc feugiat mi a tellus consequat imperdiet. Vestibulum sapien. Proin quam. Etiam ultrices. </w:t>
+      </w:r>
+      <w:r>
+        <w:t xml:space="preserve"> </w:t>
+      </w:r>
+      <w:r>
+        <w:rPr>
+          <w:rFonts w:ascii="CenturySchoolbook" w:hAnsi="CenturySchoolbook"/>
+          <w:b w:val="0"/>
+          <w:i w:val="0"/>
+          <w:color w:val="000000"/>
+          <w:sz w:val="24"/>
+        </w:rPr>
+        <w:t xml:space="preserve">Suspendisse in justo eu magna luctus suscipit. Sed lectus. Integer euismod lacus luctus magna. </w:t>
+      </w:r>
+      <w:r>
+        <w:t xml:space="preserve"> </w:t>
+      </w:r>
+      <w:r>
+        <w:rPr>
+          <w:rFonts w:ascii="CenturySchoolbook" w:hAnsi="CenturySchoolbook"/>
+          <w:b w:val="0"/>
+          <w:i w:val="0"/>
+          <w:color w:val="000000"/>
+          <w:sz w:val="24"/>
+        </w:rPr>
+        <w:t xml:space="preserve">Quisque cursus, metus vitae pharetra auctor, sem massa mattis sem, at interdum magna augue </w:t>
+      </w:r>
+      <w:r>
+        <w:t xml:space="preserve"> </w:t>
+      </w:r>
+      <w:r>
+        <w:rPr>
+          <w:rFonts w:ascii="CenturySchoolbook" w:hAnsi="CenturySchoolbook"/>
+          <w:b w:val="0"/>
+          <w:i w:val="0"/>
+          <w:color w:val="000000"/>
+          <w:sz w:val="24"/>
+        </w:rPr>
+        <w:t xml:space="preserve">eget diam. Vestibulum ante ipsum primis in faucibus orci luctus et ultrices posuere cubilia Curae; </w:t>
+      </w:r>
+      <w:r>
+        <w:t xml:space="preserve"> </w:t>
+      </w:r>
+      <w:r>
+        <w:rPr>
+          <w:rFonts w:ascii="CenturySchoolbook" w:hAnsi="CenturySchoolbook"/>
+          <w:b w:val="0"/>
+          <w:i w:val="0"/>
+          <w:color w:val="000000"/>
+          <w:sz w:val="24"/>
+        </w:rPr>
+        <w:t xml:space="preserve">Morbi lacinia molestie dui. Praesent blandit dolor. Sed non quam. In vel mi sit amet augue congue </w:t>
+      </w:r>
+      <w:r>
+        <w:t xml:space="preserve"> </w:t>
+      </w:r>
+      <w:r>
+        <w:rPr>
+          <w:rFonts w:ascii="CenturySchoolbook" w:hAnsi="CenturySchoolbook"/>
+          <w:b w:val="0"/>
+          <w:i w:val="0"/>
+          <w:color w:val="000000"/>
+          <w:sz w:val="24"/>
+        </w:rPr>
+        <w:t xml:space="preserve">elementum. Morbi in ipsum sit amet pede facilisis laoreet.  </w:t>
+      </w:r>
+      <w:r>
+        <w:t xml:space="preserve"> </w:t>
+      </w:r>
+      <w:r>
+        <w:rPr>
+          <w:rFonts w:ascii="CenturySchoolbook" w:hAnsi="CenturySchoolbook"/>
+          <w:b w:val="0"/>
+          <w:i w:val="0"/>
+          <w:color w:val="000000"/>
+          <w:sz w:val="24"/>
+        </w:rPr>
+        <w:t xml:space="preserve"> </w:t>
+      </w:r>
+      <w:r>
+        <w:t xml:space="preserve"> </w:t>
+      </w:r>
+      <w:r>
+        <w:rPr>
+          <w:rFonts w:ascii="CenturySchoolbook" w:hAnsi="CenturySchoolbook"/>
+          <w:b w:val="0"/>
+          <w:i w:val="0"/>
+          <w:color w:val="000000"/>
+          <w:sz w:val="24"/>
+        </w:rPr>
+        <w:t xml:space="preserve">Donec lacus nunc, viverra nec, blandit vel, egestas et, augue. Vestibulum tincidunt malesuada </w:t>
+      </w:r>
+      <w:r>
+        <w:t xml:space="preserve"> </w:t>
+      </w:r>
+      <w:r>
+        <w:rPr>
+          <w:rFonts w:ascii="CenturySchoolbook" w:hAnsi="CenturySchoolbook"/>
+          <w:b w:val="0"/>
+          <w:i w:val="0"/>
+          <w:color w:val="000000"/>
+          <w:sz w:val="24"/>
+        </w:rPr>
+        <w:t xml:space="preserve">tellus. Ut ultrices ultrices enim. Curabitur sit amet mauris. Morbi in dui quis est pulvinar </w:t>
+      </w:r>
+      <w:r>
+        <w:t xml:space="preserve"> </w:t>
+      </w:r>
+      <w:r>
+        <w:rPr>
+          <w:rFonts w:ascii="CenturySchoolbook" w:hAnsi="CenturySchoolbook"/>
+          <w:b w:val="0"/>
+          <w:i w:val="0"/>
+          <w:color w:val="000000"/>
+          <w:sz w:val="24"/>
+        </w:rPr>
+        <w:t xml:space="preserve">ullamcorper. Nulla facilisi. Integer lacinia sollicitudin massa. Cras metus. Sed aliquet risus a </w:t>
+      </w:r>
+      <w:r>
+        <w:t xml:space="preserve"> </w:t>
+      </w:r>
+      <w:r>
+        <w:rPr>
+          <w:rFonts w:ascii="CenturySchoolbook" w:hAnsi="CenturySchoolbook"/>
+          <w:b w:val="0"/>
+          <w:i w:val="0"/>
+          <w:color w:val="000000"/>
+          <w:sz w:val="24"/>
+        </w:rPr>
+        <w:t xml:space="preserve">tortor. Integer id quam. Morbi mi.  </w:t>
+      </w:r>
+      <w:r>
+        <w:t xml:space="preserve"> </w:t>
+      </w:r>
+      <w:r>
+        <w:rPr>
+          <w:rFonts w:ascii="CenturySchoolbook" w:hAnsi="CenturySchoolbook"/>
+          <w:b w:val="0"/>
+          <w:i w:val="0"/>
+          <w:color w:val="000000"/>
+          <w:sz w:val="24"/>
+        </w:rPr>
+        <w:t xml:space="preserve"> </w:t>
+      </w:r>
+      <w:r>
+        <w:t xml:space="preserve"> </w:t>
+      </w:r>
+      <w:r>
+        <w:rPr>
+          <w:rFonts w:ascii="CenturySchoolbook" w:hAnsi="CenturySchoolbook"/>
+          <w:b w:val="0"/>
+          <w:i w:val="0"/>
+          <w:color w:val="000000"/>
+          <w:sz w:val="24"/>
+        </w:rPr>
+        <w:t xml:space="preserve">Lorem ipsum dolor sit amet, consectetur adipiscing elit. Integer nec odio. Praesent libero. Sed </w:t>
+      </w:r>
+      <w:r>
+        <w:t xml:space="preserve"> </w:t>
+      </w:r>
+      <w:r>
+        <w:rPr>
+          <w:rFonts w:ascii="CenturySchoolbook" w:hAnsi="CenturySchoolbook"/>
+          <w:b w:val="0"/>
+          <w:i w:val="0"/>
+          <w:color w:val="000000"/>
+          <w:sz w:val="24"/>
+        </w:rPr>
+        <w:t xml:space="preserve">cursus ante dapibus diam. Sed nisi. Nulla quis sem at nibh elementum imperdiet. Duis sagittis </w:t>
+      </w:r>
+      <w:r>
+        <w:t xml:space="preserve"> </w:t>
+      </w:r>
+      <w:r>
+        <w:rPr>
+          <w:rFonts w:ascii="CenturySchoolbook" w:hAnsi="CenturySchoolbook"/>
+          <w:b w:val="0"/>
+          <w:i w:val="0"/>
+          <w:color w:val="000000"/>
+          <w:sz w:val="24"/>
+        </w:rPr>
+        <w:t xml:space="preserve">ipsum. Praesent mauris. Fusce nec tellus sed augue semper porta. Mauris massa. Vestibulum </w:t>
+      </w:r>
+      <w:r>
+        <w:t xml:space="preserve"> </w:t>
+      </w:r>
+      <w:r>
+        <w:rPr>
+          <w:rFonts w:ascii="CenturySchoolbook" w:hAnsi="CenturySchoolbook"/>
+          <w:b w:val="0"/>
+          <w:i w:val="0"/>
+          <w:color w:val="000000"/>
+          <w:sz w:val="24"/>
+        </w:rPr>
+        <w:t xml:space="preserve">lacinia arcu eget nulla. Class aptent taciti sociosqu ad litora torquent per conubia nostra, per </w:t>
+      </w:r>
+      <w:r>
+        <w:t xml:space="preserve"> </w:t>
+      </w:r>
+      <w:r>
+        <w:rPr>
+          <w:rFonts w:ascii="CenturySchoolbook" w:hAnsi="CenturySchoolbook"/>
+          <w:b w:val="0"/>
+          <w:i w:val="0"/>
+          <w:color w:val="000000"/>
+          <w:sz w:val="24"/>
+        </w:rPr>
+        <w:t xml:space="preserve">inceptos himenaeos. Curabitur sodales ligula in libero.  </w:t>
+      </w:r>
+      <w:r>
+        <w:t xml:space="preserve"> </w:t>
+      </w:r>
+      <w:r>
+        <w:rPr>
+          <w:rFonts w:ascii="CenturySchoolbook" w:hAnsi="CenturySchoolbook"/>
+          <w:b w:val="0"/>
+          <w:i w:val="0"/>
+          <w:color w:val="000000"/>
+          <w:sz w:val="24"/>
+        </w:rPr>
+        <w:t xml:space="preserve"> </w:t>
+      </w:r>
+      <w:r>
+        <w:t xml:space="preserve"> </w:t>
+      </w:r>
+      <w:r>
+        <w:rPr>
+          <w:rFonts w:ascii="CenturySchoolbook" w:hAnsi="CenturySchoolbook"/>
+          <w:b w:val="0"/>
+          <w:i w:val="0"/>
+          <w:color w:val="000000"/>
+          <w:sz w:val="24"/>
+        </w:rPr>
+        <w:t xml:space="preserve">Sed dignissim lacinia nunc. Curabitur tortor. Pellentesque nibh. Aenean quam. In scelerisque sem </w:t>
+      </w:r>
+      <w:r>
+        <w:t xml:space="preserve"> </w:t>
+      </w:r>
+      <w:r>
+        <w:rPr>
+          <w:rFonts w:ascii="CenturySchoolbook" w:hAnsi="CenturySchoolbook"/>
+          <w:b w:val="0"/>
+          <w:i w:val="0"/>
+          <w:color w:val="000000"/>
+          <w:sz w:val="24"/>
+        </w:rPr>
+        <w:t xml:space="preserve">at dolor. Maecenas mattis. Sed convallis tristique sem. Proin ut ligula vel nunc egestas porttitor. </w:t>
+      </w:r>
+      <w:r>
+        <w:t xml:space="preserve"> </w:t>
+      </w:r>
+      <w:r>
+        <w:rPr>
+          <w:rFonts w:ascii="CenturySchoolbook" w:hAnsi="CenturySchoolbook"/>
+          <w:b w:val="0"/>
+          <w:i w:val="0"/>
+          <w:color w:val="000000"/>
+          <w:sz w:val="24"/>
+        </w:rPr>
+        <w:t xml:space="preserve">Morbi lectus risus, iaculis vel, suscipit quis, luctus non, massa. Fusce ac turpis quis ligula lacinia </w:t>
+      </w:r>
+      <w:r>
+        <w:t xml:space="preserve"> </w:t>
+      </w:r>
+      <w:r>
+        <w:rPr>
+          <w:rFonts w:ascii="CenturySchoolbook" w:hAnsi="CenturySchoolbook"/>
+          <w:b w:val="0"/>
+          <w:i w:val="0"/>
+          <w:color w:val="000000"/>
+          <w:sz w:val="24"/>
+        </w:rPr>
+        <w:t xml:space="preserve">aliquet. Mauris ipsum. Nulla metus metus, ullamcorper vel, tincidunt sed, euismod in, nibh.  </w:t>
+      </w:r>
+      <w:r>
+        <w:t xml:space="preserve"> </w:t>
+      </w:r>
+      <w:r>
+        <w:rPr>
+          <w:rFonts w:ascii="CenturySchoolbook" w:hAnsi="CenturySchoolbook"/>
+          <w:b w:val="0"/>
+          <w:i w:val="0"/>
+          <w:color w:val="000000"/>
+          <w:sz w:val="24"/>
+        </w:rPr>
+        <w:t xml:space="preserve"> </w:t>
+      </w:r>
+      <w:r>
+        <w:t xml:space="preserve"> </w:t>
+      </w:r>
+      <w:r>
+        <w:rPr>
+          <w:rFonts w:ascii="CenturySchoolbook" w:hAnsi="CenturySchoolbook"/>
+          <w:b w:val="0"/>
+          <w:i w:val="0"/>
+          <w:color w:val="000000"/>
+          <w:sz w:val="24"/>
+        </w:rPr>
+        <w:t xml:space="preserve">Quisque volutpat condimentum velit. Class aptent taciti sociosqu ad litora torquent per conubia </w:t>
+      </w:r>
+      <w:r>
+        <w:t xml:space="preserve"> </w:t>
+      </w:r>
+      <w:r>
+        <w:rPr>
+          <w:rFonts w:ascii="CenturySchoolbook" w:hAnsi="CenturySchoolbook"/>
+          <w:b w:val="0"/>
+          <w:i w:val="0"/>
+          <w:color w:val="000000"/>
+          <w:sz w:val="24"/>
+        </w:rPr>
+        <w:t xml:space="preserve">nostra, per inceptos himenaeos. Nam nec ante. Sed lacinia, urna non tincidunt mattis, tortor neque </w:t>
+      </w:r>
+      <w:r>
+        <w:t xml:space="preserve"> </w:t>
+      </w:r>
+      <w:r>
+        <w:rPr>
+          <w:rFonts w:ascii="CenturySchoolbook" w:hAnsi="CenturySchoolbook"/>
+          <w:b w:val="0"/>
+          <w:i w:val="0"/>
+          <w:color w:val="000000"/>
+          <w:sz w:val="24"/>
+        </w:rPr>
+        <w:t xml:space="preserve">adipiscing diam, a cursus ipsum ante quis turpis. Nulla facilisi. Ut fringilla. Suspendisse potenti. </w:t>
+      </w:r>
+      <w:r>
+        <w:t xml:space="preserve"> </w:t>
+      </w:r>
+      <w:r>
+        <w:rPr>
+          <w:rFonts w:ascii="CenturySchoolbook" w:hAnsi="CenturySchoolbook"/>
+          <w:b w:val="0"/>
+          <w:i w:val="0"/>
+          <w:color w:val="000000"/>
+          <w:sz w:val="24"/>
+        </w:rPr>
+        <w:t xml:space="preserve">Nunc feugiat mi a tellus consequat imperdiet. Vestibulum sapien. Proin quam. Etiam ultrices.  </w:t>
+      </w:r>
+      <w:r>
+        <w:t xml:space="preserve"> </w:t>
+      </w:r>
+      <w:r>
+        <w:rPr>
+          <w:rFonts w:ascii="CenturySchoolbook" w:hAnsi="CenturySchoolbook"/>
+          <w:b w:val="0"/>
+          <w:i w:val="0"/>
+          <w:color w:val="000000"/>
+          <w:sz w:val="24"/>
+        </w:rPr>
+        <w:t xml:space="preserve"> </w:t>
+      </w:r>
+      <w:r>
+        <w:t xml:space="preserve"> </w:t>
+      </w:r>
+      <w:r>
+        <w:rPr>
+          <w:rFonts w:ascii="CenturySchoolbook" w:hAnsi="CenturySchoolbook"/>
+          <w:b w:val="0"/>
+          <w:i w:val="0"/>
+          <w:color w:val="000000"/>
+          <w:sz w:val="24"/>
+        </w:rPr>
+        <w:t xml:space="preserve">Suspendisse in justo eu magna luctus suscipit. Sed lectus. Integer euismod lacus luctus magna. </w:t>
+      </w:r>
+      <w:r>
+        <w:t xml:space="preserve"> </w:t>
+      </w:r>
+      <w:r>
+        <w:rPr>
+          <w:rFonts w:ascii="CenturySchoolbook" w:hAnsi="CenturySchoolbook"/>
+          <w:b w:val="0"/>
+          <w:i w:val="0"/>
+          <w:color w:val="000000"/>
+          <w:sz w:val="24"/>
+        </w:rPr>
+        <w:t xml:space="preserve">Quisque cursus, metus vitae pharetra auctor, sem massa mattis sem, at interdum magna augue </w:t>
+      </w:r>
+      <w:r>
+        <w:t xml:space="preserve"> </w:t>
+      </w:r>
+      <w:r>
+        <w:rPr>
+          <w:rFonts w:ascii="CenturySchoolbook" w:hAnsi="CenturySchoolbook"/>
+          <w:b w:val="0"/>
+          <w:i w:val="0"/>
+          <w:color w:val="000000"/>
+          <w:sz w:val="24"/>
+        </w:rPr>
+        <w:t xml:space="preserve">eget diam. Vestibulum ante ipsum primis in faucibus orci luctus et ultrices posuere cubilia Curae; </w:t>
+      </w:r>
+      <w:r>
+        <w:t xml:space="preserve"> </w:t>
+      </w:r>
+      <w:r>
+        <w:rPr>
+          <w:rFonts w:ascii="CenturySchoolbook" w:hAnsi="CenturySchoolbook"/>
+          <w:b w:val="0"/>
+          <w:i w:val="0"/>
+          <w:color w:val="000000"/>
           <w:sz w:val="24"/>
         </w:rPr>
         <w:t xml:space="preserve">Morbi lacinia molestie dui. Praesent blandit dolor. Sed non quam. In vel mi sit amet augue congue </w:t>
@@ -856,40 +1222,20 @@
       </w:r>
     </w:p>
     <w:p>
+      <w:pPr>
+        <w:jc w:val="left"/>
+      </w:pPr>
       <w:r>
         <w:rPr>
           <w:rFonts w:ascii="CenturySchoolbook" w:hAnsi="CenturySchoolbook"/>
           <w:b w:val="0"/>
           <w:i w:val="0"/>
+          <w:color w:val="000000"/>
           <w:sz w:val="24"/>
         </w:rPr>
         <w:t xml:space="preserve">elementum. Morbi in ipsum sit amet pede facilisis laoreet. Donec lacus nunc, viverra nec, blandit </w:t>
       </w:r>
       <w:r>
-        <w:rPr>
-          <w:rFonts w:ascii="CenturySchoolbook" w:hAnsi="CenturySchoolbook"/>
-          <w:b w:val="0"/>
-          <w:i w:val="0"/>
-          <w:sz w:val="24"/>
-        </w:rPr>
-        <w:t xml:space="preserve">vel, egestas et, augue. Vestibulum tincidunt malesuada tellus. Ut ultrices ultrices enim. Curabitur </w:t>
-      </w:r>
-      <w:r>
-        <w:rPr>
-          <w:rFonts w:ascii="CenturySchoolbook" w:hAnsi="CenturySchoolbook"/>
-          <w:b w:val="0"/>
-          <w:i w:val="0"/>
-          <w:sz w:val="24"/>
-        </w:rPr>
-        <w:t xml:space="preserve">sit amet mauris.  </w:t>
-      </w:r>
-      <w:r>
-        <w:rPr>
-          <w:rFonts w:ascii="CenturySchoolbook" w:hAnsi="CenturySchoolbook"/>
-          <w:b w:val="0"/>
-          <w:i w:val="0"/>
-          <w:sz w:val="24"/>
-        </w:rPr>
         <w:t xml:space="preserve"> </w:t>
       </w:r>
       <w:r>
@@ -897,53 +1243,12 @@
           <w:rFonts w:ascii="CenturySchoolbook" w:hAnsi="CenturySchoolbook"/>
           <w:b w:val="0"/>
           <w:i w:val="0"/>
+          <w:color w:val="000000"/>
           <w:sz w:val="24"/>
         </w:rPr>
-        <w:t xml:space="preserve">Morbi in dui quis est pulvinar ullamcorper. Nulla facilisi. Integer lacinia sollicitudin massa. Cras </w:t>
+        <w:t xml:space="preserve">vel, egestas et, augue. Vestibulum tincidunt malesuada tellus. Ut ultrices ultrices enim. Curabitur </w:t>
       </w:r>
       <w:r>
-        <w:rPr>
-          <w:rFonts w:ascii="CenturySchoolbook" w:hAnsi="CenturySchoolbook"/>
-          <w:b w:val="0"/>
-          <w:i w:val="0"/>
-          <w:sz w:val="24"/>
-        </w:rPr>
-        <w:t xml:space="preserve">metus. Sed aliquet risus a tortor. Integer id quam. Morbi mi. Quisque nisl felis, venenatis tristique, </w:t>
-      </w:r>
-      <w:r>
-        <w:rPr>
-          <w:rFonts w:ascii="CenturySchoolbook" w:hAnsi="CenturySchoolbook"/>
-          <w:b w:val="0"/>
-          <w:i w:val="0"/>
-          <w:sz w:val="24"/>
-        </w:rPr>
-        <w:t xml:space="preserve">dignissim in, ultrices sit amet, augue. Proin sodales libero eget ante. Nulla quam. Aenean laoreet. </w:t>
-      </w:r>
-      <w:r>
-        <w:rPr>
-          <w:rFonts w:ascii="CenturySchoolbook" w:hAnsi="CenturySchoolbook"/>
-          <w:b w:val="0"/>
-          <w:i w:val="0"/>
-          <w:sz w:val="24"/>
-        </w:rPr>
-        <w:t xml:space="preserve">Vestibulum nisi lectus, commodo ac, facilisis ac, ultricies eu, pede. Ut orci risus, accumsan </w:t>
-      </w:r>
-      <w:r>
-        <w:rPr>
-          <w:rFonts w:ascii="CenturySchoolbook" w:hAnsi="CenturySchoolbook"/>
-          <w:b w:val="0"/>
-          <w:i w:val="0"/>
-          <w:sz w:val="24"/>
-        </w:rPr>
-        <w:t xml:space="preserve">porttitor, cursus quis, aliquet eget, justo. Sed pretium blandit orci.  </w:t>
-      </w:r>
-      <w:r>
-        <w:rPr>
-          <w:rFonts w:ascii="CenturySchoolbook" w:hAnsi="CenturySchoolbook"/>
-          <w:b w:val="0"/>
-          <w:i w:val="0"/>
-          <w:sz w:val="24"/>
-        </w:rPr>
         <w:t xml:space="preserve"> </w:t>
       </w:r>
       <w:r>
@@ -951,62 +1256,12 @@
           <w:rFonts w:ascii="CenturySchoolbook" w:hAnsi="CenturySchoolbook"/>
           <w:b w:val="0"/>
           <w:i w:val="0"/>
+          <w:color w:val="000000"/>
           <w:sz w:val="24"/>
         </w:rPr>
-        <w:t xml:space="preserve">Ut eu diam at pede suscipit sodales. Aenean lectus elit, fermentum non, convallis id, sagittis at, </w:t>
+        <w:t xml:space="preserve">sit amet mauris.  </w:t>
       </w:r>
       <w:r>
-        <w:rPr>
-          <w:rFonts w:ascii="CenturySchoolbook" w:hAnsi="CenturySchoolbook"/>
-          <w:b w:val="0"/>
-          <w:i w:val="0"/>
-          <w:sz w:val="24"/>
-        </w:rPr>
-        <w:t xml:space="preserve">neque. Nullam mauris orci, aliquet et, iaculis et, viverra vitae, ligula. Nulla ut felis in purus </w:t>
-      </w:r>
-      <w:r>
-        <w:rPr>
-          <w:rFonts w:ascii="CenturySchoolbook" w:hAnsi="CenturySchoolbook"/>
-          <w:b w:val="0"/>
-          <w:i w:val="0"/>
-          <w:sz w:val="24"/>
-        </w:rPr>
-        <w:t xml:space="preserve">aliquam imperdiet. Maecenas aliquet mollis lectus. Vivamus consectetuer risus et tortor. Lorem </w:t>
-      </w:r>
-      <w:r>
-        <w:rPr>
-          <w:rFonts w:ascii="CenturySchoolbook" w:hAnsi="CenturySchoolbook"/>
-          <w:b w:val="0"/>
-          <w:i w:val="0"/>
-          <w:sz w:val="24"/>
-        </w:rPr>
-        <w:t xml:space="preserve">ipsum dolor sit amet, consectetur adipiscing elit. Integer nec odio. Praesent libero. Sed cursus ante </w:t>
-      </w:r>
-      <w:r>
-        <w:rPr>
-          <w:rFonts w:ascii="CenturySchoolbook" w:hAnsi="CenturySchoolbook"/>
-          <w:b w:val="0"/>
-          <w:i w:val="0"/>
-          <w:sz w:val="24"/>
-        </w:rPr>
-        <w:t xml:space="preserve">dapibus diam. Sed nisi. Nulla quis sem at nibh elementum imperdiet. Duis sagittis ipsum. </w:t>
-      </w:r>
-      <w:r>
-        <w:rPr>
-          <w:rFonts w:ascii="CenturySchoolbook" w:hAnsi="CenturySchoolbook"/>
-          <w:b w:val="0"/>
-          <w:i w:val="0"/>
-          <w:sz w:val="24"/>
-        </w:rPr>
-        <w:t xml:space="preserve">Praesent mauris.  </w:t>
-      </w:r>
-      <w:r>
-        <w:rPr>
-          <w:rFonts w:ascii="CenturySchoolbook" w:hAnsi="CenturySchoolbook"/>
-          <w:b w:val="0"/>
-          <w:i w:val="0"/>
-          <w:sz w:val="24"/>
-        </w:rPr>
         <w:t xml:space="preserve"> </w:t>
       </w:r>
       <w:r>
@@ -1014,44 +1269,12 @@
           <w:rFonts w:ascii="CenturySchoolbook" w:hAnsi="CenturySchoolbook"/>
           <w:b w:val="0"/>
           <w:i w:val="0"/>
+          <w:color w:val="000000"/>
           <w:sz w:val="24"/>
         </w:rPr>
-        <w:t xml:space="preserve">Fusce nec tellus sed augue semper porta. Mauris massa. Vestibulum lacinia arcu eget nulla. Class </w:t>
+        <w:t xml:space="preserve"> </w:t>
       </w:r>
       <w:r>
-        <w:rPr>
-          <w:rFonts w:ascii="CenturySchoolbook" w:hAnsi="CenturySchoolbook"/>
-          <w:b w:val="0"/>
-          <w:i w:val="0"/>
-          <w:sz w:val="24"/>
-        </w:rPr>
-        <w:t xml:space="preserve">aptent taciti sociosqu ad litora torquent per conubia nostra, per inceptos himenaeos. Curabitur </w:t>
-      </w:r>
-      <w:r>
-        <w:rPr>
-          <w:rFonts w:ascii="CenturySchoolbook" w:hAnsi="CenturySchoolbook"/>
-          <w:b w:val="0"/>
-          <w:i w:val="0"/>
-          <w:sz w:val="24"/>
-        </w:rPr>
-        <w:t xml:space="preserve">sodales ligula in libero. Sed dignissim lacinia nunc. Curabitur tortor. Pellentesque nibh. Aenean </w:t>
-      </w:r>
-      <w:r>
-        <w:rPr>
-          <w:rFonts w:ascii="CenturySchoolbook" w:hAnsi="CenturySchoolbook"/>
-          <w:b w:val="0"/>
-          <w:i w:val="0"/>
-          <w:sz w:val="24"/>
-        </w:rPr>
-        <w:t xml:space="preserve">quam. In scelerisque sem at dolor. Maecenas mattis. Sed convallis tristique sem.  </w:t>
-      </w:r>
-      <w:r>
-        <w:rPr>
-          <w:rFonts w:ascii="CenturySchoolbook" w:hAnsi="CenturySchoolbook"/>
-          <w:b w:val="0"/>
-          <w:i w:val="0"/>
-          <w:sz w:val="24"/>
-        </w:rPr>
         <w:t xml:space="preserve"> </w:t>
       </w:r>
       <w:r>
@@ -1059,62 +1282,12 @@
           <w:rFonts w:ascii="CenturySchoolbook" w:hAnsi="CenturySchoolbook"/>
           <w:b w:val="0"/>
           <w:i w:val="0"/>
+          <w:color w:val="000000"/>
           <w:sz w:val="24"/>
         </w:rPr>
-        <w:t xml:space="preserve">Proin ut ligula vel nunc egestas porttitor. Morbi lectus risus, iaculis vel, suscipit quis, luctus non, </w:t>
+        <w:t xml:space="preserve">Morbi in dui quis est pulvinar ullamcorper. Nulla facilisi. Integer lacinia sollicitudin massa. Cras </w:t>
       </w:r>
       <w:r>
-        <w:rPr>
-          <w:rFonts w:ascii="CenturySchoolbook" w:hAnsi="CenturySchoolbook"/>
-          <w:b w:val="0"/>
-          <w:i w:val="0"/>
-          <w:sz w:val="24"/>
-        </w:rPr>
-        <w:t xml:space="preserve">massa. Fusce ac turpis quis ligula lacinia aliquet. Mauris ipsum. Nulla metus metus, ullamcorper </w:t>
-      </w:r>
-      <w:r>
-        <w:rPr>
-          <w:rFonts w:ascii="CenturySchoolbook" w:hAnsi="CenturySchoolbook"/>
-          <w:b w:val="0"/>
-          <w:i w:val="0"/>
-          <w:sz w:val="24"/>
-        </w:rPr>
-        <w:t xml:space="preserve">vel, tincidunt sed, euismod in, nibh. Quisque volutpat condimentum velit. Class aptent taciti </w:t>
-      </w:r>
-      <w:r>
-        <w:rPr>
-          <w:rFonts w:ascii="CenturySchoolbook" w:hAnsi="CenturySchoolbook"/>
-          <w:b w:val="0"/>
-          <w:i w:val="0"/>
-          <w:sz w:val="24"/>
-        </w:rPr>
-        <w:t xml:space="preserve">sociosqu ad litora torquent per conubia nostra, per inceptos himenaeos. Nam nec ante. Sed lacinia, </w:t>
-      </w:r>
-      <w:r>
-        <w:rPr>
-          <w:rFonts w:ascii="CenturySchoolbook" w:hAnsi="CenturySchoolbook"/>
-          <w:b w:val="0"/>
-          <w:i w:val="0"/>
-          <w:sz w:val="24"/>
-        </w:rPr>
-        <w:t xml:space="preserve">urna non tincidunt mattis, tortor neque adipiscing diam, a cursus ipsum ante quis turpis. Nulla </w:t>
-      </w:r>
-      <w:r>
-        <w:rPr>
-          <w:rFonts w:ascii="CenturySchoolbook" w:hAnsi="CenturySchoolbook"/>
-          <w:b w:val="0"/>
-          <w:i w:val="0"/>
-          <w:sz w:val="24"/>
-        </w:rPr>
-        <w:t xml:space="preserve">facilisi. Ut fringilla. Suspendisse potenti.  </w:t>
-      </w:r>
-      <w:r>
-        <w:rPr>
-          <w:rFonts w:ascii="CenturySchoolbook" w:hAnsi="CenturySchoolbook"/>
-          <w:b w:val="0"/>
-          <w:i w:val="0"/>
-          <w:sz w:val="24"/>
-        </w:rPr>
         <w:t xml:space="preserve"> </w:t>
       </w:r>
       <w:r>
@@ -1122,60 +1295,397 @@
           <w:rFonts w:ascii="CenturySchoolbook" w:hAnsi="CenturySchoolbook"/>
           <w:b w:val="0"/>
           <w:i w:val="0"/>
+          <w:color w:val="000000"/>
           <w:sz w:val="24"/>
         </w:rPr>
-        <w:t xml:space="preserve">Nunc feugiat mi a tellus consequat imperdiet. Vestibulum sapien. Proin quam. Etiam ultrices. </w:t>
+        <w:t xml:space="preserve">metus. Sed aliquet risus a tortor. Integer id quam. Morbi mi. Quisque nisl felis, venenatis tristique, </w:t>
+      </w:r>
+      <w:r>
+        <w:t xml:space="preserve"> </w:t>
       </w:r>
       <w:r>
         <w:rPr>
           <w:rFonts w:ascii="CenturySchoolbook" w:hAnsi="CenturySchoolbook"/>
           <w:b w:val="0"/>
           <w:i w:val="0"/>
+          <w:color w:val="000000"/>
           <w:sz w:val="24"/>
         </w:rPr>
-        <w:t xml:space="preserve">Suspendisse in justo eu magna luctus suscipit. Sed lectus. Integer euismod lacus luctus magna. </w:t>
+        <w:t xml:space="preserve">dignissim in, ultrices sit amet, augue. Proin sodales libero eget ante. Nulla quam. Aenean laoreet. </w:t>
+      </w:r>
+      <w:r>
+        <w:t xml:space="preserve"> </w:t>
       </w:r>
       <w:r>
         <w:rPr>
           <w:rFonts w:ascii="CenturySchoolbook" w:hAnsi="CenturySchoolbook"/>
           <w:b w:val="0"/>
           <w:i w:val="0"/>
+          <w:color w:val="000000"/>
           <w:sz w:val="24"/>
         </w:rPr>
-        <w:t xml:space="preserve">Quisque cursus, metus vitae pharetra auctor, sem massa mattis sem, at interdum magna augue </w:t>
+        <w:t xml:space="preserve">Vestibulum nisi lectus, commodo ac, facilisis ac, ultricies eu, pede. Ut orci risus, accumsan </w:t>
+      </w:r>
+      <w:r>
+        <w:t xml:space="preserve"> </w:t>
       </w:r>
       <w:r>
         <w:rPr>
           <w:rFonts w:ascii="CenturySchoolbook" w:hAnsi="CenturySchoolbook"/>
           <w:b w:val="0"/>
           <w:i w:val="0"/>
+          <w:color w:val="000000"/>
           <w:sz w:val="24"/>
         </w:rPr>
-        <w:t xml:space="preserve">eget diam. Vestibulum ante ipsum primis in faucibus orci luctus et ultrices posuere cubilia Curae; </w:t>
+        <w:t xml:space="preserve">porttitor, cursus quis, aliquet eget, justo. Sed pretium blandit orci.  </w:t>
+      </w:r>
+      <w:r>
+        <w:t xml:space="preserve"> </w:t>
       </w:r>
       <w:r>
         <w:rPr>
           <w:rFonts w:ascii="CenturySchoolbook" w:hAnsi="CenturySchoolbook"/>
           <w:b w:val="0"/>
           <w:i w:val="0"/>
+          <w:color w:val="000000"/>
           <w:sz w:val="24"/>
         </w:rPr>
-        <w:t xml:space="preserve">Morbi lacinia molestie dui. Praesent blandit dolor. Sed non quam. In vel mi sit amet augue congue </w:t>
+        <w:t xml:space="preserve"> </w:t>
+      </w:r>
+      <w:r>
+        <w:t xml:space="preserve"> </w:t>
       </w:r>
       <w:r>
         <w:rPr>
           <w:rFonts w:ascii="CenturySchoolbook" w:hAnsi="CenturySchoolbook"/>
           <w:b w:val="0"/>
           <w:i w:val="0"/>
+          <w:color w:val="000000"/>
           <w:sz w:val="24"/>
         </w:rPr>
-        <w:t xml:space="preserve">elementum. Morbi in ipsum sit amet pede facilisis laoreet.  </w:t>
+        <w:t xml:space="preserve">Ut eu diam at pede suscipit sodales. Aenean lectus elit, fermentum non, convallis id, sagittis at, </w:t>
+      </w:r>
+      <w:r>
+        <w:t xml:space="preserve"> </w:t>
       </w:r>
       <w:r>
         <w:rPr>
           <w:rFonts w:ascii="CenturySchoolbook" w:hAnsi="CenturySchoolbook"/>
           <w:b w:val="0"/>
           <w:i w:val="0"/>
+          <w:color w:val="000000"/>
+          <w:sz w:val="24"/>
+        </w:rPr>
+        <w:t xml:space="preserve">neque. Nullam mauris orci, aliquet et, iaculis et, viverra vitae, ligula. Nulla ut felis in purus </w:t>
+      </w:r>
+      <w:r>
+        <w:t xml:space="preserve"> </w:t>
+      </w:r>
+      <w:r>
+        <w:rPr>
+          <w:rFonts w:ascii="CenturySchoolbook" w:hAnsi="CenturySchoolbook"/>
+          <w:b w:val="0"/>
+          <w:i w:val="0"/>
+          <w:color w:val="000000"/>
+          <w:sz w:val="24"/>
+        </w:rPr>
+        <w:t xml:space="preserve">aliquam imperdiet. Maecenas aliquet mollis lectus. Vivamus consectetuer risus et tortor. Lorem </w:t>
+      </w:r>
+      <w:r>
+        <w:t xml:space="preserve"> </w:t>
+      </w:r>
+      <w:r>
+        <w:rPr>
+          <w:rFonts w:ascii="CenturySchoolbook" w:hAnsi="CenturySchoolbook"/>
+          <w:b w:val="0"/>
+          <w:i w:val="0"/>
+          <w:color w:val="000000"/>
+          <w:sz w:val="24"/>
+        </w:rPr>
+        <w:t xml:space="preserve">ipsum dolor sit amet, consectetur adipiscing elit. Integer nec odio. Praesent libero. Sed cursus ante </w:t>
+      </w:r>
+      <w:r>
+        <w:t xml:space="preserve"> </w:t>
+      </w:r>
+      <w:r>
+        <w:rPr>
+          <w:rFonts w:ascii="CenturySchoolbook" w:hAnsi="CenturySchoolbook"/>
+          <w:b w:val="0"/>
+          <w:i w:val="0"/>
+          <w:color w:val="000000"/>
+          <w:sz w:val="24"/>
+        </w:rPr>
+        <w:t xml:space="preserve">dapibus diam. Sed nisi. Nulla quis sem at nibh elementum imperdiet. Duis sagittis ipsum. </w:t>
+      </w:r>
+      <w:r>
+        <w:t xml:space="preserve"> </w:t>
+      </w:r>
+      <w:r>
+        <w:rPr>
+          <w:rFonts w:ascii="CenturySchoolbook" w:hAnsi="CenturySchoolbook"/>
+          <w:b w:val="0"/>
+          <w:i w:val="0"/>
+          <w:color w:val="000000"/>
+          <w:sz w:val="24"/>
+        </w:rPr>
+        <w:t xml:space="preserve">Praesent mauris.  </w:t>
+      </w:r>
+      <w:r>
+        <w:t xml:space="preserve"> </w:t>
+      </w:r>
+      <w:r>
+        <w:rPr>
+          <w:rFonts w:ascii="CenturySchoolbook" w:hAnsi="CenturySchoolbook"/>
+          <w:b w:val="0"/>
+          <w:i w:val="0"/>
+          <w:color w:val="000000"/>
+          <w:sz w:val="24"/>
+        </w:rPr>
+        <w:t xml:space="preserve"> </w:t>
+      </w:r>
+      <w:r>
+        <w:t xml:space="preserve"> </w:t>
+      </w:r>
+      <w:r>
+        <w:rPr>
+          <w:rFonts w:ascii="CenturySchoolbook" w:hAnsi="CenturySchoolbook"/>
+          <w:b w:val="0"/>
+          <w:i w:val="0"/>
+          <w:color w:val="000000"/>
+          <w:sz w:val="24"/>
+        </w:rPr>
+        <w:t xml:space="preserve">Fusce nec tellus sed augue semper porta. Mauris massa. Vestibulum lacinia arcu eget nulla. Class </w:t>
+      </w:r>
+      <w:r>
+        <w:t xml:space="preserve"> </w:t>
+      </w:r>
+      <w:r>
+        <w:rPr>
+          <w:rFonts w:ascii="CenturySchoolbook" w:hAnsi="CenturySchoolbook"/>
+          <w:b w:val="0"/>
+          <w:i w:val="0"/>
+          <w:color w:val="000000"/>
+          <w:sz w:val="24"/>
+        </w:rPr>
+        <w:t xml:space="preserve">aptent taciti sociosqu ad litora torquent per conubia nostra, per inceptos himenaeos. Curabitur </w:t>
+      </w:r>
+      <w:r>
+        <w:t xml:space="preserve"> </w:t>
+      </w:r>
+      <w:r>
+        <w:rPr>
+          <w:rFonts w:ascii="CenturySchoolbook" w:hAnsi="CenturySchoolbook"/>
+          <w:b w:val="0"/>
+          <w:i w:val="0"/>
+          <w:color w:val="000000"/>
+          <w:sz w:val="24"/>
+        </w:rPr>
+        <w:t xml:space="preserve">sodales ligula in libero. Sed dignissim lacinia nunc. Curabitur tortor. Pellentesque nibh. Aenean </w:t>
+      </w:r>
+      <w:r>
+        <w:t xml:space="preserve"> </w:t>
+      </w:r>
+      <w:r>
+        <w:rPr>
+          <w:rFonts w:ascii="CenturySchoolbook" w:hAnsi="CenturySchoolbook"/>
+          <w:b w:val="0"/>
+          <w:i w:val="0"/>
+          <w:color w:val="000000"/>
+          <w:sz w:val="24"/>
+        </w:rPr>
+        <w:t xml:space="preserve">quam. In scelerisque sem at dolor. Maecenas mattis. Sed convallis tristique sem.  </w:t>
+      </w:r>
+      <w:r>
+        <w:t xml:space="preserve"> </w:t>
+      </w:r>
+      <w:r>
+        <w:rPr>
+          <w:rFonts w:ascii="CenturySchoolbook" w:hAnsi="CenturySchoolbook"/>
+          <w:b w:val="0"/>
+          <w:i w:val="0"/>
+          <w:color w:val="000000"/>
+          <w:sz w:val="24"/>
+        </w:rPr>
+        <w:t xml:space="preserve"> </w:t>
+      </w:r>
+      <w:r>
+        <w:t xml:space="preserve"> </w:t>
+      </w:r>
+      <w:r>
+        <w:rPr>
+          <w:rFonts w:ascii="CenturySchoolbook" w:hAnsi="CenturySchoolbook"/>
+          <w:b w:val="0"/>
+          <w:i w:val="0"/>
+          <w:color w:val="000000"/>
+          <w:sz w:val="24"/>
+        </w:rPr>
+        <w:t xml:space="preserve">Proin ut ligula vel nunc egestas porttitor. Morbi lectus risus, iaculis vel, suscipit quis, luctus non, </w:t>
+      </w:r>
+      <w:r>
+        <w:t xml:space="preserve"> </w:t>
+      </w:r>
+      <w:r>
+        <w:rPr>
+          <w:rFonts w:ascii="CenturySchoolbook" w:hAnsi="CenturySchoolbook"/>
+          <w:b w:val="0"/>
+          <w:i w:val="0"/>
+          <w:color w:val="000000"/>
+          <w:sz w:val="24"/>
+        </w:rPr>
+        <w:t xml:space="preserve">massa. Fusce ac turpis quis ligula lacinia aliquet. Mauris ipsum. Nulla metus metus, ullamcorper </w:t>
+      </w:r>
+      <w:r>
+        <w:t xml:space="preserve"> </w:t>
+      </w:r>
+      <w:r>
+        <w:rPr>
+          <w:rFonts w:ascii="CenturySchoolbook" w:hAnsi="CenturySchoolbook"/>
+          <w:b w:val="0"/>
+          <w:i w:val="0"/>
+          <w:color w:val="000000"/>
+          <w:sz w:val="24"/>
+        </w:rPr>
+        <w:t xml:space="preserve">vel, tincidunt sed, euismod in, nibh. Quisque volutpat condimentum velit. Class aptent taciti </w:t>
+      </w:r>
+      <w:r>
+        <w:t xml:space="preserve"> </w:t>
+      </w:r>
+      <w:r>
+        <w:rPr>
+          <w:rFonts w:ascii="CenturySchoolbook" w:hAnsi="CenturySchoolbook"/>
+          <w:b w:val="0"/>
+          <w:i w:val="0"/>
+          <w:color w:val="000000"/>
+          <w:sz w:val="24"/>
+        </w:rPr>
+        <w:t xml:space="preserve">sociosqu ad litora torquent per conubia nostra, per inceptos himenaeos. Nam nec ante. Sed lacinia, </w:t>
+      </w:r>
+      <w:r>
+        <w:t xml:space="preserve"> </w:t>
+      </w:r>
+      <w:r>
+        <w:rPr>
+          <w:rFonts w:ascii="CenturySchoolbook" w:hAnsi="CenturySchoolbook"/>
+          <w:b w:val="0"/>
+          <w:i w:val="0"/>
+          <w:color w:val="000000"/>
+          <w:sz w:val="24"/>
+        </w:rPr>
+        <w:t xml:space="preserve">urna non tincidunt mattis, tortor neque adipiscing diam, a cursus ipsum ante quis turpis. Nulla </w:t>
+      </w:r>
+      <w:r>
+        <w:t xml:space="preserve"> </w:t>
+      </w:r>
+      <w:r>
+        <w:rPr>
+          <w:rFonts w:ascii="CenturySchoolbook" w:hAnsi="CenturySchoolbook"/>
+          <w:b w:val="0"/>
+          <w:i w:val="0"/>
+          <w:color w:val="000000"/>
+          <w:sz w:val="24"/>
+        </w:rPr>
+        <w:t xml:space="preserve">facilisi. Ut fringilla. Suspendisse potenti.  </w:t>
+      </w:r>
+      <w:r>
+        <w:t xml:space="preserve"> </w:t>
+      </w:r>
+      <w:r>
+        <w:rPr>
+          <w:rFonts w:ascii="CenturySchoolbook" w:hAnsi="CenturySchoolbook"/>
+          <w:b w:val="0"/>
+          <w:i w:val="0"/>
+          <w:color w:val="000000"/>
+          <w:sz w:val="24"/>
+        </w:rPr>
+        <w:t xml:space="preserve"> </w:t>
+      </w:r>
+      <w:r>
+        <w:t xml:space="preserve"> </w:t>
+      </w:r>
+      <w:r>
+        <w:rPr>
+          <w:rFonts w:ascii="CenturySchoolbook" w:hAnsi="CenturySchoolbook"/>
+          <w:b w:val="0"/>
+          <w:i w:val="0"/>
+          <w:color w:val="000000"/>
+          <w:sz w:val="24"/>
+        </w:rPr>
+        <w:t xml:space="preserve">Nunc feugiat mi a tellus consequat imperdiet. Vestibulum sapien. Proin quam. Etiam ultrices. </w:t>
+      </w:r>
+      <w:r>
+        <w:t xml:space="preserve"> </w:t>
+      </w:r>
+      <w:r>
+        <w:rPr>
+          <w:rFonts w:ascii="CenturySchoolbook" w:hAnsi="CenturySchoolbook"/>
+          <w:b w:val="0"/>
+          <w:i w:val="0"/>
+          <w:color w:val="000000"/>
+          <w:sz w:val="24"/>
+        </w:rPr>
+        <w:t xml:space="preserve">Suspendisse in justo eu magna luctus suscipit. Sed lectus. Integer euismod lacus luctus magna. </w:t>
+      </w:r>
+      <w:r>
+        <w:t xml:space="preserve"> </w:t>
+      </w:r>
+      <w:r>
+        <w:rPr>
+          <w:rFonts w:ascii="CenturySchoolbook" w:hAnsi="CenturySchoolbook"/>
+          <w:b w:val="0"/>
+          <w:i w:val="0"/>
+          <w:color w:val="000000"/>
+          <w:sz w:val="24"/>
+        </w:rPr>
+        <w:t xml:space="preserve">Quisque cursus, metus vitae pharetra auctor, sem massa mattis sem, at interdum magna augue </w:t>
+      </w:r>
+      <w:r>
+        <w:t xml:space="preserve"> </w:t>
+      </w:r>
+      <w:r>
+        <w:rPr>
+          <w:rFonts w:ascii="CenturySchoolbook" w:hAnsi="CenturySchoolbook"/>
+          <w:b w:val="0"/>
+          <w:i w:val="0"/>
+          <w:color w:val="000000"/>
+          <w:sz w:val="24"/>
+        </w:rPr>
+        <w:t xml:space="preserve">eget diam. Vestibulum ante ipsum primis in faucibus orci luctus et ultrices posuere cubilia Curae; </w:t>
+      </w:r>
+      <w:r>
+        <w:t xml:space="preserve"> </w:t>
+      </w:r>
+      <w:r>
+        <w:rPr>
+          <w:rFonts w:ascii="CenturySchoolbook" w:hAnsi="CenturySchoolbook"/>
+          <w:b w:val="0"/>
+          <w:i w:val="0"/>
+          <w:color w:val="000000"/>
+          <w:sz w:val="24"/>
+        </w:rPr>
+        <w:t xml:space="preserve">Morbi lacinia molestie dui. Praesent blandit dolor. Sed non quam. In vel mi sit amet augue congue </w:t>
+      </w:r>
+      <w:r>
+        <w:t xml:space="preserve"> </w:t>
+      </w:r>
+      <w:r>
+        <w:rPr>
+          <w:rFonts w:ascii="CenturySchoolbook" w:hAnsi="CenturySchoolbook"/>
+          <w:b w:val="0"/>
+          <w:i w:val="0"/>
+          <w:color w:val="000000"/>
+          <w:sz w:val="24"/>
+        </w:rPr>
+        <w:t xml:space="preserve">elementum. Morbi in ipsum sit amet pede facilisis laoreet.  </w:t>
+      </w:r>
+      <w:r>
+        <w:t xml:space="preserve"> </w:t>
+      </w:r>
+      <w:r>
+        <w:rPr>
+          <w:rFonts w:ascii="CenturySchoolbook" w:hAnsi="CenturySchoolbook"/>
+          <w:b w:val="0"/>
+          <w:i w:val="0"/>
+          <w:color w:val="000000"/>
           <w:sz w:val="24"/>
         </w:rPr>
         <w:t xml:space="preserve"> </w:t>

--- a/output/output.docx
+++ b/output/output.docx
@@ -586,9 +586,14 @@
       </w:r>
     </w:p>
     <w:p>
-      <w:r>
-        <w:br w:type="page"/>
-      </w:r>
+      <w:pPr>
+        <w:sectPr>
+          <w:pgSz w:w="12240" w:h="15840"/>
+          <w:pgMar w:top="972" w:right="627" w:bottom="1261" w:left="723" w:header="720" w:footer="720" w:gutter="0"/>
+          <w:cols w:space="720"/>
+          <w:docGrid w:linePitch="360"/>
+        </w:sectPr>
+      </w:pPr>
     </w:p>
     <w:p>
       <w:pPr>
@@ -1217,9 +1222,14 @@
       </w:r>
     </w:p>
     <w:p>
-      <w:r>
-        <w:br w:type="page"/>
-      </w:r>
+      <w:pPr>
+        <w:sectPr>
+          <w:pgSz w:w="12240" w:h="15840"/>
+          <w:pgMar w:top="730" w:right="650" w:bottom="1261" w:left="723" w:header="720" w:footer="720" w:gutter="0"/>
+          <w:cols w:space="720"/>
+          <w:docGrid w:linePitch="360"/>
+        </w:sectPr>
+      </w:pPr>
     </w:p>
     <w:p>
       <w:pPr>
@@ -1693,7 +1703,7 @@
     </w:p>
     <w:sectPr>
       <w:pgSz w:w="12240" w:h="15840"/>
-      <w:pgMar w:top="1440" w:right="1800" w:bottom="1440" w:left="1800" w:header="720" w:footer="720" w:gutter="0"/>
+      <w:pgMar w:top="730" w:right="650" w:bottom="4722" w:left="723" w:header="720" w:footer="720" w:gutter="0"/>
       <w:cols w:space="720"/>
       <w:docGrid w:linePitch="360"/>
     </w:sectPr>

--- a/output/output.docx
+++ b/output/output.docx
@@ -4,6 +4,7 @@
   <w:body>
     <w:p>
       <w:pPr>
+        <w:spacing w:before="0" w:after="0" w:lineRule="exact" w:line="865"/>
         <w:jc w:val="left"/>
       </w:pPr>
       <w:r>
@@ -19,21 +20,9 @@
     </w:p>
     <w:p>
       <w:pPr>
+        <w:spacing w:before="288" w:after="0" w:lineRule="exact" w:line="433"/>
         <w:jc w:val="left"/>
       </w:pPr>
-      <w:r>
-        <w:rPr>
-          <w:rFonts w:ascii="CenturySchoolbook" w:hAnsi="CenturySchoolbook"/>
-          <w:b w:val="0"/>
-          <w:i w:val="0"/>
-          <w:color w:val="000000"/>
-          <w:sz w:val="24"/>
-        </w:rPr>
-        <w:t xml:space="preserve"> </w:t>
-      </w:r>
-      <w:r>
-        <w:t xml:space="preserve"> </w:t>
-      </w:r>
       <w:r>
         <w:rPr>
           <w:rFonts w:ascii="CenturySchoolbook" w:hAnsi="CenturySchoolbook"/>
@@ -64,22 +53,12 @@
         </w:rPr>
         <w:t xml:space="preserve"> </w:t>
       </w:r>
-      <w:r>
-        <w:t xml:space="preserve"> </w:t>
-      </w:r>
-      <w:r>
-        <w:rPr>
-          <w:rFonts w:ascii="CenturySchoolbook" w:hAnsi="CenturySchoolbook"/>
-          <w:b w:val="0"/>
-          <w:i w:val="0"/>
-          <w:color w:val="000000"/>
-          <w:sz w:val="24"/>
-        </w:rPr>
-        <w:t xml:space="preserve"> </w:t>
-      </w:r>
-      <w:r>
-        <w:t xml:space="preserve"> </w:t>
-      </w:r>
+    </w:p>
+    <w:p>
+      <w:pPr>
+        <w:spacing w:before="288" w:after="0" w:lineRule="exact" w:line="384"/>
+        <w:jc w:val="left"/>
+      </w:pPr>
       <w:r>
         <w:rPr>
           <w:rFonts w:ascii="CenturySchoolbook" w:hAnsi="CenturySchoolbook"/>
@@ -142,22 +121,12 @@
         </w:rPr>
         <w:t xml:space="preserve">longer than the other? </w:t>
       </w:r>
-      <w:r>
-        <w:t xml:space="preserve"> </w:t>
-      </w:r>
-      <w:r>
-        <w:rPr>
-          <w:rFonts w:ascii="CenturySchoolbook" w:hAnsi="CenturySchoolbook"/>
-          <w:b w:val="0"/>
-          <w:i w:val="0"/>
-          <w:color w:val="000000"/>
-          <w:sz w:val="24"/>
-        </w:rPr>
-        <w:t xml:space="preserve"> </w:t>
-      </w:r>
-      <w:r>
-        <w:t xml:space="preserve"> </w:t>
-      </w:r>
+    </w:p>
+    <w:p>
+      <w:pPr>
+        <w:spacing w:before="288" w:after="0" w:lineRule="exact" w:line="288"/>
+        <w:jc w:val="left"/>
+      </w:pPr>
       <w:r>
         <w:rPr>
           <w:rFonts w:ascii="CenturySchoolbook" w:hAnsi="CenturySchoolbook"/>
@@ -220,22 +189,12 @@
         </w:rPr>
         <w:t xml:space="preserve">conubia nostra, per inceptos himenaeos. Curabitur sodales ligula in libero.  </w:t>
       </w:r>
-      <w:r>
-        <w:t xml:space="preserve"> </w:t>
-      </w:r>
-      <w:r>
-        <w:rPr>
-          <w:rFonts w:ascii="CenturySchoolbook" w:hAnsi="CenturySchoolbook"/>
-          <w:b w:val="0"/>
-          <w:i w:val="0"/>
-          <w:color w:val="000000"/>
-          <w:sz w:val="24"/>
-        </w:rPr>
-        <w:t xml:space="preserve"> </w:t>
-      </w:r>
-      <w:r>
-        <w:t xml:space="preserve"> </w:t>
-      </w:r>
+    </w:p>
+    <w:p>
+      <w:pPr>
+        <w:spacing w:before="288" w:after="0" w:lineRule="exact" w:line="288"/>
+        <w:jc w:val="left"/>
+      </w:pPr>
       <w:r>
         <w:rPr>
           <w:rFonts w:ascii="CenturySchoolbook" w:hAnsi="CenturySchoolbook"/>
@@ -285,22 +244,12 @@
         </w:rPr>
         <w:t xml:space="preserve">aliquet. Mauris ipsum. Nulla metus metus, ullamcorper vel, tincidunt sed, euismod in, nibh.  </w:t>
       </w:r>
-      <w:r>
-        <w:t xml:space="preserve"> </w:t>
-      </w:r>
-      <w:r>
-        <w:rPr>
-          <w:rFonts w:ascii="CenturySchoolbook" w:hAnsi="CenturySchoolbook"/>
-          <w:b w:val="0"/>
-          <w:i w:val="0"/>
-          <w:color w:val="000000"/>
-          <w:sz w:val="24"/>
-        </w:rPr>
-        <w:t xml:space="preserve"> </w:t>
-      </w:r>
-      <w:r>
-        <w:t xml:space="preserve"> </w:t>
-      </w:r>
+    </w:p>
+    <w:p>
+      <w:pPr>
+        <w:spacing w:before="288" w:after="0" w:lineRule="exact" w:line="288"/>
+        <w:jc w:val="left"/>
+      </w:pPr>
       <w:r>
         <w:rPr>
           <w:rFonts w:ascii="CenturySchoolbook" w:hAnsi="CenturySchoolbook"/>
@@ -350,22 +299,12 @@
         </w:rPr>
         <w:t xml:space="preserve">Nunc feugiat mi a tellus consequat imperdiet. Vestibulum sapien. Proin quam. Etiam ultrices.  </w:t>
       </w:r>
-      <w:r>
-        <w:t xml:space="preserve"> </w:t>
-      </w:r>
-      <w:r>
-        <w:rPr>
-          <w:rFonts w:ascii="CenturySchoolbook" w:hAnsi="CenturySchoolbook"/>
-          <w:b w:val="0"/>
-          <w:i w:val="0"/>
-          <w:color w:val="000000"/>
-          <w:sz w:val="24"/>
-        </w:rPr>
-        <w:t xml:space="preserve"> </w:t>
-      </w:r>
-      <w:r>
-        <w:t xml:space="preserve"> </w:t>
-      </w:r>
+    </w:p>
+    <w:p>
+      <w:pPr>
+        <w:spacing w:before="288" w:after="0" w:lineRule="exact" w:line="288"/>
+        <w:jc w:val="left"/>
+      </w:pPr>
       <w:r>
         <w:rPr>
           <w:rFonts w:ascii="CenturySchoolbook" w:hAnsi="CenturySchoolbook"/>
@@ -454,22 +393,12 @@
         </w:rPr>
         <w:t xml:space="preserve">sit amet mauris.  </w:t>
       </w:r>
-      <w:r>
-        <w:t xml:space="preserve"> </w:t>
-      </w:r>
-      <w:r>
-        <w:rPr>
-          <w:rFonts w:ascii="CenturySchoolbook" w:hAnsi="CenturySchoolbook"/>
-          <w:b w:val="0"/>
-          <w:i w:val="0"/>
-          <w:color w:val="000000"/>
-          <w:sz w:val="24"/>
-        </w:rPr>
-        <w:t xml:space="preserve"> </w:t>
-      </w:r>
-      <w:r>
-        <w:t xml:space="preserve"> </w:t>
-      </w:r>
+    </w:p>
+    <w:p>
+      <w:pPr>
+        <w:spacing w:before="288" w:after="0" w:lineRule="exact" w:line="288"/>
+        <w:jc w:val="left"/>
+      </w:pPr>
       <w:r>
         <w:rPr>
           <w:rFonts w:ascii="CenturySchoolbook" w:hAnsi="CenturySchoolbook"/>
@@ -532,22 +461,12 @@
         </w:rPr>
         <w:t xml:space="preserve">porttitor, cursus quis, aliquet eget, justo. Sed pretium blandit orci.  </w:t>
       </w:r>
-      <w:r>
-        <w:t xml:space="preserve"> </w:t>
-      </w:r>
-      <w:r>
-        <w:rPr>
-          <w:rFonts w:ascii="CenturySchoolbook" w:hAnsi="CenturySchoolbook"/>
-          <w:b w:val="0"/>
-          <w:i w:val="0"/>
-          <w:color w:val="000000"/>
-          <w:sz w:val="24"/>
-        </w:rPr>
-        <w:t xml:space="preserve"> </w:t>
-      </w:r>
-      <w:r>
-        <w:t xml:space="preserve"> </w:t>
-      </w:r>
+    </w:p>
+    <w:p>
+      <w:pPr>
+        <w:spacing w:before="288" w:after="0" w:lineRule="exact" w:line="288"/>
+        <w:jc w:val="left"/>
+      </w:pPr>
       <w:r>
         <w:rPr>
           <w:rFonts w:ascii="CenturySchoolbook" w:hAnsi="CenturySchoolbook"/>
@@ -597,6 +516,7 @@
     </w:p>
     <w:p>
       <w:pPr>
+        <w:spacing w:before="0" w:after="0" w:lineRule="exact" w:line="288"/>
         <w:jc w:val="left"/>
       </w:pPr>
       <w:r>
@@ -635,22 +555,12 @@
         </w:rPr>
         <w:t xml:space="preserve">Praesent mauris.  </w:t>
       </w:r>
-      <w:r>
-        <w:t xml:space="preserve"> </w:t>
-      </w:r>
-      <w:r>
-        <w:rPr>
-          <w:rFonts w:ascii="CenturySchoolbook" w:hAnsi="CenturySchoolbook"/>
-          <w:b w:val="0"/>
-          <w:i w:val="0"/>
-          <w:color w:val="000000"/>
-          <w:sz w:val="24"/>
-        </w:rPr>
-        <w:t xml:space="preserve"> </w:t>
-      </w:r>
-      <w:r>
-        <w:t xml:space="preserve"> </w:t>
-      </w:r>
+    </w:p>
+    <w:p>
+      <w:pPr>
+        <w:spacing w:before="288" w:after="0" w:lineRule="exact" w:line="288"/>
+        <w:jc w:val="left"/>
+      </w:pPr>
       <w:r>
         <w:rPr>
           <w:rFonts w:ascii="CenturySchoolbook" w:hAnsi="CenturySchoolbook"/>
@@ -700,22 +610,12 @@
         </w:rPr>
         <w:t xml:space="preserve">quam. In scelerisque sem at dolor. Maecenas mattis. Sed convallis tristique sem.  </w:t>
       </w:r>
-      <w:r>
-        <w:t xml:space="preserve"> </w:t>
-      </w:r>
-      <w:r>
-        <w:rPr>
-          <w:rFonts w:ascii="CenturySchoolbook" w:hAnsi="CenturySchoolbook"/>
-          <w:b w:val="0"/>
-          <w:i w:val="0"/>
-          <w:color w:val="000000"/>
-          <w:sz w:val="24"/>
-        </w:rPr>
-        <w:t xml:space="preserve"> </w:t>
-      </w:r>
-      <w:r>
-        <w:t xml:space="preserve"> </w:t>
-      </w:r>
+    </w:p>
+    <w:p>
+      <w:pPr>
+        <w:spacing w:before="288" w:after="0" w:lineRule="exact" w:line="288"/>
+        <w:jc w:val="left"/>
+      </w:pPr>
       <w:r>
         <w:rPr>
           <w:rFonts w:ascii="CenturySchoolbook" w:hAnsi="CenturySchoolbook"/>
@@ -791,22 +691,12 @@
         </w:rPr>
         <w:t xml:space="preserve">facilisi. Ut fringilla. Suspendisse potenti.  </w:t>
       </w:r>
-      <w:r>
-        <w:t xml:space="preserve"> </w:t>
-      </w:r>
-      <w:r>
-        <w:rPr>
-          <w:rFonts w:ascii="CenturySchoolbook" w:hAnsi="CenturySchoolbook"/>
-          <w:b w:val="0"/>
-          <w:i w:val="0"/>
-          <w:color w:val="000000"/>
-          <w:sz w:val="24"/>
-        </w:rPr>
-        <w:t xml:space="preserve"> </w:t>
-      </w:r>
-      <w:r>
-        <w:t xml:space="preserve"> </w:t>
-      </w:r>
+    </w:p>
+    <w:p>
+      <w:pPr>
+        <w:spacing w:before="288" w:after="0" w:lineRule="exact" w:line="288"/>
+        <w:jc w:val="left"/>
+      </w:pPr>
       <w:r>
         <w:rPr>
           <w:rFonts w:ascii="CenturySchoolbook" w:hAnsi="CenturySchoolbook"/>
@@ -882,22 +772,12 @@
         </w:rPr>
         <w:t xml:space="preserve">elementum. Morbi in ipsum sit amet pede facilisis laoreet.  </w:t>
       </w:r>
-      <w:r>
-        <w:t xml:space="preserve"> </w:t>
-      </w:r>
-      <w:r>
-        <w:rPr>
-          <w:rFonts w:ascii="CenturySchoolbook" w:hAnsi="CenturySchoolbook"/>
-          <w:b w:val="0"/>
-          <w:i w:val="0"/>
-          <w:color w:val="000000"/>
-          <w:sz w:val="24"/>
-        </w:rPr>
-        <w:t xml:space="preserve"> </w:t>
-      </w:r>
-      <w:r>
-        <w:t xml:space="preserve"> </w:t>
-      </w:r>
+    </w:p>
+    <w:p>
+      <w:pPr>
+        <w:spacing w:before="288" w:after="0" w:lineRule="exact" w:line="288"/>
+        <w:jc w:val="left"/>
+      </w:pPr>
       <w:r>
         <w:rPr>
           <w:rFonts w:ascii="CenturySchoolbook" w:hAnsi="CenturySchoolbook"/>
@@ -947,22 +827,12 @@
         </w:rPr>
         <w:t xml:space="preserve">tortor. Integer id quam. Morbi mi.  </w:t>
       </w:r>
-      <w:r>
-        <w:t xml:space="preserve"> </w:t>
-      </w:r>
-      <w:r>
-        <w:rPr>
-          <w:rFonts w:ascii="CenturySchoolbook" w:hAnsi="CenturySchoolbook"/>
-          <w:b w:val="0"/>
-          <w:i w:val="0"/>
-          <w:color w:val="000000"/>
-          <w:sz w:val="24"/>
-        </w:rPr>
-        <w:t xml:space="preserve"> </w:t>
-      </w:r>
-      <w:r>
-        <w:t xml:space="preserve"> </w:t>
-      </w:r>
+    </w:p>
+    <w:p>
+      <w:pPr>
+        <w:spacing w:before="288" w:after="0" w:lineRule="exact" w:line="288"/>
+        <w:jc w:val="left"/>
+      </w:pPr>
       <w:r>
         <w:rPr>
           <w:rFonts w:ascii="CenturySchoolbook" w:hAnsi="CenturySchoolbook"/>
@@ -1025,22 +895,12 @@
         </w:rPr>
         <w:t xml:space="preserve">inceptos himenaeos. Curabitur sodales ligula in libero.  </w:t>
       </w:r>
-      <w:r>
-        <w:t xml:space="preserve"> </w:t>
-      </w:r>
-      <w:r>
-        <w:rPr>
-          <w:rFonts w:ascii="CenturySchoolbook" w:hAnsi="CenturySchoolbook"/>
-          <w:b w:val="0"/>
-          <w:i w:val="0"/>
-          <w:color w:val="000000"/>
-          <w:sz w:val="24"/>
-        </w:rPr>
-        <w:t xml:space="preserve"> </w:t>
-      </w:r>
-      <w:r>
-        <w:t xml:space="preserve"> </w:t>
-      </w:r>
+    </w:p>
+    <w:p>
+      <w:pPr>
+        <w:spacing w:before="288" w:after="0" w:lineRule="exact" w:line="288"/>
+        <w:jc w:val="left"/>
+      </w:pPr>
       <w:r>
         <w:rPr>
           <w:rFonts w:ascii="CenturySchoolbook" w:hAnsi="CenturySchoolbook"/>
@@ -1090,22 +950,12 @@
         </w:rPr>
         <w:t xml:space="preserve">aliquet. Mauris ipsum. Nulla metus metus, ullamcorper vel, tincidunt sed, euismod in, nibh.  </w:t>
       </w:r>
-      <w:r>
-        <w:t xml:space="preserve"> </w:t>
-      </w:r>
-      <w:r>
-        <w:rPr>
-          <w:rFonts w:ascii="CenturySchoolbook" w:hAnsi="CenturySchoolbook"/>
-          <w:b w:val="0"/>
-          <w:i w:val="0"/>
-          <w:color w:val="000000"/>
-          <w:sz w:val="24"/>
-        </w:rPr>
-        <w:t xml:space="preserve"> </w:t>
-      </w:r>
-      <w:r>
-        <w:t xml:space="preserve"> </w:t>
-      </w:r>
+    </w:p>
+    <w:p>
+      <w:pPr>
+        <w:spacing w:before="288" w:after="0" w:lineRule="exact" w:line="288"/>
+        <w:jc w:val="left"/>
+      </w:pPr>
       <w:r>
         <w:rPr>
           <w:rFonts w:ascii="CenturySchoolbook" w:hAnsi="CenturySchoolbook"/>
@@ -1155,22 +1005,12 @@
         </w:rPr>
         <w:t xml:space="preserve">Nunc feugiat mi a tellus consequat imperdiet. Vestibulum sapien. Proin quam. Etiam ultrices.  </w:t>
       </w:r>
-      <w:r>
-        <w:t xml:space="preserve"> </w:t>
-      </w:r>
-      <w:r>
-        <w:rPr>
-          <w:rFonts w:ascii="CenturySchoolbook" w:hAnsi="CenturySchoolbook"/>
-          <w:b w:val="0"/>
-          <w:i w:val="0"/>
-          <w:color w:val="000000"/>
-          <w:sz w:val="24"/>
-        </w:rPr>
-        <w:t xml:space="preserve"> </w:t>
-      </w:r>
-      <w:r>
-        <w:t xml:space="preserve"> </w:t>
-      </w:r>
+    </w:p>
+    <w:p>
+      <w:pPr>
+        <w:spacing w:before="288" w:after="0" w:lineRule="exact" w:line="288"/>
+        <w:jc w:val="left"/>
+      </w:pPr>
       <w:r>
         <w:rPr>
           <w:rFonts w:ascii="CenturySchoolbook" w:hAnsi="CenturySchoolbook"/>
@@ -1233,6 +1073,7 @@
     </w:p>
     <w:p>
       <w:pPr>
+        <w:spacing w:before="0" w:after="0" w:lineRule="exact" w:line="288"/>
         <w:jc w:val="left"/>
       </w:pPr>
       <w:r>
@@ -1271,22 +1112,12 @@
         </w:rPr>
         <w:t xml:space="preserve">sit amet mauris.  </w:t>
       </w:r>
-      <w:r>
-        <w:t xml:space="preserve"> </w:t>
-      </w:r>
-      <w:r>
-        <w:rPr>
-          <w:rFonts w:ascii="CenturySchoolbook" w:hAnsi="CenturySchoolbook"/>
-          <w:b w:val="0"/>
-          <w:i w:val="0"/>
-          <w:color w:val="000000"/>
-          <w:sz w:val="24"/>
-        </w:rPr>
-        <w:t xml:space="preserve"> </w:t>
-      </w:r>
-      <w:r>
-        <w:t xml:space="preserve"> </w:t>
-      </w:r>
+    </w:p>
+    <w:p>
+      <w:pPr>
+        <w:spacing w:before="288" w:after="0" w:lineRule="exact" w:line="288"/>
+        <w:jc w:val="left"/>
+      </w:pPr>
       <w:r>
         <w:rPr>
           <w:rFonts w:ascii="CenturySchoolbook" w:hAnsi="CenturySchoolbook"/>
@@ -1349,22 +1180,12 @@
         </w:rPr>
         <w:t xml:space="preserve">porttitor, cursus quis, aliquet eget, justo. Sed pretium blandit orci.  </w:t>
       </w:r>
-      <w:r>
-        <w:t xml:space="preserve"> </w:t>
-      </w:r>
-      <w:r>
-        <w:rPr>
-          <w:rFonts w:ascii="CenturySchoolbook" w:hAnsi="CenturySchoolbook"/>
-          <w:b w:val="0"/>
-          <w:i w:val="0"/>
-          <w:color w:val="000000"/>
-          <w:sz w:val="24"/>
-        </w:rPr>
-        <w:t xml:space="preserve"> </w:t>
-      </w:r>
-      <w:r>
-        <w:t xml:space="preserve"> </w:t>
-      </w:r>
+    </w:p>
+    <w:p>
+      <w:pPr>
+        <w:spacing w:before="288" w:after="0" w:lineRule="exact" w:line="288"/>
+        <w:jc w:val="left"/>
+      </w:pPr>
       <w:r>
         <w:rPr>
           <w:rFonts w:ascii="CenturySchoolbook" w:hAnsi="CenturySchoolbook"/>
@@ -1440,22 +1261,12 @@
         </w:rPr>
         <w:t xml:space="preserve">Praesent mauris.  </w:t>
       </w:r>
-      <w:r>
-        <w:t xml:space="preserve"> </w:t>
-      </w:r>
-      <w:r>
-        <w:rPr>
-          <w:rFonts w:ascii="CenturySchoolbook" w:hAnsi="CenturySchoolbook"/>
-          <w:b w:val="0"/>
-          <w:i w:val="0"/>
-          <w:color w:val="000000"/>
-          <w:sz w:val="24"/>
-        </w:rPr>
-        <w:t xml:space="preserve"> </w:t>
-      </w:r>
-      <w:r>
-        <w:t xml:space="preserve"> </w:t>
-      </w:r>
+    </w:p>
+    <w:p>
+      <w:pPr>
+        <w:spacing w:before="288" w:after="0" w:lineRule="exact" w:line="288"/>
+        <w:jc w:val="left"/>
+      </w:pPr>
       <w:r>
         <w:rPr>
           <w:rFonts w:ascii="CenturySchoolbook" w:hAnsi="CenturySchoolbook"/>
@@ -1505,22 +1316,12 @@
         </w:rPr>
         <w:t xml:space="preserve">quam. In scelerisque sem at dolor. Maecenas mattis. Sed convallis tristique sem.  </w:t>
       </w:r>
-      <w:r>
-        <w:t xml:space="preserve"> </w:t>
-      </w:r>
-      <w:r>
-        <w:rPr>
-          <w:rFonts w:ascii="CenturySchoolbook" w:hAnsi="CenturySchoolbook"/>
-          <w:b w:val="0"/>
-          <w:i w:val="0"/>
-          <w:color w:val="000000"/>
-          <w:sz w:val="24"/>
-        </w:rPr>
-        <w:t xml:space="preserve"> </w:t>
-      </w:r>
-      <w:r>
-        <w:t xml:space="preserve"> </w:t>
-      </w:r>
+    </w:p>
+    <w:p>
+      <w:pPr>
+        <w:spacing w:before="288" w:after="0" w:lineRule="exact" w:line="288"/>
+        <w:jc w:val="left"/>
+      </w:pPr>
       <w:r>
         <w:rPr>
           <w:rFonts w:ascii="CenturySchoolbook" w:hAnsi="CenturySchoolbook"/>
@@ -1596,22 +1397,12 @@
         </w:rPr>
         <w:t xml:space="preserve">facilisi. Ut fringilla. Suspendisse potenti.  </w:t>
       </w:r>
-      <w:r>
-        <w:t xml:space="preserve"> </w:t>
-      </w:r>
-      <w:r>
-        <w:rPr>
-          <w:rFonts w:ascii="CenturySchoolbook" w:hAnsi="CenturySchoolbook"/>
-          <w:b w:val="0"/>
-          <w:i w:val="0"/>
-          <w:color w:val="000000"/>
-          <w:sz w:val="24"/>
-        </w:rPr>
-        <w:t xml:space="preserve"> </w:t>
-      </w:r>
-      <w:r>
-        <w:t xml:space="preserve"> </w:t>
-      </w:r>
+    </w:p>
+    <w:p>
+      <w:pPr>
+        <w:spacing w:before="288" w:after="0" w:lineRule="exact" w:line="288"/>
+        <w:jc w:val="left"/>
+      </w:pPr>
       <w:r>
         <w:rPr>
           <w:rFonts w:ascii="CenturySchoolbook" w:hAnsi="CenturySchoolbook"/>
@@ -1686,19 +1477,6 @@
           <w:sz w:val="24"/>
         </w:rPr>
         <w:t xml:space="preserve">elementum. Morbi in ipsum sit amet pede facilisis laoreet.  </w:t>
-      </w:r>
-      <w:r>
-        <w:t xml:space="preserve"> </w:t>
-      </w:r>
-      <w:r>
-        <w:rPr>
-          <w:rFonts w:ascii="CenturySchoolbook" w:hAnsi="CenturySchoolbook"/>
-          <w:b w:val="0"/>
-          <w:i w:val="0"/>
-          <w:color w:val="000000"/>
-          <w:sz w:val="24"/>
-        </w:rPr>
-        <w:t xml:space="preserve"> </w:t>
       </w:r>
     </w:p>
     <w:sectPr>

--- a/output/output.docx
+++ b/output/output.docx
@@ -9,7 +9,7 @@
       </w:pPr>
       <w:r>
         <w:rPr>
-          <w:rFonts w:ascii="CenturySchoolbook-Bold" w:hAnsi="CenturySchoolbook-Bold"/>
+          <w:rFonts w:ascii="Century Schoolbook" w:hAnsi="Century Schoolbook" w:eastAsia="Century Schoolbook" w:cs="Century Schoolbook"/>
           <w:b/>
           <w:i w:val="0"/>
           <w:color w:val="2E74B5"/>
@@ -25,7 +25,7 @@
       </w:pPr>
       <w:r>
         <w:rPr>
-          <w:rFonts w:ascii="CenturySchoolbook" w:hAnsi="CenturySchoolbook"/>
+          <w:rFonts w:ascii="Century Schoolbook" w:hAnsi="Century Schoolbook" w:eastAsia="Century Schoolbook" w:cs="Century Schoolbook"/>
           <w:b w:val="0"/>
           <w:i w:val="0"/>
           <w:color w:val="000000"/>
@@ -35,7 +35,7 @@
       </w:r>
       <w:r>
         <w:rPr>
-          <w:rFonts w:ascii="CenturySchoolbook" w:hAnsi="CenturySchoolbook"/>
+          <w:rFonts w:ascii="Century Schoolbook" w:hAnsi="Century Schoolbook" w:eastAsia="Century Schoolbook" w:cs="Century Schoolbook"/>
           <w:b w:val="0"/>
           <w:i w:val="0"/>
           <w:color w:val="5B9BD5"/>
@@ -45,7 +45,7 @@
       </w:r>
       <w:r>
         <w:rPr>
-          <w:rFonts w:ascii="CenturySchoolbook" w:hAnsi="CenturySchoolbook"/>
+          <w:rFonts w:ascii="Century Schoolbook" w:hAnsi="Century Schoolbook" w:eastAsia="Century Schoolbook" w:cs="Century Schoolbook"/>
           <w:b w:val="0"/>
           <w:i w:val="0"/>
           <w:color w:val="000000"/>
@@ -61,7 +61,7 @@
       </w:pPr>
       <w:r>
         <w:rPr>
-          <w:rFonts w:ascii="CenturySchoolbook" w:hAnsi="CenturySchoolbook"/>
+          <w:rFonts w:ascii="Century Schoolbook" w:hAnsi="Century Schoolbook" w:eastAsia="Century Schoolbook" w:cs="Century Schoolbook"/>
           <w:b w:val="0"/>
           <w:i w:val="0"/>
           <w:color w:val="000000"/>
@@ -74,7 +74,7 @@
       </w:r>
       <w:r>
         <w:rPr>
-          <w:rFonts w:ascii="CenturySchoolbook" w:hAnsi="CenturySchoolbook"/>
+          <w:rFonts w:ascii="Century Schoolbook" w:hAnsi="Century Schoolbook" w:eastAsia="Century Schoolbook" w:cs="Century Schoolbook"/>
           <w:b w:val="0"/>
           <w:i w:val="0"/>
           <w:color w:val="000000"/>
@@ -87,7 +87,7 @@
       </w:r>
       <w:r>
         <w:rPr>
-          <w:rFonts w:ascii="CenturySchoolbook" w:hAnsi="CenturySchoolbook"/>
+          <w:rFonts w:ascii="Century Schoolbook" w:hAnsi="Century Schoolbook" w:eastAsia="Century Schoolbook" w:cs="Century Schoolbook"/>
           <w:b w:val="0"/>
           <w:i w:val="0"/>
           <w:color w:val="000000"/>
@@ -100,7 +100,7 @@
       </w:r>
       <w:r>
         <w:rPr>
-          <w:rFonts w:ascii="CenturySchoolbook" w:hAnsi="CenturySchoolbook"/>
+          <w:rFonts w:ascii="Century Schoolbook" w:hAnsi="Century Schoolbook" w:eastAsia="Century Schoolbook" w:cs="Century Schoolbook"/>
           <w:b w:val="0"/>
           <w:i w:val="0"/>
           <w:color w:val="000000"/>
@@ -113,7 +113,7 @@
       </w:r>
       <w:r>
         <w:rPr>
-          <w:rFonts w:ascii="CenturySchoolbook" w:hAnsi="CenturySchoolbook"/>
+          <w:rFonts w:ascii="Century Schoolbook" w:hAnsi="Century Schoolbook" w:eastAsia="Century Schoolbook" w:cs="Century Schoolbook"/>
           <w:b w:val="0"/>
           <w:i w:val="0"/>
           <w:color w:val="000000"/>
@@ -129,7 +129,7 @@
       </w:pPr>
       <w:r>
         <w:rPr>
-          <w:rFonts w:ascii="CenturySchoolbook" w:hAnsi="CenturySchoolbook"/>
+          <w:rFonts w:ascii="Century Schoolbook" w:hAnsi="Century Schoolbook" w:eastAsia="Century Schoolbook" w:cs="Century Schoolbook"/>
           <w:b w:val="0"/>
           <w:i w:val="0"/>
           <w:color w:val="000000"/>
@@ -142,7 +142,7 @@
       </w:r>
       <w:r>
         <w:rPr>
-          <w:rFonts w:ascii="CenturySchoolbook" w:hAnsi="CenturySchoolbook"/>
+          <w:rFonts w:ascii="Century Schoolbook" w:hAnsi="Century Schoolbook" w:eastAsia="Century Schoolbook" w:cs="Century Schoolbook"/>
           <w:b w:val="0"/>
           <w:i w:val="0"/>
           <w:color w:val="000000"/>
@@ -155,7 +155,7 @@
       </w:r>
       <w:r>
         <w:rPr>
-          <w:rFonts w:ascii="CenturySchoolbook" w:hAnsi="CenturySchoolbook"/>
+          <w:rFonts w:ascii="Century Schoolbook" w:hAnsi="Century Schoolbook" w:eastAsia="Century Schoolbook" w:cs="Century Schoolbook"/>
           <w:b w:val="0"/>
           <w:i w:val="0"/>
           <w:color w:val="000000"/>
@@ -168,7 +168,7 @@
       </w:r>
       <w:r>
         <w:rPr>
-          <w:rFonts w:ascii="CenturySchoolbook" w:hAnsi="CenturySchoolbook"/>
+          <w:rFonts w:ascii="Century Schoolbook" w:hAnsi="Century Schoolbook" w:eastAsia="Century Schoolbook" w:cs="Century Schoolbook"/>
           <w:b w:val="0"/>
           <w:i w:val="0"/>
           <w:color w:val="000000"/>
@@ -181,7 +181,7 @@
       </w:r>
       <w:r>
         <w:rPr>
-          <w:rFonts w:ascii="CenturySchoolbook" w:hAnsi="CenturySchoolbook"/>
+          <w:rFonts w:ascii="Century Schoolbook" w:hAnsi="Century Schoolbook" w:eastAsia="Century Schoolbook" w:cs="Century Schoolbook"/>
           <w:b w:val="0"/>
           <w:i w:val="0"/>
           <w:color w:val="000000"/>
@@ -197,7 +197,7 @@
       </w:pPr>
       <w:r>
         <w:rPr>
-          <w:rFonts w:ascii="CenturySchoolbook" w:hAnsi="CenturySchoolbook"/>
+          <w:rFonts w:ascii="Century Schoolbook" w:hAnsi="Century Schoolbook" w:eastAsia="Century Schoolbook" w:cs="Century Schoolbook"/>
           <w:b w:val="0"/>
           <w:i w:val="0"/>
           <w:color w:val="000000"/>
@@ -210,7 +210,7 @@
       </w:r>
       <w:r>
         <w:rPr>
-          <w:rFonts w:ascii="CenturySchoolbook" w:hAnsi="CenturySchoolbook"/>
+          <w:rFonts w:ascii="Century Schoolbook" w:hAnsi="Century Schoolbook" w:eastAsia="Century Schoolbook" w:cs="Century Schoolbook"/>
           <w:b w:val="0"/>
           <w:i w:val="0"/>
           <w:color w:val="000000"/>
@@ -223,7 +223,7 @@
       </w:r>
       <w:r>
         <w:rPr>
-          <w:rFonts w:ascii="CenturySchoolbook" w:hAnsi="CenturySchoolbook"/>
+          <w:rFonts w:ascii="Century Schoolbook" w:hAnsi="Century Schoolbook" w:eastAsia="Century Schoolbook" w:cs="Century Schoolbook"/>
           <w:b w:val="0"/>
           <w:i w:val="0"/>
           <w:color w:val="000000"/>
@@ -236,7 +236,7 @@
       </w:r>
       <w:r>
         <w:rPr>
-          <w:rFonts w:ascii="CenturySchoolbook" w:hAnsi="CenturySchoolbook"/>
+          <w:rFonts w:ascii="Century Schoolbook" w:hAnsi="Century Schoolbook" w:eastAsia="Century Schoolbook" w:cs="Century Schoolbook"/>
           <w:b w:val="0"/>
           <w:i w:val="0"/>
           <w:color w:val="000000"/>
@@ -252,7 +252,7 @@
       </w:pPr>
       <w:r>
         <w:rPr>
-          <w:rFonts w:ascii="CenturySchoolbook" w:hAnsi="CenturySchoolbook"/>
+          <w:rFonts w:ascii="Century Schoolbook" w:hAnsi="Century Schoolbook" w:eastAsia="Century Schoolbook" w:cs="Century Schoolbook"/>
           <w:b w:val="0"/>
           <w:i w:val="0"/>
           <w:color w:val="000000"/>
@@ -265,7 +265,7 @@
       </w:r>
       <w:r>
         <w:rPr>
-          <w:rFonts w:ascii="CenturySchoolbook" w:hAnsi="CenturySchoolbook"/>
+          <w:rFonts w:ascii="Century Schoolbook" w:hAnsi="Century Schoolbook" w:eastAsia="Century Schoolbook" w:cs="Century Schoolbook"/>
           <w:b w:val="0"/>
           <w:i w:val="0"/>
           <w:color w:val="000000"/>
@@ -278,7 +278,7 @@
       </w:r>
       <w:r>
         <w:rPr>
-          <w:rFonts w:ascii="CenturySchoolbook" w:hAnsi="CenturySchoolbook"/>
+          <w:rFonts w:ascii="Century Schoolbook" w:hAnsi="Century Schoolbook" w:eastAsia="Century Schoolbook" w:cs="Century Schoolbook"/>
           <w:b w:val="0"/>
           <w:i w:val="0"/>
           <w:color w:val="000000"/>
@@ -291,7 +291,7 @@
       </w:r>
       <w:r>
         <w:rPr>
-          <w:rFonts w:ascii="CenturySchoolbook" w:hAnsi="CenturySchoolbook"/>
+          <w:rFonts w:ascii="Century Schoolbook" w:hAnsi="Century Schoolbook" w:eastAsia="Century Schoolbook" w:cs="Century Schoolbook"/>
           <w:b w:val="0"/>
           <w:i w:val="0"/>
           <w:color w:val="000000"/>
@@ -307,7 +307,7 @@
       </w:pPr>
       <w:r>
         <w:rPr>
-          <w:rFonts w:ascii="CenturySchoolbook" w:hAnsi="CenturySchoolbook"/>
+          <w:rFonts w:ascii="Century Schoolbook" w:hAnsi="Century Schoolbook" w:eastAsia="Century Schoolbook" w:cs="Century Schoolbook"/>
           <w:b w:val="0"/>
           <w:i w:val="0"/>
           <w:color w:val="000000"/>
@@ -320,7 +320,7 @@
       </w:r>
       <w:r>
         <w:rPr>
-          <w:rFonts w:ascii="CenturySchoolbook" w:hAnsi="CenturySchoolbook"/>
+          <w:rFonts w:ascii="Century Schoolbook" w:hAnsi="Century Schoolbook" w:eastAsia="Century Schoolbook" w:cs="Century Schoolbook"/>
           <w:b w:val="0"/>
           <w:i w:val="0"/>
           <w:color w:val="000000"/>
@@ -333,7 +333,7 @@
       </w:r>
       <w:r>
         <w:rPr>
-          <w:rFonts w:ascii="CenturySchoolbook" w:hAnsi="CenturySchoolbook"/>
+          <w:rFonts w:ascii="Century Schoolbook" w:hAnsi="Century Schoolbook" w:eastAsia="Century Schoolbook" w:cs="Century Schoolbook"/>
           <w:b w:val="0"/>
           <w:i w:val="0"/>
           <w:color w:val="000000"/>
@@ -346,7 +346,7 @@
       </w:r>
       <w:r>
         <w:rPr>
-          <w:rFonts w:ascii="CenturySchoolbook" w:hAnsi="CenturySchoolbook"/>
+          <w:rFonts w:ascii="Century Schoolbook" w:hAnsi="Century Schoolbook" w:eastAsia="Century Schoolbook" w:cs="Century Schoolbook"/>
           <w:b w:val="0"/>
           <w:i w:val="0"/>
           <w:color w:val="000000"/>
@@ -359,7 +359,7 @@
       </w:r>
       <w:r>
         <w:rPr>
-          <w:rFonts w:ascii="CenturySchoolbook" w:hAnsi="CenturySchoolbook"/>
+          <w:rFonts w:ascii="Century Schoolbook" w:hAnsi="Century Schoolbook" w:eastAsia="Century Schoolbook" w:cs="Century Schoolbook"/>
           <w:b w:val="0"/>
           <w:i w:val="0"/>
           <w:color w:val="000000"/>
@@ -372,7 +372,7 @@
       </w:r>
       <w:r>
         <w:rPr>
-          <w:rFonts w:ascii="CenturySchoolbook" w:hAnsi="CenturySchoolbook"/>
+          <w:rFonts w:ascii="Century Schoolbook" w:hAnsi="Century Schoolbook" w:eastAsia="Century Schoolbook" w:cs="Century Schoolbook"/>
           <w:b w:val="0"/>
           <w:i w:val="0"/>
           <w:color w:val="000000"/>
@@ -385,7 +385,7 @@
       </w:r>
       <w:r>
         <w:rPr>
-          <w:rFonts w:ascii="CenturySchoolbook" w:hAnsi="CenturySchoolbook"/>
+          <w:rFonts w:ascii="Century Schoolbook" w:hAnsi="Century Schoolbook" w:eastAsia="Century Schoolbook" w:cs="Century Schoolbook"/>
           <w:b w:val="0"/>
           <w:i w:val="0"/>
           <w:color w:val="000000"/>
@@ -401,7 +401,7 @@
       </w:pPr>
       <w:r>
         <w:rPr>
-          <w:rFonts w:ascii="CenturySchoolbook" w:hAnsi="CenturySchoolbook"/>
+          <w:rFonts w:ascii="Century Schoolbook" w:hAnsi="Century Schoolbook" w:eastAsia="Century Schoolbook" w:cs="Century Schoolbook"/>
           <w:b w:val="0"/>
           <w:i w:val="0"/>
           <w:color w:val="000000"/>
@@ -414,7 +414,7 @@
       </w:r>
       <w:r>
         <w:rPr>
-          <w:rFonts w:ascii="CenturySchoolbook" w:hAnsi="CenturySchoolbook"/>
+          <w:rFonts w:ascii="Century Schoolbook" w:hAnsi="Century Schoolbook" w:eastAsia="Century Schoolbook" w:cs="Century Schoolbook"/>
           <w:b w:val="0"/>
           <w:i w:val="0"/>
           <w:color w:val="000000"/>
@@ -427,7 +427,7 @@
       </w:r>
       <w:r>
         <w:rPr>
-          <w:rFonts w:ascii="CenturySchoolbook" w:hAnsi="CenturySchoolbook"/>
+          <w:rFonts w:ascii="Century Schoolbook" w:hAnsi="Century Schoolbook" w:eastAsia="Century Schoolbook" w:cs="Century Schoolbook"/>
           <w:b w:val="0"/>
           <w:i w:val="0"/>
           <w:color w:val="000000"/>
@@ -440,7 +440,7 @@
       </w:r>
       <w:r>
         <w:rPr>
-          <w:rFonts w:ascii="CenturySchoolbook" w:hAnsi="CenturySchoolbook"/>
+          <w:rFonts w:ascii="Century Schoolbook" w:hAnsi="Century Schoolbook" w:eastAsia="Century Schoolbook" w:cs="Century Schoolbook"/>
           <w:b w:val="0"/>
           <w:i w:val="0"/>
           <w:color w:val="000000"/>
@@ -453,7 +453,7 @@
       </w:r>
       <w:r>
         <w:rPr>
-          <w:rFonts w:ascii="CenturySchoolbook" w:hAnsi="CenturySchoolbook"/>
+          <w:rFonts w:ascii="Century Schoolbook" w:hAnsi="Century Schoolbook" w:eastAsia="Century Schoolbook" w:cs="Century Schoolbook"/>
           <w:b w:val="0"/>
           <w:i w:val="0"/>
           <w:color w:val="000000"/>
@@ -469,7 +469,7 @@
       </w:pPr>
       <w:r>
         <w:rPr>
-          <w:rFonts w:ascii="CenturySchoolbook" w:hAnsi="CenturySchoolbook"/>
+          <w:rFonts w:ascii="Century Schoolbook" w:hAnsi="Century Schoolbook" w:eastAsia="Century Schoolbook" w:cs="Century Schoolbook"/>
           <w:b w:val="0"/>
           <w:i w:val="0"/>
           <w:color w:val="000000"/>
@@ -482,7 +482,7 @@
       </w:r>
       <w:r>
         <w:rPr>
-          <w:rFonts w:ascii="CenturySchoolbook" w:hAnsi="CenturySchoolbook"/>
+          <w:rFonts w:ascii="Century Schoolbook" w:hAnsi="Century Schoolbook" w:eastAsia="Century Schoolbook" w:cs="Century Schoolbook"/>
           <w:b w:val="0"/>
           <w:i w:val="0"/>
           <w:color w:val="000000"/>
@@ -495,7 +495,7 @@
       </w:r>
       <w:r>
         <w:rPr>
-          <w:rFonts w:ascii="CenturySchoolbook" w:hAnsi="CenturySchoolbook"/>
+          <w:rFonts w:ascii="Century Schoolbook" w:hAnsi="Century Schoolbook" w:eastAsia="Century Schoolbook" w:cs="Century Schoolbook"/>
           <w:b w:val="0"/>
           <w:i w:val="0"/>
           <w:color w:val="000000"/>
@@ -521,7 +521,7 @@
       </w:pPr>
       <w:r>
         <w:rPr>
-          <w:rFonts w:ascii="CenturySchoolbook" w:hAnsi="CenturySchoolbook"/>
+          <w:rFonts w:ascii="Century Schoolbook" w:hAnsi="Century Schoolbook" w:eastAsia="Century Schoolbook" w:cs="Century Schoolbook"/>
           <w:b w:val="0"/>
           <w:i w:val="0"/>
           <w:color w:val="000000"/>
@@ -534,7 +534,7 @@
       </w:r>
       <w:r>
         <w:rPr>
-          <w:rFonts w:ascii="CenturySchoolbook" w:hAnsi="CenturySchoolbook"/>
+          <w:rFonts w:ascii="Century Schoolbook" w:hAnsi="Century Schoolbook" w:eastAsia="Century Schoolbook" w:cs="Century Schoolbook"/>
           <w:b w:val="0"/>
           <w:i w:val="0"/>
           <w:color w:val="000000"/>
@@ -547,7 +547,7 @@
       </w:r>
       <w:r>
         <w:rPr>
-          <w:rFonts w:ascii="CenturySchoolbook" w:hAnsi="CenturySchoolbook"/>
+          <w:rFonts w:ascii="Century Schoolbook" w:hAnsi="Century Schoolbook" w:eastAsia="Century Schoolbook" w:cs="Century Schoolbook"/>
           <w:b w:val="0"/>
           <w:i w:val="0"/>
           <w:color w:val="000000"/>
@@ -563,7 +563,7 @@
       </w:pPr>
       <w:r>
         <w:rPr>
-          <w:rFonts w:ascii="CenturySchoolbook" w:hAnsi="CenturySchoolbook"/>
+          <w:rFonts w:ascii="Century Schoolbook" w:hAnsi="Century Schoolbook" w:eastAsia="Century Schoolbook" w:cs="Century Schoolbook"/>
           <w:b w:val="0"/>
           <w:i w:val="0"/>
           <w:color w:val="000000"/>
@@ -576,7 +576,7 @@
       </w:r>
       <w:r>
         <w:rPr>
-          <w:rFonts w:ascii="CenturySchoolbook" w:hAnsi="CenturySchoolbook"/>
+          <w:rFonts w:ascii="Century Schoolbook" w:hAnsi="Century Schoolbook" w:eastAsia="Century Schoolbook" w:cs="Century Schoolbook"/>
           <w:b w:val="0"/>
           <w:i w:val="0"/>
           <w:color w:val="000000"/>
@@ -589,7 +589,7 @@
       </w:r>
       <w:r>
         <w:rPr>
-          <w:rFonts w:ascii="CenturySchoolbook" w:hAnsi="CenturySchoolbook"/>
+          <w:rFonts w:ascii="Century Schoolbook" w:hAnsi="Century Schoolbook" w:eastAsia="Century Schoolbook" w:cs="Century Schoolbook"/>
           <w:b w:val="0"/>
           <w:i w:val="0"/>
           <w:color w:val="000000"/>
@@ -602,7 +602,7 @@
       </w:r>
       <w:r>
         <w:rPr>
-          <w:rFonts w:ascii="CenturySchoolbook" w:hAnsi="CenturySchoolbook"/>
+          <w:rFonts w:ascii="Century Schoolbook" w:hAnsi="Century Schoolbook" w:eastAsia="Century Schoolbook" w:cs="Century Schoolbook"/>
           <w:b w:val="0"/>
           <w:i w:val="0"/>
           <w:color w:val="000000"/>
@@ -618,7 +618,7 @@
       </w:pPr>
       <w:r>
         <w:rPr>
-          <w:rFonts w:ascii="CenturySchoolbook" w:hAnsi="CenturySchoolbook"/>
+          <w:rFonts w:ascii="Century Schoolbook" w:hAnsi="Century Schoolbook" w:eastAsia="Century Schoolbook" w:cs="Century Schoolbook"/>
           <w:b w:val="0"/>
           <w:i w:val="0"/>
           <w:color w:val="000000"/>
@@ -631,7 +631,7 @@
       </w:r>
       <w:r>
         <w:rPr>
-          <w:rFonts w:ascii="CenturySchoolbook" w:hAnsi="CenturySchoolbook"/>
+          <w:rFonts w:ascii="Century Schoolbook" w:hAnsi="Century Schoolbook" w:eastAsia="Century Schoolbook" w:cs="Century Schoolbook"/>
           <w:b w:val="0"/>
           <w:i w:val="0"/>
           <w:color w:val="000000"/>
@@ -644,7 +644,7 @@
       </w:r>
       <w:r>
         <w:rPr>
-          <w:rFonts w:ascii="CenturySchoolbook" w:hAnsi="CenturySchoolbook"/>
+          <w:rFonts w:ascii="Century Schoolbook" w:hAnsi="Century Schoolbook" w:eastAsia="Century Schoolbook" w:cs="Century Schoolbook"/>
           <w:b w:val="0"/>
           <w:i w:val="0"/>
           <w:color w:val="000000"/>
@@ -657,7 +657,7 @@
       </w:r>
       <w:r>
         <w:rPr>
-          <w:rFonts w:ascii="CenturySchoolbook" w:hAnsi="CenturySchoolbook"/>
+          <w:rFonts w:ascii="Century Schoolbook" w:hAnsi="Century Schoolbook" w:eastAsia="Century Schoolbook" w:cs="Century Schoolbook"/>
           <w:b w:val="0"/>
           <w:i w:val="0"/>
           <w:color w:val="000000"/>
@@ -670,7 +670,7 @@
       </w:r>
       <w:r>
         <w:rPr>
-          <w:rFonts w:ascii="CenturySchoolbook" w:hAnsi="CenturySchoolbook"/>
+          <w:rFonts w:ascii="Century Schoolbook" w:hAnsi="Century Schoolbook" w:eastAsia="Century Schoolbook" w:cs="Century Schoolbook"/>
           <w:b w:val="0"/>
           <w:i w:val="0"/>
           <w:color w:val="000000"/>
@@ -683,7 +683,7 @@
       </w:r>
       <w:r>
         <w:rPr>
-          <w:rFonts w:ascii="CenturySchoolbook" w:hAnsi="CenturySchoolbook"/>
+          <w:rFonts w:ascii="Century Schoolbook" w:hAnsi="Century Schoolbook" w:eastAsia="Century Schoolbook" w:cs="Century Schoolbook"/>
           <w:b w:val="0"/>
           <w:i w:val="0"/>
           <w:color w:val="000000"/>
@@ -699,7 +699,7 @@
       </w:pPr>
       <w:r>
         <w:rPr>
-          <w:rFonts w:ascii="CenturySchoolbook" w:hAnsi="CenturySchoolbook"/>
+          <w:rFonts w:ascii="Century Schoolbook" w:hAnsi="Century Schoolbook" w:eastAsia="Century Schoolbook" w:cs="Century Schoolbook"/>
           <w:b w:val="0"/>
           <w:i w:val="0"/>
           <w:color w:val="000000"/>
@@ -712,7 +712,7 @@
       </w:r>
       <w:r>
         <w:rPr>
-          <w:rFonts w:ascii="CenturySchoolbook" w:hAnsi="CenturySchoolbook"/>
+          <w:rFonts w:ascii="Century Schoolbook" w:hAnsi="Century Schoolbook" w:eastAsia="Century Schoolbook" w:cs="Century Schoolbook"/>
           <w:b w:val="0"/>
           <w:i w:val="0"/>
           <w:color w:val="000000"/>
@@ -725,7 +725,7 @@
       </w:r>
       <w:r>
         <w:rPr>
-          <w:rFonts w:ascii="CenturySchoolbook" w:hAnsi="CenturySchoolbook"/>
+          <w:rFonts w:ascii="Century Schoolbook" w:hAnsi="Century Schoolbook" w:eastAsia="Century Schoolbook" w:cs="Century Schoolbook"/>
           <w:b w:val="0"/>
           <w:i w:val="0"/>
           <w:color w:val="000000"/>
@@ -738,7 +738,7 @@
       </w:r>
       <w:r>
         <w:rPr>
-          <w:rFonts w:ascii="CenturySchoolbook" w:hAnsi="CenturySchoolbook"/>
+          <w:rFonts w:ascii="Century Schoolbook" w:hAnsi="Century Schoolbook" w:eastAsia="Century Schoolbook" w:cs="Century Schoolbook"/>
           <w:b w:val="0"/>
           <w:i w:val="0"/>
           <w:color w:val="000000"/>
@@ -751,7 +751,7 @@
       </w:r>
       <w:r>
         <w:rPr>
-          <w:rFonts w:ascii="CenturySchoolbook" w:hAnsi="CenturySchoolbook"/>
+          <w:rFonts w:ascii="Century Schoolbook" w:hAnsi="Century Schoolbook" w:eastAsia="Century Schoolbook" w:cs="Century Schoolbook"/>
           <w:b w:val="0"/>
           <w:i w:val="0"/>
           <w:color w:val="000000"/>
@@ -764,7 +764,7 @@
       </w:r>
       <w:r>
         <w:rPr>
-          <w:rFonts w:ascii="CenturySchoolbook" w:hAnsi="CenturySchoolbook"/>
+          <w:rFonts w:ascii="Century Schoolbook" w:hAnsi="Century Schoolbook" w:eastAsia="Century Schoolbook" w:cs="Century Schoolbook"/>
           <w:b w:val="0"/>
           <w:i w:val="0"/>
           <w:color w:val="000000"/>
@@ -780,7 +780,7 @@
       </w:pPr>
       <w:r>
         <w:rPr>
-          <w:rFonts w:ascii="CenturySchoolbook" w:hAnsi="CenturySchoolbook"/>
+          <w:rFonts w:ascii="Century Schoolbook" w:hAnsi="Century Schoolbook" w:eastAsia="Century Schoolbook" w:cs="Century Schoolbook"/>
           <w:b w:val="0"/>
           <w:i w:val="0"/>
           <w:color w:val="000000"/>
@@ -793,7 +793,7 @@
       </w:r>
       <w:r>
         <w:rPr>
-          <w:rFonts w:ascii="CenturySchoolbook" w:hAnsi="CenturySchoolbook"/>
+          <w:rFonts w:ascii="Century Schoolbook" w:hAnsi="Century Schoolbook" w:eastAsia="Century Schoolbook" w:cs="Century Schoolbook"/>
           <w:b w:val="0"/>
           <w:i w:val="0"/>
           <w:color w:val="000000"/>
@@ -806,7 +806,7 @@
       </w:r>
       <w:r>
         <w:rPr>
-          <w:rFonts w:ascii="CenturySchoolbook" w:hAnsi="CenturySchoolbook"/>
+          <w:rFonts w:ascii="Century Schoolbook" w:hAnsi="Century Schoolbook" w:eastAsia="Century Schoolbook" w:cs="Century Schoolbook"/>
           <w:b w:val="0"/>
           <w:i w:val="0"/>
           <w:color w:val="000000"/>
@@ -819,7 +819,7 @@
       </w:r>
       <w:r>
         <w:rPr>
-          <w:rFonts w:ascii="CenturySchoolbook" w:hAnsi="CenturySchoolbook"/>
+          <w:rFonts w:ascii="Century Schoolbook" w:hAnsi="Century Schoolbook" w:eastAsia="Century Schoolbook" w:cs="Century Schoolbook"/>
           <w:b w:val="0"/>
           <w:i w:val="0"/>
           <w:color w:val="000000"/>
@@ -835,7 +835,7 @@
       </w:pPr>
       <w:r>
         <w:rPr>
-          <w:rFonts w:ascii="CenturySchoolbook" w:hAnsi="CenturySchoolbook"/>
+          <w:rFonts w:ascii="Century Schoolbook" w:hAnsi="Century Schoolbook" w:eastAsia="Century Schoolbook" w:cs="Century Schoolbook"/>
           <w:b w:val="0"/>
           <w:i w:val="0"/>
           <w:color w:val="000000"/>
@@ -848,7 +848,7 @@
       </w:r>
       <w:r>
         <w:rPr>
-          <w:rFonts w:ascii="CenturySchoolbook" w:hAnsi="CenturySchoolbook"/>
+          <w:rFonts w:ascii="Century Schoolbook" w:hAnsi="Century Schoolbook" w:eastAsia="Century Schoolbook" w:cs="Century Schoolbook"/>
           <w:b w:val="0"/>
           <w:i w:val="0"/>
           <w:color w:val="000000"/>
@@ -861,7 +861,7 @@
       </w:r>
       <w:r>
         <w:rPr>
-          <w:rFonts w:ascii="CenturySchoolbook" w:hAnsi="CenturySchoolbook"/>
+          <w:rFonts w:ascii="Century Schoolbook" w:hAnsi="Century Schoolbook" w:eastAsia="Century Schoolbook" w:cs="Century Schoolbook"/>
           <w:b w:val="0"/>
           <w:i w:val="0"/>
           <w:color w:val="000000"/>
@@ -874,7 +874,7 @@
       </w:r>
       <w:r>
         <w:rPr>
-          <w:rFonts w:ascii="CenturySchoolbook" w:hAnsi="CenturySchoolbook"/>
+          <w:rFonts w:ascii="Century Schoolbook" w:hAnsi="Century Schoolbook" w:eastAsia="Century Schoolbook" w:cs="Century Schoolbook"/>
           <w:b w:val="0"/>
           <w:i w:val="0"/>
           <w:color w:val="000000"/>
@@ -887,7 +887,7 @@
       </w:r>
       <w:r>
         <w:rPr>
-          <w:rFonts w:ascii="CenturySchoolbook" w:hAnsi="CenturySchoolbook"/>
+          <w:rFonts w:ascii="Century Schoolbook" w:hAnsi="Century Schoolbook" w:eastAsia="Century Schoolbook" w:cs="Century Schoolbook"/>
           <w:b w:val="0"/>
           <w:i w:val="0"/>
           <w:color w:val="000000"/>
@@ -903,7 +903,7 @@
       </w:pPr>
       <w:r>
         <w:rPr>
-          <w:rFonts w:ascii="CenturySchoolbook" w:hAnsi="CenturySchoolbook"/>
+          <w:rFonts w:ascii="Century Schoolbook" w:hAnsi="Century Schoolbook" w:eastAsia="Century Schoolbook" w:cs="Century Schoolbook"/>
           <w:b w:val="0"/>
           <w:i w:val="0"/>
           <w:color w:val="000000"/>
@@ -916,7 +916,7 @@
       </w:r>
       <w:r>
         <w:rPr>
-          <w:rFonts w:ascii="CenturySchoolbook" w:hAnsi="CenturySchoolbook"/>
+          <w:rFonts w:ascii="Century Schoolbook" w:hAnsi="Century Schoolbook" w:eastAsia="Century Schoolbook" w:cs="Century Schoolbook"/>
           <w:b w:val="0"/>
           <w:i w:val="0"/>
           <w:color w:val="000000"/>
@@ -929,7 +929,7 @@
       </w:r>
       <w:r>
         <w:rPr>
-          <w:rFonts w:ascii="CenturySchoolbook" w:hAnsi="CenturySchoolbook"/>
+          <w:rFonts w:ascii="Century Schoolbook" w:hAnsi="Century Schoolbook" w:eastAsia="Century Schoolbook" w:cs="Century Schoolbook"/>
           <w:b w:val="0"/>
           <w:i w:val="0"/>
           <w:color w:val="000000"/>
@@ -942,7 +942,7 @@
       </w:r>
       <w:r>
         <w:rPr>
-          <w:rFonts w:ascii="CenturySchoolbook" w:hAnsi="CenturySchoolbook"/>
+          <w:rFonts w:ascii="Century Schoolbook" w:hAnsi="Century Schoolbook" w:eastAsia="Century Schoolbook" w:cs="Century Schoolbook"/>
           <w:b w:val="0"/>
           <w:i w:val="0"/>
           <w:color w:val="000000"/>
@@ -958,7 +958,7 @@
       </w:pPr>
       <w:r>
         <w:rPr>
-          <w:rFonts w:ascii="CenturySchoolbook" w:hAnsi="CenturySchoolbook"/>
+          <w:rFonts w:ascii="Century Schoolbook" w:hAnsi="Century Schoolbook" w:eastAsia="Century Schoolbook" w:cs="Century Schoolbook"/>
           <w:b w:val="0"/>
           <w:i w:val="0"/>
           <w:color w:val="000000"/>
@@ -971,7 +971,7 @@
       </w:r>
       <w:r>
         <w:rPr>
-          <w:rFonts w:ascii="CenturySchoolbook" w:hAnsi="CenturySchoolbook"/>
+          <w:rFonts w:ascii="Century Schoolbook" w:hAnsi="Century Schoolbook" w:eastAsia="Century Schoolbook" w:cs="Century Schoolbook"/>
           <w:b w:val="0"/>
           <w:i w:val="0"/>
           <w:color w:val="000000"/>
@@ -984,7 +984,7 @@
       </w:r>
       <w:r>
         <w:rPr>
-          <w:rFonts w:ascii="CenturySchoolbook" w:hAnsi="CenturySchoolbook"/>
+          <w:rFonts w:ascii="Century Schoolbook" w:hAnsi="Century Schoolbook" w:eastAsia="Century Schoolbook" w:cs="Century Schoolbook"/>
           <w:b w:val="0"/>
           <w:i w:val="0"/>
           <w:color w:val="000000"/>
@@ -997,7 +997,7 @@
       </w:r>
       <w:r>
         <w:rPr>
-          <w:rFonts w:ascii="CenturySchoolbook" w:hAnsi="CenturySchoolbook"/>
+          <w:rFonts w:ascii="Century Schoolbook" w:hAnsi="Century Schoolbook" w:eastAsia="Century Schoolbook" w:cs="Century Schoolbook"/>
           <w:b w:val="0"/>
           <w:i w:val="0"/>
           <w:color w:val="000000"/>
@@ -1013,7 +1013,7 @@
       </w:pPr>
       <w:r>
         <w:rPr>
-          <w:rFonts w:ascii="CenturySchoolbook" w:hAnsi="CenturySchoolbook"/>
+          <w:rFonts w:ascii="Century Schoolbook" w:hAnsi="Century Schoolbook" w:eastAsia="Century Schoolbook" w:cs="Century Schoolbook"/>
           <w:b w:val="0"/>
           <w:i w:val="0"/>
           <w:color w:val="000000"/>
@@ -1026,7 +1026,7 @@
       </w:r>
       <w:r>
         <w:rPr>
-          <w:rFonts w:ascii="CenturySchoolbook" w:hAnsi="CenturySchoolbook"/>
+          <w:rFonts w:ascii="Century Schoolbook" w:hAnsi="Century Schoolbook" w:eastAsia="Century Schoolbook" w:cs="Century Schoolbook"/>
           <w:b w:val="0"/>
           <w:i w:val="0"/>
           <w:color w:val="000000"/>
@@ -1039,7 +1039,7 @@
       </w:r>
       <w:r>
         <w:rPr>
-          <w:rFonts w:ascii="CenturySchoolbook" w:hAnsi="CenturySchoolbook"/>
+          <w:rFonts w:ascii="Century Schoolbook" w:hAnsi="Century Schoolbook" w:eastAsia="Century Schoolbook" w:cs="Century Schoolbook"/>
           <w:b w:val="0"/>
           <w:i w:val="0"/>
           <w:color w:val="000000"/>
@@ -1052,7 +1052,7 @@
       </w:r>
       <w:r>
         <w:rPr>
-          <w:rFonts w:ascii="CenturySchoolbook" w:hAnsi="CenturySchoolbook"/>
+          <w:rFonts w:ascii="Century Schoolbook" w:hAnsi="Century Schoolbook" w:eastAsia="Century Schoolbook" w:cs="Century Schoolbook"/>
           <w:b w:val="0"/>
           <w:i w:val="0"/>
           <w:color w:val="000000"/>
@@ -1078,7 +1078,7 @@
       </w:pPr>
       <w:r>
         <w:rPr>
-          <w:rFonts w:ascii="CenturySchoolbook" w:hAnsi="CenturySchoolbook"/>
+          <w:rFonts w:ascii="Century Schoolbook" w:hAnsi="Century Schoolbook" w:eastAsia="Century Schoolbook" w:cs="Century Schoolbook"/>
           <w:b w:val="0"/>
           <w:i w:val="0"/>
           <w:color w:val="000000"/>
@@ -1091,7 +1091,7 @@
       </w:r>
       <w:r>
         <w:rPr>
-          <w:rFonts w:ascii="CenturySchoolbook" w:hAnsi="CenturySchoolbook"/>
+          <w:rFonts w:ascii="Century Schoolbook" w:hAnsi="Century Schoolbook" w:eastAsia="Century Schoolbook" w:cs="Century Schoolbook"/>
           <w:b w:val="0"/>
           <w:i w:val="0"/>
           <w:color w:val="000000"/>
@@ -1104,7 +1104,7 @@
       </w:r>
       <w:r>
         <w:rPr>
-          <w:rFonts w:ascii="CenturySchoolbook" w:hAnsi="CenturySchoolbook"/>
+          <w:rFonts w:ascii="Century Schoolbook" w:hAnsi="Century Schoolbook" w:eastAsia="Century Schoolbook" w:cs="Century Schoolbook"/>
           <w:b w:val="0"/>
           <w:i w:val="0"/>
           <w:color w:val="000000"/>
@@ -1120,7 +1120,7 @@
       </w:pPr>
       <w:r>
         <w:rPr>
-          <w:rFonts w:ascii="CenturySchoolbook" w:hAnsi="CenturySchoolbook"/>
+          <w:rFonts w:ascii="Century Schoolbook" w:hAnsi="Century Schoolbook" w:eastAsia="Century Schoolbook" w:cs="Century Schoolbook"/>
           <w:b w:val="0"/>
           <w:i w:val="0"/>
           <w:color w:val="000000"/>
@@ -1133,7 +1133,7 @@
       </w:r>
       <w:r>
         <w:rPr>
-          <w:rFonts w:ascii="CenturySchoolbook" w:hAnsi="CenturySchoolbook"/>
+          <w:rFonts w:ascii="Century Schoolbook" w:hAnsi="Century Schoolbook" w:eastAsia="Century Schoolbook" w:cs="Century Schoolbook"/>
           <w:b w:val="0"/>
           <w:i w:val="0"/>
           <w:color w:val="000000"/>
@@ -1146,7 +1146,7 @@
       </w:r>
       <w:r>
         <w:rPr>
-          <w:rFonts w:ascii="CenturySchoolbook" w:hAnsi="CenturySchoolbook"/>
+          <w:rFonts w:ascii="Century Schoolbook" w:hAnsi="Century Schoolbook" w:eastAsia="Century Schoolbook" w:cs="Century Schoolbook"/>
           <w:b w:val="0"/>
           <w:i w:val="0"/>
           <w:color w:val="000000"/>
@@ -1159,7 +1159,7 @@
       </w:r>
       <w:r>
         <w:rPr>
-          <w:rFonts w:ascii="CenturySchoolbook" w:hAnsi="CenturySchoolbook"/>
+          <w:rFonts w:ascii="Century Schoolbook" w:hAnsi="Century Schoolbook" w:eastAsia="Century Schoolbook" w:cs="Century Schoolbook"/>
           <w:b w:val="0"/>
           <w:i w:val="0"/>
           <w:color w:val="000000"/>
@@ -1172,7 +1172,7 @@
       </w:r>
       <w:r>
         <w:rPr>
-          <w:rFonts w:ascii="CenturySchoolbook" w:hAnsi="CenturySchoolbook"/>
+          <w:rFonts w:ascii="Century Schoolbook" w:hAnsi="Century Schoolbook" w:eastAsia="Century Schoolbook" w:cs="Century Schoolbook"/>
           <w:b w:val="0"/>
           <w:i w:val="0"/>
           <w:color w:val="000000"/>
@@ -1188,7 +1188,7 @@
       </w:pPr>
       <w:r>
         <w:rPr>
-          <w:rFonts w:ascii="CenturySchoolbook" w:hAnsi="CenturySchoolbook"/>
+          <w:rFonts w:ascii="Century Schoolbook" w:hAnsi="Century Schoolbook" w:eastAsia="Century Schoolbook" w:cs="Century Schoolbook"/>
           <w:b w:val="0"/>
           <w:i w:val="0"/>
           <w:color w:val="000000"/>
@@ -1201,7 +1201,7 @@
       </w:r>
       <w:r>
         <w:rPr>
-          <w:rFonts w:ascii="CenturySchoolbook" w:hAnsi="CenturySchoolbook"/>
+          <w:rFonts w:ascii="Century Schoolbook" w:hAnsi="Century Schoolbook" w:eastAsia="Century Schoolbook" w:cs="Century Schoolbook"/>
           <w:b w:val="0"/>
           <w:i w:val="0"/>
           <w:color w:val="000000"/>
@@ -1214,7 +1214,7 @@
       </w:r>
       <w:r>
         <w:rPr>
-          <w:rFonts w:ascii="CenturySchoolbook" w:hAnsi="CenturySchoolbook"/>
+          <w:rFonts w:ascii="Century Schoolbook" w:hAnsi="Century Schoolbook" w:eastAsia="Century Schoolbook" w:cs="Century Schoolbook"/>
           <w:b w:val="0"/>
           <w:i w:val="0"/>
           <w:color w:val="000000"/>
@@ -1227,7 +1227,7 @@
       </w:r>
       <w:r>
         <w:rPr>
-          <w:rFonts w:ascii="CenturySchoolbook" w:hAnsi="CenturySchoolbook"/>
+          <w:rFonts w:ascii="Century Schoolbook" w:hAnsi="Century Schoolbook" w:eastAsia="Century Schoolbook" w:cs="Century Schoolbook"/>
           <w:b w:val="0"/>
           <w:i w:val="0"/>
           <w:color w:val="000000"/>
@@ -1240,7 +1240,7 @@
       </w:r>
       <w:r>
         <w:rPr>
-          <w:rFonts w:ascii="CenturySchoolbook" w:hAnsi="CenturySchoolbook"/>
+          <w:rFonts w:ascii="Century Schoolbook" w:hAnsi="Century Schoolbook" w:eastAsia="Century Schoolbook" w:cs="Century Schoolbook"/>
           <w:b w:val="0"/>
           <w:i w:val="0"/>
           <w:color w:val="000000"/>
@@ -1253,7 +1253,7 @@
       </w:r>
       <w:r>
         <w:rPr>
-          <w:rFonts w:ascii="CenturySchoolbook" w:hAnsi="CenturySchoolbook"/>
+          <w:rFonts w:ascii="Century Schoolbook" w:hAnsi="Century Schoolbook" w:eastAsia="Century Schoolbook" w:cs="Century Schoolbook"/>
           <w:b w:val="0"/>
           <w:i w:val="0"/>
           <w:color w:val="000000"/>
@@ -1269,7 +1269,7 @@
       </w:pPr>
       <w:r>
         <w:rPr>
-          <w:rFonts w:ascii="CenturySchoolbook" w:hAnsi="CenturySchoolbook"/>
+          <w:rFonts w:ascii="Century Schoolbook" w:hAnsi="Century Schoolbook" w:eastAsia="Century Schoolbook" w:cs="Century Schoolbook"/>
           <w:b w:val="0"/>
           <w:i w:val="0"/>
           <w:color w:val="000000"/>
@@ -1282,7 +1282,7 @@
       </w:r>
       <w:r>
         <w:rPr>
-          <w:rFonts w:ascii="CenturySchoolbook" w:hAnsi="CenturySchoolbook"/>
+          <w:rFonts w:ascii="Century Schoolbook" w:hAnsi="Century Schoolbook" w:eastAsia="Century Schoolbook" w:cs="Century Schoolbook"/>
           <w:b w:val="0"/>
           <w:i w:val="0"/>
           <w:color w:val="000000"/>
@@ -1295,7 +1295,7 @@
       </w:r>
       <w:r>
         <w:rPr>
-          <w:rFonts w:ascii="CenturySchoolbook" w:hAnsi="CenturySchoolbook"/>
+          <w:rFonts w:ascii="Century Schoolbook" w:hAnsi="Century Schoolbook" w:eastAsia="Century Schoolbook" w:cs="Century Schoolbook"/>
           <w:b w:val="0"/>
           <w:i w:val="0"/>
           <w:color w:val="000000"/>
@@ -1308,7 +1308,7 @@
       </w:r>
       <w:r>
         <w:rPr>
-          <w:rFonts w:ascii="CenturySchoolbook" w:hAnsi="CenturySchoolbook"/>
+          <w:rFonts w:ascii="Century Schoolbook" w:hAnsi="Century Schoolbook" w:eastAsia="Century Schoolbook" w:cs="Century Schoolbook"/>
           <w:b w:val="0"/>
           <w:i w:val="0"/>
           <w:color w:val="000000"/>
@@ -1324,7 +1324,7 @@
       </w:pPr>
       <w:r>
         <w:rPr>
-          <w:rFonts w:ascii="CenturySchoolbook" w:hAnsi="CenturySchoolbook"/>
+          <w:rFonts w:ascii="Century Schoolbook" w:hAnsi="Century Schoolbook" w:eastAsia="Century Schoolbook" w:cs="Century Schoolbook"/>
           <w:b w:val="0"/>
           <w:i w:val="0"/>
           <w:color w:val="000000"/>
@@ -1337,7 +1337,7 @@
       </w:r>
       <w:r>
         <w:rPr>
-          <w:rFonts w:ascii="CenturySchoolbook" w:hAnsi="CenturySchoolbook"/>
+          <w:rFonts w:ascii="Century Schoolbook" w:hAnsi="Century Schoolbook" w:eastAsia="Century Schoolbook" w:cs="Century Schoolbook"/>
           <w:b w:val="0"/>
           <w:i w:val="0"/>
           <w:color w:val="000000"/>
@@ -1350,7 +1350,7 @@
       </w:r>
       <w:r>
         <w:rPr>
-          <w:rFonts w:ascii="CenturySchoolbook" w:hAnsi="CenturySchoolbook"/>
+          <w:rFonts w:ascii="Century Schoolbook" w:hAnsi="Century Schoolbook" w:eastAsia="Century Schoolbook" w:cs="Century Schoolbook"/>
           <w:b w:val="0"/>
           <w:i w:val="0"/>
           <w:color w:val="000000"/>
@@ -1363,7 +1363,7 @@
       </w:r>
       <w:r>
         <w:rPr>
-          <w:rFonts w:ascii="CenturySchoolbook" w:hAnsi="CenturySchoolbook"/>
+          <w:rFonts w:ascii="Century Schoolbook" w:hAnsi="Century Schoolbook" w:eastAsia="Century Schoolbook" w:cs="Century Schoolbook"/>
           <w:b w:val="0"/>
           <w:i w:val="0"/>
           <w:color w:val="000000"/>
@@ -1376,7 +1376,7 @@
       </w:r>
       <w:r>
         <w:rPr>
-          <w:rFonts w:ascii="CenturySchoolbook" w:hAnsi="CenturySchoolbook"/>
+          <w:rFonts w:ascii="Century Schoolbook" w:hAnsi="Century Schoolbook" w:eastAsia="Century Schoolbook" w:cs="Century Schoolbook"/>
           <w:b w:val="0"/>
           <w:i w:val="0"/>
           <w:color w:val="000000"/>
@@ -1389,7 +1389,7 @@
       </w:r>
       <w:r>
         <w:rPr>
-          <w:rFonts w:ascii="CenturySchoolbook" w:hAnsi="CenturySchoolbook"/>
+          <w:rFonts w:ascii="Century Schoolbook" w:hAnsi="Century Schoolbook" w:eastAsia="Century Schoolbook" w:cs="Century Schoolbook"/>
           <w:b w:val="0"/>
           <w:i w:val="0"/>
           <w:color w:val="000000"/>
@@ -1405,7 +1405,7 @@
       </w:pPr>
       <w:r>
         <w:rPr>
-          <w:rFonts w:ascii="CenturySchoolbook" w:hAnsi="CenturySchoolbook"/>
+          <w:rFonts w:ascii="Century Schoolbook" w:hAnsi="Century Schoolbook" w:eastAsia="Century Schoolbook" w:cs="Century Schoolbook"/>
           <w:b w:val="0"/>
           <w:i w:val="0"/>
           <w:color w:val="000000"/>
@@ -1418,7 +1418,7 @@
       </w:r>
       <w:r>
         <w:rPr>
-          <w:rFonts w:ascii="CenturySchoolbook" w:hAnsi="CenturySchoolbook"/>
+          <w:rFonts w:ascii="Century Schoolbook" w:hAnsi="Century Schoolbook" w:eastAsia="Century Schoolbook" w:cs="Century Schoolbook"/>
           <w:b w:val="0"/>
           <w:i w:val="0"/>
           <w:color w:val="000000"/>
@@ -1431,7 +1431,7 @@
       </w:r>
       <w:r>
         <w:rPr>
-          <w:rFonts w:ascii="CenturySchoolbook" w:hAnsi="CenturySchoolbook"/>
+          <w:rFonts w:ascii="Century Schoolbook" w:hAnsi="Century Schoolbook" w:eastAsia="Century Schoolbook" w:cs="Century Schoolbook"/>
           <w:b w:val="0"/>
           <w:i w:val="0"/>
           <w:color w:val="000000"/>
@@ -1444,7 +1444,7 @@
       </w:r>
       <w:r>
         <w:rPr>
-          <w:rFonts w:ascii="CenturySchoolbook" w:hAnsi="CenturySchoolbook"/>
+          <w:rFonts w:ascii="Century Schoolbook" w:hAnsi="Century Schoolbook" w:eastAsia="Century Schoolbook" w:cs="Century Schoolbook"/>
           <w:b w:val="0"/>
           <w:i w:val="0"/>
           <w:color w:val="000000"/>
@@ -1457,7 +1457,7 @@
       </w:r>
       <w:r>
         <w:rPr>
-          <w:rFonts w:ascii="CenturySchoolbook" w:hAnsi="CenturySchoolbook"/>
+          <w:rFonts w:ascii="Century Schoolbook" w:hAnsi="Century Schoolbook" w:eastAsia="Century Schoolbook" w:cs="Century Schoolbook"/>
           <w:b w:val="0"/>
           <w:i w:val="0"/>
           <w:color w:val="000000"/>
@@ -1470,7 +1470,7 @@
       </w:r>
       <w:r>
         <w:rPr>
-          <w:rFonts w:ascii="CenturySchoolbook" w:hAnsi="CenturySchoolbook"/>
+          <w:rFonts w:ascii="Century Schoolbook" w:hAnsi="Century Schoolbook" w:eastAsia="Century Schoolbook" w:cs="Century Schoolbook"/>
           <w:b w:val="0"/>
           <w:i w:val="0"/>
           <w:color w:val="000000"/>

--- a/output/output.docx
+++ b/output/output.docx
@@ -5,6 +5,7 @@
     <w:p>
       <w:pPr>
         <w:spacing w:before="0" w:after="0" w:lineRule="exact" w:line="865"/>
+        <w:ind w:left="3083" w:right="2967" w:firstLine="0"/>
         <w:jc w:val="left"/>
       </w:pPr>
       <w:r>
@@ -21,6 +22,7 @@
     <w:p>
       <w:pPr>
         <w:spacing w:before="288" w:after="0" w:lineRule="exact" w:line="433"/>
+        <w:ind w:left="2867" w:right="2957" w:firstLine="0"/>
         <w:jc w:val="left"/>
       </w:pPr>
       <w:r>
@@ -57,6 +59,7 @@
     <w:p>
       <w:pPr>
         <w:spacing w:before="288" w:after="0" w:lineRule="exact" w:line="384"/>
+        <w:ind w:left="0" w:right="0" w:firstLine="0"/>
         <w:jc w:val="left"/>
       </w:pPr>
       <w:r>
@@ -125,6 +128,7 @@
     <w:p>
       <w:pPr>
         <w:spacing w:before="288" w:after="0" w:lineRule="exact" w:line="288"/>
+        <w:ind w:left="0" w:right="24" w:firstLine="0"/>
         <w:jc w:val="left"/>
       </w:pPr>
       <w:r>
@@ -193,6 +197,7 @@
     <w:p>
       <w:pPr>
         <w:spacing w:before="288" w:after="0" w:lineRule="exact" w:line="288"/>
+        <w:ind w:left="0" w:right="24" w:firstLine="0"/>
         <w:jc w:val="left"/>
       </w:pPr>
       <w:r>
@@ -248,6 +253,7 @@
     <w:p>
       <w:pPr>
         <w:spacing w:before="288" w:after="0" w:lineRule="exact" w:line="288"/>
+        <w:ind w:left="0" w:right="24" w:firstLine="0"/>
         <w:jc w:val="left"/>
       </w:pPr>
       <w:r>
@@ -303,6 +309,7 @@
     <w:p>
       <w:pPr>
         <w:spacing w:before="288" w:after="0" w:lineRule="exact" w:line="288"/>
+        <w:ind w:left="0" w:right="24" w:firstLine="0"/>
         <w:jc w:val="left"/>
       </w:pPr>
       <w:r>
@@ -397,6 +404,7 @@
     <w:p>
       <w:pPr>
         <w:spacing w:before="288" w:after="0" w:lineRule="exact" w:line="288"/>
+        <w:ind w:left="0" w:right="24" w:firstLine="0"/>
         <w:jc w:val="left"/>
       </w:pPr>
       <w:r>
@@ -465,6 +473,7 @@
     <w:p>
       <w:pPr>
         <w:spacing w:before="288" w:after="0" w:lineRule="exact" w:line="288"/>
+        <w:ind w:left="0" w:right="24" w:firstLine="0"/>
         <w:jc w:val="left"/>
       </w:pPr>
       <w:r>
@@ -517,6 +526,7 @@
     <w:p>
       <w:pPr>
         <w:spacing w:before="0" w:after="0" w:lineRule="exact" w:line="288"/>
+        <w:ind w:left="0" w:right="0" w:firstLine="0"/>
         <w:jc w:val="left"/>
       </w:pPr>
       <w:r>
@@ -559,6 +569,7 @@
     <w:p>
       <w:pPr>
         <w:spacing w:before="288" w:after="0" w:lineRule="exact" w:line="288"/>
+        <w:ind w:left="0" w:right="0" w:firstLine="0"/>
         <w:jc w:val="left"/>
       </w:pPr>
       <w:r>
@@ -614,6 +625,7 @@
     <w:p>
       <w:pPr>
         <w:spacing w:before="288" w:after="0" w:lineRule="exact" w:line="288"/>
+        <w:ind w:left="0" w:right="0" w:firstLine="0"/>
         <w:jc w:val="left"/>
       </w:pPr>
       <w:r>
@@ -695,6 +707,7 @@
     <w:p>
       <w:pPr>
         <w:spacing w:before="288" w:after="0" w:lineRule="exact" w:line="288"/>
+        <w:ind w:left="0" w:right="0" w:firstLine="0"/>
         <w:jc w:val="left"/>
       </w:pPr>
       <w:r>
@@ -776,6 +789,7 @@
     <w:p>
       <w:pPr>
         <w:spacing w:before="288" w:after="0" w:lineRule="exact" w:line="288"/>
+        <w:ind w:left="0" w:right="0" w:firstLine="0"/>
         <w:jc w:val="left"/>
       </w:pPr>
       <w:r>
@@ -831,6 +845,7 @@
     <w:p>
       <w:pPr>
         <w:spacing w:before="288" w:after="0" w:lineRule="exact" w:line="288"/>
+        <w:ind w:left="0" w:right="0" w:firstLine="0"/>
         <w:jc w:val="left"/>
       </w:pPr>
       <w:r>
@@ -899,6 +914,7 @@
     <w:p>
       <w:pPr>
         <w:spacing w:before="288" w:after="0" w:lineRule="exact" w:line="288"/>
+        <w:ind w:left="0" w:right="0" w:firstLine="0"/>
         <w:jc w:val="left"/>
       </w:pPr>
       <w:r>
@@ -954,6 +970,7 @@
     <w:p>
       <w:pPr>
         <w:spacing w:before="288" w:after="0" w:lineRule="exact" w:line="288"/>
+        <w:ind w:left="0" w:right="0" w:firstLine="0"/>
         <w:jc w:val="left"/>
       </w:pPr>
       <w:r>
@@ -1009,6 +1026,7 @@
     <w:p>
       <w:pPr>
         <w:spacing w:before="288" w:after="0" w:lineRule="exact" w:line="288"/>
+        <w:ind w:left="0" w:right="0" w:firstLine="0"/>
         <w:jc w:val="left"/>
       </w:pPr>
       <w:r>
@@ -1074,6 +1092,7 @@
     <w:p>
       <w:pPr>
         <w:spacing w:before="0" w:after="0" w:lineRule="exact" w:line="288"/>
+        <w:ind w:left="0" w:right="0" w:firstLine="0"/>
         <w:jc w:val="left"/>
       </w:pPr>
       <w:r>
@@ -1116,6 +1135,7 @@
     <w:p>
       <w:pPr>
         <w:spacing w:before="288" w:after="0" w:lineRule="exact" w:line="288"/>
+        <w:ind w:left="0" w:right="0" w:firstLine="0"/>
         <w:jc w:val="left"/>
       </w:pPr>
       <w:r>
@@ -1184,6 +1204,7 @@
     <w:p>
       <w:pPr>
         <w:spacing w:before="288" w:after="0" w:lineRule="exact" w:line="288"/>
+        <w:ind w:left="0" w:right="0" w:firstLine="0"/>
         <w:jc w:val="left"/>
       </w:pPr>
       <w:r>
@@ -1265,6 +1286,7 @@
     <w:p>
       <w:pPr>
         <w:spacing w:before="288" w:after="0" w:lineRule="exact" w:line="288"/>
+        <w:ind w:left="0" w:right="0" w:firstLine="0"/>
         <w:jc w:val="left"/>
       </w:pPr>
       <w:r>
@@ -1320,6 +1342,7 @@
     <w:p>
       <w:pPr>
         <w:spacing w:before="288" w:after="0" w:lineRule="exact" w:line="288"/>
+        <w:ind w:left="0" w:right="0" w:firstLine="0"/>
         <w:jc w:val="left"/>
       </w:pPr>
       <w:r>
@@ -1401,6 +1424,7 @@
     <w:p>
       <w:pPr>
         <w:spacing w:before="288" w:after="0" w:lineRule="exact" w:line="288"/>
+        <w:ind w:left="0" w:right="0" w:firstLine="0"/>
         <w:jc w:val="left"/>
       </w:pPr>
       <w:r>

--- a/output/output.docx
+++ b/output/output.docx
@@ -15,13 +15,14 @@
           <w:i w:val="0"/>
           <w:color w:val="2E74B5"/>
           <w:sz w:val="72"/>
+          <w:fitText w:val="4840" w:id="1"/>
         </w:rPr>
         <w:t xml:space="preserve">Sample PDF </w:t>
       </w:r>
     </w:p>
     <w:p>
       <w:pPr>
-        <w:spacing w:before="288" w:after="0" w:lineRule="exact" w:line="433"/>
+        <w:spacing w:before="286" w:after="0" w:lineRule="exact" w:line="433"/>
         <w:ind w:left="2867" w:right="2957" w:firstLine="0"/>
         <w:jc w:val="left"/>
       </w:pPr>
@@ -32,6 +33,7 @@
           <w:i w:val="0"/>
           <w:color w:val="000000"/>
           <w:sz w:val="36"/>
+          <w:fitText w:val="5067" w:id="2"/>
         </w:rPr>
         <w:t xml:space="preserve">Created for testing </w:t>
       </w:r>
@@ -42,6 +44,7 @@
           <w:i w:val="0"/>
           <w:color w:val="5B9BD5"/>
           <w:sz w:val="36"/>
+          <w:fitText w:val="5067" w:id="2"/>
         </w:rPr>
         <w:t>PDFObject</w:t>
       </w:r>
@@ -52,13 +55,14 @@
           <w:i w:val="0"/>
           <w:color w:val="000000"/>
           <w:sz w:val="36"/>
+          <w:fitText w:val="5067" w:id="2"/>
         </w:rPr>
         <w:t xml:space="preserve"> </w:t>
       </w:r>
     </w:p>
     <w:p>
       <w:pPr>
-        <w:spacing w:before="288" w:after="0" w:lineRule="exact" w:line="384"/>
+        <w:spacing w:before="296" w:after="0" w:lineRule="exact" w:line="384"/>
         <w:ind w:left="0" w:right="0" w:firstLine="0"/>
         <w:jc w:val="left"/>
       </w:pPr>
@@ -69,11 +73,12 @@
           <w:i w:val="0"/>
           <w:color w:val="000000"/>
           <w:sz w:val="31"/>
+          <w:fitText w:val="10888" w:id="3"/>
         </w:rPr>
         <w:t xml:space="preserve">This PDF is three pages long. Three long pages. Or three short pages if </w:t>
       </w:r>
       <w:r>
-        <w:t xml:space="preserve"> </w:t>
+        <w:br/>
       </w:r>
       <w:r>
         <w:rPr>
@@ -82,11 +87,12 @@
           <w:i w:val="0"/>
           <w:color w:val="000000"/>
           <w:sz w:val="31"/>
+          <w:fitText w:val="10888" w:id="4"/>
         </w:rPr>
         <w:t xml:space="preserve">you’re optimistic. Is it the same as saying “three long minutes”, knowing </w:t>
       </w:r>
       <w:r>
-        <w:t xml:space="preserve"> </w:t>
+        <w:br/>
       </w:r>
       <w:r>
         <w:rPr>
@@ -95,11 +101,12 @@
           <w:i w:val="0"/>
           <w:color w:val="000000"/>
           <w:sz w:val="31"/>
+          <w:fitText w:val="10888" w:id="5"/>
         </w:rPr>
         <w:t xml:space="preserve">that all minutes are the same duration, and one cannot possibly be longer </w:t>
       </w:r>
       <w:r>
-        <w:t xml:space="preserve"> </w:t>
+        <w:br/>
       </w:r>
       <w:r>
         <w:rPr>
@@ -108,11 +115,12 @@
           <w:i w:val="0"/>
           <w:color w:val="000000"/>
           <w:sz w:val="31"/>
+          <w:fitText w:val="10891" w:id="6"/>
         </w:rPr>
         <w:t xml:space="preserve">than the other? If these pages are all the same size, can one possibly be </w:t>
       </w:r>
       <w:r>
-        <w:t xml:space="preserve"> </w:t>
+        <w:br/>
       </w:r>
       <w:r>
         <w:rPr>
@@ -121,13 +129,14 @@
           <w:i w:val="0"/>
           <w:color w:val="000000"/>
           <w:sz w:val="31"/>
+          <w:fitText w:val="3382" w:id="7"/>
         </w:rPr>
         <w:t xml:space="preserve">longer than the other? </w:t>
       </w:r>
     </w:p>
     <w:p>
       <w:pPr>
-        <w:spacing w:before="288" w:after="0" w:lineRule="exact" w:line="288"/>
+        <w:spacing w:before="290" w:after="0" w:lineRule="exact" w:line="288"/>
         <w:ind w:left="0" w:right="24" w:firstLine="0"/>
         <w:jc w:val="left"/>
       </w:pPr>
@@ -138,11 +147,12 @@
           <w:i w:val="0"/>
           <w:color w:val="000000"/>
           <w:sz w:val="24"/>
+          <w:fitText w:val="10867" w:id="8"/>
         </w:rPr>
         <w:t xml:space="preserve">I digress. Here’s some Latin. Lorem ipsum dolor sit amet, consectetur adipiscing elit. Integer nec </w:t>
       </w:r>
       <w:r>
-        <w:t xml:space="preserve"> </w:t>
+        <w:br/>
       </w:r>
       <w:r>
         <w:rPr>
@@ -151,11 +161,12 @@
           <w:i w:val="0"/>
           <w:color w:val="000000"/>
           <w:sz w:val="24"/>
+          <w:fitText w:val="10867" w:id="9"/>
         </w:rPr>
         <w:t xml:space="preserve">odio. Praesent libero. Sed cursus ante dapibus diam. Sed nisi. Nulla quis sem at nibh elementum </w:t>
       </w:r>
       <w:r>
-        <w:t xml:space="preserve"> </w:t>
+        <w:br/>
       </w:r>
       <w:r>
         <w:rPr>
@@ -164,11 +175,12 @@
           <w:i w:val="0"/>
           <w:color w:val="000000"/>
           <w:sz w:val="24"/>
+          <w:fitText w:val="10867" w:id="10"/>
         </w:rPr>
         <w:t xml:space="preserve">imperdiet. Duis sagittis ipsum. Praesent mauris. Fusce nec tellus sed augue semper porta. Mauris </w:t>
       </w:r>
       <w:r>
-        <w:t xml:space="preserve"> </w:t>
+        <w:br/>
       </w:r>
       <w:r>
         <w:rPr>
@@ -177,11 +189,12 @@
           <w:i w:val="0"/>
           <w:color w:val="000000"/>
           <w:sz w:val="24"/>
+          <w:fitText w:val="10867" w:id="11"/>
         </w:rPr>
         <w:t xml:space="preserve">massa. Vestibulum lacinia arcu eget nulla. Class aptent taciti sociosqu ad litora torquent per </w:t>
       </w:r>
       <w:r>
-        <w:t xml:space="preserve"> </w:t>
+        <w:br/>
       </w:r>
       <w:r>
         <w:rPr>
@@ -190,6 +203,7 @@
           <w:i w:val="0"/>
           <w:color w:val="000000"/>
           <w:sz w:val="24"/>
+          <w:fitText w:val="8383" w:id="12"/>
         </w:rPr>
         <w:t xml:space="preserve">conubia nostra, per inceptos himenaeos. Curabitur sodales ligula in libero.  </w:t>
       </w:r>
@@ -207,11 +221,12 @@
           <w:i w:val="0"/>
           <w:color w:val="000000"/>
           <w:sz w:val="24"/>
+          <w:fitText w:val="10867" w:id="13"/>
         </w:rPr>
         <w:t xml:space="preserve">Sed dignissim lacinia nunc. Curabitur tortor. Pellentesque nibh. Aenean quam. In scelerisque sem </w:t>
       </w:r>
       <w:r>
-        <w:t xml:space="preserve"> </w:t>
+        <w:br/>
       </w:r>
       <w:r>
         <w:rPr>
@@ -220,11 +235,12 @@
           <w:i w:val="0"/>
           <w:color w:val="000000"/>
           <w:sz w:val="24"/>
+          <w:fitText w:val="10867" w:id="14"/>
         </w:rPr>
         <w:t xml:space="preserve">at dolor. Maecenas mattis. Sed convallis tristique sem. Proin ut ligula vel nunc egestas porttitor. </w:t>
       </w:r>
       <w:r>
-        <w:t xml:space="preserve"> </w:t>
+        <w:br/>
       </w:r>
       <w:r>
         <w:rPr>
@@ -233,11 +249,12 @@
           <w:i w:val="0"/>
           <w:color w:val="000000"/>
           <w:sz w:val="24"/>
+          <w:fitText w:val="10867" w:id="15"/>
         </w:rPr>
         <w:t xml:space="preserve">Morbi lectus risus, iaculis vel, suscipit quis, luctus non, massa. Fusce ac turpis quis ligula lacinia </w:t>
       </w:r>
       <w:r>
-        <w:t xml:space="preserve"> </w:t>
+        <w:br/>
       </w:r>
       <w:r>
         <w:rPr>
@@ -246,13 +263,14 @@
           <w:i w:val="0"/>
           <w:color w:val="000000"/>
           <w:sz w:val="24"/>
+          <w:fitText w:val="10365" w:id="16"/>
         </w:rPr>
         <w:t xml:space="preserve">aliquet. Mauris ipsum. Nulla metus metus, ullamcorper vel, tincidunt sed, euismod in, nibh.  </w:t>
       </w:r>
     </w:p>
     <w:p>
       <w:pPr>
-        <w:spacing w:before="288" w:after="0" w:lineRule="exact" w:line="288"/>
+        <w:spacing w:before="292" w:after="0" w:lineRule="exact" w:line="288"/>
         <w:ind w:left="0" w:right="24" w:firstLine="0"/>
         <w:jc w:val="left"/>
       </w:pPr>
@@ -263,11 +281,12 @@
           <w:i w:val="0"/>
           <w:color w:val="000000"/>
           <w:sz w:val="24"/>
+          <w:fitText w:val="10867" w:id="17"/>
         </w:rPr>
         <w:t xml:space="preserve">Quisque volutpat condimentum velit. Class aptent taciti sociosqu ad litora torquent per conubia </w:t>
       </w:r>
       <w:r>
-        <w:t xml:space="preserve"> </w:t>
+        <w:br/>
       </w:r>
       <w:r>
         <w:rPr>
@@ -276,11 +295,12 @@
           <w:i w:val="0"/>
           <w:color w:val="000000"/>
           <w:sz w:val="24"/>
+          <w:fitText w:val="10867" w:id="18"/>
         </w:rPr>
         <w:t xml:space="preserve">nostra, per inceptos himenaeos. Nam nec ante. Sed lacinia, urna non tincidunt mattis, tortor neque </w:t>
       </w:r>
       <w:r>
-        <w:t xml:space="preserve"> </w:t>
+        <w:br/>
       </w:r>
       <w:r>
         <w:rPr>
@@ -289,11 +309,12 @@
           <w:i w:val="0"/>
           <w:color w:val="000000"/>
           <w:sz w:val="24"/>
+          <w:fitText w:val="10866" w:id="19"/>
         </w:rPr>
         <w:t xml:space="preserve">adipiscing diam, a cursus ipsum ante quis turpis. Nulla facilisi. Ut fringilla. Suspendisse potenti. </w:t>
       </w:r>
       <w:r>
-        <w:t xml:space="preserve"> </w:t>
+        <w:br/>
       </w:r>
       <w:r>
         <w:rPr>
@@ -302,6 +323,7 @@
           <w:i w:val="0"/>
           <w:color w:val="000000"/>
           <w:sz w:val="24"/>
+          <w:fitText w:val="10583" w:id="20"/>
         </w:rPr>
         <w:t xml:space="preserve">Nunc feugiat mi a tellus consequat imperdiet. Vestibulum sapien. Proin quam. Etiam ultrices.  </w:t>
       </w:r>
@@ -319,11 +341,12 @@
           <w:i w:val="0"/>
           <w:color w:val="000000"/>
           <w:sz w:val="24"/>
+          <w:fitText w:val="10866" w:id="21"/>
         </w:rPr>
         <w:t xml:space="preserve">Suspendisse in justo eu magna luctus suscipit. Sed lectus. Integer euismod lacus luctus magna. </w:t>
       </w:r>
       <w:r>
-        <w:t xml:space="preserve"> </w:t>
+        <w:br/>
       </w:r>
       <w:r>
         <w:rPr>
@@ -332,11 +355,12 @@
           <w:i w:val="0"/>
           <w:color w:val="000000"/>
           <w:sz w:val="24"/>
+          <w:fitText w:val="10867" w:id="22"/>
         </w:rPr>
         <w:t xml:space="preserve">Quisque cursus, metus vitae pharetra auctor, sem massa mattis sem, at interdum magna augue </w:t>
       </w:r>
       <w:r>
-        <w:t xml:space="preserve"> </w:t>
+        <w:br/>
       </w:r>
       <w:r>
         <w:rPr>
@@ -345,11 +369,12 @@
           <w:i w:val="0"/>
           <w:color w:val="000000"/>
           <w:sz w:val="24"/>
+          <w:fitText w:val="10867" w:id="23"/>
         </w:rPr>
         <w:t xml:space="preserve">eget diam. Vestibulum ante ipsum primis in faucibus orci luctus et ultrices posuere cubilia Curae; </w:t>
       </w:r>
       <w:r>
-        <w:t xml:space="preserve"> </w:t>
+        <w:br/>
       </w:r>
       <w:r>
         <w:rPr>
@@ -358,11 +383,12 @@
           <w:i w:val="0"/>
           <w:color w:val="000000"/>
           <w:sz w:val="24"/>
+          <w:fitText w:val="10867" w:id="24"/>
         </w:rPr>
         <w:t xml:space="preserve">Morbi lacinia molestie dui. Praesent blandit dolor. Sed non quam. In vel mi sit amet augue congue </w:t>
       </w:r>
       <w:r>
-        <w:t xml:space="preserve"> </w:t>
+        <w:br/>
       </w:r>
       <w:r>
         <w:rPr>
@@ -371,11 +397,12 @@
           <w:i w:val="0"/>
           <w:color w:val="000000"/>
           <w:sz w:val="24"/>
+          <w:fitText w:val="10867" w:id="25"/>
         </w:rPr>
         <w:t xml:space="preserve">elementum. Morbi in ipsum sit amet pede facilisis laoreet. Donec lacus nunc, viverra nec, blandit </w:t>
       </w:r>
       <w:r>
-        <w:t xml:space="preserve"> </w:t>
+        <w:br/>
       </w:r>
       <w:r>
         <w:rPr>
@@ -384,11 +411,12 @@
           <w:i w:val="0"/>
           <w:color w:val="000000"/>
           <w:sz w:val="24"/>
+          <w:fitText w:val="10867" w:id="26"/>
         </w:rPr>
         <w:t xml:space="preserve">vel, egestas et, augue. Vestibulum tincidunt malesuada tellus. Ut ultrices ultrices enim. Curabitur </w:t>
       </w:r>
       <w:r>
-        <w:t xml:space="preserve"> </w:t>
+        <w:br/>
       </w:r>
       <w:r>
         <w:rPr>
@@ -397,6 +425,7 @@
           <w:i w:val="0"/>
           <w:color w:val="000000"/>
           <w:sz w:val="24"/>
+          <w:fitText w:val="1960" w:id="27"/>
         </w:rPr>
         <w:t xml:space="preserve">sit amet mauris.  </w:t>
       </w:r>
@@ -414,11 +443,12 @@
           <w:i w:val="0"/>
           <w:color w:val="000000"/>
           <w:sz w:val="24"/>
+          <w:fitText w:val="10866" w:id="28"/>
         </w:rPr>
         <w:t xml:space="preserve">Morbi in dui quis est pulvinar ullamcorper. Nulla facilisi. Integer lacinia sollicitudin massa. Cras </w:t>
       </w:r>
       <w:r>
-        <w:t xml:space="preserve"> </w:t>
+        <w:br/>
       </w:r>
       <w:r>
         <w:rPr>
@@ -427,11 +457,12 @@
           <w:i w:val="0"/>
           <w:color w:val="000000"/>
           <w:sz w:val="24"/>
+          <w:fitText w:val="10867" w:id="29"/>
         </w:rPr>
         <w:t xml:space="preserve">metus. Sed aliquet risus a tortor. Integer id quam. Morbi mi. Quisque nisl felis, venenatis tristique, </w:t>
       </w:r>
       <w:r>
-        <w:t xml:space="preserve"> </w:t>
+        <w:br/>
       </w:r>
       <w:r>
         <w:rPr>
@@ -440,11 +471,12 @@
           <w:i w:val="0"/>
           <w:color w:val="000000"/>
           <w:sz w:val="24"/>
+          <w:fitText w:val="10867" w:id="30"/>
         </w:rPr>
         <w:t xml:space="preserve">dignissim in, ultrices sit amet, augue. Proin sodales libero eget ante. Nulla quam. Aenean laoreet. </w:t>
       </w:r>
       <w:r>
-        <w:t xml:space="preserve"> </w:t>
+        <w:br/>
       </w:r>
       <w:r>
         <w:rPr>
@@ -453,11 +485,12 @@
           <w:i w:val="0"/>
           <w:color w:val="000000"/>
           <w:sz w:val="24"/>
+          <w:fitText w:val="10867" w:id="31"/>
         </w:rPr>
         <w:t xml:space="preserve">Vestibulum nisi lectus, commodo ac, facilisis ac, ultricies eu, pede. Ut orci risus, accumsan </w:t>
       </w:r>
       <w:r>
-        <w:t xml:space="preserve"> </w:t>
+        <w:br/>
       </w:r>
       <w:r>
         <w:rPr>
@@ -466,6 +499,7 @@
           <w:i w:val="0"/>
           <w:color w:val="000000"/>
           <w:sz w:val="24"/>
+          <w:fitText w:val="7498" w:id="32"/>
         </w:rPr>
         <w:t xml:space="preserve">porttitor, cursus quis, aliquet eget, justo. Sed pretium blandit orci.  </w:t>
       </w:r>
@@ -483,11 +517,12 @@
           <w:i w:val="0"/>
           <w:color w:val="000000"/>
           <w:sz w:val="24"/>
+          <w:fitText w:val="10867" w:id="33"/>
         </w:rPr>
         <w:t xml:space="preserve">Ut eu diam at pede suscipit sodales. Aenean lectus elit, fermentum non, convallis id, sagittis at, </w:t>
       </w:r>
       <w:r>
-        <w:t xml:space="preserve"> </w:t>
+        <w:br/>
       </w:r>
       <w:r>
         <w:rPr>
@@ -496,11 +531,12 @@
           <w:i w:val="0"/>
           <w:color w:val="000000"/>
           <w:sz w:val="24"/>
+          <w:fitText w:val="10867" w:id="34"/>
         </w:rPr>
         <w:t xml:space="preserve">neque. Nullam mauris orci, aliquet et, iaculis et, viverra vitae, ligula. Nulla ut felis in purus </w:t>
       </w:r>
       <w:r>
-        <w:t xml:space="preserve"> </w:t>
+        <w:br/>
       </w:r>
       <w:r>
         <w:rPr>
@@ -509,6 +545,7 @@
           <w:i w:val="0"/>
           <w:color w:val="000000"/>
           <w:sz w:val="24"/>
+          <w:fitText w:val="10867" w:id="35"/>
         </w:rPr>
         <w:t xml:space="preserve">aliquam imperdiet. Maecenas aliquet mollis lectus. Vivamus consectetuer risus et tortor. Lorem </w:t>
       </w:r>
@@ -536,11 +573,12 @@
           <w:i w:val="0"/>
           <w:color w:val="000000"/>
           <w:sz w:val="24"/>
+          <w:fitText w:val="10866" w:id="36"/>
         </w:rPr>
         <w:t xml:space="preserve">ipsum dolor sit amet, consectetur adipiscing elit. Integer nec odio. Praesent libero. Sed cursus ante </w:t>
       </w:r>
       <w:r>
-        <w:t xml:space="preserve"> </w:t>
+        <w:br/>
       </w:r>
       <w:r>
         <w:rPr>
@@ -549,11 +587,12 @@
           <w:i w:val="0"/>
           <w:color w:val="000000"/>
           <w:sz w:val="24"/>
+          <w:fitText w:val="10867" w:id="37"/>
         </w:rPr>
         <w:t xml:space="preserve">dapibus diam. Sed nisi. Nulla quis sem at nibh elementum imperdiet. Duis sagittis ipsum. </w:t>
       </w:r>
       <w:r>
-        <w:t xml:space="preserve"> </w:t>
+        <w:br/>
       </w:r>
       <w:r>
         <w:rPr>
@@ -562,6 +601,7 @@
           <w:i w:val="0"/>
           <w:color w:val="000000"/>
           <w:sz w:val="24"/>
+          <w:fitText w:val="2045" w:id="38"/>
         </w:rPr>
         <w:t xml:space="preserve">Praesent mauris.  </w:t>
       </w:r>
@@ -579,11 +619,12 @@
           <w:i w:val="0"/>
           <w:color w:val="000000"/>
           <w:sz w:val="24"/>
+          <w:fitText w:val="10867" w:id="39"/>
         </w:rPr>
         <w:t xml:space="preserve">Fusce nec tellus sed augue semper porta. Mauris massa. Vestibulum lacinia arcu eget nulla. Class </w:t>
       </w:r>
       <w:r>
-        <w:t xml:space="preserve"> </w:t>
+        <w:br/>
       </w:r>
       <w:r>
         <w:rPr>
@@ -592,11 +633,12 @@
           <w:i w:val="0"/>
           <w:color w:val="000000"/>
           <w:sz w:val="24"/>
+          <w:fitText w:val="10867" w:id="40"/>
         </w:rPr>
         <w:t xml:space="preserve">aptent taciti sociosqu ad litora torquent per conubia nostra, per inceptos himenaeos. Curabitur </w:t>
       </w:r>
       <w:r>
-        <w:t xml:space="preserve"> </w:t>
+        <w:br/>
       </w:r>
       <w:r>
         <w:rPr>
@@ -605,11 +647,12 @@
           <w:i w:val="0"/>
           <w:color w:val="000000"/>
           <w:sz w:val="24"/>
+          <w:fitText w:val="10866" w:id="41"/>
         </w:rPr>
         <w:t xml:space="preserve">sodales ligula in libero. Sed dignissim lacinia nunc. Curabitur tortor. Pellentesque nibh. Aenean </w:t>
       </w:r>
       <w:r>
-        <w:t xml:space="preserve"> </w:t>
+        <w:br/>
       </w:r>
       <w:r>
         <w:rPr>
@@ -618,6 +661,7 @@
           <w:i w:val="0"/>
           <w:color w:val="000000"/>
           <w:sz w:val="24"/>
+          <w:fitText w:val="9063" w:id="42"/>
         </w:rPr>
         <w:t xml:space="preserve">quam. In scelerisque sem at dolor. Maecenas mattis. Sed convallis tristique sem.  </w:t>
       </w:r>
@@ -635,11 +679,12 @@
           <w:i w:val="0"/>
           <w:color w:val="000000"/>
           <w:sz w:val="24"/>
+          <w:fitText w:val="10867" w:id="43"/>
         </w:rPr>
         <w:t xml:space="preserve">Proin ut ligula vel nunc egestas porttitor. Morbi lectus risus, iaculis vel, suscipit quis, luctus non, </w:t>
       </w:r>
       <w:r>
-        <w:t xml:space="preserve"> </w:t>
+        <w:br/>
       </w:r>
       <w:r>
         <w:rPr>
@@ -648,11 +693,12 @@
           <w:i w:val="0"/>
           <w:color w:val="000000"/>
           <w:sz w:val="24"/>
+          <w:fitText w:val="10867" w:id="44"/>
         </w:rPr>
         <w:t xml:space="preserve">massa. Fusce ac turpis quis ligula lacinia aliquet. Mauris ipsum. Nulla metus metus, ullamcorper </w:t>
       </w:r>
       <w:r>
-        <w:t xml:space="preserve"> </w:t>
+        <w:br/>
       </w:r>
       <w:r>
         <w:rPr>
@@ -661,11 +707,12 @@
           <w:i w:val="0"/>
           <w:color w:val="000000"/>
           <w:sz w:val="24"/>
+          <w:fitText w:val="10867" w:id="45"/>
         </w:rPr>
         <w:t xml:space="preserve">vel, tincidunt sed, euismod in, nibh. Quisque volutpat condimentum velit. Class aptent taciti </w:t>
       </w:r>
       <w:r>
-        <w:t xml:space="preserve"> </w:t>
+        <w:br/>
       </w:r>
       <w:r>
         <w:rPr>
@@ -674,11 +721,12 @@
           <w:i w:val="0"/>
           <w:color w:val="000000"/>
           <w:sz w:val="24"/>
+          <w:fitText w:val="10867" w:id="46"/>
         </w:rPr>
         <w:t xml:space="preserve">sociosqu ad litora torquent per conubia nostra, per inceptos himenaeos. Nam nec ante. Sed lacinia, </w:t>
       </w:r>
       <w:r>
-        <w:t xml:space="preserve"> </w:t>
+        <w:br/>
       </w:r>
       <w:r>
         <w:rPr>
@@ -687,11 +735,12 @@
           <w:i w:val="0"/>
           <w:color w:val="000000"/>
           <w:sz w:val="24"/>
+          <w:fitText w:val="10867" w:id="47"/>
         </w:rPr>
         <w:t xml:space="preserve">urna non tincidunt mattis, tortor neque adipiscing diam, a cursus ipsum ante quis turpis. Nulla </w:t>
       </w:r>
       <w:r>
-        <w:t xml:space="preserve"> </w:t>
+        <w:br/>
       </w:r>
       <w:r>
         <w:rPr>
@@ -700,6 +749,7 @@
           <w:i w:val="0"/>
           <w:color w:val="000000"/>
           <w:sz w:val="24"/>
+          <w:fitText w:val="4676" w:id="48"/>
         </w:rPr>
         <w:t xml:space="preserve">facilisi. Ut fringilla. Suspendisse potenti.  </w:t>
       </w:r>
@@ -717,11 +767,12 @@
           <w:i w:val="0"/>
           <w:color w:val="000000"/>
           <w:sz w:val="24"/>
+          <w:fitText w:val="10867" w:id="49"/>
         </w:rPr>
         <w:t xml:space="preserve">Nunc feugiat mi a tellus consequat imperdiet. Vestibulum sapien. Proin quam. Etiam ultrices. </w:t>
       </w:r>
       <w:r>
-        <w:t xml:space="preserve"> </w:t>
+        <w:br/>
       </w:r>
       <w:r>
         <w:rPr>
@@ -730,11 +781,12 @@
           <w:i w:val="0"/>
           <w:color w:val="000000"/>
           <w:sz w:val="24"/>
+          <w:fitText w:val="10866" w:id="50"/>
         </w:rPr>
         <w:t xml:space="preserve">Suspendisse in justo eu magna luctus suscipit. Sed lectus. Integer euismod lacus luctus magna. </w:t>
       </w:r>
       <w:r>
-        <w:t xml:space="preserve"> </w:t>
+        <w:br/>
       </w:r>
       <w:r>
         <w:rPr>
@@ -743,11 +795,12 @@
           <w:i w:val="0"/>
           <w:color w:val="000000"/>
           <w:sz w:val="24"/>
+          <w:fitText w:val="10867" w:id="51"/>
         </w:rPr>
         <w:t xml:space="preserve">Quisque cursus, metus vitae pharetra auctor, sem massa mattis sem, at interdum magna augue </w:t>
       </w:r>
       <w:r>
-        <w:t xml:space="preserve"> </w:t>
+        <w:br/>
       </w:r>
       <w:r>
         <w:rPr>
@@ -756,11 +809,12 @@
           <w:i w:val="0"/>
           <w:color w:val="000000"/>
           <w:sz w:val="24"/>
+          <w:fitText w:val="10867" w:id="52"/>
         </w:rPr>
         <w:t xml:space="preserve">eget diam. Vestibulum ante ipsum primis in faucibus orci luctus et ultrices posuere cubilia Curae; </w:t>
       </w:r>
       <w:r>
-        <w:t xml:space="preserve"> </w:t>
+        <w:br/>
       </w:r>
       <w:r>
         <w:rPr>
@@ -769,11 +823,12 @@
           <w:i w:val="0"/>
           <w:color w:val="000000"/>
           <w:sz w:val="24"/>
+          <w:fitText w:val="10867" w:id="53"/>
         </w:rPr>
         <w:t xml:space="preserve">Morbi lacinia molestie dui. Praesent blandit dolor. Sed non quam. In vel mi sit amet augue congue </w:t>
       </w:r>
       <w:r>
-        <w:t xml:space="preserve"> </w:t>
+        <w:br/>
       </w:r>
       <w:r>
         <w:rPr>
@@ -782,6 +837,7 @@
           <w:i w:val="0"/>
           <w:color w:val="000000"/>
           <w:sz w:val="24"/>
+          <w:fitText w:val="6587" w:id="54"/>
         </w:rPr>
         <w:t xml:space="preserve">elementum. Morbi in ipsum sit amet pede facilisis laoreet.  </w:t>
       </w:r>
@@ -799,11 +855,12 @@
           <w:i w:val="0"/>
           <w:color w:val="000000"/>
           <w:sz w:val="24"/>
+          <w:fitText w:val="10867" w:id="55"/>
         </w:rPr>
         <w:t xml:space="preserve">Donec lacus nunc, viverra nec, blandit vel, egestas et, augue. Vestibulum tincidunt malesuada </w:t>
       </w:r>
       <w:r>
-        <w:t xml:space="preserve"> </w:t>
+        <w:br/>
       </w:r>
       <w:r>
         <w:rPr>
@@ -812,11 +869,12 @@
           <w:i w:val="0"/>
           <w:color w:val="000000"/>
           <w:sz w:val="24"/>
+          <w:fitText w:val="10867" w:id="56"/>
         </w:rPr>
         <w:t xml:space="preserve">tellus. Ut ultrices ultrices enim. Curabitur sit amet mauris. Morbi in dui quis est pulvinar </w:t>
       </w:r>
       <w:r>
-        <w:t xml:space="preserve"> </w:t>
+        <w:br/>
       </w:r>
       <w:r>
         <w:rPr>
@@ -825,11 +883,12 @@
           <w:i w:val="0"/>
           <w:color w:val="000000"/>
           <w:sz w:val="24"/>
+          <w:fitText w:val="10867" w:id="57"/>
         </w:rPr>
         <w:t xml:space="preserve">ullamcorper. Nulla facilisi. Integer lacinia sollicitudin massa. Cras metus. Sed aliquet risus a </w:t>
       </w:r>
       <w:r>
-        <w:t xml:space="preserve"> </w:t>
+        <w:br/>
       </w:r>
       <w:r>
         <w:rPr>
@@ -838,6 +897,7 @@
           <w:i w:val="0"/>
           <w:color w:val="000000"/>
           <w:sz w:val="24"/>
+          <w:fitText w:val="3911" w:id="58"/>
         </w:rPr>
         <w:t xml:space="preserve">tortor. Integer id quam. Morbi mi.  </w:t>
       </w:r>
@@ -855,11 +915,12 @@
           <w:i w:val="0"/>
           <w:color w:val="000000"/>
           <w:sz w:val="24"/>
+          <w:fitText w:val="10866" w:id="59"/>
         </w:rPr>
         <w:t xml:space="preserve">Lorem ipsum dolor sit amet, consectetur adipiscing elit. Integer nec odio. Praesent libero. Sed </w:t>
       </w:r>
       <w:r>
-        <w:t xml:space="preserve"> </w:t>
+        <w:br/>
       </w:r>
       <w:r>
         <w:rPr>
@@ -868,11 +929,12 @@
           <w:i w:val="0"/>
           <w:color w:val="000000"/>
           <w:sz w:val="24"/>
+          <w:fitText w:val="10867" w:id="60"/>
         </w:rPr>
         <w:t xml:space="preserve">cursus ante dapibus diam. Sed nisi. Nulla quis sem at nibh elementum imperdiet. Duis sagittis </w:t>
       </w:r>
       <w:r>
-        <w:t xml:space="preserve"> </w:t>
+        <w:br/>
       </w:r>
       <w:r>
         <w:rPr>
@@ -881,11 +943,12 @@
           <w:i w:val="0"/>
           <w:color w:val="000000"/>
           <w:sz w:val="24"/>
+          <w:fitText w:val="10867" w:id="61"/>
         </w:rPr>
         <w:t xml:space="preserve">ipsum. Praesent mauris. Fusce nec tellus sed augue semper porta. Mauris massa. Vestibulum </w:t>
       </w:r>
       <w:r>
-        <w:t xml:space="preserve"> </w:t>
+        <w:br/>
       </w:r>
       <w:r>
         <w:rPr>
@@ -894,11 +957,12 @@
           <w:i w:val="0"/>
           <w:color w:val="000000"/>
           <w:sz w:val="24"/>
+          <w:fitText w:val="10867" w:id="62"/>
         </w:rPr>
         <w:t xml:space="preserve">lacinia arcu eget nulla. Class aptent taciti sociosqu ad litora torquent per conubia nostra, per </w:t>
       </w:r>
       <w:r>
-        <w:t xml:space="preserve"> </w:t>
+        <w:br/>
       </w:r>
       <w:r>
         <w:rPr>
@@ -907,13 +971,14 @@
           <w:i w:val="0"/>
           <w:color w:val="000000"/>
           <w:sz w:val="24"/>
+          <w:fitText w:val="6178" w:id="63"/>
         </w:rPr>
         <w:t xml:space="preserve">inceptos himenaeos. Curabitur sodales ligula in libero.  </w:t>
       </w:r>
     </w:p>
     <w:p>
       <w:pPr>
-        <w:spacing w:before="288" w:after="0" w:lineRule="exact" w:line="288"/>
+        <w:spacing w:before="292" w:after="0" w:lineRule="exact" w:line="288"/>
         <w:ind w:left="0" w:right="0" w:firstLine="0"/>
         <w:jc w:val="left"/>
       </w:pPr>
@@ -924,11 +989,12 @@
           <w:i w:val="0"/>
           <w:color w:val="000000"/>
           <w:sz w:val="24"/>
+          <w:fitText w:val="10867" w:id="64"/>
         </w:rPr>
         <w:t xml:space="preserve">Sed dignissim lacinia nunc. Curabitur tortor. Pellentesque nibh. Aenean quam. In scelerisque sem </w:t>
       </w:r>
       <w:r>
-        <w:t xml:space="preserve"> </w:t>
+        <w:br/>
       </w:r>
       <w:r>
         <w:rPr>
@@ -937,11 +1003,12 @@
           <w:i w:val="0"/>
           <w:color w:val="000000"/>
           <w:sz w:val="24"/>
+          <w:fitText w:val="10867" w:id="65"/>
         </w:rPr>
         <w:t xml:space="preserve">at dolor. Maecenas mattis. Sed convallis tristique sem. Proin ut ligula vel nunc egestas porttitor. </w:t>
       </w:r>
       <w:r>
-        <w:t xml:space="preserve"> </w:t>
+        <w:br/>
       </w:r>
       <w:r>
         <w:rPr>
@@ -950,11 +1017,12 @@
           <w:i w:val="0"/>
           <w:color w:val="000000"/>
           <w:sz w:val="24"/>
+          <w:fitText w:val="10866" w:id="66"/>
         </w:rPr>
         <w:t xml:space="preserve">Morbi lectus risus, iaculis vel, suscipit quis, luctus non, massa. Fusce ac turpis quis ligula lacinia </w:t>
       </w:r>
       <w:r>
-        <w:t xml:space="preserve"> </w:t>
+        <w:br/>
       </w:r>
       <w:r>
         <w:rPr>
@@ -963,6 +1031,7 @@
           <w:i w:val="0"/>
           <w:color w:val="000000"/>
           <w:sz w:val="24"/>
+          <w:fitText w:val="10365" w:id="67"/>
         </w:rPr>
         <w:t xml:space="preserve">aliquet. Mauris ipsum. Nulla metus metus, ullamcorper vel, tincidunt sed, euismod in, nibh.  </w:t>
       </w:r>
@@ -980,11 +1049,12 @@
           <w:i w:val="0"/>
           <w:color w:val="000000"/>
           <w:sz w:val="24"/>
+          <w:fitText w:val="10867" w:id="68"/>
         </w:rPr>
         <w:t xml:space="preserve">Quisque volutpat condimentum velit. Class aptent taciti sociosqu ad litora torquent per conubia </w:t>
       </w:r>
       <w:r>
-        <w:t xml:space="preserve"> </w:t>
+        <w:br/>
       </w:r>
       <w:r>
         <w:rPr>
@@ -993,11 +1063,12 @@
           <w:i w:val="0"/>
           <w:color w:val="000000"/>
           <w:sz w:val="24"/>
+          <w:fitText w:val="10867" w:id="69"/>
         </w:rPr>
         <w:t xml:space="preserve">nostra, per inceptos himenaeos. Nam nec ante. Sed lacinia, urna non tincidunt mattis, tortor neque </w:t>
       </w:r>
       <w:r>
-        <w:t xml:space="preserve"> </w:t>
+        <w:br/>
       </w:r>
       <w:r>
         <w:rPr>
@@ -1006,11 +1077,12 @@
           <w:i w:val="0"/>
           <w:color w:val="000000"/>
           <w:sz w:val="24"/>
+          <w:fitText w:val="10866" w:id="70"/>
         </w:rPr>
         <w:t xml:space="preserve">adipiscing diam, a cursus ipsum ante quis turpis. Nulla facilisi. Ut fringilla. Suspendisse potenti. </w:t>
       </w:r>
       <w:r>
-        <w:t xml:space="preserve"> </w:t>
+        <w:br/>
       </w:r>
       <w:r>
         <w:rPr>
@@ -1019,6 +1091,7 @@
           <w:i w:val="0"/>
           <w:color w:val="000000"/>
           <w:sz w:val="24"/>
+          <w:fitText w:val="10583" w:id="71"/>
         </w:rPr>
         <w:t xml:space="preserve">Nunc feugiat mi a tellus consequat imperdiet. Vestibulum sapien. Proin quam. Etiam ultrices.  </w:t>
       </w:r>
@@ -1036,11 +1109,12 @@
           <w:i w:val="0"/>
           <w:color w:val="000000"/>
           <w:sz w:val="24"/>
+          <w:fitText w:val="10866" w:id="72"/>
         </w:rPr>
         <w:t xml:space="preserve">Suspendisse in justo eu magna luctus suscipit. Sed lectus. Integer euismod lacus luctus magna. </w:t>
       </w:r>
       <w:r>
-        <w:t xml:space="preserve"> </w:t>
+        <w:br/>
       </w:r>
       <w:r>
         <w:rPr>
@@ -1049,11 +1123,12 @@
           <w:i w:val="0"/>
           <w:color w:val="000000"/>
           <w:sz w:val="24"/>
+          <w:fitText w:val="10867" w:id="73"/>
         </w:rPr>
         <w:t xml:space="preserve">Quisque cursus, metus vitae pharetra auctor, sem massa mattis sem, at interdum magna augue </w:t>
       </w:r>
       <w:r>
-        <w:t xml:space="preserve"> </w:t>
+        <w:br/>
       </w:r>
       <w:r>
         <w:rPr>
@@ -1062,11 +1137,12 @@
           <w:i w:val="0"/>
           <w:color w:val="000000"/>
           <w:sz w:val="24"/>
+          <w:fitText w:val="10867" w:id="74"/>
         </w:rPr>
         <w:t xml:space="preserve">eget diam. Vestibulum ante ipsum primis in faucibus orci luctus et ultrices posuere cubilia Curae; </w:t>
       </w:r>
       <w:r>
-        <w:t xml:space="preserve"> </w:t>
+        <w:br/>
       </w:r>
       <w:r>
         <w:rPr>
@@ -1075,6 +1151,7 @@
           <w:i w:val="0"/>
           <w:color w:val="000000"/>
           <w:sz w:val="24"/>
+          <w:fitText w:val="10867" w:id="75"/>
         </w:rPr>
         <w:t xml:space="preserve">Morbi lacinia molestie dui. Praesent blandit dolor. Sed non quam. In vel mi sit amet augue congue </w:t>
       </w:r>
@@ -1102,11 +1179,12 @@
           <w:i w:val="0"/>
           <w:color w:val="000000"/>
           <w:sz w:val="24"/>
+          <w:fitText w:val="10867" w:id="76"/>
         </w:rPr>
         <w:t xml:space="preserve">elementum. Morbi in ipsum sit amet pede facilisis laoreet. Donec lacus nunc, viverra nec, blandit </w:t>
       </w:r>
       <w:r>
-        <w:t xml:space="preserve"> </w:t>
+        <w:br/>
       </w:r>
       <w:r>
         <w:rPr>
@@ -1115,11 +1193,12 @@
           <w:i w:val="0"/>
           <w:color w:val="000000"/>
           <w:sz w:val="24"/>
+          <w:fitText w:val="10867" w:id="77"/>
         </w:rPr>
         <w:t xml:space="preserve">vel, egestas et, augue. Vestibulum tincidunt malesuada tellus. Ut ultrices ultrices enim. Curabitur </w:t>
       </w:r>
       <w:r>
-        <w:t xml:space="preserve"> </w:t>
+        <w:br/>
       </w:r>
       <w:r>
         <w:rPr>
@@ -1128,6 +1207,7 @@
           <w:i w:val="0"/>
           <w:color w:val="000000"/>
           <w:sz w:val="24"/>
+          <w:fitText w:val="1960" w:id="78"/>
         </w:rPr>
         <w:t xml:space="preserve">sit amet mauris.  </w:t>
       </w:r>
@@ -1145,11 +1225,12 @@
           <w:i w:val="0"/>
           <w:color w:val="000000"/>
           <w:sz w:val="24"/>
+          <w:fitText w:val="10866" w:id="79"/>
         </w:rPr>
         <w:t xml:space="preserve">Morbi in dui quis est pulvinar ullamcorper. Nulla facilisi. Integer lacinia sollicitudin massa. Cras </w:t>
       </w:r>
       <w:r>
-        <w:t xml:space="preserve"> </w:t>
+        <w:br/>
       </w:r>
       <w:r>
         <w:rPr>
@@ -1158,11 +1239,12 @@
           <w:i w:val="0"/>
           <w:color w:val="000000"/>
           <w:sz w:val="24"/>
+          <w:fitText w:val="10867" w:id="80"/>
         </w:rPr>
         <w:t xml:space="preserve">metus. Sed aliquet risus a tortor. Integer id quam. Morbi mi. Quisque nisl felis, venenatis tristique, </w:t>
       </w:r>
       <w:r>
-        <w:t xml:space="preserve"> </w:t>
+        <w:br/>
       </w:r>
       <w:r>
         <w:rPr>
@@ -1171,11 +1253,12 @@
           <w:i w:val="0"/>
           <w:color w:val="000000"/>
           <w:sz w:val="24"/>
+          <w:fitText w:val="10867" w:id="81"/>
         </w:rPr>
         <w:t xml:space="preserve">dignissim in, ultrices sit amet, augue. Proin sodales libero eget ante. Nulla quam. Aenean laoreet. </w:t>
       </w:r>
       <w:r>
-        <w:t xml:space="preserve"> </w:t>
+        <w:br/>
       </w:r>
       <w:r>
         <w:rPr>
@@ -1184,11 +1267,12 @@
           <w:i w:val="0"/>
           <w:color w:val="000000"/>
           <w:sz w:val="24"/>
+          <w:fitText w:val="10867" w:id="82"/>
         </w:rPr>
         <w:t xml:space="preserve">Vestibulum nisi lectus, commodo ac, facilisis ac, ultricies eu, pede. Ut orci risus, accumsan </w:t>
       </w:r>
       <w:r>
-        <w:t xml:space="preserve"> </w:t>
+        <w:br/>
       </w:r>
       <w:r>
         <w:rPr>
@@ -1197,6 +1281,7 @@
           <w:i w:val="0"/>
           <w:color w:val="000000"/>
           <w:sz w:val="24"/>
+          <w:fitText w:val="7498" w:id="83"/>
         </w:rPr>
         <w:t xml:space="preserve">porttitor, cursus quis, aliquet eget, justo. Sed pretium blandit orci.  </w:t>
       </w:r>
@@ -1214,11 +1299,12 @@
           <w:i w:val="0"/>
           <w:color w:val="000000"/>
           <w:sz w:val="24"/>
+          <w:fitText w:val="10867" w:id="84"/>
         </w:rPr>
         <w:t xml:space="preserve">Ut eu diam at pede suscipit sodales. Aenean lectus elit, fermentum non, convallis id, sagittis at, </w:t>
       </w:r>
       <w:r>
-        <w:t xml:space="preserve"> </w:t>
+        <w:br/>
       </w:r>
       <w:r>
         <w:rPr>
@@ -1227,11 +1313,12 @@
           <w:i w:val="0"/>
           <w:color w:val="000000"/>
           <w:sz w:val="24"/>
+          <w:fitText w:val="10866" w:id="85"/>
         </w:rPr>
         <w:t xml:space="preserve">neque. Nullam mauris orci, aliquet et, iaculis et, viverra vitae, ligula. Nulla ut felis in purus </w:t>
       </w:r>
       <w:r>
-        <w:t xml:space="preserve"> </w:t>
+        <w:br/>
       </w:r>
       <w:r>
         <w:rPr>
@@ -1240,11 +1327,12 @@
           <w:i w:val="0"/>
           <w:color w:val="000000"/>
           <w:sz w:val="24"/>
+          <w:fitText w:val="10867" w:id="86"/>
         </w:rPr>
         <w:t xml:space="preserve">aliquam imperdiet. Maecenas aliquet mollis lectus. Vivamus consectetuer risus et tortor. Lorem </w:t>
       </w:r>
       <w:r>
-        <w:t xml:space="preserve"> </w:t>
+        <w:br/>
       </w:r>
       <w:r>
         <w:rPr>
@@ -1253,11 +1341,12 @@
           <w:i w:val="0"/>
           <w:color w:val="000000"/>
           <w:sz w:val="24"/>
+          <w:fitText w:val="10866" w:id="87"/>
         </w:rPr>
         <w:t xml:space="preserve">ipsum dolor sit amet, consectetur adipiscing elit. Integer nec odio. Praesent libero. Sed cursus ante </w:t>
       </w:r>
       <w:r>
-        <w:t xml:space="preserve"> </w:t>
+        <w:br/>
       </w:r>
       <w:r>
         <w:rPr>
@@ -1266,11 +1355,12 @@
           <w:i w:val="0"/>
           <w:color w:val="000000"/>
           <w:sz w:val="24"/>
+          <w:fitText w:val="10867" w:id="88"/>
         </w:rPr>
         <w:t xml:space="preserve">dapibus diam. Sed nisi. Nulla quis sem at nibh elementum imperdiet. Duis sagittis ipsum. </w:t>
       </w:r>
       <w:r>
-        <w:t xml:space="preserve"> </w:t>
+        <w:br/>
       </w:r>
       <w:r>
         <w:rPr>
@@ -1279,6 +1369,7 @@
           <w:i w:val="0"/>
           <w:color w:val="000000"/>
           <w:sz w:val="24"/>
+          <w:fitText w:val="2045" w:id="89"/>
         </w:rPr>
         <w:t xml:space="preserve">Praesent mauris.  </w:t>
       </w:r>
@@ -1296,11 +1387,12 @@
           <w:i w:val="0"/>
           <w:color w:val="000000"/>
           <w:sz w:val="24"/>
+          <w:fitText w:val="10867" w:id="90"/>
         </w:rPr>
         <w:t xml:space="preserve">Fusce nec tellus sed augue semper porta. Mauris massa. Vestibulum lacinia arcu eget nulla. Class </w:t>
       </w:r>
       <w:r>
-        <w:t xml:space="preserve"> </w:t>
+        <w:br/>
       </w:r>
       <w:r>
         <w:rPr>
@@ -1309,11 +1401,12 @@
           <w:i w:val="0"/>
           <w:color w:val="000000"/>
           <w:sz w:val="24"/>
+          <w:fitText w:val="10867" w:id="91"/>
         </w:rPr>
         <w:t xml:space="preserve">aptent taciti sociosqu ad litora torquent per conubia nostra, per inceptos himenaeos. Curabitur </w:t>
       </w:r>
       <w:r>
-        <w:t xml:space="preserve"> </w:t>
+        <w:br/>
       </w:r>
       <w:r>
         <w:rPr>
@@ -1322,11 +1415,12 @@
           <w:i w:val="0"/>
           <w:color w:val="000000"/>
           <w:sz w:val="24"/>
+          <w:fitText w:val="10867" w:id="92"/>
         </w:rPr>
         <w:t xml:space="preserve">sodales ligula in libero. Sed dignissim lacinia nunc. Curabitur tortor. Pellentesque nibh. Aenean </w:t>
       </w:r>
       <w:r>
-        <w:t xml:space="preserve"> </w:t>
+        <w:br/>
       </w:r>
       <w:r>
         <w:rPr>
@@ -1335,6 +1429,7 @@
           <w:i w:val="0"/>
           <w:color w:val="000000"/>
           <w:sz w:val="24"/>
+          <w:fitText w:val="9063" w:id="93"/>
         </w:rPr>
         <w:t xml:space="preserve">quam. In scelerisque sem at dolor. Maecenas mattis. Sed convallis tristique sem.  </w:t>
       </w:r>
@@ -1352,11 +1447,12 @@
           <w:i w:val="0"/>
           <w:color w:val="000000"/>
           <w:sz w:val="24"/>
+          <w:fitText w:val="10866" w:id="94"/>
         </w:rPr>
         <w:t xml:space="preserve">Proin ut ligula vel nunc egestas porttitor. Morbi lectus risus, iaculis vel, suscipit quis, luctus non, </w:t>
       </w:r>
       <w:r>
-        <w:t xml:space="preserve"> </w:t>
+        <w:br/>
       </w:r>
       <w:r>
         <w:rPr>
@@ -1365,11 +1461,12 @@
           <w:i w:val="0"/>
           <w:color w:val="000000"/>
           <w:sz w:val="24"/>
+          <w:fitText w:val="10867" w:id="95"/>
         </w:rPr>
         <w:t xml:space="preserve">massa. Fusce ac turpis quis ligula lacinia aliquet. Mauris ipsum. Nulla metus metus, ullamcorper </w:t>
       </w:r>
       <w:r>
-        <w:t xml:space="preserve"> </w:t>
+        <w:br/>
       </w:r>
       <w:r>
         <w:rPr>
@@ -1378,11 +1475,12 @@
           <w:i w:val="0"/>
           <w:color w:val="000000"/>
           <w:sz w:val="24"/>
+          <w:fitText w:val="10867" w:id="96"/>
         </w:rPr>
         <w:t xml:space="preserve">vel, tincidunt sed, euismod in, nibh. Quisque volutpat condimentum velit. Class aptent taciti </w:t>
       </w:r>
       <w:r>
-        <w:t xml:space="preserve"> </w:t>
+        <w:br/>
       </w:r>
       <w:r>
         <w:rPr>
@@ -1391,11 +1489,12 @@
           <w:i w:val="0"/>
           <w:color w:val="000000"/>
           <w:sz w:val="24"/>
+          <w:fitText w:val="10867" w:id="97"/>
         </w:rPr>
         <w:t xml:space="preserve">sociosqu ad litora torquent per conubia nostra, per inceptos himenaeos. Nam nec ante. Sed lacinia, </w:t>
       </w:r>
       <w:r>
-        <w:t xml:space="preserve"> </w:t>
+        <w:br/>
       </w:r>
       <w:r>
         <w:rPr>
@@ -1404,11 +1503,12 @@
           <w:i w:val="0"/>
           <w:color w:val="000000"/>
           <w:sz w:val="24"/>
+          <w:fitText w:val="10867" w:id="98"/>
         </w:rPr>
         <w:t xml:space="preserve">urna non tincidunt mattis, tortor neque adipiscing diam, a cursus ipsum ante quis turpis. Nulla </w:t>
       </w:r>
       <w:r>
-        <w:t xml:space="preserve"> </w:t>
+        <w:br/>
       </w:r>
       <w:r>
         <w:rPr>
@@ -1417,6 +1517,7 @@
           <w:i w:val="0"/>
           <w:color w:val="000000"/>
           <w:sz w:val="24"/>
+          <w:fitText w:val="4676" w:id="99"/>
         </w:rPr>
         <w:t xml:space="preserve">facilisi. Ut fringilla. Suspendisse potenti.  </w:t>
       </w:r>
@@ -1434,11 +1535,12 @@
           <w:i w:val="0"/>
           <w:color w:val="000000"/>
           <w:sz w:val="24"/>
+          <w:fitText w:val="10867" w:id="100"/>
         </w:rPr>
         <w:t xml:space="preserve">Nunc feugiat mi a tellus consequat imperdiet. Vestibulum sapien. Proin quam. Etiam ultrices. </w:t>
       </w:r>
       <w:r>
-        <w:t xml:space="preserve"> </w:t>
+        <w:br/>
       </w:r>
       <w:r>
         <w:rPr>
@@ -1447,11 +1549,12 @@
           <w:i w:val="0"/>
           <w:color w:val="000000"/>
           <w:sz w:val="24"/>
+          <w:fitText w:val="10866" w:id="101"/>
         </w:rPr>
         <w:t xml:space="preserve">Suspendisse in justo eu magna luctus suscipit. Sed lectus. Integer euismod lacus luctus magna. </w:t>
       </w:r>
       <w:r>
-        <w:t xml:space="preserve"> </w:t>
+        <w:br/>
       </w:r>
       <w:r>
         <w:rPr>
@@ -1460,11 +1563,12 @@
           <w:i w:val="0"/>
           <w:color w:val="000000"/>
           <w:sz w:val="24"/>
+          <w:fitText w:val="10867" w:id="102"/>
         </w:rPr>
         <w:t xml:space="preserve">Quisque cursus, metus vitae pharetra auctor, sem massa mattis sem, at interdum magna augue </w:t>
       </w:r>
       <w:r>
-        <w:t xml:space="preserve"> </w:t>
+        <w:br/>
       </w:r>
       <w:r>
         <w:rPr>
@@ -1473,11 +1577,12 @@
           <w:i w:val="0"/>
           <w:color w:val="000000"/>
           <w:sz w:val="24"/>
+          <w:fitText w:val="10867" w:id="103"/>
         </w:rPr>
         <w:t xml:space="preserve">eget diam. Vestibulum ante ipsum primis in faucibus orci luctus et ultrices posuere cubilia Curae; </w:t>
       </w:r>
       <w:r>
-        <w:t xml:space="preserve"> </w:t>
+        <w:br/>
       </w:r>
       <w:r>
         <w:rPr>
@@ -1486,11 +1591,12 @@
           <w:i w:val="0"/>
           <w:color w:val="000000"/>
           <w:sz w:val="24"/>
+          <w:fitText w:val="10867" w:id="104"/>
         </w:rPr>
         <w:t xml:space="preserve">Morbi lacinia molestie dui. Praesent blandit dolor. Sed non quam. In vel mi sit amet augue congue </w:t>
       </w:r>
       <w:r>
-        <w:t xml:space="preserve"> </w:t>
+        <w:br/>
       </w:r>
       <w:r>
         <w:rPr>
@@ -1499,6 +1605,7 @@
           <w:i w:val="0"/>
           <w:color w:val="000000"/>
           <w:sz w:val="24"/>
+          <w:fitText w:val="6587" w:id="105"/>
         </w:rPr>
         <w:t xml:space="preserve">elementum. Morbi in ipsum sit amet pede facilisis laoreet.  </w:t>
       </w:r>

--- a/output/output.docx
+++ b/output/output.docx
@@ -4,557 +4,1018 @@
   <w:body>
     <w:p>
       <w:pPr>
-        <w:spacing w:before="0" w:after="0" w:lineRule="exact" w:line="865"/>
-        <w:ind w:left="3083" w:right="2967" w:firstLine="0"/>
-        <w:jc w:val="left"/>
+        <w:spacing w:before="0" w:after="0" w:lineRule="exact" w:line="20"/>
       </w:pPr>
       <w:r>
         <w:rPr>
-          <w:rFonts w:ascii="Century Schoolbook" w:hAnsi="Century Schoolbook" w:eastAsia="Century Schoolbook" w:cs="Century Schoolbook"/>
-          <w:b/>
-          <w:i w:val="0"/>
-          <w:color w:val="2E74B5"/>
-          <w:sz w:val="72"/>
-          <w:fitText w:val="4840" w:id="1"/>
+          <w:sz w:val="2"/>
         </w:rPr>
-        <w:t xml:space="preserve">Sample PDF </w:t>
-      </w:r>
-    </w:p>
-    <w:p>
-      <w:pPr>
-        <w:spacing w:before="286" w:after="0" w:lineRule="exact" w:line="433"/>
-        <w:ind w:left="2867" w:right="2957" w:firstLine="0"/>
-        <w:jc w:val="left"/>
-      </w:pPr>
-      <w:r>
-        <w:rPr>
-          <w:rFonts w:ascii="Century Schoolbook" w:hAnsi="Century Schoolbook" w:eastAsia="Century Schoolbook" w:cs="Century Schoolbook"/>
-          <w:b w:val="0"/>
-          <w:i w:val="0"/>
-          <w:color w:val="000000"/>
-          <w:sz w:val="36"/>
-          <w:fitText w:val="5067" w:id="2"/>
-        </w:rPr>
-        <w:t xml:space="preserve">Created for testing </w:t>
       </w:r>
       <w:r>
-        <w:rPr>
-          <w:rFonts w:ascii="Century Schoolbook" w:hAnsi="Century Schoolbook" w:eastAsia="Century Schoolbook" w:cs="Century Schoolbook"/>
-          <w:b w:val="0"/>
-          <w:i w:val="0"/>
-          <w:color w:val="5B9BD5"/>
-          <w:sz w:val="36"/>
-          <w:fitText w:val="5067" w:id="2"/>
-        </w:rPr>
-        <w:t>PDFObject</w:t>
+        <w:pict>
+          <v:shape id="DocuMindTextBox1" type="#_x0000_t202" stroked="f" filled="f" o:allowincell="f" style="position:absolute;margin-left:303.020pt;margin-top:742.036pt;width:10.794pt;height:15.652pt;z-index:251659264;mso-position-horizontal-relative:page;mso-position-vertical-relative:page;mso-wrap-style:none;">
+            <w10:wrap type="none"/>
+            <v:textbox inset="0,0,0,0">
+              <w:txbxContent>
+                <w:p>
+                  <w:pPr>
+                    <w:spacing w:before="0" w:after="0" w:lineRule="exact" w:line="293"/>
+                    <w:ind w:left="0" w:right="0" w:firstLine="0"/>
+                  </w:pPr>
+                  <w:r>
+                    <w:rPr>
+                      <w:rFonts w:ascii="Calibri" w:hAnsi="Calibri" w:eastAsia="Calibri" w:cs="Calibri"/>
+                      <w:b w:val="0"/>
+                      <w:i w:val="0"/>
+                      <w:color w:val="000000"/>
+                      <w:sz w:val="24"/>
+                    </w:rPr>
+                    <w:t xml:space="preserve">1 </w:t>
+                  </w:r>
+                </w:p>
+              </w:txbxContent>
+            </v:textbox>
+          </v:shape>
+        </w:pict>
       </w:r>
       <w:r>
-        <w:rPr>
-          <w:rFonts w:ascii="Century Schoolbook" w:hAnsi="Century Schoolbook" w:eastAsia="Century Schoolbook" w:cs="Century Schoolbook"/>
-          <w:b w:val="0"/>
-          <w:i w:val="0"/>
-          <w:color w:val="000000"/>
-          <w:sz w:val="36"/>
-          <w:fitText w:val="5067" w:id="2"/>
-        </w:rPr>
-        <w:t xml:space="preserve"> </w:t>
-      </w:r>
-    </w:p>
-    <w:p>
-      <w:pPr>
-        <w:spacing w:before="296" w:after="0" w:lineRule="exact" w:line="384"/>
-        <w:ind w:left="0" w:right="0" w:firstLine="0"/>
-        <w:jc w:val="left"/>
-      </w:pPr>
-      <w:r>
-        <w:rPr>
-          <w:rFonts w:ascii="Century Schoolbook" w:hAnsi="Century Schoolbook" w:eastAsia="Century Schoolbook" w:cs="Century Schoolbook"/>
-          <w:b w:val="0"/>
-          <w:i w:val="0"/>
-          <w:color w:val="000000"/>
-          <w:sz w:val="31"/>
-          <w:fitText w:val="10888" w:id="3"/>
-        </w:rPr>
-        <w:t xml:space="preserve">This PDF is three pages long. Three long pages. Or three short pages if </w:t>
+        <w:pict>
+          <v:shape id="DocuMindTextBox2" type="#_x0000_t202" stroked="f" filled="f" o:allowincell="f" style="position:absolute;margin-left:190.309pt;margin-top:48.604pt;width:243.994pt;height:44.272pt;z-index:251659264;mso-position-horizontal-relative:page;mso-position-vertical-relative:page;mso-wrap-style:none;">
+            <w10:wrap type="none"/>
+            <v:textbox inset="0,0,0,0">
+              <w:txbxContent>
+                <w:p>
+                  <w:pPr>
+                    <w:spacing w:before="0" w:after="0" w:lineRule="exact" w:line="865"/>
+                    <w:ind w:left="0" w:right="0" w:firstLine="0"/>
+                  </w:pPr>
+                  <w:r>
+                    <w:rPr>
+                      <w:rFonts w:ascii="Century Schoolbook" w:hAnsi="Century Schoolbook" w:eastAsia="Century Schoolbook" w:cs="Century Schoolbook"/>
+                      <w:b/>
+                      <w:i w:val="0"/>
+                      <w:color w:val="2E74B5"/>
+                      <w:sz w:val="72"/>
+                    </w:rPr>
+                    <w:t xml:space="preserve">Sample PDF </w:t>
+                  </w:r>
+                </w:p>
+              </w:txbxContent>
+            </v:textbox>
+          </v:shape>
+        </w:pict>
       </w:r>
       <w:r>
-        <w:br/>
+        <w:pict>
+          <v:shape id="DocuMindTextBox3" type="#_x0000_t202" stroked="f" filled="f" o:allowincell="f" style="position:absolute;margin-left:179.468pt;margin-top:106.192pt;width:164.002pt;height:22.636pt;z-index:251659264;mso-position-horizontal-relative:page;mso-position-vertical-relative:page;mso-wrap-style:none;">
+            <w10:wrap type="none"/>
+            <v:textbox inset="0,0,0,0">
+              <w:txbxContent>
+                <w:p>
+                  <w:pPr>
+                    <w:spacing w:before="0" w:after="0" w:lineRule="exact" w:line="433"/>
+                    <w:ind w:left="0" w:right="0" w:firstLine="0"/>
+                  </w:pPr>
+                  <w:r>
+                    <w:rPr>
+                      <w:rFonts w:ascii="Century Schoolbook" w:hAnsi="Century Schoolbook" w:eastAsia="Century Schoolbook" w:cs="Century Schoolbook"/>
+                      <w:b w:val="0"/>
+                      <w:i w:val="0"/>
+                      <w:color w:val="000000"/>
+                      <w:sz w:val="36"/>
+                    </w:rPr>
+                    <w:t xml:space="preserve">Created for testing </w:t>
+                  </w:r>
+                </w:p>
+              </w:txbxContent>
+            </v:textbox>
+          </v:shape>
+        </w:pict>
       </w:r>
       <w:r>
-        <w:rPr>
-          <w:rFonts w:ascii="Century Schoolbook" w:hAnsi="Century Schoolbook" w:eastAsia="Century Schoolbook" w:cs="Century Schoolbook"/>
-          <w:b w:val="0"/>
-          <w:i w:val="0"/>
-          <w:color w:val="000000"/>
-          <w:sz w:val="31"/>
-          <w:fitText w:val="10888" w:id="4"/>
-        </w:rPr>
-        <w:t xml:space="preserve">you’re optimistic. Is it the same as saying “three long minutes”, knowing </w:t>
+        <w:pict>
+          <v:shape id="DocuMindTextBox4" type="#_x0000_t202" stroked="f" filled="f" o:allowincell="f" style="position:absolute;margin-left:341.468pt;margin-top:106.192pt;width:93.341pt;height:22.636pt;z-index:251659264;mso-position-horizontal-relative:page;mso-position-vertical-relative:page;mso-wrap-style:none;">
+            <w10:wrap type="none"/>
+            <v:textbox inset="0,0,0,0">
+              <w:txbxContent>
+                <w:p>
+                  <w:pPr>
+                    <w:spacing w:before="0" w:after="0" w:lineRule="exact" w:line="433"/>
+                    <w:ind w:left="0" w:right="0" w:firstLine="0"/>
+                  </w:pPr>
+                  <w:r>
+                    <w:rPr>
+                      <w:rFonts w:ascii="Century Schoolbook" w:hAnsi="Century Schoolbook" w:eastAsia="Century Schoolbook" w:cs="Century Schoolbook"/>
+                      <w:b w:val="0"/>
+                      <w:i w:val="0"/>
+                      <w:color w:val="5B9BD5"/>
+                      <w:sz w:val="36"/>
+                    </w:rPr>
+                    <w:t>PDFObject</w:t>
+                  </w:r>
+                </w:p>
+              </w:txbxContent>
+            </v:textbox>
+          </v:shape>
+        </w:pict>
       </w:r>
       <w:r>
-        <w:br/>
+        <w:pict>
+          <v:shape id="DocuMindTextBox5" type="#_x0000_t202" stroked="f" filled="f" o:allowincell="f" style="position:absolute;margin-left:36.140pt;margin-top:142.642pt;width:546.399pt;height:20.040pt;z-index:251659264;mso-position-horizontal-relative:page;mso-position-vertical-relative:page;mso-wrap-style:none;">
+            <w10:wrap type="none"/>
+            <v:textbox inset="0,0,0,0">
+              <w:txbxContent>
+                <w:p>
+                  <w:pPr>
+                    <w:spacing w:before="0" w:after="0" w:lineRule="exact" w:line="381"/>
+                    <w:ind w:left="0" w:right="0" w:firstLine="0"/>
+                  </w:pPr>
+                  <w:r>
+                    <w:rPr>
+                      <w:rFonts w:ascii="Century Schoolbook" w:hAnsi="Century Schoolbook" w:eastAsia="Century Schoolbook" w:cs="Century Schoolbook"/>
+                      <w:b w:val="0"/>
+                      <w:i w:val="0"/>
+                      <w:color w:val="000000"/>
+                      <w:sz w:val="31"/>
+                    </w:rPr>
+                    <w:t xml:space="preserve">This PDF is three pages long. Three long pages. Or three short pages if </w:t>
+                  </w:r>
+                </w:p>
+              </w:txbxContent>
+            </v:textbox>
+          </v:shape>
+        </w:pict>
       </w:r>
       <w:r>
-        <w:rPr>
-          <w:rFonts w:ascii="Century Schoolbook" w:hAnsi="Century Schoolbook" w:eastAsia="Century Schoolbook" w:cs="Century Schoolbook"/>
-          <w:b w:val="0"/>
-          <w:i w:val="0"/>
-          <w:color w:val="000000"/>
-          <w:sz w:val="31"/>
-          <w:fitText w:val="10888" w:id="5"/>
-        </w:rPr>
-        <w:t xml:space="preserve">that all minutes are the same duration, and one cannot possibly be longer </w:t>
+        <w:pict>
+          <v:shape id="DocuMindTextBox6" type="#_x0000_t202" stroked="f" filled="f" o:allowincell="f" style="position:absolute;margin-left:36.140pt;margin-top:161.842pt;width:546.410pt;height:20.040pt;z-index:251659264;mso-position-horizontal-relative:page;mso-position-vertical-relative:page;mso-wrap-style:none;">
+            <w10:wrap type="none"/>
+            <v:textbox inset="0,0,0,0">
+              <w:txbxContent>
+                <w:p>
+                  <w:pPr>
+                    <w:spacing w:before="0" w:after="0" w:lineRule="exact" w:line="381"/>
+                    <w:ind w:left="0" w:right="0" w:firstLine="0"/>
+                  </w:pPr>
+                  <w:r>
+                    <w:rPr>
+                      <w:rFonts w:ascii="Century Schoolbook" w:hAnsi="Century Schoolbook" w:eastAsia="Century Schoolbook" w:cs="Century Schoolbook"/>
+                      <w:b w:val="0"/>
+                      <w:i w:val="0"/>
+                      <w:color w:val="000000"/>
+                      <w:sz w:val="31"/>
+                    </w:rPr>
+                    <w:t xml:space="preserve">you’re optimistic. Is it the same as saying “three long minutes”, knowing </w:t>
+                  </w:r>
+                </w:p>
+              </w:txbxContent>
+            </v:textbox>
+          </v:shape>
+        </w:pict>
       </w:r>
       <w:r>
-        <w:br/>
+        <w:pict>
+          <v:shape id="DocuMindTextBox7" type="#_x0000_t202" stroked="f" filled="f" o:allowincell="f" style="position:absolute;margin-left:36.140pt;margin-top:181.042pt;width:546.410pt;height:20.040pt;z-index:251659264;mso-position-horizontal-relative:page;mso-position-vertical-relative:page;mso-wrap-style:none;">
+            <w10:wrap type="none"/>
+            <v:textbox inset="0,0,0,0">
+              <w:txbxContent>
+                <w:p>
+                  <w:pPr>
+                    <w:spacing w:before="0" w:after="0" w:lineRule="exact" w:line="381"/>
+                    <w:ind w:left="0" w:right="0" w:firstLine="0"/>
+                  </w:pPr>
+                  <w:r>
+                    <w:rPr>
+                      <w:rFonts w:ascii="Century Schoolbook" w:hAnsi="Century Schoolbook" w:eastAsia="Century Schoolbook" w:cs="Century Schoolbook"/>
+                      <w:b w:val="0"/>
+                      <w:i w:val="0"/>
+                      <w:color w:val="000000"/>
+                      <w:sz w:val="31"/>
+                    </w:rPr>
+                    <w:t xml:space="preserve">that all minutes are the same duration, and one cannot possibly be longer </w:t>
+                  </w:r>
+                </w:p>
+              </w:txbxContent>
+            </v:textbox>
+          </v:shape>
+        </w:pict>
       </w:r>
       <w:r>
-        <w:rPr>
-          <w:rFonts w:ascii="Century Schoolbook" w:hAnsi="Century Schoolbook" w:eastAsia="Century Schoolbook" w:cs="Century Schoolbook"/>
-          <w:b w:val="0"/>
-          <w:i w:val="0"/>
-          <w:color w:val="000000"/>
-          <w:sz w:val="31"/>
-          <w:fitText w:val="10891" w:id="6"/>
-        </w:rPr>
-        <w:t xml:space="preserve">than the other? If these pages are all the same size, can one possibly be </w:t>
+        <w:pict>
+          <v:shape id="DocuMindTextBox8" type="#_x0000_t202" stroked="f" filled="f" o:allowincell="f" style="position:absolute;margin-left:36.140pt;margin-top:200.242pt;width:546.529pt;height:20.040pt;z-index:251659264;mso-position-horizontal-relative:page;mso-position-vertical-relative:page;mso-wrap-style:none;">
+            <w10:wrap type="none"/>
+            <v:textbox inset="0,0,0,0">
+              <w:txbxContent>
+                <w:p>
+                  <w:pPr>
+                    <w:spacing w:before="0" w:after="0" w:lineRule="exact" w:line="381"/>
+                    <w:ind w:left="0" w:right="0" w:firstLine="0"/>
+                  </w:pPr>
+                  <w:r>
+                    <w:rPr>
+                      <w:rFonts w:ascii="Century Schoolbook" w:hAnsi="Century Schoolbook" w:eastAsia="Century Schoolbook" w:cs="Century Schoolbook"/>
+                      <w:b w:val="0"/>
+                      <w:i w:val="0"/>
+                      <w:color w:val="000000"/>
+                      <w:sz w:val="31"/>
+                    </w:rPr>
+                    <w:t xml:space="preserve">than the other? If these pages are all the same size, can one possibly be </w:t>
+                  </w:r>
+                </w:p>
+              </w:txbxContent>
+            </v:textbox>
+          </v:shape>
+        </w:pict>
       </w:r>
       <w:r>
-        <w:br/>
+        <w:pict>
+          <v:shape id="DocuMindTextBox9" type="#_x0000_t202" stroked="f" filled="f" o:allowincell="f" style="position:absolute;margin-left:36.140pt;margin-top:219.442pt;width:171.122pt;height:20.040pt;z-index:251659264;mso-position-horizontal-relative:page;mso-position-vertical-relative:page;mso-wrap-style:none;">
+            <w10:wrap type="none"/>
+            <v:textbox inset="0,0,0,0">
+              <w:txbxContent>
+                <w:p>
+                  <w:pPr>
+                    <w:spacing w:before="0" w:after="0" w:lineRule="exact" w:line="381"/>
+                    <w:ind w:left="0" w:right="0" w:firstLine="0"/>
+                  </w:pPr>
+                  <w:r>
+                    <w:rPr>
+                      <w:rFonts w:ascii="Century Schoolbook" w:hAnsi="Century Schoolbook" w:eastAsia="Century Schoolbook" w:cs="Century Schoolbook"/>
+                      <w:b w:val="0"/>
+                      <w:i w:val="0"/>
+                      <w:color w:val="000000"/>
+                      <w:sz w:val="31"/>
+                    </w:rPr>
+                    <w:t xml:space="preserve">longer than the other? </w:t>
+                  </w:r>
+                </w:p>
+              </w:txbxContent>
+            </v:textbox>
+          </v:shape>
+        </w:pict>
       </w:r>
       <w:r>
-        <w:rPr>
-          <w:rFonts w:ascii="Century Schoolbook" w:hAnsi="Century Schoolbook" w:eastAsia="Century Schoolbook" w:cs="Century Schoolbook"/>
-          <w:b w:val="0"/>
-          <w:i w:val="0"/>
-          <w:color w:val="000000"/>
-          <w:sz w:val="31"/>
-          <w:fitText w:val="3382" w:id="7"/>
-        </w:rPr>
-        <w:t xml:space="preserve">longer than the other? </w:t>
-      </w:r>
-    </w:p>
-    <w:p>
-      <w:pPr>
-        <w:spacing w:before="290" w:after="0" w:lineRule="exact" w:line="288"/>
-        <w:ind w:left="0" w:right="24" w:firstLine="0"/>
-        <w:jc w:val="left"/>
-      </w:pPr>
-      <w:r>
-        <w:rPr>
-          <w:rFonts w:ascii="Century Schoolbook" w:hAnsi="Century Schoolbook" w:eastAsia="Century Schoolbook" w:cs="Century Schoolbook"/>
-          <w:b w:val="0"/>
-          <w:i w:val="0"/>
-          <w:color w:val="000000"/>
-          <w:sz w:val="24"/>
-          <w:fitText w:val="10867" w:id="8"/>
-        </w:rPr>
-        <w:t xml:space="preserve">I digress. Here’s some Latin. Lorem ipsum dolor sit amet, consectetur adipiscing elit. Integer nec </w:t>
+        <w:pict>
+          <v:shape id="DocuMindTextBox10" type="#_x0000_t202" stroked="f" filled="f" o:allowincell="f" style="position:absolute;margin-left:36.140pt;margin-top:252.988pt;width:545.325pt;height:15.424pt;z-index:251659264;mso-position-horizontal-relative:page;mso-position-vertical-relative:page;mso-wrap-style:none;">
+            <w10:wrap type="none"/>
+            <v:textbox inset="0,0,0,0">
+              <w:txbxContent>
+                <w:p>
+                  <w:pPr>
+                    <w:spacing w:before="0" w:after="0" w:lineRule="exact" w:line="288"/>
+                    <w:ind w:left="0" w:right="0" w:firstLine="0"/>
+                  </w:pPr>
+                  <w:r>
+                    <w:rPr>
+                      <w:rFonts w:ascii="Century Schoolbook" w:hAnsi="Century Schoolbook" w:eastAsia="Century Schoolbook" w:cs="Century Schoolbook"/>
+                      <w:b w:val="0"/>
+                      <w:i w:val="0"/>
+                      <w:color w:val="000000"/>
+                      <w:sz w:val="24"/>
+                    </w:rPr>
+                    <w:t xml:space="preserve">I digress. Here’s some Latin. Lorem ipsum dolor sit amet, consectetur adipiscing elit. Integer nec </w:t>
+                  </w:r>
+                </w:p>
+              </w:txbxContent>
+            </v:textbox>
+          </v:shape>
+        </w:pict>
       </w:r>
       <w:r>
-        <w:br/>
+        <w:pict>
+          <v:shape id="DocuMindTextBox11" type="#_x0000_t202" stroked="f" filled="f" o:allowincell="f" style="position:absolute;margin-left:36.140pt;margin-top:267.388pt;width:545.337pt;height:15.424pt;z-index:251659264;mso-position-horizontal-relative:page;mso-position-vertical-relative:page;mso-wrap-style:none;">
+            <w10:wrap type="none"/>
+            <v:textbox inset="0,0,0,0">
+              <w:txbxContent>
+                <w:p>
+                  <w:pPr>
+                    <w:spacing w:before="0" w:after="0" w:lineRule="exact" w:line="288"/>
+                    <w:ind w:left="0" w:right="0" w:firstLine="0"/>
+                  </w:pPr>
+                  <w:r>
+                    <w:rPr>
+                      <w:rFonts w:ascii="Century Schoolbook" w:hAnsi="Century Schoolbook" w:eastAsia="Century Schoolbook" w:cs="Century Schoolbook"/>
+                      <w:b w:val="0"/>
+                      <w:i w:val="0"/>
+                      <w:color w:val="000000"/>
+                      <w:sz w:val="24"/>
+                    </w:rPr>
+                    <w:t xml:space="preserve">odio. Praesent libero. Sed cursus ante dapibus diam. Sed nisi. Nulla quis sem at nibh elementum </w:t>
+                  </w:r>
+                </w:p>
+              </w:txbxContent>
+            </v:textbox>
+          </v:shape>
+        </w:pict>
       </w:r>
       <w:r>
-        <w:rPr>
-          <w:rFonts w:ascii="Century Schoolbook" w:hAnsi="Century Schoolbook" w:eastAsia="Century Schoolbook" w:cs="Century Schoolbook"/>
-          <w:b w:val="0"/>
-          <w:i w:val="0"/>
-          <w:color w:val="000000"/>
-          <w:sz w:val="24"/>
-          <w:fitText w:val="10867" w:id="9"/>
-        </w:rPr>
-        <w:t xml:space="preserve">odio. Praesent libero. Sed cursus ante dapibus diam. Sed nisi. Nulla quis sem at nibh elementum </w:t>
+        <w:pict>
+          <v:shape id="DocuMindTextBox12" type="#_x0000_t202" stroked="f" filled="f" o:allowincell="f" style="position:absolute;margin-left:36.140pt;margin-top:281.788pt;width:545.352pt;height:15.424pt;z-index:251659264;mso-position-horizontal-relative:page;mso-position-vertical-relative:page;mso-wrap-style:none;">
+            <w10:wrap type="none"/>
+            <v:textbox inset="0,0,0,0">
+              <w:txbxContent>
+                <w:p>
+                  <w:pPr>
+                    <w:spacing w:before="0" w:after="0" w:lineRule="exact" w:line="288"/>
+                    <w:ind w:left="0" w:right="0" w:firstLine="0"/>
+                  </w:pPr>
+                  <w:r>
+                    <w:rPr>
+                      <w:rFonts w:ascii="Century Schoolbook" w:hAnsi="Century Schoolbook" w:eastAsia="Century Schoolbook" w:cs="Century Schoolbook"/>
+                      <w:b w:val="0"/>
+                      <w:i w:val="0"/>
+                      <w:color w:val="000000"/>
+                      <w:sz w:val="24"/>
+                    </w:rPr>
+                    <w:t xml:space="preserve">imperdiet. Duis sagittis ipsum. Praesent mauris. Fusce nec tellus sed augue semper porta. Mauris </w:t>
+                  </w:r>
+                </w:p>
+              </w:txbxContent>
+            </v:textbox>
+          </v:shape>
+        </w:pict>
       </w:r>
       <w:r>
-        <w:br/>
+        <w:pict>
+          <v:shape id="DocuMindTextBox13" type="#_x0000_t202" stroked="f" filled="f" o:allowincell="f" style="position:absolute;margin-left:36.140pt;margin-top:296.188pt;width:545.333pt;height:15.424pt;z-index:251659264;mso-position-horizontal-relative:page;mso-position-vertical-relative:page;mso-wrap-style:none;">
+            <w10:wrap type="none"/>
+            <v:textbox inset="0,0,0,0">
+              <w:txbxContent>
+                <w:p>
+                  <w:pPr>
+                    <w:spacing w:before="0" w:after="0" w:lineRule="exact" w:line="288"/>
+                    <w:ind w:left="0" w:right="0" w:firstLine="0"/>
+                  </w:pPr>
+                  <w:r>
+                    <w:rPr>
+                      <w:rFonts w:ascii="Century Schoolbook" w:hAnsi="Century Schoolbook" w:eastAsia="Century Schoolbook" w:cs="Century Schoolbook"/>
+                      <w:b w:val="0"/>
+                      <w:i w:val="0"/>
+                      <w:color w:val="000000"/>
+                      <w:sz w:val="24"/>
+                    </w:rPr>
+                    <w:t xml:space="preserve">massa. Vestibulum lacinia arcu eget nulla. Class aptent taciti sociosqu ad litora torquent per </w:t>
+                  </w:r>
+                </w:p>
+              </w:txbxContent>
+            </v:textbox>
+          </v:shape>
+        </w:pict>
       </w:r>
       <w:r>
-        <w:rPr>
-          <w:rFonts w:ascii="Century Schoolbook" w:hAnsi="Century Schoolbook" w:eastAsia="Century Schoolbook" w:cs="Century Schoolbook"/>
-          <w:b w:val="0"/>
-          <w:i w:val="0"/>
-          <w:color w:val="000000"/>
-          <w:sz w:val="24"/>
-          <w:fitText w:val="10867" w:id="10"/>
-        </w:rPr>
-        <w:t xml:space="preserve">imperdiet. Duis sagittis ipsum. Praesent mauris. Fusce nec tellus sed augue semper porta. Mauris </w:t>
+        <w:pict>
+          <v:shape id="DocuMindTextBox14" type="#_x0000_t202" stroked="f" filled="f" o:allowincell="f" style="position:absolute;margin-left:36.140pt;margin-top:310.588pt;width:421.135pt;height:15.424pt;z-index:251659264;mso-position-horizontal-relative:page;mso-position-vertical-relative:page;mso-wrap-style:none;">
+            <w10:wrap type="none"/>
+            <v:textbox inset="0,0,0,0">
+              <w:txbxContent>
+                <w:p>
+                  <w:pPr>
+                    <w:spacing w:before="0" w:after="0" w:lineRule="exact" w:line="288"/>
+                    <w:ind w:left="0" w:right="0" w:firstLine="0"/>
+                  </w:pPr>
+                  <w:r>
+                    <w:rPr>
+                      <w:rFonts w:ascii="Century Schoolbook" w:hAnsi="Century Schoolbook" w:eastAsia="Century Schoolbook" w:cs="Century Schoolbook"/>
+                      <w:b w:val="0"/>
+                      <w:i w:val="0"/>
+                      <w:color w:val="000000"/>
+                      <w:sz w:val="24"/>
+                    </w:rPr>
+                    <w:t xml:space="preserve">conubia nostra, per inceptos himenaeos. Curabitur sodales ligula in libero.  </w:t>
+                  </w:r>
+                </w:p>
+              </w:txbxContent>
+            </v:textbox>
+          </v:shape>
+        </w:pict>
       </w:r>
       <w:r>
-        <w:br/>
+        <w:pict>
+          <v:shape id="DocuMindTextBox15" type="#_x0000_t202" stroked="f" filled="f" o:allowincell="f" style="position:absolute;margin-left:36.140pt;margin-top:339.388pt;width:545.329pt;height:15.424pt;z-index:251659264;mso-position-horizontal-relative:page;mso-position-vertical-relative:page;mso-wrap-style:none;">
+            <w10:wrap type="none"/>
+            <v:textbox inset="0,0,0,0">
+              <w:txbxContent>
+                <w:p>
+                  <w:pPr>
+                    <w:spacing w:before="0" w:after="0" w:lineRule="exact" w:line="288"/>
+                    <w:ind w:left="0" w:right="0" w:firstLine="0"/>
+                  </w:pPr>
+                  <w:r>
+                    <w:rPr>
+                      <w:rFonts w:ascii="Century Schoolbook" w:hAnsi="Century Schoolbook" w:eastAsia="Century Schoolbook" w:cs="Century Schoolbook"/>
+                      <w:b w:val="0"/>
+                      <w:i w:val="0"/>
+                      <w:color w:val="000000"/>
+                      <w:sz w:val="24"/>
+                    </w:rPr>
+                    <w:t xml:space="preserve">Sed dignissim lacinia nunc. Curabitur tortor. Pellentesque nibh. Aenean quam. In scelerisque sem </w:t>
+                  </w:r>
+                </w:p>
+              </w:txbxContent>
+            </v:textbox>
+          </v:shape>
+        </w:pict>
       </w:r>
       <w:r>
-        <w:rPr>
-          <w:rFonts w:ascii="Century Schoolbook" w:hAnsi="Century Schoolbook" w:eastAsia="Century Schoolbook" w:cs="Century Schoolbook"/>
-          <w:b w:val="0"/>
-          <w:i w:val="0"/>
-          <w:color w:val="000000"/>
-          <w:sz w:val="24"/>
-          <w:fitText w:val="10867" w:id="11"/>
-        </w:rPr>
-        <w:t xml:space="preserve">massa. Vestibulum lacinia arcu eget nulla. Class aptent taciti sociosqu ad litora torquent per </w:t>
+        <w:pict>
+          <v:shape id="DocuMindTextBox16" type="#_x0000_t202" stroked="f" filled="f" o:allowincell="f" style="position:absolute;margin-left:36.140pt;margin-top:353.788pt;width:545.330pt;height:15.424pt;z-index:251659264;mso-position-horizontal-relative:page;mso-position-vertical-relative:page;mso-wrap-style:none;">
+            <w10:wrap type="none"/>
+            <v:textbox inset="0,0,0,0">
+              <w:txbxContent>
+                <w:p>
+                  <w:pPr>
+                    <w:spacing w:before="0" w:after="0" w:lineRule="exact" w:line="288"/>
+                    <w:ind w:left="0" w:right="0" w:firstLine="0"/>
+                  </w:pPr>
+                  <w:r>
+                    <w:rPr>
+                      <w:rFonts w:ascii="Century Schoolbook" w:hAnsi="Century Schoolbook" w:eastAsia="Century Schoolbook" w:cs="Century Schoolbook"/>
+                      <w:b w:val="0"/>
+                      <w:i w:val="0"/>
+                      <w:color w:val="000000"/>
+                      <w:sz w:val="24"/>
+                    </w:rPr>
+                    <w:t xml:space="preserve">at dolor. Maecenas mattis. Sed convallis tristique sem. Proin ut ligula vel nunc egestas porttitor. </w:t>
+                  </w:r>
+                </w:p>
+              </w:txbxContent>
+            </v:textbox>
+          </v:shape>
+        </w:pict>
       </w:r>
       <w:r>
-        <w:br/>
+        <w:pict>
+          <v:shape id="DocuMindTextBox17" type="#_x0000_t202" stroked="f" filled="f" o:allowincell="f" style="position:absolute;margin-left:36.140pt;margin-top:368.188pt;width:545.330pt;height:15.424pt;z-index:251659264;mso-position-horizontal-relative:page;mso-position-vertical-relative:page;mso-wrap-style:none;">
+            <w10:wrap type="none"/>
+            <v:textbox inset="0,0,0,0">
+              <w:txbxContent>
+                <w:p>
+                  <w:pPr>
+                    <w:spacing w:before="0" w:after="0" w:lineRule="exact" w:line="288"/>
+                    <w:ind w:left="0" w:right="0" w:firstLine="0"/>
+                  </w:pPr>
+                  <w:r>
+                    <w:rPr>
+                      <w:rFonts w:ascii="Century Schoolbook" w:hAnsi="Century Schoolbook" w:eastAsia="Century Schoolbook" w:cs="Century Schoolbook"/>
+                      <w:b w:val="0"/>
+                      <w:i w:val="0"/>
+                      <w:color w:val="000000"/>
+                      <w:sz w:val="24"/>
+                    </w:rPr>
+                    <w:t xml:space="preserve">Morbi lectus risus, iaculis vel, suscipit quis, luctus non, massa. Fusce ac turpis quis ligula lacinia </w:t>
+                  </w:r>
+                </w:p>
+              </w:txbxContent>
+            </v:textbox>
+          </v:shape>
+        </w:pict>
       </w:r>
       <w:r>
-        <w:rPr>
-          <w:rFonts w:ascii="Century Schoolbook" w:hAnsi="Century Schoolbook" w:eastAsia="Century Schoolbook" w:cs="Century Schoolbook"/>
-          <w:b w:val="0"/>
-          <w:i w:val="0"/>
-          <w:color w:val="000000"/>
-          <w:sz w:val="24"/>
-          <w:fitText w:val="8383" w:id="12"/>
-        </w:rPr>
-        <w:t xml:space="preserve">conubia nostra, per inceptos himenaeos. Curabitur sodales ligula in libero.  </w:t>
-      </w:r>
-    </w:p>
-    <w:p>
-      <w:pPr>
-        <w:spacing w:before="288" w:after="0" w:lineRule="exact" w:line="288"/>
-        <w:ind w:left="0" w:right="24" w:firstLine="0"/>
-        <w:jc w:val="left"/>
-      </w:pPr>
-      <w:r>
-        <w:rPr>
-          <w:rFonts w:ascii="Century Schoolbook" w:hAnsi="Century Schoolbook" w:eastAsia="Century Schoolbook" w:cs="Century Schoolbook"/>
-          <w:b w:val="0"/>
-          <w:i w:val="0"/>
-          <w:color w:val="000000"/>
-          <w:sz w:val="24"/>
-          <w:fitText w:val="10867" w:id="13"/>
-        </w:rPr>
-        <w:t xml:space="preserve">Sed dignissim lacinia nunc. Curabitur tortor. Pellentesque nibh. Aenean quam. In scelerisque sem </w:t>
+        <w:pict>
+          <v:shape id="DocuMindTextBox18" type="#_x0000_t202" stroked="f" filled="f" o:allowincell="f" style="position:absolute;margin-left:36.140pt;margin-top:382.588pt;width:520.252pt;height:15.424pt;z-index:251659264;mso-position-horizontal-relative:page;mso-position-vertical-relative:page;mso-wrap-style:none;">
+            <w10:wrap type="none"/>
+            <v:textbox inset="0,0,0,0">
+              <w:txbxContent>
+                <w:p>
+                  <w:pPr>
+                    <w:spacing w:before="0" w:after="0" w:lineRule="exact" w:line="288"/>
+                    <w:ind w:left="0" w:right="0" w:firstLine="0"/>
+                  </w:pPr>
+                  <w:r>
+                    <w:rPr>
+                      <w:rFonts w:ascii="Century Schoolbook" w:hAnsi="Century Schoolbook" w:eastAsia="Century Schoolbook" w:cs="Century Schoolbook"/>
+                      <w:b w:val="0"/>
+                      <w:i w:val="0"/>
+                      <w:color w:val="000000"/>
+                      <w:sz w:val="24"/>
+                    </w:rPr>
+                    <w:t xml:space="preserve">aliquet. Mauris ipsum. Nulla metus metus, ullamcorper vel, tincidunt sed, euismod in, nibh.  </w:t>
+                  </w:r>
+                </w:p>
+              </w:txbxContent>
+            </v:textbox>
+          </v:shape>
+        </w:pict>
       </w:r>
       <w:r>
-        <w:br/>
+        <w:pict>
+          <v:shape id="DocuMindTextBox19" type="#_x0000_t202" stroked="f" filled="f" o:allowincell="f" style="position:absolute;margin-left:36.140pt;margin-top:411.628pt;width:545.330pt;height:15.424pt;z-index:251659264;mso-position-horizontal-relative:page;mso-position-vertical-relative:page;mso-wrap-style:none;">
+            <w10:wrap type="none"/>
+            <v:textbox inset="0,0,0,0">
+              <w:txbxContent>
+                <w:p>
+                  <w:pPr>
+                    <w:spacing w:before="0" w:after="0" w:lineRule="exact" w:line="288"/>
+                    <w:ind w:left="0" w:right="0" w:firstLine="0"/>
+                  </w:pPr>
+                  <w:r>
+                    <w:rPr>
+                      <w:rFonts w:ascii="Century Schoolbook" w:hAnsi="Century Schoolbook" w:eastAsia="Century Schoolbook" w:cs="Century Schoolbook"/>
+                      <w:b w:val="0"/>
+                      <w:i w:val="0"/>
+                      <w:color w:val="000000"/>
+                      <w:sz w:val="24"/>
+                    </w:rPr>
+                    <w:t xml:space="preserve">Quisque volutpat condimentum velit. Class aptent taciti sociosqu ad litora torquent per conubia </w:t>
+                  </w:r>
+                </w:p>
+              </w:txbxContent>
+            </v:textbox>
+          </v:shape>
+        </w:pict>
       </w:r>
       <w:r>
-        <w:rPr>
-          <w:rFonts w:ascii="Century Schoolbook" w:hAnsi="Century Schoolbook" w:eastAsia="Century Schoolbook" w:cs="Century Schoolbook"/>
-          <w:b w:val="0"/>
-          <w:i w:val="0"/>
-          <w:color w:val="000000"/>
-          <w:sz w:val="24"/>
-          <w:fitText w:val="10867" w:id="14"/>
-        </w:rPr>
-        <w:t xml:space="preserve">at dolor. Maecenas mattis. Sed convallis tristique sem. Proin ut ligula vel nunc egestas porttitor. </w:t>
+        <w:pict>
+          <v:shape id="DocuMindTextBox20" type="#_x0000_t202" stroked="f" filled="f" o:allowincell="f" style="position:absolute;margin-left:36.140pt;margin-top:426.028pt;width:545.331pt;height:15.424pt;z-index:251659264;mso-position-horizontal-relative:page;mso-position-vertical-relative:page;mso-wrap-style:none;">
+            <w10:wrap type="none"/>
+            <v:textbox inset="0,0,0,0">
+              <w:txbxContent>
+                <w:p>
+                  <w:pPr>
+                    <w:spacing w:before="0" w:after="0" w:lineRule="exact" w:line="288"/>
+                    <w:ind w:left="0" w:right="0" w:firstLine="0"/>
+                  </w:pPr>
+                  <w:r>
+                    <w:rPr>
+                      <w:rFonts w:ascii="Century Schoolbook" w:hAnsi="Century Schoolbook" w:eastAsia="Century Schoolbook" w:cs="Century Schoolbook"/>
+                      <w:b w:val="0"/>
+                      <w:i w:val="0"/>
+                      <w:color w:val="000000"/>
+                      <w:sz w:val="24"/>
+                    </w:rPr>
+                    <w:t xml:space="preserve">nostra, per inceptos himenaeos. Nam nec ante. Sed lacinia, urna non tincidunt mattis, tortor neque </w:t>
+                  </w:r>
+                </w:p>
+              </w:txbxContent>
+            </v:textbox>
+          </v:shape>
+        </w:pict>
       </w:r>
       <w:r>
-        <w:br/>
+        <w:pict>
+          <v:shape id="DocuMindTextBox21" type="#_x0000_t202" stroked="f" filled="f" o:allowincell="f" style="position:absolute;margin-left:36.140pt;margin-top:440.428pt;width:545.318pt;height:15.424pt;z-index:251659264;mso-position-horizontal-relative:page;mso-position-vertical-relative:page;mso-wrap-style:none;">
+            <w10:wrap type="none"/>
+            <v:textbox inset="0,0,0,0">
+              <w:txbxContent>
+                <w:p>
+                  <w:pPr>
+                    <w:spacing w:before="0" w:after="0" w:lineRule="exact" w:line="288"/>
+                    <w:ind w:left="0" w:right="0" w:firstLine="0"/>
+                  </w:pPr>
+                  <w:r>
+                    <w:rPr>
+                      <w:rFonts w:ascii="Century Schoolbook" w:hAnsi="Century Schoolbook" w:eastAsia="Century Schoolbook" w:cs="Century Schoolbook"/>
+                      <w:b w:val="0"/>
+                      <w:i w:val="0"/>
+                      <w:color w:val="000000"/>
+                      <w:sz w:val="24"/>
+                    </w:rPr>
+                    <w:t xml:space="preserve">adipiscing diam, a cursus ipsum ante quis turpis. Nulla facilisi. Ut fringilla. Suspendisse potenti. </w:t>
+                  </w:r>
+                </w:p>
+              </w:txbxContent>
+            </v:textbox>
+          </v:shape>
+        </w:pict>
       </w:r>
       <w:r>
-        <w:rPr>
-          <w:rFonts w:ascii="Century Schoolbook" w:hAnsi="Century Schoolbook" w:eastAsia="Century Schoolbook" w:cs="Century Schoolbook"/>
-          <w:b w:val="0"/>
-          <w:i w:val="0"/>
-          <w:color w:val="000000"/>
-          <w:sz w:val="24"/>
-          <w:fitText w:val="10867" w:id="15"/>
-        </w:rPr>
-        <w:t xml:space="preserve">Morbi lectus risus, iaculis vel, suscipit quis, luctus non, massa. Fusce ac turpis quis ligula lacinia </w:t>
+        <w:pict>
+          <v:shape id="DocuMindTextBox22" type="#_x0000_t202" stroked="f" filled="f" o:allowincell="f" style="position:absolute;margin-left:36.140pt;margin-top:454.828pt;width:531.168pt;height:15.424pt;z-index:251659264;mso-position-horizontal-relative:page;mso-position-vertical-relative:page;mso-wrap-style:none;">
+            <w10:wrap type="none"/>
+            <v:textbox inset="0,0,0,0">
+              <w:txbxContent>
+                <w:p>
+                  <w:pPr>
+                    <w:spacing w:before="0" w:after="0" w:lineRule="exact" w:line="288"/>
+                    <w:ind w:left="0" w:right="0" w:firstLine="0"/>
+                  </w:pPr>
+                  <w:r>
+                    <w:rPr>
+                      <w:rFonts w:ascii="Century Schoolbook" w:hAnsi="Century Schoolbook" w:eastAsia="Century Schoolbook" w:cs="Century Schoolbook"/>
+                      <w:b w:val="0"/>
+                      <w:i w:val="0"/>
+                      <w:color w:val="000000"/>
+                      <w:sz w:val="24"/>
+                    </w:rPr>
+                    <w:t xml:space="preserve">Nunc feugiat mi a tellus consequat imperdiet. Vestibulum sapien. Proin quam. Etiam ultrices.  </w:t>
+                  </w:r>
+                </w:p>
+              </w:txbxContent>
+            </v:textbox>
+          </v:shape>
+        </w:pict>
       </w:r>
       <w:r>
-        <w:br/>
+        <w:pict>
+          <v:shape id="DocuMindTextBox23" type="#_x0000_t202" stroked="f" filled="f" o:allowincell="f" style="position:absolute;margin-left:36.140pt;margin-top:483.628pt;width:545.320pt;height:15.424pt;z-index:251659264;mso-position-horizontal-relative:page;mso-position-vertical-relative:page;mso-wrap-style:none;">
+            <w10:wrap type="none"/>
+            <v:textbox inset="0,0,0,0">
+              <w:txbxContent>
+                <w:p>
+                  <w:pPr>
+                    <w:spacing w:before="0" w:after="0" w:lineRule="exact" w:line="288"/>
+                    <w:ind w:left="0" w:right="0" w:firstLine="0"/>
+                  </w:pPr>
+                  <w:r>
+                    <w:rPr>
+                      <w:rFonts w:ascii="Century Schoolbook" w:hAnsi="Century Schoolbook" w:eastAsia="Century Schoolbook" w:cs="Century Schoolbook"/>
+                      <w:b w:val="0"/>
+                      <w:i w:val="0"/>
+                      <w:color w:val="000000"/>
+                      <w:sz w:val="24"/>
+                    </w:rPr>
+                    <w:t xml:space="preserve">Suspendisse in justo eu magna luctus suscipit. Sed lectus. Integer euismod lacus luctus magna. </w:t>
+                  </w:r>
+                </w:p>
+              </w:txbxContent>
+            </v:textbox>
+          </v:shape>
+        </w:pict>
       </w:r>
       <w:r>
-        <w:rPr>
-          <w:rFonts w:ascii="Century Schoolbook" w:hAnsi="Century Schoolbook" w:eastAsia="Century Schoolbook" w:cs="Century Schoolbook"/>
-          <w:b w:val="0"/>
-          <w:i w:val="0"/>
-          <w:color w:val="000000"/>
-          <w:sz w:val="24"/>
-          <w:fitText w:val="10365" w:id="16"/>
-        </w:rPr>
-        <w:t xml:space="preserve">aliquet. Mauris ipsum. Nulla metus metus, ullamcorper vel, tincidunt sed, euismod in, nibh.  </w:t>
-      </w:r>
-    </w:p>
-    <w:p>
-      <w:pPr>
-        <w:spacing w:before="292" w:after="0" w:lineRule="exact" w:line="288"/>
-        <w:ind w:left="0" w:right="24" w:firstLine="0"/>
-        <w:jc w:val="left"/>
-      </w:pPr>
-      <w:r>
-        <w:rPr>
-          <w:rFonts w:ascii="Century Schoolbook" w:hAnsi="Century Schoolbook" w:eastAsia="Century Schoolbook" w:cs="Century Schoolbook"/>
-          <w:b w:val="0"/>
-          <w:i w:val="0"/>
-          <w:color w:val="000000"/>
-          <w:sz w:val="24"/>
-          <w:fitText w:val="10867" w:id="17"/>
-        </w:rPr>
-        <w:t xml:space="preserve">Quisque volutpat condimentum velit. Class aptent taciti sociosqu ad litora torquent per conubia </w:t>
+        <w:pict>
+          <v:shape id="DocuMindTextBox24" type="#_x0000_t202" stroked="f" filled="f" o:allowincell="f" style="position:absolute;margin-left:36.140pt;margin-top:498.028pt;width:545.337pt;height:15.424pt;z-index:251659264;mso-position-horizontal-relative:page;mso-position-vertical-relative:page;mso-wrap-style:none;">
+            <w10:wrap type="none"/>
+            <v:textbox inset="0,0,0,0">
+              <w:txbxContent>
+                <w:p>
+                  <w:pPr>
+                    <w:spacing w:before="0" w:after="0" w:lineRule="exact" w:line="288"/>
+                    <w:ind w:left="0" w:right="0" w:firstLine="0"/>
+                  </w:pPr>
+                  <w:r>
+                    <w:rPr>
+                      <w:rFonts w:ascii="Century Schoolbook" w:hAnsi="Century Schoolbook" w:eastAsia="Century Schoolbook" w:cs="Century Schoolbook"/>
+                      <w:b w:val="0"/>
+                      <w:i w:val="0"/>
+                      <w:color w:val="000000"/>
+                      <w:sz w:val="24"/>
+                    </w:rPr>
+                    <w:t xml:space="preserve">Quisque cursus, metus vitae pharetra auctor, sem massa mattis sem, at interdum magna augue </w:t>
+                  </w:r>
+                </w:p>
+              </w:txbxContent>
+            </v:textbox>
+          </v:shape>
+        </w:pict>
       </w:r>
       <w:r>
-        <w:br/>
+        <w:pict>
+          <v:shape id="DocuMindTextBox25" type="#_x0000_t202" stroked="f" filled="f" o:allowincell="f" style="position:absolute;margin-left:36.140pt;margin-top:512.428pt;width:545.328pt;height:15.424pt;z-index:251659264;mso-position-horizontal-relative:page;mso-position-vertical-relative:page;mso-wrap-style:none;">
+            <w10:wrap type="none"/>
+            <v:textbox inset="0,0,0,0">
+              <w:txbxContent>
+                <w:p>
+                  <w:pPr>
+                    <w:spacing w:before="0" w:after="0" w:lineRule="exact" w:line="288"/>
+                    <w:ind w:left="0" w:right="0" w:firstLine="0"/>
+                  </w:pPr>
+                  <w:r>
+                    <w:rPr>
+                      <w:rFonts w:ascii="Century Schoolbook" w:hAnsi="Century Schoolbook" w:eastAsia="Century Schoolbook" w:cs="Century Schoolbook"/>
+                      <w:b w:val="0"/>
+                      <w:i w:val="0"/>
+                      <w:color w:val="000000"/>
+                      <w:sz w:val="24"/>
+                    </w:rPr>
+                    <w:t xml:space="preserve">eget diam. Vestibulum ante ipsum primis in faucibus orci luctus et ultrices posuere cubilia Curae; </w:t>
+                  </w:r>
+                </w:p>
+              </w:txbxContent>
+            </v:textbox>
+          </v:shape>
+        </w:pict>
       </w:r>
       <w:r>
-        <w:rPr>
-          <w:rFonts w:ascii="Century Schoolbook" w:hAnsi="Century Schoolbook" w:eastAsia="Century Schoolbook" w:cs="Century Schoolbook"/>
-          <w:b w:val="0"/>
-          <w:i w:val="0"/>
-          <w:color w:val="000000"/>
-          <w:sz w:val="24"/>
-          <w:fitText w:val="10867" w:id="18"/>
-        </w:rPr>
-        <w:t xml:space="preserve">nostra, per inceptos himenaeos. Nam nec ante. Sed lacinia, urna non tincidunt mattis, tortor neque </w:t>
+        <w:pict>
+          <v:shape id="DocuMindTextBox26" type="#_x0000_t202" stroked="f" filled="f" o:allowincell="f" style="position:absolute;margin-left:36.140pt;margin-top:527.068pt;width:545.331pt;height:15.424pt;z-index:251659264;mso-position-horizontal-relative:page;mso-position-vertical-relative:page;mso-wrap-style:none;">
+            <w10:wrap type="none"/>
+            <v:textbox inset="0,0,0,0">
+              <w:txbxContent>
+                <w:p>
+                  <w:pPr>
+                    <w:spacing w:before="0" w:after="0" w:lineRule="exact" w:line="288"/>
+                    <w:ind w:left="0" w:right="0" w:firstLine="0"/>
+                  </w:pPr>
+                  <w:r>
+                    <w:rPr>
+                      <w:rFonts w:ascii="Century Schoolbook" w:hAnsi="Century Schoolbook" w:eastAsia="Century Schoolbook" w:cs="Century Schoolbook"/>
+                      <w:b w:val="0"/>
+                      <w:i w:val="0"/>
+                      <w:color w:val="000000"/>
+                      <w:sz w:val="24"/>
+                    </w:rPr>
+                    <w:t xml:space="preserve">Morbi lacinia molestie dui. Praesent blandit dolor. Sed non quam. In vel mi sit amet augue congue </w:t>
+                  </w:r>
+                </w:p>
+              </w:txbxContent>
+            </v:textbox>
+          </v:shape>
+        </w:pict>
       </w:r>
       <w:r>
-        <w:br/>
+        <w:pict>
+          <v:shape id="DocuMindTextBox27" type="#_x0000_t202" stroked="f" filled="f" o:allowincell="f" style="position:absolute;margin-left:36.140pt;margin-top:541.468pt;width:545.329pt;height:15.424pt;z-index:251659264;mso-position-horizontal-relative:page;mso-position-vertical-relative:page;mso-wrap-style:none;">
+            <w10:wrap type="none"/>
+            <v:textbox inset="0,0,0,0">
+              <w:txbxContent>
+                <w:p>
+                  <w:pPr>
+                    <w:spacing w:before="0" w:after="0" w:lineRule="exact" w:line="288"/>
+                    <w:ind w:left="0" w:right="0" w:firstLine="0"/>
+                  </w:pPr>
+                  <w:r>
+                    <w:rPr>
+                      <w:rFonts w:ascii="Century Schoolbook" w:hAnsi="Century Schoolbook" w:eastAsia="Century Schoolbook" w:cs="Century Schoolbook"/>
+                      <w:b w:val="0"/>
+                      <w:i w:val="0"/>
+                      <w:color w:val="000000"/>
+                      <w:sz w:val="24"/>
+                    </w:rPr>
+                    <w:t xml:space="preserve">elementum. Morbi in ipsum sit amet pede facilisis laoreet. Donec lacus nunc, viverra nec, blandit </w:t>
+                  </w:r>
+                </w:p>
+              </w:txbxContent>
+            </v:textbox>
+          </v:shape>
+        </w:pict>
       </w:r>
       <w:r>
-        <w:rPr>
-          <w:rFonts w:ascii="Century Schoolbook" w:hAnsi="Century Schoolbook" w:eastAsia="Century Schoolbook" w:cs="Century Schoolbook"/>
-          <w:b w:val="0"/>
-          <w:i w:val="0"/>
-          <w:color w:val="000000"/>
-          <w:sz w:val="24"/>
-          <w:fitText w:val="10866" w:id="19"/>
-        </w:rPr>
-        <w:t xml:space="preserve">adipiscing diam, a cursus ipsum ante quis turpis. Nulla facilisi. Ut fringilla. Suspendisse potenti. </w:t>
+        <w:pict>
+          <v:shape id="DocuMindTextBox28" type="#_x0000_t202" stroked="f" filled="f" o:allowincell="f" style="position:absolute;margin-left:36.140pt;margin-top:555.868pt;width:545.329pt;height:15.424pt;z-index:251659264;mso-position-horizontal-relative:page;mso-position-vertical-relative:page;mso-wrap-style:none;">
+            <w10:wrap type="none"/>
+            <v:textbox inset="0,0,0,0">
+              <w:txbxContent>
+                <w:p>
+                  <w:pPr>
+                    <w:spacing w:before="0" w:after="0" w:lineRule="exact" w:line="288"/>
+                    <w:ind w:left="0" w:right="0" w:firstLine="0"/>
+                  </w:pPr>
+                  <w:r>
+                    <w:rPr>
+                      <w:rFonts w:ascii="Century Schoolbook" w:hAnsi="Century Schoolbook" w:eastAsia="Century Schoolbook" w:cs="Century Schoolbook"/>
+                      <w:b w:val="0"/>
+                      <w:i w:val="0"/>
+                      <w:color w:val="000000"/>
+                      <w:sz w:val="24"/>
+                    </w:rPr>
+                    <w:t xml:space="preserve">vel, egestas et, augue. Vestibulum tincidunt malesuada tellus. Ut ultrices ultrices enim. Curabitur </w:t>
+                  </w:r>
+                </w:p>
+              </w:txbxContent>
+            </v:textbox>
+          </v:shape>
+        </w:pict>
       </w:r>
       <w:r>
-        <w:br/>
+        <w:pict>
+          <v:shape id="DocuMindTextBox29" type="#_x0000_t202" stroked="f" filled="f" o:allowincell="f" style="position:absolute;margin-left:36.140pt;margin-top:570.268pt;width:100.023pt;height:15.424pt;z-index:251659264;mso-position-horizontal-relative:page;mso-position-vertical-relative:page;mso-wrap-style:none;">
+            <w10:wrap type="none"/>
+            <v:textbox inset="0,0,0,0">
+              <w:txbxContent>
+                <w:p>
+                  <w:pPr>
+                    <w:spacing w:before="0" w:after="0" w:lineRule="exact" w:line="288"/>
+                    <w:ind w:left="0" w:right="0" w:firstLine="0"/>
+                  </w:pPr>
+                  <w:r>
+                    <w:rPr>
+                      <w:rFonts w:ascii="Century Schoolbook" w:hAnsi="Century Schoolbook" w:eastAsia="Century Schoolbook" w:cs="Century Schoolbook"/>
+                      <w:b w:val="0"/>
+                      <w:i w:val="0"/>
+                      <w:color w:val="000000"/>
+                      <w:sz w:val="24"/>
+                    </w:rPr>
+                    <w:t xml:space="preserve">sit amet mauris.  </w:t>
+                  </w:r>
+                </w:p>
+              </w:txbxContent>
+            </v:textbox>
+          </v:shape>
+        </w:pict>
       </w:r>
       <w:r>
-        <w:rPr>
-          <w:rFonts w:ascii="Century Schoolbook" w:hAnsi="Century Schoolbook" w:eastAsia="Century Schoolbook" w:cs="Century Schoolbook"/>
-          <w:b w:val="0"/>
-          <w:i w:val="0"/>
-          <w:color w:val="000000"/>
-          <w:sz w:val="24"/>
-          <w:fitText w:val="10583" w:id="20"/>
-        </w:rPr>
-        <w:t xml:space="preserve">Nunc feugiat mi a tellus consequat imperdiet. Vestibulum sapien. Proin quam. Etiam ultrices.  </w:t>
-      </w:r>
-    </w:p>
-    <w:p>
-      <w:pPr>
-        <w:spacing w:before="288" w:after="0" w:lineRule="exact" w:line="288"/>
-        <w:ind w:left="0" w:right="24" w:firstLine="0"/>
-        <w:jc w:val="left"/>
-      </w:pPr>
-      <w:r>
-        <w:rPr>
-          <w:rFonts w:ascii="Century Schoolbook" w:hAnsi="Century Schoolbook" w:eastAsia="Century Schoolbook" w:cs="Century Schoolbook"/>
-          <w:b w:val="0"/>
-          <w:i w:val="0"/>
-          <w:color w:val="000000"/>
-          <w:sz w:val="24"/>
-          <w:fitText w:val="10866" w:id="21"/>
-        </w:rPr>
-        <w:t xml:space="preserve">Suspendisse in justo eu magna luctus suscipit. Sed lectus. Integer euismod lacus luctus magna. </w:t>
+        <w:pict>
+          <v:shape id="DocuMindTextBox30" type="#_x0000_t202" stroked="f" filled="f" o:allowincell="f" style="position:absolute;margin-left:36.140pt;margin-top:599.068pt;width:545.322pt;height:15.424pt;z-index:251659264;mso-position-horizontal-relative:page;mso-position-vertical-relative:page;mso-wrap-style:none;">
+            <w10:wrap type="none"/>
+            <v:textbox inset="0,0,0,0">
+              <w:txbxContent>
+                <w:p>
+                  <w:pPr>
+                    <w:spacing w:before="0" w:after="0" w:lineRule="exact" w:line="288"/>
+                    <w:ind w:left="0" w:right="0" w:firstLine="0"/>
+                  </w:pPr>
+                  <w:r>
+                    <w:rPr>
+                      <w:rFonts w:ascii="Century Schoolbook" w:hAnsi="Century Schoolbook" w:eastAsia="Century Schoolbook" w:cs="Century Schoolbook"/>
+                      <w:b w:val="0"/>
+                      <w:i w:val="0"/>
+                      <w:color w:val="000000"/>
+                      <w:sz w:val="24"/>
+                    </w:rPr>
+                    <w:t xml:space="preserve">Morbi in dui quis est pulvinar ullamcorper. Nulla facilisi. Integer lacinia sollicitudin massa. Cras </w:t>
+                  </w:r>
+                </w:p>
+              </w:txbxContent>
+            </v:textbox>
+          </v:shape>
+        </w:pict>
       </w:r>
       <w:r>
-        <w:br/>
+        <w:pict>
+          <v:shape id="DocuMindTextBox31" type="#_x0000_t202" stroked="f" filled="f" o:allowincell="f" style="position:absolute;margin-left:36.140pt;margin-top:613.468pt;width:545.330pt;height:15.424pt;z-index:251659264;mso-position-horizontal-relative:page;mso-position-vertical-relative:page;mso-wrap-style:none;">
+            <w10:wrap type="none"/>
+            <v:textbox inset="0,0,0,0">
+              <w:txbxContent>
+                <w:p>
+                  <w:pPr>
+                    <w:spacing w:before="0" w:after="0" w:lineRule="exact" w:line="288"/>
+                    <w:ind w:left="0" w:right="0" w:firstLine="0"/>
+                  </w:pPr>
+                  <w:r>
+                    <w:rPr>
+                      <w:rFonts w:ascii="Century Schoolbook" w:hAnsi="Century Schoolbook" w:eastAsia="Century Schoolbook" w:cs="Century Schoolbook"/>
+                      <w:b w:val="0"/>
+                      <w:i w:val="0"/>
+                      <w:color w:val="000000"/>
+                      <w:sz w:val="24"/>
+                    </w:rPr>
+                    <w:t xml:space="preserve">metus. Sed aliquet risus a tortor. Integer id quam. Morbi mi. Quisque nisl felis, venenatis tristique, </w:t>
+                  </w:r>
+                </w:p>
+              </w:txbxContent>
+            </v:textbox>
+          </v:shape>
+        </w:pict>
       </w:r>
       <w:r>
-        <w:rPr>
-          <w:rFonts w:ascii="Century Schoolbook" w:hAnsi="Century Schoolbook" w:eastAsia="Century Schoolbook" w:cs="Century Schoolbook"/>
-          <w:b w:val="0"/>
-          <w:i w:val="0"/>
-          <w:color w:val="000000"/>
-          <w:sz w:val="24"/>
-          <w:fitText w:val="10867" w:id="22"/>
-        </w:rPr>
-        <w:t xml:space="preserve">Quisque cursus, metus vitae pharetra auctor, sem massa mattis sem, at interdum magna augue </w:t>
+        <w:pict>
+          <v:shape id="DocuMindTextBox32" type="#_x0000_t202" stroked="f" filled="f" o:allowincell="f" style="position:absolute;margin-left:36.140pt;margin-top:627.868pt;width:545.334pt;height:15.424pt;z-index:251659264;mso-position-horizontal-relative:page;mso-position-vertical-relative:page;mso-wrap-style:none;">
+            <w10:wrap type="none"/>
+            <v:textbox inset="0,0,0,0">
+              <w:txbxContent>
+                <w:p>
+                  <w:pPr>
+                    <w:spacing w:before="0" w:after="0" w:lineRule="exact" w:line="288"/>
+                    <w:ind w:left="0" w:right="0" w:firstLine="0"/>
+                  </w:pPr>
+                  <w:r>
+                    <w:rPr>
+                      <w:rFonts w:ascii="Century Schoolbook" w:hAnsi="Century Schoolbook" w:eastAsia="Century Schoolbook" w:cs="Century Schoolbook"/>
+                      <w:b w:val="0"/>
+                      <w:i w:val="0"/>
+                      <w:color w:val="000000"/>
+                      <w:sz w:val="24"/>
+                    </w:rPr>
+                    <w:t xml:space="preserve">dignissim in, ultrices sit amet, augue. Proin sodales libero eget ante. Nulla quam. Aenean laoreet. </w:t>
+                  </w:r>
+                </w:p>
+              </w:txbxContent>
+            </v:textbox>
+          </v:shape>
+        </w:pict>
       </w:r>
       <w:r>
-        <w:br/>
+        <w:pict>
+          <v:shape id="DocuMindTextBox33" type="#_x0000_t202" stroked="f" filled="f" o:allowincell="f" style="position:absolute;margin-left:36.140pt;margin-top:642.268pt;width:545.325pt;height:15.424pt;z-index:251659264;mso-position-horizontal-relative:page;mso-position-vertical-relative:page;mso-wrap-style:none;">
+            <w10:wrap type="none"/>
+            <v:textbox inset="0,0,0,0">
+              <w:txbxContent>
+                <w:p>
+                  <w:pPr>
+                    <w:spacing w:before="0" w:after="0" w:lineRule="exact" w:line="288"/>
+                    <w:ind w:left="0" w:right="0" w:firstLine="0"/>
+                  </w:pPr>
+                  <w:r>
+                    <w:rPr>
+                      <w:rFonts w:ascii="Century Schoolbook" w:hAnsi="Century Schoolbook" w:eastAsia="Century Schoolbook" w:cs="Century Schoolbook"/>
+                      <w:b w:val="0"/>
+                      <w:i w:val="0"/>
+                      <w:color w:val="000000"/>
+                      <w:sz w:val="24"/>
+                    </w:rPr>
+                    <w:t xml:space="preserve">Vestibulum nisi lectus, commodo ac, facilisis ac, ultricies eu, pede. Ut orci risus, accumsan </w:t>
+                  </w:r>
+                </w:p>
+              </w:txbxContent>
+            </v:textbox>
+          </v:shape>
+        </w:pict>
       </w:r>
       <w:r>
-        <w:rPr>
-          <w:rFonts w:ascii="Century Schoolbook" w:hAnsi="Century Schoolbook" w:eastAsia="Century Schoolbook" w:cs="Century Schoolbook"/>
-          <w:b w:val="0"/>
-          <w:i w:val="0"/>
-          <w:color w:val="000000"/>
-          <w:sz w:val="24"/>
-          <w:fitText w:val="10867" w:id="23"/>
-        </w:rPr>
-        <w:t xml:space="preserve">eget diam. Vestibulum ante ipsum primis in faucibus orci luctus et ultrices posuere cubilia Curae; </w:t>
+        <w:pict>
+          <v:shape id="DocuMindTextBox34" type="#_x0000_t202" stroked="f" filled="f" o:allowincell="f" style="position:absolute;margin-left:36.140pt;margin-top:656.908pt;width:376.908pt;height:15.424pt;z-index:251659264;mso-position-horizontal-relative:page;mso-position-vertical-relative:page;mso-wrap-style:none;">
+            <w10:wrap type="none"/>
+            <v:textbox inset="0,0,0,0">
+              <w:txbxContent>
+                <w:p>
+                  <w:pPr>
+                    <w:spacing w:before="0" w:after="0" w:lineRule="exact" w:line="288"/>
+                    <w:ind w:left="0" w:right="0" w:firstLine="0"/>
+                  </w:pPr>
+                  <w:r>
+                    <w:rPr>
+                      <w:rFonts w:ascii="Century Schoolbook" w:hAnsi="Century Schoolbook" w:eastAsia="Century Schoolbook" w:cs="Century Schoolbook"/>
+                      <w:b w:val="0"/>
+                      <w:i w:val="0"/>
+                      <w:color w:val="000000"/>
+                      <w:sz w:val="24"/>
+                    </w:rPr>
+                    <w:t xml:space="preserve">porttitor, cursus quis, aliquet eget, justo. Sed pretium blandit orci.  </w:t>
+                  </w:r>
+                </w:p>
+              </w:txbxContent>
+            </v:textbox>
+          </v:shape>
+        </w:pict>
       </w:r>
       <w:r>
-        <w:br/>
+        <w:pict>
+          <v:shape id="DocuMindTextBox35" type="#_x0000_t202" stroked="f" filled="f" o:allowincell="f" style="position:absolute;margin-left:36.140pt;margin-top:685.708pt;width:545.329pt;height:15.424pt;z-index:251659264;mso-position-horizontal-relative:page;mso-position-vertical-relative:page;mso-wrap-style:none;">
+            <w10:wrap type="none"/>
+            <v:textbox inset="0,0,0,0">
+              <w:txbxContent>
+                <w:p>
+                  <w:pPr>
+                    <w:spacing w:before="0" w:after="0" w:lineRule="exact" w:line="288"/>
+                    <w:ind w:left="0" w:right="0" w:firstLine="0"/>
+                  </w:pPr>
+                  <w:r>
+                    <w:rPr>
+                      <w:rFonts w:ascii="Century Schoolbook" w:hAnsi="Century Schoolbook" w:eastAsia="Century Schoolbook" w:cs="Century Schoolbook"/>
+                      <w:b w:val="0"/>
+                      <w:i w:val="0"/>
+                      <w:color w:val="000000"/>
+                      <w:sz w:val="24"/>
+                    </w:rPr>
+                    <w:t xml:space="preserve">Ut eu diam at pede suscipit sodales. Aenean lectus elit, fermentum non, convallis id, sagittis at, </w:t>
+                  </w:r>
+                </w:p>
+              </w:txbxContent>
+            </v:textbox>
+          </v:shape>
+        </w:pict>
       </w:r>
       <w:r>
-        <w:rPr>
-          <w:rFonts w:ascii="Century Schoolbook" w:hAnsi="Century Schoolbook" w:eastAsia="Century Schoolbook" w:cs="Century Schoolbook"/>
-          <w:b w:val="0"/>
-          <w:i w:val="0"/>
-          <w:color w:val="000000"/>
-          <w:sz w:val="24"/>
-          <w:fitText w:val="10867" w:id="24"/>
-        </w:rPr>
-        <w:t xml:space="preserve">Morbi lacinia molestie dui. Praesent blandit dolor. Sed non quam. In vel mi sit amet augue congue </w:t>
+        <w:pict>
+          <v:shape id="DocuMindTextBox36" type="#_x0000_t202" stroked="f" filled="f" o:allowincell="f" style="position:absolute;margin-left:36.140pt;margin-top:700.108pt;width:545.333pt;height:15.424pt;z-index:251659264;mso-position-horizontal-relative:page;mso-position-vertical-relative:page;mso-wrap-style:none;">
+            <w10:wrap type="none"/>
+            <v:textbox inset="0,0,0,0">
+              <w:txbxContent>
+                <w:p>
+                  <w:pPr>
+                    <w:spacing w:before="0" w:after="0" w:lineRule="exact" w:line="288"/>
+                    <w:ind w:left="0" w:right="0" w:firstLine="0"/>
+                  </w:pPr>
+                  <w:r>
+                    <w:rPr>
+                      <w:rFonts w:ascii="Century Schoolbook" w:hAnsi="Century Schoolbook" w:eastAsia="Century Schoolbook" w:cs="Century Schoolbook"/>
+                      <w:b w:val="0"/>
+                      <w:i w:val="0"/>
+                      <w:color w:val="000000"/>
+                      <w:sz w:val="24"/>
+                    </w:rPr>
+                    <w:t xml:space="preserve">neque. Nullam mauris orci, aliquet et, iaculis et, viverra vitae, ligula. Nulla ut felis in purus </w:t>
+                  </w:r>
+                </w:p>
+              </w:txbxContent>
+            </v:textbox>
+          </v:shape>
+        </w:pict>
       </w:r>
       <w:r>
-        <w:br/>
-      </w:r>
-      <w:r>
-        <w:rPr>
-          <w:rFonts w:ascii="Century Schoolbook" w:hAnsi="Century Schoolbook" w:eastAsia="Century Schoolbook" w:cs="Century Schoolbook"/>
-          <w:b w:val="0"/>
-          <w:i w:val="0"/>
-          <w:color w:val="000000"/>
-          <w:sz w:val="24"/>
-          <w:fitText w:val="10867" w:id="25"/>
-        </w:rPr>
-        <w:t xml:space="preserve">elementum. Morbi in ipsum sit amet pede facilisis laoreet. Donec lacus nunc, viverra nec, blandit </w:t>
-      </w:r>
-      <w:r>
-        <w:br/>
-      </w:r>
-      <w:r>
-        <w:rPr>
-          <w:rFonts w:ascii="Century Schoolbook" w:hAnsi="Century Schoolbook" w:eastAsia="Century Schoolbook" w:cs="Century Schoolbook"/>
-          <w:b w:val="0"/>
-          <w:i w:val="0"/>
-          <w:color w:val="000000"/>
-          <w:sz w:val="24"/>
-          <w:fitText w:val="10867" w:id="26"/>
-        </w:rPr>
-        <w:t xml:space="preserve">vel, egestas et, augue. Vestibulum tincidunt malesuada tellus. Ut ultrices ultrices enim. Curabitur </w:t>
-      </w:r>
-      <w:r>
-        <w:br/>
-      </w:r>
-      <w:r>
-        <w:rPr>
-          <w:rFonts w:ascii="Century Schoolbook" w:hAnsi="Century Schoolbook" w:eastAsia="Century Schoolbook" w:cs="Century Schoolbook"/>
-          <w:b w:val="0"/>
-          <w:i w:val="0"/>
-          <w:color w:val="000000"/>
-          <w:sz w:val="24"/>
-          <w:fitText w:val="1960" w:id="27"/>
-        </w:rPr>
-        <w:t xml:space="preserve">sit amet mauris.  </w:t>
-      </w:r>
-    </w:p>
-    <w:p>
-      <w:pPr>
-        <w:spacing w:before="288" w:after="0" w:lineRule="exact" w:line="288"/>
-        <w:ind w:left="0" w:right="24" w:firstLine="0"/>
-        <w:jc w:val="left"/>
-      </w:pPr>
-      <w:r>
-        <w:rPr>
-          <w:rFonts w:ascii="Century Schoolbook" w:hAnsi="Century Schoolbook" w:eastAsia="Century Schoolbook" w:cs="Century Schoolbook"/>
-          <w:b w:val="0"/>
-          <w:i w:val="0"/>
-          <w:color w:val="000000"/>
-          <w:sz w:val="24"/>
-          <w:fitText w:val="10866" w:id="28"/>
-        </w:rPr>
-        <w:t xml:space="preserve">Morbi in dui quis est pulvinar ullamcorper. Nulla facilisi. Integer lacinia sollicitudin massa. Cras </w:t>
-      </w:r>
-      <w:r>
-        <w:br/>
-      </w:r>
-      <w:r>
-        <w:rPr>
-          <w:rFonts w:ascii="Century Schoolbook" w:hAnsi="Century Schoolbook" w:eastAsia="Century Schoolbook" w:cs="Century Schoolbook"/>
-          <w:b w:val="0"/>
-          <w:i w:val="0"/>
-          <w:color w:val="000000"/>
-          <w:sz w:val="24"/>
-          <w:fitText w:val="10867" w:id="29"/>
-        </w:rPr>
-        <w:t xml:space="preserve">metus. Sed aliquet risus a tortor. Integer id quam. Morbi mi. Quisque nisl felis, venenatis tristique, </w:t>
-      </w:r>
-      <w:r>
-        <w:br/>
-      </w:r>
-      <w:r>
-        <w:rPr>
-          <w:rFonts w:ascii="Century Schoolbook" w:hAnsi="Century Schoolbook" w:eastAsia="Century Schoolbook" w:cs="Century Schoolbook"/>
-          <w:b w:val="0"/>
-          <w:i w:val="0"/>
-          <w:color w:val="000000"/>
-          <w:sz w:val="24"/>
-          <w:fitText w:val="10867" w:id="30"/>
-        </w:rPr>
-        <w:t xml:space="preserve">dignissim in, ultrices sit amet, augue. Proin sodales libero eget ante. Nulla quam. Aenean laoreet. </w:t>
-      </w:r>
-      <w:r>
-        <w:br/>
-      </w:r>
-      <w:r>
-        <w:rPr>
-          <w:rFonts w:ascii="Century Schoolbook" w:hAnsi="Century Schoolbook" w:eastAsia="Century Schoolbook" w:cs="Century Schoolbook"/>
-          <w:b w:val="0"/>
-          <w:i w:val="0"/>
-          <w:color w:val="000000"/>
-          <w:sz w:val="24"/>
-          <w:fitText w:val="10867" w:id="31"/>
-        </w:rPr>
-        <w:t xml:space="preserve">Vestibulum nisi lectus, commodo ac, facilisis ac, ultricies eu, pede. Ut orci risus, accumsan </w:t>
-      </w:r>
-      <w:r>
-        <w:br/>
-      </w:r>
-      <w:r>
-        <w:rPr>
-          <w:rFonts w:ascii="Century Schoolbook" w:hAnsi="Century Schoolbook" w:eastAsia="Century Schoolbook" w:cs="Century Schoolbook"/>
-          <w:b w:val="0"/>
-          <w:i w:val="0"/>
-          <w:color w:val="000000"/>
-          <w:sz w:val="24"/>
-          <w:fitText w:val="7498" w:id="32"/>
-        </w:rPr>
-        <w:t xml:space="preserve">porttitor, cursus quis, aliquet eget, justo. Sed pretium blandit orci.  </w:t>
-      </w:r>
-    </w:p>
-    <w:p>
-      <w:pPr>
-        <w:spacing w:before="288" w:after="0" w:lineRule="exact" w:line="288"/>
-        <w:ind w:left="0" w:right="24" w:firstLine="0"/>
-        <w:jc w:val="left"/>
-      </w:pPr>
-      <w:r>
-        <w:rPr>
-          <w:rFonts w:ascii="Century Schoolbook" w:hAnsi="Century Schoolbook" w:eastAsia="Century Schoolbook" w:cs="Century Schoolbook"/>
-          <w:b w:val="0"/>
-          <w:i w:val="0"/>
-          <w:color w:val="000000"/>
-          <w:sz w:val="24"/>
-          <w:fitText w:val="10867" w:id="33"/>
-        </w:rPr>
-        <w:t xml:space="preserve">Ut eu diam at pede suscipit sodales. Aenean lectus elit, fermentum non, convallis id, sagittis at, </w:t>
-      </w:r>
-      <w:r>
-        <w:br/>
-      </w:r>
-      <w:r>
-        <w:rPr>
-          <w:rFonts w:ascii="Century Schoolbook" w:hAnsi="Century Schoolbook" w:eastAsia="Century Schoolbook" w:cs="Century Schoolbook"/>
-          <w:b w:val="0"/>
-          <w:i w:val="0"/>
-          <w:color w:val="000000"/>
-          <w:sz w:val="24"/>
-          <w:fitText w:val="10867" w:id="34"/>
-        </w:rPr>
-        <w:t xml:space="preserve">neque. Nullam mauris orci, aliquet et, iaculis et, viverra vitae, ligula. Nulla ut felis in purus </w:t>
-      </w:r>
-      <w:r>
-        <w:br/>
-      </w:r>
-      <w:r>
-        <w:rPr>
-          <w:rFonts w:ascii="Century Schoolbook" w:hAnsi="Century Schoolbook" w:eastAsia="Century Schoolbook" w:cs="Century Schoolbook"/>
-          <w:b w:val="0"/>
-          <w:i w:val="0"/>
-          <w:color w:val="000000"/>
-          <w:sz w:val="24"/>
-          <w:fitText w:val="10867" w:id="35"/>
-        </w:rPr>
-        <w:t xml:space="preserve">aliquam imperdiet. Maecenas aliquet mollis lectus. Vivamus consectetuer risus et tortor. Lorem </w:t>
+        <w:pict>
+          <v:shape id="DocuMindTextBox37" type="#_x0000_t202" stroked="f" filled="f" o:allowincell="f" style="position:absolute;margin-left:36.140pt;margin-top:714.508pt;width:545.331pt;height:15.424pt;z-index:251659264;mso-position-horizontal-relative:page;mso-position-vertical-relative:page;mso-wrap-style:none;">
+            <w10:wrap type="none"/>
+            <v:textbox inset="0,0,0,0">
+              <w:txbxContent>
+                <w:p>
+                  <w:pPr>
+                    <w:spacing w:before="0" w:after="0" w:lineRule="exact" w:line="288"/>
+                    <w:ind w:left="0" w:right="0" w:firstLine="0"/>
+                  </w:pPr>
+                  <w:r>
+                    <w:rPr>
+                      <w:rFonts w:ascii="Century Schoolbook" w:hAnsi="Century Schoolbook" w:eastAsia="Century Schoolbook" w:cs="Century Schoolbook"/>
+                      <w:b w:val="0"/>
+                      <w:i w:val="0"/>
+                      <w:color w:val="000000"/>
+                      <w:sz w:val="24"/>
+                    </w:rPr>
+                    <w:t xml:space="preserve">aliquam imperdiet. Maecenas aliquet mollis lectus. Vivamus consectetuer risus et tortor. Lorem </w:t>
+                  </w:r>
+                </w:p>
+              </w:txbxContent>
+            </v:textbox>
+          </v:shape>
+        </w:pict>
       </w:r>
     </w:p>
     <w:p>
       <w:pPr>
         <w:sectPr>
           <w:pgSz w:w="12240" w:h="15840"/>
-          <w:pgMar w:top="972" w:right="627" w:bottom="1261" w:left="723" w:header="720" w:footer="720" w:gutter="0"/>
+          <w:pgMar w:top="0" w:right="0" w:bottom="0" w:left="0" w:header="0" w:footer="0" w:gutter="0"/>
           <w:cols w:space="720"/>
           <w:docGrid w:linePitch="360"/>
         </w:sectPr>
@@ -562,605 +1023,1126 @@
     </w:p>
     <w:p>
       <w:pPr>
-        <w:spacing w:before="0" w:after="0" w:lineRule="exact" w:line="288"/>
-        <w:ind w:left="0" w:right="0" w:firstLine="0"/>
-        <w:jc w:val="left"/>
+        <w:spacing w:before="0" w:after="0" w:lineRule="exact" w:line="20"/>
       </w:pPr>
       <w:r>
         <w:rPr>
-          <w:rFonts w:ascii="Century Schoolbook" w:hAnsi="Century Schoolbook" w:eastAsia="Century Schoolbook" w:cs="Century Schoolbook"/>
-          <w:b w:val="0"/>
-          <w:i w:val="0"/>
-          <w:color w:val="000000"/>
-          <w:sz w:val="24"/>
-          <w:fitText w:val="10866" w:id="36"/>
+          <w:sz w:val="2"/>
         </w:rPr>
-        <w:t xml:space="preserve">ipsum dolor sit amet, consectetur adipiscing elit. Integer nec odio. Praesent libero. Sed cursus ante </w:t>
       </w:r>
       <w:r>
-        <w:br/>
+        <w:pict>
+          <v:shape id="DocuMindTextBox38" type="#_x0000_t202" stroked="f" filled="f" o:allowincell="f" style="position:absolute;margin-left:303.020pt;margin-top:742.036pt;width:10.794pt;height:15.652pt;z-index:251659264;mso-position-horizontal-relative:page;mso-position-vertical-relative:page;mso-wrap-style:none;">
+            <w10:wrap type="none"/>
+            <v:textbox inset="0,0,0,0">
+              <w:txbxContent>
+                <w:p>
+                  <w:pPr>
+                    <w:spacing w:before="0" w:after="0" w:lineRule="exact" w:line="293"/>
+                    <w:ind w:left="0" w:right="0" w:firstLine="0"/>
+                  </w:pPr>
+                  <w:r>
+                    <w:rPr>
+                      <w:rFonts w:ascii="Calibri" w:hAnsi="Calibri" w:eastAsia="Calibri" w:cs="Calibri"/>
+                      <w:b w:val="0"/>
+                      <w:i w:val="0"/>
+                      <w:color w:val="000000"/>
+                      <w:sz w:val="24"/>
+                    </w:rPr>
+                    <w:t xml:space="preserve">2 </w:t>
+                  </w:r>
+                </w:p>
+              </w:txbxContent>
+            </v:textbox>
+          </v:shape>
+        </w:pict>
       </w:r>
       <w:r>
-        <w:rPr>
-          <w:rFonts w:ascii="Century Schoolbook" w:hAnsi="Century Schoolbook" w:eastAsia="Century Schoolbook" w:cs="Century Schoolbook"/>
-          <w:b w:val="0"/>
-          <w:i w:val="0"/>
-          <w:color w:val="000000"/>
-          <w:sz w:val="24"/>
-          <w:fitText w:val="10867" w:id="37"/>
-        </w:rPr>
-        <w:t xml:space="preserve">dapibus diam. Sed nisi. Nulla quis sem at nibh elementum imperdiet. Duis sagittis ipsum. </w:t>
+        <w:pict>
+          <v:shape id="DocuMindTextBox39" type="#_x0000_t202" stroked="f" filled="f" o:allowincell="f" style="position:absolute;margin-left:36.140pt;margin-top:36.508pt;width:545.322pt;height:15.424pt;z-index:251659264;mso-position-horizontal-relative:page;mso-position-vertical-relative:page;mso-wrap-style:none;">
+            <w10:wrap type="none"/>
+            <v:textbox inset="0,0,0,0">
+              <w:txbxContent>
+                <w:p>
+                  <w:pPr>
+                    <w:spacing w:before="0" w:after="0" w:lineRule="exact" w:line="288"/>
+                    <w:ind w:left="0" w:right="0" w:firstLine="0"/>
+                  </w:pPr>
+                  <w:r>
+                    <w:rPr>
+                      <w:rFonts w:ascii="Century Schoolbook" w:hAnsi="Century Schoolbook" w:eastAsia="Century Schoolbook" w:cs="Century Schoolbook"/>
+                      <w:b w:val="0"/>
+                      <w:i w:val="0"/>
+                      <w:color w:val="000000"/>
+                      <w:sz w:val="24"/>
+                    </w:rPr>
+                    <w:t xml:space="preserve">ipsum dolor sit amet, consectetur adipiscing elit. Integer nec odio. Praesent libero. Sed cursus ante </w:t>
+                  </w:r>
+                </w:p>
+              </w:txbxContent>
+            </v:textbox>
+          </v:shape>
+        </w:pict>
       </w:r>
       <w:r>
-        <w:br/>
+        <w:pict>
+          <v:shape id="DocuMindTextBox40" type="#_x0000_t202" stroked="f" filled="f" o:allowincell="f" style="position:absolute;margin-left:36.140pt;margin-top:50.908pt;width:545.335pt;height:15.424pt;z-index:251659264;mso-position-horizontal-relative:page;mso-position-vertical-relative:page;mso-wrap-style:none;">
+            <w10:wrap type="none"/>
+            <v:textbox inset="0,0,0,0">
+              <w:txbxContent>
+                <w:p>
+                  <w:pPr>
+                    <w:spacing w:before="0" w:after="0" w:lineRule="exact" w:line="288"/>
+                    <w:ind w:left="0" w:right="0" w:firstLine="0"/>
+                  </w:pPr>
+                  <w:r>
+                    <w:rPr>
+                      <w:rFonts w:ascii="Century Schoolbook" w:hAnsi="Century Schoolbook" w:eastAsia="Century Schoolbook" w:cs="Century Schoolbook"/>
+                      <w:b w:val="0"/>
+                      <w:i w:val="0"/>
+                      <w:color w:val="000000"/>
+                      <w:sz w:val="24"/>
+                    </w:rPr>
+                    <w:t xml:space="preserve">dapibus diam. Sed nisi. Nulla quis sem at nibh elementum imperdiet. Duis sagittis ipsum. </w:t>
+                  </w:r>
+                </w:p>
+              </w:txbxContent>
+            </v:textbox>
+          </v:shape>
+        </w:pict>
       </w:r>
       <w:r>
-        <w:rPr>
-          <w:rFonts w:ascii="Century Schoolbook" w:hAnsi="Century Schoolbook" w:eastAsia="Century Schoolbook" w:cs="Century Schoolbook"/>
-          <w:b w:val="0"/>
-          <w:i w:val="0"/>
-          <w:color w:val="000000"/>
-          <w:sz w:val="24"/>
-          <w:fitText w:val="2045" w:id="38"/>
-        </w:rPr>
-        <w:t xml:space="preserve">Praesent mauris.  </w:t>
-      </w:r>
-    </w:p>
-    <w:p>
-      <w:pPr>
-        <w:spacing w:before="288" w:after="0" w:lineRule="exact" w:line="288"/>
-        <w:ind w:left="0" w:right="0" w:firstLine="0"/>
-        <w:jc w:val="left"/>
-      </w:pPr>
-      <w:r>
-        <w:rPr>
-          <w:rFonts w:ascii="Century Schoolbook" w:hAnsi="Century Schoolbook" w:eastAsia="Century Schoolbook" w:cs="Century Schoolbook"/>
-          <w:b w:val="0"/>
-          <w:i w:val="0"/>
-          <w:color w:val="000000"/>
-          <w:sz w:val="24"/>
-          <w:fitText w:val="10867" w:id="39"/>
-        </w:rPr>
-        <w:t xml:space="preserve">Fusce nec tellus sed augue semper porta. Mauris massa. Vestibulum lacinia arcu eget nulla. Class </w:t>
+        <w:pict>
+          <v:shape id="DocuMindTextBox41" type="#_x0000_t202" stroked="f" filled="f" o:allowincell="f" style="position:absolute;margin-left:36.140pt;margin-top:65.308pt;width:104.230pt;height:15.424pt;z-index:251659264;mso-position-horizontal-relative:page;mso-position-vertical-relative:page;mso-wrap-style:none;">
+            <w10:wrap type="none"/>
+            <v:textbox inset="0,0,0,0">
+              <w:txbxContent>
+                <w:p>
+                  <w:pPr>
+                    <w:spacing w:before="0" w:after="0" w:lineRule="exact" w:line="288"/>
+                    <w:ind w:left="0" w:right="0" w:firstLine="0"/>
+                  </w:pPr>
+                  <w:r>
+                    <w:rPr>
+                      <w:rFonts w:ascii="Century Schoolbook" w:hAnsi="Century Schoolbook" w:eastAsia="Century Schoolbook" w:cs="Century Schoolbook"/>
+                      <w:b w:val="0"/>
+                      <w:i w:val="0"/>
+                      <w:color w:val="000000"/>
+                      <w:sz w:val="24"/>
+                    </w:rPr>
+                    <w:t xml:space="preserve">Praesent mauris.  </w:t>
+                  </w:r>
+                </w:p>
+              </w:txbxContent>
+            </v:textbox>
+          </v:shape>
+        </w:pict>
       </w:r>
       <w:r>
-        <w:br/>
+        <w:pict>
+          <v:shape id="DocuMindTextBox42" type="#_x0000_t202" stroked="f" filled="f" o:allowincell="f" style="position:absolute;margin-left:36.140pt;margin-top:94.108pt;width:545.330pt;height:15.424pt;z-index:251659264;mso-position-horizontal-relative:page;mso-position-vertical-relative:page;mso-wrap-style:none;">
+            <w10:wrap type="none"/>
+            <v:textbox inset="0,0,0,0">
+              <w:txbxContent>
+                <w:p>
+                  <w:pPr>
+                    <w:spacing w:before="0" w:after="0" w:lineRule="exact" w:line="288"/>
+                    <w:ind w:left="0" w:right="0" w:firstLine="0"/>
+                  </w:pPr>
+                  <w:r>
+                    <w:rPr>
+                      <w:rFonts w:ascii="Century Schoolbook" w:hAnsi="Century Schoolbook" w:eastAsia="Century Schoolbook" w:cs="Century Schoolbook"/>
+                      <w:b w:val="0"/>
+                      <w:i w:val="0"/>
+                      <w:color w:val="000000"/>
+                      <w:sz w:val="24"/>
+                    </w:rPr>
+                    <w:t xml:space="preserve">Fusce nec tellus sed augue semper porta. Mauris massa. Vestibulum lacinia arcu eget nulla. Class </w:t>
+                  </w:r>
+                </w:p>
+              </w:txbxContent>
+            </v:textbox>
+          </v:shape>
+        </w:pict>
       </w:r>
       <w:r>
-        <w:rPr>
-          <w:rFonts w:ascii="Century Schoolbook" w:hAnsi="Century Schoolbook" w:eastAsia="Century Schoolbook" w:cs="Century Schoolbook"/>
-          <w:b w:val="0"/>
-          <w:i w:val="0"/>
-          <w:color w:val="000000"/>
-          <w:sz w:val="24"/>
-          <w:fitText w:val="10867" w:id="40"/>
-        </w:rPr>
-        <w:t xml:space="preserve">aptent taciti sociosqu ad litora torquent per conubia nostra, per inceptos himenaeos. Curabitur </w:t>
+        <w:pict>
+          <v:shape id="DocuMindTextBox43" type="#_x0000_t202" stroked="f" filled="f" o:allowincell="f" style="position:absolute;margin-left:36.140pt;margin-top:108.748pt;width:545.326pt;height:15.424pt;z-index:251659264;mso-position-horizontal-relative:page;mso-position-vertical-relative:page;mso-wrap-style:none;">
+            <w10:wrap type="none"/>
+            <v:textbox inset="0,0,0,0">
+              <w:txbxContent>
+                <w:p>
+                  <w:pPr>
+                    <w:spacing w:before="0" w:after="0" w:lineRule="exact" w:line="288"/>
+                    <w:ind w:left="0" w:right="0" w:firstLine="0"/>
+                  </w:pPr>
+                  <w:r>
+                    <w:rPr>
+                      <w:rFonts w:ascii="Century Schoolbook" w:hAnsi="Century Schoolbook" w:eastAsia="Century Schoolbook" w:cs="Century Schoolbook"/>
+                      <w:b w:val="0"/>
+                      <w:i w:val="0"/>
+                      <w:color w:val="000000"/>
+                      <w:sz w:val="24"/>
+                    </w:rPr>
+                    <w:t xml:space="preserve">aptent taciti sociosqu ad litora torquent per conubia nostra, per inceptos himenaeos. Curabitur </w:t>
+                  </w:r>
+                </w:p>
+              </w:txbxContent>
+            </v:textbox>
+          </v:shape>
+        </w:pict>
       </w:r>
       <w:r>
-        <w:br/>
+        <w:pict>
+          <v:shape id="DocuMindTextBox44" type="#_x0000_t202" stroked="f" filled="f" o:allowincell="f" style="position:absolute;margin-left:36.140pt;margin-top:123.148pt;width:545.319pt;height:15.424pt;z-index:251659264;mso-position-horizontal-relative:page;mso-position-vertical-relative:page;mso-wrap-style:none;">
+            <w10:wrap type="none"/>
+            <v:textbox inset="0,0,0,0">
+              <w:txbxContent>
+                <w:p>
+                  <w:pPr>
+                    <w:spacing w:before="0" w:after="0" w:lineRule="exact" w:line="288"/>
+                    <w:ind w:left="0" w:right="0" w:firstLine="0"/>
+                  </w:pPr>
+                  <w:r>
+                    <w:rPr>
+                      <w:rFonts w:ascii="Century Schoolbook" w:hAnsi="Century Schoolbook" w:eastAsia="Century Schoolbook" w:cs="Century Schoolbook"/>
+                      <w:b w:val="0"/>
+                      <w:i w:val="0"/>
+                      <w:color w:val="000000"/>
+                      <w:sz w:val="24"/>
+                    </w:rPr>
+                    <w:t xml:space="preserve">sodales ligula in libero. Sed dignissim lacinia nunc. Curabitur tortor. Pellentesque nibh. Aenean </w:t>
+                  </w:r>
+                </w:p>
+              </w:txbxContent>
+            </v:textbox>
+          </v:shape>
+        </w:pict>
       </w:r>
       <w:r>
-        <w:rPr>
-          <w:rFonts w:ascii="Century Schoolbook" w:hAnsi="Century Schoolbook" w:eastAsia="Century Schoolbook" w:cs="Century Schoolbook"/>
-          <w:b w:val="0"/>
-          <w:i w:val="0"/>
-          <w:color w:val="000000"/>
-          <w:sz w:val="24"/>
-          <w:fitText w:val="10866" w:id="41"/>
-        </w:rPr>
-        <w:t xml:space="preserve">sodales ligula in libero. Sed dignissim lacinia nunc. Curabitur tortor. Pellentesque nibh. Aenean </w:t>
+        <w:pict>
+          <v:shape id="DocuMindTextBox45" type="#_x0000_t202" stroked="f" filled="f" o:allowincell="f" style="position:absolute;margin-left:36.140pt;margin-top:137.548pt;width:455.160pt;height:15.424pt;z-index:251659264;mso-position-horizontal-relative:page;mso-position-vertical-relative:page;mso-wrap-style:none;">
+            <w10:wrap type="none"/>
+            <v:textbox inset="0,0,0,0">
+              <w:txbxContent>
+                <w:p>
+                  <w:pPr>
+                    <w:spacing w:before="0" w:after="0" w:lineRule="exact" w:line="288"/>
+                    <w:ind w:left="0" w:right="0" w:firstLine="0"/>
+                  </w:pPr>
+                  <w:r>
+                    <w:rPr>
+                      <w:rFonts w:ascii="Century Schoolbook" w:hAnsi="Century Schoolbook" w:eastAsia="Century Schoolbook" w:cs="Century Schoolbook"/>
+                      <w:b w:val="0"/>
+                      <w:i w:val="0"/>
+                      <w:color w:val="000000"/>
+                      <w:sz w:val="24"/>
+                    </w:rPr>
+                    <w:t xml:space="preserve">quam. In scelerisque sem at dolor. Maecenas mattis. Sed convallis tristique sem.  </w:t>
+                  </w:r>
+                </w:p>
+              </w:txbxContent>
+            </v:textbox>
+          </v:shape>
+        </w:pict>
       </w:r>
       <w:r>
-        <w:br/>
+        <w:pict>
+          <v:shape id="DocuMindTextBox46" type="#_x0000_t202" stroked="f" filled="f" o:allowincell="f" style="position:absolute;margin-left:36.140pt;margin-top:166.348pt;width:545.334pt;height:15.424pt;z-index:251659264;mso-position-horizontal-relative:page;mso-position-vertical-relative:page;mso-wrap-style:none;">
+            <w10:wrap type="none"/>
+            <v:textbox inset="0,0,0,0">
+              <w:txbxContent>
+                <w:p>
+                  <w:pPr>
+                    <w:spacing w:before="0" w:after="0" w:lineRule="exact" w:line="288"/>
+                    <w:ind w:left="0" w:right="0" w:firstLine="0"/>
+                  </w:pPr>
+                  <w:r>
+                    <w:rPr>
+                      <w:rFonts w:ascii="Century Schoolbook" w:hAnsi="Century Schoolbook" w:eastAsia="Century Schoolbook" w:cs="Century Schoolbook"/>
+                      <w:b w:val="0"/>
+                      <w:i w:val="0"/>
+                      <w:color w:val="000000"/>
+                      <w:sz w:val="24"/>
+                    </w:rPr>
+                    <w:t xml:space="preserve">Proin ut ligula vel nunc egestas porttitor. Morbi lectus risus, iaculis vel, suscipit quis, luctus non, </w:t>
+                  </w:r>
+                </w:p>
+              </w:txbxContent>
+            </v:textbox>
+          </v:shape>
+        </w:pict>
       </w:r>
       <w:r>
-        <w:rPr>
-          <w:rFonts w:ascii="Century Schoolbook" w:hAnsi="Century Schoolbook" w:eastAsia="Century Schoolbook" w:cs="Century Schoolbook"/>
-          <w:b w:val="0"/>
-          <w:i w:val="0"/>
-          <w:color w:val="000000"/>
-          <w:sz w:val="24"/>
-          <w:fitText w:val="9063" w:id="42"/>
-        </w:rPr>
-        <w:t xml:space="preserve">quam. In scelerisque sem at dolor. Maecenas mattis. Sed convallis tristique sem.  </w:t>
-      </w:r>
-    </w:p>
-    <w:p>
-      <w:pPr>
-        <w:spacing w:before="288" w:after="0" w:lineRule="exact" w:line="288"/>
-        <w:ind w:left="0" w:right="0" w:firstLine="0"/>
-        <w:jc w:val="left"/>
-      </w:pPr>
-      <w:r>
-        <w:rPr>
-          <w:rFonts w:ascii="Century Schoolbook" w:hAnsi="Century Schoolbook" w:eastAsia="Century Schoolbook" w:cs="Century Schoolbook"/>
-          <w:b w:val="0"/>
-          <w:i w:val="0"/>
-          <w:color w:val="000000"/>
-          <w:sz w:val="24"/>
-          <w:fitText w:val="10867" w:id="43"/>
-        </w:rPr>
-        <w:t xml:space="preserve">Proin ut ligula vel nunc egestas porttitor. Morbi lectus risus, iaculis vel, suscipit quis, luctus non, </w:t>
+        <w:pict>
+          <v:shape id="DocuMindTextBox47" type="#_x0000_t202" stroked="f" filled="f" o:allowincell="f" style="position:absolute;margin-left:36.140pt;margin-top:180.748pt;width:545.328pt;height:15.424pt;z-index:251659264;mso-position-horizontal-relative:page;mso-position-vertical-relative:page;mso-wrap-style:none;">
+            <w10:wrap type="none"/>
+            <v:textbox inset="0,0,0,0">
+              <w:txbxContent>
+                <w:p>
+                  <w:pPr>
+                    <w:spacing w:before="0" w:after="0" w:lineRule="exact" w:line="288"/>
+                    <w:ind w:left="0" w:right="0" w:firstLine="0"/>
+                  </w:pPr>
+                  <w:r>
+                    <w:rPr>
+                      <w:rFonts w:ascii="Century Schoolbook" w:hAnsi="Century Schoolbook" w:eastAsia="Century Schoolbook" w:cs="Century Schoolbook"/>
+                      <w:b w:val="0"/>
+                      <w:i w:val="0"/>
+                      <w:color w:val="000000"/>
+                      <w:sz w:val="24"/>
+                    </w:rPr>
+                    <w:t xml:space="preserve">massa. Fusce ac turpis quis ligula lacinia aliquet. Mauris ipsum. Nulla metus metus, ullamcorper </w:t>
+                  </w:r>
+                </w:p>
+              </w:txbxContent>
+            </v:textbox>
+          </v:shape>
+        </w:pict>
       </w:r>
       <w:r>
-        <w:br/>
+        <w:pict>
+          <v:shape id="DocuMindTextBox48" type="#_x0000_t202" stroked="f" filled="f" o:allowincell="f" style="position:absolute;margin-left:36.140pt;margin-top:195.148pt;width:545.326pt;height:15.424pt;z-index:251659264;mso-position-horizontal-relative:page;mso-position-vertical-relative:page;mso-wrap-style:none;">
+            <w10:wrap type="none"/>
+            <v:textbox inset="0,0,0,0">
+              <w:txbxContent>
+                <w:p>
+                  <w:pPr>
+                    <w:spacing w:before="0" w:after="0" w:lineRule="exact" w:line="288"/>
+                    <w:ind w:left="0" w:right="0" w:firstLine="0"/>
+                  </w:pPr>
+                  <w:r>
+                    <w:rPr>
+                      <w:rFonts w:ascii="Century Schoolbook" w:hAnsi="Century Schoolbook" w:eastAsia="Century Schoolbook" w:cs="Century Schoolbook"/>
+                      <w:b w:val="0"/>
+                      <w:i w:val="0"/>
+                      <w:color w:val="000000"/>
+                      <w:sz w:val="24"/>
+                    </w:rPr>
+                    <w:t xml:space="preserve">vel, tincidunt sed, euismod in, nibh. Quisque volutpat condimentum velit. Class aptent taciti </w:t>
+                  </w:r>
+                </w:p>
+              </w:txbxContent>
+            </v:textbox>
+          </v:shape>
+        </w:pict>
       </w:r>
       <w:r>
-        <w:rPr>
-          <w:rFonts w:ascii="Century Schoolbook" w:hAnsi="Century Schoolbook" w:eastAsia="Century Schoolbook" w:cs="Century Schoolbook"/>
-          <w:b w:val="0"/>
-          <w:i w:val="0"/>
-          <w:color w:val="000000"/>
-          <w:sz w:val="24"/>
-          <w:fitText w:val="10867" w:id="44"/>
-        </w:rPr>
-        <w:t xml:space="preserve">massa. Fusce ac turpis quis ligula lacinia aliquet. Mauris ipsum. Nulla metus metus, ullamcorper </w:t>
+        <w:pict>
+          <v:shape id="DocuMindTextBox49" type="#_x0000_t202" stroked="f" filled="f" o:allowincell="f" style="position:absolute;margin-left:36.140pt;margin-top:209.548pt;width:545.333pt;height:15.424pt;z-index:251659264;mso-position-horizontal-relative:page;mso-position-vertical-relative:page;mso-wrap-style:none;">
+            <w10:wrap type="none"/>
+            <v:textbox inset="0,0,0,0">
+              <w:txbxContent>
+                <w:p>
+                  <w:pPr>
+                    <w:spacing w:before="0" w:after="0" w:lineRule="exact" w:line="288"/>
+                    <w:ind w:left="0" w:right="0" w:firstLine="0"/>
+                  </w:pPr>
+                  <w:r>
+                    <w:rPr>
+                      <w:rFonts w:ascii="Century Schoolbook" w:hAnsi="Century Schoolbook" w:eastAsia="Century Schoolbook" w:cs="Century Schoolbook"/>
+                      <w:b w:val="0"/>
+                      <w:i w:val="0"/>
+                      <w:color w:val="000000"/>
+                      <w:sz w:val="24"/>
+                    </w:rPr>
+                    <w:t xml:space="preserve">sociosqu ad litora torquent per conubia nostra, per inceptos himenaeos. Nam nec ante. Sed lacinia, </w:t>
+                  </w:r>
+                </w:p>
+              </w:txbxContent>
+            </v:textbox>
+          </v:shape>
+        </w:pict>
       </w:r>
       <w:r>
-        <w:br/>
+        <w:pict>
+          <v:shape id="DocuMindTextBox50" type="#_x0000_t202" stroked="f" filled="f" o:allowincell="f" style="position:absolute;margin-left:36.140pt;margin-top:223.948pt;width:545.325pt;height:15.424pt;z-index:251659264;mso-position-horizontal-relative:page;mso-position-vertical-relative:page;mso-wrap-style:none;">
+            <w10:wrap type="none"/>
+            <v:textbox inset="0,0,0,0">
+              <w:txbxContent>
+                <w:p>
+                  <w:pPr>
+                    <w:spacing w:before="0" w:after="0" w:lineRule="exact" w:line="288"/>
+                    <w:ind w:left="0" w:right="0" w:firstLine="0"/>
+                  </w:pPr>
+                  <w:r>
+                    <w:rPr>
+                      <w:rFonts w:ascii="Century Schoolbook" w:hAnsi="Century Schoolbook" w:eastAsia="Century Schoolbook" w:cs="Century Schoolbook"/>
+                      <w:b w:val="0"/>
+                      <w:i w:val="0"/>
+                      <w:color w:val="000000"/>
+                      <w:sz w:val="24"/>
+                    </w:rPr>
+                    <w:t xml:space="preserve">urna non tincidunt mattis, tortor neque adipiscing diam, a cursus ipsum ante quis turpis. Nulla </w:t>
+                  </w:r>
+                </w:p>
+              </w:txbxContent>
+            </v:textbox>
+          </v:shape>
+        </w:pict>
       </w:r>
       <w:r>
-        <w:rPr>
-          <w:rFonts w:ascii="Century Schoolbook" w:hAnsi="Century Schoolbook" w:eastAsia="Century Schoolbook" w:cs="Century Schoolbook"/>
-          <w:b w:val="0"/>
-          <w:i w:val="0"/>
-          <w:color w:val="000000"/>
-          <w:sz w:val="24"/>
-          <w:fitText w:val="10867" w:id="45"/>
-        </w:rPr>
-        <w:t xml:space="preserve">vel, tincidunt sed, euismod in, nibh. Quisque volutpat condimentum velit. Class aptent taciti </w:t>
+        <w:pict>
+          <v:shape id="DocuMindTextBox51" type="#_x0000_t202" stroked="f" filled="f" o:allowincell="f" style="position:absolute;margin-left:36.140pt;margin-top:238.588pt;width:235.797pt;height:15.424pt;z-index:251659264;mso-position-horizontal-relative:page;mso-position-vertical-relative:page;mso-wrap-style:none;">
+            <w10:wrap type="none"/>
+            <v:textbox inset="0,0,0,0">
+              <w:txbxContent>
+                <w:p>
+                  <w:pPr>
+                    <w:spacing w:before="0" w:after="0" w:lineRule="exact" w:line="288"/>
+                    <w:ind w:left="0" w:right="0" w:firstLine="0"/>
+                  </w:pPr>
+                  <w:r>
+                    <w:rPr>
+                      <w:rFonts w:ascii="Century Schoolbook" w:hAnsi="Century Schoolbook" w:eastAsia="Century Schoolbook" w:cs="Century Schoolbook"/>
+                      <w:b w:val="0"/>
+                      <w:i w:val="0"/>
+                      <w:color w:val="000000"/>
+                      <w:sz w:val="24"/>
+                    </w:rPr>
+                    <w:t xml:space="preserve">facilisi. Ut fringilla. Suspendisse potenti.  </w:t>
+                  </w:r>
+                </w:p>
+              </w:txbxContent>
+            </v:textbox>
+          </v:shape>
+        </w:pict>
       </w:r>
       <w:r>
-        <w:br/>
+        <w:pict>
+          <v:shape id="DocuMindTextBox52" type="#_x0000_t202" stroked="f" filled="f" o:allowincell="f" style="position:absolute;margin-left:36.140pt;margin-top:267.388pt;width:545.334pt;height:15.424pt;z-index:251659264;mso-position-horizontal-relative:page;mso-position-vertical-relative:page;mso-wrap-style:none;">
+            <w10:wrap type="none"/>
+            <v:textbox inset="0,0,0,0">
+              <w:txbxContent>
+                <w:p>
+                  <w:pPr>
+                    <w:spacing w:before="0" w:after="0" w:lineRule="exact" w:line="288"/>
+                    <w:ind w:left="0" w:right="0" w:firstLine="0"/>
+                  </w:pPr>
+                  <w:r>
+                    <w:rPr>
+                      <w:rFonts w:ascii="Century Schoolbook" w:hAnsi="Century Schoolbook" w:eastAsia="Century Schoolbook" w:cs="Century Schoolbook"/>
+                      <w:b w:val="0"/>
+                      <w:i w:val="0"/>
+                      <w:color w:val="000000"/>
+                      <w:sz w:val="24"/>
+                    </w:rPr>
+                    <w:t xml:space="preserve">Nunc feugiat mi a tellus consequat imperdiet. Vestibulum sapien. Proin quam. Etiam ultrices. </w:t>
+                  </w:r>
+                </w:p>
+              </w:txbxContent>
+            </v:textbox>
+          </v:shape>
+        </w:pict>
       </w:r>
       <w:r>
-        <w:rPr>
-          <w:rFonts w:ascii="Century Schoolbook" w:hAnsi="Century Schoolbook" w:eastAsia="Century Schoolbook" w:cs="Century Schoolbook"/>
-          <w:b w:val="0"/>
-          <w:i w:val="0"/>
-          <w:color w:val="000000"/>
-          <w:sz w:val="24"/>
-          <w:fitText w:val="10867" w:id="46"/>
-        </w:rPr>
-        <w:t xml:space="preserve">sociosqu ad litora torquent per conubia nostra, per inceptos himenaeos. Nam nec ante. Sed lacinia, </w:t>
+        <w:pict>
+          <v:shape id="DocuMindTextBox53" type="#_x0000_t202" stroked="f" filled="f" o:allowincell="f" style="position:absolute;margin-left:36.140pt;margin-top:281.788pt;width:545.320pt;height:15.424pt;z-index:251659264;mso-position-horizontal-relative:page;mso-position-vertical-relative:page;mso-wrap-style:none;">
+            <w10:wrap type="none"/>
+            <v:textbox inset="0,0,0,0">
+              <w:txbxContent>
+                <w:p>
+                  <w:pPr>
+                    <w:spacing w:before="0" w:after="0" w:lineRule="exact" w:line="288"/>
+                    <w:ind w:left="0" w:right="0" w:firstLine="0"/>
+                  </w:pPr>
+                  <w:r>
+                    <w:rPr>
+                      <w:rFonts w:ascii="Century Schoolbook" w:hAnsi="Century Schoolbook" w:eastAsia="Century Schoolbook" w:cs="Century Schoolbook"/>
+                      <w:b w:val="0"/>
+                      <w:i w:val="0"/>
+                      <w:color w:val="000000"/>
+                      <w:sz w:val="24"/>
+                    </w:rPr>
+                    <w:t xml:space="preserve">Suspendisse in justo eu magna luctus suscipit. Sed lectus. Integer euismod lacus luctus magna. </w:t>
+                  </w:r>
+                </w:p>
+              </w:txbxContent>
+            </v:textbox>
+          </v:shape>
+        </w:pict>
       </w:r>
       <w:r>
-        <w:br/>
+        <w:pict>
+          <v:shape id="DocuMindTextBox54" type="#_x0000_t202" stroked="f" filled="f" o:allowincell="f" style="position:absolute;margin-left:36.140pt;margin-top:296.188pt;width:545.337pt;height:15.424pt;z-index:251659264;mso-position-horizontal-relative:page;mso-position-vertical-relative:page;mso-wrap-style:none;">
+            <w10:wrap type="none"/>
+            <v:textbox inset="0,0,0,0">
+              <w:txbxContent>
+                <w:p>
+                  <w:pPr>
+                    <w:spacing w:before="0" w:after="0" w:lineRule="exact" w:line="288"/>
+                    <w:ind w:left="0" w:right="0" w:firstLine="0"/>
+                  </w:pPr>
+                  <w:r>
+                    <w:rPr>
+                      <w:rFonts w:ascii="Century Schoolbook" w:hAnsi="Century Schoolbook" w:eastAsia="Century Schoolbook" w:cs="Century Schoolbook"/>
+                      <w:b w:val="0"/>
+                      <w:i w:val="0"/>
+                      <w:color w:val="000000"/>
+                      <w:sz w:val="24"/>
+                    </w:rPr>
+                    <w:t xml:space="preserve">Quisque cursus, metus vitae pharetra auctor, sem massa mattis sem, at interdum magna augue </w:t>
+                  </w:r>
+                </w:p>
+              </w:txbxContent>
+            </v:textbox>
+          </v:shape>
+        </w:pict>
       </w:r>
       <w:r>
-        <w:rPr>
-          <w:rFonts w:ascii="Century Schoolbook" w:hAnsi="Century Schoolbook" w:eastAsia="Century Schoolbook" w:cs="Century Schoolbook"/>
-          <w:b w:val="0"/>
-          <w:i w:val="0"/>
-          <w:color w:val="000000"/>
-          <w:sz w:val="24"/>
-          <w:fitText w:val="10867" w:id="47"/>
-        </w:rPr>
-        <w:t xml:space="preserve">urna non tincidunt mattis, tortor neque adipiscing diam, a cursus ipsum ante quis turpis. Nulla </w:t>
+        <w:pict>
+          <v:shape id="DocuMindTextBox55" type="#_x0000_t202" stroked="f" filled="f" o:allowincell="f" style="position:absolute;margin-left:36.140pt;margin-top:310.588pt;width:545.326pt;height:15.424pt;z-index:251659264;mso-position-horizontal-relative:page;mso-position-vertical-relative:page;mso-wrap-style:none;">
+            <w10:wrap type="none"/>
+            <v:textbox inset="0,0,0,0">
+              <w:txbxContent>
+                <w:p>
+                  <w:pPr>
+                    <w:spacing w:before="0" w:after="0" w:lineRule="exact" w:line="288"/>
+                    <w:ind w:left="0" w:right="0" w:firstLine="0"/>
+                  </w:pPr>
+                  <w:r>
+                    <w:rPr>
+                      <w:rFonts w:ascii="Century Schoolbook" w:hAnsi="Century Schoolbook" w:eastAsia="Century Schoolbook" w:cs="Century Schoolbook"/>
+                      <w:b w:val="0"/>
+                      <w:i w:val="0"/>
+                      <w:color w:val="000000"/>
+                      <w:sz w:val="24"/>
+                    </w:rPr>
+                    <w:t xml:space="preserve">eget diam. Vestibulum ante ipsum primis in faucibus orci luctus et ultrices posuere cubilia Curae; </w:t>
+                  </w:r>
+                </w:p>
+              </w:txbxContent>
+            </v:textbox>
+          </v:shape>
+        </w:pict>
       </w:r>
       <w:r>
-        <w:br/>
+        <w:pict>
+          <v:shape id="DocuMindTextBox56" type="#_x0000_t202" stroked="f" filled="f" o:allowincell="f" style="position:absolute;margin-left:36.140pt;margin-top:324.988pt;width:545.331pt;height:15.424pt;z-index:251659264;mso-position-horizontal-relative:page;mso-position-vertical-relative:page;mso-wrap-style:none;">
+            <w10:wrap type="none"/>
+            <v:textbox inset="0,0,0,0">
+              <w:txbxContent>
+                <w:p>
+                  <w:pPr>
+                    <w:spacing w:before="0" w:after="0" w:lineRule="exact" w:line="288"/>
+                    <w:ind w:left="0" w:right="0" w:firstLine="0"/>
+                  </w:pPr>
+                  <w:r>
+                    <w:rPr>
+                      <w:rFonts w:ascii="Century Schoolbook" w:hAnsi="Century Schoolbook" w:eastAsia="Century Schoolbook" w:cs="Century Schoolbook"/>
+                      <w:b w:val="0"/>
+                      <w:i w:val="0"/>
+                      <w:color w:val="000000"/>
+                      <w:sz w:val="24"/>
+                    </w:rPr>
+                    <w:t xml:space="preserve">Morbi lacinia molestie dui. Praesent blandit dolor. Sed non quam. In vel mi sit amet augue congue </w:t>
+                  </w:r>
+                </w:p>
+              </w:txbxContent>
+            </v:textbox>
+          </v:shape>
+        </w:pict>
       </w:r>
       <w:r>
-        <w:rPr>
-          <w:rFonts w:ascii="Century Schoolbook" w:hAnsi="Century Schoolbook" w:eastAsia="Century Schoolbook" w:cs="Century Schoolbook"/>
-          <w:b w:val="0"/>
-          <w:i w:val="0"/>
-          <w:color w:val="000000"/>
-          <w:sz w:val="24"/>
-          <w:fitText w:val="4676" w:id="48"/>
-        </w:rPr>
-        <w:t xml:space="preserve">facilisi. Ut fringilla. Suspendisse potenti.  </w:t>
-      </w:r>
-    </w:p>
-    <w:p>
-      <w:pPr>
-        <w:spacing w:before="288" w:after="0" w:lineRule="exact" w:line="288"/>
-        <w:ind w:left="0" w:right="0" w:firstLine="0"/>
-        <w:jc w:val="left"/>
-      </w:pPr>
-      <w:r>
-        <w:rPr>
-          <w:rFonts w:ascii="Century Schoolbook" w:hAnsi="Century Schoolbook" w:eastAsia="Century Schoolbook" w:cs="Century Schoolbook"/>
-          <w:b w:val="0"/>
-          <w:i w:val="0"/>
-          <w:color w:val="000000"/>
-          <w:sz w:val="24"/>
-          <w:fitText w:val="10867" w:id="49"/>
-        </w:rPr>
-        <w:t xml:space="preserve">Nunc feugiat mi a tellus consequat imperdiet. Vestibulum sapien. Proin quam. Etiam ultrices. </w:t>
+        <w:pict>
+          <v:shape id="DocuMindTextBox57" type="#_x0000_t202" stroked="f" filled="f" o:allowincell="f" style="position:absolute;margin-left:36.140pt;margin-top:339.388pt;width:331.369pt;height:15.424pt;z-index:251659264;mso-position-horizontal-relative:page;mso-position-vertical-relative:page;mso-wrap-style:none;">
+            <w10:wrap type="none"/>
+            <v:textbox inset="0,0,0,0">
+              <w:txbxContent>
+                <w:p>
+                  <w:pPr>
+                    <w:spacing w:before="0" w:after="0" w:lineRule="exact" w:line="288"/>
+                    <w:ind w:left="0" w:right="0" w:firstLine="0"/>
+                  </w:pPr>
+                  <w:r>
+                    <w:rPr>
+                      <w:rFonts w:ascii="Century Schoolbook" w:hAnsi="Century Schoolbook" w:eastAsia="Century Schoolbook" w:cs="Century Schoolbook"/>
+                      <w:b w:val="0"/>
+                      <w:i w:val="0"/>
+                      <w:color w:val="000000"/>
+                      <w:sz w:val="24"/>
+                    </w:rPr>
+                    <w:t xml:space="preserve">elementum. Morbi in ipsum sit amet pede facilisis laoreet.  </w:t>
+                  </w:r>
+                </w:p>
+              </w:txbxContent>
+            </v:textbox>
+          </v:shape>
+        </w:pict>
       </w:r>
       <w:r>
-        <w:br/>
+        <w:pict>
+          <v:shape id="DocuMindTextBox58" type="#_x0000_t202" stroked="f" filled="f" o:allowincell="f" style="position:absolute;margin-left:36.140pt;margin-top:368.188pt;width:545.331pt;height:15.424pt;z-index:251659264;mso-position-horizontal-relative:page;mso-position-vertical-relative:page;mso-wrap-style:none;">
+            <w10:wrap type="none"/>
+            <v:textbox inset="0,0,0,0">
+              <w:txbxContent>
+                <w:p>
+                  <w:pPr>
+                    <w:spacing w:before="0" w:after="0" w:lineRule="exact" w:line="288"/>
+                    <w:ind w:left="0" w:right="0" w:firstLine="0"/>
+                  </w:pPr>
+                  <w:r>
+                    <w:rPr>
+                      <w:rFonts w:ascii="Century Schoolbook" w:hAnsi="Century Schoolbook" w:eastAsia="Century Schoolbook" w:cs="Century Schoolbook"/>
+                      <w:b w:val="0"/>
+                      <w:i w:val="0"/>
+                      <w:color w:val="000000"/>
+                      <w:sz w:val="24"/>
+                    </w:rPr>
+                    <w:t xml:space="preserve">Donec lacus nunc, viverra nec, blandit vel, egestas et, augue. Vestibulum tincidunt malesuada </w:t>
+                  </w:r>
+                </w:p>
+              </w:txbxContent>
+            </v:textbox>
+          </v:shape>
+        </w:pict>
       </w:r>
       <w:r>
-        <w:rPr>
-          <w:rFonts w:ascii="Century Schoolbook" w:hAnsi="Century Schoolbook" w:eastAsia="Century Schoolbook" w:cs="Century Schoolbook"/>
-          <w:b w:val="0"/>
-          <w:i w:val="0"/>
-          <w:color w:val="000000"/>
-          <w:sz w:val="24"/>
-          <w:fitText w:val="10866" w:id="50"/>
-        </w:rPr>
-        <w:t xml:space="preserve">Suspendisse in justo eu magna luctus suscipit. Sed lectus. Integer euismod lacus luctus magna. </w:t>
+        <w:pict>
+          <v:shape id="DocuMindTextBox59" type="#_x0000_t202" stroked="f" filled="f" o:allowincell="f" style="position:absolute;margin-left:36.140pt;margin-top:382.828pt;width:545.330pt;height:15.424pt;z-index:251659264;mso-position-horizontal-relative:page;mso-position-vertical-relative:page;mso-wrap-style:none;">
+            <w10:wrap type="none"/>
+            <v:textbox inset="0,0,0,0">
+              <w:txbxContent>
+                <w:p>
+                  <w:pPr>
+                    <w:spacing w:before="0" w:after="0" w:lineRule="exact" w:line="288"/>
+                    <w:ind w:left="0" w:right="0" w:firstLine="0"/>
+                  </w:pPr>
+                  <w:r>
+                    <w:rPr>
+                      <w:rFonts w:ascii="Century Schoolbook" w:hAnsi="Century Schoolbook" w:eastAsia="Century Schoolbook" w:cs="Century Schoolbook"/>
+                      <w:b w:val="0"/>
+                      <w:i w:val="0"/>
+                      <w:color w:val="000000"/>
+                      <w:sz w:val="24"/>
+                    </w:rPr>
+                    <w:t xml:space="preserve">tellus. Ut ultrices ultrices enim. Curabitur sit amet mauris. Morbi in dui quis est pulvinar </w:t>
+                  </w:r>
+                </w:p>
+              </w:txbxContent>
+            </v:textbox>
+          </v:shape>
+        </w:pict>
       </w:r>
       <w:r>
-        <w:br/>
+        <w:pict>
+          <v:shape id="DocuMindTextBox60" type="#_x0000_t202" stroked="f" filled="f" o:allowincell="f" style="position:absolute;margin-left:36.140pt;margin-top:397.228pt;width:545.326pt;height:15.424pt;z-index:251659264;mso-position-horizontal-relative:page;mso-position-vertical-relative:page;mso-wrap-style:none;">
+            <w10:wrap type="none"/>
+            <v:textbox inset="0,0,0,0">
+              <w:txbxContent>
+                <w:p>
+                  <w:pPr>
+                    <w:spacing w:before="0" w:after="0" w:lineRule="exact" w:line="288"/>
+                    <w:ind w:left="0" w:right="0" w:firstLine="0"/>
+                  </w:pPr>
+                  <w:r>
+                    <w:rPr>
+                      <w:rFonts w:ascii="Century Schoolbook" w:hAnsi="Century Schoolbook" w:eastAsia="Century Schoolbook" w:cs="Century Schoolbook"/>
+                      <w:b w:val="0"/>
+                      <w:i w:val="0"/>
+                      <w:color w:val="000000"/>
+                      <w:sz w:val="24"/>
+                    </w:rPr>
+                    <w:t xml:space="preserve">ullamcorper. Nulla facilisi. Integer lacinia sollicitudin massa. Cras metus. Sed aliquet risus a </w:t>
+                  </w:r>
+                </w:p>
+              </w:txbxContent>
+            </v:textbox>
+          </v:shape>
+        </w:pict>
       </w:r>
       <w:r>
-        <w:rPr>
-          <w:rFonts w:ascii="Century Schoolbook" w:hAnsi="Century Schoolbook" w:eastAsia="Century Schoolbook" w:cs="Century Schoolbook"/>
-          <w:b w:val="0"/>
-          <w:i w:val="0"/>
-          <w:color w:val="000000"/>
-          <w:sz w:val="24"/>
-          <w:fitText w:val="10867" w:id="51"/>
-        </w:rPr>
-        <w:t xml:space="preserve">Quisque cursus, metus vitae pharetra auctor, sem massa mattis sem, at interdum magna augue </w:t>
+        <w:pict>
+          <v:shape id="DocuMindTextBox61" type="#_x0000_t202" stroked="f" filled="f" o:allowincell="f" style="position:absolute;margin-left:36.140pt;margin-top:411.628pt;width:197.564pt;height:15.424pt;z-index:251659264;mso-position-horizontal-relative:page;mso-position-vertical-relative:page;mso-wrap-style:none;">
+            <w10:wrap type="none"/>
+            <v:textbox inset="0,0,0,0">
+              <w:txbxContent>
+                <w:p>
+                  <w:pPr>
+                    <w:spacing w:before="0" w:after="0" w:lineRule="exact" w:line="288"/>
+                    <w:ind w:left="0" w:right="0" w:firstLine="0"/>
+                  </w:pPr>
+                  <w:r>
+                    <w:rPr>
+                      <w:rFonts w:ascii="Century Schoolbook" w:hAnsi="Century Schoolbook" w:eastAsia="Century Schoolbook" w:cs="Century Schoolbook"/>
+                      <w:b w:val="0"/>
+                      <w:i w:val="0"/>
+                      <w:color w:val="000000"/>
+                      <w:sz w:val="24"/>
+                    </w:rPr>
+                    <w:t xml:space="preserve">tortor. Integer id quam. Morbi mi.  </w:t>
+                  </w:r>
+                </w:p>
+              </w:txbxContent>
+            </v:textbox>
+          </v:shape>
+        </w:pict>
       </w:r>
       <w:r>
-        <w:br/>
+        <w:pict>
+          <v:shape id="DocuMindTextBox62" type="#_x0000_t202" stroked="f" filled="f" o:allowincell="f" style="position:absolute;margin-left:36.140pt;margin-top:440.428pt;width:545.324pt;height:15.424pt;z-index:251659264;mso-position-horizontal-relative:page;mso-position-vertical-relative:page;mso-wrap-style:none;">
+            <w10:wrap type="none"/>
+            <v:textbox inset="0,0,0,0">
+              <w:txbxContent>
+                <w:p>
+                  <w:pPr>
+                    <w:spacing w:before="0" w:after="0" w:lineRule="exact" w:line="288"/>
+                    <w:ind w:left="0" w:right="0" w:firstLine="0"/>
+                  </w:pPr>
+                  <w:r>
+                    <w:rPr>
+                      <w:rFonts w:ascii="Century Schoolbook" w:hAnsi="Century Schoolbook" w:eastAsia="Century Schoolbook" w:cs="Century Schoolbook"/>
+                      <w:b w:val="0"/>
+                      <w:i w:val="0"/>
+                      <w:color w:val="000000"/>
+                      <w:sz w:val="24"/>
+                    </w:rPr>
+                    <w:t xml:space="preserve">Lorem ipsum dolor sit amet, consectetur adipiscing elit. Integer nec odio. Praesent libero. Sed </w:t>
+                  </w:r>
+                </w:p>
+              </w:txbxContent>
+            </v:textbox>
+          </v:shape>
+        </w:pict>
       </w:r>
       <w:r>
-        <w:rPr>
-          <w:rFonts w:ascii="Century Schoolbook" w:hAnsi="Century Schoolbook" w:eastAsia="Century Schoolbook" w:cs="Century Schoolbook"/>
-          <w:b w:val="0"/>
-          <w:i w:val="0"/>
-          <w:color w:val="000000"/>
-          <w:sz w:val="24"/>
-          <w:fitText w:val="10867" w:id="52"/>
-        </w:rPr>
-        <w:t xml:space="preserve">eget diam. Vestibulum ante ipsum primis in faucibus orci luctus et ultrices posuere cubilia Curae; </w:t>
+        <w:pict>
+          <v:shape id="DocuMindTextBox63" type="#_x0000_t202" stroked="f" filled="f" o:allowincell="f" style="position:absolute;margin-left:36.140pt;margin-top:454.828pt;width:545.326pt;height:15.424pt;z-index:251659264;mso-position-horizontal-relative:page;mso-position-vertical-relative:page;mso-wrap-style:none;">
+            <w10:wrap type="none"/>
+            <v:textbox inset="0,0,0,0">
+              <w:txbxContent>
+                <w:p>
+                  <w:pPr>
+                    <w:spacing w:before="0" w:after="0" w:lineRule="exact" w:line="288"/>
+                    <w:ind w:left="0" w:right="0" w:firstLine="0"/>
+                  </w:pPr>
+                  <w:r>
+                    <w:rPr>
+                      <w:rFonts w:ascii="Century Schoolbook" w:hAnsi="Century Schoolbook" w:eastAsia="Century Schoolbook" w:cs="Century Schoolbook"/>
+                      <w:b w:val="0"/>
+                      <w:i w:val="0"/>
+                      <w:color w:val="000000"/>
+                      <w:sz w:val="24"/>
+                    </w:rPr>
+                    <w:t xml:space="preserve">cursus ante dapibus diam. Sed nisi. Nulla quis sem at nibh elementum imperdiet. Duis sagittis </w:t>
+                  </w:r>
+                </w:p>
+              </w:txbxContent>
+            </v:textbox>
+          </v:shape>
+        </w:pict>
       </w:r>
       <w:r>
-        <w:br/>
+        <w:pict>
+          <v:shape id="DocuMindTextBox64" type="#_x0000_t202" stroked="f" filled="f" o:allowincell="f" style="position:absolute;margin-left:36.140pt;margin-top:469.228pt;width:545.331pt;height:15.424pt;z-index:251659264;mso-position-horizontal-relative:page;mso-position-vertical-relative:page;mso-wrap-style:none;">
+            <w10:wrap type="none"/>
+            <v:textbox inset="0,0,0,0">
+              <w:txbxContent>
+                <w:p>
+                  <w:pPr>
+                    <w:spacing w:before="0" w:after="0" w:lineRule="exact" w:line="288"/>
+                    <w:ind w:left="0" w:right="0" w:firstLine="0"/>
+                  </w:pPr>
+                  <w:r>
+                    <w:rPr>
+                      <w:rFonts w:ascii="Century Schoolbook" w:hAnsi="Century Schoolbook" w:eastAsia="Century Schoolbook" w:cs="Century Schoolbook"/>
+                      <w:b w:val="0"/>
+                      <w:i w:val="0"/>
+                      <w:color w:val="000000"/>
+                      <w:sz w:val="24"/>
+                    </w:rPr>
+                    <w:t xml:space="preserve">ipsum. Praesent mauris. Fusce nec tellus sed augue semper porta. Mauris massa. Vestibulum </w:t>
+                  </w:r>
+                </w:p>
+              </w:txbxContent>
+            </v:textbox>
+          </v:shape>
+        </w:pict>
       </w:r>
       <w:r>
-        <w:rPr>
-          <w:rFonts w:ascii="Century Schoolbook" w:hAnsi="Century Schoolbook" w:eastAsia="Century Schoolbook" w:cs="Century Schoolbook"/>
-          <w:b w:val="0"/>
-          <w:i w:val="0"/>
-          <w:color w:val="000000"/>
-          <w:sz w:val="24"/>
-          <w:fitText w:val="10867" w:id="53"/>
-        </w:rPr>
-        <w:t xml:space="preserve">Morbi lacinia molestie dui. Praesent blandit dolor. Sed non quam. In vel mi sit amet augue congue </w:t>
+        <w:pict>
+          <v:shape id="DocuMindTextBox65" type="#_x0000_t202" stroked="f" filled="f" o:allowincell="f" style="position:absolute;margin-left:36.140pt;margin-top:483.628pt;width:545.326pt;height:15.424pt;z-index:251659264;mso-position-horizontal-relative:page;mso-position-vertical-relative:page;mso-wrap-style:none;">
+            <w10:wrap type="none"/>
+            <v:textbox inset="0,0,0,0">
+              <w:txbxContent>
+                <w:p>
+                  <w:pPr>
+                    <w:spacing w:before="0" w:after="0" w:lineRule="exact" w:line="288"/>
+                    <w:ind w:left="0" w:right="0" w:firstLine="0"/>
+                  </w:pPr>
+                  <w:r>
+                    <w:rPr>
+                      <w:rFonts w:ascii="Century Schoolbook" w:hAnsi="Century Schoolbook" w:eastAsia="Century Schoolbook" w:cs="Century Schoolbook"/>
+                      <w:b w:val="0"/>
+                      <w:i w:val="0"/>
+                      <w:color w:val="000000"/>
+                      <w:sz w:val="24"/>
+                    </w:rPr>
+                    <w:t xml:space="preserve">lacinia arcu eget nulla. Class aptent taciti sociosqu ad litora torquent per conubia nostra, per </w:t>
+                  </w:r>
+                </w:p>
+              </w:txbxContent>
+            </v:textbox>
+          </v:shape>
+        </w:pict>
       </w:r>
       <w:r>
-        <w:br/>
+        <w:pict>
+          <v:shape id="DocuMindTextBox66" type="#_x0000_t202" stroked="f" filled="f" o:allowincell="f" style="position:absolute;margin-left:36.140pt;margin-top:498.028pt;width:310.914pt;height:15.424pt;z-index:251659264;mso-position-horizontal-relative:page;mso-position-vertical-relative:page;mso-wrap-style:none;">
+            <w10:wrap type="none"/>
+            <v:textbox inset="0,0,0,0">
+              <w:txbxContent>
+                <w:p>
+                  <w:pPr>
+                    <w:spacing w:before="0" w:after="0" w:lineRule="exact" w:line="288"/>
+                    <w:ind w:left="0" w:right="0" w:firstLine="0"/>
+                  </w:pPr>
+                  <w:r>
+                    <w:rPr>
+                      <w:rFonts w:ascii="Century Schoolbook" w:hAnsi="Century Schoolbook" w:eastAsia="Century Schoolbook" w:cs="Century Schoolbook"/>
+                      <w:b w:val="0"/>
+                      <w:i w:val="0"/>
+                      <w:color w:val="000000"/>
+                      <w:sz w:val="24"/>
+                    </w:rPr>
+                    <w:t xml:space="preserve">inceptos himenaeos. Curabitur sodales ligula in libero.  </w:t>
+                  </w:r>
+                </w:p>
+              </w:txbxContent>
+            </v:textbox>
+          </v:shape>
+        </w:pict>
       </w:r>
       <w:r>
-        <w:rPr>
-          <w:rFonts w:ascii="Century Schoolbook" w:hAnsi="Century Schoolbook" w:eastAsia="Century Schoolbook" w:cs="Century Schoolbook"/>
-          <w:b w:val="0"/>
-          <w:i w:val="0"/>
-          <w:color w:val="000000"/>
-          <w:sz w:val="24"/>
-          <w:fitText w:val="6587" w:id="54"/>
-        </w:rPr>
-        <w:t xml:space="preserve">elementum. Morbi in ipsum sit amet pede facilisis laoreet.  </w:t>
-      </w:r>
-    </w:p>
-    <w:p>
-      <w:pPr>
-        <w:spacing w:before="288" w:after="0" w:lineRule="exact" w:line="288"/>
-        <w:ind w:left="0" w:right="0" w:firstLine="0"/>
-        <w:jc w:val="left"/>
-      </w:pPr>
-      <w:r>
-        <w:rPr>
-          <w:rFonts w:ascii="Century Schoolbook" w:hAnsi="Century Schoolbook" w:eastAsia="Century Schoolbook" w:cs="Century Schoolbook"/>
-          <w:b w:val="0"/>
-          <w:i w:val="0"/>
-          <w:color w:val="000000"/>
-          <w:sz w:val="24"/>
-          <w:fitText w:val="10867" w:id="55"/>
-        </w:rPr>
-        <w:t xml:space="preserve">Donec lacus nunc, viverra nec, blandit vel, egestas et, augue. Vestibulum tincidunt malesuada </w:t>
+        <w:pict>
+          <v:shape id="DocuMindTextBox67" type="#_x0000_t202" stroked="f" filled="f" o:allowincell="f" style="position:absolute;margin-left:36.140pt;margin-top:527.068pt;width:545.334pt;height:15.424pt;z-index:251659264;mso-position-horizontal-relative:page;mso-position-vertical-relative:page;mso-wrap-style:none;">
+            <w10:wrap type="none"/>
+            <v:textbox inset="0,0,0,0">
+              <w:txbxContent>
+                <w:p>
+                  <w:pPr>
+                    <w:spacing w:before="0" w:after="0" w:lineRule="exact" w:line="288"/>
+                    <w:ind w:left="0" w:right="0" w:firstLine="0"/>
+                  </w:pPr>
+                  <w:r>
+                    <w:rPr>
+                      <w:rFonts w:ascii="Century Schoolbook" w:hAnsi="Century Schoolbook" w:eastAsia="Century Schoolbook" w:cs="Century Schoolbook"/>
+                      <w:b w:val="0"/>
+                      <w:i w:val="0"/>
+                      <w:color w:val="000000"/>
+                      <w:sz w:val="24"/>
+                    </w:rPr>
+                    <w:t xml:space="preserve">Sed dignissim lacinia nunc. Curabitur tortor. Pellentesque nibh. Aenean quam. In scelerisque sem </w:t>
+                  </w:r>
+                </w:p>
+              </w:txbxContent>
+            </v:textbox>
+          </v:shape>
+        </w:pict>
       </w:r>
       <w:r>
-        <w:br/>
+        <w:pict>
+          <v:shape id="DocuMindTextBox68" type="#_x0000_t202" stroked="f" filled="f" o:allowincell="f" style="position:absolute;margin-left:36.140pt;margin-top:541.468pt;width:545.330pt;height:15.424pt;z-index:251659264;mso-position-horizontal-relative:page;mso-position-vertical-relative:page;mso-wrap-style:none;">
+            <w10:wrap type="none"/>
+            <v:textbox inset="0,0,0,0">
+              <w:txbxContent>
+                <w:p>
+                  <w:pPr>
+                    <w:spacing w:before="0" w:after="0" w:lineRule="exact" w:line="288"/>
+                    <w:ind w:left="0" w:right="0" w:firstLine="0"/>
+                  </w:pPr>
+                  <w:r>
+                    <w:rPr>
+                      <w:rFonts w:ascii="Century Schoolbook" w:hAnsi="Century Schoolbook" w:eastAsia="Century Schoolbook" w:cs="Century Schoolbook"/>
+                      <w:b w:val="0"/>
+                      <w:i w:val="0"/>
+                      <w:color w:val="000000"/>
+                      <w:sz w:val="24"/>
+                    </w:rPr>
+                    <w:t xml:space="preserve">at dolor. Maecenas mattis. Sed convallis tristique sem. Proin ut ligula vel nunc egestas porttitor. </w:t>
+                  </w:r>
+                </w:p>
+              </w:txbxContent>
+            </v:textbox>
+          </v:shape>
+        </w:pict>
       </w:r>
       <w:r>
-        <w:rPr>
-          <w:rFonts w:ascii="Century Schoolbook" w:hAnsi="Century Schoolbook" w:eastAsia="Century Schoolbook" w:cs="Century Schoolbook"/>
-          <w:b w:val="0"/>
-          <w:i w:val="0"/>
-          <w:color w:val="000000"/>
-          <w:sz w:val="24"/>
-          <w:fitText w:val="10867" w:id="56"/>
-        </w:rPr>
-        <w:t xml:space="preserve">tellus. Ut ultrices ultrices enim. Curabitur sit amet mauris. Morbi in dui quis est pulvinar </w:t>
+        <w:pict>
+          <v:shape id="DocuMindTextBox69" type="#_x0000_t202" stroked="f" filled="f" o:allowincell="f" style="position:absolute;margin-left:36.140pt;margin-top:555.868pt;width:545.317pt;height:15.424pt;z-index:251659264;mso-position-horizontal-relative:page;mso-position-vertical-relative:page;mso-wrap-style:none;">
+            <w10:wrap type="none"/>
+            <v:textbox inset="0,0,0,0">
+              <w:txbxContent>
+                <w:p>
+                  <w:pPr>
+                    <w:spacing w:before="0" w:after="0" w:lineRule="exact" w:line="288"/>
+                    <w:ind w:left="0" w:right="0" w:firstLine="0"/>
+                  </w:pPr>
+                  <w:r>
+                    <w:rPr>
+                      <w:rFonts w:ascii="Century Schoolbook" w:hAnsi="Century Schoolbook" w:eastAsia="Century Schoolbook" w:cs="Century Schoolbook"/>
+                      <w:b w:val="0"/>
+                      <w:i w:val="0"/>
+                      <w:color w:val="000000"/>
+                      <w:sz w:val="24"/>
+                    </w:rPr>
+                    <w:t xml:space="preserve">Morbi lectus risus, iaculis vel, suscipit quis, luctus non, massa. Fusce ac turpis quis ligula lacinia </w:t>
+                  </w:r>
+                </w:p>
+              </w:txbxContent>
+            </v:textbox>
+          </v:shape>
+        </w:pict>
       </w:r>
       <w:r>
-        <w:br/>
+        <w:pict>
+          <v:shape id="DocuMindTextBox70" type="#_x0000_t202" stroked="f" filled="f" o:allowincell="f" style="position:absolute;margin-left:36.140pt;margin-top:570.268pt;width:520.252pt;height:15.424pt;z-index:251659264;mso-position-horizontal-relative:page;mso-position-vertical-relative:page;mso-wrap-style:none;">
+            <w10:wrap type="none"/>
+            <v:textbox inset="0,0,0,0">
+              <w:txbxContent>
+                <w:p>
+                  <w:pPr>
+                    <w:spacing w:before="0" w:after="0" w:lineRule="exact" w:line="288"/>
+                    <w:ind w:left="0" w:right="0" w:firstLine="0"/>
+                  </w:pPr>
+                  <w:r>
+                    <w:rPr>
+                      <w:rFonts w:ascii="Century Schoolbook" w:hAnsi="Century Schoolbook" w:eastAsia="Century Schoolbook" w:cs="Century Schoolbook"/>
+                      <w:b w:val="0"/>
+                      <w:i w:val="0"/>
+                      <w:color w:val="000000"/>
+                      <w:sz w:val="24"/>
+                    </w:rPr>
+                    <w:t xml:space="preserve">aliquet. Mauris ipsum. Nulla metus metus, ullamcorper vel, tincidunt sed, euismod in, nibh.  </w:t>
+                  </w:r>
+                </w:p>
+              </w:txbxContent>
+            </v:textbox>
+          </v:shape>
+        </w:pict>
       </w:r>
       <w:r>
-        <w:rPr>
-          <w:rFonts w:ascii="Century Schoolbook" w:hAnsi="Century Schoolbook" w:eastAsia="Century Schoolbook" w:cs="Century Schoolbook"/>
-          <w:b w:val="0"/>
-          <w:i w:val="0"/>
-          <w:color w:val="000000"/>
-          <w:sz w:val="24"/>
-          <w:fitText w:val="10867" w:id="57"/>
-        </w:rPr>
-        <w:t xml:space="preserve">ullamcorper. Nulla facilisi. Integer lacinia sollicitudin massa. Cras metus. Sed aliquet risus a </w:t>
+        <w:pict>
+          <v:shape id="DocuMindTextBox71" type="#_x0000_t202" stroked="f" filled="f" o:allowincell="f" style="position:absolute;margin-left:36.140pt;margin-top:599.068pt;width:545.330pt;height:15.424pt;z-index:251659264;mso-position-horizontal-relative:page;mso-position-vertical-relative:page;mso-wrap-style:none;">
+            <w10:wrap type="none"/>
+            <v:textbox inset="0,0,0,0">
+              <w:txbxContent>
+                <w:p>
+                  <w:pPr>
+                    <w:spacing w:before="0" w:after="0" w:lineRule="exact" w:line="288"/>
+                    <w:ind w:left="0" w:right="0" w:firstLine="0"/>
+                  </w:pPr>
+                  <w:r>
+                    <w:rPr>
+                      <w:rFonts w:ascii="Century Schoolbook" w:hAnsi="Century Schoolbook" w:eastAsia="Century Schoolbook" w:cs="Century Schoolbook"/>
+                      <w:b w:val="0"/>
+                      <w:i w:val="0"/>
+                      <w:color w:val="000000"/>
+                      <w:sz w:val="24"/>
+                    </w:rPr>
+                    <w:t xml:space="preserve">Quisque volutpat condimentum velit. Class aptent taciti sociosqu ad litora torquent per conubia </w:t>
+                  </w:r>
+                </w:p>
+              </w:txbxContent>
+            </v:textbox>
+          </v:shape>
+        </w:pict>
       </w:r>
       <w:r>
-        <w:br/>
+        <w:pict>
+          <v:shape id="DocuMindTextBox72" type="#_x0000_t202" stroked="f" filled="f" o:allowincell="f" style="position:absolute;margin-left:36.140pt;margin-top:613.468pt;width:545.335pt;height:15.424pt;z-index:251659264;mso-position-horizontal-relative:page;mso-position-vertical-relative:page;mso-wrap-style:none;">
+            <w10:wrap type="none"/>
+            <v:textbox inset="0,0,0,0">
+              <w:txbxContent>
+                <w:p>
+                  <w:pPr>
+                    <w:spacing w:before="0" w:after="0" w:lineRule="exact" w:line="288"/>
+                    <w:ind w:left="0" w:right="0" w:firstLine="0"/>
+                  </w:pPr>
+                  <w:r>
+                    <w:rPr>
+                      <w:rFonts w:ascii="Century Schoolbook" w:hAnsi="Century Schoolbook" w:eastAsia="Century Schoolbook" w:cs="Century Schoolbook"/>
+                      <w:b w:val="0"/>
+                      <w:i w:val="0"/>
+                      <w:color w:val="000000"/>
+                      <w:sz w:val="24"/>
+                    </w:rPr>
+                    <w:t xml:space="preserve">nostra, per inceptos himenaeos. Nam nec ante. Sed lacinia, urna non tincidunt mattis, tortor neque </w:t>
+                  </w:r>
+                </w:p>
+              </w:txbxContent>
+            </v:textbox>
+          </v:shape>
+        </w:pict>
       </w:r>
       <w:r>
-        <w:rPr>
-          <w:rFonts w:ascii="Century Schoolbook" w:hAnsi="Century Schoolbook" w:eastAsia="Century Schoolbook" w:cs="Century Schoolbook"/>
-          <w:b w:val="0"/>
-          <w:i w:val="0"/>
-          <w:color w:val="000000"/>
-          <w:sz w:val="24"/>
-          <w:fitText w:val="3911" w:id="58"/>
-        </w:rPr>
-        <w:t xml:space="preserve">tortor. Integer id quam. Morbi mi.  </w:t>
-      </w:r>
-    </w:p>
-    <w:p>
-      <w:pPr>
-        <w:spacing w:before="288" w:after="0" w:lineRule="exact" w:line="288"/>
-        <w:ind w:left="0" w:right="0" w:firstLine="0"/>
-        <w:jc w:val="left"/>
-      </w:pPr>
-      <w:r>
-        <w:rPr>
-          <w:rFonts w:ascii="Century Schoolbook" w:hAnsi="Century Schoolbook" w:eastAsia="Century Schoolbook" w:cs="Century Schoolbook"/>
-          <w:b w:val="0"/>
-          <w:i w:val="0"/>
-          <w:color w:val="000000"/>
-          <w:sz w:val="24"/>
-          <w:fitText w:val="10866" w:id="59"/>
-        </w:rPr>
-        <w:t xml:space="preserve">Lorem ipsum dolor sit amet, consectetur adipiscing elit. Integer nec odio. Praesent libero. Sed </w:t>
+        <w:pict>
+          <v:shape id="DocuMindTextBox73" type="#_x0000_t202" stroked="f" filled="f" o:allowincell="f" style="position:absolute;margin-left:36.140pt;margin-top:627.868pt;width:545.318pt;height:15.424pt;z-index:251659264;mso-position-horizontal-relative:page;mso-position-vertical-relative:page;mso-wrap-style:none;">
+            <w10:wrap type="none"/>
+            <v:textbox inset="0,0,0,0">
+              <w:txbxContent>
+                <w:p>
+                  <w:pPr>
+                    <w:spacing w:before="0" w:after="0" w:lineRule="exact" w:line="288"/>
+                    <w:ind w:left="0" w:right="0" w:firstLine="0"/>
+                  </w:pPr>
+                  <w:r>
+                    <w:rPr>
+                      <w:rFonts w:ascii="Century Schoolbook" w:hAnsi="Century Schoolbook" w:eastAsia="Century Schoolbook" w:cs="Century Schoolbook"/>
+                      <w:b w:val="0"/>
+                      <w:i w:val="0"/>
+                      <w:color w:val="000000"/>
+                      <w:sz w:val="24"/>
+                    </w:rPr>
+                    <w:t xml:space="preserve">adipiscing diam, a cursus ipsum ante quis turpis. Nulla facilisi. Ut fringilla. Suspendisse potenti. </w:t>
+                  </w:r>
+                </w:p>
+              </w:txbxContent>
+            </v:textbox>
+          </v:shape>
+        </w:pict>
       </w:r>
       <w:r>
-        <w:br/>
+        <w:pict>
+          <v:shape id="DocuMindTextBox74" type="#_x0000_t202" stroked="f" filled="f" o:allowincell="f" style="position:absolute;margin-left:36.140pt;margin-top:642.508pt;width:531.168pt;height:15.424pt;z-index:251659264;mso-position-horizontal-relative:page;mso-position-vertical-relative:page;mso-wrap-style:none;">
+            <w10:wrap type="none"/>
+            <v:textbox inset="0,0,0,0">
+              <w:txbxContent>
+                <w:p>
+                  <w:pPr>
+                    <w:spacing w:before="0" w:after="0" w:lineRule="exact" w:line="288"/>
+                    <w:ind w:left="0" w:right="0" w:firstLine="0"/>
+                  </w:pPr>
+                  <w:r>
+                    <w:rPr>
+                      <w:rFonts w:ascii="Century Schoolbook" w:hAnsi="Century Schoolbook" w:eastAsia="Century Schoolbook" w:cs="Century Schoolbook"/>
+                      <w:b w:val="0"/>
+                      <w:i w:val="0"/>
+                      <w:color w:val="000000"/>
+                      <w:sz w:val="24"/>
+                    </w:rPr>
+                    <w:t xml:space="preserve">Nunc feugiat mi a tellus consequat imperdiet. Vestibulum sapien. Proin quam. Etiam ultrices.  </w:t>
+                  </w:r>
+                </w:p>
+              </w:txbxContent>
+            </v:textbox>
+          </v:shape>
+        </w:pict>
       </w:r>
       <w:r>
-        <w:rPr>
-          <w:rFonts w:ascii="Century Schoolbook" w:hAnsi="Century Schoolbook" w:eastAsia="Century Schoolbook" w:cs="Century Schoolbook"/>
-          <w:b w:val="0"/>
-          <w:i w:val="0"/>
-          <w:color w:val="000000"/>
-          <w:sz w:val="24"/>
-          <w:fitText w:val="10867" w:id="60"/>
-        </w:rPr>
-        <w:t xml:space="preserve">cursus ante dapibus diam. Sed nisi. Nulla quis sem at nibh elementum imperdiet. Duis sagittis </w:t>
+        <w:pict>
+          <v:shape id="DocuMindTextBox75" type="#_x0000_t202" stroked="f" filled="f" o:allowincell="f" style="position:absolute;margin-left:36.140pt;margin-top:671.308pt;width:545.324pt;height:15.424pt;z-index:251659264;mso-position-horizontal-relative:page;mso-position-vertical-relative:page;mso-wrap-style:none;">
+            <w10:wrap type="none"/>
+            <v:textbox inset="0,0,0,0">
+              <w:txbxContent>
+                <w:p>
+                  <w:pPr>
+                    <w:spacing w:before="0" w:after="0" w:lineRule="exact" w:line="288"/>
+                    <w:ind w:left="0" w:right="0" w:firstLine="0"/>
+                  </w:pPr>
+                  <w:r>
+                    <w:rPr>
+                      <w:rFonts w:ascii="Century Schoolbook" w:hAnsi="Century Schoolbook" w:eastAsia="Century Schoolbook" w:cs="Century Schoolbook"/>
+                      <w:b w:val="0"/>
+                      <w:i w:val="0"/>
+                      <w:color w:val="000000"/>
+                      <w:sz w:val="24"/>
+                    </w:rPr>
+                    <w:t xml:space="preserve">Suspendisse in justo eu magna luctus suscipit. Sed lectus. Integer euismod lacus luctus magna. </w:t>
+                  </w:r>
+                </w:p>
+              </w:txbxContent>
+            </v:textbox>
+          </v:shape>
+        </w:pict>
       </w:r>
       <w:r>
-        <w:br/>
+        <w:pict>
+          <v:shape id="DocuMindTextBox76" type="#_x0000_t202" stroked="f" filled="f" o:allowincell="f" style="position:absolute;margin-left:36.140pt;margin-top:685.708pt;width:545.337pt;height:15.424pt;z-index:251659264;mso-position-horizontal-relative:page;mso-position-vertical-relative:page;mso-wrap-style:none;">
+            <w10:wrap type="none"/>
+            <v:textbox inset="0,0,0,0">
+              <w:txbxContent>
+                <w:p>
+                  <w:pPr>
+                    <w:spacing w:before="0" w:after="0" w:lineRule="exact" w:line="288"/>
+                    <w:ind w:left="0" w:right="0" w:firstLine="0"/>
+                  </w:pPr>
+                  <w:r>
+                    <w:rPr>
+                      <w:rFonts w:ascii="Century Schoolbook" w:hAnsi="Century Schoolbook" w:eastAsia="Century Schoolbook" w:cs="Century Schoolbook"/>
+                      <w:b w:val="0"/>
+                      <w:i w:val="0"/>
+                      <w:color w:val="000000"/>
+                      <w:sz w:val="24"/>
+                    </w:rPr>
+                    <w:t xml:space="preserve">Quisque cursus, metus vitae pharetra auctor, sem massa mattis sem, at interdum magna augue </w:t>
+                  </w:r>
+                </w:p>
+              </w:txbxContent>
+            </v:textbox>
+          </v:shape>
+        </w:pict>
       </w:r>
       <w:r>
-        <w:rPr>
-          <w:rFonts w:ascii="Century Schoolbook" w:hAnsi="Century Schoolbook" w:eastAsia="Century Schoolbook" w:cs="Century Schoolbook"/>
-          <w:b w:val="0"/>
-          <w:i w:val="0"/>
-          <w:color w:val="000000"/>
-          <w:sz w:val="24"/>
-          <w:fitText w:val="10867" w:id="61"/>
-        </w:rPr>
-        <w:t xml:space="preserve">ipsum. Praesent mauris. Fusce nec tellus sed augue semper porta. Mauris massa. Vestibulum </w:t>
+        <w:pict>
+          <v:shape id="DocuMindTextBox77" type="#_x0000_t202" stroked="f" filled="f" o:allowincell="f" style="position:absolute;margin-left:36.140pt;margin-top:700.108pt;width:545.325pt;height:15.424pt;z-index:251659264;mso-position-horizontal-relative:page;mso-position-vertical-relative:page;mso-wrap-style:none;">
+            <w10:wrap type="none"/>
+            <v:textbox inset="0,0,0,0">
+              <w:txbxContent>
+                <w:p>
+                  <w:pPr>
+                    <w:spacing w:before="0" w:after="0" w:lineRule="exact" w:line="288"/>
+                    <w:ind w:left="0" w:right="0" w:firstLine="0"/>
+                  </w:pPr>
+                  <w:r>
+                    <w:rPr>
+                      <w:rFonts w:ascii="Century Schoolbook" w:hAnsi="Century Schoolbook" w:eastAsia="Century Schoolbook" w:cs="Century Schoolbook"/>
+                      <w:b w:val="0"/>
+                      <w:i w:val="0"/>
+                      <w:color w:val="000000"/>
+                      <w:sz w:val="24"/>
+                    </w:rPr>
+                    <w:t xml:space="preserve">eget diam. Vestibulum ante ipsum primis in faucibus orci luctus et ultrices posuere cubilia Curae; </w:t>
+                  </w:r>
+                </w:p>
+              </w:txbxContent>
+            </v:textbox>
+          </v:shape>
+        </w:pict>
       </w:r>
       <w:r>
-        <w:br/>
-      </w:r>
-      <w:r>
-        <w:rPr>
-          <w:rFonts w:ascii="Century Schoolbook" w:hAnsi="Century Schoolbook" w:eastAsia="Century Schoolbook" w:cs="Century Schoolbook"/>
-          <w:b w:val="0"/>
-          <w:i w:val="0"/>
-          <w:color w:val="000000"/>
-          <w:sz w:val="24"/>
-          <w:fitText w:val="10867" w:id="62"/>
-        </w:rPr>
-        <w:t xml:space="preserve">lacinia arcu eget nulla. Class aptent taciti sociosqu ad litora torquent per conubia nostra, per </w:t>
-      </w:r>
-      <w:r>
-        <w:br/>
-      </w:r>
-      <w:r>
-        <w:rPr>
-          <w:rFonts w:ascii="Century Schoolbook" w:hAnsi="Century Schoolbook" w:eastAsia="Century Schoolbook" w:cs="Century Schoolbook"/>
-          <w:b w:val="0"/>
-          <w:i w:val="0"/>
-          <w:color w:val="000000"/>
-          <w:sz w:val="24"/>
-          <w:fitText w:val="6178" w:id="63"/>
-        </w:rPr>
-        <w:t xml:space="preserve">inceptos himenaeos. Curabitur sodales ligula in libero.  </w:t>
-      </w:r>
-    </w:p>
-    <w:p>
-      <w:pPr>
-        <w:spacing w:before="292" w:after="0" w:lineRule="exact" w:line="288"/>
-        <w:ind w:left="0" w:right="0" w:firstLine="0"/>
-        <w:jc w:val="left"/>
-      </w:pPr>
-      <w:r>
-        <w:rPr>
-          <w:rFonts w:ascii="Century Schoolbook" w:hAnsi="Century Schoolbook" w:eastAsia="Century Schoolbook" w:cs="Century Schoolbook"/>
-          <w:b w:val="0"/>
-          <w:i w:val="0"/>
-          <w:color w:val="000000"/>
-          <w:sz w:val="24"/>
-          <w:fitText w:val="10867" w:id="64"/>
-        </w:rPr>
-        <w:t xml:space="preserve">Sed dignissim lacinia nunc. Curabitur tortor. Pellentesque nibh. Aenean quam. In scelerisque sem </w:t>
-      </w:r>
-      <w:r>
-        <w:br/>
-      </w:r>
-      <w:r>
-        <w:rPr>
-          <w:rFonts w:ascii="Century Schoolbook" w:hAnsi="Century Schoolbook" w:eastAsia="Century Schoolbook" w:cs="Century Schoolbook"/>
-          <w:b w:val="0"/>
-          <w:i w:val="0"/>
-          <w:color w:val="000000"/>
-          <w:sz w:val="24"/>
-          <w:fitText w:val="10867" w:id="65"/>
-        </w:rPr>
-        <w:t xml:space="preserve">at dolor. Maecenas mattis. Sed convallis tristique sem. Proin ut ligula vel nunc egestas porttitor. </w:t>
-      </w:r>
-      <w:r>
-        <w:br/>
-      </w:r>
-      <w:r>
-        <w:rPr>
-          <w:rFonts w:ascii="Century Schoolbook" w:hAnsi="Century Schoolbook" w:eastAsia="Century Schoolbook" w:cs="Century Schoolbook"/>
-          <w:b w:val="0"/>
-          <w:i w:val="0"/>
-          <w:color w:val="000000"/>
-          <w:sz w:val="24"/>
-          <w:fitText w:val="10866" w:id="66"/>
-        </w:rPr>
-        <w:t xml:space="preserve">Morbi lectus risus, iaculis vel, suscipit quis, luctus non, massa. Fusce ac turpis quis ligula lacinia </w:t>
-      </w:r>
-      <w:r>
-        <w:br/>
-      </w:r>
-      <w:r>
-        <w:rPr>
-          <w:rFonts w:ascii="Century Schoolbook" w:hAnsi="Century Schoolbook" w:eastAsia="Century Schoolbook" w:cs="Century Schoolbook"/>
-          <w:b w:val="0"/>
-          <w:i w:val="0"/>
-          <w:color w:val="000000"/>
-          <w:sz w:val="24"/>
-          <w:fitText w:val="10365" w:id="67"/>
-        </w:rPr>
-        <w:t xml:space="preserve">aliquet. Mauris ipsum. Nulla metus metus, ullamcorper vel, tincidunt sed, euismod in, nibh.  </w:t>
-      </w:r>
-    </w:p>
-    <w:p>
-      <w:pPr>
-        <w:spacing w:before="288" w:after="0" w:lineRule="exact" w:line="288"/>
-        <w:ind w:left="0" w:right="0" w:firstLine="0"/>
-        <w:jc w:val="left"/>
-      </w:pPr>
-      <w:r>
-        <w:rPr>
-          <w:rFonts w:ascii="Century Schoolbook" w:hAnsi="Century Schoolbook" w:eastAsia="Century Schoolbook" w:cs="Century Schoolbook"/>
-          <w:b w:val="0"/>
-          <w:i w:val="0"/>
-          <w:color w:val="000000"/>
-          <w:sz w:val="24"/>
-          <w:fitText w:val="10867" w:id="68"/>
-        </w:rPr>
-        <w:t xml:space="preserve">Quisque volutpat condimentum velit. Class aptent taciti sociosqu ad litora torquent per conubia </w:t>
-      </w:r>
-      <w:r>
-        <w:br/>
-      </w:r>
-      <w:r>
-        <w:rPr>
-          <w:rFonts w:ascii="Century Schoolbook" w:hAnsi="Century Schoolbook" w:eastAsia="Century Schoolbook" w:cs="Century Schoolbook"/>
-          <w:b w:val="0"/>
-          <w:i w:val="0"/>
-          <w:color w:val="000000"/>
-          <w:sz w:val="24"/>
-          <w:fitText w:val="10867" w:id="69"/>
-        </w:rPr>
-        <w:t xml:space="preserve">nostra, per inceptos himenaeos. Nam nec ante. Sed lacinia, urna non tincidunt mattis, tortor neque </w:t>
-      </w:r>
-      <w:r>
-        <w:br/>
-      </w:r>
-      <w:r>
-        <w:rPr>
-          <w:rFonts w:ascii="Century Schoolbook" w:hAnsi="Century Schoolbook" w:eastAsia="Century Schoolbook" w:cs="Century Schoolbook"/>
-          <w:b w:val="0"/>
-          <w:i w:val="0"/>
-          <w:color w:val="000000"/>
-          <w:sz w:val="24"/>
-          <w:fitText w:val="10866" w:id="70"/>
-        </w:rPr>
-        <w:t xml:space="preserve">adipiscing diam, a cursus ipsum ante quis turpis. Nulla facilisi. Ut fringilla. Suspendisse potenti. </w:t>
-      </w:r>
-      <w:r>
-        <w:br/>
-      </w:r>
-      <w:r>
-        <w:rPr>
-          <w:rFonts w:ascii="Century Schoolbook" w:hAnsi="Century Schoolbook" w:eastAsia="Century Schoolbook" w:cs="Century Schoolbook"/>
-          <w:b w:val="0"/>
-          <w:i w:val="0"/>
-          <w:color w:val="000000"/>
-          <w:sz w:val="24"/>
-          <w:fitText w:val="10583" w:id="71"/>
-        </w:rPr>
-        <w:t xml:space="preserve">Nunc feugiat mi a tellus consequat imperdiet. Vestibulum sapien. Proin quam. Etiam ultrices.  </w:t>
-      </w:r>
-    </w:p>
-    <w:p>
-      <w:pPr>
-        <w:spacing w:before="288" w:after="0" w:lineRule="exact" w:line="288"/>
-        <w:ind w:left="0" w:right="0" w:firstLine="0"/>
-        <w:jc w:val="left"/>
-      </w:pPr>
-      <w:r>
-        <w:rPr>
-          <w:rFonts w:ascii="Century Schoolbook" w:hAnsi="Century Schoolbook" w:eastAsia="Century Schoolbook" w:cs="Century Schoolbook"/>
-          <w:b w:val="0"/>
-          <w:i w:val="0"/>
-          <w:color w:val="000000"/>
-          <w:sz w:val="24"/>
-          <w:fitText w:val="10866" w:id="72"/>
-        </w:rPr>
-        <w:t xml:space="preserve">Suspendisse in justo eu magna luctus suscipit. Sed lectus. Integer euismod lacus luctus magna. </w:t>
-      </w:r>
-      <w:r>
-        <w:br/>
-      </w:r>
-      <w:r>
-        <w:rPr>
-          <w:rFonts w:ascii="Century Schoolbook" w:hAnsi="Century Schoolbook" w:eastAsia="Century Schoolbook" w:cs="Century Schoolbook"/>
-          <w:b w:val="0"/>
-          <w:i w:val="0"/>
-          <w:color w:val="000000"/>
-          <w:sz w:val="24"/>
-          <w:fitText w:val="10867" w:id="73"/>
-        </w:rPr>
-        <w:t xml:space="preserve">Quisque cursus, metus vitae pharetra auctor, sem massa mattis sem, at interdum magna augue </w:t>
-      </w:r>
-      <w:r>
-        <w:br/>
-      </w:r>
-      <w:r>
-        <w:rPr>
-          <w:rFonts w:ascii="Century Schoolbook" w:hAnsi="Century Schoolbook" w:eastAsia="Century Schoolbook" w:cs="Century Schoolbook"/>
-          <w:b w:val="0"/>
-          <w:i w:val="0"/>
-          <w:color w:val="000000"/>
-          <w:sz w:val="24"/>
-          <w:fitText w:val="10867" w:id="74"/>
-        </w:rPr>
-        <w:t xml:space="preserve">eget diam. Vestibulum ante ipsum primis in faucibus orci luctus et ultrices posuere cubilia Curae; </w:t>
-      </w:r>
-      <w:r>
-        <w:br/>
-      </w:r>
-      <w:r>
-        <w:rPr>
-          <w:rFonts w:ascii="Century Schoolbook" w:hAnsi="Century Schoolbook" w:eastAsia="Century Schoolbook" w:cs="Century Schoolbook"/>
-          <w:b w:val="0"/>
-          <w:i w:val="0"/>
-          <w:color w:val="000000"/>
-          <w:sz w:val="24"/>
-          <w:fitText w:val="10867" w:id="75"/>
-        </w:rPr>
-        <w:t xml:space="preserve">Morbi lacinia molestie dui. Praesent blandit dolor. Sed non quam. In vel mi sit amet augue congue </w:t>
+        <w:pict>
+          <v:shape id="DocuMindTextBox78" type="#_x0000_t202" stroked="f" filled="f" o:allowincell="f" style="position:absolute;margin-left:36.140pt;margin-top:714.508pt;width:545.331pt;height:15.424pt;z-index:251659264;mso-position-horizontal-relative:page;mso-position-vertical-relative:page;mso-wrap-style:none;">
+            <w10:wrap type="none"/>
+            <v:textbox inset="0,0,0,0">
+              <w:txbxContent>
+                <w:p>
+                  <w:pPr>
+                    <w:spacing w:before="0" w:after="0" w:lineRule="exact" w:line="288"/>
+                    <w:ind w:left="0" w:right="0" w:firstLine="0"/>
+                  </w:pPr>
+                  <w:r>
+                    <w:rPr>
+                      <w:rFonts w:ascii="Century Schoolbook" w:hAnsi="Century Schoolbook" w:eastAsia="Century Schoolbook" w:cs="Century Schoolbook"/>
+                      <w:b w:val="0"/>
+                      <w:i w:val="0"/>
+                      <w:color w:val="000000"/>
+                      <w:sz w:val="24"/>
+                    </w:rPr>
+                    <w:t xml:space="preserve">Morbi lacinia molestie dui. Praesent blandit dolor. Sed non quam. In vel mi sit amet augue congue </w:t>
+                  </w:r>
+                </w:p>
+              </w:txbxContent>
+            </v:textbox>
+          </v:shape>
+        </w:pict>
       </w:r>
     </w:p>
     <w:p>
       <w:pPr>
         <w:sectPr>
           <w:pgSz w:w="12240" w:h="15840"/>
-          <w:pgMar w:top="730" w:right="650" w:bottom="1261" w:left="723" w:header="720" w:footer="720" w:gutter="0"/>
+          <w:pgMar w:top="0" w:right="0" w:bottom="0" w:left="0" w:header="0" w:footer="0" w:gutter="0"/>
           <w:cols w:space="720"/>
           <w:docGrid w:linePitch="360"/>
         </w:sectPr>
@@ -1168,451 +2150,854 @@
     </w:p>
     <w:p>
       <w:pPr>
-        <w:spacing w:before="0" w:after="0" w:lineRule="exact" w:line="288"/>
-        <w:ind w:left="0" w:right="0" w:firstLine="0"/>
-        <w:jc w:val="left"/>
+        <w:spacing w:before="0" w:after="0" w:lineRule="exact" w:line="20"/>
       </w:pPr>
       <w:r>
         <w:rPr>
-          <w:rFonts w:ascii="Century Schoolbook" w:hAnsi="Century Schoolbook" w:eastAsia="Century Schoolbook" w:cs="Century Schoolbook"/>
-          <w:b w:val="0"/>
-          <w:i w:val="0"/>
-          <w:color w:val="000000"/>
-          <w:sz w:val="24"/>
-          <w:fitText w:val="10867" w:id="76"/>
+          <w:sz w:val="2"/>
         </w:rPr>
-        <w:t xml:space="preserve">elementum. Morbi in ipsum sit amet pede facilisis laoreet. Donec lacus nunc, viverra nec, blandit </w:t>
       </w:r>
       <w:r>
-        <w:br/>
+        <w:pict>
+          <v:shape id="DocuMindTextBox79" type="#_x0000_t202" stroked="f" filled="f" o:allowincell="f" style="position:absolute;margin-left:303.020pt;margin-top:742.036pt;width:10.794pt;height:15.652pt;z-index:251659264;mso-position-horizontal-relative:page;mso-position-vertical-relative:page;mso-wrap-style:none;">
+            <w10:wrap type="none"/>
+            <v:textbox inset="0,0,0,0">
+              <w:txbxContent>
+                <w:p>
+                  <w:pPr>
+                    <w:spacing w:before="0" w:after="0" w:lineRule="exact" w:line="293"/>
+                    <w:ind w:left="0" w:right="0" w:firstLine="0"/>
+                  </w:pPr>
+                  <w:r>
+                    <w:rPr>
+                      <w:rFonts w:ascii="Calibri" w:hAnsi="Calibri" w:eastAsia="Calibri" w:cs="Calibri"/>
+                      <w:b w:val="0"/>
+                      <w:i w:val="0"/>
+                      <w:color w:val="000000"/>
+                      <w:sz w:val="24"/>
+                    </w:rPr>
+                    <w:t xml:space="preserve">3 </w:t>
+                  </w:r>
+                </w:p>
+              </w:txbxContent>
+            </v:textbox>
+          </v:shape>
+        </w:pict>
       </w:r>
       <w:r>
-        <w:rPr>
-          <w:rFonts w:ascii="Century Schoolbook" w:hAnsi="Century Schoolbook" w:eastAsia="Century Schoolbook" w:cs="Century Schoolbook"/>
-          <w:b w:val="0"/>
-          <w:i w:val="0"/>
-          <w:color w:val="000000"/>
-          <w:sz w:val="24"/>
-          <w:fitText w:val="10867" w:id="77"/>
-        </w:rPr>
-        <w:t xml:space="preserve">vel, egestas et, augue. Vestibulum tincidunt malesuada tellus. Ut ultrices ultrices enim. Curabitur </w:t>
+        <w:pict>
+          <v:shape id="DocuMindTextBox80" type="#_x0000_t202" stroked="f" filled="f" o:allowincell="f" style="position:absolute;margin-left:36.140pt;margin-top:36.508pt;width:545.329pt;height:15.424pt;z-index:251659264;mso-position-horizontal-relative:page;mso-position-vertical-relative:page;mso-wrap-style:none;">
+            <w10:wrap type="none"/>
+            <v:textbox inset="0,0,0,0">
+              <w:txbxContent>
+                <w:p>
+                  <w:pPr>
+                    <w:spacing w:before="0" w:after="0" w:lineRule="exact" w:line="288"/>
+                    <w:ind w:left="0" w:right="0" w:firstLine="0"/>
+                  </w:pPr>
+                  <w:r>
+                    <w:rPr>
+                      <w:rFonts w:ascii="Century Schoolbook" w:hAnsi="Century Schoolbook" w:eastAsia="Century Schoolbook" w:cs="Century Schoolbook"/>
+                      <w:b w:val="0"/>
+                      <w:i w:val="0"/>
+                      <w:color w:val="000000"/>
+                      <w:sz w:val="24"/>
+                    </w:rPr>
+                    <w:t xml:space="preserve">elementum. Morbi in ipsum sit amet pede facilisis laoreet. Donec lacus nunc, viverra nec, blandit </w:t>
+                  </w:r>
+                </w:p>
+              </w:txbxContent>
+            </v:textbox>
+          </v:shape>
+        </w:pict>
       </w:r>
       <w:r>
-        <w:br/>
+        <w:pict>
+          <v:shape id="DocuMindTextBox81" type="#_x0000_t202" stroked="f" filled="f" o:allowincell="f" style="position:absolute;margin-left:36.140pt;margin-top:50.908pt;width:545.331pt;height:15.424pt;z-index:251659264;mso-position-horizontal-relative:page;mso-position-vertical-relative:page;mso-wrap-style:none;">
+            <w10:wrap type="none"/>
+            <v:textbox inset="0,0,0,0">
+              <w:txbxContent>
+                <w:p>
+                  <w:pPr>
+                    <w:spacing w:before="0" w:after="0" w:lineRule="exact" w:line="288"/>
+                    <w:ind w:left="0" w:right="0" w:firstLine="0"/>
+                  </w:pPr>
+                  <w:r>
+                    <w:rPr>
+                      <w:rFonts w:ascii="Century Schoolbook" w:hAnsi="Century Schoolbook" w:eastAsia="Century Schoolbook" w:cs="Century Schoolbook"/>
+                      <w:b w:val="0"/>
+                      <w:i w:val="0"/>
+                      <w:color w:val="000000"/>
+                      <w:sz w:val="24"/>
+                    </w:rPr>
+                    <w:t xml:space="preserve">vel, egestas et, augue. Vestibulum tincidunt malesuada tellus. Ut ultrices ultrices enim. Curabitur </w:t>
+                  </w:r>
+                </w:p>
+              </w:txbxContent>
+            </v:textbox>
+          </v:shape>
+        </w:pict>
       </w:r>
       <w:r>
-        <w:rPr>
-          <w:rFonts w:ascii="Century Schoolbook" w:hAnsi="Century Schoolbook" w:eastAsia="Century Schoolbook" w:cs="Century Schoolbook"/>
-          <w:b w:val="0"/>
-          <w:i w:val="0"/>
-          <w:color w:val="000000"/>
-          <w:sz w:val="24"/>
-          <w:fitText w:val="1960" w:id="78"/>
-        </w:rPr>
-        <w:t xml:space="preserve">sit amet mauris.  </w:t>
-      </w:r>
-    </w:p>
-    <w:p>
-      <w:pPr>
-        <w:spacing w:before="288" w:after="0" w:lineRule="exact" w:line="288"/>
-        <w:ind w:left="0" w:right="0" w:firstLine="0"/>
-        <w:jc w:val="left"/>
-      </w:pPr>
-      <w:r>
-        <w:rPr>
-          <w:rFonts w:ascii="Century Schoolbook" w:hAnsi="Century Schoolbook" w:eastAsia="Century Schoolbook" w:cs="Century Schoolbook"/>
-          <w:b w:val="0"/>
-          <w:i w:val="0"/>
-          <w:color w:val="000000"/>
-          <w:sz w:val="24"/>
-          <w:fitText w:val="10866" w:id="79"/>
-        </w:rPr>
-        <w:t xml:space="preserve">Morbi in dui quis est pulvinar ullamcorper. Nulla facilisi. Integer lacinia sollicitudin massa. Cras </w:t>
+        <w:pict>
+          <v:shape id="DocuMindTextBox82" type="#_x0000_t202" stroked="f" filled="f" o:allowincell="f" style="position:absolute;margin-left:36.140pt;margin-top:65.308pt;width:100.023pt;height:15.424pt;z-index:251659264;mso-position-horizontal-relative:page;mso-position-vertical-relative:page;mso-wrap-style:none;">
+            <w10:wrap type="none"/>
+            <v:textbox inset="0,0,0,0">
+              <w:txbxContent>
+                <w:p>
+                  <w:pPr>
+                    <w:spacing w:before="0" w:after="0" w:lineRule="exact" w:line="288"/>
+                    <w:ind w:left="0" w:right="0" w:firstLine="0"/>
+                  </w:pPr>
+                  <w:r>
+                    <w:rPr>
+                      <w:rFonts w:ascii="Century Schoolbook" w:hAnsi="Century Schoolbook" w:eastAsia="Century Schoolbook" w:cs="Century Schoolbook"/>
+                      <w:b w:val="0"/>
+                      <w:i w:val="0"/>
+                      <w:color w:val="000000"/>
+                      <w:sz w:val="24"/>
+                    </w:rPr>
+                    <w:t xml:space="preserve">sit amet mauris.  </w:t>
+                  </w:r>
+                </w:p>
+              </w:txbxContent>
+            </v:textbox>
+          </v:shape>
+        </w:pict>
       </w:r>
       <w:r>
-        <w:br/>
+        <w:pict>
+          <v:shape id="DocuMindTextBox83" type="#_x0000_t202" stroked="f" filled="f" o:allowincell="f" style="position:absolute;margin-left:36.140pt;margin-top:94.108pt;width:545.322pt;height:15.424pt;z-index:251659264;mso-position-horizontal-relative:page;mso-position-vertical-relative:page;mso-wrap-style:none;">
+            <w10:wrap type="none"/>
+            <v:textbox inset="0,0,0,0">
+              <w:txbxContent>
+                <w:p>
+                  <w:pPr>
+                    <w:spacing w:before="0" w:after="0" w:lineRule="exact" w:line="288"/>
+                    <w:ind w:left="0" w:right="0" w:firstLine="0"/>
+                  </w:pPr>
+                  <w:r>
+                    <w:rPr>
+                      <w:rFonts w:ascii="Century Schoolbook" w:hAnsi="Century Schoolbook" w:eastAsia="Century Schoolbook" w:cs="Century Schoolbook"/>
+                      <w:b w:val="0"/>
+                      <w:i w:val="0"/>
+                      <w:color w:val="000000"/>
+                      <w:sz w:val="24"/>
+                    </w:rPr>
+                    <w:t xml:space="preserve">Morbi in dui quis est pulvinar ullamcorper. Nulla facilisi. Integer lacinia sollicitudin massa. Cras </w:t>
+                  </w:r>
+                </w:p>
+              </w:txbxContent>
+            </v:textbox>
+          </v:shape>
+        </w:pict>
       </w:r>
       <w:r>
-        <w:rPr>
-          <w:rFonts w:ascii="Century Schoolbook" w:hAnsi="Century Schoolbook" w:eastAsia="Century Schoolbook" w:cs="Century Schoolbook"/>
-          <w:b w:val="0"/>
-          <w:i w:val="0"/>
-          <w:color w:val="000000"/>
-          <w:sz w:val="24"/>
-          <w:fitText w:val="10867" w:id="80"/>
-        </w:rPr>
-        <w:t xml:space="preserve">metus. Sed aliquet risus a tortor. Integer id quam. Morbi mi. Quisque nisl felis, venenatis tristique, </w:t>
+        <w:pict>
+          <v:shape id="DocuMindTextBox84" type="#_x0000_t202" stroked="f" filled="f" o:allowincell="f" style="position:absolute;margin-left:36.140pt;margin-top:108.748pt;width:545.336pt;height:15.424pt;z-index:251659264;mso-position-horizontal-relative:page;mso-position-vertical-relative:page;mso-wrap-style:none;">
+            <w10:wrap type="none"/>
+            <v:textbox inset="0,0,0,0">
+              <w:txbxContent>
+                <w:p>
+                  <w:pPr>
+                    <w:spacing w:before="0" w:after="0" w:lineRule="exact" w:line="288"/>
+                    <w:ind w:left="0" w:right="0" w:firstLine="0"/>
+                  </w:pPr>
+                  <w:r>
+                    <w:rPr>
+                      <w:rFonts w:ascii="Century Schoolbook" w:hAnsi="Century Schoolbook" w:eastAsia="Century Schoolbook" w:cs="Century Schoolbook"/>
+                      <w:b w:val="0"/>
+                      <w:i w:val="0"/>
+                      <w:color w:val="000000"/>
+                      <w:sz w:val="24"/>
+                    </w:rPr>
+                    <w:t xml:space="preserve">metus. Sed aliquet risus a tortor. Integer id quam. Morbi mi. Quisque nisl felis, venenatis tristique, </w:t>
+                  </w:r>
+                </w:p>
+              </w:txbxContent>
+            </v:textbox>
+          </v:shape>
+        </w:pict>
       </w:r>
       <w:r>
-        <w:br/>
+        <w:pict>
+          <v:shape id="DocuMindTextBox85" type="#_x0000_t202" stroked="f" filled="f" o:allowincell="f" style="position:absolute;margin-left:36.140pt;margin-top:123.148pt;width:545.334pt;height:15.424pt;z-index:251659264;mso-position-horizontal-relative:page;mso-position-vertical-relative:page;mso-wrap-style:none;">
+            <w10:wrap type="none"/>
+            <v:textbox inset="0,0,0,0">
+              <w:txbxContent>
+                <w:p>
+                  <w:pPr>
+                    <w:spacing w:before="0" w:after="0" w:lineRule="exact" w:line="288"/>
+                    <w:ind w:left="0" w:right="0" w:firstLine="0"/>
+                  </w:pPr>
+                  <w:r>
+                    <w:rPr>
+                      <w:rFonts w:ascii="Century Schoolbook" w:hAnsi="Century Schoolbook" w:eastAsia="Century Schoolbook" w:cs="Century Schoolbook"/>
+                      <w:b w:val="0"/>
+                      <w:i w:val="0"/>
+                      <w:color w:val="000000"/>
+                      <w:sz w:val="24"/>
+                    </w:rPr>
+                    <w:t xml:space="preserve">dignissim in, ultrices sit amet, augue. Proin sodales libero eget ante. Nulla quam. Aenean laoreet. </w:t>
+                  </w:r>
+                </w:p>
+              </w:txbxContent>
+            </v:textbox>
+          </v:shape>
+        </w:pict>
       </w:r>
       <w:r>
-        <w:rPr>
-          <w:rFonts w:ascii="Century Schoolbook" w:hAnsi="Century Schoolbook" w:eastAsia="Century Schoolbook" w:cs="Century Schoolbook"/>
-          <w:b w:val="0"/>
-          <w:i w:val="0"/>
-          <w:color w:val="000000"/>
-          <w:sz w:val="24"/>
-          <w:fitText w:val="10867" w:id="81"/>
-        </w:rPr>
-        <w:t xml:space="preserve">dignissim in, ultrices sit amet, augue. Proin sodales libero eget ante. Nulla quam. Aenean laoreet. </w:t>
+        <w:pict>
+          <v:shape id="DocuMindTextBox86" type="#_x0000_t202" stroked="f" filled="f" o:allowincell="f" style="position:absolute;margin-left:36.140pt;margin-top:137.548pt;width:545.325pt;height:15.424pt;z-index:251659264;mso-position-horizontal-relative:page;mso-position-vertical-relative:page;mso-wrap-style:none;">
+            <w10:wrap type="none"/>
+            <v:textbox inset="0,0,0,0">
+              <w:txbxContent>
+                <w:p>
+                  <w:pPr>
+                    <w:spacing w:before="0" w:after="0" w:lineRule="exact" w:line="288"/>
+                    <w:ind w:left="0" w:right="0" w:firstLine="0"/>
+                  </w:pPr>
+                  <w:r>
+                    <w:rPr>
+                      <w:rFonts w:ascii="Century Schoolbook" w:hAnsi="Century Schoolbook" w:eastAsia="Century Schoolbook" w:cs="Century Schoolbook"/>
+                      <w:b w:val="0"/>
+                      <w:i w:val="0"/>
+                      <w:color w:val="000000"/>
+                      <w:sz w:val="24"/>
+                    </w:rPr>
+                    <w:t xml:space="preserve">Vestibulum nisi lectus, commodo ac, facilisis ac, ultricies eu, pede. Ut orci risus, accumsan </w:t>
+                  </w:r>
+                </w:p>
+              </w:txbxContent>
+            </v:textbox>
+          </v:shape>
+        </w:pict>
       </w:r>
       <w:r>
-        <w:br/>
+        <w:pict>
+          <v:shape id="DocuMindTextBox87" type="#_x0000_t202" stroked="f" filled="f" o:allowincell="f" style="position:absolute;margin-left:36.140pt;margin-top:151.948pt;width:376.908pt;height:15.424pt;z-index:251659264;mso-position-horizontal-relative:page;mso-position-vertical-relative:page;mso-wrap-style:none;">
+            <w10:wrap type="none"/>
+            <v:textbox inset="0,0,0,0">
+              <w:txbxContent>
+                <w:p>
+                  <w:pPr>
+                    <w:spacing w:before="0" w:after="0" w:lineRule="exact" w:line="288"/>
+                    <w:ind w:left="0" w:right="0" w:firstLine="0"/>
+                  </w:pPr>
+                  <w:r>
+                    <w:rPr>
+                      <w:rFonts w:ascii="Century Schoolbook" w:hAnsi="Century Schoolbook" w:eastAsia="Century Schoolbook" w:cs="Century Schoolbook"/>
+                      <w:b w:val="0"/>
+                      <w:i w:val="0"/>
+                      <w:color w:val="000000"/>
+                      <w:sz w:val="24"/>
+                    </w:rPr>
+                    <w:t xml:space="preserve">porttitor, cursus quis, aliquet eget, justo. Sed pretium blandit orci.  </w:t>
+                  </w:r>
+                </w:p>
+              </w:txbxContent>
+            </v:textbox>
+          </v:shape>
+        </w:pict>
       </w:r>
       <w:r>
-        <w:rPr>
-          <w:rFonts w:ascii="Century Schoolbook" w:hAnsi="Century Schoolbook" w:eastAsia="Century Schoolbook" w:cs="Century Schoolbook"/>
-          <w:b w:val="0"/>
-          <w:i w:val="0"/>
-          <w:color w:val="000000"/>
-          <w:sz w:val="24"/>
-          <w:fitText w:val="10867" w:id="82"/>
-        </w:rPr>
-        <w:t xml:space="preserve">Vestibulum nisi lectus, commodo ac, facilisis ac, ultricies eu, pede. Ut orci risus, accumsan </w:t>
+        <w:pict>
+          <v:shape id="DocuMindTextBox88" type="#_x0000_t202" stroked="f" filled="f" o:allowincell="f" style="position:absolute;margin-left:36.140pt;margin-top:180.748pt;width:545.329pt;height:15.424pt;z-index:251659264;mso-position-horizontal-relative:page;mso-position-vertical-relative:page;mso-wrap-style:none;">
+            <w10:wrap type="none"/>
+            <v:textbox inset="0,0,0,0">
+              <w:txbxContent>
+                <w:p>
+                  <w:pPr>
+                    <w:spacing w:before="0" w:after="0" w:lineRule="exact" w:line="288"/>
+                    <w:ind w:left="0" w:right="0" w:firstLine="0"/>
+                  </w:pPr>
+                  <w:r>
+                    <w:rPr>
+                      <w:rFonts w:ascii="Century Schoolbook" w:hAnsi="Century Schoolbook" w:eastAsia="Century Schoolbook" w:cs="Century Schoolbook"/>
+                      <w:b w:val="0"/>
+                      <w:i w:val="0"/>
+                      <w:color w:val="000000"/>
+                      <w:sz w:val="24"/>
+                    </w:rPr>
+                    <w:t xml:space="preserve">Ut eu diam at pede suscipit sodales. Aenean lectus elit, fermentum non, convallis id, sagittis at, </w:t>
+                  </w:r>
+                </w:p>
+              </w:txbxContent>
+            </v:textbox>
+          </v:shape>
+        </w:pict>
       </w:r>
       <w:r>
-        <w:br/>
+        <w:pict>
+          <v:shape id="DocuMindTextBox89" type="#_x0000_t202" stroked="f" filled="f" o:allowincell="f" style="position:absolute;margin-left:36.140pt;margin-top:195.148pt;width:545.324pt;height:15.424pt;z-index:251659264;mso-position-horizontal-relative:page;mso-position-vertical-relative:page;mso-wrap-style:none;">
+            <w10:wrap type="none"/>
+            <v:textbox inset="0,0,0,0">
+              <w:txbxContent>
+                <w:p>
+                  <w:pPr>
+                    <w:spacing w:before="0" w:after="0" w:lineRule="exact" w:line="288"/>
+                    <w:ind w:left="0" w:right="0" w:firstLine="0"/>
+                  </w:pPr>
+                  <w:r>
+                    <w:rPr>
+                      <w:rFonts w:ascii="Century Schoolbook" w:hAnsi="Century Schoolbook" w:eastAsia="Century Schoolbook" w:cs="Century Schoolbook"/>
+                      <w:b w:val="0"/>
+                      <w:i w:val="0"/>
+                      <w:color w:val="000000"/>
+                      <w:sz w:val="24"/>
+                    </w:rPr>
+                    <w:t xml:space="preserve">neque. Nullam mauris orci, aliquet et, iaculis et, viverra vitae, ligula. Nulla ut felis in purus </w:t>
+                  </w:r>
+                </w:p>
+              </w:txbxContent>
+            </v:textbox>
+          </v:shape>
+        </w:pict>
       </w:r>
       <w:r>
-        <w:rPr>
-          <w:rFonts w:ascii="Century Schoolbook" w:hAnsi="Century Schoolbook" w:eastAsia="Century Schoolbook" w:cs="Century Schoolbook"/>
-          <w:b w:val="0"/>
-          <w:i w:val="0"/>
-          <w:color w:val="000000"/>
-          <w:sz w:val="24"/>
-          <w:fitText w:val="7498" w:id="83"/>
-        </w:rPr>
-        <w:t xml:space="preserve">porttitor, cursus quis, aliquet eget, justo. Sed pretium blandit orci.  </w:t>
-      </w:r>
-    </w:p>
-    <w:p>
-      <w:pPr>
-        <w:spacing w:before="288" w:after="0" w:lineRule="exact" w:line="288"/>
-        <w:ind w:left="0" w:right="0" w:firstLine="0"/>
-        <w:jc w:val="left"/>
-      </w:pPr>
-      <w:r>
-        <w:rPr>
-          <w:rFonts w:ascii="Century Schoolbook" w:hAnsi="Century Schoolbook" w:eastAsia="Century Schoolbook" w:cs="Century Schoolbook"/>
-          <w:b w:val="0"/>
-          <w:i w:val="0"/>
-          <w:color w:val="000000"/>
-          <w:sz w:val="24"/>
-          <w:fitText w:val="10867" w:id="84"/>
-        </w:rPr>
-        <w:t xml:space="preserve">Ut eu diam at pede suscipit sodales. Aenean lectus elit, fermentum non, convallis id, sagittis at, </w:t>
+        <w:pict>
+          <v:shape id="DocuMindTextBox90" type="#_x0000_t202" stroked="f" filled="f" o:allowincell="f" style="position:absolute;margin-left:36.140pt;margin-top:209.548pt;width:545.333pt;height:15.424pt;z-index:251659264;mso-position-horizontal-relative:page;mso-position-vertical-relative:page;mso-wrap-style:none;">
+            <w10:wrap type="none"/>
+            <v:textbox inset="0,0,0,0">
+              <w:txbxContent>
+                <w:p>
+                  <w:pPr>
+                    <w:spacing w:before="0" w:after="0" w:lineRule="exact" w:line="288"/>
+                    <w:ind w:left="0" w:right="0" w:firstLine="0"/>
+                  </w:pPr>
+                  <w:r>
+                    <w:rPr>
+                      <w:rFonts w:ascii="Century Schoolbook" w:hAnsi="Century Schoolbook" w:eastAsia="Century Schoolbook" w:cs="Century Schoolbook"/>
+                      <w:b w:val="0"/>
+                      <w:i w:val="0"/>
+                      <w:color w:val="000000"/>
+                      <w:sz w:val="24"/>
+                    </w:rPr>
+                    <w:t xml:space="preserve">aliquam imperdiet. Maecenas aliquet mollis lectus. Vivamus consectetuer risus et tortor. Lorem </w:t>
+                  </w:r>
+                </w:p>
+              </w:txbxContent>
+            </v:textbox>
+          </v:shape>
+        </w:pict>
       </w:r>
       <w:r>
-        <w:br/>
+        <w:pict>
+          <v:shape id="DocuMindTextBox91" type="#_x0000_t202" stroked="f" filled="f" o:allowincell="f" style="position:absolute;margin-left:36.140pt;margin-top:223.948pt;width:545.322pt;height:15.424pt;z-index:251659264;mso-position-horizontal-relative:page;mso-position-vertical-relative:page;mso-wrap-style:none;">
+            <w10:wrap type="none"/>
+            <v:textbox inset="0,0,0,0">
+              <w:txbxContent>
+                <w:p>
+                  <w:pPr>
+                    <w:spacing w:before="0" w:after="0" w:lineRule="exact" w:line="288"/>
+                    <w:ind w:left="0" w:right="0" w:firstLine="0"/>
+                  </w:pPr>
+                  <w:r>
+                    <w:rPr>
+                      <w:rFonts w:ascii="Century Schoolbook" w:hAnsi="Century Schoolbook" w:eastAsia="Century Schoolbook" w:cs="Century Schoolbook"/>
+                      <w:b w:val="0"/>
+                      <w:i w:val="0"/>
+                      <w:color w:val="000000"/>
+                      <w:sz w:val="24"/>
+                    </w:rPr>
+                    <w:t xml:space="preserve">ipsum dolor sit amet, consectetur adipiscing elit. Integer nec odio. Praesent libero. Sed cursus ante </w:t>
+                  </w:r>
+                </w:p>
+              </w:txbxContent>
+            </v:textbox>
+          </v:shape>
+        </w:pict>
       </w:r>
       <w:r>
-        <w:rPr>
-          <w:rFonts w:ascii="Century Schoolbook" w:hAnsi="Century Schoolbook" w:eastAsia="Century Schoolbook" w:cs="Century Schoolbook"/>
-          <w:b w:val="0"/>
-          <w:i w:val="0"/>
-          <w:color w:val="000000"/>
-          <w:sz w:val="24"/>
-          <w:fitText w:val="10866" w:id="85"/>
-        </w:rPr>
-        <w:t xml:space="preserve">neque. Nullam mauris orci, aliquet et, iaculis et, viverra vitae, ligula. Nulla ut felis in purus </w:t>
+        <w:pict>
+          <v:shape id="DocuMindTextBox92" type="#_x0000_t202" stroked="f" filled="f" o:allowincell="f" style="position:absolute;margin-left:36.140pt;margin-top:238.588pt;width:545.336pt;height:15.424pt;z-index:251659264;mso-position-horizontal-relative:page;mso-position-vertical-relative:page;mso-wrap-style:none;">
+            <w10:wrap type="none"/>
+            <v:textbox inset="0,0,0,0">
+              <w:txbxContent>
+                <w:p>
+                  <w:pPr>
+                    <w:spacing w:before="0" w:after="0" w:lineRule="exact" w:line="288"/>
+                    <w:ind w:left="0" w:right="0" w:firstLine="0"/>
+                  </w:pPr>
+                  <w:r>
+                    <w:rPr>
+                      <w:rFonts w:ascii="Century Schoolbook" w:hAnsi="Century Schoolbook" w:eastAsia="Century Schoolbook" w:cs="Century Schoolbook"/>
+                      <w:b w:val="0"/>
+                      <w:i w:val="0"/>
+                      <w:color w:val="000000"/>
+                      <w:sz w:val="24"/>
+                    </w:rPr>
+                    <w:t xml:space="preserve">dapibus diam. Sed nisi. Nulla quis sem at nibh elementum imperdiet. Duis sagittis ipsum. </w:t>
+                  </w:r>
+                </w:p>
+              </w:txbxContent>
+            </v:textbox>
+          </v:shape>
+        </w:pict>
       </w:r>
       <w:r>
-        <w:br/>
+        <w:pict>
+          <v:shape id="DocuMindTextBox93" type="#_x0000_t202" stroked="f" filled="f" o:allowincell="f" style="position:absolute;margin-left:36.140pt;margin-top:252.988pt;width:104.230pt;height:15.424pt;z-index:251659264;mso-position-horizontal-relative:page;mso-position-vertical-relative:page;mso-wrap-style:none;">
+            <w10:wrap type="none"/>
+            <v:textbox inset="0,0,0,0">
+              <w:txbxContent>
+                <w:p>
+                  <w:pPr>
+                    <w:spacing w:before="0" w:after="0" w:lineRule="exact" w:line="288"/>
+                    <w:ind w:left="0" w:right="0" w:firstLine="0"/>
+                  </w:pPr>
+                  <w:r>
+                    <w:rPr>
+                      <w:rFonts w:ascii="Century Schoolbook" w:hAnsi="Century Schoolbook" w:eastAsia="Century Schoolbook" w:cs="Century Schoolbook"/>
+                      <w:b w:val="0"/>
+                      <w:i w:val="0"/>
+                      <w:color w:val="000000"/>
+                      <w:sz w:val="24"/>
+                    </w:rPr>
+                    <w:t xml:space="preserve">Praesent mauris.  </w:t>
+                  </w:r>
+                </w:p>
+              </w:txbxContent>
+            </v:textbox>
+          </v:shape>
+        </w:pict>
       </w:r>
       <w:r>
-        <w:rPr>
-          <w:rFonts w:ascii="Century Schoolbook" w:hAnsi="Century Schoolbook" w:eastAsia="Century Schoolbook" w:cs="Century Schoolbook"/>
-          <w:b w:val="0"/>
-          <w:i w:val="0"/>
-          <w:color w:val="000000"/>
-          <w:sz w:val="24"/>
-          <w:fitText w:val="10867" w:id="86"/>
-        </w:rPr>
-        <w:t xml:space="preserve">aliquam imperdiet. Maecenas aliquet mollis lectus. Vivamus consectetuer risus et tortor. Lorem </w:t>
+        <w:pict>
+          <v:shape id="DocuMindTextBox94" type="#_x0000_t202" stroked="f" filled="f" o:allowincell="f" style="position:absolute;margin-left:36.140pt;margin-top:281.788pt;width:545.332pt;height:15.424pt;z-index:251659264;mso-position-horizontal-relative:page;mso-position-vertical-relative:page;mso-wrap-style:none;">
+            <w10:wrap type="none"/>
+            <v:textbox inset="0,0,0,0">
+              <w:txbxContent>
+                <w:p>
+                  <w:pPr>
+                    <w:spacing w:before="0" w:after="0" w:lineRule="exact" w:line="288"/>
+                    <w:ind w:left="0" w:right="0" w:firstLine="0"/>
+                  </w:pPr>
+                  <w:r>
+                    <w:rPr>
+                      <w:rFonts w:ascii="Century Schoolbook" w:hAnsi="Century Schoolbook" w:eastAsia="Century Schoolbook" w:cs="Century Schoolbook"/>
+                      <w:b w:val="0"/>
+                      <w:i w:val="0"/>
+                      <w:color w:val="000000"/>
+                      <w:sz w:val="24"/>
+                    </w:rPr>
+                    <w:t xml:space="preserve">Fusce nec tellus sed augue semper porta. Mauris massa. Vestibulum lacinia arcu eget nulla. Class </w:t>
+                  </w:r>
+                </w:p>
+              </w:txbxContent>
+            </v:textbox>
+          </v:shape>
+        </w:pict>
       </w:r>
       <w:r>
-        <w:br/>
+        <w:pict>
+          <v:shape id="DocuMindTextBox95" type="#_x0000_t202" stroked="f" filled="f" o:allowincell="f" style="position:absolute;margin-left:36.140pt;margin-top:296.188pt;width:545.326pt;height:15.424pt;z-index:251659264;mso-position-horizontal-relative:page;mso-position-vertical-relative:page;mso-wrap-style:none;">
+            <w10:wrap type="none"/>
+            <v:textbox inset="0,0,0,0">
+              <w:txbxContent>
+                <w:p>
+                  <w:pPr>
+                    <w:spacing w:before="0" w:after="0" w:lineRule="exact" w:line="288"/>
+                    <w:ind w:left="0" w:right="0" w:firstLine="0"/>
+                  </w:pPr>
+                  <w:r>
+                    <w:rPr>
+                      <w:rFonts w:ascii="Century Schoolbook" w:hAnsi="Century Schoolbook" w:eastAsia="Century Schoolbook" w:cs="Century Schoolbook"/>
+                      <w:b w:val="0"/>
+                      <w:i w:val="0"/>
+                      <w:color w:val="000000"/>
+                      <w:sz w:val="24"/>
+                    </w:rPr>
+                    <w:t xml:space="preserve">aptent taciti sociosqu ad litora torquent per conubia nostra, per inceptos himenaeos. Curabitur </w:t>
+                  </w:r>
+                </w:p>
+              </w:txbxContent>
+            </v:textbox>
+          </v:shape>
+        </w:pict>
       </w:r>
       <w:r>
-        <w:rPr>
-          <w:rFonts w:ascii="Century Schoolbook" w:hAnsi="Century Schoolbook" w:eastAsia="Century Schoolbook" w:cs="Century Schoolbook"/>
-          <w:b w:val="0"/>
-          <w:i w:val="0"/>
-          <w:color w:val="000000"/>
-          <w:sz w:val="24"/>
-          <w:fitText w:val="10866" w:id="87"/>
-        </w:rPr>
-        <w:t xml:space="preserve">ipsum dolor sit amet, consectetur adipiscing elit. Integer nec odio. Praesent libero. Sed cursus ante </w:t>
+        <w:pict>
+          <v:shape id="DocuMindTextBox96" type="#_x0000_t202" stroked="f" filled="f" o:allowincell="f" style="position:absolute;margin-left:36.140pt;margin-top:310.588pt;width:545.333pt;height:15.424pt;z-index:251659264;mso-position-horizontal-relative:page;mso-position-vertical-relative:page;mso-wrap-style:none;">
+            <w10:wrap type="none"/>
+            <v:textbox inset="0,0,0,0">
+              <w:txbxContent>
+                <w:p>
+                  <w:pPr>
+                    <w:spacing w:before="0" w:after="0" w:lineRule="exact" w:line="288"/>
+                    <w:ind w:left="0" w:right="0" w:firstLine="0"/>
+                  </w:pPr>
+                  <w:r>
+                    <w:rPr>
+                      <w:rFonts w:ascii="Century Schoolbook" w:hAnsi="Century Schoolbook" w:eastAsia="Century Schoolbook" w:cs="Century Schoolbook"/>
+                      <w:b w:val="0"/>
+                      <w:i w:val="0"/>
+                      <w:color w:val="000000"/>
+                      <w:sz w:val="24"/>
+                    </w:rPr>
+                    <w:t xml:space="preserve">sodales ligula in libero. Sed dignissim lacinia nunc. Curabitur tortor. Pellentesque nibh. Aenean </w:t>
+                  </w:r>
+                </w:p>
+              </w:txbxContent>
+            </v:textbox>
+          </v:shape>
+        </w:pict>
       </w:r>
       <w:r>
-        <w:br/>
+        <w:pict>
+          <v:shape id="DocuMindTextBox97" type="#_x0000_t202" stroked="f" filled="f" o:allowincell="f" style="position:absolute;margin-left:36.140pt;margin-top:324.988pt;width:455.160pt;height:15.424pt;z-index:251659264;mso-position-horizontal-relative:page;mso-position-vertical-relative:page;mso-wrap-style:none;">
+            <w10:wrap type="none"/>
+            <v:textbox inset="0,0,0,0">
+              <w:txbxContent>
+                <w:p>
+                  <w:pPr>
+                    <w:spacing w:before="0" w:after="0" w:lineRule="exact" w:line="288"/>
+                    <w:ind w:left="0" w:right="0" w:firstLine="0"/>
+                  </w:pPr>
+                  <w:r>
+                    <w:rPr>
+                      <w:rFonts w:ascii="Century Schoolbook" w:hAnsi="Century Schoolbook" w:eastAsia="Century Schoolbook" w:cs="Century Schoolbook"/>
+                      <w:b w:val="0"/>
+                      <w:i w:val="0"/>
+                      <w:color w:val="000000"/>
+                      <w:sz w:val="24"/>
+                    </w:rPr>
+                    <w:t xml:space="preserve">quam. In scelerisque sem at dolor. Maecenas mattis. Sed convallis tristique sem.  </w:t>
+                  </w:r>
+                </w:p>
+              </w:txbxContent>
+            </v:textbox>
+          </v:shape>
+        </w:pict>
       </w:r>
       <w:r>
-        <w:rPr>
-          <w:rFonts w:ascii="Century Schoolbook" w:hAnsi="Century Schoolbook" w:eastAsia="Century Schoolbook" w:cs="Century Schoolbook"/>
-          <w:b w:val="0"/>
-          <w:i w:val="0"/>
-          <w:color w:val="000000"/>
-          <w:sz w:val="24"/>
-          <w:fitText w:val="10867" w:id="88"/>
-        </w:rPr>
-        <w:t xml:space="preserve">dapibus diam. Sed nisi. Nulla quis sem at nibh elementum imperdiet. Duis sagittis ipsum. </w:t>
+        <w:pict>
+          <v:shape id="DocuMindTextBox98" type="#_x0000_t202" stroked="f" filled="f" o:allowincell="f" style="position:absolute;margin-left:36.140pt;margin-top:353.788pt;width:545.324pt;height:15.424pt;z-index:251659264;mso-position-horizontal-relative:page;mso-position-vertical-relative:page;mso-wrap-style:none;">
+            <w10:wrap type="none"/>
+            <v:textbox inset="0,0,0,0">
+              <w:txbxContent>
+                <w:p>
+                  <w:pPr>
+                    <w:spacing w:before="0" w:after="0" w:lineRule="exact" w:line="288"/>
+                    <w:ind w:left="0" w:right="0" w:firstLine="0"/>
+                  </w:pPr>
+                  <w:r>
+                    <w:rPr>
+                      <w:rFonts w:ascii="Century Schoolbook" w:hAnsi="Century Schoolbook" w:eastAsia="Century Schoolbook" w:cs="Century Schoolbook"/>
+                      <w:b w:val="0"/>
+                      <w:i w:val="0"/>
+                      <w:color w:val="000000"/>
+                      <w:sz w:val="24"/>
+                    </w:rPr>
+                    <w:t xml:space="preserve">Proin ut ligula vel nunc egestas porttitor. Morbi lectus risus, iaculis vel, suscipit quis, luctus non, </w:t>
+                  </w:r>
+                </w:p>
+              </w:txbxContent>
+            </v:textbox>
+          </v:shape>
+        </w:pict>
       </w:r>
       <w:r>
-        <w:br/>
+        <w:pict>
+          <v:shape id="DocuMindTextBox99" type="#_x0000_t202" stroked="f" filled="f" o:allowincell="f" style="position:absolute;margin-left:36.140pt;margin-top:368.188pt;width:545.331pt;height:15.424pt;z-index:251659264;mso-position-horizontal-relative:page;mso-position-vertical-relative:page;mso-wrap-style:none;">
+            <w10:wrap type="none"/>
+            <v:textbox inset="0,0,0,0">
+              <w:txbxContent>
+                <w:p>
+                  <w:pPr>
+                    <w:spacing w:before="0" w:after="0" w:lineRule="exact" w:line="288"/>
+                    <w:ind w:left="0" w:right="0" w:firstLine="0"/>
+                  </w:pPr>
+                  <w:r>
+                    <w:rPr>
+                      <w:rFonts w:ascii="Century Schoolbook" w:hAnsi="Century Schoolbook" w:eastAsia="Century Schoolbook" w:cs="Century Schoolbook"/>
+                      <w:b w:val="0"/>
+                      <w:i w:val="0"/>
+                      <w:color w:val="000000"/>
+                      <w:sz w:val="24"/>
+                    </w:rPr>
+                    <w:t xml:space="preserve">massa. Fusce ac turpis quis ligula lacinia aliquet. Mauris ipsum. Nulla metus metus, ullamcorper </w:t>
+                  </w:r>
+                </w:p>
+              </w:txbxContent>
+            </v:textbox>
+          </v:shape>
+        </w:pict>
       </w:r>
       <w:r>
-        <w:rPr>
-          <w:rFonts w:ascii="Century Schoolbook" w:hAnsi="Century Schoolbook" w:eastAsia="Century Schoolbook" w:cs="Century Schoolbook"/>
-          <w:b w:val="0"/>
-          <w:i w:val="0"/>
-          <w:color w:val="000000"/>
-          <w:sz w:val="24"/>
-          <w:fitText w:val="2045" w:id="89"/>
-        </w:rPr>
-        <w:t xml:space="preserve">Praesent mauris.  </w:t>
-      </w:r>
-    </w:p>
-    <w:p>
-      <w:pPr>
-        <w:spacing w:before="288" w:after="0" w:lineRule="exact" w:line="288"/>
-        <w:ind w:left="0" w:right="0" w:firstLine="0"/>
-        <w:jc w:val="left"/>
-      </w:pPr>
-      <w:r>
-        <w:rPr>
-          <w:rFonts w:ascii="Century Schoolbook" w:hAnsi="Century Schoolbook" w:eastAsia="Century Schoolbook" w:cs="Century Schoolbook"/>
-          <w:b w:val="0"/>
-          <w:i w:val="0"/>
-          <w:color w:val="000000"/>
-          <w:sz w:val="24"/>
-          <w:fitText w:val="10867" w:id="90"/>
-        </w:rPr>
-        <w:t xml:space="preserve">Fusce nec tellus sed augue semper porta. Mauris massa. Vestibulum lacinia arcu eget nulla. Class </w:t>
+        <w:pict>
+          <v:shape id="DocuMindTextBox100" type="#_x0000_t202" stroked="f" filled="f" o:allowincell="f" style="position:absolute;margin-left:36.140pt;margin-top:382.828pt;width:545.326pt;height:15.424pt;z-index:251659264;mso-position-horizontal-relative:page;mso-position-vertical-relative:page;mso-wrap-style:none;">
+            <w10:wrap type="none"/>
+            <v:textbox inset="0,0,0,0">
+              <w:txbxContent>
+                <w:p>
+                  <w:pPr>
+                    <w:spacing w:before="0" w:after="0" w:lineRule="exact" w:line="288"/>
+                    <w:ind w:left="0" w:right="0" w:firstLine="0"/>
+                  </w:pPr>
+                  <w:r>
+                    <w:rPr>
+                      <w:rFonts w:ascii="Century Schoolbook" w:hAnsi="Century Schoolbook" w:eastAsia="Century Schoolbook" w:cs="Century Schoolbook"/>
+                      <w:b w:val="0"/>
+                      <w:i w:val="0"/>
+                      <w:color w:val="000000"/>
+                      <w:sz w:val="24"/>
+                    </w:rPr>
+                    <w:t xml:space="preserve">vel, tincidunt sed, euismod in, nibh. Quisque volutpat condimentum velit. Class aptent taciti </w:t>
+                  </w:r>
+                </w:p>
+              </w:txbxContent>
+            </v:textbox>
+          </v:shape>
+        </w:pict>
       </w:r>
       <w:r>
-        <w:br/>
+        <w:pict>
+          <v:shape id="DocuMindTextBox101" type="#_x0000_t202" stroked="f" filled="f" o:allowincell="f" style="position:absolute;margin-left:36.140pt;margin-top:397.228pt;width:545.331pt;height:15.424pt;z-index:251659264;mso-position-horizontal-relative:page;mso-position-vertical-relative:page;mso-wrap-style:none;">
+            <w10:wrap type="none"/>
+            <v:textbox inset="0,0,0,0">
+              <w:txbxContent>
+                <w:p>
+                  <w:pPr>
+                    <w:spacing w:before="0" w:after="0" w:lineRule="exact" w:line="288"/>
+                    <w:ind w:left="0" w:right="0" w:firstLine="0"/>
+                  </w:pPr>
+                  <w:r>
+                    <w:rPr>
+                      <w:rFonts w:ascii="Century Schoolbook" w:hAnsi="Century Schoolbook" w:eastAsia="Century Schoolbook" w:cs="Century Schoolbook"/>
+                      <w:b w:val="0"/>
+                      <w:i w:val="0"/>
+                      <w:color w:val="000000"/>
+                      <w:sz w:val="24"/>
+                    </w:rPr>
+                    <w:t xml:space="preserve">sociosqu ad litora torquent per conubia nostra, per inceptos himenaeos. Nam nec ante. Sed lacinia, </w:t>
+                  </w:r>
+                </w:p>
+              </w:txbxContent>
+            </v:textbox>
+          </v:shape>
+        </w:pict>
       </w:r>
       <w:r>
-        <w:rPr>
-          <w:rFonts w:ascii="Century Schoolbook" w:hAnsi="Century Schoolbook" w:eastAsia="Century Schoolbook" w:cs="Century Schoolbook"/>
-          <w:b w:val="0"/>
-          <w:i w:val="0"/>
-          <w:color w:val="000000"/>
-          <w:sz w:val="24"/>
-          <w:fitText w:val="10867" w:id="91"/>
-        </w:rPr>
-        <w:t xml:space="preserve">aptent taciti sociosqu ad litora torquent per conubia nostra, per inceptos himenaeos. Curabitur </w:t>
+        <w:pict>
+          <v:shape id="DocuMindTextBox102" type="#_x0000_t202" stroked="f" filled="f" o:allowincell="f" style="position:absolute;margin-left:36.140pt;margin-top:411.628pt;width:545.327pt;height:15.424pt;z-index:251659264;mso-position-horizontal-relative:page;mso-position-vertical-relative:page;mso-wrap-style:none;">
+            <w10:wrap type="none"/>
+            <v:textbox inset="0,0,0,0">
+              <w:txbxContent>
+                <w:p>
+                  <w:pPr>
+                    <w:spacing w:before="0" w:after="0" w:lineRule="exact" w:line="288"/>
+                    <w:ind w:left="0" w:right="0" w:firstLine="0"/>
+                  </w:pPr>
+                  <w:r>
+                    <w:rPr>
+                      <w:rFonts w:ascii="Century Schoolbook" w:hAnsi="Century Schoolbook" w:eastAsia="Century Schoolbook" w:cs="Century Schoolbook"/>
+                      <w:b w:val="0"/>
+                      <w:i w:val="0"/>
+                      <w:color w:val="000000"/>
+                      <w:sz w:val="24"/>
+                    </w:rPr>
+                    <w:t xml:space="preserve">urna non tincidunt mattis, tortor neque adipiscing diam, a cursus ipsum ante quis turpis. Nulla </w:t>
+                  </w:r>
+                </w:p>
+              </w:txbxContent>
+            </v:textbox>
+          </v:shape>
+        </w:pict>
       </w:r>
       <w:r>
-        <w:br/>
+        <w:pict>
+          <v:shape id="DocuMindTextBox103" type="#_x0000_t202" stroked="f" filled="f" o:allowincell="f" style="position:absolute;margin-left:36.140pt;margin-top:426.028pt;width:235.797pt;height:15.424pt;z-index:251659264;mso-position-horizontal-relative:page;mso-position-vertical-relative:page;mso-wrap-style:none;">
+            <w10:wrap type="none"/>
+            <v:textbox inset="0,0,0,0">
+              <w:txbxContent>
+                <w:p>
+                  <w:pPr>
+                    <w:spacing w:before="0" w:after="0" w:lineRule="exact" w:line="288"/>
+                    <w:ind w:left="0" w:right="0" w:firstLine="0"/>
+                  </w:pPr>
+                  <w:r>
+                    <w:rPr>
+                      <w:rFonts w:ascii="Century Schoolbook" w:hAnsi="Century Schoolbook" w:eastAsia="Century Schoolbook" w:cs="Century Schoolbook"/>
+                      <w:b w:val="0"/>
+                      <w:i w:val="0"/>
+                      <w:color w:val="000000"/>
+                      <w:sz w:val="24"/>
+                    </w:rPr>
+                    <w:t xml:space="preserve">facilisi. Ut fringilla. Suspendisse potenti.  </w:t>
+                  </w:r>
+                </w:p>
+              </w:txbxContent>
+            </v:textbox>
+          </v:shape>
+        </w:pict>
       </w:r>
       <w:r>
-        <w:rPr>
-          <w:rFonts w:ascii="Century Schoolbook" w:hAnsi="Century Schoolbook" w:eastAsia="Century Schoolbook" w:cs="Century Schoolbook"/>
-          <w:b w:val="0"/>
-          <w:i w:val="0"/>
-          <w:color w:val="000000"/>
-          <w:sz w:val="24"/>
-          <w:fitText w:val="10867" w:id="92"/>
-        </w:rPr>
-        <w:t xml:space="preserve">sodales ligula in libero. Sed dignissim lacinia nunc. Curabitur tortor. Pellentesque nibh. Aenean </w:t>
+        <w:pict>
+          <v:shape id="DocuMindTextBox104" type="#_x0000_t202" stroked="f" filled="f" o:allowincell="f" style="position:absolute;margin-left:36.140pt;margin-top:454.828pt;width:545.334pt;height:15.424pt;z-index:251659264;mso-position-horizontal-relative:page;mso-position-vertical-relative:page;mso-wrap-style:none;">
+            <w10:wrap type="none"/>
+            <v:textbox inset="0,0,0,0">
+              <w:txbxContent>
+                <w:p>
+                  <w:pPr>
+                    <w:spacing w:before="0" w:after="0" w:lineRule="exact" w:line="288"/>
+                    <w:ind w:left="0" w:right="0" w:firstLine="0"/>
+                  </w:pPr>
+                  <w:r>
+                    <w:rPr>
+                      <w:rFonts w:ascii="Century Schoolbook" w:hAnsi="Century Schoolbook" w:eastAsia="Century Schoolbook" w:cs="Century Schoolbook"/>
+                      <w:b w:val="0"/>
+                      <w:i w:val="0"/>
+                      <w:color w:val="000000"/>
+                      <w:sz w:val="24"/>
+                    </w:rPr>
+                    <w:t xml:space="preserve">Nunc feugiat mi a tellus consequat imperdiet. Vestibulum sapien. Proin quam. Etiam ultrices. </w:t>
+                  </w:r>
+                </w:p>
+              </w:txbxContent>
+            </v:textbox>
+          </v:shape>
+        </w:pict>
       </w:r>
       <w:r>
-        <w:br/>
+        <w:pict>
+          <v:shape id="DocuMindTextBox105" type="#_x0000_t202" stroked="f" filled="f" o:allowincell="f" style="position:absolute;margin-left:36.140pt;margin-top:469.228pt;width:545.324pt;height:15.424pt;z-index:251659264;mso-position-horizontal-relative:page;mso-position-vertical-relative:page;mso-wrap-style:none;">
+            <w10:wrap type="none"/>
+            <v:textbox inset="0,0,0,0">
+              <w:txbxContent>
+                <w:p>
+                  <w:pPr>
+                    <w:spacing w:before="0" w:after="0" w:lineRule="exact" w:line="288"/>
+                    <w:ind w:left="0" w:right="0" w:firstLine="0"/>
+                  </w:pPr>
+                  <w:r>
+                    <w:rPr>
+                      <w:rFonts w:ascii="Century Schoolbook" w:hAnsi="Century Schoolbook" w:eastAsia="Century Schoolbook" w:cs="Century Schoolbook"/>
+                      <w:b w:val="0"/>
+                      <w:i w:val="0"/>
+                      <w:color w:val="000000"/>
+                      <w:sz w:val="24"/>
+                    </w:rPr>
+                    <w:t xml:space="preserve">Suspendisse in justo eu magna luctus suscipit. Sed lectus. Integer euismod lacus luctus magna. </w:t>
+                  </w:r>
+                </w:p>
+              </w:txbxContent>
+            </v:textbox>
+          </v:shape>
+        </w:pict>
       </w:r>
       <w:r>
-        <w:rPr>
-          <w:rFonts w:ascii="Century Schoolbook" w:hAnsi="Century Schoolbook" w:eastAsia="Century Schoolbook" w:cs="Century Schoolbook"/>
-          <w:b w:val="0"/>
-          <w:i w:val="0"/>
-          <w:color w:val="000000"/>
-          <w:sz w:val="24"/>
-          <w:fitText w:val="9063" w:id="93"/>
-        </w:rPr>
-        <w:t xml:space="preserve">quam. In scelerisque sem at dolor. Maecenas mattis. Sed convallis tristique sem.  </w:t>
-      </w:r>
-    </w:p>
-    <w:p>
-      <w:pPr>
-        <w:spacing w:before="288" w:after="0" w:lineRule="exact" w:line="288"/>
-        <w:ind w:left="0" w:right="0" w:firstLine="0"/>
-        <w:jc w:val="left"/>
-      </w:pPr>
-      <w:r>
-        <w:rPr>
-          <w:rFonts w:ascii="Century Schoolbook" w:hAnsi="Century Schoolbook" w:eastAsia="Century Schoolbook" w:cs="Century Schoolbook"/>
-          <w:b w:val="0"/>
-          <w:i w:val="0"/>
-          <w:color w:val="000000"/>
-          <w:sz w:val="24"/>
-          <w:fitText w:val="10866" w:id="94"/>
-        </w:rPr>
-        <w:t xml:space="preserve">Proin ut ligula vel nunc egestas porttitor. Morbi lectus risus, iaculis vel, suscipit quis, luctus non, </w:t>
+        <w:pict>
+          <v:shape id="DocuMindTextBox106" type="#_x0000_t202" stroked="f" filled="f" o:allowincell="f" style="position:absolute;margin-left:36.140pt;margin-top:483.628pt;width:545.337pt;height:15.424pt;z-index:251659264;mso-position-horizontal-relative:page;mso-position-vertical-relative:page;mso-wrap-style:none;">
+            <w10:wrap type="none"/>
+            <v:textbox inset="0,0,0,0">
+              <w:txbxContent>
+                <w:p>
+                  <w:pPr>
+                    <w:spacing w:before="0" w:after="0" w:lineRule="exact" w:line="288"/>
+                    <w:ind w:left="0" w:right="0" w:firstLine="0"/>
+                  </w:pPr>
+                  <w:r>
+                    <w:rPr>
+                      <w:rFonts w:ascii="Century Schoolbook" w:hAnsi="Century Schoolbook" w:eastAsia="Century Schoolbook" w:cs="Century Schoolbook"/>
+                      <w:b w:val="0"/>
+                      <w:i w:val="0"/>
+                      <w:color w:val="000000"/>
+                      <w:sz w:val="24"/>
+                    </w:rPr>
+                    <w:t xml:space="preserve">Quisque cursus, metus vitae pharetra auctor, sem massa mattis sem, at interdum magna augue </w:t>
+                  </w:r>
+                </w:p>
+              </w:txbxContent>
+            </v:textbox>
+          </v:shape>
+        </w:pict>
       </w:r>
       <w:r>
-        <w:br/>
+        <w:pict>
+          <v:shape id="DocuMindTextBox107" type="#_x0000_t202" stroked="f" filled="f" o:allowincell="f" style="position:absolute;margin-left:36.140pt;margin-top:498.028pt;width:545.325pt;height:15.424pt;z-index:251659264;mso-position-horizontal-relative:page;mso-position-vertical-relative:page;mso-wrap-style:none;">
+            <w10:wrap type="none"/>
+            <v:textbox inset="0,0,0,0">
+              <w:txbxContent>
+                <w:p>
+                  <w:pPr>
+                    <w:spacing w:before="0" w:after="0" w:lineRule="exact" w:line="288"/>
+                    <w:ind w:left="0" w:right="0" w:firstLine="0"/>
+                  </w:pPr>
+                  <w:r>
+                    <w:rPr>
+                      <w:rFonts w:ascii="Century Schoolbook" w:hAnsi="Century Schoolbook" w:eastAsia="Century Schoolbook" w:cs="Century Schoolbook"/>
+                      <w:b w:val="0"/>
+                      <w:i w:val="0"/>
+                      <w:color w:val="000000"/>
+                      <w:sz w:val="24"/>
+                    </w:rPr>
+                    <w:t xml:space="preserve">eget diam. Vestibulum ante ipsum primis in faucibus orci luctus et ultrices posuere cubilia Curae; </w:t>
+                  </w:r>
+                </w:p>
+              </w:txbxContent>
+            </v:textbox>
+          </v:shape>
+        </w:pict>
       </w:r>
       <w:r>
-        <w:rPr>
-          <w:rFonts w:ascii="Century Schoolbook" w:hAnsi="Century Schoolbook" w:eastAsia="Century Schoolbook" w:cs="Century Schoolbook"/>
-          <w:b w:val="0"/>
-          <w:i w:val="0"/>
-          <w:color w:val="000000"/>
-          <w:sz w:val="24"/>
-          <w:fitText w:val="10867" w:id="95"/>
-        </w:rPr>
-        <w:t xml:space="preserve">massa. Fusce ac turpis quis ligula lacinia aliquet. Mauris ipsum. Nulla metus metus, ullamcorper </w:t>
+        <w:pict>
+          <v:shape id="DocuMindTextBox108" type="#_x0000_t202" stroked="f" filled="f" o:allowincell="f" style="position:absolute;margin-left:36.140pt;margin-top:512.668pt;width:545.332pt;height:15.424pt;z-index:251659264;mso-position-horizontal-relative:page;mso-position-vertical-relative:page;mso-wrap-style:none;">
+            <w10:wrap type="none"/>
+            <v:textbox inset="0,0,0,0">
+              <w:txbxContent>
+                <w:p>
+                  <w:pPr>
+                    <w:spacing w:before="0" w:after="0" w:lineRule="exact" w:line="288"/>
+                    <w:ind w:left="0" w:right="0" w:firstLine="0"/>
+                  </w:pPr>
+                  <w:r>
+                    <w:rPr>
+                      <w:rFonts w:ascii="Century Schoolbook" w:hAnsi="Century Schoolbook" w:eastAsia="Century Schoolbook" w:cs="Century Schoolbook"/>
+                      <w:b w:val="0"/>
+                      <w:i w:val="0"/>
+                      <w:color w:val="000000"/>
+                      <w:sz w:val="24"/>
+                    </w:rPr>
+                    <w:t xml:space="preserve">Morbi lacinia molestie dui. Praesent blandit dolor. Sed non quam. In vel mi sit amet augue congue </w:t>
+                  </w:r>
+                </w:p>
+              </w:txbxContent>
+            </v:textbox>
+          </v:shape>
+        </w:pict>
       </w:r>
       <w:r>
-        <w:br/>
-      </w:r>
-      <w:r>
-        <w:rPr>
-          <w:rFonts w:ascii="Century Schoolbook" w:hAnsi="Century Schoolbook" w:eastAsia="Century Schoolbook" w:cs="Century Schoolbook"/>
-          <w:b w:val="0"/>
-          <w:i w:val="0"/>
-          <w:color w:val="000000"/>
-          <w:sz w:val="24"/>
-          <w:fitText w:val="10867" w:id="96"/>
-        </w:rPr>
-        <w:t xml:space="preserve">vel, tincidunt sed, euismod in, nibh. Quisque volutpat condimentum velit. Class aptent taciti </w:t>
-      </w:r>
-      <w:r>
-        <w:br/>
-      </w:r>
-      <w:r>
-        <w:rPr>
-          <w:rFonts w:ascii="Century Schoolbook" w:hAnsi="Century Schoolbook" w:eastAsia="Century Schoolbook" w:cs="Century Schoolbook"/>
-          <w:b w:val="0"/>
-          <w:i w:val="0"/>
-          <w:color w:val="000000"/>
-          <w:sz w:val="24"/>
-          <w:fitText w:val="10867" w:id="97"/>
-        </w:rPr>
-        <w:t xml:space="preserve">sociosqu ad litora torquent per conubia nostra, per inceptos himenaeos. Nam nec ante. Sed lacinia, </w:t>
-      </w:r>
-      <w:r>
-        <w:br/>
-      </w:r>
-      <w:r>
-        <w:rPr>
-          <w:rFonts w:ascii="Century Schoolbook" w:hAnsi="Century Schoolbook" w:eastAsia="Century Schoolbook" w:cs="Century Schoolbook"/>
-          <w:b w:val="0"/>
-          <w:i w:val="0"/>
-          <w:color w:val="000000"/>
-          <w:sz w:val="24"/>
-          <w:fitText w:val="10867" w:id="98"/>
-        </w:rPr>
-        <w:t xml:space="preserve">urna non tincidunt mattis, tortor neque adipiscing diam, a cursus ipsum ante quis turpis. Nulla </w:t>
-      </w:r>
-      <w:r>
-        <w:br/>
-      </w:r>
-      <w:r>
-        <w:rPr>
-          <w:rFonts w:ascii="Century Schoolbook" w:hAnsi="Century Schoolbook" w:eastAsia="Century Schoolbook" w:cs="Century Schoolbook"/>
-          <w:b w:val="0"/>
-          <w:i w:val="0"/>
-          <w:color w:val="000000"/>
-          <w:sz w:val="24"/>
-          <w:fitText w:val="4676" w:id="99"/>
-        </w:rPr>
-        <w:t xml:space="preserve">facilisi. Ut fringilla. Suspendisse potenti.  </w:t>
-      </w:r>
-    </w:p>
-    <w:p>
-      <w:pPr>
-        <w:spacing w:before="288" w:after="0" w:lineRule="exact" w:line="288"/>
-        <w:ind w:left="0" w:right="0" w:firstLine="0"/>
-        <w:jc w:val="left"/>
-      </w:pPr>
-      <w:r>
-        <w:rPr>
-          <w:rFonts w:ascii="Century Schoolbook" w:hAnsi="Century Schoolbook" w:eastAsia="Century Schoolbook" w:cs="Century Schoolbook"/>
-          <w:b w:val="0"/>
-          <w:i w:val="0"/>
-          <w:color w:val="000000"/>
-          <w:sz w:val="24"/>
-          <w:fitText w:val="10867" w:id="100"/>
-        </w:rPr>
-        <w:t xml:space="preserve">Nunc feugiat mi a tellus consequat imperdiet. Vestibulum sapien. Proin quam. Etiam ultrices. </w:t>
-      </w:r>
-      <w:r>
-        <w:br/>
-      </w:r>
-      <w:r>
-        <w:rPr>
-          <w:rFonts w:ascii="Century Schoolbook" w:hAnsi="Century Schoolbook" w:eastAsia="Century Schoolbook" w:cs="Century Schoolbook"/>
-          <w:b w:val="0"/>
-          <w:i w:val="0"/>
-          <w:color w:val="000000"/>
-          <w:sz w:val="24"/>
-          <w:fitText w:val="10866" w:id="101"/>
-        </w:rPr>
-        <w:t xml:space="preserve">Suspendisse in justo eu magna luctus suscipit. Sed lectus. Integer euismod lacus luctus magna. </w:t>
-      </w:r>
-      <w:r>
-        <w:br/>
-      </w:r>
-      <w:r>
-        <w:rPr>
-          <w:rFonts w:ascii="Century Schoolbook" w:hAnsi="Century Schoolbook" w:eastAsia="Century Schoolbook" w:cs="Century Schoolbook"/>
-          <w:b w:val="0"/>
-          <w:i w:val="0"/>
-          <w:color w:val="000000"/>
-          <w:sz w:val="24"/>
-          <w:fitText w:val="10867" w:id="102"/>
-        </w:rPr>
-        <w:t xml:space="preserve">Quisque cursus, metus vitae pharetra auctor, sem massa mattis sem, at interdum magna augue </w:t>
-      </w:r>
-      <w:r>
-        <w:br/>
-      </w:r>
-      <w:r>
-        <w:rPr>
-          <w:rFonts w:ascii="Century Schoolbook" w:hAnsi="Century Schoolbook" w:eastAsia="Century Schoolbook" w:cs="Century Schoolbook"/>
-          <w:b w:val="0"/>
-          <w:i w:val="0"/>
-          <w:color w:val="000000"/>
-          <w:sz w:val="24"/>
-          <w:fitText w:val="10867" w:id="103"/>
-        </w:rPr>
-        <w:t xml:space="preserve">eget diam. Vestibulum ante ipsum primis in faucibus orci luctus et ultrices posuere cubilia Curae; </w:t>
-      </w:r>
-      <w:r>
-        <w:br/>
-      </w:r>
-      <w:r>
-        <w:rPr>
-          <w:rFonts w:ascii="Century Schoolbook" w:hAnsi="Century Schoolbook" w:eastAsia="Century Schoolbook" w:cs="Century Schoolbook"/>
-          <w:b w:val="0"/>
-          <w:i w:val="0"/>
-          <w:color w:val="000000"/>
-          <w:sz w:val="24"/>
-          <w:fitText w:val="10867" w:id="104"/>
-        </w:rPr>
-        <w:t xml:space="preserve">Morbi lacinia molestie dui. Praesent blandit dolor. Sed non quam. In vel mi sit amet augue congue </w:t>
-      </w:r>
-      <w:r>
-        <w:br/>
-      </w:r>
-      <w:r>
-        <w:rPr>
-          <w:rFonts w:ascii="Century Schoolbook" w:hAnsi="Century Schoolbook" w:eastAsia="Century Schoolbook" w:cs="Century Schoolbook"/>
-          <w:b w:val="0"/>
-          <w:i w:val="0"/>
-          <w:color w:val="000000"/>
-          <w:sz w:val="24"/>
-          <w:fitText w:val="6587" w:id="105"/>
-        </w:rPr>
-        <w:t xml:space="preserve">elementum. Morbi in ipsum sit amet pede facilisis laoreet.  </w:t>
+        <w:pict>
+          <v:shape id="DocuMindTextBox109" type="#_x0000_t202" stroked="f" filled="f" o:allowincell="f" style="position:absolute;margin-left:36.140pt;margin-top:527.068pt;width:331.369pt;height:15.424pt;z-index:251659264;mso-position-horizontal-relative:page;mso-position-vertical-relative:page;mso-wrap-style:none;">
+            <w10:wrap type="none"/>
+            <v:textbox inset="0,0,0,0">
+              <w:txbxContent>
+                <w:p>
+                  <w:pPr>
+                    <w:spacing w:before="0" w:after="0" w:lineRule="exact" w:line="288"/>
+                    <w:ind w:left="0" w:right="0" w:firstLine="0"/>
+                  </w:pPr>
+                  <w:r>
+                    <w:rPr>
+                      <w:rFonts w:ascii="Century Schoolbook" w:hAnsi="Century Schoolbook" w:eastAsia="Century Schoolbook" w:cs="Century Schoolbook"/>
+                      <w:b w:val="0"/>
+                      <w:i w:val="0"/>
+                      <w:color w:val="000000"/>
+                      <w:sz w:val="24"/>
+                    </w:rPr>
+                    <w:t xml:space="preserve">elementum. Morbi in ipsum sit amet pede facilisis laoreet.  </w:t>
+                  </w:r>
+                </w:p>
+              </w:txbxContent>
+            </v:textbox>
+          </v:shape>
+        </w:pict>
       </w:r>
     </w:p>
     <w:sectPr>
       <w:pgSz w:w="12240" w:h="15840"/>
-      <w:pgMar w:top="730" w:right="650" w:bottom="4722" w:left="723" w:header="720" w:footer="720" w:gutter="0"/>
+      <w:pgMar w:top="0" w:right="0" w:bottom="0" w:left="0" w:header="0" w:footer="0" w:gutter="0"/>
       <w:cols w:space="720"/>
       <w:docGrid w:linePitch="360"/>
     </w:sectPr>

--- a/output/output.docx
+++ b/output/output.docx
@@ -13,13 +13,13 @@
       </w:r>
       <w:r>
         <w:pict>
-          <v:shape id="DocuMindTextBox1" type="#_x0000_t202" stroked="f" filled="f" o:allowincell="f" style="position:absolute;margin-left:303.020pt;margin-top:742.036pt;width:10.794pt;height:15.652pt;z-index:251659264;mso-position-horizontal-relative:page;mso-position-vertical-relative:page;mso-wrap-style:none;">
+          <v:shape id="DocuMindTextBox1" type="#_x0000_t202" stroked="f" filled="f" o:allowincell="f" style="position:absolute;margin-left:303.020pt;margin-top:740.536pt;width:11.794pt;height:21.000pt;z-index:251659264;mso-position-horizontal-relative:page;mso-position-vertical-relative:page;mso-wrap-style:none;mso-fit-shape-to-text:t;">
             <w10:wrap type="none"/>
             <v:textbox inset="0,0,0,0">
               <w:txbxContent>
                 <w:p>
                   <w:pPr>
-                    <w:spacing w:before="0" w:after="0" w:lineRule="exact" w:line="293"/>
+                    <w:spacing w:before="0" w:after="0" w:lineRule="exact" w:line="300"/>
                     <w:ind w:left="0" w:right="0" w:firstLine="0"/>
                   </w:pPr>
                   <w:r>
@@ -40,13 +40,13 @@
       </w:r>
       <w:r>
         <w:pict>
-          <v:shape id="DocuMindTextBox2" type="#_x0000_t202" stroked="f" filled="f" o:allowincell="f" style="position:absolute;margin-left:190.309pt;margin-top:48.604pt;width:243.994pt;height:44.272pt;z-index:251659264;mso-position-horizontal-relative:page;mso-position-vertical-relative:page;mso-wrap-style:none;">
+          <v:shape id="DocuMindTextBox2" type="#_x0000_t202" stroked="f" filled="f" o:allowincell="f" style="position:absolute;margin-left:190.309pt;margin-top:47.104pt;width:244.994pt;height:51.000pt;z-index:251659264;mso-position-horizontal-relative:page;mso-position-vertical-relative:page;mso-wrap-style:none;mso-fit-shape-to-text:t;">
             <w10:wrap type="none"/>
             <v:textbox inset="0,0,0,0">
               <w:txbxContent>
                 <w:p>
                   <w:pPr>
-                    <w:spacing w:before="0" w:after="0" w:lineRule="exact" w:line="865"/>
+                    <w:spacing w:before="0" w:after="0" w:lineRule="exact" w:line="900"/>
                     <w:ind w:left="0" w:right="0" w:firstLine="0"/>
                   </w:pPr>
                   <w:r>
@@ -67,13 +67,13 @@
       </w:r>
       <w:r>
         <w:pict>
-          <v:shape id="DocuMindTextBox3" type="#_x0000_t202" stroked="f" filled="f" o:allowincell="f" style="position:absolute;margin-left:179.468pt;margin-top:106.192pt;width:164.002pt;height:22.636pt;z-index:251659264;mso-position-horizontal-relative:page;mso-position-vertical-relative:page;mso-wrap-style:none;">
+          <v:shape id="DocuMindTextBox3" type="#_x0000_t202" stroked="f" filled="f" o:allowincell="f" style="position:absolute;margin-left:179.468pt;margin-top:104.692pt;width:165.002pt;height:28.500pt;z-index:251659264;mso-position-horizontal-relative:page;mso-position-vertical-relative:page;mso-wrap-style:none;mso-fit-shape-to-text:t;">
             <w10:wrap type="none"/>
             <v:textbox inset="0,0,0,0">
               <w:txbxContent>
                 <w:p>
                   <w:pPr>
-                    <w:spacing w:before="0" w:after="0" w:lineRule="exact" w:line="433"/>
+                    <w:spacing w:before="0" w:after="0" w:lineRule="exact" w:line="450"/>
                     <w:ind w:left="0" w:right="0" w:firstLine="0"/>
                   </w:pPr>
                   <w:r>
@@ -94,13 +94,13 @@
       </w:r>
       <w:r>
         <w:pict>
-          <v:shape id="DocuMindTextBox4" type="#_x0000_t202" stroked="f" filled="f" o:allowincell="f" style="position:absolute;margin-left:341.468pt;margin-top:106.192pt;width:93.341pt;height:22.636pt;z-index:251659264;mso-position-horizontal-relative:page;mso-position-vertical-relative:page;mso-wrap-style:none;">
+          <v:shape id="DocuMindTextBox4" type="#_x0000_t202" stroked="f" filled="f" o:allowincell="f" style="position:absolute;margin-left:341.468pt;margin-top:104.692pt;width:94.341pt;height:28.500pt;z-index:251659264;mso-position-horizontal-relative:page;mso-position-vertical-relative:page;mso-wrap-style:none;mso-fit-shape-to-text:t;">
             <w10:wrap type="none"/>
             <v:textbox inset="0,0,0,0">
               <w:txbxContent>
                 <w:p>
                   <w:pPr>
-                    <w:spacing w:before="0" w:after="0" w:lineRule="exact" w:line="433"/>
+                    <w:spacing w:before="0" w:after="0" w:lineRule="exact" w:line="450"/>
                     <w:ind w:left="0" w:right="0" w:firstLine="0"/>
                   </w:pPr>
                   <w:r>
@@ -121,13 +121,13 @@
       </w:r>
       <w:r>
         <w:pict>
-          <v:shape id="DocuMindTextBox5" type="#_x0000_t202" stroked="f" filled="f" o:allowincell="f" style="position:absolute;margin-left:36.140pt;margin-top:142.642pt;width:546.399pt;height:20.040pt;z-index:251659264;mso-position-horizontal-relative:page;mso-position-vertical-relative:page;mso-wrap-style:none;">
+          <v:shape id="DocuMindTextBox5" type="#_x0000_t202" stroked="f" filled="f" o:allowincell="f" style="position:absolute;margin-left:36.140pt;margin-top:141.142pt;width:547.399pt;height:25.800pt;z-index:251659264;mso-position-horizontal-relative:page;mso-position-vertical-relative:page;mso-wrap-style:none;mso-fit-shape-to-text:t;">
             <w10:wrap type="none"/>
             <v:textbox inset="0,0,0,0">
               <w:txbxContent>
                 <w:p>
                   <w:pPr>
-                    <w:spacing w:before="0" w:after="0" w:lineRule="exact" w:line="381"/>
+                    <w:spacing w:before="0" w:after="0" w:lineRule="exact" w:line="396"/>
                     <w:ind w:left="0" w:right="0" w:firstLine="0"/>
                   </w:pPr>
                   <w:r>
@@ -148,13 +148,13 @@
       </w:r>
       <w:r>
         <w:pict>
-          <v:shape id="DocuMindTextBox6" type="#_x0000_t202" stroked="f" filled="f" o:allowincell="f" style="position:absolute;margin-left:36.140pt;margin-top:161.842pt;width:546.410pt;height:20.040pt;z-index:251659264;mso-position-horizontal-relative:page;mso-position-vertical-relative:page;mso-wrap-style:none;">
+          <v:shape id="DocuMindTextBox6" type="#_x0000_t202" stroked="f" filled="f" o:allowincell="f" style="position:absolute;margin-left:36.140pt;margin-top:160.342pt;width:547.410pt;height:25.800pt;z-index:251659264;mso-position-horizontal-relative:page;mso-position-vertical-relative:page;mso-wrap-style:none;mso-fit-shape-to-text:t;">
             <w10:wrap type="none"/>
             <v:textbox inset="0,0,0,0">
               <w:txbxContent>
                 <w:p>
                   <w:pPr>
-                    <w:spacing w:before="0" w:after="0" w:lineRule="exact" w:line="381"/>
+                    <w:spacing w:before="0" w:after="0" w:lineRule="exact" w:line="396"/>
                     <w:ind w:left="0" w:right="0" w:firstLine="0"/>
                   </w:pPr>
                   <w:r>
@@ -175,13 +175,13 @@
       </w:r>
       <w:r>
         <w:pict>
-          <v:shape id="DocuMindTextBox7" type="#_x0000_t202" stroked="f" filled="f" o:allowincell="f" style="position:absolute;margin-left:36.140pt;margin-top:181.042pt;width:546.410pt;height:20.040pt;z-index:251659264;mso-position-horizontal-relative:page;mso-position-vertical-relative:page;mso-wrap-style:none;">
+          <v:shape id="DocuMindTextBox7" type="#_x0000_t202" stroked="f" filled="f" o:allowincell="f" style="position:absolute;margin-left:36.140pt;margin-top:179.542pt;width:547.410pt;height:25.800pt;z-index:251659264;mso-position-horizontal-relative:page;mso-position-vertical-relative:page;mso-wrap-style:none;mso-fit-shape-to-text:t;">
             <w10:wrap type="none"/>
             <v:textbox inset="0,0,0,0">
               <w:txbxContent>
                 <w:p>
                   <w:pPr>
-                    <w:spacing w:before="0" w:after="0" w:lineRule="exact" w:line="381"/>
+                    <w:spacing w:before="0" w:after="0" w:lineRule="exact" w:line="396"/>
                     <w:ind w:left="0" w:right="0" w:firstLine="0"/>
                   </w:pPr>
                   <w:r>
@@ -202,13 +202,13 @@
       </w:r>
       <w:r>
         <w:pict>
-          <v:shape id="DocuMindTextBox8" type="#_x0000_t202" stroked="f" filled="f" o:allowincell="f" style="position:absolute;margin-left:36.140pt;margin-top:200.242pt;width:546.529pt;height:20.040pt;z-index:251659264;mso-position-horizontal-relative:page;mso-position-vertical-relative:page;mso-wrap-style:none;">
+          <v:shape id="DocuMindTextBox8" type="#_x0000_t202" stroked="f" filled="f" o:allowincell="f" style="position:absolute;margin-left:36.140pt;margin-top:198.742pt;width:547.529pt;height:25.800pt;z-index:251659264;mso-position-horizontal-relative:page;mso-position-vertical-relative:page;mso-wrap-style:none;mso-fit-shape-to-text:t;">
             <w10:wrap type="none"/>
             <v:textbox inset="0,0,0,0">
               <w:txbxContent>
                 <w:p>
                   <w:pPr>
-                    <w:spacing w:before="0" w:after="0" w:lineRule="exact" w:line="381"/>
+                    <w:spacing w:before="0" w:after="0" w:lineRule="exact" w:line="396"/>
                     <w:ind w:left="0" w:right="0" w:firstLine="0"/>
                   </w:pPr>
                   <w:r>
@@ -229,13 +229,13 @@
       </w:r>
       <w:r>
         <w:pict>
-          <v:shape id="DocuMindTextBox9" type="#_x0000_t202" stroked="f" filled="f" o:allowincell="f" style="position:absolute;margin-left:36.140pt;margin-top:219.442pt;width:171.122pt;height:20.040pt;z-index:251659264;mso-position-horizontal-relative:page;mso-position-vertical-relative:page;mso-wrap-style:none;">
+          <v:shape id="DocuMindTextBox9" type="#_x0000_t202" stroked="f" filled="f" o:allowincell="f" style="position:absolute;margin-left:36.140pt;margin-top:217.942pt;width:172.122pt;height:25.800pt;z-index:251659264;mso-position-horizontal-relative:page;mso-position-vertical-relative:page;mso-wrap-style:none;mso-fit-shape-to-text:t;">
             <w10:wrap type="none"/>
             <v:textbox inset="0,0,0,0">
               <w:txbxContent>
                 <w:p>
                   <w:pPr>
-                    <w:spacing w:before="0" w:after="0" w:lineRule="exact" w:line="381"/>
+                    <w:spacing w:before="0" w:after="0" w:lineRule="exact" w:line="396"/>
                     <w:ind w:left="0" w:right="0" w:firstLine="0"/>
                   </w:pPr>
                   <w:r>
@@ -256,13 +256,13 @@
       </w:r>
       <w:r>
         <w:pict>
-          <v:shape id="DocuMindTextBox10" type="#_x0000_t202" stroked="f" filled="f" o:allowincell="f" style="position:absolute;margin-left:36.140pt;margin-top:252.988pt;width:545.325pt;height:15.424pt;z-index:251659264;mso-position-horizontal-relative:page;mso-position-vertical-relative:page;mso-wrap-style:none;">
+          <v:shape id="DocuMindTextBox10" type="#_x0000_t202" stroked="f" filled="f" o:allowincell="f" style="position:absolute;margin-left:36.140pt;margin-top:251.488pt;width:546.325pt;height:21.000pt;z-index:251659264;mso-position-horizontal-relative:page;mso-position-vertical-relative:page;mso-wrap-style:none;mso-fit-shape-to-text:t;">
             <w10:wrap type="none"/>
             <v:textbox inset="0,0,0,0">
               <w:txbxContent>
                 <w:p>
                   <w:pPr>
-                    <w:spacing w:before="0" w:after="0" w:lineRule="exact" w:line="288"/>
+                    <w:spacing w:before="0" w:after="0" w:lineRule="exact" w:line="300"/>
                     <w:ind w:left="0" w:right="0" w:firstLine="0"/>
                   </w:pPr>
                   <w:r>
@@ -283,13 +283,13 @@
       </w:r>
       <w:r>
         <w:pict>
-          <v:shape id="DocuMindTextBox11" type="#_x0000_t202" stroked="f" filled="f" o:allowincell="f" style="position:absolute;margin-left:36.140pt;margin-top:267.388pt;width:545.337pt;height:15.424pt;z-index:251659264;mso-position-horizontal-relative:page;mso-position-vertical-relative:page;mso-wrap-style:none;">
+          <v:shape id="DocuMindTextBox11" type="#_x0000_t202" stroked="f" filled="f" o:allowincell="f" style="position:absolute;margin-left:36.140pt;margin-top:265.888pt;width:546.337pt;height:21.000pt;z-index:251659264;mso-position-horizontal-relative:page;mso-position-vertical-relative:page;mso-wrap-style:none;mso-fit-shape-to-text:t;">
             <w10:wrap type="none"/>
             <v:textbox inset="0,0,0,0">
               <w:txbxContent>
                 <w:p>
                   <w:pPr>
-                    <w:spacing w:before="0" w:after="0" w:lineRule="exact" w:line="288"/>
+                    <w:spacing w:before="0" w:after="0" w:lineRule="exact" w:line="300"/>
                     <w:ind w:left="0" w:right="0" w:firstLine="0"/>
                   </w:pPr>
                   <w:r>
@@ -310,13 +310,13 @@
       </w:r>
       <w:r>
         <w:pict>
-          <v:shape id="DocuMindTextBox12" type="#_x0000_t202" stroked="f" filled="f" o:allowincell="f" style="position:absolute;margin-left:36.140pt;margin-top:281.788pt;width:545.352pt;height:15.424pt;z-index:251659264;mso-position-horizontal-relative:page;mso-position-vertical-relative:page;mso-wrap-style:none;">
+          <v:shape id="DocuMindTextBox12" type="#_x0000_t202" stroked="f" filled="f" o:allowincell="f" style="position:absolute;margin-left:36.140pt;margin-top:280.288pt;width:546.352pt;height:21.000pt;z-index:251659264;mso-position-horizontal-relative:page;mso-position-vertical-relative:page;mso-wrap-style:none;mso-fit-shape-to-text:t;">
             <w10:wrap type="none"/>
             <v:textbox inset="0,0,0,0">
               <w:txbxContent>
                 <w:p>
                   <w:pPr>
-                    <w:spacing w:before="0" w:after="0" w:lineRule="exact" w:line="288"/>
+                    <w:spacing w:before="0" w:after="0" w:lineRule="exact" w:line="300"/>
                     <w:ind w:left="0" w:right="0" w:firstLine="0"/>
                   </w:pPr>
                   <w:r>
@@ -337,13 +337,13 @@
       </w:r>
       <w:r>
         <w:pict>
-          <v:shape id="DocuMindTextBox13" type="#_x0000_t202" stroked="f" filled="f" o:allowincell="f" style="position:absolute;margin-left:36.140pt;margin-top:296.188pt;width:545.333pt;height:15.424pt;z-index:251659264;mso-position-horizontal-relative:page;mso-position-vertical-relative:page;mso-wrap-style:none;">
+          <v:shape id="DocuMindTextBox13" type="#_x0000_t202" stroked="f" filled="f" o:allowincell="f" style="position:absolute;margin-left:36.140pt;margin-top:294.688pt;width:546.333pt;height:21.000pt;z-index:251659264;mso-position-horizontal-relative:page;mso-position-vertical-relative:page;mso-wrap-style:none;mso-fit-shape-to-text:t;">
             <w10:wrap type="none"/>
             <v:textbox inset="0,0,0,0">
               <w:txbxContent>
                 <w:p>
                   <w:pPr>
-                    <w:spacing w:before="0" w:after="0" w:lineRule="exact" w:line="288"/>
+                    <w:spacing w:before="0" w:after="0" w:lineRule="exact" w:line="300"/>
                     <w:ind w:left="0" w:right="0" w:firstLine="0"/>
                   </w:pPr>
                   <w:r>
@@ -364,13 +364,13 @@
       </w:r>
       <w:r>
         <w:pict>
-          <v:shape id="DocuMindTextBox14" type="#_x0000_t202" stroked="f" filled="f" o:allowincell="f" style="position:absolute;margin-left:36.140pt;margin-top:310.588pt;width:421.135pt;height:15.424pt;z-index:251659264;mso-position-horizontal-relative:page;mso-position-vertical-relative:page;mso-wrap-style:none;">
+          <v:shape id="DocuMindTextBox14" type="#_x0000_t202" stroked="f" filled="f" o:allowincell="f" style="position:absolute;margin-left:36.140pt;margin-top:309.088pt;width:422.135pt;height:21.000pt;z-index:251659264;mso-position-horizontal-relative:page;mso-position-vertical-relative:page;mso-wrap-style:none;mso-fit-shape-to-text:t;">
             <w10:wrap type="none"/>
             <v:textbox inset="0,0,0,0">
               <w:txbxContent>
                 <w:p>
                   <w:pPr>
-                    <w:spacing w:before="0" w:after="0" w:lineRule="exact" w:line="288"/>
+                    <w:spacing w:before="0" w:after="0" w:lineRule="exact" w:line="300"/>
                     <w:ind w:left="0" w:right="0" w:firstLine="0"/>
                   </w:pPr>
                   <w:r>
@@ -391,13 +391,13 @@
       </w:r>
       <w:r>
         <w:pict>
-          <v:shape id="DocuMindTextBox15" type="#_x0000_t202" stroked="f" filled="f" o:allowincell="f" style="position:absolute;margin-left:36.140pt;margin-top:339.388pt;width:545.329pt;height:15.424pt;z-index:251659264;mso-position-horizontal-relative:page;mso-position-vertical-relative:page;mso-wrap-style:none;">
+          <v:shape id="DocuMindTextBox15" type="#_x0000_t202" stroked="f" filled="f" o:allowincell="f" style="position:absolute;margin-left:36.140pt;margin-top:337.888pt;width:546.329pt;height:21.000pt;z-index:251659264;mso-position-horizontal-relative:page;mso-position-vertical-relative:page;mso-wrap-style:none;mso-fit-shape-to-text:t;">
             <w10:wrap type="none"/>
             <v:textbox inset="0,0,0,0">
               <w:txbxContent>
                 <w:p>
                   <w:pPr>
-                    <w:spacing w:before="0" w:after="0" w:lineRule="exact" w:line="288"/>
+                    <w:spacing w:before="0" w:after="0" w:lineRule="exact" w:line="300"/>
                     <w:ind w:left="0" w:right="0" w:firstLine="0"/>
                   </w:pPr>
                   <w:r>
@@ -418,13 +418,13 @@
       </w:r>
       <w:r>
         <w:pict>
-          <v:shape id="DocuMindTextBox16" type="#_x0000_t202" stroked="f" filled="f" o:allowincell="f" style="position:absolute;margin-left:36.140pt;margin-top:353.788pt;width:545.330pt;height:15.424pt;z-index:251659264;mso-position-horizontal-relative:page;mso-position-vertical-relative:page;mso-wrap-style:none;">
+          <v:shape id="DocuMindTextBox16" type="#_x0000_t202" stroked="f" filled="f" o:allowincell="f" style="position:absolute;margin-left:36.140pt;margin-top:352.288pt;width:546.330pt;height:21.000pt;z-index:251659264;mso-position-horizontal-relative:page;mso-position-vertical-relative:page;mso-wrap-style:none;mso-fit-shape-to-text:t;">
             <w10:wrap type="none"/>
             <v:textbox inset="0,0,0,0">
               <w:txbxContent>
                 <w:p>
                   <w:pPr>
-                    <w:spacing w:before="0" w:after="0" w:lineRule="exact" w:line="288"/>
+                    <w:spacing w:before="0" w:after="0" w:lineRule="exact" w:line="300"/>
                     <w:ind w:left="0" w:right="0" w:firstLine="0"/>
                   </w:pPr>
                   <w:r>
@@ -445,13 +445,13 @@
       </w:r>
       <w:r>
         <w:pict>
-          <v:shape id="DocuMindTextBox17" type="#_x0000_t202" stroked="f" filled="f" o:allowincell="f" style="position:absolute;margin-left:36.140pt;margin-top:368.188pt;width:545.330pt;height:15.424pt;z-index:251659264;mso-position-horizontal-relative:page;mso-position-vertical-relative:page;mso-wrap-style:none;">
+          <v:shape id="DocuMindTextBox17" type="#_x0000_t202" stroked="f" filled="f" o:allowincell="f" style="position:absolute;margin-left:36.140pt;margin-top:366.688pt;width:546.330pt;height:21.000pt;z-index:251659264;mso-position-horizontal-relative:page;mso-position-vertical-relative:page;mso-wrap-style:none;mso-fit-shape-to-text:t;">
             <w10:wrap type="none"/>
             <v:textbox inset="0,0,0,0">
               <w:txbxContent>
                 <w:p>
                   <w:pPr>
-                    <w:spacing w:before="0" w:after="0" w:lineRule="exact" w:line="288"/>
+                    <w:spacing w:before="0" w:after="0" w:lineRule="exact" w:line="300"/>
                     <w:ind w:left="0" w:right="0" w:firstLine="0"/>
                   </w:pPr>
                   <w:r>
@@ -472,13 +472,13 @@
       </w:r>
       <w:r>
         <w:pict>
-          <v:shape id="DocuMindTextBox18" type="#_x0000_t202" stroked="f" filled="f" o:allowincell="f" style="position:absolute;margin-left:36.140pt;margin-top:382.588pt;width:520.252pt;height:15.424pt;z-index:251659264;mso-position-horizontal-relative:page;mso-position-vertical-relative:page;mso-wrap-style:none;">
+          <v:shape id="DocuMindTextBox18" type="#_x0000_t202" stroked="f" filled="f" o:allowincell="f" style="position:absolute;margin-left:36.140pt;margin-top:381.088pt;width:521.252pt;height:21.000pt;z-index:251659264;mso-position-horizontal-relative:page;mso-position-vertical-relative:page;mso-wrap-style:none;mso-fit-shape-to-text:t;">
             <w10:wrap type="none"/>
             <v:textbox inset="0,0,0,0">
               <w:txbxContent>
                 <w:p>
                   <w:pPr>
-                    <w:spacing w:before="0" w:after="0" w:lineRule="exact" w:line="288"/>
+                    <w:spacing w:before="0" w:after="0" w:lineRule="exact" w:line="300"/>
                     <w:ind w:left="0" w:right="0" w:firstLine="0"/>
                   </w:pPr>
                   <w:r>
@@ -499,13 +499,13 @@
       </w:r>
       <w:r>
         <w:pict>
-          <v:shape id="DocuMindTextBox19" type="#_x0000_t202" stroked="f" filled="f" o:allowincell="f" style="position:absolute;margin-left:36.140pt;margin-top:411.628pt;width:545.330pt;height:15.424pt;z-index:251659264;mso-position-horizontal-relative:page;mso-position-vertical-relative:page;mso-wrap-style:none;">
+          <v:shape id="DocuMindTextBox19" type="#_x0000_t202" stroked="f" filled="f" o:allowincell="f" style="position:absolute;margin-left:36.140pt;margin-top:410.128pt;width:546.330pt;height:21.000pt;z-index:251659264;mso-position-horizontal-relative:page;mso-position-vertical-relative:page;mso-wrap-style:none;mso-fit-shape-to-text:t;">
             <w10:wrap type="none"/>
             <v:textbox inset="0,0,0,0">
               <w:txbxContent>
                 <w:p>
                   <w:pPr>
-                    <w:spacing w:before="0" w:after="0" w:lineRule="exact" w:line="288"/>
+                    <w:spacing w:before="0" w:after="0" w:lineRule="exact" w:line="300"/>
                     <w:ind w:left="0" w:right="0" w:firstLine="0"/>
                   </w:pPr>
                   <w:r>
@@ -526,13 +526,13 @@
       </w:r>
       <w:r>
         <w:pict>
-          <v:shape id="DocuMindTextBox20" type="#_x0000_t202" stroked="f" filled="f" o:allowincell="f" style="position:absolute;margin-left:36.140pt;margin-top:426.028pt;width:545.331pt;height:15.424pt;z-index:251659264;mso-position-horizontal-relative:page;mso-position-vertical-relative:page;mso-wrap-style:none;">
+          <v:shape id="DocuMindTextBox20" type="#_x0000_t202" stroked="f" filled="f" o:allowincell="f" style="position:absolute;margin-left:36.140pt;margin-top:424.528pt;width:546.331pt;height:21.000pt;z-index:251659264;mso-position-horizontal-relative:page;mso-position-vertical-relative:page;mso-wrap-style:none;mso-fit-shape-to-text:t;">
             <w10:wrap type="none"/>
             <v:textbox inset="0,0,0,0">
               <w:txbxContent>
                 <w:p>
                   <w:pPr>
-                    <w:spacing w:before="0" w:after="0" w:lineRule="exact" w:line="288"/>
+                    <w:spacing w:before="0" w:after="0" w:lineRule="exact" w:line="300"/>
                     <w:ind w:left="0" w:right="0" w:firstLine="0"/>
                   </w:pPr>
                   <w:r>
@@ -553,13 +553,13 @@
       </w:r>
       <w:r>
         <w:pict>
-          <v:shape id="DocuMindTextBox21" type="#_x0000_t202" stroked="f" filled="f" o:allowincell="f" style="position:absolute;margin-left:36.140pt;margin-top:440.428pt;width:545.318pt;height:15.424pt;z-index:251659264;mso-position-horizontal-relative:page;mso-position-vertical-relative:page;mso-wrap-style:none;">
+          <v:shape id="DocuMindTextBox21" type="#_x0000_t202" stroked="f" filled="f" o:allowincell="f" style="position:absolute;margin-left:36.140pt;margin-top:438.928pt;width:546.318pt;height:21.000pt;z-index:251659264;mso-position-horizontal-relative:page;mso-position-vertical-relative:page;mso-wrap-style:none;mso-fit-shape-to-text:t;">
             <w10:wrap type="none"/>
             <v:textbox inset="0,0,0,0">
               <w:txbxContent>
                 <w:p>
                   <w:pPr>
-                    <w:spacing w:before="0" w:after="0" w:lineRule="exact" w:line="288"/>
+                    <w:spacing w:before="0" w:after="0" w:lineRule="exact" w:line="300"/>
                     <w:ind w:left="0" w:right="0" w:firstLine="0"/>
                   </w:pPr>
                   <w:r>
@@ -580,13 +580,13 @@
       </w:r>
       <w:r>
         <w:pict>
-          <v:shape id="DocuMindTextBox22" type="#_x0000_t202" stroked="f" filled="f" o:allowincell="f" style="position:absolute;margin-left:36.140pt;margin-top:454.828pt;width:531.168pt;height:15.424pt;z-index:251659264;mso-position-horizontal-relative:page;mso-position-vertical-relative:page;mso-wrap-style:none;">
+          <v:shape id="DocuMindTextBox22" type="#_x0000_t202" stroked="f" filled="f" o:allowincell="f" style="position:absolute;margin-left:36.140pt;margin-top:453.328pt;width:532.168pt;height:21.000pt;z-index:251659264;mso-position-horizontal-relative:page;mso-position-vertical-relative:page;mso-wrap-style:none;mso-fit-shape-to-text:t;">
             <w10:wrap type="none"/>
             <v:textbox inset="0,0,0,0">
               <w:txbxContent>
                 <w:p>
                   <w:pPr>
-                    <w:spacing w:before="0" w:after="0" w:lineRule="exact" w:line="288"/>
+                    <w:spacing w:before="0" w:after="0" w:lineRule="exact" w:line="300"/>
                     <w:ind w:left="0" w:right="0" w:firstLine="0"/>
                   </w:pPr>
                   <w:r>
@@ -607,13 +607,13 @@
       </w:r>
       <w:r>
         <w:pict>
-          <v:shape id="DocuMindTextBox23" type="#_x0000_t202" stroked="f" filled="f" o:allowincell="f" style="position:absolute;margin-left:36.140pt;margin-top:483.628pt;width:545.320pt;height:15.424pt;z-index:251659264;mso-position-horizontal-relative:page;mso-position-vertical-relative:page;mso-wrap-style:none;">
+          <v:shape id="DocuMindTextBox23" type="#_x0000_t202" stroked="f" filled="f" o:allowincell="f" style="position:absolute;margin-left:36.140pt;margin-top:482.128pt;width:546.320pt;height:21.000pt;z-index:251659264;mso-position-horizontal-relative:page;mso-position-vertical-relative:page;mso-wrap-style:none;mso-fit-shape-to-text:t;">
             <w10:wrap type="none"/>
             <v:textbox inset="0,0,0,0">
               <w:txbxContent>
                 <w:p>
                   <w:pPr>
-                    <w:spacing w:before="0" w:after="0" w:lineRule="exact" w:line="288"/>
+                    <w:spacing w:before="0" w:after="0" w:lineRule="exact" w:line="300"/>
                     <w:ind w:left="0" w:right="0" w:firstLine="0"/>
                   </w:pPr>
                   <w:r>
@@ -634,13 +634,13 @@
       </w:r>
       <w:r>
         <w:pict>
-          <v:shape id="DocuMindTextBox24" type="#_x0000_t202" stroked="f" filled="f" o:allowincell="f" style="position:absolute;margin-left:36.140pt;margin-top:498.028pt;width:545.337pt;height:15.424pt;z-index:251659264;mso-position-horizontal-relative:page;mso-position-vertical-relative:page;mso-wrap-style:none;">
+          <v:shape id="DocuMindTextBox24" type="#_x0000_t202" stroked="f" filled="f" o:allowincell="f" style="position:absolute;margin-left:36.140pt;margin-top:496.528pt;width:546.337pt;height:21.000pt;z-index:251659264;mso-position-horizontal-relative:page;mso-position-vertical-relative:page;mso-wrap-style:none;mso-fit-shape-to-text:t;">
             <w10:wrap type="none"/>
             <v:textbox inset="0,0,0,0">
               <w:txbxContent>
                 <w:p>
                   <w:pPr>
-                    <w:spacing w:before="0" w:after="0" w:lineRule="exact" w:line="288"/>
+                    <w:spacing w:before="0" w:after="0" w:lineRule="exact" w:line="300"/>
                     <w:ind w:left="0" w:right="0" w:firstLine="0"/>
                   </w:pPr>
                   <w:r>
@@ -661,13 +661,13 @@
       </w:r>
       <w:r>
         <w:pict>
-          <v:shape id="DocuMindTextBox25" type="#_x0000_t202" stroked="f" filled="f" o:allowincell="f" style="position:absolute;margin-left:36.140pt;margin-top:512.428pt;width:545.328pt;height:15.424pt;z-index:251659264;mso-position-horizontal-relative:page;mso-position-vertical-relative:page;mso-wrap-style:none;">
+          <v:shape id="DocuMindTextBox25" type="#_x0000_t202" stroked="f" filled="f" o:allowincell="f" style="position:absolute;margin-left:36.140pt;margin-top:510.928pt;width:546.328pt;height:21.000pt;z-index:251659264;mso-position-horizontal-relative:page;mso-position-vertical-relative:page;mso-wrap-style:none;mso-fit-shape-to-text:t;">
             <w10:wrap type="none"/>
             <v:textbox inset="0,0,0,0">
               <w:txbxContent>
                 <w:p>
                   <w:pPr>
-                    <w:spacing w:before="0" w:after="0" w:lineRule="exact" w:line="288"/>
+                    <w:spacing w:before="0" w:after="0" w:lineRule="exact" w:line="300"/>
                     <w:ind w:left="0" w:right="0" w:firstLine="0"/>
                   </w:pPr>
                   <w:r>
@@ -688,13 +688,13 @@
       </w:r>
       <w:r>
         <w:pict>
-          <v:shape id="DocuMindTextBox26" type="#_x0000_t202" stroked="f" filled="f" o:allowincell="f" style="position:absolute;margin-left:36.140pt;margin-top:527.068pt;width:545.331pt;height:15.424pt;z-index:251659264;mso-position-horizontal-relative:page;mso-position-vertical-relative:page;mso-wrap-style:none;">
+          <v:shape id="DocuMindTextBox26" type="#_x0000_t202" stroked="f" filled="f" o:allowincell="f" style="position:absolute;margin-left:36.140pt;margin-top:525.568pt;width:546.331pt;height:21.000pt;z-index:251659264;mso-position-horizontal-relative:page;mso-position-vertical-relative:page;mso-wrap-style:none;mso-fit-shape-to-text:t;">
             <w10:wrap type="none"/>
             <v:textbox inset="0,0,0,0">
               <w:txbxContent>
                 <w:p>
                   <w:pPr>
-                    <w:spacing w:before="0" w:after="0" w:lineRule="exact" w:line="288"/>
+                    <w:spacing w:before="0" w:after="0" w:lineRule="exact" w:line="300"/>
                     <w:ind w:left="0" w:right="0" w:firstLine="0"/>
                   </w:pPr>
                   <w:r>
@@ -715,13 +715,13 @@
       </w:r>
       <w:r>
         <w:pict>
-          <v:shape id="DocuMindTextBox27" type="#_x0000_t202" stroked="f" filled="f" o:allowincell="f" style="position:absolute;margin-left:36.140pt;margin-top:541.468pt;width:545.329pt;height:15.424pt;z-index:251659264;mso-position-horizontal-relative:page;mso-position-vertical-relative:page;mso-wrap-style:none;">
+          <v:shape id="DocuMindTextBox27" type="#_x0000_t202" stroked="f" filled="f" o:allowincell="f" style="position:absolute;margin-left:36.140pt;margin-top:539.968pt;width:546.329pt;height:21.000pt;z-index:251659264;mso-position-horizontal-relative:page;mso-position-vertical-relative:page;mso-wrap-style:none;mso-fit-shape-to-text:t;">
             <w10:wrap type="none"/>
             <v:textbox inset="0,0,0,0">
               <w:txbxContent>
                 <w:p>
                   <w:pPr>
-                    <w:spacing w:before="0" w:after="0" w:lineRule="exact" w:line="288"/>
+                    <w:spacing w:before="0" w:after="0" w:lineRule="exact" w:line="300"/>
                     <w:ind w:left="0" w:right="0" w:firstLine="0"/>
                   </w:pPr>
                   <w:r>
@@ -742,13 +742,13 @@
       </w:r>
       <w:r>
         <w:pict>
-          <v:shape id="DocuMindTextBox28" type="#_x0000_t202" stroked="f" filled="f" o:allowincell="f" style="position:absolute;margin-left:36.140pt;margin-top:555.868pt;width:545.329pt;height:15.424pt;z-index:251659264;mso-position-horizontal-relative:page;mso-position-vertical-relative:page;mso-wrap-style:none;">
+          <v:shape id="DocuMindTextBox28" type="#_x0000_t202" stroked="f" filled="f" o:allowincell="f" style="position:absolute;margin-left:36.140pt;margin-top:554.368pt;width:546.329pt;height:21.000pt;z-index:251659264;mso-position-horizontal-relative:page;mso-position-vertical-relative:page;mso-wrap-style:none;mso-fit-shape-to-text:t;">
             <w10:wrap type="none"/>
             <v:textbox inset="0,0,0,0">
               <w:txbxContent>
                 <w:p>
                   <w:pPr>
-                    <w:spacing w:before="0" w:after="0" w:lineRule="exact" w:line="288"/>
+                    <w:spacing w:before="0" w:after="0" w:lineRule="exact" w:line="300"/>
                     <w:ind w:left="0" w:right="0" w:firstLine="0"/>
                   </w:pPr>
                   <w:r>
@@ -769,13 +769,13 @@
       </w:r>
       <w:r>
         <w:pict>
-          <v:shape id="DocuMindTextBox29" type="#_x0000_t202" stroked="f" filled="f" o:allowincell="f" style="position:absolute;margin-left:36.140pt;margin-top:570.268pt;width:100.023pt;height:15.424pt;z-index:251659264;mso-position-horizontal-relative:page;mso-position-vertical-relative:page;mso-wrap-style:none;">
+          <v:shape id="DocuMindTextBox29" type="#_x0000_t202" stroked="f" filled="f" o:allowincell="f" style="position:absolute;margin-left:36.140pt;margin-top:568.768pt;width:101.023pt;height:21.000pt;z-index:251659264;mso-position-horizontal-relative:page;mso-position-vertical-relative:page;mso-wrap-style:none;mso-fit-shape-to-text:t;">
             <w10:wrap type="none"/>
             <v:textbox inset="0,0,0,0">
               <w:txbxContent>
                 <w:p>
                   <w:pPr>
-                    <w:spacing w:before="0" w:after="0" w:lineRule="exact" w:line="288"/>
+                    <w:spacing w:before="0" w:after="0" w:lineRule="exact" w:line="300"/>
                     <w:ind w:left="0" w:right="0" w:firstLine="0"/>
                   </w:pPr>
                   <w:r>
@@ -796,13 +796,13 @@
       </w:r>
       <w:r>
         <w:pict>
-          <v:shape id="DocuMindTextBox30" type="#_x0000_t202" stroked="f" filled="f" o:allowincell="f" style="position:absolute;margin-left:36.140pt;margin-top:599.068pt;width:545.322pt;height:15.424pt;z-index:251659264;mso-position-horizontal-relative:page;mso-position-vertical-relative:page;mso-wrap-style:none;">
+          <v:shape id="DocuMindTextBox30" type="#_x0000_t202" stroked="f" filled="f" o:allowincell="f" style="position:absolute;margin-left:36.140pt;margin-top:597.568pt;width:546.322pt;height:21.000pt;z-index:251659264;mso-position-horizontal-relative:page;mso-position-vertical-relative:page;mso-wrap-style:none;mso-fit-shape-to-text:t;">
             <w10:wrap type="none"/>
             <v:textbox inset="0,0,0,0">
               <w:txbxContent>
                 <w:p>
                   <w:pPr>
-                    <w:spacing w:before="0" w:after="0" w:lineRule="exact" w:line="288"/>
+                    <w:spacing w:before="0" w:after="0" w:lineRule="exact" w:line="300"/>
                     <w:ind w:left="0" w:right="0" w:firstLine="0"/>
                   </w:pPr>
                   <w:r>
@@ -823,13 +823,13 @@
       </w:r>
       <w:r>
         <w:pict>
-          <v:shape id="DocuMindTextBox31" type="#_x0000_t202" stroked="f" filled="f" o:allowincell="f" style="position:absolute;margin-left:36.140pt;margin-top:613.468pt;width:545.330pt;height:15.424pt;z-index:251659264;mso-position-horizontal-relative:page;mso-position-vertical-relative:page;mso-wrap-style:none;">
+          <v:shape id="DocuMindTextBox31" type="#_x0000_t202" stroked="f" filled="f" o:allowincell="f" style="position:absolute;margin-left:36.140pt;margin-top:611.968pt;width:546.330pt;height:21.000pt;z-index:251659264;mso-position-horizontal-relative:page;mso-position-vertical-relative:page;mso-wrap-style:none;mso-fit-shape-to-text:t;">
             <w10:wrap type="none"/>
             <v:textbox inset="0,0,0,0">
               <w:txbxContent>
                 <w:p>
                   <w:pPr>
-                    <w:spacing w:before="0" w:after="0" w:lineRule="exact" w:line="288"/>
+                    <w:spacing w:before="0" w:after="0" w:lineRule="exact" w:line="300"/>
                     <w:ind w:left="0" w:right="0" w:firstLine="0"/>
                   </w:pPr>
                   <w:r>
@@ -850,13 +850,13 @@
       </w:r>
       <w:r>
         <w:pict>
-          <v:shape id="DocuMindTextBox32" type="#_x0000_t202" stroked="f" filled="f" o:allowincell="f" style="position:absolute;margin-left:36.140pt;margin-top:627.868pt;width:545.334pt;height:15.424pt;z-index:251659264;mso-position-horizontal-relative:page;mso-position-vertical-relative:page;mso-wrap-style:none;">
+          <v:shape id="DocuMindTextBox32" type="#_x0000_t202" stroked="f" filled="f" o:allowincell="f" style="position:absolute;margin-left:36.140pt;margin-top:626.368pt;width:546.334pt;height:21.000pt;z-index:251659264;mso-position-horizontal-relative:page;mso-position-vertical-relative:page;mso-wrap-style:none;mso-fit-shape-to-text:t;">
             <w10:wrap type="none"/>
             <v:textbox inset="0,0,0,0">
               <w:txbxContent>
                 <w:p>
                   <w:pPr>
-                    <w:spacing w:before="0" w:after="0" w:lineRule="exact" w:line="288"/>
+                    <w:spacing w:before="0" w:after="0" w:lineRule="exact" w:line="300"/>
                     <w:ind w:left="0" w:right="0" w:firstLine="0"/>
                   </w:pPr>
                   <w:r>
@@ -877,13 +877,13 @@
       </w:r>
       <w:r>
         <w:pict>
-          <v:shape id="DocuMindTextBox33" type="#_x0000_t202" stroked="f" filled="f" o:allowincell="f" style="position:absolute;margin-left:36.140pt;margin-top:642.268pt;width:545.325pt;height:15.424pt;z-index:251659264;mso-position-horizontal-relative:page;mso-position-vertical-relative:page;mso-wrap-style:none;">
+          <v:shape id="DocuMindTextBox33" type="#_x0000_t202" stroked="f" filled="f" o:allowincell="f" style="position:absolute;margin-left:36.140pt;margin-top:640.768pt;width:546.325pt;height:21.000pt;z-index:251659264;mso-position-horizontal-relative:page;mso-position-vertical-relative:page;mso-wrap-style:none;mso-fit-shape-to-text:t;">
             <w10:wrap type="none"/>
             <v:textbox inset="0,0,0,0">
               <w:txbxContent>
                 <w:p>
                   <w:pPr>
-                    <w:spacing w:before="0" w:after="0" w:lineRule="exact" w:line="288"/>
+                    <w:spacing w:before="0" w:after="0" w:lineRule="exact" w:line="300"/>
                     <w:ind w:left="0" w:right="0" w:firstLine="0"/>
                   </w:pPr>
                   <w:r>
@@ -904,13 +904,13 @@
       </w:r>
       <w:r>
         <w:pict>
-          <v:shape id="DocuMindTextBox34" type="#_x0000_t202" stroked="f" filled="f" o:allowincell="f" style="position:absolute;margin-left:36.140pt;margin-top:656.908pt;width:376.908pt;height:15.424pt;z-index:251659264;mso-position-horizontal-relative:page;mso-position-vertical-relative:page;mso-wrap-style:none;">
+          <v:shape id="DocuMindTextBox34" type="#_x0000_t202" stroked="f" filled="f" o:allowincell="f" style="position:absolute;margin-left:36.140pt;margin-top:655.408pt;width:377.908pt;height:21.000pt;z-index:251659264;mso-position-horizontal-relative:page;mso-position-vertical-relative:page;mso-wrap-style:none;mso-fit-shape-to-text:t;">
             <w10:wrap type="none"/>
             <v:textbox inset="0,0,0,0">
               <w:txbxContent>
                 <w:p>
                   <w:pPr>
-                    <w:spacing w:before="0" w:after="0" w:lineRule="exact" w:line="288"/>
+                    <w:spacing w:before="0" w:after="0" w:lineRule="exact" w:line="300"/>
                     <w:ind w:left="0" w:right="0" w:firstLine="0"/>
                   </w:pPr>
                   <w:r>
@@ -931,13 +931,13 @@
       </w:r>
       <w:r>
         <w:pict>
-          <v:shape id="DocuMindTextBox35" type="#_x0000_t202" stroked="f" filled="f" o:allowincell="f" style="position:absolute;margin-left:36.140pt;margin-top:685.708pt;width:545.329pt;height:15.424pt;z-index:251659264;mso-position-horizontal-relative:page;mso-position-vertical-relative:page;mso-wrap-style:none;">
+          <v:shape id="DocuMindTextBox35" type="#_x0000_t202" stroked="f" filled="f" o:allowincell="f" style="position:absolute;margin-left:36.140pt;margin-top:684.208pt;width:546.329pt;height:21.000pt;z-index:251659264;mso-position-horizontal-relative:page;mso-position-vertical-relative:page;mso-wrap-style:none;mso-fit-shape-to-text:t;">
             <w10:wrap type="none"/>
             <v:textbox inset="0,0,0,0">
               <w:txbxContent>
                 <w:p>
                   <w:pPr>
-                    <w:spacing w:before="0" w:after="0" w:lineRule="exact" w:line="288"/>
+                    <w:spacing w:before="0" w:after="0" w:lineRule="exact" w:line="300"/>
                     <w:ind w:left="0" w:right="0" w:firstLine="0"/>
                   </w:pPr>
                   <w:r>
@@ -958,13 +958,13 @@
       </w:r>
       <w:r>
         <w:pict>
-          <v:shape id="DocuMindTextBox36" type="#_x0000_t202" stroked="f" filled="f" o:allowincell="f" style="position:absolute;margin-left:36.140pt;margin-top:700.108pt;width:545.333pt;height:15.424pt;z-index:251659264;mso-position-horizontal-relative:page;mso-position-vertical-relative:page;mso-wrap-style:none;">
+          <v:shape id="DocuMindTextBox36" type="#_x0000_t202" stroked="f" filled="f" o:allowincell="f" style="position:absolute;margin-left:36.140pt;margin-top:698.608pt;width:546.333pt;height:21.000pt;z-index:251659264;mso-position-horizontal-relative:page;mso-position-vertical-relative:page;mso-wrap-style:none;mso-fit-shape-to-text:t;">
             <w10:wrap type="none"/>
             <v:textbox inset="0,0,0,0">
               <w:txbxContent>
                 <w:p>
                   <w:pPr>
-                    <w:spacing w:before="0" w:after="0" w:lineRule="exact" w:line="288"/>
+                    <w:spacing w:before="0" w:after="0" w:lineRule="exact" w:line="300"/>
                     <w:ind w:left="0" w:right="0" w:firstLine="0"/>
                   </w:pPr>
                   <w:r>
@@ -985,13 +985,13 @@
       </w:r>
       <w:r>
         <w:pict>
-          <v:shape id="DocuMindTextBox37" type="#_x0000_t202" stroked="f" filled="f" o:allowincell="f" style="position:absolute;margin-left:36.140pt;margin-top:714.508pt;width:545.331pt;height:15.424pt;z-index:251659264;mso-position-horizontal-relative:page;mso-position-vertical-relative:page;mso-wrap-style:none;">
+          <v:shape id="DocuMindTextBox37" type="#_x0000_t202" stroked="f" filled="f" o:allowincell="f" style="position:absolute;margin-left:36.140pt;margin-top:713.008pt;width:546.331pt;height:21.000pt;z-index:251659264;mso-position-horizontal-relative:page;mso-position-vertical-relative:page;mso-wrap-style:none;mso-fit-shape-to-text:t;">
             <w10:wrap type="none"/>
             <v:textbox inset="0,0,0,0">
               <w:txbxContent>
                 <w:p>
                   <w:pPr>
-                    <w:spacing w:before="0" w:after="0" w:lineRule="exact" w:line="288"/>
+                    <w:spacing w:before="0" w:after="0" w:lineRule="exact" w:line="300"/>
                     <w:ind w:left="0" w:right="0" w:firstLine="0"/>
                   </w:pPr>
                   <w:r>
@@ -1032,13 +1032,13 @@
       </w:r>
       <w:r>
         <w:pict>
-          <v:shape id="DocuMindTextBox38" type="#_x0000_t202" stroked="f" filled="f" o:allowincell="f" style="position:absolute;margin-left:303.020pt;margin-top:742.036pt;width:10.794pt;height:15.652pt;z-index:251659264;mso-position-horizontal-relative:page;mso-position-vertical-relative:page;mso-wrap-style:none;">
+          <v:shape id="DocuMindTextBox38" type="#_x0000_t202" stroked="f" filled="f" o:allowincell="f" style="position:absolute;margin-left:303.020pt;margin-top:740.536pt;width:11.794pt;height:21.000pt;z-index:251659264;mso-position-horizontal-relative:page;mso-position-vertical-relative:page;mso-wrap-style:none;mso-fit-shape-to-text:t;">
             <w10:wrap type="none"/>
             <v:textbox inset="0,0,0,0">
               <w:txbxContent>
                 <w:p>
                   <w:pPr>
-                    <w:spacing w:before="0" w:after="0" w:lineRule="exact" w:line="293"/>
+                    <w:spacing w:before="0" w:after="0" w:lineRule="exact" w:line="300"/>
                     <w:ind w:left="0" w:right="0" w:firstLine="0"/>
                   </w:pPr>
                   <w:r>
@@ -1059,13 +1059,13 @@
       </w:r>
       <w:r>
         <w:pict>
-          <v:shape id="DocuMindTextBox39" type="#_x0000_t202" stroked="f" filled="f" o:allowincell="f" style="position:absolute;margin-left:36.140pt;margin-top:36.508pt;width:545.322pt;height:15.424pt;z-index:251659264;mso-position-horizontal-relative:page;mso-position-vertical-relative:page;mso-wrap-style:none;">
+          <v:shape id="DocuMindTextBox39" type="#_x0000_t202" stroked="f" filled="f" o:allowincell="f" style="position:absolute;margin-left:36.140pt;margin-top:35.008pt;width:546.322pt;height:21.000pt;z-index:251659264;mso-position-horizontal-relative:page;mso-position-vertical-relative:page;mso-wrap-style:none;mso-fit-shape-to-text:t;">
             <w10:wrap type="none"/>
             <v:textbox inset="0,0,0,0">
               <w:txbxContent>
                 <w:p>
                   <w:pPr>
-                    <w:spacing w:before="0" w:after="0" w:lineRule="exact" w:line="288"/>
+                    <w:spacing w:before="0" w:after="0" w:lineRule="exact" w:line="300"/>
                     <w:ind w:left="0" w:right="0" w:firstLine="0"/>
                   </w:pPr>
                   <w:r>
@@ -1086,13 +1086,13 @@
       </w:r>
       <w:r>
         <w:pict>
-          <v:shape id="DocuMindTextBox40" type="#_x0000_t202" stroked="f" filled="f" o:allowincell="f" style="position:absolute;margin-left:36.140pt;margin-top:50.908pt;width:545.335pt;height:15.424pt;z-index:251659264;mso-position-horizontal-relative:page;mso-position-vertical-relative:page;mso-wrap-style:none;">
+          <v:shape id="DocuMindTextBox40" type="#_x0000_t202" stroked="f" filled="f" o:allowincell="f" style="position:absolute;margin-left:36.140pt;margin-top:49.408pt;width:546.335pt;height:21.000pt;z-index:251659264;mso-position-horizontal-relative:page;mso-position-vertical-relative:page;mso-wrap-style:none;mso-fit-shape-to-text:t;">
             <w10:wrap type="none"/>
             <v:textbox inset="0,0,0,0">
               <w:txbxContent>
                 <w:p>
                   <w:pPr>
-                    <w:spacing w:before="0" w:after="0" w:lineRule="exact" w:line="288"/>
+                    <w:spacing w:before="0" w:after="0" w:lineRule="exact" w:line="300"/>
                     <w:ind w:left="0" w:right="0" w:firstLine="0"/>
                   </w:pPr>
                   <w:r>
@@ -1113,13 +1113,13 @@
       </w:r>
       <w:r>
         <w:pict>
-          <v:shape id="DocuMindTextBox41" type="#_x0000_t202" stroked="f" filled="f" o:allowincell="f" style="position:absolute;margin-left:36.140pt;margin-top:65.308pt;width:104.230pt;height:15.424pt;z-index:251659264;mso-position-horizontal-relative:page;mso-position-vertical-relative:page;mso-wrap-style:none;">
+          <v:shape id="DocuMindTextBox41" type="#_x0000_t202" stroked="f" filled="f" o:allowincell="f" style="position:absolute;margin-left:36.140pt;margin-top:63.808pt;width:105.230pt;height:21.000pt;z-index:251659264;mso-position-horizontal-relative:page;mso-position-vertical-relative:page;mso-wrap-style:none;mso-fit-shape-to-text:t;">
             <w10:wrap type="none"/>
             <v:textbox inset="0,0,0,0">
               <w:txbxContent>
                 <w:p>
                   <w:pPr>
-                    <w:spacing w:before="0" w:after="0" w:lineRule="exact" w:line="288"/>
+                    <w:spacing w:before="0" w:after="0" w:lineRule="exact" w:line="300"/>
                     <w:ind w:left="0" w:right="0" w:firstLine="0"/>
                   </w:pPr>
                   <w:r>
@@ -1140,13 +1140,13 @@
       </w:r>
       <w:r>
         <w:pict>
-          <v:shape id="DocuMindTextBox42" type="#_x0000_t202" stroked="f" filled="f" o:allowincell="f" style="position:absolute;margin-left:36.140pt;margin-top:94.108pt;width:545.330pt;height:15.424pt;z-index:251659264;mso-position-horizontal-relative:page;mso-position-vertical-relative:page;mso-wrap-style:none;">
+          <v:shape id="DocuMindTextBox42" type="#_x0000_t202" stroked="f" filled="f" o:allowincell="f" style="position:absolute;margin-left:36.140pt;margin-top:92.608pt;width:546.330pt;height:21.000pt;z-index:251659264;mso-position-horizontal-relative:page;mso-position-vertical-relative:page;mso-wrap-style:none;mso-fit-shape-to-text:t;">
             <w10:wrap type="none"/>
             <v:textbox inset="0,0,0,0">
               <w:txbxContent>
                 <w:p>
                   <w:pPr>
-                    <w:spacing w:before="0" w:after="0" w:lineRule="exact" w:line="288"/>
+                    <w:spacing w:before="0" w:after="0" w:lineRule="exact" w:line="300"/>
                     <w:ind w:left="0" w:right="0" w:firstLine="0"/>
                   </w:pPr>
                   <w:r>
@@ -1167,13 +1167,13 @@
       </w:r>
       <w:r>
         <w:pict>
-          <v:shape id="DocuMindTextBox43" type="#_x0000_t202" stroked="f" filled="f" o:allowincell="f" style="position:absolute;margin-left:36.140pt;margin-top:108.748pt;width:545.326pt;height:15.424pt;z-index:251659264;mso-position-horizontal-relative:page;mso-position-vertical-relative:page;mso-wrap-style:none;">
+          <v:shape id="DocuMindTextBox43" type="#_x0000_t202" stroked="f" filled="f" o:allowincell="f" style="position:absolute;margin-left:36.140pt;margin-top:107.248pt;width:546.326pt;height:21.000pt;z-index:251659264;mso-position-horizontal-relative:page;mso-position-vertical-relative:page;mso-wrap-style:none;mso-fit-shape-to-text:t;">
             <w10:wrap type="none"/>
             <v:textbox inset="0,0,0,0">
               <w:txbxContent>
                 <w:p>
                   <w:pPr>
-                    <w:spacing w:before="0" w:after="0" w:lineRule="exact" w:line="288"/>
+                    <w:spacing w:before="0" w:after="0" w:lineRule="exact" w:line="300"/>
                     <w:ind w:left="0" w:right="0" w:firstLine="0"/>
                   </w:pPr>
                   <w:r>
@@ -1194,13 +1194,13 @@
       </w:r>
       <w:r>
         <w:pict>
-          <v:shape id="DocuMindTextBox44" type="#_x0000_t202" stroked="f" filled="f" o:allowincell="f" style="position:absolute;margin-left:36.140pt;margin-top:123.148pt;width:545.319pt;height:15.424pt;z-index:251659264;mso-position-horizontal-relative:page;mso-position-vertical-relative:page;mso-wrap-style:none;">
+          <v:shape id="DocuMindTextBox44" type="#_x0000_t202" stroked="f" filled="f" o:allowincell="f" style="position:absolute;margin-left:36.140pt;margin-top:121.648pt;width:546.319pt;height:21.000pt;z-index:251659264;mso-position-horizontal-relative:page;mso-position-vertical-relative:page;mso-wrap-style:none;mso-fit-shape-to-text:t;">
             <w10:wrap type="none"/>
             <v:textbox inset="0,0,0,0">
               <w:txbxContent>
                 <w:p>
                   <w:pPr>
-                    <w:spacing w:before="0" w:after="0" w:lineRule="exact" w:line="288"/>
+                    <w:spacing w:before="0" w:after="0" w:lineRule="exact" w:line="300"/>
                     <w:ind w:left="0" w:right="0" w:firstLine="0"/>
                   </w:pPr>
                   <w:r>
@@ -1221,13 +1221,13 @@
       </w:r>
       <w:r>
         <w:pict>
-          <v:shape id="DocuMindTextBox45" type="#_x0000_t202" stroked="f" filled="f" o:allowincell="f" style="position:absolute;margin-left:36.140pt;margin-top:137.548pt;width:455.160pt;height:15.424pt;z-index:251659264;mso-position-horizontal-relative:page;mso-position-vertical-relative:page;mso-wrap-style:none;">
+          <v:shape id="DocuMindTextBox45" type="#_x0000_t202" stroked="f" filled="f" o:allowincell="f" style="position:absolute;margin-left:36.140pt;margin-top:136.048pt;width:456.160pt;height:21.000pt;z-index:251659264;mso-position-horizontal-relative:page;mso-position-vertical-relative:page;mso-wrap-style:none;mso-fit-shape-to-text:t;">
             <w10:wrap type="none"/>
             <v:textbox inset="0,0,0,0">
               <w:txbxContent>
                 <w:p>
                   <w:pPr>
-                    <w:spacing w:before="0" w:after="0" w:lineRule="exact" w:line="288"/>
+                    <w:spacing w:before="0" w:after="0" w:lineRule="exact" w:line="300"/>
                     <w:ind w:left="0" w:right="0" w:firstLine="0"/>
                   </w:pPr>
                   <w:r>
@@ -1248,13 +1248,13 @@
       </w:r>
       <w:r>
         <w:pict>
-          <v:shape id="DocuMindTextBox46" type="#_x0000_t202" stroked="f" filled="f" o:allowincell="f" style="position:absolute;margin-left:36.140pt;margin-top:166.348pt;width:545.334pt;height:15.424pt;z-index:251659264;mso-position-horizontal-relative:page;mso-position-vertical-relative:page;mso-wrap-style:none;">
+          <v:shape id="DocuMindTextBox46" type="#_x0000_t202" stroked="f" filled="f" o:allowincell="f" style="position:absolute;margin-left:36.140pt;margin-top:164.848pt;width:546.334pt;height:21.000pt;z-index:251659264;mso-position-horizontal-relative:page;mso-position-vertical-relative:page;mso-wrap-style:none;mso-fit-shape-to-text:t;">
             <w10:wrap type="none"/>
             <v:textbox inset="0,0,0,0">
               <w:txbxContent>
                 <w:p>
                   <w:pPr>
-                    <w:spacing w:before="0" w:after="0" w:lineRule="exact" w:line="288"/>
+                    <w:spacing w:before="0" w:after="0" w:lineRule="exact" w:line="300"/>
                     <w:ind w:left="0" w:right="0" w:firstLine="0"/>
                   </w:pPr>
                   <w:r>
@@ -1275,13 +1275,13 @@
       </w:r>
       <w:r>
         <w:pict>
-          <v:shape id="DocuMindTextBox47" type="#_x0000_t202" stroked="f" filled="f" o:allowincell="f" style="position:absolute;margin-left:36.140pt;margin-top:180.748pt;width:545.328pt;height:15.424pt;z-index:251659264;mso-position-horizontal-relative:page;mso-position-vertical-relative:page;mso-wrap-style:none;">
+          <v:shape id="DocuMindTextBox47" type="#_x0000_t202" stroked="f" filled="f" o:allowincell="f" style="position:absolute;margin-left:36.140pt;margin-top:179.248pt;width:546.328pt;height:21.000pt;z-index:251659264;mso-position-horizontal-relative:page;mso-position-vertical-relative:page;mso-wrap-style:none;mso-fit-shape-to-text:t;">
             <w10:wrap type="none"/>
             <v:textbox inset="0,0,0,0">
               <w:txbxContent>
                 <w:p>
                   <w:pPr>
-                    <w:spacing w:before="0" w:after="0" w:lineRule="exact" w:line="288"/>
+                    <w:spacing w:before="0" w:after="0" w:lineRule="exact" w:line="300"/>
                     <w:ind w:left="0" w:right="0" w:firstLine="0"/>
                   </w:pPr>
                   <w:r>
@@ -1302,13 +1302,13 @@
       </w:r>
       <w:r>
         <w:pict>
-          <v:shape id="DocuMindTextBox48" type="#_x0000_t202" stroked="f" filled="f" o:allowincell="f" style="position:absolute;margin-left:36.140pt;margin-top:195.148pt;width:545.326pt;height:15.424pt;z-index:251659264;mso-position-horizontal-relative:page;mso-position-vertical-relative:page;mso-wrap-style:none;">
+          <v:shape id="DocuMindTextBox48" type="#_x0000_t202" stroked="f" filled="f" o:allowincell="f" style="position:absolute;margin-left:36.140pt;margin-top:193.648pt;width:546.326pt;height:21.000pt;z-index:251659264;mso-position-horizontal-relative:page;mso-position-vertical-relative:page;mso-wrap-style:none;mso-fit-shape-to-text:t;">
             <w10:wrap type="none"/>
             <v:textbox inset="0,0,0,0">
               <w:txbxContent>
                 <w:p>
                   <w:pPr>
-                    <w:spacing w:before="0" w:after="0" w:lineRule="exact" w:line="288"/>
+                    <w:spacing w:before="0" w:after="0" w:lineRule="exact" w:line="300"/>
                     <w:ind w:left="0" w:right="0" w:firstLine="0"/>
                   </w:pPr>
                   <w:r>
@@ -1329,13 +1329,13 @@
       </w:r>
       <w:r>
         <w:pict>
-          <v:shape id="DocuMindTextBox49" type="#_x0000_t202" stroked="f" filled="f" o:allowincell="f" style="position:absolute;margin-left:36.140pt;margin-top:209.548pt;width:545.333pt;height:15.424pt;z-index:251659264;mso-position-horizontal-relative:page;mso-position-vertical-relative:page;mso-wrap-style:none;">
+          <v:shape id="DocuMindTextBox49" type="#_x0000_t202" stroked="f" filled="f" o:allowincell="f" style="position:absolute;margin-left:36.140pt;margin-top:208.048pt;width:546.333pt;height:21.000pt;z-index:251659264;mso-position-horizontal-relative:page;mso-position-vertical-relative:page;mso-wrap-style:none;mso-fit-shape-to-text:t;">
             <w10:wrap type="none"/>
             <v:textbox inset="0,0,0,0">
               <w:txbxContent>
                 <w:p>
                   <w:pPr>
-                    <w:spacing w:before="0" w:after="0" w:lineRule="exact" w:line="288"/>
+                    <w:spacing w:before="0" w:after="0" w:lineRule="exact" w:line="300"/>
                     <w:ind w:left="0" w:right="0" w:firstLine="0"/>
                   </w:pPr>
                   <w:r>
@@ -1356,13 +1356,13 @@
       </w:r>
       <w:r>
         <w:pict>
-          <v:shape id="DocuMindTextBox50" type="#_x0000_t202" stroked="f" filled="f" o:allowincell="f" style="position:absolute;margin-left:36.140pt;margin-top:223.948pt;width:545.325pt;height:15.424pt;z-index:251659264;mso-position-horizontal-relative:page;mso-position-vertical-relative:page;mso-wrap-style:none;">
+          <v:shape id="DocuMindTextBox50" type="#_x0000_t202" stroked="f" filled="f" o:allowincell="f" style="position:absolute;margin-left:36.140pt;margin-top:222.448pt;width:546.325pt;height:21.000pt;z-index:251659264;mso-position-horizontal-relative:page;mso-position-vertical-relative:page;mso-wrap-style:none;mso-fit-shape-to-text:t;">
             <w10:wrap type="none"/>
             <v:textbox inset="0,0,0,0">
               <w:txbxContent>
                 <w:p>
                   <w:pPr>
-                    <w:spacing w:before="0" w:after="0" w:lineRule="exact" w:line="288"/>
+                    <w:spacing w:before="0" w:after="0" w:lineRule="exact" w:line="300"/>
                     <w:ind w:left="0" w:right="0" w:firstLine="0"/>
                   </w:pPr>
                   <w:r>
@@ -1383,13 +1383,13 @@
       </w:r>
       <w:r>
         <w:pict>
-          <v:shape id="DocuMindTextBox51" type="#_x0000_t202" stroked="f" filled="f" o:allowincell="f" style="position:absolute;margin-left:36.140pt;margin-top:238.588pt;width:235.797pt;height:15.424pt;z-index:251659264;mso-position-horizontal-relative:page;mso-position-vertical-relative:page;mso-wrap-style:none;">
+          <v:shape id="DocuMindTextBox51" type="#_x0000_t202" stroked="f" filled="f" o:allowincell="f" style="position:absolute;margin-left:36.140pt;margin-top:237.088pt;width:236.797pt;height:21.000pt;z-index:251659264;mso-position-horizontal-relative:page;mso-position-vertical-relative:page;mso-wrap-style:none;mso-fit-shape-to-text:t;">
             <w10:wrap type="none"/>
             <v:textbox inset="0,0,0,0">
               <w:txbxContent>
                 <w:p>
                   <w:pPr>
-                    <w:spacing w:before="0" w:after="0" w:lineRule="exact" w:line="288"/>
+                    <w:spacing w:before="0" w:after="0" w:lineRule="exact" w:line="300"/>
                     <w:ind w:left="0" w:right="0" w:firstLine="0"/>
                   </w:pPr>
                   <w:r>
@@ -1410,13 +1410,13 @@
       </w:r>
       <w:r>
         <w:pict>
-          <v:shape id="DocuMindTextBox52" type="#_x0000_t202" stroked="f" filled="f" o:allowincell="f" style="position:absolute;margin-left:36.140pt;margin-top:267.388pt;width:545.334pt;height:15.424pt;z-index:251659264;mso-position-horizontal-relative:page;mso-position-vertical-relative:page;mso-wrap-style:none;">
+          <v:shape id="DocuMindTextBox52" type="#_x0000_t202" stroked="f" filled="f" o:allowincell="f" style="position:absolute;margin-left:36.140pt;margin-top:265.888pt;width:546.334pt;height:21.000pt;z-index:251659264;mso-position-horizontal-relative:page;mso-position-vertical-relative:page;mso-wrap-style:none;mso-fit-shape-to-text:t;">
             <w10:wrap type="none"/>
             <v:textbox inset="0,0,0,0">
               <w:txbxContent>
                 <w:p>
                   <w:pPr>
-                    <w:spacing w:before="0" w:after="0" w:lineRule="exact" w:line="288"/>
+                    <w:spacing w:before="0" w:after="0" w:lineRule="exact" w:line="300"/>
                     <w:ind w:left="0" w:right="0" w:firstLine="0"/>
                   </w:pPr>
                   <w:r>
@@ -1437,13 +1437,13 @@
       </w:r>
       <w:r>
         <w:pict>
-          <v:shape id="DocuMindTextBox53" type="#_x0000_t202" stroked="f" filled="f" o:allowincell="f" style="position:absolute;margin-left:36.140pt;margin-top:281.788pt;width:545.320pt;height:15.424pt;z-index:251659264;mso-position-horizontal-relative:page;mso-position-vertical-relative:page;mso-wrap-style:none;">
+          <v:shape id="DocuMindTextBox53" type="#_x0000_t202" stroked="f" filled="f" o:allowincell="f" style="position:absolute;margin-left:36.140pt;margin-top:280.288pt;width:546.320pt;height:21.000pt;z-index:251659264;mso-position-horizontal-relative:page;mso-position-vertical-relative:page;mso-wrap-style:none;mso-fit-shape-to-text:t;">
             <w10:wrap type="none"/>
             <v:textbox inset="0,0,0,0">
               <w:txbxContent>
                 <w:p>
                   <w:pPr>
-                    <w:spacing w:before="0" w:after="0" w:lineRule="exact" w:line="288"/>
+                    <w:spacing w:before="0" w:after="0" w:lineRule="exact" w:line="300"/>
                     <w:ind w:left="0" w:right="0" w:firstLine="0"/>
                   </w:pPr>
                   <w:r>
@@ -1464,13 +1464,13 @@
       </w:r>
       <w:r>
         <w:pict>
-          <v:shape id="DocuMindTextBox54" type="#_x0000_t202" stroked="f" filled="f" o:allowincell="f" style="position:absolute;margin-left:36.140pt;margin-top:296.188pt;width:545.337pt;height:15.424pt;z-index:251659264;mso-position-horizontal-relative:page;mso-position-vertical-relative:page;mso-wrap-style:none;">
+          <v:shape id="DocuMindTextBox54" type="#_x0000_t202" stroked="f" filled="f" o:allowincell="f" style="position:absolute;margin-left:36.140pt;margin-top:294.688pt;width:546.337pt;height:21.000pt;z-index:251659264;mso-position-horizontal-relative:page;mso-position-vertical-relative:page;mso-wrap-style:none;mso-fit-shape-to-text:t;">
             <w10:wrap type="none"/>
             <v:textbox inset="0,0,0,0">
               <w:txbxContent>
                 <w:p>
                   <w:pPr>
-                    <w:spacing w:before="0" w:after="0" w:lineRule="exact" w:line="288"/>
+                    <w:spacing w:before="0" w:after="0" w:lineRule="exact" w:line="300"/>
                     <w:ind w:left="0" w:right="0" w:firstLine="0"/>
                   </w:pPr>
                   <w:r>
@@ -1491,13 +1491,13 @@
       </w:r>
       <w:r>
         <w:pict>
-          <v:shape id="DocuMindTextBox55" type="#_x0000_t202" stroked="f" filled="f" o:allowincell="f" style="position:absolute;margin-left:36.140pt;margin-top:310.588pt;width:545.326pt;height:15.424pt;z-index:251659264;mso-position-horizontal-relative:page;mso-position-vertical-relative:page;mso-wrap-style:none;">
+          <v:shape id="DocuMindTextBox55" type="#_x0000_t202" stroked="f" filled="f" o:allowincell="f" style="position:absolute;margin-left:36.140pt;margin-top:309.088pt;width:546.326pt;height:21.000pt;z-index:251659264;mso-position-horizontal-relative:page;mso-position-vertical-relative:page;mso-wrap-style:none;mso-fit-shape-to-text:t;">
             <w10:wrap type="none"/>
             <v:textbox inset="0,0,0,0">
               <w:txbxContent>
                 <w:p>
                   <w:pPr>
-                    <w:spacing w:before="0" w:after="0" w:lineRule="exact" w:line="288"/>
+                    <w:spacing w:before="0" w:after="0" w:lineRule="exact" w:line="300"/>
                     <w:ind w:left="0" w:right="0" w:firstLine="0"/>
                   </w:pPr>
                   <w:r>
@@ -1518,13 +1518,13 @@
       </w:r>
       <w:r>
         <w:pict>
-          <v:shape id="DocuMindTextBox56" type="#_x0000_t202" stroked="f" filled="f" o:allowincell="f" style="position:absolute;margin-left:36.140pt;margin-top:324.988pt;width:545.331pt;height:15.424pt;z-index:251659264;mso-position-horizontal-relative:page;mso-position-vertical-relative:page;mso-wrap-style:none;">
+          <v:shape id="DocuMindTextBox56" type="#_x0000_t202" stroked="f" filled="f" o:allowincell="f" style="position:absolute;margin-left:36.140pt;margin-top:323.488pt;width:546.331pt;height:21.000pt;z-index:251659264;mso-position-horizontal-relative:page;mso-position-vertical-relative:page;mso-wrap-style:none;mso-fit-shape-to-text:t;">
             <w10:wrap type="none"/>
             <v:textbox inset="0,0,0,0">
               <w:txbxContent>
                 <w:p>
                   <w:pPr>
-                    <w:spacing w:before="0" w:after="0" w:lineRule="exact" w:line="288"/>
+                    <w:spacing w:before="0" w:after="0" w:lineRule="exact" w:line="300"/>
                     <w:ind w:left="0" w:right="0" w:firstLine="0"/>
                   </w:pPr>
                   <w:r>
@@ -1545,13 +1545,13 @@
       </w:r>
       <w:r>
         <w:pict>
-          <v:shape id="DocuMindTextBox57" type="#_x0000_t202" stroked="f" filled="f" o:allowincell="f" style="position:absolute;margin-left:36.140pt;margin-top:339.388pt;width:331.369pt;height:15.424pt;z-index:251659264;mso-position-horizontal-relative:page;mso-position-vertical-relative:page;mso-wrap-style:none;">
+          <v:shape id="DocuMindTextBox57" type="#_x0000_t202" stroked="f" filled="f" o:allowincell="f" style="position:absolute;margin-left:36.140pt;margin-top:337.888pt;width:332.369pt;height:21.000pt;z-index:251659264;mso-position-horizontal-relative:page;mso-position-vertical-relative:page;mso-wrap-style:none;mso-fit-shape-to-text:t;">
             <w10:wrap type="none"/>
             <v:textbox inset="0,0,0,0">
               <w:txbxContent>
                 <w:p>
                   <w:pPr>
-                    <w:spacing w:before="0" w:after="0" w:lineRule="exact" w:line="288"/>
+                    <w:spacing w:before="0" w:after="0" w:lineRule="exact" w:line="300"/>
                     <w:ind w:left="0" w:right="0" w:firstLine="0"/>
                   </w:pPr>
                   <w:r>
@@ -1572,13 +1572,13 @@
       </w:r>
       <w:r>
         <w:pict>
-          <v:shape id="DocuMindTextBox58" type="#_x0000_t202" stroked="f" filled="f" o:allowincell="f" style="position:absolute;margin-left:36.140pt;margin-top:368.188pt;width:545.331pt;height:15.424pt;z-index:251659264;mso-position-horizontal-relative:page;mso-position-vertical-relative:page;mso-wrap-style:none;">
+          <v:shape id="DocuMindTextBox58" type="#_x0000_t202" stroked="f" filled="f" o:allowincell="f" style="position:absolute;margin-left:36.140pt;margin-top:366.688pt;width:546.331pt;height:21.000pt;z-index:251659264;mso-position-horizontal-relative:page;mso-position-vertical-relative:page;mso-wrap-style:none;mso-fit-shape-to-text:t;">
             <w10:wrap type="none"/>
             <v:textbox inset="0,0,0,0">
               <w:txbxContent>
                 <w:p>
                   <w:pPr>
-                    <w:spacing w:before="0" w:after="0" w:lineRule="exact" w:line="288"/>
+                    <w:spacing w:before="0" w:after="0" w:lineRule="exact" w:line="300"/>
                     <w:ind w:left="0" w:right="0" w:firstLine="0"/>
                   </w:pPr>
                   <w:r>
@@ -1599,13 +1599,13 @@
       </w:r>
       <w:r>
         <w:pict>
-          <v:shape id="DocuMindTextBox59" type="#_x0000_t202" stroked="f" filled="f" o:allowincell="f" style="position:absolute;margin-left:36.140pt;margin-top:382.828pt;width:545.330pt;height:15.424pt;z-index:251659264;mso-position-horizontal-relative:page;mso-position-vertical-relative:page;mso-wrap-style:none;">
+          <v:shape id="DocuMindTextBox59" type="#_x0000_t202" stroked="f" filled="f" o:allowincell="f" style="position:absolute;margin-left:36.140pt;margin-top:381.328pt;width:546.330pt;height:21.000pt;z-index:251659264;mso-position-horizontal-relative:page;mso-position-vertical-relative:page;mso-wrap-style:none;mso-fit-shape-to-text:t;">
             <w10:wrap type="none"/>
             <v:textbox inset="0,0,0,0">
               <w:txbxContent>
                 <w:p>
                   <w:pPr>
-                    <w:spacing w:before="0" w:after="0" w:lineRule="exact" w:line="288"/>
+                    <w:spacing w:before="0" w:after="0" w:lineRule="exact" w:line="300"/>
                     <w:ind w:left="0" w:right="0" w:firstLine="0"/>
                   </w:pPr>
                   <w:r>
@@ -1626,13 +1626,13 @@
       </w:r>
       <w:r>
         <w:pict>
-          <v:shape id="DocuMindTextBox60" type="#_x0000_t202" stroked="f" filled="f" o:allowincell="f" style="position:absolute;margin-left:36.140pt;margin-top:397.228pt;width:545.326pt;height:15.424pt;z-index:251659264;mso-position-horizontal-relative:page;mso-position-vertical-relative:page;mso-wrap-style:none;">
+          <v:shape id="DocuMindTextBox60" type="#_x0000_t202" stroked="f" filled="f" o:allowincell="f" style="position:absolute;margin-left:36.140pt;margin-top:395.728pt;width:546.326pt;height:21.000pt;z-index:251659264;mso-position-horizontal-relative:page;mso-position-vertical-relative:page;mso-wrap-style:none;mso-fit-shape-to-text:t;">
             <w10:wrap type="none"/>
             <v:textbox inset="0,0,0,0">
               <w:txbxContent>
                 <w:p>
                   <w:pPr>
-                    <w:spacing w:before="0" w:after="0" w:lineRule="exact" w:line="288"/>
+                    <w:spacing w:before="0" w:after="0" w:lineRule="exact" w:line="300"/>
                     <w:ind w:left="0" w:right="0" w:firstLine="0"/>
                   </w:pPr>
                   <w:r>
@@ -1653,13 +1653,13 @@
       </w:r>
       <w:r>
         <w:pict>
-          <v:shape id="DocuMindTextBox61" type="#_x0000_t202" stroked="f" filled="f" o:allowincell="f" style="position:absolute;margin-left:36.140pt;margin-top:411.628pt;width:197.564pt;height:15.424pt;z-index:251659264;mso-position-horizontal-relative:page;mso-position-vertical-relative:page;mso-wrap-style:none;">
+          <v:shape id="DocuMindTextBox61" type="#_x0000_t202" stroked="f" filled="f" o:allowincell="f" style="position:absolute;margin-left:36.140pt;margin-top:410.128pt;width:198.564pt;height:21.000pt;z-index:251659264;mso-position-horizontal-relative:page;mso-position-vertical-relative:page;mso-wrap-style:none;mso-fit-shape-to-text:t;">
             <w10:wrap type="none"/>
             <v:textbox inset="0,0,0,0">
               <w:txbxContent>
                 <w:p>
                   <w:pPr>
-                    <w:spacing w:before="0" w:after="0" w:lineRule="exact" w:line="288"/>
+                    <w:spacing w:before="0" w:after="0" w:lineRule="exact" w:line="300"/>
                     <w:ind w:left="0" w:right="0" w:firstLine="0"/>
                   </w:pPr>
                   <w:r>
@@ -1680,13 +1680,13 @@
       </w:r>
       <w:r>
         <w:pict>
-          <v:shape id="DocuMindTextBox62" type="#_x0000_t202" stroked="f" filled="f" o:allowincell="f" style="position:absolute;margin-left:36.140pt;margin-top:440.428pt;width:545.324pt;height:15.424pt;z-index:251659264;mso-position-horizontal-relative:page;mso-position-vertical-relative:page;mso-wrap-style:none;">
+          <v:shape id="DocuMindTextBox62" type="#_x0000_t202" stroked="f" filled="f" o:allowincell="f" style="position:absolute;margin-left:36.140pt;margin-top:438.928pt;width:546.324pt;height:21.000pt;z-index:251659264;mso-position-horizontal-relative:page;mso-position-vertical-relative:page;mso-wrap-style:none;mso-fit-shape-to-text:t;">
             <w10:wrap type="none"/>
             <v:textbox inset="0,0,0,0">
               <w:txbxContent>
                 <w:p>
                   <w:pPr>
-                    <w:spacing w:before="0" w:after="0" w:lineRule="exact" w:line="288"/>
+                    <w:spacing w:before="0" w:after="0" w:lineRule="exact" w:line="300"/>
                     <w:ind w:left="0" w:right="0" w:firstLine="0"/>
                   </w:pPr>
                   <w:r>
@@ -1707,13 +1707,13 @@
       </w:r>
       <w:r>
         <w:pict>
-          <v:shape id="DocuMindTextBox63" type="#_x0000_t202" stroked="f" filled="f" o:allowincell="f" style="position:absolute;margin-left:36.140pt;margin-top:454.828pt;width:545.326pt;height:15.424pt;z-index:251659264;mso-position-horizontal-relative:page;mso-position-vertical-relative:page;mso-wrap-style:none;">
+          <v:shape id="DocuMindTextBox63" type="#_x0000_t202" stroked="f" filled="f" o:allowincell="f" style="position:absolute;margin-left:36.140pt;margin-top:453.328pt;width:546.326pt;height:21.000pt;z-index:251659264;mso-position-horizontal-relative:page;mso-position-vertical-relative:page;mso-wrap-style:none;mso-fit-shape-to-text:t;">
             <w10:wrap type="none"/>
             <v:textbox inset="0,0,0,0">
               <w:txbxContent>
                 <w:p>
                   <w:pPr>
-                    <w:spacing w:before="0" w:after="0" w:lineRule="exact" w:line="288"/>
+                    <w:spacing w:before="0" w:after="0" w:lineRule="exact" w:line="300"/>
                     <w:ind w:left="0" w:right="0" w:firstLine="0"/>
                   </w:pPr>
                   <w:r>
@@ -1734,13 +1734,13 @@
       </w:r>
       <w:r>
         <w:pict>
-          <v:shape id="DocuMindTextBox64" type="#_x0000_t202" stroked="f" filled="f" o:allowincell="f" style="position:absolute;margin-left:36.140pt;margin-top:469.228pt;width:545.331pt;height:15.424pt;z-index:251659264;mso-position-horizontal-relative:page;mso-position-vertical-relative:page;mso-wrap-style:none;">
+          <v:shape id="DocuMindTextBox64" type="#_x0000_t202" stroked="f" filled="f" o:allowincell="f" style="position:absolute;margin-left:36.140pt;margin-top:467.728pt;width:546.331pt;height:21.000pt;z-index:251659264;mso-position-horizontal-relative:page;mso-position-vertical-relative:page;mso-wrap-style:none;mso-fit-shape-to-text:t;">
             <w10:wrap type="none"/>
             <v:textbox inset="0,0,0,0">
               <w:txbxContent>
                 <w:p>
                   <w:pPr>
-                    <w:spacing w:before="0" w:after="0" w:lineRule="exact" w:line="288"/>
+                    <w:spacing w:before="0" w:after="0" w:lineRule="exact" w:line="300"/>
                     <w:ind w:left="0" w:right="0" w:firstLine="0"/>
                   </w:pPr>
                   <w:r>
@@ -1761,13 +1761,13 @@
       </w:r>
       <w:r>
         <w:pict>
-          <v:shape id="DocuMindTextBox65" type="#_x0000_t202" stroked="f" filled="f" o:allowincell="f" style="position:absolute;margin-left:36.140pt;margin-top:483.628pt;width:545.326pt;height:15.424pt;z-index:251659264;mso-position-horizontal-relative:page;mso-position-vertical-relative:page;mso-wrap-style:none;">
+          <v:shape id="DocuMindTextBox65" type="#_x0000_t202" stroked="f" filled="f" o:allowincell="f" style="position:absolute;margin-left:36.140pt;margin-top:482.128pt;width:546.326pt;height:21.000pt;z-index:251659264;mso-position-horizontal-relative:page;mso-position-vertical-relative:page;mso-wrap-style:none;mso-fit-shape-to-text:t;">
             <w10:wrap type="none"/>
             <v:textbox inset="0,0,0,0">
               <w:txbxContent>
                 <w:p>
                   <w:pPr>
-                    <w:spacing w:before="0" w:after="0" w:lineRule="exact" w:line="288"/>
+                    <w:spacing w:before="0" w:after="0" w:lineRule="exact" w:line="300"/>
                     <w:ind w:left="0" w:right="0" w:firstLine="0"/>
                   </w:pPr>
                   <w:r>
@@ -1788,13 +1788,13 @@
       </w:r>
       <w:r>
         <w:pict>
-          <v:shape id="DocuMindTextBox66" type="#_x0000_t202" stroked="f" filled="f" o:allowincell="f" style="position:absolute;margin-left:36.140pt;margin-top:498.028pt;width:310.914pt;height:15.424pt;z-index:251659264;mso-position-horizontal-relative:page;mso-position-vertical-relative:page;mso-wrap-style:none;">
+          <v:shape id="DocuMindTextBox66" type="#_x0000_t202" stroked="f" filled="f" o:allowincell="f" style="position:absolute;margin-left:36.140pt;margin-top:496.528pt;width:311.914pt;height:21.000pt;z-index:251659264;mso-position-horizontal-relative:page;mso-position-vertical-relative:page;mso-wrap-style:none;mso-fit-shape-to-text:t;">
             <w10:wrap type="none"/>
             <v:textbox inset="0,0,0,0">
               <w:txbxContent>
                 <w:p>
                   <w:pPr>
-                    <w:spacing w:before="0" w:after="0" w:lineRule="exact" w:line="288"/>
+                    <w:spacing w:before="0" w:after="0" w:lineRule="exact" w:line="300"/>
                     <w:ind w:left="0" w:right="0" w:firstLine="0"/>
                   </w:pPr>
                   <w:r>
@@ -1815,13 +1815,13 @@
       </w:r>
       <w:r>
         <w:pict>
-          <v:shape id="DocuMindTextBox67" type="#_x0000_t202" stroked="f" filled="f" o:allowincell="f" style="position:absolute;margin-left:36.140pt;margin-top:527.068pt;width:545.334pt;height:15.424pt;z-index:251659264;mso-position-horizontal-relative:page;mso-position-vertical-relative:page;mso-wrap-style:none;">
+          <v:shape id="DocuMindTextBox67" type="#_x0000_t202" stroked="f" filled="f" o:allowincell="f" style="position:absolute;margin-left:36.140pt;margin-top:525.568pt;width:546.334pt;height:21.000pt;z-index:251659264;mso-position-horizontal-relative:page;mso-position-vertical-relative:page;mso-wrap-style:none;mso-fit-shape-to-text:t;">
             <w10:wrap type="none"/>
             <v:textbox inset="0,0,0,0">
               <w:txbxContent>
                 <w:p>
                   <w:pPr>
-                    <w:spacing w:before="0" w:after="0" w:lineRule="exact" w:line="288"/>
+                    <w:spacing w:before="0" w:after="0" w:lineRule="exact" w:line="300"/>
                     <w:ind w:left="0" w:right="0" w:firstLine="0"/>
                   </w:pPr>
                   <w:r>
@@ -1842,13 +1842,13 @@
       </w:r>
       <w:r>
         <w:pict>
-          <v:shape id="DocuMindTextBox68" type="#_x0000_t202" stroked="f" filled="f" o:allowincell="f" style="position:absolute;margin-left:36.140pt;margin-top:541.468pt;width:545.330pt;height:15.424pt;z-index:251659264;mso-position-horizontal-relative:page;mso-position-vertical-relative:page;mso-wrap-style:none;">
+          <v:shape id="DocuMindTextBox68" type="#_x0000_t202" stroked="f" filled="f" o:allowincell="f" style="position:absolute;margin-left:36.140pt;margin-top:539.968pt;width:546.330pt;height:21.000pt;z-index:251659264;mso-position-horizontal-relative:page;mso-position-vertical-relative:page;mso-wrap-style:none;mso-fit-shape-to-text:t;">
             <w10:wrap type="none"/>
             <v:textbox inset="0,0,0,0">
               <w:txbxContent>
                 <w:p>
                   <w:pPr>
-                    <w:spacing w:before="0" w:after="0" w:lineRule="exact" w:line="288"/>
+                    <w:spacing w:before="0" w:after="0" w:lineRule="exact" w:line="300"/>
                     <w:ind w:left="0" w:right="0" w:firstLine="0"/>
                   </w:pPr>
                   <w:r>
@@ -1869,13 +1869,13 @@
       </w:r>
       <w:r>
         <w:pict>
-          <v:shape id="DocuMindTextBox69" type="#_x0000_t202" stroked="f" filled="f" o:allowincell="f" style="position:absolute;margin-left:36.140pt;margin-top:555.868pt;width:545.317pt;height:15.424pt;z-index:251659264;mso-position-horizontal-relative:page;mso-position-vertical-relative:page;mso-wrap-style:none;">
+          <v:shape id="DocuMindTextBox69" type="#_x0000_t202" stroked="f" filled="f" o:allowincell="f" style="position:absolute;margin-left:36.140pt;margin-top:554.368pt;width:546.317pt;height:21.000pt;z-index:251659264;mso-position-horizontal-relative:page;mso-position-vertical-relative:page;mso-wrap-style:none;mso-fit-shape-to-text:t;">
             <w10:wrap type="none"/>
             <v:textbox inset="0,0,0,0">
               <w:txbxContent>
                 <w:p>
                   <w:pPr>
-                    <w:spacing w:before="0" w:after="0" w:lineRule="exact" w:line="288"/>
+                    <w:spacing w:before="0" w:after="0" w:lineRule="exact" w:line="300"/>
                     <w:ind w:left="0" w:right="0" w:firstLine="0"/>
                   </w:pPr>
                   <w:r>
@@ -1896,13 +1896,13 @@
       </w:r>
       <w:r>
         <w:pict>
-          <v:shape id="DocuMindTextBox70" type="#_x0000_t202" stroked="f" filled="f" o:allowincell="f" style="position:absolute;margin-left:36.140pt;margin-top:570.268pt;width:520.252pt;height:15.424pt;z-index:251659264;mso-position-horizontal-relative:page;mso-position-vertical-relative:page;mso-wrap-style:none;">
+          <v:shape id="DocuMindTextBox70" type="#_x0000_t202" stroked="f" filled="f" o:allowincell="f" style="position:absolute;margin-left:36.140pt;margin-top:568.768pt;width:521.252pt;height:21.000pt;z-index:251659264;mso-position-horizontal-relative:page;mso-position-vertical-relative:page;mso-wrap-style:none;mso-fit-shape-to-text:t;">
             <w10:wrap type="none"/>
             <v:textbox inset="0,0,0,0">
               <w:txbxContent>
                 <w:p>
                   <w:pPr>
-                    <w:spacing w:before="0" w:after="0" w:lineRule="exact" w:line="288"/>
+                    <w:spacing w:before="0" w:after="0" w:lineRule="exact" w:line="300"/>
                     <w:ind w:left="0" w:right="0" w:firstLine="0"/>
                   </w:pPr>
                   <w:r>
@@ -1923,13 +1923,13 @@
       </w:r>
       <w:r>
         <w:pict>
-          <v:shape id="DocuMindTextBox71" type="#_x0000_t202" stroked="f" filled="f" o:allowincell="f" style="position:absolute;margin-left:36.140pt;margin-top:599.068pt;width:545.330pt;height:15.424pt;z-index:251659264;mso-position-horizontal-relative:page;mso-position-vertical-relative:page;mso-wrap-style:none;">
+          <v:shape id="DocuMindTextBox71" type="#_x0000_t202" stroked="f" filled="f" o:allowincell="f" style="position:absolute;margin-left:36.140pt;margin-top:597.568pt;width:546.330pt;height:21.000pt;z-index:251659264;mso-position-horizontal-relative:page;mso-position-vertical-relative:page;mso-wrap-style:none;mso-fit-shape-to-text:t;">
             <w10:wrap type="none"/>
             <v:textbox inset="0,0,0,0">
               <w:txbxContent>
                 <w:p>
                   <w:pPr>
-                    <w:spacing w:before="0" w:after="0" w:lineRule="exact" w:line="288"/>
+                    <w:spacing w:before="0" w:after="0" w:lineRule="exact" w:line="300"/>
                     <w:ind w:left="0" w:right="0" w:firstLine="0"/>
                   </w:pPr>
                   <w:r>
@@ -1950,13 +1950,13 @@
       </w:r>
       <w:r>
         <w:pict>
-          <v:shape id="DocuMindTextBox72" type="#_x0000_t202" stroked="f" filled="f" o:allowincell="f" style="position:absolute;margin-left:36.140pt;margin-top:613.468pt;width:545.335pt;height:15.424pt;z-index:251659264;mso-position-horizontal-relative:page;mso-position-vertical-relative:page;mso-wrap-style:none;">
+          <v:shape id="DocuMindTextBox72" type="#_x0000_t202" stroked="f" filled="f" o:allowincell="f" style="position:absolute;margin-left:36.140pt;margin-top:611.968pt;width:546.335pt;height:21.000pt;z-index:251659264;mso-position-horizontal-relative:page;mso-position-vertical-relative:page;mso-wrap-style:none;mso-fit-shape-to-text:t;">
             <w10:wrap type="none"/>
             <v:textbox inset="0,0,0,0">
               <w:txbxContent>
                 <w:p>
                   <w:pPr>
-                    <w:spacing w:before="0" w:after="0" w:lineRule="exact" w:line="288"/>
+                    <w:spacing w:before="0" w:after="0" w:lineRule="exact" w:line="300"/>
                     <w:ind w:left="0" w:right="0" w:firstLine="0"/>
                   </w:pPr>
                   <w:r>
@@ -1977,13 +1977,13 @@
       </w:r>
       <w:r>
         <w:pict>
-          <v:shape id="DocuMindTextBox73" type="#_x0000_t202" stroked="f" filled="f" o:allowincell="f" style="position:absolute;margin-left:36.140pt;margin-top:627.868pt;width:545.318pt;height:15.424pt;z-index:251659264;mso-position-horizontal-relative:page;mso-position-vertical-relative:page;mso-wrap-style:none;">
+          <v:shape id="DocuMindTextBox73" type="#_x0000_t202" stroked="f" filled="f" o:allowincell="f" style="position:absolute;margin-left:36.140pt;margin-top:626.368pt;width:546.318pt;height:21.000pt;z-index:251659264;mso-position-horizontal-relative:page;mso-position-vertical-relative:page;mso-wrap-style:none;mso-fit-shape-to-text:t;">
             <w10:wrap type="none"/>
             <v:textbox inset="0,0,0,0">
               <w:txbxContent>
                 <w:p>
                   <w:pPr>
-                    <w:spacing w:before="0" w:after="0" w:lineRule="exact" w:line="288"/>
+                    <w:spacing w:before="0" w:after="0" w:lineRule="exact" w:line="300"/>
                     <w:ind w:left="0" w:right="0" w:firstLine="0"/>
                   </w:pPr>
                   <w:r>
@@ -2004,13 +2004,13 @@
       </w:r>
       <w:r>
         <w:pict>
-          <v:shape id="DocuMindTextBox74" type="#_x0000_t202" stroked="f" filled="f" o:allowincell="f" style="position:absolute;margin-left:36.140pt;margin-top:642.508pt;width:531.168pt;height:15.424pt;z-index:251659264;mso-position-horizontal-relative:page;mso-position-vertical-relative:page;mso-wrap-style:none;">
+          <v:shape id="DocuMindTextBox74" type="#_x0000_t202" stroked="f" filled="f" o:allowincell="f" style="position:absolute;margin-left:36.140pt;margin-top:641.008pt;width:532.168pt;height:21.000pt;z-index:251659264;mso-position-horizontal-relative:page;mso-position-vertical-relative:page;mso-wrap-style:none;mso-fit-shape-to-text:t;">
             <w10:wrap type="none"/>
             <v:textbox inset="0,0,0,0">
               <w:txbxContent>
                 <w:p>
                   <w:pPr>
-                    <w:spacing w:before="0" w:after="0" w:lineRule="exact" w:line="288"/>
+                    <w:spacing w:before="0" w:after="0" w:lineRule="exact" w:line="300"/>
                     <w:ind w:left="0" w:right="0" w:firstLine="0"/>
                   </w:pPr>
                   <w:r>
@@ -2031,13 +2031,13 @@
       </w:r>
       <w:r>
         <w:pict>
-          <v:shape id="DocuMindTextBox75" type="#_x0000_t202" stroked="f" filled="f" o:allowincell="f" style="position:absolute;margin-left:36.140pt;margin-top:671.308pt;width:545.324pt;height:15.424pt;z-index:251659264;mso-position-horizontal-relative:page;mso-position-vertical-relative:page;mso-wrap-style:none;">
+          <v:shape id="DocuMindTextBox75" type="#_x0000_t202" stroked="f" filled="f" o:allowincell="f" style="position:absolute;margin-left:36.140pt;margin-top:669.808pt;width:546.324pt;height:21.000pt;z-index:251659264;mso-position-horizontal-relative:page;mso-position-vertical-relative:page;mso-wrap-style:none;mso-fit-shape-to-text:t;">
             <w10:wrap type="none"/>
             <v:textbox inset="0,0,0,0">
               <w:txbxContent>
                 <w:p>
                   <w:pPr>
-                    <w:spacing w:before="0" w:after="0" w:lineRule="exact" w:line="288"/>
+                    <w:spacing w:before="0" w:after="0" w:lineRule="exact" w:line="300"/>
                     <w:ind w:left="0" w:right="0" w:firstLine="0"/>
                   </w:pPr>
                   <w:r>
@@ -2058,13 +2058,13 @@
       </w:r>
       <w:r>
         <w:pict>
-          <v:shape id="DocuMindTextBox76" type="#_x0000_t202" stroked="f" filled="f" o:allowincell="f" style="position:absolute;margin-left:36.140pt;margin-top:685.708pt;width:545.337pt;height:15.424pt;z-index:251659264;mso-position-horizontal-relative:page;mso-position-vertical-relative:page;mso-wrap-style:none;">
+          <v:shape id="DocuMindTextBox76" type="#_x0000_t202" stroked="f" filled="f" o:allowincell="f" style="position:absolute;margin-left:36.140pt;margin-top:684.208pt;width:546.337pt;height:21.000pt;z-index:251659264;mso-position-horizontal-relative:page;mso-position-vertical-relative:page;mso-wrap-style:none;mso-fit-shape-to-text:t;">
             <w10:wrap type="none"/>
             <v:textbox inset="0,0,0,0">
               <w:txbxContent>
                 <w:p>
                   <w:pPr>
-                    <w:spacing w:before="0" w:after="0" w:lineRule="exact" w:line="288"/>
+                    <w:spacing w:before="0" w:after="0" w:lineRule="exact" w:line="300"/>
                     <w:ind w:left="0" w:right="0" w:firstLine="0"/>
                   </w:pPr>
                   <w:r>
@@ -2085,13 +2085,13 @@
       </w:r>
       <w:r>
         <w:pict>
-          <v:shape id="DocuMindTextBox77" type="#_x0000_t202" stroked="f" filled="f" o:allowincell="f" style="position:absolute;margin-left:36.140pt;margin-top:700.108pt;width:545.325pt;height:15.424pt;z-index:251659264;mso-position-horizontal-relative:page;mso-position-vertical-relative:page;mso-wrap-style:none;">
+          <v:shape id="DocuMindTextBox77" type="#_x0000_t202" stroked="f" filled="f" o:allowincell="f" style="position:absolute;margin-left:36.140pt;margin-top:698.608pt;width:546.325pt;height:21.000pt;z-index:251659264;mso-position-horizontal-relative:page;mso-position-vertical-relative:page;mso-wrap-style:none;mso-fit-shape-to-text:t;">
             <w10:wrap type="none"/>
             <v:textbox inset="0,0,0,0">
               <w:txbxContent>
                 <w:p>
                   <w:pPr>
-                    <w:spacing w:before="0" w:after="0" w:lineRule="exact" w:line="288"/>
+                    <w:spacing w:before="0" w:after="0" w:lineRule="exact" w:line="300"/>
                     <w:ind w:left="0" w:right="0" w:firstLine="0"/>
                   </w:pPr>
                   <w:r>
@@ -2112,13 +2112,13 @@
       </w:r>
       <w:r>
         <w:pict>
-          <v:shape id="DocuMindTextBox78" type="#_x0000_t202" stroked="f" filled="f" o:allowincell="f" style="position:absolute;margin-left:36.140pt;margin-top:714.508pt;width:545.331pt;height:15.424pt;z-index:251659264;mso-position-horizontal-relative:page;mso-position-vertical-relative:page;mso-wrap-style:none;">
+          <v:shape id="DocuMindTextBox78" type="#_x0000_t202" stroked="f" filled="f" o:allowincell="f" style="position:absolute;margin-left:36.140pt;margin-top:713.008pt;width:546.331pt;height:21.000pt;z-index:251659264;mso-position-horizontal-relative:page;mso-position-vertical-relative:page;mso-wrap-style:none;mso-fit-shape-to-text:t;">
             <w10:wrap type="none"/>
             <v:textbox inset="0,0,0,0">
               <w:txbxContent>
                 <w:p>
                   <w:pPr>
-                    <w:spacing w:before="0" w:after="0" w:lineRule="exact" w:line="288"/>
+                    <w:spacing w:before="0" w:after="0" w:lineRule="exact" w:line="300"/>
                     <w:ind w:left="0" w:right="0" w:firstLine="0"/>
                   </w:pPr>
                   <w:r>
@@ -2159,13 +2159,13 @@
       </w:r>
       <w:r>
         <w:pict>
-          <v:shape id="DocuMindTextBox79" type="#_x0000_t202" stroked="f" filled="f" o:allowincell="f" style="position:absolute;margin-left:303.020pt;margin-top:742.036pt;width:10.794pt;height:15.652pt;z-index:251659264;mso-position-horizontal-relative:page;mso-position-vertical-relative:page;mso-wrap-style:none;">
+          <v:shape id="DocuMindTextBox79" type="#_x0000_t202" stroked="f" filled="f" o:allowincell="f" style="position:absolute;margin-left:303.020pt;margin-top:740.536pt;width:11.794pt;height:21.000pt;z-index:251659264;mso-position-horizontal-relative:page;mso-position-vertical-relative:page;mso-wrap-style:none;mso-fit-shape-to-text:t;">
             <w10:wrap type="none"/>
             <v:textbox inset="0,0,0,0">
               <w:txbxContent>
                 <w:p>
                   <w:pPr>
-                    <w:spacing w:before="0" w:after="0" w:lineRule="exact" w:line="293"/>
+                    <w:spacing w:before="0" w:after="0" w:lineRule="exact" w:line="300"/>
                     <w:ind w:left="0" w:right="0" w:firstLine="0"/>
                   </w:pPr>
                   <w:r>
@@ -2186,13 +2186,13 @@
       </w:r>
       <w:r>
         <w:pict>
-          <v:shape id="DocuMindTextBox80" type="#_x0000_t202" stroked="f" filled="f" o:allowincell="f" style="position:absolute;margin-left:36.140pt;margin-top:36.508pt;width:545.329pt;height:15.424pt;z-index:251659264;mso-position-horizontal-relative:page;mso-position-vertical-relative:page;mso-wrap-style:none;">
+          <v:shape id="DocuMindTextBox80" type="#_x0000_t202" stroked="f" filled="f" o:allowincell="f" style="position:absolute;margin-left:36.140pt;margin-top:35.008pt;width:546.329pt;height:21.000pt;z-index:251659264;mso-position-horizontal-relative:page;mso-position-vertical-relative:page;mso-wrap-style:none;mso-fit-shape-to-text:t;">
             <w10:wrap type="none"/>
             <v:textbox inset="0,0,0,0">
               <w:txbxContent>
                 <w:p>
                   <w:pPr>
-                    <w:spacing w:before="0" w:after="0" w:lineRule="exact" w:line="288"/>
+                    <w:spacing w:before="0" w:after="0" w:lineRule="exact" w:line="300"/>
                     <w:ind w:left="0" w:right="0" w:firstLine="0"/>
                   </w:pPr>
                   <w:r>
@@ -2213,13 +2213,13 @@
       </w:r>
       <w:r>
         <w:pict>
-          <v:shape id="DocuMindTextBox81" type="#_x0000_t202" stroked="f" filled="f" o:allowincell="f" style="position:absolute;margin-left:36.140pt;margin-top:50.908pt;width:545.331pt;height:15.424pt;z-index:251659264;mso-position-horizontal-relative:page;mso-position-vertical-relative:page;mso-wrap-style:none;">
+          <v:shape id="DocuMindTextBox81" type="#_x0000_t202" stroked="f" filled="f" o:allowincell="f" style="position:absolute;margin-left:36.140pt;margin-top:49.408pt;width:546.331pt;height:21.000pt;z-index:251659264;mso-position-horizontal-relative:page;mso-position-vertical-relative:page;mso-wrap-style:none;mso-fit-shape-to-text:t;">
             <w10:wrap type="none"/>
             <v:textbox inset="0,0,0,0">
               <w:txbxContent>
                 <w:p>
                   <w:pPr>
-                    <w:spacing w:before="0" w:after="0" w:lineRule="exact" w:line="288"/>
+                    <w:spacing w:before="0" w:after="0" w:lineRule="exact" w:line="300"/>
                     <w:ind w:left="0" w:right="0" w:firstLine="0"/>
                   </w:pPr>
                   <w:r>
@@ -2240,13 +2240,13 @@
       </w:r>
       <w:r>
         <w:pict>
-          <v:shape id="DocuMindTextBox82" type="#_x0000_t202" stroked="f" filled="f" o:allowincell="f" style="position:absolute;margin-left:36.140pt;margin-top:65.308pt;width:100.023pt;height:15.424pt;z-index:251659264;mso-position-horizontal-relative:page;mso-position-vertical-relative:page;mso-wrap-style:none;">
+          <v:shape id="DocuMindTextBox82" type="#_x0000_t202" stroked="f" filled="f" o:allowincell="f" style="position:absolute;margin-left:36.140pt;margin-top:63.808pt;width:101.023pt;height:21.000pt;z-index:251659264;mso-position-horizontal-relative:page;mso-position-vertical-relative:page;mso-wrap-style:none;mso-fit-shape-to-text:t;">
             <w10:wrap type="none"/>
             <v:textbox inset="0,0,0,0">
               <w:txbxContent>
                 <w:p>
                   <w:pPr>
-                    <w:spacing w:before="0" w:after="0" w:lineRule="exact" w:line="288"/>
+                    <w:spacing w:before="0" w:after="0" w:lineRule="exact" w:line="300"/>
                     <w:ind w:left="0" w:right="0" w:firstLine="0"/>
                   </w:pPr>
                   <w:r>
@@ -2267,13 +2267,13 @@
       </w:r>
       <w:r>
         <w:pict>
-          <v:shape id="DocuMindTextBox83" type="#_x0000_t202" stroked="f" filled="f" o:allowincell="f" style="position:absolute;margin-left:36.140pt;margin-top:94.108pt;width:545.322pt;height:15.424pt;z-index:251659264;mso-position-horizontal-relative:page;mso-position-vertical-relative:page;mso-wrap-style:none;">
+          <v:shape id="DocuMindTextBox83" type="#_x0000_t202" stroked="f" filled="f" o:allowincell="f" style="position:absolute;margin-left:36.140pt;margin-top:92.608pt;width:546.322pt;height:21.000pt;z-index:251659264;mso-position-horizontal-relative:page;mso-position-vertical-relative:page;mso-wrap-style:none;mso-fit-shape-to-text:t;">
             <w10:wrap type="none"/>
             <v:textbox inset="0,0,0,0">
               <w:txbxContent>
                 <w:p>
                   <w:pPr>
-                    <w:spacing w:before="0" w:after="0" w:lineRule="exact" w:line="288"/>
+                    <w:spacing w:before="0" w:after="0" w:lineRule="exact" w:line="300"/>
                     <w:ind w:left="0" w:right="0" w:firstLine="0"/>
                   </w:pPr>
                   <w:r>
@@ -2294,13 +2294,13 @@
       </w:r>
       <w:r>
         <w:pict>
-          <v:shape id="DocuMindTextBox84" type="#_x0000_t202" stroked="f" filled="f" o:allowincell="f" style="position:absolute;margin-left:36.140pt;margin-top:108.748pt;width:545.336pt;height:15.424pt;z-index:251659264;mso-position-horizontal-relative:page;mso-position-vertical-relative:page;mso-wrap-style:none;">
+          <v:shape id="DocuMindTextBox84" type="#_x0000_t202" stroked="f" filled="f" o:allowincell="f" style="position:absolute;margin-left:36.140pt;margin-top:107.248pt;width:546.336pt;height:21.000pt;z-index:251659264;mso-position-horizontal-relative:page;mso-position-vertical-relative:page;mso-wrap-style:none;mso-fit-shape-to-text:t;">
             <w10:wrap type="none"/>
             <v:textbox inset="0,0,0,0">
               <w:txbxContent>
                 <w:p>
                   <w:pPr>
-                    <w:spacing w:before="0" w:after="0" w:lineRule="exact" w:line="288"/>
+                    <w:spacing w:before="0" w:after="0" w:lineRule="exact" w:line="300"/>
                     <w:ind w:left="0" w:right="0" w:firstLine="0"/>
                   </w:pPr>
                   <w:r>
@@ -2321,13 +2321,13 @@
       </w:r>
       <w:r>
         <w:pict>
-          <v:shape id="DocuMindTextBox85" type="#_x0000_t202" stroked="f" filled="f" o:allowincell="f" style="position:absolute;margin-left:36.140pt;margin-top:123.148pt;width:545.334pt;height:15.424pt;z-index:251659264;mso-position-horizontal-relative:page;mso-position-vertical-relative:page;mso-wrap-style:none;">
+          <v:shape id="DocuMindTextBox85" type="#_x0000_t202" stroked="f" filled="f" o:allowincell="f" style="position:absolute;margin-left:36.140pt;margin-top:121.648pt;width:546.334pt;height:21.000pt;z-index:251659264;mso-position-horizontal-relative:page;mso-position-vertical-relative:page;mso-wrap-style:none;mso-fit-shape-to-text:t;">
             <w10:wrap type="none"/>
             <v:textbox inset="0,0,0,0">
               <w:txbxContent>
                 <w:p>
                   <w:pPr>
-                    <w:spacing w:before="0" w:after="0" w:lineRule="exact" w:line="288"/>
+                    <w:spacing w:before="0" w:after="0" w:lineRule="exact" w:line="300"/>
                     <w:ind w:left="0" w:right="0" w:firstLine="0"/>
                   </w:pPr>
                   <w:r>
@@ -2348,13 +2348,13 @@
       </w:r>
       <w:r>
         <w:pict>
-          <v:shape id="DocuMindTextBox86" type="#_x0000_t202" stroked="f" filled="f" o:allowincell="f" style="position:absolute;margin-left:36.140pt;margin-top:137.548pt;width:545.325pt;height:15.424pt;z-index:251659264;mso-position-horizontal-relative:page;mso-position-vertical-relative:page;mso-wrap-style:none;">
+          <v:shape id="DocuMindTextBox86" type="#_x0000_t202" stroked="f" filled="f" o:allowincell="f" style="position:absolute;margin-left:36.140pt;margin-top:136.048pt;width:546.325pt;height:21.000pt;z-index:251659264;mso-position-horizontal-relative:page;mso-position-vertical-relative:page;mso-wrap-style:none;mso-fit-shape-to-text:t;">
             <w10:wrap type="none"/>
             <v:textbox inset="0,0,0,0">
               <w:txbxContent>
                 <w:p>
                   <w:pPr>
-                    <w:spacing w:before="0" w:after="0" w:lineRule="exact" w:line="288"/>
+                    <w:spacing w:before="0" w:after="0" w:lineRule="exact" w:line="300"/>
                     <w:ind w:left="0" w:right="0" w:firstLine="0"/>
                   </w:pPr>
                   <w:r>
@@ -2375,13 +2375,13 @@
       </w:r>
       <w:r>
         <w:pict>
-          <v:shape id="DocuMindTextBox87" type="#_x0000_t202" stroked="f" filled="f" o:allowincell="f" style="position:absolute;margin-left:36.140pt;margin-top:151.948pt;width:376.908pt;height:15.424pt;z-index:251659264;mso-position-horizontal-relative:page;mso-position-vertical-relative:page;mso-wrap-style:none;">
+          <v:shape id="DocuMindTextBox87" type="#_x0000_t202" stroked="f" filled="f" o:allowincell="f" style="position:absolute;margin-left:36.140pt;margin-top:150.448pt;width:377.908pt;height:21.000pt;z-index:251659264;mso-position-horizontal-relative:page;mso-position-vertical-relative:page;mso-wrap-style:none;mso-fit-shape-to-text:t;">
             <w10:wrap type="none"/>
             <v:textbox inset="0,0,0,0">
               <w:txbxContent>
                 <w:p>
                   <w:pPr>
-                    <w:spacing w:before="0" w:after="0" w:lineRule="exact" w:line="288"/>
+                    <w:spacing w:before="0" w:after="0" w:lineRule="exact" w:line="300"/>
                     <w:ind w:left="0" w:right="0" w:firstLine="0"/>
                   </w:pPr>
                   <w:r>
@@ -2402,13 +2402,13 @@
       </w:r>
       <w:r>
         <w:pict>
-          <v:shape id="DocuMindTextBox88" type="#_x0000_t202" stroked="f" filled="f" o:allowincell="f" style="position:absolute;margin-left:36.140pt;margin-top:180.748pt;width:545.329pt;height:15.424pt;z-index:251659264;mso-position-horizontal-relative:page;mso-position-vertical-relative:page;mso-wrap-style:none;">
+          <v:shape id="DocuMindTextBox88" type="#_x0000_t202" stroked="f" filled="f" o:allowincell="f" style="position:absolute;margin-left:36.140pt;margin-top:179.248pt;width:546.329pt;height:21.000pt;z-index:251659264;mso-position-horizontal-relative:page;mso-position-vertical-relative:page;mso-wrap-style:none;mso-fit-shape-to-text:t;">
             <w10:wrap type="none"/>
             <v:textbox inset="0,0,0,0">
               <w:txbxContent>
                 <w:p>
                   <w:pPr>
-                    <w:spacing w:before="0" w:after="0" w:lineRule="exact" w:line="288"/>
+                    <w:spacing w:before="0" w:after="0" w:lineRule="exact" w:line="300"/>
                     <w:ind w:left="0" w:right="0" w:firstLine="0"/>
                   </w:pPr>
                   <w:r>
@@ -2429,13 +2429,13 @@
       </w:r>
       <w:r>
         <w:pict>
-          <v:shape id="DocuMindTextBox89" type="#_x0000_t202" stroked="f" filled="f" o:allowincell="f" style="position:absolute;margin-left:36.140pt;margin-top:195.148pt;width:545.324pt;height:15.424pt;z-index:251659264;mso-position-horizontal-relative:page;mso-position-vertical-relative:page;mso-wrap-style:none;">
+          <v:shape id="DocuMindTextBox89" type="#_x0000_t202" stroked="f" filled="f" o:allowincell="f" style="position:absolute;margin-left:36.140pt;margin-top:193.648pt;width:546.324pt;height:21.000pt;z-index:251659264;mso-position-horizontal-relative:page;mso-position-vertical-relative:page;mso-wrap-style:none;mso-fit-shape-to-text:t;">
             <w10:wrap type="none"/>
             <v:textbox inset="0,0,0,0">
               <w:txbxContent>
                 <w:p>
                   <w:pPr>
-                    <w:spacing w:before="0" w:after="0" w:lineRule="exact" w:line="288"/>
+                    <w:spacing w:before="0" w:after="0" w:lineRule="exact" w:line="300"/>
                     <w:ind w:left="0" w:right="0" w:firstLine="0"/>
                   </w:pPr>
                   <w:r>
@@ -2456,13 +2456,13 @@
       </w:r>
       <w:r>
         <w:pict>
-          <v:shape id="DocuMindTextBox90" type="#_x0000_t202" stroked="f" filled="f" o:allowincell="f" style="position:absolute;margin-left:36.140pt;margin-top:209.548pt;width:545.333pt;height:15.424pt;z-index:251659264;mso-position-horizontal-relative:page;mso-position-vertical-relative:page;mso-wrap-style:none;">
+          <v:shape id="DocuMindTextBox90" type="#_x0000_t202" stroked="f" filled="f" o:allowincell="f" style="position:absolute;margin-left:36.140pt;margin-top:208.048pt;width:546.333pt;height:21.000pt;z-index:251659264;mso-position-horizontal-relative:page;mso-position-vertical-relative:page;mso-wrap-style:none;mso-fit-shape-to-text:t;">
             <w10:wrap type="none"/>
             <v:textbox inset="0,0,0,0">
               <w:txbxContent>
                 <w:p>
                   <w:pPr>
-                    <w:spacing w:before="0" w:after="0" w:lineRule="exact" w:line="288"/>
+                    <w:spacing w:before="0" w:after="0" w:lineRule="exact" w:line="300"/>
                     <w:ind w:left="0" w:right="0" w:firstLine="0"/>
                   </w:pPr>
                   <w:r>
@@ -2483,13 +2483,13 @@
       </w:r>
       <w:r>
         <w:pict>
-          <v:shape id="DocuMindTextBox91" type="#_x0000_t202" stroked="f" filled="f" o:allowincell="f" style="position:absolute;margin-left:36.140pt;margin-top:223.948pt;width:545.322pt;height:15.424pt;z-index:251659264;mso-position-horizontal-relative:page;mso-position-vertical-relative:page;mso-wrap-style:none;">
+          <v:shape id="DocuMindTextBox91" type="#_x0000_t202" stroked="f" filled="f" o:allowincell="f" style="position:absolute;margin-left:36.140pt;margin-top:222.448pt;width:546.322pt;height:21.000pt;z-index:251659264;mso-position-horizontal-relative:page;mso-position-vertical-relative:page;mso-wrap-style:none;mso-fit-shape-to-text:t;">
             <w10:wrap type="none"/>
             <v:textbox inset="0,0,0,0">
               <w:txbxContent>
                 <w:p>
                   <w:pPr>
-                    <w:spacing w:before="0" w:after="0" w:lineRule="exact" w:line="288"/>
+                    <w:spacing w:before="0" w:after="0" w:lineRule="exact" w:line="300"/>
                     <w:ind w:left="0" w:right="0" w:firstLine="0"/>
                   </w:pPr>
                   <w:r>
@@ -2510,13 +2510,13 @@
       </w:r>
       <w:r>
         <w:pict>
-          <v:shape id="DocuMindTextBox92" type="#_x0000_t202" stroked="f" filled="f" o:allowincell="f" style="position:absolute;margin-left:36.140pt;margin-top:238.588pt;width:545.336pt;height:15.424pt;z-index:251659264;mso-position-horizontal-relative:page;mso-position-vertical-relative:page;mso-wrap-style:none;">
+          <v:shape id="DocuMindTextBox92" type="#_x0000_t202" stroked="f" filled="f" o:allowincell="f" style="position:absolute;margin-left:36.140pt;margin-top:237.088pt;width:546.336pt;height:21.000pt;z-index:251659264;mso-position-horizontal-relative:page;mso-position-vertical-relative:page;mso-wrap-style:none;mso-fit-shape-to-text:t;">
             <w10:wrap type="none"/>
             <v:textbox inset="0,0,0,0">
               <w:txbxContent>
                 <w:p>
                   <w:pPr>
-                    <w:spacing w:before="0" w:after="0" w:lineRule="exact" w:line="288"/>
+                    <w:spacing w:before="0" w:after="0" w:lineRule="exact" w:line="300"/>
                     <w:ind w:left="0" w:right="0" w:firstLine="0"/>
                   </w:pPr>
                   <w:r>
@@ -2537,13 +2537,13 @@
       </w:r>
       <w:r>
         <w:pict>
-          <v:shape id="DocuMindTextBox93" type="#_x0000_t202" stroked="f" filled="f" o:allowincell="f" style="position:absolute;margin-left:36.140pt;margin-top:252.988pt;width:104.230pt;height:15.424pt;z-index:251659264;mso-position-horizontal-relative:page;mso-position-vertical-relative:page;mso-wrap-style:none;">
+          <v:shape id="DocuMindTextBox93" type="#_x0000_t202" stroked="f" filled="f" o:allowincell="f" style="position:absolute;margin-left:36.140pt;margin-top:251.488pt;width:105.230pt;height:21.000pt;z-index:251659264;mso-position-horizontal-relative:page;mso-position-vertical-relative:page;mso-wrap-style:none;mso-fit-shape-to-text:t;">
             <w10:wrap type="none"/>
             <v:textbox inset="0,0,0,0">
               <w:txbxContent>
                 <w:p>
                   <w:pPr>
-                    <w:spacing w:before="0" w:after="0" w:lineRule="exact" w:line="288"/>
+                    <w:spacing w:before="0" w:after="0" w:lineRule="exact" w:line="300"/>
                     <w:ind w:left="0" w:right="0" w:firstLine="0"/>
                   </w:pPr>
                   <w:r>
@@ -2564,13 +2564,13 @@
       </w:r>
       <w:r>
         <w:pict>
-          <v:shape id="DocuMindTextBox94" type="#_x0000_t202" stroked="f" filled="f" o:allowincell="f" style="position:absolute;margin-left:36.140pt;margin-top:281.788pt;width:545.332pt;height:15.424pt;z-index:251659264;mso-position-horizontal-relative:page;mso-position-vertical-relative:page;mso-wrap-style:none;">
+          <v:shape id="DocuMindTextBox94" type="#_x0000_t202" stroked="f" filled="f" o:allowincell="f" style="position:absolute;margin-left:36.140pt;margin-top:280.288pt;width:546.332pt;height:21.000pt;z-index:251659264;mso-position-horizontal-relative:page;mso-position-vertical-relative:page;mso-wrap-style:none;mso-fit-shape-to-text:t;">
             <w10:wrap type="none"/>
             <v:textbox inset="0,0,0,0">
               <w:txbxContent>
                 <w:p>
                   <w:pPr>
-                    <w:spacing w:before="0" w:after="0" w:lineRule="exact" w:line="288"/>
+                    <w:spacing w:before="0" w:after="0" w:lineRule="exact" w:line="300"/>
                     <w:ind w:left="0" w:right="0" w:firstLine="0"/>
                   </w:pPr>
                   <w:r>
@@ -2591,13 +2591,13 @@
       </w:r>
       <w:r>
         <w:pict>
-          <v:shape id="DocuMindTextBox95" type="#_x0000_t202" stroked="f" filled="f" o:allowincell="f" style="position:absolute;margin-left:36.140pt;margin-top:296.188pt;width:545.326pt;height:15.424pt;z-index:251659264;mso-position-horizontal-relative:page;mso-position-vertical-relative:page;mso-wrap-style:none;">
+          <v:shape id="DocuMindTextBox95" type="#_x0000_t202" stroked="f" filled="f" o:allowincell="f" style="position:absolute;margin-left:36.140pt;margin-top:294.688pt;width:546.326pt;height:21.000pt;z-index:251659264;mso-position-horizontal-relative:page;mso-position-vertical-relative:page;mso-wrap-style:none;mso-fit-shape-to-text:t;">
             <w10:wrap type="none"/>
             <v:textbox inset="0,0,0,0">
               <w:txbxContent>
                 <w:p>
                   <w:pPr>
-                    <w:spacing w:before="0" w:after="0" w:lineRule="exact" w:line="288"/>
+                    <w:spacing w:before="0" w:after="0" w:lineRule="exact" w:line="300"/>
                     <w:ind w:left="0" w:right="0" w:firstLine="0"/>
                   </w:pPr>
                   <w:r>
@@ -2618,13 +2618,13 @@
       </w:r>
       <w:r>
         <w:pict>
-          <v:shape id="DocuMindTextBox96" type="#_x0000_t202" stroked="f" filled="f" o:allowincell="f" style="position:absolute;margin-left:36.140pt;margin-top:310.588pt;width:545.333pt;height:15.424pt;z-index:251659264;mso-position-horizontal-relative:page;mso-position-vertical-relative:page;mso-wrap-style:none;">
+          <v:shape id="DocuMindTextBox96" type="#_x0000_t202" stroked="f" filled="f" o:allowincell="f" style="position:absolute;margin-left:36.140pt;margin-top:309.088pt;width:546.333pt;height:21.000pt;z-index:251659264;mso-position-horizontal-relative:page;mso-position-vertical-relative:page;mso-wrap-style:none;mso-fit-shape-to-text:t;">
             <w10:wrap type="none"/>
             <v:textbox inset="0,0,0,0">
               <w:txbxContent>
                 <w:p>
                   <w:pPr>
-                    <w:spacing w:before="0" w:after="0" w:lineRule="exact" w:line="288"/>
+                    <w:spacing w:before="0" w:after="0" w:lineRule="exact" w:line="300"/>
                     <w:ind w:left="0" w:right="0" w:firstLine="0"/>
                   </w:pPr>
                   <w:r>
@@ -2645,13 +2645,13 @@
       </w:r>
       <w:r>
         <w:pict>
-          <v:shape id="DocuMindTextBox97" type="#_x0000_t202" stroked="f" filled="f" o:allowincell="f" style="position:absolute;margin-left:36.140pt;margin-top:324.988pt;width:455.160pt;height:15.424pt;z-index:251659264;mso-position-horizontal-relative:page;mso-position-vertical-relative:page;mso-wrap-style:none;">
+          <v:shape id="DocuMindTextBox97" type="#_x0000_t202" stroked="f" filled="f" o:allowincell="f" style="position:absolute;margin-left:36.140pt;margin-top:323.488pt;width:456.160pt;height:21.000pt;z-index:251659264;mso-position-horizontal-relative:page;mso-position-vertical-relative:page;mso-wrap-style:none;mso-fit-shape-to-text:t;">
             <w10:wrap type="none"/>
             <v:textbox inset="0,0,0,0">
               <w:txbxContent>
                 <w:p>
                   <w:pPr>
-                    <w:spacing w:before="0" w:after="0" w:lineRule="exact" w:line="288"/>
+                    <w:spacing w:before="0" w:after="0" w:lineRule="exact" w:line="300"/>
                     <w:ind w:left="0" w:right="0" w:firstLine="0"/>
                   </w:pPr>
                   <w:r>
@@ -2672,13 +2672,13 @@
       </w:r>
       <w:r>
         <w:pict>
-          <v:shape id="DocuMindTextBox98" type="#_x0000_t202" stroked="f" filled="f" o:allowincell="f" style="position:absolute;margin-left:36.140pt;margin-top:353.788pt;width:545.324pt;height:15.424pt;z-index:251659264;mso-position-horizontal-relative:page;mso-position-vertical-relative:page;mso-wrap-style:none;">
+          <v:shape id="DocuMindTextBox98" type="#_x0000_t202" stroked="f" filled="f" o:allowincell="f" style="position:absolute;margin-left:36.140pt;margin-top:352.288pt;width:546.324pt;height:21.000pt;z-index:251659264;mso-position-horizontal-relative:page;mso-position-vertical-relative:page;mso-wrap-style:none;mso-fit-shape-to-text:t;">
             <w10:wrap type="none"/>
             <v:textbox inset="0,0,0,0">
               <w:txbxContent>
                 <w:p>
                   <w:pPr>
-                    <w:spacing w:before="0" w:after="0" w:lineRule="exact" w:line="288"/>
+                    <w:spacing w:before="0" w:after="0" w:lineRule="exact" w:line="300"/>
                     <w:ind w:left="0" w:right="0" w:firstLine="0"/>
                   </w:pPr>
                   <w:r>
@@ -2699,13 +2699,13 @@
       </w:r>
       <w:r>
         <w:pict>
-          <v:shape id="DocuMindTextBox99" type="#_x0000_t202" stroked="f" filled="f" o:allowincell="f" style="position:absolute;margin-left:36.140pt;margin-top:368.188pt;width:545.331pt;height:15.424pt;z-index:251659264;mso-position-horizontal-relative:page;mso-position-vertical-relative:page;mso-wrap-style:none;">
+          <v:shape id="DocuMindTextBox99" type="#_x0000_t202" stroked="f" filled="f" o:allowincell="f" style="position:absolute;margin-left:36.140pt;margin-top:366.688pt;width:546.331pt;height:21.000pt;z-index:251659264;mso-position-horizontal-relative:page;mso-position-vertical-relative:page;mso-wrap-style:none;mso-fit-shape-to-text:t;">
             <w10:wrap type="none"/>
             <v:textbox inset="0,0,0,0">
               <w:txbxContent>
                 <w:p>
                   <w:pPr>
-                    <w:spacing w:before="0" w:after="0" w:lineRule="exact" w:line="288"/>
+                    <w:spacing w:before="0" w:after="0" w:lineRule="exact" w:line="300"/>
                     <w:ind w:left="0" w:right="0" w:firstLine="0"/>
                   </w:pPr>
                   <w:r>
@@ -2726,13 +2726,13 @@
       </w:r>
       <w:r>
         <w:pict>
-          <v:shape id="DocuMindTextBox100" type="#_x0000_t202" stroked="f" filled="f" o:allowincell="f" style="position:absolute;margin-left:36.140pt;margin-top:382.828pt;width:545.326pt;height:15.424pt;z-index:251659264;mso-position-horizontal-relative:page;mso-position-vertical-relative:page;mso-wrap-style:none;">
+          <v:shape id="DocuMindTextBox100" type="#_x0000_t202" stroked="f" filled="f" o:allowincell="f" style="position:absolute;margin-left:36.140pt;margin-top:381.328pt;width:546.326pt;height:21.000pt;z-index:251659264;mso-position-horizontal-relative:page;mso-position-vertical-relative:page;mso-wrap-style:none;mso-fit-shape-to-text:t;">
             <w10:wrap type="none"/>
             <v:textbox inset="0,0,0,0">
               <w:txbxContent>
                 <w:p>
                   <w:pPr>
-                    <w:spacing w:before="0" w:after="0" w:lineRule="exact" w:line="288"/>
+                    <w:spacing w:before="0" w:after="0" w:lineRule="exact" w:line="300"/>
                     <w:ind w:left="0" w:right="0" w:firstLine="0"/>
                   </w:pPr>
                   <w:r>
@@ -2753,13 +2753,13 @@
       </w:r>
       <w:r>
         <w:pict>
-          <v:shape id="DocuMindTextBox101" type="#_x0000_t202" stroked="f" filled="f" o:allowincell="f" style="position:absolute;margin-left:36.140pt;margin-top:397.228pt;width:545.331pt;height:15.424pt;z-index:251659264;mso-position-horizontal-relative:page;mso-position-vertical-relative:page;mso-wrap-style:none;">
+          <v:shape id="DocuMindTextBox101" type="#_x0000_t202" stroked="f" filled="f" o:allowincell="f" style="position:absolute;margin-left:36.140pt;margin-top:395.728pt;width:546.331pt;height:21.000pt;z-index:251659264;mso-position-horizontal-relative:page;mso-position-vertical-relative:page;mso-wrap-style:none;mso-fit-shape-to-text:t;">
             <w10:wrap type="none"/>
             <v:textbox inset="0,0,0,0">
               <w:txbxContent>
                 <w:p>
                   <w:pPr>
-                    <w:spacing w:before="0" w:after="0" w:lineRule="exact" w:line="288"/>
+                    <w:spacing w:before="0" w:after="0" w:lineRule="exact" w:line="300"/>
                     <w:ind w:left="0" w:right="0" w:firstLine="0"/>
                   </w:pPr>
                   <w:r>
@@ -2780,13 +2780,13 @@
       </w:r>
       <w:r>
         <w:pict>
-          <v:shape id="DocuMindTextBox102" type="#_x0000_t202" stroked="f" filled="f" o:allowincell="f" style="position:absolute;margin-left:36.140pt;margin-top:411.628pt;width:545.327pt;height:15.424pt;z-index:251659264;mso-position-horizontal-relative:page;mso-position-vertical-relative:page;mso-wrap-style:none;">
+          <v:shape id="DocuMindTextBox102" type="#_x0000_t202" stroked="f" filled="f" o:allowincell="f" style="position:absolute;margin-left:36.140pt;margin-top:410.128pt;width:546.327pt;height:21.000pt;z-index:251659264;mso-position-horizontal-relative:page;mso-position-vertical-relative:page;mso-wrap-style:none;mso-fit-shape-to-text:t;">
             <w10:wrap type="none"/>
             <v:textbox inset="0,0,0,0">
               <w:txbxContent>
                 <w:p>
                   <w:pPr>
-                    <w:spacing w:before="0" w:after="0" w:lineRule="exact" w:line="288"/>
+                    <w:spacing w:before="0" w:after="0" w:lineRule="exact" w:line="300"/>
                     <w:ind w:left="0" w:right="0" w:firstLine="0"/>
                   </w:pPr>
                   <w:r>
@@ -2807,13 +2807,13 @@
       </w:r>
       <w:r>
         <w:pict>
-          <v:shape id="DocuMindTextBox103" type="#_x0000_t202" stroked="f" filled="f" o:allowincell="f" style="position:absolute;margin-left:36.140pt;margin-top:426.028pt;width:235.797pt;height:15.424pt;z-index:251659264;mso-position-horizontal-relative:page;mso-position-vertical-relative:page;mso-wrap-style:none;">
+          <v:shape id="DocuMindTextBox103" type="#_x0000_t202" stroked="f" filled="f" o:allowincell="f" style="position:absolute;margin-left:36.140pt;margin-top:424.528pt;width:236.797pt;height:21.000pt;z-index:251659264;mso-position-horizontal-relative:page;mso-position-vertical-relative:page;mso-wrap-style:none;mso-fit-shape-to-text:t;">
             <w10:wrap type="none"/>
             <v:textbox inset="0,0,0,0">
               <w:txbxContent>
                 <w:p>
                   <w:pPr>
-                    <w:spacing w:before="0" w:after="0" w:lineRule="exact" w:line="288"/>
+                    <w:spacing w:before="0" w:after="0" w:lineRule="exact" w:line="300"/>
                     <w:ind w:left="0" w:right="0" w:firstLine="0"/>
                   </w:pPr>
                   <w:r>
@@ -2834,13 +2834,13 @@
       </w:r>
       <w:r>
         <w:pict>
-          <v:shape id="DocuMindTextBox104" type="#_x0000_t202" stroked="f" filled="f" o:allowincell="f" style="position:absolute;margin-left:36.140pt;margin-top:454.828pt;width:545.334pt;height:15.424pt;z-index:251659264;mso-position-horizontal-relative:page;mso-position-vertical-relative:page;mso-wrap-style:none;">
+          <v:shape id="DocuMindTextBox104" type="#_x0000_t202" stroked="f" filled="f" o:allowincell="f" style="position:absolute;margin-left:36.140pt;margin-top:453.328pt;width:546.334pt;height:21.000pt;z-index:251659264;mso-position-horizontal-relative:page;mso-position-vertical-relative:page;mso-wrap-style:none;mso-fit-shape-to-text:t;">
             <w10:wrap type="none"/>
             <v:textbox inset="0,0,0,0">
               <w:txbxContent>
                 <w:p>
                   <w:pPr>
-                    <w:spacing w:before="0" w:after="0" w:lineRule="exact" w:line="288"/>
+                    <w:spacing w:before="0" w:after="0" w:lineRule="exact" w:line="300"/>
                     <w:ind w:left="0" w:right="0" w:firstLine="0"/>
                   </w:pPr>
                   <w:r>
@@ -2861,13 +2861,13 @@
       </w:r>
       <w:r>
         <w:pict>
-          <v:shape id="DocuMindTextBox105" type="#_x0000_t202" stroked="f" filled="f" o:allowincell="f" style="position:absolute;margin-left:36.140pt;margin-top:469.228pt;width:545.324pt;height:15.424pt;z-index:251659264;mso-position-horizontal-relative:page;mso-position-vertical-relative:page;mso-wrap-style:none;">
+          <v:shape id="DocuMindTextBox105" type="#_x0000_t202" stroked="f" filled="f" o:allowincell="f" style="position:absolute;margin-left:36.140pt;margin-top:467.728pt;width:546.324pt;height:21.000pt;z-index:251659264;mso-position-horizontal-relative:page;mso-position-vertical-relative:page;mso-wrap-style:none;mso-fit-shape-to-text:t;">
             <w10:wrap type="none"/>
             <v:textbox inset="0,0,0,0">
               <w:txbxContent>
                 <w:p>
                   <w:pPr>
-                    <w:spacing w:before="0" w:after="0" w:lineRule="exact" w:line="288"/>
+                    <w:spacing w:before="0" w:after="0" w:lineRule="exact" w:line="300"/>
                     <w:ind w:left="0" w:right="0" w:firstLine="0"/>
                   </w:pPr>
                   <w:r>
@@ -2888,13 +2888,13 @@
       </w:r>
       <w:r>
         <w:pict>
-          <v:shape id="DocuMindTextBox106" type="#_x0000_t202" stroked="f" filled="f" o:allowincell="f" style="position:absolute;margin-left:36.140pt;margin-top:483.628pt;width:545.337pt;height:15.424pt;z-index:251659264;mso-position-horizontal-relative:page;mso-position-vertical-relative:page;mso-wrap-style:none;">
+          <v:shape id="DocuMindTextBox106" type="#_x0000_t202" stroked="f" filled="f" o:allowincell="f" style="position:absolute;margin-left:36.140pt;margin-top:482.128pt;width:546.337pt;height:21.000pt;z-index:251659264;mso-position-horizontal-relative:page;mso-position-vertical-relative:page;mso-wrap-style:none;mso-fit-shape-to-text:t;">
             <w10:wrap type="none"/>
             <v:textbox inset="0,0,0,0">
               <w:txbxContent>
                 <w:p>
                   <w:pPr>
-                    <w:spacing w:before="0" w:after="0" w:lineRule="exact" w:line="288"/>
+                    <w:spacing w:before="0" w:after="0" w:lineRule="exact" w:line="300"/>
                     <w:ind w:left="0" w:right="0" w:firstLine="0"/>
                   </w:pPr>
                   <w:r>
@@ -2915,13 +2915,13 @@
       </w:r>
       <w:r>
         <w:pict>
-          <v:shape id="DocuMindTextBox107" type="#_x0000_t202" stroked="f" filled="f" o:allowincell="f" style="position:absolute;margin-left:36.140pt;margin-top:498.028pt;width:545.325pt;height:15.424pt;z-index:251659264;mso-position-horizontal-relative:page;mso-position-vertical-relative:page;mso-wrap-style:none;">
+          <v:shape id="DocuMindTextBox107" type="#_x0000_t202" stroked="f" filled="f" o:allowincell="f" style="position:absolute;margin-left:36.140pt;margin-top:496.528pt;width:546.325pt;height:21.000pt;z-index:251659264;mso-position-horizontal-relative:page;mso-position-vertical-relative:page;mso-wrap-style:none;mso-fit-shape-to-text:t;">
             <w10:wrap type="none"/>
             <v:textbox inset="0,0,0,0">
               <w:txbxContent>
                 <w:p>
                   <w:pPr>
-                    <w:spacing w:before="0" w:after="0" w:lineRule="exact" w:line="288"/>
+                    <w:spacing w:before="0" w:after="0" w:lineRule="exact" w:line="300"/>
                     <w:ind w:left="0" w:right="0" w:firstLine="0"/>
                   </w:pPr>
                   <w:r>
@@ -2942,13 +2942,13 @@
       </w:r>
       <w:r>
         <w:pict>
-          <v:shape id="DocuMindTextBox108" type="#_x0000_t202" stroked="f" filled="f" o:allowincell="f" style="position:absolute;margin-left:36.140pt;margin-top:512.668pt;width:545.332pt;height:15.424pt;z-index:251659264;mso-position-horizontal-relative:page;mso-position-vertical-relative:page;mso-wrap-style:none;">
+          <v:shape id="DocuMindTextBox108" type="#_x0000_t202" stroked="f" filled="f" o:allowincell="f" style="position:absolute;margin-left:36.140pt;margin-top:511.168pt;width:546.332pt;height:21.000pt;z-index:251659264;mso-position-horizontal-relative:page;mso-position-vertical-relative:page;mso-wrap-style:none;mso-fit-shape-to-text:t;">
             <w10:wrap type="none"/>
             <v:textbox inset="0,0,0,0">
               <w:txbxContent>
                 <w:p>
                   <w:pPr>
-                    <w:spacing w:before="0" w:after="0" w:lineRule="exact" w:line="288"/>
+                    <w:spacing w:before="0" w:after="0" w:lineRule="exact" w:line="300"/>
                     <w:ind w:left="0" w:right="0" w:firstLine="0"/>
                   </w:pPr>
                   <w:r>
@@ -2969,13 +2969,13 @@
       </w:r>
       <w:r>
         <w:pict>
-          <v:shape id="DocuMindTextBox109" type="#_x0000_t202" stroked="f" filled="f" o:allowincell="f" style="position:absolute;margin-left:36.140pt;margin-top:527.068pt;width:331.369pt;height:15.424pt;z-index:251659264;mso-position-horizontal-relative:page;mso-position-vertical-relative:page;mso-wrap-style:none;">
+          <v:shape id="DocuMindTextBox109" type="#_x0000_t202" stroked="f" filled="f" o:allowincell="f" style="position:absolute;margin-left:36.140pt;margin-top:525.568pt;width:332.369pt;height:21.000pt;z-index:251659264;mso-position-horizontal-relative:page;mso-position-vertical-relative:page;mso-wrap-style:none;mso-fit-shape-to-text:t;">
             <w10:wrap type="none"/>
             <v:textbox inset="0,0,0,0">
               <w:txbxContent>
                 <w:p>
                   <w:pPr>
-                    <w:spacing w:before="0" w:after="0" w:lineRule="exact" w:line="288"/>
+                    <w:spacing w:before="0" w:after="0" w:lineRule="exact" w:line="300"/>
                     <w:ind w:left="0" w:right="0" w:firstLine="0"/>
                   </w:pPr>
                   <w:r>

--- a/output/output.docx
+++ b/output/output.docx
@@ -13,24 +13,24 @@
       </w:r>
       <w:r>
         <w:pict>
-          <v:shape id="DocuMindTextBox1" type="#_x0000_t202" stroked="f" filled="f" o:allowincell="f" style="position:absolute;margin-left:303.020pt;margin-top:740.536pt;width:11.794pt;height:21.000pt;z-index:251659264;mso-position-horizontal-relative:page;mso-position-vertical-relative:page;mso-wrap-style:none;mso-fit-shape-to-text:t;">
+          <v:shape id="DocuMindTextBox1" type="#_x0000_t202" stroked="f" filled="f" o:allowincell="f" style="position:absolute;margin-left:57.636pt;margin-top:734.050pt;width:99.713pt;height:17.249pt;z-index:251659264;mso-position-horizontal-relative:page;mso-position-vertical-relative:page;mso-wrap-style:none;mso-fit-shape-to-text:t;">
             <w10:wrap type="none"/>
             <v:textbox inset="0,0,0,0">
               <w:txbxContent>
                 <w:p>
                   <w:pPr>
-                    <w:spacing w:before="0" w:after="0" w:lineRule="exact" w:line="300"/>
+                    <w:spacing w:before="0" w:after="0" w:lineRule="exact" w:line="225"/>
                     <w:ind w:left="0" w:right="0" w:firstLine="0"/>
                   </w:pPr>
                   <w:r>
                     <w:rPr>
-                      <w:rFonts w:ascii="Calibri" w:hAnsi="Calibri" w:eastAsia="Calibri" w:cs="Calibri"/>
+                      <w:rFonts w:ascii="Arial" w:hAnsi="Arial" w:eastAsia="Arial" w:cs="Arial"/>
                       <w:b w:val="0"/>
                       <w:i w:val="0"/>
                       <w:color w:val="000000"/>
-                      <w:sz w:val="24"/>
+                      <w:sz w:val="17"/>
                     </w:rPr>
-                    <w:t xml:space="preserve">1 </w:t>
+                    <w:t xml:space="preserve">PDF Bookmark Sample </w:t>
                   </w:r>
                 </w:p>
               </w:txbxContent>
@@ -40,24 +40,24 @@
       </w:r>
       <w:r>
         <w:pict>
-          <v:shape id="DocuMindTextBox2" type="#_x0000_t202" stroked="f" filled="f" o:allowincell="f" style="position:absolute;margin-left:190.309pt;margin-top:47.104pt;width:244.994pt;height:51.000pt;z-index:251659264;mso-position-horizontal-relative:page;mso-position-vertical-relative:page;mso-wrap-style:none;mso-fit-shape-to-text:t;">
+          <v:shape id="DocuMindTextBox2" type="#_x0000_t202" stroked="f" filled="f" o:allowincell="f" style="position:absolute;margin-left:475.799pt;margin-top:734.050pt;width:51.695pt;height:17.249pt;z-index:251659264;mso-position-horizontal-relative:page;mso-position-vertical-relative:page;mso-wrap-style:none;mso-fit-shape-to-text:t;">
             <w10:wrap type="none"/>
             <v:textbox inset="0,0,0,0">
               <w:txbxContent>
                 <w:p>
                   <w:pPr>
-                    <w:spacing w:before="0" w:after="0" w:lineRule="exact" w:line="900"/>
+                    <w:spacing w:before="0" w:after="0" w:lineRule="exact" w:line="225"/>
                     <w:ind w:left="0" w:right="0" w:firstLine="0"/>
                   </w:pPr>
                   <w:r>
                     <w:rPr>
-                      <w:rFonts w:ascii="Century Schoolbook" w:hAnsi="Century Schoolbook" w:eastAsia="Century Schoolbook" w:cs="Century Schoolbook"/>
-                      <w:b/>
+                      <w:rFonts w:ascii="Arial" w:hAnsi="Arial" w:eastAsia="Arial" w:cs="Arial"/>
+                      <w:b w:val="0"/>
                       <w:i w:val="0"/>
-                      <w:color w:val="2E74B5"/>
-                      <w:sz w:val="72"/>
+                      <w:color w:val="000000"/>
+                      <w:sz w:val="17"/>
                     </w:rPr>
-                    <w:t xml:space="preserve">Sample PDF </w:t>
+                    <w:t xml:space="preserve">Page 1 of 4 </w:t>
                   </w:r>
                 </w:p>
               </w:txbxContent>
@@ -67,7 +67,7 @@
       </w:r>
       <w:r>
         <w:pict>
-          <v:shape id="DocuMindTextBox3" type="#_x0000_t202" stroked="f" filled="f" o:allowincell="f" style="position:absolute;margin-left:179.468pt;margin-top:104.692pt;width:165.002pt;height:28.500pt;z-index:251659264;mso-position-horizontal-relative:page;mso-position-vertical-relative:page;mso-wrap-style:none;mso-fit-shape-to-text:t;">
+          <v:shape id="DocuMindTextBox3" type="#_x0000_t202" stroked="f" filled="f" o:allowincell="f" style="position:absolute;margin-left:191.185pt;margin-top:117.080pt;width:57.068pt;height:28.498pt;z-index:251659264;mso-position-horizontal-relative:page;mso-position-vertical-relative:page;mso-wrap-style:none;mso-fit-shape-to-text:t;">
             <w10:wrap type="none"/>
             <v:textbox inset="0,0,0,0">
               <w:txbxContent>
@@ -78,13 +78,13 @@
                   </w:pPr>
                   <w:r>
                     <w:rPr>
-                      <w:rFonts w:ascii="Century Schoolbook" w:hAnsi="Century Schoolbook" w:eastAsia="Century Schoolbook" w:cs="Century Schoolbook"/>
-                      <w:b w:val="0"/>
+                      <w:rFonts w:ascii="Arial" w:hAnsi="Arial" w:eastAsia="Arial" w:cs="Arial"/>
+                      <w:b/>
                       <w:i w:val="0"/>
-                      <w:color w:val="000000"/>
-                      <w:sz w:val="36"/>
+                      <w:color w:val="FF0000"/>
+                      <w:sz w:val="35"/>
                     </w:rPr>
-                    <w:t xml:space="preserve">Created for testing </w:t>
+                    <w:t>PDF B</w:t>
                   </w:r>
                 </w:p>
               </w:txbxContent>
@@ -94,7 +94,34 @@
       </w:r>
       <w:r>
         <w:pict>
-          <v:shape id="DocuMindTextBox4" type="#_x0000_t202" stroked="f" filled="f" o:allowincell="f" style="position:absolute;margin-left:341.468pt;margin-top:104.692pt;width:94.341pt;height:28.500pt;z-index:251659264;mso-position-horizontal-relative:page;mso-position-vertical-relative:page;mso-wrap-style:none;mso-fit-shape-to-text:t;">
+          <v:shape id="DocuMindTextBox4" type="#_x0000_t202" stroked="f" filled="f" o:allowincell="f" style="position:absolute;margin-left:245.180pt;margin-top:120.229pt;width:83.465pt;height:24.148pt;z-index:251659264;mso-position-horizontal-relative:page;mso-position-vertical-relative:page;mso-wrap-style:none;mso-fit-shape-to-text:t;">
+            <w10:wrap type="none"/>
+            <v:textbox inset="0,0,0,0">
+              <w:txbxContent>
+                <w:p>
+                  <w:pPr>
+                    <w:spacing w:before="0" w:after="0" w:lineRule="exact" w:line="363"/>
+                    <w:ind w:left="0" w:right="0" w:firstLine="0"/>
+                  </w:pPr>
+                  <w:r>
+                    <w:rPr>
+                      <w:rFonts w:ascii="Arial" w:hAnsi="Arial" w:eastAsia="Arial" w:cs="Arial"/>
+                      <w:b/>
+                      <w:i w:val="0"/>
+                      <w:color w:val="FF0000"/>
+                      <w:sz w:val="29"/>
+                    </w:rPr>
+                    <w:t xml:space="preserve">OOKMARK </w:t>
+                  </w:r>
+                </w:p>
+              </w:txbxContent>
+            </v:textbox>
+          </v:shape>
+        </w:pict>
+      </w:r>
+      <w:r>
+        <w:pict>
+          <v:shape id="DocuMindTextBox5" type="#_x0000_t202" stroked="f" filled="f" o:allowincell="f" style="position:absolute;margin-left:325.694pt;margin-top:117.080pt;width:15.005pt;height:28.498pt;z-index:251659264;mso-position-horizontal-relative:page;mso-position-vertical-relative:page;mso-wrap-style:none;mso-fit-shape-to-text:t;">
             <w10:wrap type="none"/>
             <v:textbox inset="0,0,0,0">
               <w:txbxContent>
@@ -105,13 +132,13 @@
                   </w:pPr>
                   <w:r>
                     <w:rPr>
-                      <w:rFonts w:ascii="Century Schoolbook" w:hAnsi="Century Schoolbook" w:eastAsia="Century Schoolbook" w:cs="Century Schoolbook"/>
-                      <w:b w:val="0"/>
+                      <w:rFonts w:ascii="Arial" w:hAnsi="Arial" w:eastAsia="Arial" w:cs="Arial"/>
+                      <w:b/>
                       <w:i w:val="0"/>
-                      <w:color w:val="5B9BD5"/>
-                      <w:sz w:val="36"/>
+                      <w:color w:val="FF0000"/>
+                      <w:sz w:val="35"/>
                     </w:rPr>
-                    <w:t>PDFObject</w:t>
+                    <w:t>S</w:t>
                   </w:r>
                 </w:p>
               </w:txbxContent>
@@ -121,24 +148,24 @@
       </w:r>
       <w:r>
         <w:pict>
-          <v:shape id="DocuMindTextBox5" type="#_x0000_t202" stroked="f" filled="f" o:allowincell="f" style="position:absolute;margin-left:36.140pt;margin-top:141.142pt;width:547.399pt;height:25.800pt;z-index:251659264;mso-position-horizontal-relative:page;mso-position-vertical-relative:page;mso-wrap-style:none;mso-fit-shape-to-text:t;">
+          <v:shape id="DocuMindTextBox6" type="#_x0000_t202" stroked="f" filled="f" o:allowincell="f" style="position:absolute;margin-left:337.812pt;margin-top:120.229pt;width:53.599pt;height:24.148pt;z-index:251659264;mso-position-horizontal-relative:page;mso-position-vertical-relative:page;mso-wrap-style:none;mso-fit-shape-to-text:t;">
             <w10:wrap type="none"/>
             <v:textbox inset="0,0,0,0">
               <w:txbxContent>
                 <w:p>
                   <w:pPr>
-                    <w:spacing w:before="0" w:after="0" w:lineRule="exact" w:line="396"/>
+                    <w:spacing w:before="0" w:after="0" w:lineRule="exact" w:line="363"/>
                     <w:ind w:left="0" w:right="0" w:firstLine="0"/>
                   </w:pPr>
                   <w:r>
                     <w:rPr>
-                      <w:rFonts w:ascii="Century Schoolbook" w:hAnsi="Century Schoolbook" w:eastAsia="Century Schoolbook" w:cs="Century Schoolbook"/>
-                      <w:b w:val="0"/>
+                      <w:rFonts w:ascii="Arial" w:hAnsi="Arial" w:eastAsia="Arial" w:cs="Arial"/>
+                      <w:b/>
                       <w:i w:val="0"/>
-                      <w:color w:val="000000"/>
-                      <w:sz w:val="31"/>
+                      <w:color w:val="FF0000"/>
+                      <w:sz w:val="29"/>
                     </w:rPr>
-                    <w:t xml:space="preserve">This PDF is three pages long. Three long pages. Or three short pages if </w:t>
+                    <w:t>AMPLE</w:t>
                   </w:r>
                 </w:p>
               </w:txbxContent>
@@ -148,24 +175,24 @@
       </w:r>
       <w:r>
         <w:pict>
-          <v:shape id="DocuMindTextBox6" type="#_x0000_t202" stroked="f" filled="f" o:allowincell="f" style="position:absolute;margin-left:36.140pt;margin-top:160.342pt;width:547.410pt;height:25.800pt;z-index:251659264;mso-position-horizontal-relative:page;mso-position-vertical-relative:page;mso-wrap-style:none;mso-fit-shape-to-text:t;">
+          <v:shape id="DocuMindTextBox7" type="#_x0000_t202" stroked="f" filled="f" o:allowincell="f" style="position:absolute;margin-left:63.395pt;margin-top:162.735pt;width:75.903pt;height:19.799pt;z-index:251659264;mso-position-horizontal-relative:page;mso-position-vertical-relative:page;mso-wrap-style:none;mso-fit-shape-to-text:t;">
             <w10:wrap type="none"/>
             <v:textbox inset="0,0,0,0">
               <w:txbxContent>
                 <w:p>
                   <w:pPr>
-                    <w:spacing w:before="0" w:after="0" w:lineRule="exact" w:line="396"/>
+                    <w:spacing w:before="0" w:after="0" w:lineRule="exact" w:line="276"/>
                     <w:ind w:left="0" w:right="0" w:firstLine="0"/>
                   </w:pPr>
                   <w:r>
                     <w:rPr>
-                      <w:rFonts w:ascii="Century Schoolbook" w:hAnsi="Century Schoolbook" w:eastAsia="Century Schoolbook" w:cs="Century Schoolbook"/>
-                      <w:b w:val="0"/>
+                      <w:rFonts w:ascii="Arial" w:hAnsi="Arial" w:eastAsia="Arial" w:cs="Arial"/>
+                      <w:b/>
                       <w:i w:val="0"/>
                       <w:color w:val="000000"/>
-                      <w:sz w:val="31"/>
+                      <w:sz w:val="22"/>
                     </w:rPr>
-                    <w:t xml:space="preserve">you’re optimistic. Is it the same as saying “three long minutes”, knowing </w:t>
+                    <w:t xml:space="preserve">Sample Date: </w:t>
                   </w:r>
                 </w:p>
               </w:txbxContent>
@@ -175,24 +202,24 @@
       </w:r>
       <w:r>
         <w:pict>
-          <v:shape id="DocuMindTextBox7" type="#_x0000_t202" stroked="f" filled="f" o:allowincell="f" style="position:absolute;margin-left:36.140pt;margin-top:179.542pt;width:547.410pt;height:25.800pt;z-index:251659264;mso-position-horizontal-relative:page;mso-position-vertical-relative:page;mso-wrap-style:none;mso-fit-shape-to-text:t;">
+          <v:shape id="DocuMindTextBox8" type="#_x0000_t202" stroked="f" filled="f" o:allowincell="f" style="position:absolute;margin-left:234.381pt;margin-top:162.855pt;width:54.299pt;height:19.799pt;z-index:251659264;mso-position-horizontal-relative:page;mso-position-vertical-relative:page;mso-wrap-style:none;mso-fit-shape-to-text:t;">
             <w10:wrap type="none"/>
             <v:textbox inset="0,0,0,0">
               <w:txbxContent>
                 <w:p>
                   <w:pPr>
-                    <w:spacing w:before="0" w:after="0" w:lineRule="exact" w:line="396"/>
+                    <w:spacing w:before="0" w:after="0" w:lineRule="exact" w:line="276"/>
                     <w:ind w:left="0" w:right="0" w:firstLine="0"/>
                   </w:pPr>
                   <w:r>
                     <w:rPr>
-                      <w:rFonts w:ascii="Century Schoolbook" w:hAnsi="Century Schoolbook" w:eastAsia="Century Schoolbook" w:cs="Century Schoolbook"/>
+                      <w:rFonts w:ascii="Arial" w:hAnsi="Arial" w:eastAsia="Arial" w:cs="Arial"/>
                       <w:b w:val="0"/>
                       <w:i w:val="0"/>
                       <w:color w:val="000000"/>
-                      <w:sz w:val="31"/>
+                      <w:sz w:val="22"/>
                     </w:rPr>
-                    <w:t xml:space="preserve">that all minutes are the same duration, and one cannot possibly be longer </w:t>
+                    <w:t xml:space="preserve">May 2001 </w:t>
                   </w:r>
                 </w:p>
               </w:txbxContent>
@@ -202,24 +229,24 @@
       </w:r>
       <w:r>
         <w:pict>
-          <v:shape id="DocuMindTextBox8" type="#_x0000_t202" stroked="f" filled="f" o:allowincell="f" style="position:absolute;margin-left:36.140pt;margin-top:198.742pt;width:547.529pt;height:25.800pt;z-index:251659264;mso-position-horizontal-relative:page;mso-position-vertical-relative:page;mso-wrap-style:none;mso-fit-shape-to-text:t;">
+          <v:shape id="DocuMindTextBox9" type="#_x0000_t202" stroked="f" filled="f" o:allowincell="f" style="position:absolute;margin-left:63.395pt;margin-top:185.773pt;width:73.248pt;height:19.799pt;z-index:251659264;mso-position-horizontal-relative:page;mso-position-vertical-relative:page;mso-wrap-style:none;mso-fit-shape-to-text:t;">
             <w10:wrap type="none"/>
             <v:textbox inset="0,0,0,0">
               <w:txbxContent>
                 <w:p>
                   <w:pPr>
-                    <w:spacing w:before="0" w:after="0" w:lineRule="exact" w:line="396"/>
+                    <w:spacing w:before="0" w:after="0" w:lineRule="exact" w:line="276"/>
                     <w:ind w:left="0" w:right="0" w:firstLine="0"/>
                   </w:pPr>
                   <w:r>
                     <w:rPr>
-                      <w:rFonts w:ascii="Century Schoolbook" w:hAnsi="Century Schoolbook" w:eastAsia="Century Schoolbook" w:cs="Century Schoolbook"/>
-                      <w:b w:val="0"/>
+                      <w:rFonts w:ascii="Arial" w:hAnsi="Arial" w:eastAsia="Arial" w:cs="Arial"/>
+                      <w:b/>
                       <w:i w:val="0"/>
                       <w:color w:val="000000"/>
-                      <w:sz w:val="31"/>
+                      <w:sz w:val="22"/>
                     </w:rPr>
-                    <w:t xml:space="preserve">than the other? If these pages are all the same size, can one possibly be </w:t>
+                    <w:t xml:space="preserve">Prepared by: </w:t>
                   </w:r>
                 </w:p>
               </w:txbxContent>
@@ -229,24 +256,24 @@
       </w:r>
       <w:r>
         <w:pict>
-          <v:shape id="DocuMindTextBox9" type="#_x0000_t202" stroked="f" filled="f" o:allowincell="f" style="position:absolute;margin-left:36.140pt;margin-top:217.942pt;width:172.122pt;height:25.800pt;z-index:251659264;mso-position-horizontal-relative:page;mso-position-vertical-relative:page;mso-wrap-style:none;mso-fit-shape-to-text:t;">
+          <v:shape id="DocuMindTextBox10" type="#_x0000_t202" stroked="f" filled="f" o:allowincell="f" style="position:absolute;margin-left:234.381pt;margin-top:185.893pt;width:182.171pt;height:19.799pt;z-index:251659264;mso-position-horizontal-relative:page;mso-position-vertical-relative:page;mso-wrap-style:none;mso-fit-shape-to-text:t;">
             <w10:wrap type="none"/>
             <v:textbox inset="0,0,0,0">
               <w:txbxContent>
                 <w:p>
                   <w:pPr>
-                    <w:spacing w:before="0" w:after="0" w:lineRule="exact" w:line="396"/>
+                    <w:spacing w:before="0" w:after="0" w:lineRule="exact" w:line="276"/>
                     <w:ind w:left="0" w:right="0" w:firstLine="0"/>
                   </w:pPr>
                   <w:r>
                     <w:rPr>
-                      <w:rFonts w:ascii="Century Schoolbook" w:hAnsi="Century Schoolbook" w:eastAsia="Century Schoolbook" w:cs="Century Schoolbook"/>
+                      <w:rFonts w:ascii="Arial" w:hAnsi="Arial" w:eastAsia="Arial" w:cs="Arial"/>
                       <w:b w:val="0"/>
                       <w:i w:val="0"/>
                       <w:color w:val="000000"/>
-                      <w:sz w:val="31"/>
+                      <w:sz w:val="22"/>
                     </w:rPr>
-                    <w:t xml:space="preserve">longer than the other? </w:t>
+                    <w:t xml:space="preserve">Accelio Present Applied Technology </w:t>
                   </w:r>
                 </w:p>
               </w:txbxContent>
@@ -256,24 +283,24 @@
       </w:r>
       <w:r>
         <w:pict>
-          <v:shape id="DocuMindTextBox10" type="#_x0000_t202" stroked="f" filled="f" o:allowincell="f" style="position:absolute;margin-left:36.140pt;margin-top:251.488pt;width:546.325pt;height:21.000pt;z-index:251659264;mso-position-horizontal-relative:page;mso-position-vertical-relative:page;mso-wrap-style:none;mso-fit-shape-to-text:t;">
+          <v:shape id="DocuMindTextBox11" type="#_x0000_t202" stroked="f" filled="f" o:allowincell="f" style="position:absolute;margin-left:63.395pt;margin-top:208.691pt;width:145.514pt;height:19.799pt;z-index:251659264;mso-position-horizontal-relative:page;mso-position-vertical-relative:page;mso-wrap-style:none;mso-fit-shape-to-text:t;">
             <w10:wrap type="none"/>
             <v:textbox inset="0,0,0,0">
               <w:txbxContent>
                 <w:p>
                   <w:pPr>
-                    <w:spacing w:before="0" w:after="0" w:lineRule="exact" w:line="300"/>
+                    <w:spacing w:before="0" w:after="0" w:lineRule="exact" w:line="276"/>
                     <w:ind w:left="0" w:right="0" w:firstLine="0"/>
                   </w:pPr>
                   <w:r>
                     <w:rPr>
-                      <w:rFonts w:ascii="Century Schoolbook" w:hAnsi="Century Schoolbook" w:eastAsia="Century Schoolbook" w:cs="Century Schoolbook"/>
-                      <w:b w:val="0"/>
+                      <w:rFonts w:ascii="Arial" w:hAnsi="Arial" w:eastAsia="Arial" w:cs="Arial"/>
+                      <w:b/>
                       <w:i w:val="0"/>
                       <w:color w:val="000000"/>
-                      <w:sz w:val="24"/>
+                      <w:sz w:val="22"/>
                     </w:rPr>
-                    <w:t xml:space="preserve">I digress. Here’s some Latin. Lorem ipsum dolor sit amet, consectetur adipiscing elit. Integer nec </w:t>
+                    <w:t xml:space="preserve">Created and Tested Using: </w:t>
                   </w:r>
                 </w:p>
               </w:txbxContent>
@@ -283,24 +310,24 @@
       </w:r>
       <w:r>
         <w:pict>
-          <v:shape id="DocuMindTextBox11" type="#_x0000_t202" stroked="f" filled="f" o:allowincell="f" style="position:absolute;margin-left:36.140pt;margin-top:265.888pt;width:546.337pt;height:21.000pt;z-index:251659264;mso-position-horizontal-relative:page;mso-position-vertical-relative:page;mso-wrap-style:none;mso-fit-shape-to-text:t;">
+          <v:shape id="DocuMindTextBox12" type="#_x0000_t202" stroked="f" filled="f" o:allowincell="f" style="position:absolute;margin-left:234.381pt;margin-top:210.783pt;width:10.049pt;height:18.977pt;z-index:251659264;mso-position-horizontal-relative:page;mso-position-vertical-relative:page;mso-wrap-style:none;mso-fit-shape-to-text:t;">
             <w10:wrap type="none"/>
             <v:textbox inset="0,0,0,0">
               <w:txbxContent>
                 <w:p>
                   <w:pPr>
-                    <w:spacing w:before="0" w:after="0" w:lineRule="exact" w:line="300"/>
+                    <w:spacing w:before="0" w:after="0" w:lineRule="exact" w:line="260"/>
                     <w:ind w:left="0" w:right="0" w:firstLine="0"/>
                   </w:pPr>
                   <w:r>
                     <w:rPr>
-                      <w:rFonts w:ascii="Century Schoolbook" w:hAnsi="Century Schoolbook" w:eastAsia="Century Schoolbook" w:cs="Century Schoolbook"/>
+                      <w:rFonts w:ascii="Symbol" w:hAnsi="Symbol" w:eastAsia="Symbol" w:cs="Symbol"/>
                       <w:b w:val="0"/>
                       <w:i w:val="0"/>
                       <w:color w:val="000000"/>
-                      <w:sz w:val="24"/>
+                      <w:sz w:val="19"/>
                     </w:rPr>
-                    <w:t xml:space="preserve">odio. Praesent libero. Sed cursus ante dapibus diam. Sed nisi. Nulla quis sem at nibh elementum </w:t>
+                    <w:t xml:space="preserve">• </w:t>
                   </w:r>
                 </w:p>
               </w:txbxContent>
@@ -310,24 +337,24 @@
       </w:r>
       <w:r>
         <w:pict>
-          <v:shape id="DocuMindTextBox12" type="#_x0000_t202" stroked="f" filled="f" o:allowincell="f" style="position:absolute;margin-left:36.140pt;margin-top:280.288pt;width:546.352pt;height:21.000pt;z-index:251659264;mso-position-horizontal-relative:page;mso-position-vertical-relative:page;mso-wrap-style:none;mso-fit-shape-to-text:t;">
+          <v:shape id="DocuMindTextBox13" type="#_x0000_t202" stroked="f" filled="f" o:allowincell="f" style="position:absolute;margin-left:252.380pt;margin-top:210.851pt;width:139.362pt;height:19.799pt;z-index:251659264;mso-position-horizontal-relative:page;mso-position-vertical-relative:page;mso-wrap-style:none;mso-fit-shape-to-text:t;">
             <w10:wrap type="none"/>
             <v:textbox inset="0,0,0,0">
               <w:txbxContent>
                 <w:p>
                   <w:pPr>
-                    <w:spacing w:before="0" w:after="0" w:lineRule="exact" w:line="300"/>
+                    <w:spacing w:before="0" w:after="0" w:lineRule="exact" w:line="276"/>
                     <w:ind w:left="0" w:right="0" w:firstLine="0"/>
                   </w:pPr>
                   <w:r>
                     <w:rPr>
-                      <w:rFonts w:ascii="Century Schoolbook" w:hAnsi="Century Schoolbook" w:eastAsia="Century Schoolbook" w:cs="Century Schoolbook"/>
+                      <w:rFonts w:ascii="Arial" w:hAnsi="Arial" w:eastAsia="Arial" w:cs="Arial"/>
                       <w:b w:val="0"/>
                       <w:i w:val="0"/>
                       <w:color w:val="000000"/>
-                      <w:sz w:val="24"/>
+                      <w:sz w:val="22"/>
                     </w:rPr>
-                    <w:t xml:space="preserve">imperdiet. Duis sagittis ipsum. Praesent mauris. Fusce nec tellus sed augue semper porta. Mauris </w:t>
+                    <w:t xml:space="preserve">Accelio Present Central 5.4 </w:t>
                   </w:r>
                 </w:p>
               </w:txbxContent>
@@ -337,24 +364,24 @@
       </w:r>
       <w:r>
         <w:pict>
-          <v:shape id="DocuMindTextBox13" type="#_x0000_t202" stroked="f" filled="f" o:allowincell="f" style="position:absolute;margin-left:36.140pt;margin-top:294.688pt;width:546.333pt;height:21.000pt;z-index:251659264;mso-position-horizontal-relative:page;mso-position-vertical-relative:page;mso-wrap-style:none;mso-fit-shape-to-text:t;">
+          <v:shape id="DocuMindTextBox14" type="#_x0000_t202" stroked="f" filled="f" o:allowincell="f" style="position:absolute;margin-left:234.381pt;margin-top:231.421pt;width:10.049pt;height:18.977pt;z-index:251659264;mso-position-horizontal-relative:page;mso-position-vertical-relative:page;mso-wrap-style:none;mso-fit-shape-to-text:t;">
             <w10:wrap type="none"/>
             <v:textbox inset="0,0,0,0">
               <w:txbxContent>
                 <w:p>
                   <w:pPr>
-                    <w:spacing w:before="0" w:after="0" w:lineRule="exact" w:line="300"/>
+                    <w:spacing w:before="0" w:after="0" w:lineRule="exact" w:line="260"/>
                     <w:ind w:left="0" w:right="0" w:firstLine="0"/>
                   </w:pPr>
                   <w:r>
                     <w:rPr>
-                      <w:rFonts w:ascii="Century Schoolbook" w:hAnsi="Century Schoolbook" w:eastAsia="Century Schoolbook" w:cs="Century Schoolbook"/>
+                      <w:rFonts w:ascii="Symbol" w:hAnsi="Symbol" w:eastAsia="Symbol" w:cs="Symbol"/>
                       <w:b w:val="0"/>
                       <w:i w:val="0"/>
                       <w:color w:val="000000"/>
-                      <w:sz w:val="24"/>
+                      <w:sz w:val="19"/>
                     </w:rPr>
-                    <w:t xml:space="preserve">massa. Vestibulum lacinia arcu eget nulla. Class aptent taciti sociosqu ad litora torquent per </w:t>
+                    <w:t xml:space="preserve">• </w:t>
                   </w:r>
                 </w:p>
               </w:txbxContent>
@@ -364,24 +391,24 @@
       </w:r>
       <w:r>
         <w:pict>
-          <v:shape id="DocuMindTextBox14" type="#_x0000_t202" stroked="f" filled="f" o:allowincell="f" style="position:absolute;margin-left:36.140pt;margin-top:309.088pt;width:422.135pt;height:21.000pt;z-index:251659264;mso-position-horizontal-relative:page;mso-position-vertical-relative:page;mso-wrap-style:none;mso-fit-shape-to-text:t;">
+          <v:shape id="DocuMindTextBox15" type="#_x0000_t202" stroked="f" filled="f" o:allowincell="f" style="position:absolute;margin-left:252.380pt;margin-top:231.489pt;width:184.105pt;height:19.799pt;z-index:251659264;mso-position-horizontal-relative:page;mso-position-vertical-relative:page;mso-wrap-style:none;mso-fit-shape-to-text:t;">
             <w10:wrap type="none"/>
             <v:textbox inset="0,0,0,0">
               <w:txbxContent>
                 <w:p>
                   <w:pPr>
-                    <w:spacing w:before="0" w:after="0" w:lineRule="exact" w:line="300"/>
+                    <w:spacing w:before="0" w:after="0" w:lineRule="exact" w:line="276"/>
                     <w:ind w:left="0" w:right="0" w:firstLine="0"/>
                   </w:pPr>
                   <w:r>
                     <w:rPr>
-                      <w:rFonts w:ascii="Century Schoolbook" w:hAnsi="Century Schoolbook" w:eastAsia="Century Schoolbook" w:cs="Century Schoolbook"/>
+                      <w:rFonts w:ascii="Arial" w:hAnsi="Arial" w:eastAsia="Arial" w:cs="Arial"/>
                       <w:b w:val="0"/>
                       <w:i w:val="0"/>
                       <w:color w:val="000000"/>
-                      <w:sz w:val="24"/>
+                      <w:sz w:val="22"/>
                     </w:rPr>
-                    <w:t xml:space="preserve">conubia nostra, per inceptos himenaeos. Curabitur sodales ligula in libero.  </w:t>
+                    <w:t xml:space="preserve">Accelio Present Output Designer 5.4 </w:t>
                   </w:r>
                 </w:p>
               </w:txbxContent>
@@ -391,24 +418,24 @@
       </w:r>
       <w:r>
         <w:pict>
-          <v:shape id="DocuMindTextBox15" type="#_x0000_t202" stroked="f" filled="f" o:allowincell="f" style="position:absolute;margin-left:36.140pt;margin-top:337.888pt;width:546.329pt;height:21.000pt;z-index:251659264;mso-position-horizontal-relative:page;mso-position-vertical-relative:page;mso-wrap-style:none;mso-fit-shape-to-text:t;">
+          <v:shape id="DocuMindTextBox16" type="#_x0000_t202" stroked="f" filled="f" o:allowincell="f" style="position:absolute;margin-left:63.395pt;margin-top:254.407pt;width:132.610pt;height:19.799pt;z-index:251659264;mso-position-horizontal-relative:page;mso-position-vertical-relative:page;mso-wrap-style:none;mso-fit-shape-to-text:t;">
             <w10:wrap type="none"/>
             <v:textbox inset="0,0,0,0">
               <w:txbxContent>
                 <w:p>
                   <w:pPr>
-                    <w:spacing w:before="0" w:after="0" w:lineRule="exact" w:line="300"/>
+                    <w:spacing w:before="0" w:after="0" w:lineRule="exact" w:line="276"/>
                     <w:ind w:left="0" w:right="0" w:firstLine="0"/>
                   </w:pPr>
                   <w:r>
                     <w:rPr>
-                      <w:rFonts w:ascii="Century Schoolbook" w:hAnsi="Century Schoolbook" w:eastAsia="Century Schoolbook" w:cs="Century Schoolbook"/>
-                      <w:b w:val="0"/>
+                      <w:rFonts w:ascii="Arial" w:hAnsi="Arial" w:eastAsia="Arial" w:cs="Arial"/>
+                      <w:b/>
                       <w:i w:val="0"/>
                       <w:color w:val="000000"/>
-                      <w:sz w:val="24"/>
+                      <w:sz w:val="22"/>
                     </w:rPr>
-                    <w:t xml:space="preserve">Sed dignissim lacinia nunc. Curabitur tortor. Pellentesque nibh. Aenean quam. In scelerisque sem </w:t>
+                    <w:t xml:space="preserve">Features Demonstrated: </w:t>
                   </w:r>
                 </w:p>
               </w:txbxContent>
@@ -418,24 +445,24 @@
       </w:r>
       <w:r>
         <w:pict>
-          <v:shape id="DocuMindTextBox16" type="#_x0000_t202" stroked="f" filled="f" o:allowincell="f" style="position:absolute;margin-left:36.140pt;margin-top:352.288pt;width:546.330pt;height:21.000pt;z-index:251659264;mso-position-horizontal-relative:page;mso-position-vertical-relative:page;mso-wrap-style:none;mso-fit-shape-to-text:t;">
+          <v:shape id="DocuMindTextBox17" type="#_x0000_t202" stroked="f" filled="f" o:allowincell="f" style="position:absolute;margin-left:234.381pt;margin-top:256.499pt;width:10.049pt;height:18.977pt;z-index:251659264;mso-position-horizontal-relative:page;mso-position-vertical-relative:page;mso-wrap-style:none;mso-fit-shape-to-text:t;">
             <w10:wrap type="none"/>
             <v:textbox inset="0,0,0,0">
               <w:txbxContent>
                 <w:p>
                   <w:pPr>
-                    <w:spacing w:before="0" w:after="0" w:lineRule="exact" w:line="300"/>
+                    <w:spacing w:before="0" w:after="0" w:lineRule="exact" w:line="260"/>
                     <w:ind w:left="0" w:right="0" w:firstLine="0"/>
                   </w:pPr>
                   <w:r>
                     <w:rPr>
-                      <w:rFonts w:ascii="Century Schoolbook" w:hAnsi="Century Schoolbook" w:eastAsia="Century Schoolbook" w:cs="Century Schoolbook"/>
+                      <w:rFonts w:ascii="Symbol" w:hAnsi="Symbol" w:eastAsia="Symbol" w:cs="Symbol"/>
                       <w:b w:val="0"/>
                       <w:i w:val="0"/>
                       <w:color w:val="000000"/>
-                      <w:sz w:val="24"/>
+                      <w:sz w:val="19"/>
                     </w:rPr>
-                    <w:t xml:space="preserve">at dolor. Maecenas mattis. Sed convallis tristique sem. Proin ut ligula vel nunc egestas porttitor. </w:t>
+                    <w:t xml:space="preserve">• </w:t>
                   </w:r>
                 </w:p>
               </w:txbxContent>
@@ -445,24 +472,24 @@
       </w:r>
       <w:r>
         <w:pict>
-          <v:shape id="DocuMindTextBox17" type="#_x0000_t202" stroked="f" filled="f" o:allowincell="f" style="position:absolute;margin-left:36.140pt;margin-top:366.688pt;width:546.330pt;height:21.000pt;z-index:251659264;mso-position-horizontal-relative:page;mso-position-vertical-relative:page;mso-wrap-style:none;mso-fit-shape-to-text:t;">
+          <v:shape id="DocuMindTextBox18" type="#_x0000_t202" stroked="f" filled="f" o:allowincell="f" style="position:absolute;margin-left:252.380pt;margin-top:256.567pt;width:166.879pt;height:19.799pt;z-index:251659264;mso-position-horizontal-relative:page;mso-position-vertical-relative:page;mso-wrap-style:none;mso-fit-shape-to-text:t;">
             <w10:wrap type="none"/>
             <v:textbox inset="0,0,0,0">
               <w:txbxContent>
                 <w:p>
                   <w:pPr>
-                    <w:spacing w:before="0" w:after="0" w:lineRule="exact" w:line="300"/>
+                    <w:spacing w:before="0" w:after="0" w:lineRule="exact" w:line="276"/>
                     <w:ind w:left="0" w:right="0" w:firstLine="0"/>
                   </w:pPr>
                   <w:r>
                     <w:rPr>
-                      <w:rFonts w:ascii="Century Schoolbook" w:hAnsi="Century Schoolbook" w:eastAsia="Century Schoolbook" w:cs="Century Schoolbook"/>
+                      <w:rFonts w:ascii="Arial" w:hAnsi="Arial" w:eastAsia="Arial" w:cs="Arial"/>
                       <w:b w:val="0"/>
                       <w:i w:val="0"/>
                       <w:color w:val="000000"/>
-                      <w:sz w:val="24"/>
+                      <w:sz w:val="22"/>
                     </w:rPr>
-                    <w:t xml:space="preserve">Morbi lectus risus, iaculis vel, suscipit quis, luctus non, massa. Fusce ac turpis quis ligula lacinia </w:t>
+                    <w:t xml:space="preserve">Primary bookmarks in a PDF file. </w:t>
                   </w:r>
                 </w:p>
               </w:txbxContent>
@@ -472,24 +499,24 @@
       </w:r>
       <w:r>
         <w:pict>
-          <v:shape id="DocuMindTextBox18" type="#_x0000_t202" stroked="f" filled="f" o:allowincell="f" style="position:absolute;margin-left:36.140pt;margin-top:381.088pt;width:521.252pt;height:21.000pt;z-index:251659264;mso-position-horizontal-relative:page;mso-position-vertical-relative:page;mso-wrap-style:none;mso-fit-shape-to-text:t;">
+          <v:shape id="DocuMindTextBox19" type="#_x0000_t202" stroked="f" filled="f" o:allowincell="f" style="position:absolute;margin-left:234.381pt;margin-top:277.137pt;width:10.049pt;height:18.977pt;z-index:251659264;mso-position-horizontal-relative:page;mso-position-vertical-relative:page;mso-wrap-style:none;mso-fit-shape-to-text:t;">
             <w10:wrap type="none"/>
             <v:textbox inset="0,0,0,0">
               <w:txbxContent>
                 <w:p>
                   <w:pPr>
-                    <w:spacing w:before="0" w:after="0" w:lineRule="exact" w:line="300"/>
+                    <w:spacing w:before="0" w:after="0" w:lineRule="exact" w:line="260"/>
                     <w:ind w:left="0" w:right="0" w:firstLine="0"/>
                   </w:pPr>
                   <w:r>
                     <w:rPr>
-                      <w:rFonts w:ascii="Century Schoolbook" w:hAnsi="Century Schoolbook" w:eastAsia="Century Schoolbook" w:cs="Century Schoolbook"/>
+                      <w:rFonts w:ascii="Symbol" w:hAnsi="Symbol" w:eastAsia="Symbol" w:cs="Symbol"/>
                       <w:b w:val="0"/>
                       <w:i w:val="0"/>
                       <w:color w:val="000000"/>
-                      <w:sz w:val="24"/>
+                      <w:sz w:val="19"/>
                     </w:rPr>
-                    <w:t xml:space="preserve">aliquet. Mauris ipsum. Nulla metus metus, ullamcorper vel, tincidunt sed, euismod in, nibh.  </w:t>
+                    <w:t xml:space="preserve">• </w:t>
                   </w:r>
                 </w:p>
               </w:txbxContent>
@@ -499,24 +526,24 @@
       </w:r>
       <w:r>
         <w:pict>
-          <v:shape id="DocuMindTextBox19" type="#_x0000_t202" stroked="f" filled="f" o:allowincell="f" style="position:absolute;margin-left:36.140pt;margin-top:410.128pt;width:546.330pt;height:21.000pt;z-index:251659264;mso-position-horizontal-relative:page;mso-position-vertical-relative:page;mso-wrap-style:none;mso-fit-shape-to-text:t;">
+          <v:shape id="DocuMindTextBox20" type="#_x0000_t202" stroked="f" filled="f" o:allowincell="f" style="position:absolute;margin-left:252.380pt;margin-top:277.206pt;width:181.599pt;height:19.799pt;z-index:251659264;mso-position-horizontal-relative:page;mso-position-vertical-relative:page;mso-wrap-style:none;mso-fit-shape-to-text:t;">
             <w10:wrap type="none"/>
             <v:textbox inset="0,0,0,0">
               <w:txbxContent>
                 <w:p>
                   <w:pPr>
-                    <w:spacing w:before="0" w:after="0" w:lineRule="exact" w:line="300"/>
+                    <w:spacing w:before="0" w:after="0" w:lineRule="exact" w:line="276"/>
                     <w:ind w:left="0" w:right="0" w:firstLine="0"/>
                   </w:pPr>
                   <w:r>
                     <w:rPr>
-                      <w:rFonts w:ascii="Century Schoolbook" w:hAnsi="Century Schoolbook" w:eastAsia="Century Schoolbook" w:cs="Century Schoolbook"/>
+                      <w:rFonts w:ascii="Arial" w:hAnsi="Arial" w:eastAsia="Arial" w:cs="Arial"/>
                       <w:b w:val="0"/>
                       <w:i w:val="0"/>
                       <w:color w:val="000000"/>
-                      <w:sz w:val="24"/>
+                      <w:sz w:val="22"/>
                     </w:rPr>
-                    <w:t xml:space="preserve">Quisque volutpat condimentum velit. Class aptent taciti sociosqu ad litora torquent per conubia </w:t>
+                    <w:t xml:space="preserve">Secondary bookmarks in a PDF file. </w:t>
                   </w:r>
                 </w:p>
               </w:txbxContent>
@@ -526,24 +553,24 @@
       </w:r>
       <w:r>
         <w:pict>
-          <v:shape id="DocuMindTextBox20" type="#_x0000_t202" stroked="f" filled="f" o:allowincell="f" style="position:absolute;margin-left:36.140pt;margin-top:424.528pt;width:546.331pt;height:21.000pt;z-index:251659264;mso-position-horizontal-relative:page;mso-position-vertical-relative:page;mso-wrap-style:none;mso-fit-shape-to-text:t;">
+          <v:shape id="DocuMindTextBox21" type="#_x0000_t202" stroked="f" filled="f" o:allowincell="f" style="position:absolute;margin-left:57.636pt;margin-top:311.928pt;width:69.295pt;height:23.549pt;z-index:251659264;mso-position-horizontal-relative:page;mso-position-vertical-relative:page;mso-wrap-style:none;mso-fit-shape-to-text:t;">
             <w10:wrap type="none"/>
             <v:textbox inset="0,0,0,0">
               <w:txbxContent>
                 <w:p>
                   <w:pPr>
-                    <w:spacing w:before="0" w:after="0" w:lineRule="exact" w:line="300"/>
+                    <w:spacing w:before="0" w:after="0" w:lineRule="exact" w:line="351"/>
                     <w:ind w:left="0" w:right="0" w:firstLine="0"/>
                   </w:pPr>
                   <w:r>
                     <w:rPr>
-                      <w:rFonts w:ascii="Century Schoolbook" w:hAnsi="Century Schoolbook" w:eastAsia="Century Schoolbook" w:cs="Century Schoolbook"/>
-                      <w:b w:val="0"/>
+                      <w:rFonts w:ascii="Arial" w:hAnsi="Arial" w:eastAsia="Arial" w:cs="Arial"/>
+                      <w:b/>
                       <w:i w:val="0"/>
-                      <w:color w:val="000000"/>
-                      <w:sz w:val="24"/>
+                      <w:color w:val="808080"/>
+                      <w:sz w:val="28"/>
                     </w:rPr>
-                    <w:t xml:space="preserve">nostra, per inceptos himenaeos. Nam nec ante. Sed lacinia, urna non tincidunt mattis, tortor neque </w:t>
+                    <w:t xml:space="preserve">Overview </w:t>
                   </w:r>
                 </w:p>
               </w:txbxContent>
@@ -553,24 +580,24 @@
       </w:r>
       <w:r>
         <w:pict>
-          <v:shape id="DocuMindTextBox21" type="#_x0000_t202" stroked="f" filled="f" o:allowincell="f" style="position:absolute;margin-left:36.140pt;margin-top:438.928pt;width:546.318pt;height:21.000pt;z-index:251659264;mso-position-horizontal-relative:page;mso-position-vertical-relative:page;mso-wrap-style:none;mso-fit-shape-to-text:t;">
+          <v:shape id="DocuMindTextBox22" type="#_x0000_t202" stroked="f" filled="f" o:allowincell="f" style="position:absolute;margin-left:57.636pt;margin-top:333.961pt;width:468.114pt;height:19.799pt;z-index:251659264;mso-position-horizontal-relative:page;mso-position-vertical-relative:page;mso-wrap-style:none;mso-fit-shape-to-text:t;">
             <w10:wrap type="none"/>
             <v:textbox inset="0,0,0,0">
               <w:txbxContent>
                 <w:p>
                   <w:pPr>
-                    <w:spacing w:before="0" w:after="0" w:lineRule="exact" w:line="300"/>
+                    <w:spacing w:before="0" w:after="0" w:lineRule="exact" w:line="276"/>
                     <w:ind w:left="0" w:right="0" w:firstLine="0"/>
                   </w:pPr>
                   <w:r>
                     <w:rPr>
-                      <w:rFonts w:ascii="Century Schoolbook" w:hAnsi="Century Schoolbook" w:eastAsia="Century Schoolbook" w:cs="Century Schoolbook"/>
+                      <w:rFonts w:ascii="Arial" w:hAnsi="Arial" w:eastAsia="Arial" w:cs="Arial"/>
                       <w:b w:val="0"/>
                       <w:i w:val="0"/>
                       <w:color w:val="000000"/>
-                      <w:sz w:val="24"/>
+                      <w:sz w:val="22"/>
                     </w:rPr>
-                    <w:t xml:space="preserve">adipiscing diam, a cursus ipsum ante quis turpis. Nulla facilisi. Ut fringilla. Suspendisse potenti. </w:t>
+                    <w:t xml:space="preserve">This sample consists of a simple form containing four distinct fields. The data file contains eight </w:t>
                   </w:r>
                 </w:p>
               </w:txbxContent>
@@ -580,24 +607,24 @@
       </w:r>
       <w:r>
         <w:pict>
-          <v:shape id="DocuMindTextBox22" type="#_x0000_t202" stroked="f" filled="f" o:allowincell="f" style="position:absolute;margin-left:36.140pt;margin-top:453.328pt;width:532.168pt;height:21.000pt;z-index:251659264;mso-position-horizontal-relative:page;mso-position-vertical-relative:page;mso-wrap-style:none;mso-fit-shape-to-text:t;">
+          <v:shape id="DocuMindTextBox23" type="#_x0000_t202" stroked="f" filled="f" o:allowincell="f" style="position:absolute;margin-left:57.636pt;margin-top:346.680pt;width:91.732pt;height:19.799pt;z-index:251659264;mso-position-horizontal-relative:page;mso-position-vertical-relative:page;mso-wrap-style:none;mso-fit-shape-to-text:t;">
             <w10:wrap type="none"/>
             <v:textbox inset="0,0,0,0">
               <w:txbxContent>
                 <w:p>
                   <w:pPr>
-                    <w:spacing w:before="0" w:after="0" w:lineRule="exact" w:line="300"/>
+                    <w:spacing w:before="0" w:after="0" w:lineRule="exact" w:line="276"/>
                     <w:ind w:left="0" w:right="0" w:firstLine="0"/>
                   </w:pPr>
                   <w:r>
                     <w:rPr>
-                      <w:rFonts w:ascii="Century Schoolbook" w:hAnsi="Century Schoolbook" w:eastAsia="Century Schoolbook" w:cs="Century Schoolbook"/>
+                      <w:rFonts w:ascii="Arial" w:hAnsi="Arial" w:eastAsia="Arial" w:cs="Arial"/>
                       <w:b w:val="0"/>
                       <w:i w:val="0"/>
                       <w:color w:val="000000"/>
-                      <w:sz w:val="24"/>
+                      <w:sz w:val="22"/>
                     </w:rPr>
-                    <w:t xml:space="preserve">Nunc feugiat mi a tellus consequat imperdiet. Vestibulum sapien. Proin quam. Etiam ultrices.  </w:t>
+                    <w:t xml:space="preserve">separate records. </w:t>
                   </w:r>
                 </w:p>
               </w:txbxContent>
@@ -607,24 +634,24 @@
       </w:r>
       <w:r>
         <w:pict>
-          <v:shape id="DocuMindTextBox23" type="#_x0000_t202" stroked="f" filled="f" o:allowincell="f" style="position:absolute;margin-left:36.140pt;margin-top:482.128pt;width:546.320pt;height:21.000pt;z-index:251659264;mso-position-horizontal-relative:page;mso-position-vertical-relative:page;mso-wrap-style:none;mso-fit-shape-to-text:t;">
+          <v:shape id="DocuMindTextBox24" type="#_x0000_t202" stroked="f" filled="f" o:allowincell="f" style="position:absolute;margin-left:57.636pt;margin-top:365.279pt;width:460.240pt;height:19.799pt;z-index:251659264;mso-position-horizontal-relative:page;mso-position-vertical-relative:page;mso-wrap-style:none;mso-fit-shape-to-text:t;">
             <w10:wrap type="none"/>
             <v:textbox inset="0,0,0,0">
               <w:txbxContent>
                 <w:p>
                   <w:pPr>
-                    <w:spacing w:before="0" w:after="0" w:lineRule="exact" w:line="300"/>
+                    <w:spacing w:before="0" w:after="0" w:lineRule="exact" w:line="276"/>
                     <w:ind w:left="0" w:right="0" w:firstLine="0"/>
                   </w:pPr>
                   <w:r>
                     <w:rPr>
-                      <w:rFonts w:ascii="Century Schoolbook" w:hAnsi="Century Schoolbook" w:eastAsia="Century Schoolbook" w:cs="Century Schoolbook"/>
+                      <w:rFonts w:ascii="Arial" w:hAnsi="Arial" w:eastAsia="Arial" w:cs="Arial"/>
                       <w:b w:val="0"/>
                       <w:i w:val="0"/>
                       <w:color w:val="000000"/>
-                      <w:sz w:val="24"/>
+                      <w:sz w:val="22"/>
                     </w:rPr>
-                    <w:t xml:space="preserve">Suspendisse in justo eu magna luctus suscipit. Sed lectus. Integer euismod lacus luctus magna. </w:t>
+                    <w:t xml:space="preserve">By default, the data file will produce a PDF file containing eight separate pages. The selective </w:t>
                   </w:r>
                 </w:p>
               </w:txbxContent>
@@ -634,24 +661,24 @@
       </w:r>
       <w:r>
         <w:pict>
-          <v:shape id="DocuMindTextBox24" type="#_x0000_t202" stroked="f" filled="f" o:allowincell="f" style="position:absolute;margin-left:36.140pt;margin-top:496.528pt;width:546.337pt;height:21.000pt;z-index:251659264;mso-position-horizontal-relative:page;mso-position-vertical-relative:page;mso-wrap-style:none;mso-fit-shape-to-text:t;">
+          <v:shape id="DocuMindTextBox25" type="#_x0000_t202" stroked="f" filled="f" o:allowincell="f" style="position:absolute;margin-left:57.636pt;margin-top:377.998pt;width:415.803pt;height:19.799pt;z-index:251659264;mso-position-horizontal-relative:page;mso-position-vertical-relative:page;mso-wrap-style:none;mso-fit-shape-to-text:t;">
             <w10:wrap type="none"/>
             <v:textbox inset="0,0,0,0">
               <w:txbxContent>
                 <w:p>
                   <w:pPr>
-                    <w:spacing w:before="0" w:after="0" w:lineRule="exact" w:line="300"/>
+                    <w:spacing w:before="0" w:after="0" w:lineRule="exact" w:line="276"/>
                     <w:ind w:left="0" w:right="0" w:firstLine="0"/>
                   </w:pPr>
                   <w:r>
                     <w:rPr>
-                      <w:rFonts w:ascii="Century Schoolbook" w:hAnsi="Century Schoolbook" w:eastAsia="Century Schoolbook" w:cs="Century Schoolbook"/>
+                      <w:rFonts w:ascii="Arial" w:hAnsi="Arial" w:eastAsia="Arial" w:cs="Arial"/>
                       <w:b w:val="0"/>
                       <w:i w:val="0"/>
                       <w:color w:val="000000"/>
-                      <w:sz w:val="24"/>
+                      <w:sz w:val="22"/>
                     </w:rPr>
-                    <w:t xml:space="preserve">Quisque cursus, metus vitae pharetra auctor, sem massa mattis sem, at interdum magna augue </w:t>
+                    <w:t xml:space="preserve">use of the bookmark file will produce the same PDF with a separate pane containing </w:t>
                   </w:r>
                 </w:p>
               </w:txbxContent>
@@ -661,24 +688,24 @@
       </w:r>
       <w:r>
         <w:pict>
-          <v:shape id="DocuMindTextBox25" type="#_x0000_t202" stroked="f" filled="f" o:allowincell="f" style="position:absolute;margin-left:36.140pt;margin-top:510.928pt;width:546.328pt;height:21.000pt;z-index:251659264;mso-position-horizontal-relative:page;mso-position-vertical-relative:page;mso-wrap-style:none;mso-fit-shape-to-text:t;">
+          <v:shape id="DocuMindTextBox26" type="#_x0000_t202" stroked="f" filled="f" o:allowincell="f" style="position:absolute;margin-left:57.636pt;margin-top:390.597pt;width:414.594pt;height:19.799pt;z-index:251659264;mso-position-horizontal-relative:page;mso-position-vertical-relative:page;mso-wrap-style:none;mso-fit-shape-to-text:t;">
             <w10:wrap type="none"/>
             <v:textbox inset="0,0,0,0">
               <w:txbxContent>
                 <w:p>
                   <w:pPr>
-                    <w:spacing w:before="0" w:after="0" w:lineRule="exact" w:line="300"/>
+                    <w:spacing w:before="0" w:after="0" w:lineRule="exact" w:line="276"/>
                     <w:ind w:left="0" w:right="0" w:firstLine="0"/>
                   </w:pPr>
                   <w:r>
                     <w:rPr>
-                      <w:rFonts w:ascii="Century Schoolbook" w:hAnsi="Century Schoolbook" w:eastAsia="Century Schoolbook" w:cs="Century Schoolbook"/>
+                      <w:rFonts w:ascii="Arial" w:hAnsi="Arial" w:eastAsia="Arial" w:cs="Arial"/>
                       <w:b w:val="0"/>
                       <w:i w:val="0"/>
                       <w:color w:val="000000"/>
-                      <w:sz w:val="24"/>
+                      <w:sz w:val="22"/>
                     </w:rPr>
-                    <w:t xml:space="preserve">eget diam. Vestibulum ante ipsum primis in faucibus orci luctus et ultrices posuere cubilia Curae; </w:t>
+                    <w:t xml:space="preserve">bookmarks. This screenshot of the sample output shows a PDF file with bookmarks. </w:t>
                   </w:r>
                 </w:p>
               </w:txbxContent>
@@ -688,24 +715,24 @@
       </w:r>
       <w:r>
         <w:pict>
-          <v:shape id="DocuMindTextBox26" type="#_x0000_t202" stroked="f" filled="f" o:allowincell="f" style="position:absolute;margin-left:36.140pt;margin-top:525.568pt;width:546.331pt;height:21.000pt;z-index:251659264;mso-position-horizontal-relative:page;mso-position-vertical-relative:page;mso-wrap-style:none;mso-fit-shape-to-text:t;">
+          <v:shape id="DocuMindTextBox27" type="#_x0000_t202" stroked="f" filled="f" o:allowincell="f" style="position:absolute;margin-left:57.635pt;margin-top:643.295pt;width:439.731pt;height:19.799pt;z-index:251659264;mso-position-horizontal-relative:page;mso-position-vertical-relative:page;mso-wrap-style:none;mso-fit-shape-to-text:t;">
             <w10:wrap type="none"/>
             <v:textbox inset="0,0,0,0">
               <w:txbxContent>
                 <w:p>
                   <w:pPr>
-                    <w:spacing w:before="0" w:after="0" w:lineRule="exact" w:line="300"/>
+                    <w:spacing w:before="0" w:after="0" w:lineRule="exact" w:line="276"/>
                     <w:ind w:left="0" w:right="0" w:firstLine="0"/>
                   </w:pPr>
                   <w:r>
                     <w:rPr>
-                      <w:rFonts w:ascii="Century Schoolbook" w:hAnsi="Century Schoolbook" w:eastAsia="Century Schoolbook" w:cs="Century Schoolbook"/>
+                      <w:rFonts w:ascii="Arial" w:hAnsi="Arial" w:eastAsia="Arial" w:cs="Arial"/>
                       <w:b w:val="0"/>
                       <w:i w:val="0"/>
                       <w:color w:val="000000"/>
-                      <w:sz w:val="24"/>
+                      <w:sz w:val="22"/>
                     </w:rPr>
-                    <w:t xml:space="preserve">Morbi lacinia molestie dui. Praesent blandit dolor. Sed non quam. In vel mi sit amet augue congue </w:t>
+                    <w:t xml:space="preserve">The left pane displays the available bookmarks for this PDF. You may need to enable the </w:t>
                   </w:r>
                 </w:p>
               </w:txbxContent>
@@ -715,24 +742,24 @@
       </w:r>
       <w:r>
         <w:pict>
-          <v:shape id="DocuMindTextBox27" type="#_x0000_t202" stroked="f" filled="f" o:allowincell="f" style="position:absolute;margin-left:36.140pt;margin-top:539.968pt;width:546.329pt;height:21.000pt;z-index:251659264;mso-position-horizontal-relative:page;mso-position-vertical-relative:page;mso-wrap-style:none;mso-fit-shape-to-text:t;">
+          <v:shape id="DocuMindTextBox28" type="#_x0000_t202" stroked="f" filled="f" o:allowincell="f" style="position:absolute;margin-left:57.635pt;margin-top:655.894pt;width:152.733pt;height:19.799pt;z-index:251659264;mso-position-horizontal-relative:page;mso-position-vertical-relative:page;mso-wrap-style:none;mso-fit-shape-to-text:t;">
             <w10:wrap type="none"/>
             <v:textbox inset="0,0,0,0">
               <w:txbxContent>
                 <w:p>
                   <w:pPr>
-                    <w:spacing w:before="0" w:after="0" w:lineRule="exact" w:line="300"/>
+                    <w:spacing w:before="0" w:after="0" w:lineRule="exact" w:line="276"/>
                     <w:ind w:left="0" w:right="0" w:firstLine="0"/>
                   </w:pPr>
                   <w:r>
                     <w:rPr>
-                      <w:rFonts w:ascii="Century Schoolbook" w:hAnsi="Century Schoolbook" w:eastAsia="Century Schoolbook" w:cs="Century Schoolbook"/>
+                      <w:rFonts w:ascii="Arial" w:hAnsi="Arial" w:eastAsia="Arial" w:cs="Arial"/>
                       <w:b w:val="0"/>
                       <w:i w:val="0"/>
                       <w:color w:val="000000"/>
-                      <w:sz w:val="24"/>
+                      <w:sz w:val="22"/>
                     </w:rPr>
-                    <w:t xml:space="preserve">elementum. Morbi in ipsum sit amet pede facilisis laoreet. Donec lacus nunc, viverra nec, blandit </w:t>
+                    <w:t>display of bookmarks in Adobe</w:t>
                   </w:r>
                 </w:p>
               </w:txbxContent>
@@ -742,24 +769,24 @@
       </w:r>
       <w:r>
         <w:pict>
-          <v:shape id="DocuMindTextBox28" type="#_x0000_t202" stroked="f" filled="f" o:allowincell="f" style="position:absolute;margin-left:36.140pt;margin-top:554.368pt;width:546.329pt;height:21.000pt;z-index:251659264;mso-position-horizontal-relative:page;mso-position-vertical-relative:page;mso-wrap-style:none;mso-fit-shape-to-text:t;">
+          <v:shape id="DocuMindTextBox29" type="#_x0000_t202" stroked="f" filled="f" o:allowincell="f" style="position:absolute;margin-left:207.383pt;margin-top:656.840pt;width:10.109pt;height:17.249pt;z-index:251659264;mso-position-horizontal-relative:page;mso-position-vertical-relative:page;mso-wrap-style:none;mso-fit-shape-to-text:t;">
             <w10:wrap type="none"/>
             <v:textbox inset="0,0,0,0">
               <w:txbxContent>
                 <w:p>
                   <w:pPr>
-                    <w:spacing w:before="0" w:after="0" w:lineRule="exact" w:line="300"/>
+                    <w:spacing w:before="0" w:after="0" w:lineRule="exact" w:line="225"/>
                     <w:ind w:left="0" w:right="0" w:firstLine="0"/>
                   </w:pPr>
                   <w:r>
                     <w:rPr>
-                      <w:rFonts w:ascii="Century Schoolbook" w:hAnsi="Century Schoolbook" w:eastAsia="Century Schoolbook" w:cs="Century Schoolbook"/>
+                      <w:rFonts w:ascii="Symbol" w:hAnsi="Symbol" w:eastAsia="Symbol" w:cs="Symbol"/>
                       <w:b w:val="0"/>
                       <w:i w:val="0"/>
                       <w:color w:val="000000"/>
-                      <w:sz w:val="24"/>
+                      <w:sz w:val="17"/>
                     </w:rPr>
-                    <w:t xml:space="preserve">vel, egestas et, augue. Vestibulum tincidunt malesuada tellus. Ut ultrices ultrices enim. Curabitur </w:t>
+                    <w:t></w:t>
                   </w:r>
                 </w:p>
               </w:txbxContent>
@@ -769,24 +796,24 @@
       </w:r>
       <w:r>
         <w:pict>
-          <v:shape id="DocuMindTextBox29" type="#_x0000_t202" stroked="f" filled="f" o:allowincell="f" style="position:absolute;margin-left:36.140pt;margin-top:568.768pt;width:101.023pt;height:21.000pt;z-index:251659264;mso-position-horizontal-relative:page;mso-position-vertical-relative:page;mso-wrap-style:none;mso-fit-shape-to-text:t;">
+          <v:shape id="DocuMindTextBox30" type="#_x0000_t202" stroked="f" filled="f" o:allowincell="f" style="position:absolute;margin-left:214.463pt;margin-top:655.894pt;width:44.102pt;height:19.799pt;z-index:251659264;mso-position-horizontal-relative:page;mso-position-vertical-relative:page;mso-wrap-style:none;mso-fit-shape-to-text:t;">
             <w10:wrap type="none"/>
             <v:textbox inset="0,0,0,0">
               <w:txbxContent>
                 <w:p>
                   <w:pPr>
-                    <w:spacing w:before="0" w:after="0" w:lineRule="exact" w:line="300"/>
+                    <w:spacing w:before="0" w:after="0" w:lineRule="exact" w:line="276"/>
                     <w:ind w:left="0" w:right="0" w:firstLine="0"/>
                   </w:pPr>
                   <w:r>
                     <w:rPr>
-                      <w:rFonts w:ascii="Century Schoolbook" w:hAnsi="Century Schoolbook" w:eastAsia="Century Schoolbook" w:cs="Century Schoolbook"/>
+                      <w:rFonts w:ascii="Arial" w:hAnsi="Arial" w:eastAsia="Arial" w:cs="Arial"/>
                       <w:b w:val="0"/>
                       <w:i w:val="0"/>
                       <w:color w:val="000000"/>
-                      <w:sz w:val="24"/>
+                      <w:sz w:val="22"/>
                     </w:rPr>
-                    <w:t xml:space="preserve">sit amet mauris.  </w:t>
+                    <w:t xml:space="preserve"> Acrobat</w:t>
                   </w:r>
                 </w:p>
               </w:txbxContent>
@@ -796,24 +823,24 @@
       </w:r>
       <w:r>
         <w:pict>
-          <v:shape id="DocuMindTextBox30" type="#_x0000_t202" stroked="f" filled="f" o:allowincell="f" style="position:absolute;margin-left:36.140pt;margin-top:597.568pt;width:546.322pt;height:21.000pt;z-index:251659264;mso-position-horizontal-relative:page;mso-position-vertical-relative:page;mso-wrap-style:none;mso-fit-shape-to-text:t;">
+          <v:shape id="DocuMindTextBox31" type="#_x0000_t202" stroked="f" filled="f" o:allowincell="f" style="position:absolute;margin-left:255.619pt;margin-top:656.840pt;width:10.109pt;height:17.249pt;z-index:251659264;mso-position-horizontal-relative:page;mso-position-vertical-relative:page;mso-wrap-style:none;mso-fit-shape-to-text:t;">
             <w10:wrap type="none"/>
             <v:textbox inset="0,0,0,0">
               <w:txbxContent>
                 <w:p>
                   <w:pPr>
-                    <w:spacing w:before="0" w:after="0" w:lineRule="exact" w:line="300"/>
+                    <w:spacing w:before="0" w:after="0" w:lineRule="exact" w:line="225"/>
                     <w:ind w:left="0" w:right="0" w:firstLine="0"/>
                   </w:pPr>
                   <w:r>
                     <w:rPr>
-                      <w:rFonts w:ascii="Century Schoolbook" w:hAnsi="Century Schoolbook" w:eastAsia="Century Schoolbook" w:cs="Century Schoolbook"/>
+                      <w:rFonts w:ascii="Symbol" w:hAnsi="Symbol" w:eastAsia="Symbol" w:cs="Symbol"/>
                       <w:b w:val="0"/>
                       <w:i w:val="0"/>
                       <w:color w:val="000000"/>
-                      <w:sz w:val="24"/>
+                      <w:sz w:val="17"/>
                     </w:rPr>
-                    <w:t xml:space="preserve">Morbi in dui quis est pulvinar ullamcorper. Nulla facilisi. Integer lacinia sollicitudin massa. Cras </w:t>
+                    <w:t></w:t>
                   </w:r>
                 </w:p>
               </w:txbxContent>
@@ -823,24 +850,24 @@
       </w:r>
       <w:r>
         <w:pict>
-          <v:shape id="DocuMindTextBox31" type="#_x0000_t202" stroked="f" filled="f" o:allowincell="f" style="position:absolute;margin-left:36.140pt;margin-top:611.968pt;width:546.330pt;height:21.000pt;z-index:251659264;mso-position-horizontal-relative:page;mso-position-vertical-relative:page;mso-wrap-style:none;mso-fit-shape-to-text:t;">
+          <v:shape id="DocuMindTextBox32" type="#_x0000_t202" stroked="f" filled="f" o:allowincell="f" style="position:absolute;margin-left:262.579pt;margin-top:655.894pt;width:99.052pt;height:19.799pt;z-index:251659264;mso-position-horizontal-relative:page;mso-position-vertical-relative:page;mso-wrap-style:none;mso-fit-shape-to-text:t;">
             <w10:wrap type="none"/>
             <v:textbox inset="0,0,0,0">
               <w:txbxContent>
                 <w:p>
                   <w:pPr>
-                    <w:spacing w:before="0" w:after="0" w:lineRule="exact" w:line="300"/>
+                    <w:spacing w:before="0" w:after="0" w:lineRule="exact" w:line="276"/>
                     <w:ind w:left="0" w:right="0" w:firstLine="0"/>
                   </w:pPr>
                   <w:r>
                     <w:rPr>
-                      <w:rFonts w:ascii="Century Schoolbook" w:hAnsi="Century Schoolbook" w:eastAsia="Century Schoolbook" w:cs="Century Schoolbook"/>
+                      <w:rFonts w:ascii="Arial" w:hAnsi="Arial" w:eastAsia="Arial" w:cs="Arial"/>
                       <w:b w:val="0"/>
                       <w:i w:val="0"/>
                       <w:color w:val="000000"/>
-                      <w:sz w:val="24"/>
+                      <w:sz w:val="22"/>
                     </w:rPr>
-                    <w:t xml:space="preserve">metus. Sed aliquet risus a tortor. Integer id quam. Morbi mi. Quisque nisl felis, venenatis tristique, </w:t>
+                    <w:t xml:space="preserve"> Reader by clicking </w:t>
                   </w:r>
                 </w:p>
               </w:txbxContent>
@@ -850,24 +877,24 @@
       </w:r>
       <w:r>
         <w:pict>
-          <v:shape id="DocuMindTextBox32" type="#_x0000_t202" stroked="f" filled="f" o:allowincell="f" style="position:absolute;margin-left:36.140pt;margin-top:626.368pt;width:546.334pt;height:21.000pt;z-index:251659264;mso-position-horizontal-relative:page;mso-position-vertical-relative:page;mso-wrap-style:none;mso-fit-shape-to-text:t;">
+          <v:shape id="DocuMindTextBox33" type="#_x0000_t202" stroked="f" filled="f" o:allowincell="f" style="position:absolute;margin-left:358.691pt;margin-top:655.894pt;width:150.014pt;height:19.799pt;z-index:251659264;mso-position-horizontal-relative:page;mso-position-vertical-relative:page;mso-wrap-style:none;mso-fit-shape-to-text:t;">
             <w10:wrap type="none"/>
             <v:textbox inset="0,0,0,0">
               <w:txbxContent>
                 <w:p>
                   <w:pPr>
-                    <w:spacing w:before="0" w:after="0" w:lineRule="exact" w:line="300"/>
+                    <w:spacing w:before="0" w:after="0" w:lineRule="exact" w:line="276"/>
                     <w:ind w:left="0" w:right="0" w:firstLine="0"/>
                   </w:pPr>
                   <w:r>
                     <w:rPr>
-                      <w:rFonts w:ascii="Century Schoolbook" w:hAnsi="Century Schoolbook" w:eastAsia="Century Schoolbook" w:cs="Century Schoolbook"/>
-                      <w:b w:val="0"/>
+                      <w:rFonts w:ascii="Arial" w:hAnsi="Arial" w:eastAsia="Arial" w:cs="Arial"/>
+                      <w:b/>
                       <w:i w:val="0"/>
                       <w:color w:val="000000"/>
-                      <w:sz w:val="24"/>
+                      <w:sz w:val="22"/>
                     </w:rPr>
-                    <w:t xml:space="preserve">dignissim in, ultrices sit amet, augue. Proin sodales libero eget ante. Nulla quam. Aenean laoreet. </w:t>
+                    <w:t>Window &gt; Show Bookmarks</w:t>
                   </w:r>
                 </w:p>
               </w:txbxContent>
@@ -877,24 +904,24 @@
       </w:r>
       <w:r>
         <w:pict>
-          <v:shape id="DocuMindTextBox33" type="#_x0000_t202" stroked="f" filled="f" o:allowincell="f" style="position:absolute;margin-left:36.140pt;margin-top:640.768pt;width:546.325pt;height:21.000pt;z-index:251659264;mso-position-horizontal-relative:page;mso-position-vertical-relative:page;mso-wrap-style:none;mso-fit-shape-to-text:t;">
+          <v:shape id="DocuMindTextBox34" type="#_x0000_t202" stroked="f" filled="f" o:allowincell="f" style="position:absolute;margin-left:505.679pt;margin-top:655.894pt;width:9.070pt;height:19.799pt;z-index:251659264;mso-position-horizontal-relative:page;mso-position-vertical-relative:page;mso-wrap-style:none;mso-fit-shape-to-text:t;">
             <w10:wrap type="none"/>
             <v:textbox inset="0,0,0,0">
               <w:txbxContent>
                 <w:p>
                   <w:pPr>
-                    <w:spacing w:before="0" w:after="0" w:lineRule="exact" w:line="300"/>
+                    <w:spacing w:before="0" w:after="0" w:lineRule="exact" w:line="276"/>
                     <w:ind w:left="0" w:right="0" w:firstLine="0"/>
                   </w:pPr>
                   <w:r>
                     <w:rPr>
-                      <w:rFonts w:ascii="Century Schoolbook" w:hAnsi="Century Schoolbook" w:eastAsia="Century Schoolbook" w:cs="Century Schoolbook"/>
+                      <w:rFonts w:ascii="Arial" w:hAnsi="Arial" w:eastAsia="Arial" w:cs="Arial"/>
                       <w:b w:val="0"/>
                       <w:i w:val="0"/>
                       <w:color w:val="000000"/>
-                      <w:sz w:val="24"/>
+                      <w:sz w:val="22"/>
                     </w:rPr>
-                    <w:t xml:space="preserve">Vestibulum nisi lectus, commodo ac, facilisis ac, ultricies eu, pede. Ut orci risus, accumsan </w:t>
+                    <w:t xml:space="preserve">. </w:t>
                   </w:r>
                 </w:p>
               </w:txbxContent>
@@ -904,24 +931,24 @@
       </w:r>
       <w:r>
         <w:pict>
-          <v:shape id="DocuMindTextBox34" type="#_x0000_t202" stroked="f" filled="f" o:allowincell="f" style="position:absolute;margin-left:36.140pt;margin-top:655.408pt;width:377.908pt;height:21.000pt;z-index:251659264;mso-position-horizontal-relative:page;mso-position-vertical-relative:page;mso-wrap-style:none;mso-fit-shape-to-text:t;">
+          <v:shape id="DocuMindTextBox35" type="#_x0000_t202" stroked="f" filled="f" o:allowincell="f" style="position:absolute;margin-left:57.635pt;margin-top:668.613pt;width:439.022pt;height:19.799pt;z-index:251659264;mso-position-horizontal-relative:page;mso-position-vertical-relative:page;mso-wrap-style:none;mso-fit-shape-to-text:t;">
             <w10:wrap type="none"/>
             <v:textbox inset="0,0,0,0">
               <w:txbxContent>
                 <w:p>
                   <w:pPr>
-                    <w:spacing w:before="0" w:after="0" w:lineRule="exact" w:line="300"/>
+                    <w:spacing w:before="0" w:after="0" w:lineRule="exact" w:line="276"/>
                     <w:ind w:left="0" w:right="0" w:firstLine="0"/>
                   </w:pPr>
                   <w:r>
                     <w:rPr>
-                      <w:rFonts w:ascii="Century Schoolbook" w:hAnsi="Century Schoolbook" w:eastAsia="Century Schoolbook" w:cs="Century Schoolbook"/>
+                      <w:rFonts w:ascii="Arial" w:hAnsi="Arial" w:eastAsia="Arial" w:cs="Arial"/>
                       <w:b w:val="0"/>
                       <w:i w:val="0"/>
                       <w:color w:val="000000"/>
-                      <w:sz w:val="24"/>
+                      <w:sz w:val="22"/>
                     </w:rPr>
-                    <w:t xml:space="preserve">porttitor, cursus quis, aliquet eget, justo. Sed pretium blandit orci.  </w:t>
+                    <w:t xml:space="preserve">Selecting a date from the left pane displays the corresponding page within the document. </w:t>
                   </w:r>
                 </w:p>
               </w:txbxContent>
@@ -931,24 +958,24 @@
       </w:r>
       <w:r>
         <w:pict>
-          <v:shape id="DocuMindTextBox35" type="#_x0000_t202" stroked="f" filled="f" o:allowincell="f" style="position:absolute;margin-left:36.140pt;margin-top:684.208pt;width:546.329pt;height:21.000pt;z-index:251659264;mso-position-horizontal-relative:page;mso-position-vertical-relative:page;mso-wrap-style:none;mso-fit-shape-to-text:t;">
+          <v:shape id="DocuMindTextBox36" type="#_x0000_t202" stroked="f" filled="f" o:allowincell="f" style="position:absolute;margin-left:57.635pt;margin-top:687.212pt;width:469.486pt;height:19.799pt;z-index:251659264;mso-position-horizontal-relative:page;mso-position-vertical-relative:page;mso-wrap-style:none;mso-fit-shape-to-text:t;">
             <w10:wrap type="none"/>
             <v:textbox inset="0,0,0,0">
               <w:txbxContent>
                 <w:p>
                   <w:pPr>
-                    <w:spacing w:before="0" w:after="0" w:lineRule="exact" w:line="300"/>
+                    <w:spacing w:before="0" w:after="0" w:lineRule="exact" w:line="276"/>
                     <w:ind w:left="0" w:right="0" w:firstLine="0"/>
                   </w:pPr>
                   <w:r>
                     <w:rPr>
-                      <w:rFonts w:ascii="Century Schoolbook" w:hAnsi="Century Schoolbook" w:eastAsia="Century Schoolbook" w:cs="Century Schoolbook"/>
+                      <w:rFonts w:ascii="Arial" w:hAnsi="Arial" w:eastAsia="Arial" w:cs="Arial"/>
                       <w:b w:val="0"/>
                       <w:i w:val="0"/>
                       <w:color w:val="000000"/>
-                      <w:sz w:val="24"/>
+                      <w:sz w:val="22"/>
                     </w:rPr>
-                    <w:t xml:space="preserve">Ut eu diam at pede suscipit sodales. Aenean lectus elit, fermentum non, convallis id, sagittis at, </w:t>
+                    <w:t xml:space="preserve">Note that the index has been sorted according to the specification in the bookmark file, and that </w:t>
                   </w:r>
                 </w:p>
               </w:txbxContent>
@@ -958,51 +985,24 @@
       </w:r>
       <w:r>
         <w:pict>
-          <v:shape id="DocuMindTextBox36" type="#_x0000_t202" stroked="f" filled="f" o:allowincell="f" style="position:absolute;margin-left:36.140pt;margin-top:698.608pt;width:546.333pt;height:21.000pt;z-index:251659264;mso-position-horizontal-relative:page;mso-position-vertical-relative:page;mso-wrap-style:none;mso-fit-shape-to-text:t;">
+          <v:shape id="DocuMindTextBox37" type="#_x0000_t202" stroked="f" filled="f" o:allowincell="f" style="position:absolute;margin-left:57.635pt;margin-top:699.931pt;width:384.808pt;height:19.799pt;z-index:251659264;mso-position-horizontal-relative:page;mso-position-vertical-relative:page;mso-wrap-style:none;mso-fit-shape-to-text:t;">
             <w10:wrap type="none"/>
             <v:textbox inset="0,0,0,0">
               <w:txbxContent>
                 <w:p>
                   <w:pPr>
-                    <w:spacing w:before="0" w:after="0" w:lineRule="exact" w:line="300"/>
+                    <w:spacing w:before="0" w:after="0" w:lineRule="exact" w:line="276"/>
                     <w:ind w:left="0" w:right="0" w:firstLine="0"/>
                   </w:pPr>
                   <w:r>
                     <w:rPr>
-                      <w:rFonts w:ascii="Century Schoolbook" w:hAnsi="Century Schoolbook" w:eastAsia="Century Schoolbook" w:cs="Century Schoolbook"/>
+                      <w:rFonts w:ascii="Arial" w:hAnsi="Arial" w:eastAsia="Arial" w:cs="Arial"/>
                       <w:b w:val="0"/>
                       <w:i w:val="0"/>
                       <w:color w:val="000000"/>
-                      <w:sz w:val="24"/>
+                      <w:sz w:val="22"/>
                     </w:rPr>
-                    <w:t xml:space="preserve">neque. Nullam mauris orci, aliquet et, iaculis et, viverra vitae, ligula. Nulla ut felis in purus </w:t>
-                  </w:r>
-                </w:p>
-              </w:txbxContent>
-            </v:textbox>
-          </v:shape>
-        </w:pict>
-      </w:r>
-      <w:r>
-        <w:pict>
-          <v:shape id="DocuMindTextBox37" type="#_x0000_t202" stroked="f" filled="f" o:allowincell="f" style="position:absolute;margin-left:36.140pt;margin-top:713.008pt;width:546.331pt;height:21.000pt;z-index:251659264;mso-position-horizontal-relative:page;mso-position-vertical-relative:page;mso-wrap-style:none;mso-fit-shape-to-text:t;">
-            <w10:wrap type="none"/>
-            <v:textbox inset="0,0,0,0">
-              <w:txbxContent>
-                <w:p>
-                  <w:pPr>
-                    <w:spacing w:before="0" w:after="0" w:lineRule="exact" w:line="300"/>
-                    <w:ind w:left="0" w:right="0" w:firstLine="0"/>
-                  </w:pPr>
-                  <w:r>
-                    <w:rPr>
-                      <w:rFonts w:ascii="Century Schoolbook" w:hAnsi="Century Schoolbook" w:eastAsia="Century Schoolbook" w:cs="Century Schoolbook"/>
-                      <w:b w:val="0"/>
-                      <w:i w:val="0"/>
-                      <w:color w:val="000000"/>
-                      <w:sz w:val="24"/>
-                    </w:rPr>
-                    <w:t xml:space="preserve">aliquam imperdiet. Maecenas aliquet mollis lectus. Vivamus consectetuer risus et tortor. Lorem </w:t>
+                    <w:t xml:space="preserve">pages within the file are created according to the original order in the data file. </w:t>
                   </w:r>
                 </w:p>
               </w:txbxContent>
@@ -1032,7 +1032,61 @@
       </w:r>
       <w:r>
         <w:pict>
-          <v:shape id="DocuMindTextBox38" type="#_x0000_t202" stroked="f" filled="f" o:allowincell="f" style="position:absolute;margin-left:303.020pt;margin-top:740.536pt;width:11.794pt;height:21.000pt;z-index:251659264;mso-position-horizontal-relative:page;mso-position-vertical-relative:page;mso-wrap-style:none;mso-fit-shape-to-text:t;">
+          <v:shape id="DocuMindTextBox38" type="#_x0000_t202" stroked="f" filled="f" o:allowincell="f" style="position:absolute;margin-left:57.636pt;margin-top:734.050pt;width:99.713pt;height:17.249pt;z-index:251659264;mso-position-horizontal-relative:page;mso-position-vertical-relative:page;mso-wrap-style:none;mso-fit-shape-to-text:t;">
+            <w10:wrap type="none"/>
+            <v:textbox inset="0,0,0,0">
+              <w:txbxContent>
+                <w:p>
+                  <w:pPr>
+                    <w:spacing w:before="0" w:after="0" w:lineRule="exact" w:line="225"/>
+                    <w:ind w:left="0" w:right="0" w:firstLine="0"/>
+                  </w:pPr>
+                  <w:r>
+                    <w:rPr>
+                      <w:rFonts w:ascii="Arial" w:hAnsi="Arial" w:eastAsia="Arial" w:cs="Arial"/>
+                      <w:b w:val="0"/>
+                      <w:i w:val="0"/>
+                      <w:color w:val="000000"/>
+                      <w:sz w:val="17"/>
+                    </w:rPr>
+                    <w:t xml:space="preserve">PDF Bookmark Sample </w:t>
+                  </w:r>
+                </w:p>
+              </w:txbxContent>
+            </v:textbox>
+          </v:shape>
+        </w:pict>
+      </w:r>
+      <w:r>
+        <w:pict>
+          <v:shape id="DocuMindTextBox39" type="#_x0000_t202" stroked="f" filled="f" o:allowincell="f" style="position:absolute;margin-left:475.799pt;margin-top:734.050pt;width:51.695pt;height:17.249pt;z-index:251659264;mso-position-horizontal-relative:page;mso-position-vertical-relative:page;mso-wrap-style:none;mso-fit-shape-to-text:t;">
+            <w10:wrap type="none"/>
+            <v:textbox inset="0,0,0,0">
+              <w:txbxContent>
+                <w:p>
+                  <w:pPr>
+                    <w:spacing w:before="0" w:after="0" w:lineRule="exact" w:line="225"/>
+                    <w:ind w:left="0" w:right="0" w:firstLine="0"/>
+                  </w:pPr>
+                  <w:r>
+                    <w:rPr>
+                      <w:rFonts w:ascii="Arial" w:hAnsi="Arial" w:eastAsia="Arial" w:cs="Arial"/>
+                      <w:b w:val="0"/>
+                      <w:i w:val="0"/>
+                      <w:color w:val="000000"/>
+                      <w:sz w:val="17"/>
+                    </w:rPr>
+                    <w:t xml:space="preserve">Page 2 of 4 </w:t>
+                  </w:r>
+                </w:p>
+              </w:txbxContent>
+            </v:textbox>
+          </v:shape>
+        </w:pict>
+      </w:r>
+      <w:r>
+        <w:pict>
+          <v:shape id="DocuMindTextBox40" type="#_x0000_t202" stroked="f" filled="f" o:allowincell="f" style="position:absolute;margin-left:57.636pt;margin-top:110.991pt;width:102.462pt;height:20.999pt;z-index:251659264;mso-position-horizontal-relative:page;mso-position-vertical-relative:page;mso-wrap-style:none;mso-fit-shape-to-text:t;">
             <w10:wrap type="none"/>
             <v:textbox inset="0,0,0,0">
               <w:txbxContent>
@@ -1043,13 +1097,13 @@
                   </w:pPr>
                   <w:r>
                     <w:rPr>
-                      <w:rFonts w:ascii="Calibri" w:hAnsi="Calibri" w:eastAsia="Calibri" w:cs="Calibri"/>
-                      <w:b w:val="0"/>
-                      <w:i w:val="0"/>
+                      <w:rFonts w:ascii="Arial" w:hAnsi="Arial" w:eastAsia="Arial" w:cs="Arial"/>
+                      <w:b/>
+                      <w:i/>
                       <w:color w:val="000000"/>
-                      <w:sz w:val="24"/>
+                      <w:sz w:val="23"/>
                     </w:rPr>
-                    <w:t xml:space="preserve">2 </w:t>
+                    <w:t xml:space="preserve">Sample Data File </w:t>
                   </w:r>
                 </w:p>
               </w:txbxContent>
@@ -1059,7 +1113,1357 @@
       </w:r>
       <w:r>
         <w:pict>
-          <v:shape id="DocuMindTextBox39" type="#_x0000_t202" stroked="f" filled="f" o:allowincell="f" style="position:absolute;margin-left:36.140pt;margin-top:35.008pt;width:546.322pt;height:21.000pt;z-index:251659264;mso-position-horizontal-relative:page;mso-position-vertical-relative:page;mso-wrap-style:none;mso-fit-shape-to-text:t;">
+          <v:shape id="DocuMindTextBox41" type="#_x0000_t202" stroked="f" filled="f" o:allowincell="f" style="position:absolute;margin-left:57.636pt;margin-top:129.846pt;width:56.971pt;height:18.449pt;z-index:251659264;mso-position-horizontal-relative:page;mso-position-vertical-relative:page;mso-wrap-style:none;mso-fit-shape-to-text:t;">
+            <w10:wrap type="none"/>
+            <v:textbox inset="0,0,0,0">
+              <w:txbxContent>
+                <w:p>
+                  <w:pPr>
+                    <w:spacing w:before="0" w:after="0" w:lineRule="exact" w:line="249"/>
+                    <w:ind w:left="0" w:right="0" w:firstLine="0"/>
+                  </w:pPr>
+                  <w:r>
+                    <w:rPr>
+                      <w:rFonts w:ascii="Courier" w:hAnsi="Courier" w:eastAsia="Courier" w:cs="Courier"/>
+                      <w:b w:val="0"/>
+                      <w:i w:val="0"/>
+                      <w:color w:val="000000"/>
+                      <w:sz w:val="19"/>
+                    </w:rPr>
+                    <w:t>^reformat</w:t>
+                  </w:r>
+                </w:p>
+              </w:txbxContent>
+            </v:textbox>
+          </v:shape>
+        </w:pict>
+      </w:r>
+      <w:r>
+        <w:pict>
+          <v:shape id="DocuMindTextBox42" type="#_x0000_t202" stroked="f" filled="f" o:allowincell="f" style="position:absolute;margin-left:117.630pt;margin-top:129.846pt;width:32.973pt;height:18.449pt;z-index:251659264;mso-position-horizontal-relative:page;mso-position-vertical-relative:page;mso-wrap-style:none;mso-fit-shape-to-text:t;">
+            <w10:wrap type="none"/>
+            <v:textbox inset="0,0,0,0">
+              <w:txbxContent>
+                <w:p>
+                  <w:pPr>
+                    <w:spacing w:before="0" w:after="0" w:lineRule="exact" w:line="249"/>
+                    <w:ind w:left="0" w:right="0" w:firstLine="0"/>
+                  </w:pPr>
+                  <w:r>
+                    <w:rPr>
+                      <w:rFonts w:ascii="Courier" w:hAnsi="Courier" w:eastAsia="Courier" w:cs="Courier"/>
+                      <w:b w:val="0"/>
+                      <w:i w:val="0"/>
+                      <w:color w:val="000000"/>
+                      <w:sz w:val="19"/>
+                    </w:rPr>
+                    <w:t>trunc</w:t>
+                  </w:r>
+                </w:p>
+              </w:txbxContent>
+            </v:textbox>
+          </v:shape>
+        </w:pict>
+      </w:r>
+      <w:r>
+        <w:pict>
+          <v:shape id="DocuMindTextBox43" type="#_x0000_t202" stroked="f" filled="f" o:allowincell="f" style="position:absolute;margin-left:57.636pt;margin-top:141.245pt;width:62.970pt;height:18.449pt;z-index:251659264;mso-position-horizontal-relative:page;mso-position-vertical-relative:page;mso-wrap-style:none;mso-fit-shape-to-text:t;">
+            <w10:wrap type="none"/>
+            <v:textbox inset="0,0,0,0">
+              <w:txbxContent>
+                <w:p>
+                  <w:pPr>
+                    <w:spacing w:before="0" w:after="0" w:lineRule="exact" w:line="249"/>
+                    <w:ind w:left="0" w:right="0" w:firstLine="0"/>
+                  </w:pPr>
+                  <w:r>
+                    <w:rPr>
+                      <w:rFonts w:ascii="Courier" w:hAnsi="Courier" w:eastAsia="Courier" w:cs="Courier"/>
+                      <w:b w:val="0"/>
+                      <w:i w:val="0"/>
+                      <w:color w:val="000000"/>
+                      <w:sz w:val="19"/>
+                    </w:rPr>
+                    <w:t>^symbolset</w:t>
+                  </w:r>
+                </w:p>
+              </w:txbxContent>
+            </v:textbox>
+          </v:shape>
+        </w:pict>
+      </w:r>
+      <w:r>
+        <w:pict>
+          <v:shape id="DocuMindTextBox44" type="#_x0000_t202" stroked="f" filled="f" o:allowincell="f" style="position:absolute;margin-left:123.630pt;margin-top:141.245pt;width:56.971pt;height:18.449pt;z-index:251659264;mso-position-horizontal-relative:page;mso-position-vertical-relative:page;mso-wrap-style:none;mso-fit-shape-to-text:t;">
+            <w10:wrap type="none"/>
+            <v:textbox inset="0,0,0,0">
+              <w:txbxContent>
+                <w:p>
+                  <w:pPr>
+                    <w:spacing w:before="0" w:after="0" w:lineRule="exact" w:line="249"/>
+                    <w:ind w:left="0" w:right="0" w:firstLine="0"/>
+                  </w:pPr>
+                  <w:r>
+                    <w:rPr>
+                      <w:rFonts w:ascii="Courier" w:hAnsi="Courier" w:eastAsia="Courier" w:cs="Courier"/>
+                      <w:b w:val="0"/>
+                      <w:i w:val="0"/>
+                      <w:color w:val="000000"/>
+                      <w:sz w:val="19"/>
+                    </w:rPr>
+                    <w:t>WINLATIN1</w:t>
+                  </w:r>
+                </w:p>
+              </w:txbxContent>
+            </v:textbox>
+          </v:shape>
+        </w:pict>
+      </w:r>
+      <w:r>
+        <w:pict>
+          <v:shape id="DocuMindTextBox45" type="#_x0000_t202" stroked="f" filled="f" o:allowincell="f" style="position:absolute;margin-left:57.636pt;margin-top:152.524pt;width:38.973pt;height:18.449pt;z-index:251659264;mso-position-horizontal-relative:page;mso-position-vertical-relative:page;mso-wrap-style:none;mso-fit-shape-to-text:t;">
+            <w10:wrap type="none"/>
+            <v:textbox inset="0,0,0,0">
+              <w:txbxContent>
+                <w:p>
+                  <w:pPr>
+                    <w:spacing w:before="0" w:after="0" w:lineRule="exact" w:line="249"/>
+                    <w:ind w:left="0" w:right="0" w:firstLine="0"/>
+                  </w:pPr>
+                  <w:r>
+                    <w:rPr>
+                      <w:rFonts w:ascii="Courier" w:hAnsi="Courier" w:eastAsia="Courier" w:cs="Courier"/>
+                      <w:b w:val="0"/>
+                      <w:i w:val="0"/>
+                      <w:color w:val="000000"/>
+                      <w:sz w:val="19"/>
+                    </w:rPr>
+                    <w:t>^field</w:t>
+                  </w:r>
+                </w:p>
+              </w:txbxContent>
+            </v:textbox>
+          </v:shape>
+        </w:pict>
+      </w:r>
+      <w:r>
+        <w:pict>
+          <v:shape id="DocuMindTextBox46" type="#_x0000_t202" stroked="f" filled="f" o:allowincell="f" style="position:absolute;margin-left:99.632pt;margin-top:152.524pt;width:62.970pt;height:18.449pt;z-index:251659264;mso-position-horizontal-relative:page;mso-position-vertical-relative:page;mso-wrap-style:none;mso-fit-shape-to-text:t;">
+            <w10:wrap type="none"/>
+            <v:textbox inset="0,0,0,0">
+              <w:txbxContent>
+                <w:p>
+                  <w:pPr>
+                    <w:spacing w:before="0" w:after="0" w:lineRule="exact" w:line="249"/>
+                    <w:ind w:left="0" w:right="0" w:firstLine="0"/>
+                  </w:pPr>
+                  <w:r>
+                    <w:rPr>
+                      <w:rFonts w:ascii="Courier" w:hAnsi="Courier" w:eastAsia="Courier" w:cs="Courier"/>
+                      <w:b w:val="0"/>
+                      <w:i w:val="0"/>
+                      <w:color w:val="000000"/>
+                      <w:sz w:val="19"/>
+                    </w:rPr>
+                    <w:t>trans_date</w:t>
+                  </w:r>
+                </w:p>
+              </w:txbxContent>
+            </v:textbox>
+          </v:shape>
+        </w:pict>
+      </w:r>
+      <w:r>
+        <w:pict>
+          <v:shape id="DocuMindTextBox47" type="#_x0000_t202" stroked="f" filled="f" o:allowincell="f" style="position:absolute;margin-left:57.636pt;margin-top:163.803pt;width:56.971pt;height:18.449pt;z-index:251659264;mso-position-horizontal-relative:page;mso-position-vertical-relative:page;mso-wrap-style:none;mso-fit-shape-to-text:t;">
+            <w10:wrap type="none"/>
+            <v:textbox inset="0,0,0,0">
+              <w:txbxContent>
+                <w:p>
+                  <w:pPr>
+                    <w:spacing w:before="0" w:after="0" w:lineRule="exact" w:line="249"/>
+                    <w:ind w:left="0" w:right="0" w:firstLine="0"/>
+                  </w:pPr>
+                  <w:r>
+                    <w:rPr>
+                      <w:rFonts w:ascii="Courier" w:hAnsi="Courier" w:eastAsia="Courier" w:cs="Courier"/>
+                      <w:b w:val="0"/>
+                      <w:i w:val="0"/>
+                      <w:color w:val="000000"/>
+                      <w:sz w:val="19"/>
+                    </w:rPr>
+                    <w:t>2000-01-1</w:t>
+                  </w:r>
+                </w:p>
+              </w:txbxContent>
+            </v:textbox>
+          </v:shape>
+        </w:pict>
+      </w:r>
+      <w:r>
+        <w:pict>
+          <v:shape id="DocuMindTextBox48" type="#_x0000_t202" stroked="f" filled="f" o:allowincell="f" style="position:absolute;margin-left:57.636pt;margin-top:175.202pt;width:38.973pt;height:18.449pt;z-index:251659264;mso-position-horizontal-relative:page;mso-position-vertical-relative:page;mso-wrap-style:none;mso-fit-shape-to-text:t;">
+            <w10:wrap type="none"/>
+            <v:textbox inset="0,0,0,0">
+              <w:txbxContent>
+                <w:p>
+                  <w:pPr>
+                    <w:spacing w:before="0" w:after="0" w:lineRule="exact" w:line="249"/>
+                    <w:ind w:left="0" w:right="0" w:firstLine="0"/>
+                  </w:pPr>
+                  <w:r>
+                    <w:rPr>
+                      <w:rFonts w:ascii="Courier" w:hAnsi="Courier" w:eastAsia="Courier" w:cs="Courier"/>
+                      <w:b w:val="0"/>
+                      <w:i w:val="0"/>
+                      <w:color w:val="000000"/>
+                      <w:sz w:val="19"/>
+                    </w:rPr>
+                    <w:t>^field</w:t>
+                  </w:r>
+                </w:p>
+              </w:txbxContent>
+            </v:textbox>
+          </v:shape>
+        </w:pict>
+      </w:r>
+      <w:r>
+        <w:pict>
+          <v:shape id="DocuMindTextBox49" type="#_x0000_t202" stroked="f" filled="f" o:allowincell="f" style="position:absolute;margin-left:99.632pt;margin-top:175.202pt;width:68.970pt;height:18.449pt;z-index:251659264;mso-position-horizontal-relative:page;mso-position-vertical-relative:page;mso-wrap-style:none;mso-fit-shape-to-text:t;">
+            <w10:wrap type="none"/>
+            <v:textbox inset="0,0,0,0">
+              <w:txbxContent>
+                <w:p>
+                  <w:pPr>
+                    <w:spacing w:before="0" w:after="0" w:lineRule="exact" w:line="249"/>
+                    <w:ind w:left="0" w:right="0" w:firstLine="0"/>
+                  </w:pPr>
+                  <w:r>
+                    <w:rPr>
+                      <w:rFonts w:ascii="Courier" w:hAnsi="Courier" w:eastAsia="Courier" w:cs="Courier"/>
+                      <w:b w:val="0"/>
+                      <w:i w:val="0"/>
+                      <w:color w:val="000000"/>
+                      <w:sz w:val="19"/>
+                    </w:rPr>
+                    <w:t>description</w:t>
+                  </w:r>
+                </w:p>
+              </w:txbxContent>
+            </v:textbox>
+          </v:shape>
+        </w:pict>
+      </w:r>
+      <w:r>
+        <w:pict>
+          <v:shape id="DocuMindTextBox50" type="#_x0000_t202" stroked="f" filled="f" o:allowincell="f" style="position:absolute;margin-left:57.636pt;margin-top:186.481pt;width:68.970pt;height:18.449pt;z-index:251659264;mso-position-horizontal-relative:page;mso-position-vertical-relative:page;mso-wrap-style:none;mso-fit-shape-to-text:t;">
+            <w10:wrap type="none"/>
+            <v:textbox inset="0,0,0,0">
+              <w:txbxContent>
+                <w:p>
+                  <w:pPr>
+                    <w:spacing w:before="0" w:after="0" w:lineRule="exact" w:line="249"/>
+                    <w:ind w:left="0" w:right="0" w:firstLine="0"/>
+                  </w:pPr>
+                  <w:r>
+                    <w:rPr>
+                      <w:rFonts w:ascii="Courier" w:hAnsi="Courier" w:eastAsia="Courier" w:cs="Courier"/>
+                      <w:b w:val="0"/>
+                      <w:i w:val="0"/>
+                      <w:color w:val="000000"/>
+                      <w:sz w:val="19"/>
+                    </w:rPr>
+                    <w:t>Description</w:t>
+                  </w:r>
+                </w:p>
+              </w:txbxContent>
+            </v:textbox>
+          </v:shape>
+        </w:pict>
+      </w:r>
+      <w:r>
+        <w:pict>
+          <v:shape id="DocuMindTextBox51" type="#_x0000_t202" stroked="f" filled="f" o:allowincell="f" style="position:absolute;margin-left:129.629pt;margin-top:186.481pt;width:20.974pt;height:18.449pt;z-index:251659264;mso-position-horizontal-relative:page;mso-position-vertical-relative:page;mso-wrap-style:none;mso-fit-shape-to-text:t;">
+            <w10:wrap type="none"/>
+            <v:textbox inset="0,0,0,0">
+              <w:txbxContent>
+                <w:p>
+                  <w:pPr>
+                    <w:spacing w:before="0" w:after="0" w:lineRule="exact" w:line="249"/>
+                    <w:ind w:left="0" w:right="0" w:firstLine="0"/>
+                  </w:pPr>
+                  <w:r>
+                    <w:rPr>
+                      <w:rFonts w:ascii="Courier" w:hAnsi="Courier" w:eastAsia="Courier" w:cs="Courier"/>
+                      <w:b w:val="0"/>
+                      <w:i w:val="0"/>
+                      <w:color w:val="000000"/>
+                      <w:sz w:val="19"/>
+                    </w:rPr>
+                    <w:t>for</w:t>
+                  </w:r>
+                </w:p>
+              </w:txbxContent>
+            </v:textbox>
+          </v:shape>
+        </w:pict>
+      </w:r>
+      <w:r>
+        <w:pict>
+          <v:shape id="DocuMindTextBox52" type="#_x0000_t202" stroked="f" filled="f" o:allowincell="f" style="position:absolute;margin-left:153.627pt;margin-top:186.481pt;width:26.974pt;height:18.449pt;z-index:251659264;mso-position-horizontal-relative:page;mso-position-vertical-relative:page;mso-wrap-style:none;mso-fit-shape-to-text:t;">
+            <w10:wrap type="none"/>
+            <v:textbox inset="0,0,0,0">
+              <w:txbxContent>
+                <w:p>
+                  <w:pPr>
+                    <w:spacing w:before="0" w:after="0" w:lineRule="exact" w:line="249"/>
+                    <w:ind w:left="0" w:right="0" w:firstLine="0"/>
+                  </w:pPr>
+                  <w:r>
+                    <w:rPr>
+                      <w:rFonts w:ascii="Courier" w:hAnsi="Courier" w:eastAsia="Courier" w:cs="Courier"/>
+                      <w:b w:val="0"/>
+                      <w:i w:val="0"/>
+                      <w:color w:val="000000"/>
+                      <w:sz w:val="19"/>
+                    </w:rPr>
+                    <w:t>item</w:t>
+                  </w:r>
+                </w:p>
+              </w:txbxContent>
+            </v:textbox>
+          </v:shape>
+        </w:pict>
+      </w:r>
+      <w:r>
+        <w:pict>
+          <v:shape id="DocuMindTextBox53" type="#_x0000_t202" stroked="f" filled="f" o:allowincell="f" style="position:absolute;margin-left:183.624pt;margin-top:186.481pt;width:14.975pt;height:18.449pt;z-index:251659264;mso-position-horizontal-relative:page;mso-position-vertical-relative:page;mso-wrap-style:none;mso-fit-shape-to-text:t;">
+            <w10:wrap type="none"/>
+            <v:textbox inset="0,0,0,0">
+              <w:txbxContent>
+                <w:p>
+                  <w:pPr>
+                    <w:spacing w:before="0" w:after="0" w:lineRule="exact" w:line="249"/>
+                    <w:ind w:left="0" w:right="0" w:firstLine="0"/>
+                  </w:pPr>
+                  <w:r>
+                    <w:rPr>
+                      <w:rFonts w:ascii="Courier" w:hAnsi="Courier" w:eastAsia="Courier" w:cs="Courier"/>
+                      <w:b w:val="0"/>
+                      <w:i w:val="0"/>
+                      <w:color w:val="000000"/>
+                      <w:sz w:val="19"/>
+                    </w:rPr>
+                    <w:t>#1</w:t>
+                  </w:r>
+                </w:p>
+              </w:txbxContent>
+            </v:textbox>
+          </v:shape>
+        </w:pict>
+      </w:r>
+      <w:r>
+        <w:pict>
+          <v:shape id="DocuMindTextBox54" type="#_x0000_t202" stroked="f" filled="f" o:allowincell="f" style="position:absolute;margin-left:57.636pt;margin-top:197.881pt;width:38.973pt;height:18.449pt;z-index:251659264;mso-position-horizontal-relative:page;mso-position-vertical-relative:page;mso-wrap-style:none;mso-fit-shape-to-text:t;">
+            <w10:wrap type="none"/>
+            <v:textbox inset="0,0,0,0">
+              <w:txbxContent>
+                <w:p>
+                  <w:pPr>
+                    <w:spacing w:before="0" w:after="0" w:lineRule="exact" w:line="249"/>
+                    <w:ind w:left="0" w:right="0" w:firstLine="0"/>
+                  </w:pPr>
+                  <w:r>
+                    <w:rPr>
+                      <w:rFonts w:ascii="Courier" w:hAnsi="Courier" w:eastAsia="Courier" w:cs="Courier"/>
+                      <w:b w:val="0"/>
+                      <w:i w:val="0"/>
+                      <w:color w:val="000000"/>
+                      <w:sz w:val="19"/>
+                    </w:rPr>
+                    <w:t>^field</w:t>
+                  </w:r>
+                </w:p>
+              </w:txbxContent>
+            </v:textbox>
+          </v:shape>
+        </w:pict>
+      </w:r>
+      <w:r>
+        <w:pict>
+          <v:shape id="DocuMindTextBox55" type="#_x0000_t202" stroked="f" filled="f" o:allowincell="f" style="position:absolute;margin-left:99.632pt;margin-top:197.881pt;width:62.970pt;height:18.449pt;z-index:251659264;mso-position-horizontal-relative:page;mso-position-vertical-relative:page;mso-wrap-style:none;mso-fit-shape-to-text:t;">
+            <w10:wrap type="none"/>
+            <v:textbox inset="0,0,0,0">
+              <w:txbxContent>
+                <w:p>
+                  <w:pPr>
+                    <w:spacing w:before="0" w:after="0" w:lineRule="exact" w:line="249"/>
+                    <w:ind w:left="0" w:right="0" w:firstLine="0"/>
+                  </w:pPr>
+                  <w:r>
+                    <w:rPr>
+                      <w:rFonts w:ascii="Courier" w:hAnsi="Courier" w:eastAsia="Courier" w:cs="Courier"/>
+                      <w:b w:val="0"/>
+                      <w:i w:val="0"/>
+                      <w:color w:val="000000"/>
+                      <w:sz w:val="19"/>
+                    </w:rPr>
+                    <w:t>trans_type</w:t>
+                  </w:r>
+                </w:p>
+              </w:txbxContent>
+            </v:textbox>
+          </v:shape>
+        </w:pict>
+      </w:r>
+      <w:r>
+        <w:pict>
+          <v:shape id="DocuMindTextBox56" type="#_x0000_t202" stroked="f" filled="f" o:allowincell="f" style="position:absolute;margin-left:57.636pt;margin-top:209.159pt;width:32.973pt;height:18.449pt;z-index:251659264;mso-position-horizontal-relative:page;mso-position-vertical-relative:page;mso-wrap-style:none;mso-fit-shape-to-text:t;">
+            <w10:wrap type="none"/>
+            <v:textbox inset="0,0,0,0">
+              <w:txbxContent>
+                <w:p>
+                  <w:pPr>
+                    <w:spacing w:before="0" w:after="0" w:lineRule="exact" w:line="249"/>
+                    <w:ind w:left="0" w:right="0" w:firstLine="0"/>
+                  </w:pPr>
+                  <w:r>
+                    <w:rPr>
+                      <w:rFonts w:ascii="Courier" w:hAnsi="Courier" w:eastAsia="Courier" w:cs="Courier"/>
+                      <w:b w:val="0"/>
+                      <w:i w:val="0"/>
+                      <w:color w:val="000000"/>
+                      <w:sz w:val="19"/>
+                    </w:rPr>
+                    <w:t>TYPE1</w:t>
+                  </w:r>
+                </w:p>
+              </w:txbxContent>
+            </v:textbox>
+          </v:shape>
+        </w:pict>
+      </w:r>
+      <w:r>
+        <w:pict>
+          <v:shape id="DocuMindTextBox57" type="#_x0000_t202" stroked="f" filled="f" o:allowincell="f" style="position:absolute;margin-left:57.636pt;margin-top:220.438pt;width:38.973pt;height:18.449pt;z-index:251659264;mso-position-horizontal-relative:page;mso-position-vertical-relative:page;mso-wrap-style:none;mso-fit-shape-to-text:t;">
+            <w10:wrap type="none"/>
+            <v:textbox inset="0,0,0,0">
+              <w:txbxContent>
+                <w:p>
+                  <w:pPr>
+                    <w:spacing w:before="0" w:after="0" w:lineRule="exact" w:line="249"/>
+                    <w:ind w:left="0" w:right="0" w:firstLine="0"/>
+                  </w:pPr>
+                  <w:r>
+                    <w:rPr>
+                      <w:rFonts w:ascii="Courier" w:hAnsi="Courier" w:eastAsia="Courier" w:cs="Courier"/>
+                      <w:b w:val="0"/>
+                      <w:i w:val="0"/>
+                      <w:color w:val="000000"/>
+                      <w:sz w:val="19"/>
+                    </w:rPr>
+                    <w:t>^field</w:t>
+                  </w:r>
+                </w:p>
+              </w:txbxContent>
+            </v:textbox>
+          </v:shape>
+        </w:pict>
+      </w:r>
+      <w:r>
+        <w:pict>
+          <v:shape id="DocuMindTextBox58" type="#_x0000_t202" stroked="f" filled="f" o:allowincell="f" style="position:absolute;margin-left:99.632pt;margin-top:220.438pt;width:74.969pt;height:18.449pt;z-index:251659264;mso-position-horizontal-relative:page;mso-position-vertical-relative:page;mso-wrap-style:none;mso-fit-shape-to-text:t;">
+            <w10:wrap type="none"/>
+            <v:textbox inset="0,0,0,0">
+              <w:txbxContent>
+                <w:p>
+                  <w:pPr>
+                    <w:spacing w:before="0" w:after="0" w:lineRule="exact" w:line="249"/>
+                    <w:ind w:left="0" w:right="0" w:firstLine="0"/>
+                  </w:pPr>
+                  <w:r>
+                    <w:rPr>
+                      <w:rFonts w:ascii="Courier" w:hAnsi="Courier" w:eastAsia="Courier" w:cs="Courier"/>
+                      <w:b w:val="0"/>
+                      <w:i w:val="0"/>
+                      <w:color w:val="000000"/>
+                      <w:sz w:val="19"/>
+                    </w:rPr>
+                    <w:t>trans_amount</w:t>
+                  </w:r>
+                </w:p>
+              </w:txbxContent>
+            </v:textbox>
+          </v:shape>
+        </w:pict>
+      </w:r>
+      <w:r>
+        <w:pict>
+          <v:shape id="DocuMindTextBox59" type="#_x0000_t202" stroked="f" filled="f" o:allowincell="f" style="position:absolute;margin-left:57.636pt;margin-top:231.837pt;width:32.973pt;height:18.449pt;z-index:251659264;mso-position-horizontal-relative:page;mso-position-vertical-relative:page;mso-wrap-style:none;mso-fit-shape-to-text:t;">
+            <w10:wrap type="none"/>
+            <v:textbox inset="0,0,0,0">
+              <w:txbxContent>
+                <w:p>
+                  <w:pPr>
+                    <w:spacing w:before="0" w:after="0" w:lineRule="exact" w:line="249"/>
+                    <w:ind w:left="0" w:right="0" w:firstLine="0"/>
+                  </w:pPr>
+                  <w:r>
+                    <w:rPr>
+                      <w:rFonts w:ascii="Courier" w:hAnsi="Courier" w:eastAsia="Courier" w:cs="Courier"/>
+                      <w:b w:val="0"/>
+                      <w:i w:val="0"/>
+                      <w:color w:val="000000"/>
+                      <w:sz w:val="19"/>
+                    </w:rPr>
+                    <w:t>11.00</w:t>
+                  </w:r>
+                </w:p>
+              </w:txbxContent>
+            </v:textbox>
+          </v:shape>
+        </w:pict>
+      </w:r>
+      <w:r>
+        <w:pict>
+          <v:shape id="DocuMindTextBox60" type="#_x0000_t202" stroked="f" filled="f" o:allowincell="f" style="position:absolute;margin-left:57.636pt;margin-top:243.116pt;width:32.973pt;height:18.449pt;z-index:251659264;mso-position-horizontal-relative:page;mso-position-vertical-relative:page;mso-wrap-style:none;mso-fit-shape-to-text:t;">
+            <w10:wrap type="none"/>
+            <v:textbox inset="0,0,0,0">
+              <w:txbxContent>
+                <w:p>
+                  <w:pPr>
+                    <w:spacing w:before="0" w:after="0" w:lineRule="exact" w:line="249"/>
+                    <w:ind w:left="0" w:right="0" w:firstLine="0"/>
+                  </w:pPr>
+                  <w:r>
+                    <w:rPr>
+                      <w:rFonts w:ascii="Courier" w:hAnsi="Courier" w:eastAsia="Courier" w:cs="Courier"/>
+                      <w:b w:val="0"/>
+                      <w:i w:val="0"/>
+                      <w:color w:val="000000"/>
+                      <w:sz w:val="19"/>
+                    </w:rPr>
+                    <w:t>^page</w:t>
+                  </w:r>
+                </w:p>
+              </w:txbxContent>
+            </v:textbox>
+          </v:shape>
+        </w:pict>
+      </w:r>
+      <w:r>
+        <w:pict>
+          <v:shape id="DocuMindTextBox61" type="#_x0000_t202" stroked="f" filled="f" o:allowincell="f" style="position:absolute;margin-left:93.632pt;margin-top:243.116pt;width:8.976pt;height:18.449pt;z-index:251659264;mso-position-horizontal-relative:page;mso-position-vertical-relative:page;mso-wrap-style:none;mso-fit-shape-to-text:t;">
+            <w10:wrap type="none"/>
+            <v:textbox inset="0,0,0,0">
+              <w:txbxContent>
+                <w:p>
+                  <w:pPr>
+                    <w:spacing w:before="0" w:after="0" w:lineRule="exact" w:line="249"/>
+                    <w:ind w:left="0" w:right="0" w:firstLine="0"/>
+                  </w:pPr>
+                  <w:r>
+                    <w:rPr>
+                      <w:rFonts w:ascii="Courier" w:hAnsi="Courier" w:eastAsia="Courier" w:cs="Courier"/>
+                      <w:b w:val="0"/>
+                      <w:i w:val="0"/>
+                      <w:color w:val="000000"/>
+                      <w:sz w:val="19"/>
+                    </w:rPr>
+                    <w:t>1</w:t>
+                  </w:r>
+                </w:p>
+              </w:txbxContent>
+            </v:textbox>
+          </v:shape>
+        </w:pict>
+      </w:r>
+      <w:r>
+        <w:pict>
+          <v:shape id="DocuMindTextBox62" type="#_x0000_t202" stroked="f" filled="f" o:allowincell="f" style="position:absolute;margin-left:57.636pt;margin-top:254.516pt;width:38.973pt;height:18.449pt;z-index:251659264;mso-position-horizontal-relative:page;mso-position-vertical-relative:page;mso-wrap-style:none;mso-fit-shape-to-text:t;">
+            <w10:wrap type="none"/>
+            <v:textbox inset="0,0,0,0">
+              <w:txbxContent>
+                <w:p>
+                  <w:pPr>
+                    <w:spacing w:before="0" w:after="0" w:lineRule="exact" w:line="249"/>
+                    <w:ind w:left="0" w:right="0" w:firstLine="0"/>
+                  </w:pPr>
+                  <w:r>
+                    <w:rPr>
+                      <w:rFonts w:ascii="Courier" w:hAnsi="Courier" w:eastAsia="Courier" w:cs="Courier"/>
+                      <w:b w:val="0"/>
+                      <w:i w:val="0"/>
+                      <w:color w:val="000000"/>
+                      <w:sz w:val="19"/>
+                    </w:rPr>
+                    <w:t>^field</w:t>
+                  </w:r>
+                </w:p>
+              </w:txbxContent>
+            </v:textbox>
+          </v:shape>
+        </w:pict>
+      </w:r>
+      <w:r>
+        <w:pict>
+          <v:shape id="DocuMindTextBox63" type="#_x0000_t202" stroked="f" filled="f" o:allowincell="f" style="position:absolute;margin-left:99.632pt;margin-top:254.516pt;width:62.970pt;height:18.449pt;z-index:251659264;mso-position-horizontal-relative:page;mso-position-vertical-relative:page;mso-wrap-style:none;mso-fit-shape-to-text:t;">
+            <w10:wrap type="none"/>
+            <v:textbox inset="0,0,0,0">
+              <w:txbxContent>
+                <w:p>
+                  <w:pPr>
+                    <w:spacing w:before="0" w:after="0" w:lineRule="exact" w:line="249"/>
+                    <w:ind w:left="0" w:right="0" w:firstLine="0"/>
+                  </w:pPr>
+                  <w:r>
+                    <w:rPr>
+                      <w:rFonts w:ascii="Courier" w:hAnsi="Courier" w:eastAsia="Courier" w:cs="Courier"/>
+                      <w:b w:val="0"/>
+                      <w:i w:val="0"/>
+                      <w:color w:val="000000"/>
+                      <w:sz w:val="19"/>
+                    </w:rPr>
+                    <w:t>trans_date</w:t>
+                  </w:r>
+                </w:p>
+              </w:txbxContent>
+            </v:textbox>
+          </v:shape>
+        </w:pict>
+      </w:r>
+      <w:r>
+        <w:pict>
+          <v:shape id="DocuMindTextBox64" type="#_x0000_t202" stroked="f" filled="f" o:allowincell="f" style="position:absolute;margin-left:57.636pt;margin-top:265.794pt;width:56.971pt;height:18.449pt;z-index:251659264;mso-position-horizontal-relative:page;mso-position-vertical-relative:page;mso-wrap-style:none;mso-fit-shape-to-text:t;">
+            <w10:wrap type="none"/>
+            <v:textbox inset="0,0,0,0">
+              <w:txbxContent>
+                <w:p>
+                  <w:pPr>
+                    <w:spacing w:before="0" w:after="0" w:lineRule="exact" w:line="249"/>
+                    <w:ind w:left="0" w:right="0" w:firstLine="0"/>
+                  </w:pPr>
+                  <w:r>
+                    <w:rPr>
+                      <w:rFonts w:ascii="Courier" w:hAnsi="Courier" w:eastAsia="Courier" w:cs="Courier"/>
+                      <w:b w:val="0"/>
+                      <w:i w:val="0"/>
+                      <w:color w:val="000000"/>
+                      <w:sz w:val="19"/>
+                    </w:rPr>
+                    <w:t>2000-01-2</w:t>
+                  </w:r>
+                </w:p>
+              </w:txbxContent>
+            </v:textbox>
+          </v:shape>
+        </w:pict>
+      </w:r>
+      <w:r>
+        <w:pict>
+          <v:shape id="DocuMindTextBox65" type="#_x0000_t202" stroked="f" filled="f" o:allowincell="f" style="position:absolute;margin-left:57.636pt;margin-top:277.073pt;width:38.973pt;height:18.449pt;z-index:251659264;mso-position-horizontal-relative:page;mso-position-vertical-relative:page;mso-wrap-style:none;mso-fit-shape-to-text:t;">
+            <w10:wrap type="none"/>
+            <v:textbox inset="0,0,0,0">
+              <w:txbxContent>
+                <w:p>
+                  <w:pPr>
+                    <w:spacing w:before="0" w:after="0" w:lineRule="exact" w:line="249"/>
+                    <w:ind w:left="0" w:right="0" w:firstLine="0"/>
+                  </w:pPr>
+                  <w:r>
+                    <w:rPr>
+                      <w:rFonts w:ascii="Courier" w:hAnsi="Courier" w:eastAsia="Courier" w:cs="Courier"/>
+                      <w:b w:val="0"/>
+                      <w:i w:val="0"/>
+                      <w:color w:val="000000"/>
+                      <w:sz w:val="19"/>
+                    </w:rPr>
+                    <w:t>^field</w:t>
+                  </w:r>
+                </w:p>
+              </w:txbxContent>
+            </v:textbox>
+          </v:shape>
+        </w:pict>
+      </w:r>
+      <w:r>
+        <w:pict>
+          <v:shape id="DocuMindTextBox66" type="#_x0000_t202" stroked="f" filled="f" o:allowincell="f" style="position:absolute;margin-left:99.632pt;margin-top:277.073pt;width:68.970pt;height:18.449pt;z-index:251659264;mso-position-horizontal-relative:page;mso-position-vertical-relative:page;mso-wrap-style:none;mso-fit-shape-to-text:t;">
+            <w10:wrap type="none"/>
+            <v:textbox inset="0,0,0,0">
+              <w:txbxContent>
+                <w:p>
+                  <w:pPr>
+                    <w:spacing w:before="0" w:after="0" w:lineRule="exact" w:line="249"/>
+                    <w:ind w:left="0" w:right="0" w:firstLine="0"/>
+                  </w:pPr>
+                  <w:r>
+                    <w:rPr>
+                      <w:rFonts w:ascii="Courier" w:hAnsi="Courier" w:eastAsia="Courier" w:cs="Courier"/>
+                      <w:b w:val="0"/>
+                      <w:i w:val="0"/>
+                      <w:color w:val="000000"/>
+                      <w:sz w:val="19"/>
+                    </w:rPr>
+                    <w:t>description</w:t>
+                  </w:r>
+                </w:p>
+              </w:txbxContent>
+            </v:textbox>
+          </v:shape>
+        </w:pict>
+      </w:r>
+      <w:r>
+        <w:pict>
+          <v:shape id="DocuMindTextBox67" type="#_x0000_t202" stroked="f" filled="f" o:allowincell="f" style="position:absolute;margin-left:57.636pt;margin-top:288.472pt;width:68.970pt;height:18.449pt;z-index:251659264;mso-position-horizontal-relative:page;mso-position-vertical-relative:page;mso-wrap-style:none;mso-fit-shape-to-text:t;">
+            <w10:wrap type="none"/>
+            <v:textbox inset="0,0,0,0">
+              <w:txbxContent>
+                <w:p>
+                  <w:pPr>
+                    <w:spacing w:before="0" w:after="0" w:lineRule="exact" w:line="249"/>
+                    <w:ind w:left="0" w:right="0" w:firstLine="0"/>
+                  </w:pPr>
+                  <w:r>
+                    <w:rPr>
+                      <w:rFonts w:ascii="Courier" w:hAnsi="Courier" w:eastAsia="Courier" w:cs="Courier"/>
+                      <w:b w:val="0"/>
+                      <w:i w:val="0"/>
+                      <w:color w:val="000000"/>
+                      <w:sz w:val="19"/>
+                    </w:rPr>
+                    <w:t>Description</w:t>
+                  </w:r>
+                </w:p>
+              </w:txbxContent>
+            </v:textbox>
+          </v:shape>
+        </w:pict>
+      </w:r>
+      <w:r>
+        <w:pict>
+          <v:shape id="DocuMindTextBox68" type="#_x0000_t202" stroked="f" filled="f" o:allowincell="f" style="position:absolute;margin-left:129.629pt;margin-top:288.472pt;width:20.974pt;height:18.449pt;z-index:251659264;mso-position-horizontal-relative:page;mso-position-vertical-relative:page;mso-wrap-style:none;mso-fit-shape-to-text:t;">
+            <w10:wrap type="none"/>
+            <v:textbox inset="0,0,0,0">
+              <w:txbxContent>
+                <w:p>
+                  <w:pPr>
+                    <w:spacing w:before="0" w:after="0" w:lineRule="exact" w:line="249"/>
+                    <w:ind w:left="0" w:right="0" w:firstLine="0"/>
+                  </w:pPr>
+                  <w:r>
+                    <w:rPr>
+                      <w:rFonts w:ascii="Courier" w:hAnsi="Courier" w:eastAsia="Courier" w:cs="Courier"/>
+                      <w:b w:val="0"/>
+                      <w:i w:val="0"/>
+                      <w:color w:val="000000"/>
+                      <w:sz w:val="19"/>
+                    </w:rPr>
+                    <w:t>for</w:t>
+                  </w:r>
+                </w:p>
+              </w:txbxContent>
+            </v:textbox>
+          </v:shape>
+        </w:pict>
+      </w:r>
+      <w:r>
+        <w:pict>
+          <v:shape id="DocuMindTextBox69" type="#_x0000_t202" stroked="f" filled="f" o:allowincell="f" style="position:absolute;margin-left:153.627pt;margin-top:288.472pt;width:26.974pt;height:18.449pt;z-index:251659264;mso-position-horizontal-relative:page;mso-position-vertical-relative:page;mso-wrap-style:none;mso-fit-shape-to-text:t;">
+            <w10:wrap type="none"/>
+            <v:textbox inset="0,0,0,0">
+              <w:txbxContent>
+                <w:p>
+                  <w:pPr>
+                    <w:spacing w:before="0" w:after="0" w:lineRule="exact" w:line="249"/>
+                    <w:ind w:left="0" w:right="0" w:firstLine="0"/>
+                  </w:pPr>
+                  <w:r>
+                    <w:rPr>
+                      <w:rFonts w:ascii="Courier" w:hAnsi="Courier" w:eastAsia="Courier" w:cs="Courier"/>
+                      <w:b w:val="0"/>
+                      <w:i w:val="0"/>
+                      <w:color w:val="000000"/>
+                      <w:sz w:val="19"/>
+                    </w:rPr>
+                    <w:t>item</w:t>
+                  </w:r>
+                </w:p>
+              </w:txbxContent>
+            </v:textbox>
+          </v:shape>
+        </w:pict>
+      </w:r>
+      <w:r>
+        <w:pict>
+          <v:shape id="DocuMindTextBox70" type="#_x0000_t202" stroked="f" filled="f" o:allowincell="f" style="position:absolute;margin-left:183.624pt;margin-top:288.472pt;width:14.975pt;height:18.449pt;z-index:251659264;mso-position-horizontal-relative:page;mso-position-vertical-relative:page;mso-wrap-style:none;mso-fit-shape-to-text:t;">
+            <w10:wrap type="none"/>
+            <v:textbox inset="0,0,0,0">
+              <w:txbxContent>
+                <w:p>
+                  <w:pPr>
+                    <w:spacing w:before="0" w:after="0" w:lineRule="exact" w:line="249"/>
+                    <w:ind w:left="0" w:right="0" w:firstLine="0"/>
+                  </w:pPr>
+                  <w:r>
+                    <w:rPr>
+                      <w:rFonts w:ascii="Courier" w:hAnsi="Courier" w:eastAsia="Courier" w:cs="Courier"/>
+                      <w:b w:val="0"/>
+                      <w:i w:val="0"/>
+                      <w:color w:val="000000"/>
+                      <w:sz w:val="19"/>
+                    </w:rPr>
+                    <w:t>#2</w:t>
+                  </w:r>
+                </w:p>
+              </w:txbxContent>
+            </v:textbox>
+          </v:shape>
+        </w:pict>
+      </w:r>
+      <w:r>
+        <w:pict>
+          <v:shape id="DocuMindTextBox71" type="#_x0000_t202" stroked="f" filled="f" o:allowincell="f" style="position:absolute;margin-left:57.636pt;margin-top:299.751pt;width:38.973pt;height:18.449pt;z-index:251659264;mso-position-horizontal-relative:page;mso-position-vertical-relative:page;mso-wrap-style:none;mso-fit-shape-to-text:t;">
+            <w10:wrap type="none"/>
+            <v:textbox inset="0,0,0,0">
+              <w:txbxContent>
+                <w:p>
+                  <w:pPr>
+                    <w:spacing w:before="0" w:after="0" w:lineRule="exact" w:line="249"/>
+                    <w:ind w:left="0" w:right="0" w:firstLine="0"/>
+                  </w:pPr>
+                  <w:r>
+                    <w:rPr>
+                      <w:rFonts w:ascii="Courier" w:hAnsi="Courier" w:eastAsia="Courier" w:cs="Courier"/>
+                      <w:b w:val="0"/>
+                      <w:i w:val="0"/>
+                      <w:color w:val="000000"/>
+                      <w:sz w:val="19"/>
+                    </w:rPr>
+                    <w:t>^field</w:t>
+                  </w:r>
+                </w:p>
+              </w:txbxContent>
+            </v:textbox>
+          </v:shape>
+        </w:pict>
+      </w:r>
+      <w:r>
+        <w:pict>
+          <v:shape id="DocuMindTextBox72" type="#_x0000_t202" stroked="f" filled="f" o:allowincell="f" style="position:absolute;margin-left:99.632pt;margin-top:299.751pt;width:62.970pt;height:18.449pt;z-index:251659264;mso-position-horizontal-relative:page;mso-position-vertical-relative:page;mso-wrap-style:none;mso-fit-shape-to-text:t;">
+            <w10:wrap type="none"/>
+            <v:textbox inset="0,0,0,0">
+              <w:txbxContent>
+                <w:p>
+                  <w:pPr>
+                    <w:spacing w:before="0" w:after="0" w:lineRule="exact" w:line="249"/>
+                    <w:ind w:left="0" w:right="0" w:firstLine="0"/>
+                  </w:pPr>
+                  <w:r>
+                    <w:rPr>
+                      <w:rFonts w:ascii="Courier" w:hAnsi="Courier" w:eastAsia="Courier" w:cs="Courier"/>
+                      <w:b w:val="0"/>
+                      <w:i w:val="0"/>
+                      <w:color w:val="000000"/>
+                      <w:sz w:val="19"/>
+                    </w:rPr>
+                    <w:t>trans_type</w:t>
+                  </w:r>
+                </w:p>
+              </w:txbxContent>
+            </v:textbox>
+          </v:shape>
+        </w:pict>
+      </w:r>
+      <w:r>
+        <w:pict>
+          <v:shape id="DocuMindTextBox73" type="#_x0000_t202" stroked="f" filled="f" o:allowincell="f" style="position:absolute;margin-left:57.636pt;margin-top:311.151pt;width:32.973pt;height:18.449pt;z-index:251659264;mso-position-horizontal-relative:page;mso-position-vertical-relative:page;mso-wrap-style:none;mso-fit-shape-to-text:t;">
+            <w10:wrap type="none"/>
+            <v:textbox inset="0,0,0,0">
+              <w:txbxContent>
+                <w:p>
+                  <w:pPr>
+                    <w:spacing w:before="0" w:after="0" w:lineRule="exact" w:line="249"/>
+                    <w:ind w:left="0" w:right="0" w:firstLine="0"/>
+                  </w:pPr>
+                  <w:r>
+                    <w:rPr>
+                      <w:rFonts w:ascii="Courier" w:hAnsi="Courier" w:eastAsia="Courier" w:cs="Courier"/>
+                      <w:b w:val="0"/>
+                      <w:i w:val="0"/>
+                      <w:color w:val="000000"/>
+                      <w:sz w:val="19"/>
+                    </w:rPr>
+                    <w:t>TYPE2</w:t>
+                  </w:r>
+                </w:p>
+              </w:txbxContent>
+            </v:textbox>
+          </v:shape>
+        </w:pict>
+      </w:r>
+      <w:r>
+        <w:pict>
+          <v:shape id="DocuMindTextBox74" type="#_x0000_t202" stroked="f" filled="f" o:allowincell="f" style="position:absolute;margin-left:57.636pt;margin-top:322.429pt;width:38.973pt;height:18.449pt;z-index:251659264;mso-position-horizontal-relative:page;mso-position-vertical-relative:page;mso-wrap-style:none;mso-fit-shape-to-text:t;">
+            <w10:wrap type="none"/>
+            <v:textbox inset="0,0,0,0">
+              <w:txbxContent>
+                <w:p>
+                  <w:pPr>
+                    <w:spacing w:before="0" w:after="0" w:lineRule="exact" w:line="249"/>
+                    <w:ind w:left="0" w:right="0" w:firstLine="0"/>
+                  </w:pPr>
+                  <w:r>
+                    <w:rPr>
+                      <w:rFonts w:ascii="Courier" w:hAnsi="Courier" w:eastAsia="Courier" w:cs="Courier"/>
+                      <w:b w:val="0"/>
+                      <w:i w:val="0"/>
+                      <w:color w:val="000000"/>
+                      <w:sz w:val="19"/>
+                    </w:rPr>
+                    <w:t>^field</w:t>
+                  </w:r>
+                </w:p>
+              </w:txbxContent>
+            </v:textbox>
+          </v:shape>
+        </w:pict>
+      </w:r>
+      <w:r>
+        <w:pict>
+          <v:shape id="DocuMindTextBox75" type="#_x0000_t202" stroked="f" filled="f" o:allowincell="f" style="position:absolute;margin-left:99.632pt;margin-top:322.429pt;width:74.969pt;height:18.449pt;z-index:251659264;mso-position-horizontal-relative:page;mso-position-vertical-relative:page;mso-wrap-style:none;mso-fit-shape-to-text:t;">
+            <w10:wrap type="none"/>
+            <v:textbox inset="0,0,0,0">
+              <w:txbxContent>
+                <w:p>
+                  <w:pPr>
+                    <w:spacing w:before="0" w:after="0" w:lineRule="exact" w:line="249"/>
+                    <w:ind w:left="0" w:right="0" w:firstLine="0"/>
+                  </w:pPr>
+                  <w:r>
+                    <w:rPr>
+                      <w:rFonts w:ascii="Courier" w:hAnsi="Courier" w:eastAsia="Courier" w:cs="Courier"/>
+                      <w:b w:val="0"/>
+                      <w:i w:val="0"/>
+                      <w:color w:val="000000"/>
+                      <w:sz w:val="19"/>
+                    </w:rPr>
+                    <w:t>trans_amount</w:t>
+                  </w:r>
+                </w:p>
+              </w:txbxContent>
+            </v:textbox>
+          </v:shape>
+        </w:pict>
+      </w:r>
+      <w:r>
+        <w:pict>
+          <v:shape id="DocuMindTextBox76" type="#_x0000_t202" stroked="f" filled="f" o:allowincell="f" style="position:absolute;margin-left:57.636pt;margin-top:333.708pt;width:32.973pt;height:18.449pt;z-index:251659264;mso-position-horizontal-relative:page;mso-position-vertical-relative:page;mso-wrap-style:none;mso-fit-shape-to-text:t;">
+            <w10:wrap type="none"/>
+            <v:textbox inset="0,0,0,0">
+              <w:txbxContent>
+                <w:p>
+                  <w:pPr>
+                    <w:spacing w:before="0" w:after="0" w:lineRule="exact" w:line="249"/>
+                    <w:ind w:left="0" w:right="0" w:firstLine="0"/>
+                  </w:pPr>
+                  <w:r>
+                    <w:rPr>
+                      <w:rFonts w:ascii="Courier" w:hAnsi="Courier" w:eastAsia="Courier" w:cs="Courier"/>
+                      <w:b w:val="0"/>
+                      <w:i w:val="0"/>
+                      <w:color w:val="000000"/>
+                      <w:sz w:val="19"/>
+                    </w:rPr>
+                    <w:t>11.00</w:t>
+                  </w:r>
+                </w:p>
+              </w:txbxContent>
+            </v:textbox>
+          </v:shape>
+        </w:pict>
+      </w:r>
+      <w:r>
+        <w:pict>
+          <v:shape id="DocuMindTextBox77" type="#_x0000_t202" stroked="f" filled="f" o:allowincell="f" style="position:absolute;margin-left:57.636pt;margin-top:345.107pt;width:32.973pt;height:18.449pt;z-index:251659264;mso-position-horizontal-relative:page;mso-position-vertical-relative:page;mso-wrap-style:none;mso-fit-shape-to-text:t;">
+            <w10:wrap type="none"/>
+            <v:textbox inset="0,0,0,0">
+              <w:txbxContent>
+                <w:p>
+                  <w:pPr>
+                    <w:spacing w:before="0" w:after="0" w:lineRule="exact" w:line="249"/>
+                    <w:ind w:left="0" w:right="0" w:firstLine="0"/>
+                  </w:pPr>
+                  <w:r>
+                    <w:rPr>
+                      <w:rFonts w:ascii="Courier" w:hAnsi="Courier" w:eastAsia="Courier" w:cs="Courier"/>
+                      <w:b w:val="0"/>
+                      <w:i w:val="0"/>
+                      <w:color w:val="000000"/>
+                      <w:sz w:val="19"/>
+                    </w:rPr>
+                    <w:t>^page</w:t>
+                  </w:r>
+                </w:p>
+              </w:txbxContent>
+            </v:textbox>
+          </v:shape>
+        </w:pict>
+      </w:r>
+      <w:r>
+        <w:pict>
+          <v:shape id="DocuMindTextBox78" type="#_x0000_t202" stroked="f" filled="f" o:allowincell="f" style="position:absolute;margin-left:93.632pt;margin-top:345.107pt;width:8.976pt;height:18.449pt;z-index:251659264;mso-position-horizontal-relative:page;mso-position-vertical-relative:page;mso-wrap-style:none;mso-fit-shape-to-text:t;">
+            <w10:wrap type="none"/>
+            <v:textbox inset="0,0,0,0">
+              <w:txbxContent>
+                <w:p>
+                  <w:pPr>
+                    <w:spacing w:before="0" w:after="0" w:lineRule="exact" w:line="249"/>
+                    <w:ind w:left="0" w:right="0" w:firstLine="0"/>
+                  </w:pPr>
+                  <w:r>
+                    <w:rPr>
+                      <w:rFonts w:ascii="Courier" w:hAnsi="Courier" w:eastAsia="Courier" w:cs="Courier"/>
+                      <w:b w:val="0"/>
+                      <w:i w:val="0"/>
+                      <w:color w:val="000000"/>
+                      <w:sz w:val="19"/>
+                    </w:rPr>
+                    <w:t>1</w:t>
+                  </w:r>
+                </w:p>
+              </w:txbxContent>
+            </v:textbox>
+          </v:shape>
+        </w:pict>
+      </w:r>
+      <w:r>
+        <w:pict>
+          <v:shape id="DocuMindTextBox79" type="#_x0000_t202" stroked="f" filled="f" o:allowincell="f" style="position:absolute;margin-left:57.636pt;margin-top:356.386pt;width:38.973pt;height:18.449pt;z-index:251659264;mso-position-horizontal-relative:page;mso-position-vertical-relative:page;mso-wrap-style:none;mso-fit-shape-to-text:t;">
+            <w10:wrap type="none"/>
+            <v:textbox inset="0,0,0,0">
+              <w:txbxContent>
+                <w:p>
+                  <w:pPr>
+                    <w:spacing w:before="0" w:after="0" w:lineRule="exact" w:line="249"/>
+                    <w:ind w:left="0" w:right="0" w:firstLine="0"/>
+                  </w:pPr>
+                  <w:r>
+                    <w:rPr>
+                      <w:rFonts w:ascii="Courier" w:hAnsi="Courier" w:eastAsia="Courier" w:cs="Courier"/>
+                      <w:b w:val="0"/>
+                      <w:i w:val="0"/>
+                      <w:color w:val="000000"/>
+                      <w:sz w:val="19"/>
+                    </w:rPr>
+                    <w:t>^field</w:t>
+                  </w:r>
+                </w:p>
+              </w:txbxContent>
+            </v:textbox>
+          </v:shape>
+        </w:pict>
+      </w:r>
+      <w:r>
+        <w:pict>
+          <v:shape id="DocuMindTextBox80" type="#_x0000_t202" stroked="f" filled="f" o:allowincell="f" style="position:absolute;margin-left:99.632pt;margin-top:356.386pt;width:62.970pt;height:18.449pt;z-index:251659264;mso-position-horizontal-relative:page;mso-position-vertical-relative:page;mso-wrap-style:none;mso-fit-shape-to-text:t;">
+            <w10:wrap type="none"/>
+            <v:textbox inset="0,0,0,0">
+              <w:txbxContent>
+                <w:p>
+                  <w:pPr>
+                    <w:spacing w:before="0" w:after="0" w:lineRule="exact" w:line="249"/>
+                    <w:ind w:left="0" w:right="0" w:firstLine="0"/>
+                  </w:pPr>
+                  <w:r>
+                    <w:rPr>
+                      <w:rFonts w:ascii="Courier" w:hAnsi="Courier" w:eastAsia="Courier" w:cs="Courier"/>
+                      <w:b w:val="0"/>
+                      <w:i w:val="0"/>
+                      <w:color w:val="000000"/>
+                      <w:sz w:val="19"/>
+                    </w:rPr>
+                    <w:t>trans_date</w:t>
+                  </w:r>
+                </w:p>
+              </w:txbxContent>
+            </v:textbox>
+          </v:shape>
+        </w:pict>
+      </w:r>
+      <w:r>
+        <w:pict>
+          <v:shape id="DocuMindTextBox81" type="#_x0000_t202" stroked="f" filled="f" o:allowincell="f" style="position:absolute;margin-left:57.636pt;margin-top:367.786pt;width:56.971pt;height:18.449pt;z-index:251659264;mso-position-horizontal-relative:page;mso-position-vertical-relative:page;mso-wrap-style:none;mso-fit-shape-to-text:t;">
+            <w10:wrap type="none"/>
+            <v:textbox inset="0,0,0,0">
+              <w:txbxContent>
+                <w:p>
+                  <w:pPr>
+                    <w:spacing w:before="0" w:after="0" w:lineRule="exact" w:line="249"/>
+                    <w:ind w:left="0" w:right="0" w:firstLine="0"/>
+                  </w:pPr>
+                  <w:r>
+                    <w:rPr>
+                      <w:rFonts w:ascii="Courier" w:hAnsi="Courier" w:eastAsia="Courier" w:cs="Courier"/>
+                      <w:b w:val="0"/>
+                      <w:i w:val="0"/>
+                      <w:color w:val="000000"/>
+                      <w:sz w:val="19"/>
+                    </w:rPr>
+                    <w:t>2000-01-3</w:t>
+                  </w:r>
+                </w:p>
+              </w:txbxContent>
+            </v:textbox>
+          </v:shape>
+        </w:pict>
+      </w:r>
+      <w:r>
+        <w:pict>
+          <v:shape id="DocuMindTextBox82" type="#_x0000_t202" stroked="f" filled="f" o:allowincell="f" style="position:absolute;margin-left:57.636pt;margin-top:379.064pt;width:38.973pt;height:18.449pt;z-index:251659264;mso-position-horizontal-relative:page;mso-position-vertical-relative:page;mso-wrap-style:none;mso-fit-shape-to-text:t;">
+            <w10:wrap type="none"/>
+            <v:textbox inset="0,0,0,0">
+              <w:txbxContent>
+                <w:p>
+                  <w:pPr>
+                    <w:spacing w:before="0" w:after="0" w:lineRule="exact" w:line="249"/>
+                    <w:ind w:left="0" w:right="0" w:firstLine="0"/>
+                  </w:pPr>
+                  <w:r>
+                    <w:rPr>
+                      <w:rFonts w:ascii="Courier" w:hAnsi="Courier" w:eastAsia="Courier" w:cs="Courier"/>
+                      <w:b w:val="0"/>
+                      <w:i w:val="0"/>
+                      <w:color w:val="000000"/>
+                      <w:sz w:val="19"/>
+                    </w:rPr>
+                    <w:t>^field</w:t>
+                  </w:r>
+                </w:p>
+              </w:txbxContent>
+            </v:textbox>
+          </v:shape>
+        </w:pict>
+      </w:r>
+      <w:r>
+        <w:pict>
+          <v:shape id="DocuMindTextBox83" type="#_x0000_t202" stroked="f" filled="f" o:allowincell="f" style="position:absolute;margin-left:99.632pt;margin-top:379.064pt;width:68.970pt;height:18.449pt;z-index:251659264;mso-position-horizontal-relative:page;mso-position-vertical-relative:page;mso-wrap-style:none;mso-fit-shape-to-text:t;">
+            <w10:wrap type="none"/>
+            <v:textbox inset="0,0,0,0">
+              <w:txbxContent>
+                <w:p>
+                  <w:pPr>
+                    <w:spacing w:before="0" w:after="0" w:lineRule="exact" w:line="249"/>
+                    <w:ind w:left="0" w:right="0" w:firstLine="0"/>
+                  </w:pPr>
+                  <w:r>
+                    <w:rPr>
+                      <w:rFonts w:ascii="Courier" w:hAnsi="Courier" w:eastAsia="Courier" w:cs="Courier"/>
+                      <w:b w:val="0"/>
+                      <w:i w:val="0"/>
+                      <w:color w:val="000000"/>
+                      <w:sz w:val="19"/>
+                    </w:rPr>
+                    <w:t>description</w:t>
+                  </w:r>
+                </w:p>
+              </w:txbxContent>
+            </v:textbox>
+          </v:shape>
+        </w:pict>
+      </w:r>
+      <w:r>
+        <w:pict>
+          <v:shape id="DocuMindTextBox84" type="#_x0000_t202" stroked="f" filled="f" o:allowincell="f" style="position:absolute;margin-left:57.636pt;margin-top:390.343pt;width:68.970pt;height:18.449pt;z-index:251659264;mso-position-horizontal-relative:page;mso-position-vertical-relative:page;mso-wrap-style:none;mso-fit-shape-to-text:t;">
+            <w10:wrap type="none"/>
+            <v:textbox inset="0,0,0,0">
+              <w:txbxContent>
+                <w:p>
+                  <w:pPr>
+                    <w:spacing w:before="0" w:after="0" w:lineRule="exact" w:line="249"/>
+                    <w:ind w:left="0" w:right="0" w:firstLine="0"/>
+                  </w:pPr>
+                  <w:r>
+                    <w:rPr>
+                      <w:rFonts w:ascii="Courier" w:hAnsi="Courier" w:eastAsia="Courier" w:cs="Courier"/>
+                      <w:b w:val="0"/>
+                      <w:i w:val="0"/>
+                      <w:color w:val="000000"/>
+                      <w:sz w:val="19"/>
+                    </w:rPr>
+                    <w:t>Description</w:t>
+                  </w:r>
+                </w:p>
+              </w:txbxContent>
+            </v:textbox>
+          </v:shape>
+        </w:pict>
+      </w:r>
+      <w:r>
+        <w:pict>
+          <v:shape id="DocuMindTextBox85" type="#_x0000_t202" stroked="f" filled="f" o:allowincell="f" style="position:absolute;margin-left:129.629pt;margin-top:390.343pt;width:20.974pt;height:18.449pt;z-index:251659264;mso-position-horizontal-relative:page;mso-position-vertical-relative:page;mso-wrap-style:none;mso-fit-shape-to-text:t;">
+            <w10:wrap type="none"/>
+            <v:textbox inset="0,0,0,0">
+              <w:txbxContent>
+                <w:p>
+                  <w:pPr>
+                    <w:spacing w:before="0" w:after="0" w:lineRule="exact" w:line="249"/>
+                    <w:ind w:left="0" w:right="0" w:firstLine="0"/>
+                  </w:pPr>
+                  <w:r>
+                    <w:rPr>
+                      <w:rFonts w:ascii="Courier" w:hAnsi="Courier" w:eastAsia="Courier" w:cs="Courier"/>
+                      <w:b w:val="0"/>
+                      <w:i w:val="0"/>
+                      <w:color w:val="000000"/>
+                      <w:sz w:val="19"/>
+                    </w:rPr>
+                    <w:t>for</w:t>
+                  </w:r>
+                </w:p>
+              </w:txbxContent>
+            </v:textbox>
+          </v:shape>
+        </w:pict>
+      </w:r>
+      <w:r>
+        <w:pict>
+          <v:shape id="DocuMindTextBox86" type="#_x0000_t202" stroked="f" filled="f" o:allowincell="f" style="position:absolute;margin-left:153.627pt;margin-top:390.343pt;width:26.974pt;height:18.449pt;z-index:251659264;mso-position-horizontal-relative:page;mso-position-vertical-relative:page;mso-wrap-style:none;mso-fit-shape-to-text:t;">
+            <w10:wrap type="none"/>
+            <v:textbox inset="0,0,0,0">
+              <w:txbxContent>
+                <w:p>
+                  <w:pPr>
+                    <w:spacing w:before="0" w:after="0" w:lineRule="exact" w:line="249"/>
+                    <w:ind w:left="0" w:right="0" w:firstLine="0"/>
+                  </w:pPr>
+                  <w:r>
+                    <w:rPr>
+                      <w:rFonts w:ascii="Courier" w:hAnsi="Courier" w:eastAsia="Courier" w:cs="Courier"/>
+                      <w:b w:val="0"/>
+                      <w:i w:val="0"/>
+                      <w:color w:val="000000"/>
+                      <w:sz w:val="19"/>
+                    </w:rPr>
+                    <w:t>item</w:t>
+                  </w:r>
+                </w:p>
+              </w:txbxContent>
+            </v:textbox>
+          </v:shape>
+        </w:pict>
+      </w:r>
+      <w:r>
+        <w:pict>
+          <v:shape id="DocuMindTextBox87" type="#_x0000_t202" stroked="f" filled="f" o:allowincell="f" style="position:absolute;margin-left:183.624pt;margin-top:390.343pt;width:14.975pt;height:18.449pt;z-index:251659264;mso-position-horizontal-relative:page;mso-position-vertical-relative:page;mso-wrap-style:none;mso-fit-shape-to-text:t;">
+            <w10:wrap type="none"/>
+            <v:textbox inset="0,0,0,0">
+              <w:txbxContent>
+                <w:p>
+                  <w:pPr>
+                    <w:spacing w:before="0" w:after="0" w:lineRule="exact" w:line="249"/>
+                    <w:ind w:left="0" w:right="0" w:firstLine="0"/>
+                  </w:pPr>
+                  <w:r>
+                    <w:rPr>
+                      <w:rFonts w:ascii="Courier" w:hAnsi="Courier" w:eastAsia="Courier" w:cs="Courier"/>
+                      <w:b w:val="0"/>
+                      <w:i w:val="0"/>
+                      <w:color w:val="000000"/>
+                      <w:sz w:val="19"/>
+                    </w:rPr>
+                    <w:t>#3</w:t>
+                  </w:r>
+                </w:p>
+              </w:txbxContent>
+            </v:textbox>
+          </v:shape>
+        </w:pict>
+      </w:r>
+      <w:r>
+        <w:pict>
+          <v:shape id="DocuMindTextBox88" type="#_x0000_t202" stroked="f" filled="f" o:allowincell="f" style="position:absolute;margin-left:57.636pt;margin-top:401.742pt;width:38.973pt;height:18.449pt;z-index:251659264;mso-position-horizontal-relative:page;mso-position-vertical-relative:page;mso-wrap-style:none;mso-fit-shape-to-text:t;">
+            <w10:wrap type="none"/>
+            <v:textbox inset="0,0,0,0">
+              <w:txbxContent>
+                <w:p>
+                  <w:pPr>
+                    <w:spacing w:before="0" w:after="0" w:lineRule="exact" w:line="249"/>
+                    <w:ind w:left="0" w:right="0" w:firstLine="0"/>
+                  </w:pPr>
+                  <w:r>
+                    <w:rPr>
+                      <w:rFonts w:ascii="Courier" w:hAnsi="Courier" w:eastAsia="Courier" w:cs="Courier"/>
+                      <w:b w:val="0"/>
+                      <w:i w:val="0"/>
+                      <w:color w:val="000000"/>
+                      <w:sz w:val="19"/>
+                    </w:rPr>
+                    <w:t>^field</w:t>
+                  </w:r>
+                </w:p>
+              </w:txbxContent>
+            </v:textbox>
+          </v:shape>
+        </w:pict>
+      </w:r>
+      <w:r>
+        <w:pict>
+          <v:shape id="DocuMindTextBox89" type="#_x0000_t202" stroked="f" filled="f" o:allowincell="f" style="position:absolute;margin-left:99.632pt;margin-top:401.742pt;width:62.970pt;height:18.449pt;z-index:251659264;mso-position-horizontal-relative:page;mso-position-vertical-relative:page;mso-wrap-style:none;mso-fit-shape-to-text:t;">
+            <w10:wrap type="none"/>
+            <v:textbox inset="0,0,0,0">
+              <w:txbxContent>
+                <w:p>
+                  <w:pPr>
+                    <w:spacing w:before="0" w:after="0" w:lineRule="exact" w:line="249"/>
+                    <w:ind w:left="0" w:right="0" w:firstLine="0"/>
+                  </w:pPr>
+                  <w:r>
+                    <w:rPr>
+                      <w:rFonts w:ascii="Courier" w:hAnsi="Courier" w:eastAsia="Courier" w:cs="Courier"/>
+                      <w:b w:val="0"/>
+                      <w:i w:val="0"/>
+                      <w:color w:val="000000"/>
+                      <w:sz w:val="19"/>
+                    </w:rPr>
+                    <w:t>trans_type</w:t>
+                  </w:r>
+                </w:p>
+              </w:txbxContent>
+            </v:textbox>
+          </v:shape>
+        </w:pict>
+      </w:r>
+      <w:r>
+        <w:pict>
+          <v:shape id="DocuMindTextBox90" type="#_x0000_t202" stroked="f" filled="f" o:allowincell="f" style="position:absolute;margin-left:57.636pt;margin-top:413.021pt;width:32.973pt;height:18.449pt;z-index:251659264;mso-position-horizontal-relative:page;mso-position-vertical-relative:page;mso-wrap-style:none;mso-fit-shape-to-text:t;">
+            <w10:wrap type="none"/>
+            <v:textbox inset="0,0,0,0">
+              <w:txbxContent>
+                <w:p>
+                  <w:pPr>
+                    <w:spacing w:before="0" w:after="0" w:lineRule="exact" w:line="249"/>
+                    <w:ind w:left="0" w:right="0" w:firstLine="0"/>
+                  </w:pPr>
+                  <w:r>
+                    <w:rPr>
+                      <w:rFonts w:ascii="Courier" w:hAnsi="Courier" w:eastAsia="Courier" w:cs="Courier"/>
+                      <w:b w:val="0"/>
+                      <w:i w:val="0"/>
+                      <w:color w:val="000000"/>
+                      <w:sz w:val="19"/>
+                    </w:rPr>
+                    <w:t>TYPE3</w:t>
+                  </w:r>
+                </w:p>
+              </w:txbxContent>
+            </v:textbox>
+          </v:shape>
+        </w:pict>
+      </w:r>
+      <w:r>
+        <w:pict>
+          <v:shape id="DocuMindTextBox91" type="#_x0000_t202" stroked="f" filled="f" o:allowincell="f" style="position:absolute;margin-left:307.815pt;margin-top:112.790pt;width:135.080pt;height:20.999pt;z-index:251659264;mso-position-horizontal-relative:page;mso-position-vertical-relative:page;mso-wrap-style:none;mso-fit-shape-to-text:t;">
             <w10:wrap type="none"/>
             <v:textbox inset="0,0,0,0">
               <w:txbxContent>
@@ -1070,13 +2474,13 @@
                   </w:pPr>
                   <w:r>
                     <w:rPr>
-                      <w:rFonts w:ascii="Century Schoolbook" w:hAnsi="Century Schoolbook" w:eastAsia="Century Schoolbook" w:cs="Century Schoolbook"/>
-                      <w:b w:val="0"/>
-                      <w:i w:val="0"/>
+                      <w:rFonts w:ascii="Arial" w:hAnsi="Arial" w:eastAsia="Arial" w:cs="Arial"/>
+                      <w:b/>
+                      <w:i/>
                       <w:color w:val="000000"/>
-                      <w:sz w:val="24"/>
+                      <w:sz w:val="23"/>
                     </w:rPr>
-                    <w:t xml:space="preserve">ipsum dolor sit amet, consectetur adipiscing elit. Integer nec odio. Praesent libero. Sed cursus ante </w:t>
+                    <w:t xml:space="preserve">Sample Bookmark File </w:t>
                   </w:r>
                 </w:p>
               </w:txbxContent>
@@ -1086,24 +2490,24 @@
       </w:r>
       <w:r>
         <w:pict>
-          <v:shape id="DocuMindTextBox40" type="#_x0000_t202" stroked="f" filled="f" o:allowincell="f" style="position:absolute;margin-left:36.140pt;margin-top:49.408pt;width:546.335pt;height:21.000pt;z-index:251659264;mso-position-horizontal-relative:page;mso-position-vertical-relative:page;mso-wrap-style:none;mso-fit-shape-to-text:t;">
+          <v:shape id="DocuMindTextBox92" type="#_x0000_t202" stroked="f" filled="f" o:allowincell="f" style="position:absolute;margin-left:307.815pt;margin-top:131.646pt;width:62.970pt;height:18.449pt;z-index:251659264;mso-position-horizontal-relative:page;mso-position-vertical-relative:page;mso-wrap-style:none;mso-fit-shape-to-text:t;">
             <w10:wrap type="none"/>
             <v:textbox inset="0,0,0,0">
               <w:txbxContent>
                 <w:p>
                   <w:pPr>
-                    <w:spacing w:before="0" w:after="0" w:lineRule="exact" w:line="300"/>
+                    <w:spacing w:before="0" w:after="0" w:lineRule="exact" w:line="249"/>
                     <w:ind w:left="0" w:right="0" w:firstLine="0"/>
                   </w:pPr>
                   <w:r>
                     <w:rPr>
-                      <w:rFonts w:ascii="Century Schoolbook" w:hAnsi="Century Schoolbook" w:eastAsia="Century Schoolbook" w:cs="Century Schoolbook"/>
+                      <w:rFonts w:ascii="Courier" w:hAnsi="Courier" w:eastAsia="Courier" w:cs="Courier"/>
                       <w:b w:val="0"/>
                       <w:i w:val="0"/>
                       <w:color w:val="000000"/>
-                      <w:sz w:val="24"/>
+                      <w:sz w:val="19"/>
                     </w:rPr>
-                    <w:t xml:space="preserve">dapibus diam. Sed nisi. Nulla quis sem at nibh elementum imperdiet. Duis sagittis ipsum. </w:t>
+                    <w:t>[invoices]</w:t>
                   </w:r>
                 </w:p>
               </w:txbxContent>
@@ -1113,24 +2517,24 @@
       </w:r>
       <w:r>
         <w:pict>
-          <v:shape id="DocuMindTextBox41" type="#_x0000_t202" stroked="f" filled="f" o:allowincell="f" style="position:absolute;margin-left:36.140pt;margin-top:63.808pt;width:105.230pt;height:21.000pt;z-index:251659264;mso-position-horizontal-relative:page;mso-position-vertical-relative:page;mso-wrap-style:none;mso-fit-shape-to-text:t;">
+          <v:shape id="DocuMindTextBox93" type="#_x0000_t202" stroked="f" filled="f" o:allowincell="f" style="position:absolute;margin-left:307.815pt;margin-top:143.045pt;width:50.971pt;height:18.449pt;z-index:251659264;mso-position-horizontal-relative:page;mso-position-vertical-relative:page;mso-wrap-style:none;mso-fit-shape-to-text:t;">
             <w10:wrap type="none"/>
             <v:textbox inset="0,0,0,0">
               <w:txbxContent>
                 <w:p>
                   <w:pPr>
-                    <w:spacing w:before="0" w:after="0" w:lineRule="exact" w:line="300"/>
+                    <w:spacing w:before="0" w:after="0" w:lineRule="exact" w:line="249"/>
                     <w:ind w:left="0" w:right="0" w:firstLine="0"/>
                   </w:pPr>
                   <w:r>
                     <w:rPr>
-                      <w:rFonts w:ascii="Century Schoolbook" w:hAnsi="Century Schoolbook" w:eastAsia="Century Schoolbook" w:cs="Century Schoolbook"/>
+                      <w:rFonts w:ascii="Courier" w:hAnsi="Courier" w:eastAsia="Courier" w:cs="Courier"/>
                       <w:b w:val="0"/>
                       <w:i w:val="0"/>
                       <w:color w:val="000000"/>
-                      <w:sz w:val="24"/>
+                      <w:sz w:val="19"/>
                     </w:rPr>
-                    <w:t xml:space="preserve">Praesent mauris.  </w:t>
+                    <w:t>Invoices</w:t>
                   </w:r>
                 </w:p>
               </w:txbxContent>
@@ -1140,24 +2544,24 @@
       </w:r>
       <w:r>
         <w:pict>
-          <v:shape id="DocuMindTextBox42" type="#_x0000_t202" stroked="f" filled="f" o:allowincell="f" style="position:absolute;margin-left:36.140pt;margin-top:92.608pt;width:546.330pt;height:21.000pt;z-index:251659264;mso-position-horizontal-relative:page;mso-position-vertical-relative:page;mso-wrap-style:none;mso-fit-shape-to-text:t;">
+          <v:shape id="DocuMindTextBox94" type="#_x0000_t202" stroked="f" filled="f" o:allowincell="f" style="position:absolute;margin-left:361.810pt;margin-top:143.045pt;width:14.975pt;height:18.449pt;z-index:251659264;mso-position-horizontal-relative:page;mso-position-vertical-relative:page;mso-wrap-style:none;mso-fit-shape-to-text:t;">
             <w10:wrap type="none"/>
             <v:textbox inset="0,0,0,0">
               <w:txbxContent>
                 <w:p>
                   <w:pPr>
-                    <w:spacing w:before="0" w:after="0" w:lineRule="exact" w:line="300"/>
+                    <w:spacing w:before="0" w:after="0" w:lineRule="exact" w:line="249"/>
                     <w:ind w:left="0" w:right="0" w:firstLine="0"/>
                   </w:pPr>
                   <w:r>
                     <w:rPr>
-                      <w:rFonts w:ascii="Century Schoolbook" w:hAnsi="Century Schoolbook" w:eastAsia="Century Schoolbook" w:cs="Century Schoolbook"/>
+                      <w:rFonts w:ascii="Courier" w:hAnsi="Courier" w:eastAsia="Courier" w:cs="Courier"/>
                       <w:b w:val="0"/>
                       <w:i w:val="0"/>
                       <w:color w:val="000000"/>
-                      <w:sz w:val="24"/>
+                      <w:sz w:val="19"/>
                     </w:rPr>
-                    <w:t xml:space="preserve">Fusce nec tellus sed augue semper porta. Mauris massa. Vestibulum lacinia arcu eget nulla. Class </w:t>
+                    <w:t>by</w:t>
                   </w:r>
                 </w:p>
               </w:txbxContent>
@@ -1167,24 +2571,24 @@
       </w:r>
       <w:r>
         <w:pict>
-          <v:shape id="DocuMindTextBox43" type="#_x0000_t202" stroked="f" filled="f" o:allowincell="f" style="position:absolute;margin-left:36.140pt;margin-top:107.248pt;width:546.326pt;height:21.000pt;z-index:251659264;mso-position-horizontal-relative:page;mso-position-vertical-relative:page;mso-wrap-style:none;mso-fit-shape-to-text:t;">
+          <v:shape id="DocuMindTextBox95" type="#_x0000_t202" stroked="f" filled="f" o:allowincell="f" style="position:absolute;margin-left:379.808pt;margin-top:143.045pt;width:38.973pt;height:18.449pt;z-index:251659264;mso-position-horizontal-relative:page;mso-position-vertical-relative:page;mso-wrap-style:none;mso-fit-shape-to-text:t;">
             <w10:wrap type="none"/>
             <v:textbox inset="0,0,0,0">
               <w:txbxContent>
                 <w:p>
                   <w:pPr>
-                    <w:spacing w:before="0" w:after="0" w:lineRule="exact" w:line="300"/>
+                    <w:spacing w:before="0" w:after="0" w:lineRule="exact" w:line="249"/>
                     <w:ind w:left="0" w:right="0" w:firstLine="0"/>
                   </w:pPr>
                   <w:r>
                     <w:rPr>
-                      <w:rFonts w:ascii="Century Schoolbook" w:hAnsi="Century Schoolbook" w:eastAsia="Century Schoolbook" w:cs="Century Schoolbook"/>
+                      <w:rFonts w:ascii="Courier" w:hAnsi="Courier" w:eastAsia="Courier" w:cs="Courier"/>
                       <w:b w:val="0"/>
                       <w:i w:val="0"/>
                       <w:color w:val="000000"/>
-                      <w:sz w:val="24"/>
+                      <w:sz w:val="19"/>
                     </w:rPr>
-                    <w:t xml:space="preserve">aptent taciti sociosqu ad litora torquent per conubia nostra, per inceptos himenaeos. Curabitur </w:t>
+                    <w:t>Date=0</w:t>
                   </w:r>
                 </w:p>
               </w:txbxContent>
@@ -1194,24 +2598,24 @@
       </w:r>
       <w:r>
         <w:pict>
-          <v:shape id="DocuMindTextBox44" type="#_x0000_t202" stroked="f" filled="f" o:allowincell="f" style="position:absolute;margin-left:36.140pt;margin-top:121.648pt;width:546.319pt;height:21.000pt;z-index:251659264;mso-position-horizontal-relative:page;mso-position-vertical-relative:page;mso-wrap-style:none;mso-fit-shape-to-text:t;">
+          <v:shape id="DocuMindTextBox96" type="#_x0000_t202" stroked="f" filled="f" o:allowincell="f" style="position:absolute;margin-left:307.815pt;margin-top:154.324pt;width:86.968pt;height:18.449pt;z-index:251659264;mso-position-horizontal-relative:page;mso-position-vertical-relative:page;mso-wrap-style:none;mso-fit-shape-to-text:t;">
             <w10:wrap type="none"/>
             <v:textbox inset="0,0,0,0">
               <w:txbxContent>
                 <w:p>
                   <w:pPr>
-                    <w:spacing w:before="0" w:after="0" w:lineRule="exact" w:line="300"/>
+                    <w:spacing w:before="0" w:after="0" w:lineRule="exact" w:line="249"/>
                     <w:ind w:left="0" w:right="0" w:firstLine="0"/>
                   </w:pPr>
                   <w:r>
                     <w:rPr>
-                      <w:rFonts w:ascii="Century Schoolbook" w:hAnsi="Century Schoolbook" w:eastAsia="Century Schoolbook" w:cs="Century Schoolbook"/>
+                      <w:rFonts w:ascii="Courier" w:hAnsi="Courier" w:eastAsia="Courier" w:cs="Courier"/>
                       <w:b w:val="0"/>
                       <w:i w:val="0"/>
                       <w:color w:val="000000"/>
-                      <w:sz w:val="24"/>
+                      <w:sz w:val="19"/>
                     </w:rPr>
-                    <w:t xml:space="preserve">sodales ligula in libero. Sed dignissim lacinia nunc. Curabitur tortor. Pellentesque nibh. Aenean </w:t>
+                    <w:t>trans_date=1,A</w:t>
                   </w:r>
                 </w:p>
               </w:txbxContent>
@@ -1221,24 +2625,24 @@
       </w:r>
       <w:r>
         <w:pict>
-          <v:shape id="DocuMindTextBox45" type="#_x0000_t202" stroked="f" filled="f" o:allowincell="f" style="position:absolute;margin-left:36.140pt;margin-top:136.048pt;width:456.160pt;height:21.000pt;z-index:251659264;mso-position-horizontal-relative:page;mso-position-vertical-relative:page;mso-wrap-style:none;mso-fit-shape-to-text:t;">
+          <v:shape id="DocuMindTextBox97" type="#_x0000_t202" stroked="f" filled="f" o:allowincell="f" style="position:absolute;margin-left:307.815pt;margin-top:165.603pt;width:38.973pt;height:18.449pt;z-index:251659264;mso-position-horizontal-relative:page;mso-position-vertical-relative:page;mso-wrap-style:none;mso-fit-shape-to-text:t;">
             <w10:wrap type="none"/>
             <v:textbox inset="0,0,0,0">
               <w:txbxContent>
                 <w:p>
                   <w:pPr>
-                    <w:spacing w:before="0" w:after="0" w:lineRule="exact" w:line="300"/>
+                    <w:spacing w:before="0" w:after="0" w:lineRule="exact" w:line="249"/>
                     <w:ind w:left="0" w:right="0" w:firstLine="0"/>
                   </w:pPr>
                   <w:r>
                     <w:rPr>
-                      <w:rFonts w:ascii="Century Schoolbook" w:hAnsi="Century Schoolbook" w:eastAsia="Century Schoolbook" w:cs="Century Schoolbook"/>
+                      <w:rFonts w:ascii="Courier" w:hAnsi="Courier" w:eastAsia="Courier" w:cs="Courier"/>
                       <w:b w:val="0"/>
                       <w:i w:val="0"/>
                       <w:color w:val="000000"/>
-                      <w:sz w:val="24"/>
+                      <w:sz w:val="19"/>
                     </w:rPr>
-                    <w:t xml:space="preserve">quam. In scelerisque sem at dolor. Maecenas mattis. Sed convallis tristique sem.  </w:t>
+                    <w:t>[type]</w:t>
                   </w:r>
                 </w:p>
               </w:txbxContent>
@@ -1248,24 +2652,24 @@
       </w:r>
       <w:r>
         <w:pict>
-          <v:shape id="DocuMindTextBox46" type="#_x0000_t202" stroked="f" filled="f" o:allowincell="f" style="position:absolute;margin-left:36.140pt;margin-top:164.848pt;width:546.334pt;height:21.000pt;z-index:251659264;mso-position-horizontal-relative:page;mso-position-vertical-relative:page;mso-wrap-style:none;mso-fit-shape-to-text:t;">
+          <v:shape id="DocuMindTextBox98" type="#_x0000_t202" stroked="f" filled="f" o:allowincell="f" style="position:absolute;margin-left:307.815pt;margin-top:177.002pt;width:50.971pt;height:18.449pt;z-index:251659264;mso-position-horizontal-relative:page;mso-position-vertical-relative:page;mso-wrap-style:none;mso-fit-shape-to-text:t;">
             <w10:wrap type="none"/>
             <v:textbox inset="0,0,0,0">
               <w:txbxContent>
                 <w:p>
                   <w:pPr>
-                    <w:spacing w:before="0" w:after="0" w:lineRule="exact" w:line="300"/>
+                    <w:spacing w:before="0" w:after="0" w:lineRule="exact" w:line="249"/>
                     <w:ind w:left="0" w:right="0" w:firstLine="0"/>
                   </w:pPr>
                   <w:r>
                     <w:rPr>
-                      <w:rFonts w:ascii="Century Schoolbook" w:hAnsi="Century Schoolbook" w:eastAsia="Century Schoolbook" w:cs="Century Schoolbook"/>
+                      <w:rFonts w:ascii="Courier" w:hAnsi="Courier" w:eastAsia="Courier" w:cs="Courier"/>
                       <w:b w:val="0"/>
                       <w:i w:val="0"/>
                       <w:color w:val="000000"/>
-                      <w:sz w:val="24"/>
+                      <w:sz w:val="19"/>
                     </w:rPr>
-                    <w:t xml:space="preserve">Proin ut ligula vel nunc egestas porttitor. Morbi lectus risus, iaculis vel, suscipit quis, luctus non, </w:t>
+                    <w:t>Invoices</w:t>
                   </w:r>
                 </w:p>
               </w:txbxContent>
@@ -1275,24 +2679,24 @@
       </w:r>
       <w:r>
         <w:pict>
-          <v:shape id="DocuMindTextBox47" type="#_x0000_t202" stroked="f" filled="f" o:allowincell="f" style="position:absolute;margin-left:36.140pt;margin-top:179.248pt;width:546.328pt;height:21.000pt;z-index:251659264;mso-position-horizontal-relative:page;mso-position-vertical-relative:page;mso-wrap-style:none;mso-fit-shape-to-text:t;">
+          <v:shape id="DocuMindTextBox99" type="#_x0000_t202" stroked="f" filled="f" o:allowincell="f" style="position:absolute;margin-left:361.810pt;margin-top:177.002pt;width:14.975pt;height:18.449pt;z-index:251659264;mso-position-horizontal-relative:page;mso-position-vertical-relative:page;mso-wrap-style:none;mso-fit-shape-to-text:t;">
             <w10:wrap type="none"/>
             <v:textbox inset="0,0,0,0">
               <w:txbxContent>
                 <w:p>
                   <w:pPr>
-                    <w:spacing w:before="0" w:after="0" w:lineRule="exact" w:line="300"/>
+                    <w:spacing w:before="0" w:after="0" w:lineRule="exact" w:line="249"/>
                     <w:ind w:left="0" w:right="0" w:firstLine="0"/>
                   </w:pPr>
                   <w:r>
                     <w:rPr>
-                      <w:rFonts w:ascii="Century Schoolbook" w:hAnsi="Century Schoolbook" w:eastAsia="Century Schoolbook" w:cs="Century Schoolbook"/>
+                      <w:rFonts w:ascii="Courier" w:hAnsi="Courier" w:eastAsia="Courier" w:cs="Courier"/>
                       <w:b w:val="0"/>
                       <w:i w:val="0"/>
                       <w:color w:val="000000"/>
-                      <w:sz w:val="24"/>
+                      <w:sz w:val="19"/>
                     </w:rPr>
-                    <w:t xml:space="preserve">massa. Fusce ac turpis quis ligula lacinia aliquet. Mauris ipsum. Nulla metus metus, ullamcorper </w:t>
+                    <w:t>by</w:t>
                   </w:r>
                 </w:p>
               </w:txbxContent>
@@ -1302,24 +2706,24 @@
       </w:r>
       <w:r>
         <w:pict>
-          <v:shape id="DocuMindTextBox48" type="#_x0000_t202" stroked="f" filled="f" o:allowincell="f" style="position:absolute;margin-left:36.140pt;margin-top:193.648pt;width:546.326pt;height:21.000pt;z-index:251659264;mso-position-horizontal-relative:page;mso-position-vertical-relative:page;mso-wrap-style:none;mso-fit-shape-to-text:t;">
+          <v:shape id="DocuMindTextBox100" type="#_x0000_t202" stroked="f" filled="f" o:allowincell="f" style="position:absolute;margin-left:379.808pt;margin-top:177.002pt;width:26.974pt;height:18.449pt;z-index:251659264;mso-position-horizontal-relative:page;mso-position-vertical-relative:page;mso-wrap-style:none;mso-fit-shape-to-text:t;">
             <w10:wrap type="none"/>
             <v:textbox inset="0,0,0,0">
               <w:txbxContent>
                 <w:p>
                   <w:pPr>
-                    <w:spacing w:before="0" w:after="0" w:lineRule="exact" w:line="300"/>
+                    <w:spacing w:before="0" w:after="0" w:lineRule="exact" w:line="249"/>
                     <w:ind w:left="0" w:right="0" w:firstLine="0"/>
                   </w:pPr>
                   <w:r>
                     <w:rPr>
-                      <w:rFonts w:ascii="Century Schoolbook" w:hAnsi="Century Schoolbook" w:eastAsia="Century Schoolbook" w:cs="Century Schoolbook"/>
+                      <w:rFonts w:ascii="Courier" w:hAnsi="Courier" w:eastAsia="Courier" w:cs="Courier"/>
                       <w:b w:val="0"/>
                       <w:i w:val="0"/>
                       <w:color w:val="000000"/>
-                      <w:sz w:val="24"/>
+                      <w:sz w:val="19"/>
                     </w:rPr>
-                    <w:t xml:space="preserve">vel, tincidunt sed, euismod in, nibh. Quisque volutpat condimentum velit. Class aptent taciti </w:t>
+                    <w:t>Item</w:t>
                   </w:r>
                 </w:p>
               </w:txbxContent>
@@ -1329,24 +2733,24 @@
       </w:r>
       <w:r>
         <w:pict>
-          <v:shape id="DocuMindTextBox49" type="#_x0000_t202" stroked="f" filled="f" o:allowincell="f" style="position:absolute;margin-left:36.140pt;margin-top:208.048pt;width:546.333pt;height:21.000pt;z-index:251659264;mso-position-horizontal-relative:page;mso-position-vertical-relative:page;mso-wrap-style:none;mso-fit-shape-to-text:t;">
+          <v:shape id="DocuMindTextBox101" type="#_x0000_t202" stroked="f" filled="f" o:allowincell="f" style="position:absolute;margin-left:409.805pt;margin-top:177.002pt;width:38.973pt;height:18.449pt;z-index:251659264;mso-position-horizontal-relative:page;mso-position-vertical-relative:page;mso-wrap-style:none;mso-fit-shape-to-text:t;">
             <w10:wrap type="none"/>
             <v:textbox inset="0,0,0,0">
               <w:txbxContent>
                 <w:p>
                   <w:pPr>
-                    <w:spacing w:before="0" w:after="0" w:lineRule="exact" w:line="300"/>
+                    <w:spacing w:before="0" w:after="0" w:lineRule="exact" w:line="249"/>
                     <w:ind w:left="0" w:right="0" w:firstLine="0"/>
                   </w:pPr>
                   <w:r>
                     <w:rPr>
-                      <w:rFonts w:ascii="Century Schoolbook" w:hAnsi="Century Schoolbook" w:eastAsia="Century Schoolbook" w:cs="Century Schoolbook"/>
+                      <w:rFonts w:ascii="Courier" w:hAnsi="Courier" w:eastAsia="Courier" w:cs="Courier"/>
                       <w:b w:val="0"/>
                       <w:i w:val="0"/>
                       <w:color w:val="000000"/>
-                      <w:sz w:val="24"/>
+                      <w:sz w:val="19"/>
                     </w:rPr>
-                    <w:t xml:space="preserve">sociosqu ad litora torquent per conubia nostra, per inceptos himenaeos. Nam nec ante. Sed lacinia, </w:t>
+                    <w:t>Type=0</w:t>
                   </w:r>
                 </w:p>
               </w:txbxContent>
@@ -1356,24 +2760,24 @@
       </w:r>
       <w:r>
         <w:pict>
-          <v:shape id="DocuMindTextBox50" type="#_x0000_t202" stroked="f" filled="f" o:allowincell="f" style="position:absolute;margin-left:36.140pt;margin-top:222.448pt;width:546.325pt;height:21.000pt;z-index:251659264;mso-position-horizontal-relative:page;mso-position-vertical-relative:page;mso-wrap-style:none;mso-fit-shape-to-text:t;">
+          <v:shape id="DocuMindTextBox102" type="#_x0000_t202" stroked="f" filled="f" o:allowincell="f" style="position:absolute;margin-left:307.815pt;margin-top:188.281pt;width:86.968pt;height:18.449pt;z-index:251659264;mso-position-horizontal-relative:page;mso-position-vertical-relative:page;mso-wrap-style:none;mso-fit-shape-to-text:t;">
             <w10:wrap type="none"/>
             <v:textbox inset="0,0,0,0">
               <w:txbxContent>
                 <w:p>
                   <w:pPr>
-                    <w:spacing w:before="0" w:after="0" w:lineRule="exact" w:line="300"/>
+                    <w:spacing w:before="0" w:after="0" w:lineRule="exact" w:line="249"/>
                     <w:ind w:left="0" w:right="0" w:firstLine="0"/>
                   </w:pPr>
                   <w:r>
                     <w:rPr>
-                      <w:rFonts w:ascii="Century Schoolbook" w:hAnsi="Century Schoolbook" w:eastAsia="Century Schoolbook" w:cs="Century Schoolbook"/>
+                      <w:rFonts w:ascii="Courier" w:hAnsi="Courier" w:eastAsia="Courier" w:cs="Courier"/>
                       <w:b w:val="0"/>
                       <w:i w:val="0"/>
                       <w:color w:val="000000"/>
-                      <w:sz w:val="24"/>
+                      <w:sz w:val="19"/>
                     </w:rPr>
-                    <w:t xml:space="preserve">urna non tincidunt mattis, tortor neque adipiscing diam, a cursus ipsum ante quis turpis. Nulla </w:t>
+                    <w:t>trans_type=1,A</w:t>
                   </w:r>
                 </w:p>
               </w:txbxContent>
@@ -1383,24 +2787,24 @@
       </w:r>
       <w:r>
         <w:pict>
-          <v:shape id="DocuMindTextBox51" type="#_x0000_t202" stroked="f" filled="f" o:allowincell="f" style="position:absolute;margin-left:36.140pt;margin-top:237.088pt;width:236.797pt;height:21.000pt;z-index:251659264;mso-position-horizontal-relative:page;mso-position-vertical-relative:page;mso-wrap-style:none;mso-fit-shape-to-text:t;">
+          <v:shape id="DocuMindTextBox103" type="#_x0000_t202" stroked="f" filled="f" o:allowincell="f" style="position:absolute;margin-left:307.815pt;margin-top:199.680pt;width:50.971pt;height:18.449pt;z-index:251659264;mso-position-horizontal-relative:page;mso-position-vertical-relative:page;mso-wrap-style:none;mso-fit-shape-to-text:t;">
             <w10:wrap type="none"/>
             <v:textbox inset="0,0,0,0">
               <w:txbxContent>
                 <w:p>
                   <w:pPr>
-                    <w:spacing w:before="0" w:after="0" w:lineRule="exact" w:line="300"/>
+                    <w:spacing w:before="0" w:after="0" w:lineRule="exact" w:line="249"/>
                     <w:ind w:left="0" w:right="0" w:firstLine="0"/>
                   </w:pPr>
                   <w:r>
                     <w:rPr>
-                      <w:rFonts w:ascii="Century Schoolbook" w:hAnsi="Century Schoolbook" w:eastAsia="Century Schoolbook" w:cs="Century Schoolbook"/>
+                      <w:rFonts w:ascii="Courier" w:hAnsi="Courier" w:eastAsia="Courier" w:cs="Courier"/>
                       <w:b w:val="0"/>
                       <w:i w:val="0"/>
                       <w:color w:val="000000"/>
-                      <w:sz w:val="24"/>
+                      <w:sz w:val="19"/>
                     </w:rPr>
-                    <w:t xml:space="preserve">facilisi. Ut fringilla. Suspendisse potenti.  </w:t>
+                    <w:t>[amount]</w:t>
                   </w:r>
                 </w:p>
               </w:txbxContent>
@@ -1410,24 +2814,24 @@
       </w:r>
       <w:r>
         <w:pict>
-          <v:shape id="DocuMindTextBox52" type="#_x0000_t202" stroked="f" filled="f" o:allowincell="f" style="position:absolute;margin-left:36.140pt;margin-top:265.888pt;width:546.334pt;height:21.000pt;z-index:251659264;mso-position-horizontal-relative:page;mso-position-vertical-relative:page;mso-wrap-style:none;mso-fit-shape-to-text:t;">
+          <v:shape id="DocuMindTextBox104" type="#_x0000_t202" stroked="f" filled="f" o:allowincell="f" style="position:absolute;margin-left:307.815pt;margin-top:210.959pt;width:50.971pt;height:18.449pt;z-index:251659264;mso-position-horizontal-relative:page;mso-position-vertical-relative:page;mso-wrap-style:none;mso-fit-shape-to-text:t;">
             <w10:wrap type="none"/>
             <v:textbox inset="0,0,0,0">
               <w:txbxContent>
                 <w:p>
                   <w:pPr>
-                    <w:spacing w:before="0" w:after="0" w:lineRule="exact" w:line="300"/>
+                    <w:spacing w:before="0" w:after="0" w:lineRule="exact" w:line="249"/>
                     <w:ind w:left="0" w:right="0" w:firstLine="0"/>
                   </w:pPr>
                   <w:r>
                     <w:rPr>
-                      <w:rFonts w:ascii="Century Schoolbook" w:hAnsi="Century Schoolbook" w:eastAsia="Century Schoolbook" w:cs="Century Schoolbook"/>
+                      <w:rFonts w:ascii="Courier" w:hAnsi="Courier" w:eastAsia="Courier" w:cs="Courier"/>
                       <w:b w:val="0"/>
                       <w:i w:val="0"/>
                       <w:color w:val="000000"/>
-                      <w:sz w:val="24"/>
+                      <w:sz w:val="19"/>
                     </w:rPr>
-                    <w:t xml:space="preserve">Nunc feugiat mi a tellus consequat imperdiet. Vestibulum sapien. Proin quam. Etiam ultrices. </w:t>
+                    <w:t>Invoices</w:t>
                   </w:r>
                 </w:p>
               </w:txbxContent>
@@ -1437,24 +2841,24 @@
       </w:r>
       <w:r>
         <w:pict>
-          <v:shape id="DocuMindTextBox53" type="#_x0000_t202" stroked="f" filled="f" o:allowincell="f" style="position:absolute;margin-left:36.140pt;margin-top:280.288pt;width:546.320pt;height:21.000pt;z-index:251659264;mso-position-horizontal-relative:page;mso-position-vertical-relative:page;mso-wrap-style:none;mso-fit-shape-to-text:t;">
+          <v:shape id="DocuMindTextBox105" type="#_x0000_t202" stroked="f" filled="f" o:allowincell="f" style="position:absolute;margin-left:361.810pt;margin-top:210.959pt;width:14.975pt;height:18.449pt;z-index:251659264;mso-position-horizontal-relative:page;mso-position-vertical-relative:page;mso-wrap-style:none;mso-fit-shape-to-text:t;">
             <w10:wrap type="none"/>
             <v:textbox inset="0,0,0,0">
               <w:txbxContent>
                 <w:p>
                   <w:pPr>
-                    <w:spacing w:before="0" w:after="0" w:lineRule="exact" w:line="300"/>
+                    <w:spacing w:before="0" w:after="0" w:lineRule="exact" w:line="249"/>
                     <w:ind w:left="0" w:right="0" w:firstLine="0"/>
                   </w:pPr>
                   <w:r>
                     <w:rPr>
-                      <w:rFonts w:ascii="Century Schoolbook" w:hAnsi="Century Schoolbook" w:eastAsia="Century Schoolbook" w:cs="Century Schoolbook"/>
+                      <w:rFonts w:ascii="Courier" w:hAnsi="Courier" w:eastAsia="Courier" w:cs="Courier"/>
                       <w:b w:val="0"/>
                       <w:i w:val="0"/>
                       <w:color w:val="000000"/>
-                      <w:sz w:val="24"/>
+                      <w:sz w:val="19"/>
                     </w:rPr>
-                    <w:t xml:space="preserve">Suspendisse in justo eu magna luctus suscipit. Sed lectus. Integer euismod lacus luctus magna. </w:t>
+                    <w:t>by</w:t>
                   </w:r>
                 </w:p>
               </w:txbxContent>
@@ -1464,24 +2868,24 @@
       </w:r>
       <w:r>
         <w:pict>
-          <v:shape id="DocuMindTextBox54" type="#_x0000_t202" stroked="f" filled="f" o:allowincell="f" style="position:absolute;margin-left:36.140pt;margin-top:294.688pt;width:546.337pt;height:21.000pt;z-index:251659264;mso-position-horizontal-relative:page;mso-position-vertical-relative:page;mso-wrap-style:none;mso-fit-shape-to-text:t;">
+          <v:shape id="DocuMindTextBox106" type="#_x0000_t202" stroked="f" filled="f" o:allowincell="f" style="position:absolute;margin-left:379.808pt;margin-top:210.959pt;width:68.970pt;height:18.449pt;z-index:251659264;mso-position-horizontal-relative:page;mso-position-vertical-relative:page;mso-wrap-style:none;mso-fit-shape-to-text:t;">
             <w10:wrap type="none"/>
             <v:textbox inset="0,0,0,0">
               <w:txbxContent>
                 <w:p>
                   <w:pPr>
-                    <w:spacing w:before="0" w:after="0" w:lineRule="exact" w:line="300"/>
+                    <w:spacing w:before="0" w:after="0" w:lineRule="exact" w:line="249"/>
                     <w:ind w:left="0" w:right="0" w:firstLine="0"/>
                   </w:pPr>
                   <w:r>
                     <w:rPr>
-                      <w:rFonts w:ascii="Century Schoolbook" w:hAnsi="Century Schoolbook" w:eastAsia="Century Schoolbook" w:cs="Century Schoolbook"/>
+                      <w:rFonts w:ascii="Courier" w:hAnsi="Courier" w:eastAsia="Courier" w:cs="Courier"/>
                       <w:b w:val="0"/>
                       <w:i w:val="0"/>
                       <w:color w:val="000000"/>
-                      <w:sz w:val="24"/>
+                      <w:sz w:val="19"/>
                     </w:rPr>
-                    <w:t xml:space="preserve">Quisque cursus, metus vitae pharetra auctor, sem massa mattis sem, at interdum magna augue </w:t>
+                    <w:t>Transaction</w:t>
                   </w:r>
                 </w:p>
               </w:txbxContent>
@@ -1491,24 +2895,24 @@
       </w:r>
       <w:r>
         <w:pict>
-          <v:shape id="DocuMindTextBox55" type="#_x0000_t202" stroked="f" filled="f" o:allowincell="f" style="position:absolute;margin-left:36.140pt;margin-top:309.088pt;width:546.326pt;height:21.000pt;z-index:251659264;mso-position-horizontal-relative:page;mso-position-vertical-relative:page;mso-wrap-style:none;mso-fit-shape-to-text:t;">
+          <v:shape id="DocuMindTextBox107" type="#_x0000_t202" stroked="f" filled="f" o:allowincell="f" style="position:absolute;margin-left:451.801pt;margin-top:210.959pt;width:50.971pt;height:18.449pt;z-index:251659264;mso-position-horizontal-relative:page;mso-position-vertical-relative:page;mso-wrap-style:none;mso-fit-shape-to-text:t;">
             <w10:wrap type="none"/>
             <v:textbox inset="0,0,0,0">
               <w:txbxContent>
                 <w:p>
                   <w:pPr>
-                    <w:spacing w:before="0" w:after="0" w:lineRule="exact" w:line="300"/>
+                    <w:spacing w:before="0" w:after="0" w:lineRule="exact" w:line="249"/>
                     <w:ind w:left="0" w:right="0" w:firstLine="0"/>
                   </w:pPr>
                   <w:r>
                     <w:rPr>
-                      <w:rFonts w:ascii="Century Schoolbook" w:hAnsi="Century Schoolbook" w:eastAsia="Century Schoolbook" w:cs="Century Schoolbook"/>
+                      <w:rFonts w:ascii="Courier" w:hAnsi="Courier" w:eastAsia="Courier" w:cs="Courier"/>
                       <w:b w:val="0"/>
                       <w:i w:val="0"/>
                       <w:color w:val="000000"/>
-                      <w:sz w:val="24"/>
+                      <w:sz w:val="19"/>
                     </w:rPr>
-                    <w:t xml:space="preserve">eget diam. Vestibulum ante ipsum primis in faucibus orci luctus et ultrices posuere cubilia Curae; </w:t>
+                    <w:t>Amount=0</w:t>
                   </w:r>
                 </w:p>
               </w:txbxContent>
@@ -1518,24 +2922,24 @@
       </w:r>
       <w:r>
         <w:pict>
-          <v:shape id="DocuMindTextBox56" type="#_x0000_t202" stroked="f" filled="f" o:allowincell="f" style="position:absolute;margin-left:36.140pt;margin-top:323.488pt;width:546.331pt;height:21.000pt;z-index:251659264;mso-position-horizontal-relative:page;mso-position-vertical-relative:page;mso-wrap-style:none;mso-fit-shape-to-text:t;">
+          <v:shape id="DocuMindTextBox108" type="#_x0000_t202" stroked="f" filled="f" o:allowincell="f" style="position:absolute;margin-left:307.815pt;margin-top:222.238pt;width:98.967pt;height:18.449pt;z-index:251659264;mso-position-horizontal-relative:page;mso-position-vertical-relative:page;mso-wrap-style:none;mso-fit-shape-to-text:t;">
             <w10:wrap type="none"/>
             <v:textbox inset="0,0,0,0">
               <w:txbxContent>
                 <w:p>
                   <w:pPr>
-                    <w:spacing w:before="0" w:after="0" w:lineRule="exact" w:line="300"/>
+                    <w:spacing w:before="0" w:after="0" w:lineRule="exact" w:line="249"/>
                     <w:ind w:left="0" w:right="0" w:firstLine="0"/>
                   </w:pPr>
                   <w:r>
                     <w:rPr>
-                      <w:rFonts w:ascii="Century Schoolbook" w:hAnsi="Century Schoolbook" w:eastAsia="Century Schoolbook" w:cs="Century Schoolbook"/>
+                      <w:rFonts w:ascii="Courier" w:hAnsi="Courier" w:eastAsia="Courier" w:cs="Courier"/>
                       <w:b w:val="0"/>
                       <w:i w:val="0"/>
                       <w:color w:val="000000"/>
-                      <w:sz w:val="24"/>
+                      <w:sz w:val="19"/>
                     </w:rPr>
-                    <w:t xml:space="preserve">Morbi lacinia molestie dui. Praesent blandit dolor. Sed non quam. In vel mi sit amet augue congue </w:t>
+                    <w:t>trans_amount=1,D</w:t>
                   </w:r>
                 </w:p>
               </w:txbxContent>
@@ -1545,24 +2949,24 @@
       </w:r>
       <w:r>
         <w:pict>
-          <v:shape id="DocuMindTextBox57" type="#_x0000_t202" stroked="f" filled="f" o:allowincell="f" style="position:absolute;margin-left:36.140pt;margin-top:337.888pt;width:332.369pt;height:21.000pt;z-index:251659264;mso-position-horizontal-relative:page;mso-position-vertical-relative:page;mso-wrap-style:none;mso-fit-shape-to-text:t;">
+          <v:shape id="DocuMindTextBox109" type="#_x0000_t202" stroked="f" filled="f" o:allowincell="f" style="position:absolute;margin-left:57.636pt;margin-top:433.193pt;width:293.605pt;height:19.799pt;z-index:251659264;mso-position-horizontal-relative:page;mso-position-vertical-relative:page;mso-wrap-style:none;mso-fit-shape-to-text:t;">
             <w10:wrap type="none"/>
             <v:textbox inset="0,0,0,0">
               <w:txbxContent>
                 <w:p>
                   <w:pPr>
-                    <w:spacing w:before="0" w:after="0" w:lineRule="exact" w:line="300"/>
+                    <w:spacing w:before="0" w:after="0" w:lineRule="exact" w:line="276"/>
                     <w:ind w:left="0" w:right="0" w:firstLine="0"/>
                   </w:pPr>
                   <w:r>
                     <w:rPr>
-                      <w:rFonts w:ascii="Century Schoolbook" w:hAnsi="Century Schoolbook" w:eastAsia="Century Schoolbook" w:cs="Century Schoolbook"/>
+                      <w:rFonts w:ascii="Arial" w:hAnsi="Arial" w:eastAsia="Arial" w:cs="Arial"/>
                       <w:b w:val="0"/>
                       <w:i w:val="0"/>
                       <w:color w:val="000000"/>
-                      <w:sz w:val="24"/>
+                      <w:sz w:val="22"/>
                     </w:rPr>
-                    <w:t xml:space="preserve">elementum. Morbi in ipsum sit amet pede facilisis laoreet.  </w:t>
+                    <w:t xml:space="preserve">The example bookmark file includes three distinct sections: </w:t>
                   </w:r>
                 </w:p>
               </w:txbxContent>
@@ -1572,24 +2976,24 @@
       </w:r>
       <w:r>
         <w:pict>
-          <v:shape id="DocuMindTextBox58" type="#_x0000_t202" stroked="f" filled="f" o:allowincell="f" style="position:absolute;margin-left:36.140pt;margin-top:366.688pt;width:546.331pt;height:21.000pt;z-index:251659264;mso-position-horizontal-relative:page;mso-position-vertical-relative:page;mso-wrap-style:none;mso-fit-shape-to-text:t;">
+          <v:shape id="DocuMindTextBox110" type="#_x0000_t202" stroked="f" filled="f" o:allowincell="f" style="position:absolute;margin-left:57.636pt;margin-top:453.762pt;width:10.049pt;height:18.977pt;z-index:251659264;mso-position-horizontal-relative:page;mso-position-vertical-relative:page;mso-wrap-style:none;mso-fit-shape-to-text:t;">
             <w10:wrap type="none"/>
             <v:textbox inset="0,0,0,0">
               <w:txbxContent>
                 <w:p>
                   <w:pPr>
-                    <w:spacing w:before="0" w:after="0" w:lineRule="exact" w:line="300"/>
+                    <w:spacing w:before="0" w:after="0" w:lineRule="exact" w:line="260"/>
                     <w:ind w:left="0" w:right="0" w:firstLine="0"/>
                   </w:pPr>
                   <w:r>
                     <w:rPr>
-                      <w:rFonts w:ascii="Century Schoolbook" w:hAnsi="Century Schoolbook" w:eastAsia="Century Schoolbook" w:cs="Century Schoolbook"/>
+                      <w:rFonts w:ascii="Symbol" w:hAnsi="Symbol" w:eastAsia="Symbol" w:cs="Symbol"/>
                       <w:b w:val="0"/>
                       <w:i w:val="0"/>
                       <w:color w:val="000000"/>
-                      <w:sz w:val="24"/>
+                      <w:sz w:val="19"/>
                     </w:rPr>
-                    <w:t xml:space="preserve">Donec lacus nunc, viverra nec, blandit vel, egestas et, augue. Vestibulum tincidunt malesuada </w:t>
+                    <w:t xml:space="preserve">• </w:t>
                   </w:r>
                 </w:p>
               </w:txbxContent>
@@ -1599,24 +3003,24 @@
       </w:r>
       <w:r>
         <w:pict>
-          <v:shape id="DocuMindTextBox59" type="#_x0000_t202" stroked="f" filled="f" o:allowincell="f" style="position:absolute;margin-left:36.140pt;margin-top:381.328pt;width:546.330pt;height:21.000pt;z-index:251659264;mso-position-horizontal-relative:page;mso-position-vertical-relative:page;mso-wrap-style:none;mso-fit-shape-to-text:t;">
+          <v:shape id="DocuMindTextBox111" type="#_x0000_t202" stroked="f" filled="f" o:allowincell="f" style="position:absolute;margin-left:75.634pt;margin-top:453.831pt;width:181.597pt;height:19.799pt;z-index:251659264;mso-position-horizontal-relative:page;mso-position-vertical-relative:page;mso-wrap-style:none;mso-fit-shape-to-text:t;">
             <w10:wrap type="none"/>
             <v:textbox inset="0,0,0,0">
               <w:txbxContent>
                 <w:p>
                   <w:pPr>
-                    <w:spacing w:before="0" w:after="0" w:lineRule="exact" w:line="300"/>
+                    <w:spacing w:before="0" w:after="0" w:lineRule="exact" w:line="276"/>
                     <w:ind w:left="0" w:right="0" w:firstLine="0"/>
                   </w:pPr>
                   <w:r>
                     <w:rPr>
-                      <w:rFonts w:ascii="Century Schoolbook" w:hAnsi="Century Schoolbook" w:eastAsia="Century Schoolbook" w:cs="Century Schoolbook"/>
+                      <w:rFonts w:ascii="Arial" w:hAnsi="Arial" w:eastAsia="Arial" w:cs="Arial"/>
                       <w:b w:val="0"/>
                       <w:i w:val="0"/>
                       <w:color w:val="000000"/>
-                      <w:sz w:val="24"/>
+                      <w:sz w:val="22"/>
                     </w:rPr>
-                    <w:t xml:space="preserve">tellus. Ut ultrices ultrices enim. Curabitur sit amet mauris. Morbi in dui quis est pulvinar </w:t>
+                    <w:t xml:space="preserve">Invoices sorted, ascending, by date. </w:t>
                   </w:r>
                 </w:p>
               </w:txbxContent>
@@ -1626,24 +3030,24 @@
       </w:r>
       <w:r>
         <w:pict>
-          <v:shape id="DocuMindTextBox60" type="#_x0000_t202" stroked="f" filled="f" o:allowincell="f" style="position:absolute;margin-left:36.140pt;margin-top:395.728pt;width:546.326pt;height:21.000pt;z-index:251659264;mso-position-horizontal-relative:page;mso-position-vertical-relative:page;mso-wrap-style:none;mso-fit-shape-to-text:t;">
+          <v:shape id="DocuMindTextBox112" type="#_x0000_t202" stroked="f" filled="f" o:allowincell="f" style="position:absolute;margin-left:57.636pt;margin-top:474.401pt;width:10.049pt;height:18.977pt;z-index:251659264;mso-position-horizontal-relative:page;mso-position-vertical-relative:page;mso-wrap-style:none;mso-fit-shape-to-text:t;">
             <w10:wrap type="none"/>
             <v:textbox inset="0,0,0,0">
               <w:txbxContent>
                 <w:p>
                   <w:pPr>
-                    <w:spacing w:before="0" w:after="0" w:lineRule="exact" w:line="300"/>
+                    <w:spacing w:before="0" w:after="0" w:lineRule="exact" w:line="260"/>
                     <w:ind w:left="0" w:right="0" w:firstLine="0"/>
                   </w:pPr>
                   <w:r>
                     <w:rPr>
-                      <w:rFonts w:ascii="Century Schoolbook" w:hAnsi="Century Schoolbook" w:eastAsia="Century Schoolbook" w:cs="Century Schoolbook"/>
+                      <w:rFonts w:ascii="Symbol" w:hAnsi="Symbol" w:eastAsia="Symbol" w:cs="Symbol"/>
                       <w:b w:val="0"/>
                       <w:i w:val="0"/>
                       <w:color w:val="000000"/>
-                      <w:sz w:val="24"/>
+                      <w:sz w:val="19"/>
                     </w:rPr>
-                    <w:t xml:space="preserve">ullamcorper. Nulla facilisi. Integer lacinia sollicitudin massa. Cras metus. Sed aliquet risus a </w:t>
+                    <w:t xml:space="preserve">• </w:t>
                   </w:r>
                 </w:p>
               </w:txbxContent>
@@ -1653,24 +3057,24 @@
       </w:r>
       <w:r>
         <w:pict>
-          <v:shape id="DocuMindTextBox61" type="#_x0000_t202" stroked="f" filled="f" o:allowincell="f" style="position:absolute;margin-left:36.140pt;margin-top:410.128pt;width:198.564pt;height:21.000pt;z-index:251659264;mso-position-horizontal-relative:page;mso-position-vertical-relative:page;mso-wrap-style:none;mso-fit-shape-to-text:t;">
+          <v:shape id="DocuMindTextBox113" type="#_x0000_t202" stroked="f" filled="f" o:allowincell="f" style="position:absolute;margin-left:75.634pt;margin-top:474.469pt;width:204.689pt;height:19.799pt;z-index:251659264;mso-position-horizontal-relative:page;mso-position-vertical-relative:page;mso-wrap-style:none;mso-fit-shape-to-text:t;">
             <w10:wrap type="none"/>
             <v:textbox inset="0,0,0,0">
               <w:txbxContent>
                 <w:p>
                   <w:pPr>
-                    <w:spacing w:before="0" w:after="0" w:lineRule="exact" w:line="300"/>
+                    <w:spacing w:before="0" w:after="0" w:lineRule="exact" w:line="276"/>
                     <w:ind w:left="0" w:right="0" w:firstLine="0"/>
                   </w:pPr>
                   <w:r>
                     <w:rPr>
-                      <w:rFonts w:ascii="Century Schoolbook" w:hAnsi="Century Schoolbook" w:eastAsia="Century Schoolbook" w:cs="Century Schoolbook"/>
+                      <w:rFonts w:ascii="Arial" w:hAnsi="Arial" w:eastAsia="Arial" w:cs="Arial"/>
                       <w:b w:val="0"/>
                       <w:i w:val="0"/>
                       <w:color w:val="000000"/>
-                      <w:sz w:val="24"/>
+                      <w:sz w:val="22"/>
                     </w:rPr>
-                    <w:t xml:space="preserve">tortor. Integer id quam. Morbi mi.  </w:t>
+                    <w:t xml:space="preserve">Invoices sorted, ascending, by item type. </w:t>
                   </w:r>
                 </w:p>
               </w:txbxContent>
@@ -1680,24 +3084,24 @@
       </w:r>
       <w:r>
         <w:pict>
-          <v:shape id="DocuMindTextBox62" type="#_x0000_t202" stroked="f" filled="f" o:allowincell="f" style="position:absolute;margin-left:36.140pt;margin-top:438.928pt;width:546.324pt;height:21.000pt;z-index:251659264;mso-position-horizontal-relative:page;mso-position-vertical-relative:page;mso-wrap-style:none;mso-fit-shape-to-text:t;">
+          <v:shape id="DocuMindTextBox114" type="#_x0000_t202" stroked="f" filled="f" o:allowincell="f" style="position:absolute;margin-left:57.636pt;margin-top:495.039pt;width:10.049pt;height:18.977pt;z-index:251659264;mso-position-horizontal-relative:page;mso-position-vertical-relative:page;mso-wrap-style:none;mso-fit-shape-to-text:t;">
             <w10:wrap type="none"/>
             <v:textbox inset="0,0,0,0">
               <w:txbxContent>
                 <w:p>
                   <w:pPr>
-                    <w:spacing w:before="0" w:after="0" w:lineRule="exact" w:line="300"/>
+                    <w:spacing w:before="0" w:after="0" w:lineRule="exact" w:line="260"/>
                     <w:ind w:left="0" w:right="0" w:firstLine="0"/>
                   </w:pPr>
                   <w:r>
                     <w:rPr>
-                      <w:rFonts w:ascii="Century Schoolbook" w:hAnsi="Century Schoolbook" w:eastAsia="Century Schoolbook" w:cs="Century Schoolbook"/>
+                      <w:rFonts w:ascii="Symbol" w:hAnsi="Symbol" w:eastAsia="Symbol" w:cs="Symbol"/>
                       <w:b w:val="0"/>
                       <w:i w:val="0"/>
                       <w:color w:val="000000"/>
-                      <w:sz w:val="24"/>
+                      <w:sz w:val="19"/>
                     </w:rPr>
-                    <w:t xml:space="preserve">Lorem ipsum dolor sit amet, consectetur adipiscing elit. Integer nec odio. Praesent libero. Sed </w:t>
+                    <w:t xml:space="preserve">• </w:t>
                   </w:r>
                 </w:p>
               </w:txbxContent>
@@ -1707,429 +3111,24 @@
       </w:r>
       <w:r>
         <w:pict>
-          <v:shape id="DocuMindTextBox63" type="#_x0000_t202" stroked="f" filled="f" o:allowincell="f" style="position:absolute;margin-left:36.140pt;margin-top:453.328pt;width:546.326pt;height:21.000pt;z-index:251659264;mso-position-horizontal-relative:page;mso-position-vertical-relative:page;mso-wrap-style:none;mso-fit-shape-to-text:t;">
+          <v:shape id="DocuMindTextBox115" type="#_x0000_t202" stroked="f" filled="f" o:allowincell="f" style="position:absolute;margin-left:75.634pt;margin-top:495.107pt;width:259.964pt;height:19.799pt;z-index:251659264;mso-position-horizontal-relative:page;mso-position-vertical-relative:page;mso-wrap-style:none;mso-fit-shape-to-text:t;">
             <w10:wrap type="none"/>
             <v:textbox inset="0,0,0,0">
               <w:txbxContent>
                 <w:p>
                   <w:pPr>
-                    <w:spacing w:before="0" w:after="0" w:lineRule="exact" w:line="300"/>
+                    <w:spacing w:before="0" w:after="0" w:lineRule="exact" w:line="276"/>
                     <w:ind w:left="0" w:right="0" w:firstLine="0"/>
                   </w:pPr>
                   <w:r>
                     <w:rPr>
-                      <w:rFonts w:ascii="Century Schoolbook" w:hAnsi="Century Schoolbook" w:eastAsia="Century Schoolbook" w:cs="Century Schoolbook"/>
+                      <w:rFonts w:ascii="Arial" w:hAnsi="Arial" w:eastAsia="Arial" w:cs="Arial"/>
                       <w:b w:val="0"/>
                       <w:i w:val="0"/>
                       <w:color w:val="000000"/>
-                      <w:sz w:val="24"/>
+                      <w:sz w:val="22"/>
                     </w:rPr>
-                    <w:t xml:space="preserve">cursus ante dapibus diam. Sed nisi. Nulla quis sem at nibh elementum imperdiet. Duis sagittis </w:t>
-                  </w:r>
-                </w:p>
-              </w:txbxContent>
-            </v:textbox>
-          </v:shape>
-        </w:pict>
-      </w:r>
-      <w:r>
-        <w:pict>
-          <v:shape id="DocuMindTextBox64" type="#_x0000_t202" stroked="f" filled="f" o:allowincell="f" style="position:absolute;margin-left:36.140pt;margin-top:467.728pt;width:546.331pt;height:21.000pt;z-index:251659264;mso-position-horizontal-relative:page;mso-position-vertical-relative:page;mso-wrap-style:none;mso-fit-shape-to-text:t;">
-            <w10:wrap type="none"/>
-            <v:textbox inset="0,0,0,0">
-              <w:txbxContent>
-                <w:p>
-                  <w:pPr>
-                    <w:spacing w:before="0" w:after="0" w:lineRule="exact" w:line="300"/>
-                    <w:ind w:left="0" w:right="0" w:firstLine="0"/>
-                  </w:pPr>
-                  <w:r>
-                    <w:rPr>
-                      <w:rFonts w:ascii="Century Schoolbook" w:hAnsi="Century Schoolbook" w:eastAsia="Century Schoolbook" w:cs="Century Schoolbook"/>
-                      <w:b w:val="0"/>
-                      <w:i w:val="0"/>
-                      <w:color w:val="000000"/>
-                      <w:sz w:val="24"/>
-                    </w:rPr>
-                    <w:t xml:space="preserve">ipsum. Praesent mauris. Fusce nec tellus sed augue semper porta. Mauris massa. Vestibulum </w:t>
-                  </w:r>
-                </w:p>
-              </w:txbxContent>
-            </v:textbox>
-          </v:shape>
-        </w:pict>
-      </w:r>
-      <w:r>
-        <w:pict>
-          <v:shape id="DocuMindTextBox65" type="#_x0000_t202" stroked="f" filled="f" o:allowincell="f" style="position:absolute;margin-left:36.140pt;margin-top:482.128pt;width:546.326pt;height:21.000pt;z-index:251659264;mso-position-horizontal-relative:page;mso-position-vertical-relative:page;mso-wrap-style:none;mso-fit-shape-to-text:t;">
-            <w10:wrap type="none"/>
-            <v:textbox inset="0,0,0,0">
-              <w:txbxContent>
-                <w:p>
-                  <w:pPr>
-                    <w:spacing w:before="0" w:after="0" w:lineRule="exact" w:line="300"/>
-                    <w:ind w:left="0" w:right="0" w:firstLine="0"/>
-                  </w:pPr>
-                  <w:r>
-                    <w:rPr>
-                      <w:rFonts w:ascii="Century Schoolbook" w:hAnsi="Century Schoolbook" w:eastAsia="Century Schoolbook" w:cs="Century Schoolbook"/>
-                      <w:b w:val="0"/>
-                      <w:i w:val="0"/>
-                      <w:color w:val="000000"/>
-                      <w:sz w:val="24"/>
-                    </w:rPr>
-                    <w:t xml:space="preserve">lacinia arcu eget nulla. Class aptent taciti sociosqu ad litora torquent per conubia nostra, per </w:t>
-                  </w:r>
-                </w:p>
-              </w:txbxContent>
-            </v:textbox>
-          </v:shape>
-        </w:pict>
-      </w:r>
-      <w:r>
-        <w:pict>
-          <v:shape id="DocuMindTextBox66" type="#_x0000_t202" stroked="f" filled="f" o:allowincell="f" style="position:absolute;margin-left:36.140pt;margin-top:496.528pt;width:311.914pt;height:21.000pt;z-index:251659264;mso-position-horizontal-relative:page;mso-position-vertical-relative:page;mso-wrap-style:none;mso-fit-shape-to-text:t;">
-            <w10:wrap type="none"/>
-            <v:textbox inset="0,0,0,0">
-              <w:txbxContent>
-                <w:p>
-                  <w:pPr>
-                    <w:spacing w:before="0" w:after="0" w:lineRule="exact" w:line="300"/>
-                    <w:ind w:left="0" w:right="0" w:firstLine="0"/>
-                  </w:pPr>
-                  <w:r>
-                    <w:rPr>
-                      <w:rFonts w:ascii="Century Schoolbook" w:hAnsi="Century Schoolbook" w:eastAsia="Century Schoolbook" w:cs="Century Schoolbook"/>
-                      <w:b w:val="0"/>
-                      <w:i w:val="0"/>
-                      <w:color w:val="000000"/>
-                      <w:sz w:val="24"/>
-                    </w:rPr>
-                    <w:t xml:space="preserve">inceptos himenaeos. Curabitur sodales ligula in libero.  </w:t>
-                  </w:r>
-                </w:p>
-              </w:txbxContent>
-            </v:textbox>
-          </v:shape>
-        </w:pict>
-      </w:r>
-      <w:r>
-        <w:pict>
-          <v:shape id="DocuMindTextBox67" type="#_x0000_t202" stroked="f" filled="f" o:allowincell="f" style="position:absolute;margin-left:36.140pt;margin-top:525.568pt;width:546.334pt;height:21.000pt;z-index:251659264;mso-position-horizontal-relative:page;mso-position-vertical-relative:page;mso-wrap-style:none;mso-fit-shape-to-text:t;">
-            <w10:wrap type="none"/>
-            <v:textbox inset="0,0,0,0">
-              <w:txbxContent>
-                <w:p>
-                  <w:pPr>
-                    <w:spacing w:before="0" w:after="0" w:lineRule="exact" w:line="300"/>
-                    <w:ind w:left="0" w:right="0" w:firstLine="0"/>
-                  </w:pPr>
-                  <w:r>
-                    <w:rPr>
-                      <w:rFonts w:ascii="Century Schoolbook" w:hAnsi="Century Schoolbook" w:eastAsia="Century Schoolbook" w:cs="Century Schoolbook"/>
-                      <w:b w:val="0"/>
-                      <w:i w:val="0"/>
-                      <w:color w:val="000000"/>
-                      <w:sz w:val="24"/>
-                    </w:rPr>
-                    <w:t xml:space="preserve">Sed dignissim lacinia nunc. Curabitur tortor. Pellentesque nibh. Aenean quam. In scelerisque sem </w:t>
-                  </w:r>
-                </w:p>
-              </w:txbxContent>
-            </v:textbox>
-          </v:shape>
-        </w:pict>
-      </w:r>
-      <w:r>
-        <w:pict>
-          <v:shape id="DocuMindTextBox68" type="#_x0000_t202" stroked="f" filled="f" o:allowincell="f" style="position:absolute;margin-left:36.140pt;margin-top:539.968pt;width:546.330pt;height:21.000pt;z-index:251659264;mso-position-horizontal-relative:page;mso-position-vertical-relative:page;mso-wrap-style:none;mso-fit-shape-to-text:t;">
-            <w10:wrap type="none"/>
-            <v:textbox inset="0,0,0,0">
-              <w:txbxContent>
-                <w:p>
-                  <w:pPr>
-                    <w:spacing w:before="0" w:after="0" w:lineRule="exact" w:line="300"/>
-                    <w:ind w:left="0" w:right="0" w:firstLine="0"/>
-                  </w:pPr>
-                  <w:r>
-                    <w:rPr>
-                      <w:rFonts w:ascii="Century Schoolbook" w:hAnsi="Century Schoolbook" w:eastAsia="Century Schoolbook" w:cs="Century Schoolbook"/>
-                      <w:b w:val="0"/>
-                      <w:i w:val="0"/>
-                      <w:color w:val="000000"/>
-                      <w:sz w:val="24"/>
-                    </w:rPr>
-                    <w:t xml:space="preserve">at dolor. Maecenas mattis. Sed convallis tristique sem. Proin ut ligula vel nunc egestas porttitor. </w:t>
-                  </w:r>
-                </w:p>
-              </w:txbxContent>
-            </v:textbox>
-          </v:shape>
-        </w:pict>
-      </w:r>
-      <w:r>
-        <w:pict>
-          <v:shape id="DocuMindTextBox69" type="#_x0000_t202" stroked="f" filled="f" o:allowincell="f" style="position:absolute;margin-left:36.140pt;margin-top:554.368pt;width:546.317pt;height:21.000pt;z-index:251659264;mso-position-horizontal-relative:page;mso-position-vertical-relative:page;mso-wrap-style:none;mso-fit-shape-to-text:t;">
-            <w10:wrap type="none"/>
-            <v:textbox inset="0,0,0,0">
-              <w:txbxContent>
-                <w:p>
-                  <w:pPr>
-                    <w:spacing w:before="0" w:after="0" w:lineRule="exact" w:line="300"/>
-                    <w:ind w:left="0" w:right="0" w:firstLine="0"/>
-                  </w:pPr>
-                  <w:r>
-                    <w:rPr>
-                      <w:rFonts w:ascii="Century Schoolbook" w:hAnsi="Century Schoolbook" w:eastAsia="Century Schoolbook" w:cs="Century Schoolbook"/>
-                      <w:b w:val="0"/>
-                      <w:i w:val="0"/>
-                      <w:color w:val="000000"/>
-                      <w:sz w:val="24"/>
-                    </w:rPr>
-                    <w:t xml:space="preserve">Morbi lectus risus, iaculis vel, suscipit quis, luctus non, massa. Fusce ac turpis quis ligula lacinia </w:t>
-                  </w:r>
-                </w:p>
-              </w:txbxContent>
-            </v:textbox>
-          </v:shape>
-        </w:pict>
-      </w:r>
-      <w:r>
-        <w:pict>
-          <v:shape id="DocuMindTextBox70" type="#_x0000_t202" stroked="f" filled="f" o:allowincell="f" style="position:absolute;margin-left:36.140pt;margin-top:568.768pt;width:521.252pt;height:21.000pt;z-index:251659264;mso-position-horizontal-relative:page;mso-position-vertical-relative:page;mso-wrap-style:none;mso-fit-shape-to-text:t;">
-            <w10:wrap type="none"/>
-            <v:textbox inset="0,0,0,0">
-              <w:txbxContent>
-                <w:p>
-                  <w:pPr>
-                    <w:spacing w:before="0" w:after="0" w:lineRule="exact" w:line="300"/>
-                    <w:ind w:left="0" w:right="0" w:firstLine="0"/>
-                  </w:pPr>
-                  <w:r>
-                    <w:rPr>
-                      <w:rFonts w:ascii="Century Schoolbook" w:hAnsi="Century Schoolbook" w:eastAsia="Century Schoolbook" w:cs="Century Schoolbook"/>
-                      <w:b w:val="0"/>
-                      <w:i w:val="0"/>
-                      <w:color w:val="000000"/>
-                      <w:sz w:val="24"/>
-                    </w:rPr>
-                    <w:t xml:space="preserve">aliquet. Mauris ipsum. Nulla metus metus, ullamcorper vel, tincidunt sed, euismod in, nibh.  </w:t>
-                  </w:r>
-                </w:p>
-              </w:txbxContent>
-            </v:textbox>
-          </v:shape>
-        </w:pict>
-      </w:r>
-      <w:r>
-        <w:pict>
-          <v:shape id="DocuMindTextBox71" type="#_x0000_t202" stroked="f" filled="f" o:allowincell="f" style="position:absolute;margin-left:36.140pt;margin-top:597.568pt;width:546.330pt;height:21.000pt;z-index:251659264;mso-position-horizontal-relative:page;mso-position-vertical-relative:page;mso-wrap-style:none;mso-fit-shape-to-text:t;">
-            <w10:wrap type="none"/>
-            <v:textbox inset="0,0,0,0">
-              <w:txbxContent>
-                <w:p>
-                  <w:pPr>
-                    <w:spacing w:before="0" w:after="0" w:lineRule="exact" w:line="300"/>
-                    <w:ind w:left="0" w:right="0" w:firstLine="0"/>
-                  </w:pPr>
-                  <w:r>
-                    <w:rPr>
-                      <w:rFonts w:ascii="Century Schoolbook" w:hAnsi="Century Schoolbook" w:eastAsia="Century Schoolbook" w:cs="Century Schoolbook"/>
-                      <w:b w:val="0"/>
-                      <w:i w:val="0"/>
-                      <w:color w:val="000000"/>
-                      <w:sz w:val="24"/>
-                    </w:rPr>
-                    <w:t xml:space="preserve">Quisque volutpat condimentum velit. Class aptent taciti sociosqu ad litora torquent per conubia </w:t>
-                  </w:r>
-                </w:p>
-              </w:txbxContent>
-            </v:textbox>
-          </v:shape>
-        </w:pict>
-      </w:r>
-      <w:r>
-        <w:pict>
-          <v:shape id="DocuMindTextBox72" type="#_x0000_t202" stroked="f" filled="f" o:allowincell="f" style="position:absolute;margin-left:36.140pt;margin-top:611.968pt;width:546.335pt;height:21.000pt;z-index:251659264;mso-position-horizontal-relative:page;mso-position-vertical-relative:page;mso-wrap-style:none;mso-fit-shape-to-text:t;">
-            <w10:wrap type="none"/>
-            <v:textbox inset="0,0,0,0">
-              <w:txbxContent>
-                <w:p>
-                  <w:pPr>
-                    <w:spacing w:before="0" w:after="0" w:lineRule="exact" w:line="300"/>
-                    <w:ind w:left="0" w:right="0" w:firstLine="0"/>
-                  </w:pPr>
-                  <w:r>
-                    <w:rPr>
-                      <w:rFonts w:ascii="Century Schoolbook" w:hAnsi="Century Schoolbook" w:eastAsia="Century Schoolbook" w:cs="Century Schoolbook"/>
-                      <w:b w:val="0"/>
-                      <w:i w:val="0"/>
-                      <w:color w:val="000000"/>
-                      <w:sz w:val="24"/>
-                    </w:rPr>
-                    <w:t xml:space="preserve">nostra, per inceptos himenaeos. Nam nec ante. Sed lacinia, urna non tincidunt mattis, tortor neque </w:t>
-                  </w:r>
-                </w:p>
-              </w:txbxContent>
-            </v:textbox>
-          </v:shape>
-        </w:pict>
-      </w:r>
-      <w:r>
-        <w:pict>
-          <v:shape id="DocuMindTextBox73" type="#_x0000_t202" stroked="f" filled="f" o:allowincell="f" style="position:absolute;margin-left:36.140pt;margin-top:626.368pt;width:546.318pt;height:21.000pt;z-index:251659264;mso-position-horizontal-relative:page;mso-position-vertical-relative:page;mso-wrap-style:none;mso-fit-shape-to-text:t;">
-            <w10:wrap type="none"/>
-            <v:textbox inset="0,0,0,0">
-              <w:txbxContent>
-                <w:p>
-                  <w:pPr>
-                    <w:spacing w:before="0" w:after="0" w:lineRule="exact" w:line="300"/>
-                    <w:ind w:left="0" w:right="0" w:firstLine="0"/>
-                  </w:pPr>
-                  <w:r>
-                    <w:rPr>
-                      <w:rFonts w:ascii="Century Schoolbook" w:hAnsi="Century Schoolbook" w:eastAsia="Century Schoolbook" w:cs="Century Schoolbook"/>
-                      <w:b w:val="0"/>
-                      <w:i w:val="0"/>
-                      <w:color w:val="000000"/>
-                      <w:sz w:val="24"/>
-                    </w:rPr>
-                    <w:t xml:space="preserve">adipiscing diam, a cursus ipsum ante quis turpis. Nulla facilisi. Ut fringilla. Suspendisse potenti. </w:t>
-                  </w:r>
-                </w:p>
-              </w:txbxContent>
-            </v:textbox>
-          </v:shape>
-        </w:pict>
-      </w:r>
-      <w:r>
-        <w:pict>
-          <v:shape id="DocuMindTextBox74" type="#_x0000_t202" stroked="f" filled="f" o:allowincell="f" style="position:absolute;margin-left:36.140pt;margin-top:641.008pt;width:532.168pt;height:21.000pt;z-index:251659264;mso-position-horizontal-relative:page;mso-position-vertical-relative:page;mso-wrap-style:none;mso-fit-shape-to-text:t;">
-            <w10:wrap type="none"/>
-            <v:textbox inset="0,0,0,0">
-              <w:txbxContent>
-                <w:p>
-                  <w:pPr>
-                    <w:spacing w:before="0" w:after="0" w:lineRule="exact" w:line="300"/>
-                    <w:ind w:left="0" w:right="0" w:firstLine="0"/>
-                  </w:pPr>
-                  <w:r>
-                    <w:rPr>
-                      <w:rFonts w:ascii="Century Schoolbook" w:hAnsi="Century Schoolbook" w:eastAsia="Century Schoolbook" w:cs="Century Schoolbook"/>
-                      <w:b w:val="0"/>
-                      <w:i w:val="0"/>
-                      <w:color w:val="000000"/>
-                      <w:sz w:val="24"/>
-                    </w:rPr>
-                    <w:t xml:space="preserve">Nunc feugiat mi a tellus consequat imperdiet. Vestibulum sapien. Proin quam. Etiam ultrices.  </w:t>
-                  </w:r>
-                </w:p>
-              </w:txbxContent>
-            </v:textbox>
-          </v:shape>
-        </w:pict>
-      </w:r>
-      <w:r>
-        <w:pict>
-          <v:shape id="DocuMindTextBox75" type="#_x0000_t202" stroked="f" filled="f" o:allowincell="f" style="position:absolute;margin-left:36.140pt;margin-top:669.808pt;width:546.324pt;height:21.000pt;z-index:251659264;mso-position-horizontal-relative:page;mso-position-vertical-relative:page;mso-wrap-style:none;mso-fit-shape-to-text:t;">
-            <w10:wrap type="none"/>
-            <v:textbox inset="0,0,0,0">
-              <w:txbxContent>
-                <w:p>
-                  <w:pPr>
-                    <w:spacing w:before="0" w:after="0" w:lineRule="exact" w:line="300"/>
-                    <w:ind w:left="0" w:right="0" w:firstLine="0"/>
-                  </w:pPr>
-                  <w:r>
-                    <w:rPr>
-                      <w:rFonts w:ascii="Century Schoolbook" w:hAnsi="Century Schoolbook" w:eastAsia="Century Schoolbook" w:cs="Century Schoolbook"/>
-                      <w:b w:val="0"/>
-                      <w:i w:val="0"/>
-                      <w:color w:val="000000"/>
-                      <w:sz w:val="24"/>
-                    </w:rPr>
-                    <w:t xml:space="preserve">Suspendisse in justo eu magna luctus suscipit. Sed lectus. Integer euismod lacus luctus magna. </w:t>
-                  </w:r>
-                </w:p>
-              </w:txbxContent>
-            </v:textbox>
-          </v:shape>
-        </w:pict>
-      </w:r>
-      <w:r>
-        <w:pict>
-          <v:shape id="DocuMindTextBox76" type="#_x0000_t202" stroked="f" filled="f" o:allowincell="f" style="position:absolute;margin-left:36.140pt;margin-top:684.208pt;width:546.337pt;height:21.000pt;z-index:251659264;mso-position-horizontal-relative:page;mso-position-vertical-relative:page;mso-wrap-style:none;mso-fit-shape-to-text:t;">
-            <w10:wrap type="none"/>
-            <v:textbox inset="0,0,0,0">
-              <w:txbxContent>
-                <w:p>
-                  <w:pPr>
-                    <w:spacing w:before="0" w:after="0" w:lineRule="exact" w:line="300"/>
-                    <w:ind w:left="0" w:right="0" w:firstLine="0"/>
-                  </w:pPr>
-                  <w:r>
-                    <w:rPr>
-                      <w:rFonts w:ascii="Century Schoolbook" w:hAnsi="Century Schoolbook" w:eastAsia="Century Schoolbook" w:cs="Century Schoolbook"/>
-                      <w:b w:val="0"/>
-                      <w:i w:val="0"/>
-                      <w:color w:val="000000"/>
-                      <w:sz w:val="24"/>
-                    </w:rPr>
-                    <w:t xml:space="preserve">Quisque cursus, metus vitae pharetra auctor, sem massa mattis sem, at interdum magna augue </w:t>
-                  </w:r>
-                </w:p>
-              </w:txbxContent>
-            </v:textbox>
-          </v:shape>
-        </w:pict>
-      </w:r>
-      <w:r>
-        <w:pict>
-          <v:shape id="DocuMindTextBox77" type="#_x0000_t202" stroked="f" filled="f" o:allowincell="f" style="position:absolute;margin-left:36.140pt;margin-top:698.608pt;width:546.325pt;height:21.000pt;z-index:251659264;mso-position-horizontal-relative:page;mso-position-vertical-relative:page;mso-wrap-style:none;mso-fit-shape-to-text:t;">
-            <w10:wrap type="none"/>
-            <v:textbox inset="0,0,0,0">
-              <w:txbxContent>
-                <w:p>
-                  <w:pPr>
-                    <w:spacing w:before="0" w:after="0" w:lineRule="exact" w:line="300"/>
-                    <w:ind w:left="0" w:right="0" w:firstLine="0"/>
-                  </w:pPr>
-                  <w:r>
-                    <w:rPr>
-                      <w:rFonts w:ascii="Century Schoolbook" w:hAnsi="Century Schoolbook" w:eastAsia="Century Schoolbook" w:cs="Century Schoolbook"/>
-                      <w:b w:val="0"/>
-                      <w:i w:val="0"/>
-                      <w:color w:val="000000"/>
-                      <w:sz w:val="24"/>
-                    </w:rPr>
-                    <w:t xml:space="preserve">eget diam. Vestibulum ante ipsum primis in faucibus orci luctus et ultrices posuere cubilia Curae; </w:t>
-                  </w:r>
-                </w:p>
-              </w:txbxContent>
-            </v:textbox>
-          </v:shape>
-        </w:pict>
-      </w:r>
-      <w:r>
-        <w:pict>
-          <v:shape id="DocuMindTextBox78" type="#_x0000_t202" stroked="f" filled="f" o:allowincell="f" style="position:absolute;margin-left:36.140pt;margin-top:713.008pt;width:546.331pt;height:21.000pt;z-index:251659264;mso-position-horizontal-relative:page;mso-position-vertical-relative:page;mso-wrap-style:none;mso-fit-shape-to-text:t;">
-            <w10:wrap type="none"/>
-            <v:textbox inset="0,0,0,0">
-              <w:txbxContent>
-                <w:p>
-                  <w:pPr>
-                    <w:spacing w:before="0" w:after="0" w:lineRule="exact" w:line="300"/>
-                    <w:ind w:left="0" w:right="0" w:firstLine="0"/>
-                  </w:pPr>
-                  <w:r>
-                    <w:rPr>
-                      <w:rFonts w:ascii="Century Schoolbook" w:hAnsi="Century Schoolbook" w:eastAsia="Century Schoolbook" w:cs="Century Schoolbook"/>
-                      <w:b w:val="0"/>
-                      <w:i w:val="0"/>
-                      <w:color w:val="000000"/>
-                      <w:sz w:val="24"/>
-                    </w:rPr>
-                    <w:t xml:space="preserve">Morbi lacinia molestie dui. Praesent blandit dolor. Sed non quam. In vel mi sit amet augue congue </w:t>
+                    <w:t xml:space="preserve">Invoices sorted, descending, by transaction amount. </w:t>
                   </w:r>
                 </w:p>
               </w:txbxContent>
@@ -2159,24 +3158,24 @@
       </w:r>
       <w:r>
         <w:pict>
-          <v:shape id="DocuMindTextBox79" type="#_x0000_t202" stroked="f" filled="f" o:allowincell="f" style="position:absolute;margin-left:303.020pt;margin-top:740.536pt;width:11.794pt;height:21.000pt;z-index:251659264;mso-position-horizontal-relative:page;mso-position-vertical-relative:page;mso-wrap-style:none;mso-fit-shape-to-text:t;">
+          <v:shape id="DocuMindTextBox116" type="#_x0000_t202" stroked="f" filled="f" o:allowincell="f" style="position:absolute;margin-left:57.636pt;margin-top:734.050pt;width:99.713pt;height:17.249pt;z-index:251659264;mso-position-horizontal-relative:page;mso-position-vertical-relative:page;mso-wrap-style:none;mso-fit-shape-to-text:t;">
             <w10:wrap type="none"/>
             <v:textbox inset="0,0,0,0">
               <w:txbxContent>
                 <w:p>
                   <w:pPr>
-                    <w:spacing w:before="0" w:after="0" w:lineRule="exact" w:line="300"/>
+                    <w:spacing w:before="0" w:after="0" w:lineRule="exact" w:line="225"/>
                     <w:ind w:left="0" w:right="0" w:firstLine="0"/>
                   </w:pPr>
                   <w:r>
                     <w:rPr>
-                      <w:rFonts w:ascii="Calibri" w:hAnsi="Calibri" w:eastAsia="Calibri" w:cs="Calibri"/>
+                      <w:rFonts w:ascii="Arial" w:hAnsi="Arial" w:eastAsia="Arial" w:cs="Arial"/>
                       <w:b w:val="0"/>
                       <w:i w:val="0"/>
                       <w:color w:val="000000"/>
-                      <w:sz w:val="24"/>
+                      <w:sz w:val="17"/>
                     </w:rPr>
-                    <w:t xml:space="preserve">3 </w:t>
+                    <w:t xml:space="preserve">PDF Bookmark Sample </w:t>
                   </w:r>
                 </w:p>
               </w:txbxContent>
@@ -2186,24 +3185,24 @@
       </w:r>
       <w:r>
         <w:pict>
-          <v:shape id="DocuMindTextBox80" type="#_x0000_t202" stroked="f" filled="f" o:allowincell="f" style="position:absolute;margin-left:36.140pt;margin-top:35.008pt;width:546.329pt;height:21.000pt;z-index:251659264;mso-position-horizontal-relative:page;mso-position-vertical-relative:page;mso-wrap-style:none;mso-fit-shape-to-text:t;">
+          <v:shape id="DocuMindTextBox117" type="#_x0000_t202" stroked="f" filled="f" o:allowincell="f" style="position:absolute;margin-left:475.799pt;margin-top:734.050pt;width:51.695pt;height:17.249pt;z-index:251659264;mso-position-horizontal-relative:page;mso-position-vertical-relative:page;mso-wrap-style:none;mso-fit-shape-to-text:t;">
             <w10:wrap type="none"/>
             <v:textbox inset="0,0,0,0">
               <w:txbxContent>
                 <w:p>
                   <w:pPr>
-                    <w:spacing w:before="0" w:after="0" w:lineRule="exact" w:line="300"/>
+                    <w:spacing w:before="0" w:after="0" w:lineRule="exact" w:line="225"/>
                     <w:ind w:left="0" w:right="0" w:firstLine="0"/>
                   </w:pPr>
                   <w:r>
                     <w:rPr>
-                      <w:rFonts w:ascii="Century Schoolbook" w:hAnsi="Century Schoolbook" w:eastAsia="Century Schoolbook" w:cs="Century Schoolbook"/>
+                      <w:rFonts w:ascii="Arial" w:hAnsi="Arial" w:eastAsia="Arial" w:cs="Arial"/>
                       <w:b w:val="0"/>
                       <w:i w:val="0"/>
                       <w:color w:val="000000"/>
-                      <w:sz w:val="24"/>
+                      <w:sz w:val="17"/>
                     </w:rPr>
-                    <w:t xml:space="preserve">elementum. Morbi in ipsum sit amet pede facilisis laoreet. Donec lacus nunc, viverra nec, blandit </w:t>
+                    <w:t xml:space="preserve">Page 3 of 4 </w:t>
                   </w:r>
                 </w:p>
               </w:txbxContent>
@@ -2213,24 +3212,24 @@
       </w:r>
       <w:r>
         <w:pict>
-          <v:shape id="DocuMindTextBox81" type="#_x0000_t202" stroked="f" filled="f" o:allowincell="f" style="position:absolute;margin-left:36.140pt;margin-top:49.408pt;width:546.331pt;height:21.000pt;z-index:251659264;mso-position-horizontal-relative:page;mso-position-vertical-relative:page;mso-wrap-style:none;mso-fit-shape-to-text:t;">
+          <v:shape id="DocuMindTextBox118" type="#_x0000_t202" stroked="f" filled="f" o:allowincell="f" style="position:absolute;margin-left:57.636pt;margin-top:117.064pt;width:92.681pt;height:23.549pt;z-index:251659264;mso-position-horizontal-relative:page;mso-position-vertical-relative:page;mso-wrap-style:none;mso-fit-shape-to-text:t;">
             <w10:wrap type="none"/>
             <v:textbox inset="0,0,0,0">
               <w:txbxContent>
                 <w:p>
                   <w:pPr>
-                    <w:spacing w:before="0" w:after="0" w:lineRule="exact" w:line="300"/>
+                    <w:spacing w:before="0" w:after="0" w:lineRule="exact" w:line="351"/>
                     <w:ind w:left="0" w:right="0" w:firstLine="0"/>
                   </w:pPr>
                   <w:r>
                     <w:rPr>
-                      <w:rFonts w:ascii="Century Schoolbook" w:hAnsi="Century Schoolbook" w:eastAsia="Century Schoolbook" w:cs="Century Schoolbook"/>
-                      <w:b w:val="0"/>
+                      <w:rFonts w:ascii="Arial" w:hAnsi="Arial" w:eastAsia="Arial" w:cs="Arial"/>
+                      <w:b/>
                       <w:i w:val="0"/>
-                      <w:color w:val="000000"/>
-                      <w:sz w:val="24"/>
+                      <w:color w:val="808080"/>
+                      <w:sz w:val="28"/>
                     </w:rPr>
-                    <w:t xml:space="preserve">vel, egestas et, augue. Vestibulum tincidunt malesuada tellus. Ut ultrices ultrices enim. Curabitur </w:t>
+                    <w:t xml:space="preserve">Sample Files </w:t>
                   </w:r>
                 </w:p>
               </w:txbxContent>
@@ -2240,24 +3239,24 @@
       </w:r>
       <w:r>
         <w:pict>
-          <v:shape id="DocuMindTextBox82" type="#_x0000_t202" stroked="f" filled="f" o:allowincell="f" style="position:absolute;margin-left:36.140pt;margin-top:63.808pt;width:101.023pt;height:21.000pt;z-index:251659264;mso-position-horizontal-relative:page;mso-position-vertical-relative:page;mso-wrap-style:none;mso-fit-shape-to-text:t;">
+          <v:shape id="DocuMindTextBox119" type="#_x0000_t202" stroked="f" filled="f" o:allowincell="f" style="position:absolute;margin-left:57.636pt;margin-top:139.097pt;width:157.228pt;height:19.799pt;z-index:251659264;mso-position-horizontal-relative:page;mso-position-vertical-relative:page;mso-wrap-style:none;mso-fit-shape-to-text:t;">
             <w10:wrap type="none"/>
             <v:textbox inset="0,0,0,0">
               <w:txbxContent>
                 <w:p>
                   <w:pPr>
-                    <w:spacing w:before="0" w:after="0" w:lineRule="exact" w:line="300"/>
+                    <w:spacing w:before="0" w:after="0" w:lineRule="exact" w:line="276"/>
                     <w:ind w:left="0" w:right="0" w:firstLine="0"/>
                   </w:pPr>
                   <w:r>
                     <w:rPr>
-                      <w:rFonts w:ascii="Century Schoolbook" w:hAnsi="Century Schoolbook" w:eastAsia="Century Schoolbook" w:cs="Century Schoolbook"/>
+                      <w:rFonts w:ascii="Arial" w:hAnsi="Arial" w:eastAsia="Arial" w:cs="Arial"/>
                       <w:b w:val="0"/>
                       <w:i w:val="0"/>
                       <w:color w:val="000000"/>
-                      <w:sz w:val="24"/>
+                      <w:sz w:val="22"/>
                     </w:rPr>
-                    <w:t xml:space="preserve">sit amet mauris.  </w:t>
+                    <w:t xml:space="preserve">This sample package contains: </w:t>
                   </w:r>
                 </w:p>
               </w:txbxContent>
@@ -2267,24 +3266,24 @@
       </w:r>
       <w:r>
         <w:pict>
-          <v:shape id="DocuMindTextBox83" type="#_x0000_t202" stroked="f" filled="f" o:allowincell="f" style="position:absolute;margin-left:36.140pt;margin-top:92.608pt;width:546.322pt;height:21.000pt;z-index:251659264;mso-position-horizontal-relative:page;mso-position-vertical-relative:page;mso-wrap-style:none;mso-fit-shape-to-text:t;">
+          <v:shape id="DocuMindTextBox120" type="#_x0000_t202" stroked="f" filled="f" o:allowincell="f" style="position:absolute;margin-left:63.035pt;margin-top:171.014pt;width:53.820pt;height:19.799pt;z-index:251659264;mso-position-horizontal-relative:page;mso-position-vertical-relative:page;mso-wrap-style:none;mso-fit-shape-to-text:t;">
             <w10:wrap type="none"/>
             <v:textbox inset="0,0,0,0">
               <w:txbxContent>
                 <w:p>
                   <w:pPr>
-                    <w:spacing w:before="0" w:after="0" w:lineRule="exact" w:line="300"/>
+                    <w:spacing w:before="0" w:after="0" w:lineRule="exact" w:line="276"/>
                     <w:ind w:left="0" w:right="0" w:firstLine="0"/>
                   </w:pPr>
                   <w:r>
                     <w:rPr>
-                      <w:rFonts w:ascii="Century Schoolbook" w:hAnsi="Century Schoolbook" w:eastAsia="Century Schoolbook" w:cs="Century Schoolbook"/>
-                      <w:b w:val="0"/>
+                      <w:rFonts w:ascii="Arial" w:hAnsi="Arial" w:eastAsia="Arial" w:cs="Arial"/>
+                      <w:b/>
                       <w:i w:val="0"/>
                       <w:color w:val="000000"/>
-                      <w:sz w:val="24"/>
+                      <w:sz w:val="22"/>
                     </w:rPr>
-                    <w:t xml:space="preserve">Morbi in dui quis est pulvinar ullamcorper. Nulla facilisi. Integer lacinia sollicitudin massa. Cras </w:t>
+                    <w:t xml:space="preserve">Filename </w:t>
                   </w:r>
                 </w:p>
               </w:txbxContent>
@@ -2294,24 +3293,24 @@
       </w:r>
       <w:r>
         <w:pict>
-          <v:shape id="DocuMindTextBox84" type="#_x0000_t202" stroked="f" filled="f" o:allowincell="f" style="position:absolute;margin-left:36.140pt;margin-top:107.248pt;width:546.336pt;height:21.000pt;z-index:251659264;mso-position-horizontal-relative:page;mso-position-vertical-relative:page;mso-wrap-style:none;mso-fit-shape-to-text:t;">
+          <v:shape id="DocuMindTextBox121" type="#_x0000_t202" stroked="f" filled="f" o:allowincell="f" style="position:absolute;margin-left:225.022pt;margin-top:171.014pt;width:66.662pt;height:19.799pt;z-index:251659264;mso-position-horizontal-relative:page;mso-position-vertical-relative:page;mso-wrap-style:none;mso-fit-shape-to-text:t;">
             <w10:wrap type="none"/>
             <v:textbox inset="0,0,0,0">
               <w:txbxContent>
                 <w:p>
                   <w:pPr>
-                    <w:spacing w:before="0" w:after="0" w:lineRule="exact" w:line="300"/>
+                    <w:spacing w:before="0" w:after="0" w:lineRule="exact" w:line="276"/>
                     <w:ind w:left="0" w:right="0" w:firstLine="0"/>
                   </w:pPr>
                   <w:r>
                     <w:rPr>
-                      <w:rFonts w:ascii="Century Schoolbook" w:hAnsi="Century Schoolbook" w:eastAsia="Century Schoolbook" w:cs="Century Schoolbook"/>
-                      <w:b w:val="0"/>
+                      <w:rFonts w:ascii="Arial" w:hAnsi="Arial" w:eastAsia="Arial" w:cs="Arial"/>
+                      <w:b/>
                       <w:i w:val="0"/>
                       <w:color w:val="000000"/>
-                      <w:sz w:val="24"/>
+                      <w:sz w:val="22"/>
                     </w:rPr>
-                    <w:t xml:space="preserve">metus. Sed aliquet risus a tortor. Integer id quam. Morbi mi. Quisque nisl felis, venenatis tristique, </w:t>
+                    <w:t xml:space="preserve">Description </w:t>
                   </w:r>
                 </w:p>
               </w:txbxContent>
@@ -2321,24 +3320,24 @@
       </w:r>
       <w:r>
         <w:pict>
-          <v:shape id="DocuMindTextBox85" type="#_x0000_t202" stroked="f" filled="f" o:allowincell="f" style="position:absolute;margin-left:36.140pt;margin-top:121.648pt;width:546.334pt;height:21.000pt;z-index:251659264;mso-position-horizontal-relative:page;mso-position-vertical-relative:page;mso-wrap-style:none;mso-fit-shape-to-text:t;">
+          <v:shape id="DocuMindTextBox122" type="#_x0000_t202" stroked="f" filled="f" o:allowincell="f" style="position:absolute;margin-left:63.035pt;margin-top:194.172pt;width:93.489pt;height:19.799pt;z-index:251659264;mso-position-horizontal-relative:page;mso-position-vertical-relative:page;mso-wrap-style:none;mso-fit-shape-to-text:t;">
             <w10:wrap type="none"/>
             <v:textbox inset="0,0,0,0">
               <w:txbxContent>
                 <w:p>
                   <w:pPr>
-                    <w:spacing w:before="0" w:after="0" w:lineRule="exact" w:line="300"/>
+                    <w:spacing w:before="0" w:after="0" w:lineRule="exact" w:line="276"/>
                     <w:ind w:left="0" w:right="0" w:firstLine="0"/>
                   </w:pPr>
                   <w:r>
                     <w:rPr>
-                      <w:rFonts w:ascii="Century Schoolbook" w:hAnsi="Century Schoolbook" w:eastAsia="Century Schoolbook" w:cs="Century Schoolbook"/>
+                      <w:rFonts w:ascii="Arial" w:hAnsi="Arial" w:eastAsia="Arial" w:cs="Arial"/>
                       <w:b w:val="0"/>
                       <w:i w:val="0"/>
                       <w:color w:val="000000"/>
-                      <w:sz w:val="24"/>
+                      <w:sz w:val="22"/>
                     </w:rPr>
-                    <w:t xml:space="preserve">dignissim in, ultrices sit amet, augue. Proin sodales libero eget ante. Nulla quam. Aenean laoreet. </w:t>
+                    <w:t xml:space="preserve">ap_bookmark.IFD </w:t>
                   </w:r>
                 </w:p>
               </w:txbxContent>
@@ -2348,24 +3347,24 @@
       </w:r>
       <w:r>
         <w:pict>
-          <v:shape id="DocuMindTextBox86" type="#_x0000_t202" stroked="f" filled="f" o:allowincell="f" style="position:absolute;margin-left:36.140pt;margin-top:136.048pt;width:546.325pt;height:21.000pt;z-index:251659264;mso-position-horizontal-relative:page;mso-position-vertical-relative:page;mso-wrap-style:none;mso-fit-shape-to-text:t;">
+          <v:shape id="DocuMindTextBox123" type="#_x0000_t202" stroked="f" filled="f" o:allowincell="f" style="position:absolute;margin-left:224.971pt;margin-top:194.172pt;width:108.893pt;height:19.799pt;z-index:251659264;mso-position-horizontal-relative:page;mso-position-vertical-relative:page;mso-wrap-style:none;mso-fit-shape-to-text:t;">
             <w10:wrap type="none"/>
             <v:textbox inset="0,0,0,0">
               <w:txbxContent>
                 <w:p>
                   <w:pPr>
-                    <w:spacing w:before="0" w:after="0" w:lineRule="exact" w:line="300"/>
+                    <w:spacing w:before="0" w:after="0" w:lineRule="exact" w:line="276"/>
                     <w:ind w:left="0" w:right="0" w:firstLine="0"/>
                   </w:pPr>
                   <w:r>
                     <w:rPr>
-                      <w:rFonts w:ascii="Century Schoolbook" w:hAnsi="Century Schoolbook" w:eastAsia="Century Schoolbook" w:cs="Century Schoolbook"/>
+                      <w:rFonts w:ascii="Arial" w:hAnsi="Arial" w:eastAsia="Arial" w:cs="Arial"/>
                       <w:b w:val="0"/>
                       <w:i w:val="0"/>
                       <w:color w:val="000000"/>
-                      <w:sz w:val="24"/>
+                      <w:sz w:val="22"/>
                     </w:rPr>
-                    <w:t xml:space="preserve">Vestibulum nisi lectus, commodo ac, facilisis ac, ultricies eu, pede. Ut orci risus, accumsan </w:t>
+                    <w:t xml:space="preserve">The template design. </w:t>
                   </w:r>
                 </w:p>
               </w:txbxContent>
@@ -2375,24 +3374,24 @@
       </w:r>
       <w:r>
         <w:pict>
-          <v:shape id="DocuMindTextBox87" type="#_x0000_t202" stroked="f" filled="f" o:allowincell="f" style="position:absolute;margin-left:36.140pt;margin-top:150.448pt;width:377.908pt;height:21.000pt;z-index:251659264;mso-position-horizontal-relative:page;mso-position-vertical-relative:page;mso-wrap-style:none;mso-fit-shape-to-text:t;">
+          <v:shape id="DocuMindTextBox124" type="#_x0000_t202" stroked="f" filled="f" o:allowincell="f" style="position:absolute;margin-left:63.035pt;margin-top:217.211pt;width:94.183pt;height:19.799pt;z-index:251659264;mso-position-horizontal-relative:page;mso-position-vertical-relative:page;mso-wrap-style:none;mso-fit-shape-to-text:t;">
             <w10:wrap type="none"/>
             <v:textbox inset="0,0,0,0">
               <w:txbxContent>
                 <w:p>
                   <w:pPr>
-                    <w:spacing w:before="0" w:after="0" w:lineRule="exact" w:line="300"/>
+                    <w:spacing w:before="0" w:after="0" w:lineRule="exact" w:line="276"/>
                     <w:ind w:left="0" w:right="0" w:firstLine="0"/>
                   </w:pPr>
                   <w:r>
                     <w:rPr>
-                      <w:rFonts w:ascii="Century Schoolbook" w:hAnsi="Century Schoolbook" w:eastAsia="Century Schoolbook" w:cs="Century Schoolbook"/>
+                      <w:rFonts w:ascii="Arial" w:hAnsi="Arial" w:eastAsia="Arial" w:cs="Arial"/>
                       <w:b w:val="0"/>
                       <w:i w:val="0"/>
                       <w:color w:val="000000"/>
-                      <w:sz w:val="24"/>
+                      <w:sz w:val="22"/>
                     </w:rPr>
-                    <w:t xml:space="preserve">porttitor, cursus quis, aliquet eget, justo. Sed pretium blandit orci.  </w:t>
+                    <w:t xml:space="preserve">ap_bookmark.mdf </w:t>
                   </w:r>
                 </w:p>
               </w:txbxContent>
@@ -2402,24 +3401,24 @@
       </w:r>
       <w:r>
         <w:pict>
-          <v:shape id="DocuMindTextBox88" type="#_x0000_t202" stroked="f" filled="f" o:allowincell="f" style="position:absolute;margin-left:36.140pt;margin-top:179.248pt;width:546.329pt;height:21.000pt;z-index:251659264;mso-position-horizontal-relative:page;mso-position-vertical-relative:page;mso-wrap-style:none;mso-fit-shape-to-text:t;">
+          <v:shape id="DocuMindTextBox125" type="#_x0000_t202" stroked="f" filled="f" o:allowincell="f" style="position:absolute;margin-left:224.945pt;margin-top:217.211pt;width:191.441pt;height:19.799pt;z-index:251659264;mso-position-horizontal-relative:page;mso-position-vertical-relative:page;mso-wrap-style:none;mso-fit-shape-to-text:t;">
             <w10:wrap type="none"/>
             <v:textbox inset="0,0,0,0">
               <w:txbxContent>
                 <w:p>
                   <w:pPr>
-                    <w:spacing w:before="0" w:after="0" w:lineRule="exact" w:line="300"/>
+                    <w:spacing w:before="0" w:after="0" w:lineRule="exact" w:line="276"/>
                     <w:ind w:left="0" w:right="0" w:firstLine="0"/>
                   </w:pPr>
                   <w:r>
                     <w:rPr>
-                      <w:rFonts w:ascii="Century Schoolbook" w:hAnsi="Century Schoolbook" w:eastAsia="Century Schoolbook" w:cs="Century Schoolbook"/>
+                      <w:rFonts w:ascii="Arial" w:hAnsi="Arial" w:eastAsia="Arial" w:cs="Arial"/>
                       <w:b w:val="0"/>
                       <w:i w:val="0"/>
                       <w:color w:val="000000"/>
-                      <w:sz w:val="24"/>
+                      <w:sz w:val="22"/>
                     </w:rPr>
-                    <w:t xml:space="preserve">Ut eu diam at pede suscipit sodales. Aenean lectus elit, fermentum non, convallis id, sagittis at, </w:t>
+                    <w:t xml:space="preserve">The template targeted for PDF output. </w:t>
                   </w:r>
                 </w:p>
               </w:txbxContent>
@@ -2429,24 +3428,24 @@
       </w:r>
       <w:r>
         <w:pict>
-          <v:shape id="DocuMindTextBox89" type="#_x0000_t202" stroked="f" filled="f" o:allowincell="f" style="position:absolute;margin-left:36.140pt;margin-top:193.648pt;width:546.324pt;height:21.000pt;z-index:251659264;mso-position-horizontal-relative:page;mso-position-vertical-relative:page;mso-wrap-style:none;mso-fit-shape-to-text:t;">
+          <v:shape id="DocuMindTextBox126" type="#_x0000_t202" stroked="f" filled="f" o:allowincell="f" style="position:absolute;margin-left:63.035pt;margin-top:240.129pt;width:91.041pt;height:19.799pt;z-index:251659264;mso-position-horizontal-relative:page;mso-position-vertical-relative:page;mso-wrap-style:none;mso-fit-shape-to-text:t;">
             <w10:wrap type="none"/>
             <v:textbox inset="0,0,0,0">
               <w:txbxContent>
                 <w:p>
                   <w:pPr>
-                    <w:spacing w:before="0" w:after="0" w:lineRule="exact" w:line="300"/>
+                    <w:spacing w:before="0" w:after="0" w:lineRule="exact" w:line="276"/>
                     <w:ind w:left="0" w:right="0" w:firstLine="0"/>
                   </w:pPr>
                   <w:r>
                     <w:rPr>
-                      <w:rFonts w:ascii="Century Schoolbook" w:hAnsi="Century Schoolbook" w:eastAsia="Century Schoolbook" w:cs="Century Schoolbook"/>
+                      <w:rFonts w:ascii="Arial" w:hAnsi="Arial" w:eastAsia="Arial" w:cs="Arial"/>
                       <w:b w:val="0"/>
                       <w:i w:val="0"/>
                       <w:color w:val="000000"/>
-                      <w:sz w:val="24"/>
+                      <w:sz w:val="22"/>
                     </w:rPr>
-                    <w:t xml:space="preserve">neque. Nullam mauris orci, aliquet et, iaculis et, viverra vitae, ligula. Nulla ut felis in purus </w:t>
+                    <w:t xml:space="preserve">ap_bookmark.dat </w:t>
                   </w:r>
                 </w:p>
               </w:txbxContent>
@@ -2456,24 +3455,24 @@
       </w:r>
       <w:r>
         <w:pict>
-          <v:shape id="DocuMindTextBox90" type="#_x0000_t202" stroked="f" filled="f" o:allowincell="f" style="position:absolute;margin-left:36.140pt;margin-top:208.048pt;width:546.333pt;height:21.000pt;z-index:251659264;mso-position-horizontal-relative:page;mso-position-vertical-relative:page;mso-wrap-style:none;mso-fit-shape-to-text:t;">
+          <v:shape id="DocuMindTextBox127" type="#_x0000_t202" stroked="f" filled="f" o:allowincell="f" style="position:absolute;margin-left:224.924pt;margin-top:240.129pt;width:167.616pt;height:19.799pt;z-index:251659264;mso-position-horizontal-relative:page;mso-position-vertical-relative:page;mso-wrap-style:none;mso-fit-shape-to-text:t;">
             <w10:wrap type="none"/>
             <v:textbox inset="0,0,0,0">
               <w:txbxContent>
                 <w:p>
                   <w:pPr>
-                    <w:spacing w:before="0" w:after="0" w:lineRule="exact" w:line="300"/>
+                    <w:spacing w:before="0" w:after="0" w:lineRule="exact" w:line="276"/>
                     <w:ind w:left="0" w:right="0" w:firstLine="0"/>
                   </w:pPr>
                   <w:r>
                     <w:rPr>
-                      <w:rFonts w:ascii="Century Schoolbook" w:hAnsi="Century Schoolbook" w:eastAsia="Century Schoolbook" w:cs="Century Schoolbook"/>
+                      <w:rFonts w:ascii="Arial" w:hAnsi="Arial" w:eastAsia="Arial" w:cs="Arial"/>
                       <w:b w:val="0"/>
                       <w:i w:val="0"/>
                       <w:color w:val="000000"/>
-                      <w:sz w:val="24"/>
+                      <w:sz w:val="22"/>
                     </w:rPr>
-                    <w:t xml:space="preserve">aliquam imperdiet. Maecenas aliquet mollis lectus. Vivamus consectetuer risus et tortor. Lorem </w:t>
+                    <w:t xml:space="preserve">A sample data file in DAT format. </w:t>
                   </w:r>
                 </w:p>
               </w:txbxContent>
@@ -2483,24 +3482,24 @@
       </w:r>
       <w:r>
         <w:pict>
-          <v:shape id="DocuMindTextBox91" type="#_x0000_t202" stroked="f" filled="f" o:allowincell="f" style="position:absolute;margin-left:36.140pt;margin-top:222.448pt;width:546.322pt;height:21.000pt;z-index:251659264;mso-position-horizontal-relative:page;mso-position-vertical-relative:page;mso-wrap-style:none;mso-fit-shape-to-text:t;">
+          <v:shape id="DocuMindTextBox128" type="#_x0000_t202" stroked="f" filled="f" o:allowincell="f" style="position:absolute;margin-left:63.035pt;margin-top:263.167pt;width:96.584pt;height:19.799pt;z-index:251659264;mso-position-horizontal-relative:page;mso-position-vertical-relative:page;mso-wrap-style:none;mso-fit-shape-to-text:t;">
             <w10:wrap type="none"/>
             <v:textbox inset="0,0,0,0">
               <w:txbxContent>
                 <w:p>
                   <w:pPr>
-                    <w:spacing w:before="0" w:after="0" w:lineRule="exact" w:line="300"/>
+                    <w:spacing w:before="0" w:after="0" w:lineRule="exact" w:line="276"/>
                     <w:ind w:left="0" w:right="0" w:firstLine="0"/>
                   </w:pPr>
                   <w:r>
                     <w:rPr>
-                      <w:rFonts w:ascii="Century Schoolbook" w:hAnsi="Century Schoolbook" w:eastAsia="Century Schoolbook" w:cs="Century Schoolbook"/>
+                      <w:rFonts w:ascii="Arial" w:hAnsi="Arial" w:eastAsia="Arial" w:cs="Arial"/>
                       <w:b w:val="0"/>
                       <w:i w:val="0"/>
                       <w:color w:val="000000"/>
-                      <w:sz w:val="24"/>
+                      <w:sz w:val="22"/>
                     </w:rPr>
-                    <w:t xml:space="preserve">ipsum dolor sit amet, consectetur adipiscing elit. Integer nec odio. Praesent libero. Sed cursus ante </w:t>
+                    <w:t xml:space="preserve">ap_bookmark.bmk </w:t>
                   </w:r>
                 </w:p>
               </w:txbxContent>
@@ -2510,24 +3509,24 @@
       </w:r>
       <w:r>
         <w:pict>
-          <v:shape id="DocuMindTextBox92" type="#_x0000_t202" stroked="f" filled="f" o:allowincell="f" style="position:absolute;margin-left:36.140pt;margin-top:237.088pt;width:546.336pt;height:21.000pt;z-index:251659264;mso-position-horizontal-relative:page;mso-position-vertical-relative:page;mso-wrap-style:none;mso-fit-shape-to-text:t;">
+          <v:shape id="DocuMindTextBox129" type="#_x0000_t202" stroked="f" filled="f" o:allowincell="f" style="position:absolute;margin-left:224.947pt;margin-top:263.167pt;width:123.462pt;height:19.799pt;z-index:251659264;mso-position-horizontal-relative:page;mso-position-vertical-relative:page;mso-wrap-style:none;mso-fit-shape-to-text:t;">
             <w10:wrap type="none"/>
             <v:textbox inset="0,0,0,0">
               <w:txbxContent>
                 <w:p>
                   <w:pPr>
-                    <w:spacing w:before="0" w:after="0" w:lineRule="exact" w:line="300"/>
+                    <w:spacing w:before="0" w:after="0" w:lineRule="exact" w:line="276"/>
                     <w:ind w:left="0" w:right="0" w:firstLine="0"/>
                   </w:pPr>
                   <w:r>
                     <w:rPr>
-                      <w:rFonts w:ascii="Century Schoolbook" w:hAnsi="Century Schoolbook" w:eastAsia="Century Schoolbook" w:cs="Century Schoolbook"/>
+                      <w:rFonts w:ascii="Arial" w:hAnsi="Arial" w:eastAsia="Arial" w:cs="Arial"/>
                       <w:b w:val="0"/>
                       <w:i w:val="0"/>
                       <w:color w:val="000000"/>
-                      <w:sz w:val="24"/>
+                      <w:sz w:val="22"/>
                     </w:rPr>
-                    <w:t xml:space="preserve">dapibus diam. Sed nisi. Nulla quis sem at nibh elementum imperdiet. Duis sagittis ipsum. </w:t>
+                    <w:t xml:space="preserve">A sample bookmark file. </w:t>
                   </w:r>
                 </w:p>
               </w:txbxContent>
@@ -2537,24 +3536,24 @@
       </w:r>
       <w:r>
         <w:pict>
-          <v:shape id="DocuMindTextBox93" type="#_x0000_t202" stroked="f" filled="f" o:allowincell="f" style="position:absolute;margin-left:36.140pt;margin-top:251.488pt;width:105.230pt;height:21.000pt;z-index:251659264;mso-position-horizontal-relative:page;mso-position-vertical-relative:page;mso-wrap-style:none;mso-fit-shape-to-text:t;">
+          <v:shape id="DocuMindTextBox130" type="#_x0000_t202" stroked="f" filled="f" o:allowincell="f" style="position:absolute;margin-left:63.035pt;margin-top:286.205pt;width:91.049pt;height:19.799pt;z-index:251659264;mso-position-horizontal-relative:page;mso-position-vertical-relative:page;mso-wrap-style:none;mso-fit-shape-to-text:t;">
             <w10:wrap type="none"/>
             <v:textbox inset="0,0,0,0">
               <w:txbxContent>
                 <w:p>
                   <w:pPr>
-                    <w:spacing w:before="0" w:after="0" w:lineRule="exact" w:line="300"/>
+                    <w:spacing w:before="0" w:after="0" w:lineRule="exact" w:line="276"/>
                     <w:ind w:left="0" w:right="0" w:firstLine="0"/>
                   </w:pPr>
                   <w:r>
                     <w:rPr>
-                      <w:rFonts w:ascii="Century Schoolbook" w:hAnsi="Century Schoolbook" w:eastAsia="Century Schoolbook" w:cs="Century Schoolbook"/>
+                      <w:rFonts w:ascii="Arial" w:hAnsi="Arial" w:eastAsia="Arial" w:cs="Arial"/>
                       <w:b w:val="0"/>
                       <w:i w:val="0"/>
                       <w:color w:val="000000"/>
-                      <w:sz w:val="24"/>
+                      <w:sz w:val="22"/>
                     </w:rPr>
-                    <w:t xml:space="preserve">Praesent mauris.  </w:t>
+                    <w:t xml:space="preserve">ap_bookmark.pdf </w:t>
                   </w:r>
                 </w:p>
               </w:txbxContent>
@@ -2564,24 +3563,24 @@
       </w:r>
       <w:r>
         <w:pict>
-          <v:shape id="DocuMindTextBox94" type="#_x0000_t202" stroked="f" filled="f" o:allowincell="f" style="position:absolute;margin-left:36.140pt;margin-top:280.288pt;width:546.332pt;height:21.000pt;z-index:251659264;mso-position-horizontal-relative:page;mso-position-vertical-relative:page;mso-wrap-style:none;mso-fit-shape-to-text:t;">
+          <v:shape id="DocuMindTextBox131" type="#_x0000_t202" stroked="f" filled="f" o:allowincell="f" style="position:absolute;margin-left:224.932pt;margin-top:286.205pt;width:105.244pt;height:19.799pt;z-index:251659264;mso-position-horizontal-relative:page;mso-position-vertical-relative:page;mso-wrap-style:none;mso-fit-shape-to-text:t;">
             <w10:wrap type="none"/>
             <v:textbox inset="0,0,0,0">
               <w:txbxContent>
                 <w:p>
                   <w:pPr>
-                    <w:spacing w:before="0" w:after="0" w:lineRule="exact" w:line="300"/>
+                    <w:spacing w:before="0" w:after="0" w:lineRule="exact" w:line="276"/>
                     <w:ind w:left="0" w:right="0" w:firstLine="0"/>
                   </w:pPr>
                   <w:r>
                     <w:rPr>
-                      <w:rFonts w:ascii="Century Schoolbook" w:hAnsi="Century Schoolbook" w:eastAsia="Century Schoolbook" w:cs="Century Schoolbook"/>
+                      <w:rFonts w:ascii="Arial" w:hAnsi="Arial" w:eastAsia="Arial" w:cs="Arial"/>
                       <w:b w:val="0"/>
                       <w:i w:val="0"/>
                       <w:color w:val="000000"/>
-                      <w:sz w:val="24"/>
+                      <w:sz w:val="22"/>
                     </w:rPr>
-                    <w:t xml:space="preserve">Fusce nec tellus sed augue semper porta. Mauris massa. Vestibulum lacinia arcu eget nulla. Class </w:t>
+                    <w:t xml:space="preserve">Sample PDF output. </w:t>
                   </w:r>
                 </w:p>
               </w:txbxContent>
@@ -2591,24 +3590,24 @@
       </w:r>
       <w:r>
         <w:pict>
-          <v:shape id="DocuMindTextBox95" type="#_x0000_t202" stroked="f" filled="f" o:allowincell="f" style="position:absolute;margin-left:36.140pt;margin-top:294.688pt;width:546.326pt;height:21.000pt;z-index:251659264;mso-position-horizontal-relative:page;mso-position-vertical-relative:page;mso-wrap-style:none;mso-fit-shape-to-text:t;">
+          <v:shape id="DocuMindTextBox132" type="#_x0000_t202" stroked="f" filled="f" o:allowincell="f" style="position:absolute;margin-left:63.035pt;margin-top:309.123pt;width:114.940pt;height:19.799pt;z-index:251659264;mso-position-horizontal-relative:page;mso-position-vertical-relative:page;mso-wrap-style:none;mso-fit-shape-to-text:t;">
             <w10:wrap type="none"/>
             <v:textbox inset="0,0,0,0">
               <w:txbxContent>
                 <w:p>
                   <w:pPr>
-                    <w:spacing w:before="0" w:after="0" w:lineRule="exact" w:line="300"/>
+                    <w:spacing w:before="0" w:after="0" w:lineRule="exact" w:line="276"/>
                     <w:ind w:left="0" w:right="0" w:firstLine="0"/>
                   </w:pPr>
                   <w:r>
                     <w:rPr>
-                      <w:rFonts w:ascii="Century Schoolbook" w:hAnsi="Century Schoolbook" w:eastAsia="Century Schoolbook" w:cs="Century Schoolbook"/>
+                      <w:rFonts w:ascii="Arial" w:hAnsi="Arial" w:eastAsia="Arial" w:cs="Arial"/>
                       <w:b w:val="0"/>
                       <w:i w:val="0"/>
                       <w:color w:val="000000"/>
-                      <w:sz w:val="24"/>
+                      <w:sz w:val="22"/>
                     </w:rPr>
-                    <w:t xml:space="preserve">aptent taciti sociosqu ad litora torquent per conubia nostra, per inceptos himenaeos. Curabitur </w:t>
+                    <w:t xml:space="preserve">ap_bookmark_doc.pdf </w:t>
                   </w:r>
                 </w:p>
               </w:txbxContent>
@@ -2618,24 +3617,24 @@
       </w:r>
       <w:r>
         <w:pict>
-          <v:shape id="DocuMindTextBox96" type="#_x0000_t202" stroked="f" filled="f" o:allowincell="f" style="position:absolute;margin-left:36.140pt;margin-top:309.088pt;width:546.333pt;height:21.000pt;z-index:251659264;mso-position-horizontal-relative:page;mso-position-vertical-relative:page;mso-wrap-style:none;mso-fit-shape-to-text:t;">
+          <v:shape id="DocuMindTextBox133" type="#_x0000_t202" stroked="f" filled="f" o:allowincell="f" style="position:absolute;margin-left:224.944pt;margin-top:309.123pt;width:177.924pt;height:19.799pt;z-index:251659264;mso-position-horizontal-relative:page;mso-position-vertical-relative:page;mso-wrap-style:none;mso-fit-shape-to-text:t;">
             <w10:wrap type="none"/>
             <v:textbox inset="0,0,0,0">
               <w:txbxContent>
                 <w:p>
                   <w:pPr>
-                    <w:spacing w:before="0" w:after="0" w:lineRule="exact" w:line="300"/>
+                    <w:spacing w:before="0" w:after="0" w:lineRule="exact" w:line="276"/>
                     <w:ind w:left="0" w:right="0" w:firstLine="0"/>
                   </w:pPr>
                   <w:r>
                     <w:rPr>
-                      <w:rFonts w:ascii="Century Schoolbook" w:hAnsi="Century Schoolbook" w:eastAsia="Century Schoolbook" w:cs="Century Schoolbook"/>
+                      <w:rFonts w:ascii="Arial" w:hAnsi="Arial" w:eastAsia="Arial" w:cs="Arial"/>
                       <w:b w:val="0"/>
                       <w:i w:val="0"/>
                       <w:color w:val="000000"/>
-                      <w:sz w:val="24"/>
+                      <w:sz w:val="22"/>
                     </w:rPr>
-                    <w:t xml:space="preserve">sodales ligula in libero. Sed dignissim lacinia nunc. Curabitur tortor. Pellentesque nibh. Aenean </w:t>
+                    <w:t xml:space="preserve">A document describing the sample. </w:t>
                   </w:r>
                 </w:p>
               </w:txbxContent>
@@ -2645,24 +3644,24 @@
       </w:r>
       <w:r>
         <w:pict>
-          <v:shape id="DocuMindTextBox97" type="#_x0000_t202" stroked="f" filled="f" o:allowincell="f" style="position:absolute;margin-left:36.140pt;margin-top:323.488pt;width:456.160pt;height:21.000pt;z-index:251659264;mso-position-horizontal-relative:page;mso-position-vertical-relative:page;mso-wrap-style:none;mso-fit-shape-to-text:t;">
+          <v:shape id="DocuMindTextBox134" type="#_x0000_t202" stroked="f" filled="f" o:allowincell="f" style="position:absolute;margin-left:57.636pt;margin-top:344.205pt;width:153.280pt;height:23.549pt;z-index:251659264;mso-position-horizontal-relative:page;mso-position-vertical-relative:page;mso-wrap-style:none;mso-fit-shape-to-text:t;">
             <w10:wrap type="none"/>
             <v:textbox inset="0,0,0,0">
               <w:txbxContent>
                 <w:p>
                   <w:pPr>
-                    <w:spacing w:before="0" w:after="0" w:lineRule="exact" w:line="300"/>
+                    <w:spacing w:before="0" w:after="0" w:lineRule="exact" w:line="351"/>
                     <w:ind w:left="0" w:right="0" w:firstLine="0"/>
                   </w:pPr>
                   <w:r>
                     <w:rPr>
-                      <w:rFonts w:ascii="Century Schoolbook" w:hAnsi="Century Schoolbook" w:eastAsia="Century Schoolbook" w:cs="Century Schoolbook"/>
-                      <w:b w:val="0"/>
+                      <w:rFonts w:ascii="Arial" w:hAnsi="Arial" w:eastAsia="Arial" w:cs="Arial"/>
+                      <w:b/>
                       <w:i w:val="0"/>
-                      <w:color w:val="000000"/>
-                      <w:sz w:val="24"/>
+                      <w:color w:val="808080"/>
+                      <w:sz w:val="28"/>
                     </w:rPr>
-                    <w:t xml:space="preserve">quam. In scelerisque sem at dolor. Maecenas mattis. Sed convallis tristique sem.  </w:t>
+                    <w:t xml:space="preserve">Deploying the Sample </w:t>
                   </w:r>
                 </w:p>
               </w:txbxContent>
@@ -2672,24 +3671,24 @@
       </w:r>
       <w:r>
         <w:pict>
-          <v:shape id="DocuMindTextBox98" type="#_x0000_t202" stroked="f" filled="f" o:allowincell="f" style="position:absolute;margin-left:36.140pt;margin-top:352.288pt;width:546.324pt;height:21.000pt;z-index:251659264;mso-position-horizontal-relative:page;mso-position-vertical-relative:page;mso-wrap-style:none;mso-fit-shape-to-text:t;">
+          <v:shape id="DocuMindTextBox135" type="#_x0000_t202" stroked="f" filled="f" o:allowincell="f" style="position:absolute;margin-left:57.636pt;margin-top:366.238pt;width:215.892pt;height:19.799pt;z-index:251659264;mso-position-horizontal-relative:page;mso-position-vertical-relative:page;mso-wrap-style:none;mso-fit-shape-to-text:t;">
             <w10:wrap type="none"/>
             <v:textbox inset="0,0,0,0">
               <w:txbxContent>
                 <w:p>
                   <w:pPr>
-                    <w:spacing w:before="0" w:after="0" w:lineRule="exact" w:line="300"/>
+                    <w:spacing w:before="0" w:after="0" w:lineRule="exact" w:line="276"/>
                     <w:ind w:left="0" w:right="0" w:firstLine="0"/>
                   </w:pPr>
                   <w:r>
                     <w:rPr>
-                      <w:rFonts w:ascii="Century Schoolbook" w:hAnsi="Century Schoolbook" w:eastAsia="Century Schoolbook" w:cs="Century Schoolbook"/>
+                      <w:rFonts w:ascii="Arial" w:hAnsi="Arial" w:eastAsia="Arial" w:cs="Arial"/>
                       <w:b w:val="0"/>
                       <w:i w:val="0"/>
                       <w:color w:val="000000"/>
-                      <w:sz w:val="24"/>
+                      <w:sz w:val="22"/>
                     </w:rPr>
-                    <w:t xml:space="preserve">Proin ut ligula vel nunc egestas porttitor. Morbi lectus risus, iaculis vel, suscipit quis, luctus non, </w:t>
+                    <w:t xml:space="preserve">To deploy this sample in your environment: </w:t>
                   </w:r>
                 </w:p>
               </w:txbxContent>
@@ -2699,24 +3698,24 @@
       </w:r>
       <w:r>
         <w:pict>
-          <v:shape id="DocuMindTextBox99" type="#_x0000_t202" stroked="f" filled="f" o:allowincell="f" style="position:absolute;margin-left:36.140pt;margin-top:366.688pt;width:546.331pt;height:21.000pt;z-index:251659264;mso-position-horizontal-relative:page;mso-position-vertical-relative:page;mso-wrap-style:none;mso-fit-shape-to-text:t;">
+          <v:shape id="DocuMindTextBox136" type="#_x0000_t202" stroked="f" filled="f" o:allowincell="f" style="position:absolute;margin-left:57.636pt;margin-top:386.877pt;width:150.063pt;height:19.799pt;z-index:251659264;mso-position-horizontal-relative:page;mso-position-vertical-relative:page;mso-wrap-style:none;mso-fit-shape-to-text:t;">
             <w10:wrap type="none"/>
             <v:textbox inset="0,0,0,0">
               <w:txbxContent>
                 <w:p>
                   <w:pPr>
-                    <w:spacing w:before="0" w:after="0" w:lineRule="exact" w:line="300"/>
+                    <w:spacing w:before="0" w:after="0" w:lineRule="exact" w:line="276"/>
                     <w:ind w:left="0" w:right="0" w:firstLine="0"/>
                   </w:pPr>
                   <w:r>
                     <w:rPr>
-                      <w:rFonts w:ascii="Century Schoolbook" w:hAnsi="Century Schoolbook" w:eastAsia="Century Schoolbook" w:cs="Century Schoolbook"/>
+                      <w:rFonts w:ascii="Arial" w:hAnsi="Arial" w:eastAsia="Arial" w:cs="Arial"/>
                       <w:b w:val="0"/>
                       <w:i w:val="0"/>
                       <w:color w:val="000000"/>
-                      <w:sz w:val="24"/>
+                      <w:sz w:val="22"/>
                     </w:rPr>
-                    <w:t xml:space="preserve">massa. Fusce ac turpis quis ligula lacinia aliquet. Mauris ipsum. Nulla metus metus, ullamcorper </w:t>
+                    <w:t xml:space="preserve">1. Open the template design </w:t>
                   </w:r>
                 </w:p>
               </w:txbxContent>
@@ -2726,24 +3725,24 @@
       </w:r>
       <w:r>
         <w:pict>
-          <v:shape id="DocuMindTextBox100" type="#_x0000_t202" stroked="f" filled="f" o:allowincell="f" style="position:absolute;margin-left:36.140pt;margin-top:381.328pt;width:546.326pt;height:21.000pt;z-index:251659264;mso-position-horizontal-relative:page;mso-position-vertical-relative:page;mso-wrap-style:none;mso-fit-shape-to-text:t;">
+          <v:shape id="DocuMindTextBox137" type="#_x0000_t202" stroked="f" filled="f" o:allowincell="f" style="position:absolute;margin-left:204.744pt;margin-top:386.877pt;width:95.317pt;height:19.799pt;z-index:251659264;mso-position-horizontal-relative:page;mso-position-vertical-relative:page;mso-wrap-style:none;mso-fit-shape-to-text:t;">
             <w10:wrap type="none"/>
             <v:textbox inset="0,0,0,0">
               <w:txbxContent>
                 <w:p>
                   <w:pPr>
-                    <w:spacing w:before="0" w:after="0" w:lineRule="exact" w:line="300"/>
+                    <w:spacing w:before="0" w:after="0" w:lineRule="exact" w:line="276"/>
                     <w:ind w:left="0" w:right="0" w:firstLine="0"/>
                   </w:pPr>
                   <w:r>
                     <w:rPr>
-                      <w:rFonts w:ascii="Century Schoolbook" w:hAnsi="Century Schoolbook" w:eastAsia="Century Schoolbook" w:cs="Century Schoolbook"/>
-                      <w:b w:val="0"/>
+                      <w:rFonts w:ascii="Arial" w:hAnsi="Arial" w:eastAsia="Arial" w:cs="Arial"/>
+                      <w:b/>
                       <w:i w:val="0"/>
                       <w:color w:val="000000"/>
-                      <w:sz w:val="24"/>
+                      <w:sz w:val="22"/>
                     </w:rPr>
-                    <w:t xml:space="preserve">vel, tincidunt sed, euismod in, nibh. Quisque volutpat condimentum velit. Class aptent taciti </w:t>
+                    <w:t>ap_bookmark.IFD</w:t>
                   </w:r>
                 </w:p>
               </w:txbxContent>
@@ -2753,24 +3752,24 @@
       </w:r>
       <w:r>
         <w:pict>
-          <v:shape id="DocuMindTextBox101" type="#_x0000_t202" stroked="f" filled="f" o:allowincell="f" style="position:absolute;margin-left:36.140pt;margin-top:395.728pt;width:546.331pt;height:21.000pt;z-index:251659264;mso-position-horizontal-relative:page;mso-position-vertical-relative:page;mso-wrap-style:none;mso-fit-shape-to-text:t;">
+          <v:shape id="DocuMindTextBox138" type="#_x0000_t202" stroked="f" filled="f" o:allowincell="f" style="position:absolute;margin-left:297.017pt;margin-top:386.877pt;width:191.302pt;height:19.799pt;z-index:251659264;mso-position-horizontal-relative:page;mso-position-vertical-relative:page;mso-wrap-style:none;mso-fit-shape-to-text:t;">
             <w10:wrap type="none"/>
             <v:textbox inset="0,0,0,0">
               <w:txbxContent>
                 <w:p>
                   <w:pPr>
-                    <w:spacing w:before="0" w:after="0" w:lineRule="exact" w:line="300"/>
+                    <w:spacing w:before="0" w:after="0" w:lineRule="exact" w:line="276"/>
                     <w:ind w:left="0" w:right="0" w:firstLine="0"/>
                   </w:pPr>
                   <w:r>
                     <w:rPr>
-                      <w:rFonts w:ascii="Century Schoolbook" w:hAnsi="Century Schoolbook" w:eastAsia="Century Schoolbook" w:cs="Century Schoolbook"/>
+                      <w:rFonts w:ascii="Arial" w:hAnsi="Arial" w:eastAsia="Arial" w:cs="Arial"/>
                       <w:b w:val="0"/>
                       <w:i w:val="0"/>
                       <w:color w:val="000000"/>
-                      <w:sz w:val="24"/>
+                      <w:sz w:val="22"/>
                     </w:rPr>
-                    <w:t xml:space="preserve">sociosqu ad litora torquent per conubia nostra, per inceptos himenaeos. Nam nec ante. Sed lacinia, </w:t>
+                    <w:t xml:space="preserve"> in Output Designer and recompile the </w:t>
                   </w:r>
                 </w:p>
               </w:txbxContent>
@@ -2780,24 +3779,24 @@
       </w:r>
       <w:r>
         <w:pict>
-          <v:shape id="DocuMindTextBox102" type="#_x0000_t202" stroked="f" filled="f" o:allowincell="f" style="position:absolute;margin-left:36.140pt;margin-top:410.128pt;width:546.327pt;height:21.000pt;z-index:251659264;mso-position-horizontal-relative:page;mso-position-vertical-relative:page;mso-wrap-style:none;mso-fit-shape-to-text:t;">
+          <v:shape id="DocuMindTextBox139" type="#_x0000_t202" stroked="f" filled="f" o:allowincell="f" style="position:absolute;margin-left:75.635pt;margin-top:399.596pt;width:239.757pt;height:19.799pt;z-index:251659264;mso-position-horizontal-relative:page;mso-position-vertical-relative:page;mso-wrap-style:none;mso-fit-shape-to-text:t;">
             <w10:wrap type="none"/>
             <v:textbox inset="0,0,0,0">
               <w:txbxContent>
                 <w:p>
                   <w:pPr>
-                    <w:spacing w:before="0" w:after="0" w:lineRule="exact" w:line="300"/>
+                    <w:spacing w:before="0" w:after="0" w:lineRule="exact" w:line="276"/>
                     <w:ind w:left="0" w:right="0" w:firstLine="0"/>
                   </w:pPr>
                   <w:r>
                     <w:rPr>
-                      <w:rFonts w:ascii="Century Schoolbook" w:hAnsi="Century Schoolbook" w:eastAsia="Century Schoolbook" w:cs="Century Schoolbook"/>
+                      <w:rFonts w:ascii="Arial" w:hAnsi="Arial" w:eastAsia="Arial" w:cs="Arial"/>
                       <w:b w:val="0"/>
                       <w:i w:val="0"/>
                       <w:color w:val="000000"/>
-                      <w:sz w:val="24"/>
+                      <w:sz w:val="22"/>
                     </w:rPr>
-                    <w:t xml:space="preserve">urna non tincidunt mattis, tortor neque adipiscing diam, a cursus ipsum ante quis turpis. Nulla </w:t>
+                    <w:t xml:space="preserve">template for the appropriate presentment target. </w:t>
                   </w:r>
                 </w:p>
               </w:txbxContent>
@@ -2807,24 +3806,24 @@
       </w:r>
       <w:r>
         <w:pict>
-          <v:shape id="DocuMindTextBox103" type="#_x0000_t202" stroked="f" filled="f" o:allowincell="f" style="position:absolute;margin-left:36.140pt;margin-top:424.528pt;width:236.797pt;height:21.000pt;z-index:251659264;mso-position-horizontal-relative:page;mso-position-vertical-relative:page;mso-wrap-style:none;mso-fit-shape-to-text:t;">
+          <v:shape id="DocuMindTextBox140" type="#_x0000_t202" stroked="f" filled="f" o:allowincell="f" style="position:absolute;margin-left:57.637pt;margin-top:420.114pt;width:74.812pt;height:19.799pt;z-index:251659264;mso-position-horizontal-relative:page;mso-position-vertical-relative:page;mso-wrap-style:none;mso-fit-shape-to-text:t;">
             <w10:wrap type="none"/>
             <v:textbox inset="0,0,0,0">
               <w:txbxContent>
                 <w:p>
                   <w:pPr>
-                    <w:spacing w:before="0" w:after="0" w:lineRule="exact" w:line="300"/>
+                    <w:spacing w:before="0" w:after="0" w:lineRule="exact" w:line="276"/>
                     <w:ind w:left="0" w:right="0" w:firstLine="0"/>
                   </w:pPr>
                   <w:r>
                     <w:rPr>
-                      <w:rFonts w:ascii="Century Schoolbook" w:hAnsi="Century Schoolbook" w:eastAsia="Century Schoolbook" w:cs="Century Schoolbook"/>
+                      <w:rFonts w:ascii="Arial" w:hAnsi="Arial" w:eastAsia="Arial" w:cs="Arial"/>
                       <w:b w:val="0"/>
                       <w:i w:val="0"/>
                       <w:color w:val="000000"/>
-                      <w:sz w:val="24"/>
+                      <w:sz w:val="22"/>
                     </w:rPr>
-                    <w:t xml:space="preserve">facilisi. Ut fringilla. Suspendisse potenti.  </w:t>
+                    <w:t xml:space="preserve">2. Modify the </w:t>
                   </w:r>
                 </w:p>
               </w:txbxContent>
@@ -2834,24 +3833,24 @@
       </w:r>
       <w:r>
         <w:pict>
-          <v:shape id="DocuMindTextBox104" type="#_x0000_t202" stroked="f" filled="f" o:allowincell="f" style="position:absolute;margin-left:36.140pt;margin-top:453.328pt;width:546.334pt;height:21.000pt;z-index:251659264;mso-position-horizontal-relative:page;mso-position-vertical-relative:page;mso-wrap-style:none;mso-fit-shape-to-text:t;">
+          <v:shape id="DocuMindTextBox141" type="#_x0000_t202" stroked="f" filled="f" o:allowincell="f" style="position:absolute;margin-left:129.511pt;margin-top:420.114pt;width:12.239pt;height:19.799pt;z-index:251659264;mso-position-horizontal-relative:page;mso-position-vertical-relative:page;mso-wrap-style:none;mso-fit-shape-to-text:t;">
             <w10:wrap type="none"/>
             <v:textbox inset="0,0,0,0">
               <w:txbxContent>
                 <w:p>
                   <w:pPr>
-                    <w:spacing w:before="0" w:after="0" w:lineRule="exact" w:line="300"/>
+                    <w:spacing w:before="0" w:after="0" w:lineRule="exact" w:line="276"/>
                     <w:ind w:left="0" w:right="0" w:firstLine="0"/>
                   </w:pPr>
                   <w:r>
                     <w:rPr>
-                      <w:rFonts w:ascii="Century Schoolbook" w:hAnsi="Century Schoolbook" w:eastAsia="Century Schoolbook" w:cs="Century Schoolbook"/>
-                      <w:b w:val="0"/>
+                      <w:rFonts w:ascii="Arial" w:hAnsi="Arial" w:eastAsia="Arial" w:cs="Arial"/>
+                      <w:b/>
                       <w:i w:val="0"/>
                       <w:color w:val="000000"/>
-                      <w:sz w:val="24"/>
+                      <w:sz w:val="22"/>
                     </w:rPr>
-                    <w:t xml:space="preserve">Nunc feugiat mi a tellus consequat imperdiet. Vestibulum sapien. Proin quam. Etiam ultrices. </w:t>
+                    <w:t>-z</w:t>
                   </w:r>
                 </w:p>
               </w:txbxContent>
@@ -2861,24 +3860,24 @@
       </w:r>
       <w:r>
         <w:pict>
-          <v:shape id="DocuMindTextBox105" type="#_x0000_t202" stroked="f" filled="f" o:allowincell="f" style="position:absolute;margin-left:36.140pt;margin-top:467.728pt;width:546.324pt;height:21.000pt;z-index:251659264;mso-position-horizontal-relative:page;mso-position-vertical-relative:page;mso-wrap-style:none;mso-fit-shape-to-text:t;">
+          <v:shape id="DocuMindTextBox142" type="#_x0000_t202" stroked="f" filled="f" o:allowincell="f" style="position:absolute;margin-left:138.631pt;margin-top:420.114pt;width:69.070pt;height:19.799pt;z-index:251659264;mso-position-horizontal-relative:page;mso-position-vertical-relative:page;mso-wrap-style:none;mso-fit-shape-to-text:t;">
             <w10:wrap type="none"/>
             <v:textbox inset="0,0,0,0">
               <w:txbxContent>
                 <w:p>
                   <w:pPr>
-                    <w:spacing w:before="0" w:after="0" w:lineRule="exact" w:line="300"/>
+                    <w:spacing w:before="0" w:after="0" w:lineRule="exact" w:line="276"/>
                     <w:ind w:left="0" w:right="0" w:firstLine="0"/>
                   </w:pPr>
                   <w:r>
                     <w:rPr>
-                      <w:rFonts w:ascii="Century Schoolbook" w:hAnsi="Century Schoolbook" w:eastAsia="Century Schoolbook" w:cs="Century Schoolbook"/>
+                      <w:rFonts w:ascii="Arial" w:hAnsi="Arial" w:eastAsia="Arial" w:cs="Arial"/>
                       <w:b w:val="0"/>
                       <w:i w:val="0"/>
                       <w:color w:val="000000"/>
-                      <w:sz w:val="24"/>
+                      <w:sz w:val="22"/>
                     </w:rPr>
-                    <w:t xml:space="preserve">Suspendisse in justo eu magna luctus suscipit. Sed lectus. Integer euismod lacus luctus magna. </w:t>
+                    <w:t xml:space="preserve"> option in the </w:t>
                   </w:r>
                 </w:p>
               </w:txbxContent>
@@ -2888,24 +3887,24 @@
       </w:r>
       <w:r>
         <w:pict>
-          <v:shape id="DocuMindTextBox106" type="#_x0000_t202" stroked="f" filled="f" o:allowincell="f" style="position:absolute;margin-left:36.140pt;margin-top:482.128pt;width:546.337pt;height:21.000pt;z-index:251659264;mso-position-horizontal-relative:page;mso-position-vertical-relative:page;mso-wrap-style:none;mso-fit-shape-to-text:t;">
+          <v:shape id="DocuMindTextBox143" type="#_x0000_t202" stroked="f" filled="f" o:allowincell="f" style="position:absolute;margin-left:204.745pt;margin-top:420.114pt;width:25.948pt;height:19.799pt;z-index:251659264;mso-position-horizontal-relative:page;mso-position-vertical-relative:page;mso-wrap-style:none;mso-fit-shape-to-text:t;">
             <w10:wrap type="none"/>
             <v:textbox inset="0,0,0,0">
               <w:txbxContent>
                 <w:p>
                   <w:pPr>
-                    <w:spacing w:before="0" w:after="0" w:lineRule="exact" w:line="300"/>
+                    <w:spacing w:before="0" w:after="0" w:lineRule="exact" w:line="276"/>
                     <w:ind w:left="0" w:right="0" w:firstLine="0"/>
                   </w:pPr>
                   <w:r>
                     <w:rPr>
-                      <w:rFonts w:ascii="Century Schoolbook" w:hAnsi="Century Schoolbook" w:eastAsia="Century Schoolbook" w:cs="Century Schoolbook"/>
-                      <w:b w:val="0"/>
+                      <w:rFonts w:ascii="Arial" w:hAnsi="Arial" w:eastAsia="Arial" w:cs="Arial"/>
+                      <w:b/>
                       <w:i w:val="0"/>
                       <w:color w:val="000000"/>
-                      <w:sz w:val="24"/>
+                      <w:sz w:val="22"/>
                     </w:rPr>
-                    <w:t xml:space="preserve">Quisque cursus, metus vitae pharetra auctor, sem massa mattis sem, at interdum magna augue </w:t>
+                    <w:t>^job</w:t>
                   </w:r>
                 </w:p>
               </w:txbxContent>
@@ -2915,24 +3914,24 @@
       </w:r>
       <w:r>
         <w:pict>
-          <v:shape id="DocuMindTextBox107" type="#_x0000_t202" stroked="f" filled="f" o:allowincell="f" style="position:absolute;margin-left:36.140pt;margin-top:496.528pt;width:546.325pt;height:21.000pt;z-index:251659264;mso-position-horizontal-relative:page;mso-position-vertical-relative:page;mso-wrap-style:none;mso-fit-shape-to-text:t;">
+          <v:shape id="DocuMindTextBox144" type="#_x0000_t202" stroked="f" filled="f" o:allowincell="f" style="position:absolute;margin-left:227.663pt;margin-top:420.114pt;width:129.020pt;height:19.799pt;z-index:251659264;mso-position-horizontal-relative:page;mso-position-vertical-relative:page;mso-wrap-style:none;mso-fit-shape-to-text:t;">
             <w10:wrap type="none"/>
             <v:textbox inset="0,0,0,0">
               <w:txbxContent>
                 <w:p>
                   <w:pPr>
-                    <w:spacing w:before="0" w:after="0" w:lineRule="exact" w:line="300"/>
+                    <w:spacing w:before="0" w:after="0" w:lineRule="exact" w:line="276"/>
                     <w:ind w:left="0" w:right="0" w:firstLine="0"/>
                   </w:pPr>
                   <w:r>
                     <w:rPr>
-                      <w:rFonts w:ascii="Century Schoolbook" w:hAnsi="Century Schoolbook" w:eastAsia="Century Schoolbook" w:cs="Century Schoolbook"/>
+                      <w:rFonts w:ascii="Arial" w:hAnsi="Arial" w:eastAsia="Arial" w:cs="Arial"/>
                       <w:b w:val="0"/>
                       <w:i w:val="0"/>
                       <w:color w:val="000000"/>
-                      <w:sz w:val="24"/>
+                      <w:sz w:val="22"/>
                     </w:rPr>
-                    <w:t xml:space="preserve">eget diam. Vestibulum ante ipsum primis in faucibus orci luctus et ultrices posuere cubilia Curae; </w:t>
+                    <w:t xml:space="preserve"> command in the data file </w:t>
                   </w:r>
                 </w:p>
               </w:txbxContent>
@@ -2942,24 +3941,24 @@
       </w:r>
       <w:r>
         <w:pict>
-          <v:shape id="DocuMindTextBox108" type="#_x0000_t202" stroked="f" filled="f" o:allowincell="f" style="position:absolute;margin-left:36.140pt;margin-top:511.168pt;width:546.332pt;height:21.000pt;z-index:251659264;mso-position-horizontal-relative:page;mso-position-vertical-relative:page;mso-wrap-style:none;mso-fit-shape-to-text:t;">
+          <v:shape id="DocuMindTextBox145" type="#_x0000_t202" stroked="f" filled="f" o:allowincell="f" style="position:absolute;margin-left:353.773pt;margin-top:420.114pt;width:93.923pt;height:19.799pt;z-index:251659264;mso-position-horizontal-relative:page;mso-position-vertical-relative:page;mso-wrap-style:none;mso-fit-shape-to-text:t;">
             <w10:wrap type="none"/>
             <v:textbox inset="0,0,0,0">
               <w:txbxContent>
                 <w:p>
                   <w:pPr>
-                    <w:spacing w:before="0" w:after="0" w:lineRule="exact" w:line="300"/>
+                    <w:spacing w:before="0" w:after="0" w:lineRule="exact" w:line="276"/>
                     <w:ind w:left="0" w:right="0" w:firstLine="0"/>
                   </w:pPr>
                   <w:r>
                     <w:rPr>
-                      <w:rFonts w:ascii="Century Schoolbook" w:hAnsi="Century Schoolbook" w:eastAsia="Century Schoolbook" w:cs="Century Schoolbook"/>
-                      <w:b w:val="0"/>
+                      <w:rFonts w:ascii="Arial" w:hAnsi="Arial" w:eastAsia="Arial" w:cs="Arial"/>
+                      <w:b/>
                       <w:i w:val="0"/>
                       <w:color w:val="000000"/>
-                      <w:sz w:val="24"/>
+                      <w:sz w:val="22"/>
                     </w:rPr>
-                    <w:t xml:space="preserve">Morbi lacinia molestie dui. Praesent blandit dolor. Sed non quam. In vel mi sit amet augue congue </w:t>
+                    <w:t>ap_bookmark.dat</w:t>
                   </w:r>
                 </w:p>
               </w:txbxContent>
@@ -2969,24 +3968,1394 @@
       </w:r>
       <w:r>
         <w:pict>
-          <v:shape id="DocuMindTextBox109" type="#_x0000_t202" stroked="f" filled="f" o:allowincell="f" style="position:absolute;margin-left:36.140pt;margin-top:525.568pt;width:332.369pt;height:21.000pt;z-index:251659264;mso-position-horizontal-relative:page;mso-position-vertical-relative:page;mso-wrap-style:none;mso-fit-shape-to-text:t;">
+          <v:shape id="DocuMindTextBox146" type="#_x0000_t202" stroked="f" filled="f" o:allowincell="f" style="position:absolute;margin-left:444.725pt;margin-top:420.114pt;width:21.432pt;height:19.799pt;z-index:251659264;mso-position-horizontal-relative:page;mso-position-vertical-relative:page;mso-wrap-style:none;mso-fit-shape-to-text:t;">
             <w10:wrap type="none"/>
             <v:textbox inset="0,0,0,0">
               <w:txbxContent>
                 <w:p>
                   <w:pPr>
-                    <w:spacing w:before="0" w:after="0" w:lineRule="exact" w:line="300"/>
+                    <w:spacing w:before="0" w:after="0" w:lineRule="exact" w:line="276"/>
                     <w:ind w:left="0" w:right="0" w:firstLine="0"/>
                   </w:pPr>
                   <w:r>
                     <w:rPr>
-                      <w:rFonts w:ascii="Century Schoolbook" w:hAnsi="Century Schoolbook" w:eastAsia="Century Schoolbook" w:cs="Century Schoolbook"/>
+                      <w:rFonts w:ascii="Arial" w:hAnsi="Arial" w:eastAsia="Arial" w:cs="Arial"/>
                       <w:b w:val="0"/>
                       <w:i w:val="0"/>
                       <w:color w:val="000000"/>
-                      <w:sz w:val="24"/>
+                      <w:sz w:val="22"/>
                     </w:rPr>
-                    <w:t xml:space="preserve">elementum. Morbi in ipsum sit amet pede facilisis laoreet.  </w:t>
+                    <w:t xml:space="preserve"> to: </w:t>
+                  </w:r>
+                </w:p>
+              </w:txbxContent>
+            </v:textbox>
+          </v:shape>
+        </w:pict>
+      </w:r>
+      <w:r>
+        <w:pict>
+          <v:shape id="DocuMindTextBox147" type="#_x0000_t202" stroked="f" filled="f" o:allowincell="f" style="position:absolute;margin-left:75.635pt;margin-top:440.433pt;width:10.799pt;height:20.384pt;z-index:251659264;mso-position-horizontal-relative:page;mso-position-vertical-relative:page;mso-wrap-style:none;mso-fit-shape-to-text:t;">
+            <w10:wrap type="none"/>
+            <v:textbox inset="0,0,0,0">
+              <w:txbxContent>
+                <w:p>
+                  <w:pPr>
+                    <w:spacing w:before="0" w:after="0" w:lineRule="exact" w:line="288"/>
+                    <w:ind w:left="0" w:right="0" w:firstLine="0"/>
+                  </w:pPr>
+                  <w:r>
+                    <w:rPr>
+                      <w:rFonts w:ascii="Symbol" w:hAnsi="Symbol" w:eastAsia="Symbol" w:cs="Symbol"/>
+                      <w:b w:val="0"/>
+                      <w:i w:val="0"/>
+                      <w:color w:val="000000"/>
+                      <w:sz w:val="22"/>
+                    </w:rPr>
+                    <w:t xml:space="preserve">• </w:t>
+                  </w:r>
+                </w:p>
+              </w:txbxContent>
+            </v:textbox>
+          </v:shape>
+        </w:pict>
+      </w:r>
+      <w:r>
+        <w:pict>
+          <v:shape id="DocuMindTextBox148" type="#_x0000_t202" stroked="f" filled="f" o:allowincell="f" style="position:absolute;margin-left:93.633pt;margin-top:441.592pt;width:162.523pt;height:19.799pt;z-index:251659264;mso-position-horizontal-relative:page;mso-position-vertical-relative:page;mso-wrap-style:none;mso-fit-shape-to-text:t;">
+            <w10:wrap type="none"/>
+            <v:textbox inset="0,0,0,0">
+              <w:txbxContent>
+                <w:p>
+                  <w:pPr>
+                    <w:spacing w:before="0" w:after="0" w:lineRule="exact" w:line="276"/>
+                    <w:ind w:left="0" w:right="0" w:firstLine="0"/>
+                  </w:pPr>
+                  <w:r>
+                    <w:rPr>
+                      <w:rFonts w:ascii="Arial" w:hAnsi="Arial" w:eastAsia="Arial" w:cs="Arial"/>
+                      <w:b w:val="0"/>
+                      <w:i w:val="0"/>
+                      <w:color w:val="000000"/>
+                      <w:sz w:val="22"/>
+                    </w:rPr>
+                    <w:t xml:space="preserve">Identify the target output device. </w:t>
+                  </w:r>
+                </w:p>
+              </w:txbxContent>
+            </v:textbox>
+          </v:shape>
+        </w:pict>
+      </w:r>
+      <w:r>
+        <w:pict>
+          <v:shape id="DocuMindTextBox149" type="#_x0000_t202" stroked="f" filled="f" o:allowincell="f" style="position:absolute;margin-left:75.635pt;margin-top:461.671pt;width:10.799pt;height:20.384pt;z-index:251659264;mso-position-horizontal-relative:page;mso-position-vertical-relative:page;mso-wrap-style:none;mso-fit-shape-to-text:t;">
+            <w10:wrap type="none"/>
+            <v:textbox inset="0,0,0,0">
+              <w:txbxContent>
+                <w:p>
+                  <w:pPr>
+                    <w:spacing w:before="0" w:after="0" w:lineRule="exact" w:line="288"/>
+                    <w:ind w:left="0" w:right="0" w:firstLine="0"/>
+                  </w:pPr>
+                  <w:r>
+                    <w:rPr>
+                      <w:rFonts w:ascii="Symbol" w:hAnsi="Symbol" w:eastAsia="Symbol" w:cs="Symbol"/>
+                      <w:b w:val="0"/>
+                      <w:i w:val="0"/>
+                      <w:color w:val="000000"/>
+                      <w:sz w:val="22"/>
+                    </w:rPr>
+                    <w:t xml:space="preserve">• </w:t>
+                  </w:r>
+                </w:p>
+              </w:txbxContent>
+            </v:textbox>
+          </v:shape>
+        </w:pict>
+      </w:r>
+      <w:r>
+        <w:pict>
+          <v:shape id="DocuMindTextBox150" type="#_x0000_t202" stroked="f" filled="f" o:allowincell="f" style="position:absolute;margin-left:93.633pt;margin-top:462.830pt;width:176.111pt;height:19.799pt;z-index:251659264;mso-position-horizontal-relative:page;mso-position-vertical-relative:page;mso-wrap-style:none;mso-fit-shape-to-text:t;">
+            <w10:wrap type="none"/>
+            <v:textbox inset="0,0,0,0">
+              <w:txbxContent>
+                <w:p>
+                  <w:pPr>
+                    <w:spacing w:before="0" w:after="0" w:lineRule="exact" w:line="276"/>
+                    <w:ind w:left="0" w:right="0" w:firstLine="0"/>
+                  </w:pPr>
+                  <w:r>
+                    <w:rPr>
+                      <w:rFonts w:ascii="Arial" w:hAnsi="Arial" w:eastAsia="Arial" w:cs="Arial"/>
+                      <w:b w:val="0"/>
+                      <w:i w:val="0"/>
+                      <w:color w:val="000000"/>
+                      <w:sz w:val="22"/>
+                    </w:rPr>
+                    <w:t xml:space="preserve">Identify the bookmark file using the </w:t>
+                  </w:r>
+                </w:p>
+              </w:txbxContent>
+            </v:textbox>
+          </v:shape>
+        </w:pict>
+      </w:r>
+      <w:r>
+        <w:pict>
+          <v:shape id="DocuMindTextBox151" type="#_x0000_t202" stroked="f" filled="f" o:allowincell="f" style="position:absolute;margin-left:266.779pt;margin-top:462.830pt;width:35.415pt;height:19.799pt;z-index:251659264;mso-position-horizontal-relative:page;mso-position-vertical-relative:page;mso-wrap-style:none;mso-fit-shape-to-text:t;">
+            <w10:wrap type="none"/>
+            <v:textbox inset="0,0,0,0">
+              <w:txbxContent>
+                <w:p>
+                  <w:pPr>
+                    <w:spacing w:before="0" w:after="0" w:lineRule="exact" w:line="276"/>
+                    <w:ind w:left="0" w:right="0" w:firstLine="0"/>
+                  </w:pPr>
+                  <w:r>
+                    <w:rPr>
+                      <w:rFonts w:ascii="Arial" w:hAnsi="Arial" w:eastAsia="Arial" w:cs="Arial"/>
+                      <w:b/>
+                      <w:i w:val="0"/>
+                      <w:color w:val="000000"/>
+                      <w:sz w:val="22"/>
+                    </w:rPr>
+                    <w:t>-abmk</w:t>
+                  </w:r>
+                </w:p>
+              </w:txbxContent>
+            </v:textbox>
+          </v:shape>
+        </w:pict>
+      </w:r>
+      <w:r>
+        <w:pict>
+          <v:shape id="DocuMindTextBox152" type="#_x0000_t202" stroked="f" filled="f" o:allowincell="f" style="position:absolute;margin-left:299.057pt;margin-top:462.830pt;width:60.539pt;height:19.799pt;z-index:251659264;mso-position-horizontal-relative:page;mso-position-vertical-relative:page;mso-wrap-style:none;mso-fit-shape-to-text:t;">
+            <w10:wrap type="none"/>
+            <v:textbox inset="0,0,0,0">
+              <w:txbxContent>
+                <w:p>
+                  <w:pPr>
+                    <w:spacing w:before="0" w:after="0" w:lineRule="exact" w:line="276"/>
+                    <w:ind w:left="0" w:right="0" w:firstLine="0"/>
+                  </w:pPr>
+                  <w:r>
+                    <w:rPr>
+                      <w:rFonts w:ascii="Arial" w:hAnsi="Arial" w:eastAsia="Arial" w:cs="Arial"/>
+                      <w:b w:val="0"/>
+                      <w:i w:val="0"/>
+                      <w:color w:val="000000"/>
+                      <w:sz w:val="22"/>
+                    </w:rPr>
+                    <w:t xml:space="preserve"> command. </w:t>
+                  </w:r>
+                </w:p>
+              </w:txbxContent>
+            </v:textbox>
+          </v:shape>
+        </w:pict>
+      </w:r>
+      <w:r>
+        <w:pict>
+          <v:shape id="DocuMindTextBox153" type="#_x0000_t202" stroked="f" filled="f" o:allowincell="f" style="position:absolute;margin-left:75.635pt;margin-top:483.149pt;width:10.799pt;height:20.384pt;z-index:251659264;mso-position-horizontal-relative:page;mso-position-vertical-relative:page;mso-wrap-style:none;mso-fit-shape-to-text:t;">
+            <w10:wrap type="none"/>
+            <v:textbox inset="0,0,0,0">
+              <w:txbxContent>
+                <w:p>
+                  <w:pPr>
+                    <w:spacing w:before="0" w:after="0" w:lineRule="exact" w:line="288"/>
+                    <w:ind w:left="0" w:right="0" w:firstLine="0"/>
+                  </w:pPr>
+                  <w:r>
+                    <w:rPr>
+                      <w:rFonts w:ascii="Symbol" w:hAnsi="Symbol" w:eastAsia="Symbol" w:cs="Symbol"/>
+                      <w:b w:val="0"/>
+                      <w:i w:val="0"/>
+                      <w:color w:val="000000"/>
+                      <w:sz w:val="22"/>
+                    </w:rPr>
+                    <w:t xml:space="preserve">• </w:t>
+                  </w:r>
+                </w:p>
+              </w:txbxContent>
+            </v:textbox>
+          </v:shape>
+        </w:pict>
+      </w:r>
+      <w:r>
+        <w:pict>
+          <v:shape id="DocuMindTextBox154" type="#_x0000_t202" stroked="f" filled="f" o:allowincell="f" style="position:absolute;margin-left:93.633pt;margin-top:484.308pt;width:362.007pt;height:19.799pt;z-index:251659264;mso-position-horizontal-relative:page;mso-position-vertical-relative:page;mso-wrap-style:none;mso-fit-shape-to-text:t;">
+            <w10:wrap type="none"/>
+            <v:textbox inset="0,0,0,0">
+              <w:txbxContent>
+                <w:p>
+                  <w:pPr>
+                    <w:spacing w:before="0" w:after="0" w:lineRule="exact" w:line="276"/>
+                    <w:ind w:left="0" w:right="0" w:firstLine="0"/>
+                  </w:pPr>
+                  <w:r>
+                    <w:rPr>
+                      <w:rFonts w:ascii="Arial" w:hAnsi="Arial" w:eastAsia="Arial" w:cs="Arial"/>
+                      <w:b w:val="0"/>
+                      <w:i w:val="0"/>
+                      <w:color w:val="000000"/>
+                      <w:sz w:val="22"/>
+                    </w:rPr>
+                    <w:t xml:space="preserve">Identify the section for which to generate bookmarks, if desired, using the </w:t>
+                  </w:r>
+                </w:p>
+              </w:txbxContent>
+            </v:textbox>
+          </v:shape>
+        </w:pict>
+      </w:r>
+      <w:r>
+        <w:pict>
+          <v:shape id="DocuMindTextBox155" type="#_x0000_t202" stroked="f" filled="f" o:allowincell="f" style="position:absolute;margin-left:452.644pt;margin-top:484.308pt;width:35.533pt;height:19.799pt;z-index:251659264;mso-position-horizontal-relative:page;mso-position-vertical-relative:page;mso-wrap-style:none;mso-fit-shape-to-text:t;">
+            <w10:wrap type="none"/>
+            <v:textbox inset="0,0,0,0">
+              <w:txbxContent>
+                <w:p>
+                  <w:pPr>
+                    <w:spacing w:before="0" w:after="0" w:lineRule="exact" w:line="276"/>
+                    <w:ind w:left="0" w:right="0" w:firstLine="0"/>
+                  </w:pPr>
+                  <w:r>
+                    <w:rPr>
+                      <w:rFonts w:ascii="Arial" w:hAnsi="Arial" w:eastAsia="Arial" w:cs="Arial"/>
+                      <w:b/>
+                      <w:i w:val="0"/>
+                      <w:color w:val="000000"/>
+                      <w:sz w:val="22"/>
+                    </w:rPr>
+                    <w:t>-abms</w:t>
+                  </w:r>
+                </w:p>
+              </w:txbxContent>
+            </v:textbox>
+          </v:shape>
+        </w:pict>
+      </w:r>
+      <w:r>
+        <w:pict>
+          <v:shape id="DocuMindTextBox156" type="#_x0000_t202" stroked="f" filled="f" o:allowincell="f" style="position:absolute;margin-left:93.633pt;margin-top:497.027pt;width:57.538pt;height:19.799pt;z-index:251659264;mso-position-horizontal-relative:page;mso-position-vertical-relative:page;mso-wrap-style:none;mso-fit-shape-to-text:t;">
+            <w10:wrap type="none"/>
+            <v:textbox inset="0,0,0,0">
+              <w:txbxContent>
+                <w:p>
+                  <w:pPr>
+                    <w:spacing w:before="0" w:after="0" w:lineRule="exact" w:line="276"/>
+                    <w:ind w:left="0" w:right="0" w:firstLine="0"/>
+                  </w:pPr>
+                  <w:r>
+                    <w:rPr>
+                      <w:rFonts w:ascii="Arial" w:hAnsi="Arial" w:eastAsia="Arial" w:cs="Arial"/>
+                      <w:b w:val="0"/>
+                      <w:i w:val="0"/>
+                      <w:color w:val="000000"/>
+                      <w:sz w:val="22"/>
+                    </w:rPr>
+                    <w:t xml:space="preserve">command. </w:t>
+                  </w:r>
+                </w:p>
+              </w:txbxContent>
+            </v:textbox>
+          </v:shape>
+        </w:pict>
+      </w:r>
+      <w:r>
+        <w:pict>
+          <v:shape id="DocuMindTextBox157" type="#_x0000_t202" stroked="f" filled="f" o:allowincell="f" style="position:absolute;margin-left:75.635pt;margin-top:515.626pt;width:70.393pt;height:19.799pt;z-index:251659264;mso-position-horizontal-relative:page;mso-position-vertical-relative:page;mso-wrap-style:none;mso-fit-shape-to-text:t;">
+            <w10:wrap type="none"/>
+            <v:textbox inset="0,0,0,0">
+              <w:txbxContent>
+                <w:p>
+                  <w:pPr>
+                    <w:spacing w:before="0" w:after="0" w:lineRule="exact" w:line="276"/>
+                    <w:ind w:left="0" w:right="0" w:firstLine="0"/>
+                  </w:pPr>
+                  <w:r>
+                    <w:rPr>
+                      <w:rFonts w:ascii="Arial" w:hAnsi="Arial" w:eastAsia="Arial" w:cs="Arial"/>
+                      <w:b w:val="0"/>
+                      <w:i w:val="0"/>
+                      <w:color w:val="000000"/>
+                      <w:sz w:val="22"/>
+                    </w:rPr>
+                    <w:t xml:space="preserve">For example, </w:t>
+                  </w:r>
+                </w:p>
+              </w:txbxContent>
+            </v:textbox>
+          </v:shape>
+        </w:pict>
+      </w:r>
+      <w:r>
+        <w:pict>
+          <v:shape id="DocuMindTextBox158" type="#_x0000_t202" stroked="f" filled="f" o:allowincell="f" style="position:absolute;margin-left:81.394pt;margin-top:547.304pt;width:108.150pt;height:19.799pt;z-index:251659264;mso-position-horizontal-relative:page;mso-position-vertical-relative:page;mso-wrap-style:none;mso-fit-shape-to-text:t;">
+            <w10:wrap type="none"/>
+            <v:textbox inset="0,0,0,0">
+              <w:txbxContent>
+                <w:p>
+                  <w:pPr>
+                    <w:spacing w:before="0" w:after="0" w:lineRule="exact" w:line="276"/>
+                    <w:ind w:left="0" w:right="0" w:firstLine="0"/>
+                  </w:pPr>
+                  <w:r>
+                    <w:rPr>
+                      <w:rFonts w:ascii="Arial" w:hAnsi="Arial" w:eastAsia="Arial" w:cs="Arial"/>
+                      <w:b/>
+                      <w:i w:val="0"/>
+                      <w:color w:val="000000"/>
+                      <w:sz w:val="22"/>
+                    </w:rPr>
+                    <w:t xml:space="preserve">To bookmark by …  </w:t>
+                  </w:r>
+                </w:p>
+              </w:txbxContent>
+            </v:textbox>
+          </v:shape>
+        </w:pict>
+      </w:r>
+      <w:r>
+        <w:pict>
+          <v:shape id="DocuMindTextBox159" type="#_x0000_t202" stroked="f" filled="f" o:allowincell="f" style="position:absolute;margin-left:220.794pt;margin-top:547.304pt;width:196.208pt;height:19.799pt;z-index:251659264;mso-position-horizontal-relative:page;mso-position-vertical-relative:page;mso-wrap-style:none;mso-fit-shape-to-text:t;">
+            <w10:wrap type="none"/>
+            <v:textbox inset="0,0,0,0">
+              <w:txbxContent>
+                <w:p>
+                  <w:pPr>
+                    <w:spacing w:before="0" w:after="0" w:lineRule="exact" w:line="276"/>
+                    <w:ind w:left="0" w:right="0" w:firstLine="0"/>
+                  </w:pPr>
+                  <w:r>
+                    <w:rPr>
+                      <w:rFonts w:ascii="Arial" w:hAnsi="Arial" w:eastAsia="Arial" w:cs="Arial"/>
+                      <w:b/>
+                      <w:i w:val="0"/>
+                      <w:color w:val="000000"/>
+                      <w:sz w:val="22"/>
+                    </w:rPr>
+                    <w:t xml:space="preserve">Use the command line parameter …  </w:t>
+                  </w:r>
+                </w:p>
+              </w:txbxContent>
+            </v:textbox>
+          </v:shape>
+        </w:pict>
+      </w:r>
+      <w:r>
+        <w:pict>
+          <v:shape id="DocuMindTextBox160" type="#_x0000_t202" stroked="f" filled="f" o:allowincell="f" style="position:absolute;margin-left:81.394pt;margin-top:570.221pt;width:46.380pt;height:19.799pt;z-index:251659264;mso-position-horizontal-relative:page;mso-position-vertical-relative:page;mso-wrap-style:none;mso-fit-shape-to-text:t;">
+            <w10:wrap type="none"/>
+            <v:textbox inset="0,0,0,0">
+              <w:txbxContent>
+                <w:p>
+                  <w:pPr>
+                    <w:spacing w:before="0" w:after="0" w:lineRule="exact" w:line="276"/>
+                    <w:ind w:left="0" w:right="0" w:firstLine="0"/>
+                  </w:pPr>
+                  <w:r>
+                    <w:rPr>
+                      <w:rFonts w:ascii="Arial" w:hAnsi="Arial" w:eastAsia="Arial" w:cs="Arial"/>
+                      <w:b w:val="0"/>
+                      <w:i w:val="0"/>
+                      <w:color w:val="000000"/>
+                      <w:sz w:val="22"/>
+                    </w:rPr>
+                    <w:t xml:space="preserve">Invoices </w:t>
+                  </w:r>
+                </w:p>
+              </w:txbxContent>
+            </v:textbox>
+          </v:shape>
+        </w:pict>
+      </w:r>
+      <w:r>
+        <w:pict>
+          <v:shape id="DocuMindTextBox161" type="#_x0000_t202" stroked="f" filled="f" o:allowincell="f" style="position:absolute;margin-left:220.822pt;margin-top:568.263pt;width:32.973pt;height:19.943pt;z-index:251659264;mso-position-horizontal-relative:page;mso-position-vertical-relative:page;mso-wrap-style:none;mso-fit-shape-to-text:t;">
+            <w10:wrap type="none"/>
+            <v:textbox inset="0,0,0,0">
+              <w:txbxContent>
+                <w:p>
+                  <w:pPr>
+                    <w:spacing w:before="0" w:after="0" w:lineRule="exact" w:line="279"/>
+                    <w:ind w:left="0" w:right="0" w:firstLine="0"/>
+                  </w:pPr>
+                  <w:r>
+                    <w:rPr>
+                      <w:rFonts w:ascii="Courier" w:hAnsi="Courier" w:eastAsia="Courier" w:cs="Courier"/>
+                      <w:b/>
+                      <w:i w:val="0"/>
+                      <w:color w:val="000000"/>
+                      <w:sz w:val="19"/>
+                    </w:rPr>
+                    <w:t>-abmk</w:t>
+                  </w:r>
+                </w:p>
+              </w:txbxContent>
+            </v:textbox>
+          </v:shape>
+        </w:pict>
+      </w:r>
+      <w:r>
+        <w:pict>
+          <v:shape id="DocuMindTextBox162" type="#_x0000_t202" stroked="f" filled="f" o:allowincell="f" style="position:absolute;margin-left:250.820pt;margin-top:569.010pt;width:92.967pt;height:18.449pt;z-index:251659264;mso-position-horizontal-relative:page;mso-position-vertical-relative:page;mso-wrap-style:none;mso-fit-shape-to-text:t;">
+            <w10:wrap type="none"/>
+            <v:textbox inset="0,0,0,0">
+              <w:txbxContent>
+                <w:p>
+                  <w:pPr>
+                    <w:spacing w:before="0" w:after="0" w:lineRule="exact" w:line="249"/>
+                    <w:ind w:left="0" w:right="0" w:firstLine="0"/>
+                  </w:pPr>
+                  <w:r>
+                    <w:rPr>
+                      <w:rFonts w:ascii="Courier" w:hAnsi="Courier" w:eastAsia="Courier" w:cs="Courier"/>
+                      <w:b w:val="0"/>
+                      <w:i w:val="0"/>
+                      <w:color w:val="000000"/>
+                      <w:sz w:val="19"/>
+                    </w:rPr>
+                    <w:t>ap_bookmark.bmk</w:t>
+                  </w:r>
+                </w:p>
+              </w:txbxContent>
+            </v:textbox>
+          </v:shape>
+        </w:pict>
+      </w:r>
+      <w:r>
+        <w:pict>
+          <v:shape id="DocuMindTextBox163" type="#_x0000_t202" stroked="f" filled="f" o:allowincell="f" style="position:absolute;margin-left:346.813pt;margin-top:568.263pt;width:32.973pt;height:19.943pt;z-index:251659264;mso-position-horizontal-relative:page;mso-position-vertical-relative:page;mso-wrap-style:none;mso-fit-shape-to-text:t;">
+            <w10:wrap type="none"/>
+            <v:textbox inset="0,0,0,0">
+              <w:txbxContent>
+                <w:p>
+                  <w:pPr>
+                    <w:spacing w:before="0" w:after="0" w:lineRule="exact" w:line="279"/>
+                    <w:ind w:left="0" w:right="0" w:firstLine="0"/>
+                  </w:pPr>
+                  <w:r>
+                    <w:rPr>
+                      <w:rFonts w:ascii="Courier" w:hAnsi="Courier" w:eastAsia="Courier" w:cs="Courier"/>
+                      <w:b/>
+                      <w:i w:val="0"/>
+                      <w:color w:val="000000"/>
+                      <w:sz w:val="19"/>
+                    </w:rPr>
+                    <w:t>-abms</w:t>
+                  </w:r>
+                </w:p>
+              </w:txbxContent>
+            </v:textbox>
+          </v:shape>
+        </w:pict>
+      </w:r>
+      <w:r>
+        <w:pict>
+          <v:shape id="DocuMindTextBox164" type="#_x0000_t202" stroked="f" filled="f" o:allowincell="f" style="position:absolute;margin-left:376.810pt;margin-top:569.010pt;width:50.971pt;height:18.449pt;z-index:251659264;mso-position-horizontal-relative:page;mso-position-vertical-relative:page;mso-wrap-style:none;mso-fit-shape-to-text:t;">
+            <w10:wrap type="none"/>
+            <v:textbox inset="0,0,0,0">
+              <w:txbxContent>
+                <w:p>
+                  <w:pPr>
+                    <w:spacing w:before="0" w:after="0" w:lineRule="exact" w:line="249"/>
+                    <w:ind w:left="0" w:right="0" w:firstLine="0"/>
+                  </w:pPr>
+                  <w:r>
+                    <w:rPr>
+                      <w:rFonts w:ascii="Courier" w:hAnsi="Courier" w:eastAsia="Courier" w:cs="Courier"/>
+                      <w:b w:val="0"/>
+                      <w:i w:val="0"/>
+                      <w:color w:val="000000"/>
+                      <w:sz w:val="19"/>
+                    </w:rPr>
+                    <w:t>invoices</w:t>
+                  </w:r>
+                </w:p>
+              </w:txbxContent>
+            </v:textbox>
+          </v:shape>
+        </w:pict>
+      </w:r>
+      <w:r>
+        <w:pict>
+          <v:shape id="DocuMindTextBox165" type="#_x0000_t202" stroked="f" filled="f" o:allowincell="f" style="position:absolute;margin-left:81.394pt;margin-top:592.899pt;width:30.545pt;height:19.799pt;z-index:251659264;mso-position-horizontal-relative:page;mso-position-vertical-relative:page;mso-wrap-style:none;mso-fit-shape-to-text:t;">
+            <w10:wrap type="none"/>
+            <v:textbox inset="0,0,0,0">
+              <w:txbxContent>
+                <w:p>
+                  <w:pPr>
+                    <w:spacing w:before="0" w:after="0" w:lineRule="exact" w:line="276"/>
+                    <w:ind w:left="0" w:right="0" w:firstLine="0"/>
+                  </w:pPr>
+                  <w:r>
+                    <w:rPr>
+                      <w:rFonts w:ascii="Arial" w:hAnsi="Arial" w:eastAsia="Arial" w:cs="Arial"/>
+                      <w:b w:val="0"/>
+                      <w:i w:val="0"/>
+                      <w:color w:val="000000"/>
+                      <w:sz w:val="22"/>
+                    </w:rPr>
+                    <w:t xml:space="preserve">Type </w:t>
+                  </w:r>
+                </w:p>
+              </w:txbxContent>
+            </v:textbox>
+          </v:shape>
+        </w:pict>
+      </w:r>
+      <w:r>
+        <w:pict>
+          <v:shape id="DocuMindTextBox166" type="#_x0000_t202" stroked="f" filled="f" o:allowincell="f" style="position:absolute;margin-left:220.822pt;margin-top:590.941pt;width:32.973pt;height:19.943pt;z-index:251659264;mso-position-horizontal-relative:page;mso-position-vertical-relative:page;mso-wrap-style:none;mso-fit-shape-to-text:t;">
+            <w10:wrap type="none"/>
+            <v:textbox inset="0,0,0,0">
+              <w:txbxContent>
+                <w:p>
+                  <w:pPr>
+                    <w:spacing w:before="0" w:after="0" w:lineRule="exact" w:line="279"/>
+                    <w:ind w:left="0" w:right="0" w:firstLine="0"/>
+                  </w:pPr>
+                  <w:r>
+                    <w:rPr>
+                      <w:rFonts w:ascii="Courier" w:hAnsi="Courier" w:eastAsia="Courier" w:cs="Courier"/>
+                      <w:b/>
+                      <w:i w:val="0"/>
+                      <w:color w:val="000000"/>
+                      <w:sz w:val="19"/>
+                    </w:rPr>
+                    <w:t>-abmk</w:t>
+                  </w:r>
+                </w:p>
+              </w:txbxContent>
+            </v:textbox>
+          </v:shape>
+        </w:pict>
+      </w:r>
+      <w:r>
+        <w:pict>
+          <v:shape id="DocuMindTextBox167" type="#_x0000_t202" stroked="f" filled="f" o:allowincell="f" style="position:absolute;margin-left:250.820pt;margin-top:591.688pt;width:92.967pt;height:18.449pt;z-index:251659264;mso-position-horizontal-relative:page;mso-position-vertical-relative:page;mso-wrap-style:none;mso-fit-shape-to-text:t;">
+            <w10:wrap type="none"/>
+            <v:textbox inset="0,0,0,0">
+              <w:txbxContent>
+                <w:p>
+                  <w:pPr>
+                    <w:spacing w:before="0" w:after="0" w:lineRule="exact" w:line="249"/>
+                    <w:ind w:left="0" w:right="0" w:firstLine="0"/>
+                  </w:pPr>
+                  <w:r>
+                    <w:rPr>
+                      <w:rFonts w:ascii="Courier" w:hAnsi="Courier" w:eastAsia="Courier" w:cs="Courier"/>
+                      <w:b w:val="0"/>
+                      <w:i w:val="0"/>
+                      <w:color w:val="000000"/>
+                      <w:sz w:val="19"/>
+                    </w:rPr>
+                    <w:t>ap_bookmark.bmk</w:t>
+                  </w:r>
+                </w:p>
+              </w:txbxContent>
+            </v:textbox>
+          </v:shape>
+        </w:pict>
+      </w:r>
+      <w:r>
+        <w:pict>
+          <v:shape id="DocuMindTextBox168" type="#_x0000_t202" stroked="f" filled="f" o:allowincell="f" style="position:absolute;margin-left:346.813pt;margin-top:590.941pt;width:32.973pt;height:19.943pt;z-index:251659264;mso-position-horizontal-relative:page;mso-position-vertical-relative:page;mso-wrap-style:none;mso-fit-shape-to-text:t;">
+            <w10:wrap type="none"/>
+            <v:textbox inset="0,0,0,0">
+              <w:txbxContent>
+                <w:p>
+                  <w:pPr>
+                    <w:spacing w:before="0" w:after="0" w:lineRule="exact" w:line="279"/>
+                    <w:ind w:left="0" w:right="0" w:firstLine="0"/>
+                  </w:pPr>
+                  <w:r>
+                    <w:rPr>
+                      <w:rFonts w:ascii="Courier" w:hAnsi="Courier" w:eastAsia="Courier" w:cs="Courier"/>
+                      <w:b/>
+                      <w:i w:val="0"/>
+                      <w:color w:val="000000"/>
+                      <w:sz w:val="19"/>
+                    </w:rPr>
+                    <w:t>-abms</w:t>
+                  </w:r>
+                </w:p>
+              </w:txbxContent>
+            </v:textbox>
+          </v:shape>
+        </w:pict>
+      </w:r>
+      <w:r>
+        <w:pict>
+          <v:shape id="DocuMindTextBox169" type="#_x0000_t202" stroked="f" filled="f" o:allowincell="f" style="position:absolute;margin-left:376.810pt;margin-top:591.688pt;width:26.974pt;height:18.449pt;z-index:251659264;mso-position-horizontal-relative:page;mso-position-vertical-relative:page;mso-wrap-style:none;mso-fit-shape-to-text:t;">
+            <w10:wrap type="none"/>
+            <v:textbox inset="0,0,0,0">
+              <w:txbxContent>
+                <w:p>
+                  <w:pPr>
+                    <w:spacing w:before="0" w:after="0" w:lineRule="exact" w:line="249"/>
+                    <w:ind w:left="0" w:right="0" w:firstLine="0"/>
+                  </w:pPr>
+                  <w:r>
+                    <w:rPr>
+                      <w:rFonts w:ascii="Courier" w:hAnsi="Courier" w:eastAsia="Courier" w:cs="Courier"/>
+                      <w:b w:val="0"/>
+                      <w:i w:val="0"/>
+                      <w:color w:val="000000"/>
+                      <w:sz w:val="19"/>
+                    </w:rPr>
+                    <w:t>type</w:t>
+                  </w:r>
+                </w:p>
+              </w:txbxContent>
+            </v:textbox>
+          </v:shape>
+        </w:pict>
+      </w:r>
+      <w:r>
+        <w:pict>
+          <v:shape id="DocuMindTextBox170" type="#_x0000_t202" stroked="f" filled="f" o:allowincell="f" style="position:absolute;margin-left:81.394pt;margin-top:615.697pt;width:44.096pt;height:19.799pt;z-index:251659264;mso-position-horizontal-relative:page;mso-position-vertical-relative:page;mso-wrap-style:none;mso-fit-shape-to-text:t;">
+            <w10:wrap type="none"/>
+            <v:textbox inset="0,0,0,0">
+              <w:txbxContent>
+                <w:p>
+                  <w:pPr>
+                    <w:spacing w:before="0" w:after="0" w:lineRule="exact" w:line="276"/>
+                    <w:ind w:left="0" w:right="0" w:firstLine="0"/>
+                  </w:pPr>
+                  <w:r>
+                    <w:rPr>
+                      <w:rFonts w:ascii="Arial" w:hAnsi="Arial" w:eastAsia="Arial" w:cs="Arial"/>
+                      <w:b w:val="0"/>
+                      <w:i w:val="0"/>
+                      <w:color w:val="000000"/>
+                      <w:sz w:val="22"/>
+                    </w:rPr>
+                    <w:t xml:space="preserve">Amount </w:t>
+                  </w:r>
+                </w:p>
+              </w:txbxContent>
+            </v:textbox>
+          </v:shape>
+        </w:pict>
+      </w:r>
+      <w:r>
+        <w:pict>
+          <v:shape id="DocuMindTextBox171" type="#_x0000_t202" stroked="f" filled="f" o:allowincell="f" style="position:absolute;margin-left:220.822pt;margin-top:613.739pt;width:32.973pt;height:19.943pt;z-index:251659264;mso-position-horizontal-relative:page;mso-position-vertical-relative:page;mso-wrap-style:none;mso-fit-shape-to-text:t;">
+            <w10:wrap type="none"/>
+            <v:textbox inset="0,0,0,0">
+              <w:txbxContent>
+                <w:p>
+                  <w:pPr>
+                    <w:spacing w:before="0" w:after="0" w:lineRule="exact" w:line="279"/>
+                    <w:ind w:left="0" w:right="0" w:firstLine="0"/>
+                  </w:pPr>
+                  <w:r>
+                    <w:rPr>
+                      <w:rFonts w:ascii="Courier" w:hAnsi="Courier" w:eastAsia="Courier" w:cs="Courier"/>
+                      <w:b/>
+                      <w:i w:val="0"/>
+                      <w:color w:val="000000"/>
+                      <w:sz w:val="19"/>
+                    </w:rPr>
+                    <w:t>-abmk</w:t>
+                  </w:r>
+                </w:p>
+              </w:txbxContent>
+            </v:textbox>
+          </v:shape>
+        </w:pict>
+      </w:r>
+      <w:r>
+        <w:pict>
+          <v:shape id="DocuMindTextBox172" type="#_x0000_t202" stroked="f" filled="f" o:allowincell="f" style="position:absolute;margin-left:250.820pt;margin-top:614.486pt;width:92.967pt;height:18.449pt;z-index:251659264;mso-position-horizontal-relative:page;mso-position-vertical-relative:page;mso-wrap-style:none;mso-fit-shape-to-text:t;">
+            <w10:wrap type="none"/>
+            <v:textbox inset="0,0,0,0">
+              <w:txbxContent>
+                <w:p>
+                  <w:pPr>
+                    <w:spacing w:before="0" w:after="0" w:lineRule="exact" w:line="249"/>
+                    <w:ind w:left="0" w:right="0" w:firstLine="0"/>
+                  </w:pPr>
+                  <w:r>
+                    <w:rPr>
+                      <w:rFonts w:ascii="Courier" w:hAnsi="Courier" w:eastAsia="Courier" w:cs="Courier"/>
+                      <w:b w:val="0"/>
+                      <w:i w:val="0"/>
+                      <w:color w:val="000000"/>
+                      <w:sz w:val="19"/>
+                    </w:rPr>
+                    <w:t>ap_bookmark.bmk</w:t>
+                  </w:r>
+                </w:p>
+              </w:txbxContent>
+            </v:textbox>
+          </v:shape>
+        </w:pict>
+      </w:r>
+      <w:r>
+        <w:pict>
+          <v:shape id="DocuMindTextBox173" type="#_x0000_t202" stroked="f" filled="f" o:allowincell="f" style="position:absolute;margin-left:346.813pt;margin-top:613.739pt;width:32.973pt;height:19.943pt;z-index:251659264;mso-position-horizontal-relative:page;mso-position-vertical-relative:page;mso-wrap-style:none;mso-fit-shape-to-text:t;">
+            <w10:wrap type="none"/>
+            <v:textbox inset="0,0,0,0">
+              <w:txbxContent>
+                <w:p>
+                  <w:pPr>
+                    <w:spacing w:before="0" w:after="0" w:lineRule="exact" w:line="279"/>
+                    <w:ind w:left="0" w:right="0" w:firstLine="0"/>
+                  </w:pPr>
+                  <w:r>
+                    <w:rPr>
+                      <w:rFonts w:ascii="Courier" w:hAnsi="Courier" w:eastAsia="Courier" w:cs="Courier"/>
+                      <w:b/>
+                      <w:i w:val="0"/>
+                      <w:color w:val="000000"/>
+                      <w:sz w:val="19"/>
+                    </w:rPr>
+                    <w:t>-abms</w:t>
+                  </w:r>
+                </w:p>
+              </w:txbxContent>
+            </v:textbox>
+          </v:shape>
+        </w:pict>
+      </w:r>
+      <w:r>
+        <w:pict>
+          <v:shape id="DocuMindTextBox174" type="#_x0000_t202" stroked="f" filled="f" o:allowincell="f" style="position:absolute;margin-left:376.810pt;margin-top:614.486pt;width:38.973pt;height:18.449pt;z-index:251659264;mso-position-horizontal-relative:page;mso-position-vertical-relative:page;mso-wrap-style:none;mso-fit-shape-to-text:t;">
+            <w10:wrap type="none"/>
+            <v:textbox inset="0,0,0,0">
+              <w:txbxContent>
+                <w:p>
+                  <w:pPr>
+                    <w:spacing w:before="0" w:after="0" w:lineRule="exact" w:line="249"/>
+                    <w:ind w:left="0" w:right="0" w:firstLine="0"/>
+                  </w:pPr>
+                  <w:r>
+                    <w:rPr>
+                      <w:rFonts w:ascii="Courier" w:hAnsi="Courier" w:eastAsia="Courier" w:cs="Courier"/>
+                      <w:b w:val="0"/>
+                      <w:i w:val="0"/>
+                      <w:color w:val="000000"/>
+                      <w:sz w:val="19"/>
+                    </w:rPr>
+                    <w:t>amount</w:t>
+                  </w:r>
+                </w:p>
+              </w:txbxContent>
+            </v:textbox>
+          </v:shape>
+        </w:pict>
+      </w:r>
+    </w:p>
+    <w:p>
+      <w:pPr>
+        <w:sectPr>
+          <w:pgSz w:w="12240" w:h="15840"/>
+          <w:pgMar w:top="0" w:right="0" w:bottom="0" w:left="0" w:header="0" w:footer="0" w:gutter="0"/>
+          <w:cols w:space="720"/>
+          <w:docGrid w:linePitch="360"/>
+        </w:sectPr>
+      </w:pPr>
+    </w:p>
+    <w:p>
+      <w:pPr>
+        <w:spacing w:before="0" w:after="0" w:lineRule="exact" w:line="20"/>
+      </w:pPr>
+      <w:r>
+        <w:rPr>
+          <w:sz w:val="2"/>
+        </w:rPr>
+      </w:r>
+      <w:r>
+        <w:pict>
+          <v:shape id="DocuMindTextBox175" type="#_x0000_t202" stroked="f" filled="f" o:allowincell="f" style="position:absolute;margin-left:57.636pt;margin-top:734.050pt;width:99.713pt;height:17.249pt;z-index:251659264;mso-position-horizontal-relative:page;mso-position-vertical-relative:page;mso-wrap-style:none;mso-fit-shape-to-text:t;">
+            <w10:wrap type="none"/>
+            <v:textbox inset="0,0,0,0">
+              <w:txbxContent>
+                <w:p>
+                  <w:pPr>
+                    <w:spacing w:before="0" w:after="0" w:lineRule="exact" w:line="225"/>
+                    <w:ind w:left="0" w:right="0" w:firstLine="0"/>
+                  </w:pPr>
+                  <w:r>
+                    <w:rPr>
+                      <w:rFonts w:ascii="Arial" w:hAnsi="Arial" w:eastAsia="Arial" w:cs="Arial"/>
+                      <w:b w:val="0"/>
+                      <w:i w:val="0"/>
+                      <w:color w:val="000000"/>
+                      <w:sz w:val="17"/>
+                    </w:rPr>
+                    <w:t xml:space="preserve">PDF Bookmark Sample </w:t>
+                  </w:r>
+                </w:p>
+              </w:txbxContent>
+            </v:textbox>
+          </v:shape>
+        </w:pict>
+      </w:r>
+      <w:r>
+        <w:pict>
+          <v:shape id="DocuMindTextBox176" type="#_x0000_t202" stroked="f" filled="f" o:allowincell="f" style="position:absolute;margin-left:475.799pt;margin-top:734.050pt;width:51.695pt;height:17.249pt;z-index:251659264;mso-position-horizontal-relative:page;mso-position-vertical-relative:page;mso-wrap-style:none;mso-fit-shape-to-text:t;">
+            <w10:wrap type="none"/>
+            <v:textbox inset="0,0,0,0">
+              <w:txbxContent>
+                <w:p>
+                  <w:pPr>
+                    <w:spacing w:before="0" w:after="0" w:lineRule="exact" w:line="225"/>
+                    <w:ind w:left="0" w:right="0" w:firstLine="0"/>
+                  </w:pPr>
+                  <w:r>
+                    <w:rPr>
+                      <w:rFonts w:ascii="Arial" w:hAnsi="Arial" w:eastAsia="Arial" w:cs="Arial"/>
+                      <w:b w:val="0"/>
+                      <w:i w:val="0"/>
+                      <w:color w:val="000000"/>
+                      <w:sz w:val="17"/>
+                    </w:rPr>
+                    <w:t xml:space="preserve">Page 4 of 4 </w:t>
+                  </w:r>
+                </w:p>
+              </w:txbxContent>
+            </v:textbox>
+          </v:shape>
+        </w:pict>
+      </w:r>
+      <w:r>
+        <w:pict>
+          <v:shape id="DocuMindTextBox177" type="#_x0000_t202" stroked="f" filled="f" o:allowincell="f" style="position:absolute;margin-left:57.636pt;margin-top:107.060pt;width:412.488pt;height:19.799pt;z-index:251659264;mso-position-horizontal-relative:page;mso-position-vertical-relative:page;mso-wrap-style:none;mso-fit-shape-to-text:t;">
+            <w10:wrap type="none"/>
+            <v:textbox inset="0,0,0,0">
+              <w:txbxContent>
+                <w:p>
+                  <w:pPr>
+                    <w:spacing w:before="0" w:after="0" w:lineRule="exact" w:line="276"/>
+                    <w:ind w:left="0" w:right="0" w:firstLine="0"/>
+                  </w:pPr>
+                  <w:r>
+                    <w:rPr>
+                      <w:rFonts w:ascii="Arial" w:hAnsi="Arial" w:eastAsia="Arial" w:cs="Arial"/>
+                      <w:b w:val="0"/>
+                      <w:i w:val="0"/>
+                      <w:color w:val="000000"/>
+                      <w:sz w:val="22"/>
+                    </w:rPr>
+                    <w:t xml:space="preserve">3. Place the accompanying files in directories consistent with your implementation: </w:t>
+                  </w:r>
+                </w:p>
+              </w:txbxContent>
+            </v:textbox>
+          </v:shape>
+        </w:pict>
+      </w:r>
+      <w:r>
+        <w:pict>
+          <v:shape id="DocuMindTextBox178" type="#_x0000_t202" stroked="f" filled="f" o:allowincell="f" style="position:absolute;margin-left:75.634pt;margin-top:127.139pt;width:10.799pt;height:20.384pt;z-index:251659264;mso-position-horizontal-relative:page;mso-position-vertical-relative:page;mso-wrap-style:none;mso-fit-shape-to-text:t;">
+            <w10:wrap type="none"/>
+            <v:textbox inset="0,0,0,0">
+              <w:txbxContent>
+                <w:p>
+                  <w:pPr>
+                    <w:spacing w:before="0" w:after="0" w:lineRule="exact" w:line="288"/>
+                    <w:ind w:left="0" w:right="0" w:firstLine="0"/>
+                  </w:pPr>
+                  <w:r>
+                    <w:rPr>
+                      <w:rFonts w:ascii="Symbol" w:hAnsi="Symbol" w:eastAsia="Symbol" w:cs="Symbol"/>
+                      <w:b w:val="0"/>
+                      <w:i w:val="0"/>
+                      <w:color w:val="000000"/>
+                      <w:sz w:val="22"/>
+                    </w:rPr>
+                    <w:t xml:space="preserve">• </w:t>
+                  </w:r>
+                </w:p>
+              </w:txbxContent>
+            </v:textbox>
+          </v:shape>
+        </w:pict>
+      </w:r>
+      <w:r>
+        <w:pict>
+          <v:shape id="DocuMindTextBox179" type="#_x0000_t202" stroked="f" filled="f" o:allowincell="f" style="position:absolute;margin-left:93.632pt;margin-top:128.298pt;width:33.545pt;height:19.799pt;z-index:251659264;mso-position-horizontal-relative:page;mso-position-vertical-relative:page;mso-wrap-style:none;mso-fit-shape-to-text:t;">
+            <w10:wrap type="none"/>
+            <v:textbox inset="0,0,0,0">
+              <w:txbxContent>
+                <w:p>
+                  <w:pPr>
+                    <w:spacing w:before="0" w:after="0" w:lineRule="exact" w:line="276"/>
+                    <w:ind w:left="0" w:right="0" w:firstLine="0"/>
+                  </w:pPr>
+                  <w:r>
+                    <w:rPr>
+                      <w:rFonts w:ascii="Arial" w:hAnsi="Arial" w:eastAsia="Arial" w:cs="Arial"/>
+                      <w:b w:val="0"/>
+                      <w:i w:val="0"/>
+                      <w:color w:val="000000"/>
+                      <w:sz w:val="22"/>
+                    </w:rPr>
+                    <w:t xml:space="preserve">Place </w:t>
+                  </w:r>
+                </w:p>
+              </w:txbxContent>
+            </v:textbox>
+          </v:shape>
+        </w:pict>
+      </w:r>
+      <w:r>
+        <w:pict>
+          <v:shape id="DocuMindTextBox180" type="#_x0000_t202" stroked="f" filled="f" o:allowincell="f" style="position:absolute;margin-left:124.229pt;margin-top:128.298pt;width:95.363pt;height:19.799pt;z-index:251659264;mso-position-horizontal-relative:page;mso-position-vertical-relative:page;mso-wrap-style:none;mso-fit-shape-to-text:t;">
+            <w10:wrap type="none"/>
+            <v:textbox inset="0,0,0,0">
+              <w:txbxContent>
+                <w:p>
+                  <w:pPr>
+                    <w:spacing w:before="0" w:after="0" w:lineRule="exact" w:line="276"/>
+                    <w:ind w:left="0" w:right="0" w:firstLine="0"/>
+                  </w:pPr>
+                  <w:r>
+                    <w:rPr>
+                      <w:rFonts w:ascii="Arial" w:hAnsi="Arial" w:eastAsia="Arial" w:cs="Arial"/>
+                      <w:b/>
+                      <w:i w:val="0"/>
+                      <w:color w:val="000000"/>
+                      <w:sz w:val="22"/>
+                    </w:rPr>
+                    <w:t>ap_bookmark.IFD</w:t>
+                  </w:r>
+                </w:p>
+              </w:txbxContent>
+            </v:textbox>
+          </v:shape>
+        </w:pict>
+      </w:r>
+      <w:r>
+        <w:pict>
+          <v:shape id="DocuMindTextBox181" type="#_x0000_t202" stroked="f" filled="f" o:allowincell="f" style="position:absolute;margin-left:216.502pt;margin-top:128.298pt;width:36.065pt;height:19.799pt;z-index:251659264;mso-position-horizontal-relative:page;mso-position-vertical-relative:page;mso-wrap-style:none;mso-fit-shape-to-text:t;">
+            <w10:wrap type="none"/>
+            <v:textbox inset="0,0,0,0">
+              <w:txbxContent>
+                <w:p>
+                  <w:pPr>
+                    <w:spacing w:before="0" w:after="0" w:lineRule="exact" w:line="276"/>
+                    <w:ind w:left="0" w:right="0" w:firstLine="0"/>
+                  </w:pPr>
+                  <w:r>
+                    <w:rPr>
+                      <w:rFonts w:ascii="Arial" w:hAnsi="Arial" w:eastAsia="Arial" w:cs="Arial"/>
+                      <w:b w:val="0"/>
+                      <w:i w:val="0"/>
+                      <w:color w:val="000000"/>
+                      <w:sz w:val="22"/>
+                    </w:rPr>
+                    <w:t xml:space="preserve"> in the </w:t>
+                  </w:r>
+                </w:p>
+              </w:txbxContent>
+            </v:textbox>
+          </v:shape>
+        </w:pict>
+      </w:r>
+      <w:r>
+        <w:pict>
+          <v:shape id="DocuMindTextBox182" type="#_x0000_t202" stroked="f" filled="f" o:allowincell="f" style="position:absolute;margin-left:249.619pt;margin-top:128.298pt;width:45.863pt;height:19.799pt;z-index:251659264;mso-position-horizontal-relative:page;mso-position-vertical-relative:page;mso-wrap-style:none;mso-fit-shape-to-text:t;">
+            <w10:wrap type="none"/>
+            <v:textbox inset="0,0,0,0">
+              <w:txbxContent>
+                <w:p>
+                  <w:pPr>
+                    <w:spacing w:before="0" w:after="0" w:lineRule="exact" w:line="276"/>
+                    <w:ind w:left="0" w:right="0" w:firstLine="0"/>
+                  </w:pPr>
+                  <w:r>
+                    <w:rPr>
+                      <w:rFonts w:ascii="Arial" w:hAnsi="Arial" w:eastAsia="Arial" w:cs="Arial"/>
+                      <w:b/>
+                      <w:i w:val="0"/>
+                      <w:color w:val="000000"/>
+                      <w:sz w:val="22"/>
+                    </w:rPr>
+                    <w:t>Designs</w:t>
+                  </w:r>
+                </w:p>
+              </w:txbxContent>
+            </v:textbox>
+          </v:shape>
+        </w:pict>
+      </w:r>
+      <w:r>
+        <w:pict>
+          <v:shape id="DocuMindTextBox183" type="#_x0000_t202" stroked="f" filled="f" o:allowincell="f" style="position:absolute;margin-left:292.336pt;margin-top:128.298pt;width:171.325pt;height:19.799pt;z-index:251659264;mso-position-horizontal-relative:page;mso-position-vertical-relative:page;mso-wrap-style:none;mso-fit-shape-to-text:t;">
+            <w10:wrap type="none"/>
+            <v:textbox inset="0,0,0,0">
+              <w:txbxContent>
+                <w:p>
+                  <w:pPr>
+                    <w:spacing w:before="0" w:after="0" w:lineRule="exact" w:line="276"/>
+                    <w:ind w:left="0" w:right="0" w:firstLine="0"/>
+                  </w:pPr>
+                  <w:r>
+                    <w:rPr>
+                      <w:rFonts w:ascii="Arial" w:hAnsi="Arial" w:eastAsia="Arial" w:cs="Arial"/>
+                      <w:b w:val="0"/>
+                      <w:i w:val="0"/>
+                      <w:color w:val="000000"/>
+                      <w:sz w:val="22"/>
+                    </w:rPr>
+                    <w:t xml:space="preserve"> subdirectory for Output Designer. </w:t>
+                  </w:r>
+                </w:p>
+              </w:txbxContent>
+            </v:textbox>
+          </v:shape>
+        </w:pict>
+      </w:r>
+      <w:r>
+        <w:pict>
+          <v:shape id="DocuMindTextBox184" type="#_x0000_t202" stroked="f" filled="f" o:allowincell="f" style="position:absolute;margin-left:75.634pt;margin-top:148.616pt;width:10.799pt;height:20.384pt;z-index:251659264;mso-position-horizontal-relative:page;mso-position-vertical-relative:page;mso-wrap-style:none;mso-fit-shape-to-text:t;">
+            <w10:wrap type="none"/>
+            <v:textbox inset="0,0,0,0">
+              <w:txbxContent>
+                <w:p>
+                  <w:pPr>
+                    <w:spacing w:before="0" w:after="0" w:lineRule="exact" w:line="288"/>
+                    <w:ind w:left="0" w:right="0" w:firstLine="0"/>
+                  </w:pPr>
+                  <w:r>
+                    <w:rPr>
+                      <w:rFonts w:ascii="Symbol" w:hAnsi="Symbol" w:eastAsia="Symbol" w:cs="Symbol"/>
+                      <w:b w:val="0"/>
+                      <w:i w:val="0"/>
+                      <w:color w:val="000000"/>
+                      <w:sz w:val="22"/>
+                    </w:rPr>
+                    <w:t xml:space="preserve">• </w:t>
+                  </w:r>
+                </w:p>
+              </w:txbxContent>
+            </v:textbox>
+          </v:shape>
+        </w:pict>
+      </w:r>
+      <w:r>
+        <w:pict>
+          <v:shape id="DocuMindTextBox185" type="#_x0000_t202" stroked="f" filled="f" o:allowincell="f" style="position:absolute;margin-left:93.632pt;margin-top:149.775pt;width:33.545pt;height:19.799pt;z-index:251659264;mso-position-horizontal-relative:page;mso-position-vertical-relative:page;mso-wrap-style:none;mso-fit-shape-to-text:t;">
+            <w10:wrap type="none"/>
+            <v:textbox inset="0,0,0,0">
+              <w:txbxContent>
+                <w:p>
+                  <w:pPr>
+                    <w:spacing w:before="0" w:after="0" w:lineRule="exact" w:line="276"/>
+                    <w:ind w:left="0" w:right="0" w:firstLine="0"/>
+                  </w:pPr>
+                  <w:r>
+                    <w:rPr>
+                      <w:rFonts w:ascii="Arial" w:hAnsi="Arial" w:eastAsia="Arial" w:cs="Arial"/>
+                      <w:b w:val="0"/>
+                      <w:i w:val="0"/>
+                      <w:color w:val="000000"/>
+                      <w:sz w:val="22"/>
+                    </w:rPr>
+                    <w:t xml:space="preserve">Place </w:t>
+                  </w:r>
+                </w:p>
+              </w:txbxContent>
+            </v:textbox>
+          </v:shape>
+        </w:pict>
+      </w:r>
+      <w:r>
+        <w:pict>
+          <v:shape id="DocuMindTextBox186" type="#_x0000_t202" stroked="f" filled="f" o:allowincell="f" style="position:absolute;margin-left:124.229pt;margin-top:149.775pt;width:97.784pt;height:19.799pt;z-index:251659264;mso-position-horizontal-relative:page;mso-position-vertical-relative:page;mso-wrap-style:none;mso-fit-shape-to-text:t;">
+            <w10:wrap type="none"/>
+            <v:textbox inset="0,0,0,0">
+              <w:txbxContent>
+                <w:p>
+                  <w:pPr>
+                    <w:spacing w:before="0" w:after="0" w:lineRule="exact" w:line="276"/>
+                    <w:ind w:left="0" w:right="0" w:firstLine="0"/>
+                  </w:pPr>
+                  <w:r>
+                    <w:rPr>
+                      <w:rFonts w:ascii="Arial" w:hAnsi="Arial" w:eastAsia="Arial" w:cs="Arial"/>
+                      <w:b/>
+                      <w:i w:val="0"/>
+                      <w:color w:val="000000"/>
+                      <w:sz w:val="22"/>
+                    </w:rPr>
+                    <w:t>ap_bookmark.mdf</w:t>
+                  </w:r>
+                </w:p>
+              </w:txbxContent>
+            </v:textbox>
+          </v:shape>
+        </w:pict>
+      </w:r>
+      <w:r>
+        <w:pict>
+          <v:shape id="DocuMindTextBox187" type="#_x0000_t202" stroked="f" filled="f" o:allowincell="f" style="position:absolute;margin-left:219.022pt;margin-top:149.775pt;width:237.821pt;height:19.799pt;z-index:251659264;mso-position-horizontal-relative:page;mso-position-vertical-relative:page;mso-wrap-style:none;mso-fit-shape-to-text:t;">
+            <w10:wrap type="none"/>
+            <v:textbox inset="0,0,0,0">
+              <w:txbxContent>
+                <w:p>
+                  <w:pPr>
+                    <w:spacing w:before="0" w:after="0" w:lineRule="exact" w:line="276"/>
+                    <w:ind w:left="0" w:right="0" w:firstLine="0"/>
+                  </w:pPr>
+                  <w:r>
+                    <w:rPr>
+                      <w:rFonts w:ascii="Arial" w:hAnsi="Arial" w:eastAsia="Arial" w:cs="Arial"/>
+                      <w:b w:val="0"/>
+                      <w:i w:val="0"/>
+                      <w:color w:val="000000"/>
+                      <w:sz w:val="22"/>
+                    </w:rPr>
+                    <w:t xml:space="preserve"> in the forms subdirectory accessible to Central. </w:t>
+                  </w:r>
+                </w:p>
+              </w:txbxContent>
+            </v:textbox>
+          </v:shape>
+        </w:pict>
+      </w:r>
+      <w:r>
+        <w:pict>
+          <v:shape id="DocuMindTextBox188" type="#_x0000_t202" stroked="f" filled="f" o:allowincell="f" style="position:absolute;margin-left:75.634pt;margin-top:169.975pt;width:10.799pt;height:20.384pt;z-index:251659264;mso-position-horizontal-relative:page;mso-position-vertical-relative:page;mso-wrap-style:none;mso-fit-shape-to-text:t;">
+            <w10:wrap type="none"/>
+            <v:textbox inset="0,0,0,0">
+              <w:txbxContent>
+                <w:p>
+                  <w:pPr>
+                    <w:spacing w:before="0" w:after="0" w:lineRule="exact" w:line="288"/>
+                    <w:ind w:left="0" w:right="0" w:firstLine="0"/>
+                  </w:pPr>
+                  <w:r>
+                    <w:rPr>
+                      <w:rFonts w:ascii="Symbol" w:hAnsi="Symbol" w:eastAsia="Symbol" w:cs="Symbol"/>
+                      <w:b w:val="0"/>
+                      <w:i w:val="0"/>
+                      <w:color w:val="000000"/>
+                      <w:sz w:val="22"/>
+                    </w:rPr>
+                    <w:t xml:space="preserve">• </w:t>
+                  </w:r>
+                </w:p>
+              </w:txbxContent>
+            </v:textbox>
+          </v:shape>
+        </w:pict>
+      </w:r>
+      <w:r>
+        <w:pict>
+          <v:shape id="DocuMindTextBox189" type="#_x0000_t202" stroked="f" filled="f" o:allowincell="f" style="position:absolute;margin-left:93.632pt;margin-top:171.134pt;width:33.545pt;height:19.799pt;z-index:251659264;mso-position-horizontal-relative:page;mso-position-vertical-relative:page;mso-wrap-style:none;mso-fit-shape-to-text:t;">
+            <w10:wrap type="none"/>
+            <v:textbox inset="0,0,0,0">
+              <w:txbxContent>
+                <w:p>
+                  <w:pPr>
+                    <w:spacing w:before="0" w:after="0" w:lineRule="exact" w:line="276"/>
+                    <w:ind w:left="0" w:right="0" w:firstLine="0"/>
+                  </w:pPr>
+                  <w:r>
+                    <w:rPr>
+                      <w:rFonts w:ascii="Arial" w:hAnsi="Arial" w:eastAsia="Arial" w:cs="Arial"/>
+                      <w:b w:val="0"/>
+                      <w:i w:val="0"/>
+                      <w:color w:val="000000"/>
+                      <w:sz w:val="22"/>
+                    </w:rPr>
+                    <w:t xml:space="preserve">Place </w:t>
+                  </w:r>
+                </w:p>
+              </w:txbxContent>
+            </v:textbox>
+          </v:shape>
+        </w:pict>
+      </w:r>
+      <w:r>
+        <w:pict>
+          <v:shape id="DocuMindTextBox190" type="#_x0000_t202" stroked="f" filled="f" o:allowincell="f" style="position:absolute;margin-left:124.229pt;margin-top:171.134pt;width:100.247pt;height:19.799pt;z-index:251659264;mso-position-horizontal-relative:page;mso-position-vertical-relative:page;mso-wrap-style:none;mso-fit-shape-to-text:t;">
+            <w10:wrap type="none"/>
+            <v:textbox inset="0,0,0,0">
+              <w:txbxContent>
+                <w:p>
+                  <w:pPr>
+                    <w:spacing w:before="0" w:after="0" w:lineRule="exact" w:line="276"/>
+                    <w:ind w:left="0" w:right="0" w:firstLine="0"/>
+                  </w:pPr>
+                  <w:r>
+                    <w:rPr>
+                      <w:rFonts w:ascii="Arial" w:hAnsi="Arial" w:eastAsia="Arial" w:cs="Arial"/>
+                      <w:b/>
+                      <w:i w:val="0"/>
+                      <w:color w:val="000000"/>
+                      <w:sz w:val="22"/>
+                    </w:rPr>
+                    <w:t>ap_bookmark.bmk</w:t>
+                  </w:r>
+                </w:p>
+              </w:txbxContent>
+            </v:textbox>
+          </v:shape>
+        </w:pict>
+      </w:r>
+      <w:r>
+        <w:pict>
+          <v:shape id="DocuMindTextBox191" type="#_x0000_t202" stroked="f" filled="f" o:allowincell="f" style="position:absolute;margin-left:221.421pt;margin-top:171.134pt;width:144.423pt;height:19.799pt;z-index:251659264;mso-position-horizontal-relative:page;mso-position-vertical-relative:page;mso-wrap-style:none;mso-fit-shape-to-text:t;">
+            <w10:wrap type="none"/>
+            <v:textbox inset="0,0,0,0">
+              <w:txbxContent>
+                <w:p>
+                  <w:pPr>
+                    <w:spacing w:before="0" w:after="0" w:lineRule="exact" w:line="276"/>
+                    <w:ind w:left="0" w:right="0" w:firstLine="0"/>
+                  </w:pPr>
+                  <w:r>
+                    <w:rPr>
+                      <w:rFonts w:ascii="Arial" w:hAnsi="Arial" w:eastAsia="Arial" w:cs="Arial"/>
+                      <w:b w:val="0"/>
+                      <w:i w:val="0"/>
+                      <w:color w:val="000000"/>
+                      <w:sz w:val="22"/>
+                    </w:rPr>
+                    <w:t xml:space="preserve"> in an addressable directory. </w:t>
+                  </w:r>
+                </w:p>
+              </w:txbxContent>
+            </v:textbox>
+          </v:shape>
+        </w:pict>
+      </w:r>
+      <w:r>
+        <w:pict>
+          <v:shape id="DocuMindTextBox192" type="#_x0000_t202" stroked="f" filled="f" o:allowincell="f" style="position:absolute;margin-left:57.636pt;margin-top:201.897pt;width:142.272pt;height:23.549pt;z-index:251659264;mso-position-horizontal-relative:page;mso-position-vertical-relative:page;mso-wrap-style:none;mso-fit-shape-to-text:t;">
+            <w10:wrap type="none"/>
+            <v:textbox inset="0,0,0,0">
+              <w:txbxContent>
+                <w:p>
+                  <w:pPr>
+                    <w:spacing w:before="0" w:after="0" w:lineRule="exact" w:line="351"/>
+                    <w:ind w:left="0" w:right="0" w:firstLine="0"/>
+                  </w:pPr>
+                  <w:r>
+                    <w:rPr>
+                      <w:rFonts w:ascii="Arial" w:hAnsi="Arial" w:eastAsia="Arial" w:cs="Arial"/>
+                      <w:b/>
+                      <w:i w:val="0"/>
+                      <w:color w:val="808080"/>
+                      <w:sz w:val="28"/>
+                    </w:rPr>
+                    <w:t xml:space="preserve">Running the Sample </w:t>
+                  </w:r>
+                </w:p>
+              </w:txbxContent>
+            </v:textbox>
+          </v:shape>
+        </w:pict>
+      </w:r>
+      <w:r>
+        <w:pict>
+          <v:shape id="DocuMindTextBox193" type="#_x0000_t202" stroked="f" filled="f" o:allowincell="f" style="position:absolute;margin-left:57.636pt;margin-top:225.781pt;width:10.049pt;height:18.977pt;z-index:251659264;mso-position-horizontal-relative:page;mso-position-vertical-relative:page;mso-wrap-style:none;mso-fit-shape-to-text:t;">
+            <w10:wrap type="none"/>
+            <v:textbox inset="0,0,0,0">
+              <w:txbxContent>
+                <w:p>
+                  <w:pPr>
+                    <w:spacing w:before="0" w:after="0" w:lineRule="exact" w:line="260"/>
+                    <w:ind w:left="0" w:right="0" w:firstLine="0"/>
+                  </w:pPr>
+                  <w:r>
+                    <w:rPr>
+                      <w:rFonts w:ascii="Symbol" w:hAnsi="Symbol" w:eastAsia="Symbol" w:cs="Symbol"/>
+                      <w:b w:val="0"/>
+                      <w:i w:val="0"/>
+                      <w:color w:val="000000"/>
+                      <w:sz w:val="19"/>
+                    </w:rPr>
+                    <w:t xml:space="preserve">• </w:t>
+                  </w:r>
+                </w:p>
+              </w:txbxContent>
+            </v:textbox>
+          </v:shape>
+        </w:pict>
+      </w:r>
+      <w:r>
+        <w:pict>
+          <v:shape id="DocuMindTextBox194" type="#_x0000_t202" stroked="f" filled="f" o:allowincell="f" style="position:absolute;margin-left:75.634pt;margin-top:225.850pt;width:128.891pt;height:19.799pt;z-index:251659264;mso-position-horizontal-relative:page;mso-position-vertical-relative:page;mso-wrap-style:none;mso-fit-shape-to-text:t;">
+            <w10:wrap type="none"/>
+            <v:textbox inset="0,0,0,0">
+              <w:txbxContent>
+                <w:p>
+                  <w:pPr>
+                    <w:spacing w:before="0" w:after="0" w:lineRule="exact" w:line="276"/>
+                    <w:ind w:left="0" w:right="0" w:firstLine="0"/>
+                  </w:pPr>
+                  <w:r>
+                    <w:rPr>
+                      <w:rFonts w:ascii="Arial" w:hAnsi="Arial" w:eastAsia="Arial" w:cs="Arial"/>
+                      <w:b w:val="0"/>
+                      <w:i w:val="0"/>
+                      <w:color w:val="000000"/>
+                      <w:sz w:val="22"/>
+                    </w:rPr>
+                    <w:t xml:space="preserve">To run this sample, place </w:t>
+                  </w:r>
+                </w:p>
+              </w:txbxContent>
+            </v:textbox>
+          </v:shape>
+        </w:pict>
+      </w:r>
+      <w:r>
+        <w:pict>
+          <v:shape id="DocuMindTextBox195" type="#_x0000_t202" stroked="f" filled="f" o:allowincell="f" style="position:absolute;margin-left:201.624pt;margin-top:225.850pt;width:94.172pt;height:19.799pt;z-index:251659264;mso-position-horizontal-relative:page;mso-position-vertical-relative:page;mso-wrap-style:none;mso-fit-shape-to-text:t;">
+            <w10:wrap type="none"/>
+            <v:textbox inset="0,0,0,0">
+              <w:txbxContent>
+                <w:p>
+                  <w:pPr>
+                    <w:spacing w:before="0" w:after="0" w:lineRule="exact" w:line="276"/>
+                    <w:ind w:left="0" w:right="0" w:firstLine="0"/>
+                  </w:pPr>
+                  <w:r>
+                    <w:rPr>
+                      <w:rFonts w:ascii="Arial" w:hAnsi="Arial" w:eastAsia="Arial" w:cs="Arial"/>
+                      <w:b/>
+                      <w:i w:val="0"/>
+                      <w:color w:val="000000"/>
+                      <w:sz w:val="22"/>
+                    </w:rPr>
+                    <w:t>ap_bookmark.dat</w:t>
+                  </w:r>
+                </w:p>
+              </w:txbxContent>
+            </v:textbox>
+          </v:shape>
+        </w:pict>
+      </w:r>
+      <w:r>
+        <w:pict>
+          <v:shape id="DocuMindTextBox196" type="#_x0000_t202" stroked="f" filled="f" o:allowincell="f" style="position:absolute;margin-left:292.696pt;margin-top:225.850pt;width:226.255pt;height:19.799pt;z-index:251659264;mso-position-horizontal-relative:page;mso-position-vertical-relative:page;mso-wrap-style:none;mso-fit-shape-to-text:t;">
+            <w10:wrap type="none"/>
+            <v:textbox inset="0,0,0,0">
+              <w:txbxContent>
+                <w:p>
+                  <w:pPr>
+                    <w:spacing w:before="0" w:after="0" w:lineRule="exact" w:line="276"/>
+                    <w:ind w:left="0" w:right="0" w:firstLine="0"/>
+                  </w:pPr>
+                  <w:r>
+                    <w:rPr>
+                      <w:rFonts w:ascii="Arial" w:hAnsi="Arial" w:eastAsia="Arial" w:cs="Arial"/>
+                      <w:b w:val="0"/>
+                      <w:i w:val="0"/>
+                      <w:color w:val="000000"/>
+                      <w:sz w:val="22"/>
+                    </w:rPr>
+                    <w:t xml:space="preserve"> in the collector directory scanned by Central. </w:t>
                   </w:r>
                 </w:p>
               </w:txbxContent>

--- a/output/output.docx
+++ b/output/output.docx
@@ -13,7 +13,23 @@
       </w:r>
       <w:r>
         <w:pict>
-          <v:shape id="DocuMindTextBox1" type="#_x0000_t202" stroked="f" filled="f" o:allowincell="f" style="position:absolute;margin-left:57.636pt;margin-top:734.050pt;width:99.713pt;height:17.249pt;z-index:251659264;mso-position-horizontal-relative:page;mso-position-vertical-relative:page;mso-wrap-style:none;mso-fit-shape-to-text:t;">
+          <v:shape id="DocuMindImage1" type="#_x0000_t75" stroked="f" o:allowincell="f" style="position:absolute;margin-left:57.636pt;margin-top:35.997pt;width:70.914pt;height:48.236pt;z-index:1;mso-position-horizontal-relative:page;mso-position-vertical-relative:page;mso-wrap-style:none;">
+            <w10:wrap type="none"/>
+            <v:imagedata r:id="rId9" o:title=""/>
+          </v:shape>
+        </w:pict>
+      </w:r>
+      <w:r>
+        <w:pict>
+          <v:shape id="DocuMindImage2" type="#_x0000_t75" stroked="f" o:allowincell="f" style="position:absolute;margin-left:57.636pt;margin-top:410.486pt;width:464.001pt;height:228.101pt;z-index:1;mso-position-horizontal-relative:page;mso-position-vertical-relative:page;mso-wrap-style:none;">
+            <w10:wrap type="none"/>
+            <v:imagedata r:id="rId10" o:title=""/>
+          </v:shape>
+        </w:pict>
+      </w:r>
+      <w:r>
+        <w:pict>
+          <v:shape id="DocuMindTextBox3" type="#_x0000_t202" stroked="f" filled="f" o:allowincell="f" style="position:absolute;margin-left:57.636pt;margin-top:734.050pt;width:99.713pt;height:17.249pt;z-index:251659264;mso-position-horizontal-relative:page;mso-position-vertical-relative:page;mso-wrap-style:none;mso-fit-shape-to-text:t;">
             <w10:wrap type="none"/>
             <v:textbox inset="0,0,0,0">
               <w:txbxContent>
@@ -40,7 +56,7 @@
       </w:r>
       <w:r>
         <w:pict>
-          <v:shape id="DocuMindTextBox2" type="#_x0000_t202" stroked="f" filled="f" o:allowincell="f" style="position:absolute;margin-left:475.799pt;margin-top:734.050pt;width:51.695pt;height:17.249pt;z-index:251659264;mso-position-horizontal-relative:page;mso-position-vertical-relative:page;mso-wrap-style:none;mso-fit-shape-to-text:t;">
+          <v:shape id="DocuMindTextBox4" type="#_x0000_t202" stroked="f" filled="f" o:allowincell="f" style="position:absolute;margin-left:475.799pt;margin-top:734.050pt;width:51.695pt;height:17.249pt;z-index:251659264;mso-position-horizontal-relative:page;mso-position-vertical-relative:page;mso-wrap-style:none;mso-fit-shape-to-text:t;">
             <w10:wrap type="none"/>
             <v:textbox inset="0,0,0,0">
               <w:txbxContent>
@@ -67,7 +83,7 @@
       </w:r>
       <w:r>
         <w:pict>
-          <v:shape id="DocuMindTextBox3" type="#_x0000_t202" stroked="f" filled="f" o:allowincell="f" style="position:absolute;margin-left:191.185pt;margin-top:117.080pt;width:57.068pt;height:28.498pt;z-index:251659264;mso-position-horizontal-relative:page;mso-position-vertical-relative:page;mso-wrap-style:none;mso-fit-shape-to-text:t;">
+          <v:shape id="DocuMindTextBox5" type="#_x0000_t202" stroked="f" filled="f" o:allowincell="f" style="position:absolute;margin-left:191.185pt;margin-top:117.080pt;width:57.068pt;height:28.498pt;z-index:251659264;mso-position-horizontal-relative:page;mso-position-vertical-relative:page;mso-wrap-style:none;mso-fit-shape-to-text:t;">
             <w10:wrap type="none"/>
             <v:textbox inset="0,0,0,0">
               <w:txbxContent>
@@ -94,7 +110,7 @@
       </w:r>
       <w:r>
         <w:pict>
-          <v:shape id="DocuMindTextBox4" type="#_x0000_t202" stroked="f" filled="f" o:allowincell="f" style="position:absolute;margin-left:245.180pt;margin-top:120.229pt;width:83.465pt;height:24.148pt;z-index:251659264;mso-position-horizontal-relative:page;mso-position-vertical-relative:page;mso-wrap-style:none;mso-fit-shape-to-text:t;">
+          <v:shape id="DocuMindTextBox6" type="#_x0000_t202" stroked="f" filled="f" o:allowincell="f" style="position:absolute;margin-left:245.180pt;margin-top:120.229pt;width:83.465pt;height:24.148pt;z-index:251659264;mso-position-horizontal-relative:page;mso-position-vertical-relative:page;mso-wrap-style:none;mso-fit-shape-to-text:t;">
             <w10:wrap type="none"/>
             <v:textbox inset="0,0,0,0">
               <w:txbxContent>
@@ -121,7 +137,7 @@
       </w:r>
       <w:r>
         <w:pict>
-          <v:shape id="DocuMindTextBox5" type="#_x0000_t202" stroked="f" filled="f" o:allowincell="f" style="position:absolute;margin-left:325.694pt;margin-top:117.080pt;width:15.005pt;height:28.498pt;z-index:251659264;mso-position-horizontal-relative:page;mso-position-vertical-relative:page;mso-wrap-style:none;mso-fit-shape-to-text:t;">
+          <v:shape id="DocuMindTextBox7" type="#_x0000_t202" stroked="f" filled="f" o:allowincell="f" style="position:absolute;margin-left:325.694pt;margin-top:117.080pt;width:15.005pt;height:28.498pt;z-index:251659264;mso-position-horizontal-relative:page;mso-position-vertical-relative:page;mso-wrap-style:none;mso-fit-shape-to-text:t;">
             <w10:wrap type="none"/>
             <v:textbox inset="0,0,0,0">
               <w:txbxContent>
@@ -148,7 +164,7 @@
       </w:r>
       <w:r>
         <w:pict>
-          <v:shape id="DocuMindTextBox6" type="#_x0000_t202" stroked="f" filled="f" o:allowincell="f" style="position:absolute;margin-left:337.812pt;margin-top:120.229pt;width:53.599pt;height:24.148pt;z-index:251659264;mso-position-horizontal-relative:page;mso-position-vertical-relative:page;mso-wrap-style:none;mso-fit-shape-to-text:t;">
+          <v:shape id="DocuMindTextBox8" type="#_x0000_t202" stroked="f" filled="f" o:allowincell="f" style="position:absolute;margin-left:337.812pt;margin-top:120.229pt;width:53.599pt;height:24.148pt;z-index:251659264;mso-position-horizontal-relative:page;mso-position-vertical-relative:page;mso-wrap-style:none;mso-fit-shape-to-text:t;">
             <w10:wrap type="none"/>
             <v:textbox inset="0,0,0,0">
               <w:txbxContent>
@@ -175,7 +191,7 @@
       </w:r>
       <w:r>
         <w:pict>
-          <v:shape id="DocuMindTextBox7" type="#_x0000_t202" stroked="f" filled="f" o:allowincell="f" style="position:absolute;margin-left:63.395pt;margin-top:162.735pt;width:75.903pt;height:19.799pt;z-index:251659264;mso-position-horizontal-relative:page;mso-position-vertical-relative:page;mso-wrap-style:none;mso-fit-shape-to-text:t;">
+          <v:shape id="DocuMindTextBox9" type="#_x0000_t202" stroked="f" filled="f" o:allowincell="f" style="position:absolute;margin-left:63.395pt;margin-top:162.735pt;width:75.903pt;height:19.799pt;z-index:251659264;mso-position-horizontal-relative:page;mso-position-vertical-relative:page;mso-wrap-style:none;mso-fit-shape-to-text:t;">
             <w10:wrap type="none"/>
             <v:textbox inset="0,0,0,0">
               <w:txbxContent>
@@ -202,7 +218,7 @@
       </w:r>
       <w:r>
         <w:pict>
-          <v:shape id="DocuMindTextBox8" type="#_x0000_t202" stroked="f" filled="f" o:allowincell="f" style="position:absolute;margin-left:234.381pt;margin-top:162.855pt;width:54.299pt;height:19.799pt;z-index:251659264;mso-position-horizontal-relative:page;mso-position-vertical-relative:page;mso-wrap-style:none;mso-fit-shape-to-text:t;">
+          <v:shape id="DocuMindTextBox10" type="#_x0000_t202" stroked="f" filled="f" o:allowincell="f" style="position:absolute;margin-left:234.381pt;margin-top:162.855pt;width:54.299pt;height:19.799pt;z-index:251659264;mso-position-horizontal-relative:page;mso-position-vertical-relative:page;mso-wrap-style:none;mso-fit-shape-to-text:t;">
             <w10:wrap type="none"/>
             <v:textbox inset="0,0,0,0">
               <w:txbxContent>
@@ -229,7 +245,7 @@
       </w:r>
       <w:r>
         <w:pict>
-          <v:shape id="DocuMindTextBox9" type="#_x0000_t202" stroked="f" filled="f" o:allowincell="f" style="position:absolute;margin-left:63.395pt;margin-top:185.773pt;width:73.248pt;height:19.799pt;z-index:251659264;mso-position-horizontal-relative:page;mso-position-vertical-relative:page;mso-wrap-style:none;mso-fit-shape-to-text:t;">
+          <v:shape id="DocuMindTextBox11" type="#_x0000_t202" stroked="f" filled="f" o:allowincell="f" style="position:absolute;margin-left:63.395pt;margin-top:185.773pt;width:73.248pt;height:19.799pt;z-index:251659264;mso-position-horizontal-relative:page;mso-position-vertical-relative:page;mso-wrap-style:none;mso-fit-shape-to-text:t;">
             <w10:wrap type="none"/>
             <v:textbox inset="0,0,0,0">
               <w:txbxContent>
@@ -256,7 +272,7 @@
       </w:r>
       <w:r>
         <w:pict>
-          <v:shape id="DocuMindTextBox10" type="#_x0000_t202" stroked="f" filled="f" o:allowincell="f" style="position:absolute;margin-left:234.381pt;margin-top:185.893pt;width:182.171pt;height:19.799pt;z-index:251659264;mso-position-horizontal-relative:page;mso-position-vertical-relative:page;mso-wrap-style:none;mso-fit-shape-to-text:t;">
+          <v:shape id="DocuMindTextBox12" type="#_x0000_t202" stroked="f" filled="f" o:allowincell="f" style="position:absolute;margin-left:234.381pt;margin-top:185.893pt;width:182.171pt;height:19.799pt;z-index:251659264;mso-position-horizontal-relative:page;mso-position-vertical-relative:page;mso-wrap-style:none;mso-fit-shape-to-text:t;">
             <w10:wrap type="none"/>
             <v:textbox inset="0,0,0,0">
               <w:txbxContent>
@@ -283,7 +299,7 @@
       </w:r>
       <w:r>
         <w:pict>
-          <v:shape id="DocuMindTextBox11" type="#_x0000_t202" stroked="f" filled="f" o:allowincell="f" style="position:absolute;margin-left:63.395pt;margin-top:208.691pt;width:145.514pt;height:19.799pt;z-index:251659264;mso-position-horizontal-relative:page;mso-position-vertical-relative:page;mso-wrap-style:none;mso-fit-shape-to-text:t;">
+          <v:shape id="DocuMindTextBox13" type="#_x0000_t202" stroked="f" filled="f" o:allowincell="f" style="position:absolute;margin-left:63.395pt;margin-top:208.691pt;width:145.514pt;height:19.799pt;z-index:251659264;mso-position-horizontal-relative:page;mso-position-vertical-relative:page;mso-wrap-style:none;mso-fit-shape-to-text:t;">
             <w10:wrap type="none"/>
             <v:textbox inset="0,0,0,0">
               <w:txbxContent>
@@ -310,7 +326,7 @@
       </w:r>
       <w:r>
         <w:pict>
-          <v:shape id="DocuMindTextBox12" type="#_x0000_t202" stroked="f" filled="f" o:allowincell="f" style="position:absolute;margin-left:234.381pt;margin-top:210.783pt;width:10.049pt;height:18.977pt;z-index:251659264;mso-position-horizontal-relative:page;mso-position-vertical-relative:page;mso-wrap-style:none;mso-fit-shape-to-text:t;">
+          <v:shape id="DocuMindTextBox14" type="#_x0000_t202" stroked="f" filled="f" o:allowincell="f" style="position:absolute;margin-left:234.381pt;margin-top:210.783pt;width:10.049pt;height:18.977pt;z-index:251659264;mso-position-horizontal-relative:page;mso-position-vertical-relative:page;mso-wrap-style:none;mso-fit-shape-to-text:t;">
             <w10:wrap type="none"/>
             <v:textbox inset="0,0,0,0">
               <w:txbxContent>
@@ -337,7 +353,7 @@
       </w:r>
       <w:r>
         <w:pict>
-          <v:shape id="DocuMindTextBox13" type="#_x0000_t202" stroked="f" filled="f" o:allowincell="f" style="position:absolute;margin-left:252.380pt;margin-top:210.851pt;width:139.362pt;height:19.799pt;z-index:251659264;mso-position-horizontal-relative:page;mso-position-vertical-relative:page;mso-wrap-style:none;mso-fit-shape-to-text:t;">
+          <v:shape id="DocuMindTextBox15" type="#_x0000_t202" stroked="f" filled="f" o:allowincell="f" style="position:absolute;margin-left:252.380pt;margin-top:210.851pt;width:139.362pt;height:19.799pt;z-index:251659264;mso-position-horizontal-relative:page;mso-position-vertical-relative:page;mso-wrap-style:none;mso-fit-shape-to-text:t;">
             <w10:wrap type="none"/>
             <v:textbox inset="0,0,0,0">
               <w:txbxContent>
@@ -364,7 +380,7 @@
       </w:r>
       <w:r>
         <w:pict>
-          <v:shape id="DocuMindTextBox14" type="#_x0000_t202" stroked="f" filled="f" o:allowincell="f" style="position:absolute;margin-left:234.381pt;margin-top:231.421pt;width:10.049pt;height:18.977pt;z-index:251659264;mso-position-horizontal-relative:page;mso-position-vertical-relative:page;mso-wrap-style:none;mso-fit-shape-to-text:t;">
+          <v:shape id="DocuMindTextBox16" type="#_x0000_t202" stroked="f" filled="f" o:allowincell="f" style="position:absolute;margin-left:234.381pt;margin-top:231.421pt;width:10.049pt;height:18.977pt;z-index:251659264;mso-position-horizontal-relative:page;mso-position-vertical-relative:page;mso-wrap-style:none;mso-fit-shape-to-text:t;">
             <w10:wrap type="none"/>
             <v:textbox inset="0,0,0,0">
               <w:txbxContent>
@@ -391,7 +407,7 @@
       </w:r>
       <w:r>
         <w:pict>
-          <v:shape id="DocuMindTextBox15" type="#_x0000_t202" stroked="f" filled="f" o:allowincell="f" style="position:absolute;margin-left:252.380pt;margin-top:231.489pt;width:184.105pt;height:19.799pt;z-index:251659264;mso-position-horizontal-relative:page;mso-position-vertical-relative:page;mso-wrap-style:none;mso-fit-shape-to-text:t;">
+          <v:shape id="DocuMindTextBox17" type="#_x0000_t202" stroked="f" filled="f" o:allowincell="f" style="position:absolute;margin-left:252.380pt;margin-top:231.489pt;width:184.105pt;height:19.799pt;z-index:251659264;mso-position-horizontal-relative:page;mso-position-vertical-relative:page;mso-wrap-style:none;mso-fit-shape-to-text:t;">
             <w10:wrap type="none"/>
             <v:textbox inset="0,0,0,0">
               <w:txbxContent>
@@ -418,7 +434,7 @@
       </w:r>
       <w:r>
         <w:pict>
-          <v:shape id="DocuMindTextBox16" type="#_x0000_t202" stroked="f" filled="f" o:allowincell="f" style="position:absolute;margin-left:63.395pt;margin-top:254.407pt;width:132.610pt;height:19.799pt;z-index:251659264;mso-position-horizontal-relative:page;mso-position-vertical-relative:page;mso-wrap-style:none;mso-fit-shape-to-text:t;">
+          <v:shape id="DocuMindTextBox18" type="#_x0000_t202" stroked="f" filled="f" o:allowincell="f" style="position:absolute;margin-left:63.395pt;margin-top:254.407pt;width:132.610pt;height:19.799pt;z-index:251659264;mso-position-horizontal-relative:page;mso-position-vertical-relative:page;mso-wrap-style:none;mso-fit-shape-to-text:t;">
             <w10:wrap type="none"/>
             <v:textbox inset="0,0,0,0">
               <w:txbxContent>
@@ -445,7 +461,7 @@
       </w:r>
       <w:r>
         <w:pict>
-          <v:shape id="DocuMindTextBox17" type="#_x0000_t202" stroked="f" filled="f" o:allowincell="f" style="position:absolute;margin-left:234.381pt;margin-top:256.499pt;width:10.049pt;height:18.977pt;z-index:251659264;mso-position-horizontal-relative:page;mso-position-vertical-relative:page;mso-wrap-style:none;mso-fit-shape-to-text:t;">
+          <v:shape id="DocuMindTextBox19" type="#_x0000_t202" stroked="f" filled="f" o:allowincell="f" style="position:absolute;margin-left:234.381pt;margin-top:256.499pt;width:10.049pt;height:18.977pt;z-index:251659264;mso-position-horizontal-relative:page;mso-position-vertical-relative:page;mso-wrap-style:none;mso-fit-shape-to-text:t;">
             <w10:wrap type="none"/>
             <v:textbox inset="0,0,0,0">
               <w:txbxContent>
@@ -472,7 +488,7 @@
       </w:r>
       <w:r>
         <w:pict>
-          <v:shape id="DocuMindTextBox18" type="#_x0000_t202" stroked="f" filled="f" o:allowincell="f" style="position:absolute;margin-left:252.380pt;margin-top:256.567pt;width:166.879pt;height:19.799pt;z-index:251659264;mso-position-horizontal-relative:page;mso-position-vertical-relative:page;mso-wrap-style:none;mso-fit-shape-to-text:t;">
+          <v:shape id="DocuMindTextBox20" type="#_x0000_t202" stroked="f" filled="f" o:allowincell="f" style="position:absolute;margin-left:252.380pt;margin-top:256.567pt;width:166.879pt;height:19.799pt;z-index:251659264;mso-position-horizontal-relative:page;mso-position-vertical-relative:page;mso-wrap-style:none;mso-fit-shape-to-text:t;">
             <w10:wrap type="none"/>
             <v:textbox inset="0,0,0,0">
               <w:txbxContent>
@@ -499,7 +515,7 @@
       </w:r>
       <w:r>
         <w:pict>
-          <v:shape id="DocuMindTextBox19" type="#_x0000_t202" stroked="f" filled="f" o:allowincell="f" style="position:absolute;margin-left:234.381pt;margin-top:277.137pt;width:10.049pt;height:18.977pt;z-index:251659264;mso-position-horizontal-relative:page;mso-position-vertical-relative:page;mso-wrap-style:none;mso-fit-shape-to-text:t;">
+          <v:shape id="DocuMindTextBox21" type="#_x0000_t202" stroked="f" filled="f" o:allowincell="f" style="position:absolute;margin-left:234.381pt;margin-top:277.137pt;width:10.049pt;height:18.977pt;z-index:251659264;mso-position-horizontal-relative:page;mso-position-vertical-relative:page;mso-wrap-style:none;mso-fit-shape-to-text:t;">
             <w10:wrap type="none"/>
             <v:textbox inset="0,0,0,0">
               <w:txbxContent>
@@ -526,7 +542,7 @@
       </w:r>
       <w:r>
         <w:pict>
-          <v:shape id="DocuMindTextBox20" type="#_x0000_t202" stroked="f" filled="f" o:allowincell="f" style="position:absolute;margin-left:252.380pt;margin-top:277.206pt;width:181.599pt;height:19.799pt;z-index:251659264;mso-position-horizontal-relative:page;mso-position-vertical-relative:page;mso-wrap-style:none;mso-fit-shape-to-text:t;">
+          <v:shape id="DocuMindTextBox22" type="#_x0000_t202" stroked="f" filled="f" o:allowincell="f" style="position:absolute;margin-left:252.380pt;margin-top:277.206pt;width:181.599pt;height:19.799pt;z-index:251659264;mso-position-horizontal-relative:page;mso-position-vertical-relative:page;mso-wrap-style:none;mso-fit-shape-to-text:t;">
             <w10:wrap type="none"/>
             <v:textbox inset="0,0,0,0">
               <w:txbxContent>
@@ -553,7 +569,7 @@
       </w:r>
       <w:r>
         <w:pict>
-          <v:shape id="DocuMindTextBox21" type="#_x0000_t202" stroked="f" filled="f" o:allowincell="f" style="position:absolute;margin-left:57.636pt;margin-top:311.928pt;width:69.295pt;height:23.549pt;z-index:251659264;mso-position-horizontal-relative:page;mso-position-vertical-relative:page;mso-wrap-style:none;mso-fit-shape-to-text:t;">
+          <v:shape id="DocuMindTextBox23" type="#_x0000_t202" stroked="f" filled="f" o:allowincell="f" style="position:absolute;margin-left:57.636pt;margin-top:311.928pt;width:69.295pt;height:23.549pt;z-index:251659264;mso-position-horizontal-relative:page;mso-position-vertical-relative:page;mso-wrap-style:none;mso-fit-shape-to-text:t;">
             <w10:wrap type="none"/>
             <v:textbox inset="0,0,0,0">
               <w:txbxContent>
@@ -580,7 +596,7 @@
       </w:r>
       <w:r>
         <w:pict>
-          <v:shape id="DocuMindTextBox22" type="#_x0000_t202" stroked="f" filled="f" o:allowincell="f" style="position:absolute;margin-left:57.636pt;margin-top:333.961pt;width:468.114pt;height:19.799pt;z-index:251659264;mso-position-horizontal-relative:page;mso-position-vertical-relative:page;mso-wrap-style:none;mso-fit-shape-to-text:t;">
+          <v:shape id="DocuMindTextBox24" type="#_x0000_t202" stroked="f" filled="f" o:allowincell="f" style="position:absolute;margin-left:57.636pt;margin-top:333.961pt;width:468.114pt;height:19.799pt;z-index:251659264;mso-position-horizontal-relative:page;mso-position-vertical-relative:page;mso-wrap-style:none;mso-fit-shape-to-text:t;">
             <w10:wrap type="none"/>
             <v:textbox inset="0,0,0,0">
               <w:txbxContent>
@@ -607,7 +623,7 @@
       </w:r>
       <w:r>
         <w:pict>
-          <v:shape id="DocuMindTextBox23" type="#_x0000_t202" stroked="f" filled="f" o:allowincell="f" style="position:absolute;margin-left:57.636pt;margin-top:346.680pt;width:91.732pt;height:19.799pt;z-index:251659264;mso-position-horizontal-relative:page;mso-position-vertical-relative:page;mso-wrap-style:none;mso-fit-shape-to-text:t;">
+          <v:shape id="DocuMindTextBox25" type="#_x0000_t202" stroked="f" filled="f" o:allowincell="f" style="position:absolute;margin-left:57.636pt;margin-top:346.680pt;width:91.732pt;height:19.799pt;z-index:251659264;mso-position-horizontal-relative:page;mso-position-vertical-relative:page;mso-wrap-style:none;mso-fit-shape-to-text:t;">
             <w10:wrap type="none"/>
             <v:textbox inset="0,0,0,0">
               <w:txbxContent>
@@ -634,7 +650,7 @@
       </w:r>
       <w:r>
         <w:pict>
-          <v:shape id="DocuMindTextBox24" type="#_x0000_t202" stroked="f" filled="f" o:allowincell="f" style="position:absolute;margin-left:57.636pt;margin-top:365.279pt;width:460.240pt;height:19.799pt;z-index:251659264;mso-position-horizontal-relative:page;mso-position-vertical-relative:page;mso-wrap-style:none;mso-fit-shape-to-text:t;">
+          <v:shape id="DocuMindTextBox26" type="#_x0000_t202" stroked="f" filled="f" o:allowincell="f" style="position:absolute;margin-left:57.636pt;margin-top:365.279pt;width:460.240pt;height:19.799pt;z-index:251659264;mso-position-horizontal-relative:page;mso-position-vertical-relative:page;mso-wrap-style:none;mso-fit-shape-to-text:t;">
             <w10:wrap type="none"/>
             <v:textbox inset="0,0,0,0">
               <w:txbxContent>
@@ -661,7 +677,7 @@
       </w:r>
       <w:r>
         <w:pict>
-          <v:shape id="DocuMindTextBox25" type="#_x0000_t202" stroked="f" filled="f" o:allowincell="f" style="position:absolute;margin-left:57.636pt;margin-top:377.998pt;width:415.803pt;height:19.799pt;z-index:251659264;mso-position-horizontal-relative:page;mso-position-vertical-relative:page;mso-wrap-style:none;mso-fit-shape-to-text:t;">
+          <v:shape id="DocuMindTextBox27" type="#_x0000_t202" stroked="f" filled="f" o:allowincell="f" style="position:absolute;margin-left:57.636pt;margin-top:377.998pt;width:415.803pt;height:19.799pt;z-index:251659264;mso-position-horizontal-relative:page;mso-position-vertical-relative:page;mso-wrap-style:none;mso-fit-shape-to-text:t;">
             <w10:wrap type="none"/>
             <v:textbox inset="0,0,0,0">
               <w:txbxContent>
@@ -688,7 +704,7 @@
       </w:r>
       <w:r>
         <w:pict>
-          <v:shape id="DocuMindTextBox26" type="#_x0000_t202" stroked="f" filled="f" o:allowincell="f" style="position:absolute;margin-left:57.636pt;margin-top:390.597pt;width:414.594pt;height:19.799pt;z-index:251659264;mso-position-horizontal-relative:page;mso-position-vertical-relative:page;mso-wrap-style:none;mso-fit-shape-to-text:t;">
+          <v:shape id="DocuMindTextBox28" type="#_x0000_t202" stroked="f" filled="f" o:allowincell="f" style="position:absolute;margin-left:57.636pt;margin-top:390.597pt;width:414.594pt;height:19.799pt;z-index:251659264;mso-position-horizontal-relative:page;mso-position-vertical-relative:page;mso-wrap-style:none;mso-fit-shape-to-text:t;">
             <w10:wrap type="none"/>
             <v:textbox inset="0,0,0,0">
               <w:txbxContent>
@@ -715,7 +731,7 @@
       </w:r>
       <w:r>
         <w:pict>
-          <v:shape id="DocuMindTextBox27" type="#_x0000_t202" stroked="f" filled="f" o:allowincell="f" style="position:absolute;margin-left:57.635pt;margin-top:643.295pt;width:439.731pt;height:19.799pt;z-index:251659264;mso-position-horizontal-relative:page;mso-position-vertical-relative:page;mso-wrap-style:none;mso-fit-shape-to-text:t;">
+          <v:shape id="DocuMindTextBox29" type="#_x0000_t202" stroked="f" filled="f" o:allowincell="f" style="position:absolute;margin-left:57.635pt;margin-top:643.295pt;width:439.731pt;height:19.799pt;z-index:251659264;mso-position-horizontal-relative:page;mso-position-vertical-relative:page;mso-wrap-style:none;mso-fit-shape-to-text:t;">
             <w10:wrap type="none"/>
             <v:textbox inset="0,0,0,0">
               <w:txbxContent>
@@ -742,7 +758,7 @@
       </w:r>
       <w:r>
         <w:pict>
-          <v:shape id="DocuMindTextBox28" type="#_x0000_t202" stroked="f" filled="f" o:allowincell="f" style="position:absolute;margin-left:57.635pt;margin-top:655.894pt;width:152.733pt;height:19.799pt;z-index:251659264;mso-position-horizontal-relative:page;mso-position-vertical-relative:page;mso-wrap-style:none;mso-fit-shape-to-text:t;">
+          <v:shape id="DocuMindTextBox30" type="#_x0000_t202" stroked="f" filled="f" o:allowincell="f" style="position:absolute;margin-left:57.635pt;margin-top:655.894pt;width:152.733pt;height:19.799pt;z-index:251659264;mso-position-horizontal-relative:page;mso-position-vertical-relative:page;mso-wrap-style:none;mso-fit-shape-to-text:t;">
             <w10:wrap type="none"/>
             <v:textbox inset="0,0,0,0">
               <w:txbxContent>
@@ -769,7 +785,7 @@
       </w:r>
       <w:r>
         <w:pict>
-          <v:shape id="DocuMindTextBox29" type="#_x0000_t202" stroked="f" filled="f" o:allowincell="f" style="position:absolute;margin-left:207.383pt;margin-top:656.840pt;width:10.109pt;height:17.249pt;z-index:251659264;mso-position-horizontal-relative:page;mso-position-vertical-relative:page;mso-wrap-style:none;mso-fit-shape-to-text:t;">
+          <v:shape id="DocuMindTextBox31" type="#_x0000_t202" stroked="f" filled="f" o:allowincell="f" style="position:absolute;margin-left:207.383pt;margin-top:656.840pt;width:10.109pt;height:17.249pt;z-index:251659264;mso-position-horizontal-relative:page;mso-position-vertical-relative:page;mso-wrap-style:none;mso-fit-shape-to-text:t;">
             <w10:wrap type="none"/>
             <v:textbox inset="0,0,0,0">
               <w:txbxContent>
@@ -796,7 +812,7 @@
       </w:r>
       <w:r>
         <w:pict>
-          <v:shape id="DocuMindTextBox30" type="#_x0000_t202" stroked="f" filled="f" o:allowincell="f" style="position:absolute;margin-left:214.463pt;margin-top:655.894pt;width:44.102pt;height:19.799pt;z-index:251659264;mso-position-horizontal-relative:page;mso-position-vertical-relative:page;mso-wrap-style:none;mso-fit-shape-to-text:t;">
+          <v:shape id="DocuMindTextBox32" type="#_x0000_t202" stroked="f" filled="f" o:allowincell="f" style="position:absolute;margin-left:214.463pt;margin-top:655.894pt;width:44.102pt;height:19.799pt;z-index:251659264;mso-position-horizontal-relative:page;mso-position-vertical-relative:page;mso-wrap-style:none;mso-fit-shape-to-text:t;">
             <w10:wrap type="none"/>
             <v:textbox inset="0,0,0,0">
               <w:txbxContent>
@@ -823,7 +839,7 @@
       </w:r>
       <w:r>
         <w:pict>
-          <v:shape id="DocuMindTextBox31" type="#_x0000_t202" stroked="f" filled="f" o:allowincell="f" style="position:absolute;margin-left:255.619pt;margin-top:656.840pt;width:10.109pt;height:17.249pt;z-index:251659264;mso-position-horizontal-relative:page;mso-position-vertical-relative:page;mso-wrap-style:none;mso-fit-shape-to-text:t;">
+          <v:shape id="DocuMindTextBox33" type="#_x0000_t202" stroked="f" filled="f" o:allowincell="f" style="position:absolute;margin-left:255.619pt;margin-top:656.840pt;width:10.109pt;height:17.249pt;z-index:251659264;mso-position-horizontal-relative:page;mso-position-vertical-relative:page;mso-wrap-style:none;mso-fit-shape-to-text:t;">
             <w10:wrap type="none"/>
             <v:textbox inset="0,0,0,0">
               <w:txbxContent>
@@ -850,7 +866,7 @@
       </w:r>
       <w:r>
         <w:pict>
-          <v:shape id="DocuMindTextBox32" type="#_x0000_t202" stroked="f" filled="f" o:allowincell="f" style="position:absolute;margin-left:262.579pt;margin-top:655.894pt;width:99.052pt;height:19.799pt;z-index:251659264;mso-position-horizontal-relative:page;mso-position-vertical-relative:page;mso-wrap-style:none;mso-fit-shape-to-text:t;">
+          <v:shape id="DocuMindTextBox34" type="#_x0000_t202" stroked="f" filled="f" o:allowincell="f" style="position:absolute;margin-left:262.579pt;margin-top:655.894pt;width:99.052pt;height:19.799pt;z-index:251659264;mso-position-horizontal-relative:page;mso-position-vertical-relative:page;mso-wrap-style:none;mso-fit-shape-to-text:t;">
             <w10:wrap type="none"/>
             <v:textbox inset="0,0,0,0">
               <w:txbxContent>
@@ -877,7 +893,7 @@
       </w:r>
       <w:r>
         <w:pict>
-          <v:shape id="DocuMindTextBox33" type="#_x0000_t202" stroked="f" filled="f" o:allowincell="f" style="position:absolute;margin-left:358.691pt;margin-top:655.894pt;width:150.014pt;height:19.799pt;z-index:251659264;mso-position-horizontal-relative:page;mso-position-vertical-relative:page;mso-wrap-style:none;mso-fit-shape-to-text:t;">
+          <v:shape id="DocuMindTextBox35" type="#_x0000_t202" stroked="f" filled="f" o:allowincell="f" style="position:absolute;margin-left:358.691pt;margin-top:655.894pt;width:150.014pt;height:19.799pt;z-index:251659264;mso-position-horizontal-relative:page;mso-position-vertical-relative:page;mso-wrap-style:none;mso-fit-shape-to-text:t;">
             <w10:wrap type="none"/>
             <v:textbox inset="0,0,0,0">
               <w:txbxContent>
@@ -904,7 +920,7 @@
       </w:r>
       <w:r>
         <w:pict>
-          <v:shape id="DocuMindTextBox34" type="#_x0000_t202" stroked="f" filled="f" o:allowincell="f" style="position:absolute;margin-left:505.679pt;margin-top:655.894pt;width:9.070pt;height:19.799pt;z-index:251659264;mso-position-horizontal-relative:page;mso-position-vertical-relative:page;mso-wrap-style:none;mso-fit-shape-to-text:t;">
+          <v:shape id="DocuMindTextBox36" type="#_x0000_t202" stroked="f" filled="f" o:allowincell="f" style="position:absolute;margin-left:505.679pt;margin-top:655.894pt;width:9.070pt;height:19.799pt;z-index:251659264;mso-position-horizontal-relative:page;mso-position-vertical-relative:page;mso-wrap-style:none;mso-fit-shape-to-text:t;">
             <w10:wrap type="none"/>
             <v:textbox inset="0,0,0,0">
               <w:txbxContent>
@@ -931,7 +947,7 @@
       </w:r>
       <w:r>
         <w:pict>
-          <v:shape id="DocuMindTextBox35" type="#_x0000_t202" stroked="f" filled="f" o:allowincell="f" style="position:absolute;margin-left:57.635pt;margin-top:668.613pt;width:439.022pt;height:19.799pt;z-index:251659264;mso-position-horizontal-relative:page;mso-position-vertical-relative:page;mso-wrap-style:none;mso-fit-shape-to-text:t;">
+          <v:shape id="DocuMindTextBox37" type="#_x0000_t202" stroked="f" filled="f" o:allowincell="f" style="position:absolute;margin-left:57.635pt;margin-top:668.613pt;width:439.022pt;height:19.799pt;z-index:251659264;mso-position-horizontal-relative:page;mso-position-vertical-relative:page;mso-wrap-style:none;mso-fit-shape-to-text:t;">
             <w10:wrap type="none"/>
             <v:textbox inset="0,0,0,0">
               <w:txbxContent>
@@ -958,7 +974,7 @@
       </w:r>
       <w:r>
         <w:pict>
-          <v:shape id="DocuMindTextBox36" type="#_x0000_t202" stroked="f" filled="f" o:allowincell="f" style="position:absolute;margin-left:57.635pt;margin-top:687.212pt;width:469.486pt;height:19.799pt;z-index:251659264;mso-position-horizontal-relative:page;mso-position-vertical-relative:page;mso-wrap-style:none;mso-fit-shape-to-text:t;">
+          <v:shape id="DocuMindTextBox38" type="#_x0000_t202" stroked="f" filled="f" o:allowincell="f" style="position:absolute;margin-left:57.635pt;margin-top:687.212pt;width:469.486pt;height:19.799pt;z-index:251659264;mso-position-horizontal-relative:page;mso-position-vertical-relative:page;mso-wrap-style:none;mso-fit-shape-to-text:t;">
             <w10:wrap type="none"/>
             <v:textbox inset="0,0,0,0">
               <w:txbxContent>
@@ -985,7 +1001,7 @@
       </w:r>
       <w:r>
         <w:pict>
-          <v:shape id="DocuMindTextBox37" type="#_x0000_t202" stroked="f" filled="f" o:allowincell="f" style="position:absolute;margin-left:57.635pt;margin-top:699.931pt;width:384.808pt;height:19.799pt;z-index:251659264;mso-position-horizontal-relative:page;mso-position-vertical-relative:page;mso-wrap-style:none;mso-fit-shape-to-text:t;">
+          <v:shape id="DocuMindTextBox39" type="#_x0000_t202" stroked="f" filled="f" o:allowincell="f" style="position:absolute;margin-left:57.635pt;margin-top:699.931pt;width:384.808pt;height:19.799pt;z-index:251659264;mso-position-horizontal-relative:page;mso-position-vertical-relative:page;mso-wrap-style:none;mso-fit-shape-to-text:t;">
             <w10:wrap type="none"/>
             <v:textbox inset="0,0,0,0">
               <w:txbxContent>
@@ -1032,7 +1048,15 @@
       </w:r>
       <w:r>
         <w:pict>
-          <v:shape id="DocuMindTextBox38" type="#_x0000_t202" stroked="f" filled="f" o:allowincell="f" style="position:absolute;margin-left:57.636pt;margin-top:734.050pt;width:99.713pt;height:17.249pt;z-index:251659264;mso-position-horizontal-relative:page;mso-position-vertical-relative:page;mso-wrap-style:none;mso-fit-shape-to-text:t;">
+          <v:shape id="DocuMindImage40" type="#_x0000_t75" stroked="f" o:allowincell="f" style="position:absolute;margin-left:57.636pt;margin-top:35.997pt;width:70.914pt;height:48.236pt;z-index:1;mso-position-horizontal-relative:page;mso-position-vertical-relative:page;mso-wrap-style:none;">
+            <w10:wrap type="none"/>
+            <v:imagedata r:id="rId9" o:title=""/>
+          </v:shape>
+        </w:pict>
+      </w:r>
+      <w:r>
+        <w:pict>
+          <v:shape id="DocuMindTextBox41" type="#_x0000_t202" stroked="f" filled="f" o:allowincell="f" style="position:absolute;margin-left:57.636pt;margin-top:734.050pt;width:99.713pt;height:17.249pt;z-index:251659264;mso-position-horizontal-relative:page;mso-position-vertical-relative:page;mso-wrap-style:none;mso-fit-shape-to-text:t;">
             <w10:wrap type="none"/>
             <v:textbox inset="0,0,0,0">
               <w:txbxContent>
@@ -1059,7 +1083,7 @@
       </w:r>
       <w:r>
         <w:pict>
-          <v:shape id="DocuMindTextBox39" type="#_x0000_t202" stroked="f" filled="f" o:allowincell="f" style="position:absolute;margin-left:475.799pt;margin-top:734.050pt;width:51.695pt;height:17.249pt;z-index:251659264;mso-position-horizontal-relative:page;mso-position-vertical-relative:page;mso-wrap-style:none;mso-fit-shape-to-text:t;">
+          <v:shape id="DocuMindTextBox42" type="#_x0000_t202" stroked="f" filled="f" o:allowincell="f" style="position:absolute;margin-left:475.799pt;margin-top:734.050pt;width:51.695pt;height:17.249pt;z-index:251659264;mso-position-horizontal-relative:page;mso-position-vertical-relative:page;mso-wrap-style:none;mso-fit-shape-to-text:t;">
             <w10:wrap type="none"/>
             <v:textbox inset="0,0,0,0">
               <w:txbxContent>
@@ -1086,7 +1110,7 @@
       </w:r>
       <w:r>
         <w:pict>
-          <v:shape id="DocuMindTextBox40" type="#_x0000_t202" stroked="f" filled="f" o:allowincell="f" style="position:absolute;margin-left:57.636pt;margin-top:110.991pt;width:102.462pt;height:20.999pt;z-index:251659264;mso-position-horizontal-relative:page;mso-position-vertical-relative:page;mso-wrap-style:none;mso-fit-shape-to-text:t;">
+          <v:shape id="DocuMindTextBox43" type="#_x0000_t202" stroked="f" filled="f" o:allowincell="f" style="position:absolute;margin-left:57.636pt;margin-top:110.991pt;width:102.462pt;height:20.999pt;z-index:251659264;mso-position-horizontal-relative:page;mso-position-vertical-relative:page;mso-wrap-style:none;mso-fit-shape-to-text:t;">
             <w10:wrap type="none"/>
             <v:textbox inset="0,0,0,0">
               <w:txbxContent>
@@ -1113,7 +1137,7 @@
       </w:r>
       <w:r>
         <w:pict>
-          <v:shape id="DocuMindTextBox41" type="#_x0000_t202" stroked="f" filled="f" o:allowincell="f" style="position:absolute;margin-left:57.636pt;margin-top:129.846pt;width:56.971pt;height:18.449pt;z-index:251659264;mso-position-horizontal-relative:page;mso-position-vertical-relative:page;mso-wrap-style:none;mso-fit-shape-to-text:t;">
+          <v:shape id="DocuMindTextBox44" type="#_x0000_t202" stroked="f" filled="f" o:allowincell="f" style="position:absolute;margin-left:57.636pt;margin-top:129.846pt;width:56.971pt;height:18.449pt;z-index:251659264;mso-position-horizontal-relative:page;mso-position-vertical-relative:page;mso-wrap-style:none;mso-fit-shape-to-text:t;">
             <w10:wrap type="none"/>
             <v:textbox inset="0,0,0,0">
               <w:txbxContent>
@@ -1140,7 +1164,7 @@
       </w:r>
       <w:r>
         <w:pict>
-          <v:shape id="DocuMindTextBox42" type="#_x0000_t202" stroked="f" filled="f" o:allowincell="f" style="position:absolute;margin-left:117.630pt;margin-top:129.846pt;width:32.973pt;height:18.449pt;z-index:251659264;mso-position-horizontal-relative:page;mso-position-vertical-relative:page;mso-wrap-style:none;mso-fit-shape-to-text:t;">
+          <v:shape id="DocuMindTextBox45" type="#_x0000_t202" stroked="f" filled="f" o:allowincell="f" style="position:absolute;margin-left:117.630pt;margin-top:129.846pt;width:32.973pt;height:18.449pt;z-index:251659264;mso-position-horizontal-relative:page;mso-position-vertical-relative:page;mso-wrap-style:none;mso-fit-shape-to-text:t;">
             <w10:wrap type="none"/>
             <v:textbox inset="0,0,0,0">
               <w:txbxContent>
@@ -1167,7 +1191,7 @@
       </w:r>
       <w:r>
         <w:pict>
-          <v:shape id="DocuMindTextBox43" type="#_x0000_t202" stroked="f" filled="f" o:allowincell="f" style="position:absolute;margin-left:57.636pt;margin-top:141.245pt;width:62.970pt;height:18.449pt;z-index:251659264;mso-position-horizontal-relative:page;mso-position-vertical-relative:page;mso-wrap-style:none;mso-fit-shape-to-text:t;">
+          <v:shape id="DocuMindTextBox46" type="#_x0000_t202" stroked="f" filled="f" o:allowincell="f" style="position:absolute;margin-left:57.636pt;margin-top:141.245pt;width:62.970pt;height:18.449pt;z-index:251659264;mso-position-horizontal-relative:page;mso-position-vertical-relative:page;mso-wrap-style:none;mso-fit-shape-to-text:t;">
             <w10:wrap type="none"/>
             <v:textbox inset="0,0,0,0">
               <w:txbxContent>
@@ -1194,7 +1218,7 @@
       </w:r>
       <w:r>
         <w:pict>
-          <v:shape id="DocuMindTextBox44" type="#_x0000_t202" stroked="f" filled="f" o:allowincell="f" style="position:absolute;margin-left:123.630pt;margin-top:141.245pt;width:56.971pt;height:18.449pt;z-index:251659264;mso-position-horizontal-relative:page;mso-position-vertical-relative:page;mso-wrap-style:none;mso-fit-shape-to-text:t;">
+          <v:shape id="DocuMindTextBox47" type="#_x0000_t202" stroked="f" filled="f" o:allowincell="f" style="position:absolute;margin-left:123.630pt;margin-top:141.245pt;width:56.971pt;height:18.449pt;z-index:251659264;mso-position-horizontal-relative:page;mso-position-vertical-relative:page;mso-wrap-style:none;mso-fit-shape-to-text:t;">
             <w10:wrap type="none"/>
             <v:textbox inset="0,0,0,0">
               <w:txbxContent>
@@ -1221,7 +1245,7 @@
       </w:r>
       <w:r>
         <w:pict>
-          <v:shape id="DocuMindTextBox45" type="#_x0000_t202" stroked="f" filled="f" o:allowincell="f" style="position:absolute;margin-left:57.636pt;margin-top:152.524pt;width:38.973pt;height:18.449pt;z-index:251659264;mso-position-horizontal-relative:page;mso-position-vertical-relative:page;mso-wrap-style:none;mso-fit-shape-to-text:t;">
+          <v:shape id="DocuMindTextBox48" type="#_x0000_t202" stroked="f" filled="f" o:allowincell="f" style="position:absolute;margin-left:57.636pt;margin-top:152.524pt;width:38.973pt;height:18.449pt;z-index:251659264;mso-position-horizontal-relative:page;mso-position-vertical-relative:page;mso-wrap-style:none;mso-fit-shape-to-text:t;">
             <w10:wrap type="none"/>
             <v:textbox inset="0,0,0,0">
               <w:txbxContent>
@@ -1248,7 +1272,7 @@
       </w:r>
       <w:r>
         <w:pict>
-          <v:shape id="DocuMindTextBox46" type="#_x0000_t202" stroked="f" filled="f" o:allowincell="f" style="position:absolute;margin-left:99.632pt;margin-top:152.524pt;width:62.970pt;height:18.449pt;z-index:251659264;mso-position-horizontal-relative:page;mso-position-vertical-relative:page;mso-wrap-style:none;mso-fit-shape-to-text:t;">
+          <v:shape id="DocuMindTextBox49" type="#_x0000_t202" stroked="f" filled="f" o:allowincell="f" style="position:absolute;margin-left:99.632pt;margin-top:152.524pt;width:62.970pt;height:18.449pt;z-index:251659264;mso-position-horizontal-relative:page;mso-position-vertical-relative:page;mso-wrap-style:none;mso-fit-shape-to-text:t;">
             <w10:wrap type="none"/>
             <v:textbox inset="0,0,0,0">
               <w:txbxContent>
@@ -1275,7 +1299,7 @@
       </w:r>
       <w:r>
         <w:pict>
-          <v:shape id="DocuMindTextBox47" type="#_x0000_t202" stroked="f" filled="f" o:allowincell="f" style="position:absolute;margin-left:57.636pt;margin-top:163.803pt;width:56.971pt;height:18.449pt;z-index:251659264;mso-position-horizontal-relative:page;mso-position-vertical-relative:page;mso-wrap-style:none;mso-fit-shape-to-text:t;">
+          <v:shape id="DocuMindTextBox50" type="#_x0000_t202" stroked="f" filled="f" o:allowincell="f" style="position:absolute;margin-left:57.636pt;margin-top:163.803pt;width:56.971pt;height:18.449pt;z-index:251659264;mso-position-horizontal-relative:page;mso-position-vertical-relative:page;mso-wrap-style:none;mso-fit-shape-to-text:t;">
             <w10:wrap type="none"/>
             <v:textbox inset="0,0,0,0">
               <w:txbxContent>
@@ -1302,7 +1326,7 @@
       </w:r>
       <w:r>
         <w:pict>
-          <v:shape id="DocuMindTextBox48" type="#_x0000_t202" stroked="f" filled="f" o:allowincell="f" style="position:absolute;margin-left:57.636pt;margin-top:175.202pt;width:38.973pt;height:18.449pt;z-index:251659264;mso-position-horizontal-relative:page;mso-position-vertical-relative:page;mso-wrap-style:none;mso-fit-shape-to-text:t;">
+          <v:shape id="DocuMindTextBox51" type="#_x0000_t202" stroked="f" filled="f" o:allowincell="f" style="position:absolute;margin-left:57.636pt;margin-top:175.202pt;width:38.973pt;height:18.449pt;z-index:251659264;mso-position-horizontal-relative:page;mso-position-vertical-relative:page;mso-wrap-style:none;mso-fit-shape-to-text:t;">
             <w10:wrap type="none"/>
             <v:textbox inset="0,0,0,0">
               <w:txbxContent>
@@ -1329,7 +1353,7 @@
       </w:r>
       <w:r>
         <w:pict>
-          <v:shape id="DocuMindTextBox49" type="#_x0000_t202" stroked="f" filled="f" o:allowincell="f" style="position:absolute;margin-left:99.632pt;margin-top:175.202pt;width:68.970pt;height:18.449pt;z-index:251659264;mso-position-horizontal-relative:page;mso-position-vertical-relative:page;mso-wrap-style:none;mso-fit-shape-to-text:t;">
+          <v:shape id="DocuMindTextBox52" type="#_x0000_t202" stroked="f" filled="f" o:allowincell="f" style="position:absolute;margin-left:99.632pt;margin-top:175.202pt;width:68.970pt;height:18.449pt;z-index:251659264;mso-position-horizontal-relative:page;mso-position-vertical-relative:page;mso-wrap-style:none;mso-fit-shape-to-text:t;">
             <w10:wrap type="none"/>
             <v:textbox inset="0,0,0,0">
               <w:txbxContent>
@@ -1356,7 +1380,7 @@
       </w:r>
       <w:r>
         <w:pict>
-          <v:shape id="DocuMindTextBox50" type="#_x0000_t202" stroked="f" filled="f" o:allowincell="f" style="position:absolute;margin-left:57.636pt;margin-top:186.481pt;width:68.970pt;height:18.449pt;z-index:251659264;mso-position-horizontal-relative:page;mso-position-vertical-relative:page;mso-wrap-style:none;mso-fit-shape-to-text:t;">
+          <v:shape id="DocuMindTextBox53" type="#_x0000_t202" stroked="f" filled="f" o:allowincell="f" style="position:absolute;margin-left:57.636pt;margin-top:186.481pt;width:68.970pt;height:18.449pt;z-index:251659264;mso-position-horizontal-relative:page;mso-position-vertical-relative:page;mso-wrap-style:none;mso-fit-shape-to-text:t;">
             <w10:wrap type="none"/>
             <v:textbox inset="0,0,0,0">
               <w:txbxContent>
@@ -1383,7 +1407,7 @@
       </w:r>
       <w:r>
         <w:pict>
-          <v:shape id="DocuMindTextBox51" type="#_x0000_t202" stroked="f" filled="f" o:allowincell="f" style="position:absolute;margin-left:129.629pt;margin-top:186.481pt;width:20.974pt;height:18.449pt;z-index:251659264;mso-position-horizontal-relative:page;mso-position-vertical-relative:page;mso-wrap-style:none;mso-fit-shape-to-text:t;">
+          <v:shape id="DocuMindTextBox54" type="#_x0000_t202" stroked="f" filled="f" o:allowincell="f" style="position:absolute;margin-left:129.629pt;margin-top:186.481pt;width:20.974pt;height:18.449pt;z-index:251659264;mso-position-horizontal-relative:page;mso-position-vertical-relative:page;mso-wrap-style:none;mso-fit-shape-to-text:t;">
             <w10:wrap type="none"/>
             <v:textbox inset="0,0,0,0">
               <w:txbxContent>
@@ -1410,7 +1434,7 @@
       </w:r>
       <w:r>
         <w:pict>
-          <v:shape id="DocuMindTextBox52" type="#_x0000_t202" stroked="f" filled="f" o:allowincell="f" style="position:absolute;margin-left:153.627pt;margin-top:186.481pt;width:26.974pt;height:18.449pt;z-index:251659264;mso-position-horizontal-relative:page;mso-position-vertical-relative:page;mso-wrap-style:none;mso-fit-shape-to-text:t;">
+          <v:shape id="DocuMindTextBox55" type="#_x0000_t202" stroked="f" filled="f" o:allowincell="f" style="position:absolute;margin-left:153.627pt;margin-top:186.481pt;width:26.974pt;height:18.449pt;z-index:251659264;mso-position-horizontal-relative:page;mso-position-vertical-relative:page;mso-wrap-style:none;mso-fit-shape-to-text:t;">
             <w10:wrap type="none"/>
             <v:textbox inset="0,0,0,0">
               <w:txbxContent>
@@ -1437,7 +1461,7 @@
       </w:r>
       <w:r>
         <w:pict>
-          <v:shape id="DocuMindTextBox53" type="#_x0000_t202" stroked="f" filled="f" o:allowincell="f" style="position:absolute;margin-left:183.624pt;margin-top:186.481pt;width:14.975pt;height:18.449pt;z-index:251659264;mso-position-horizontal-relative:page;mso-position-vertical-relative:page;mso-wrap-style:none;mso-fit-shape-to-text:t;">
+          <v:shape id="DocuMindTextBox56" type="#_x0000_t202" stroked="f" filled="f" o:allowincell="f" style="position:absolute;margin-left:183.624pt;margin-top:186.481pt;width:14.975pt;height:18.449pt;z-index:251659264;mso-position-horizontal-relative:page;mso-position-vertical-relative:page;mso-wrap-style:none;mso-fit-shape-to-text:t;">
             <w10:wrap type="none"/>
             <v:textbox inset="0,0,0,0">
               <w:txbxContent>
@@ -1464,7 +1488,7 @@
       </w:r>
       <w:r>
         <w:pict>
-          <v:shape id="DocuMindTextBox54" type="#_x0000_t202" stroked="f" filled="f" o:allowincell="f" style="position:absolute;margin-left:57.636pt;margin-top:197.881pt;width:38.973pt;height:18.449pt;z-index:251659264;mso-position-horizontal-relative:page;mso-position-vertical-relative:page;mso-wrap-style:none;mso-fit-shape-to-text:t;">
+          <v:shape id="DocuMindTextBox57" type="#_x0000_t202" stroked="f" filled="f" o:allowincell="f" style="position:absolute;margin-left:57.636pt;margin-top:197.881pt;width:38.973pt;height:18.449pt;z-index:251659264;mso-position-horizontal-relative:page;mso-position-vertical-relative:page;mso-wrap-style:none;mso-fit-shape-to-text:t;">
             <w10:wrap type="none"/>
             <v:textbox inset="0,0,0,0">
               <w:txbxContent>
@@ -1491,7 +1515,7 @@
       </w:r>
       <w:r>
         <w:pict>
-          <v:shape id="DocuMindTextBox55" type="#_x0000_t202" stroked="f" filled="f" o:allowincell="f" style="position:absolute;margin-left:99.632pt;margin-top:197.881pt;width:62.970pt;height:18.449pt;z-index:251659264;mso-position-horizontal-relative:page;mso-position-vertical-relative:page;mso-wrap-style:none;mso-fit-shape-to-text:t;">
+          <v:shape id="DocuMindTextBox58" type="#_x0000_t202" stroked="f" filled="f" o:allowincell="f" style="position:absolute;margin-left:99.632pt;margin-top:197.881pt;width:62.970pt;height:18.449pt;z-index:251659264;mso-position-horizontal-relative:page;mso-position-vertical-relative:page;mso-wrap-style:none;mso-fit-shape-to-text:t;">
             <w10:wrap type="none"/>
             <v:textbox inset="0,0,0,0">
               <w:txbxContent>
@@ -1518,7 +1542,7 @@
       </w:r>
       <w:r>
         <w:pict>
-          <v:shape id="DocuMindTextBox56" type="#_x0000_t202" stroked="f" filled="f" o:allowincell="f" style="position:absolute;margin-left:57.636pt;margin-top:209.159pt;width:32.973pt;height:18.449pt;z-index:251659264;mso-position-horizontal-relative:page;mso-position-vertical-relative:page;mso-wrap-style:none;mso-fit-shape-to-text:t;">
+          <v:shape id="DocuMindTextBox59" type="#_x0000_t202" stroked="f" filled="f" o:allowincell="f" style="position:absolute;margin-left:57.636pt;margin-top:209.159pt;width:32.973pt;height:18.449pt;z-index:251659264;mso-position-horizontal-relative:page;mso-position-vertical-relative:page;mso-wrap-style:none;mso-fit-shape-to-text:t;">
             <w10:wrap type="none"/>
             <v:textbox inset="0,0,0,0">
               <w:txbxContent>
@@ -1545,7 +1569,7 @@
       </w:r>
       <w:r>
         <w:pict>
-          <v:shape id="DocuMindTextBox57" type="#_x0000_t202" stroked="f" filled="f" o:allowincell="f" style="position:absolute;margin-left:57.636pt;margin-top:220.438pt;width:38.973pt;height:18.449pt;z-index:251659264;mso-position-horizontal-relative:page;mso-position-vertical-relative:page;mso-wrap-style:none;mso-fit-shape-to-text:t;">
+          <v:shape id="DocuMindTextBox60" type="#_x0000_t202" stroked="f" filled="f" o:allowincell="f" style="position:absolute;margin-left:57.636pt;margin-top:220.438pt;width:38.973pt;height:18.449pt;z-index:251659264;mso-position-horizontal-relative:page;mso-position-vertical-relative:page;mso-wrap-style:none;mso-fit-shape-to-text:t;">
             <w10:wrap type="none"/>
             <v:textbox inset="0,0,0,0">
               <w:txbxContent>
@@ -1572,7 +1596,7 @@
       </w:r>
       <w:r>
         <w:pict>
-          <v:shape id="DocuMindTextBox58" type="#_x0000_t202" stroked="f" filled="f" o:allowincell="f" style="position:absolute;margin-left:99.632pt;margin-top:220.438pt;width:74.969pt;height:18.449pt;z-index:251659264;mso-position-horizontal-relative:page;mso-position-vertical-relative:page;mso-wrap-style:none;mso-fit-shape-to-text:t;">
+          <v:shape id="DocuMindTextBox61" type="#_x0000_t202" stroked="f" filled="f" o:allowincell="f" style="position:absolute;margin-left:99.632pt;margin-top:220.438pt;width:74.969pt;height:18.449pt;z-index:251659264;mso-position-horizontal-relative:page;mso-position-vertical-relative:page;mso-wrap-style:none;mso-fit-shape-to-text:t;">
             <w10:wrap type="none"/>
             <v:textbox inset="0,0,0,0">
               <w:txbxContent>
@@ -1599,7 +1623,7 @@
       </w:r>
       <w:r>
         <w:pict>
-          <v:shape id="DocuMindTextBox59" type="#_x0000_t202" stroked="f" filled="f" o:allowincell="f" style="position:absolute;margin-left:57.636pt;margin-top:231.837pt;width:32.973pt;height:18.449pt;z-index:251659264;mso-position-horizontal-relative:page;mso-position-vertical-relative:page;mso-wrap-style:none;mso-fit-shape-to-text:t;">
+          <v:shape id="DocuMindTextBox62" type="#_x0000_t202" stroked="f" filled="f" o:allowincell="f" style="position:absolute;margin-left:57.636pt;margin-top:231.837pt;width:32.973pt;height:18.449pt;z-index:251659264;mso-position-horizontal-relative:page;mso-position-vertical-relative:page;mso-wrap-style:none;mso-fit-shape-to-text:t;">
             <w10:wrap type="none"/>
             <v:textbox inset="0,0,0,0">
               <w:txbxContent>
@@ -1626,7 +1650,7 @@
       </w:r>
       <w:r>
         <w:pict>
-          <v:shape id="DocuMindTextBox60" type="#_x0000_t202" stroked="f" filled="f" o:allowincell="f" style="position:absolute;margin-left:57.636pt;margin-top:243.116pt;width:32.973pt;height:18.449pt;z-index:251659264;mso-position-horizontal-relative:page;mso-position-vertical-relative:page;mso-wrap-style:none;mso-fit-shape-to-text:t;">
+          <v:shape id="DocuMindTextBox63" type="#_x0000_t202" stroked="f" filled="f" o:allowincell="f" style="position:absolute;margin-left:57.636pt;margin-top:243.116pt;width:32.973pt;height:18.449pt;z-index:251659264;mso-position-horizontal-relative:page;mso-position-vertical-relative:page;mso-wrap-style:none;mso-fit-shape-to-text:t;">
             <w10:wrap type="none"/>
             <v:textbox inset="0,0,0,0">
               <w:txbxContent>
@@ -1653,7 +1677,7 @@
       </w:r>
       <w:r>
         <w:pict>
-          <v:shape id="DocuMindTextBox61" type="#_x0000_t202" stroked="f" filled="f" o:allowincell="f" style="position:absolute;margin-left:93.632pt;margin-top:243.116pt;width:8.976pt;height:18.449pt;z-index:251659264;mso-position-horizontal-relative:page;mso-position-vertical-relative:page;mso-wrap-style:none;mso-fit-shape-to-text:t;">
+          <v:shape id="DocuMindTextBox64" type="#_x0000_t202" stroked="f" filled="f" o:allowincell="f" style="position:absolute;margin-left:93.632pt;margin-top:243.116pt;width:8.976pt;height:18.449pt;z-index:251659264;mso-position-horizontal-relative:page;mso-position-vertical-relative:page;mso-wrap-style:none;mso-fit-shape-to-text:t;">
             <w10:wrap type="none"/>
             <v:textbox inset="0,0,0,0">
               <w:txbxContent>
@@ -1680,7 +1704,7 @@
       </w:r>
       <w:r>
         <w:pict>
-          <v:shape id="DocuMindTextBox62" type="#_x0000_t202" stroked="f" filled="f" o:allowincell="f" style="position:absolute;margin-left:57.636pt;margin-top:254.516pt;width:38.973pt;height:18.449pt;z-index:251659264;mso-position-horizontal-relative:page;mso-position-vertical-relative:page;mso-wrap-style:none;mso-fit-shape-to-text:t;">
+          <v:shape id="DocuMindTextBox65" type="#_x0000_t202" stroked="f" filled="f" o:allowincell="f" style="position:absolute;margin-left:57.636pt;margin-top:254.516pt;width:38.973pt;height:18.449pt;z-index:251659264;mso-position-horizontal-relative:page;mso-position-vertical-relative:page;mso-wrap-style:none;mso-fit-shape-to-text:t;">
             <w10:wrap type="none"/>
             <v:textbox inset="0,0,0,0">
               <w:txbxContent>
@@ -1707,7 +1731,7 @@
       </w:r>
       <w:r>
         <w:pict>
-          <v:shape id="DocuMindTextBox63" type="#_x0000_t202" stroked="f" filled="f" o:allowincell="f" style="position:absolute;margin-left:99.632pt;margin-top:254.516pt;width:62.970pt;height:18.449pt;z-index:251659264;mso-position-horizontal-relative:page;mso-position-vertical-relative:page;mso-wrap-style:none;mso-fit-shape-to-text:t;">
+          <v:shape id="DocuMindTextBox66" type="#_x0000_t202" stroked="f" filled="f" o:allowincell="f" style="position:absolute;margin-left:99.632pt;margin-top:254.516pt;width:62.970pt;height:18.449pt;z-index:251659264;mso-position-horizontal-relative:page;mso-position-vertical-relative:page;mso-wrap-style:none;mso-fit-shape-to-text:t;">
             <w10:wrap type="none"/>
             <v:textbox inset="0,0,0,0">
               <w:txbxContent>
@@ -1734,7 +1758,7 @@
       </w:r>
       <w:r>
         <w:pict>
-          <v:shape id="DocuMindTextBox64" type="#_x0000_t202" stroked="f" filled="f" o:allowincell="f" style="position:absolute;margin-left:57.636pt;margin-top:265.794pt;width:56.971pt;height:18.449pt;z-index:251659264;mso-position-horizontal-relative:page;mso-position-vertical-relative:page;mso-wrap-style:none;mso-fit-shape-to-text:t;">
+          <v:shape id="DocuMindTextBox67" type="#_x0000_t202" stroked="f" filled="f" o:allowincell="f" style="position:absolute;margin-left:57.636pt;margin-top:265.794pt;width:56.971pt;height:18.449pt;z-index:251659264;mso-position-horizontal-relative:page;mso-position-vertical-relative:page;mso-wrap-style:none;mso-fit-shape-to-text:t;">
             <w10:wrap type="none"/>
             <v:textbox inset="0,0,0,0">
               <w:txbxContent>
@@ -1761,7 +1785,7 @@
       </w:r>
       <w:r>
         <w:pict>
-          <v:shape id="DocuMindTextBox65" type="#_x0000_t202" stroked="f" filled="f" o:allowincell="f" style="position:absolute;margin-left:57.636pt;margin-top:277.073pt;width:38.973pt;height:18.449pt;z-index:251659264;mso-position-horizontal-relative:page;mso-position-vertical-relative:page;mso-wrap-style:none;mso-fit-shape-to-text:t;">
+          <v:shape id="DocuMindTextBox68" type="#_x0000_t202" stroked="f" filled="f" o:allowincell="f" style="position:absolute;margin-left:57.636pt;margin-top:277.073pt;width:38.973pt;height:18.449pt;z-index:251659264;mso-position-horizontal-relative:page;mso-position-vertical-relative:page;mso-wrap-style:none;mso-fit-shape-to-text:t;">
             <w10:wrap type="none"/>
             <v:textbox inset="0,0,0,0">
               <w:txbxContent>
@@ -1788,7 +1812,7 @@
       </w:r>
       <w:r>
         <w:pict>
-          <v:shape id="DocuMindTextBox66" type="#_x0000_t202" stroked="f" filled="f" o:allowincell="f" style="position:absolute;margin-left:99.632pt;margin-top:277.073pt;width:68.970pt;height:18.449pt;z-index:251659264;mso-position-horizontal-relative:page;mso-position-vertical-relative:page;mso-wrap-style:none;mso-fit-shape-to-text:t;">
+          <v:shape id="DocuMindTextBox69" type="#_x0000_t202" stroked="f" filled="f" o:allowincell="f" style="position:absolute;margin-left:99.632pt;margin-top:277.073pt;width:68.970pt;height:18.449pt;z-index:251659264;mso-position-horizontal-relative:page;mso-position-vertical-relative:page;mso-wrap-style:none;mso-fit-shape-to-text:t;">
             <w10:wrap type="none"/>
             <v:textbox inset="0,0,0,0">
               <w:txbxContent>
@@ -1815,7 +1839,7 @@
       </w:r>
       <w:r>
         <w:pict>
-          <v:shape id="DocuMindTextBox67" type="#_x0000_t202" stroked="f" filled="f" o:allowincell="f" style="position:absolute;margin-left:57.636pt;margin-top:288.472pt;width:68.970pt;height:18.449pt;z-index:251659264;mso-position-horizontal-relative:page;mso-position-vertical-relative:page;mso-wrap-style:none;mso-fit-shape-to-text:t;">
+          <v:shape id="DocuMindTextBox70" type="#_x0000_t202" stroked="f" filled="f" o:allowincell="f" style="position:absolute;margin-left:57.636pt;margin-top:288.472pt;width:68.970pt;height:18.449pt;z-index:251659264;mso-position-horizontal-relative:page;mso-position-vertical-relative:page;mso-wrap-style:none;mso-fit-shape-to-text:t;">
             <w10:wrap type="none"/>
             <v:textbox inset="0,0,0,0">
               <w:txbxContent>
@@ -1842,7 +1866,7 @@
       </w:r>
       <w:r>
         <w:pict>
-          <v:shape id="DocuMindTextBox68" type="#_x0000_t202" stroked="f" filled="f" o:allowincell="f" style="position:absolute;margin-left:129.629pt;margin-top:288.472pt;width:20.974pt;height:18.449pt;z-index:251659264;mso-position-horizontal-relative:page;mso-position-vertical-relative:page;mso-wrap-style:none;mso-fit-shape-to-text:t;">
+          <v:shape id="DocuMindTextBox71" type="#_x0000_t202" stroked="f" filled="f" o:allowincell="f" style="position:absolute;margin-left:129.629pt;margin-top:288.472pt;width:20.974pt;height:18.449pt;z-index:251659264;mso-position-horizontal-relative:page;mso-position-vertical-relative:page;mso-wrap-style:none;mso-fit-shape-to-text:t;">
             <w10:wrap type="none"/>
             <v:textbox inset="0,0,0,0">
               <w:txbxContent>
@@ -1869,7 +1893,7 @@
       </w:r>
       <w:r>
         <w:pict>
-          <v:shape id="DocuMindTextBox69" type="#_x0000_t202" stroked="f" filled="f" o:allowincell="f" style="position:absolute;margin-left:153.627pt;margin-top:288.472pt;width:26.974pt;height:18.449pt;z-index:251659264;mso-position-horizontal-relative:page;mso-position-vertical-relative:page;mso-wrap-style:none;mso-fit-shape-to-text:t;">
+          <v:shape id="DocuMindTextBox72" type="#_x0000_t202" stroked="f" filled="f" o:allowincell="f" style="position:absolute;margin-left:153.627pt;margin-top:288.472pt;width:26.974pt;height:18.449pt;z-index:251659264;mso-position-horizontal-relative:page;mso-position-vertical-relative:page;mso-wrap-style:none;mso-fit-shape-to-text:t;">
             <w10:wrap type="none"/>
             <v:textbox inset="0,0,0,0">
               <w:txbxContent>
@@ -1896,7 +1920,7 @@
       </w:r>
       <w:r>
         <w:pict>
-          <v:shape id="DocuMindTextBox70" type="#_x0000_t202" stroked="f" filled="f" o:allowincell="f" style="position:absolute;margin-left:183.624pt;margin-top:288.472pt;width:14.975pt;height:18.449pt;z-index:251659264;mso-position-horizontal-relative:page;mso-position-vertical-relative:page;mso-wrap-style:none;mso-fit-shape-to-text:t;">
+          <v:shape id="DocuMindTextBox73" type="#_x0000_t202" stroked="f" filled="f" o:allowincell="f" style="position:absolute;margin-left:183.624pt;margin-top:288.472pt;width:14.975pt;height:18.449pt;z-index:251659264;mso-position-horizontal-relative:page;mso-position-vertical-relative:page;mso-wrap-style:none;mso-fit-shape-to-text:t;">
             <w10:wrap type="none"/>
             <v:textbox inset="0,0,0,0">
               <w:txbxContent>
@@ -1923,7 +1947,7 @@
       </w:r>
       <w:r>
         <w:pict>
-          <v:shape id="DocuMindTextBox71" type="#_x0000_t202" stroked="f" filled="f" o:allowincell="f" style="position:absolute;margin-left:57.636pt;margin-top:299.751pt;width:38.973pt;height:18.449pt;z-index:251659264;mso-position-horizontal-relative:page;mso-position-vertical-relative:page;mso-wrap-style:none;mso-fit-shape-to-text:t;">
+          <v:shape id="DocuMindTextBox74" type="#_x0000_t202" stroked="f" filled="f" o:allowincell="f" style="position:absolute;margin-left:57.636pt;margin-top:299.751pt;width:38.973pt;height:18.449pt;z-index:251659264;mso-position-horizontal-relative:page;mso-position-vertical-relative:page;mso-wrap-style:none;mso-fit-shape-to-text:t;">
             <w10:wrap type="none"/>
             <v:textbox inset="0,0,0,0">
               <w:txbxContent>
@@ -1950,7 +1974,7 @@
       </w:r>
       <w:r>
         <w:pict>
-          <v:shape id="DocuMindTextBox72" type="#_x0000_t202" stroked="f" filled="f" o:allowincell="f" style="position:absolute;margin-left:99.632pt;margin-top:299.751pt;width:62.970pt;height:18.449pt;z-index:251659264;mso-position-horizontal-relative:page;mso-position-vertical-relative:page;mso-wrap-style:none;mso-fit-shape-to-text:t;">
+          <v:shape id="DocuMindTextBox75" type="#_x0000_t202" stroked="f" filled="f" o:allowincell="f" style="position:absolute;margin-left:99.632pt;margin-top:299.751pt;width:62.970pt;height:18.449pt;z-index:251659264;mso-position-horizontal-relative:page;mso-position-vertical-relative:page;mso-wrap-style:none;mso-fit-shape-to-text:t;">
             <w10:wrap type="none"/>
             <v:textbox inset="0,0,0,0">
               <w:txbxContent>
@@ -1977,7 +2001,7 @@
       </w:r>
       <w:r>
         <w:pict>
-          <v:shape id="DocuMindTextBox73" type="#_x0000_t202" stroked="f" filled="f" o:allowincell="f" style="position:absolute;margin-left:57.636pt;margin-top:311.151pt;width:32.973pt;height:18.449pt;z-index:251659264;mso-position-horizontal-relative:page;mso-position-vertical-relative:page;mso-wrap-style:none;mso-fit-shape-to-text:t;">
+          <v:shape id="DocuMindTextBox76" type="#_x0000_t202" stroked="f" filled="f" o:allowincell="f" style="position:absolute;margin-left:57.636pt;margin-top:311.151pt;width:32.973pt;height:18.449pt;z-index:251659264;mso-position-horizontal-relative:page;mso-position-vertical-relative:page;mso-wrap-style:none;mso-fit-shape-to-text:t;">
             <w10:wrap type="none"/>
             <v:textbox inset="0,0,0,0">
               <w:txbxContent>
@@ -2004,7 +2028,7 @@
       </w:r>
       <w:r>
         <w:pict>
-          <v:shape id="DocuMindTextBox74" type="#_x0000_t202" stroked="f" filled="f" o:allowincell="f" style="position:absolute;margin-left:57.636pt;margin-top:322.429pt;width:38.973pt;height:18.449pt;z-index:251659264;mso-position-horizontal-relative:page;mso-position-vertical-relative:page;mso-wrap-style:none;mso-fit-shape-to-text:t;">
+          <v:shape id="DocuMindTextBox77" type="#_x0000_t202" stroked="f" filled="f" o:allowincell="f" style="position:absolute;margin-left:57.636pt;margin-top:322.429pt;width:38.973pt;height:18.449pt;z-index:251659264;mso-position-horizontal-relative:page;mso-position-vertical-relative:page;mso-wrap-style:none;mso-fit-shape-to-text:t;">
             <w10:wrap type="none"/>
             <v:textbox inset="0,0,0,0">
               <w:txbxContent>
@@ -2031,7 +2055,7 @@
       </w:r>
       <w:r>
         <w:pict>
-          <v:shape id="DocuMindTextBox75" type="#_x0000_t202" stroked="f" filled="f" o:allowincell="f" style="position:absolute;margin-left:99.632pt;margin-top:322.429pt;width:74.969pt;height:18.449pt;z-index:251659264;mso-position-horizontal-relative:page;mso-position-vertical-relative:page;mso-wrap-style:none;mso-fit-shape-to-text:t;">
+          <v:shape id="DocuMindTextBox78" type="#_x0000_t202" stroked="f" filled="f" o:allowincell="f" style="position:absolute;margin-left:99.632pt;margin-top:322.429pt;width:74.969pt;height:18.449pt;z-index:251659264;mso-position-horizontal-relative:page;mso-position-vertical-relative:page;mso-wrap-style:none;mso-fit-shape-to-text:t;">
             <w10:wrap type="none"/>
             <v:textbox inset="0,0,0,0">
               <w:txbxContent>
@@ -2058,7 +2082,7 @@
       </w:r>
       <w:r>
         <w:pict>
-          <v:shape id="DocuMindTextBox76" type="#_x0000_t202" stroked="f" filled="f" o:allowincell="f" style="position:absolute;margin-left:57.636pt;margin-top:333.708pt;width:32.973pt;height:18.449pt;z-index:251659264;mso-position-horizontal-relative:page;mso-position-vertical-relative:page;mso-wrap-style:none;mso-fit-shape-to-text:t;">
+          <v:shape id="DocuMindTextBox79" type="#_x0000_t202" stroked="f" filled="f" o:allowincell="f" style="position:absolute;margin-left:57.636pt;margin-top:333.708pt;width:32.973pt;height:18.449pt;z-index:251659264;mso-position-horizontal-relative:page;mso-position-vertical-relative:page;mso-wrap-style:none;mso-fit-shape-to-text:t;">
             <w10:wrap type="none"/>
             <v:textbox inset="0,0,0,0">
               <w:txbxContent>
@@ -2085,7 +2109,7 @@
       </w:r>
       <w:r>
         <w:pict>
-          <v:shape id="DocuMindTextBox77" type="#_x0000_t202" stroked="f" filled="f" o:allowincell="f" style="position:absolute;margin-left:57.636pt;margin-top:345.107pt;width:32.973pt;height:18.449pt;z-index:251659264;mso-position-horizontal-relative:page;mso-position-vertical-relative:page;mso-wrap-style:none;mso-fit-shape-to-text:t;">
+          <v:shape id="DocuMindTextBox80" type="#_x0000_t202" stroked="f" filled="f" o:allowincell="f" style="position:absolute;margin-left:57.636pt;margin-top:345.107pt;width:32.973pt;height:18.449pt;z-index:251659264;mso-position-horizontal-relative:page;mso-position-vertical-relative:page;mso-wrap-style:none;mso-fit-shape-to-text:t;">
             <w10:wrap type="none"/>
             <v:textbox inset="0,0,0,0">
               <w:txbxContent>
@@ -2112,7 +2136,7 @@
       </w:r>
       <w:r>
         <w:pict>
-          <v:shape id="DocuMindTextBox78" type="#_x0000_t202" stroked="f" filled="f" o:allowincell="f" style="position:absolute;margin-left:93.632pt;margin-top:345.107pt;width:8.976pt;height:18.449pt;z-index:251659264;mso-position-horizontal-relative:page;mso-position-vertical-relative:page;mso-wrap-style:none;mso-fit-shape-to-text:t;">
+          <v:shape id="DocuMindTextBox81" type="#_x0000_t202" stroked="f" filled="f" o:allowincell="f" style="position:absolute;margin-left:93.632pt;margin-top:345.107pt;width:8.976pt;height:18.449pt;z-index:251659264;mso-position-horizontal-relative:page;mso-position-vertical-relative:page;mso-wrap-style:none;mso-fit-shape-to-text:t;">
             <w10:wrap type="none"/>
             <v:textbox inset="0,0,0,0">
               <w:txbxContent>
@@ -2139,7 +2163,7 @@
       </w:r>
       <w:r>
         <w:pict>
-          <v:shape id="DocuMindTextBox79" type="#_x0000_t202" stroked="f" filled="f" o:allowincell="f" style="position:absolute;margin-left:57.636pt;margin-top:356.386pt;width:38.973pt;height:18.449pt;z-index:251659264;mso-position-horizontal-relative:page;mso-position-vertical-relative:page;mso-wrap-style:none;mso-fit-shape-to-text:t;">
+          <v:shape id="DocuMindTextBox82" type="#_x0000_t202" stroked="f" filled="f" o:allowincell="f" style="position:absolute;margin-left:57.636pt;margin-top:356.386pt;width:38.973pt;height:18.449pt;z-index:251659264;mso-position-horizontal-relative:page;mso-position-vertical-relative:page;mso-wrap-style:none;mso-fit-shape-to-text:t;">
             <w10:wrap type="none"/>
             <v:textbox inset="0,0,0,0">
               <w:txbxContent>
@@ -2166,7 +2190,7 @@
       </w:r>
       <w:r>
         <w:pict>
-          <v:shape id="DocuMindTextBox80" type="#_x0000_t202" stroked="f" filled="f" o:allowincell="f" style="position:absolute;margin-left:99.632pt;margin-top:356.386pt;width:62.970pt;height:18.449pt;z-index:251659264;mso-position-horizontal-relative:page;mso-position-vertical-relative:page;mso-wrap-style:none;mso-fit-shape-to-text:t;">
+          <v:shape id="DocuMindTextBox83" type="#_x0000_t202" stroked="f" filled="f" o:allowincell="f" style="position:absolute;margin-left:99.632pt;margin-top:356.386pt;width:62.970pt;height:18.449pt;z-index:251659264;mso-position-horizontal-relative:page;mso-position-vertical-relative:page;mso-wrap-style:none;mso-fit-shape-to-text:t;">
             <w10:wrap type="none"/>
             <v:textbox inset="0,0,0,0">
               <w:txbxContent>
@@ -2193,7 +2217,7 @@
       </w:r>
       <w:r>
         <w:pict>
-          <v:shape id="DocuMindTextBox81" type="#_x0000_t202" stroked="f" filled="f" o:allowincell="f" style="position:absolute;margin-left:57.636pt;margin-top:367.786pt;width:56.971pt;height:18.449pt;z-index:251659264;mso-position-horizontal-relative:page;mso-position-vertical-relative:page;mso-wrap-style:none;mso-fit-shape-to-text:t;">
+          <v:shape id="DocuMindTextBox84" type="#_x0000_t202" stroked="f" filled="f" o:allowincell="f" style="position:absolute;margin-left:57.636pt;margin-top:367.786pt;width:56.971pt;height:18.449pt;z-index:251659264;mso-position-horizontal-relative:page;mso-position-vertical-relative:page;mso-wrap-style:none;mso-fit-shape-to-text:t;">
             <w10:wrap type="none"/>
             <v:textbox inset="0,0,0,0">
               <w:txbxContent>
@@ -2220,7 +2244,7 @@
       </w:r>
       <w:r>
         <w:pict>
-          <v:shape id="DocuMindTextBox82" type="#_x0000_t202" stroked="f" filled="f" o:allowincell="f" style="position:absolute;margin-left:57.636pt;margin-top:379.064pt;width:38.973pt;height:18.449pt;z-index:251659264;mso-position-horizontal-relative:page;mso-position-vertical-relative:page;mso-wrap-style:none;mso-fit-shape-to-text:t;">
+          <v:shape id="DocuMindTextBox85" type="#_x0000_t202" stroked="f" filled="f" o:allowincell="f" style="position:absolute;margin-left:57.636pt;margin-top:379.064pt;width:38.973pt;height:18.449pt;z-index:251659264;mso-position-horizontal-relative:page;mso-position-vertical-relative:page;mso-wrap-style:none;mso-fit-shape-to-text:t;">
             <w10:wrap type="none"/>
             <v:textbox inset="0,0,0,0">
               <w:txbxContent>
@@ -2247,7 +2271,7 @@
       </w:r>
       <w:r>
         <w:pict>
-          <v:shape id="DocuMindTextBox83" type="#_x0000_t202" stroked="f" filled="f" o:allowincell="f" style="position:absolute;margin-left:99.632pt;margin-top:379.064pt;width:68.970pt;height:18.449pt;z-index:251659264;mso-position-horizontal-relative:page;mso-position-vertical-relative:page;mso-wrap-style:none;mso-fit-shape-to-text:t;">
+          <v:shape id="DocuMindTextBox86" type="#_x0000_t202" stroked="f" filled="f" o:allowincell="f" style="position:absolute;margin-left:99.632pt;margin-top:379.064pt;width:68.970pt;height:18.449pt;z-index:251659264;mso-position-horizontal-relative:page;mso-position-vertical-relative:page;mso-wrap-style:none;mso-fit-shape-to-text:t;">
             <w10:wrap type="none"/>
             <v:textbox inset="0,0,0,0">
               <w:txbxContent>
@@ -2274,7 +2298,7 @@
       </w:r>
       <w:r>
         <w:pict>
-          <v:shape id="DocuMindTextBox84" type="#_x0000_t202" stroked="f" filled="f" o:allowincell="f" style="position:absolute;margin-left:57.636pt;margin-top:390.343pt;width:68.970pt;height:18.449pt;z-index:251659264;mso-position-horizontal-relative:page;mso-position-vertical-relative:page;mso-wrap-style:none;mso-fit-shape-to-text:t;">
+          <v:shape id="DocuMindTextBox87" type="#_x0000_t202" stroked="f" filled="f" o:allowincell="f" style="position:absolute;margin-left:57.636pt;margin-top:390.343pt;width:68.970pt;height:18.449pt;z-index:251659264;mso-position-horizontal-relative:page;mso-position-vertical-relative:page;mso-wrap-style:none;mso-fit-shape-to-text:t;">
             <w10:wrap type="none"/>
             <v:textbox inset="0,0,0,0">
               <w:txbxContent>
@@ -2301,7 +2325,7 @@
       </w:r>
       <w:r>
         <w:pict>
-          <v:shape id="DocuMindTextBox85" type="#_x0000_t202" stroked="f" filled="f" o:allowincell="f" style="position:absolute;margin-left:129.629pt;margin-top:390.343pt;width:20.974pt;height:18.449pt;z-index:251659264;mso-position-horizontal-relative:page;mso-position-vertical-relative:page;mso-wrap-style:none;mso-fit-shape-to-text:t;">
+          <v:shape id="DocuMindTextBox88" type="#_x0000_t202" stroked="f" filled="f" o:allowincell="f" style="position:absolute;margin-left:129.629pt;margin-top:390.343pt;width:20.974pt;height:18.449pt;z-index:251659264;mso-position-horizontal-relative:page;mso-position-vertical-relative:page;mso-wrap-style:none;mso-fit-shape-to-text:t;">
             <w10:wrap type="none"/>
             <v:textbox inset="0,0,0,0">
               <w:txbxContent>
@@ -2328,7 +2352,7 @@
       </w:r>
       <w:r>
         <w:pict>
-          <v:shape id="DocuMindTextBox86" type="#_x0000_t202" stroked="f" filled="f" o:allowincell="f" style="position:absolute;margin-left:153.627pt;margin-top:390.343pt;width:26.974pt;height:18.449pt;z-index:251659264;mso-position-horizontal-relative:page;mso-position-vertical-relative:page;mso-wrap-style:none;mso-fit-shape-to-text:t;">
+          <v:shape id="DocuMindTextBox89" type="#_x0000_t202" stroked="f" filled="f" o:allowincell="f" style="position:absolute;margin-left:153.627pt;margin-top:390.343pt;width:26.974pt;height:18.449pt;z-index:251659264;mso-position-horizontal-relative:page;mso-position-vertical-relative:page;mso-wrap-style:none;mso-fit-shape-to-text:t;">
             <w10:wrap type="none"/>
             <v:textbox inset="0,0,0,0">
               <w:txbxContent>
@@ -2355,7 +2379,7 @@
       </w:r>
       <w:r>
         <w:pict>
-          <v:shape id="DocuMindTextBox87" type="#_x0000_t202" stroked="f" filled="f" o:allowincell="f" style="position:absolute;margin-left:183.624pt;margin-top:390.343pt;width:14.975pt;height:18.449pt;z-index:251659264;mso-position-horizontal-relative:page;mso-position-vertical-relative:page;mso-wrap-style:none;mso-fit-shape-to-text:t;">
+          <v:shape id="DocuMindTextBox90" type="#_x0000_t202" stroked="f" filled="f" o:allowincell="f" style="position:absolute;margin-left:183.624pt;margin-top:390.343pt;width:14.975pt;height:18.449pt;z-index:251659264;mso-position-horizontal-relative:page;mso-position-vertical-relative:page;mso-wrap-style:none;mso-fit-shape-to-text:t;">
             <w10:wrap type="none"/>
             <v:textbox inset="0,0,0,0">
               <w:txbxContent>
@@ -2382,7 +2406,7 @@
       </w:r>
       <w:r>
         <w:pict>
-          <v:shape id="DocuMindTextBox88" type="#_x0000_t202" stroked="f" filled="f" o:allowincell="f" style="position:absolute;margin-left:57.636pt;margin-top:401.742pt;width:38.973pt;height:18.449pt;z-index:251659264;mso-position-horizontal-relative:page;mso-position-vertical-relative:page;mso-wrap-style:none;mso-fit-shape-to-text:t;">
+          <v:shape id="DocuMindTextBox91" type="#_x0000_t202" stroked="f" filled="f" o:allowincell="f" style="position:absolute;margin-left:57.636pt;margin-top:401.742pt;width:38.973pt;height:18.449pt;z-index:251659264;mso-position-horizontal-relative:page;mso-position-vertical-relative:page;mso-wrap-style:none;mso-fit-shape-to-text:t;">
             <w10:wrap type="none"/>
             <v:textbox inset="0,0,0,0">
               <w:txbxContent>
@@ -2409,7 +2433,7 @@
       </w:r>
       <w:r>
         <w:pict>
-          <v:shape id="DocuMindTextBox89" type="#_x0000_t202" stroked="f" filled="f" o:allowincell="f" style="position:absolute;margin-left:99.632pt;margin-top:401.742pt;width:62.970pt;height:18.449pt;z-index:251659264;mso-position-horizontal-relative:page;mso-position-vertical-relative:page;mso-wrap-style:none;mso-fit-shape-to-text:t;">
+          <v:shape id="DocuMindTextBox92" type="#_x0000_t202" stroked="f" filled="f" o:allowincell="f" style="position:absolute;margin-left:99.632pt;margin-top:401.742pt;width:62.970pt;height:18.449pt;z-index:251659264;mso-position-horizontal-relative:page;mso-position-vertical-relative:page;mso-wrap-style:none;mso-fit-shape-to-text:t;">
             <w10:wrap type="none"/>
             <v:textbox inset="0,0,0,0">
               <w:txbxContent>
@@ -2436,7 +2460,7 @@
       </w:r>
       <w:r>
         <w:pict>
-          <v:shape id="DocuMindTextBox90" type="#_x0000_t202" stroked="f" filled="f" o:allowincell="f" style="position:absolute;margin-left:57.636pt;margin-top:413.021pt;width:32.973pt;height:18.449pt;z-index:251659264;mso-position-horizontal-relative:page;mso-position-vertical-relative:page;mso-wrap-style:none;mso-fit-shape-to-text:t;">
+          <v:shape id="DocuMindTextBox93" type="#_x0000_t202" stroked="f" filled="f" o:allowincell="f" style="position:absolute;margin-left:57.636pt;margin-top:413.021pt;width:32.973pt;height:18.449pt;z-index:251659264;mso-position-horizontal-relative:page;mso-position-vertical-relative:page;mso-wrap-style:none;mso-fit-shape-to-text:t;">
             <w10:wrap type="none"/>
             <v:textbox inset="0,0,0,0">
               <w:txbxContent>
@@ -2463,7 +2487,7 @@
       </w:r>
       <w:r>
         <w:pict>
-          <v:shape id="DocuMindTextBox91" type="#_x0000_t202" stroked="f" filled="f" o:allowincell="f" style="position:absolute;margin-left:307.815pt;margin-top:112.790pt;width:135.080pt;height:20.999pt;z-index:251659264;mso-position-horizontal-relative:page;mso-position-vertical-relative:page;mso-wrap-style:none;mso-fit-shape-to-text:t;">
+          <v:shape id="DocuMindTextBox94" type="#_x0000_t202" stroked="f" filled="f" o:allowincell="f" style="position:absolute;margin-left:307.815pt;margin-top:112.790pt;width:135.080pt;height:20.999pt;z-index:251659264;mso-position-horizontal-relative:page;mso-position-vertical-relative:page;mso-wrap-style:none;mso-fit-shape-to-text:t;">
             <w10:wrap type="none"/>
             <v:textbox inset="0,0,0,0">
               <w:txbxContent>
@@ -2490,7 +2514,7 @@
       </w:r>
       <w:r>
         <w:pict>
-          <v:shape id="DocuMindTextBox92" type="#_x0000_t202" stroked="f" filled="f" o:allowincell="f" style="position:absolute;margin-left:307.815pt;margin-top:131.646pt;width:62.970pt;height:18.449pt;z-index:251659264;mso-position-horizontal-relative:page;mso-position-vertical-relative:page;mso-wrap-style:none;mso-fit-shape-to-text:t;">
+          <v:shape id="DocuMindTextBox95" type="#_x0000_t202" stroked="f" filled="f" o:allowincell="f" style="position:absolute;margin-left:307.815pt;margin-top:131.646pt;width:62.970pt;height:18.449pt;z-index:251659264;mso-position-horizontal-relative:page;mso-position-vertical-relative:page;mso-wrap-style:none;mso-fit-shape-to-text:t;">
             <w10:wrap type="none"/>
             <v:textbox inset="0,0,0,0">
               <w:txbxContent>
@@ -2517,7 +2541,7 @@
       </w:r>
       <w:r>
         <w:pict>
-          <v:shape id="DocuMindTextBox93" type="#_x0000_t202" stroked="f" filled="f" o:allowincell="f" style="position:absolute;margin-left:307.815pt;margin-top:143.045pt;width:50.971pt;height:18.449pt;z-index:251659264;mso-position-horizontal-relative:page;mso-position-vertical-relative:page;mso-wrap-style:none;mso-fit-shape-to-text:t;">
+          <v:shape id="DocuMindTextBox96" type="#_x0000_t202" stroked="f" filled="f" o:allowincell="f" style="position:absolute;margin-left:307.815pt;margin-top:143.045pt;width:50.971pt;height:18.449pt;z-index:251659264;mso-position-horizontal-relative:page;mso-position-vertical-relative:page;mso-wrap-style:none;mso-fit-shape-to-text:t;">
             <w10:wrap type="none"/>
             <v:textbox inset="0,0,0,0">
               <w:txbxContent>
@@ -2544,7 +2568,7 @@
       </w:r>
       <w:r>
         <w:pict>
-          <v:shape id="DocuMindTextBox94" type="#_x0000_t202" stroked="f" filled="f" o:allowincell="f" style="position:absolute;margin-left:361.810pt;margin-top:143.045pt;width:14.975pt;height:18.449pt;z-index:251659264;mso-position-horizontal-relative:page;mso-position-vertical-relative:page;mso-wrap-style:none;mso-fit-shape-to-text:t;">
+          <v:shape id="DocuMindTextBox97" type="#_x0000_t202" stroked="f" filled="f" o:allowincell="f" style="position:absolute;margin-left:361.810pt;margin-top:143.045pt;width:14.975pt;height:18.449pt;z-index:251659264;mso-position-horizontal-relative:page;mso-position-vertical-relative:page;mso-wrap-style:none;mso-fit-shape-to-text:t;">
             <w10:wrap type="none"/>
             <v:textbox inset="0,0,0,0">
               <w:txbxContent>
@@ -2571,7 +2595,7 @@
       </w:r>
       <w:r>
         <w:pict>
-          <v:shape id="DocuMindTextBox95" type="#_x0000_t202" stroked="f" filled="f" o:allowincell="f" style="position:absolute;margin-left:379.808pt;margin-top:143.045pt;width:38.973pt;height:18.449pt;z-index:251659264;mso-position-horizontal-relative:page;mso-position-vertical-relative:page;mso-wrap-style:none;mso-fit-shape-to-text:t;">
+          <v:shape id="DocuMindTextBox98" type="#_x0000_t202" stroked="f" filled="f" o:allowincell="f" style="position:absolute;margin-left:379.808pt;margin-top:143.045pt;width:38.973pt;height:18.449pt;z-index:251659264;mso-position-horizontal-relative:page;mso-position-vertical-relative:page;mso-wrap-style:none;mso-fit-shape-to-text:t;">
             <w10:wrap type="none"/>
             <v:textbox inset="0,0,0,0">
               <w:txbxContent>
@@ -2598,7 +2622,7 @@
       </w:r>
       <w:r>
         <w:pict>
-          <v:shape id="DocuMindTextBox96" type="#_x0000_t202" stroked="f" filled="f" o:allowincell="f" style="position:absolute;margin-left:307.815pt;margin-top:154.324pt;width:86.968pt;height:18.449pt;z-index:251659264;mso-position-horizontal-relative:page;mso-position-vertical-relative:page;mso-wrap-style:none;mso-fit-shape-to-text:t;">
+          <v:shape id="DocuMindTextBox99" type="#_x0000_t202" stroked="f" filled="f" o:allowincell="f" style="position:absolute;margin-left:307.815pt;margin-top:154.324pt;width:86.968pt;height:18.449pt;z-index:251659264;mso-position-horizontal-relative:page;mso-position-vertical-relative:page;mso-wrap-style:none;mso-fit-shape-to-text:t;">
             <w10:wrap type="none"/>
             <v:textbox inset="0,0,0,0">
               <w:txbxContent>
@@ -2625,7 +2649,7 @@
       </w:r>
       <w:r>
         <w:pict>
-          <v:shape id="DocuMindTextBox97" type="#_x0000_t202" stroked="f" filled="f" o:allowincell="f" style="position:absolute;margin-left:307.815pt;margin-top:165.603pt;width:38.973pt;height:18.449pt;z-index:251659264;mso-position-horizontal-relative:page;mso-position-vertical-relative:page;mso-wrap-style:none;mso-fit-shape-to-text:t;">
+          <v:shape id="DocuMindTextBox100" type="#_x0000_t202" stroked="f" filled="f" o:allowincell="f" style="position:absolute;margin-left:307.815pt;margin-top:165.603pt;width:38.973pt;height:18.449pt;z-index:251659264;mso-position-horizontal-relative:page;mso-position-vertical-relative:page;mso-wrap-style:none;mso-fit-shape-to-text:t;">
             <w10:wrap type="none"/>
             <v:textbox inset="0,0,0,0">
               <w:txbxContent>
@@ -2652,7 +2676,7 @@
       </w:r>
       <w:r>
         <w:pict>
-          <v:shape id="DocuMindTextBox98" type="#_x0000_t202" stroked="f" filled="f" o:allowincell="f" style="position:absolute;margin-left:307.815pt;margin-top:177.002pt;width:50.971pt;height:18.449pt;z-index:251659264;mso-position-horizontal-relative:page;mso-position-vertical-relative:page;mso-wrap-style:none;mso-fit-shape-to-text:t;">
+          <v:shape id="DocuMindTextBox101" type="#_x0000_t202" stroked="f" filled="f" o:allowincell="f" style="position:absolute;margin-left:307.815pt;margin-top:177.002pt;width:50.971pt;height:18.449pt;z-index:251659264;mso-position-horizontal-relative:page;mso-position-vertical-relative:page;mso-wrap-style:none;mso-fit-shape-to-text:t;">
             <w10:wrap type="none"/>
             <v:textbox inset="0,0,0,0">
               <w:txbxContent>
@@ -2679,7 +2703,7 @@
       </w:r>
       <w:r>
         <w:pict>
-          <v:shape id="DocuMindTextBox99" type="#_x0000_t202" stroked="f" filled="f" o:allowincell="f" style="position:absolute;margin-left:361.810pt;margin-top:177.002pt;width:14.975pt;height:18.449pt;z-index:251659264;mso-position-horizontal-relative:page;mso-position-vertical-relative:page;mso-wrap-style:none;mso-fit-shape-to-text:t;">
+          <v:shape id="DocuMindTextBox102" type="#_x0000_t202" stroked="f" filled="f" o:allowincell="f" style="position:absolute;margin-left:361.810pt;margin-top:177.002pt;width:14.975pt;height:18.449pt;z-index:251659264;mso-position-horizontal-relative:page;mso-position-vertical-relative:page;mso-wrap-style:none;mso-fit-shape-to-text:t;">
             <w10:wrap type="none"/>
             <v:textbox inset="0,0,0,0">
               <w:txbxContent>
@@ -2706,7 +2730,7 @@
       </w:r>
       <w:r>
         <w:pict>
-          <v:shape id="DocuMindTextBox100" type="#_x0000_t202" stroked="f" filled="f" o:allowincell="f" style="position:absolute;margin-left:379.808pt;margin-top:177.002pt;width:26.974pt;height:18.449pt;z-index:251659264;mso-position-horizontal-relative:page;mso-position-vertical-relative:page;mso-wrap-style:none;mso-fit-shape-to-text:t;">
+          <v:shape id="DocuMindTextBox103" type="#_x0000_t202" stroked="f" filled="f" o:allowincell="f" style="position:absolute;margin-left:379.808pt;margin-top:177.002pt;width:26.974pt;height:18.449pt;z-index:251659264;mso-position-horizontal-relative:page;mso-position-vertical-relative:page;mso-wrap-style:none;mso-fit-shape-to-text:t;">
             <w10:wrap type="none"/>
             <v:textbox inset="0,0,0,0">
               <w:txbxContent>
@@ -2733,7 +2757,7 @@
       </w:r>
       <w:r>
         <w:pict>
-          <v:shape id="DocuMindTextBox101" type="#_x0000_t202" stroked="f" filled="f" o:allowincell="f" style="position:absolute;margin-left:409.805pt;margin-top:177.002pt;width:38.973pt;height:18.449pt;z-index:251659264;mso-position-horizontal-relative:page;mso-position-vertical-relative:page;mso-wrap-style:none;mso-fit-shape-to-text:t;">
+          <v:shape id="DocuMindTextBox104" type="#_x0000_t202" stroked="f" filled="f" o:allowincell="f" style="position:absolute;margin-left:409.805pt;margin-top:177.002pt;width:38.973pt;height:18.449pt;z-index:251659264;mso-position-horizontal-relative:page;mso-position-vertical-relative:page;mso-wrap-style:none;mso-fit-shape-to-text:t;">
             <w10:wrap type="none"/>
             <v:textbox inset="0,0,0,0">
               <w:txbxContent>
@@ -2760,7 +2784,7 @@
       </w:r>
       <w:r>
         <w:pict>
-          <v:shape id="DocuMindTextBox102" type="#_x0000_t202" stroked="f" filled="f" o:allowincell="f" style="position:absolute;margin-left:307.815pt;margin-top:188.281pt;width:86.968pt;height:18.449pt;z-index:251659264;mso-position-horizontal-relative:page;mso-position-vertical-relative:page;mso-wrap-style:none;mso-fit-shape-to-text:t;">
+          <v:shape id="DocuMindTextBox105" type="#_x0000_t202" stroked="f" filled="f" o:allowincell="f" style="position:absolute;margin-left:307.815pt;margin-top:188.281pt;width:86.968pt;height:18.449pt;z-index:251659264;mso-position-horizontal-relative:page;mso-position-vertical-relative:page;mso-wrap-style:none;mso-fit-shape-to-text:t;">
             <w10:wrap type="none"/>
             <v:textbox inset="0,0,0,0">
               <w:txbxContent>
@@ -2787,7 +2811,7 @@
       </w:r>
       <w:r>
         <w:pict>
-          <v:shape id="DocuMindTextBox103" type="#_x0000_t202" stroked="f" filled="f" o:allowincell="f" style="position:absolute;margin-left:307.815pt;margin-top:199.680pt;width:50.971pt;height:18.449pt;z-index:251659264;mso-position-horizontal-relative:page;mso-position-vertical-relative:page;mso-wrap-style:none;mso-fit-shape-to-text:t;">
+          <v:shape id="DocuMindTextBox106" type="#_x0000_t202" stroked="f" filled="f" o:allowincell="f" style="position:absolute;margin-left:307.815pt;margin-top:199.680pt;width:50.971pt;height:18.449pt;z-index:251659264;mso-position-horizontal-relative:page;mso-position-vertical-relative:page;mso-wrap-style:none;mso-fit-shape-to-text:t;">
             <w10:wrap type="none"/>
             <v:textbox inset="0,0,0,0">
               <w:txbxContent>
@@ -2814,7 +2838,7 @@
       </w:r>
       <w:r>
         <w:pict>
-          <v:shape id="DocuMindTextBox104" type="#_x0000_t202" stroked="f" filled="f" o:allowincell="f" style="position:absolute;margin-left:307.815pt;margin-top:210.959pt;width:50.971pt;height:18.449pt;z-index:251659264;mso-position-horizontal-relative:page;mso-position-vertical-relative:page;mso-wrap-style:none;mso-fit-shape-to-text:t;">
+          <v:shape id="DocuMindTextBox107" type="#_x0000_t202" stroked="f" filled="f" o:allowincell="f" style="position:absolute;margin-left:307.815pt;margin-top:210.959pt;width:50.971pt;height:18.449pt;z-index:251659264;mso-position-horizontal-relative:page;mso-position-vertical-relative:page;mso-wrap-style:none;mso-fit-shape-to-text:t;">
             <w10:wrap type="none"/>
             <v:textbox inset="0,0,0,0">
               <w:txbxContent>
@@ -2841,7 +2865,7 @@
       </w:r>
       <w:r>
         <w:pict>
-          <v:shape id="DocuMindTextBox105" type="#_x0000_t202" stroked="f" filled="f" o:allowincell="f" style="position:absolute;margin-left:361.810pt;margin-top:210.959pt;width:14.975pt;height:18.449pt;z-index:251659264;mso-position-horizontal-relative:page;mso-position-vertical-relative:page;mso-wrap-style:none;mso-fit-shape-to-text:t;">
+          <v:shape id="DocuMindTextBox108" type="#_x0000_t202" stroked="f" filled="f" o:allowincell="f" style="position:absolute;margin-left:361.810pt;margin-top:210.959pt;width:14.975pt;height:18.449pt;z-index:251659264;mso-position-horizontal-relative:page;mso-position-vertical-relative:page;mso-wrap-style:none;mso-fit-shape-to-text:t;">
             <w10:wrap type="none"/>
             <v:textbox inset="0,0,0,0">
               <w:txbxContent>
@@ -2868,7 +2892,7 @@
       </w:r>
       <w:r>
         <w:pict>
-          <v:shape id="DocuMindTextBox106" type="#_x0000_t202" stroked="f" filled="f" o:allowincell="f" style="position:absolute;margin-left:379.808pt;margin-top:210.959pt;width:68.970pt;height:18.449pt;z-index:251659264;mso-position-horizontal-relative:page;mso-position-vertical-relative:page;mso-wrap-style:none;mso-fit-shape-to-text:t;">
+          <v:shape id="DocuMindTextBox109" type="#_x0000_t202" stroked="f" filled="f" o:allowincell="f" style="position:absolute;margin-left:379.808pt;margin-top:210.959pt;width:68.970pt;height:18.449pt;z-index:251659264;mso-position-horizontal-relative:page;mso-position-vertical-relative:page;mso-wrap-style:none;mso-fit-shape-to-text:t;">
             <w10:wrap type="none"/>
             <v:textbox inset="0,0,0,0">
               <w:txbxContent>
@@ -2895,7 +2919,7 @@
       </w:r>
       <w:r>
         <w:pict>
-          <v:shape id="DocuMindTextBox107" type="#_x0000_t202" stroked="f" filled="f" o:allowincell="f" style="position:absolute;margin-left:451.801pt;margin-top:210.959pt;width:50.971pt;height:18.449pt;z-index:251659264;mso-position-horizontal-relative:page;mso-position-vertical-relative:page;mso-wrap-style:none;mso-fit-shape-to-text:t;">
+          <v:shape id="DocuMindTextBox110" type="#_x0000_t202" stroked="f" filled="f" o:allowincell="f" style="position:absolute;margin-left:451.801pt;margin-top:210.959pt;width:50.971pt;height:18.449pt;z-index:251659264;mso-position-horizontal-relative:page;mso-position-vertical-relative:page;mso-wrap-style:none;mso-fit-shape-to-text:t;">
             <w10:wrap type="none"/>
             <v:textbox inset="0,0,0,0">
               <w:txbxContent>
@@ -2922,7 +2946,7 @@
       </w:r>
       <w:r>
         <w:pict>
-          <v:shape id="DocuMindTextBox108" type="#_x0000_t202" stroked="f" filled="f" o:allowincell="f" style="position:absolute;margin-left:307.815pt;margin-top:222.238pt;width:98.967pt;height:18.449pt;z-index:251659264;mso-position-horizontal-relative:page;mso-position-vertical-relative:page;mso-wrap-style:none;mso-fit-shape-to-text:t;">
+          <v:shape id="DocuMindTextBox111" type="#_x0000_t202" stroked="f" filled="f" o:allowincell="f" style="position:absolute;margin-left:307.815pt;margin-top:222.238pt;width:98.967pt;height:18.449pt;z-index:251659264;mso-position-horizontal-relative:page;mso-position-vertical-relative:page;mso-wrap-style:none;mso-fit-shape-to-text:t;">
             <w10:wrap type="none"/>
             <v:textbox inset="0,0,0,0">
               <w:txbxContent>
@@ -2949,7 +2973,7 @@
       </w:r>
       <w:r>
         <w:pict>
-          <v:shape id="DocuMindTextBox109" type="#_x0000_t202" stroked="f" filled="f" o:allowincell="f" style="position:absolute;margin-left:57.636pt;margin-top:433.193pt;width:293.605pt;height:19.799pt;z-index:251659264;mso-position-horizontal-relative:page;mso-position-vertical-relative:page;mso-wrap-style:none;mso-fit-shape-to-text:t;">
+          <v:shape id="DocuMindTextBox112" type="#_x0000_t202" stroked="f" filled="f" o:allowincell="f" style="position:absolute;margin-left:57.636pt;margin-top:433.193pt;width:293.605pt;height:19.799pt;z-index:251659264;mso-position-horizontal-relative:page;mso-position-vertical-relative:page;mso-wrap-style:none;mso-fit-shape-to-text:t;">
             <w10:wrap type="none"/>
             <v:textbox inset="0,0,0,0">
               <w:txbxContent>
@@ -2976,7 +3000,7 @@
       </w:r>
       <w:r>
         <w:pict>
-          <v:shape id="DocuMindTextBox110" type="#_x0000_t202" stroked="f" filled="f" o:allowincell="f" style="position:absolute;margin-left:57.636pt;margin-top:453.762pt;width:10.049pt;height:18.977pt;z-index:251659264;mso-position-horizontal-relative:page;mso-position-vertical-relative:page;mso-wrap-style:none;mso-fit-shape-to-text:t;">
+          <v:shape id="DocuMindTextBox113" type="#_x0000_t202" stroked="f" filled="f" o:allowincell="f" style="position:absolute;margin-left:57.636pt;margin-top:453.762pt;width:10.049pt;height:18.977pt;z-index:251659264;mso-position-horizontal-relative:page;mso-position-vertical-relative:page;mso-wrap-style:none;mso-fit-shape-to-text:t;">
             <w10:wrap type="none"/>
             <v:textbox inset="0,0,0,0">
               <w:txbxContent>
@@ -3003,7 +3027,7 @@
       </w:r>
       <w:r>
         <w:pict>
-          <v:shape id="DocuMindTextBox111" type="#_x0000_t202" stroked="f" filled="f" o:allowincell="f" style="position:absolute;margin-left:75.634pt;margin-top:453.831pt;width:181.597pt;height:19.799pt;z-index:251659264;mso-position-horizontal-relative:page;mso-position-vertical-relative:page;mso-wrap-style:none;mso-fit-shape-to-text:t;">
+          <v:shape id="DocuMindTextBox114" type="#_x0000_t202" stroked="f" filled="f" o:allowincell="f" style="position:absolute;margin-left:75.634pt;margin-top:453.831pt;width:181.597pt;height:19.799pt;z-index:251659264;mso-position-horizontal-relative:page;mso-position-vertical-relative:page;mso-wrap-style:none;mso-fit-shape-to-text:t;">
             <w10:wrap type="none"/>
             <v:textbox inset="0,0,0,0">
               <w:txbxContent>
@@ -3030,7 +3054,7 @@
       </w:r>
       <w:r>
         <w:pict>
-          <v:shape id="DocuMindTextBox112" type="#_x0000_t202" stroked="f" filled="f" o:allowincell="f" style="position:absolute;margin-left:57.636pt;margin-top:474.401pt;width:10.049pt;height:18.977pt;z-index:251659264;mso-position-horizontal-relative:page;mso-position-vertical-relative:page;mso-wrap-style:none;mso-fit-shape-to-text:t;">
+          <v:shape id="DocuMindTextBox115" type="#_x0000_t202" stroked="f" filled="f" o:allowincell="f" style="position:absolute;margin-left:57.636pt;margin-top:474.401pt;width:10.049pt;height:18.977pt;z-index:251659264;mso-position-horizontal-relative:page;mso-position-vertical-relative:page;mso-wrap-style:none;mso-fit-shape-to-text:t;">
             <w10:wrap type="none"/>
             <v:textbox inset="0,0,0,0">
               <w:txbxContent>
@@ -3057,7 +3081,7 @@
       </w:r>
       <w:r>
         <w:pict>
-          <v:shape id="DocuMindTextBox113" type="#_x0000_t202" stroked="f" filled="f" o:allowincell="f" style="position:absolute;margin-left:75.634pt;margin-top:474.469pt;width:204.689pt;height:19.799pt;z-index:251659264;mso-position-horizontal-relative:page;mso-position-vertical-relative:page;mso-wrap-style:none;mso-fit-shape-to-text:t;">
+          <v:shape id="DocuMindTextBox116" type="#_x0000_t202" stroked="f" filled="f" o:allowincell="f" style="position:absolute;margin-left:75.634pt;margin-top:474.469pt;width:204.689pt;height:19.799pt;z-index:251659264;mso-position-horizontal-relative:page;mso-position-vertical-relative:page;mso-wrap-style:none;mso-fit-shape-to-text:t;">
             <w10:wrap type="none"/>
             <v:textbox inset="0,0,0,0">
               <w:txbxContent>
@@ -3084,7 +3108,7 @@
       </w:r>
       <w:r>
         <w:pict>
-          <v:shape id="DocuMindTextBox114" type="#_x0000_t202" stroked="f" filled="f" o:allowincell="f" style="position:absolute;margin-left:57.636pt;margin-top:495.039pt;width:10.049pt;height:18.977pt;z-index:251659264;mso-position-horizontal-relative:page;mso-position-vertical-relative:page;mso-wrap-style:none;mso-fit-shape-to-text:t;">
+          <v:shape id="DocuMindTextBox117" type="#_x0000_t202" stroked="f" filled="f" o:allowincell="f" style="position:absolute;margin-left:57.636pt;margin-top:495.039pt;width:10.049pt;height:18.977pt;z-index:251659264;mso-position-horizontal-relative:page;mso-position-vertical-relative:page;mso-wrap-style:none;mso-fit-shape-to-text:t;">
             <w10:wrap type="none"/>
             <v:textbox inset="0,0,0,0">
               <w:txbxContent>
@@ -3111,7 +3135,7 @@
       </w:r>
       <w:r>
         <w:pict>
-          <v:shape id="DocuMindTextBox115" type="#_x0000_t202" stroked="f" filled="f" o:allowincell="f" style="position:absolute;margin-left:75.634pt;margin-top:495.107pt;width:259.964pt;height:19.799pt;z-index:251659264;mso-position-horizontal-relative:page;mso-position-vertical-relative:page;mso-wrap-style:none;mso-fit-shape-to-text:t;">
+          <v:shape id="DocuMindTextBox118" type="#_x0000_t202" stroked="f" filled="f" o:allowincell="f" style="position:absolute;margin-left:75.634pt;margin-top:495.107pt;width:259.964pt;height:19.799pt;z-index:251659264;mso-position-horizontal-relative:page;mso-position-vertical-relative:page;mso-wrap-style:none;mso-fit-shape-to-text:t;">
             <w10:wrap type="none"/>
             <v:textbox inset="0,0,0,0">
               <w:txbxContent>
@@ -3158,7 +3182,15 @@
       </w:r>
       <w:r>
         <w:pict>
-          <v:shape id="DocuMindTextBox116" type="#_x0000_t202" stroked="f" filled="f" o:allowincell="f" style="position:absolute;margin-left:57.636pt;margin-top:734.050pt;width:99.713pt;height:17.249pt;z-index:251659264;mso-position-horizontal-relative:page;mso-position-vertical-relative:page;mso-wrap-style:none;mso-fit-shape-to-text:t;">
+          <v:shape id="DocuMindImage119" type="#_x0000_t75" stroked="f" o:allowincell="f" style="position:absolute;margin-left:57.636pt;margin-top:35.997pt;width:70.914pt;height:48.236pt;z-index:1;mso-position-horizontal-relative:page;mso-position-vertical-relative:page;mso-wrap-style:none;">
+            <w10:wrap type="none"/>
+            <v:imagedata r:id="rId9" o:title=""/>
+          </v:shape>
+        </w:pict>
+      </w:r>
+      <w:r>
+        <w:pict>
+          <v:shape id="DocuMindTextBox120" type="#_x0000_t202" stroked="f" filled="f" o:allowincell="f" style="position:absolute;margin-left:57.636pt;margin-top:734.050pt;width:99.713pt;height:17.249pt;z-index:251659264;mso-position-horizontal-relative:page;mso-position-vertical-relative:page;mso-wrap-style:none;mso-fit-shape-to-text:t;">
             <w10:wrap type="none"/>
             <v:textbox inset="0,0,0,0">
               <w:txbxContent>
@@ -3185,7 +3217,7 @@
       </w:r>
       <w:r>
         <w:pict>
-          <v:shape id="DocuMindTextBox117" type="#_x0000_t202" stroked="f" filled="f" o:allowincell="f" style="position:absolute;margin-left:475.799pt;margin-top:734.050pt;width:51.695pt;height:17.249pt;z-index:251659264;mso-position-horizontal-relative:page;mso-position-vertical-relative:page;mso-wrap-style:none;mso-fit-shape-to-text:t;">
+          <v:shape id="DocuMindTextBox121" type="#_x0000_t202" stroked="f" filled="f" o:allowincell="f" style="position:absolute;margin-left:475.799pt;margin-top:734.050pt;width:51.695pt;height:17.249pt;z-index:251659264;mso-position-horizontal-relative:page;mso-position-vertical-relative:page;mso-wrap-style:none;mso-fit-shape-to-text:t;">
             <w10:wrap type="none"/>
             <v:textbox inset="0,0,0,0">
               <w:txbxContent>
@@ -3212,7 +3244,7 @@
       </w:r>
       <w:r>
         <w:pict>
-          <v:shape id="DocuMindTextBox118" type="#_x0000_t202" stroked="f" filled="f" o:allowincell="f" style="position:absolute;margin-left:57.636pt;margin-top:117.064pt;width:92.681pt;height:23.549pt;z-index:251659264;mso-position-horizontal-relative:page;mso-position-vertical-relative:page;mso-wrap-style:none;mso-fit-shape-to-text:t;">
+          <v:shape id="DocuMindTextBox122" type="#_x0000_t202" stroked="f" filled="f" o:allowincell="f" style="position:absolute;margin-left:57.636pt;margin-top:117.064pt;width:92.681pt;height:23.549pt;z-index:251659264;mso-position-horizontal-relative:page;mso-position-vertical-relative:page;mso-wrap-style:none;mso-fit-shape-to-text:t;">
             <w10:wrap type="none"/>
             <v:textbox inset="0,0,0,0">
               <w:txbxContent>
@@ -3239,7 +3271,7 @@
       </w:r>
       <w:r>
         <w:pict>
-          <v:shape id="DocuMindTextBox119" type="#_x0000_t202" stroked="f" filled="f" o:allowincell="f" style="position:absolute;margin-left:57.636pt;margin-top:139.097pt;width:157.228pt;height:19.799pt;z-index:251659264;mso-position-horizontal-relative:page;mso-position-vertical-relative:page;mso-wrap-style:none;mso-fit-shape-to-text:t;">
+          <v:shape id="DocuMindTextBox123" type="#_x0000_t202" stroked="f" filled="f" o:allowincell="f" style="position:absolute;margin-left:57.636pt;margin-top:139.097pt;width:157.228pt;height:19.799pt;z-index:251659264;mso-position-horizontal-relative:page;mso-position-vertical-relative:page;mso-wrap-style:none;mso-fit-shape-to-text:t;">
             <w10:wrap type="none"/>
             <v:textbox inset="0,0,0,0">
               <w:txbxContent>
@@ -3266,7 +3298,7 @@
       </w:r>
       <w:r>
         <w:pict>
-          <v:shape id="DocuMindTextBox120" type="#_x0000_t202" stroked="f" filled="f" o:allowincell="f" style="position:absolute;margin-left:63.035pt;margin-top:171.014pt;width:53.820pt;height:19.799pt;z-index:251659264;mso-position-horizontal-relative:page;mso-position-vertical-relative:page;mso-wrap-style:none;mso-fit-shape-to-text:t;">
+          <v:shape id="DocuMindTextBox124" type="#_x0000_t202" stroked="f" filled="f" o:allowincell="f" style="position:absolute;margin-left:63.035pt;margin-top:171.014pt;width:53.820pt;height:19.799pt;z-index:251659264;mso-position-horizontal-relative:page;mso-position-vertical-relative:page;mso-wrap-style:none;mso-fit-shape-to-text:t;">
             <w10:wrap type="none"/>
             <v:textbox inset="0,0,0,0">
               <w:txbxContent>
@@ -3293,7 +3325,7 @@
       </w:r>
       <w:r>
         <w:pict>
-          <v:shape id="DocuMindTextBox121" type="#_x0000_t202" stroked="f" filled="f" o:allowincell="f" style="position:absolute;margin-left:225.022pt;margin-top:171.014pt;width:66.662pt;height:19.799pt;z-index:251659264;mso-position-horizontal-relative:page;mso-position-vertical-relative:page;mso-wrap-style:none;mso-fit-shape-to-text:t;">
+          <v:shape id="DocuMindTextBox125" type="#_x0000_t202" stroked="f" filled="f" o:allowincell="f" style="position:absolute;margin-left:225.022pt;margin-top:171.014pt;width:66.662pt;height:19.799pt;z-index:251659264;mso-position-horizontal-relative:page;mso-position-vertical-relative:page;mso-wrap-style:none;mso-fit-shape-to-text:t;">
             <w10:wrap type="none"/>
             <v:textbox inset="0,0,0,0">
               <w:txbxContent>
@@ -3320,7 +3352,7 @@
       </w:r>
       <w:r>
         <w:pict>
-          <v:shape id="DocuMindTextBox122" type="#_x0000_t202" stroked="f" filled="f" o:allowincell="f" style="position:absolute;margin-left:63.035pt;margin-top:194.172pt;width:93.489pt;height:19.799pt;z-index:251659264;mso-position-horizontal-relative:page;mso-position-vertical-relative:page;mso-wrap-style:none;mso-fit-shape-to-text:t;">
+          <v:shape id="DocuMindTextBox126" type="#_x0000_t202" stroked="f" filled="f" o:allowincell="f" style="position:absolute;margin-left:63.035pt;margin-top:194.172pt;width:93.489pt;height:19.799pt;z-index:251659264;mso-position-horizontal-relative:page;mso-position-vertical-relative:page;mso-wrap-style:none;mso-fit-shape-to-text:t;">
             <w10:wrap type="none"/>
             <v:textbox inset="0,0,0,0">
               <w:txbxContent>
@@ -3347,7 +3379,7 @@
       </w:r>
       <w:r>
         <w:pict>
-          <v:shape id="DocuMindTextBox123" type="#_x0000_t202" stroked="f" filled="f" o:allowincell="f" style="position:absolute;margin-left:224.971pt;margin-top:194.172pt;width:108.893pt;height:19.799pt;z-index:251659264;mso-position-horizontal-relative:page;mso-position-vertical-relative:page;mso-wrap-style:none;mso-fit-shape-to-text:t;">
+          <v:shape id="DocuMindTextBox127" type="#_x0000_t202" stroked="f" filled="f" o:allowincell="f" style="position:absolute;margin-left:224.971pt;margin-top:194.172pt;width:108.893pt;height:19.799pt;z-index:251659264;mso-position-horizontal-relative:page;mso-position-vertical-relative:page;mso-wrap-style:none;mso-fit-shape-to-text:t;">
             <w10:wrap type="none"/>
             <v:textbox inset="0,0,0,0">
               <w:txbxContent>
@@ -3374,7 +3406,7 @@
       </w:r>
       <w:r>
         <w:pict>
-          <v:shape id="DocuMindTextBox124" type="#_x0000_t202" stroked="f" filled="f" o:allowincell="f" style="position:absolute;margin-left:63.035pt;margin-top:217.211pt;width:94.183pt;height:19.799pt;z-index:251659264;mso-position-horizontal-relative:page;mso-position-vertical-relative:page;mso-wrap-style:none;mso-fit-shape-to-text:t;">
+          <v:shape id="DocuMindTextBox128" type="#_x0000_t202" stroked="f" filled="f" o:allowincell="f" style="position:absolute;margin-left:63.035pt;margin-top:217.211pt;width:94.183pt;height:19.799pt;z-index:251659264;mso-position-horizontal-relative:page;mso-position-vertical-relative:page;mso-wrap-style:none;mso-fit-shape-to-text:t;">
             <w10:wrap type="none"/>
             <v:textbox inset="0,0,0,0">
               <w:txbxContent>
@@ -3401,7 +3433,7 @@
       </w:r>
       <w:r>
         <w:pict>
-          <v:shape id="DocuMindTextBox125" type="#_x0000_t202" stroked="f" filled="f" o:allowincell="f" style="position:absolute;margin-left:224.945pt;margin-top:217.211pt;width:191.441pt;height:19.799pt;z-index:251659264;mso-position-horizontal-relative:page;mso-position-vertical-relative:page;mso-wrap-style:none;mso-fit-shape-to-text:t;">
+          <v:shape id="DocuMindTextBox129" type="#_x0000_t202" stroked="f" filled="f" o:allowincell="f" style="position:absolute;margin-left:224.945pt;margin-top:217.211pt;width:191.441pt;height:19.799pt;z-index:251659264;mso-position-horizontal-relative:page;mso-position-vertical-relative:page;mso-wrap-style:none;mso-fit-shape-to-text:t;">
             <w10:wrap type="none"/>
             <v:textbox inset="0,0,0,0">
               <w:txbxContent>
@@ -3428,7 +3460,7 @@
       </w:r>
       <w:r>
         <w:pict>
-          <v:shape id="DocuMindTextBox126" type="#_x0000_t202" stroked="f" filled="f" o:allowincell="f" style="position:absolute;margin-left:63.035pt;margin-top:240.129pt;width:91.041pt;height:19.799pt;z-index:251659264;mso-position-horizontal-relative:page;mso-position-vertical-relative:page;mso-wrap-style:none;mso-fit-shape-to-text:t;">
+          <v:shape id="DocuMindTextBox130" type="#_x0000_t202" stroked="f" filled="f" o:allowincell="f" style="position:absolute;margin-left:63.035pt;margin-top:240.129pt;width:91.041pt;height:19.799pt;z-index:251659264;mso-position-horizontal-relative:page;mso-position-vertical-relative:page;mso-wrap-style:none;mso-fit-shape-to-text:t;">
             <w10:wrap type="none"/>
             <v:textbox inset="0,0,0,0">
               <w:txbxContent>
@@ -3455,7 +3487,7 @@
       </w:r>
       <w:r>
         <w:pict>
-          <v:shape id="DocuMindTextBox127" type="#_x0000_t202" stroked="f" filled="f" o:allowincell="f" style="position:absolute;margin-left:224.924pt;margin-top:240.129pt;width:167.616pt;height:19.799pt;z-index:251659264;mso-position-horizontal-relative:page;mso-position-vertical-relative:page;mso-wrap-style:none;mso-fit-shape-to-text:t;">
+          <v:shape id="DocuMindTextBox131" type="#_x0000_t202" stroked="f" filled="f" o:allowincell="f" style="position:absolute;margin-left:224.924pt;margin-top:240.129pt;width:167.616pt;height:19.799pt;z-index:251659264;mso-position-horizontal-relative:page;mso-position-vertical-relative:page;mso-wrap-style:none;mso-fit-shape-to-text:t;">
             <w10:wrap type="none"/>
             <v:textbox inset="0,0,0,0">
               <w:txbxContent>
@@ -3482,7 +3514,7 @@
       </w:r>
       <w:r>
         <w:pict>
-          <v:shape id="DocuMindTextBox128" type="#_x0000_t202" stroked="f" filled="f" o:allowincell="f" style="position:absolute;margin-left:63.035pt;margin-top:263.167pt;width:96.584pt;height:19.799pt;z-index:251659264;mso-position-horizontal-relative:page;mso-position-vertical-relative:page;mso-wrap-style:none;mso-fit-shape-to-text:t;">
+          <v:shape id="DocuMindTextBox132" type="#_x0000_t202" stroked="f" filled="f" o:allowincell="f" style="position:absolute;margin-left:63.035pt;margin-top:263.167pt;width:96.584pt;height:19.799pt;z-index:251659264;mso-position-horizontal-relative:page;mso-position-vertical-relative:page;mso-wrap-style:none;mso-fit-shape-to-text:t;">
             <w10:wrap type="none"/>
             <v:textbox inset="0,0,0,0">
               <w:txbxContent>
@@ -3509,7 +3541,7 @@
       </w:r>
       <w:r>
         <w:pict>
-          <v:shape id="DocuMindTextBox129" type="#_x0000_t202" stroked="f" filled="f" o:allowincell="f" style="position:absolute;margin-left:224.947pt;margin-top:263.167pt;width:123.462pt;height:19.799pt;z-index:251659264;mso-position-horizontal-relative:page;mso-position-vertical-relative:page;mso-wrap-style:none;mso-fit-shape-to-text:t;">
+          <v:shape id="DocuMindTextBox133" type="#_x0000_t202" stroked="f" filled="f" o:allowincell="f" style="position:absolute;margin-left:224.947pt;margin-top:263.167pt;width:123.462pt;height:19.799pt;z-index:251659264;mso-position-horizontal-relative:page;mso-position-vertical-relative:page;mso-wrap-style:none;mso-fit-shape-to-text:t;">
             <w10:wrap type="none"/>
             <v:textbox inset="0,0,0,0">
               <w:txbxContent>
@@ -3536,7 +3568,7 @@
       </w:r>
       <w:r>
         <w:pict>
-          <v:shape id="DocuMindTextBox130" type="#_x0000_t202" stroked="f" filled="f" o:allowincell="f" style="position:absolute;margin-left:63.035pt;margin-top:286.205pt;width:91.049pt;height:19.799pt;z-index:251659264;mso-position-horizontal-relative:page;mso-position-vertical-relative:page;mso-wrap-style:none;mso-fit-shape-to-text:t;">
+          <v:shape id="DocuMindTextBox134" type="#_x0000_t202" stroked="f" filled="f" o:allowincell="f" style="position:absolute;margin-left:63.035pt;margin-top:286.205pt;width:91.049pt;height:19.799pt;z-index:251659264;mso-position-horizontal-relative:page;mso-position-vertical-relative:page;mso-wrap-style:none;mso-fit-shape-to-text:t;">
             <w10:wrap type="none"/>
             <v:textbox inset="0,0,0,0">
               <w:txbxContent>
@@ -3563,7 +3595,7 @@
       </w:r>
       <w:r>
         <w:pict>
-          <v:shape id="DocuMindTextBox131" type="#_x0000_t202" stroked="f" filled="f" o:allowincell="f" style="position:absolute;margin-left:224.932pt;margin-top:286.205pt;width:105.244pt;height:19.799pt;z-index:251659264;mso-position-horizontal-relative:page;mso-position-vertical-relative:page;mso-wrap-style:none;mso-fit-shape-to-text:t;">
+          <v:shape id="DocuMindTextBox135" type="#_x0000_t202" stroked="f" filled="f" o:allowincell="f" style="position:absolute;margin-left:224.932pt;margin-top:286.205pt;width:105.244pt;height:19.799pt;z-index:251659264;mso-position-horizontal-relative:page;mso-position-vertical-relative:page;mso-wrap-style:none;mso-fit-shape-to-text:t;">
             <w10:wrap type="none"/>
             <v:textbox inset="0,0,0,0">
               <w:txbxContent>
@@ -3590,7 +3622,7 @@
       </w:r>
       <w:r>
         <w:pict>
-          <v:shape id="DocuMindTextBox132" type="#_x0000_t202" stroked="f" filled="f" o:allowincell="f" style="position:absolute;margin-left:63.035pt;margin-top:309.123pt;width:114.940pt;height:19.799pt;z-index:251659264;mso-position-horizontal-relative:page;mso-position-vertical-relative:page;mso-wrap-style:none;mso-fit-shape-to-text:t;">
+          <v:shape id="DocuMindTextBox136" type="#_x0000_t202" stroked="f" filled="f" o:allowincell="f" style="position:absolute;margin-left:63.035pt;margin-top:309.123pt;width:114.940pt;height:19.799pt;z-index:251659264;mso-position-horizontal-relative:page;mso-position-vertical-relative:page;mso-wrap-style:none;mso-fit-shape-to-text:t;">
             <w10:wrap type="none"/>
             <v:textbox inset="0,0,0,0">
               <w:txbxContent>
@@ -3617,7 +3649,7 @@
       </w:r>
       <w:r>
         <w:pict>
-          <v:shape id="DocuMindTextBox133" type="#_x0000_t202" stroked="f" filled="f" o:allowincell="f" style="position:absolute;margin-left:224.944pt;margin-top:309.123pt;width:177.924pt;height:19.799pt;z-index:251659264;mso-position-horizontal-relative:page;mso-position-vertical-relative:page;mso-wrap-style:none;mso-fit-shape-to-text:t;">
+          <v:shape id="DocuMindTextBox137" type="#_x0000_t202" stroked="f" filled="f" o:allowincell="f" style="position:absolute;margin-left:224.944pt;margin-top:309.123pt;width:177.924pt;height:19.799pt;z-index:251659264;mso-position-horizontal-relative:page;mso-position-vertical-relative:page;mso-wrap-style:none;mso-fit-shape-to-text:t;">
             <w10:wrap type="none"/>
             <v:textbox inset="0,0,0,0">
               <w:txbxContent>
@@ -3644,7 +3676,7 @@
       </w:r>
       <w:r>
         <w:pict>
-          <v:shape id="DocuMindTextBox134" type="#_x0000_t202" stroked="f" filled="f" o:allowincell="f" style="position:absolute;margin-left:57.636pt;margin-top:344.205pt;width:153.280pt;height:23.549pt;z-index:251659264;mso-position-horizontal-relative:page;mso-position-vertical-relative:page;mso-wrap-style:none;mso-fit-shape-to-text:t;">
+          <v:shape id="DocuMindTextBox138" type="#_x0000_t202" stroked="f" filled="f" o:allowincell="f" style="position:absolute;margin-left:57.636pt;margin-top:344.205pt;width:153.280pt;height:23.549pt;z-index:251659264;mso-position-horizontal-relative:page;mso-position-vertical-relative:page;mso-wrap-style:none;mso-fit-shape-to-text:t;">
             <w10:wrap type="none"/>
             <v:textbox inset="0,0,0,0">
               <w:txbxContent>
@@ -3671,7 +3703,7 @@
       </w:r>
       <w:r>
         <w:pict>
-          <v:shape id="DocuMindTextBox135" type="#_x0000_t202" stroked="f" filled="f" o:allowincell="f" style="position:absolute;margin-left:57.636pt;margin-top:366.238pt;width:215.892pt;height:19.799pt;z-index:251659264;mso-position-horizontal-relative:page;mso-position-vertical-relative:page;mso-wrap-style:none;mso-fit-shape-to-text:t;">
+          <v:shape id="DocuMindTextBox139" type="#_x0000_t202" stroked="f" filled="f" o:allowincell="f" style="position:absolute;margin-left:57.636pt;margin-top:366.238pt;width:215.892pt;height:19.799pt;z-index:251659264;mso-position-horizontal-relative:page;mso-position-vertical-relative:page;mso-wrap-style:none;mso-fit-shape-to-text:t;">
             <w10:wrap type="none"/>
             <v:textbox inset="0,0,0,0">
               <w:txbxContent>
@@ -3698,7 +3730,7 @@
       </w:r>
       <w:r>
         <w:pict>
-          <v:shape id="DocuMindTextBox136" type="#_x0000_t202" stroked="f" filled="f" o:allowincell="f" style="position:absolute;margin-left:57.636pt;margin-top:386.877pt;width:150.063pt;height:19.799pt;z-index:251659264;mso-position-horizontal-relative:page;mso-position-vertical-relative:page;mso-wrap-style:none;mso-fit-shape-to-text:t;">
+          <v:shape id="DocuMindTextBox140" type="#_x0000_t202" stroked="f" filled="f" o:allowincell="f" style="position:absolute;margin-left:57.636pt;margin-top:386.877pt;width:150.063pt;height:19.799pt;z-index:251659264;mso-position-horizontal-relative:page;mso-position-vertical-relative:page;mso-wrap-style:none;mso-fit-shape-to-text:t;">
             <w10:wrap type="none"/>
             <v:textbox inset="0,0,0,0">
               <w:txbxContent>
@@ -3725,7 +3757,7 @@
       </w:r>
       <w:r>
         <w:pict>
-          <v:shape id="DocuMindTextBox137" type="#_x0000_t202" stroked="f" filled="f" o:allowincell="f" style="position:absolute;margin-left:204.744pt;margin-top:386.877pt;width:95.317pt;height:19.799pt;z-index:251659264;mso-position-horizontal-relative:page;mso-position-vertical-relative:page;mso-wrap-style:none;mso-fit-shape-to-text:t;">
+          <v:shape id="DocuMindTextBox141" type="#_x0000_t202" stroked="f" filled="f" o:allowincell="f" style="position:absolute;margin-left:204.744pt;margin-top:386.877pt;width:95.317pt;height:19.799pt;z-index:251659264;mso-position-horizontal-relative:page;mso-position-vertical-relative:page;mso-wrap-style:none;mso-fit-shape-to-text:t;">
             <w10:wrap type="none"/>
             <v:textbox inset="0,0,0,0">
               <w:txbxContent>
@@ -3752,7 +3784,7 @@
       </w:r>
       <w:r>
         <w:pict>
-          <v:shape id="DocuMindTextBox138" type="#_x0000_t202" stroked="f" filled="f" o:allowincell="f" style="position:absolute;margin-left:297.017pt;margin-top:386.877pt;width:191.302pt;height:19.799pt;z-index:251659264;mso-position-horizontal-relative:page;mso-position-vertical-relative:page;mso-wrap-style:none;mso-fit-shape-to-text:t;">
+          <v:shape id="DocuMindTextBox142" type="#_x0000_t202" stroked="f" filled="f" o:allowincell="f" style="position:absolute;margin-left:297.017pt;margin-top:386.877pt;width:191.302pt;height:19.799pt;z-index:251659264;mso-position-horizontal-relative:page;mso-position-vertical-relative:page;mso-wrap-style:none;mso-fit-shape-to-text:t;">
             <w10:wrap type="none"/>
             <v:textbox inset="0,0,0,0">
               <w:txbxContent>
@@ -3779,7 +3811,7 @@
       </w:r>
       <w:r>
         <w:pict>
-          <v:shape id="DocuMindTextBox139" type="#_x0000_t202" stroked="f" filled="f" o:allowincell="f" style="position:absolute;margin-left:75.635pt;margin-top:399.596pt;width:239.757pt;height:19.799pt;z-index:251659264;mso-position-horizontal-relative:page;mso-position-vertical-relative:page;mso-wrap-style:none;mso-fit-shape-to-text:t;">
+          <v:shape id="DocuMindTextBox143" type="#_x0000_t202" stroked="f" filled="f" o:allowincell="f" style="position:absolute;margin-left:75.635pt;margin-top:399.596pt;width:239.757pt;height:19.799pt;z-index:251659264;mso-position-horizontal-relative:page;mso-position-vertical-relative:page;mso-wrap-style:none;mso-fit-shape-to-text:t;">
             <w10:wrap type="none"/>
             <v:textbox inset="0,0,0,0">
               <w:txbxContent>
@@ -3806,7 +3838,7 @@
       </w:r>
       <w:r>
         <w:pict>
-          <v:shape id="DocuMindTextBox140" type="#_x0000_t202" stroked="f" filled="f" o:allowincell="f" style="position:absolute;margin-left:57.637pt;margin-top:420.114pt;width:74.812pt;height:19.799pt;z-index:251659264;mso-position-horizontal-relative:page;mso-position-vertical-relative:page;mso-wrap-style:none;mso-fit-shape-to-text:t;">
+          <v:shape id="DocuMindTextBox144" type="#_x0000_t202" stroked="f" filled="f" o:allowincell="f" style="position:absolute;margin-left:57.637pt;margin-top:420.114pt;width:74.812pt;height:19.799pt;z-index:251659264;mso-position-horizontal-relative:page;mso-position-vertical-relative:page;mso-wrap-style:none;mso-fit-shape-to-text:t;">
             <w10:wrap type="none"/>
             <v:textbox inset="0,0,0,0">
               <w:txbxContent>
@@ -3833,7 +3865,7 @@
       </w:r>
       <w:r>
         <w:pict>
-          <v:shape id="DocuMindTextBox141" type="#_x0000_t202" stroked="f" filled="f" o:allowincell="f" style="position:absolute;margin-left:129.511pt;margin-top:420.114pt;width:12.239pt;height:19.799pt;z-index:251659264;mso-position-horizontal-relative:page;mso-position-vertical-relative:page;mso-wrap-style:none;mso-fit-shape-to-text:t;">
+          <v:shape id="DocuMindTextBox145" type="#_x0000_t202" stroked="f" filled="f" o:allowincell="f" style="position:absolute;margin-left:129.511pt;margin-top:420.114pt;width:12.239pt;height:19.799pt;z-index:251659264;mso-position-horizontal-relative:page;mso-position-vertical-relative:page;mso-wrap-style:none;mso-fit-shape-to-text:t;">
             <w10:wrap type="none"/>
             <v:textbox inset="0,0,0,0">
               <w:txbxContent>
@@ -3860,7 +3892,7 @@
       </w:r>
       <w:r>
         <w:pict>
-          <v:shape id="DocuMindTextBox142" type="#_x0000_t202" stroked="f" filled="f" o:allowincell="f" style="position:absolute;margin-left:138.631pt;margin-top:420.114pt;width:69.070pt;height:19.799pt;z-index:251659264;mso-position-horizontal-relative:page;mso-position-vertical-relative:page;mso-wrap-style:none;mso-fit-shape-to-text:t;">
+          <v:shape id="DocuMindTextBox146" type="#_x0000_t202" stroked="f" filled="f" o:allowincell="f" style="position:absolute;margin-left:138.631pt;margin-top:420.114pt;width:69.070pt;height:19.799pt;z-index:251659264;mso-position-horizontal-relative:page;mso-position-vertical-relative:page;mso-wrap-style:none;mso-fit-shape-to-text:t;">
             <w10:wrap type="none"/>
             <v:textbox inset="0,0,0,0">
               <w:txbxContent>
@@ -3887,7 +3919,7 @@
       </w:r>
       <w:r>
         <w:pict>
-          <v:shape id="DocuMindTextBox143" type="#_x0000_t202" stroked="f" filled="f" o:allowincell="f" style="position:absolute;margin-left:204.745pt;margin-top:420.114pt;width:25.948pt;height:19.799pt;z-index:251659264;mso-position-horizontal-relative:page;mso-position-vertical-relative:page;mso-wrap-style:none;mso-fit-shape-to-text:t;">
+          <v:shape id="DocuMindTextBox147" type="#_x0000_t202" stroked="f" filled="f" o:allowincell="f" style="position:absolute;margin-left:204.745pt;margin-top:420.114pt;width:25.948pt;height:19.799pt;z-index:251659264;mso-position-horizontal-relative:page;mso-position-vertical-relative:page;mso-wrap-style:none;mso-fit-shape-to-text:t;">
             <w10:wrap type="none"/>
             <v:textbox inset="0,0,0,0">
               <w:txbxContent>
@@ -3914,7 +3946,7 @@
       </w:r>
       <w:r>
         <w:pict>
-          <v:shape id="DocuMindTextBox144" type="#_x0000_t202" stroked="f" filled="f" o:allowincell="f" style="position:absolute;margin-left:227.663pt;margin-top:420.114pt;width:129.020pt;height:19.799pt;z-index:251659264;mso-position-horizontal-relative:page;mso-position-vertical-relative:page;mso-wrap-style:none;mso-fit-shape-to-text:t;">
+          <v:shape id="DocuMindTextBox148" type="#_x0000_t202" stroked="f" filled="f" o:allowincell="f" style="position:absolute;margin-left:227.663pt;margin-top:420.114pt;width:129.020pt;height:19.799pt;z-index:251659264;mso-position-horizontal-relative:page;mso-position-vertical-relative:page;mso-wrap-style:none;mso-fit-shape-to-text:t;">
             <w10:wrap type="none"/>
             <v:textbox inset="0,0,0,0">
               <w:txbxContent>
@@ -3941,7 +3973,7 @@
       </w:r>
       <w:r>
         <w:pict>
-          <v:shape id="DocuMindTextBox145" type="#_x0000_t202" stroked="f" filled="f" o:allowincell="f" style="position:absolute;margin-left:353.773pt;margin-top:420.114pt;width:93.923pt;height:19.799pt;z-index:251659264;mso-position-horizontal-relative:page;mso-position-vertical-relative:page;mso-wrap-style:none;mso-fit-shape-to-text:t;">
+          <v:shape id="DocuMindTextBox149" type="#_x0000_t202" stroked="f" filled="f" o:allowincell="f" style="position:absolute;margin-left:353.773pt;margin-top:420.114pt;width:93.923pt;height:19.799pt;z-index:251659264;mso-position-horizontal-relative:page;mso-position-vertical-relative:page;mso-wrap-style:none;mso-fit-shape-to-text:t;">
             <w10:wrap type="none"/>
             <v:textbox inset="0,0,0,0">
               <w:txbxContent>
@@ -3968,7 +4000,7 @@
       </w:r>
       <w:r>
         <w:pict>
-          <v:shape id="DocuMindTextBox146" type="#_x0000_t202" stroked="f" filled="f" o:allowincell="f" style="position:absolute;margin-left:444.725pt;margin-top:420.114pt;width:21.432pt;height:19.799pt;z-index:251659264;mso-position-horizontal-relative:page;mso-position-vertical-relative:page;mso-wrap-style:none;mso-fit-shape-to-text:t;">
+          <v:shape id="DocuMindTextBox150" type="#_x0000_t202" stroked="f" filled="f" o:allowincell="f" style="position:absolute;margin-left:444.725pt;margin-top:420.114pt;width:21.432pt;height:19.799pt;z-index:251659264;mso-position-horizontal-relative:page;mso-position-vertical-relative:page;mso-wrap-style:none;mso-fit-shape-to-text:t;">
             <w10:wrap type="none"/>
             <v:textbox inset="0,0,0,0">
               <w:txbxContent>
@@ -3995,7 +4027,7 @@
       </w:r>
       <w:r>
         <w:pict>
-          <v:shape id="DocuMindTextBox147" type="#_x0000_t202" stroked="f" filled="f" o:allowincell="f" style="position:absolute;margin-left:75.635pt;margin-top:440.433pt;width:10.799pt;height:20.384pt;z-index:251659264;mso-position-horizontal-relative:page;mso-position-vertical-relative:page;mso-wrap-style:none;mso-fit-shape-to-text:t;">
+          <v:shape id="DocuMindTextBox151" type="#_x0000_t202" stroked="f" filled="f" o:allowincell="f" style="position:absolute;margin-left:75.635pt;margin-top:440.433pt;width:10.799pt;height:20.384pt;z-index:251659264;mso-position-horizontal-relative:page;mso-position-vertical-relative:page;mso-wrap-style:none;mso-fit-shape-to-text:t;">
             <w10:wrap type="none"/>
             <v:textbox inset="0,0,0,0">
               <w:txbxContent>
@@ -4022,7 +4054,7 @@
       </w:r>
       <w:r>
         <w:pict>
-          <v:shape id="DocuMindTextBox148" type="#_x0000_t202" stroked="f" filled="f" o:allowincell="f" style="position:absolute;margin-left:93.633pt;margin-top:441.592pt;width:162.523pt;height:19.799pt;z-index:251659264;mso-position-horizontal-relative:page;mso-position-vertical-relative:page;mso-wrap-style:none;mso-fit-shape-to-text:t;">
+          <v:shape id="DocuMindTextBox152" type="#_x0000_t202" stroked="f" filled="f" o:allowincell="f" style="position:absolute;margin-left:93.633pt;margin-top:441.592pt;width:162.523pt;height:19.799pt;z-index:251659264;mso-position-horizontal-relative:page;mso-position-vertical-relative:page;mso-wrap-style:none;mso-fit-shape-to-text:t;">
             <w10:wrap type="none"/>
             <v:textbox inset="0,0,0,0">
               <w:txbxContent>
@@ -4049,7 +4081,7 @@
       </w:r>
       <w:r>
         <w:pict>
-          <v:shape id="DocuMindTextBox149" type="#_x0000_t202" stroked="f" filled="f" o:allowincell="f" style="position:absolute;margin-left:75.635pt;margin-top:461.671pt;width:10.799pt;height:20.384pt;z-index:251659264;mso-position-horizontal-relative:page;mso-position-vertical-relative:page;mso-wrap-style:none;mso-fit-shape-to-text:t;">
+          <v:shape id="DocuMindTextBox153" type="#_x0000_t202" stroked="f" filled="f" o:allowincell="f" style="position:absolute;margin-left:75.635pt;margin-top:461.671pt;width:10.799pt;height:20.384pt;z-index:251659264;mso-position-horizontal-relative:page;mso-position-vertical-relative:page;mso-wrap-style:none;mso-fit-shape-to-text:t;">
             <w10:wrap type="none"/>
             <v:textbox inset="0,0,0,0">
               <w:txbxContent>
@@ -4076,7 +4108,7 @@
       </w:r>
       <w:r>
         <w:pict>
-          <v:shape id="DocuMindTextBox150" type="#_x0000_t202" stroked="f" filled="f" o:allowincell="f" style="position:absolute;margin-left:93.633pt;margin-top:462.830pt;width:176.111pt;height:19.799pt;z-index:251659264;mso-position-horizontal-relative:page;mso-position-vertical-relative:page;mso-wrap-style:none;mso-fit-shape-to-text:t;">
+          <v:shape id="DocuMindTextBox154" type="#_x0000_t202" stroked="f" filled="f" o:allowincell="f" style="position:absolute;margin-left:93.633pt;margin-top:462.830pt;width:176.111pt;height:19.799pt;z-index:251659264;mso-position-horizontal-relative:page;mso-position-vertical-relative:page;mso-wrap-style:none;mso-fit-shape-to-text:t;">
             <w10:wrap type="none"/>
             <v:textbox inset="0,0,0,0">
               <w:txbxContent>
@@ -4103,7 +4135,7 @@
       </w:r>
       <w:r>
         <w:pict>
-          <v:shape id="DocuMindTextBox151" type="#_x0000_t202" stroked="f" filled="f" o:allowincell="f" style="position:absolute;margin-left:266.779pt;margin-top:462.830pt;width:35.415pt;height:19.799pt;z-index:251659264;mso-position-horizontal-relative:page;mso-position-vertical-relative:page;mso-wrap-style:none;mso-fit-shape-to-text:t;">
+          <v:shape id="DocuMindTextBox155" type="#_x0000_t202" stroked="f" filled="f" o:allowincell="f" style="position:absolute;margin-left:266.779pt;margin-top:462.830pt;width:35.415pt;height:19.799pt;z-index:251659264;mso-position-horizontal-relative:page;mso-position-vertical-relative:page;mso-wrap-style:none;mso-fit-shape-to-text:t;">
             <w10:wrap type="none"/>
             <v:textbox inset="0,0,0,0">
               <w:txbxContent>
@@ -4130,7 +4162,7 @@
       </w:r>
       <w:r>
         <w:pict>
-          <v:shape id="DocuMindTextBox152" type="#_x0000_t202" stroked="f" filled="f" o:allowincell="f" style="position:absolute;margin-left:299.057pt;margin-top:462.830pt;width:60.539pt;height:19.799pt;z-index:251659264;mso-position-horizontal-relative:page;mso-position-vertical-relative:page;mso-wrap-style:none;mso-fit-shape-to-text:t;">
+          <v:shape id="DocuMindTextBox156" type="#_x0000_t202" stroked="f" filled="f" o:allowincell="f" style="position:absolute;margin-left:299.057pt;margin-top:462.830pt;width:60.539pt;height:19.799pt;z-index:251659264;mso-position-horizontal-relative:page;mso-position-vertical-relative:page;mso-wrap-style:none;mso-fit-shape-to-text:t;">
             <w10:wrap type="none"/>
             <v:textbox inset="0,0,0,0">
               <w:txbxContent>
@@ -4157,7 +4189,7 @@
       </w:r>
       <w:r>
         <w:pict>
-          <v:shape id="DocuMindTextBox153" type="#_x0000_t202" stroked="f" filled="f" o:allowincell="f" style="position:absolute;margin-left:75.635pt;margin-top:483.149pt;width:10.799pt;height:20.384pt;z-index:251659264;mso-position-horizontal-relative:page;mso-position-vertical-relative:page;mso-wrap-style:none;mso-fit-shape-to-text:t;">
+          <v:shape id="DocuMindTextBox157" type="#_x0000_t202" stroked="f" filled="f" o:allowincell="f" style="position:absolute;margin-left:75.635pt;margin-top:483.149pt;width:10.799pt;height:20.384pt;z-index:251659264;mso-position-horizontal-relative:page;mso-position-vertical-relative:page;mso-wrap-style:none;mso-fit-shape-to-text:t;">
             <w10:wrap type="none"/>
             <v:textbox inset="0,0,0,0">
               <w:txbxContent>
@@ -4184,7 +4216,7 @@
       </w:r>
       <w:r>
         <w:pict>
-          <v:shape id="DocuMindTextBox154" type="#_x0000_t202" stroked="f" filled="f" o:allowincell="f" style="position:absolute;margin-left:93.633pt;margin-top:484.308pt;width:362.007pt;height:19.799pt;z-index:251659264;mso-position-horizontal-relative:page;mso-position-vertical-relative:page;mso-wrap-style:none;mso-fit-shape-to-text:t;">
+          <v:shape id="DocuMindTextBox158" type="#_x0000_t202" stroked="f" filled="f" o:allowincell="f" style="position:absolute;margin-left:93.633pt;margin-top:484.308pt;width:362.007pt;height:19.799pt;z-index:251659264;mso-position-horizontal-relative:page;mso-position-vertical-relative:page;mso-wrap-style:none;mso-fit-shape-to-text:t;">
             <w10:wrap type="none"/>
             <v:textbox inset="0,0,0,0">
               <w:txbxContent>
@@ -4211,7 +4243,7 @@
       </w:r>
       <w:r>
         <w:pict>
-          <v:shape id="DocuMindTextBox155" type="#_x0000_t202" stroked="f" filled="f" o:allowincell="f" style="position:absolute;margin-left:452.644pt;margin-top:484.308pt;width:35.533pt;height:19.799pt;z-index:251659264;mso-position-horizontal-relative:page;mso-position-vertical-relative:page;mso-wrap-style:none;mso-fit-shape-to-text:t;">
+          <v:shape id="DocuMindTextBox159" type="#_x0000_t202" stroked="f" filled="f" o:allowincell="f" style="position:absolute;margin-left:452.644pt;margin-top:484.308pt;width:35.533pt;height:19.799pt;z-index:251659264;mso-position-horizontal-relative:page;mso-position-vertical-relative:page;mso-wrap-style:none;mso-fit-shape-to-text:t;">
             <w10:wrap type="none"/>
             <v:textbox inset="0,0,0,0">
               <w:txbxContent>
@@ -4238,7 +4270,7 @@
       </w:r>
       <w:r>
         <w:pict>
-          <v:shape id="DocuMindTextBox156" type="#_x0000_t202" stroked="f" filled="f" o:allowincell="f" style="position:absolute;margin-left:93.633pt;margin-top:497.027pt;width:57.538pt;height:19.799pt;z-index:251659264;mso-position-horizontal-relative:page;mso-position-vertical-relative:page;mso-wrap-style:none;mso-fit-shape-to-text:t;">
+          <v:shape id="DocuMindTextBox160" type="#_x0000_t202" stroked="f" filled="f" o:allowincell="f" style="position:absolute;margin-left:93.633pt;margin-top:497.027pt;width:57.538pt;height:19.799pt;z-index:251659264;mso-position-horizontal-relative:page;mso-position-vertical-relative:page;mso-wrap-style:none;mso-fit-shape-to-text:t;">
             <w10:wrap type="none"/>
             <v:textbox inset="0,0,0,0">
               <w:txbxContent>
@@ -4265,7 +4297,7 @@
       </w:r>
       <w:r>
         <w:pict>
-          <v:shape id="DocuMindTextBox157" type="#_x0000_t202" stroked="f" filled="f" o:allowincell="f" style="position:absolute;margin-left:75.635pt;margin-top:515.626pt;width:70.393pt;height:19.799pt;z-index:251659264;mso-position-horizontal-relative:page;mso-position-vertical-relative:page;mso-wrap-style:none;mso-fit-shape-to-text:t;">
+          <v:shape id="DocuMindTextBox161" type="#_x0000_t202" stroked="f" filled="f" o:allowincell="f" style="position:absolute;margin-left:75.635pt;margin-top:515.626pt;width:70.393pt;height:19.799pt;z-index:251659264;mso-position-horizontal-relative:page;mso-position-vertical-relative:page;mso-wrap-style:none;mso-fit-shape-to-text:t;">
             <w10:wrap type="none"/>
             <v:textbox inset="0,0,0,0">
               <w:txbxContent>
@@ -4292,7 +4324,7 @@
       </w:r>
       <w:r>
         <w:pict>
-          <v:shape id="DocuMindTextBox158" type="#_x0000_t202" stroked="f" filled="f" o:allowincell="f" style="position:absolute;margin-left:81.394pt;margin-top:547.304pt;width:108.150pt;height:19.799pt;z-index:251659264;mso-position-horizontal-relative:page;mso-position-vertical-relative:page;mso-wrap-style:none;mso-fit-shape-to-text:t;">
+          <v:shape id="DocuMindTextBox162" type="#_x0000_t202" stroked="f" filled="f" o:allowincell="f" style="position:absolute;margin-left:81.394pt;margin-top:547.304pt;width:108.150pt;height:19.799pt;z-index:251659264;mso-position-horizontal-relative:page;mso-position-vertical-relative:page;mso-wrap-style:none;mso-fit-shape-to-text:t;">
             <w10:wrap type="none"/>
             <v:textbox inset="0,0,0,0">
               <w:txbxContent>
@@ -4319,7 +4351,7 @@
       </w:r>
       <w:r>
         <w:pict>
-          <v:shape id="DocuMindTextBox159" type="#_x0000_t202" stroked="f" filled="f" o:allowincell="f" style="position:absolute;margin-left:220.794pt;margin-top:547.304pt;width:196.208pt;height:19.799pt;z-index:251659264;mso-position-horizontal-relative:page;mso-position-vertical-relative:page;mso-wrap-style:none;mso-fit-shape-to-text:t;">
+          <v:shape id="DocuMindTextBox163" type="#_x0000_t202" stroked="f" filled="f" o:allowincell="f" style="position:absolute;margin-left:220.794pt;margin-top:547.304pt;width:196.208pt;height:19.799pt;z-index:251659264;mso-position-horizontal-relative:page;mso-position-vertical-relative:page;mso-wrap-style:none;mso-fit-shape-to-text:t;">
             <w10:wrap type="none"/>
             <v:textbox inset="0,0,0,0">
               <w:txbxContent>
@@ -4346,7 +4378,7 @@
       </w:r>
       <w:r>
         <w:pict>
-          <v:shape id="DocuMindTextBox160" type="#_x0000_t202" stroked="f" filled="f" o:allowincell="f" style="position:absolute;margin-left:81.394pt;margin-top:570.221pt;width:46.380pt;height:19.799pt;z-index:251659264;mso-position-horizontal-relative:page;mso-position-vertical-relative:page;mso-wrap-style:none;mso-fit-shape-to-text:t;">
+          <v:shape id="DocuMindTextBox164" type="#_x0000_t202" stroked="f" filled="f" o:allowincell="f" style="position:absolute;margin-left:81.394pt;margin-top:570.221pt;width:46.380pt;height:19.799pt;z-index:251659264;mso-position-horizontal-relative:page;mso-position-vertical-relative:page;mso-wrap-style:none;mso-fit-shape-to-text:t;">
             <w10:wrap type="none"/>
             <v:textbox inset="0,0,0,0">
               <w:txbxContent>
@@ -4373,7 +4405,7 @@
       </w:r>
       <w:r>
         <w:pict>
-          <v:shape id="DocuMindTextBox161" type="#_x0000_t202" stroked="f" filled="f" o:allowincell="f" style="position:absolute;margin-left:220.822pt;margin-top:568.263pt;width:32.973pt;height:19.943pt;z-index:251659264;mso-position-horizontal-relative:page;mso-position-vertical-relative:page;mso-wrap-style:none;mso-fit-shape-to-text:t;">
+          <v:shape id="DocuMindTextBox165" type="#_x0000_t202" stroked="f" filled="f" o:allowincell="f" style="position:absolute;margin-left:220.822pt;margin-top:568.263pt;width:32.973pt;height:19.943pt;z-index:251659264;mso-position-horizontal-relative:page;mso-position-vertical-relative:page;mso-wrap-style:none;mso-fit-shape-to-text:t;">
             <w10:wrap type="none"/>
             <v:textbox inset="0,0,0,0">
               <w:txbxContent>
@@ -4400,7 +4432,7 @@
       </w:r>
       <w:r>
         <w:pict>
-          <v:shape id="DocuMindTextBox162" type="#_x0000_t202" stroked="f" filled="f" o:allowincell="f" style="position:absolute;margin-left:250.820pt;margin-top:569.010pt;width:92.967pt;height:18.449pt;z-index:251659264;mso-position-horizontal-relative:page;mso-position-vertical-relative:page;mso-wrap-style:none;mso-fit-shape-to-text:t;">
+          <v:shape id="DocuMindTextBox166" type="#_x0000_t202" stroked="f" filled="f" o:allowincell="f" style="position:absolute;margin-left:250.820pt;margin-top:569.010pt;width:92.967pt;height:18.449pt;z-index:251659264;mso-position-horizontal-relative:page;mso-position-vertical-relative:page;mso-wrap-style:none;mso-fit-shape-to-text:t;">
             <w10:wrap type="none"/>
             <v:textbox inset="0,0,0,0">
               <w:txbxContent>
@@ -4427,7 +4459,7 @@
       </w:r>
       <w:r>
         <w:pict>
-          <v:shape id="DocuMindTextBox163" type="#_x0000_t202" stroked="f" filled="f" o:allowincell="f" style="position:absolute;margin-left:346.813pt;margin-top:568.263pt;width:32.973pt;height:19.943pt;z-index:251659264;mso-position-horizontal-relative:page;mso-position-vertical-relative:page;mso-wrap-style:none;mso-fit-shape-to-text:t;">
+          <v:shape id="DocuMindTextBox167" type="#_x0000_t202" stroked="f" filled="f" o:allowincell="f" style="position:absolute;margin-left:346.813pt;margin-top:568.263pt;width:32.973pt;height:19.943pt;z-index:251659264;mso-position-horizontal-relative:page;mso-position-vertical-relative:page;mso-wrap-style:none;mso-fit-shape-to-text:t;">
             <w10:wrap type="none"/>
             <v:textbox inset="0,0,0,0">
               <w:txbxContent>
@@ -4454,7 +4486,7 @@
       </w:r>
       <w:r>
         <w:pict>
-          <v:shape id="DocuMindTextBox164" type="#_x0000_t202" stroked="f" filled="f" o:allowincell="f" style="position:absolute;margin-left:376.810pt;margin-top:569.010pt;width:50.971pt;height:18.449pt;z-index:251659264;mso-position-horizontal-relative:page;mso-position-vertical-relative:page;mso-wrap-style:none;mso-fit-shape-to-text:t;">
+          <v:shape id="DocuMindTextBox168" type="#_x0000_t202" stroked="f" filled="f" o:allowincell="f" style="position:absolute;margin-left:376.810pt;margin-top:569.010pt;width:50.971pt;height:18.449pt;z-index:251659264;mso-position-horizontal-relative:page;mso-position-vertical-relative:page;mso-wrap-style:none;mso-fit-shape-to-text:t;">
             <w10:wrap type="none"/>
             <v:textbox inset="0,0,0,0">
               <w:txbxContent>
@@ -4481,7 +4513,7 @@
       </w:r>
       <w:r>
         <w:pict>
-          <v:shape id="DocuMindTextBox165" type="#_x0000_t202" stroked="f" filled="f" o:allowincell="f" style="position:absolute;margin-left:81.394pt;margin-top:592.899pt;width:30.545pt;height:19.799pt;z-index:251659264;mso-position-horizontal-relative:page;mso-position-vertical-relative:page;mso-wrap-style:none;mso-fit-shape-to-text:t;">
+          <v:shape id="DocuMindTextBox169" type="#_x0000_t202" stroked="f" filled="f" o:allowincell="f" style="position:absolute;margin-left:81.394pt;margin-top:592.899pt;width:30.545pt;height:19.799pt;z-index:251659264;mso-position-horizontal-relative:page;mso-position-vertical-relative:page;mso-wrap-style:none;mso-fit-shape-to-text:t;">
             <w10:wrap type="none"/>
             <v:textbox inset="0,0,0,0">
               <w:txbxContent>
@@ -4508,7 +4540,7 @@
       </w:r>
       <w:r>
         <w:pict>
-          <v:shape id="DocuMindTextBox166" type="#_x0000_t202" stroked="f" filled="f" o:allowincell="f" style="position:absolute;margin-left:220.822pt;margin-top:590.941pt;width:32.973pt;height:19.943pt;z-index:251659264;mso-position-horizontal-relative:page;mso-position-vertical-relative:page;mso-wrap-style:none;mso-fit-shape-to-text:t;">
+          <v:shape id="DocuMindTextBox170" type="#_x0000_t202" stroked="f" filled="f" o:allowincell="f" style="position:absolute;margin-left:220.822pt;margin-top:590.941pt;width:32.973pt;height:19.943pt;z-index:251659264;mso-position-horizontal-relative:page;mso-position-vertical-relative:page;mso-wrap-style:none;mso-fit-shape-to-text:t;">
             <w10:wrap type="none"/>
             <v:textbox inset="0,0,0,0">
               <w:txbxContent>
@@ -4535,7 +4567,7 @@
       </w:r>
       <w:r>
         <w:pict>
-          <v:shape id="DocuMindTextBox167" type="#_x0000_t202" stroked="f" filled="f" o:allowincell="f" style="position:absolute;margin-left:250.820pt;margin-top:591.688pt;width:92.967pt;height:18.449pt;z-index:251659264;mso-position-horizontal-relative:page;mso-position-vertical-relative:page;mso-wrap-style:none;mso-fit-shape-to-text:t;">
+          <v:shape id="DocuMindTextBox171" type="#_x0000_t202" stroked="f" filled="f" o:allowincell="f" style="position:absolute;margin-left:250.820pt;margin-top:591.688pt;width:92.967pt;height:18.449pt;z-index:251659264;mso-position-horizontal-relative:page;mso-position-vertical-relative:page;mso-wrap-style:none;mso-fit-shape-to-text:t;">
             <w10:wrap type="none"/>
             <v:textbox inset="0,0,0,0">
               <w:txbxContent>
@@ -4562,7 +4594,7 @@
       </w:r>
       <w:r>
         <w:pict>
-          <v:shape id="DocuMindTextBox168" type="#_x0000_t202" stroked="f" filled="f" o:allowincell="f" style="position:absolute;margin-left:346.813pt;margin-top:590.941pt;width:32.973pt;height:19.943pt;z-index:251659264;mso-position-horizontal-relative:page;mso-position-vertical-relative:page;mso-wrap-style:none;mso-fit-shape-to-text:t;">
+          <v:shape id="DocuMindTextBox172" type="#_x0000_t202" stroked="f" filled="f" o:allowincell="f" style="position:absolute;margin-left:346.813pt;margin-top:590.941pt;width:32.973pt;height:19.943pt;z-index:251659264;mso-position-horizontal-relative:page;mso-position-vertical-relative:page;mso-wrap-style:none;mso-fit-shape-to-text:t;">
             <w10:wrap type="none"/>
             <v:textbox inset="0,0,0,0">
               <w:txbxContent>
@@ -4589,7 +4621,7 @@
       </w:r>
       <w:r>
         <w:pict>
-          <v:shape id="DocuMindTextBox169" type="#_x0000_t202" stroked="f" filled="f" o:allowincell="f" style="position:absolute;margin-left:376.810pt;margin-top:591.688pt;width:26.974pt;height:18.449pt;z-index:251659264;mso-position-horizontal-relative:page;mso-position-vertical-relative:page;mso-wrap-style:none;mso-fit-shape-to-text:t;">
+          <v:shape id="DocuMindTextBox173" type="#_x0000_t202" stroked="f" filled="f" o:allowincell="f" style="position:absolute;margin-left:376.810pt;margin-top:591.688pt;width:26.974pt;height:18.449pt;z-index:251659264;mso-position-horizontal-relative:page;mso-position-vertical-relative:page;mso-wrap-style:none;mso-fit-shape-to-text:t;">
             <w10:wrap type="none"/>
             <v:textbox inset="0,0,0,0">
               <w:txbxContent>
@@ -4616,7 +4648,7 @@
       </w:r>
       <w:r>
         <w:pict>
-          <v:shape id="DocuMindTextBox170" type="#_x0000_t202" stroked="f" filled="f" o:allowincell="f" style="position:absolute;margin-left:81.394pt;margin-top:615.697pt;width:44.096pt;height:19.799pt;z-index:251659264;mso-position-horizontal-relative:page;mso-position-vertical-relative:page;mso-wrap-style:none;mso-fit-shape-to-text:t;">
+          <v:shape id="DocuMindTextBox174" type="#_x0000_t202" stroked="f" filled="f" o:allowincell="f" style="position:absolute;margin-left:81.394pt;margin-top:615.697pt;width:44.096pt;height:19.799pt;z-index:251659264;mso-position-horizontal-relative:page;mso-position-vertical-relative:page;mso-wrap-style:none;mso-fit-shape-to-text:t;">
             <w10:wrap type="none"/>
             <v:textbox inset="0,0,0,0">
               <w:txbxContent>
@@ -4643,7 +4675,7 @@
       </w:r>
       <w:r>
         <w:pict>
-          <v:shape id="DocuMindTextBox171" type="#_x0000_t202" stroked="f" filled="f" o:allowincell="f" style="position:absolute;margin-left:220.822pt;margin-top:613.739pt;width:32.973pt;height:19.943pt;z-index:251659264;mso-position-horizontal-relative:page;mso-position-vertical-relative:page;mso-wrap-style:none;mso-fit-shape-to-text:t;">
+          <v:shape id="DocuMindTextBox175" type="#_x0000_t202" stroked="f" filled="f" o:allowincell="f" style="position:absolute;margin-left:220.822pt;margin-top:613.739pt;width:32.973pt;height:19.943pt;z-index:251659264;mso-position-horizontal-relative:page;mso-position-vertical-relative:page;mso-wrap-style:none;mso-fit-shape-to-text:t;">
             <w10:wrap type="none"/>
             <v:textbox inset="0,0,0,0">
               <w:txbxContent>
@@ -4670,7 +4702,7 @@
       </w:r>
       <w:r>
         <w:pict>
-          <v:shape id="DocuMindTextBox172" type="#_x0000_t202" stroked="f" filled="f" o:allowincell="f" style="position:absolute;margin-left:250.820pt;margin-top:614.486pt;width:92.967pt;height:18.449pt;z-index:251659264;mso-position-horizontal-relative:page;mso-position-vertical-relative:page;mso-wrap-style:none;mso-fit-shape-to-text:t;">
+          <v:shape id="DocuMindTextBox176" type="#_x0000_t202" stroked="f" filled="f" o:allowincell="f" style="position:absolute;margin-left:250.820pt;margin-top:614.486pt;width:92.967pt;height:18.449pt;z-index:251659264;mso-position-horizontal-relative:page;mso-position-vertical-relative:page;mso-wrap-style:none;mso-fit-shape-to-text:t;">
             <w10:wrap type="none"/>
             <v:textbox inset="0,0,0,0">
               <w:txbxContent>
@@ -4697,7 +4729,7 @@
       </w:r>
       <w:r>
         <w:pict>
-          <v:shape id="DocuMindTextBox173" type="#_x0000_t202" stroked="f" filled="f" o:allowincell="f" style="position:absolute;margin-left:346.813pt;margin-top:613.739pt;width:32.973pt;height:19.943pt;z-index:251659264;mso-position-horizontal-relative:page;mso-position-vertical-relative:page;mso-wrap-style:none;mso-fit-shape-to-text:t;">
+          <v:shape id="DocuMindTextBox177" type="#_x0000_t202" stroked="f" filled="f" o:allowincell="f" style="position:absolute;margin-left:346.813pt;margin-top:613.739pt;width:32.973pt;height:19.943pt;z-index:251659264;mso-position-horizontal-relative:page;mso-position-vertical-relative:page;mso-wrap-style:none;mso-fit-shape-to-text:t;">
             <w10:wrap type="none"/>
             <v:textbox inset="0,0,0,0">
               <w:txbxContent>
@@ -4724,7 +4756,7 @@
       </w:r>
       <w:r>
         <w:pict>
-          <v:shape id="DocuMindTextBox174" type="#_x0000_t202" stroked="f" filled="f" o:allowincell="f" style="position:absolute;margin-left:376.810pt;margin-top:614.486pt;width:38.973pt;height:18.449pt;z-index:251659264;mso-position-horizontal-relative:page;mso-position-vertical-relative:page;mso-wrap-style:none;mso-fit-shape-to-text:t;">
+          <v:shape id="DocuMindTextBox178" type="#_x0000_t202" stroked="f" filled="f" o:allowincell="f" style="position:absolute;margin-left:376.810pt;margin-top:614.486pt;width:38.973pt;height:18.449pt;z-index:251659264;mso-position-horizontal-relative:page;mso-position-vertical-relative:page;mso-wrap-style:none;mso-fit-shape-to-text:t;">
             <w10:wrap type="none"/>
             <v:textbox inset="0,0,0,0">
               <w:txbxContent>
@@ -4771,7 +4803,15 @@
       </w:r>
       <w:r>
         <w:pict>
-          <v:shape id="DocuMindTextBox175" type="#_x0000_t202" stroked="f" filled="f" o:allowincell="f" style="position:absolute;margin-left:57.636pt;margin-top:734.050pt;width:99.713pt;height:17.249pt;z-index:251659264;mso-position-horizontal-relative:page;mso-position-vertical-relative:page;mso-wrap-style:none;mso-fit-shape-to-text:t;">
+          <v:shape id="DocuMindImage179" type="#_x0000_t75" stroked="f" o:allowincell="f" style="position:absolute;margin-left:57.636pt;margin-top:35.997pt;width:70.914pt;height:48.236pt;z-index:1;mso-position-horizontal-relative:page;mso-position-vertical-relative:page;mso-wrap-style:none;">
+            <w10:wrap type="none"/>
+            <v:imagedata r:id="rId9" o:title=""/>
+          </v:shape>
+        </w:pict>
+      </w:r>
+      <w:r>
+        <w:pict>
+          <v:shape id="DocuMindTextBox180" type="#_x0000_t202" stroked="f" filled="f" o:allowincell="f" style="position:absolute;margin-left:57.636pt;margin-top:734.050pt;width:99.713pt;height:17.249pt;z-index:251659264;mso-position-horizontal-relative:page;mso-position-vertical-relative:page;mso-wrap-style:none;mso-fit-shape-to-text:t;">
             <w10:wrap type="none"/>
             <v:textbox inset="0,0,0,0">
               <w:txbxContent>
@@ -4798,7 +4838,7 @@
       </w:r>
       <w:r>
         <w:pict>
-          <v:shape id="DocuMindTextBox176" type="#_x0000_t202" stroked="f" filled="f" o:allowincell="f" style="position:absolute;margin-left:475.799pt;margin-top:734.050pt;width:51.695pt;height:17.249pt;z-index:251659264;mso-position-horizontal-relative:page;mso-position-vertical-relative:page;mso-wrap-style:none;mso-fit-shape-to-text:t;">
+          <v:shape id="DocuMindTextBox181" type="#_x0000_t202" stroked="f" filled="f" o:allowincell="f" style="position:absolute;margin-left:475.799pt;margin-top:734.050pt;width:51.695pt;height:17.249pt;z-index:251659264;mso-position-horizontal-relative:page;mso-position-vertical-relative:page;mso-wrap-style:none;mso-fit-shape-to-text:t;">
             <w10:wrap type="none"/>
             <v:textbox inset="0,0,0,0">
               <w:txbxContent>
@@ -4825,7 +4865,7 @@
       </w:r>
       <w:r>
         <w:pict>
-          <v:shape id="DocuMindTextBox177" type="#_x0000_t202" stroked="f" filled="f" o:allowincell="f" style="position:absolute;margin-left:57.636pt;margin-top:107.060pt;width:412.488pt;height:19.799pt;z-index:251659264;mso-position-horizontal-relative:page;mso-position-vertical-relative:page;mso-wrap-style:none;mso-fit-shape-to-text:t;">
+          <v:shape id="DocuMindTextBox182" type="#_x0000_t202" stroked="f" filled="f" o:allowincell="f" style="position:absolute;margin-left:57.636pt;margin-top:107.060pt;width:412.488pt;height:19.799pt;z-index:251659264;mso-position-horizontal-relative:page;mso-position-vertical-relative:page;mso-wrap-style:none;mso-fit-shape-to-text:t;">
             <w10:wrap type="none"/>
             <v:textbox inset="0,0,0,0">
               <w:txbxContent>
@@ -4852,7 +4892,7 @@
       </w:r>
       <w:r>
         <w:pict>
-          <v:shape id="DocuMindTextBox178" type="#_x0000_t202" stroked="f" filled="f" o:allowincell="f" style="position:absolute;margin-left:75.634pt;margin-top:127.139pt;width:10.799pt;height:20.384pt;z-index:251659264;mso-position-horizontal-relative:page;mso-position-vertical-relative:page;mso-wrap-style:none;mso-fit-shape-to-text:t;">
+          <v:shape id="DocuMindTextBox183" type="#_x0000_t202" stroked="f" filled="f" o:allowincell="f" style="position:absolute;margin-left:75.634pt;margin-top:127.139pt;width:10.799pt;height:20.384pt;z-index:251659264;mso-position-horizontal-relative:page;mso-position-vertical-relative:page;mso-wrap-style:none;mso-fit-shape-to-text:t;">
             <w10:wrap type="none"/>
             <v:textbox inset="0,0,0,0">
               <w:txbxContent>
@@ -4879,7 +4919,7 @@
       </w:r>
       <w:r>
         <w:pict>
-          <v:shape id="DocuMindTextBox179" type="#_x0000_t202" stroked="f" filled="f" o:allowincell="f" style="position:absolute;margin-left:93.632pt;margin-top:128.298pt;width:33.545pt;height:19.799pt;z-index:251659264;mso-position-horizontal-relative:page;mso-position-vertical-relative:page;mso-wrap-style:none;mso-fit-shape-to-text:t;">
+          <v:shape id="DocuMindTextBox184" type="#_x0000_t202" stroked="f" filled="f" o:allowincell="f" style="position:absolute;margin-left:93.632pt;margin-top:128.298pt;width:33.545pt;height:19.799pt;z-index:251659264;mso-position-horizontal-relative:page;mso-position-vertical-relative:page;mso-wrap-style:none;mso-fit-shape-to-text:t;">
             <w10:wrap type="none"/>
             <v:textbox inset="0,0,0,0">
               <w:txbxContent>
@@ -4906,7 +4946,7 @@
       </w:r>
       <w:r>
         <w:pict>
-          <v:shape id="DocuMindTextBox180" type="#_x0000_t202" stroked="f" filled="f" o:allowincell="f" style="position:absolute;margin-left:124.229pt;margin-top:128.298pt;width:95.363pt;height:19.799pt;z-index:251659264;mso-position-horizontal-relative:page;mso-position-vertical-relative:page;mso-wrap-style:none;mso-fit-shape-to-text:t;">
+          <v:shape id="DocuMindTextBox185" type="#_x0000_t202" stroked="f" filled="f" o:allowincell="f" style="position:absolute;margin-left:124.229pt;margin-top:128.298pt;width:95.363pt;height:19.799pt;z-index:251659264;mso-position-horizontal-relative:page;mso-position-vertical-relative:page;mso-wrap-style:none;mso-fit-shape-to-text:t;">
             <w10:wrap type="none"/>
             <v:textbox inset="0,0,0,0">
               <w:txbxContent>
@@ -4933,7 +4973,7 @@
       </w:r>
       <w:r>
         <w:pict>
-          <v:shape id="DocuMindTextBox181" type="#_x0000_t202" stroked="f" filled="f" o:allowincell="f" style="position:absolute;margin-left:216.502pt;margin-top:128.298pt;width:36.065pt;height:19.799pt;z-index:251659264;mso-position-horizontal-relative:page;mso-position-vertical-relative:page;mso-wrap-style:none;mso-fit-shape-to-text:t;">
+          <v:shape id="DocuMindTextBox186" type="#_x0000_t202" stroked="f" filled="f" o:allowincell="f" style="position:absolute;margin-left:216.502pt;margin-top:128.298pt;width:36.065pt;height:19.799pt;z-index:251659264;mso-position-horizontal-relative:page;mso-position-vertical-relative:page;mso-wrap-style:none;mso-fit-shape-to-text:t;">
             <w10:wrap type="none"/>
             <v:textbox inset="0,0,0,0">
               <w:txbxContent>
@@ -4960,7 +5000,7 @@
       </w:r>
       <w:r>
         <w:pict>
-          <v:shape id="DocuMindTextBox182" type="#_x0000_t202" stroked="f" filled="f" o:allowincell="f" style="position:absolute;margin-left:249.619pt;margin-top:128.298pt;width:45.863pt;height:19.799pt;z-index:251659264;mso-position-horizontal-relative:page;mso-position-vertical-relative:page;mso-wrap-style:none;mso-fit-shape-to-text:t;">
+          <v:shape id="DocuMindTextBox187" type="#_x0000_t202" stroked="f" filled="f" o:allowincell="f" style="position:absolute;margin-left:249.619pt;margin-top:128.298pt;width:45.863pt;height:19.799pt;z-index:251659264;mso-position-horizontal-relative:page;mso-position-vertical-relative:page;mso-wrap-style:none;mso-fit-shape-to-text:t;">
             <w10:wrap type="none"/>
             <v:textbox inset="0,0,0,0">
               <w:txbxContent>
@@ -4987,7 +5027,7 @@
       </w:r>
       <w:r>
         <w:pict>
-          <v:shape id="DocuMindTextBox183" type="#_x0000_t202" stroked="f" filled="f" o:allowincell="f" style="position:absolute;margin-left:292.336pt;margin-top:128.298pt;width:171.325pt;height:19.799pt;z-index:251659264;mso-position-horizontal-relative:page;mso-position-vertical-relative:page;mso-wrap-style:none;mso-fit-shape-to-text:t;">
+          <v:shape id="DocuMindTextBox188" type="#_x0000_t202" stroked="f" filled="f" o:allowincell="f" style="position:absolute;margin-left:292.336pt;margin-top:128.298pt;width:171.325pt;height:19.799pt;z-index:251659264;mso-position-horizontal-relative:page;mso-position-vertical-relative:page;mso-wrap-style:none;mso-fit-shape-to-text:t;">
             <w10:wrap type="none"/>
             <v:textbox inset="0,0,0,0">
               <w:txbxContent>
@@ -5014,7 +5054,7 @@
       </w:r>
       <w:r>
         <w:pict>
-          <v:shape id="DocuMindTextBox184" type="#_x0000_t202" stroked="f" filled="f" o:allowincell="f" style="position:absolute;margin-left:75.634pt;margin-top:148.616pt;width:10.799pt;height:20.384pt;z-index:251659264;mso-position-horizontal-relative:page;mso-position-vertical-relative:page;mso-wrap-style:none;mso-fit-shape-to-text:t;">
+          <v:shape id="DocuMindTextBox189" type="#_x0000_t202" stroked="f" filled="f" o:allowincell="f" style="position:absolute;margin-left:75.634pt;margin-top:148.616pt;width:10.799pt;height:20.384pt;z-index:251659264;mso-position-horizontal-relative:page;mso-position-vertical-relative:page;mso-wrap-style:none;mso-fit-shape-to-text:t;">
             <w10:wrap type="none"/>
             <v:textbox inset="0,0,0,0">
               <w:txbxContent>
@@ -5041,7 +5081,7 @@
       </w:r>
       <w:r>
         <w:pict>
-          <v:shape id="DocuMindTextBox185" type="#_x0000_t202" stroked="f" filled="f" o:allowincell="f" style="position:absolute;margin-left:93.632pt;margin-top:149.775pt;width:33.545pt;height:19.799pt;z-index:251659264;mso-position-horizontal-relative:page;mso-position-vertical-relative:page;mso-wrap-style:none;mso-fit-shape-to-text:t;">
+          <v:shape id="DocuMindTextBox190" type="#_x0000_t202" stroked="f" filled="f" o:allowincell="f" style="position:absolute;margin-left:93.632pt;margin-top:149.775pt;width:33.545pt;height:19.799pt;z-index:251659264;mso-position-horizontal-relative:page;mso-position-vertical-relative:page;mso-wrap-style:none;mso-fit-shape-to-text:t;">
             <w10:wrap type="none"/>
             <v:textbox inset="0,0,0,0">
               <w:txbxContent>
@@ -5068,7 +5108,7 @@
       </w:r>
       <w:r>
         <w:pict>
-          <v:shape id="DocuMindTextBox186" type="#_x0000_t202" stroked="f" filled="f" o:allowincell="f" style="position:absolute;margin-left:124.229pt;margin-top:149.775pt;width:97.784pt;height:19.799pt;z-index:251659264;mso-position-horizontal-relative:page;mso-position-vertical-relative:page;mso-wrap-style:none;mso-fit-shape-to-text:t;">
+          <v:shape id="DocuMindTextBox191" type="#_x0000_t202" stroked="f" filled="f" o:allowincell="f" style="position:absolute;margin-left:124.229pt;margin-top:149.775pt;width:97.784pt;height:19.799pt;z-index:251659264;mso-position-horizontal-relative:page;mso-position-vertical-relative:page;mso-wrap-style:none;mso-fit-shape-to-text:t;">
             <w10:wrap type="none"/>
             <v:textbox inset="0,0,0,0">
               <w:txbxContent>
@@ -5095,7 +5135,7 @@
       </w:r>
       <w:r>
         <w:pict>
-          <v:shape id="DocuMindTextBox187" type="#_x0000_t202" stroked="f" filled="f" o:allowincell="f" style="position:absolute;margin-left:219.022pt;margin-top:149.775pt;width:237.821pt;height:19.799pt;z-index:251659264;mso-position-horizontal-relative:page;mso-position-vertical-relative:page;mso-wrap-style:none;mso-fit-shape-to-text:t;">
+          <v:shape id="DocuMindTextBox192" type="#_x0000_t202" stroked="f" filled="f" o:allowincell="f" style="position:absolute;margin-left:219.022pt;margin-top:149.775pt;width:237.821pt;height:19.799pt;z-index:251659264;mso-position-horizontal-relative:page;mso-position-vertical-relative:page;mso-wrap-style:none;mso-fit-shape-to-text:t;">
             <w10:wrap type="none"/>
             <v:textbox inset="0,0,0,0">
               <w:txbxContent>
@@ -5122,7 +5162,7 @@
       </w:r>
       <w:r>
         <w:pict>
-          <v:shape id="DocuMindTextBox188" type="#_x0000_t202" stroked="f" filled="f" o:allowincell="f" style="position:absolute;margin-left:75.634pt;margin-top:169.975pt;width:10.799pt;height:20.384pt;z-index:251659264;mso-position-horizontal-relative:page;mso-position-vertical-relative:page;mso-wrap-style:none;mso-fit-shape-to-text:t;">
+          <v:shape id="DocuMindTextBox193" type="#_x0000_t202" stroked="f" filled="f" o:allowincell="f" style="position:absolute;margin-left:75.634pt;margin-top:169.975pt;width:10.799pt;height:20.384pt;z-index:251659264;mso-position-horizontal-relative:page;mso-position-vertical-relative:page;mso-wrap-style:none;mso-fit-shape-to-text:t;">
             <w10:wrap type="none"/>
             <v:textbox inset="0,0,0,0">
               <w:txbxContent>
@@ -5149,7 +5189,7 @@
       </w:r>
       <w:r>
         <w:pict>
-          <v:shape id="DocuMindTextBox189" type="#_x0000_t202" stroked="f" filled="f" o:allowincell="f" style="position:absolute;margin-left:93.632pt;margin-top:171.134pt;width:33.545pt;height:19.799pt;z-index:251659264;mso-position-horizontal-relative:page;mso-position-vertical-relative:page;mso-wrap-style:none;mso-fit-shape-to-text:t;">
+          <v:shape id="DocuMindTextBox194" type="#_x0000_t202" stroked="f" filled="f" o:allowincell="f" style="position:absolute;margin-left:93.632pt;margin-top:171.134pt;width:33.545pt;height:19.799pt;z-index:251659264;mso-position-horizontal-relative:page;mso-position-vertical-relative:page;mso-wrap-style:none;mso-fit-shape-to-text:t;">
             <w10:wrap type="none"/>
             <v:textbox inset="0,0,0,0">
               <w:txbxContent>
@@ -5176,7 +5216,7 @@
       </w:r>
       <w:r>
         <w:pict>
-          <v:shape id="DocuMindTextBox190" type="#_x0000_t202" stroked="f" filled="f" o:allowincell="f" style="position:absolute;margin-left:124.229pt;margin-top:171.134pt;width:100.247pt;height:19.799pt;z-index:251659264;mso-position-horizontal-relative:page;mso-position-vertical-relative:page;mso-wrap-style:none;mso-fit-shape-to-text:t;">
+          <v:shape id="DocuMindTextBox195" type="#_x0000_t202" stroked="f" filled="f" o:allowincell="f" style="position:absolute;margin-left:124.229pt;margin-top:171.134pt;width:100.247pt;height:19.799pt;z-index:251659264;mso-position-horizontal-relative:page;mso-position-vertical-relative:page;mso-wrap-style:none;mso-fit-shape-to-text:t;">
             <w10:wrap type="none"/>
             <v:textbox inset="0,0,0,0">
               <w:txbxContent>
@@ -5203,7 +5243,7 @@
       </w:r>
       <w:r>
         <w:pict>
-          <v:shape id="DocuMindTextBox191" type="#_x0000_t202" stroked="f" filled="f" o:allowincell="f" style="position:absolute;margin-left:221.421pt;margin-top:171.134pt;width:144.423pt;height:19.799pt;z-index:251659264;mso-position-horizontal-relative:page;mso-position-vertical-relative:page;mso-wrap-style:none;mso-fit-shape-to-text:t;">
+          <v:shape id="DocuMindTextBox196" type="#_x0000_t202" stroked="f" filled="f" o:allowincell="f" style="position:absolute;margin-left:221.421pt;margin-top:171.134pt;width:144.423pt;height:19.799pt;z-index:251659264;mso-position-horizontal-relative:page;mso-position-vertical-relative:page;mso-wrap-style:none;mso-fit-shape-to-text:t;">
             <w10:wrap type="none"/>
             <v:textbox inset="0,0,0,0">
               <w:txbxContent>
@@ -5230,7 +5270,7 @@
       </w:r>
       <w:r>
         <w:pict>
-          <v:shape id="DocuMindTextBox192" type="#_x0000_t202" stroked="f" filled="f" o:allowincell="f" style="position:absolute;margin-left:57.636pt;margin-top:201.897pt;width:142.272pt;height:23.549pt;z-index:251659264;mso-position-horizontal-relative:page;mso-position-vertical-relative:page;mso-wrap-style:none;mso-fit-shape-to-text:t;">
+          <v:shape id="DocuMindTextBox197" type="#_x0000_t202" stroked="f" filled="f" o:allowincell="f" style="position:absolute;margin-left:57.636pt;margin-top:201.897pt;width:142.272pt;height:23.549pt;z-index:251659264;mso-position-horizontal-relative:page;mso-position-vertical-relative:page;mso-wrap-style:none;mso-fit-shape-to-text:t;">
             <w10:wrap type="none"/>
             <v:textbox inset="0,0,0,0">
               <w:txbxContent>
@@ -5257,7 +5297,7 @@
       </w:r>
       <w:r>
         <w:pict>
-          <v:shape id="DocuMindTextBox193" type="#_x0000_t202" stroked="f" filled="f" o:allowincell="f" style="position:absolute;margin-left:57.636pt;margin-top:225.781pt;width:10.049pt;height:18.977pt;z-index:251659264;mso-position-horizontal-relative:page;mso-position-vertical-relative:page;mso-wrap-style:none;mso-fit-shape-to-text:t;">
+          <v:shape id="DocuMindTextBox198" type="#_x0000_t202" stroked="f" filled="f" o:allowincell="f" style="position:absolute;margin-left:57.636pt;margin-top:225.781pt;width:10.049pt;height:18.977pt;z-index:251659264;mso-position-horizontal-relative:page;mso-position-vertical-relative:page;mso-wrap-style:none;mso-fit-shape-to-text:t;">
             <w10:wrap type="none"/>
             <v:textbox inset="0,0,0,0">
               <w:txbxContent>
@@ -5284,7 +5324,7 @@
       </w:r>
       <w:r>
         <w:pict>
-          <v:shape id="DocuMindTextBox194" type="#_x0000_t202" stroked="f" filled="f" o:allowincell="f" style="position:absolute;margin-left:75.634pt;margin-top:225.850pt;width:128.891pt;height:19.799pt;z-index:251659264;mso-position-horizontal-relative:page;mso-position-vertical-relative:page;mso-wrap-style:none;mso-fit-shape-to-text:t;">
+          <v:shape id="DocuMindTextBox199" type="#_x0000_t202" stroked="f" filled="f" o:allowincell="f" style="position:absolute;margin-left:75.634pt;margin-top:225.850pt;width:128.891pt;height:19.799pt;z-index:251659264;mso-position-horizontal-relative:page;mso-position-vertical-relative:page;mso-wrap-style:none;mso-fit-shape-to-text:t;">
             <w10:wrap type="none"/>
             <v:textbox inset="0,0,0,0">
               <w:txbxContent>
@@ -5311,7 +5351,7 @@
       </w:r>
       <w:r>
         <w:pict>
-          <v:shape id="DocuMindTextBox195" type="#_x0000_t202" stroked="f" filled="f" o:allowincell="f" style="position:absolute;margin-left:201.624pt;margin-top:225.850pt;width:94.172pt;height:19.799pt;z-index:251659264;mso-position-horizontal-relative:page;mso-position-vertical-relative:page;mso-wrap-style:none;mso-fit-shape-to-text:t;">
+          <v:shape id="DocuMindTextBox200" type="#_x0000_t202" stroked="f" filled="f" o:allowincell="f" style="position:absolute;margin-left:201.624pt;margin-top:225.850pt;width:94.172pt;height:19.799pt;z-index:251659264;mso-position-horizontal-relative:page;mso-position-vertical-relative:page;mso-wrap-style:none;mso-fit-shape-to-text:t;">
             <w10:wrap type="none"/>
             <v:textbox inset="0,0,0,0">
               <w:txbxContent>
@@ -5338,7 +5378,7 @@
       </w:r>
       <w:r>
         <w:pict>
-          <v:shape id="DocuMindTextBox196" type="#_x0000_t202" stroked="f" filled="f" o:allowincell="f" style="position:absolute;margin-left:292.696pt;margin-top:225.850pt;width:226.255pt;height:19.799pt;z-index:251659264;mso-position-horizontal-relative:page;mso-position-vertical-relative:page;mso-wrap-style:none;mso-fit-shape-to-text:t;">
+          <v:shape id="DocuMindTextBox201" type="#_x0000_t202" stroked="f" filled="f" o:allowincell="f" style="position:absolute;margin-left:292.696pt;margin-top:225.850pt;width:226.255pt;height:19.799pt;z-index:251659264;mso-position-horizontal-relative:page;mso-position-vertical-relative:page;mso-wrap-style:none;mso-fit-shape-to-text:t;">
             <w10:wrap type="none"/>
             <v:textbox inset="0,0,0,0">
               <w:txbxContent>

--- a/output/output.docx
+++ b/output/output.docx
@@ -13,40 +13,24 @@
       </w:r>
       <w:r>
         <w:pict>
-          <v:shape id="DocuMindImage1" type="#_x0000_t75" stroked="f" o:allowincell="f" style="position:absolute;margin-left:57.636pt;margin-top:35.997pt;width:70.914pt;height:48.236pt;z-index:1;mso-position-horizontal-relative:page;mso-position-vertical-relative:page;mso-wrap-style:none;">
-            <w10:wrap type="none"/>
-            <v:imagedata r:id="rId9" o:title=""/>
-          </v:shape>
-        </w:pict>
-      </w:r>
-      <w:r>
-        <w:pict>
-          <v:shape id="DocuMindImage2" type="#_x0000_t75" stroked="f" o:allowincell="f" style="position:absolute;margin-left:57.636pt;margin-top:410.486pt;width:464.001pt;height:228.101pt;z-index:1;mso-position-horizontal-relative:page;mso-position-vertical-relative:page;mso-wrap-style:none;">
-            <w10:wrap type="none"/>
-            <v:imagedata r:id="rId10" o:title=""/>
-          </v:shape>
-        </w:pict>
-      </w:r>
-      <w:r>
-        <w:pict>
-          <v:shape id="DocuMindTextBox3" type="#_x0000_t202" stroked="f" filled="f" o:allowincell="f" style="position:absolute;margin-left:57.636pt;margin-top:734.050pt;width:99.713pt;height:17.249pt;z-index:251659264;mso-position-horizontal-relative:page;mso-position-vertical-relative:page;mso-wrap-style:none;mso-fit-shape-to-text:t;">
+          <v:shape id="DocuMindTextBox1" type="#_x0000_t202" stroked="f" filled="f" o:allowincell="f" style="position:absolute;margin-left:206.000pt;margin-top:68.160pt;width:186.372pt;height:41.000pt;z-index:251659264;mso-position-horizontal-relative:page;mso-position-vertical-relative:page;mso-wrap-style:none;mso-fit-shape-to-text:t;">
             <w10:wrap type="none"/>
             <v:textbox inset="0,0,0,0">
               <w:txbxContent>
                 <w:p>
                   <w:pPr>
-                    <w:spacing w:before="0" w:after="0" w:lineRule="exact" w:line="225"/>
+                    <w:spacing w:before="0" w:after="0" w:lineRule="exact" w:line="700"/>
                     <w:ind w:left="0" w:right="0" w:firstLine="0"/>
                   </w:pPr>
                   <w:r>
                     <w:rPr>
-                      <w:rFonts w:ascii="Arial" w:hAnsi="Arial" w:eastAsia="Arial" w:cs="Arial"/>
-                      <w:b w:val="0"/>
+                      <w:rFonts w:ascii="Liberation Sans" w:hAnsi="Liberation Sans" w:eastAsia="Liberation Sans" w:cs="Liberation Sans"/>
+                      <w:b/>
                       <w:i w:val="0"/>
                       <w:color w:val="000000"/>
-                      <w:sz w:val="17"/>
+                      <w:sz w:val="56"/>
                     </w:rPr>
-                    <w:t xml:space="preserve">PDF Bookmark Sample </w:t>
+                    <w:t xml:space="preserve">Lorem ipsum </w:t>
                   </w:r>
                 </w:p>
               </w:txbxContent>
@@ -56,34 +40,7 @@
       </w:r>
       <w:r>
         <w:pict>
-          <v:shape id="DocuMindTextBox4" type="#_x0000_t202" stroked="f" filled="f" o:allowincell="f" style="position:absolute;margin-left:475.799pt;margin-top:734.050pt;width:51.695pt;height:17.249pt;z-index:251659264;mso-position-horizontal-relative:page;mso-position-vertical-relative:page;mso-wrap-style:none;mso-fit-shape-to-text:t;">
-            <w10:wrap type="none"/>
-            <v:textbox inset="0,0,0,0">
-              <w:txbxContent>
-                <w:p>
-                  <w:pPr>
-                    <w:spacing w:before="0" w:after="0" w:lineRule="exact" w:line="225"/>
-                    <w:ind w:left="0" w:right="0" w:firstLine="0"/>
-                  </w:pPr>
-                  <w:r>
-                    <w:rPr>
-                      <w:rFonts w:ascii="Arial" w:hAnsi="Arial" w:eastAsia="Arial" w:cs="Arial"/>
-                      <w:b w:val="0"/>
-                      <w:i w:val="0"/>
-                      <w:color w:val="000000"/>
-                      <w:sz w:val="17"/>
-                    </w:rPr>
-                    <w:t xml:space="preserve">Page 1 of 4 </w:t>
-                  </w:r>
-                </w:p>
-              </w:txbxContent>
-            </v:textbox>
-          </v:shape>
-        </w:pict>
-      </w:r>
-      <w:r>
-        <w:pict>
-          <v:shape id="DocuMindTextBox5" type="#_x0000_t202" stroked="f" filled="f" o:allowincell="f" style="position:absolute;margin-left:191.185pt;margin-top:117.080pt;width:57.068pt;height:28.498pt;z-index:251659264;mso-position-horizontal-relative:page;mso-position-vertical-relative:page;mso-wrap-style:none;mso-fit-shape-to-text:t;">
+          <v:shape id="DocuMindTextBox2" type="#_x0000_t202" stroked="f" filled="f" o:allowincell="f" style="position:absolute;margin-left:74.800pt;margin-top:144.010pt;width:449.616pt;height:28.500pt;z-index:251659264;mso-position-horizontal-relative:page;mso-position-vertical-relative:page;mso-wrap-style:none;mso-fit-shape-to-text:t;">
             <w10:wrap type="none"/>
             <v:textbox inset="0,0,0,0">
               <w:txbxContent>
@@ -94,13 +51,13 @@
                   </w:pPr>
                   <w:r>
                     <w:rPr>
-                      <w:rFonts w:ascii="Arial" w:hAnsi="Arial" w:eastAsia="Arial" w:cs="Arial"/>
+                      <w:rFonts w:ascii="Liberation Sans" w:hAnsi="Liberation Sans" w:eastAsia="Liberation Sans" w:cs="Liberation Sans"/>
                       <w:b/>
                       <w:i w:val="0"/>
-                      <w:color w:val="FF0000"/>
-                      <w:sz w:val="35"/>
+                      <w:color w:val="000000"/>
+                      <w:sz w:val="36"/>
                     </w:rPr>
-                    <w:t>PDF B</w:t>
+                    <w:t xml:space="preserve">Lorem ipsum dolor sit amet, consectetur adipiscing </w:t>
                   </w:r>
                 </w:p>
               </w:txbxContent>
@@ -110,34 +67,7 @@
       </w:r>
       <w:r>
         <w:pict>
-          <v:shape id="DocuMindTextBox6" type="#_x0000_t202" stroked="f" filled="f" o:allowincell="f" style="position:absolute;margin-left:245.180pt;margin-top:120.229pt;width:83.465pt;height:24.148pt;z-index:251659264;mso-position-horizontal-relative:page;mso-position-vertical-relative:page;mso-wrap-style:none;mso-fit-shape-to-text:t;">
-            <w10:wrap type="none"/>
-            <v:textbox inset="0,0,0,0">
-              <w:txbxContent>
-                <w:p>
-                  <w:pPr>
-                    <w:spacing w:before="0" w:after="0" w:lineRule="exact" w:line="363"/>
-                    <w:ind w:left="0" w:right="0" w:firstLine="0"/>
-                  </w:pPr>
-                  <w:r>
-                    <w:rPr>
-                      <w:rFonts w:ascii="Arial" w:hAnsi="Arial" w:eastAsia="Arial" w:cs="Arial"/>
-                      <w:b/>
-                      <w:i w:val="0"/>
-                      <w:color w:val="FF0000"/>
-                      <w:sz w:val="29"/>
-                    </w:rPr>
-                    <w:t xml:space="preserve">OOKMARK </w:t>
-                  </w:r>
-                </w:p>
-              </w:txbxContent>
-            </v:textbox>
-          </v:shape>
-        </w:pict>
-      </w:r>
-      <w:r>
-        <w:pict>
-          <v:shape id="DocuMindTextBox7" type="#_x0000_t202" stroked="f" filled="f" o:allowincell="f" style="position:absolute;margin-left:325.694pt;margin-top:117.080pt;width:15.005pt;height:28.498pt;z-index:251659264;mso-position-horizontal-relative:page;mso-position-vertical-relative:page;mso-wrap-style:none;mso-fit-shape-to-text:t;">
+          <v:shape id="DocuMindTextBox3" type="#_x0000_t202" stroked="f" filled="f" o:allowincell="f" style="position:absolute;margin-left:56.800pt;margin-top:164.710pt;width:240.726pt;height:28.500pt;z-index:251659264;mso-position-horizontal-relative:page;mso-position-vertical-relative:page;mso-wrap-style:none;mso-fit-shape-to-text:t;">
             <w10:wrap type="none"/>
             <v:textbox inset="0,0,0,0">
               <w:txbxContent>
@@ -148,13 +78,13 @@
                   </w:pPr>
                   <w:r>
                     <w:rPr>
-                      <w:rFonts w:ascii="Arial" w:hAnsi="Arial" w:eastAsia="Arial" w:cs="Arial"/>
+                      <w:rFonts w:ascii="Liberation Sans" w:hAnsi="Liberation Sans" w:eastAsia="Liberation Sans" w:cs="Liberation Sans"/>
                       <w:b/>
                       <w:i w:val="0"/>
-                      <w:color w:val="FF0000"/>
-                      <w:sz w:val="35"/>
+                      <w:color w:val="000000"/>
+                      <w:sz w:val="36"/>
                     </w:rPr>
-                    <w:t>S</w:t>
+                    <w:t xml:space="preserve">elit. Nunc ac faucibus odio. </w:t>
                   </w:r>
                 </w:p>
               </w:txbxContent>
@@ -164,24 +94,24 @@
       </w:r>
       <w:r>
         <w:pict>
-          <v:shape id="DocuMindTextBox8" type="#_x0000_t202" stroked="f" filled="f" o:allowincell="f" style="position:absolute;margin-left:337.812pt;margin-top:120.229pt;width:53.599pt;height:24.148pt;z-index:251659264;mso-position-horizontal-relative:page;mso-position-vertical-relative:page;mso-wrap-style:none;mso-fit-shape-to-text:t;">
+          <v:shape id="DocuMindTextBox4" type="#_x0000_t202" stroked="f" filled="f" o:allowincell="f" style="position:absolute;margin-left:56.800pt;margin-top:216.756pt;width:483.868pt;height:19.125pt;z-index:251659264;mso-position-horizontal-relative:page;mso-position-vertical-relative:page;mso-wrap-style:none;mso-fit-shape-to-text:t;">
             <w10:wrap type="none"/>
             <v:textbox inset="0,0,0,0">
               <w:txbxContent>
                 <w:p>
                   <w:pPr>
-                    <w:spacing w:before="0" w:after="0" w:lineRule="exact" w:line="363"/>
+                    <w:spacing w:before="0" w:after="0" w:lineRule="exact" w:line="262"/>
                     <w:ind w:left="0" w:right="0" w:firstLine="0"/>
                   </w:pPr>
                   <w:r>
                     <w:rPr>
-                      <w:rFonts w:ascii="Arial" w:hAnsi="Arial" w:eastAsia="Arial" w:cs="Arial"/>
-                      <w:b/>
+                      <w:rFonts w:ascii="Deja Vu Sans" w:hAnsi="Deja Vu Sans" w:eastAsia="Deja Vu Sans" w:cs="Deja Vu Sans"/>
+                      <w:b w:val="0"/>
                       <w:i w:val="0"/>
-                      <w:color w:val="FF0000"/>
-                      <w:sz w:val="29"/>
+                      <w:color w:val="000000"/>
+                      <w:sz w:val="21"/>
                     </w:rPr>
-                    <w:t>AMPLE</w:t>
+                    <w:t>Vestibulum neque massa, scelerisque sit amet ligula eu, congue molestie mi. Praesent ut</w:t>
                   </w:r>
                 </w:p>
               </w:txbxContent>
@@ -191,24 +121,24 @@
       </w:r>
       <w:r>
         <w:pict>
-          <v:shape id="DocuMindTextBox9" type="#_x0000_t202" stroked="f" filled="f" o:allowincell="f" style="position:absolute;margin-left:63.395pt;margin-top:162.735pt;width:75.903pt;height:19.799pt;z-index:251659264;mso-position-horizontal-relative:page;mso-position-vertical-relative:page;mso-wrap-style:none;mso-fit-shape-to-text:t;">
+          <v:shape id="DocuMindTextBox5" type="#_x0000_t202" stroked="f" filled="f" o:allowincell="f" style="position:absolute;margin-left:56.800pt;margin-top:231.456pt;width:483.963pt;height:19.125pt;z-index:251659264;mso-position-horizontal-relative:page;mso-position-vertical-relative:page;mso-wrap-style:none;mso-fit-shape-to-text:t;">
             <w10:wrap type="none"/>
             <v:textbox inset="0,0,0,0">
               <w:txbxContent>
                 <w:p>
                   <w:pPr>
-                    <w:spacing w:before="0" w:after="0" w:lineRule="exact" w:line="276"/>
+                    <w:spacing w:before="0" w:after="0" w:lineRule="exact" w:line="262"/>
                     <w:ind w:left="0" w:right="0" w:firstLine="0"/>
                   </w:pPr>
                   <w:r>
                     <w:rPr>
-                      <w:rFonts w:ascii="Arial" w:hAnsi="Arial" w:eastAsia="Arial" w:cs="Arial"/>
-                      <w:b/>
+                      <w:rFonts w:ascii="Deja Vu Sans" w:hAnsi="Deja Vu Sans" w:eastAsia="Deja Vu Sans" w:cs="Deja Vu Sans"/>
+                      <w:b w:val="0"/>
                       <w:i w:val="0"/>
                       <w:color w:val="000000"/>
-                      <w:sz w:val="22"/>
+                      <w:sz w:val="21"/>
                     </w:rPr>
-                    <w:t xml:space="preserve">Sample Date: </w:t>
+                    <w:t>varius sem. Nullam at porttitor arcu, nec lacinia nisi. Ut ac dolor vitae odio interdum</w:t>
                   </w:r>
                 </w:p>
               </w:txbxContent>
@@ -218,24 +148,24 @@
       </w:r>
       <w:r>
         <w:pict>
-          <v:shape id="DocuMindTextBox10" type="#_x0000_t202" stroked="f" filled="f" o:allowincell="f" style="position:absolute;margin-left:234.381pt;margin-top:162.855pt;width:54.299pt;height:19.799pt;z-index:251659264;mso-position-horizontal-relative:page;mso-position-vertical-relative:page;mso-wrap-style:none;mso-fit-shape-to-text:t;">
+          <v:shape id="DocuMindTextBox6" type="#_x0000_t202" stroked="f" filled="f" o:allowincell="f" style="position:absolute;margin-left:56.800pt;margin-top:246.156pt;width:88.428pt;height:19.125pt;z-index:251659264;mso-position-horizontal-relative:page;mso-position-vertical-relative:page;mso-wrap-style:none;mso-fit-shape-to-text:t;">
             <w10:wrap type="none"/>
             <v:textbox inset="0,0,0,0">
               <w:txbxContent>
                 <w:p>
                   <w:pPr>
-                    <w:spacing w:before="0" w:after="0" w:lineRule="exact" w:line="276"/>
+                    <w:spacing w:before="0" w:after="0" w:lineRule="exact" w:line="262"/>
                     <w:ind w:left="0" w:right="0" w:firstLine="0"/>
                   </w:pPr>
                   <w:r>
                     <w:rPr>
-                      <w:rFonts w:ascii="Arial" w:hAnsi="Arial" w:eastAsia="Arial" w:cs="Arial"/>
+                      <w:rFonts w:ascii="Deja Vu Sans" w:hAnsi="Deja Vu Sans" w:eastAsia="Deja Vu Sans" w:cs="Deja Vu Sans"/>
                       <w:b w:val="0"/>
                       <w:i w:val="0"/>
                       <w:color w:val="000000"/>
-                      <w:sz w:val="22"/>
+                      <w:sz w:val="21"/>
                     </w:rPr>
-                    <w:t xml:space="preserve">May 2001 </w:t>
+                    <w:t xml:space="preserve">condimentum. </w:t>
                   </w:r>
                 </w:p>
               </w:txbxContent>
@@ -245,24 +175,24 @@
       </w:r>
       <w:r>
         <w:pict>
-          <v:shape id="DocuMindTextBox11" type="#_x0000_t202" stroked="f" filled="f" o:allowincell="f" style="position:absolute;margin-left:63.395pt;margin-top:185.773pt;width:73.248pt;height:19.799pt;z-index:251659264;mso-position-horizontal-relative:page;mso-position-vertical-relative:page;mso-wrap-style:none;mso-fit-shape-to-text:t;">
+          <v:shape id="DocuMindTextBox7" type="#_x0000_t202" stroked="f" filled="f" o:allowincell="f" style="position:absolute;margin-left:142.300pt;margin-top:246.156pt;width:398.945pt;height:19.125pt;z-index:251659264;mso-position-horizontal-relative:page;mso-position-vertical-relative:page;mso-wrap-style:none;mso-fit-shape-to-text:t;">
             <w10:wrap type="none"/>
             <v:textbox inset="0,0,0,0">
               <w:txbxContent>
                 <w:p>
                   <w:pPr>
-                    <w:spacing w:before="0" w:after="0" w:lineRule="exact" w:line="276"/>
+                    <w:spacing w:before="0" w:after="0" w:lineRule="exact" w:line="262"/>
                     <w:ind w:left="0" w:right="0" w:firstLine="0"/>
                   </w:pPr>
                   <w:r>
                     <w:rPr>
-                      <w:rFonts w:ascii="Arial" w:hAnsi="Arial" w:eastAsia="Arial" w:cs="Arial"/>
+                      <w:rFonts w:ascii="Deja Vu Sans" w:hAnsi="Deja Vu Sans" w:eastAsia="Deja Vu Sans" w:cs="Deja Vu Sans"/>
                       <w:b/>
                       <w:i w:val="0"/>
                       <w:color w:val="000000"/>
-                      <w:sz w:val="22"/>
+                      <w:sz w:val="21"/>
                     </w:rPr>
-                    <w:t xml:space="preserve">Prepared by: </w:t>
+                    <w:t>Vivamus dapibus sodales ex, vitae malesuada ipsum cursus</w:t>
                   </w:r>
                 </w:p>
               </w:txbxContent>
@@ -272,24 +202,24 @@
       </w:r>
       <w:r>
         <w:pict>
-          <v:shape id="DocuMindTextBox12" type="#_x0000_t202" stroked="f" filled="f" o:allowincell="f" style="position:absolute;margin-left:234.381pt;margin-top:185.893pt;width:182.171pt;height:19.799pt;z-index:251659264;mso-position-horizontal-relative:page;mso-position-vertical-relative:page;mso-wrap-style:none;mso-fit-shape-to-text:t;">
+          <v:shape id="DocuMindTextBox8" type="#_x0000_t202" stroked="f" filled="f" o:allowincell="f" style="position:absolute;margin-left:56.800pt;margin-top:260.856pt;width:386.723pt;height:19.125pt;z-index:251659264;mso-position-horizontal-relative:page;mso-position-vertical-relative:page;mso-wrap-style:none;mso-fit-shape-to-text:t;">
             <w10:wrap type="none"/>
             <v:textbox inset="0,0,0,0">
               <w:txbxContent>
                 <w:p>
                   <w:pPr>
-                    <w:spacing w:before="0" w:after="0" w:lineRule="exact" w:line="276"/>
+                    <w:spacing w:before="0" w:after="0" w:lineRule="exact" w:line="262"/>
                     <w:ind w:left="0" w:right="0" w:firstLine="0"/>
                   </w:pPr>
                   <w:r>
                     <w:rPr>
-                      <w:rFonts w:ascii="Arial" w:hAnsi="Arial" w:eastAsia="Arial" w:cs="Arial"/>
-                      <w:b w:val="0"/>
+                      <w:rFonts w:ascii="Deja Vu Sans" w:hAnsi="Deja Vu Sans" w:eastAsia="Deja Vu Sans" w:cs="Deja Vu Sans"/>
+                      <w:b/>
                       <w:i w:val="0"/>
                       <w:color w:val="000000"/>
-                      <w:sz w:val="22"/>
+                      <w:sz w:val="21"/>
                     </w:rPr>
-                    <w:t xml:space="preserve">Accelio Present Applied Technology </w:t>
+                    <w:t xml:space="preserve">convallis. Maecenas sed egestas nulla, ac condimentum orci. </w:t>
                   </w:r>
                 </w:p>
               </w:txbxContent>
@@ -299,24 +229,24 @@
       </w:r>
       <w:r>
         <w:pict>
-          <v:shape id="DocuMindTextBox13" type="#_x0000_t202" stroked="f" filled="f" o:allowincell="f" style="position:absolute;margin-left:63.395pt;margin-top:208.691pt;width:145.514pt;height:19.799pt;z-index:251659264;mso-position-horizontal-relative:page;mso-position-vertical-relative:page;mso-wrap-style:none;mso-fit-shape-to-text:t;">
+          <v:shape id="DocuMindTextBox9" type="#_x0000_t202" stroked="f" filled="f" o:allowincell="f" style="position:absolute;margin-left:441.300pt;margin-top:260.856pt;width:100.346pt;height:19.125pt;z-index:251659264;mso-position-horizontal-relative:page;mso-position-vertical-relative:page;mso-wrap-style:none;mso-fit-shape-to-text:t;">
             <w10:wrap type="none"/>
             <v:textbox inset="0,0,0,0">
               <w:txbxContent>
                 <w:p>
                   <w:pPr>
-                    <w:spacing w:before="0" w:after="0" w:lineRule="exact" w:line="276"/>
+                    <w:spacing w:before="0" w:after="0" w:lineRule="exact" w:line="262"/>
                     <w:ind w:left="0" w:right="0" w:firstLine="0"/>
                   </w:pPr>
                   <w:r>
                     <w:rPr>
-                      <w:rFonts w:ascii="Arial" w:hAnsi="Arial" w:eastAsia="Arial" w:cs="Arial"/>
-                      <w:b/>
+                      <w:rFonts w:ascii="Deja Vu Sans" w:hAnsi="Deja Vu Sans" w:eastAsia="Deja Vu Sans" w:cs="Deja Vu Sans"/>
+                      <w:b w:val="0"/>
                       <w:i w:val="0"/>
                       <w:color w:val="000000"/>
-                      <w:sz w:val="22"/>
+                      <w:sz w:val="21"/>
                     </w:rPr>
-                    <w:t xml:space="preserve">Created and Tested Using: </w:t>
+                    <w:t>Mauris diam felis,</w:t>
                   </w:r>
                 </w:p>
               </w:txbxContent>
@@ -326,24 +256,24 @@
       </w:r>
       <w:r>
         <w:pict>
-          <v:shape id="DocuMindTextBox14" type="#_x0000_t202" stroked="f" filled="f" o:allowincell="f" style="position:absolute;margin-left:234.381pt;margin-top:210.783pt;width:10.049pt;height:18.977pt;z-index:251659264;mso-position-horizontal-relative:page;mso-position-vertical-relative:page;mso-wrap-style:none;mso-fit-shape-to-text:t;">
+          <v:shape id="DocuMindTextBox10" type="#_x0000_t202" stroked="f" filled="f" o:allowincell="f" style="position:absolute;margin-left:56.800pt;margin-top:275.556pt;width:483.847pt;height:19.125pt;z-index:251659264;mso-position-horizontal-relative:page;mso-position-vertical-relative:page;mso-wrap-style:none;mso-fit-shape-to-text:t;">
             <w10:wrap type="none"/>
             <v:textbox inset="0,0,0,0">
               <w:txbxContent>
                 <w:p>
                   <w:pPr>
-                    <w:spacing w:before="0" w:after="0" w:lineRule="exact" w:line="260"/>
+                    <w:spacing w:before="0" w:after="0" w:lineRule="exact" w:line="262"/>
                     <w:ind w:left="0" w:right="0" w:firstLine="0"/>
                   </w:pPr>
                   <w:r>
                     <w:rPr>
-                      <w:rFonts w:ascii="Symbol" w:hAnsi="Symbol" w:eastAsia="Symbol" w:cs="Symbol"/>
+                      <w:rFonts w:ascii="Deja Vu Sans" w:hAnsi="Deja Vu Sans" w:eastAsia="Deja Vu Sans" w:cs="Deja Vu Sans"/>
                       <w:b w:val="0"/>
                       <w:i w:val="0"/>
                       <w:color w:val="000000"/>
-                      <w:sz w:val="19"/>
+                      <w:sz w:val="21"/>
                     </w:rPr>
-                    <w:t xml:space="preserve">• </w:t>
+                    <w:t>vulputate ac suscipit et, iaculis non est. Curabitur semper arcu ac ligula semper, nec luctus</w:t>
                   </w:r>
                 </w:p>
               </w:txbxContent>
@@ -353,24 +283,24 @@
       </w:r>
       <w:r>
         <w:pict>
-          <v:shape id="DocuMindTextBox15" type="#_x0000_t202" stroked="f" filled="f" o:allowincell="f" style="position:absolute;margin-left:252.380pt;margin-top:210.851pt;width:139.362pt;height:19.799pt;z-index:251659264;mso-position-horizontal-relative:page;mso-position-vertical-relative:page;mso-wrap-style:none;mso-fit-shape-to-text:t;">
+          <v:shape id="DocuMindTextBox11" type="#_x0000_t202" stroked="f" filled="f" o:allowincell="f" style="position:absolute;margin-left:56.800pt;margin-top:290.256pt;width:486.179pt;height:19.125pt;z-index:251659264;mso-position-horizontal-relative:page;mso-position-vertical-relative:page;mso-wrap-style:none;mso-fit-shape-to-text:t;">
             <w10:wrap type="none"/>
             <v:textbox inset="0,0,0,0">
               <w:txbxContent>
                 <w:p>
                   <w:pPr>
-                    <w:spacing w:before="0" w:after="0" w:lineRule="exact" w:line="276"/>
+                    <w:spacing w:before="0" w:after="0" w:lineRule="exact" w:line="262"/>
                     <w:ind w:left="0" w:right="0" w:firstLine="0"/>
                   </w:pPr>
                   <w:r>
                     <w:rPr>
-                      <w:rFonts w:ascii="Arial" w:hAnsi="Arial" w:eastAsia="Arial" w:cs="Arial"/>
+                      <w:rFonts w:ascii="Deja Vu Sans" w:hAnsi="Deja Vu Sans" w:eastAsia="Deja Vu Sans" w:cs="Deja Vu Sans"/>
                       <w:b w:val="0"/>
                       <w:i w:val="0"/>
                       <w:color w:val="000000"/>
-                      <w:sz w:val="22"/>
+                      <w:sz w:val="21"/>
                     </w:rPr>
-                    <w:t xml:space="preserve">Accelio Present Central 5.4 </w:t>
+                    <w:t>nisl blandit. Integer lacinia ante ac libero lobortis imperdiet. Nullam mollis convallis ipsum,</w:t>
                   </w:r>
                 </w:p>
               </w:txbxContent>
@@ -380,24 +310,24 @@
       </w:r>
       <w:r>
         <w:pict>
-          <v:shape id="DocuMindTextBox16" type="#_x0000_t202" stroked="f" filled="f" o:allowincell="f" style="position:absolute;margin-left:234.381pt;margin-top:231.421pt;width:10.049pt;height:18.977pt;z-index:251659264;mso-position-horizontal-relative:page;mso-position-vertical-relative:page;mso-wrap-style:none;mso-fit-shape-to-text:t;">
+          <v:shape id="DocuMindTextBox12" type="#_x0000_t202" stroked="f" filled="f" o:allowincell="f" style="position:absolute;margin-left:56.139pt;margin-top:304.956pt;width:484.859pt;height:19.125pt;z-index:251659264;mso-position-horizontal-relative:page;mso-position-vertical-relative:page;mso-wrap-style:none;mso-fit-shape-to-text:t;">
             <w10:wrap type="none"/>
             <v:textbox inset="0,0,0,0">
               <w:txbxContent>
                 <w:p>
                   <w:pPr>
-                    <w:spacing w:before="0" w:after="0" w:lineRule="exact" w:line="260"/>
+                    <w:spacing w:before="0" w:after="0" w:lineRule="exact" w:line="262"/>
                     <w:ind w:left="0" w:right="0" w:firstLine="0"/>
                   </w:pPr>
                   <w:r>
                     <w:rPr>
-                      <w:rFonts w:ascii="Symbol" w:hAnsi="Symbol" w:eastAsia="Symbol" w:cs="Symbol"/>
+                      <w:rFonts w:ascii="Deja Vu Sans" w:hAnsi="Deja Vu Sans" w:eastAsia="Deja Vu Sans" w:cs="Deja Vu Sans"/>
                       <w:b w:val="0"/>
                       <w:i w:val="0"/>
                       <w:color w:val="000000"/>
-                      <w:sz w:val="19"/>
+                      <w:sz w:val="21"/>
                     </w:rPr>
-                    <w:t xml:space="preserve">• </w:t>
+                    <w:t>ac accumsan nunc vehicula vitae. Nulla eget justo in felis tristique fringilla. Morbi sit amet</w:t>
                   </w:r>
                 </w:p>
               </w:txbxContent>
@@ -407,24 +337,24 @@
       </w:r>
       <w:r>
         <w:pict>
-          <v:shape id="DocuMindTextBox17" type="#_x0000_t202" stroked="f" filled="f" o:allowincell="f" style="position:absolute;margin-left:252.380pt;margin-top:231.489pt;width:184.105pt;height:19.799pt;z-index:251659264;mso-position-horizontal-relative:page;mso-position-vertical-relative:page;mso-wrap-style:none;mso-fit-shape-to-text:t;">
+          <v:shape id="DocuMindTextBox13" type="#_x0000_t202" stroked="f" filled="f" o:allowincell="f" style="position:absolute;margin-left:56.800pt;margin-top:319.656pt;width:483.879pt;height:19.125pt;z-index:251659264;mso-position-horizontal-relative:page;mso-position-vertical-relative:page;mso-wrap-style:none;mso-fit-shape-to-text:t;">
             <w10:wrap type="none"/>
             <v:textbox inset="0,0,0,0">
               <w:txbxContent>
                 <w:p>
                   <w:pPr>
-                    <w:spacing w:before="0" w:after="0" w:lineRule="exact" w:line="276"/>
+                    <w:spacing w:before="0" w:after="0" w:lineRule="exact" w:line="262"/>
                     <w:ind w:left="0" w:right="0" w:firstLine="0"/>
                   </w:pPr>
                   <w:r>
                     <w:rPr>
-                      <w:rFonts w:ascii="Arial" w:hAnsi="Arial" w:eastAsia="Arial" w:cs="Arial"/>
+                      <w:rFonts w:ascii="Deja Vu Sans" w:hAnsi="Deja Vu Sans" w:eastAsia="Deja Vu Sans" w:cs="Deja Vu Sans"/>
                       <w:b w:val="0"/>
                       <w:i w:val="0"/>
                       <w:color w:val="000000"/>
-                      <w:sz w:val="22"/>
+                      <w:sz w:val="21"/>
                     </w:rPr>
-                    <w:t xml:space="preserve">Accelio Present Output Designer 5.4 </w:t>
+                    <w:t>tortor quis risus auctor condimentum. Morbi in ullamcorper elit. Nulla iaculis tellus sit amet</w:t>
                   </w:r>
                 </w:p>
               </w:txbxContent>
@@ -434,24 +364,24 @@
       </w:r>
       <w:r>
         <w:pict>
-          <v:shape id="DocuMindTextBox18" type="#_x0000_t202" stroked="f" filled="f" o:allowincell="f" style="position:absolute;margin-left:63.395pt;margin-top:254.407pt;width:132.610pt;height:19.799pt;z-index:251659264;mso-position-horizontal-relative:page;mso-position-vertical-relative:page;mso-wrap-style:none;mso-fit-shape-to-text:t;">
+          <v:shape id="DocuMindTextBox14" type="#_x0000_t202" stroked="f" filled="f" o:allowincell="f" style="position:absolute;margin-left:56.800pt;margin-top:334.356pt;width:127.950pt;height:19.125pt;z-index:251659264;mso-position-horizontal-relative:page;mso-position-vertical-relative:page;mso-wrap-style:none;mso-fit-shape-to-text:t;">
             <w10:wrap type="none"/>
             <v:textbox inset="0,0,0,0">
               <w:txbxContent>
                 <w:p>
                   <w:pPr>
-                    <w:spacing w:before="0" w:after="0" w:lineRule="exact" w:line="276"/>
+                    <w:spacing w:before="0" w:after="0" w:lineRule="exact" w:line="262"/>
                     <w:ind w:left="0" w:right="0" w:firstLine="0"/>
                   </w:pPr>
                   <w:r>
                     <w:rPr>
-                      <w:rFonts w:ascii="Arial" w:hAnsi="Arial" w:eastAsia="Arial" w:cs="Arial"/>
-                      <w:b/>
+                      <w:rFonts w:ascii="Deja Vu Sans" w:hAnsi="Deja Vu Sans" w:eastAsia="Deja Vu Sans" w:cs="Deja Vu Sans"/>
+                      <w:b w:val="0"/>
                       <w:i w:val="0"/>
                       <w:color w:val="000000"/>
-                      <w:sz w:val="22"/>
+                      <w:sz w:val="21"/>
                     </w:rPr>
-                    <w:t xml:space="preserve">Features Demonstrated: </w:t>
+                    <w:t>mauris tempus fringilla.</w:t>
                   </w:r>
                 </w:p>
               </w:txbxContent>
@@ -461,24 +391,24 @@
       </w:r>
       <w:r>
         <w:pict>
-          <v:shape id="DocuMindTextBox19" type="#_x0000_t202" stroked="f" filled="f" o:allowincell="f" style="position:absolute;margin-left:234.381pt;margin-top:256.499pt;width:10.049pt;height:18.977pt;z-index:251659264;mso-position-horizontal-relative:page;mso-position-vertical-relative:page;mso-wrap-style:none;mso-fit-shape-to-text:t;">
+          <v:shape id="DocuMindTextBox15" type="#_x0000_t202" stroked="f" filled="f" o:allowincell="f" style="position:absolute;margin-left:56.800pt;margin-top:360.256pt;width:376.968pt;height:19.125pt;z-index:251659264;mso-position-horizontal-relative:page;mso-position-vertical-relative:page;mso-wrap-style:none;mso-fit-shape-to-text:t;">
             <w10:wrap type="none"/>
             <v:textbox inset="0,0,0,0">
               <w:txbxContent>
                 <w:p>
                   <w:pPr>
-                    <w:spacing w:before="0" w:after="0" w:lineRule="exact" w:line="260"/>
+                    <w:spacing w:before="0" w:after="0" w:lineRule="exact" w:line="262"/>
                     <w:ind w:left="0" w:right="0" w:firstLine="0"/>
                   </w:pPr>
                   <w:r>
                     <w:rPr>
-                      <w:rFonts w:ascii="Symbol" w:hAnsi="Symbol" w:eastAsia="Symbol" w:cs="Symbol"/>
+                      <w:rFonts w:ascii="Deja Vu Sans" w:hAnsi="Deja Vu Sans" w:eastAsia="Deja Vu Sans" w:cs="Deja Vu Sans"/>
                       <w:b w:val="0"/>
                       <w:i w:val="0"/>
                       <w:color w:val="000000"/>
-                      <w:sz w:val="19"/>
+                      <w:sz w:val="21"/>
                     </w:rPr>
-                    <w:t xml:space="preserve">• </w:t>
+                    <w:t>Maecenas mauris lectus, lobortis et purus mattis, blandit dictum tellus.</w:t>
                   </w:r>
                 </w:p>
               </w:txbxContent>
@@ -488,24 +418,24 @@
       </w:r>
       <w:r>
         <w:pict>
-          <v:shape id="DocuMindTextBox20" type="#_x0000_t202" stroked="f" filled="f" o:allowincell="f" style="position:absolute;margin-left:252.380pt;margin-top:256.567pt;width:166.879pt;height:19.799pt;z-index:251659264;mso-position-horizontal-relative:page;mso-position-vertical-relative:page;mso-wrap-style:none;mso-fit-shape-to-text:t;">
+          <v:shape id="DocuMindTextBox16" type="#_x0000_t202" stroked="f" filled="f" o:allowincell="f" style="position:absolute;margin-left:74.800pt;margin-top:386.195pt;width:7.830pt;height:19.682pt;z-index:251659264;mso-position-horizontal-relative:page;mso-position-vertical-relative:page;mso-wrap-style:none;mso-fit-shape-to-text:t;">
             <w10:wrap type="none"/>
             <v:textbox inset="0,0,0,0">
               <w:txbxContent>
                 <w:p>
                   <w:pPr>
-                    <w:spacing w:before="0" w:after="0" w:lineRule="exact" w:line="276"/>
+                    <w:spacing w:before="0" w:after="0" w:lineRule="exact" w:line="274"/>
                     <w:ind w:left="0" w:right="0" w:firstLine="0"/>
                   </w:pPr>
                   <w:r>
                     <w:rPr>
-                      <w:rFonts w:ascii="Arial" w:hAnsi="Arial" w:eastAsia="Arial" w:cs="Arial"/>
+                      <w:rFonts w:ascii="Symbol" w:hAnsi="Symbol" w:eastAsia="Symbol" w:cs="Symbol"/>
                       <w:b w:val="0"/>
                       <w:i w:val="0"/>
                       <w:color w:val="000000"/>
-                      <w:sz w:val="22"/>
+                      <w:sz w:val="21"/>
                     </w:rPr>
-                    <w:t xml:space="preserve">Primary bookmarks in a PDF file. </w:t>
+                    <w:t></w:t>
                   </w:r>
                 </w:p>
               </w:txbxContent>
@@ -515,24 +445,24 @@
       </w:r>
       <w:r>
         <w:pict>
-          <v:shape id="DocuMindTextBox21" type="#_x0000_t202" stroked="f" filled="f" o:allowincell="f" style="position:absolute;margin-left:234.381pt;margin-top:277.137pt;width:10.049pt;height:18.977pt;z-index:251659264;mso-position-horizontal-relative:page;mso-position-vertical-relative:page;mso-wrap-style:none;mso-fit-shape-to-text:t;">
+          <v:shape id="DocuMindTextBox17" type="#_x0000_t202" stroked="f" filled="f" o:allowincell="f" style="position:absolute;margin-left:92.800pt;margin-top:387.056pt;width:290.406pt;height:19.125pt;z-index:251659264;mso-position-horizontal-relative:page;mso-position-vertical-relative:page;mso-wrap-style:none;mso-fit-shape-to-text:t;">
             <w10:wrap type="none"/>
             <v:textbox inset="0,0,0,0">
               <w:txbxContent>
                 <w:p>
                   <w:pPr>
-                    <w:spacing w:before="0" w:after="0" w:lineRule="exact" w:line="260"/>
+                    <w:spacing w:before="0" w:after="0" w:lineRule="exact" w:line="262"/>
                     <w:ind w:left="0" w:right="0" w:firstLine="0"/>
                   </w:pPr>
                   <w:r>
                     <w:rPr>
-                      <w:rFonts w:ascii="Symbol" w:hAnsi="Symbol" w:eastAsia="Symbol" w:cs="Symbol"/>
-                      <w:b w:val="0"/>
+                      <w:rFonts w:ascii="Deja Vu Sans" w:hAnsi="Deja Vu Sans" w:eastAsia="Deja Vu Sans" w:cs="Deja Vu Sans"/>
+                      <w:b/>
                       <w:i w:val="0"/>
                       <w:color w:val="000000"/>
-                      <w:sz w:val="19"/>
+                      <w:sz w:val="21"/>
                     </w:rPr>
-                    <w:t xml:space="preserve">• </w:t>
+                    <w:t xml:space="preserve">Maecenas non lorem quis tellus placerat varius. </w:t>
                   </w:r>
                 </w:p>
               </w:txbxContent>
@@ -542,24 +472,24 @@
       </w:r>
       <w:r>
         <w:pict>
-          <v:shape id="DocuMindTextBox22" type="#_x0000_t202" stroked="f" filled="f" o:allowincell="f" style="position:absolute;margin-left:252.380pt;margin-top:277.206pt;width:181.599pt;height:19.799pt;z-index:251659264;mso-position-horizontal-relative:page;mso-position-vertical-relative:page;mso-wrap-style:none;mso-fit-shape-to-text:t;">
+          <v:shape id="DocuMindTextBox18" type="#_x0000_t202" stroked="f" filled="f" o:allowincell="f" style="position:absolute;margin-left:74.800pt;margin-top:413.895pt;width:7.830pt;height:19.682pt;z-index:251659264;mso-position-horizontal-relative:page;mso-position-vertical-relative:page;mso-wrap-style:none;mso-fit-shape-to-text:t;">
             <w10:wrap type="none"/>
             <v:textbox inset="0,0,0,0">
               <w:txbxContent>
                 <w:p>
                   <w:pPr>
-                    <w:spacing w:before="0" w:after="0" w:lineRule="exact" w:line="276"/>
+                    <w:spacing w:before="0" w:after="0" w:lineRule="exact" w:line="274"/>
                     <w:ind w:left="0" w:right="0" w:firstLine="0"/>
                   </w:pPr>
                   <w:r>
                     <w:rPr>
-                      <w:rFonts w:ascii="Arial" w:hAnsi="Arial" w:eastAsia="Arial" w:cs="Arial"/>
+                      <w:rFonts w:ascii="Symbol" w:hAnsi="Symbol" w:eastAsia="Symbol" w:cs="Symbol"/>
                       <w:b w:val="0"/>
                       <w:i w:val="0"/>
                       <w:color w:val="000000"/>
-                      <w:sz w:val="22"/>
+                      <w:sz w:val="21"/>
                     </w:rPr>
-                    <w:t xml:space="preserve">Secondary bookmarks in a PDF file. </w:t>
+                    <w:t></w:t>
                   </w:r>
                 </w:p>
               </w:txbxContent>
@@ -569,24 +499,24 @@
       </w:r>
       <w:r>
         <w:pict>
-          <v:shape id="DocuMindTextBox23" type="#_x0000_t202" stroked="f" filled="f" o:allowincell="f" style="position:absolute;margin-left:57.636pt;margin-top:311.928pt;width:69.295pt;height:23.549pt;z-index:251659264;mso-position-horizontal-relative:page;mso-position-vertical-relative:page;mso-wrap-style:none;mso-fit-shape-to-text:t;">
+          <v:shape id="DocuMindTextBox19" type="#_x0000_t202" stroked="f" filled="f" o:allowincell="f" style="position:absolute;margin-left:92.139pt;margin-top:414.756pt;width:76.034pt;height:19.125pt;z-index:251659264;mso-position-horizontal-relative:page;mso-position-vertical-relative:page;mso-wrap-style:none;mso-fit-shape-to-text:t;">
             <w10:wrap type="none"/>
             <v:textbox inset="0,0,0,0">
               <w:txbxContent>
                 <w:p>
                   <w:pPr>
-                    <w:spacing w:before="0" w:after="0" w:lineRule="exact" w:line="351"/>
+                    <w:spacing w:before="0" w:after="0" w:lineRule="exact" w:line="262"/>
                     <w:ind w:left="0" w:right="0" w:firstLine="0"/>
                   </w:pPr>
                   <w:r>
                     <w:rPr>
-                      <w:rFonts w:ascii="Arial" w:hAnsi="Arial" w:eastAsia="Arial" w:cs="Arial"/>
-                      <w:b/>
+                      <w:rFonts w:ascii="Deja Vu Sans" w:hAnsi="Deja Vu Sans" w:eastAsia="Deja Vu Sans" w:cs="Deja Vu Sans"/>
+                      <w:b w:val="0"/>
                       <w:i w:val="0"/>
-                      <w:color w:val="808080"/>
-                      <w:sz w:val="28"/>
+                      <w:color w:val="000000"/>
+                      <w:sz w:val="21"/>
                     </w:rPr>
-                    <w:t xml:space="preserve">Overview </w:t>
+                    <w:t xml:space="preserve">Nulla facilisi. </w:t>
                   </w:r>
                 </w:p>
               </w:txbxContent>
@@ -596,24 +526,24 @@
       </w:r>
       <w:r>
         <w:pict>
-          <v:shape id="DocuMindTextBox24" type="#_x0000_t202" stroked="f" filled="f" o:allowincell="f" style="position:absolute;margin-left:57.636pt;margin-top:333.961pt;width:468.114pt;height:19.799pt;z-index:251659264;mso-position-horizontal-relative:page;mso-position-vertical-relative:page;mso-wrap-style:none;mso-fit-shape-to-text:t;">
+          <v:shape id="DocuMindTextBox20" type="#_x0000_t202" stroked="f" filled="f" o:allowincell="f" style="position:absolute;margin-left:74.800pt;margin-top:441.495pt;width:7.830pt;height:19.682pt;z-index:251659264;mso-position-horizontal-relative:page;mso-position-vertical-relative:page;mso-wrap-style:none;mso-fit-shape-to-text:t;">
             <w10:wrap type="none"/>
             <v:textbox inset="0,0,0,0">
               <w:txbxContent>
                 <w:p>
                   <w:pPr>
-                    <w:spacing w:before="0" w:after="0" w:lineRule="exact" w:line="276"/>
+                    <w:spacing w:before="0" w:after="0" w:lineRule="exact" w:line="274"/>
                     <w:ind w:left="0" w:right="0" w:firstLine="0"/>
                   </w:pPr>
                   <w:r>
                     <w:rPr>
-                      <w:rFonts w:ascii="Arial" w:hAnsi="Arial" w:eastAsia="Arial" w:cs="Arial"/>
+                      <w:rFonts w:ascii="Symbol" w:hAnsi="Symbol" w:eastAsia="Symbol" w:cs="Symbol"/>
                       <w:b w:val="0"/>
                       <w:i w:val="0"/>
                       <w:color w:val="000000"/>
-                      <w:sz w:val="22"/>
+                      <w:sz w:val="21"/>
                     </w:rPr>
-                    <w:t xml:space="preserve">This sample consists of a simple form containing four distinct fields. The data file contains eight </w:t>
+                    <w:t></w:t>
                   </w:r>
                 </w:p>
               </w:txbxContent>
@@ -623,24 +553,24 @@
       </w:r>
       <w:r>
         <w:pict>
-          <v:shape id="DocuMindTextBox25" type="#_x0000_t202" stroked="f" filled="f" o:allowincell="f" style="position:absolute;margin-left:57.636pt;margin-top:346.680pt;width:91.732pt;height:19.799pt;z-index:251659264;mso-position-horizontal-relative:page;mso-position-vertical-relative:page;mso-wrap-style:none;mso-fit-shape-to-text:t;">
+          <v:shape id="DocuMindTextBox21" type="#_x0000_t202" stroked="f" filled="f" o:allowincell="f" style="position:absolute;margin-left:92.800pt;margin-top:442.356pt;width:222.555pt;height:19.125pt;z-index:251659264;mso-position-horizontal-relative:page;mso-position-vertical-relative:page;mso-wrap-style:none;mso-fit-shape-to-text:t;">
             <w10:wrap type="none"/>
             <v:textbox inset="0,0,0,0">
               <w:txbxContent>
                 <w:p>
                   <w:pPr>
-                    <w:spacing w:before="0" w:after="0" w:lineRule="exact" w:line="276"/>
+                    <w:spacing w:before="0" w:after="0" w:lineRule="exact" w:line="262"/>
                     <w:ind w:left="0" w:right="0" w:firstLine="0"/>
                   </w:pPr>
                   <w:r>
                     <w:rPr>
-                      <w:rFonts w:ascii="Arial" w:hAnsi="Arial" w:eastAsia="Arial" w:cs="Arial"/>
+                      <w:rFonts w:ascii="Deja Vu Sans" w:hAnsi="Deja Vu Sans" w:eastAsia="Deja Vu Sans" w:cs="Deja Vu Sans"/>
                       <w:b w:val="0"/>
                       <w:i w:val="0"/>
                       <w:color w:val="000000"/>
-                      <w:sz w:val="22"/>
+                      <w:sz w:val="21"/>
                     </w:rPr>
-                    <w:t xml:space="preserve">separate records. </w:t>
+                    <w:t xml:space="preserve">Aenean congue fringilla justo ut aliquam. </w:t>
                   </w:r>
                 </w:p>
               </w:txbxContent>
@@ -650,24 +580,24 @@
       </w:r>
       <w:r>
         <w:pict>
-          <v:shape id="DocuMindTextBox26" type="#_x0000_t202" stroked="f" filled="f" o:allowincell="f" style="position:absolute;margin-left:57.636pt;margin-top:365.279pt;width:460.240pt;height:19.799pt;z-index:251659264;mso-position-horizontal-relative:page;mso-position-vertical-relative:page;mso-wrap-style:none;mso-fit-shape-to-text:t;">
+          <v:shape id="DocuMindTextBox22" type="#_x0000_t202" stroked="f" filled="f" o:allowincell="f" style="position:absolute;margin-left:74.800pt;margin-top:469.180pt;width:8.520pt;height:21.636pt;z-index:251659264;mso-position-horizontal-relative:page;mso-position-vertical-relative:page;mso-wrap-style:none;mso-fit-shape-to-text:t;">
             <w10:wrap type="none"/>
             <v:textbox inset="0,0,0,0">
               <w:txbxContent>
                 <w:p>
                   <w:pPr>
-                    <w:spacing w:before="0" w:after="0" w:lineRule="exact" w:line="276"/>
+                    <w:spacing w:before="0" w:after="0" w:lineRule="exact" w:line="313"/>
                     <w:ind w:left="0" w:right="0" w:firstLine="0"/>
                   </w:pPr>
                   <w:r>
                     <w:rPr>
-                      <w:rFonts w:ascii="Arial" w:hAnsi="Arial" w:eastAsia="Arial" w:cs="Arial"/>
+                      <w:rFonts w:ascii="Symbol" w:hAnsi="Symbol" w:eastAsia="Symbol" w:cs="Symbol"/>
                       <w:b w:val="0"/>
                       <w:i w:val="0"/>
                       <w:color w:val="000000"/>
-                      <w:sz w:val="22"/>
+                      <w:sz w:val="24"/>
                     </w:rPr>
-                    <w:t xml:space="preserve">By default, the data file will produce a PDF file containing eight separate pages. The selective </w:t>
+                    <w:t></w:t>
                   </w:r>
                 </w:p>
               </w:txbxContent>
@@ -677,24 +607,24 @@
       </w:r>
       <w:r>
         <w:pict>
-          <v:shape id="DocuMindTextBox27" type="#_x0000_t202" stroked="f" filled="f" o:allowincell="f" style="position:absolute;margin-left:57.636pt;margin-top:377.998pt;width:415.803pt;height:19.799pt;z-index:251659264;mso-position-horizontal-relative:page;mso-position-vertical-relative:page;mso-wrap-style:none;mso-fit-shape-to-text:t;">
+          <v:shape id="DocuMindTextBox23" type="#_x0000_t202" stroked="f" filled="f" o:allowincell="f" style="position:absolute;margin-left:92.800pt;margin-top:471.556pt;width:448.368pt;height:19.125pt;z-index:251659264;mso-position-horizontal-relative:page;mso-position-vertical-relative:page;mso-wrap-style:none;mso-fit-shape-to-text:t;">
             <w10:wrap type="none"/>
             <v:textbox inset="0,0,0,0">
               <w:txbxContent>
                 <w:p>
                   <w:pPr>
-                    <w:spacing w:before="0" w:after="0" w:lineRule="exact" w:line="276"/>
+                    <w:spacing w:before="0" w:after="0" w:lineRule="exact" w:line="262"/>
                     <w:ind w:left="0" w:right="0" w:firstLine="0"/>
                   </w:pPr>
                   <w:r>
                     <w:rPr>
-                      <w:rFonts w:ascii="Arial" w:hAnsi="Arial" w:eastAsia="Arial" w:cs="Arial"/>
+                      <w:rFonts w:ascii="Deja Vu Sans" w:hAnsi="Deja Vu Sans" w:eastAsia="Deja Vu Sans" w:cs="Deja Vu Sans"/>
                       <w:b w:val="0"/>
                       <w:i w:val="0"/>
                       <w:color w:val="000000"/>
-                      <w:sz w:val="22"/>
+                      <w:sz w:val="21"/>
                     </w:rPr>
-                    <w:t xml:space="preserve">use of the bookmark file will produce the same PDF with a separate pane containing </w:t>
+                    <w:t>Mauris id ex erat. Nunc vulputate neque vitae justo facilisis, non condimentum ante</w:t>
                   </w:r>
                 </w:p>
               </w:txbxContent>
@@ -704,24 +634,24 @@
       </w:r>
       <w:r>
         <w:pict>
-          <v:shape id="DocuMindTextBox28" type="#_x0000_t202" stroked="f" filled="f" o:allowincell="f" style="position:absolute;margin-left:57.636pt;margin-top:390.597pt;width:414.594pt;height:19.799pt;z-index:251659264;mso-position-horizontal-relative:page;mso-position-vertical-relative:page;mso-wrap-style:none;mso-fit-shape-to-text:t;">
+          <v:shape id="DocuMindTextBox24" type="#_x0000_t202" stroked="f" filled="f" o:allowincell="f" style="position:absolute;margin-left:92.800pt;margin-top:487.256pt;width:47.678pt;height:19.125pt;z-index:251659264;mso-position-horizontal-relative:page;mso-position-vertical-relative:page;mso-wrap-style:none;mso-fit-shape-to-text:t;">
             <w10:wrap type="none"/>
             <v:textbox inset="0,0,0,0">
               <w:txbxContent>
                 <w:p>
                   <w:pPr>
-                    <w:spacing w:before="0" w:after="0" w:lineRule="exact" w:line="276"/>
+                    <w:spacing w:before="0" w:after="0" w:lineRule="exact" w:line="262"/>
                     <w:ind w:left="0" w:right="0" w:firstLine="0"/>
                   </w:pPr>
                   <w:r>
                     <w:rPr>
-                      <w:rFonts w:ascii="Arial" w:hAnsi="Arial" w:eastAsia="Arial" w:cs="Arial"/>
+                      <w:rFonts w:ascii="Deja Vu Sans" w:hAnsi="Deja Vu Sans" w:eastAsia="Deja Vu Sans" w:cs="Deja Vu Sans"/>
                       <w:b w:val="0"/>
                       <w:i w:val="0"/>
                       <w:color w:val="000000"/>
-                      <w:sz w:val="22"/>
+                      <w:sz w:val="21"/>
                     </w:rPr>
-                    <w:t xml:space="preserve">bookmarks. This screenshot of the sample output shows a PDF file with bookmarks. </w:t>
+                    <w:t xml:space="preserve">sagittis. </w:t>
                   </w:r>
                 </w:p>
               </w:txbxContent>
@@ -731,24 +661,24 @@
       </w:r>
       <w:r>
         <w:pict>
-          <v:shape id="DocuMindTextBox29" type="#_x0000_t202" stroked="f" filled="f" o:allowincell="f" style="position:absolute;margin-left:57.635pt;margin-top:643.295pt;width:439.731pt;height:19.799pt;z-index:251659264;mso-position-horizontal-relative:page;mso-position-vertical-relative:page;mso-wrap-style:none;mso-fit-shape-to-text:t;">
+          <v:shape id="DocuMindTextBox25" type="#_x0000_t202" stroked="f" filled="f" o:allowincell="f" style="position:absolute;margin-left:74.800pt;margin-top:513.195pt;width:7.830pt;height:19.681pt;z-index:251659264;mso-position-horizontal-relative:page;mso-position-vertical-relative:page;mso-wrap-style:none;mso-fit-shape-to-text:t;">
             <w10:wrap type="none"/>
             <v:textbox inset="0,0,0,0">
               <w:txbxContent>
                 <w:p>
                   <w:pPr>
-                    <w:spacing w:before="0" w:after="0" w:lineRule="exact" w:line="276"/>
+                    <w:spacing w:before="0" w:after="0" w:lineRule="exact" w:line="274"/>
                     <w:ind w:left="0" w:right="0" w:firstLine="0"/>
                   </w:pPr>
                   <w:r>
                     <w:rPr>
-                      <w:rFonts w:ascii="Arial" w:hAnsi="Arial" w:eastAsia="Arial" w:cs="Arial"/>
+                      <w:rFonts w:ascii="Symbol" w:hAnsi="Symbol" w:eastAsia="Symbol" w:cs="Symbol"/>
                       <w:b w:val="0"/>
                       <w:i w:val="0"/>
                       <w:color w:val="000000"/>
-                      <w:sz w:val="22"/>
+                      <w:sz w:val="21"/>
                     </w:rPr>
-                    <w:t xml:space="preserve">The left pane displays the available bookmarks for this PDF. You may need to enable the </w:t>
+                    <w:t></w:t>
                   </w:r>
                 </w:p>
               </w:txbxContent>
@@ -758,24 +688,24 @@
       </w:r>
       <w:r>
         <w:pict>
-          <v:shape id="DocuMindTextBox30" type="#_x0000_t202" stroked="f" filled="f" o:allowincell="f" style="position:absolute;margin-left:57.635pt;margin-top:655.894pt;width:152.733pt;height:19.799pt;z-index:251659264;mso-position-horizontal-relative:page;mso-position-vertical-relative:page;mso-wrap-style:none;mso-fit-shape-to-text:t;">
+          <v:shape id="DocuMindTextBox26" type="#_x0000_t202" stroked="f" filled="f" o:allowincell="f" style="position:absolute;margin-left:92.800pt;margin-top:514.056pt;width:225.831pt;height:19.125pt;z-index:251659264;mso-position-horizontal-relative:page;mso-position-vertical-relative:page;mso-wrap-style:none;mso-fit-shape-to-text:t;">
             <w10:wrap type="none"/>
             <v:textbox inset="0,0,0,0">
               <w:txbxContent>
                 <w:p>
                   <w:pPr>
-                    <w:spacing w:before="0" w:after="0" w:lineRule="exact" w:line="276"/>
+                    <w:spacing w:before="0" w:after="0" w:lineRule="exact" w:line="262"/>
                     <w:ind w:left="0" w:right="0" w:firstLine="0"/>
                   </w:pPr>
                   <w:r>
                     <w:rPr>
-                      <w:rFonts w:ascii="Arial" w:hAnsi="Arial" w:eastAsia="Arial" w:cs="Arial"/>
+                      <w:rFonts w:ascii="Deja Vu Sans" w:hAnsi="Deja Vu Sans" w:eastAsia="Deja Vu Sans" w:cs="Deja Vu Sans"/>
                       <w:b w:val="0"/>
                       <w:i w:val="0"/>
                       <w:color w:val="000000"/>
-                      <w:sz w:val="22"/>
+                      <w:sz w:val="21"/>
                     </w:rPr>
-                    <w:t>display of bookmarks in Adobe</w:t>
+                    <w:t xml:space="preserve">Morbi viverra semper lorem nec molestie. </w:t>
                   </w:r>
                 </w:p>
               </w:txbxContent>
@@ -785,13 +715,13 @@
       </w:r>
       <w:r>
         <w:pict>
-          <v:shape id="DocuMindTextBox31" type="#_x0000_t202" stroked="f" filled="f" o:allowincell="f" style="position:absolute;margin-left:207.383pt;margin-top:656.840pt;width:10.109pt;height:17.249pt;z-index:251659264;mso-position-horizontal-relative:page;mso-position-vertical-relative:page;mso-wrap-style:none;mso-fit-shape-to-text:t;">
+          <v:shape id="DocuMindTextBox27" type="#_x0000_t202" stroked="f" filled="f" o:allowincell="f" style="position:absolute;margin-left:74.800pt;margin-top:540.895pt;width:7.830pt;height:19.681pt;z-index:251659264;mso-position-horizontal-relative:page;mso-position-vertical-relative:page;mso-wrap-style:none;mso-fit-shape-to-text:t;">
             <w10:wrap type="none"/>
             <v:textbox inset="0,0,0,0">
               <w:txbxContent>
                 <w:p>
                   <w:pPr>
-                    <w:spacing w:before="0" w:after="0" w:lineRule="exact" w:line="225"/>
+                    <w:spacing w:before="0" w:after="0" w:lineRule="exact" w:line="274"/>
                     <w:ind w:left="0" w:right="0" w:firstLine="0"/>
                   </w:pPr>
                   <w:r>
@@ -800,9 +730,9 @@
                       <w:b w:val="0"/>
                       <w:i w:val="0"/>
                       <w:color w:val="000000"/>
-                      <w:sz w:val="17"/>
+                      <w:sz w:val="21"/>
                     </w:rPr>
-                    <w:t></w:t>
+                    <w:t></w:t>
                   </w:r>
                 </w:p>
               </w:txbxContent>
@@ -812,24 +742,24 @@
       </w:r>
       <w:r>
         <w:pict>
-          <v:shape id="DocuMindTextBox32" type="#_x0000_t202" stroked="f" filled="f" o:allowincell="f" style="position:absolute;margin-left:214.463pt;margin-top:655.894pt;width:44.102pt;height:19.799pt;z-index:251659264;mso-position-horizontal-relative:page;mso-position-vertical-relative:page;mso-wrap-style:none;mso-fit-shape-to-text:t;">
+          <v:shape id="DocuMindTextBox28" type="#_x0000_t202" stroked="f" filled="f" o:allowincell="f" style="position:absolute;margin-left:92.800pt;margin-top:541.756pt;width:411.859pt;height:19.125pt;z-index:251659264;mso-position-horizontal-relative:page;mso-position-vertical-relative:page;mso-wrap-style:none;mso-fit-shape-to-text:t;">
             <w10:wrap type="none"/>
             <v:textbox inset="0,0,0,0">
               <w:txbxContent>
                 <w:p>
                   <w:pPr>
-                    <w:spacing w:before="0" w:after="0" w:lineRule="exact" w:line="276"/>
+                    <w:spacing w:before="0" w:after="0" w:lineRule="exact" w:line="262"/>
                     <w:ind w:left="0" w:right="0" w:firstLine="0"/>
                   </w:pPr>
                   <w:r>
                     <w:rPr>
-                      <w:rFonts w:ascii="Arial" w:hAnsi="Arial" w:eastAsia="Arial" w:cs="Arial"/>
+                      <w:rFonts w:ascii="Deja Vu Sans" w:hAnsi="Deja Vu Sans" w:eastAsia="Deja Vu Sans" w:cs="Deja Vu Sans"/>
                       <w:b w:val="0"/>
                       <w:i w:val="0"/>
                       <w:color w:val="000000"/>
-                      <w:sz w:val="22"/>
+                      <w:sz w:val="21"/>
                     </w:rPr>
-                    <w:t xml:space="preserve"> Acrobat</w:t>
+                    <w:t>Maecenas tincidunt est efficitur ligula euismod, sit amet ornare est vulputate.</w:t>
                   </w:r>
                 </w:p>
               </w:txbxContent>
@@ -839,24 +769,24 @@
       </w:r>
       <w:r>
         <w:pict>
-          <v:shape id="DocuMindTextBox33" type="#_x0000_t202" stroked="f" filled="f" o:allowincell="f" style="position:absolute;margin-left:255.619pt;margin-top:656.840pt;width:10.109pt;height:17.249pt;z-index:251659264;mso-position-horizontal-relative:page;mso-position-vertical-relative:page;mso-wrap-style:none;mso-fit-shape-to-text:t;">
+          <v:shape id="DocuMindTextBox29" type="#_x0000_t202" stroked="f" filled="f" o:allowincell="f" style="position:absolute;margin-left:188.400pt;margin-top:724.550pt;width:30.250pt;height:18.500pt;z-index:251659264;mso-position-horizontal-relative:page;mso-position-vertical-relative:page;mso-wrap-style:none;mso-fit-shape-to-text:t;">
             <w10:wrap type="none"/>
             <v:textbox inset="0,0,0,0">
               <w:txbxContent>
                 <w:p>
                   <w:pPr>
-                    <w:spacing w:before="0" w:after="0" w:lineRule="exact" w:line="225"/>
+                    <w:spacing w:before="0" w:after="0" w:lineRule="exact" w:line="250"/>
                     <w:ind w:left="0" w:right="0" w:firstLine="0"/>
                   </w:pPr>
                   <w:r>
                     <w:rPr>
-                      <w:rFonts w:ascii="Symbol" w:hAnsi="Symbol" w:eastAsia="Symbol" w:cs="Symbol"/>
+                      <w:rFonts w:ascii="Liberation Sans" w:hAnsi="Liberation Sans" w:eastAsia="Liberation Sans" w:cs="Liberation Sans"/>
                       <w:b w:val="0"/>
                       <w:i w:val="0"/>
                       <w:color w:val="000000"/>
-                      <w:sz w:val="17"/>
+                      <w:sz w:val="20"/>
                     </w:rPr>
-                    <w:t></w:t>
+                    <w:t>Row 1</w:t>
                   </w:r>
                 </w:p>
               </w:txbxContent>
@@ -866,24 +796,24 @@
       </w:r>
       <w:r>
         <w:pict>
-          <v:shape id="DocuMindTextBox34" type="#_x0000_t202" stroked="f" filled="f" o:allowincell="f" style="position:absolute;margin-left:262.579pt;margin-top:655.894pt;width:99.052pt;height:19.799pt;z-index:251659264;mso-position-horizontal-relative:page;mso-position-vertical-relative:page;mso-wrap-style:none;mso-fit-shape-to-text:t;">
+          <v:shape id="DocuMindTextBox30" type="#_x0000_t202" stroked="f" filled="f" o:allowincell="f" style="position:absolute;margin-left:245.800pt;margin-top:724.550pt;width:30.250pt;height:18.500pt;z-index:251659264;mso-position-horizontal-relative:page;mso-position-vertical-relative:page;mso-wrap-style:none;mso-fit-shape-to-text:t;">
             <w10:wrap type="none"/>
             <v:textbox inset="0,0,0,0">
               <w:txbxContent>
                 <w:p>
                   <w:pPr>
-                    <w:spacing w:before="0" w:after="0" w:lineRule="exact" w:line="276"/>
+                    <w:spacing w:before="0" w:after="0" w:lineRule="exact" w:line="250"/>
                     <w:ind w:left="0" w:right="0" w:firstLine="0"/>
                   </w:pPr>
                   <w:r>
                     <w:rPr>
-                      <w:rFonts w:ascii="Arial" w:hAnsi="Arial" w:eastAsia="Arial" w:cs="Arial"/>
+                      <w:rFonts w:ascii="Liberation Sans" w:hAnsi="Liberation Sans" w:eastAsia="Liberation Sans" w:cs="Liberation Sans"/>
                       <w:b w:val="0"/>
                       <w:i w:val="0"/>
                       <w:color w:val="000000"/>
-                      <w:sz w:val="22"/>
+                      <w:sz w:val="20"/>
                     </w:rPr>
-                    <w:t xml:space="preserve"> Reader by clicking </w:t>
+                    <w:t>Row 2</w:t>
                   </w:r>
                 </w:p>
               </w:txbxContent>
@@ -893,24 +823,24 @@
       </w:r>
       <w:r>
         <w:pict>
-          <v:shape id="DocuMindTextBox35" type="#_x0000_t202" stroked="f" filled="f" o:allowincell="f" style="position:absolute;margin-left:358.691pt;margin-top:655.894pt;width:150.014pt;height:19.799pt;z-index:251659264;mso-position-horizontal-relative:page;mso-position-vertical-relative:page;mso-wrap-style:none;mso-fit-shape-to-text:t;">
+          <v:shape id="DocuMindTextBox31" type="#_x0000_t202" stroked="f" filled="f" o:allowincell="f" style="position:absolute;margin-left:303.200pt;margin-top:724.550pt;width:30.250pt;height:18.500pt;z-index:251659264;mso-position-horizontal-relative:page;mso-position-vertical-relative:page;mso-wrap-style:none;mso-fit-shape-to-text:t;">
             <w10:wrap type="none"/>
             <v:textbox inset="0,0,0,0">
               <w:txbxContent>
                 <w:p>
                   <w:pPr>
-                    <w:spacing w:before="0" w:after="0" w:lineRule="exact" w:line="276"/>
+                    <w:spacing w:before="0" w:after="0" w:lineRule="exact" w:line="250"/>
                     <w:ind w:left="0" w:right="0" w:firstLine="0"/>
                   </w:pPr>
                   <w:r>
                     <w:rPr>
-                      <w:rFonts w:ascii="Arial" w:hAnsi="Arial" w:eastAsia="Arial" w:cs="Arial"/>
-                      <w:b/>
+                      <w:rFonts w:ascii="Liberation Sans" w:hAnsi="Liberation Sans" w:eastAsia="Liberation Sans" w:cs="Liberation Sans"/>
+                      <w:b w:val="0"/>
                       <w:i w:val="0"/>
                       <w:color w:val="000000"/>
-                      <w:sz w:val="22"/>
+                      <w:sz w:val="20"/>
                     </w:rPr>
-                    <w:t>Window &gt; Show Bookmarks</w:t>
+                    <w:t>Row 3</w:t>
                   </w:r>
                 </w:p>
               </w:txbxContent>
@@ -920,24 +850,24 @@
       </w:r>
       <w:r>
         <w:pict>
-          <v:shape id="DocuMindTextBox36" type="#_x0000_t202" stroked="f" filled="f" o:allowincell="f" style="position:absolute;margin-left:505.679pt;margin-top:655.894pt;width:9.070pt;height:19.799pt;z-index:251659264;mso-position-horizontal-relative:page;mso-position-vertical-relative:page;mso-wrap-style:none;mso-fit-shape-to-text:t;">
+          <v:shape id="DocuMindTextBox32" type="#_x0000_t202" stroked="f" filled="f" o:allowincell="f" style="position:absolute;margin-left:360.700pt;margin-top:724.550pt;width:30.350pt;height:18.500pt;z-index:251659264;mso-position-horizontal-relative:page;mso-position-vertical-relative:page;mso-wrap-style:none;mso-fit-shape-to-text:t;">
             <w10:wrap type="none"/>
             <v:textbox inset="0,0,0,0">
               <w:txbxContent>
                 <w:p>
                   <w:pPr>
-                    <w:spacing w:before="0" w:after="0" w:lineRule="exact" w:line="276"/>
+                    <w:spacing w:before="0" w:after="0" w:lineRule="exact" w:line="250"/>
                     <w:ind w:left="0" w:right="0" w:firstLine="0"/>
                   </w:pPr>
                   <w:r>
                     <w:rPr>
-                      <w:rFonts w:ascii="Arial" w:hAnsi="Arial" w:eastAsia="Arial" w:cs="Arial"/>
+                      <w:rFonts w:ascii="Liberation Sans" w:hAnsi="Liberation Sans" w:eastAsia="Liberation Sans" w:cs="Liberation Sans"/>
                       <w:b w:val="0"/>
                       <w:i w:val="0"/>
                       <w:color w:val="000000"/>
-                      <w:sz w:val="22"/>
+                      <w:sz w:val="20"/>
                     </w:rPr>
-                    <w:t xml:space="preserve">. </w:t>
+                    <w:t>Row 4</w:t>
                   </w:r>
                 </w:p>
               </w:txbxContent>
@@ -947,24 +877,24 @@
       </w:r>
       <w:r>
         <w:pict>
-          <v:shape id="DocuMindTextBox37" type="#_x0000_t202" stroked="f" filled="f" o:allowincell="f" style="position:absolute;margin-left:57.635pt;margin-top:668.613pt;width:439.022pt;height:19.799pt;z-index:251659264;mso-position-horizontal-relative:page;mso-position-vertical-relative:page;mso-wrap-style:none;mso-fit-shape-to-text:t;">
+          <v:shape id="DocuMindTextBox33" type="#_x0000_t202" stroked="f" filled="f" o:allowincell="f" style="position:absolute;margin-left:160.900pt;margin-top:711.850pt;width:8.560pt;height:18.500pt;z-index:251659264;mso-position-horizontal-relative:page;mso-position-vertical-relative:page;mso-wrap-style:none;mso-fit-shape-to-text:t;">
             <w10:wrap type="none"/>
             <v:textbox inset="0,0,0,0">
               <w:txbxContent>
                 <w:p>
                   <w:pPr>
-                    <w:spacing w:before="0" w:after="0" w:lineRule="exact" w:line="276"/>
+                    <w:spacing w:before="0" w:after="0" w:lineRule="exact" w:line="250"/>
                     <w:ind w:left="0" w:right="0" w:firstLine="0"/>
                   </w:pPr>
                   <w:r>
                     <w:rPr>
-                      <w:rFonts w:ascii="Arial" w:hAnsi="Arial" w:eastAsia="Arial" w:cs="Arial"/>
+                      <w:rFonts w:ascii="Liberation Sans" w:hAnsi="Liberation Sans" w:eastAsia="Liberation Sans" w:cs="Liberation Sans"/>
                       <w:b w:val="0"/>
                       <w:i w:val="0"/>
                       <w:color w:val="000000"/>
-                      <w:sz w:val="22"/>
+                      <w:sz w:val="20"/>
                     </w:rPr>
-                    <w:t xml:space="preserve">Selecting a date from the left pane displays the corresponding page within the document. </w:t>
+                    <w:t>0</w:t>
                   </w:r>
                 </w:p>
               </w:txbxContent>
@@ -974,24 +904,24 @@
       </w:r>
       <w:r>
         <w:pict>
-          <v:shape id="DocuMindTextBox38" type="#_x0000_t202" stroked="f" filled="f" o:allowincell="f" style="position:absolute;margin-left:57.635pt;margin-top:687.212pt;width:469.486pt;height:19.799pt;z-index:251659264;mso-position-horizontal-relative:page;mso-position-vertical-relative:page;mso-wrap-style:none;mso-fit-shape-to-text:t;">
+          <v:shape id="DocuMindTextBox34" type="#_x0000_t202" stroked="f" filled="f" o:allowincell="f" style="position:absolute;margin-left:160.900pt;margin-top:689.950pt;width:8.560pt;height:18.500pt;z-index:251659264;mso-position-horizontal-relative:page;mso-position-vertical-relative:page;mso-wrap-style:none;mso-fit-shape-to-text:t;">
             <w10:wrap type="none"/>
             <v:textbox inset="0,0,0,0">
               <w:txbxContent>
                 <w:p>
                   <w:pPr>
-                    <w:spacing w:before="0" w:after="0" w:lineRule="exact" w:line="276"/>
+                    <w:spacing w:before="0" w:after="0" w:lineRule="exact" w:line="250"/>
                     <w:ind w:left="0" w:right="0" w:firstLine="0"/>
                   </w:pPr>
                   <w:r>
                     <w:rPr>
-                      <w:rFonts w:ascii="Arial" w:hAnsi="Arial" w:eastAsia="Arial" w:cs="Arial"/>
+                      <w:rFonts w:ascii="Liberation Sans" w:hAnsi="Liberation Sans" w:eastAsia="Liberation Sans" w:cs="Liberation Sans"/>
                       <w:b w:val="0"/>
                       <w:i w:val="0"/>
                       <w:color w:val="000000"/>
-                      <w:sz w:val="22"/>
+                      <w:sz w:val="20"/>
                     </w:rPr>
-                    <w:t xml:space="preserve">Note that the index has been sorted according to the specification in the bookmark file, and that </w:t>
+                    <w:t>2</w:t>
                   </w:r>
                 </w:p>
               </w:txbxContent>
@@ -1001,24 +931,213 @@
       </w:r>
       <w:r>
         <w:pict>
-          <v:shape id="DocuMindTextBox39" type="#_x0000_t202" stroked="f" filled="f" o:allowincell="f" style="position:absolute;margin-left:57.635pt;margin-top:699.931pt;width:384.808pt;height:19.799pt;z-index:251659264;mso-position-horizontal-relative:page;mso-position-vertical-relative:page;mso-wrap-style:none;mso-fit-shape-to-text:t;">
+          <v:shape id="DocuMindTextBox35" type="#_x0000_t202" stroked="f" filled="f" o:allowincell="f" style="position:absolute;margin-left:160.900pt;margin-top:668.050pt;width:8.560pt;height:18.500pt;z-index:251659264;mso-position-horizontal-relative:page;mso-position-vertical-relative:page;mso-wrap-style:none;mso-fit-shape-to-text:t;">
             <w10:wrap type="none"/>
             <v:textbox inset="0,0,0,0">
               <w:txbxContent>
                 <w:p>
                   <w:pPr>
-                    <w:spacing w:before="0" w:after="0" w:lineRule="exact" w:line="276"/>
+                    <w:spacing w:before="0" w:after="0" w:lineRule="exact" w:line="250"/>
                     <w:ind w:left="0" w:right="0" w:firstLine="0"/>
                   </w:pPr>
                   <w:r>
                     <w:rPr>
-                      <w:rFonts w:ascii="Arial" w:hAnsi="Arial" w:eastAsia="Arial" w:cs="Arial"/>
+                      <w:rFonts w:ascii="Liberation Sans" w:hAnsi="Liberation Sans" w:eastAsia="Liberation Sans" w:cs="Liberation Sans"/>
                       <w:b w:val="0"/>
                       <w:i w:val="0"/>
                       <w:color w:val="000000"/>
-                      <w:sz w:val="22"/>
+                      <w:sz w:val="20"/>
                     </w:rPr>
-                    <w:t xml:space="preserve">pages within the file are created according to the original order in the data file. </w:t>
+                    <w:t>4</w:t>
+                  </w:r>
+                </w:p>
+              </w:txbxContent>
+            </v:textbox>
+          </v:shape>
+        </w:pict>
+      </w:r>
+      <w:r>
+        <w:pict>
+          <v:shape id="DocuMindTextBox36" type="#_x0000_t202" stroked="f" filled="f" o:allowincell="f" style="position:absolute;margin-left:160.900pt;margin-top:646.050pt;width:8.560pt;height:18.500pt;z-index:251659264;mso-position-horizontal-relative:page;mso-position-vertical-relative:page;mso-wrap-style:none;mso-fit-shape-to-text:t;">
+            <w10:wrap type="none"/>
+            <v:textbox inset="0,0,0,0">
+              <w:txbxContent>
+                <w:p>
+                  <w:pPr>
+                    <w:spacing w:before="0" w:after="0" w:lineRule="exact" w:line="250"/>
+                    <w:ind w:left="0" w:right="0" w:firstLine="0"/>
+                  </w:pPr>
+                  <w:r>
+                    <w:rPr>
+                      <w:rFonts w:ascii="Liberation Sans" w:hAnsi="Liberation Sans" w:eastAsia="Liberation Sans" w:cs="Liberation Sans"/>
+                      <w:b w:val="0"/>
+                      <w:i w:val="0"/>
+                      <w:color w:val="000000"/>
+                      <w:sz w:val="20"/>
+                    </w:rPr>
+                    <w:t>6</w:t>
+                  </w:r>
+                </w:p>
+              </w:txbxContent>
+            </v:textbox>
+          </v:shape>
+        </w:pict>
+      </w:r>
+      <w:r>
+        <w:pict>
+          <v:shape id="DocuMindTextBox37" type="#_x0000_t202" stroked="f" filled="f" o:allowincell="f" style="position:absolute;margin-left:160.900pt;margin-top:624.150pt;width:8.560pt;height:18.500pt;z-index:251659264;mso-position-horizontal-relative:page;mso-position-vertical-relative:page;mso-wrap-style:none;mso-fit-shape-to-text:t;">
+            <w10:wrap type="none"/>
+            <v:textbox inset="0,0,0,0">
+              <w:txbxContent>
+                <w:p>
+                  <w:pPr>
+                    <w:spacing w:before="0" w:after="0" w:lineRule="exact" w:line="250"/>
+                    <w:ind w:left="0" w:right="0" w:firstLine="0"/>
+                  </w:pPr>
+                  <w:r>
+                    <w:rPr>
+                      <w:rFonts w:ascii="Liberation Sans" w:hAnsi="Liberation Sans" w:eastAsia="Liberation Sans" w:cs="Liberation Sans"/>
+                      <w:b w:val="0"/>
+                      <w:i w:val="0"/>
+                      <w:color w:val="000000"/>
+                      <w:sz w:val="20"/>
+                    </w:rPr>
+                    <w:t>8</w:t>
+                  </w:r>
+                </w:p>
+              </w:txbxContent>
+            </v:textbox>
+          </v:shape>
+        </w:pict>
+      </w:r>
+      <w:r>
+        <w:pict>
+          <v:shape id="DocuMindTextBox38" type="#_x0000_t202" stroked="f" filled="f" o:allowincell="f" style="position:absolute;margin-left:155.700pt;margin-top:602.150pt;width:13.860pt;height:18.500pt;z-index:251659264;mso-position-horizontal-relative:page;mso-position-vertical-relative:page;mso-wrap-style:none;mso-fit-shape-to-text:t;">
+            <w10:wrap type="none"/>
+            <v:textbox inset="0,0,0,0">
+              <w:txbxContent>
+                <w:p>
+                  <w:pPr>
+                    <w:spacing w:before="0" w:after="0" w:lineRule="exact" w:line="250"/>
+                    <w:ind w:left="0" w:right="0" w:firstLine="0"/>
+                  </w:pPr>
+                  <w:r>
+                    <w:rPr>
+                      <w:rFonts w:ascii="Liberation Sans" w:hAnsi="Liberation Sans" w:eastAsia="Liberation Sans" w:cs="Liberation Sans"/>
+                      <w:b w:val="0"/>
+                      <w:i w:val="0"/>
+                      <w:color w:val="000000"/>
+                      <w:sz w:val="20"/>
+                    </w:rPr>
+                    <w:t>10</w:t>
+                  </w:r>
+                </w:p>
+              </w:txbxContent>
+            </v:textbox>
+          </v:shape>
+        </w:pict>
+      </w:r>
+      <w:r>
+        <w:pict>
+          <v:shape id="DocuMindTextBox39" type="#_x0000_t202" stroked="f" filled="f" o:allowincell="f" style="position:absolute;margin-left:155.700pt;margin-top:580.250pt;width:13.860pt;height:18.500pt;z-index:251659264;mso-position-horizontal-relative:page;mso-position-vertical-relative:page;mso-wrap-style:none;mso-fit-shape-to-text:t;">
+            <w10:wrap type="none"/>
+            <v:textbox inset="0,0,0,0">
+              <w:txbxContent>
+                <w:p>
+                  <w:pPr>
+                    <w:spacing w:before="0" w:after="0" w:lineRule="exact" w:line="250"/>
+                    <w:ind w:left="0" w:right="0" w:firstLine="0"/>
+                  </w:pPr>
+                  <w:r>
+                    <w:rPr>
+                      <w:rFonts w:ascii="Liberation Sans" w:hAnsi="Liberation Sans" w:eastAsia="Liberation Sans" w:cs="Liberation Sans"/>
+                      <w:b w:val="0"/>
+                      <w:i w:val="0"/>
+                      <w:color w:val="000000"/>
+                      <w:sz w:val="20"/>
+                    </w:rPr>
+                    <w:t>12</w:t>
+                  </w:r>
+                </w:p>
+              </w:txbxContent>
+            </v:textbox>
+          </v:shape>
+        </w:pict>
+      </w:r>
+      <w:r>
+        <w:pict>
+          <v:shape id="DocuMindTextBox40" type="#_x0000_t202" stroked="f" filled="f" o:allowincell="f" style="position:absolute;margin-left:421.400pt;margin-top:638.250pt;width:44.540pt;height:18.500pt;z-index:251659264;mso-position-horizontal-relative:page;mso-position-vertical-relative:page;mso-wrap-style:none;mso-fit-shape-to-text:t;">
+            <w10:wrap type="none"/>
+            <v:textbox inset="0,0,0,0">
+              <w:txbxContent>
+                <w:p>
+                  <w:pPr>
+                    <w:spacing w:before="0" w:after="0" w:lineRule="exact" w:line="250"/>
+                    <w:ind w:left="0" w:right="0" w:firstLine="0"/>
+                  </w:pPr>
+                  <w:r>
+                    <w:rPr>
+                      <w:rFonts w:ascii="Liberation Sans" w:hAnsi="Liberation Sans" w:eastAsia="Liberation Sans" w:cs="Liberation Sans"/>
+                      <w:b w:val="0"/>
+                      <w:i w:val="0"/>
+                      <w:color w:val="000000"/>
+                      <w:sz w:val="20"/>
+                    </w:rPr>
+                    <w:t>Column 1</w:t>
+                  </w:r>
+                </w:p>
+              </w:txbxContent>
+            </v:textbox>
+          </v:shape>
+        </w:pict>
+      </w:r>
+      <w:r>
+        <w:pict>
+          <v:shape id="DocuMindTextBox41" type="#_x0000_t202" stroked="f" filled="f" o:allowincell="f" style="position:absolute;margin-left:421.400pt;margin-top:652.350pt;width:44.540pt;height:18.500pt;z-index:251659264;mso-position-horizontal-relative:page;mso-position-vertical-relative:page;mso-wrap-style:none;mso-fit-shape-to-text:t;">
+            <w10:wrap type="none"/>
+            <v:textbox inset="0,0,0,0">
+              <w:txbxContent>
+                <w:p>
+                  <w:pPr>
+                    <w:spacing w:before="0" w:after="0" w:lineRule="exact" w:line="250"/>
+                    <w:ind w:left="0" w:right="0" w:firstLine="0"/>
+                  </w:pPr>
+                  <w:r>
+                    <w:rPr>
+                      <w:rFonts w:ascii="Liberation Sans" w:hAnsi="Liberation Sans" w:eastAsia="Liberation Sans" w:cs="Liberation Sans"/>
+                      <w:b w:val="0"/>
+                      <w:i w:val="0"/>
+                      <w:color w:val="000000"/>
+                      <w:sz w:val="20"/>
+                    </w:rPr>
+                    <w:t>Column 2</w:t>
+                  </w:r>
+                </w:p>
+              </w:txbxContent>
+            </v:textbox>
+          </v:shape>
+        </w:pict>
+      </w:r>
+      <w:r>
+        <w:pict>
+          <v:shape id="DocuMindTextBox42" type="#_x0000_t202" stroked="f" filled="f" o:allowincell="f" style="position:absolute;margin-left:421.400pt;margin-top:666.450pt;width:44.540pt;height:18.500pt;z-index:251659264;mso-position-horizontal-relative:page;mso-position-vertical-relative:page;mso-wrap-style:none;mso-fit-shape-to-text:t;">
+            <w10:wrap type="none"/>
+            <v:textbox inset="0,0,0,0">
+              <w:txbxContent>
+                <w:p>
+                  <w:pPr>
+                    <w:spacing w:before="0" w:after="0" w:lineRule="exact" w:line="250"/>
+                    <w:ind w:left="0" w:right="0" w:firstLine="0"/>
+                  </w:pPr>
+                  <w:r>
+                    <w:rPr>
+                      <w:rFonts w:ascii="Liberation Sans" w:hAnsi="Liberation Sans" w:eastAsia="Liberation Sans" w:cs="Liberation Sans"/>
+                      <w:b w:val="0"/>
+                      <w:i w:val="0"/>
+                      <w:color w:val="000000"/>
+                      <w:sz w:val="20"/>
+                    </w:rPr>
+                    <w:t>Column 3</w:t>
                   </w:r>
                 </w:p>
               </w:txbxContent>
@@ -1030,7 +1149,7 @@
     <w:p>
       <w:pPr>
         <w:sectPr>
-          <w:pgSz w:w="12240" w:h="15840"/>
+          <w:pgSz w:w="11900" w:h="16840"/>
           <w:pgMar w:top="0" w:right="0" w:bottom="0" w:left="0" w:header="0" w:footer="0" w:gutter="0"/>
           <w:cols w:space="720"/>
           <w:docGrid w:linePitch="360"/>
@@ -1048,32 +1167,24 @@
       </w:r>
       <w:r>
         <w:pict>
-          <v:shape id="DocuMindImage40" type="#_x0000_t75" stroked="f" o:allowincell="f" style="position:absolute;margin-left:57.636pt;margin-top:35.997pt;width:70.914pt;height:48.236pt;z-index:1;mso-position-horizontal-relative:page;mso-position-vertical-relative:page;mso-wrap-style:none;">
-            <w10:wrap type="none"/>
-            <v:imagedata r:id="rId9" o:title=""/>
-          </v:shape>
-        </w:pict>
-      </w:r>
-      <w:r>
-        <w:pict>
-          <v:shape id="DocuMindTextBox41" type="#_x0000_t202" stroked="f" filled="f" o:allowincell="f" style="position:absolute;margin-left:57.636pt;margin-top:734.050pt;width:99.713pt;height:17.249pt;z-index:251659264;mso-position-horizontal-relative:page;mso-position-vertical-relative:page;mso-wrap-style:none;mso-fit-shape-to-text:t;">
+          <v:shape id="DocuMindTextBox43" type="#_x0000_t202" stroked="f" filled="f" o:allowincell="f" style="position:absolute;margin-left:56.800pt;margin-top:81.156pt;width:483.669pt;height:19.125pt;z-index:251659264;mso-position-horizontal-relative:page;mso-position-vertical-relative:page;mso-wrap-style:none;mso-fit-shape-to-text:t;">
             <w10:wrap type="none"/>
             <v:textbox inset="0,0,0,0">
               <w:txbxContent>
                 <w:p>
                   <w:pPr>
-                    <w:spacing w:before="0" w:after="0" w:lineRule="exact" w:line="225"/>
+                    <w:spacing w:before="0" w:after="0" w:lineRule="exact" w:line="262"/>
                     <w:ind w:left="0" w:right="0" w:firstLine="0"/>
                   </w:pPr>
                   <w:r>
                     <w:rPr>
-                      <w:rFonts w:ascii="Arial" w:hAnsi="Arial" w:eastAsia="Arial" w:cs="Arial"/>
+                      <w:rFonts w:ascii="Deja Vu Sans" w:hAnsi="Deja Vu Sans" w:eastAsia="Deja Vu Sans" w:cs="Deja Vu Sans"/>
                       <w:b w:val="0"/>
                       <w:i w:val="0"/>
                       <w:color w:val="000000"/>
-                      <w:sz w:val="17"/>
+                      <w:sz w:val="21"/>
                     </w:rPr>
-                    <w:t xml:space="preserve">PDF Bookmark Sample </w:t>
+                    <w:t>In non mauris justo. Duis vehicula mi vel mi pretium, a viverra erat efficitur. Cras aliquam</w:t>
                   </w:r>
                 </w:p>
               </w:txbxContent>
@@ -1083,24 +1194,24 @@
       </w:r>
       <w:r>
         <w:pict>
-          <v:shape id="DocuMindTextBox42" type="#_x0000_t202" stroked="f" filled="f" o:allowincell="f" style="position:absolute;margin-left:475.799pt;margin-top:734.050pt;width:51.695pt;height:17.249pt;z-index:251659264;mso-position-horizontal-relative:page;mso-position-vertical-relative:page;mso-wrap-style:none;mso-fit-shape-to-text:t;">
+          <v:shape id="DocuMindTextBox44" type="#_x0000_t202" stroked="f" filled="f" o:allowincell="f" style="position:absolute;margin-left:56.800pt;margin-top:95.856pt;width:484.110pt;height:19.125pt;z-index:251659264;mso-position-horizontal-relative:page;mso-position-vertical-relative:page;mso-wrap-style:none;mso-fit-shape-to-text:t;">
             <w10:wrap type="none"/>
             <v:textbox inset="0,0,0,0">
               <w:txbxContent>
                 <w:p>
                   <w:pPr>
-                    <w:spacing w:before="0" w:after="0" w:lineRule="exact" w:line="225"/>
+                    <w:spacing w:before="0" w:after="0" w:lineRule="exact" w:line="262"/>
                     <w:ind w:left="0" w:right="0" w:firstLine="0"/>
                   </w:pPr>
                   <w:r>
                     <w:rPr>
-                      <w:rFonts w:ascii="Arial" w:hAnsi="Arial" w:eastAsia="Arial" w:cs="Arial"/>
+                      <w:rFonts w:ascii="Deja Vu Sans" w:hAnsi="Deja Vu Sans" w:eastAsia="Deja Vu Sans" w:cs="Deja Vu Sans"/>
                       <w:b w:val="0"/>
                       <w:i w:val="0"/>
                       <w:color w:val="000000"/>
-                      <w:sz w:val="17"/>
+                      <w:sz w:val="21"/>
                     </w:rPr>
-                    <w:t xml:space="preserve">Page 2 of 4 </w:t>
+                    <w:t>est ac eros varius, id iaculis dui auctor. Duis pretium neque ligula, et pulvinar mi placerat</w:t>
                   </w:r>
                 </w:p>
               </w:txbxContent>
@@ -1110,24 +1221,24 @@
       </w:r>
       <w:r>
         <w:pict>
-          <v:shape id="DocuMindTextBox43" type="#_x0000_t202" stroked="f" filled="f" o:allowincell="f" style="position:absolute;margin-left:57.636pt;margin-top:110.991pt;width:102.462pt;height:20.999pt;z-index:251659264;mso-position-horizontal-relative:page;mso-position-vertical-relative:page;mso-wrap-style:none;mso-fit-shape-to-text:t;">
+          <v:shape id="DocuMindTextBox45" type="#_x0000_t202" stroked="f" filled="f" o:allowincell="f" style="position:absolute;margin-left:56.800pt;margin-top:110.556pt;width:484.036pt;height:19.125pt;z-index:251659264;mso-position-horizontal-relative:page;mso-position-vertical-relative:page;mso-wrap-style:none;mso-fit-shape-to-text:t;">
             <w10:wrap type="none"/>
             <v:textbox inset="0,0,0,0">
               <w:txbxContent>
                 <w:p>
                   <w:pPr>
-                    <w:spacing w:before="0" w:after="0" w:lineRule="exact" w:line="300"/>
+                    <w:spacing w:before="0" w:after="0" w:lineRule="exact" w:line="262"/>
                     <w:ind w:left="0" w:right="0" w:firstLine="0"/>
                   </w:pPr>
                   <w:r>
                     <w:rPr>
-                      <w:rFonts w:ascii="Arial" w:hAnsi="Arial" w:eastAsia="Arial" w:cs="Arial"/>
-                      <w:b/>
-                      <w:i/>
+                      <w:rFonts w:ascii="Deja Vu Sans" w:hAnsi="Deja Vu Sans" w:eastAsia="Deja Vu Sans" w:cs="Deja Vu Sans"/>
+                      <w:b w:val="0"/>
+                      <w:i w:val="0"/>
                       <w:color w:val="000000"/>
-                      <w:sz w:val="23"/>
+                      <w:sz w:val="21"/>
                     </w:rPr>
-                    <w:t xml:space="preserve">Sample Data File </w:t>
+                    <w:t>et. Nulla nec nunc sit amet nunc posuere vestibulum. Ut id neque eget tortor mattis</w:t>
                   </w:r>
                 </w:p>
               </w:txbxContent>
@@ -1137,24 +1248,24 @@
       </w:r>
       <w:r>
         <w:pict>
-          <v:shape id="DocuMindTextBox44" type="#_x0000_t202" stroked="f" filled="f" o:allowincell="f" style="position:absolute;margin-left:57.636pt;margin-top:129.846pt;width:56.971pt;height:18.449pt;z-index:251659264;mso-position-horizontal-relative:page;mso-position-vertical-relative:page;mso-wrap-style:none;mso-fit-shape-to-text:t;">
+          <v:shape id="DocuMindTextBox46" type="#_x0000_t202" stroked="f" filled="f" o:allowincell="f" style="position:absolute;margin-left:56.800pt;margin-top:125.256pt;width:483.837pt;height:19.125pt;z-index:251659264;mso-position-horizontal-relative:page;mso-position-vertical-relative:page;mso-wrap-style:none;mso-fit-shape-to-text:t;">
             <w10:wrap type="none"/>
             <v:textbox inset="0,0,0,0">
               <w:txbxContent>
                 <w:p>
                   <w:pPr>
-                    <w:spacing w:before="0" w:after="0" w:lineRule="exact" w:line="249"/>
+                    <w:spacing w:before="0" w:after="0" w:lineRule="exact" w:line="262"/>
                     <w:ind w:left="0" w:right="0" w:firstLine="0"/>
                   </w:pPr>
                   <w:r>
                     <w:rPr>
-                      <w:rFonts w:ascii="Courier" w:hAnsi="Courier" w:eastAsia="Courier" w:cs="Courier"/>
+                      <w:rFonts w:ascii="Deja Vu Sans" w:hAnsi="Deja Vu Sans" w:eastAsia="Deja Vu Sans" w:cs="Deja Vu Sans"/>
                       <w:b w:val="0"/>
                       <w:i w:val="0"/>
                       <w:color w:val="000000"/>
-                      <w:sz w:val="19"/>
+                      <w:sz w:val="21"/>
                     </w:rPr>
-                    <w:t>^reformat</w:t>
+                    <w:t>tristique. Donec ante est, blandit sit amet tristique vel, lacinia pulvinar arcu. Pellentesque</w:t>
                   </w:r>
                 </w:p>
               </w:txbxContent>
@@ -1164,24 +1275,24 @@
       </w:r>
       <w:r>
         <w:pict>
-          <v:shape id="DocuMindTextBox45" type="#_x0000_t202" stroked="f" filled="f" o:allowincell="f" style="position:absolute;margin-left:117.630pt;margin-top:129.846pt;width:32.973pt;height:18.449pt;z-index:251659264;mso-position-horizontal-relative:page;mso-position-vertical-relative:page;mso-wrap-style:none;mso-fit-shape-to-text:t;">
+          <v:shape id="DocuMindTextBox47" type="#_x0000_t202" stroked="f" filled="f" o:allowincell="f" style="position:absolute;margin-left:56.800pt;margin-top:139.956pt;width:483.847pt;height:19.125pt;z-index:251659264;mso-position-horizontal-relative:page;mso-position-vertical-relative:page;mso-wrap-style:none;mso-fit-shape-to-text:t;">
             <w10:wrap type="none"/>
             <v:textbox inset="0,0,0,0">
               <w:txbxContent>
                 <w:p>
                   <w:pPr>
-                    <w:spacing w:before="0" w:after="0" w:lineRule="exact" w:line="249"/>
+                    <w:spacing w:before="0" w:after="0" w:lineRule="exact" w:line="262"/>
                     <w:ind w:left="0" w:right="0" w:firstLine="0"/>
                   </w:pPr>
                   <w:r>
                     <w:rPr>
-                      <w:rFonts w:ascii="Courier" w:hAnsi="Courier" w:eastAsia="Courier" w:cs="Courier"/>
+                      <w:rFonts w:ascii="Deja Vu Sans" w:hAnsi="Deja Vu Sans" w:eastAsia="Deja Vu Sans" w:cs="Deja Vu Sans"/>
                       <w:b w:val="0"/>
                       <w:i w:val="0"/>
                       <w:color w:val="000000"/>
-                      <w:sz w:val="19"/>
+                      <w:sz w:val="21"/>
                     </w:rPr>
-                    <w:t>trunc</w:t>
+                    <w:t>scelerisque fermentum erat, id posuere justo pulvinar ut. Cras id eros sed enim aliquam</w:t>
                   </w:r>
                 </w:p>
               </w:txbxContent>
@@ -1191,24 +1302,24 @@
       </w:r>
       <w:r>
         <w:pict>
-          <v:shape id="DocuMindTextBox46" type="#_x0000_t202" stroked="f" filled="f" o:allowincell="f" style="position:absolute;margin-left:57.636pt;margin-top:141.245pt;width:62.970pt;height:18.449pt;z-index:251659264;mso-position-horizontal-relative:page;mso-position-vertical-relative:page;mso-wrap-style:none;mso-fit-shape-to-text:t;">
+          <v:shape id="DocuMindTextBox48" type="#_x0000_t202" stroked="f" filled="f" o:allowincell="f" style="position:absolute;margin-left:56.800pt;margin-top:154.656pt;width:484.173pt;height:19.125pt;z-index:251659264;mso-position-horizontal-relative:page;mso-position-vertical-relative:page;mso-wrap-style:none;mso-fit-shape-to-text:t;">
             <w10:wrap type="none"/>
             <v:textbox inset="0,0,0,0">
               <w:txbxContent>
                 <w:p>
                   <w:pPr>
-                    <w:spacing w:before="0" w:after="0" w:lineRule="exact" w:line="249"/>
+                    <w:spacing w:before="0" w:after="0" w:lineRule="exact" w:line="262"/>
                     <w:ind w:left="0" w:right="0" w:firstLine="0"/>
                   </w:pPr>
                   <w:r>
                     <w:rPr>
-                      <w:rFonts w:ascii="Courier" w:hAnsi="Courier" w:eastAsia="Courier" w:cs="Courier"/>
+                      <w:rFonts w:ascii="Deja Vu Sans" w:hAnsi="Deja Vu Sans" w:eastAsia="Deja Vu Sans" w:cs="Deja Vu Sans"/>
                       <w:b w:val="0"/>
                       <w:i w:val="0"/>
                       <w:color w:val="000000"/>
-                      <w:sz w:val="19"/>
+                      <w:sz w:val="21"/>
                     </w:rPr>
-                    <w:t>^symbolset</w:t>
+                    <w:t>lobortis. Sed lobortis nisl ut eros efficitur tincidunt. Cras justo mi, porttitor quis mattis vel,</w:t>
                   </w:r>
                 </w:p>
               </w:txbxContent>
@@ -1218,24 +1329,24 @@
       </w:r>
       <w:r>
         <w:pict>
-          <v:shape id="DocuMindTextBox47" type="#_x0000_t202" stroked="f" filled="f" o:allowincell="f" style="position:absolute;margin-left:123.630pt;margin-top:141.245pt;width:56.971pt;height:18.449pt;z-index:251659264;mso-position-horizontal-relative:page;mso-position-vertical-relative:page;mso-wrap-style:none;mso-fit-shape-to-text:t;">
+          <v:shape id="DocuMindTextBox49" type="#_x0000_t202" stroked="f" filled="f" o:allowincell="f" style="position:absolute;margin-left:56.800pt;margin-top:169.356pt;width:253.803pt;height:19.125pt;z-index:251659264;mso-position-horizontal-relative:page;mso-position-vertical-relative:page;mso-wrap-style:none;mso-fit-shape-to-text:t;">
             <w10:wrap type="none"/>
             <v:textbox inset="0,0,0,0">
               <w:txbxContent>
                 <w:p>
                   <w:pPr>
-                    <w:spacing w:before="0" w:after="0" w:lineRule="exact" w:line="249"/>
+                    <w:spacing w:before="0" w:after="0" w:lineRule="exact" w:line="262"/>
                     <w:ind w:left="0" w:right="0" w:firstLine="0"/>
                   </w:pPr>
                   <w:r>
                     <w:rPr>
-                      <w:rFonts w:ascii="Courier" w:hAnsi="Courier" w:eastAsia="Courier" w:cs="Courier"/>
+                      <w:rFonts w:ascii="Deja Vu Sans" w:hAnsi="Deja Vu Sans" w:eastAsia="Deja Vu Sans" w:cs="Deja Vu Sans"/>
                       <w:b w:val="0"/>
                       <w:i w:val="0"/>
                       <w:color w:val="000000"/>
-                      <w:sz w:val="19"/>
+                      <w:sz w:val="21"/>
                     </w:rPr>
-                    <w:t>WINLATIN1</w:t>
+                    <w:t>ultricies ut purus. Ut facilisis et lacus eu cursus.</w:t>
                   </w:r>
                 </w:p>
               </w:txbxContent>
@@ -1245,24 +1356,24 @@
       </w:r>
       <w:r>
         <w:pict>
-          <v:shape id="DocuMindTextBox48" type="#_x0000_t202" stroked="f" filled="f" o:allowincell="f" style="position:absolute;margin-left:57.636pt;margin-top:152.524pt;width:38.973pt;height:18.449pt;z-index:251659264;mso-position-horizontal-relative:page;mso-position-vertical-relative:page;mso-wrap-style:none;mso-fit-shape-to-text:t;">
+          <v:shape id="DocuMindTextBox50" type="#_x0000_t202" stroked="f" filled="f" o:allowincell="f" style="position:absolute;margin-left:56.800pt;margin-top:195.356pt;width:484.005pt;height:19.125pt;z-index:251659264;mso-position-horizontal-relative:page;mso-position-vertical-relative:page;mso-wrap-style:none;mso-fit-shape-to-text:t;">
             <w10:wrap type="none"/>
             <v:textbox inset="0,0,0,0">
               <w:txbxContent>
                 <w:p>
                   <w:pPr>
-                    <w:spacing w:before="0" w:after="0" w:lineRule="exact" w:line="249"/>
+                    <w:spacing w:before="0" w:after="0" w:lineRule="exact" w:line="262"/>
                     <w:ind w:left="0" w:right="0" w:firstLine="0"/>
                   </w:pPr>
                   <w:r>
                     <w:rPr>
-                      <w:rFonts w:ascii="Courier" w:hAnsi="Courier" w:eastAsia="Courier" w:cs="Courier"/>
+                      <w:rFonts w:ascii="Deja Vu Sans" w:hAnsi="Deja Vu Sans" w:eastAsia="Deja Vu Sans" w:cs="Deja Vu Sans"/>
                       <w:b w:val="0"/>
                       <w:i w:val="0"/>
                       <w:color w:val="000000"/>
-                      <w:sz w:val="19"/>
+                      <w:sz w:val="21"/>
                     </w:rPr>
-                    <w:t>^field</w:t>
+                    <w:t>In eleifend velit vitae libero sollicitudin euismod. Fusce vitae vestibulum velit. Pellentesque</w:t>
                   </w:r>
                 </w:p>
               </w:txbxContent>
@@ -1272,24 +1383,24 @@
       </w:r>
       <w:r>
         <w:pict>
-          <v:shape id="DocuMindTextBox49" type="#_x0000_t202" stroked="f" filled="f" o:allowincell="f" style="position:absolute;margin-left:99.632pt;margin-top:152.524pt;width:62.970pt;height:18.449pt;z-index:251659264;mso-position-horizontal-relative:page;mso-position-vertical-relative:page;mso-wrap-style:none;mso-fit-shape-to-text:t;">
+          <v:shape id="DocuMindTextBox51" type="#_x0000_t202" stroked="f" filled="f" o:allowincell="f" style="position:absolute;margin-left:56.800pt;margin-top:210.056pt;width:484.184pt;height:19.125pt;z-index:251659264;mso-position-horizontal-relative:page;mso-position-vertical-relative:page;mso-wrap-style:none;mso-fit-shape-to-text:t;">
             <w10:wrap type="none"/>
             <v:textbox inset="0,0,0,0">
               <w:txbxContent>
                 <w:p>
                   <w:pPr>
-                    <w:spacing w:before="0" w:after="0" w:lineRule="exact" w:line="249"/>
+                    <w:spacing w:before="0" w:after="0" w:lineRule="exact" w:line="262"/>
                     <w:ind w:left="0" w:right="0" w:firstLine="0"/>
                   </w:pPr>
                   <w:r>
                     <w:rPr>
-                      <w:rFonts w:ascii="Courier" w:hAnsi="Courier" w:eastAsia="Courier" w:cs="Courier"/>
+                      <w:rFonts w:ascii="Deja Vu Sans" w:hAnsi="Deja Vu Sans" w:eastAsia="Deja Vu Sans" w:cs="Deja Vu Sans"/>
                       <w:b w:val="0"/>
                       <w:i w:val="0"/>
                       <w:color w:val="000000"/>
-                      <w:sz w:val="19"/>
+                      <w:sz w:val="21"/>
                     </w:rPr>
-                    <w:t>trans_date</w:t>
+                    <w:t>vulputate lectus quis pellentesque commodo. Aliquam erat volutpat. Vestibulum in egestas</w:t>
                   </w:r>
                 </w:p>
               </w:txbxContent>
@@ -1299,24 +1410,24 @@
       </w:r>
       <w:r>
         <w:pict>
-          <v:shape id="DocuMindTextBox50" type="#_x0000_t202" stroked="f" filled="f" o:allowincell="f" style="position:absolute;margin-left:57.636pt;margin-top:163.803pt;width:56.971pt;height:18.449pt;z-index:251659264;mso-position-horizontal-relative:page;mso-position-vertical-relative:page;mso-wrap-style:none;mso-fit-shape-to-text:t;">
+          <v:shape id="DocuMindTextBox52" type="#_x0000_t202" stroked="f" filled="f" o:allowincell="f" style="position:absolute;margin-left:56.800pt;margin-top:224.756pt;width:484.163pt;height:19.125pt;z-index:251659264;mso-position-horizontal-relative:page;mso-position-vertical-relative:page;mso-wrap-style:none;mso-fit-shape-to-text:t;">
             <w10:wrap type="none"/>
             <v:textbox inset="0,0,0,0">
               <w:txbxContent>
                 <w:p>
                   <w:pPr>
-                    <w:spacing w:before="0" w:after="0" w:lineRule="exact" w:line="249"/>
+                    <w:spacing w:before="0" w:after="0" w:lineRule="exact" w:line="262"/>
                     <w:ind w:left="0" w:right="0" w:firstLine="0"/>
                   </w:pPr>
                   <w:r>
                     <w:rPr>
-                      <w:rFonts w:ascii="Courier" w:hAnsi="Courier" w:eastAsia="Courier" w:cs="Courier"/>
+                      <w:rFonts w:ascii="Deja Vu Sans" w:hAnsi="Deja Vu Sans" w:eastAsia="Deja Vu Sans" w:cs="Deja Vu Sans"/>
                       <w:b w:val="0"/>
                       <w:i w:val="0"/>
                       <w:color w:val="000000"/>
-                      <w:sz w:val="19"/>
+                      <w:sz w:val="21"/>
                     </w:rPr>
-                    <w:t>2000-01-1</w:t>
+                    <w:t>velit. Pellentesque fermentum nisl vitae fringilla venenatis. Etiam id mauris vitae orci</w:t>
                   </w:r>
                 </w:p>
               </w:txbxContent>
@@ -1326,24 +1437,24 @@
       </w:r>
       <w:r>
         <w:pict>
-          <v:shape id="DocuMindTextBox51" type="#_x0000_t202" stroked="f" filled="f" o:allowincell="f" style="position:absolute;margin-left:57.636pt;margin-top:175.202pt;width:38.973pt;height:18.449pt;z-index:251659264;mso-position-horizontal-relative:page;mso-position-vertical-relative:page;mso-wrap-style:none;mso-fit-shape-to-text:t;">
+          <v:shape id="DocuMindTextBox53" type="#_x0000_t202" stroked="f" filled="f" o:allowincell="f" style="position:absolute;margin-left:56.800pt;margin-top:239.456pt;width:102.550pt;height:19.125pt;z-index:251659264;mso-position-horizontal-relative:page;mso-position-vertical-relative:page;mso-wrap-style:none;mso-fit-shape-to-text:t;">
             <w10:wrap type="none"/>
             <v:textbox inset="0,0,0,0">
               <w:txbxContent>
                 <w:p>
                   <w:pPr>
-                    <w:spacing w:before="0" w:after="0" w:lineRule="exact" w:line="249"/>
+                    <w:spacing w:before="0" w:after="0" w:lineRule="exact" w:line="262"/>
                     <w:ind w:left="0" w:right="0" w:firstLine="0"/>
                   </w:pPr>
                   <w:r>
                     <w:rPr>
-                      <w:rFonts w:ascii="Courier" w:hAnsi="Courier" w:eastAsia="Courier" w:cs="Courier"/>
+                      <w:rFonts w:ascii="Deja Vu Sans" w:hAnsi="Deja Vu Sans" w:eastAsia="Deja Vu Sans" w:cs="Deja Vu Sans"/>
                       <w:b w:val="0"/>
                       <w:i w:val="0"/>
                       <w:color w:val="000000"/>
-                      <w:sz w:val="19"/>
+                      <w:sz w:val="21"/>
                     </w:rPr>
-                    <w:t>^field</w:t>
+                    <w:t xml:space="preserve">maximus ultricies. </w:t>
                   </w:r>
                 </w:p>
               </w:txbxContent>
@@ -1353,24 +1464,24 @@
       </w:r>
       <w:r>
         <w:pict>
-          <v:shape id="DocuMindTextBox52" type="#_x0000_t202" stroked="f" filled="f" o:allowincell="f" style="position:absolute;margin-left:99.632pt;margin-top:175.202pt;width:68.970pt;height:18.449pt;z-index:251659264;mso-position-horizontal-relative:page;mso-position-vertical-relative:page;mso-wrap-style:none;mso-fit-shape-to-text:t;">
+          <v:shape id="DocuMindTextBox54" type="#_x0000_t202" stroked="f" filled="f" o:allowincell="f" style="position:absolute;margin-left:74.800pt;margin-top:303.910pt;width:457.482pt;height:28.500pt;z-index:251659264;mso-position-horizontal-relative:page;mso-position-vertical-relative:page;mso-wrap-style:none;mso-fit-shape-to-text:t;">
             <w10:wrap type="none"/>
             <v:textbox inset="0,0,0,0">
               <w:txbxContent>
                 <w:p>
                   <w:pPr>
-                    <w:spacing w:before="0" w:after="0" w:lineRule="exact" w:line="249"/>
+                    <w:spacing w:before="0" w:after="0" w:lineRule="exact" w:line="450"/>
                     <w:ind w:left="0" w:right="0" w:firstLine="0"/>
                   </w:pPr>
                   <w:r>
                     <w:rPr>
-                      <w:rFonts w:ascii="Courier" w:hAnsi="Courier" w:eastAsia="Courier" w:cs="Courier"/>
-                      <w:b w:val="0"/>
+                      <w:rFonts w:ascii="Liberation Sans" w:hAnsi="Liberation Sans" w:eastAsia="Liberation Sans" w:cs="Liberation Sans"/>
+                      <w:b/>
                       <w:i w:val="0"/>
                       <w:color w:val="000000"/>
-                      <w:sz w:val="19"/>
+                      <w:sz w:val="36"/>
                     </w:rPr>
-                    <w:t>description</w:t>
+                    <w:t xml:space="preserve">Cras fringilla ipsum magna, in fringilla dui commodo </w:t>
                   </w:r>
                 </w:p>
               </w:txbxContent>
@@ -1380,24 +1491,24 @@
       </w:r>
       <w:r>
         <w:pict>
-          <v:shape id="DocuMindTextBox53" type="#_x0000_t202" stroked="f" filled="f" o:allowincell="f" style="position:absolute;margin-left:57.636pt;margin-top:186.481pt;width:68.970pt;height:18.449pt;z-index:251659264;mso-position-horizontal-relative:page;mso-position-vertical-relative:page;mso-wrap-style:none;mso-fit-shape-to-text:t;">
+          <v:shape id="DocuMindTextBox55" type="#_x0000_t202" stroked="f" filled="f" o:allowincell="f" style="position:absolute;margin-left:56.800pt;margin-top:324.610pt;width:17.994pt;height:28.500pt;z-index:251659264;mso-position-horizontal-relative:page;mso-position-vertical-relative:page;mso-wrap-style:none;mso-fit-shape-to-text:t;">
             <w10:wrap type="none"/>
             <v:textbox inset="0,0,0,0">
               <w:txbxContent>
                 <w:p>
                   <w:pPr>
-                    <w:spacing w:before="0" w:after="0" w:lineRule="exact" w:line="249"/>
+                    <w:spacing w:before="0" w:after="0" w:lineRule="exact" w:line="450"/>
                     <w:ind w:left="0" w:right="0" w:firstLine="0"/>
                   </w:pPr>
                   <w:r>
                     <w:rPr>
-                      <w:rFonts w:ascii="Courier" w:hAnsi="Courier" w:eastAsia="Courier" w:cs="Courier"/>
-                      <w:b w:val="0"/>
+                      <w:rFonts w:ascii="Liberation Sans" w:hAnsi="Liberation Sans" w:eastAsia="Liberation Sans" w:cs="Liberation Sans"/>
+                      <w:b/>
                       <w:i w:val="0"/>
                       <w:color w:val="000000"/>
-                      <w:sz w:val="19"/>
+                      <w:sz w:val="36"/>
                     </w:rPr>
-                    <w:t>Description</w:t>
+                    <w:t>a.</w:t>
                   </w:r>
                 </w:p>
               </w:txbxContent>
@@ -1407,24 +1518,24 @@
       </w:r>
       <w:r>
         <w:pict>
-          <v:shape id="DocuMindTextBox54" type="#_x0000_t202" stroked="f" filled="f" o:allowincell="f" style="position:absolute;margin-left:129.629pt;margin-top:186.481pt;width:20.974pt;height:18.449pt;z-index:251659264;mso-position-horizontal-relative:page;mso-position-vertical-relative:page;mso-wrap-style:none;mso-fit-shape-to-text:t;">
+          <v:shape id="DocuMindTextBox56" type="#_x0000_t202" stroked="f" filled="f" o:allowincell="f" style="position:absolute;margin-left:95.600pt;margin-top:379.556pt;width:71.082pt;height:19.125pt;z-index:251659264;mso-position-horizontal-relative:page;mso-position-vertical-relative:page;mso-wrap-style:none;mso-fit-shape-to-text:t;">
             <w10:wrap type="none"/>
             <v:textbox inset="0,0,0,0">
               <w:txbxContent>
                 <w:p>
                   <w:pPr>
-                    <w:spacing w:before="0" w:after="0" w:lineRule="exact" w:line="249"/>
+                    <w:spacing w:before="0" w:after="0" w:lineRule="exact" w:line="262"/>
                     <w:ind w:left="0" w:right="0" w:firstLine="0"/>
                   </w:pPr>
                   <w:r>
                     <w:rPr>
-                      <w:rFonts w:ascii="Courier" w:hAnsi="Courier" w:eastAsia="Courier" w:cs="Courier"/>
+                      <w:rFonts w:ascii="Deja Vu Sans" w:hAnsi="Deja Vu Sans" w:eastAsia="Deja Vu Sans" w:cs="Deja Vu Sans"/>
                       <w:b w:val="0"/>
                       <w:i w:val="0"/>
                       <w:color w:val="000000"/>
-                      <w:sz w:val="19"/>
+                      <w:sz w:val="21"/>
                     </w:rPr>
-                    <w:t>for</w:t>
+                    <w:t>Lorem ipsum</w:t>
                   </w:r>
                 </w:p>
               </w:txbxContent>
@@ -1434,24 +1545,24 @@
       </w:r>
       <w:r>
         <w:pict>
-          <v:shape id="DocuMindTextBox55" type="#_x0000_t202" stroked="f" filled="f" o:allowincell="f" style="position:absolute;margin-left:153.627pt;margin-top:186.481pt;width:26.974pt;height:18.449pt;z-index:251659264;mso-position-horizontal-relative:page;mso-position-vertical-relative:page;mso-wrap-style:none;mso-fit-shape-to-text:t;">
+          <v:shape id="DocuMindTextBox57" type="#_x0000_t202" stroked="f" filled="f" o:allowincell="f" style="position:absolute;margin-left:379.100pt;margin-top:379.556pt;width:71.082pt;height:19.125pt;z-index:251659264;mso-position-horizontal-relative:page;mso-position-vertical-relative:page;mso-wrap-style:none;mso-fit-shape-to-text:t;">
             <w10:wrap type="none"/>
             <v:textbox inset="0,0,0,0">
               <w:txbxContent>
                 <w:p>
                   <w:pPr>
-                    <w:spacing w:before="0" w:after="0" w:lineRule="exact" w:line="249"/>
+                    <w:spacing w:before="0" w:after="0" w:lineRule="exact" w:line="262"/>
                     <w:ind w:left="0" w:right="0" w:firstLine="0"/>
                   </w:pPr>
                   <w:r>
                     <w:rPr>
-                      <w:rFonts w:ascii="Courier" w:hAnsi="Courier" w:eastAsia="Courier" w:cs="Courier"/>
+                      <w:rFonts w:ascii="Deja Vu Sans" w:hAnsi="Deja Vu Sans" w:eastAsia="Deja Vu Sans" w:cs="Deja Vu Sans"/>
                       <w:b w:val="0"/>
                       <w:i w:val="0"/>
                       <w:color w:val="000000"/>
-                      <w:sz w:val="19"/>
+                      <w:sz w:val="21"/>
                     </w:rPr>
-                    <w:t>item</w:t>
+                    <w:t>Lorem ipsum</w:t>
                   </w:r>
                 </w:p>
               </w:txbxContent>
@@ -1461,24 +1572,24 @@
       </w:r>
       <w:r>
         <w:pict>
-          <v:shape id="DocuMindTextBox56" type="#_x0000_t202" stroked="f" filled="f" o:allowincell="f" style="position:absolute;margin-left:183.624pt;margin-top:186.481pt;width:14.975pt;height:18.449pt;z-index:251659264;mso-position-horizontal-relative:page;mso-position-vertical-relative:page;mso-wrap-style:none;mso-fit-shape-to-text:t;">
+          <v:shape id="DocuMindTextBox58" type="#_x0000_t202" stroked="f" filled="f" o:allowincell="f" style="position:absolute;margin-left:457.100pt;margin-top:379.556pt;width:71.082pt;height:19.125pt;z-index:251659264;mso-position-horizontal-relative:page;mso-position-vertical-relative:page;mso-wrap-style:none;mso-fit-shape-to-text:t;">
             <w10:wrap type="none"/>
             <v:textbox inset="0,0,0,0">
               <w:txbxContent>
                 <w:p>
                   <w:pPr>
-                    <w:spacing w:before="0" w:after="0" w:lineRule="exact" w:line="249"/>
+                    <w:spacing w:before="0" w:after="0" w:lineRule="exact" w:line="262"/>
                     <w:ind w:left="0" w:right="0" w:firstLine="0"/>
                   </w:pPr>
                   <w:r>
                     <w:rPr>
-                      <w:rFonts w:ascii="Courier" w:hAnsi="Courier" w:eastAsia="Courier" w:cs="Courier"/>
+                      <w:rFonts w:ascii="Deja Vu Sans" w:hAnsi="Deja Vu Sans" w:eastAsia="Deja Vu Sans" w:cs="Deja Vu Sans"/>
                       <w:b w:val="0"/>
                       <w:i w:val="0"/>
                       <w:color w:val="000000"/>
-                      <w:sz w:val="19"/>
+                      <w:sz w:val="21"/>
                     </w:rPr>
-                    <w:t>#1</w:t>
+                    <w:t>Lorem ipsum</w:t>
                   </w:r>
                 </w:p>
               </w:txbxContent>
@@ -1488,211 +1599,22 @@
       </w:r>
       <w:r>
         <w:pict>
-          <v:shape id="DocuMindTextBox57" type="#_x0000_t202" stroked="f" filled="f" o:allowincell="f" style="position:absolute;margin-left:57.636pt;margin-top:197.881pt;width:38.973pt;height:18.449pt;z-index:251659264;mso-position-horizontal-relative:page;mso-position-vertical-relative:page;mso-wrap-style:none;mso-fit-shape-to-text:t;">
+          <v:shape id="DocuMindTextBox59" type="#_x0000_t202" stroked="f" filled="f" o:allowincell="f" style="position:absolute;margin-left:59.600pt;margin-top:408.656pt;width:9.678pt;height:19.125pt;z-index:251659264;mso-position-horizontal-relative:page;mso-position-vertical-relative:page;mso-wrap-style:none;mso-fit-shape-to-text:t;">
             <w10:wrap type="none"/>
             <v:textbox inset="0,0,0,0">
               <w:txbxContent>
                 <w:p>
                   <w:pPr>
-                    <w:spacing w:before="0" w:after="0" w:lineRule="exact" w:line="249"/>
+                    <w:spacing w:before="0" w:after="0" w:lineRule="exact" w:line="262"/>
                     <w:ind w:left="0" w:right="0" w:firstLine="0"/>
                   </w:pPr>
                   <w:r>
                     <w:rPr>
-                      <w:rFonts w:ascii="Courier" w:hAnsi="Courier" w:eastAsia="Courier" w:cs="Courier"/>
+                      <w:rFonts w:ascii="Deja Vu Sans" w:hAnsi="Deja Vu Sans" w:eastAsia="Deja Vu Sans" w:cs="Deja Vu Sans"/>
                       <w:b w:val="0"/>
                       <w:i w:val="0"/>
                       <w:color w:val="000000"/>
-                      <w:sz w:val="19"/>
-                    </w:rPr>
-                    <w:t>^field</w:t>
-                  </w:r>
-                </w:p>
-              </w:txbxContent>
-            </v:textbox>
-          </v:shape>
-        </w:pict>
-      </w:r>
-      <w:r>
-        <w:pict>
-          <v:shape id="DocuMindTextBox58" type="#_x0000_t202" stroked="f" filled="f" o:allowincell="f" style="position:absolute;margin-left:99.632pt;margin-top:197.881pt;width:62.970pt;height:18.449pt;z-index:251659264;mso-position-horizontal-relative:page;mso-position-vertical-relative:page;mso-wrap-style:none;mso-fit-shape-to-text:t;">
-            <w10:wrap type="none"/>
-            <v:textbox inset="0,0,0,0">
-              <w:txbxContent>
-                <w:p>
-                  <w:pPr>
-                    <w:spacing w:before="0" w:after="0" w:lineRule="exact" w:line="249"/>
-                    <w:ind w:left="0" w:right="0" w:firstLine="0"/>
-                  </w:pPr>
-                  <w:r>
-                    <w:rPr>
-                      <w:rFonts w:ascii="Courier" w:hAnsi="Courier" w:eastAsia="Courier" w:cs="Courier"/>
-                      <w:b w:val="0"/>
-                      <w:i w:val="0"/>
-                      <w:color w:val="000000"/>
-                      <w:sz w:val="19"/>
-                    </w:rPr>
-                    <w:t>trans_type</w:t>
-                  </w:r>
-                </w:p>
-              </w:txbxContent>
-            </v:textbox>
-          </v:shape>
-        </w:pict>
-      </w:r>
-      <w:r>
-        <w:pict>
-          <v:shape id="DocuMindTextBox59" type="#_x0000_t202" stroked="f" filled="f" o:allowincell="f" style="position:absolute;margin-left:57.636pt;margin-top:209.159pt;width:32.973pt;height:18.449pt;z-index:251659264;mso-position-horizontal-relative:page;mso-position-vertical-relative:page;mso-wrap-style:none;mso-fit-shape-to-text:t;">
-            <w10:wrap type="none"/>
-            <v:textbox inset="0,0,0,0">
-              <w:txbxContent>
-                <w:p>
-                  <w:pPr>
-                    <w:spacing w:before="0" w:after="0" w:lineRule="exact" w:line="249"/>
-                    <w:ind w:left="0" w:right="0" w:firstLine="0"/>
-                  </w:pPr>
-                  <w:r>
-                    <w:rPr>
-                      <w:rFonts w:ascii="Courier" w:hAnsi="Courier" w:eastAsia="Courier" w:cs="Courier"/>
-                      <w:b w:val="0"/>
-                      <w:i w:val="0"/>
-                      <w:color w:val="000000"/>
-                      <w:sz w:val="19"/>
-                    </w:rPr>
-                    <w:t>TYPE1</w:t>
-                  </w:r>
-                </w:p>
-              </w:txbxContent>
-            </v:textbox>
-          </v:shape>
-        </w:pict>
-      </w:r>
-      <w:r>
-        <w:pict>
-          <v:shape id="DocuMindTextBox60" type="#_x0000_t202" stroked="f" filled="f" o:allowincell="f" style="position:absolute;margin-left:57.636pt;margin-top:220.438pt;width:38.973pt;height:18.449pt;z-index:251659264;mso-position-horizontal-relative:page;mso-position-vertical-relative:page;mso-wrap-style:none;mso-fit-shape-to-text:t;">
-            <w10:wrap type="none"/>
-            <v:textbox inset="0,0,0,0">
-              <w:txbxContent>
-                <w:p>
-                  <w:pPr>
-                    <w:spacing w:before="0" w:after="0" w:lineRule="exact" w:line="249"/>
-                    <w:ind w:left="0" w:right="0" w:firstLine="0"/>
-                  </w:pPr>
-                  <w:r>
-                    <w:rPr>
-                      <w:rFonts w:ascii="Courier" w:hAnsi="Courier" w:eastAsia="Courier" w:cs="Courier"/>
-                      <w:b w:val="0"/>
-                      <w:i w:val="0"/>
-                      <w:color w:val="000000"/>
-                      <w:sz w:val="19"/>
-                    </w:rPr>
-                    <w:t>^field</w:t>
-                  </w:r>
-                </w:p>
-              </w:txbxContent>
-            </v:textbox>
-          </v:shape>
-        </w:pict>
-      </w:r>
-      <w:r>
-        <w:pict>
-          <v:shape id="DocuMindTextBox61" type="#_x0000_t202" stroked="f" filled="f" o:allowincell="f" style="position:absolute;margin-left:99.632pt;margin-top:220.438pt;width:74.969pt;height:18.449pt;z-index:251659264;mso-position-horizontal-relative:page;mso-position-vertical-relative:page;mso-wrap-style:none;mso-fit-shape-to-text:t;">
-            <w10:wrap type="none"/>
-            <v:textbox inset="0,0,0,0">
-              <w:txbxContent>
-                <w:p>
-                  <w:pPr>
-                    <w:spacing w:before="0" w:after="0" w:lineRule="exact" w:line="249"/>
-                    <w:ind w:left="0" w:right="0" w:firstLine="0"/>
-                  </w:pPr>
-                  <w:r>
-                    <w:rPr>
-                      <w:rFonts w:ascii="Courier" w:hAnsi="Courier" w:eastAsia="Courier" w:cs="Courier"/>
-                      <w:b w:val="0"/>
-                      <w:i w:val="0"/>
-                      <w:color w:val="000000"/>
-                      <w:sz w:val="19"/>
-                    </w:rPr>
-                    <w:t>trans_amount</w:t>
-                  </w:r>
-                </w:p>
-              </w:txbxContent>
-            </v:textbox>
-          </v:shape>
-        </w:pict>
-      </w:r>
-      <w:r>
-        <w:pict>
-          <v:shape id="DocuMindTextBox62" type="#_x0000_t202" stroked="f" filled="f" o:allowincell="f" style="position:absolute;margin-left:57.636pt;margin-top:231.837pt;width:32.973pt;height:18.449pt;z-index:251659264;mso-position-horizontal-relative:page;mso-position-vertical-relative:page;mso-wrap-style:none;mso-fit-shape-to-text:t;">
-            <w10:wrap type="none"/>
-            <v:textbox inset="0,0,0,0">
-              <w:txbxContent>
-                <w:p>
-                  <w:pPr>
-                    <w:spacing w:before="0" w:after="0" w:lineRule="exact" w:line="249"/>
-                    <w:ind w:left="0" w:right="0" w:firstLine="0"/>
-                  </w:pPr>
-                  <w:r>
-                    <w:rPr>
-                      <w:rFonts w:ascii="Courier" w:hAnsi="Courier" w:eastAsia="Courier" w:cs="Courier"/>
-                      <w:b w:val="0"/>
-                      <w:i w:val="0"/>
-                      <w:color w:val="000000"/>
-                      <w:sz w:val="19"/>
-                    </w:rPr>
-                    <w:t>11.00</w:t>
-                  </w:r>
-                </w:p>
-              </w:txbxContent>
-            </v:textbox>
-          </v:shape>
-        </w:pict>
-      </w:r>
-      <w:r>
-        <w:pict>
-          <v:shape id="DocuMindTextBox63" type="#_x0000_t202" stroked="f" filled="f" o:allowincell="f" style="position:absolute;margin-left:57.636pt;margin-top:243.116pt;width:32.973pt;height:18.449pt;z-index:251659264;mso-position-horizontal-relative:page;mso-position-vertical-relative:page;mso-wrap-style:none;mso-fit-shape-to-text:t;">
-            <w10:wrap type="none"/>
-            <v:textbox inset="0,0,0,0">
-              <w:txbxContent>
-                <w:p>
-                  <w:pPr>
-                    <w:spacing w:before="0" w:after="0" w:lineRule="exact" w:line="249"/>
-                    <w:ind w:left="0" w:right="0" w:firstLine="0"/>
-                  </w:pPr>
-                  <w:r>
-                    <w:rPr>
-                      <w:rFonts w:ascii="Courier" w:hAnsi="Courier" w:eastAsia="Courier" w:cs="Courier"/>
-                      <w:b w:val="0"/>
-                      <w:i w:val="0"/>
-                      <w:color w:val="000000"/>
-                      <w:sz w:val="19"/>
-                    </w:rPr>
-                    <w:t>^page</w:t>
-                  </w:r>
-                </w:p>
-              </w:txbxContent>
-            </v:textbox>
-          </v:shape>
-        </w:pict>
-      </w:r>
-      <w:r>
-        <w:pict>
-          <v:shape id="DocuMindTextBox64" type="#_x0000_t202" stroked="f" filled="f" o:allowincell="f" style="position:absolute;margin-left:93.632pt;margin-top:243.116pt;width:8.976pt;height:18.449pt;z-index:251659264;mso-position-horizontal-relative:page;mso-position-vertical-relative:page;mso-wrap-style:none;mso-fit-shape-to-text:t;">
-            <w10:wrap type="none"/>
-            <v:textbox inset="0,0,0,0">
-              <w:txbxContent>
-                <w:p>
-                  <w:pPr>
-                    <w:spacing w:before="0" w:after="0" w:lineRule="exact" w:line="249"/>
-                    <w:ind w:left="0" w:right="0" w:firstLine="0"/>
-                  </w:pPr>
-                  <w:r>
-                    <w:rPr>
-                      <w:rFonts w:ascii="Courier" w:hAnsi="Courier" w:eastAsia="Courier" w:cs="Courier"/>
-                      <w:b w:val="0"/>
-                      <w:i w:val="0"/>
-                      <w:color w:val="000000"/>
-                      <w:sz w:val="19"/>
+                      <w:sz w:val="21"/>
                     </w:rPr>
                     <w:t>1</w:t>
                   </w:r>
@@ -1704,24 +1626,24 @@
       </w:r>
       <w:r>
         <w:pict>
-          <v:shape id="DocuMindTextBox65" type="#_x0000_t202" stroked="f" filled="f" o:allowincell="f" style="position:absolute;margin-left:57.636pt;margin-top:254.516pt;width:38.973pt;height:18.449pt;z-index:251659264;mso-position-horizontal-relative:page;mso-position-vertical-relative:page;mso-wrap-style:none;mso-fit-shape-to-text:t;">
+          <v:shape id="DocuMindTextBox60" type="#_x0000_t202" stroked="f" filled="f" o:allowincell="f" style="position:absolute;margin-left:95.600pt;margin-top:408.656pt;width:257.573pt;height:19.125pt;z-index:251659264;mso-position-horizontal-relative:page;mso-position-vertical-relative:page;mso-wrap-style:none;mso-fit-shape-to-text:t;">
             <w10:wrap type="none"/>
             <v:textbox inset="0,0,0,0">
               <w:txbxContent>
                 <w:p>
                   <w:pPr>
-                    <w:spacing w:before="0" w:after="0" w:lineRule="exact" w:line="249"/>
+                    <w:spacing w:before="0" w:after="0" w:lineRule="exact" w:line="262"/>
                     <w:ind w:left="0" w:right="0" w:firstLine="0"/>
                   </w:pPr>
                   <w:r>
                     <w:rPr>
-                      <w:rFonts w:ascii="Courier" w:hAnsi="Courier" w:eastAsia="Courier" w:cs="Courier"/>
+                      <w:rFonts w:ascii="Deja Vu Sans" w:hAnsi="Deja Vu Sans" w:eastAsia="Deja Vu Sans" w:cs="Deja Vu Sans"/>
                       <w:b w:val="0"/>
                       <w:i w:val="0"/>
                       <w:color w:val="000000"/>
-                      <w:sz w:val="19"/>
+                      <w:sz w:val="21"/>
                     </w:rPr>
-                    <w:t>^field</w:t>
+                    <w:t>In eleifend velit vitae libero sollicitudin euismod.</w:t>
                   </w:r>
                 </w:p>
               </w:txbxContent>
@@ -1731,24 +1653,24 @@
       </w:r>
       <w:r>
         <w:pict>
-          <v:shape id="DocuMindTextBox66" type="#_x0000_t202" stroked="f" filled="f" o:allowincell="f" style="position:absolute;margin-left:99.632pt;margin-top:254.516pt;width:62.970pt;height:18.449pt;z-index:251659264;mso-position-horizontal-relative:page;mso-position-vertical-relative:page;mso-wrap-style:none;mso-fit-shape-to-text:t;">
+          <v:shape id="DocuMindTextBox61" type="#_x0000_t202" stroked="f" filled="f" o:allowincell="f" style="position:absolute;margin-left:379.100pt;margin-top:408.656pt;width:35.823pt;height:19.125pt;z-index:251659264;mso-position-horizontal-relative:page;mso-position-vertical-relative:page;mso-wrap-style:none;mso-fit-shape-to-text:t;">
             <w10:wrap type="none"/>
             <v:textbox inset="0,0,0,0">
               <w:txbxContent>
                 <w:p>
                   <w:pPr>
-                    <w:spacing w:before="0" w:after="0" w:lineRule="exact" w:line="249"/>
+                    <w:spacing w:before="0" w:after="0" w:lineRule="exact" w:line="262"/>
                     <w:ind w:left="0" w:right="0" w:firstLine="0"/>
                   </w:pPr>
                   <w:r>
                     <w:rPr>
-                      <w:rFonts w:ascii="Courier" w:hAnsi="Courier" w:eastAsia="Courier" w:cs="Courier"/>
+                      <w:rFonts w:ascii="Deja Vu Sans" w:hAnsi="Deja Vu Sans" w:eastAsia="Deja Vu Sans" w:cs="Deja Vu Sans"/>
                       <w:b w:val="0"/>
                       <w:i w:val="0"/>
                       <w:color w:val="000000"/>
-                      <w:sz w:val="19"/>
+                      <w:sz w:val="21"/>
                     </w:rPr>
-                    <w:t>trans_date</w:t>
+                    <w:t>Lorem</w:t>
                   </w:r>
                 </w:p>
               </w:txbxContent>
@@ -1758,24 +1680,24 @@
       </w:r>
       <w:r>
         <w:pict>
-          <v:shape id="DocuMindTextBox67" type="#_x0000_t202" stroked="f" filled="f" o:allowincell="f" style="position:absolute;margin-left:57.636pt;margin-top:265.794pt;width:56.971pt;height:18.449pt;z-index:251659264;mso-position-horizontal-relative:page;mso-position-vertical-relative:page;mso-wrap-style:none;mso-fit-shape-to-text:t;">
+          <v:shape id="DocuMindTextBox62" type="#_x0000_t202" stroked="f" filled="f" o:allowincell="f" style="position:absolute;margin-left:59.600pt;margin-top:437.756pt;width:9.678pt;height:19.125pt;z-index:251659264;mso-position-horizontal-relative:page;mso-position-vertical-relative:page;mso-wrap-style:none;mso-fit-shape-to-text:t;">
             <w10:wrap type="none"/>
             <v:textbox inset="0,0,0,0">
               <w:txbxContent>
                 <w:p>
                   <w:pPr>
-                    <w:spacing w:before="0" w:after="0" w:lineRule="exact" w:line="249"/>
+                    <w:spacing w:before="0" w:after="0" w:lineRule="exact" w:line="262"/>
                     <w:ind w:left="0" w:right="0" w:firstLine="0"/>
                   </w:pPr>
                   <w:r>
                     <w:rPr>
-                      <w:rFonts w:ascii="Courier" w:hAnsi="Courier" w:eastAsia="Courier" w:cs="Courier"/>
+                      <w:rFonts w:ascii="Deja Vu Sans" w:hAnsi="Deja Vu Sans" w:eastAsia="Deja Vu Sans" w:cs="Deja Vu Sans"/>
                       <w:b w:val="0"/>
                       <w:i w:val="0"/>
                       <w:color w:val="000000"/>
-                      <w:sz w:val="19"/>
+                      <w:sz w:val="21"/>
                     </w:rPr>
-                    <w:t>2000-01-2</w:t>
+                    <w:t>2</w:t>
                   </w:r>
                 </w:p>
               </w:txbxContent>
@@ -1785,24 +1707,24 @@
       </w:r>
       <w:r>
         <w:pict>
-          <v:shape id="DocuMindTextBox68" type="#_x0000_t202" stroked="f" filled="f" o:allowincell="f" style="position:absolute;margin-left:57.636pt;margin-top:277.073pt;width:38.973pt;height:18.449pt;z-index:251659264;mso-position-horizontal-relative:page;mso-position-vertical-relative:page;mso-wrap-style:none;mso-fit-shape-to-text:t;">
+          <v:shape id="DocuMindTextBox63" type="#_x0000_t202" stroked="f" filled="f" o:allowincell="f" style="position:absolute;margin-left:95.600pt;margin-top:437.756pt;width:278.289pt;height:19.125pt;z-index:251659264;mso-position-horizontal-relative:page;mso-position-vertical-relative:page;mso-wrap-style:none;mso-fit-shape-to-text:t;">
             <w10:wrap type="none"/>
             <v:textbox inset="0,0,0,0">
               <w:txbxContent>
                 <w:p>
                   <w:pPr>
-                    <w:spacing w:before="0" w:after="0" w:lineRule="exact" w:line="249"/>
+                    <w:spacing w:before="0" w:after="0" w:lineRule="exact" w:line="262"/>
                     <w:ind w:left="0" w:right="0" w:firstLine="0"/>
                   </w:pPr>
                   <w:r>
                     <w:rPr>
-                      <w:rFonts w:ascii="Courier" w:hAnsi="Courier" w:eastAsia="Courier" w:cs="Courier"/>
+                      <w:rFonts w:ascii="Deja Vu Sans" w:hAnsi="Deja Vu Sans" w:eastAsia="Deja Vu Sans" w:cs="Deja Vu Sans"/>
                       <w:b w:val="0"/>
                       <w:i w:val="0"/>
                       <w:color w:val="000000"/>
-                      <w:sz w:val="19"/>
+                      <w:sz w:val="21"/>
                     </w:rPr>
-                    <w:t>^field</w:t>
+                    <w:t>Cras fringilla ipsum magna, in fringilla dui commodo</w:t>
                   </w:r>
                 </w:p>
               </w:txbxContent>
@@ -1812,24 +1734,24 @@
       </w:r>
       <w:r>
         <w:pict>
-          <v:shape id="DocuMindTextBox69" type="#_x0000_t202" stroked="f" filled="f" o:allowincell="f" style="position:absolute;margin-left:99.632pt;margin-top:277.073pt;width:68.970pt;height:18.449pt;z-index:251659264;mso-position-horizontal-relative:page;mso-position-vertical-relative:page;mso-wrap-style:none;mso-fit-shape-to-text:t;">
+          <v:shape id="DocuMindTextBox64" type="#_x0000_t202" stroked="f" filled="f" o:allowincell="f" style="position:absolute;margin-left:95.600pt;margin-top:452.456pt;width:12.818pt;height:19.125pt;z-index:251659264;mso-position-horizontal-relative:page;mso-position-vertical-relative:page;mso-wrap-style:none;mso-fit-shape-to-text:t;">
             <w10:wrap type="none"/>
             <v:textbox inset="0,0,0,0">
               <w:txbxContent>
                 <w:p>
                   <w:pPr>
-                    <w:spacing w:before="0" w:after="0" w:lineRule="exact" w:line="249"/>
+                    <w:spacing w:before="0" w:after="0" w:lineRule="exact" w:line="262"/>
                     <w:ind w:left="0" w:right="0" w:firstLine="0"/>
                   </w:pPr>
                   <w:r>
                     <w:rPr>
-                      <w:rFonts w:ascii="Courier" w:hAnsi="Courier" w:eastAsia="Courier" w:cs="Courier"/>
+                      <w:rFonts w:ascii="Deja Vu Sans" w:hAnsi="Deja Vu Sans" w:eastAsia="Deja Vu Sans" w:cs="Deja Vu Sans"/>
                       <w:b w:val="0"/>
                       <w:i w:val="0"/>
                       <w:color w:val="000000"/>
-                      <w:sz w:val="19"/>
+                      <w:sz w:val="21"/>
                     </w:rPr>
-                    <w:t>description</w:t>
+                    <w:t>a.</w:t>
                   </w:r>
                 </w:p>
               </w:txbxContent>
@@ -1839,24 +1761,24 @@
       </w:r>
       <w:r>
         <w:pict>
-          <v:shape id="DocuMindTextBox70" type="#_x0000_t202" stroked="f" filled="f" o:allowincell="f" style="position:absolute;margin-left:57.636pt;margin-top:288.472pt;width:68.970pt;height:18.449pt;z-index:251659264;mso-position-horizontal-relative:page;mso-position-vertical-relative:page;mso-wrap-style:none;mso-fit-shape-to-text:t;">
+          <v:shape id="DocuMindTextBox65" type="#_x0000_t202" stroked="f" filled="f" o:allowincell="f" style="position:absolute;margin-left:379.100pt;margin-top:437.756pt;width:35.088pt;height:19.125pt;z-index:251659264;mso-position-horizontal-relative:page;mso-position-vertical-relative:page;mso-wrap-style:none;mso-fit-shape-to-text:t;">
             <w10:wrap type="none"/>
             <v:textbox inset="0,0,0,0">
               <w:txbxContent>
                 <w:p>
                   <w:pPr>
-                    <w:spacing w:before="0" w:after="0" w:lineRule="exact" w:line="249"/>
+                    <w:spacing w:before="0" w:after="0" w:lineRule="exact" w:line="262"/>
                     <w:ind w:left="0" w:right="0" w:firstLine="0"/>
                   </w:pPr>
                   <w:r>
                     <w:rPr>
-                      <w:rFonts w:ascii="Courier" w:hAnsi="Courier" w:eastAsia="Courier" w:cs="Courier"/>
+                      <w:rFonts w:ascii="Deja Vu Sans" w:hAnsi="Deja Vu Sans" w:eastAsia="Deja Vu Sans" w:cs="Deja Vu Sans"/>
                       <w:b w:val="0"/>
                       <w:i w:val="0"/>
                       <w:color w:val="000000"/>
-                      <w:sz w:val="19"/>
+                      <w:sz w:val="21"/>
                     </w:rPr>
-                    <w:t>Description</w:t>
+                    <w:t>Ipsum</w:t>
                   </w:r>
                 </w:p>
               </w:txbxContent>
@@ -1866,24 +1788,24 @@
       </w:r>
       <w:r>
         <w:pict>
-          <v:shape id="DocuMindTextBox71" type="#_x0000_t202" stroked="f" filled="f" o:allowincell="f" style="position:absolute;margin-left:129.629pt;margin-top:288.472pt;width:20.974pt;height:18.449pt;z-index:251659264;mso-position-horizontal-relative:page;mso-position-vertical-relative:page;mso-wrap-style:none;mso-fit-shape-to-text:t;">
+          <v:shape id="DocuMindTextBox66" type="#_x0000_t202" stroked="f" filled="f" o:allowincell="f" style="position:absolute;margin-left:59.600pt;margin-top:481.556pt;width:9.678pt;height:19.125pt;z-index:251659264;mso-position-horizontal-relative:page;mso-position-vertical-relative:page;mso-wrap-style:none;mso-fit-shape-to-text:t;">
             <w10:wrap type="none"/>
             <v:textbox inset="0,0,0,0">
               <w:txbxContent>
                 <w:p>
                   <w:pPr>
-                    <w:spacing w:before="0" w:after="0" w:lineRule="exact" w:line="249"/>
+                    <w:spacing w:before="0" w:after="0" w:lineRule="exact" w:line="262"/>
                     <w:ind w:left="0" w:right="0" w:firstLine="0"/>
                   </w:pPr>
                   <w:r>
                     <w:rPr>
-                      <w:rFonts w:ascii="Courier" w:hAnsi="Courier" w:eastAsia="Courier" w:cs="Courier"/>
+                      <w:rFonts w:ascii="Deja Vu Sans" w:hAnsi="Deja Vu Sans" w:eastAsia="Deja Vu Sans" w:cs="Deja Vu Sans"/>
                       <w:b w:val="0"/>
                       <w:i w:val="0"/>
                       <w:color w:val="000000"/>
-                      <w:sz w:val="19"/>
+                      <w:sz w:val="21"/>
                     </w:rPr>
-                    <w:t>for</w:t>
+                    <w:t>3</w:t>
                   </w:r>
                 </w:p>
               </w:txbxContent>
@@ -1893,24 +1815,24 @@
       </w:r>
       <w:r>
         <w:pict>
-          <v:shape id="DocuMindTextBox72" type="#_x0000_t202" stroked="f" filled="f" o:allowincell="f" style="position:absolute;margin-left:153.627pt;margin-top:288.472pt;width:26.974pt;height:18.449pt;z-index:251659264;mso-position-horizontal-relative:page;mso-position-vertical-relative:page;mso-wrap-style:none;mso-fit-shape-to-text:t;">
+          <v:shape id="DocuMindTextBox67" type="#_x0000_t202" stroked="f" filled="f" o:allowincell="f" style="position:absolute;margin-left:95.600pt;margin-top:481.556pt;width:124.149pt;height:19.125pt;z-index:251659264;mso-position-horizontal-relative:page;mso-position-vertical-relative:page;mso-wrap-style:none;mso-fit-shape-to-text:t;">
             <w10:wrap type="none"/>
             <v:textbox inset="0,0,0,0">
               <w:txbxContent>
                 <w:p>
                   <w:pPr>
-                    <w:spacing w:before="0" w:after="0" w:lineRule="exact" w:line="249"/>
+                    <w:spacing w:before="0" w:after="0" w:lineRule="exact" w:line="262"/>
                     <w:ind w:left="0" w:right="0" w:firstLine="0"/>
                   </w:pPr>
                   <w:r>
                     <w:rPr>
-                      <w:rFonts w:ascii="Courier" w:hAnsi="Courier" w:eastAsia="Courier" w:cs="Courier"/>
+                      <w:rFonts w:ascii="Deja Vu Sans" w:hAnsi="Deja Vu Sans" w:eastAsia="Deja Vu Sans" w:cs="Deja Vu Sans"/>
                       <w:b w:val="0"/>
                       <w:i w:val="0"/>
                       <w:color w:val="000000"/>
-                      <w:sz w:val="19"/>
+                      <w:sz w:val="21"/>
                     </w:rPr>
-                    <w:t>item</w:t>
+                    <w:t xml:space="preserve">Aliquam erat volutpat. </w:t>
                   </w:r>
                 </w:p>
               </w:txbxContent>
@@ -1920,24 +1842,24 @@
       </w:r>
       <w:r>
         <w:pict>
-          <v:shape id="DocuMindTextBox73" type="#_x0000_t202" stroked="f" filled="f" o:allowincell="f" style="position:absolute;margin-left:183.624pt;margin-top:288.472pt;width:14.975pt;height:18.449pt;z-index:251659264;mso-position-horizontal-relative:page;mso-position-vertical-relative:page;mso-wrap-style:none;mso-fit-shape-to-text:t;">
+          <v:shape id="DocuMindTextBox68" type="#_x0000_t202" stroked="f" filled="f" o:allowincell="f" style="position:absolute;margin-left:379.100pt;margin-top:481.556pt;width:35.823pt;height:19.125pt;z-index:251659264;mso-position-horizontal-relative:page;mso-position-vertical-relative:page;mso-wrap-style:none;mso-fit-shape-to-text:t;">
             <w10:wrap type="none"/>
             <v:textbox inset="0,0,0,0">
               <w:txbxContent>
                 <w:p>
                   <w:pPr>
-                    <w:spacing w:before="0" w:after="0" w:lineRule="exact" w:line="249"/>
+                    <w:spacing w:before="0" w:after="0" w:lineRule="exact" w:line="262"/>
                     <w:ind w:left="0" w:right="0" w:firstLine="0"/>
                   </w:pPr>
                   <w:r>
                     <w:rPr>
-                      <w:rFonts w:ascii="Courier" w:hAnsi="Courier" w:eastAsia="Courier" w:cs="Courier"/>
+                      <w:rFonts w:ascii="Deja Vu Sans" w:hAnsi="Deja Vu Sans" w:eastAsia="Deja Vu Sans" w:cs="Deja Vu Sans"/>
                       <w:b w:val="0"/>
                       <w:i w:val="0"/>
                       <w:color w:val="000000"/>
-                      <w:sz w:val="19"/>
+                      <w:sz w:val="21"/>
                     </w:rPr>
-                    <w:t>#2</w:t>
+                    <w:t>Lorem</w:t>
                   </w:r>
                 </w:p>
               </w:txbxContent>
@@ -1947,24 +1869,24 @@
       </w:r>
       <w:r>
         <w:pict>
-          <v:shape id="DocuMindTextBox74" type="#_x0000_t202" stroked="f" filled="f" o:allowincell="f" style="position:absolute;margin-left:57.636pt;margin-top:299.751pt;width:38.973pt;height:18.449pt;z-index:251659264;mso-position-horizontal-relative:page;mso-position-vertical-relative:page;mso-wrap-style:none;mso-fit-shape-to-text:t;">
+          <v:shape id="DocuMindTextBox69" type="#_x0000_t202" stroked="f" filled="f" o:allowincell="f" style="position:absolute;margin-left:59.600pt;margin-top:510.656pt;width:9.678pt;height:19.125pt;z-index:251659264;mso-position-horizontal-relative:page;mso-position-vertical-relative:page;mso-wrap-style:none;mso-fit-shape-to-text:t;">
             <w10:wrap type="none"/>
             <v:textbox inset="0,0,0,0">
               <w:txbxContent>
                 <w:p>
                   <w:pPr>
-                    <w:spacing w:before="0" w:after="0" w:lineRule="exact" w:line="249"/>
+                    <w:spacing w:before="0" w:after="0" w:lineRule="exact" w:line="262"/>
                     <w:ind w:left="0" w:right="0" w:firstLine="0"/>
                   </w:pPr>
                   <w:r>
                     <w:rPr>
-                      <w:rFonts w:ascii="Courier" w:hAnsi="Courier" w:eastAsia="Courier" w:cs="Courier"/>
+                      <w:rFonts w:ascii="Deja Vu Sans" w:hAnsi="Deja Vu Sans" w:eastAsia="Deja Vu Sans" w:cs="Deja Vu Sans"/>
                       <w:b w:val="0"/>
                       <w:i w:val="0"/>
                       <w:color w:val="000000"/>
-                      <w:sz w:val="19"/>
+                      <w:sz w:val="21"/>
                     </w:rPr>
-                    <w:t>^field</w:t>
+                    <w:t>4</w:t>
                   </w:r>
                 </w:p>
               </w:txbxContent>
@@ -1974,24 +1896,24 @@
       </w:r>
       <w:r>
         <w:pict>
-          <v:shape id="DocuMindTextBox75" type="#_x0000_t202" stroked="f" filled="f" o:allowincell="f" style="position:absolute;margin-left:99.632pt;margin-top:299.751pt;width:62.970pt;height:18.449pt;z-index:251659264;mso-position-horizontal-relative:page;mso-position-vertical-relative:page;mso-wrap-style:none;mso-fit-shape-to-text:t;">
+          <v:shape id="DocuMindTextBox70" type="#_x0000_t202" stroked="f" filled="f" o:allowincell="f" style="position:absolute;margin-left:95.600pt;margin-top:510.656pt;width:156.458pt;height:19.125pt;z-index:251659264;mso-position-horizontal-relative:page;mso-position-vertical-relative:page;mso-wrap-style:none;mso-fit-shape-to-text:t;">
             <w10:wrap type="none"/>
             <v:textbox inset="0,0,0,0">
               <w:txbxContent>
                 <w:p>
                   <w:pPr>
-                    <w:spacing w:before="0" w:after="0" w:lineRule="exact" w:line="249"/>
+                    <w:spacing w:before="0" w:after="0" w:lineRule="exact" w:line="262"/>
                     <w:ind w:left="0" w:right="0" w:firstLine="0"/>
                   </w:pPr>
                   <w:r>
                     <w:rPr>
-                      <w:rFonts w:ascii="Courier" w:hAnsi="Courier" w:eastAsia="Courier" w:cs="Courier"/>
+                      <w:rFonts w:ascii="Deja Vu Sans" w:hAnsi="Deja Vu Sans" w:eastAsia="Deja Vu Sans" w:cs="Deja Vu Sans"/>
                       <w:b w:val="0"/>
                       <w:i w:val="0"/>
                       <w:color w:val="000000"/>
-                      <w:sz w:val="19"/>
+                      <w:sz w:val="21"/>
                     </w:rPr>
-                    <w:t>trans_type</w:t>
+                    <w:t xml:space="preserve">Fusce vitae vestibulum velit. </w:t>
                   </w:r>
                 </w:p>
               </w:txbxContent>
@@ -2001,24 +1923,24 @@
       </w:r>
       <w:r>
         <w:pict>
-          <v:shape id="DocuMindTextBox76" type="#_x0000_t202" stroked="f" filled="f" o:allowincell="f" style="position:absolute;margin-left:57.636pt;margin-top:311.151pt;width:32.973pt;height:18.449pt;z-index:251659264;mso-position-horizontal-relative:page;mso-position-vertical-relative:page;mso-wrap-style:none;mso-fit-shape-to-text:t;">
+          <v:shape id="DocuMindTextBox71" type="#_x0000_t202" stroked="f" filled="f" o:allowincell="f" style="position:absolute;margin-left:379.100pt;margin-top:510.656pt;width:35.823pt;height:19.125pt;z-index:251659264;mso-position-horizontal-relative:page;mso-position-vertical-relative:page;mso-wrap-style:none;mso-fit-shape-to-text:t;">
             <w10:wrap type="none"/>
             <v:textbox inset="0,0,0,0">
               <w:txbxContent>
                 <w:p>
                   <w:pPr>
-                    <w:spacing w:before="0" w:after="0" w:lineRule="exact" w:line="249"/>
+                    <w:spacing w:before="0" w:after="0" w:lineRule="exact" w:line="262"/>
                     <w:ind w:left="0" w:right="0" w:firstLine="0"/>
                   </w:pPr>
                   <w:r>
                     <w:rPr>
-                      <w:rFonts w:ascii="Courier" w:hAnsi="Courier" w:eastAsia="Courier" w:cs="Courier"/>
+                      <w:rFonts w:ascii="Deja Vu Sans" w:hAnsi="Deja Vu Sans" w:eastAsia="Deja Vu Sans" w:cs="Deja Vu Sans"/>
                       <w:b w:val="0"/>
                       <w:i w:val="0"/>
                       <w:color w:val="000000"/>
-                      <w:sz w:val="19"/>
+                      <w:sz w:val="21"/>
                     </w:rPr>
-                    <w:t>TYPE2</w:t>
+                    <w:t>Lorem</w:t>
                   </w:r>
                 </w:p>
               </w:txbxContent>
@@ -2028,24 +1950,24 @@
       </w:r>
       <w:r>
         <w:pict>
-          <v:shape id="DocuMindTextBox77" type="#_x0000_t202" stroked="f" filled="f" o:allowincell="f" style="position:absolute;margin-left:57.636pt;margin-top:322.429pt;width:38.973pt;height:18.449pt;z-index:251659264;mso-position-horizontal-relative:page;mso-position-vertical-relative:page;mso-wrap-style:none;mso-fit-shape-to-text:t;">
+          <v:shape id="DocuMindTextBox72" type="#_x0000_t202" stroked="f" filled="f" o:allowincell="f" style="position:absolute;margin-left:59.600pt;margin-top:539.756pt;width:9.678pt;height:19.125pt;z-index:251659264;mso-position-horizontal-relative:page;mso-position-vertical-relative:page;mso-wrap-style:none;mso-fit-shape-to-text:t;">
             <w10:wrap type="none"/>
             <v:textbox inset="0,0,0,0">
               <w:txbxContent>
                 <w:p>
                   <w:pPr>
-                    <w:spacing w:before="0" w:after="0" w:lineRule="exact" w:line="249"/>
+                    <w:spacing w:before="0" w:after="0" w:lineRule="exact" w:line="262"/>
                     <w:ind w:left="0" w:right="0" w:firstLine="0"/>
                   </w:pPr>
                   <w:r>
                     <w:rPr>
-                      <w:rFonts w:ascii="Courier" w:hAnsi="Courier" w:eastAsia="Courier" w:cs="Courier"/>
+                      <w:rFonts w:ascii="Deja Vu Sans" w:hAnsi="Deja Vu Sans" w:eastAsia="Deja Vu Sans" w:cs="Deja Vu Sans"/>
                       <w:b w:val="0"/>
                       <w:i w:val="0"/>
                       <w:color w:val="000000"/>
-                      <w:sz w:val="19"/>
+                      <w:sz w:val="21"/>
                     </w:rPr>
-                    <w:t>^field</w:t>
+                    <w:t>5</w:t>
                   </w:r>
                 </w:p>
               </w:txbxContent>
@@ -2055,24 +1977,24 @@
       </w:r>
       <w:r>
         <w:pict>
-          <v:shape id="DocuMindTextBox78" type="#_x0000_t202" stroked="f" filled="f" o:allowincell="f" style="position:absolute;margin-left:99.632pt;margin-top:322.429pt;width:74.969pt;height:18.449pt;z-index:251659264;mso-position-horizontal-relative:page;mso-position-vertical-relative:page;mso-wrap-style:none;mso-fit-shape-to-text:t;">
+          <v:shape id="DocuMindTextBox73" type="#_x0000_t202" stroked="f" filled="f" o:allowincell="f" style="position:absolute;margin-left:95.600pt;margin-top:539.756pt;width:180.765pt;height:19.125pt;z-index:251659264;mso-position-horizontal-relative:page;mso-position-vertical-relative:page;mso-wrap-style:none;mso-fit-shape-to-text:t;">
             <w10:wrap type="none"/>
             <v:textbox inset="0,0,0,0">
               <w:txbxContent>
                 <w:p>
                   <w:pPr>
-                    <w:spacing w:before="0" w:after="0" w:lineRule="exact" w:line="249"/>
+                    <w:spacing w:before="0" w:after="0" w:lineRule="exact" w:line="262"/>
                     <w:ind w:left="0" w:right="0" w:firstLine="0"/>
                   </w:pPr>
                   <w:r>
                     <w:rPr>
-                      <w:rFonts w:ascii="Courier" w:hAnsi="Courier" w:eastAsia="Courier" w:cs="Courier"/>
+                      <w:rFonts w:ascii="Deja Vu Sans" w:hAnsi="Deja Vu Sans" w:eastAsia="Deja Vu Sans" w:cs="Deja Vu Sans"/>
                       <w:b w:val="0"/>
                       <w:i w:val="0"/>
                       <w:color w:val="000000"/>
-                      <w:sz w:val="19"/>
+                      <w:sz w:val="21"/>
                     </w:rPr>
-                    <w:t>trans_amount</w:t>
+                    <w:t>Etiam vehicula luctus fermentum.</w:t>
                   </w:r>
                 </w:p>
               </w:txbxContent>
@@ -2082,24 +2004,24 @@
       </w:r>
       <w:r>
         <w:pict>
-          <v:shape id="DocuMindTextBox79" type="#_x0000_t202" stroked="f" filled="f" o:allowincell="f" style="position:absolute;margin-left:57.636pt;margin-top:333.708pt;width:32.973pt;height:18.449pt;z-index:251659264;mso-position-horizontal-relative:page;mso-position-vertical-relative:page;mso-wrap-style:none;mso-fit-shape-to-text:t;">
+          <v:shape id="DocuMindTextBox74" type="#_x0000_t202" stroked="f" filled="f" o:allowincell="f" style="position:absolute;margin-left:379.100pt;margin-top:539.756pt;width:35.088pt;height:19.125pt;z-index:251659264;mso-position-horizontal-relative:page;mso-position-vertical-relative:page;mso-wrap-style:none;mso-fit-shape-to-text:t;">
             <w10:wrap type="none"/>
             <v:textbox inset="0,0,0,0">
               <w:txbxContent>
                 <w:p>
                   <w:pPr>
-                    <w:spacing w:before="0" w:after="0" w:lineRule="exact" w:line="249"/>
+                    <w:spacing w:before="0" w:after="0" w:lineRule="exact" w:line="262"/>
                     <w:ind w:left="0" w:right="0" w:firstLine="0"/>
                   </w:pPr>
                   <w:r>
                     <w:rPr>
-                      <w:rFonts w:ascii="Courier" w:hAnsi="Courier" w:eastAsia="Courier" w:cs="Courier"/>
+                      <w:rFonts w:ascii="Deja Vu Sans" w:hAnsi="Deja Vu Sans" w:eastAsia="Deja Vu Sans" w:cs="Deja Vu Sans"/>
                       <w:b w:val="0"/>
                       <w:i w:val="0"/>
                       <w:color w:val="000000"/>
-                      <w:sz w:val="19"/>
+                      <w:sz w:val="21"/>
                     </w:rPr>
-                    <w:t>11.00</w:t>
+                    <w:t>Ipsum</w:t>
                   </w:r>
                 </w:p>
               </w:txbxContent>
@@ -2109,24 +2031,24 @@
       </w:r>
       <w:r>
         <w:pict>
-          <v:shape id="DocuMindTextBox80" type="#_x0000_t202" stroked="f" filled="f" o:allowincell="f" style="position:absolute;margin-left:57.636pt;margin-top:345.107pt;width:32.973pt;height:18.449pt;z-index:251659264;mso-position-horizontal-relative:page;mso-position-vertical-relative:page;mso-wrap-style:none;mso-fit-shape-to-text:t;">
+          <v:shape id="DocuMindTextBox75" type="#_x0000_t202" stroked="f" filled="f" o:allowincell="f" style="position:absolute;margin-left:56.800pt;margin-top:592.056pt;width:483.732pt;height:19.125pt;z-index:251659264;mso-position-horizontal-relative:page;mso-position-vertical-relative:page;mso-wrap-style:none;mso-fit-shape-to-text:t;">
             <w10:wrap type="none"/>
             <v:textbox inset="0,0,0,0">
               <w:txbxContent>
                 <w:p>
                   <w:pPr>
-                    <w:spacing w:before="0" w:after="0" w:lineRule="exact" w:line="249"/>
+                    <w:spacing w:before="0" w:after="0" w:lineRule="exact" w:line="262"/>
                     <w:ind w:left="0" w:right="0" w:firstLine="0"/>
                   </w:pPr>
                   <w:r>
                     <w:rPr>
-                      <w:rFonts w:ascii="Courier" w:hAnsi="Courier" w:eastAsia="Courier" w:cs="Courier"/>
+                      <w:rFonts w:ascii="Deja Vu Sans" w:hAnsi="Deja Vu Sans" w:eastAsia="Deja Vu Sans" w:cs="Deja Vu Sans"/>
                       <w:b w:val="0"/>
                       <w:i w:val="0"/>
                       <w:color w:val="000000"/>
-                      <w:sz w:val="19"/>
+                      <w:sz w:val="21"/>
                     </w:rPr>
-                    <w:t>^page</w:t>
+                    <w:t>Etiam vehicula luctus fermentum. In vel metus congue, pulvinar lectus vel, fermentum dui.</w:t>
                   </w:r>
                 </w:p>
               </w:txbxContent>
@@ -2136,24 +2058,24 @@
       </w:r>
       <w:r>
         <w:pict>
-          <v:shape id="DocuMindTextBox81" type="#_x0000_t202" stroked="f" filled="f" o:allowincell="f" style="position:absolute;margin-left:93.632pt;margin-top:345.107pt;width:8.976pt;height:18.449pt;z-index:251659264;mso-position-horizontal-relative:page;mso-position-vertical-relative:page;mso-wrap-style:none;mso-fit-shape-to-text:t;">
+          <v:shape id="DocuMindTextBox76" type="#_x0000_t202" stroked="f" filled="f" o:allowincell="f" style="position:absolute;margin-left:56.800pt;margin-top:606.756pt;width:484.299pt;height:19.125pt;z-index:251659264;mso-position-horizontal-relative:page;mso-position-vertical-relative:page;mso-wrap-style:none;mso-fit-shape-to-text:t;">
             <w10:wrap type="none"/>
             <v:textbox inset="0,0,0,0">
               <w:txbxContent>
                 <w:p>
                   <w:pPr>
-                    <w:spacing w:before="0" w:after="0" w:lineRule="exact" w:line="249"/>
+                    <w:spacing w:before="0" w:after="0" w:lineRule="exact" w:line="262"/>
                     <w:ind w:left="0" w:right="0" w:firstLine="0"/>
                   </w:pPr>
                   <w:r>
                     <w:rPr>
-                      <w:rFonts w:ascii="Courier" w:hAnsi="Courier" w:eastAsia="Courier" w:cs="Courier"/>
+                      <w:rFonts w:ascii="Deja Vu Sans" w:hAnsi="Deja Vu Sans" w:eastAsia="Deja Vu Sans" w:cs="Deja Vu Sans"/>
                       <w:b w:val="0"/>
                       <w:i w:val="0"/>
                       <w:color w:val="000000"/>
-                      <w:sz w:val="19"/>
+                      <w:sz w:val="21"/>
                     </w:rPr>
-                    <w:t>1</w:t>
+                    <w:t>Maecenas ante orci, egestas ut aliquet sit amet, sagittis a magna. Aliquam ante quam,</w:t>
                   </w:r>
                 </w:p>
               </w:txbxContent>
@@ -2163,24 +2085,24 @@
       </w:r>
       <w:r>
         <w:pict>
-          <v:shape id="DocuMindTextBox82" type="#_x0000_t202" stroked="f" filled="f" o:allowincell="f" style="position:absolute;margin-left:57.636pt;margin-top:356.386pt;width:38.973pt;height:18.449pt;z-index:251659264;mso-position-horizontal-relative:page;mso-position-vertical-relative:page;mso-wrap-style:none;mso-fit-shape-to-text:t;">
+          <v:shape id="DocuMindTextBox77" type="#_x0000_t202" stroked="f" filled="f" o:allowincell="f" style="position:absolute;margin-left:56.800pt;margin-top:621.456pt;width:484.047pt;height:19.125pt;z-index:251659264;mso-position-horizontal-relative:page;mso-position-vertical-relative:page;mso-wrap-style:none;mso-fit-shape-to-text:t;">
             <w10:wrap type="none"/>
             <v:textbox inset="0,0,0,0">
               <w:txbxContent>
                 <w:p>
                   <w:pPr>
-                    <w:spacing w:before="0" w:after="0" w:lineRule="exact" w:line="249"/>
+                    <w:spacing w:before="0" w:after="0" w:lineRule="exact" w:line="262"/>
                     <w:ind w:left="0" w:right="0" w:firstLine="0"/>
                   </w:pPr>
                   <w:r>
                     <w:rPr>
-                      <w:rFonts w:ascii="Courier" w:hAnsi="Courier" w:eastAsia="Courier" w:cs="Courier"/>
+                      <w:rFonts w:ascii="Deja Vu Sans" w:hAnsi="Deja Vu Sans" w:eastAsia="Deja Vu Sans" w:cs="Deja Vu Sans"/>
                       <w:b w:val="0"/>
                       <w:i w:val="0"/>
                       <w:color w:val="000000"/>
-                      <w:sz w:val="19"/>
+                      <w:sz w:val="21"/>
                     </w:rPr>
-                    <w:t>^field</w:t>
+                    <w:t>pellentesque ut dignissim quis, laoreet eget est. Aliquam erat volutpat. Class aptent taciti</w:t>
                   </w:r>
                 </w:p>
               </w:txbxContent>
@@ -2190,24 +2112,24 @@
       </w:r>
       <w:r>
         <w:pict>
-          <v:shape id="DocuMindTextBox83" type="#_x0000_t202" stroked="f" filled="f" o:allowincell="f" style="position:absolute;margin-left:99.632pt;margin-top:356.386pt;width:62.970pt;height:18.449pt;z-index:251659264;mso-position-horizontal-relative:page;mso-position-vertical-relative:page;mso-wrap-style:none;mso-fit-shape-to-text:t;">
+          <v:shape id="DocuMindTextBox78" type="#_x0000_t202" stroked="f" filled="f" o:allowincell="f" style="position:absolute;margin-left:56.800pt;margin-top:636.156pt;width:484.498pt;height:19.125pt;z-index:251659264;mso-position-horizontal-relative:page;mso-position-vertical-relative:page;mso-wrap-style:none;mso-fit-shape-to-text:t;">
             <w10:wrap type="none"/>
             <v:textbox inset="0,0,0,0">
               <w:txbxContent>
                 <w:p>
                   <w:pPr>
-                    <w:spacing w:before="0" w:after="0" w:lineRule="exact" w:line="249"/>
+                    <w:spacing w:before="0" w:after="0" w:lineRule="exact" w:line="262"/>
                     <w:ind w:left="0" w:right="0" w:firstLine="0"/>
                   </w:pPr>
                   <w:r>
                     <w:rPr>
-                      <w:rFonts w:ascii="Courier" w:hAnsi="Courier" w:eastAsia="Courier" w:cs="Courier"/>
+                      <w:rFonts w:ascii="Deja Vu Sans" w:hAnsi="Deja Vu Sans" w:eastAsia="Deja Vu Sans" w:cs="Deja Vu Sans"/>
                       <w:b w:val="0"/>
                       <w:i w:val="0"/>
                       <w:color w:val="000000"/>
-                      <w:sz w:val="19"/>
+                      <w:sz w:val="21"/>
                     </w:rPr>
-                    <w:t>trans_date</w:t>
+                    <w:t>sociosqu ad litora torquent per conubia nostra, per inceptos himenaeos. Ut ullamcorper</w:t>
                   </w:r>
                 </w:p>
               </w:txbxContent>
@@ -2217,24 +2139,24 @@
       </w:r>
       <w:r>
         <w:pict>
-          <v:shape id="DocuMindTextBox84" type="#_x0000_t202" stroked="f" filled="f" o:allowincell="f" style="position:absolute;margin-left:57.636pt;margin-top:367.786pt;width:56.971pt;height:18.449pt;z-index:251659264;mso-position-horizontal-relative:page;mso-position-vertical-relative:page;mso-wrap-style:none;mso-fit-shape-to-text:t;">
+          <v:shape id="DocuMindTextBox79" type="#_x0000_t202" stroked="f" filled="f" o:allowincell="f" style="position:absolute;margin-left:56.800pt;margin-top:650.856pt;width:484.299pt;height:19.125pt;z-index:251659264;mso-position-horizontal-relative:page;mso-position-vertical-relative:page;mso-wrap-style:none;mso-fit-shape-to-text:t;">
             <w10:wrap type="none"/>
             <v:textbox inset="0,0,0,0">
               <w:txbxContent>
                 <w:p>
                   <w:pPr>
-                    <w:spacing w:before="0" w:after="0" w:lineRule="exact" w:line="249"/>
+                    <w:spacing w:before="0" w:after="0" w:lineRule="exact" w:line="262"/>
                     <w:ind w:left="0" w:right="0" w:firstLine="0"/>
                   </w:pPr>
                   <w:r>
                     <w:rPr>
-                      <w:rFonts w:ascii="Courier" w:hAnsi="Courier" w:eastAsia="Courier" w:cs="Courier"/>
+                      <w:rFonts w:ascii="Deja Vu Sans" w:hAnsi="Deja Vu Sans" w:eastAsia="Deja Vu Sans" w:cs="Deja Vu Sans"/>
                       <w:b w:val="0"/>
                       <w:i w:val="0"/>
                       <w:color w:val="000000"/>
-                      <w:sz w:val="19"/>
+                      <w:sz w:val="21"/>
                     </w:rPr>
-                    <w:t>2000-01-3</w:t>
+                    <w:t>justo sapien, in cursus libero viverra eget. Vivamus auctor imperdiet urna, at pulvinar leo</w:t>
                   </w:r>
                 </w:p>
               </w:txbxContent>
@@ -2244,24 +2166,24 @@
       </w:r>
       <w:r>
         <w:pict>
-          <v:shape id="DocuMindTextBox85" type="#_x0000_t202" stroked="f" filled="f" o:allowincell="f" style="position:absolute;margin-left:57.636pt;margin-top:379.064pt;width:38.973pt;height:18.449pt;z-index:251659264;mso-position-horizontal-relative:page;mso-position-vertical-relative:page;mso-wrap-style:none;mso-fit-shape-to-text:t;">
+          <v:shape id="DocuMindTextBox80" type="#_x0000_t202" stroked="f" filled="f" o:allowincell="f" style="position:absolute;margin-left:56.800pt;margin-top:665.556pt;width:483.858pt;height:19.125pt;z-index:251659264;mso-position-horizontal-relative:page;mso-position-vertical-relative:page;mso-wrap-style:none;mso-fit-shape-to-text:t;">
             <w10:wrap type="none"/>
             <v:textbox inset="0,0,0,0">
               <w:txbxContent>
                 <w:p>
                   <w:pPr>
-                    <w:spacing w:before="0" w:after="0" w:lineRule="exact" w:line="249"/>
+                    <w:spacing w:before="0" w:after="0" w:lineRule="exact" w:line="262"/>
                     <w:ind w:left="0" w:right="0" w:firstLine="0"/>
                   </w:pPr>
                   <w:r>
                     <w:rPr>
-                      <w:rFonts w:ascii="Courier" w:hAnsi="Courier" w:eastAsia="Courier" w:cs="Courier"/>
+                      <w:rFonts w:ascii="Deja Vu Sans" w:hAnsi="Deja Vu Sans" w:eastAsia="Deja Vu Sans" w:cs="Deja Vu Sans"/>
                       <w:b w:val="0"/>
                       <w:i w:val="0"/>
                       <w:color w:val="000000"/>
-                      <w:sz w:val="19"/>
+                      <w:sz w:val="21"/>
                     </w:rPr>
-                    <w:t>^field</w:t>
+                    <w:t>posuere laoreet. Suspendisse neque nisl, fringilla at iaculis scelerisque, ornare vel dolor. Ut</w:t>
                   </w:r>
                 </w:p>
               </w:txbxContent>
@@ -2271,24 +2193,24 @@
       </w:r>
       <w:r>
         <w:pict>
-          <v:shape id="DocuMindTextBox86" type="#_x0000_t202" stroked="f" filled="f" o:allowincell="f" style="position:absolute;margin-left:99.632pt;margin-top:379.064pt;width:68.970pt;height:18.449pt;z-index:251659264;mso-position-horizontal-relative:page;mso-position-vertical-relative:page;mso-wrap-style:none;mso-fit-shape-to-text:t;">
+          <v:shape id="DocuMindTextBox81" type="#_x0000_t202" stroked="f" filled="f" o:allowincell="f" style="position:absolute;margin-left:56.800pt;margin-top:680.256pt;width:484.457pt;height:19.125pt;z-index:251659264;mso-position-horizontal-relative:page;mso-position-vertical-relative:page;mso-wrap-style:none;mso-fit-shape-to-text:t;">
             <w10:wrap type="none"/>
             <v:textbox inset="0,0,0,0">
               <w:txbxContent>
                 <w:p>
                   <w:pPr>
-                    <w:spacing w:before="0" w:after="0" w:lineRule="exact" w:line="249"/>
+                    <w:spacing w:before="0" w:after="0" w:lineRule="exact" w:line="262"/>
                     <w:ind w:left="0" w:right="0" w:firstLine="0"/>
                   </w:pPr>
                   <w:r>
                     <w:rPr>
-                      <w:rFonts w:ascii="Courier" w:hAnsi="Courier" w:eastAsia="Courier" w:cs="Courier"/>
+                      <w:rFonts w:ascii="Deja Vu Sans" w:hAnsi="Deja Vu Sans" w:eastAsia="Deja Vu Sans" w:cs="Deja Vu Sans"/>
                       <w:b w:val="0"/>
                       <w:i w:val="0"/>
                       <w:color w:val="000000"/>
-                      <w:sz w:val="19"/>
+                      <w:sz w:val="21"/>
                     </w:rPr>
-                    <w:t>description</w:t>
+                    <w:t>et pulvinar nunc. Pellentesque fringilla mollis efficitur. Nullam venenatis commodo</w:t>
                   </w:r>
                 </w:p>
               </w:txbxContent>
@@ -2298,24 +2220,24 @@
       </w:r>
       <w:r>
         <w:pict>
-          <v:shape id="DocuMindTextBox87" type="#_x0000_t202" stroked="f" filled="f" o:allowincell="f" style="position:absolute;margin-left:57.636pt;margin-top:390.343pt;width:68.970pt;height:18.449pt;z-index:251659264;mso-position-horizontal-relative:page;mso-position-vertical-relative:page;mso-wrap-style:none;mso-fit-shape-to-text:t;">
+          <v:shape id="DocuMindTextBox82" type="#_x0000_t202" stroked="f" filled="f" o:allowincell="f" style="position:absolute;margin-left:56.800pt;margin-top:694.956pt;width:484.278pt;height:19.125pt;z-index:251659264;mso-position-horizontal-relative:page;mso-position-vertical-relative:page;mso-wrap-style:none;mso-fit-shape-to-text:t;">
             <w10:wrap type="none"/>
             <v:textbox inset="0,0,0,0">
               <w:txbxContent>
                 <w:p>
                   <w:pPr>
-                    <w:spacing w:before="0" w:after="0" w:lineRule="exact" w:line="249"/>
+                    <w:spacing w:before="0" w:after="0" w:lineRule="exact" w:line="262"/>
                     <w:ind w:left="0" w:right="0" w:firstLine="0"/>
                   </w:pPr>
                   <w:r>
                     <w:rPr>
-                      <w:rFonts w:ascii="Courier" w:hAnsi="Courier" w:eastAsia="Courier" w:cs="Courier"/>
+                      <w:rFonts w:ascii="Deja Vu Sans" w:hAnsi="Deja Vu Sans" w:eastAsia="Deja Vu Sans" w:cs="Deja Vu Sans"/>
                       <w:b w:val="0"/>
                       <w:i w:val="0"/>
                       <w:color w:val="000000"/>
-                      <w:sz w:val="19"/>
+                      <w:sz w:val="21"/>
                     </w:rPr>
-                    <w:t>Description</w:t>
+                    <w:t>imperdiet. Morbi velit neque, semper quis lorem quis, efficitur dignissim ipsum. Ut ac lorem</w:t>
                   </w:r>
                 </w:p>
               </w:txbxContent>
@@ -2325,834 +2247,24 @@
       </w:r>
       <w:r>
         <w:pict>
-          <v:shape id="DocuMindTextBox88" type="#_x0000_t202" stroked="f" filled="f" o:allowincell="f" style="position:absolute;margin-left:129.629pt;margin-top:390.343pt;width:20.974pt;height:18.449pt;z-index:251659264;mso-position-horizontal-relative:page;mso-position-vertical-relative:page;mso-wrap-style:none;mso-fit-shape-to-text:t;">
+          <v:shape id="DocuMindTextBox83" type="#_x0000_t202" stroked="f" filled="f" o:allowincell="f" style="position:absolute;margin-left:56.800pt;margin-top:709.656pt;width:254.853pt;height:19.125pt;z-index:251659264;mso-position-horizontal-relative:page;mso-position-vertical-relative:page;mso-wrap-style:none;mso-fit-shape-to-text:t;">
             <w10:wrap type="none"/>
             <v:textbox inset="0,0,0,0">
               <w:txbxContent>
                 <w:p>
                   <w:pPr>
-                    <w:spacing w:before="0" w:after="0" w:lineRule="exact" w:line="249"/>
+                    <w:spacing w:before="0" w:after="0" w:lineRule="exact" w:line="262"/>
                     <w:ind w:left="0" w:right="0" w:firstLine="0"/>
                   </w:pPr>
                   <w:r>
                     <w:rPr>
-                      <w:rFonts w:ascii="Courier" w:hAnsi="Courier" w:eastAsia="Courier" w:cs="Courier"/>
+                      <w:rFonts w:ascii="Deja Vu Sans" w:hAnsi="Deja Vu Sans" w:eastAsia="Deja Vu Sans" w:cs="Deja Vu Sans"/>
                       <w:b w:val="0"/>
                       <w:i w:val="0"/>
                       <w:color w:val="000000"/>
-                      <w:sz w:val="19"/>
+                      <w:sz w:val="21"/>
                     </w:rPr>
-                    <w:t>for</w:t>
-                  </w:r>
-                </w:p>
-              </w:txbxContent>
-            </v:textbox>
-          </v:shape>
-        </w:pict>
-      </w:r>
-      <w:r>
-        <w:pict>
-          <v:shape id="DocuMindTextBox89" type="#_x0000_t202" stroked="f" filled="f" o:allowincell="f" style="position:absolute;margin-left:153.627pt;margin-top:390.343pt;width:26.974pt;height:18.449pt;z-index:251659264;mso-position-horizontal-relative:page;mso-position-vertical-relative:page;mso-wrap-style:none;mso-fit-shape-to-text:t;">
-            <w10:wrap type="none"/>
-            <v:textbox inset="0,0,0,0">
-              <w:txbxContent>
-                <w:p>
-                  <w:pPr>
-                    <w:spacing w:before="0" w:after="0" w:lineRule="exact" w:line="249"/>
-                    <w:ind w:left="0" w:right="0" w:firstLine="0"/>
-                  </w:pPr>
-                  <w:r>
-                    <w:rPr>
-                      <w:rFonts w:ascii="Courier" w:hAnsi="Courier" w:eastAsia="Courier" w:cs="Courier"/>
-                      <w:b w:val="0"/>
-                      <w:i w:val="0"/>
-                      <w:color w:val="000000"/>
-                      <w:sz w:val="19"/>
-                    </w:rPr>
-                    <w:t>item</w:t>
-                  </w:r>
-                </w:p>
-              </w:txbxContent>
-            </v:textbox>
-          </v:shape>
-        </w:pict>
-      </w:r>
-      <w:r>
-        <w:pict>
-          <v:shape id="DocuMindTextBox90" type="#_x0000_t202" stroked="f" filled="f" o:allowincell="f" style="position:absolute;margin-left:183.624pt;margin-top:390.343pt;width:14.975pt;height:18.449pt;z-index:251659264;mso-position-horizontal-relative:page;mso-position-vertical-relative:page;mso-wrap-style:none;mso-fit-shape-to-text:t;">
-            <w10:wrap type="none"/>
-            <v:textbox inset="0,0,0,0">
-              <w:txbxContent>
-                <w:p>
-                  <w:pPr>
-                    <w:spacing w:before="0" w:after="0" w:lineRule="exact" w:line="249"/>
-                    <w:ind w:left="0" w:right="0" w:firstLine="0"/>
-                  </w:pPr>
-                  <w:r>
-                    <w:rPr>
-                      <w:rFonts w:ascii="Courier" w:hAnsi="Courier" w:eastAsia="Courier" w:cs="Courier"/>
-                      <w:b w:val="0"/>
-                      <w:i w:val="0"/>
-                      <w:color w:val="000000"/>
-                      <w:sz w:val="19"/>
-                    </w:rPr>
-                    <w:t>#3</w:t>
-                  </w:r>
-                </w:p>
-              </w:txbxContent>
-            </v:textbox>
-          </v:shape>
-        </w:pict>
-      </w:r>
-      <w:r>
-        <w:pict>
-          <v:shape id="DocuMindTextBox91" type="#_x0000_t202" stroked="f" filled="f" o:allowincell="f" style="position:absolute;margin-left:57.636pt;margin-top:401.742pt;width:38.973pt;height:18.449pt;z-index:251659264;mso-position-horizontal-relative:page;mso-position-vertical-relative:page;mso-wrap-style:none;mso-fit-shape-to-text:t;">
-            <w10:wrap type="none"/>
-            <v:textbox inset="0,0,0,0">
-              <w:txbxContent>
-                <w:p>
-                  <w:pPr>
-                    <w:spacing w:before="0" w:after="0" w:lineRule="exact" w:line="249"/>
-                    <w:ind w:left="0" w:right="0" w:firstLine="0"/>
-                  </w:pPr>
-                  <w:r>
-                    <w:rPr>
-                      <w:rFonts w:ascii="Courier" w:hAnsi="Courier" w:eastAsia="Courier" w:cs="Courier"/>
-                      <w:b w:val="0"/>
-                      <w:i w:val="0"/>
-                      <w:color w:val="000000"/>
-                      <w:sz w:val="19"/>
-                    </w:rPr>
-                    <w:t>^field</w:t>
-                  </w:r>
-                </w:p>
-              </w:txbxContent>
-            </v:textbox>
-          </v:shape>
-        </w:pict>
-      </w:r>
-      <w:r>
-        <w:pict>
-          <v:shape id="DocuMindTextBox92" type="#_x0000_t202" stroked="f" filled="f" o:allowincell="f" style="position:absolute;margin-left:99.632pt;margin-top:401.742pt;width:62.970pt;height:18.449pt;z-index:251659264;mso-position-horizontal-relative:page;mso-position-vertical-relative:page;mso-wrap-style:none;mso-fit-shape-to-text:t;">
-            <w10:wrap type="none"/>
-            <v:textbox inset="0,0,0,0">
-              <w:txbxContent>
-                <w:p>
-                  <w:pPr>
-                    <w:spacing w:before="0" w:after="0" w:lineRule="exact" w:line="249"/>
-                    <w:ind w:left="0" w:right="0" w:firstLine="0"/>
-                  </w:pPr>
-                  <w:r>
-                    <w:rPr>
-                      <w:rFonts w:ascii="Courier" w:hAnsi="Courier" w:eastAsia="Courier" w:cs="Courier"/>
-                      <w:b w:val="0"/>
-                      <w:i w:val="0"/>
-                      <w:color w:val="000000"/>
-                      <w:sz w:val="19"/>
-                    </w:rPr>
-                    <w:t>trans_type</w:t>
-                  </w:r>
-                </w:p>
-              </w:txbxContent>
-            </v:textbox>
-          </v:shape>
-        </w:pict>
-      </w:r>
-      <w:r>
-        <w:pict>
-          <v:shape id="DocuMindTextBox93" type="#_x0000_t202" stroked="f" filled="f" o:allowincell="f" style="position:absolute;margin-left:57.636pt;margin-top:413.021pt;width:32.973pt;height:18.449pt;z-index:251659264;mso-position-horizontal-relative:page;mso-position-vertical-relative:page;mso-wrap-style:none;mso-fit-shape-to-text:t;">
-            <w10:wrap type="none"/>
-            <v:textbox inset="0,0,0,0">
-              <w:txbxContent>
-                <w:p>
-                  <w:pPr>
-                    <w:spacing w:before="0" w:after="0" w:lineRule="exact" w:line="249"/>
-                    <w:ind w:left="0" w:right="0" w:firstLine="0"/>
-                  </w:pPr>
-                  <w:r>
-                    <w:rPr>
-                      <w:rFonts w:ascii="Courier" w:hAnsi="Courier" w:eastAsia="Courier" w:cs="Courier"/>
-                      <w:b w:val="0"/>
-                      <w:i w:val="0"/>
-                      <w:color w:val="000000"/>
-                      <w:sz w:val="19"/>
-                    </w:rPr>
-                    <w:t>TYPE3</w:t>
-                  </w:r>
-                </w:p>
-              </w:txbxContent>
-            </v:textbox>
-          </v:shape>
-        </w:pict>
-      </w:r>
-      <w:r>
-        <w:pict>
-          <v:shape id="DocuMindTextBox94" type="#_x0000_t202" stroked="f" filled="f" o:allowincell="f" style="position:absolute;margin-left:307.815pt;margin-top:112.790pt;width:135.080pt;height:20.999pt;z-index:251659264;mso-position-horizontal-relative:page;mso-position-vertical-relative:page;mso-wrap-style:none;mso-fit-shape-to-text:t;">
-            <w10:wrap type="none"/>
-            <v:textbox inset="0,0,0,0">
-              <w:txbxContent>
-                <w:p>
-                  <w:pPr>
-                    <w:spacing w:before="0" w:after="0" w:lineRule="exact" w:line="300"/>
-                    <w:ind w:left="0" w:right="0" w:firstLine="0"/>
-                  </w:pPr>
-                  <w:r>
-                    <w:rPr>
-                      <w:rFonts w:ascii="Arial" w:hAnsi="Arial" w:eastAsia="Arial" w:cs="Arial"/>
-                      <w:b/>
-                      <w:i/>
-                      <w:color w:val="000000"/>
-                      <w:sz w:val="23"/>
-                    </w:rPr>
-                    <w:t xml:space="preserve">Sample Bookmark File </w:t>
-                  </w:r>
-                </w:p>
-              </w:txbxContent>
-            </v:textbox>
-          </v:shape>
-        </w:pict>
-      </w:r>
-      <w:r>
-        <w:pict>
-          <v:shape id="DocuMindTextBox95" type="#_x0000_t202" stroked="f" filled="f" o:allowincell="f" style="position:absolute;margin-left:307.815pt;margin-top:131.646pt;width:62.970pt;height:18.449pt;z-index:251659264;mso-position-horizontal-relative:page;mso-position-vertical-relative:page;mso-wrap-style:none;mso-fit-shape-to-text:t;">
-            <w10:wrap type="none"/>
-            <v:textbox inset="0,0,0,0">
-              <w:txbxContent>
-                <w:p>
-                  <w:pPr>
-                    <w:spacing w:before="0" w:after="0" w:lineRule="exact" w:line="249"/>
-                    <w:ind w:left="0" w:right="0" w:firstLine="0"/>
-                  </w:pPr>
-                  <w:r>
-                    <w:rPr>
-                      <w:rFonts w:ascii="Courier" w:hAnsi="Courier" w:eastAsia="Courier" w:cs="Courier"/>
-                      <w:b w:val="0"/>
-                      <w:i w:val="0"/>
-                      <w:color w:val="000000"/>
-                      <w:sz w:val="19"/>
-                    </w:rPr>
-                    <w:t>[invoices]</w:t>
-                  </w:r>
-                </w:p>
-              </w:txbxContent>
-            </v:textbox>
-          </v:shape>
-        </w:pict>
-      </w:r>
-      <w:r>
-        <w:pict>
-          <v:shape id="DocuMindTextBox96" type="#_x0000_t202" stroked="f" filled="f" o:allowincell="f" style="position:absolute;margin-left:307.815pt;margin-top:143.045pt;width:50.971pt;height:18.449pt;z-index:251659264;mso-position-horizontal-relative:page;mso-position-vertical-relative:page;mso-wrap-style:none;mso-fit-shape-to-text:t;">
-            <w10:wrap type="none"/>
-            <v:textbox inset="0,0,0,0">
-              <w:txbxContent>
-                <w:p>
-                  <w:pPr>
-                    <w:spacing w:before="0" w:after="0" w:lineRule="exact" w:line="249"/>
-                    <w:ind w:left="0" w:right="0" w:firstLine="0"/>
-                  </w:pPr>
-                  <w:r>
-                    <w:rPr>
-                      <w:rFonts w:ascii="Courier" w:hAnsi="Courier" w:eastAsia="Courier" w:cs="Courier"/>
-                      <w:b w:val="0"/>
-                      <w:i w:val="0"/>
-                      <w:color w:val="000000"/>
-                      <w:sz w:val="19"/>
-                    </w:rPr>
-                    <w:t>Invoices</w:t>
-                  </w:r>
-                </w:p>
-              </w:txbxContent>
-            </v:textbox>
-          </v:shape>
-        </w:pict>
-      </w:r>
-      <w:r>
-        <w:pict>
-          <v:shape id="DocuMindTextBox97" type="#_x0000_t202" stroked="f" filled="f" o:allowincell="f" style="position:absolute;margin-left:361.810pt;margin-top:143.045pt;width:14.975pt;height:18.449pt;z-index:251659264;mso-position-horizontal-relative:page;mso-position-vertical-relative:page;mso-wrap-style:none;mso-fit-shape-to-text:t;">
-            <w10:wrap type="none"/>
-            <v:textbox inset="0,0,0,0">
-              <w:txbxContent>
-                <w:p>
-                  <w:pPr>
-                    <w:spacing w:before="0" w:after="0" w:lineRule="exact" w:line="249"/>
-                    <w:ind w:left="0" w:right="0" w:firstLine="0"/>
-                  </w:pPr>
-                  <w:r>
-                    <w:rPr>
-                      <w:rFonts w:ascii="Courier" w:hAnsi="Courier" w:eastAsia="Courier" w:cs="Courier"/>
-                      <w:b w:val="0"/>
-                      <w:i w:val="0"/>
-                      <w:color w:val="000000"/>
-                      <w:sz w:val="19"/>
-                    </w:rPr>
-                    <w:t>by</w:t>
-                  </w:r>
-                </w:p>
-              </w:txbxContent>
-            </v:textbox>
-          </v:shape>
-        </w:pict>
-      </w:r>
-      <w:r>
-        <w:pict>
-          <v:shape id="DocuMindTextBox98" type="#_x0000_t202" stroked="f" filled="f" o:allowincell="f" style="position:absolute;margin-left:379.808pt;margin-top:143.045pt;width:38.973pt;height:18.449pt;z-index:251659264;mso-position-horizontal-relative:page;mso-position-vertical-relative:page;mso-wrap-style:none;mso-fit-shape-to-text:t;">
-            <w10:wrap type="none"/>
-            <v:textbox inset="0,0,0,0">
-              <w:txbxContent>
-                <w:p>
-                  <w:pPr>
-                    <w:spacing w:before="0" w:after="0" w:lineRule="exact" w:line="249"/>
-                    <w:ind w:left="0" w:right="0" w:firstLine="0"/>
-                  </w:pPr>
-                  <w:r>
-                    <w:rPr>
-                      <w:rFonts w:ascii="Courier" w:hAnsi="Courier" w:eastAsia="Courier" w:cs="Courier"/>
-                      <w:b w:val="0"/>
-                      <w:i w:val="0"/>
-                      <w:color w:val="000000"/>
-                      <w:sz w:val="19"/>
-                    </w:rPr>
-                    <w:t>Date=0</w:t>
-                  </w:r>
-                </w:p>
-              </w:txbxContent>
-            </v:textbox>
-          </v:shape>
-        </w:pict>
-      </w:r>
-      <w:r>
-        <w:pict>
-          <v:shape id="DocuMindTextBox99" type="#_x0000_t202" stroked="f" filled="f" o:allowincell="f" style="position:absolute;margin-left:307.815pt;margin-top:154.324pt;width:86.968pt;height:18.449pt;z-index:251659264;mso-position-horizontal-relative:page;mso-position-vertical-relative:page;mso-wrap-style:none;mso-fit-shape-to-text:t;">
-            <w10:wrap type="none"/>
-            <v:textbox inset="0,0,0,0">
-              <w:txbxContent>
-                <w:p>
-                  <w:pPr>
-                    <w:spacing w:before="0" w:after="0" w:lineRule="exact" w:line="249"/>
-                    <w:ind w:left="0" w:right="0" w:firstLine="0"/>
-                  </w:pPr>
-                  <w:r>
-                    <w:rPr>
-                      <w:rFonts w:ascii="Courier" w:hAnsi="Courier" w:eastAsia="Courier" w:cs="Courier"/>
-                      <w:b w:val="0"/>
-                      <w:i w:val="0"/>
-                      <w:color w:val="000000"/>
-                      <w:sz w:val="19"/>
-                    </w:rPr>
-                    <w:t>trans_date=1,A</w:t>
-                  </w:r>
-                </w:p>
-              </w:txbxContent>
-            </v:textbox>
-          </v:shape>
-        </w:pict>
-      </w:r>
-      <w:r>
-        <w:pict>
-          <v:shape id="DocuMindTextBox100" type="#_x0000_t202" stroked="f" filled="f" o:allowincell="f" style="position:absolute;margin-left:307.815pt;margin-top:165.603pt;width:38.973pt;height:18.449pt;z-index:251659264;mso-position-horizontal-relative:page;mso-position-vertical-relative:page;mso-wrap-style:none;mso-fit-shape-to-text:t;">
-            <w10:wrap type="none"/>
-            <v:textbox inset="0,0,0,0">
-              <w:txbxContent>
-                <w:p>
-                  <w:pPr>
-                    <w:spacing w:before="0" w:after="0" w:lineRule="exact" w:line="249"/>
-                    <w:ind w:left="0" w:right="0" w:firstLine="0"/>
-                  </w:pPr>
-                  <w:r>
-                    <w:rPr>
-                      <w:rFonts w:ascii="Courier" w:hAnsi="Courier" w:eastAsia="Courier" w:cs="Courier"/>
-                      <w:b w:val="0"/>
-                      <w:i w:val="0"/>
-                      <w:color w:val="000000"/>
-                      <w:sz w:val="19"/>
-                    </w:rPr>
-                    <w:t>[type]</w:t>
-                  </w:r>
-                </w:p>
-              </w:txbxContent>
-            </v:textbox>
-          </v:shape>
-        </w:pict>
-      </w:r>
-      <w:r>
-        <w:pict>
-          <v:shape id="DocuMindTextBox101" type="#_x0000_t202" stroked="f" filled="f" o:allowincell="f" style="position:absolute;margin-left:307.815pt;margin-top:177.002pt;width:50.971pt;height:18.449pt;z-index:251659264;mso-position-horizontal-relative:page;mso-position-vertical-relative:page;mso-wrap-style:none;mso-fit-shape-to-text:t;">
-            <w10:wrap type="none"/>
-            <v:textbox inset="0,0,0,0">
-              <w:txbxContent>
-                <w:p>
-                  <w:pPr>
-                    <w:spacing w:before="0" w:after="0" w:lineRule="exact" w:line="249"/>
-                    <w:ind w:left="0" w:right="0" w:firstLine="0"/>
-                  </w:pPr>
-                  <w:r>
-                    <w:rPr>
-                      <w:rFonts w:ascii="Courier" w:hAnsi="Courier" w:eastAsia="Courier" w:cs="Courier"/>
-                      <w:b w:val="0"/>
-                      <w:i w:val="0"/>
-                      <w:color w:val="000000"/>
-                      <w:sz w:val="19"/>
-                    </w:rPr>
-                    <w:t>Invoices</w:t>
-                  </w:r>
-                </w:p>
-              </w:txbxContent>
-            </v:textbox>
-          </v:shape>
-        </w:pict>
-      </w:r>
-      <w:r>
-        <w:pict>
-          <v:shape id="DocuMindTextBox102" type="#_x0000_t202" stroked="f" filled="f" o:allowincell="f" style="position:absolute;margin-left:361.810pt;margin-top:177.002pt;width:14.975pt;height:18.449pt;z-index:251659264;mso-position-horizontal-relative:page;mso-position-vertical-relative:page;mso-wrap-style:none;mso-fit-shape-to-text:t;">
-            <w10:wrap type="none"/>
-            <v:textbox inset="0,0,0,0">
-              <w:txbxContent>
-                <w:p>
-                  <w:pPr>
-                    <w:spacing w:before="0" w:after="0" w:lineRule="exact" w:line="249"/>
-                    <w:ind w:left="0" w:right="0" w:firstLine="0"/>
-                  </w:pPr>
-                  <w:r>
-                    <w:rPr>
-                      <w:rFonts w:ascii="Courier" w:hAnsi="Courier" w:eastAsia="Courier" w:cs="Courier"/>
-                      <w:b w:val="0"/>
-                      <w:i w:val="0"/>
-                      <w:color w:val="000000"/>
-                      <w:sz w:val="19"/>
-                    </w:rPr>
-                    <w:t>by</w:t>
-                  </w:r>
-                </w:p>
-              </w:txbxContent>
-            </v:textbox>
-          </v:shape>
-        </w:pict>
-      </w:r>
-      <w:r>
-        <w:pict>
-          <v:shape id="DocuMindTextBox103" type="#_x0000_t202" stroked="f" filled="f" o:allowincell="f" style="position:absolute;margin-left:379.808pt;margin-top:177.002pt;width:26.974pt;height:18.449pt;z-index:251659264;mso-position-horizontal-relative:page;mso-position-vertical-relative:page;mso-wrap-style:none;mso-fit-shape-to-text:t;">
-            <w10:wrap type="none"/>
-            <v:textbox inset="0,0,0,0">
-              <w:txbxContent>
-                <w:p>
-                  <w:pPr>
-                    <w:spacing w:before="0" w:after="0" w:lineRule="exact" w:line="249"/>
-                    <w:ind w:left="0" w:right="0" w:firstLine="0"/>
-                  </w:pPr>
-                  <w:r>
-                    <w:rPr>
-                      <w:rFonts w:ascii="Courier" w:hAnsi="Courier" w:eastAsia="Courier" w:cs="Courier"/>
-                      <w:b w:val="0"/>
-                      <w:i w:val="0"/>
-                      <w:color w:val="000000"/>
-                      <w:sz w:val="19"/>
-                    </w:rPr>
-                    <w:t>Item</w:t>
-                  </w:r>
-                </w:p>
-              </w:txbxContent>
-            </v:textbox>
-          </v:shape>
-        </w:pict>
-      </w:r>
-      <w:r>
-        <w:pict>
-          <v:shape id="DocuMindTextBox104" type="#_x0000_t202" stroked="f" filled="f" o:allowincell="f" style="position:absolute;margin-left:409.805pt;margin-top:177.002pt;width:38.973pt;height:18.449pt;z-index:251659264;mso-position-horizontal-relative:page;mso-position-vertical-relative:page;mso-wrap-style:none;mso-fit-shape-to-text:t;">
-            <w10:wrap type="none"/>
-            <v:textbox inset="0,0,0,0">
-              <w:txbxContent>
-                <w:p>
-                  <w:pPr>
-                    <w:spacing w:before="0" w:after="0" w:lineRule="exact" w:line="249"/>
-                    <w:ind w:left="0" w:right="0" w:firstLine="0"/>
-                  </w:pPr>
-                  <w:r>
-                    <w:rPr>
-                      <w:rFonts w:ascii="Courier" w:hAnsi="Courier" w:eastAsia="Courier" w:cs="Courier"/>
-                      <w:b w:val="0"/>
-                      <w:i w:val="0"/>
-                      <w:color w:val="000000"/>
-                      <w:sz w:val="19"/>
-                    </w:rPr>
-                    <w:t>Type=0</w:t>
-                  </w:r>
-                </w:p>
-              </w:txbxContent>
-            </v:textbox>
-          </v:shape>
-        </w:pict>
-      </w:r>
-      <w:r>
-        <w:pict>
-          <v:shape id="DocuMindTextBox105" type="#_x0000_t202" stroked="f" filled="f" o:allowincell="f" style="position:absolute;margin-left:307.815pt;margin-top:188.281pt;width:86.968pt;height:18.449pt;z-index:251659264;mso-position-horizontal-relative:page;mso-position-vertical-relative:page;mso-wrap-style:none;mso-fit-shape-to-text:t;">
-            <w10:wrap type="none"/>
-            <v:textbox inset="0,0,0,0">
-              <w:txbxContent>
-                <w:p>
-                  <w:pPr>
-                    <w:spacing w:before="0" w:after="0" w:lineRule="exact" w:line="249"/>
-                    <w:ind w:left="0" w:right="0" w:firstLine="0"/>
-                  </w:pPr>
-                  <w:r>
-                    <w:rPr>
-                      <w:rFonts w:ascii="Courier" w:hAnsi="Courier" w:eastAsia="Courier" w:cs="Courier"/>
-                      <w:b w:val="0"/>
-                      <w:i w:val="0"/>
-                      <w:color w:val="000000"/>
-                      <w:sz w:val="19"/>
-                    </w:rPr>
-                    <w:t>trans_type=1,A</w:t>
-                  </w:r>
-                </w:p>
-              </w:txbxContent>
-            </v:textbox>
-          </v:shape>
-        </w:pict>
-      </w:r>
-      <w:r>
-        <w:pict>
-          <v:shape id="DocuMindTextBox106" type="#_x0000_t202" stroked="f" filled="f" o:allowincell="f" style="position:absolute;margin-left:307.815pt;margin-top:199.680pt;width:50.971pt;height:18.449pt;z-index:251659264;mso-position-horizontal-relative:page;mso-position-vertical-relative:page;mso-wrap-style:none;mso-fit-shape-to-text:t;">
-            <w10:wrap type="none"/>
-            <v:textbox inset="0,0,0,0">
-              <w:txbxContent>
-                <w:p>
-                  <w:pPr>
-                    <w:spacing w:before="0" w:after="0" w:lineRule="exact" w:line="249"/>
-                    <w:ind w:left="0" w:right="0" w:firstLine="0"/>
-                  </w:pPr>
-                  <w:r>
-                    <w:rPr>
-                      <w:rFonts w:ascii="Courier" w:hAnsi="Courier" w:eastAsia="Courier" w:cs="Courier"/>
-                      <w:b w:val="0"/>
-                      <w:i w:val="0"/>
-                      <w:color w:val="000000"/>
-                      <w:sz w:val="19"/>
-                    </w:rPr>
-                    <w:t>[amount]</w:t>
-                  </w:r>
-                </w:p>
-              </w:txbxContent>
-            </v:textbox>
-          </v:shape>
-        </w:pict>
-      </w:r>
-      <w:r>
-        <w:pict>
-          <v:shape id="DocuMindTextBox107" type="#_x0000_t202" stroked="f" filled="f" o:allowincell="f" style="position:absolute;margin-left:307.815pt;margin-top:210.959pt;width:50.971pt;height:18.449pt;z-index:251659264;mso-position-horizontal-relative:page;mso-position-vertical-relative:page;mso-wrap-style:none;mso-fit-shape-to-text:t;">
-            <w10:wrap type="none"/>
-            <v:textbox inset="0,0,0,0">
-              <w:txbxContent>
-                <w:p>
-                  <w:pPr>
-                    <w:spacing w:before="0" w:after="0" w:lineRule="exact" w:line="249"/>
-                    <w:ind w:left="0" w:right="0" w:firstLine="0"/>
-                  </w:pPr>
-                  <w:r>
-                    <w:rPr>
-                      <w:rFonts w:ascii="Courier" w:hAnsi="Courier" w:eastAsia="Courier" w:cs="Courier"/>
-                      <w:b w:val="0"/>
-                      <w:i w:val="0"/>
-                      <w:color w:val="000000"/>
-                      <w:sz w:val="19"/>
-                    </w:rPr>
-                    <w:t>Invoices</w:t>
-                  </w:r>
-                </w:p>
-              </w:txbxContent>
-            </v:textbox>
-          </v:shape>
-        </w:pict>
-      </w:r>
-      <w:r>
-        <w:pict>
-          <v:shape id="DocuMindTextBox108" type="#_x0000_t202" stroked="f" filled="f" o:allowincell="f" style="position:absolute;margin-left:361.810pt;margin-top:210.959pt;width:14.975pt;height:18.449pt;z-index:251659264;mso-position-horizontal-relative:page;mso-position-vertical-relative:page;mso-wrap-style:none;mso-fit-shape-to-text:t;">
-            <w10:wrap type="none"/>
-            <v:textbox inset="0,0,0,0">
-              <w:txbxContent>
-                <w:p>
-                  <w:pPr>
-                    <w:spacing w:before="0" w:after="0" w:lineRule="exact" w:line="249"/>
-                    <w:ind w:left="0" w:right="0" w:firstLine="0"/>
-                  </w:pPr>
-                  <w:r>
-                    <w:rPr>
-                      <w:rFonts w:ascii="Courier" w:hAnsi="Courier" w:eastAsia="Courier" w:cs="Courier"/>
-                      <w:b w:val="0"/>
-                      <w:i w:val="0"/>
-                      <w:color w:val="000000"/>
-                      <w:sz w:val="19"/>
-                    </w:rPr>
-                    <w:t>by</w:t>
-                  </w:r>
-                </w:p>
-              </w:txbxContent>
-            </v:textbox>
-          </v:shape>
-        </w:pict>
-      </w:r>
-      <w:r>
-        <w:pict>
-          <v:shape id="DocuMindTextBox109" type="#_x0000_t202" stroked="f" filled="f" o:allowincell="f" style="position:absolute;margin-left:379.808pt;margin-top:210.959pt;width:68.970pt;height:18.449pt;z-index:251659264;mso-position-horizontal-relative:page;mso-position-vertical-relative:page;mso-wrap-style:none;mso-fit-shape-to-text:t;">
-            <w10:wrap type="none"/>
-            <v:textbox inset="0,0,0,0">
-              <w:txbxContent>
-                <w:p>
-                  <w:pPr>
-                    <w:spacing w:before="0" w:after="0" w:lineRule="exact" w:line="249"/>
-                    <w:ind w:left="0" w:right="0" w:firstLine="0"/>
-                  </w:pPr>
-                  <w:r>
-                    <w:rPr>
-                      <w:rFonts w:ascii="Courier" w:hAnsi="Courier" w:eastAsia="Courier" w:cs="Courier"/>
-                      <w:b w:val="0"/>
-                      <w:i w:val="0"/>
-                      <w:color w:val="000000"/>
-                      <w:sz w:val="19"/>
-                    </w:rPr>
-                    <w:t>Transaction</w:t>
-                  </w:r>
-                </w:p>
-              </w:txbxContent>
-            </v:textbox>
-          </v:shape>
-        </w:pict>
-      </w:r>
-      <w:r>
-        <w:pict>
-          <v:shape id="DocuMindTextBox110" type="#_x0000_t202" stroked="f" filled="f" o:allowincell="f" style="position:absolute;margin-left:451.801pt;margin-top:210.959pt;width:50.971pt;height:18.449pt;z-index:251659264;mso-position-horizontal-relative:page;mso-position-vertical-relative:page;mso-wrap-style:none;mso-fit-shape-to-text:t;">
-            <w10:wrap type="none"/>
-            <v:textbox inset="0,0,0,0">
-              <w:txbxContent>
-                <w:p>
-                  <w:pPr>
-                    <w:spacing w:before="0" w:after="0" w:lineRule="exact" w:line="249"/>
-                    <w:ind w:left="0" w:right="0" w:firstLine="0"/>
-                  </w:pPr>
-                  <w:r>
-                    <w:rPr>
-                      <w:rFonts w:ascii="Courier" w:hAnsi="Courier" w:eastAsia="Courier" w:cs="Courier"/>
-                      <w:b w:val="0"/>
-                      <w:i w:val="0"/>
-                      <w:color w:val="000000"/>
-                      <w:sz w:val="19"/>
-                    </w:rPr>
-                    <w:t>Amount=0</w:t>
-                  </w:r>
-                </w:p>
-              </w:txbxContent>
-            </v:textbox>
-          </v:shape>
-        </w:pict>
-      </w:r>
-      <w:r>
-        <w:pict>
-          <v:shape id="DocuMindTextBox111" type="#_x0000_t202" stroked="f" filled="f" o:allowincell="f" style="position:absolute;margin-left:307.815pt;margin-top:222.238pt;width:98.967pt;height:18.449pt;z-index:251659264;mso-position-horizontal-relative:page;mso-position-vertical-relative:page;mso-wrap-style:none;mso-fit-shape-to-text:t;">
-            <w10:wrap type="none"/>
-            <v:textbox inset="0,0,0,0">
-              <w:txbxContent>
-                <w:p>
-                  <w:pPr>
-                    <w:spacing w:before="0" w:after="0" w:lineRule="exact" w:line="249"/>
-                    <w:ind w:left="0" w:right="0" w:firstLine="0"/>
-                  </w:pPr>
-                  <w:r>
-                    <w:rPr>
-                      <w:rFonts w:ascii="Courier" w:hAnsi="Courier" w:eastAsia="Courier" w:cs="Courier"/>
-                      <w:b w:val="0"/>
-                      <w:i w:val="0"/>
-                      <w:color w:val="000000"/>
-                      <w:sz w:val="19"/>
-                    </w:rPr>
-                    <w:t>trans_amount=1,D</w:t>
-                  </w:r>
-                </w:p>
-              </w:txbxContent>
-            </v:textbox>
-          </v:shape>
-        </w:pict>
-      </w:r>
-      <w:r>
-        <w:pict>
-          <v:shape id="DocuMindTextBox112" type="#_x0000_t202" stroked="f" filled="f" o:allowincell="f" style="position:absolute;margin-left:57.636pt;margin-top:433.193pt;width:293.605pt;height:19.799pt;z-index:251659264;mso-position-horizontal-relative:page;mso-position-vertical-relative:page;mso-wrap-style:none;mso-fit-shape-to-text:t;">
-            <w10:wrap type="none"/>
-            <v:textbox inset="0,0,0,0">
-              <w:txbxContent>
-                <w:p>
-                  <w:pPr>
-                    <w:spacing w:before="0" w:after="0" w:lineRule="exact" w:line="276"/>
-                    <w:ind w:left="0" w:right="0" w:firstLine="0"/>
-                  </w:pPr>
-                  <w:r>
-                    <w:rPr>
-                      <w:rFonts w:ascii="Arial" w:hAnsi="Arial" w:eastAsia="Arial" w:cs="Arial"/>
-                      <w:b w:val="0"/>
-                      <w:i w:val="0"/>
-                      <w:color w:val="000000"/>
-                      <w:sz w:val="22"/>
-                    </w:rPr>
-                    <w:t xml:space="preserve">The example bookmark file includes three distinct sections: </w:t>
-                  </w:r>
-                </w:p>
-              </w:txbxContent>
-            </v:textbox>
-          </v:shape>
-        </w:pict>
-      </w:r>
-      <w:r>
-        <w:pict>
-          <v:shape id="DocuMindTextBox113" type="#_x0000_t202" stroked="f" filled="f" o:allowincell="f" style="position:absolute;margin-left:57.636pt;margin-top:453.762pt;width:10.049pt;height:18.977pt;z-index:251659264;mso-position-horizontal-relative:page;mso-position-vertical-relative:page;mso-wrap-style:none;mso-fit-shape-to-text:t;">
-            <w10:wrap type="none"/>
-            <v:textbox inset="0,0,0,0">
-              <w:txbxContent>
-                <w:p>
-                  <w:pPr>
-                    <w:spacing w:before="0" w:after="0" w:lineRule="exact" w:line="260"/>
-                    <w:ind w:left="0" w:right="0" w:firstLine="0"/>
-                  </w:pPr>
-                  <w:r>
-                    <w:rPr>
-                      <w:rFonts w:ascii="Symbol" w:hAnsi="Symbol" w:eastAsia="Symbol" w:cs="Symbol"/>
-                      <w:b w:val="0"/>
-                      <w:i w:val="0"/>
-                      <w:color w:val="000000"/>
-                      <w:sz w:val="19"/>
-                    </w:rPr>
-                    <w:t xml:space="preserve">• </w:t>
-                  </w:r>
-                </w:p>
-              </w:txbxContent>
-            </v:textbox>
-          </v:shape>
-        </w:pict>
-      </w:r>
-      <w:r>
-        <w:pict>
-          <v:shape id="DocuMindTextBox114" type="#_x0000_t202" stroked="f" filled="f" o:allowincell="f" style="position:absolute;margin-left:75.634pt;margin-top:453.831pt;width:181.597pt;height:19.799pt;z-index:251659264;mso-position-horizontal-relative:page;mso-position-vertical-relative:page;mso-wrap-style:none;mso-fit-shape-to-text:t;">
-            <w10:wrap type="none"/>
-            <v:textbox inset="0,0,0,0">
-              <w:txbxContent>
-                <w:p>
-                  <w:pPr>
-                    <w:spacing w:before="0" w:after="0" w:lineRule="exact" w:line="276"/>
-                    <w:ind w:left="0" w:right="0" w:firstLine="0"/>
-                  </w:pPr>
-                  <w:r>
-                    <w:rPr>
-                      <w:rFonts w:ascii="Arial" w:hAnsi="Arial" w:eastAsia="Arial" w:cs="Arial"/>
-                      <w:b w:val="0"/>
-                      <w:i w:val="0"/>
-                      <w:color w:val="000000"/>
-                      <w:sz w:val="22"/>
-                    </w:rPr>
-                    <w:t xml:space="preserve">Invoices sorted, ascending, by date. </w:t>
-                  </w:r>
-                </w:p>
-              </w:txbxContent>
-            </v:textbox>
-          </v:shape>
-        </w:pict>
-      </w:r>
-      <w:r>
-        <w:pict>
-          <v:shape id="DocuMindTextBox115" type="#_x0000_t202" stroked="f" filled="f" o:allowincell="f" style="position:absolute;margin-left:57.636pt;margin-top:474.401pt;width:10.049pt;height:18.977pt;z-index:251659264;mso-position-horizontal-relative:page;mso-position-vertical-relative:page;mso-wrap-style:none;mso-fit-shape-to-text:t;">
-            <w10:wrap type="none"/>
-            <v:textbox inset="0,0,0,0">
-              <w:txbxContent>
-                <w:p>
-                  <w:pPr>
-                    <w:spacing w:before="0" w:after="0" w:lineRule="exact" w:line="260"/>
-                    <w:ind w:left="0" w:right="0" w:firstLine="0"/>
-                  </w:pPr>
-                  <w:r>
-                    <w:rPr>
-                      <w:rFonts w:ascii="Symbol" w:hAnsi="Symbol" w:eastAsia="Symbol" w:cs="Symbol"/>
-                      <w:b w:val="0"/>
-                      <w:i w:val="0"/>
-                      <w:color w:val="000000"/>
-                      <w:sz w:val="19"/>
-                    </w:rPr>
-                    <w:t xml:space="preserve">• </w:t>
-                  </w:r>
-                </w:p>
-              </w:txbxContent>
-            </v:textbox>
-          </v:shape>
-        </w:pict>
-      </w:r>
-      <w:r>
-        <w:pict>
-          <v:shape id="DocuMindTextBox116" type="#_x0000_t202" stroked="f" filled="f" o:allowincell="f" style="position:absolute;margin-left:75.634pt;margin-top:474.469pt;width:204.689pt;height:19.799pt;z-index:251659264;mso-position-horizontal-relative:page;mso-position-vertical-relative:page;mso-wrap-style:none;mso-fit-shape-to-text:t;">
-            <w10:wrap type="none"/>
-            <v:textbox inset="0,0,0,0">
-              <w:txbxContent>
-                <w:p>
-                  <w:pPr>
-                    <w:spacing w:before="0" w:after="0" w:lineRule="exact" w:line="276"/>
-                    <w:ind w:left="0" w:right="0" w:firstLine="0"/>
-                  </w:pPr>
-                  <w:r>
-                    <w:rPr>
-                      <w:rFonts w:ascii="Arial" w:hAnsi="Arial" w:eastAsia="Arial" w:cs="Arial"/>
-                      <w:b w:val="0"/>
-                      <w:i w:val="0"/>
-                      <w:color w:val="000000"/>
-                      <w:sz w:val="22"/>
-                    </w:rPr>
-                    <w:t xml:space="preserve">Invoices sorted, ascending, by item type. </w:t>
-                  </w:r>
-                </w:p>
-              </w:txbxContent>
-            </v:textbox>
-          </v:shape>
-        </w:pict>
-      </w:r>
-      <w:r>
-        <w:pict>
-          <v:shape id="DocuMindTextBox117" type="#_x0000_t202" stroked="f" filled="f" o:allowincell="f" style="position:absolute;margin-left:57.636pt;margin-top:495.039pt;width:10.049pt;height:18.977pt;z-index:251659264;mso-position-horizontal-relative:page;mso-position-vertical-relative:page;mso-wrap-style:none;mso-fit-shape-to-text:t;">
-            <w10:wrap type="none"/>
-            <v:textbox inset="0,0,0,0">
-              <w:txbxContent>
-                <w:p>
-                  <w:pPr>
-                    <w:spacing w:before="0" w:after="0" w:lineRule="exact" w:line="260"/>
-                    <w:ind w:left="0" w:right="0" w:firstLine="0"/>
-                  </w:pPr>
-                  <w:r>
-                    <w:rPr>
-                      <w:rFonts w:ascii="Symbol" w:hAnsi="Symbol" w:eastAsia="Symbol" w:cs="Symbol"/>
-                      <w:b w:val="0"/>
-                      <w:i w:val="0"/>
-                      <w:color w:val="000000"/>
-                      <w:sz w:val="19"/>
-                    </w:rPr>
-                    <w:t xml:space="preserve">• </w:t>
-                  </w:r>
-                </w:p>
-              </w:txbxContent>
-            </v:textbox>
-          </v:shape>
-        </w:pict>
-      </w:r>
-      <w:r>
-        <w:pict>
-          <v:shape id="DocuMindTextBox118" type="#_x0000_t202" stroked="f" filled="f" o:allowincell="f" style="position:absolute;margin-left:75.634pt;margin-top:495.107pt;width:259.964pt;height:19.799pt;z-index:251659264;mso-position-horizontal-relative:page;mso-position-vertical-relative:page;mso-wrap-style:none;mso-fit-shape-to-text:t;">
-            <w10:wrap type="none"/>
-            <v:textbox inset="0,0,0,0">
-              <w:txbxContent>
-                <w:p>
-                  <w:pPr>
-                    <w:spacing w:before="0" w:after="0" w:lineRule="exact" w:line="276"/>
-                    <w:ind w:left="0" w:right="0" w:firstLine="0"/>
-                  </w:pPr>
-                  <w:r>
-                    <w:rPr>
-                      <w:rFonts w:ascii="Arial" w:hAnsi="Arial" w:eastAsia="Arial" w:cs="Arial"/>
-                      <w:b w:val="0"/>
-                      <w:i w:val="0"/>
-                      <w:color w:val="000000"/>
-                      <w:sz w:val="22"/>
-                    </w:rPr>
-                    <w:t xml:space="preserve">Invoices sorted, descending, by transaction amount. </w:t>
+                    <w:t>sed turpis imperdiet eleifend sit amet id sapien.</w:t>
                   </w:r>
                 </w:p>
               </w:txbxContent>
@@ -3164,7 +2276,7 @@
     <w:p>
       <w:pPr>
         <w:sectPr>
-          <w:pgSz w:w="12240" w:h="15840"/>
+          <w:pgSz w:w="11900" w:h="16840"/>
           <w:pgMar w:top="0" w:right="0" w:bottom="0" w:left="0" w:header="0" w:footer="0" w:gutter="0"/>
           <w:cols w:space="720"/>
           <w:docGrid w:linePitch="360"/>
@@ -3182,32 +2294,24 @@
       </w:r>
       <w:r>
         <w:pict>
-          <v:shape id="DocuMindImage119" type="#_x0000_t75" stroked="f" o:allowincell="f" style="position:absolute;margin-left:57.636pt;margin-top:35.997pt;width:70.914pt;height:48.236pt;z-index:1;mso-position-horizontal-relative:page;mso-position-vertical-relative:page;mso-wrap-style:none;">
-            <w10:wrap type="none"/>
-            <v:imagedata r:id="rId9" o:title=""/>
-          </v:shape>
-        </w:pict>
-      </w:r>
-      <w:r>
-        <w:pict>
-          <v:shape id="DocuMindTextBox120" type="#_x0000_t202" stroked="f" filled="f" o:allowincell="f" style="position:absolute;margin-left:57.636pt;margin-top:734.050pt;width:99.713pt;height:17.249pt;z-index:251659264;mso-position-horizontal-relative:page;mso-position-vertical-relative:page;mso-wrap-style:none;mso-fit-shape-to-text:t;">
+          <v:shape id="DocuMindTextBox84" type="#_x0000_t202" stroked="f" filled="f" o:allowincell="f" style="position:absolute;margin-left:74.800pt;margin-top:55.810pt;width:449.616pt;height:28.500pt;z-index:251659264;mso-position-horizontal-relative:page;mso-position-vertical-relative:page;mso-wrap-style:none;mso-fit-shape-to-text:t;">
             <w10:wrap type="none"/>
             <v:textbox inset="0,0,0,0">
               <w:txbxContent>
                 <w:p>
                   <w:pPr>
-                    <w:spacing w:before="0" w:after="0" w:lineRule="exact" w:line="225"/>
+                    <w:spacing w:before="0" w:after="0" w:lineRule="exact" w:line="450"/>
                     <w:ind w:left="0" w:right="0" w:firstLine="0"/>
                   </w:pPr>
                   <w:r>
                     <w:rPr>
-                      <w:rFonts w:ascii="Arial" w:hAnsi="Arial" w:eastAsia="Arial" w:cs="Arial"/>
-                      <w:b w:val="0"/>
+                      <w:rFonts w:ascii="Liberation Sans" w:hAnsi="Liberation Sans" w:eastAsia="Liberation Sans" w:cs="Liberation Sans"/>
+                      <w:b/>
                       <w:i w:val="0"/>
                       <w:color w:val="000000"/>
-                      <w:sz w:val="17"/>
+                      <w:sz w:val="36"/>
                     </w:rPr>
-                    <w:t xml:space="preserve">PDF Bookmark Sample </w:t>
+                    <w:t xml:space="preserve">Lorem ipsum dolor sit amet, consectetur adipiscing </w:t>
                   </w:r>
                 </w:p>
               </w:txbxContent>
@@ -3217,24 +2321,24 @@
       </w:r>
       <w:r>
         <w:pict>
-          <v:shape id="DocuMindTextBox121" type="#_x0000_t202" stroked="f" filled="f" o:allowincell="f" style="position:absolute;margin-left:475.799pt;margin-top:734.050pt;width:51.695pt;height:17.249pt;z-index:251659264;mso-position-horizontal-relative:page;mso-position-vertical-relative:page;mso-wrap-style:none;mso-fit-shape-to-text:t;">
+          <v:shape id="DocuMindTextBox85" type="#_x0000_t202" stroked="f" filled="f" o:allowincell="f" style="position:absolute;margin-left:96.400pt;margin-top:76.510pt;width:38.946pt;height:28.500pt;z-index:251659264;mso-position-horizontal-relative:page;mso-position-vertical-relative:page;mso-wrap-style:none;mso-fit-shape-to-text:t;">
             <w10:wrap type="none"/>
             <v:textbox inset="0,0,0,0">
               <w:txbxContent>
                 <w:p>
                   <w:pPr>
-                    <w:spacing w:before="0" w:after="0" w:lineRule="exact" w:line="225"/>
+                    <w:spacing w:before="0" w:after="0" w:lineRule="exact" w:line="450"/>
                     <w:ind w:left="0" w:right="0" w:firstLine="0"/>
                   </w:pPr>
                   <w:r>
                     <w:rPr>
-                      <w:rFonts w:ascii="Arial" w:hAnsi="Arial" w:eastAsia="Arial" w:cs="Arial"/>
-                      <w:b w:val="0"/>
+                      <w:rFonts w:ascii="Liberation Sans" w:hAnsi="Liberation Sans" w:eastAsia="Liberation Sans" w:cs="Liberation Sans"/>
+                      <w:b/>
                       <w:i w:val="0"/>
                       <w:color w:val="000000"/>
-                      <w:sz w:val="17"/>
+                      <w:sz w:val="36"/>
                     </w:rPr>
-                    <w:t xml:space="preserve">Page 3 of 4 </w:t>
+                    <w:t xml:space="preserve">elit. </w:t>
                   </w:r>
                 </w:p>
               </w:txbxContent>
@@ -3244,24 +2348,24 @@
       </w:r>
       <w:r>
         <w:pict>
-          <v:shape id="DocuMindTextBox122" type="#_x0000_t202" stroked="f" filled="f" o:allowincell="f" style="position:absolute;margin-left:57.636pt;margin-top:117.064pt;width:92.681pt;height:23.549pt;z-index:251659264;mso-position-horizontal-relative:page;mso-position-vertical-relative:page;mso-wrap-style:none;mso-fit-shape-to-text:t;">
+          <v:shape id="DocuMindTextBox86" type="#_x0000_t202" stroked="f" filled="f" o:allowincell="f" style="position:absolute;margin-left:56.800pt;margin-top:128.556pt;width:484.141pt;height:19.125pt;z-index:251659264;mso-position-horizontal-relative:page;mso-position-vertical-relative:page;mso-wrap-style:none;mso-fit-shape-to-text:t;">
             <w10:wrap type="none"/>
             <v:textbox inset="0,0,0,0">
               <w:txbxContent>
                 <w:p>
                   <w:pPr>
-                    <w:spacing w:before="0" w:after="0" w:lineRule="exact" w:line="351"/>
+                    <w:spacing w:before="0" w:after="0" w:lineRule="exact" w:line="262"/>
                     <w:ind w:left="0" w:right="0" w:firstLine="0"/>
                   </w:pPr>
                   <w:r>
                     <w:rPr>
-                      <w:rFonts w:ascii="Arial" w:hAnsi="Arial" w:eastAsia="Arial" w:cs="Arial"/>
-                      <w:b/>
+                      <w:rFonts w:ascii="Deja Vu Sans" w:hAnsi="Deja Vu Sans" w:eastAsia="Deja Vu Sans" w:cs="Deja Vu Sans"/>
+                      <w:b w:val="0"/>
                       <w:i w:val="0"/>
-                      <w:color w:val="808080"/>
-                      <w:sz w:val="28"/>
+                      <w:color w:val="000000"/>
+                      <w:sz w:val="21"/>
                     </w:rPr>
-                    <w:t xml:space="preserve">Sample Files </w:t>
+                    <w:t>Nunc ac faucibus odio. Vestibulum neque massa, scelerisque sit amet ligula eu, congue</w:t>
                   </w:r>
                 </w:p>
               </w:txbxContent>
@@ -3271,24 +2375,24 @@
       </w:r>
       <w:r>
         <w:pict>
-          <v:shape id="DocuMindTextBox123" type="#_x0000_t202" stroked="f" filled="f" o:allowincell="f" style="position:absolute;margin-left:57.636pt;margin-top:139.097pt;width:157.228pt;height:19.799pt;z-index:251659264;mso-position-horizontal-relative:page;mso-position-vertical-relative:page;mso-wrap-style:none;mso-fit-shape-to-text:t;">
+          <v:shape id="DocuMindTextBox87" type="#_x0000_t202" stroked="f" filled="f" o:allowincell="f" style="position:absolute;margin-left:56.800pt;margin-top:143.256pt;width:484.068pt;height:19.125pt;z-index:251659264;mso-position-horizontal-relative:page;mso-position-vertical-relative:page;mso-wrap-style:none;mso-fit-shape-to-text:t;">
             <w10:wrap type="none"/>
             <v:textbox inset="0,0,0,0">
               <w:txbxContent>
                 <w:p>
                   <w:pPr>
-                    <w:spacing w:before="0" w:after="0" w:lineRule="exact" w:line="276"/>
+                    <w:spacing w:before="0" w:after="0" w:lineRule="exact" w:line="262"/>
                     <w:ind w:left="0" w:right="0" w:firstLine="0"/>
                   </w:pPr>
                   <w:r>
                     <w:rPr>
-                      <w:rFonts w:ascii="Arial" w:hAnsi="Arial" w:eastAsia="Arial" w:cs="Arial"/>
+                      <w:rFonts w:ascii="Deja Vu Sans" w:hAnsi="Deja Vu Sans" w:eastAsia="Deja Vu Sans" w:cs="Deja Vu Sans"/>
                       <w:b w:val="0"/>
                       <w:i w:val="0"/>
                       <w:color w:val="000000"/>
-                      <w:sz w:val="22"/>
+                      <w:sz w:val="21"/>
                     </w:rPr>
-                    <w:t xml:space="preserve">This sample package contains: </w:t>
+                    <w:t>molestie mi. Praesent ut varius sem. Nullam at porttitor arcu, nec lacinia nisi. Ut ac dolor</w:t>
                   </w:r>
                 </w:p>
               </w:txbxContent>
@@ -3298,24 +2402,24 @@
       </w:r>
       <w:r>
         <w:pict>
-          <v:shape id="DocuMindTextBox124" type="#_x0000_t202" stroked="f" filled="f" o:allowincell="f" style="position:absolute;margin-left:63.035pt;margin-top:171.014pt;width:53.820pt;height:19.799pt;z-index:251659264;mso-position-horizontal-relative:page;mso-position-vertical-relative:page;mso-wrap-style:none;mso-fit-shape-to-text:t;">
+          <v:shape id="DocuMindTextBox88" type="#_x0000_t202" stroked="f" filled="f" o:allowincell="f" style="position:absolute;margin-left:56.800pt;margin-top:157.956pt;width:484.278pt;height:19.125pt;z-index:251659264;mso-position-horizontal-relative:page;mso-position-vertical-relative:page;mso-wrap-style:none;mso-fit-shape-to-text:t;">
             <w10:wrap type="none"/>
             <v:textbox inset="0,0,0,0">
               <w:txbxContent>
                 <w:p>
                   <w:pPr>
-                    <w:spacing w:before="0" w:after="0" w:lineRule="exact" w:line="276"/>
+                    <w:spacing w:before="0" w:after="0" w:lineRule="exact" w:line="262"/>
                     <w:ind w:left="0" w:right="0" w:firstLine="0"/>
                   </w:pPr>
                   <w:r>
                     <w:rPr>
-                      <w:rFonts w:ascii="Arial" w:hAnsi="Arial" w:eastAsia="Arial" w:cs="Arial"/>
-                      <w:b/>
+                      <w:rFonts w:ascii="Deja Vu Sans" w:hAnsi="Deja Vu Sans" w:eastAsia="Deja Vu Sans" w:cs="Deja Vu Sans"/>
+                      <w:b w:val="0"/>
                       <w:i w:val="0"/>
                       <w:color w:val="000000"/>
-                      <w:sz w:val="22"/>
+                      <w:sz w:val="21"/>
                     </w:rPr>
-                    <w:t xml:space="preserve">Filename </w:t>
+                    <w:t>vitae odio interdum condimentum. Vivamus dapibus sodales ex, vitae malesuada ipsum</w:t>
                   </w:r>
                 </w:p>
               </w:txbxContent>
@@ -3325,24 +2429,24 @@
       </w:r>
       <w:r>
         <w:pict>
-          <v:shape id="DocuMindTextBox125" type="#_x0000_t202" stroked="f" filled="f" o:allowincell="f" style="position:absolute;margin-left:225.022pt;margin-top:171.014pt;width:66.662pt;height:19.799pt;z-index:251659264;mso-position-horizontal-relative:page;mso-position-vertical-relative:page;mso-wrap-style:none;mso-fit-shape-to-text:t;">
+          <v:shape id="DocuMindTextBox89" type="#_x0000_t202" stroked="f" filled="f" o:allowincell="f" style="position:absolute;margin-left:56.800pt;margin-top:172.656pt;width:484.341pt;height:19.125pt;z-index:251659264;mso-position-horizontal-relative:page;mso-position-vertical-relative:page;mso-wrap-style:none;mso-fit-shape-to-text:t;">
             <w10:wrap type="none"/>
             <v:textbox inset="0,0,0,0">
               <w:txbxContent>
                 <w:p>
                   <w:pPr>
-                    <w:spacing w:before="0" w:after="0" w:lineRule="exact" w:line="276"/>
+                    <w:spacing w:before="0" w:after="0" w:lineRule="exact" w:line="262"/>
                     <w:ind w:left="0" w:right="0" w:firstLine="0"/>
                   </w:pPr>
                   <w:r>
                     <w:rPr>
-                      <w:rFonts w:ascii="Arial" w:hAnsi="Arial" w:eastAsia="Arial" w:cs="Arial"/>
-                      <w:b/>
+                      <w:rFonts w:ascii="Deja Vu Sans" w:hAnsi="Deja Vu Sans" w:eastAsia="Deja Vu Sans" w:cs="Deja Vu Sans"/>
+                      <w:b w:val="0"/>
                       <w:i w:val="0"/>
                       <w:color w:val="000000"/>
-                      <w:sz w:val="22"/>
+                      <w:sz w:val="21"/>
                     </w:rPr>
-                    <w:t xml:space="preserve">Description </w:t>
+                    <w:t>cursus convallis. Maecenas sed egestas nulla, ac condimentum orci. Mauris diam felis,</w:t>
                   </w:r>
                 </w:p>
               </w:txbxContent>
@@ -3352,24 +2456,24 @@
       </w:r>
       <w:r>
         <w:pict>
-          <v:shape id="DocuMindTextBox126" type="#_x0000_t202" stroked="f" filled="f" o:allowincell="f" style="position:absolute;margin-left:63.035pt;margin-top:194.172pt;width:93.489pt;height:19.799pt;z-index:251659264;mso-position-horizontal-relative:page;mso-position-vertical-relative:page;mso-wrap-style:none;mso-fit-shape-to-text:t;">
+          <v:shape id="DocuMindTextBox90" type="#_x0000_t202" stroked="f" filled="f" o:allowincell="f" style="position:absolute;margin-left:56.800pt;margin-top:187.356pt;width:483.847pt;height:19.125pt;z-index:251659264;mso-position-horizontal-relative:page;mso-position-vertical-relative:page;mso-wrap-style:none;mso-fit-shape-to-text:t;">
             <w10:wrap type="none"/>
             <v:textbox inset="0,0,0,0">
               <w:txbxContent>
                 <w:p>
                   <w:pPr>
-                    <w:spacing w:before="0" w:after="0" w:lineRule="exact" w:line="276"/>
+                    <w:spacing w:before="0" w:after="0" w:lineRule="exact" w:line="262"/>
                     <w:ind w:left="0" w:right="0" w:firstLine="0"/>
                   </w:pPr>
                   <w:r>
                     <w:rPr>
-                      <w:rFonts w:ascii="Arial" w:hAnsi="Arial" w:eastAsia="Arial" w:cs="Arial"/>
+                      <w:rFonts w:ascii="Deja Vu Sans" w:hAnsi="Deja Vu Sans" w:eastAsia="Deja Vu Sans" w:cs="Deja Vu Sans"/>
                       <w:b w:val="0"/>
                       <w:i w:val="0"/>
                       <w:color w:val="000000"/>
-                      <w:sz w:val="22"/>
+                      <w:sz w:val="21"/>
                     </w:rPr>
-                    <w:t xml:space="preserve">ap_bookmark.IFD </w:t>
+                    <w:t>vulputate ac suscipit et, iaculis non est. Curabitur semper arcu ac ligula semper, nec luctus</w:t>
                   </w:r>
                 </w:p>
               </w:txbxContent>
@@ -3379,24 +2483,24 @@
       </w:r>
       <w:r>
         <w:pict>
-          <v:shape id="DocuMindTextBox127" type="#_x0000_t202" stroked="f" filled="f" o:allowincell="f" style="position:absolute;margin-left:224.971pt;margin-top:194.172pt;width:108.893pt;height:19.799pt;z-index:251659264;mso-position-horizontal-relative:page;mso-position-vertical-relative:page;mso-wrap-style:none;mso-fit-shape-to-text:t;">
+          <v:shape id="DocuMindTextBox91" type="#_x0000_t202" stroked="f" filled="f" o:allowincell="f" style="position:absolute;margin-left:56.800pt;margin-top:202.056pt;width:484.152pt;height:19.125pt;z-index:251659264;mso-position-horizontal-relative:page;mso-position-vertical-relative:page;mso-wrap-style:none;mso-fit-shape-to-text:t;">
             <w10:wrap type="none"/>
             <v:textbox inset="0,0,0,0">
               <w:txbxContent>
                 <w:p>
                   <w:pPr>
-                    <w:spacing w:before="0" w:after="0" w:lineRule="exact" w:line="276"/>
+                    <w:spacing w:before="0" w:after="0" w:lineRule="exact" w:line="262"/>
                     <w:ind w:left="0" w:right="0" w:firstLine="0"/>
                   </w:pPr>
                   <w:r>
                     <w:rPr>
-                      <w:rFonts w:ascii="Arial" w:hAnsi="Arial" w:eastAsia="Arial" w:cs="Arial"/>
+                      <w:rFonts w:ascii="Deja Vu Sans" w:hAnsi="Deja Vu Sans" w:eastAsia="Deja Vu Sans" w:cs="Deja Vu Sans"/>
                       <w:b w:val="0"/>
                       <w:i w:val="0"/>
                       <w:color w:val="000000"/>
-                      <w:sz w:val="22"/>
+                      <w:sz w:val="21"/>
                     </w:rPr>
-                    <w:t xml:space="preserve">The template design. </w:t>
+                    <w:t>nisl blandit. Integer lacinia ante ac libero lobortis imperdiet. Nullam mollis convallis ipsum,</w:t>
                   </w:r>
                 </w:p>
               </w:txbxContent>
@@ -3406,24 +2510,24 @@
       </w:r>
       <w:r>
         <w:pict>
-          <v:shape id="DocuMindTextBox128" type="#_x0000_t202" stroked="f" filled="f" o:allowincell="f" style="position:absolute;margin-left:63.035pt;margin-top:217.211pt;width:94.183pt;height:19.799pt;z-index:251659264;mso-position-horizontal-relative:page;mso-position-vertical-relative:page;mso-wrap-style:none;mso-fit-shape-to-text:t;">
+          <v:shape id="DocuMindTextBox92" type="#_x0000_t202" stroked="f" filled="f" o:allowincell="f" style="position:absolute;margin-left:56.800pt;margin-top:216.756pt;width:483.795pt;height:19.125pt;z-index:251659264;mso-position-horizontal-relative:page;mso-position-vertical-relative:page;mso-wrap-style:none;mso-fit-shape-to-text:t;">
             <w10:wrap type="none"/>
             <v:textbox inset="0,0,0,0">
               <w:txbxContent>
                 <w:p>
                   <w:pPr>
-                    <w:spacing w:before="0" w:after="0" w:lineRule="exact" w:line="276"/>
+                    <w:spacing w:before="0" w:after="0" w:lineRule="exact" w:line="262"/>
                     <w:ind w:left="0" w:right="0" w:firstLine="0"/>
                   </w:pPr>
                   <w:r>
                     <w:rPr>
-                      <w:rFonts w:ascii="Arial" w:hAnsi="Arial" w:eastAsia="Arial" w:cs="Arial"/>
+                      <w:rFonts w:ascii="Deja Vu Sans" w:hAnsi="Deja Vu Sans" w:eastAsia="Deja Vu Sans" w:cs="Deja Vu Sans"/>
                       <w:b w:val="0"/>
                       <w:i w:val="0"/>
                       <w:color w:val="000000"/>
-                      <w:sz w:val="22"/>
+                      <w:sz w:val="21"/>
                     </w:rPr>
-                    <w:t xml:space="preserve">ap_bookmark.mdf </w:t>
+                    <w:t>ac accumsan nunc vehicula vitae. Nulla eget justo in felis tristique fringilla. Morbi sit amet</w:t>
                   </w:r>
                 </w:p>
               </w:txbxContent>
@@ -3433,24 +2537,24 @@
       </w:r>
       <w:r>
         <w:pict>
-          <v:shape id="DocuMindTextBox129" type="#_x0000_t202" stroked="f" filled="f" o:allowincell="f" style="position:absolute;margin-left:224.945pt;margin-top:217.211pt;width:191.441pt;height:19.799pt;z-index:251659264;mso-position-horizontal-relative:page;mso-position-vertical-relative:page;mso-wrap-style:none;mso-fit-shape-to-text:t;">
+          <v:shape id="DocuMindTextBox93" type="#_x0000_t202" stroked="f" filled="f" o:allowincell="f" style="position:absolute;margin-left:56.800pt;margin-top:231.456pt;width:483.879pt;height:19.125pt;z-index:251659264;mso-position-horizontal-relative:page;mso-position-vertical-relative:page;mso-wrap-style:none;mso-fit-shape-to-text:t;">
             <w10:wrap type="none"/>
             <v:textbox inset="0,0,0,0">
               <w:txbxContent>
                 <w:p>
                   <w:pPr>
-                    <w:spacing w:before="0" w:after="0" w:lineRule="exact" w:line="276"/>
+                    <w:spacing w:before="0" w:after="0" w:lineRule="exact" w:line="262"/>
                     <w:ind w:left="0" w:right="0" w:firstLine="0"/>
                   </w:pPr>
                   <w:r>
                     <w:rPr>
-                      <w:rFonts w:ascii="Arial" w:hAnsi="Arial" w:eastAsia="Arial" w:cs="Arial"/>
+                      <w:rFonts w:ascii="Deja Vu Sans" w:hAnsi="Deja Vu Sans" w:eastAsia="Deja Vu Sans" w:cs="Deja Vu Sans"/>
                       <w:b w:val="0"/>
                       <w:i w:val="0"/>
                       <w:color w:val="000000"/>
-                      <w:sz w:val="22"/>
+                      <w:sz w:val="21"/>
                     </w:rPr>
-                    <w:t xml:space="preserve">The template targeted for PDF output. </w:t>
+                    <w:t>tortor quis risus auctor condimentum. Morbi in ullamcorper elit. Nulla iaculis tellus sit amet</w:t>
                   </w:r>
                 </w:p>
               </w:txbxContent>
@@ -3460,24 +2564,24 @@
       </w:r>
       <w:r>
         <w:pict>
-          <v:shape id="DocuMindTextBox130" type="#_x0000_t202" stroked="f" filled="f" o:allowincell="f" style="position:absolute;margin-left:63.035pt;margin-top:240.129pt;width:91.041pt;height:19.799pt;z-index:251659264;mso-position-horizontal-relative:page;mso-position-vertical-relative:page;mso-wrap-style:none;mso-fit-shape-to-text:t;">
+          <v:shape id="DocuMindTextBox94" type="#_x0000_t202" stroked="f" filled="f" o:allowincell="f" style="position:absolute;margin-left:56.800pt;margin-top:246.156pt;width:127.950pt;height:19.125pt;z-index:251659264;mso-position-horizontal-relative:page;mso-position-vertical-relative:page;mso-wrap-style:none;mso-fit-shape-to-text:t;">
             <w10:wrap type="none"/>
             <v:textbox inset="0,0,0,0">
               <w:txbxContent>
                 <w:p>
                   <w:pPr>
-                    <w:spacing w:before="0" w:after="0" w:lineRule="exact" w:line="276"/>
+                    <w:spacing w:before="0" w:after="0" w:lineRule="exact" w:line="262"/>
                     <w:ind w:left="0" w:right="0" w:firstLine="0"/>
                   </w:pPr>
                   <w:r>
                     <w:rPr>
-                      <w:rFonts w:ascii="Arial" w:hAnsi="Arial" w:eastAsia="Arial" w:cs="Arial"/>
+                      <w:rFonts w:ascii="Deja Vu Sans" w:hAnsi="Deja Vu Sans" w:eastAsia="Deja Vu Sans" w:cs="Deja Vu Sans"/>
                       <w:b w:val="0"/>
                       <w:i w:val="0"/>
                       <w:color w:val="000000"/>
-                      <w:sz w:val="22"/>
+                      <w:sz w:val="21"/>
                     </w:rPr>
-                    <w:t xml:space="preserve">ap_bookmark.dat </w:t>
+                    <w:t>mauris tempus fringilla.</w:t>
                   </w:r>
                 </w:p>
               </w:txbxContent>
@@ -3487,24 +2591,24 @@
       </w:r>
       <w:r>
         <w:pict>
-          <v:shape id="DocuMindTextBox131" type="#_x0000_t202" stroked="f" filled="f" o:allowincell="f" style="position:absolute;margin-left:224.924pt;margin-top:240.129pt;width:167.616pt;height:19.799pt;z-index:251659264;mso-position-horizontal-relative:page;mso-position-vertical-relative:page;mso-wrap-style:none;mso-fit-shape-to-text:t;">
+          <v:shape id="DocuMindTextBox95" type="#_x0000_t202" stroked="f" filled="f" o:allowincell="f" style="position:absolute;margin-left:74.800pt;margin-top:282.620pt;width:439.128pt;height:26.000pt;z-index:251659264;mso-position-horizontal-relative:page;mso-position-vertical-relative:page;mso-wrap-style:none;mso-fit-shape-to-text:t;">
             <w10:wrap type="none"/>
             <v:textbox inset="0,0,0,0">
               <w:txbxContent>
                 <w:p>
                   <w:pPr>
-                    <w:spacing w:before="0" w:after="0" w:lineRule="exact" w:line="276"/>
+                    <w:spacing w:before="0" w:after="0" w:lineRule="exact" w:line="400"/>
                     <w:ind w:left="0" w:right="0" w:firstLine="0"/>
                   </w:pPr>
                   <w:r>
                     <w:rPr>
-                      <w:rFonts w:ascii="Arial" w:hAnsi="Arial" w:eastAsia="Arial" w:cs="Arial"/>
-                      <w:b w:val="0"/>
+                      <w:rFonts w:ascii="Liberation Sans" w:hAnsi="Liberation Sans" w:eastAsia="Liberation Sans" w:cs="Liberation Sans"/>
+                      <w:b/>
                       <w:i w:val="0"/>
                       <w:color w:val="000000"/>
-                      <w:sz w:val="22"/>
+                      <w:sz w:val="32"/>
                     </w:rPr>
-                    <w:t xml:space="preserve">A sample data file in DAT format. </w:t>
+                    <w:t xml:space="preserve">Maecenas mauris lectus, lobortis et purus mattis, blandit </w:t>
                   </w:r>
                 </w:p>
               </w:txbxContent>
@@ -3514,24 +2618,24 @@
       </w:r>
       <w:r>
         <w:pict>
-          <v:shape id="DocuMindTextBox132" type="#_x0000_t202" stroked="f" filled="f" o:allowincell="f" style="position:absolute;margin-left:63.035pt;margin-top:263.167pt;width:96.584pt;height:19.799pt;z-index:251659264;mso-position-horizontal-relative:page;mso-position-vertical-relative:page;mso-wrap-style:none;mso-fit-shape-to-text:t;">
+          <v:shape id="DocuMindTextBox96" type="#_x0000_t202" stroked="f" filled="f" o:allowincell="f" style="position:absolute;margin-left:103.600pt;margin-top:301.020pt;width:110.440pt;height:26.000pt;z-index:251659264;mso-position-horizontal-relative:page;mso-position-vertical-relative:page;mso-wrap-style:none;mso-fit-shape-to-text:t;">
             <w10:wrap type="none"/>
             <v:textbox inset="0,0,0,0">
               <w:txbxContent>
                 <w:p>
                   <w:pPr>
-                    <w:spacing w:before="0" w:after="0" w:lineRule="exact" w:line="276"/>
+                    <w:spacing w:before="0" w:after="0" w:lineRule="exact" w:line="400"/>
                     <w:ind w:left="0" w:right="0" w:firstLine="0"/>
                   </w:pPr>
                   <w:r>
                     <w:rPr>
-                      <w:rFonts w:ascii="Arial" w:hAnsi="Arial" w:eastAsia="Arial" w:cs="Arial"/>
-                      <w:b w:val="0"/>
+                      <w:rFonts w:ascii="Liberation Sans" w:hAnsi="Liberation Sans" w:eastAsia="Liberation Sans" w:cs="Liberation Sans"/>
+                      <w:b/>
                       <w:i w:val="0"/>
                       <w:color w:val="000000"/>
-                      <w:sz w:val="22"/>
+                      <w:sz w:val="32"/>
                     </w:rPr>
-                    <w:t xml:space="preserve">ap_bookmark.bmk </w:t>
+                    <w:t xml:space="preserve">dictum tellus. </w:t>
                   </w:r>
                 </w:p>
               </w:txbxContent>
@@ -3541,24 +2645,24 @@
       </w:r>
       <w:r>
         <w:pict>
-          <v:shape id="DocuMindTextBox133" type="#_x0000_t202" stroked="f" filled="f" o:allowincell="f" style="position:absolute;margin-left:224.947pt;margin-top:263.167pt;width:123.462pt;height:19.799pt;z-index:251659264;mso-position-horizontal-relative:page;mso-position-vertical-relative:page;mso-wrap-style:none;mso-fit-shape-to-text:t;">
+          <v:shape id="DocuMindTextBox97" type="#_x0000_t202" stroked="f" filled="f" o:allowincell="f" style="position:absolute;margin-left:56.800pt;margin-top:324.956pt;width:483.890pt;height:19.125pt;z-index:251659264;mso-position-horizontal-relative:page;mso-position-vertical-relative:page;mso-wrap-style:none;mso-fit-shape-to-text:t;">
             <w10:wrap type="none"/>
             <v:textbox inset="0,0,0,0">
               <w:txbxContent>
                 <w:p>
                   <w:pPr>
-                    <w:spacing w:before="0" w:after="0" w:lineRule="exact" w:line="276"/>
+                    <w:spacing w:before="0" w:after="0" w:lineRule="exact" w:line="262"/>
                     <w:ind w:left="0" w:right="0" w:firstLine="0"/>
                   </w:pPr>
                   <w:r>
                     <w:rPr>
-                      <w:rFonts w:ascii="Arial" w:hAnsi="Arial" w:eastAsia="Arial" w:cs="Arial"/>
+                      <w:rFonts w:ascii="Deja Vu Sans" w:hAnsi="Deja Vu Sans" w:eastAsia="Deja Vu Sans" w:cs="Deja Vu Sans"/>
                       <w:b w:val="0"/>
                       <w:i w:val="0"/>
                       <w:color w:val="000000"/>
-                      <w:sz w:val="22"/>
+                      <w:sz w:val="21"/>
                     </w:rPr>
-                    <w:t xml:space="preserve">A sample bookmark file. </w:t>
+                    <w:t>Maecenas non lorem quis tellus placerat varius. Nulla facilisi. Aenean congue fringilla justo</w:t>
                   </w:r>
                 </w:p>
               </w:txbxContent>
@@ -3568,24 +2672,24 @@
       </w:r>
       <w:r>
         <w:pict>
-          <v:shape id="DocuMindTextBox134" type="#_x0000_t202" stroked="f" filled="f" o:allowincell="f" style="position:absolute;margin-left:63.035pt;margin-top:286.205pt;width:91.049pt;height:19.799pt;z-index:251659264;mso-position-horizontal-relative:page;mso-position-vertical-relative:page;mso-wrap-style:none;mso-fit-shape-to-text:t;">
+          <v:shape id="DocuMindTextBox98" type="#_x0000_t202" stroked="f" filled="f" o:allowincell="f" style="position:absolute;margin-left:56.800pt;margin-top:339.656pt;width:483.858pt;height:19.125pt;z-index:251659264;mso-position-horizontal-relative:page;mso-position-vertical-relative:page;mso-wrap-style:none;mso-fit-shape-to-text:t;">
             <w10:wrap type="none"/>
             <v:textbox inset="0,0,0,0">
               <w:txbxContent>
                 <w:p>
                   <w:pPr>
-                    <w:spacing w:before="0" w:after="0" w:lineRule="exact" w:line="276"/>
+                    <w:spacing w:before="0" w:after="0" w:lineRule="exact" w:line="262"/>
                     <w:ind w:left="0" w:right="0" w:firstLine="0"/>
                   </w:pPr>
                   <w:r>
                     <w:rPr>
-                      <w:rFonts w:ascii="Arial" w:hAnsi="Arial" w:eastAsia="Arial" w:cs="Arial"/>
+                      <w:rFonts w:ascii="Deja Vu Sans" w:hAnsi="Deja Vu Sans" w:eastAsia="Deja Vu Sans" w:cs="Deja Vu Sans"/>
                       <w:b w:val="0"/>
                       <w:i w:val="0"/>
                       <w:color w:val="000000"/>
-                      <w:sz w:val="22"/>
+                      <w:sz w:val="21"/>
                     </w:rPr>
-                    <w:t xml:space="preserve">ap_bookmark.pdf </w:t>
+                    <w:t>ut aliquam. Mauris id ex erat. Nunc vulputate neque vitae justo facilisis, non condimentum</w:t>
                   </w:r>
                 </w:p>
               </w:txbxContent>
@@ -3595,24 +2699,24 @@
       </w:r>
       <w:r>
         <w:pict>
-          <v:shape id="DocuMindTextBox135" type="#_x0000_t202" stroked="f" filled="f" o:allowincell="f" style="position:absolute;margin-left:224.932pt;margin-top:286.205pt;width:105.244pt;height:19.799pt;z-index:251659264;mso-position-horizontal-relative:page;mso-position-vertical-relative:page;mso-wrap-style:none;mso-fit-shape-to-text:t;">
+          <v:shape id="DocuMindTextBox99" type="#_x0000_t202" stroked="f" filled="f" o:allowincell="f" style="position:absolute;margin-left:56.800pt;margin-top:354.356pt;width:484.404pt;height:19.125pt;z-index:251659264;mso-position-horizontal-relative:page;mso-position-vertical-relative:page;mso-wrap-style:none;mso-fit-shape-to-text:t;">
             <w10:wrap type="none"/>
             <v:textbox inset="0,0,0,0">
               <w:txbxContent>
                 <w:p>
                   <w:pPr>
-                    <w:spacing w:before="0" w:after="0" w:lineRule="exact" w:line="276"/>
+                    <w:spacing w:before="0" w:after="0" w:lineRule="exact" w:line="262"/>
                     <w:ind w:left="0" w:right="0" w:firstLine="0"/>
                   </w:pPr>
                   <w:r>
                     <w:rPr>
-                      <w:rFonts w:ascii="Arial" w:hAnsi="Arial" w:eastAsia="Arial" w:cs="Arial"/>
+                      <w:rFonts w:ascii="Deja Vu Sans" w:hAnsi="Deja Vu Sans" w:eastAsia="Deja Vu Sans" w:cs="Deja Vu Sans"/>
                       <w:b w:val="0"/>
                       <w:i w:val="0"/>
                       <w:color w:val="000000"/>
-                      <w:sz w:val="22"/>
+                      <w:sz w:val="21"/>
                     </w:rPr>
-                    <w:t xml:space="preserve">Sample PDF output. </w:t>
+                    <w:t>ante sagittis. Morbi viverra semper lorem nec molestie. Maecenas tincidunt est efficitur</w:t>
                   </w:r>
                 </w:p>
               </w:txbxContent>
@@ -3622,24 +2726,24 @@
       </w:r>
       <w:r>
         <w:pict>
-          <v:shape id="DocuMindTextBox136" type="#_x0000_t202" stroked="f" filled="f" o:allowincell="f" style="position:absolute;margin-left:63.035pt;margin-top:309.123pt;width:114.940pt;height:19.799pt;z-index:251659264;mso-position-horizontal-relative:page;mso-position-vertical-relative:page;mso-wrap-style:none;mso-fit-shape-to-text:t;">
+          <v:shape id="DocuMindTextBox100" type="#_x0000_t202" stroked="f" filled="f" o:allowincell="f" style="position:absolute;margin-left:56.800pt;margin-top:369.056pt;width:242.999pt;height:19.125pt;z-index:251659264;mso-position-horizontal-relative:page;mso-position-vertical-relative:page;mso-wrap-style:none;mso-fit-shape-to-text:t;">
             <w10:wrap type="none"/>
             <v:textbox inset="0,0,0,0">
               <w:txbxContent>
                 <w:p>
                   <w:pPr>
-                    <w:spacing w:before="0" w:after="0" w:lineRule="exact" w:line="276"/>
+                    <w:spacing w:before="0" w:after="0" w:lineRule="exact" w:line="262"/>
                     <w:ind w:left="0" w:right="0" w:firstLine="0"/>
                   </w:pPr>
                   <w:r>
                     <w:rPr>
-                      <w:rFonts w:ascii="Arial" w:hAnsi="Arial" w:eastAsia="Arial" w:cs="Arial"/>
+                      <w:rFonts w:ascii="Deja Vu Sans" w:hAnsi="Deja Vu Sans" w:eastAsia="Deja Vu Sans" w:cs="Deja Vu Sans"/>
                       <w:b w:val="0"/>
                       <w:i w:val="0"/>
                       <w:color w:val="000000"/>
-                      <w:sz w:val="22"/>
+                      <w:sz w:val="21"/>
                     </w:rPr>
-                    <w:t xml:space="preserve">ap_bookmark_doc.pdf </w:t>
+                    <w:t>ligula euismod, sit amet ornare est vulputate.</w:t>
                   </w:r>
                 </w:p>
               </w:txbxContent>
@@ -3649,24 +2753,24 @@
       </w:r>
       <w:r>
         <w:pict>
-          <v:shape id="DocuMindTextBox137" type="#_x0000_t202" stroked="f" filled="f" o:allowincell="f" style="position:absolute;margin-left:224.944pt;margin-top:309.123pt;width:177.924pt;height:19.799pt;z-index:251659264;mso-position-horizontal-relative:page;mso-position-vertical-relative:page;mso-wrap-style:none;mso-fit-shape-to-text:t;">
+          <v:shape id="DocuMindTextBox101" type="#_x0000_t202" stroked="f" filled="f" o:allowincell="f" style="position:absolute;margin-left:56.800pt;margin-top:394.956pt;width:483.669pt;height:19.125pt;z-index:251659264;mso-position-horizontal-relative:page;mso-position-vertical-relative:page;mso-wrap-style:none;mso-fit-shape-to-text:t;">
             <w10:wrap type="none"/>
             <v:textbox inset="0,0,0,0">
               <w:txbxContent>
                 <w:p>
                   <w:pPr>
-                    <w:spacing w:before="0" w:after="0" w:lineRule="exact" w:line="276"/>
+                    <w:spacing w:before="0" w:after="0" w:lineRule="exact" w:line="262"/>
                     <w:ind w:left="0" w:right="0" w:firstLine="0"/>
                   </w:pPr>
                   <w:r>
                     <w:rPr>
-                      <w:rFonts w:ascii="Arial" w:hAnsi="Arial" w:eastAsia="Arial" w:cs="Arial"/>
+                      <w:rFonts w:ascii="Deja Vu Sans" w:hAnsi="Deja Vu Sans" w:eastAsia="Deja Vu Sans" w:cs="Deja Vu Sans"/>
                       <w:b w:val="0"/>
                       <w:i w:val="0"/>
                       <w:color w:val="000000"/>
-                      <w:sz w:val="22"/>
+                      <w:sz w:val="21"/>
                     </w:rPr>
-                    <w:t xml:space="preserve">A document describing the sample. </w:t>
+                    <w:t>In non mauris justo. Duis vehicula mi vel mi pretium, a viverra erat efficitur. Cras aliquam</w:t>
                   </w:r>
                 </w:p>
               </w:txbxContent>
@@ -3676,24 +2780,24 @@
       </w:r>
       <w:r>
         <w:pict>
-          <v:shape id="DocuMindTextBox138" type="#_x0000_t202" stroked="f" filled="f" o:allowincell="f" style="position:absolute;margin-left:57.636pt;margin-top:344.205pt;width:153.280pt;height:23.549pt;z-index:251659264;mso-position-horizontal-relative:page;mso-position-vertical-relative:page;mso-wrap-style:none;mso-fit-shape-to-text:t;">
+          <v:shape id="DocuMindTextBox102" type="#_x0000_t202" stroked="f" filled="f" o:allowincell="f" style="position:absolute;margin-left:56.800pt;margin-top:409.656pt;width:484.110pt;height:19.125pt;z-index:251659264;mso-position-horizontal-relative:page;mso-position-vertical-relative:page;mso-wrap-style:none;mso-fit-shape-to-text:t;">
             <w10:wrap type="none"/>
             <v:textbox inset="0,0,0,0">
               <w:txbxContent>
                 <w:p>
                   <w:pPr>
-                    <w:spacing w:before="0" w:after="0" w:lineRule="exact" w:line="351"/>
+                    <w:spacing w:before="0" w:after="0" w:lineRule="exact" w:line="262"/>
                     <w:ind w:left="0" w:right="0" w:firstLine="0"/>
                   </w:pPr>
                   <w:r>
                     <w:rPr>
-                      <w:rFonts w:ascii="Arial" w:hAnsi="Arial" w:eastAsia="Arial" w:cs="Arial"/>
-                      <w:b/>
+                      <w:rFonts w:ascii="Deja Vu Sans" w:hAnsi="Deja Vu Sans" w:eastAsia="Deja Vu Sans" w:cs="Deja Vu Sans"/>
+                      <w:b w:val="0"/>
                       <w:i w:val="0"/>
-                      <w:color w:val="808080"/>
-                      <w:sz w:val="28"/>
+                      <w:color w:val="000000"/>
+                      <w:sz w:val="21"/>
                     </w:rPr>
-                    <w:t xml:space="preserve">Deploying the Sample </w:t>
+                    <w:t>est ac eros varius, id iaculis dui auctor. Duis pretium neque ligula, et pulvinar mi placerat</w:t>
                   </w:r>
                 </w:p>
               </w:txbxContent>
@@ -3703,24 +2807,24 @@
       </w:r>
       <w:r>
         <w:pict>
-          <v:shape id="DocuMindTextBox139" type="#_x0000_t202" stroked="f" filled="f" o:allowincell="f" style="position:absolute;margin-left:57.636pt;margin-top:366.238pt;width:215.892pt;height:19.799pt;z-index:251659264;mso-position-horizontal-relative:page;mso-position-vertical-relative:page;mso-wrap-style:none;mso-fit-shape-to-text:t;">
+          <v:shape id="DocuMindTextBox103" type="#_x0000_t202" stroked="f" filled="f" o:allowincell="f" style="position:absolute;margin-left:56.800pt;margin-top:424.356pt;width:484.036pt;height:19.125pt;z-index:251659264;mso-position-horizontal-relative:page;mso-position-vertical-relative:page;mso-wrap-style:none;mso-fit-shape-to-text:t;">
             <w10:wrap type="none"/>
             <v:textbox inset="0,0,0,0">
               <w:txbxContent>
                 <w:p>
                   <w:pPr>
-                    <w:spacing w:before="0" w:after="0" w:lineRule="exact" w:line="276"/>
+                    <w:spacing w:before="0" w:after="0" w:lineRule="exact" w:line="262"/>
                     <w:ind w:left="0" w:right="0" w:firstLine="0"/>
                   </w:pPr>
                   <w:r>
                     <w:rPr>
-                      <w:rFonts w:ascii="Arial" w:hAnsi="Arial" w:eastAsia="Arial" w:cs="Arial"/>
+                      <w:rFonts w:ascii="Deja Vu Sans" w:hAnsi="Deja Vu Sans" w:eastAsia="Deja Vu Sans" w:cs="Deja Vu Sans"/>
                       <w:b w:val="0"/>
                       <w:i w:val="0"/>
                       <w:color w:val="000000"/>
-                      <w:sz w:val="22"/>
+                      <w:sz w:val="21"/>
                     </w:rPr>
-                    <w:t xml:space="preserve">To deploy this sample in your environment: </w:t>
+                    <w:t>et. Nulla nec nunc sit amet nunc posuere vestibulum. Ut id neque eget tortor mattis</w:t>
                   </w:r>
                 </w:p>
               </w:txbxContent>
@@ -3730,24 +2834,24 @@
       </w:r>
       <w:r>
         <w:pict>
-          <v:shape id="DocuMindTextBox140" type="#_x0000_t202" stroked="f" filled="f" o:allowincell="f" style="position:absolute;margin-left:57.636pt;margin-top:386.877pt;width:150.063pt;height:19.799pt;z-index:251659264;mso-position-horizontal-relative:page;mso-position-vertical-relative:page;mso-wrap-style:none;mso-fit-shape-to-text:t;">
+          <v:shape id="DocuMindTextBox104" type="#_x0000_t202" stroked="f" filled="f" o:allowincell="f" style="position:absolute;margin-left:56.800pt;margin-top:439.056pt;width:483.837pt;height:19.125pt;z-index:251659264;mso-position-horizontal-relative:page;mso-position-vertical-relative:page;mso-wrap-style:none;mso-fit-shape-to-text:t;">
             <w10:wrap type="none"/>
             <v:textbox inset="0,0,0,0">
               <w:txbxContent>
                 <w:p>
                   <w:pPr>
-                    <w:spacing w:before="0" w:after="0" w:lineRule="exact" w:line="276"/>
+                    <w:spacing w:before="0" w:after="0" w:lineRule="exact" w:line="262"/>
                     <w:ind w:left="0" w:right="0" w:firstLine="0"/>
                   </w:pPr>
                   <w:r>
                     <w:rPr>
-                      <w:rFonts w:ascii="Arial" w:hAnsi="Arial" w:eastAsia="Arial" w:cs="Arial"/>
+                      <w:rFonts w:ascii="Deja Vu Sans" w:hAnsi="Deja Vu Sans" w:eastAsia="Deja Vu Sans" w:cs="Deja Vu Sans"/>
                       <w:b w:val="0"/>
                       <w:i w:val="0"/>
                       <w:color w:val="000000"/>
-                      <w:sz w:val="22"/>
+                      <w:sz w:val="21"/>
                     </w:rPr>
-                    <w:t xml:space="preserve">1. Open the template design </w:t>
+                    <w:t>tristique. Donec ante est, blandit sit amet tristique vel, lacinia pulvinar arcu. Pellentesque</w:t>
                   </w:r>
                 </w:p>
               </w:txbxContent>
@@ -3757,24 +2861,24 @@
       </w:r>
       <w:r>
         <w:pict>
-          <v:shape id="DocuMindTextBox141" type="#_x0000_t202" stroked="f" filled="f" o:allowincell="f" style="position:absolute;margin-left:204.744pt;margin-top:386.877pt;width:95.317pt;height:19.799pt;z-index:251659264;mso-position-horizontal-relative:page;mso-position-vertical-relative:page;mso-wrap-style:none;mso-fit-shape-to-text:t;">
+          <v:shape id="DocuMindTextBox105" type="#_x0000_t202" stroked="f" filled="f" o:allowincell="f" style="position:absolute;margin-left:56.800pt;margin-top:453.756pt;width:483.847pt;height:19.125pt;z-index:251659264;mso-position-horizontal-relative:page;mso-position-vertical-relative:page;mso-wrap-style:none;mso-fit-shape-to-text:t;">
             <w10:wrap type="none"/>
             <v:textbox inset="0,0,0,0">
               <w:txbxContent>
                 <w:p>
                   <w:pPr>
-                    <w:spacing w:before="0" w:after="0" w:lineRule="exact" w:line="276"/>
+                    <w:spacing w:before="0" w:after="0" w:lineRule="exact" w:line="262"/>
                     <w:ind w:left="0" w:right="0" w:firstLine="0"/>
                   </w:pPr>
                   <w:r>
                     <w:rPr>
-                      <w:rFonts w:ascii="Arial" w:hAnsi="Arial" w:eastAsia="Arial" w:cs="Arial"/>
-                      <w:b/>
+                      <w:rFonts w:ascii="Deja Vu Sans" w:hAnsi="Deja Vu Sans" w:eastAsia="Deja Vu Sans" w:cs="Deja Vu Sans"/>
+                      <w:b w:val="0"/>
                       <w:i w:val="0"/>
                       <w:color w:val="000000"/>
-                      <w:sz w:val="22"/>
+                      <w:sz w:val="21"/>
                     </w:rPr>
-                    <w:t>ap_bookmark.IFD</w:t>
+                    <w:t>scelerisque fermentum erat, id posuere justo pulvinar ut. Cras id eros sed enim aliquam</w:t>
                   </w:r>
                 </w:p>
               </w:txbxContent>
@@ -3784,24 +2888,24 @@
       </w:r>
       <w:r>
         <w:pict>
-          <v:shape id="DocuMindTextBox142" type="#_x0000_t202" stroked="f" filled="f" o:allowincell="f" style="position:absolute;margin-left:297.017pt;margin-top:386.877pt;width:191.302pt;height:19.799pt;z-index:251659264;mso-position-horizontal-relative:page;mso-position-vertical-relative:page;mso-wrap-style:none;mso-fit-shape-to-text:t;">
+          <v:shape id="DocuMindTextBox106" type="#_x0000_t202" stroked="f" filled="f" o:allowincell="f" style="position:absolute;margin-left:56.800pt;margin-top:468.456pt;width:484.173pt;height:19.125pt;z-index:251659264;mso-position-horizontal-relative:page;mso-position-vertical-relative:page;mso-wrap-style:none;mso-fit-shape-to-text:t;">
             <w10:wrap type="none"/>
             <v:textbox inset="0,0,0,0">
               <w:txbxContent>
                 <w:p>
                   <w:pPr>
-                    <w:spacing w:before="0" w:after="0" w:lineRule="exact" w:line="276"/>
+                    <w:spacing w:before="0" w:after="0" w:lineRule="exact" w:line="262"/>
                     <w:ind w:left="0" w:right="0" w:firstLine="0"/>
                   </w:pPr>
                   <w:r>
                     <w:rPr>
-                      <w:rFonts w:ascii="Arial" w:hAnsi="Arial" w:eastAsia="Arial" w:cs="Arial"/>
+                      <w:rFonts w:ascii="Deja Vu Sans" w:hAnsi="Deja Vu Sans" w:eastAsia="Deja Vu Sans" w:cs="Deja Vu Sans"/>
                       <w:b w:val="0"/>
                       <w:i w:val="0"/>
                       <w:color w:val="000000"/>
-                      <w:sz w:val="22"/>
+                      <w:sz w:val="21"/>
                     </w:rPr>
-                    <w:t xml:space="preserve"> in Output Designer and recompile the </w:t>
+                    <w:t>lobortis. Sed lobortis nisl ut eros efficitur tincidunt. Cras justo mi, porttitor quis mattis vel,</w:t>
                   </w:r>
                 </w:p>
               </w:txbxContent>
@@ -3811,24 +2915,24 @@
       </w:r>
       <w:r>
         <w:pict>
-          <v:shape id="DocuMindTextBox143" type="#_x0000_t202" stroked="f" filled="f" o:allowincell="f" style="position:absolute;margin-left:75.635pt;margin-top:399.596pt;width:239.757pt;height:19.799pt;z-index:251659264;mso-position-horizontal-relative:page;mso-position-vertical-relative:page;mso-wrap-style:none;mso-fit-shape-to-text:t;">
+          <v:shape id="DocuMindTextBox107" type="#_x0000_t202" stroked="f" filled="f" o:allowincell="f" style="position:absolute;margin-left:56.800pt;margin-top:483.156pt;width:253.803pt;height:19.125pt;z-index:251659264;mso-position-horizontal-relative:page;mso-position-vertical-relative:page;mso-wrap-style:none;mso-fit-shape-to-text:t;">
             <w10:wrap type="none"/>
             <v:textbox inset="0,0,0,0">
               <w:txbxContent>
                 <w:p>
                   <w:pPr>
-                    <w:spacing w:before="0" w:after="0" w:lineRule="exact" w:line="276"/>
+                    <w:spacing w:before="0" w:after="0" w:lineRule="exact" w:line="262"/>
                     <w:ind w:left="0" w:right="0" w:firstLine="0"/>
                   </w:pPr>
                   <w:r>
                     <w:rPr>
-                      <w:rFonts w:ascii="Arial" w:hAnsi="Arial" w:eastAsia="Arial" w:cs="Arial"/>
+                      <w:rFonts w:ascii="Deja Vu Sans" w:hAnsi="Deja Vu Sans" w:eastAsia="Deja Vu Sans" w:cs="Deja Vu Sans"/>
                       <w:b w:val="0"/>
                       <w:i w:val="0"/>
                       <w:color w:val="000000"/>
-                      <w:sz w:val="22"/>
+                      <w:sz w:val="21"/>
                     </w:rPr>
-                    <w:t xml:space="preserve">template for the appropriate presentment target. </w:t>
+                    <w:t>ultricies ut purus. Ut facilisis et lacus eu cursus.</w:t>
                   </w:r>
                 </w:p>
               </w:txbxContent>
@@ -3838,24 +2942,24 @@
       </w:r>
       <w:r>
         <w:pict>
-          <v:shape id="DocuMindTextBox144" type="#_x0000_t202" stroked="f" filled="f" o:allowincell="f" style="position:absolute;margin-left:57.637pt;margin-top:420.114pt;width:74.812pt;height:19.799pt;z-index:251659264;mso-position-horizontal-relative:page;mso-position-vertical-relative:page;mso-wrap-style:none;mso-fit-shape-to-text:t;">
+          <v:shape id="DocuMindTextBox108" type="#_x0000_t202" stroked="f" filled="f" o:allowincell="f" style="position:absolute;margin-left:74.800pt;margin-top:519.620pt;width:375.176pt;height:26.000pt;z-index:251659264;mso-position-horizontal-relative:page;mso-position-vertical-relative:page;mso-wrap-style:none;mso-fit-shape-to-text:t;">
             <w10:wrap type="none"/>
             <v:textbox inset="0,0,0,0">
               <w:txbxContent>
                 <w:p>
                   <w:pPr>
-                    <w:spacing w:before="0" w:after="0" w:lineRule="exact" w:line="276"/>
+                    <w:spacing w:before="0" w:after="0" w:lineRule="exact" w:line="400"/>
                     <w:ind w:left="0" w:right="0" w:firstLine="0"/>
                   </w:pPr>
                   <w:r>
                     <w:rPr>
-                      <w:rFonts w:ascii="Arial" w:hAnsi="Arial" w:eastAsia="Arial" w:cs="Arial"/>
-                      <w:b w:val="0"/>
+                      <w:rFonts w:ascii="Liberation Sans" w:hAnsi="Liberation Sans" w:eastAsia="Liberation Sans" w:cs="Liberation Sans"/>
+                      <w:b/>
                       <w:i w:val="0"/>
                       <w:color w:val="000000"/>
-                      <w:sz w:val="22"/>
+                      <w:sz w:val="32"/>
                     </w:rPr>
-                    <w:t xml:space="preserve">2. Modify the </w:t>
+                    <w:t xml:space="preserve">In eleifend velit vitae libero sollicitudin euismod. </w:t>
                   </w:r>
                 </w:p>
               </w:txbxContent>
@@ -3865,24 +2969,24 @@
       </w:r>
       <w:r>
         <w:pict>
-          <v:shape id="DocuMindTextBox145" type="#_x0000_t202" stroked="f" filled="f" o:allowincell="f" style="position:absolute;margin-left:129.511pt;margin-top:420.114pt;width:12.239pt;height:19.799pt;z-index:251659264;mso-position-horizontal-relative:page;mso-position-vertical-relative:page;mso-wrap-style:none;mso-fit-shape-to-text:t;">
+          <v:shape id="DocuMindTextBox109" type="#_x0000_t202" stroked="f" filled="f" o:allowincell="f" style="position:absolute;margin-left:56.800pt;margin-top:543.556pt;width:484.036pt;height:19.125pt;z-index:251659264;mso-position-horizontal-relative:page;mso-position-vertical-relative:page;mso-wrap-style:none;mso-fit-shape-to-text:t;">
             <w10:wrap type="none"/>
             <v:textbox inset="0,0,0,0">
               <w:txbxContent>
                 <w:p>
                   <w:pPr>
-                    <w:spacing w:before="0" w:after="0" w:lineRule="exact" w:line="276"/>
+                    <w:spacing w:before="0" w:after="0" w:lineRule="exact" w:line="262"/>
                     <w:ind w:left="0" w:right="0" w:firstLine="0"/>
                   </w:pPr>
                   <w:r>
                     <w:rPr>
-                      <w:rFonts w:ascii="Arial" w:hAnsi="Arial" w:eastAsia="Arial" w:cs="Arial"/>
-                      <w:b/>
+                      <w:rFonts w:ascii="Deja Vu Sans" w:hAnsi="Deja Vu Sans" w:eastAsia="Deja Vu Sans" w:cs="Deja Vu Sans"/>
+                      <w:b w:val="0"/>
                       <w:i w:val="0"/>
                       <w:color w:val="000000"/>
-                      <w:sz w:val="22"/>
+                      <w:sz w:val="21"/>
                     </w:rPr>
-                    <w:t>-z</w:t>
+                    <w:t>Fusce vitae vestibulum velit. Pellentesque vulputate lectus quis pellentesque commodo.</w:t>
                   </w:r>
                 </w:p>
               </w:txbxContent>
@@ -3892,24 +2996,24 @@
       </w:r>
       <w:r>
         <w:pict>
-          <v:shape id="DocuMindTextBox146" type="#_x0000_t202" stroked="f" filled="f" o:allowincell="f" style="position:absolute;margin-left:138.631pt;margin-top:420.114pt;width:69.070pt;height:19.799pt;z-index:251659264;mso-position-horizontal-relative:page;mso-position-vertical-relative:page;mso-wrap-style:none;mso-fit-shape-to-text:t;">
+          <v:shape id="DocuMindTextBox110" type="#_x0000_t202" stroked="f" filled="f" o:allowincell="f" style="position:absolute;margin-left:56.800pt;margin-top:558.256pt;width:484.047pt;height:19.125pt;z-index:251659264;mso-position-horizontal-relative:page;mso-position-vertical-relative:page;mso-wrap-style:none;mso-fit-shape-to-text:t;">
             <w10:wrap type="none"/>
             <v:textbox inset="0,0,0,0">
               <w:txbxContent>
                 <w:p>
                   <w:pPr>
-                    <w:spacing w:before="0" w:after="0" w:lineRule="exact" w:line="276"/>
+                    <w:spacing w:before="0" w:after="0" w:lineRule="exact" w:line="262"/>
                     <w:ind w:left="0" w:right="0" w:firstLine="0"/>
                   </w:pPr>
                   <w:r>
                     <w:rPr>
-                      <w:rFonts w:ascii="Arial" w:hAnsi="Arial" w:eastAsia="Arial" w:cs="Arial"/>
+                      <w:rFonts w:ascii="Deja Vu Sans" w:hAnsi="Deja Vu Sans" w:eastAsia="Deja Vu Sans" w:cs="Deja Vu Sans"/>
                       <w:b w:val="0"/>
                       <w:i w:val="0"/>
                       <w:color w:val="000000"/>
-                      <w:sz w:val="22"/>
+                      <w:sz w:val="21"/>
                     </w:rPr>
-                    <w:t xml:space="preserve"> option in the </w:t>
+                    <w:t>Aliquam erat volutpat. Vestibulum in egestas velit. Pellentesque fermentum nisl vitae</w:t>
                   </w:r>
                 </w:p>
               </w:txbxContent>
@@ -3919,24 +3023,24 @@
       </w:r>
       <w:r>
         <w:pict>
-          <v:shape id="DocuMindTextBox147" type="#_x0000_t202" stroked="f" filled="f" o:allowincell="f" style="position:absolute;margin-left:204.745pt;margin-top:420.114pt;width:25.948pt;height:19.799pt;z-index:251659264;mso-position-horizontal-relative:page;mso-position-vertical-relative:page;mso-wrap-style:none;mso-fit-shape-to-text:t;">
+          <v:shape id="DocuMindTextBox111" type="#_x0000_t202" stroked="f" filled="f" o:allowincell="f" style="position:absolute;margin-left:56.800pt;margin-top:572.956pt;width:484.520pt;height:19.125pt;z-index:251659264;mso-position-horizontal-relative:page;mso-position-vertical-relative:page;mso-wrap-style:none;mso-fit-shape-to-text:t;">
             <w10:wrap type="none"/>
             <v:textbox inset="0,0,0,0">
               <w:txbxContent>
                 <w:p>
                   <w:pPr>
-                    <w:spacing w:before="0" w:after="0" w:lineRule="exact" w:line="276"/>
+                    <w:spacing w:before="0" w:after="0" w:lineRule="exact" w:line="262"/>
                     <w:ind w:left="0" w:right="0" w:firstLine="0"/>
                   </w:pPr>
                   <w:r>
                     <w:rPr>
-                      <w:rFonts w:ascii="Arial" w:hAnsi="Arial" w:eastAsia="Arial" w:cs="Arial"/>
-                      <w:b/>
+                      <w:rFonts w:ascii="Deja Vu Sans" w:hAnsi="Deja Vu Sans" w:eastAsia="Deja Vu Sans" w:cs="Deja Vu Sans"/>
+                      <w:b w:val="0"/>
                       <w:i w:val="0"/>
                       <w:color w:val="000000"/>
-                      <w:sz w:val="22"/>
+                      <w:sz w:val="21"/>
                     </w:rPr>
-                    <w:t>^job</w:t>
+                    <w:t>fringilla venenatis. Etiam id mauris vitae orci maximus ultricies. Cras fringilla ipsum</w:t>
                   </w:r>
                 </w:p>
               </w:txbxContent>
@@ -3946,24 +3050,24 @@
       </w:r>
       <w:r>
         <w:pict>
-          <v:shape id="DocuMindTextBox148" type="#_x0000_t202" stroked="f" filled="f" o:allowincell="f" style="position:absolute;margin-left:227.663pt;margin-top:420.114pt;width:129.020pt;height:19.799pt;z-index:251659264;mso-position-horizontal-relative:page;mso-position-vertical-relative:page;mso-wrap-style:none;mso-fit-shape-to-text:t;">
+          <v:shape id="DocuMindTextBox112" type="#_x0000_t202" stroked="f" filled="f" o:allowincell="f" style="position:absolute;margin-left:56.800pt;margin-top:587.656pt;width:186.509pt;height:19.125pt;z-index:251659264;mso-position-horizontal-relative:page;mso-position-vertical-relative:page;mso-wrap-style:none;mso-fit-shape-to-text:t;">
             <w10:wrap type="none"/>
             <v:textbox inset="0,0,0,0">
               <w:txbxContent>
                 <w:p>
                   <w:pPr>
-                    <w:spacing w:before="0" w:after="0" w:lineRule="exact" w:line="276"/>
+                    <w:spacing w:before="0" w:after="0" w:lineRule="exact" w:line="262"/>
                     <w:ind w:left="0" w:right="0" w:firstLine="0"/>
                   </w:pPr>
                   <w:r>
                     <w:rPr>
-                      <w:rFonts w:ascii="Arial" w:hAnsi="Arial" w:eastAsia="Arial" w:cs="Arial"/>
+                      <w:rFonts w:ascii="Deja Vu Sans" w:hAnsi="Deja Vu Sans" w:eastAsia="Deja Vu Sans" w:cs="Deja Vu Sans"/>
                       <w:b w:val="0"/>
                       <w:i w:val="0"/>
                       <w:color w:val="000000"/>
-                      <w:sz w:val="22"/>
+                      <w:sz w:val="21"/>
                     </w:rPr>
-                    <w:t xml:space="preserve"> command in the data file </w:t>
+                    <w:t>magna, in fringilla dui commodo a.</w:t>
                   </w:r>
                 </w:p>
               </w:txbxContent>
@@ -3973,24 +3077,24 @@
       </w:r>
       <w:r>
         <w:pict>
-          <v:shape id="DocuMindTextBox149" type="#_x0000_t202" stroked="f" filled="f" o:allowincell="f" style="position:absolute;margin-left:353.773pt;margin-top:420.114pt;width:93.923pt;height:19.799pt;z-index:251659264;mso-position-horizontal-relative:page;mso-position-vertical-relative:page;mso-wrap-style:none;mso-fit-shape-to-text:t;">
+          <v:shape id="DocuMindTextBox113" type="#_x0000_t202" stroked="f" filled="f" o:allowincell="f" style="position:absolute;margin-left:56.800pt;margin-top:613.556pt;width:483.732pt;height:19.125pt;z-index:251659264;mso-position-horizontal-relative:page;mso-position-vertical-relative:page;mso-wrap-style:none;mso-fit-shape-to-text:t;">
             <w10:wrap type="none"/>
             <v:textbox inset="0,0,0,0">
               <w:txbxContent>
                 <w:p>
                   <w:pPr>
-                    <w:spacing w:before="0" w:after="0" w:lineRule="exact" w:line="276"/>
+                    <w:spacing w:before="0" w:after="0" w:lineRule="exact" w:line="262"/>
                     <w:ind w:left="0" w:right="0" w:firstLine="0"/>
                   </w:pPr>
                   <w:r>
                     <w:rPr>
-                      <w:rFonts w:ascii="Arial" w:hAnsi="Arial" w:eastAsia="Arial" w:cs="Arial"/>
-                      <w:b/>
+                      <w:rFonts w:ascii="Deja Vu Sans" w:hAnsi="Deja Vu Sans" w:eastAsia="Deja Vu Sans" w:cs="Deja Vu Sans"/>
+                      <w:b w:val="0"/>
                       <w:i w:val="0"/>
                       <w:color w:val="000000"/>
-                      <w:sz w:val="22"/>
+                      <w:sz w:val="21"/>
                     </w:rPr>
-                    <w:t>ap_bookmark.dat</w:t>
+                    <w:t>Etiam vehicula luctus fermentum. In vel metus congue, pulvinar lectus vel, fermentum dui.</w:t>
                   </w:r>
                 </w:p>
               </w:txbxContent>
@@ -4000,24 +3104,24 @@
       </w:r>
       <w:r>
         <w:pict>
-          <v:shape id="DocuMindTextBox150" type="#_x0000_t202" stroked="f" filled="f" o:allowincell="f" style="position:absolute;margin-left:444.725pt;margin-top:420.114pt;width:21.432pt;height:19.799pt;z-index:251659264;mso-position-horizontal-relative:page;mso-position-vertical-relative:page;mso-wrap-style:none;mso-fit-shape-to-text:t;">
+          <v:shape id="DocuMindTextBox114" type="#_x0000_t202" stroked="f" filled="f" o:allowincell="f" style="position:absolute;margin-left:56.800pt;margin-top:628.256pt;width:484.299pt;height:19.125pt;z-index:251659264;mso-position-horizontal-relative:page;mso-position-vertical-relative:page;mso-wrap-style:none;mso-fit-shape-to-text:t;">
             <w10:wrap type="none"/>
             <v:textbox inset="0,0,0,0">
               <w:txbxContent>
                 <w:p>
                   <w:pPr>
-                    <w:spacing w:before="0" w:after="0" w:lineRule="exact" w:line="276"/>
+                    <w:spacing w:before="0" w:after="0" w:lineRule="exact" w:line="262"/>
                     <w:ind w:left="0" w:right="0" w:firstLine="0"/>
                   </w:pPr>
                   <w:r>
                     <w:rPr>
-                      <w:rFonts w:ascii="Arial" w:hAnsi="Arial" w:eastAsia="Arial" w:cs="Arial"/>
+                      <w:rFonts w:ascii="Deja Vu Sans" w:hAnsi="Deja Vu Sans" w:eastAsia="Deja Vu Sans" w:cs="Deja Vu Sans"/>
                       <w:b w:val="0"/>
                       <w:i w:val="0"/>
                       <w:color w:val="000000"/>
-                      <w:sz w:val="22"/>
+                      <w:sz w:val="21"/>
                     </w:rPr>
-                    <w:t xml:space="preserve"> to: </w:t>
+                    <w:t>Maecenas ante orci, egestas ut aliquet sit amet, sagittis a magna. Aliquam ante quam,</w:t>
                   </w:r>
                 </w:p>
               </w:txbxContent>
@@ -4027,24 +3131,24 @@
       </w:r>
       <w:r>
         <w:pict>
-          <v:shape id="DocuMindTextBox151" type="#_x0000_t202" stroked="f" filled="f" o:allowincell="f" style="position:absolute;margin-left:75.635pt;margin-top:440.433pt;width:10.799pt;height:20.384pt;z-index:251659264;mso-position-horizontal-relative:page;mso-position-vertical-relative:page;mso-wrap-style:none;mso-fit-shape-to-text:t;">
+          <v:shape id="DocuMindTextBox115" type="#_x0000_t202" stroked="f" filled="f" o:allowincell="f" style="position:absolute;margin-left:56.800pt;margin-top:642.956pt;width:484.047pt;height:19.125pt;z-index:251659264;mso-position-horizontal-relative:page;mso-position-vertical-relative:page;mso-wrap-style:none;mso-fit-shape-to-text:t;">
             <w10:wrap type="none"/>
             <v:textbox inset="0,0,0,0">
               <w:txbxContent>
                 <w:p>
                   <w:pPr>
-                    <w:spacing w:before="0" w:after="0" w:lineRule="exact" w:line="288"/>
+                    <w:spacing w:before="0" w:after="0" w:lineRule="exact" w:line="262"/>
                     <w:ind w:left="0" w:right="0" w:firstLine="0"/>
                   </w:pPr>
                   <w:r>
                     <w:rPr>
-                      <w:rFonts w:ascii="Symbol" w:hAnsi="Symbol" w:eastAsia="Symbol" w:cs="Symbol"/>
+                      <w:rFonts w:ascii="Deja Vu Sans" w:hAnsi="Deja Vu Sans" w:eastAsia="Deja Vu Sans" w:cs="Deja Vu Sans"/>
                       <w:b w:val="0"/>
                       <w:i w:val="0"/>
                       <w:color w:val="000000"/>
-                      <w:sz w:val="22"/>
+                      <w:sz w:val="21"/>
                     </w:rPr>
-                    <w:t xml:space="preserve">• </w:t>
+                    <w:t>pellentesque ut dignissim quis, laoreet eget est. Aliquam erat volutpat. Class aptent taciti</w:t>
                   </w:r>
                 </w:p>
               </w:txbxContent>
@@ -4054,24 +3158,24 @@
       </w:r>
       <w:r>
         <w:pict>
-          <v:shape id="DocuMindTextBox152" type="#_x0000_t202" stroked="f" filled="f" o:allowincell="f" style="position:absolute;margin-left:93.633pt;margin-top:441.592pt;width:162.523pt;height:19.799pt;z-index:251659264;mso-position-horizontal-relative:page;mso-position-vertical-relative:page;mso-wrap-style:none;mso-fit-shape-to-text:t;">
+          <v:shape id="DocuMindTextBox116" type="#_x0000_t202" stroked="f" filled="f" o:allowincell="f" style="position:absolute;margin-left:56.800pt;margin-top:657.656pt;width:484.498pt;height:19.125pt;z-index:251659264;mso-position-horizontal-relative:page;mso-position-vertical-relative:page;mso-wrap-style:none;mso-fit-shape-to-text:t;">
             <w10:wrap type="none"/>
             <v:textbox inset="0,0,0,0">
               <w:txbxContent>
                 <w:p>
                   <w:pPr>
-                    <w:spacing w:before="0" w:after="0" w:lineRule="exact" w:line="276"/>
+                    <w:spacing w:before="0" w:after="0" w:lineRule="exact" w:line="262"/>
                     <w:ind w:left="0" w:right="0" w:firstLine="0"/>
                   </w:pPr>
                   <w:r>
                     <w:rPr>
-                      <w:rFonts w:ascii="Arial" w:hAnsi="Arial" w:eastAsia="Arial" w:cs="Arial"/>
+                      <w:rFonts w:ascii="Deja Vu Sans" w:hAnsi="Deja Vu Sans" w:eastAsia="Deja Vu Sans" w:cs="Deja Vu Sans"/>
                       <w:b w:val="0"/>
                       <w:i w:val="0"/>
                       <w:color w:val="000000"/>
-                      <w:sz w:val="22"/>
+                      <w:sz w:val="21"/>
                     </w:rPr>
-                    <w:t xml:space="preserve">Identify the target output device. </w:t>
+                    <w:t>sociosqu ad litora torquent per conubia nostra, per inceptos himenaeos. Ut ullamcorper</w:t>
                   </w:r>
                 </w:p>
               </w:txbxContent>
@@ -4081,24 +3185,24 @@
       </w:r>
       <w:r>
         <w:pict>
-          <v:shape id="DocuMindTextBox153" type="#_x0000_t202" stroked="f" filled="f" o:allowincell="f" style="position:absolute;margin-left:75.635pt;margin-top:461.671pt;width:10.799pt;height:20.384pt;z-index:251659264;mso-position-horizontal-relative:page;mso-position-vertical-relative:page;mso-wrap-style:none;mso-fit-shape-to-text:t;">
+          <v:shape id="DocuMindTextBox117" type="#_x0000_t202" stroked="f" filled="f" o:allowincell="f" style="position:absolute;margin-left:56.800pt;margin-top:672.356pt;width:484.299pt;height:19.125pt;z-index:251659264;mso-position-horizontal-relative:page;mso-position-vertical-relative:page;mso-wrap-style:none;mso-fit-shape-to-text:t;">
             <w10:wrap type="none"/>
             <v:textbox inset="0,0,0,0">
               <w:txbxContent>
                 <w:p>
                   <w:pPr>
-                    <w:spacing w:before="0" w:after="0" w:lineRule="exact" w:line="288"/>
+                    <w:spacing w:before="0" w:after="0" w:lineRule="exact" w:line="262"/>
                     <w:ind w:left="0" w:right="0" w:firstLine="0"/>
                   </w:pPr>
                   <w:r>
                     <w:rPr>
-                      <w:rFonts w:ascii="Symbol" w:hAnsi="Symbol" w:eastAsia="Symbol" w:cs="Symbol"/>
+                      <w:rFonts w:ascii="Deja Vu Sans" w:hAnsi="Deja Vu Sans" w:eastAsia="Deja Vu Sans" w:cs="Deja Vu Sans"/>
                       <w:b w:val="0"/>
                       <w:i w:val="0"/>
                       <w:color w:val="000000"/>
-                      <w:sz w:val="22"/>
+                      <w:sz w:val="21"/>
                     </w:rPr>
-                    <w:t xml:space="preserve">• </w:t>
+                    <w:t>justo sapien, in cursus libero viverra eget. Vivamus auctor imperdiet urna, at pulvinar leo</w:t>
                   </w:r>
                 </w:p>
               </w:txbxContent>
@@ -4108,24 +3212,24 @@
       </w:r>
       <w:r>
         <w:pict>
-          <v:shape id="DocuMindTextBox154" type="#_x0000_t202" stroked="f" filled="f" o:allowincell="f" style="position:absolute;margin-left:93.633pt;margin-top:462.830pt;width:176.111pt;height:19.799pt;z-index:251659264;mso-position-horizontal-relative:page;mso-position-vertical-relative:page;mso-wrap-style:none;mso-fit-shape-to-text:t;">
+          <v:shape id="DocuMindTextBox118" type="#_x0000_t202" stroked="f" filled="f" o:allowincell="f" style="position:absolute;margin-left:56.800pt;margin-top:687.056pt;width:483.858pt;height:19.125pt;z-index:251659264;mso-position-horizontal-relative:page;mso-position-vertical-relative:page;mso-wrap-style:none;mso-fit-shape-to-text:t;">
             <w10:wrap type="none"/>
             <v:textbox inset="0,0,0,0">
               <w:txbxContent>
                 <w:p>
                   <w:pPr>
-                    <w:spacing w:before="0" w:after="0" w:lineRule="exact" w:line="276"/>
+                    <w:spacing w:before="0" w:after="0" w:lineRule="exact" w:line="262"/>
                     <w:ind w:left="0" w:right="0" w:firstLine="0"/>
                   </w:pPr>
                   <w:r>
                     <w:rPr>
-                      <w:rFonts w:ascii="Arial" w:hAnsi="Arial" w:eastAsia="Arial" w:cs="Arial"/>
+                      <w:rFonts w:ascii="Deja Vu Sans" w:hAnsi="Deja Vu Sans" w:eastAsia="Deja Vu Sans" w:cs="Deja Vu Sans"/>
                       <w:b w:val="0"/>
                       <w:i w:val="0"/>
                       <w:color w:val="000000"/>
-                      <w:sz w:val="22"/>
+                      <w:sz w:val="21"/>
                     </w:rPr>
-                    <w:t xml:space="preserve">Identify the bookmark file using the </w:t>
+                    <w:t>posuere laoreet. Suspendisse neque nisl, fringilla at iaculis scelerisque, ornare vel dolor. Ut</w:t>
                   </w:r>
                 </w:p>
               </w:txbxContent>
@@ -4135,24 +3239,24 @@
       </w:r>
       <w:r>
         <w:pict>
-          <v:shape id="DocuMindTextBox155" type="#_x0000_t202" stroked="f" filled="f" o:allowincell="f" style="position:absolute;margin-left:266.779pt;margin-top:462.830pt;width:35.415pt;height:19.799pt;z-index:251659264;mso-position-horizontal-relative:page;mso-position-vertical-relative:page;mso-wrap-style:none;mso-fit-shape-to-text:t;">
+          <v:shape id="DocuMindTextBox119" type="#_x0000_t202" stroked="f" filled="f" o:allowincell="f" style="position:absolute;margin-left:56.800pt;margin-top:701.756pt;width:484.457pt;height:19.125pt;z-index:251659264;mso-position-horizontal-relative:page;mso-position-vertical-relative:page;mso-wrap-style:none;mso-fit-shape-to-text:t;">
             <w10:wrap type="none"/>
             <v:textbox inset="0,0,0,0">
               <w:txbxContent>
                 <w:p>
                   <w:pPr>
-                    <w:spacing w:before="0" w:after="0" w:lineRule="exact" w:line="276"/>
+                    <w:spacing w:before="0" w:after="0" w:lineRule="exact" w:line="262"/>
                     <w:ind w:left="0" w:right="0" w:firstLine="0"/>
                   </w:pPr>
                   <w:r>
                     <w:rPr>
-                      <w:rFonts w:ascii="Arial" w:hAnsi="Arial" w:eastAsia="Arial" w:cs="Arial"/>
-                      <w:b/>
+                      <w:rFonts w:ascii="Deja Vu Sans" w:hAnsi="Deja Vu Sans" w:eastAsia="Deja Vu Sans" w:cs="Deja Vu Sans"/>
+                      <w:b w:val="0"/>
                       <w:i w:val="0"/>
                       <w:color w:val="000000"/>
-                      <w:sz w:val="22"/>
+                      <w:sz w:val="21"/>
                     </w:rPr>
-                    <w:t>-abmk</w:t>
+                    <w:t>et pulvinar nunc. Pellentesque fringilla mollis efficitur. Nullam venenatis commodo</w:t>
                   </w:r>
                 </w:p>
               </w:txbxContent>
@@ -4162,24 +3266,24 @@
       </w:r>
       <w:r>
         <w:pict>
-          <v:shape id="DocuMindTextBox156" type="#_x0000_t202" stroked="f" filled="f" o:allowincell="f" style="position:absolute;margin-left:299.057pt;margin-top:462.830pt;width:60.539pt;height:19.799pt;z-index:251659264;mso-position-horizontal-relative:page;mso-position-vertical-relative:page;mso-wrap-style:none;mso-fit-shape-to-text:t;">
+          <v:shape id="DocuMindTextBox120" type="#_x0000_t202" stroked="f" filled="f" o:allowincell="f" style="position:absolute;margin-left:56.800pt;margin-top:716.456pt;width:484.278pt;height:19.125pt;z-index:251659264;mso-position-horizontal-relative:page;mso-position-vertical-relative:page;mso-wrap-style:none;mso-fit-shape-to-text:t;">
             <w10:wrap type="none"/>
             <v:textbox inset="0,0,0,0">
               <w:txbxContent>
                 <w:p>
                   <w:pPr>
-                    <w:spacing w:before="0" w:after="0" w:lineRule="exact" w:line="276"/>
+                    <w:spacing w:before="0" w:after="0" w:lineRule="exact" w:line="262"/>
                     <w:ind w:left="0" w:right="0" w:firstLine="0"/>
                   </w:pPr>
                   <w:r>
                     <w:rPr>
-                      <w:rFonts w:ascii="Arial" w:hAnsi="Arial" w:eastAsia="Arial" w:cs="Arial"/>
+                      <w:rFonts w:ascii="Deja Vu Sans" w:hAnsi="Deja Vu Sans" w:eastAsia="Deja Vu Sans" w:cs="Deja Vu Sans"/>
                       <w:b w:val="0"/>
                       <w:i w:val="0"/>
                       <w:color w:val="000000"/>
-                      <w:sz w:val="22"/>
+                      <w:sz w:val="21"/>
                     </w:rPr>
-                    <w:t xml:space="preserve"> command. </w:t>
+                    <w:t>imperdiet. Morbi velit neque, semper quis lorem quis, efficitur dignissim ipsum. Ut ac lorem</w:t>
                   </w:r>
                 </w:p>
               </w:txbxContent>
@@ -4189,591 +3293,24 @@
       </w:r>
       <w:r>
         <w:pict>
-          <v:shape id="DocuMindTextBox157" type="#_x0000_t202" stroked="f" filled="f" o:allowincell="f" style="position:absolute;margin-left:75.635pt;margin-top:483.149pt;width:10.799pt;height:20.384pt;z-index:251659264;mso-position-horizontal-relative:page;mso-position-vertical-relative:page;mso-wrap-style:none;mso-fit-shape-to-text:t;">
+          <v:shape id="DocuMindTextBox121" type="#_x0000_t202" stroked="f" filled="f" o:allowincell="f" style="position:absolute;margin-left:56.800pt;margin-top:731.156pt;width:254.853pt;height:19.125pt;z-index:251659264;mso-position-horizontal-relative:page;mso-position-vertical-relative:page;mso-wrap-style:none;mso-fit-shape-to-text:t;">
             <w10:wrap type="none"/>
             <v:textbox inset="0,0,0,0">
               <w:txbxContent>
                 <w:p>
                   <w:pPr>
-                    <w:spacing w:before="0" w:after="0" w:lineRule="exact" w:line="288"/>
+                    <w:spacing w:before="0" w:after="0" w:lineRule="exact" w:line="262"/>
                     <w:ind w:left="0" w:right="0" w:firstLine="0"/>
                   </w:pPr>
                   <w:r>
                     <w:rPr>
-                      <w:rFonts w:ascii="Symbol" w:hAnsi="Symbol" w:eastAsia="Symbol" w:cs="Symbol"/>
+                      <w:rFonts w:ascii="Deja Vu Sans" w:hAnsi="Deja Vu Sans" w:eastAsia="Deja Vu Sans" w:cs="Deja Vu Sans"/>
                       <w:b w:val="0"/>
                       <w:i w:val="0"/>
                       <w:color w:val="000000"/>
-                      <w:sz w:val="22"/>
+                      <w:sz w:val="21"/>
                     </w:rPr>
-                    <w:t xml:space="preserve">• </w:t>
-                  </w:r>
-                </w:p>
-              </w:txbxContent>
-            </v:textbox>
-          </v:shape>
-        </w:pict>
-      </w:r>
-      <w:r>
-        <w:pict>
-          <v:shape id="DocuMindTextBox158" type="#_x0000_t202" stroked="f" filled="f" o:allowincell="f" style="position:absolute;margin-left:93.633pt;margin-top:484.308pt;width:362.007pt;height:19.799pt;z-index:251659264;mso-position-horizontal-relative:page;mso-position-vertical-relative:page;mso-wrap-style:none;mso-fit-shape-to-text:t;">
-            <w10:wrap type="none"/>
-            <v:textbox inset="0,0,0,0">
-              <w:txbxContent>
-                <w:p>
-                  <w:pPr>
-                    <w:spacing w:before="0" w:after="0" w:lineRule="exact" w:line="276"/>
-                    <w:ind w:left="0" w:right="0" w:firstLine="0"/>
-                  </w:pPr>
-                  <w:r>
-                    <w:rPr>
-                      <w:rFonts w:ascii="Arial" w:hAnsi="Arial" w:eastAsia="Arial" w:cs="Arial"/>
-                      <w:b w:val="0"/>
-                      <w:i w:val="0"/>
-                      <w:color w:val="000000"/>
-                      <w:sz w:val="22"/>
-                    </w:rPr>
-                    <w:t xml:space="preserve">Identify the section for which to generate bookmarks, if desired, using the </w:t>
-                  </w:r>
-                </w:p>
-              </w:txbxContent>
-            </v:textbox>
-          </v:shape>
-        </w:pict>
-      </w:r>
-      <w:r>
-        <w:pict>
-          <v:shape id="DocuMindTextBox159" type="#_x0000_t202" stroked="f" filled="f" o:allowincell="f" style="position:absolute;margin-left:452.644pt;margin-top:484.308pt;width:35.533pt;height:19.799pt;z-index:251659264;mso-position-horizontal-relative:page;mso-position-vertical-relative:page;mso-wrap-style:none;mso-fit-shape-to-text:t;">
-            <w10:wrap type="none"/>
-            <v:textbox inset="0,0,0,0">
-              <w:txbxContent>
-                <w:p>
-                  <w:pPr>
-                    <w:spacing w:before="0" w:after="0" w:lineRule="exact" w:line="276"/>
-                    <w:ind w:left="0" w:right="0" w:firstLine="0"/>
-                  </w:pPr>
-                  <w:r>
-                    <w:rPr>
-                      <w:rFonts w:ascii="Arial" w:hAnsi="Arial" w:eastAsia="Arial" w:cs="Arial"/>
-                      <w:b/>
-                      <w:i w:val="0"/>
-                      <w:color w:val="000000"/>
-                      <w:sz w:val="22"/>
-                    </w:rPr>
-                    <w:t>-abms</w:t>
-                  </w:r>
-                </w:p>
-              </w:txbxContent>
-            </v:textbox>
-          </v:shape>
-        </w:pict>
-      </w:r>
-      <w:r>
-        <w:pict>
-          <v:shape id="DocuMindTextBox160" type="#_x0000_t202" stroked="f" filled="f" o:allowincell="f" style="position:absolute;margin-left:93.633pt;margin-top:497.027pt;width:57.538pt;height:19.799pt;z-index:251659264;mso-position-horizontal-relative:page;mso-position-vertical-relative:page;mso-wrap-style:none;mso-fit-shape-to-text:t;">
-            <w10:wrap type="none"/>
-            <v:textbox inset="0,0,0,0">
-              <w:txbxContent>
-                <w:p>
-                  <w:pPr>
-                    <w:spacing w:before="0" w:after="0" w:lineRule="exact" w:line="276"/>
-                    <w:ind w:left="0" w:right="0" w:firstLine="0"/>
-                  </w:pPr>
-                  <w:r>
-                    <w:rPr>
-                      <w:rFonts w:ascii="Arial" w:hAnsi="Arial" w:eastAsia="Arial" w:cs="Arial"/>
-                      <w:b w:val="0"/>
-                      <w:i w:val="0"/>
-                      <w:color w:val="000000"/>
-                      <w:sz w:val="22"/>
-                    </w:rPr>
-                    <w:t xml:space="preserve">command. </w:t>
-                  </w:r>
-                </w:p>
-              </w:txbxContent>
-            </v:textbox>
-          </v:shape>
-        </w:pict>
-      </w:r>
-      <w:r>
-        <w:pict>
-          <v:shape id="DocuMindTextBox161" type="#_x0000_t202" stroked="f" filled="f" o:allowincell="f" style="position:absolute;margin-left:75.635pt;margin-top:515.626pt;width:70.393pt;height:19.799pt;z-index:251659264;mso-position-horizontal-relative:page;mso-position-vertical-relative:page;mso-wrap-style:none;mso-fit-shape-to-text:t;">
-            <w10:wrap type="none"/>
-            <v:textbox inset="0,0,0,0">
-              <w:txbxContent>
-                <w:p>
-                  <w:pPr>
-                    <w:spacing w:before="0" w:after="0" w:lineRule="exact" w:line="276"/>
-                    <w:ind w:left="0" w:right="0" w:firstLine="0"/>
-                  </w:pPr>
-                  <w:r>
-                    <w:rPr>
-                      <w:rFonts w:ascii="Arial" w:hAnsi="Arial" w:eastAsia="Arial" w:cs="Arial"/>
-                      <w:b w:val="0"/>
-                      <w:i w:val="0"/>
-                      <w:color w:val="000000"/>
-                      <w:sz w:val="22"/>
-                    </w:rPr>
-                    <w:t xml:space="preserve">For example, </w:t>
-                  </w:r>
-                </w:p>
-              </w:txbxContent>
-            </v:textbox>
-          </v:shape>
-        </w:pict>
-      </w:r>
-      <w:r>
-        <w:pict>
-          <v:shape id="DocuMindTextBox162" type="#_x0000_t202" stroked="f" filled="f" o:allowincell="f" style="position:absolute;margin-left:81.394pt;margin-top:547.304pt;width:108.150pt;height:19.799pt;z-index:251659264;mso-position-horizontal-relative:page;mso-position-vertical-relative:page;mso-wrap-style:none;mso-fit-shape-to-text:t;">
-            <w10:wrap type="none"/>
-            <v:textbox inset="0,0,0,0">
-              <w:txbxContent>
-                <w:p>
-                  <w:pPr>
-                    <w:spacing w:before="0" w:after="0" w:lineRule="exact" w:line="276"/>
-                    <w:ind w:left="0" w:right="0" w:firstLine="0"/>
-                  </w:pPr>
-                  <w:r>
-                    <w:rPr>
-                      <w:rFonts w:ascii="Arial" w:hAnsi="Arial" w:eastAsia="Arial" w:cs="Arial"/>
-                      <w:b/>
-                      <w:i w:val="0"/>
-                      <w:color w:val="000000"/>
-                      <w:sz w:val="22"/>
-                    </w:rPr>
-                    <w:t xml:space="preserve">To bookmark by …  </w:t>
-                  </w:r>
-                </w:p>
-              </w:txbxContent>
-            </v:textbox>
-          </v:shape>
-        </w:pict>
-      </w:r>
-      <w:r>
-        <w:pict>
-          <v:shape id="DocuMindTextBox163" type="#_x0000_t202" stroked="f" filled="f" o:allowincell="f" style="position:absolute;margin-left:220.794pt;margin-top:547.304pt;width:196.208pt;height:19.799pt;z-index:251659264;mso-position-horizontal-relative:page;mso-position-vertical-relative:page;mso-wrap-style:none;mso-fit-shape-to-text:t;">
-            <w10:wrap type="none"/>
-            <v:textbox inset="0,0,0,0">
-              <w:txbxContent>
-                <w:p>
-                  <w:pPr>
-                    <w:spacing w:before="0" w:after="0" w:lineRule="exact" w:line="276"/>
-                    <w:ind w:left="0" w:right="0" w:firstLine="0"/>
-                  </w:pPr>
-                  <w:r>
-                    <w:rPr>
-                      <w:rFonts w:ascii="Arial" w:hAnsi="Arial" w:eastAsia="Arial" w:cs="Arial"/>
-                      <w:b/>
-                      <w:i w:val="0"/>
-                      <w:color w:val="000000"/>
-                      <w:sz w:val="22"/>
-                    </w:rPr>
-                    <w:t xml:space="preserve">Use the command line parameter …  </w:t>
-                  </w:r>
-                </w:p>
-              </w:txbxContent>
-            </v:textbox>
-          </v:shape>
-        </w:pict>
-      </w:r>
-      <w:r>
-        <w:pict>
-          <v:shape id="DocuMindTextBox164" type="#_x0000_t202" stroked="f" filled="f" o:allowincell="f" style="position:absolute;margin-left:81.394pt;margin-top:570.221pt;width:46.380pt;height:19.799pt;z-index:251659264;mso-position-horizontal-relative:page;mso-position-vertical-relative:page;mso-wrap-style:none;mso-fit-shape-to-text:t;">
-            <w10:wrap type="none"/>
-            <v:textbox inset="0,0,0,0">
-              <w:txbxContent>
-                <w:p>
-                  <w:pPr>
-                    <w:spacing w:before="0" w:after="0" w:lineRule="exact" w:line="276"/>
-                    <w:ind w:left="0" w:right="0" w:firstLine="0"/>
-                  </w:pPr>
-                  <w:r>
-                    <w:rPr>
-                      <w:rFonts w:ascii="Arial" w:hAnsi="Arial" w:eastAsia="Arial" w:cs="Arial"/>
-                      <w:b w:val="0"/>
-                      <w:i w:val="0"/>
-                      <w:color w:val="000000"/>
-                      <w:sz w:val="22"/>
-                    </w:rPr>
-                    <w:t xml:space="preserve">Invoices </w:t>
-                  </w:r>
-                </w:p>
-              </w:txbxContent>
-            </v:textbox>
-          </v:shape>
-        </w:pict>
-      </w:r>
-      <w:r>
-        <w:pict>
-          <v:shape id="DocuMindTextBox165" type="#_x0000_t202" stroked="f" filled="f" o:allowincell="f" style="position:absolute;margin-left:220.822pt;margin-top:568.263pt;width:32.973pt;height:19.943pt;z-index:251659264;mso-position-horizontal-relative:page;mso-position-vertical-relative:page;mso-wrap-style:none;mso-fit-shape-to-text:t;">
-            <w10:wrap type="none"/>
-            <v:textbox inset="0,0,0,0">
-              <w:txbxContent>
-                <w:p>
-                  <w:pPr>
-                    <w:spacing w:before="0" w:after="0" w:lineRule="exact" w:line="279"/>
-                    <w:ind w:left="0" w:right="0" w:firstLine="0"/>
-                  </w:pPr>
-                  <w:r>
-                    <w:rPr>
-                      <w:rFonts w:ascii="Courier" w:hAnsi="Courier" w:eastAsia="Courier" w:cs="Courier"/>
-                      <w:b/>
-                      <w:i w:val="0"/>
-                      <w:color w:val="000000"/>
-                      <w:sz w:val="19"/>
-                    </w:rPr>
-                    <w:t>-abmk</w:t>
-                  </w:r>
-                </w:p>
-              </w:txbxContent>
-            </v:textbox>
-          </v:shape>
-        </w:pict>
-      </w:r>
-      <w:r>
-        <w:pict>
-          <v:shape id="DocuMindTextBox166" type="#_x0000_t202" stroked="f" filled="f" o:allowincell="f" style="position:absolute;margin-left:250.820pt;margin-top:569.010pt;width:92.967pt;height:18.449pt;z-index:251659264;mso-position-horizontal-relative:page;mso-position-vertical-relative:page;mso-wrap-style:none;mso-fit-shape-to-text:t;">
-            <w10:wrap type="none"/>
-            <v:textbox inset="0,0,0,0">
-              <w:txbxContent>
-                <w:p>
-                  <w:pPr>
-                    <w:spacing w:before="0" w:after="0" w:lineRule="exact" w:line="249"/>
-                    <w:ind w:left="0" w:right="0" w:firstLine="0"/>
-                  </w:pPr>
-                  <w:r>
-                    <w:rPr>
-                      <w:rFonts w:ascii="Courier" w:hAnsi="Courier" w:eastAsia="Courier" w:cs="Courier"/>
-                      <w:b w:val="0"/>
-                      <w:i w:val="0"/>
-                      <w:color w:val="000000"/>
-                      <w:sz w:val="19"/>
-                    </w:rPr>
-                    <w:t>ap_bookmark.bmk</w:t>
-                  </w:r>
-                </w:p>
-              </w:txbxContent>
-            </v:textbox>
-          </v:shape>
-        </w:pict>
-      </w:r>
-      <w:r>
-        <w:pict>
-          <v:shape id="DocuMindTextBox167" type="#_x0000_t202" stroked="f" filled="f" o:allowincell="f" style="position:absolute;margin-left:346.813pt;margin-top:568.263pt;width:32.973pt;height:19.943pt;z-index:251659264;mso-position-horizontal-relative:page;mso-position-vertical-relative:page;mso-wrap-style:none;mso-fit-shape-to-text:t;">
-            <w10:wrap type="none"/>
-            <v:textbox inset="0,0,0,0">
-              <w:txbxContent>
-                <w:p>
-                  <w:pPr>
-                    <w:spacing w:before="0" w:after="0" w:lineRule="exact" w:line="279"/>
-                    <w:ind w:left="0" w:right="0" w:firstLine="0"/>
-                  </w:pPr>
-                  <w:r>
-                    <w:rPr>
-                      <w:rFonts w:ascii="Courier" w:hAnsi="Courier" w:eastAsia="Courier" w:cs="Courier"/>
-                      <w:b/>
-                      <w:i w:val="0"/>
-                      <w:color w:val="000000"/>
-                      <w:sz w:val="19"/>
-                    </w:rPr>
-                    <w:t>-abms</w:t>
-                  </w:r>
-                </w:p>
-              </w:txbxContent>
-            </v:textbox>
-          </v:shape>
-        </w:pict>
-      </w:r>
-      <w:r>
-        <w:pict>
-          <v:shape id="DocuMindTextBox168" type="#_x0000_t202" stroked="f" filled="f" o:allowincell="f" style="position:absolute;margin-left:376.810pt;margin-top:569.010pt;width:50.971pt;height:18.449pt;z-index:251659264;mso-position-horizontal-relative:page;mso-position-vertical-relative:page;mso-wrap-style:none;mso-fit-shape-to-text:t;">
-            <w10:wrap type="none"/>
-            <v:textbox inset="0,0,0,0">
-              <w:txbxContent>
-                <w:p>
-                  <w:pPr>
-                    <w:spacing w:before="0" w:after="0" w:lineRule="exact" w:line="249"/>
-                    <w:ind w:left="0" w:right="0" w:firstLine="0"/>
-                  </w:pPr>
-                  <w:r>
-                    <w:rPr>
-                      <w:rFonts w:ascii="Courier" w:hAnsi="Courier" w:eastAsia="Courier" w:cs="Courier"/>
-                      <w:b w:val="0"/>
-                      <w:i w:val="0"/>
-                      <w:color w:val="000000"/>
-                      <w:sz w:val="19"/>
-                    </w:rPr>
-                    <w:t>invoices</w:t>
-                  </w:r>
-                </w:p>
-              </w:txbxContent>
-            </v:textbox>
-          </v:shape>
-        </w:pict>
-      </w:r>
-      <w:r>
-        <w:pict>
-          <v:shape id="DocuMindTextBox169" type="#_x0000_t202" stroked="f" filled="f" o:allowincell="f" style="position:absolute;margin-left:81.394pt;margin-top:592.899pt;width:30.545pt;height:19.799pt;z-index:251659264;mso-position-horizontal-relative:page;mso-position-vertical-relative:page;mso-wrap-style:none;mso-fit-shape-to-text:t;">
-            <w10:wrap type="none"/>
-            <v:textbox inset="0,0,0,0">
-              <w:txbxContent>
-                <w:p>
-                  <w:pPr>
-                    <w:spacing w:before="0" w:after="0" w:lineRule="exact" w:line="276"/>
-                    <w:ind w:left="0" w:right="0" w:firstLine="0"/>
-                  </w:pPr>
-                  <w:r>
-                    <w:rPr>
-                      <w:rFonts w:ascii="Arial" w:hAnsi="Arial" w:eastAsia="Arial" w:cs="Arial"/>
-                      <w:b w:val="0"/>
-                      <w:i w:val="0"/>
-                      <w:color w:val="000000"/>
-                      <w:sz w:val="22"/>
-                    </w:rPr>
-                    <w:t xml:space="preserve">Type </w:t>
-                  </w:r>
-                </w:p>
-              </w:txbxContent>
-            </v:textbox>
-          </v:shape>
-        </w:pict>
-      </w:r>
-      <w:r>
-        <w:pict>
-          <v:shape id="DocuMindTextBox170" type="#_x0000_t202" stroked="f" filled="f" o:allowincell="f" style="position:absolute;margin-left:220.822pt;margin-top:590.941pt;width:32.973pt;height:19.943pt;z-index:251659264;mso-position-horizontal-relative:page;mso-position-vertical-relative:page;mso-wrap-style:none;mso-fit-shape-to-text:t;">
-            <w10:wrap type="none"/>
-            <v:textbox inset="0,0,0,0">
-              <w:txbxContent>
-                <w:p>
-                  <w:pPr>
-                    <w:spacing w:before="0" w:after="0" w:lineRule="exact" w:line="279"/>
-                    <w:ind w:left="0" w:right="0" w:firstLine="0"/>
-                  </w:pPr>
-                  <w:r>
-                    <w:rPr>
-                      <w:rFonts w:ascii="Courier" w:hAnsi="Courier" w:eastAsia="Courier" w:cs="Courier"/>
-                      <w:b/>
-                      <w:i w:val="0"/>
-                      <w:color w:val="000000"/>
-                      <w:sz w:val="19"/>
-                    </w:rPr>
-                    <w:t>-abmk</w:t>
-                  </w:r>
-                </w:p>
-              </w:txbxContent>
-            </v:textbox>
-          </v:shape>
-        </w:pict>
-      </w:r>
-      <w:r>
-        <w:pict>
-          <v:shape id="DocuMindTextBox171" type="#_x0000_t202" stroked="f" filled="f" o:allowincell="f" style="position:absolute;margin-left:250.820pt;margin-top:591.688pt;width:92.967pt;height:18.449pt;z-index:251659264;mso-position-horizontal-relative:page;mso-position-vertical-relative:page;mso-wrap-style:none;mso-fit-shape-to-text:t;">
-            <w10:wrap type="none"/>
-            <v:textbox inset="0,0,0,0">
-              <w:txbxContent>
-                <w:p>
-                  <w:pPr>
-                    <w:spacing w:before="0" w:after="0" w:lineRule="exact" w:line="249"/>
-                    <w:ind w:left="0" w:right="0" w:firstLine="0"/>
-                  </w:pPr>
-                  <w:r>
-                    <w:rPr>
-                      <w:rFonts w:ascii="Courier" w:hAnsi="Courier" w:eastAsia="Courier" w:cs="Courier"/>
-                      <w:b w:val="0"/>
-                      <w:i w:val="0"/>
-                      <w:color w:val="000000"/>
-                      <w:sz w:val="19"/>
-                    </w:rPr>
-                    <w:t>ap_bookmark.bmk</w:t>
-                  </w:r>
-                </w:p>
-              </w:txbxContent>
-            </v:textbox>
-          </v:shape>
-        </w:pict>
-      </w:r>
-      <w:r>
-        <w:pict>
-          <v:shape id="DocuMindTextBox172" type="#_x0000_t202" stroked="f" filled="f" o:allowincell="f" style="position:absolute;margin-left:346.813pt;margin-top:590.941pt;width:32.973pt;height:19.943pt;z-index:251659264;mso-position-horizontal-relative:page;mso-position-vertical-relative:page;mso-wrap-style:none;mso-fit-shape-to-text:t;">
-            <w10:wrap type="none"/>
-            <v:textbox inset="0,0,0,0">
-              <w:txbxContent>
-                <w:p>
-                  <w:pPr>
-                    <w:spacing w:before="0" w:after="0" w:lineRule="exact" w:line="279"/>
-                    <w:ind w:left="0" w:right="0" w:firstLine="0"/>
-                  </w:pPr>
-                  <w:r>
-                    <w:rPr>
-                      <w:rFonts w:ascii="Courier" w:hAnsi="Courier" w:eastAsia="Courier" w:cs="Courier"/>
-                      <w:b/>
-                      <w:i w:val="0"/>
-                      <w:color w:val="000000"/>
-                      <w:sz w:val="19"/>
-                    </w:rPr>
-                    <w:t>-abms</w:t>
-                  </w:r>
-                </w:p>
-              </w:txbxContent>
-            </v:textbox>
-          </v:shape>
-        </w:pict>
-      </w:r>
-      <w:r>
-        <w:pict>
-          <v:shape id="DocuMindTextBox173" type="#_x0000_t202" stroked="f" filled="f" o:allowincell="f" style="position:absolute;margin-left:376.810pt;margin-top:591.688pt;width:26.974pt;height:18.449pt;z-index:251659264;mso-position-horizontal-relative:page;mso-position-vertical-relative:page;mso-wrap-style:none;mso-fit-shape-to-text:t;">
-            <w10:wrap type="none"/>
-            <v:textbox inset="0,0,0,0">
-              <w:txbxContent>
-                <w:p>
-                  <w:pPr>
-                    <w:spacing w:before="0" w:after="0" w:lineRule="exact" w:line="249"/>
-                    <w:ind w:left="0" w:right="0" w:firstLine="0"/>
-                  </w:pPr>
-                  <w:r>
-                    <w:rPr>
-                      <w:rFonts w:ascii="Courier" w:hAnsi="Courier" w:eastAsia="Courier" w:cs="Courier"/>
-                      <w:b w:val="0"/>
-                      <w:i w:val="0"/>
-                      <w:color w:val="000000"/>
-                      <w:sz w:val="19"/>
-                    </w:rPr>
-                    <w:t>type</w:t>
-                  </w:r>
-                </w:p>
-              </w:txbxContent>
-            </v:textbox>
-          </v:shape>
-        </w:pict>
-      </w:r>
-      <w:r>
-        <w:pict>
-          <v:shape id="DocuMindTextBox174" type="#_x0000_t202" stroked="f" filled="f" o:allowincell="f" style="position:absolute;margin-left:81.394pt;margin-top:615.697pt;width:44.096pt;height:19.799pt;z-index:251659264;mso-position-horizontal-relative:page;mso-position-vertical-relative:page;mso-wrap-style:none;mso-fit-shape-to-text:t;">
-            <w10:wrap type="none"/>
-            <v:textbox inset="0,0,0,0">
-              <w:txbxContent>
-                <w:p>
-                  <w:pPr>
-                    <w:spacing w:before="0" w:after="0" w:lineRule="exact" w:line="276"/>
-                    <w:ind w:left="0" w:right="0" w:firstLine="0"/>
-                  </w:pPr>
-                  <w:r>
-                    <w:rPr>
-                      <w:rFonts w:ascii="Arial" w:hAnsi="Arial" w:eastAsia="Arial" w:cs="Arial"/>
-                      <w:b w:val="0"/>
-                      <w:i w:val="0"/>
-                      <w:color w:val="000000"/>
-                      <w:sz w:val="22"/>
-                    </w:rPr>
-                    <w:t xml:space="preserve">Amount </w:t>
-                  </w:r>
-                </w:p>
-              </w:txbxContent>
-            </v:textbox>
-          </v:shape>
-        </w:pict>
-      </w:r>
-      <w:r>
-        <w:pict>
-          <v:shape id="DocuMindTextBox175" type="#_x0000_t202" stroked="f" filled="f" o:allowincell="f" style="position:absolute;margin-left:220.822pt;margin-top:613.739pt;width:32.973pt;height:19.943pt;z-index:251659264;mso-position-horizontal-relative:page;mso-position-vertical-relative:page;mso-wrap-style:none;mso-fit-shape-to-text:t;">
-            <w10:wrap type="none"/>
-            <v:textbox inset="0,0,0,0">
-              <w:txbxContent>
-                <w:p>
-                  <w:pPr>
-                    <w:spacing w:before="0" w:after="0" w:lineRule="exact" w:line="279"/>
-                    <w:ind w:left="0" w:right="0" w:firstLine="0"/>
-                  </w:pPr>
-                  <w:r>
-                    <w:rPr>
-                      <w:rFonts w:ascii="Courier" w:hAnsi="Courier" w:eastAsia="Courier" w:cs="Courier"/>
-                      <w:b/>
-                      <w:i w:val="0"/>
-                      <w:color w:val="000000"/>
-                      <w:sz w:val="19"/>
-                    </w:rPr>
-                    <w:t>-abmk</w:t>
-                  </w:r>
-                </w:p>
-              </w:txbxContent>
-            </v:textbox>
-          </v:shape>
-        </w:pict>
-      </w:r>
-      <w:r>
-        <w:pict>
-          <v:shape id="DocuMindTextBox176" type="#_x0000_t202" stroked="f" filled="f" o:allowincell="f" style="position:absolute;margin-left:250.820pt;margin-top:614.486pt;width:92.967pt;height:18.449pt;z-index:251659264;mso-position-horizontal-relative:page;mso-position-vertical-relative:page;mso-wrap-style:none;mso-fit-shape-to-text:t;">
-            <w10:wrap type="none"/>
-            <v:textbox inset="0,0,0,0">
-              <w:txbxContent>
-                <w:p>
-                  <w:pPr>
-                    <w:spacing w:before="0" w:after="0" w:lineRule="exact" w:line="249"/>
-                    <w:ind w:left="0" w:right="0" w:firstLine="0"/>
-                  </w:pPr>
-                  <w:r>
-                    <w:rPr>
-                      <w:rFonts w:ascii="Courier" w:hAnsi="Courier" w:eastAsia="Courier" w:cs="Courier"/>
-                      <w:b w:val="0"/>
-                      <w:i w:val="0"/>
-                      <w:color w:val="000000"/>
-                      <w:sz w:val="19"/>
-                    </w:rPr>
-                    <w:t>ap_bookmark.bmk</w:t>
-                  </w:r>
-                </w:p>
-              </w:txbxContent>
-            </v:textbox>
-          </v:shape>
-        </w:pict>
-      </w:r>
-      <w:r>
-        <w:pict>
-          <v:shape id="DocuMindTextBox177" type="#_x0000_t202" stroked="f" filled="f" o:allowincell="f" style="position:absolute;margin-left:346.813pt;margin-top:613.739pt;width:32.973pt;height:19.943pt;z-index:251659264;mso-position-horizontal-relative:page;mso-position-vertical-relative:page;mso-wrap-style:none;mso-fit-shape-to-text:t;">
-            <w10:wrap type="none"/>
-            <v:textbox inset="0,0,0,0">
-              <w:txbxContent>
-                <w:p>
-                  <w:pPr>
-                    <w:spacing w:before="0" w:after="0" w:lineRule="exact" w:line="279"/>
-                    <w:ind w:left="0" w:right="0" w:firstLine="0"/>
-                  </w:pPr>
-                  <w:r>
-                    <w:rPr>
-                      <w:rFonts w:ascii="Courier" w:hAnsi="Courier" w:eastAsia="Courier" w:cs="Courier"/>
-                      <w:b/>
-                      <w:i w:val="0"/>
-                      <w:color w:val="000000"/>
-                      <w:sz w:val="19"/>
-                    </w:rPr>
-                    <w:t>-abms</w:t>
-                  </w:r>
-                </w:p>
-              </w:txbxContent>
-            </v:textbox>
-          </v:shape>
-        </w:pict>
-      </w:r>
-      <w:r>
-        <w:pict>
-          <v:shape id="DocuMindTextBox178" type="#_x0000_t202" stroked="f" filled="f" o:allowincell="f" style="position:absolute;margin-left:376.810pt;margin-top:614.486pt;width:38.973pt;height:18.449pt;z-index:251659264;mso-position-horizontal-relative:page;mso-position-vertical-relative:page;mso-wrap-style:none;mso-fit-shape-to-text:t;">
-            <w10:wrap type="none"/>
-            <v:textbox inset="0,0,0,0">
-              <w:txbxContent>
-                <w:p>
-                  <w:pPr>
-                    <w:spacing w:before="0" w:after="0" w:lineRule="exact" w:line="249"/>
-                    <w:ind w:left="0" w:right="0" w:firstLine="0"/>
-                  </w:pPr>
-                  <w:r>
-                    <w:rPr>
-                      <w:rFonts w:ascii="Courier" w:hAnsi="Courier" w:eastAsia="Courier" w:cs="Courier"/>
-                      <w:b w:val="0"/>
-                      <w:i w:val="0"/>
-                      <w:color w:val="000000"/>
-                      <w:sz w:val="19"/>
-                    </w:rPr>
-                    <w:t>amount</w:t>
+                    <w:t>sed turpis imperdiet eleifend sit amet id sapien.</w:t>
                   </w:r>
                 </w:p>
               </w:txbxContent>
@@ -4785,7 +3322,7 @@
     <w:p>
       <w:pPr>
         <w:sectPr>
-          <w:pgSz w:w="12240" w:h="15840"/>
+          <w:pgSz w:w="11900" w:h="16840"/>
           <w:pgMar w:top="0" w:right="0" w:bottom="0" w:left="0" w:header="0" w:footer="0" w:gutter="0"/>
           <w:cols w:space="720"/>
           <w:docGrid w:linePitch="360"/>
@@ -4803,7 +3340,7 @@
       </w:r>
       <w:r>
         <w:pict>
-          <v:shape id="DocuMindImage179" type="#_x0000_t75" stroked="f" o:allowincell="f" style="position:absolute;margin-left:57.636pt;margin-top:35.997pt;width:70.914pt;height:48.236pt;z-index:1;mso-position-horizontal-relative:page;mso-position-vertical-relative:page;mso-wrap-style:none;">
+          <v:shape id="DocuMindImage122" type="#_x0000_t75" stroked="f" o:allowincell="f" style="position:absolute;margin-left:56.800pt;margin-top:56.700pt;width:481.700pt;height:321.300pt;z-index:1;mso-position-horizontal-relative:page;mso-position-vertical-relative:page;mso-wrap-style:none;">
             <w10:wrap type="none"/>
             <v:imagedata r:id="rId9" o:title=""/>
           </v:shape>
@@ -4811,24 +3348,24 @@
       </w:r>
       <w:r>
         <w:pict>
-          <v:shape id="DocuMindTextBox180" type="#_x0000_t202" stroked="f" filled="f" o:allowincell="f" style="position:absolute;margin-left:57.636pt;margin-top:734.050pt;width:99.713pt;height:17.249pt;z-index:251659264;mso-position-horizontal-relative:page;mso-position-vertical-relative:page;mso-wrap-style:none;mso-fit-shape-to-text:t;">
+          <v:shape id="DocuMindTextBox123" type="#_x0000_t202" stroked="f" filled="f" o:allowincell="f" style="position:absolute;margin-left:74.800pt;margin-top:413.420pt;width:439.128pt;height:26.000pt;z-index:251659264;mso-position-horizontal-relative:page;mso-position-vertical-relative:page;mso-wrap-style:none;mso-fit-shape-to-text:t;">
             <w10:wrap type="none"/>
             <v:textbox inset="0,0,0,0">
               <w:txbxContent>
                 <w:p>
                   <w:pPr>
-                    <w:spacing w:before="0" w:after="0" w:lineRule="exact" w:line="225"/>
+                    <w:spacing w:before="0" w:after="0" w:lineRule="exact" w:line="400"/>
                     <w:ind w:left="0" w:right="0" w:firstLine="0"/>
                   </w:pPr>
                   <w:r>
                     <w:rPr>
-                      <w:rFonts w:ascii="Arial" w:hAnsi="Arial" w:eastAsia="Arial" w:cs="Arial"/>
-                      <w:b w:val="0"/>
+                      <w:rFonts w:ascii="Liberation Sans" w:hAnsi="Liberation Sans" w:eastAsia="Liberation Sans" w:cs="Liberation Sans"/>
+                      <w:b/>
                       <w:i w:val="0"/>
                       <w:color w:val="000000"/>
-                      <w:sz w:val="17"/>
+                      <w:sz w:val="32"/>
                     </w:rPr>
-                    <w:t xml:space="preserve">PDF Bookmark Sample </w:t>
+                    <w:t xml:space="preserve">Maecenas mauris lectus, lobortis et purus mattis, blandit </w:t>
                   </w:r>
                 </w:p>
               </w:txbxContent>
@@ -4838,24 +3375,24 @@
       </w:r>
       <w:r>
         <w:pict>
-          <v:shape id="DocuMindTextBox181" type="#_x0000_t202" stroked="f" filled="f" o:allowincell="f" style="position:absolute;margin-left:475.799pt;margin-top:734.050pt;width:51.695pt;height:17.249pt;z-index:251659264;mso-position-horizontal-relative:page;mso-position-vertical-relative:page;mso-wrap-style:none;mso-fit-shape-to-text:t;">
+          <v:shape id="DocuMindTextBox124" type="#_x0000_t202" stroked="f" filled="f" o:allowincell="f" style="position:absolute;margin-left:103.600pt;margin-top:431.820pt;width:110.440pt;height:26.000pt;z-index:251659264;mso-position-horizontal-relative:page;mso-position-vertical-relative:page;mso-wrap-style:none;mso-fit-shape-to-text:t;">
             <w10:wrap type="none"/>
             <v:textbox inset="0,0,0,0">
               <w:txbxContent>
                 <w:p>
                   <w:pPr>
-                    <w:spacing w:before="0" w:after="0" w:lineRule="exact" w:line="225"/>
+                    <w:spacing w:before="0" w:after="0" w:lineRule="exact" w:line="400"/>
                     <w:ind w:left="0" w:right="0" w:firstLine="0"/>
                   </w:pPr>
                   <w:r>
                     <w:rPr>
-                      <w:rFonts w:ascii="Arial" w:hAnsi="Arial" w:eastAsia="Arial" w:cs="Arial"/>
-                      <w:b w:val="0"/>
+                      <w:rFonts w:ascii="Liberation Sans" w:hAnsi="Liberation Sans" w:eastAsia="Liberation Sans" w:cs="Liberation Sans"/>
+                      <w:b/>
                       <w:i w:val="0"/>
                       <w:color w:val="000000"/>
-                      <w:sz w:val="17"/>
+                      <w:sz w:val="32"/>
                     </w:rPr>
-                    <w:t xml:space="preserve">Page 4 of 4 </w:t>
+                    <w:t xml:space="preserve">dictum tellus. </w:t>
                   </w:r>
                 </w:p>
               </w:txbxContent>
@@ -4865,24 +3402,24 @@
       </w:r>
       <w:r>
         <w:pict>
-          <v:shape id="DocuMindTextBox182" type="#_x0000_t202" stroked="f" filled="f" o:allowincell="f" style="position:absolute;margin-left:57.636pt;margin-top:107.060pt;width:412.488pt;height:19.799pt;z-index:251659264;mso-position-horizontal-relative:page;mso-position-vertical-relative:page;mso-wrap-style:none;mso-fit-shape-to-text:t;">
+          <v:shape id="DocuMindTextBox125" type="#_x0000_t202" stroked="f" filled="f" o:allowincell="f" style="position:absolute;margin-left:56.800pt;margin-top:455.656pt;width:483.890pt;height:19.125pt;z-index:251659264;mso-position-horizontal-relative:page;mso-position-vertical-relative:page;mso-wrap-style:none;mso-fit-shape-to-text:t;">
             <w10:wrap type="none"/>
             <v:textbox inset="0,0,0,0">
               <w:txbxContent>
                 <w:p>
                   <w:pPr>
-                    <w:spacing w:before="0" w:after="0" w:lineRule="exact" w:line="276"/>
+                    <w:spacing w:before="0" w:after="0" w:lineRule="exact" w:line="262"/>
                     <w:ind w:left="0" w:right="0" w:firstLine="0"/>
                   </w:pPr>
                   <w:r>
                     <w:rPr>
-                      <w:rFonts w:ascii="Arial" w:hAnsi="Arial" w:eastAsia="Arial" w:cs="Arial"/>
+                      <w:rFonts w:ascii="Deja Vu Sans" w:hAnsi="Deja Vu Sans" w:eastAsia="Deja Vu Sans" w:cs="Deja Vu Sans"/>
                       <w:b w:val="0"/>
                       <w:i w:val="0"/>
                       <w:color w:val="000000"/>
-                      <w:sz w:val="22"/>
+                      <w:sz w:val="21"/>
                     </w:rPr>
-                    <w:t xml:space="preserve">3. Place the accompanying files in directories consistent with your implementation: </w:t>
+                    <w:t>Maecenas non lorem quis tellus placerat varius. Nulla facilisi. Aenean congue fringilla justo</w:t>
                   </w:r>
                 </w:p>
               </w:txbxContent>
@@ -4892,24 +3429,24 @@
       </w:r>
       <w:r>
         <w:pict>
-          <v:shape id="DocuMindTextBox183" type="#_x0000_t202" stroked="f" filled="f" o:allowincell="f" style="position:absolute;margin-left:75.634pt;margin-top:127.139pt;width:10.799pt;height:20.384pt;z-index:251659264;mso-position-horizontal-relative:page;mso-position-vertical-relative:page;mso-wrap-style:none;mso-fit-shape-to-text:t;">
+          <v:shape id="DocuMindTextBox126" type="#_x0000_t202" stroked="f" filled="f" o:allowincell="f" style="position:absolute;margin-left:56.800pt;margin-top:470.356pt;width:483.858pt;height:19.125pt;z-index:251659264;mso-position-horizontal-relative:page;mso-position-vertical-relative:page;mso-wrap-style:none;mso-fit-shape-to-text:t;">
             <w10:wrap type="none"/>
             <v:textbox inset="0,0,0,0">
               <w:txbxContent>
                 <w:p>
                   <w:pPr>
-                    <w:spacing w:before="0" w:after="0" w:lineRule="exact" w:line="288"/>
+                    <w:spacing w:before="0" w:after="0" w:lineRule="exact" w:line="262"/>
                     <w:ind w:left="0" w:right="0" w:firstLine="0"/>
                   </w:pPr>
                   <w:r>
                     <w:rPr>
-                      <w:rFonts w:ascii="Symbol" w:hAnsi="Symbol" w:eastAsia="Symbol" w:cs="Symbol"/>
+                      <w:rFonts w:ascii="Deja Vu Sans" w:hAnsi="Deja Vu Sans" w:eastAsia="Deja Vu Sans" w:cs="Deja Vu Sans"/>
                       <w:b w:val="0"/>
                       <w:i w:val="0"/>
                       <w:color w:val="000000"/>
-                      <w:sz w:val="22"/>
+                      <w:sz w:val="21"/>
                     </w:rPr>
-                    <w:t xml:space="preserve">• </w:t>
+                    <w:t>ut aliquam. Mauris id ex erat. Nunc vulputate neque vitae justo facilisis, non condimentum</w:t>
                   </w:r>
                 </w:p>
               </w:txbxContent>
@@ -4919,24 +3456,24 @@
       </w:r>
       <w:r>
         <w:pict>
-          <v:shape id="DocuMindTextBox184" type="#_x0000_t202" stroked="f" filled="f" o:allowincell="f" style="position:absolute;margin-left:93.632pt;margin-top:128.298pt;width:33.545pt;height:19.799pt;z-index:251659264;mso-position-horizontal-relative:page;mso-position-vertical-relative:page;mso-wrap-style:none;mso-fit-shape-to-text:t;">
+          <v:shape id="DocuMindTextBox127" type="#_x0000_t202" stroked="f" filled="f" o:allowincell="f" style="position:absolute;margin-left:56.800pt;margin-top:485.056pt;width:484.404pt;height:19.125pt;z-index:251659264;mso-position-horizontal-relative:page;mso-position-vertical-relative:page;mso-wrap-style:none;mso-fit-shape-to-text:t;">
             <w10:wrap type="none"/>
             <v:textbox inset="0,0,0,0">
               <w:txbxContent>
                 <w:p>
                   <w:pPr>
-                    <w:spacing w:before="0" w:after="0" w:lineRule="exact" w:line="276"/>
+                    <w:spacing w:before="0" w:after="0" w:lineRule="exact" w:line="262"/>
                     <w:ind w:left="0" w:right="0" w:firstLine="0"/>
                   </w:pPr>
                   <w:r>
                     <w:rPr>
-                      <w:rFonts w:ascii="Arial" w:hAnsi="Arial" w:eastAsia="Arial" w:cs="Arial"/>
+                      <w:rFonts w:ascii="Deja Vu Sans" w:hAnsi="Deja Vu Sans" w:eastAsia="Deja Vu Sans" w:cs="Deja Vu Sans"/>
                       <w:b w:val="0"/>
                       <w:i w:val="0"/>
                       <w:color w:val="000000"/>
-                      <w:sz w:val="22"/>
+                      <w:sz w:val="21"/>
                     </w:rPr>
-                    <w:t xml:space="preserve">Place </w:t>
+                    <w:t>ante sagittis. Morbi viverra semper lorem nec molestie. Maecenas tincidunt est efficitur</w:t>
                   </w:r>
                 </w:p>
               </w:txbxContent>
@@ -4946,24 +3483,24 @@
       </w:r>
       <w:r>
         <w:pict>
-          <v:shape id="DocuMindTextBox185" type="#_x0000_t202" stroked="f" filled="f" o:allowincell="f" style="position:absolute;margin-left:124.229pt;margin-top:128.298pt;width:95.363pt;height:19.799pt;z-index:251659264;mso-position-horizontal-relative:page;mso-position-vertical-relative:page;mso-wrap-style:none;mso-fit-shape-to-text:t;">
+          <v:shape id="DocuMindTextBox128" type="#_x0000_t202" stroked="f" filled="f" o:allowincell="f" style="position:absolute;margin-left:56.800pt;margin-top:499.756pt;width:242.999pt;height:19.125pt;z-index:251659264;mso-position-horizontal-relative:page;mso-position-vertical-relative:page;mso-wrap-style:none;mso-fit-shape-to-text:t;">
             <w10:wrap type="none"/>
             <v:textbox inset="0,0,0,0">
               <w:txbxContent>
                 <w:p>
                   <w:pPr>
-                    <w:spacing w:before="0" w:after="0" w:lineRule="exact" w:line="276"/>
+                    <w:spacing w:before="0" w:after="0" w:lineRule="exact" w:line="262"/>
                     <w:ind w:left="0" w:right="0" w:firstLine="0"/>
                   </w:pPr>
                   <w:r>
                     <w:rPr>
-                      <w:rFonts w:ascii="Arial" w:hAnsi="Arial" w:eastAsia="Arial" w:cs="Arial"/>
-                      <w:b/>
+                      <w:rFonts w:ascii="Deja Vu Sans" w:hAnsi="Deja Vu Sans" w:eastAsia="Deja Vu Sans" w:cs="Deja Vu Sans"/>
+                      <w:b w:val="0"/>
                       <w:i w:val="0"/>
                       <w:color w:val="000000"/>
-                      <w:sz w:val="22"/>
+                      <w:sz w:val="21"/>
                     </w:rPr>
-                    <w:t>ap_bookmark.IFD</w:t>
+                    <w:t>ligula euismod, sit amet ornare est vulputate.</w:t>
                   </w:r>
                 </w:p>
               </w:txbxContent>
@@ -4973,24 +3510,24 @@
       </w:r>
       <w:r>
         <w:pict>
-          <v:shape id="DocuMindTextBox186" type="#_x0000_t202" stroked="f" filled="f" o:allowincell="f" style="position:absolute;margin-left:216.502pt;margin-top:128.298pt;width:36.065pt;height:19.799pt;z-index:251659264;mso-position-horizontal-relative:page;mso-position-vertical-relative:page;mso-wrap-style:none;mso-fit-shape-to-text:t;">
+          <v:shape id="DocuMindTextBox129" type="#_x0000_t202" stroked="f" filled="f" o:allowincell="f" style="position:absolute;margin-left:56.800pt;margin-top:525.756pt;width:483.669pt;height:19.125pt;z-index:251659264;mso-position-horizontal-relative:page;mso-position-vertical-relative:page;mso-wrap-style:none;mso-fit-shape-to-text:t;">
             <w10:wrap type="none"/>
             <v:textbox inset="0,0,0,0">
               <w:txbxContent>
                 <w:p>
                   <w:pPr>
-                    <w:spacing w:before="0" w:after="0" w:lineRule="exact" w:line="276"/>
+                    <w:spacing w:before="0" w:after="0" w:lineRule="exact" w:line="262"/>
                     <w:ind w:left="0" w:right="0" w:firstLine="0"/>
                   </w:pPr>
                   <w:r>
                     <w:rPr>
-                      <w:rFonts w:ascii="Arial" w:hAnsi="Arial" w:eastAsia="Arial" w:cs="Arial"/>
+                      <w:rFonts w:ascii="Deja Vu Sans" w:hAnsi="Deja Vu Sans" w:eastAsia="Deja Vu Sans" w:cs="Deja Vu Sans"/>
                       <w:b w:val="0"/>
                       <w:i w:val="0"/>
                       <w:color w:val="000000"/>
-                      <w:sz w:val="22"/>
+                      <w:sz w:val="21"/>
                     </w:rPr>
-                    <w:t xml:space="preserve"> in the </w:t>
+                    <w:t>In non mauris justo. Duis vehicula mi vel mi pretium, a viverra erat efficitur. Cras aliquam</w:t>
                   </w:r>
                 </w:p>
               </w:txbxContent>
@@ -5000,24 +3537,24 @@
       </w:r>
       <w:r>
         <w:pict>
-          <v:shape id="DocuMindTextBox187" type="#_x0000_t202" stroked="f" filled="f" o:allowincell="f" style="position:absolute;margin-left:249.619pt;margin-top:128.298pt;width:45.863pt;height:19.799pt;z-index:251659264;mso-position-horizontal-relative:page;mso-position-vertical-relative:page;mso-wrap-style:none;mso-fit-shape-to-text:t;">
+          <v:shape id="DocuMindTextBox130" type="#_x0000_t202" stroked="f" filled="f" o:allowincell="f" style="position:absolute;margin-left:56.800pt;margin-top:540.456pt;width:484.110pt;height:19.125pt;z-index:251659264;mso-position-horizontal-relative:page;mso-position-vertical-relative:page;mso-wrap-style:none;mso-fit-shape-to-text:t;">
             <w10:wrap type="none"/>
             <v:textbox inset="0,0,0,0">
               <w:txbxContent>
                 <w:p>
                   <w:pPr>
-                    <w:spacing w:before="0" w:after="0" w:lineRule="exact" w:line="276"/>
+                    <w:spacing w:before="0" w:after="0" w:lineRule="exact" w:line="262"/>
                     <w:ind w:left="0" w:right="0" w:firstLine="0"/>
                   </w:pPr>
                   <w:r>
                     <w:rPr>
-                      <w:rFonts w:ascii="Arial" w:hAnsi="Arial" w:eastAsia="Arial" w:cs="Arial"/>
-                      <w:b/>
+                      <w:rFonts w:ascii="Deja Vu Sans" w:hAnsi="Deja Vu Sans" w:eastAsia="Deja Vu Sans" w:cs="Deja Vu Sans"/>
+                      <w:b w:val="0"/>
                       <w:i w:val="0"/>
                       <w:color w:val="000000"/>
-                      <w:sz w:val="22"/>
+                      <w:sz w:val="21"/>
                     </w:rPr>
-                    <w:t>Designs</w:t>
+                    <w:t>est ac eros varius, id iaculis dui auctor. Duis pretium neque ligula, et pulvinar mi placerat</w:t>
                   </w:r>
                 </w:p>
               </w:txbxContent>
@@ -5027,24 +3564,24 @@
       </w:r>
       <w:r>
         <w:pict>
-          <v:shape id="DocuMindTextBox188" type="#_x0000_t202" stroked="f" filled="f" o:allowincell="f" style="position:absolute;margin-left:292.336pt;margin-top:128.298pt;width:171.325pt;height:19.799pt;z-index:251659264;mso-position-horizontal-relative:page;mso-position-vertical-relative:page;mso-wrap-style:none;mso-fit-shape-to-text:t;">
+          <v:shape id="DocuMindTextBox131" type="#_x0000_t202" stroked="f" filled="f" o:allowincell="f" style="position:absolute;margin-left:56.800pt;margin-top:555.156pt;width:484.036pt;height:19.125pt;z-index:251659264;mso-position-horizontal-relative:page;mso-position-vertical-relative:page;mso-wrap-style:none;mso-fit-shape-to-text:t;">
             <w10:wrap type="none"/>
             <v:textbox inset="0,0,0,0">
               <w:txbxContent>
                 <w:p>
                   <w:pPr>
-                    <w:spacing w:before="0" w:after="0" w:lineRule="exact" w:line="276"/>
+                    <w:spacing w:before="0" w:after="0" w:lineRule="exact" w:line="262"/>
                     <w:ind w:left="0" w:right="0" w:firstLine="0"/>
                   </w:pPr>
                   <w:r>
                     <w:rPr>
-                      <w:rFonts w:ascii="Arial" w:hAnsi="Arial" w:eastAsia="Arial" w:cs="Arial"/>
+                      <w:rFonts w:ascii="Deja Vu Sans" w:hAnsi="Deja Vu Sans" w:eastAsia="Deja Vu Sans" w:cs="Deja Vu Sans"/>
                       <w:b w:val="0"/>
                       <w:i w:val="0"/>
                       <w:color w:val="000000"/>
-                      <w:sz w:val="22"/>
+                      <w:sz w:val="21"/>
                     </w:rPr>
-                    <w:t xml:space="preserve"> subdirectory for Output Designer. </w:t>
+                    <w:t>et. Nulla nec nunc sit amet nunc posuere vestibulum. Ut id neque eget tortor mattis</w:t>
                   </w:r>
                 </w:p>
               </w:txbxContent>
@@ -5054,24 +3591,24 @@
       </w:r>
       <w:r>
         <w:pict>
-          <v:shape id="DocuMindTextBox189" type="#_x0000_t202" stroked="f" filled="f" o:allowincell="f" style="position:absolute;margin-left:75.634pt;margin-top:148.616pt;width:10.799pt;height:20.384pt;z-index:251659264;mso-position-horizontal-relative:page;mso-position-vertical-relative:page;mso-wrap-style:none;mso-fit-shape-to-text:t;">
+          <v:shape id="DocuMindTextBox132" type="#_x0000_t202" stroked="f" filled="f" o:allowincell="f" style="position:absolute;margin-left:56.800pt;margin-top:569.856pt;width:483.837pt;height:19.125pt;z-index:251659264;mso-position-horizontal-relative:page;mso-position-vertical-relative:page;mso-wrap-style:none;mso-fit-shape-to-text:t;">
             <w10:wrap type="none"/>
             <v:textbox inset="0,0,0,0">
               <w:txbxContent>
                 <w:p>
                   <w:pPr>
-                    <w:spacing w:before="0" w:after="0" w:lineRule="exact" w:line="288"/>
+                    <w:spacing w:before="0" w:after="0" w:lineRule="exact" w:line="262"/>
                     <w:ind w:left="0" w:right="0" w:firstLine="0"/>
                   </w:pPr>
                   <w:r>
                     <w:rPr>
-                      <w:rFonts w:ascii="Symbol" w:hAnsi="Symbol" w:eastAsia="Symbol" w:cs="Symbol"/>
+                      <w:rFonts w:ascii="Deja Vu Sans" w:hAnsi="Deja Vu Sans" w:eastAsia="Deja Vu Sans" w:cs="Deja Vu Sans"/>
                       <w:b w:val="0"/>
                       <w:i w:val="0"/>
                       <w:color w:val="000000"/>
-                      <w:sz w:val="22"/>
+                      <w:sz w:val="21"/>
                     </w:rPr>
-                    <w:t xml:space="preserve">• </w:t>
+                    <w:t>tristique. Donec ante est, blandit sit amet tristique vel, lacinia pulvinar arcu. Pellentesque</w:t>
                   </w:r>
                 </w:p>
               </w:txbxContent>
@@ -5081,24 +3618,24 @@
       </w:r>
       <w:r>
         <w:pict>
-          <v:shape id="DocuMindTextBox190" type="#_x0000_t202" stroked="f" filled="f" o:allowincell="f" style="position:absolute;margin-left:93.632pt;margin-top:149.775pt;width:33.545pt;height:19.799pt;z-index:251659264;mso-position-horizontal-relative:page;mso-position-vertical-relative:page;mso-wrap-style:none;mso-fit-shape-to-text:t;">
+          <v:shape id="DocuMindTextBox133" type="#_x0000_t202" stroked="f" filled="f" o:allowincell="f" style="position:absolute;margin-left:56.800pt;margin-top:584.556pt;width:483.847pt;height:19.125pt;z-index:251659264;mso-position-horizontal-relative:page;mso-position-vertical-relative:page;mso-wrap-style:none;mso-fit-shape-to-text:t;">
             <w10:wrap type="none"/>
             <v:textbox inset="0,0,0,0">
               <w:txbxContent>
                 <w:p>
                   <w:pPr>
-                    <w:spacing w:before="0" w:after="0" w:lineRule="exact" w:line="276"/>
+                    <w:spacing w:before="0" w:after="0" w:lineRule="exact" w:line="262"/>
                     <w:ind w:left="0" w:right="0" w:firstLine="0"/>
                   </w:pPr>
                   <w:r>
                     <w:rPr>
-                      <w:rFonts w:ascii="Arial" w:hAnsi="Arial" w:eastAsia="Arial" w:cs="Arial"/>
+                      <w:rFonts w:ascii="Deja Vu Sans" w:hAnsi="Deja Vu Sans" w:eastAsia="Deja Vu Sans" w:cs="Deja Vu Sans"/>
                       <w:b w:val="0"/>
                       <w:i w:val="0"/>
                       <w:color w:val="000000"/>
-                      <w:sz w:val="22"/>
+                      <w:sz w:val="21"/>
                     </w:rPr>
-                    <w:t xml:space="preserve">Place </w:t>
+                    <w:t>scelerisque fermentum erat, id posuere justo pulvinar ut. Cras id eros sed enim aliquam</w:t>
                   </w:r>
                 </w:p>
               </w:txbxContent>
@@ -5108,24 +3645,24 @@
       </w:r>
       <w:r>
         <w:pict>
-          <v:shape id="DocuMindTextBox191" type="#_x0000_t202" stroked="f" filled="f" o:allowincell="f" style="position:absolute;margin-left:124.229pt;margin-top:149.775pt;width:97.784pt;height:19.799pt;z-index:251659264;mso-position-horizontal-relative:page;mso-position-vertical-relative:page;mso-wrap-style:none;mso-fit-shape-to-text:t;">
+          <v:shape id="DocuMindTextBox134" type="#_x0000_t202" stroked="f" filled="f" o:allowincell="f" style="position:absolute;margin-left:56.800pt;margin-top:599.256pt;width:484.173pt;height:19.125pt;z-index:251659264;mso-position-horizontal-relative:page;mso-position-vertical-relative:page;mso-wrap-style:none;mso-fit-shape-to-text:t;">
             <w10:wrap type="none"/>
             <v:textbox inset="0,0,0,0">
               <w:txbxContent>
                 <w:p>
                   <w:pPr>
-                    <w:spacing w:before="0" w:after="0" w:lineRule="exact" w:line="276"/>
+                    <w:spacing w:before="0" w:after="0" w:lineRule="exact" w:line="262"/>
                     <w:ind w:left="0" w:right="0" w:firstLine="0"/>
                   </w:pPr>
                   <w:r>
                     <w:rPr>
-                      <w:rFonts w:ascii="Arial" w:hAnsi="Arial" w:eastAsia="Arial" w:cs="Arial"/>
-                      <w:b/>
+                      <w:rFonts w:ascii="Deja Vu Sans" w:hAnsi="Deja Vu Sans" w:eastAsia="Deja Vu Sans" w:cs="Deja Vu Sans"/>
+                      <w:b w:val="0"/>
                       <w:i w:val="0"/>
                       <w:color w:val="000000"/>
-                      <w:sz w:val="22"/>
+                      <w:sz w:val="21"/>
                     </w:rPr>
-                    <w:t>ap_bookmark.mdf</w:t>
+                    <w:t>lobortis. Sed lobortis nisl ut eros efficitur tincidunt. Cras justo mi, porttitor quis mattis vel,</w:t>
                   </w:r>
                 </w:p>
               </w:txbxContent>
@@ -5135,24 +3672,24 @@
       </w:r>
       <w:r>
         <w:pict>
-          <v:shape id="DocuMindTextBox192" type="#_x0000_t202" stroked="f" filled="f" o:allowincell="f" style="position:absolute;margin-left:219.022pt;margin-top:149.775pt;width:237.821pt;height:19.799pt;z-index:251659264;mso-position-horizontal-relative:page;mso-position-vertical-relative:page;mso-wrap-style:none;mso-fit-shape-to-text:t;">
+          <v:shape id="DocuMindTextBox135" type="#_x0000_t202" stroked="f" filled="f" o:allowincell="f" style="position:absolute;margin-left:56.800pt;margin-top:613.956pt;width:253.803pt;height:19.125pt;z-index:251659264;mso-position-horizontal-relative:page;mso-position-vertical-relative:page;mso-wrap-style:none;mso-fit-shape-to-text:t;">
             <w10:wrap type="none"/>
             <v:textbox inset="0,0,0,0">
               <w:txbxContent>
                 <w:p>
                   <w:pPr>
-                    <w:spacing w:before="0" w:after="0" w:lineRule="exact" w:line="276"/>
+                    <w:spacing w:before="0" w:after="0" w:lineRule="exact" w:line="262"/>
                     <w:ind w:left="0" w:right="0" w:firstLine="0"/>
                   </w:pPr>
                   <w:r>
                     <w:rPr>
-                      <w:rFonts w:ascii="Arial" w:hAnsi="Arial" w:eastAsia="Arial" w:cs="Arial"/>
+                      <w:rFonts w:ascii="Deja Vu Sans" w:hAnsi="Deja Vu Sans" w:eastAsia="Deja Vu Sans" w:cs="Deja Vu Sans"/>
                       <w:b w:val="0"/>
                       <w:i w:val="0"/>
                       <w:color w:val="000000"/>
-                      <w:sz w:val="22"/>
+                      <w:sz w:val="21"/>
                     </w:rPr>
-                    <w:t xml:space="preserve"> in the forms subdirectory accessible to Central. </w:t>
+                    <w:t>ultricies ut purus. Ut facilisis et lacus eu cursus.</w:t>
                   </w:r>
                 </w:p>
               </w:txbxContent>
@@ -5162,24 +3699,24 @@
       </w:r>
       <w:r>
         <w:pict>
-          <v:shape id="DocuMindTextBox193" type="#_x0000_t202" stroked="f" filled="f" o:allowincell="f" style="position:absolute;margin-left:75.634pt;margin-top:169.975pt;width:10.799pt;height:20.384pt;z-index:251659264;mso-position-horizontal-relative:page;mso-position-vertical-relative:page;mso-wrap-style:none;mso-fit-shape-to-text:t;">
+          <v:shape id="DocuMindTextBox136" type="#_x0000_t202" stroked="f" filled="f" o:allowincell="f" style="position:absolute;margin-left:74.800pt;margin-top:650.420pt;width:375.176pt;height:26.000pt;z-index:251659264;mso-position-horizontal-relative:page;mso-position-vertical-relative:page;mso-wrap-style:none;mso-fit-shape-to-text:t;">
             <w10:wrap type="none"/>
             <v:textbox inset="0,0,0,0">
               <w:txbxContent>
                 <w:p>
                   <w:pPr>
-                    <w:spacing w:before="0" w:after="0" w:lineRule="exact" w:line="288"/>
+                    <w:spacing w:before="0" w:after="0" w:lineRule="exact" w:line="400"/>
                     <w:ind w:left="0" w:right="0" w:firstLine="0"/>
                   </w:pPr>
                   <w:r>
                     <w:rPr>
-                      <w:rFonts w:ascii="Symbol" w:hAnsi="Symbol" w:eastAsia="Symbol" w:cs="Symbol"/>
-                      <w:b w:val="0"/>
+                      <w:rFonts w:ascii="Liberation Sans" w:hAnsi="Liberation Sans" w:eastAsia="Liberation Sans" w:cs="Liberation Sans"/>
+                      <w:b/>
                       <w:i w:val="0"/>
                       <w:color w:val="000000"/>
-                      <w:sz w:val="22"/>
+                      <w:sz w:val="32"/>
                     </w:rPr>
-                    <w:t xml:space="preserve">• </w:t>
+                    <w:t xml:space="preserve">In eleifend velit vitae libero sollicitudin euismod. </w:t>
                   </w:r>
                 </w:p>
               </w:txbxContent>
@@ -5189,24 +3726,24 @@
       </w:r>
       <w:r>
         <w:pict>
-          <v:shape id="DocuMindTextBox194" type="#_x0000_t202" stroked="f" filled="f" o:allowincell="f" style="position:absolute;margin-left:93.632pt;margin-top:171.134pt;width:33.545pt;height:19.799pt;z-index:251659264;mso-position-horizontal-relative:page;mso-position-vertical-relative:page;mso-wrap-style:none;mso-fit-shape-to-text:t;">
+          <v:shape id="DocuMindTextBox137" type="#_x0000_t202" stroked="f" filled="f" o:allowincell="f" style="position:absolute;margin-left:56.800pt;margin-top:674.256pt;width:484.036pt;height:19.125pt;z-index:251659264;mso-position-horizontal-relative:page;mso-position-vertical-relative:page;mso-wrap-style:none;mso-fit-shape-to-text:t;">
             <w10:wrap type="none"/>
             <v:textbox inset="0,0,0,0">
               <w:txbxContent>
                 <w:p>
                   <w:pPr>
-                    <w:spacing w:before="0" w:after="0" w:lineRule="exact" w:line="276"/>
+                    <w:spacing w:before="0" w:after="0" w:lineRule="exact" w:line="262"/>
                     <w:ind w:left="0" w:right="0" w:firstLine="0"/>
                   </w:pPr>
                   <w:r>
                     <w:rPr>
-                      <w:rFonts w:ascii="Arial" w:hAnsi="Arial" w:eastAsia="Arial" w:cs="Arial"/>
+                      <w:rFonts w:ascii="Deja Vu Sans" w:hAnsi="Deja Vu Sans" w:eastAsia="Deja Vu Sans" w:cs="Deja Vu Sans"/>
                       <w:b w:val="0"/>
                       <w:i w:val="0"/>
                       <w:color w:val="000000"/>
-                      <w:sz w:val="22"/>
+                      <w:sz w:val="21"/>
                     </w:rPr>
-                    <w:t xml:space="preserve">Place </w:t>
+                    <w:t>Fusce vitae vestibulum velit. Pellentesque vulputate lectus quis pellentesque commodo.</w:t>
                   </w:r>
                 </w:p>
               </w:txbxContent>
@@ -5216,24 +3753,24 @@
       </w:r>
       <w:r>
         <w:pict>
-          <v:shape id="DocuMindTextBox195" type="#_x0000_t202" stroked="f" filled="f" o:allowincell="f" style="position:absolute;margin-left:124.229pt;margin-top:171.134pt;width:100.247pt;height:19.799pt;z-index:251659264;mso-position-horizontal-relative:page;mso-position-vertical-relative:page;mso-wrap-style:none;mso-fit-shape-to-text:t;">
+          <v:shape id="DocuMindTextBox138" type="#_x0000_t202" stroked="f" filled="f" o:allowincell="f" style="position:absolute;margin-left:56.800pt;margin-top:688.956pt;width:484.047pt;height:19.125pt;z-index:251659264;mso-position-horizontal-relative:page;mso-position-vertical-relative:page;mso-wrap-style:none;mso-fit-shape-to-text:t;">
             <w10:wrap type="none"/>
             <v:textbox inset="0,0,0,0">
               <w:txbxContent>
                 <w:p>
                   <w:pPr>
-                    <w:spacing w:before="0" w:after="0" w:lineRule="exact" w:line="276"/>
+                    <w:spacing w:before="0" w:after="0" w:lineRule="exact" w:line="262"/>
                     <w:ind w:left="0" w:right="0" w:firstLine="0"/>
                   </w:pPr>
                   <w:r>
                     <w:rPr>
-                      <w:rFonts w:ascii="Arial" w:hAnsi="Arial" w:eastAsia="Arial" w:cs="Arial"/>
-                      <w:b/>
+                      <w:rFonts w:ascii="Deja Vu Sans" w:hAnsi="Deja Vu Sans" w:eastAsia="Deja Vu Sans" w:cs="Deja Vu Sans"/>
+                      <w:b w:val="0"/>
                       <w:i w:val="0"/>
                       <w:color w:val="000000"/>
-                      <w:sz w:val="22"/>
+                      <w:sz w:val="21"/>
                     </w:rPr>
-                    <w:t>ap_bookmark.bmk</w:t>
+                    <w:t>Aliquam erat volutpat. Vestibulum in egestas velit. Pellentesque fermentum nisl vitae</w:t>
                   </w:r>
                 </w:p>
               </w:txbxContent>
@@ -5243,24 +3780,24 @@
       </w:r>
       <w:r>
         <w:pict>
-          <v:shape id="DocuMindTextBox196" type="#_x0000_t202" stroked="f" filled="f" o:allowincell="f" style="position:absolute;margin-left:221.421pt;margin-top:171.134pt;width:144.423pt;height:19.799pt;z-index:251659264;mso-position-horizontal-relative:page;mso-position-vertical-relative:page;mso-wrap-style:none;mso-fit-shape-to-text:t;">
+          <v:shape id="DocuMindTextBox139" type="#_x0000_t202" stroked="f" filled="f" o:allowincell="f" style="position:absolute;margin-left:56.800pt;margin-top:703.656pt;width:484.520pt;height:19.125pt;z-index:251659264;mso-position-horizontal-relative:page;mso-position-vertical-relative:page;mso-wrap-style:none;mso-fit-shape-to-text:t;">
             <w10:wrap type="none"/>
             <v:textbox inset="0,0,0,0">
               <w:txbxContent>
                 <w:p>
                   <w:pPr>
-                    <w:spacing w:before="0" w:after="0" w:lineRule="exact" w:line="276"/>
+                    <w:spacing w:before="0" w:after="0" w:lineRule="exact" w:line="262"/>
                     <w:ind w:left="0" w:right="0" w:firstLine="0"/>
                   </w:pPr>
                   <w:r>
                     <w:rPr>
-                      <w:rFonts w:ascii="Arial" w:hAnsi="Arial" w:eastAsia="Arial" w:cs="Arial"/>
+                      <w:rFonts w:ascii="Deja Vu Sans" w:hAnsi="Deja Vu Sans" w:eastAsia="Deja Vu Sans" w:cs="Deja Vu Sans"/>
                       <w:b w:val="0"/>
                       <w:i w:val="0"/>
                       <w:color w:val="000000"/>
-                      <w:sz w:val="22"/>
+                      <w:sz w:val="21"/>
                     </w:rPr>
-                    <w:t xml:space="preserve"> in an addressable directory. </w:t>
+                    <w:t>fringilla venenatis. Etiam id mauris vitae orci maximus ultricies. Cras fringilla ipsum</w:t>
                   </w:r>
                 </w:p>
               </w:txbxContent>
@@ -5270,24 +3807,24 @@
       </w:r>
       <w:r>
         <w:pict>
-          <v:shape id="DocuMindTextBox197" type="#_x0000_t202" stroked="f" filled="f" o:allowincell="f" style="position:absolute;margin-left:57.636pt;margin-top:201.897pt;width:142.272pt;height:23.549pt;z-index:251659264;mso-position-horizontal-relative:page;mso-position-vertical-relative:page;mso-wrap-style:none;mso-fit-shape-to-text:t;">
+          <v:shape id="DocuMindTextBox140" type="#_x0000_t202" stroked="f" filled="f" o:allowincell="f" style="position:absolute;margin-left:56.800pt;margin-top:718.356pt;width:186.509pt;height:19.125pt;z-index:251659264;mso-position-horizontal-relative:page;mso-position-vertical-relative:page;mso-wrap-style:none;mso-fit-shape-to-text:t;">
             <w10:wrap type="none"/>
             <v:textbox inset="0,0,0,0">
               <w:txbxContent>
                 <w:p>
                   <w:pPr>
-                    <w:spacing w:before="0" w:after="0" w:lineRule="exact" w:line="351"/>
+                    <w:spacing w:before="0" w:after="0" w:lineRule="exact" w:line="262"/>
                     <w:ind w:left="0" w:right="0" w:firstLine="0"/>
                   </w:pPr>
                   <w:r>
                     <w:rPr>
-                      <w:rFonts w:ascii="Arial" w:hAnsi="Arial" w:eastAsia="Arial" w:cs="Arial"/>
-                      <w:b/>
+                      <w:rFonts w:ascii="Deja Vu Sans" w:hAnsi="Deja Vu Sans" w:eastAsia="Deja Vu Sans" w:cs="Deja Vu Sans"/>
+                      <w:b w:val="0"/>
                       <w:i w:val="0"/>
-                      <w:color w:val="808080"/>
-                      <w:sz w:val="28"/>
+                      <w:color w:val="000000"/>
+                      <w:sz w:val="21"/>
                     </w:rPr>
-                    <w:t xml:space="preserve">Running the Sample </w:t>
+                    <w:t>magna, in fringilla dui commodo a.</w:t>
                   </w:r>
                 </w:p>
               </w:txbxContent>
@@ -5297,24 +3834,24 @@
       </w:r>
       <w:r>
         <w:pict>
-          <v:shape id="DocuMindTextBox198" type="#_x0000_t202" stroked="f" filled="f" o:allowincell="f" style="position:absolute;margin-left:57.636pt;margin-top:225.781pt;width:10.049pt;height:18.977pt;z-index:251659264;mso-position-horizontal-relative:page;mso-position-vertical-relative:page;mso-wrap-style:none;mso-fit-shape-to-text:t;">
+          <v:shape id="DocuMindTextBox141" type="#_x0000_t202" stroked="f" filled="f" o:allowincell="f" style="position:absolute;margin-left:56.800pt;margin-top:744.356pt;width:483.732pt;height:19.125pt;z-index:251659264;mso-position-horizontal-relative:page;mso-position-vertical-relative:page;mso-wrap-style:none;mso-fit-shape-to-text:t;">
             <w10:wrap type="none"/>
             <v:textbox inset="0,0,0,0">
               <w:txbxContent>
                 <w:p>
                   <w:pPr>
-                    <w:spacing w:before="0" w:after="0" w:lineRule="exact" w:line="260"/>
+                    <w:spacing w:before="0" w:after="0" w:lineRule="exact" w:line="262"/>
                     <w:ind w:left="0" w:right="0" w:firstLine="0"/>
                   </w:pPr>
                   <w:r>
                     <w:rPr>
-                      <w:rFonts w:ascii="Symbol" w:hAnsi="Symbol" w:eastAsia="Symbol" w:cs="Symbol"/>
+                      <w:rFonts w:ascii="Deja Vu Sans" w:hAnsi="Deja Vu Sans" w:eastAsia="Deja Vu Sans" w:cs="Deja Vu Sans"/>
                       <w:b w:val="0"/>
                       <w:i w:val="0"/>
                       <w:color w:val="000000"/>
-                      <w:sz w:val="19"/>
+                      <w:sz w:val="21"/>
                     </w:rPr>
-                    <w:t xml:space="preserve">• </w:t>
+                    <w:t>Etiam vehicula luctus fermentum. In vel metus congue, pulvinar lectus vel, fermentum dui.</w:t>
                   </w:r>
                 </w:p>
               </w:txbxContent>
@@ -5324,24 +3861,71 @@
       </w:r>
       <w:r>
         <w:pict>
-          <v:shape id="DocuMindTextBox199" type="#_x0000_t202" stroked="f" filled="f" o:allowincell="f" style="position:absolute;margin-left:75.634pt;margin-top:225.850pt;width:128.891pt;height:19.799pt;z-index:251659264;mso-position-horizontal-relative:page;mso-position-vertical-relative:page;mso-wrap-style:none;mso-fit-shape-to-text:t;">
+          <v:shape id="DocuMindTextBox142" type="#_x0000_t202" stroked="f" filled="f" o:allowincell="f" style="position:absolute;margin-left:56.800pt;margin-top:759.056pt;width:484.299pt;height:19.125pt;z-index:251659264;mso-position-horizontal-relative:page;mso-position-vertical-relative:page;mso-wrap-style:none;mso-fit-shape-to-text:t;">
             <w10:wrap type="none"/>
             <v:textbox inset="0,0,0,0">
               <w:txbxContent>
                 <w:p>
                   <w:pPr>
-                    <w:spacing w:before="0" w:after="0" w:lineRule="exact" w:line="276"/>
+                    <w:spacing w:before="0" w:after="0" w:lineRule="exact" w:line="262"/>
                     <w:ind w:left="0" w:right="0" w:firstLine="0"/>
                   </w:pPr>
                   <w:r>
                     <w:rPr>
-                      <w:rFonts w:ascii="Arial" w:hAnsi="Arial" w:eastAsia="Arial" w:cs="Arial"/>
+                      <w:rFonts w:ascii="Deja Vu Sans" w:hAnsi="Deja Vu Sans" w:eastAsia="Deja Vu Sans" w:cs="Deja Vu Sans"/>
                       <w:b w:val="0"/>
                       <w:i w:val="0"/>
                       <w:color w:val="000000"/>
-                      <w:sz w:val="22"/>
+                      <w:sz w:val="21"/>
                     </w:rPr>
-                    <w:t xml:space="preserve">To run this sample, place </w:t>
+                    <w:t>Maecenas ante orci, egestas ut aliquet sit amet, sagittis a magna. Aliquam ante quam,</w:t>
+                  </w:r>
+                </w:p>
+              </w:txbxContent>
+            </v:textbox>
+          </v:shape>
+        </w:pict>
+      </w:r>
+    </w:p>
+    <w:p>
+      <w:pPr>
+        <w:sectPr>
+          <w:pgSz w:w="11900" w:h="16840"/>
+          <w:pgMar w:top="0" w:right="0" w:bottom="0" w:left="0" w:header="0" w:footer="0" w:gutter="0"/>
+          <w:cols w:space="720"/>
+          <w:docGrid w:linePitch="360"/>
+        </w:sectPr>
+      </w:pPr>
+    </w:p>
+    <w:p>
+      <w:pPr>
+        <w:spacing w:before="0" w:after="0" w:lineRule="exact" w:line="20"/>
+      </w:pPr>
+      <w:r>
+        <w:rPr>
+          <w:sz w:val="2"/>
+        </w:rPr>
+      </w:r>
+      <w:r>
+        <w:pict>
+          <v:shape id="DocuMindTextBox143" type="#_x0000_t202" stroked="f" filled="f" o:allowincell="f" style="position:absolute;margin-left:56.800pt;margin-top:55.256pt;width:484.047pt;height:19.125pt;z-index:251659264;mso-position-horizontal-relative:page;mso-position-vertical-relative:page;mso-wrap-style:none;mso-fit-shape-to-text:t;">
+            <w10:wrap type="none"/>
+            <v:textbox inset="0,0,0,0">
+              <w:txbxContent>
+                <w:p>
+                  <w:pPr>
+                    <w:spacing w:before="0" w:after="0" w:lineRule="exact" w:line="262"/>
+                    <w:ind w:left="0" w:right="0" w:firstLine="0"/>
+                  </w:pPr>
+                  <w:r>
+                    <w:rPr>
+                      <w:rFonts w:ascii="Deja Vu Sans" w:hAnsi="Deja Vu Sans" w:eastAsia="Deja Vu Sans" w:cs="Deja Vu Sans"/>
+                      <w:b w:val="0"/>
+                      <w:i w:val="0"/>
+                      <w:color w:val="000000"/>
+                      <w:sz w:val="21"/>
+                    </w:rPr>
+                    <w:t>pellentesque ut dignissim quis, laoreet eget est. Aliquam erat volutpat. Class aptent taciti</w:t>
                   </w:r>
                 </w:p>
               </w:txbxContent>
@@ -5351,24 +3935,24 @@
       </w:r>
       <w:r>
         <w:pict>
-          <v:shape id="DocuMindTextBox200" type="#_x0000_t202" stroked="f" filled="f" o:allowincell="f" style="position:absolute;margin-left:201.624pt;margin-top:225.850pt;width:94.172pt;height:19.799pt;z-index:251659264;mso-position-horizontal-relative:page;mso-position-vertical-relative:page;mso-wrap-style:none;mso-fit-shape-to-text:t;">
+          <v:shape id="DocuMindTextBox144" type="#_x0000_t202" stroked="f" filled="f" o:allowincell="f" style="position:absolute;margin-left:56.800pt;margin-top:69.956pt;width:484.498pt;height:19.125pt;z-index:251659264;mso-position-horizontal-relative:page;mso-position-vertical-relative:page;mso-wrap-style:none;mso-fit-shape-to-text:t;">
             <w10:wrap type="none"/>
             <v:textbox inset="0,0,0,0">
               <w:txbxContent>
                 <w:p>
                   <w:pPr>
-                    <w:spacing w:before="0" w:after="0" w:lineRule="exact" w:line="276"/>
+                    <w:spacing w:before="0" w:after="0" w:lineRule="exact" w:line="262"/>
                     <w:ind w:left="0" w:right="0" w:firstLine="0"/>
                   </w:pPr>
                   <w:r>
                     <w:rPr>
-                      <w:rFonts w:ascii="Arial" w:hAnsi="Arial" w:eastAsia="Arial" w:cs="Arial"/>
-                      <w:b/>
+                      <w:rFonts w:ascii="Deja Vu Sans" w:hAnsi="Deja Vu Sans" w:eastAsia="Deja Vu Sans" w:cs="Deja Vu Sans"/>
+                      <w:b w:val="0"/>
                       <w:i w:val="0"/>
                       <w:color w:val="000000"/>
-                      <w:sz w:val="22"/>
+                      <w:sz w:val="21"/>
                     </w:rPr>
-                    <w:t>ap_bookmark.dat</w:t>
+                    <w:t>sociosqu ad litora torquent per conubia nostra, per inceptos himenaeos. Ut ullamcorper</w:t>
                   </w:r>
                 </w:p>
               </w:txbxContent>
@@ -5378,24 +3962,132 @@
       </w:r>
       <w:r>
         <w:pict>
-          <v:shape id="DocuMindTextBox201" type="#_x0000_t202" stroked="f" filled="f" o:allowincell="f" style="position:absolute;margin-left:292.696pt;margin-top:225.850pt;width:226.255pt;height:19.799pt;z-index:251659264;mso-position-horizontal-relative:page;mso-position-vertical-relative:page;mso-wrap-style:none;mso-fit-shape-to-text:t;">
+          <v:shape id="DocuMindTextBox145" type="#_x0000_t202" stroked="f" filled="f" o:allowincell="f" style="position:absolute;margin-left:56.800pt;margin-top:84.656pt;width:484.299pt;height:19.125pt;z-index:251659264;mso-position-horizontal-relative:page;mso-position-vertical-relative:page;mso-wrap-style:none;mso-fit-shape-to-text:t;">
             <w10:wrap type="none"/>
             <v:textbox inset="0,0,0,0">
               <w:txbxContent>
                 <w:p>
                   <w:pPr>
-                    <w:spacing w:before="0" w:after="0" w:lineRule="exact" w:line="276"/>
+                    <w:spacing w:before="0" w:after="0" w:lineRule="exact" w:line="262"/>
                     <w:ind w:left="0" w:right="0" w:firstLine="0"/>
                   </w:pPr>
                   <w:r>
                     <w:rPr>
-                      <w:rFonts w:ascii="Arial" w:hAnsi="Arial" w:eastAsia="Arial" w:cs="Arial"/>
+                      <w:rFonts w:ascii="Deja Vu Sans" w:hAnsi="Deja Vu Sans" w:eastAsia="Deja Vu Sans" w:cs="Deja Vu Sans"/>
                       <w:b w:val="0"/>
                       <w:i w:val="0"/>
                       <w:color w:val="000000"/>
-                      <w:sz w:val="22"/>
+                      <w:sz w:val="21"/>
                     </w:rPr>
-                    <w:t xml:space="preserve"> in the collector directory scanned by Central. </w:t>
+                    <w:t>justo sapien, in cursus libero viverra eget. Vivamus auctor imperdiet urna, at pulvinar leo</w:t>
+                  </w:r>
+                </w:p>
+              </w:txbxContent>
+            </v:textbox>
+          </v:shape>
+        </w:pict>
+      </w:r>
+      <w:r>
+        <w:pict>
+          <v:shape id="DocuMindTextBox146" type="#_x0000_t202" stroked="f" filled="f" o:allowincell="f" style="position:absolute;margin-left:56.800pt;margin-top:99.356pt;width:483.858pt;height:19.125pt;z-index:251659264;mso-position-horizontal-relative:page;mso-position-vertical-relative:page;mso-wrap-style:none;mso-fit-shape-to-text:t;">
+            <w10:wrap type="none"/>
+            <v:textbox inset="0,0,0,0">
+              <w:txbxContent>
+                <w:p>
+                  <w:pPr>
+                    <w:spacing w:before="0" w:after="0" w:lineRule="exact" w:line="262"/>
+                    <w:ind w:left="0" w:right="0" w:firstLine="0"/>
+                  </w:pPr>
+                  <w:r>
+                    <w:rPr>
+                      <w:rFonts w:ascii="Deja Vu Sans" w:hAnsi="Deja Vu Sans" w:eastAsia="Deja Vu Sans" w:cs="Deja Vu Sans"/>
+                      <w:b w:val="0"/>
+                      <w:i w:val="0"/>
+                      <w:color w:val="000000"/>
+                      <w:sz w:val="21"/>
+                    </w:rPr>
+                    <w:t>posuere laoreet. Suspendisse neque nisl, fringilla at iaculis scelerisque, ornare vel dolor. Ut</w:t>
+                  </w:r>
+                </w:p>
+              </w:txbxContent>
+            </v:textbox>
+          </v:shape>
+        </w:pict>
+      </w:r>
+      <w:r>
+        <w:pict>
+          <v:shape id="DocuMindTextBox147" type="#_x0000_t202" stroked="f" filled="f" o:allowincell="f" style="position:absolute;margin-left:56.800pt;margin-top:114.056pt;width:484.457pt;height:19.125pt;z-index:251659264;mso-position-horizontal-relative:page;mso-position-vertical-relative:page;mso-wrap-style:none;mso-fit-shape-to-text:t;">
+            <w10:wrap type="none"/>
+            <v:textbox inset="0,0,0,0">
+              <w:txbxContent>
+                <w:p>
+                  <w:pPr>
+                    <w:spacing w:before="0" w:after="0" w:lineRule="exact" w:line="262"/>
+                    <w:ind w:left="0" w:right="0" w:firstLine="0"/>
+                  </w:pPr>
+                  <w:r>
+                    <w:rPr>
+                      <w:rFonts w:ascii="Deja Vu Sans" w:hAnsi="Deja Vu Sans" w:eastAsia="Deja Vu Sans" w:cs="Deja Vu Sans"/>
+                      <w:b w:val="0"/>
+                      <w:i w:val="0"/>
+                      <w:color w:val="000000"/>
+                      <w:sz w:val="21"/>
+                    </w:rPr>
+                    <w:t>et pulvinar nunc. Pellentesque fringilla mollis efficitur. Nullam venenatis commodo</w:t>
+                  </w:r>
+                </w:p>
+              </w:txbxContent>
+            </v:textbox>
+          </v:shape>
+        </w:pict>
+      </w:r>
+      <w:r>
+        <w:pict>
+          <v:shape id="DocuMindTextBox148" type="#_x0000_t202" stroked="f" filled="f" o:allowincell="f" style="position:absolute;margin-left:56.800pt;margin-top:128.756pt;width:484.278pt;height:19.125pt;z-index:251659264;mso-position-horizontal-relative:page;mso-position-vertical-relative:page;mso-wrap-style:none;mso-fit-shape-to-text:t;">
+            <w10:wrap type="none"/>
+            <v:textbox inset="0,0,0,0">
+              <w:txbxContent>
+                <w:p>
+                  <w:pPr>
+                    <w:spacing w:before="0" w:after="0" w:lineRule="exact" w:line="262"/>
+                    <w:ind w:left="0" w:right="0" w:firstLine="0"/>
+                  </w:pPr>
+                  <w:r>
+                    <w:rPr>
+                      <w:rFonts w:ascii="Deja Vu Sans" w:hAnsi="Deja Vu Sans" w:eastAsia="Deja Vu Sans" w:cs="Deja Vu Sans"/>
+                      <w:b w:val="0"/>
+                      <w:i w:val="0"/>
+                      <w:color w:val="000000"/>
+                      <w:sz w:val="21"/>
+                    </w:rPr>
+                    <w:t>imperdiet. Morbi velit neque, semper quis lorem quis, efficitur dignissim ipsum. Ut ac lorem</w:t>
+                  </w:r>
+                </w:p>
+              </w:txbxContent>
+            </v:textbox>
+          </v:shape>
+        </w:pict>
+      </w:r>
+      <w:r>
+        <w:pict>
+          <v:shape id="DocuMindTextBox149" type="#_x0000_t202" stroked="f" filled="f" o:allowincell="f" style="position:absolute;margin-left:56.800pt;margin-top:143.456pt;width:254.853pt;height:19.125pt;z-index:251659264;mso-position-horizontal-relative:page;mso-position-vertical-relative:page;mso-wrap-style:none;mso-fit-shape-to-text:t;">
+            <w10:wrap type="none"/>
+            <v:textbox inset="0,0,0,0">
+              <w:txbxContent>
+                <w:p>
+                  <w:pPr>
+                    <w:spacing w:before="0" w:after="0" w:lineRule="exact" w:line="262"/>
+                    <w:ind w:left="0" w:right="0" w:firstLine="0"/>
+                  </w:pPr>
+                  <w:r>
+                    <w:rPr>
+                      <w:rFonts w:ascii="Deja Vu Sans" w:hAnsi="Deja Vu Sans" w:eastAsia="Deja Vu Sans" w:cs="Deja Vu Sans"/>
+                      <w:b w:val="0"/>
+                      <w:i w:val="0"/>
+                      <w:color w:val="000000"/>
+                      <w:sz w:val="21"/>
+                    </w:rPr>
+                    <w:t>sed turpis imperdiet eleifend sit amet id sapien.</w:t>
                   </w:r>
                 </w:p>
               </w:txbxContent>
@@ -5405,7 +4097,7 @@
       </w:r>
     </w:p>
     <w:sectPr>
-      <w:pgSz w:w="12240" w:h="15840"/>
+      <w:pgSz w:w="11900" w:h="16840"/>
       <w:pgMar w:top="0" w:right="0" w:bottom="0" w:left="0" w:header="0" w:footer="0" w:gutter="0"/>
       <w:cols w:space="720"/>
       <w:docGrid w:linePitch="360"/>

--- a/output/output.docx
+++ b/output/output.docx
@@ -1167,7 +1167,1305 @@
       </w:r>
       <w:r>
         <w:pict>
-          <v:shape id="DocuMindTextBox43" type="#_x0000_t202" stroked="f" filled="f" o:allowincell="f" style="position:absolute;margin-left:56.800pt;margin-top:81.156pt;width:483.669pt;height:19.125pt;z-index:251659264;mso-position-horizontal-relative:page;mso-position-vertical-relative:page;mso-wrap-style:none;mso-fit-shape-to-text:t;">
+          <v:shape id="DocuMindTableCell43" type="#_x0000_t202" filled="f" stroked="t" strokecolor="#000000" strokeweight="0.75pt" o:allowincell="f" style="position:absolute;margin-left:56.743pt;margin-top:56.700pt;width:482.371pt;height:321.600pt;z-index:100;mso-position-horizontal-relative:page;mso-position-vertical-relative:page;mso-wrap-style:none;">
+            <w10:wrap type="none"/>
+            <v:textbox inset="2.0pt,1.0pt,2.0pt,1.0pt">
+              <w:txbxContent>
+                <w:p>
+                  <w:pPr>
+                    <w:spacing w:before="0" w:after="0" w:line="240" w:lineRule="auto"/>
+                    <w:ind w:left="0" w:right="0" w:firstLine="0"/>
+                  </w:pPr>
+                  <w:r>
+                    <w:rPr>
+                      <w:rFonts w:ascii="Deja Vu Sans" w:hAnsi="Deja Vu Sans" w:eastAsia="Deja Vu Sans" w:cs="Deja Vu Sans"/>
+                      <w:b w:val="0"/>
+                      <w:i w:val="0"/>
+                      <w:color w:val="000000"/>
+                      <w:sz w:val="21"/>
+                    </w:rPr>
+                    <w:t>In non mauris justo. Duis vehicula mi vel mi pretium, a viverra erat efcfi itur. Cras aliquam</w:t>
+                    <w:br/>
+                  </w:r>
+                  <w:r>
+                    <w:rPr>
+                      <w:rFonts w:ascii="Deja Vu Sans" w:hAnsi="Deja Vu Sans" w:eastAsia="Deja Vu Sans" w:cs="Deja Vu Sans"/>
+                      <w:b w:val="0"/>
+                      <w:i w:val="0"/>
+                      <w:color w:val="000000"/>
+                      <w:sz w:val="21"/>
+                    </w:rPr>
+                    <w:t>est ac eros varius, id iaculis dui auctor. Duis pretium neque ligula, et pulvinar mi placerat</w:t>
+                    <w:br/>
+                  </w:r>
+                  <w:r>
+                    <w:rPr>
+                      <w:rFonts w:ascii="Deja Vu Sans" w:hAnsi="Deja Vu Sans" w:eastAsia="Deja Vu Sans" w:cs="Deja Vu Sans"/>
+                      <w:b w:val="0"/>
+                      <w:i w:val="0"/>
+                      <w:color w:val="000000"/>
+                      <w:sz w:val="21"/>
+                    </w:rPr>
+                    <w:t>et. Nulla nec nunc sit amet nunc posuere vestibulum. Ut id neque eget tortor mattis</w:t>
+                    <w:br/>
+                  </w:r>
+                  <w:r>
+                    <w:rPr>
+                      <w:rFonts w:ascii="Deja Vu Sans" w:hAnsi="Deja Vu Sans" w:eastAsia="Deja Vu Sans" w:cs="Deja Vu Sans"/>
+                      <w:b w:val="0"/>
+                      <w:i w:val="0"/>
+                      <w:color w:val="000000"/>
+                      <w:sz w:val="21"/>
+                    </w:rPr>
+                    <w:t>tristique. Donec ante est, blandit sit amet tristique vel, lacinia pulvinar arcu. Pellentesque</w:t>
+                    <w:br/>
+                  </w:r>
+                  <w:r>
+                    <w:rPr>
+                      <w:rFonts w:ascii="Deja Vu Sans" w:hAnsi="Deja Vu Sans" w:eastAsia="Deja Vu Sans" w:cs="Deja Vu Sans"/>
+                      <w:b w:val="0"/>
+                      <w:i w:val="0"/>
+                      <w:color w:val="000000"/>
+                      <w:sz w:val="21"/>
+                    </w:rPr>
+                    <w:t>scelerisque fermentum erat, id posuere justo pulvinar ut. Cras id eros sed enim aliquam</w:t>
+                    <w:br/>
+                  </w:r>
+                  <w:r>
+                    <w:rPr>
+                      <w:rFonts w:ascii="Deja Vu Sans" w:hAnsi="Deja Vu Sans" w:eastAsia="Deja Vu Sans" w:cs="Deja Vu Sans"/>
+                      <w:b w:val="0"/>
+                      <w:i w:val="0"/>
+                      <w:color w:val="000000"/>
+                      <w:sz w:val="21"/>
+                    </w:rPr>
+                    <w:t>lobortis. Sed lobortis nisl ut eros efcfi itur tincidunt. Cras justo mi, porttitor quis mattis vel,</w:t>
+                    <w:br/>
+                  </w:r>
+                  <w:r>
+                    <w:rPr>
+                      <w:rFonts w:ascii="Deja Vu Sans" w:hAnsi="Deja Vu Sans" w:eastAsia="Deja Vu Sans" w:cs="Deja Vu Sans"/>
+                      <w:b w:val="0"/>
+                      <w:i w:val="0"/>
+                      <w:color w:val="000000"/>
+                      <w:sz w:val="21"/>
+                    </w:rPr>
+                    <w:t>ultricies ut purus. Ut facilisis et lacus eu cursus.</w:t>
+                    <w:br/>
+                  </w:r>
+                  <w:r>
+                    <w:rPr>
+                      <w:rFonts w:ascii="Deja Vu Sans" w:hAnsi="Deja Vu Sans" w:eastAsia="Deja Vu Sans" w:cs="Deja Vu Sans"/>
+                      <w:b w:val="0"/>
+                      <w:i w:val="0"/>
+                      <w:color w:val="000000"/>
+                      <w:sz w:val="21"/>
+                    </w:rPr>
+                    <w:t>In eleifend velit vitae libero sollicitudin euismod. Fusce vitae vestibulum velit. Pellentesque</w:t>
+                    <w:br/>
+                  </w:r>
+                  <w:r>
+                    <w:rPr>
+                      <w:rFonts w:ascii="Deja Vu Sans" w:hAnsi="Deja Vu Sans" w:eastAsia="Deja Vu Sans" w:cs="Deja Vu Sans"/>
+                      <w:b w:val="0"/>
+                      <w:i w:val="0"/>
+                      <w:color w:val="000000"/>
+                      <w:sz w:val="21"/>
+                    </w:rPr>
+                    <w:t>vulputate lectus quis pellentesque commodo. Aliquam erat volutpat. Vestibulum in egestas</w:t>
+                    <w:br/>
+                  </w:r>
+                  <w:r>
+                    <w:rPr>
+                      <w:rFonts w:ascii="Deja Vu Sans" w:hAnsi="Deja Vu Sans" w:eastAsia="Deja Vu Sans" w:cs="Deja Vu Sans"/>
+                      <w:b w:val="0"/>
+                      <w:i w:val="0"/>
+                      <w:color w:val="000000"/>
+                      <w:sz w:val="21"/>
+                    </w:rPr>
+                    <w:t>velit. Pellentesque fermentum nisl vitae fringilla venenatis. Etiam id mauris vitae orci</w:t>
+                    <w:br/>
+                  </w:r>
+                  <w:r>
+                    <w:rPr>
+                      <w:rFonts w:ascii="Deja Vu Sans" w:hAnsi="Deja Vu Sans" w:eastAsia="Deja Vu Sans" w:cs="Deja Vu Sans"/>
+                      <w:b w:val="0"/>
+                      <w:i w:val="0"/>
+                      <w:color w:val="000000"/>
+                      <w:sz w:val="21"/>
+                    </w:rPr>
+                    <w:t>maximus ultricies.</w:t>
+                    <w:br/>
+                  </w:r>
+                  <w:r>
+                    <w:rPr>
+                      <w:rFonts w:ascii="Deja Vu Sans" w:hAnsi="Deja Vu Sans" w:eastAsia="Deja Vu Sans" w:cs="Deja Vu Sans"/>
+                      <w:b w:val="0"/>
+                      <w:i w:val="0"/>
+                      <w:color w:val="000000"/>
+                      <w:sz w:val="21"/>
+                    </w:rPr>
+                    <w:t>Cras fringilla ipsum magna, in fringilla dui commodo</w:t>
+                    <w:br/>
+                  </w:r>
+                  <w:r>
+                    <w:rPr>
+                      <w:rFonts w:ascii="Deja Vu Sans" w:hAnsi="Deja Vu Sans" w:eastAsia="Deja Vu Sans" w:cs="Deja Vu Sans"/>
+                      <w:b w:val="0"/>
+                      <w:i w:val="0"/>
+                      <w:color w:val="000000"/>
+                      <w:sz w:val="21"/>
+                    </w:rPr>
+                    <w:t>a.</w:t>
+                  </w:r>
+                </w:p>
+              </w:txbxContent>
+            </v:textbox>
+          </v:shape>
+        </w:pict>
+      </w:r>
+      <w:r>
+        <w:pict>
+          <v:shape id="DocuMindTableCell44" type="#_x0000_t202" filled="f" stroked="t" strokecolor="#000000" strokeweight="0.75pt" o:allowincell="f" style="position:absolute;margin-left:56.743pt;margin-top:378.300pt;width:36.007pt;height:29.100pt;z-index:100;mso-position-horizontal-relative:page;mso-position-vertical-relative:page;mso-wrap-style:none;">
+            <w10:wrap type="none"/>
+            <v:textbox inset="2.0pt,1.0pt,2.0pt,1.0pt">
+              <w:txbxContent>
+                <w:p>
+                  <w:pPr>
+                    <w:spacing w:before="0" w:after="0" w:line="240" w:lineRule="auto"/>
+                    <w:ind w:left="0" w:right="0" w:firstLine="0"/>
+                  </w:pPr>
+                  <w:r>
+                    <w:rPr>
+                      <w:rFonts w:ascii="Arial" w:hAnsi="Arial" w:eastAsia="Arial" w:cs="Arial"/>
+                      <w:sz w:val="18"/>
+                    </w:rPr>
+                  </w:r>
+                </w:p>
+              </w:txbxContent>
+            </v:textbox>
+          </v:shape>
+        </w:pict>
+      </w:r>
+      <w:r>
+        <w:pict>
+          <v:shape id="DocuMindTableCell45" type="#_x0000_t202" filled="f" stroked="t" strokecolor="#000000" strokeweight="0.75pt" o:allowincell="f" style="position:absolute;margin-left:56.743pt;margin-top:407.400pt;width:36.007pt;height:29.100pt;z-index:100;mso-position-horizontal-relative:page;mso-position-vertical-relative:page;mso-wrap-style:none;">
+            <w10:wrap type="none"/>
+            <v:textbox inset="2.0pt,1.0pt,2.0pt,1.0pt">
+              <w:txbxContent>
+                <w:p>
+                  <w:pPr>
+                    <w:spacing w:before="0" w:after="0" w:line="240" w:lineRule="auto"/>
+                    <w:ind w:left="0" w:right="0" w:firstLine="0"/>
+                  </w:pPr>
+                  <w:r>
+                    <w:rPr>
+                      <w:rFonts w:ascii="Deja Vu Sans" w:hAnsi="Deja Vu Sans" w:eastAsia="Deja Vu Sans" w:cs="Deja Vu Sans"/>
+                      <w:b w:val="0"/>
+                      <w:i w:val="0"/>
+                      <w:color w:val="000000"/>
+                      <w:sz w:val="21"/>
+                    </w:rPr>
+                  </w:r>
+                </w:p>
+              </w:txbxContent>
+            </v:textbox>
+          </v:shape>
+        </w:pict>
+      </w:r>
+      <w:r>
+        <w:pict>
+          <v:shape id="DocuMindTableCell46" type="#_x0000_t202" filled="f" stroked="t" strokecolor="#000000" strokeweight="0.75pt" o:allowincell="f" style="position:absolute;margin-left:56.743pt;margin-top:436.500pt;width:36.007pt;height:43.800pt;z-index:100;mso-position-horizontal-relative:page;mso-position-vertical-relative:page;mso-wrap-style:none;">
+            <w10:wrap type="none"/>
+            <v:textbox inset="2.0pt,1.0pt,2.0pt,1.0pt">
+              <w:txbxContent>
+                <w:p>
+                  <w:pPr>
+                    <w:spacing w:before="0" w:after="0" w:line="240" w:lineRule="auto"/>
+                    <w:ind w:left="0" w:right="0" w:firstLine="0"/>
+                  </w:pPr>
+                  <w:r>
+                    <w:rPr>
+                      <w:rFonts w:ascii="Deja Vu Sans" w:hAnsi="Deja Vu Sans" w:eastAsia="Deja Vu Sans" w:cs="Deja Vu Sans"/>
+                      <w:b w:val="0"/>
+                      <w:i w:val="0"/>
+                      <w:color w:val="000000"/>
+                      <w:sz w:val="21"/>
+                    </w:rPr>
+                  </w:r>
+                </w:p>
+              </w:txbxContent>
+            </v:textbox>
+          </v:shape>
+        </w:pict>
+      </w:r>
+      <w:r>
+        <w:pict>
+          <v:shape id="DocuMindTableCell47" type="#_x0000_t202" filled="f" stroked="t" strokecolor="#000000" strokeweight="0.75pt" o:allowincell="f" style="position:absolute;margin-left:56.743pt;margin-top:480.300pt;width:36.007pt;height:29.100pt;z-index:100;mso-position-horizontal-relative:page;mso-position-vertical-relative:page;mso-wrap-style:none;">
+            <w10:wrap type="none"/>
+            <v:textbox inset="2.0pt,1.0pt,2.0pt,1.0pt">
+              <w:txbxContent>
+                <w:p>
+                  <w:pPr>
+                    <w:spacing w:before="0" w:after="0" w:line="240" w:lineRule="auto"/>
+                    <w:ind w:left="0" w:right="0" w:firstLine="0"/>
+                  </w:pPr>
+                  <w:r>
+                    <w:rPr>
+                      <w:rFonts w:ascii="Deja Vu Sans" w:hAnsi="Deja Vu Sans" w:eastAsia="Deja Vu Sans" w:cs="Deja Vu Sans"/>
+                      <w:b w:val="0"/>
+                      <w:i w:val="0"/>
+                      <w:color w:val="000000"/>
+                      <w:sz w:val="21"/>
+                    </w:rPr>
+                  </w:r>
+                </w:p>
+              </w:txbxContent>
+            </v:textbox>
+          </v:shape>
+        </w:pict>
+      </w:r>
+      <w:r>
+        <w:pict>
+          <v:shape id="DocuMindTableCell48" type="#_x0000_t202" filled="f" stroked="t" strokecolor="#000000" strokeweight="0.75pt" o:allowincell="f" style="position:absolute;margin-left:56.743pt;margin-top:509.400pt;width:36.007pt;height:29.100pt;z-index:100;mso-position-horizontal-relative:page;mso-position-vertical-relative:page;mso-wrap-style:none;">
+            <w10:wrap type="none"/>
+            <v:textbox inset="2.0pt,1.0pt,2.0pt,1.0pt">
+              <w:txbxContent>
+                <w:p>
+                  <w:pPr>
+                    <w:spacing w:before="0" w:after="0" w:line="240" w:lineRule="auto"/>
+                    <w:ind w:left="0" w:right="0" w:firstLine="0"/>
+                  </w:pPr>
+                  <w:r>
+                    <w:rPr>
+                      <w:rFonts w:ascii="Deja Vu Sans" w:hAnsi="Deja Vu Sans" w:eastAsia="Deja Vu Sans" w:cs="Deja Vu Sans"/>
+                      <w:b w:val="0"/>
+                      <w:i w:val="0"/>
+                      <w:color w:val="000000"/>
+                      <w:sz w:val="21"/>
+                    </w:rPr>
+                    <w:t>Lorem ipsum</w:t>
+                  </w:r>
+                </w:p>
+              </w:txbxContent>
+            </v:textbox>
+          </v:shape>
+        </w:pict>
+      </w:r>
+      <w:r>
+        <w:pict>
+          <v:shape id="DocuMindTableCell49" type="#_x0000_t202" filled="f" stroked="t" strokecolor="#000000" strokeweight="0.75pt" o:allowincell="f" style="position:absolute;margin-left:56.743pt;margin-top:538.500pt;width:36.007pt;height:29.100pt;z-index:100;mso-position-horizontal-relative:page;mso-position-vertical-relative:page;mso-wrap-style:none;">
+            <w10:wrap type="none"/>
+            <v:textbox inset="2.0pt,1.0pt,2.0pt,1.0pt">
+              <w:txbxContent>
+                <w:p>
+                  <w:pPr>
+                    <w:spacing w:before="0" w:after="0" w:line="240" w:lineRule="auto"/>
+                    <w:ind w:left="0" w:right="0" w:firstLine="0"/>
+                  </w:pPr>
+                  <w:r>
+                    <w:rPr>
+                      <w:rFonts w:ascii="Deja Vu Sans" w:hAnsi="Deja Vu Sans" w:eastAsia="Deja Vu Sans" w:cs="Deja Vu Sans"/>
+                      <w:b w:val="0"/>
+                      <w:i w:val="0"/>
+                      <w:color w:val="000000"/>
+                      <w:sz w:val="21"/>
+                    </w:rPr>
+                    <w:t>Lorem ipsum</w:t>
+                  </w:r>
+                </w:p>
+              </w:txbxContent>
+            </v:textbox>
+          </v:shape>
+        </w:pict>
+      </w:r>
+      <w:r>
+        <w:pict>
+          <v:shape id="DocuMindTableCell50" type="#_x0000_t202" filled="f" stroked="t" strokecolor="#000000" strokeweight="0.75pt" o:allowincell="f" style="position:absolute;margin-left:56.743pt;margin-top:567.600pt;width:482.371pt;height:217.600pt;z-index:100;mso-position-horizontal-relative:page;mso-position-vertical-relative:page;mso-wrap-style:none;">
+            <w10:wrap type="none"/>
+            <v:textbox inset="2.0pt,1.0pt,2.0pt,1.0pt">
+              <w:txbxContent>
+                <w:p>
+                  <w:pPr>
+                    <w:spacing w:before="0" w:after="0" w:line="240" w:lineRule="auto"/>
+                    <w:ind w:left="0" w:right="0" w:firstLine="0"/>
+                  </w:pPr>
+                  <w:r>
+                    <w:rPr>
+                      <w:rFonts w:ascii="Deja Vu Sans" w:hAnsi="Deja Vu Sans" w:eastAsia="Deja Vu Sans" w:cs="Deja Vu Sans"/>
+                      <w:b w:val="0"/>
+                      <w:i w:val="0"/>
+                      <w:color w:val="000000"/>
+                      <w:sz w:val="21"/>
+                    </w:rPr>
+                    <w:t>Lorem ipsum</w:t>
+                  </w:r>
+                </w:p>
+              </w:txbxContent>
+            </v:textbox>
+          </v:shape>
+        </w:pict>
+      </w:r>
+      <w:r>
+        <w:pict>
+          <v:shape id="DocuMindTableCell51" type="#_x0000_t202" filled="f" stroked="t" strokecolor="#000000" strokeweight="0.75pt" o:allowincell="f" style="position:absolute;margin-left:92.750pt;margin-top:378.300pt;width:283.500pt;height:29.100pt;z-index:100;mso-position-horizontal-relative:page;mso-position-vertical-relative:page;mso-wrap-style:none;">
+            <w10:wrap type="none"/>
+            <v:textbox inset="2.0pt,1.0pt,2.0pt,1.0pt">
+              <w:txbxContent>
+                <w:p>
+                  <w:pPr>
+                    <w:spacing w:before="0" w:after="0" w:line="240" w:lineRule="auto"/>
+                    <w:ind w:left="0" w:right="0" w:firstLine="0"/>
+                  </w:pPr>
+                  <w:r>
+                    <w:rPr>
+                      <w:rFonts w:ascii="Deja Vu Sans" w:hAnsi="Deja Vu Sans" w:eastAsia="Deja Vu Sans" w:cs="Deja Vu Sans"/>
+                      <w:b w:val="0"/>
+                      <w:i w:val="0"/>
+                      <w:color w:val="000000"/>
+                      <w:sz w:val="21"/>
+                    </w:rPr>
+                    <w:t>1</w:t>
+                  </w:r>
+                </w:p>
+              </w:txbxContent>
+            </v:textbox>
+          </v:shape>
+        </w:pict>
+      </w:r>
+      <w:r>
+        <w:pict>
+          <v:shape id="DocuMindTableCell52" type="#_x0000_t202" filled="f" stroked="t" strokecolor="#000000" strokeweight="0.75pt" o:allowincell="f" style="position:absolute;margin-left:92.750pt;margin-top:407.400pt;width:283.500pt;height:29.100pt;z-index:100;mso-position-horizontal-relative:page;mso-position-vertical-relative:page;mso-wrap-style:none;">
+            <w10:wrap type="none"/>
+            <v:textbox inset="2.0pt,1.0pt,2.0pt,1.0pt">
+              <w:txbxContent>
+                <w:p>
+                  <w:pPr>
+                    <w:spacing w:before="0" w:after="0" w:line="240" w:lineRule="auto"/>
+                    <w:ind w:left="0" w:right="0" w:firstLine="0"/>
+                  </w:pPr>
+                  <w:r>
+                    <w:rPr>
+                      <w:rFonts w:ascii="Deja Vu Sans" w:hAnsi="Deja Vu Sans" w:eastAsia="Deja Vu Sans" w:cs="Deja Vu Sans"/>
+                      <w:b w:val="0"/>
+                      <w:i w:val="0"/>
+                      <w:color w:val="000000"/>
+                      <w:sz w:val="21"/>
+                    </w:rPr>
+                    <w:t>In eleifend velit vitae libero sollicitudin euismod.</w:t>
+                  </w:r>
+                </w:p>
+              </w:txbxContent>
+            </v:textbox>
+          </v:shape>
+        </w:pict>
+      </w:r>
+      <w:r>
+        <w:pict>
+          <v:shape id="DocuMindTableCell53" type="#_x0000_t202" filled="f" stroked="t" strokecolor="#000000" strokeweight="0.75pt" o:allowincell="f" style="position:absolute;margin-left:92.750pt;margin-top:436.500pt;width:283.500pt;height:43.800pt;z-index:100;mso-position-horizontal-relative:page;mso-position-vertical-relative:page;mso-wrap-style:none;">
+            <w10:wrap type="none"/>
+            <v:textbox inset="2.0pt,1.0pt,2.0pt,1.0pt">
+              <w:txbxContent>
+                <w:p>
+                  <w:pPr>
+                    <w:spacing w:before="0" w:after="0" w:line="240" w:lineRule="auto"/>
+                    <w:ind w:left="0" w:right="0" w:firstLine="0"/>
+                  </w:pPr>
+                  <w:r>
+                    <w:rPr>
+                      <w:rFonts w:ascii="Deja Vu Sans" w:hAnsi="Deja Vu Sans" w:eastAsia="Deja Vu Sans" w:cs="Deja Vu Sans"/>
+                      <w:b w:val="0"/>
+                      <w:i w:val="0"/>
+                      <w:color w:val="000000"/>
+                      <w:sz w:val="21"/>
+                    </w:rPr>
+                    <w:t>Lorem</w:t>
+                  </w:r>
+                </w:p>
+              </w:txbxContent>
+            </v:textbox>
+          </v:shape>
+        </w:pict>
+      </w:r>
+      <w:r>
+        <w:pict>
+          <v:shape id="DocuMindTableCell54" type="#_x0000_t202" filled="f" stroked="t" strokecolor="#000000" strokeweight="0.75pt" o:allowincell="f" style="position:absolute;margin-left:92.750pt;margin-top:480.300pt;width:283.500pt;height:29.100pt;z-index:100;mso-position-horizontal-relative:page;mso-position-vertical-relative:page;mso-wrap-style:none;">
+            <w10:wrap type="none"/>
+            <v:textbox inset="2.0pt,1.0pt,2.0pt,1.0pt">
+              <w:txbxContent>
+                <w:p>
+                  <w:pPr>
+                    <w:spacing w:before="0" w:after="0" w:line="240" w:lineRule="auto"/>
+                    <w:ind w:left="0" w:right="0" w:firstLine="0"/>
+                  </w:pPr>
+                  <w:r>
+                    <w:rPr>
+                      <w:rFonts w:ascii="Deja Vu Sans" w:hAnsi="Deja Vu Sans" w:eastAsia="Deja Vu Sans" w:cs="Deja Vu Sans"/>
+                      <w:b w:val="0"/>
+                      <w:i w:val="0"/>
+                      <w:color w:val="000000"/>
+                      <w:sz w:val="21"/>
+                    </w:rPr>
+                  </w:r>
+                </w:p>
+              </w:txbxContent>
+            </v:textbox>
+          </v:shape>
+        </w:pict>
+      </w:r>
+      <w:r>
+        <w:pict>
+          <v:shape id="DocuMindTableCell55" type="#_x0000_t202" filled="f" stroked="t" strokecolor="#000000" strokeweight="0.75pt" o:allowincell="f" style="position:absolute;margin-left:92.750pt;margin-top:509.400pt;width:283.500pt;height:29.100pt;z-index:100;mso-position-horizontal-relative:page;mso-position-vertical-relative:page;mso-wrap-style:none;">
+            <w10:wrap type="none"/>
+            <v:textbox inset="2.0pt,1.0pt,2.0pt,1.0pt">
+              <w:txbxContent>
+                <w:p>
+                  <w:pPr>
+                    <w:spacing w:before="0" w:after="0" w:line="240" w:lineRule="auto"/>
+                    <w:ind w:left="0" w:right="0" w:firstLine="0"/>
+                  </w:pPr>
+                  <w:r>
+                    <w:rPr>
+                      <w:rFonts w:ascii="Deja Vu Sans" w:hAnsi="Deja Vu Sans" w:eastAsia="Deja Vu Sans" w:cs="Deja Vu Sans"/>
+                      <w:b w:val="0"/>
+                      <w:i w:val="0"/>
+                      <w:color w:val="000000"/>
+                      <w:sz w:val="21"/>
+                    </w:rPr>
+                    <w:t>2</w:t>
+                  </w:r>
+                </w:p>
+              </w:txbxContent>
+            </v:textbox>
+          </v:shape>
+        </w:pict>
+      </w:r>
+      <w:r>
+        <w:pict>
+          <v:shape id="DocuMindTableCell56" type="#_x0000_t202" filled="f" stroked="t" strokecolor="#000000" strokeweight="0.75pt" o:allowincell="f" style="position:absolute;margin-left:92.750pt;margin-top:538.500pt;width:283.500pt;height:29.100pt;z-index:100;mso-position-horizontal-relative:page;mso-position-vertical-relative:page;mso-wrap-style:none;">
+            <w10:wrap type="none"/>
+            <v:textbox inset="2.0pt,1.0pt,2.0pt,1.0pt">
+              <w:txbxContent>
+                <w:p>
+                  <w:pPr>
+                    <w:spacing w:before="0" w:after="0" w:line="240" w:lineRule="auto"/>
+                    <w:ind w:left="0" w:right="0" w:firstLine="0"/>
+                  </w:pPr>
+                  <w:r>
+                    <w:rPr>
+                      <w:rFonts w:ascii="Deja Vu Sans" w:hAnsi="Deja Vu Sans" w:eastAsia="Deja Vu Sans" w:cs="Deja Vu Sans"/>
+                      <w:b w:val="0"/>
+                      <w:i w:val="0"/>
+                      <w:color w:val="000000"/>
+                      <w:sz w:val="21"/>
+                    </w:rPr>
+                    <w:t>Cras fringilla ipsum magna, in fringilla dui commodo</w:t>
+                    <w:br/>
+                  </w:r>
+                  <w:r>
+                    <w:rPr>
+                      <w:rFonts w:ascii="Deja Vu Sans" w:hAnsi="Deja Vu Sans" w:eastAsia="Deja Vu Sans" w:cs="Deja Vu Sans"/>
+                      <w:b w:val="0"/>
+                      <w:i w:val="0"/>
+                      <w:color w:val="000000"/>
+                      <w:sz w:val="21"/>
+                    </w:rPr>
+                    <w:t>a.</w:t>
+                  </w:r>
+                </w:p>
+              </w:txbxContent>
+            </v:textbox>
+          </v:shape>
+        </w:pict>
+      </w:r>
+      <w:r>
+        <w:pict>
+          <v:shape id="DocuMindTableCell57" type="#_x0000_t202" filled="f" stroked="t" strokecolor="#000000" strokeweight="0.75pt" o:allowincell="f" style="position:absolute;margin-left:376.250pt;margin-top:378.300pt;width:78.000pt;height:29.100pt;z-index:100;mso-position-horizontal-relative:page;mso-position-vertical-relative:page;mso-wrap-style:none;">
+            <w10:wrap type="none"/>
+            <v:textbox inset="2.0pt,1.0pt,2.0pt,1.0pt">
+              <w:txbxContent>
+                <w:p>
+                  <w:pPr>
+                    <w:spacing w:before="0" w:after="0" w:line="240" w:lineRule="auto"/>
+                    <w:ind w:left="0" w:right="0" w:firstLine="0"/>
+                  </w:pPr>
+                  <w:r>
+                    <w:rPr>
+                      <w:rFonts w:ascii="Deja Vu Sans" w:hAnsi="Deja Vu Sans" w:eastAsia="Deja Vu Sans" w:cs="Deja Vu Sans"/>
+                      <w:b w:val="0"/>
+                      <w:i w:val="0"/>
+                      <w:color w:val="000000"/>
+                      <w:sz w:val="21"/>
+                    </w:rPr>
+                    <w:t>Ipsum</w:t>
+                  </w:r>
+                </w:p>
+              </w:txbxContent>
+            </v:textbox>
+          </v:shape>
+        </w:pict>
+      </w:r>
+      <w:r>
+        <w:pict>
+          <v:shape id="DocuMindTableCell58" type="#_x0000_t202" filled="f" stroked="t" strokecolor="#000000" strokeweight="0.75pt" o:allowincell="f" style="position:absolute;margin-left:376.250pt;margin-top:407.400pt;width:78.000pt;height:29.100pt;z-index:100;mso-position-horizontal-relative:page;mso-position-vertical-relative:page;mso-wrap-style:none;">
+            <w10:wrap type="none"/>
+            <v:textbox inset="2.0pt,1.0pt,2.0pt,1.0pt">
+              <w:txbxContent>
+                <w:p>
+                  <w:pPr>
+                    <w:spacing w:before="0" w:after="0" w:line="240" w:lineRule="auto"/>
+                    <w:ind w:left="0" w:right="0" w:firstLine="0"/>
+                  </w:pPr>
+                  <w:r>
+                    <w:rPr>
+                      <w:rFonts w:ascii="Deja Vu Sans" w:hAnsi="Deja Vu Sans" w:eastAsia="Deja Vu Sans" w:cs="Deja Vu Sans"/>
+                      <w:b w:val="0"/>
+                      <w:i w:val="0"/>
+                      <w:color w:val="000000"/>
+                      <w:sz w:val="21"/>
+                    </w:rPr>
+                  </w:r>
+                </w:p>
+              </w:txbxContent>
+            </v:textbox>
+          </v:shape>
+        </w:pict>
+      </w:r>
+      <w:r>
+        <w:pict>
+          <v:shape id="DocuMindTableCell59" type="#_x0000_t202" filled="f" stroked="t" strokecolor="#000000" strokeweight="0.75pt" o:allowincell="f" style="position:absolute;margin-left:376.250pt;margin-top:436.500pt;width:78.000pt;height:43.800pt;z-index:100;mso-position-horizontal-relative:page;mso-position-vertical-relative:page;mso-wrap-style:none;">
+            <w10:wrap type="none"/>
+            <v:textbox inset="2.0pt,1.0pt,2.0pt,1.0pt">
+              <w:txbxContent>
+                <w:p>
+                  <w:pPr>
+                    <w:spacing w:before="0" w:after="0" w:line="240" w:lineRule="auto"/>
+                    <w:ind w:left="0" w:right="0" w:firstLine="0"/>
+                  </w:pPr>
+                  <w:r>
+                    <w:rPr>
+                      <w:rFonts w:ascii="Deja Vu Sans" w:hAnsi="Deja Vu Sans" w:eastAsia="Deja Vu Sans" w:cs="Deja Vu Sans"/>
+                      <w:b w:val="0"/>
+                      <w:i w:val="0"/>
+                      <w:color w:val="000000"/>
+                      <w:sz w:val="21"/>
+                    </w:rPr>
+                    <w:t>3</w:t>
+                  </w:r>
+                </w:p>
+              </w:txbxContent>
+            </v:textbox>
+          </v:shape>
+        </w:pict>
+      </w:r>
+      <w:r>
+        <w:pict>
+          <v:shape id="DocuMindTableCell60" type="#_x0000_t202" filled="f" stroked="t" strokecolor="#000000" strokeweight="0.75pt" o:allowincell="f" style="position:absolute;margin-left:376.250pt;margin-top:480.300pt;width:78.000pt;height:29.100pt;z-index:100;mso-position-horizontal-relative:page;mso-position-vertical-relative:page;mso-wrap-style:none;">
+            <w10:wrap type="none"/>
+            <v:textbox inset="2.0pt,1.0pt,2.0pt,1.0pt">
+              <w:txbxContent>
+                <w:p>
+                  <w:pPr>
+                    <w:spacing w:before="0" w:after="0" w:line="240" w:lineRule="auto"/>
+                    <w:ind w:left="0" w:right="0" w:firstLine="0"/>
+                  </w:pPr>
+                  <w:r>
+                    <w:rPr>
+                      <w:rFonts w:ascii="Deja Vu Sans" w:hAnsi="Deja Vu Sans" w:eastAsia="Deja Vu Sans" w:cs="Deja Vu Sans"/>
+                      <w:b w:val="0"/>
+                      <w:i w:val="0"/>
+                      <w:color w:val="000000"/>
+                      <w:sz w:val="21"/>
+                    </w:rPr>
+                    <w:t>Aliquam erat volutpat.</w:t>
+                  </w:r>
+                </w:p>
+              </w:txbxContent>
+            </v:textbox>
+          </v:shape>
+        </w:pict>
+      </w:r>
+      <w:r>
+        <w:pict>
+          <v:shape id="DocuMindTableCell61" type="#_x0000_t202" filled="f" stroked="t" strokecolor="#000000" strokeweight="0.75pt" o:allowincell="f" style="position:absolute;margin-left:376.250pt;margin-top:509.400pt;width:78.000pt;height:29.100pt;z-index:100;mso-position-horizontal-relative:page;mso-position-vertical-relative:page;mso-wrap-style:none;">
+            <w10:wrap type="none"/>
+            <v:textbox inset="2.0pt,1.0pt,2.0pt,1.0pt">
+              <w:txbxContent>
+                <w:p>
+                  <w:pPr>
+                    <w:spacing w:before="0" w:after="0" w:line="240" w:lineRule="auto"/>
+                    <w:ind w:left="0" w:right="0" w:firstLine="0"/>
+                  </w:pPr>
+                  <w:r>
+                    <w:rPr>
+                      <w:rFonts w:ascii="Deja Vu Sans" w:hAnsi="Deja Vu Sans" w:eastAsia="Deja Vu Sans" w:cs="Deja Vu Sans"/>
+                      <w:b w:val="0"/>
+                      <w:i w:val="0"/>
+                      <w:color w:val="000000"/>
+                      <w:sz w:val="21"/>
+                    </w:rPr>
+                    <w:t>Lorem</w:t>
+                  </w:r>
+                </w:p>
+              </w:txbxContent>
+            </v:textbox>
+          </v:shape>
+        </w:pict>
+      </w:r>
+      <w:r>
+        <w:pict>
+          <v:shape id="DocuMindTableCell62" type="#_x0000_t202" filled="f" stroked="t" strokecolor="#000000" strokeweight="0.75pt" o:allowincell="f" style="position:absolute;margin-left:376.250pt;margin-top:538.500pt;width:78.000pt;height:29.100pt;z-index:100;mso-position-horizontal-relative:page;mso-position-vertical-relative:page;mso-wrap-style:none;">
+            <w10:wrap type="none"/>
+            <v:textbox inset="2.0pt,1.0pt,2.0pt,1.0pt">
+              <w:txbxContent>
+                <w:p>
+                  <w:pPr>
+                    <w:spacing w:before="0" w:after="0" w:line="240" w:lineRule="auto"/>
+                    <w:ind w:left="0" w:right="0" w:firstLine="0"/>
+                  </w:pPr>
+                  <w:r>
+                    <w:rPr>
+                      <w:rFonts w:ascii="Deja Vu Sans" w:hAnsi="Deja Vu Sans" w:eastAsia="Deja Vu Sans" w:cs="Deja Vu Sans"/>
+                      <w:b w:val="0"/>
+                      <w:i w:val="0"/>
+                      <w:color w:val="000000"/>
+                      <w:sz w:val="21"/>
+                    </w:rPr>
+                  </w:r>
+                </w:p>
+              </w:txbxContent>
+            </v:textbox>
+          </v:shape>
+        </w:pict>
+      </w:r>
+      <w:r>
+        <w:pict>
+          <v:shape id="DocuMindTableCell63" type="#_x0000_t202" filled="f" stroked="t" strokecolor="#000000" strokeweight="0.75pt" o:allowincell="f" style="position:absolute;margin-left:454.250pt;margin-top:378.300pt;width:84.864pt;height:29.100pt;z-index:100;mso-position-horizontal-relative:page;mso-position-vertical-relative:page;mso-wrap-style:none;">
+            <w10:wrap type="none"/>
+            <v:textbox inset="2.0pt,1.0pt,2.0pt,1.0pt">
+              <w:txbxContent>
+                <w:p>
+                  <w:pPr>
+                    <w:spacing w:before="0" w:after="0" w:line="240" w:lineRule="auto"/>
+                    <w:ind w:left="0" w:right="0" w:firstLine="0"/>
+                  </w:pPr>
+                  <w:r>
+                    <w:rPr>
+                      <w:rFonts w:ascii="Deja Vu Sans" w:hAnsi="Deja Vu Sans" w:eastAsia="Deja Vu Sans" w:cs="Deja Vu Sans"/>
+                      <w:b w:val="0"/>
+                      <w:i w:val="0"/>
+                      <w:color w:val="000000"/>
+                      <w:sz w:val="21"/>
+                    </w:rPr>
+                    <w:t>4</w:t>
+                  </w:r>
+                </w:p>
+              </w:txbxContent>
+            </v:textbox>
+          </v:shape>
+        </w:pict>
+      </w:r>
+      <w:r>
+        <w:pict>
+          <v:shape id="DocuMindTableCell64" type="#_x0000_t202" filled="f" stroked="t" strokecolor="#000000" strokeweight="0.75pt" o:allowincell="f" style="position:absolute;margin-left:454.250pt;margin-top:407.400pt;width:84.864pt;height:29.100pt;z-index:100;mso-position-horizontal-relative:page;mso-position-vertical-relative:page;mso-wrap-style:none;">
+            <w10:wrap type="none"/>
+            <v:textbox inset="2.0pt,1.0pt,2.0pt,1.0pt">
+              <w:txbxContent>
+                <w:p>
+                  <w:pPr>
+                    <w:spacing w:before="0" w:after="0" w:line="240" w:lineRule="auto"/>
+                    <w:ind w:left="0" w:right="0" w:firstLine="0"/>
+                  </w:pPr>
+                  <w:r>
+                    <w:rPr>
+                      <w:rFonts w:ascii="Arial" w:hAnsi="Arial" w:eastAsia="Arial" w:cs="Arial"/>
+                      <w:sz w:val="18"/>
+                    </w:rPr>
+                    <w:t>Fusce vitae vestibulum velit.</w:t>
+                  </w:r>
+                </w:p>
+              </w:txbxContent>
+            </v:textbox>
+          </v:shape>
+        </w:pict>
+      </w:r>
+      <w:r>
+        <w:pict>
+          <v:shape id="DocuMindTableCell65" type="#_x0000_t202" filled="f" stroked="t" strokecolor="#000000" strokeweight="0.75pt" o:allowincell="f" style="position:absolute;margin-left:454.250pt;margin-top:436.500pt;width:84.864pt;height:43.800pt;z-index:100;mso-position-horizontal-relative:page;mso-position-vertical-relative:page;mso-wrap-style:none;">
+            <w10:wrap type="none"/>
+            <v:textbox inset="2.0pt,1.0pt,2.0pt,1.0pt">
+              <w:txbxContent>
+                <w:p>
+                  <w:pPr>
+                    <w:spacing w:before="0" w:after="0" w:line="240" w:lineRule="auto"/>
+                    <w:ind w:left="0" w:right="0" w:firstLine="0"/>
+                  </w:pPr>
+                  <w:r>
+                    <w:rPr>
+                      <w:rFonts w:ascii="Arial" w:hAnsi="Arial" w:eastAsia="Arial" w:cs="Arial"/>
+                      <w:sz w:val="18"/>
+                    </w:rPr>
+                    <w:t>Lorem</w:t>
+                  </w:r>
+                </w:p>
+              </w:txbxContent>
+            </v:textbox>
+          </v:shape>
+        </w:pict>
+      </w:r>
+      <w:r>
+        <w:pict>
+          <v:shape id="DocuMindTableCell66" type="#_x0000_t202" filled="f" stroked="t" strokecolor="#000000" strokeweight="0.75pt" o:allowincell="f" style="position:absolute;margin-left:454.250pt;margin-top:480.300pt;width:84.864pt;height:29.100pt;z-index:100;mso-position-horizontal-relative:page;mso-position-vertical-relative:page;mso-wrap-style:none;">
+            <w10:wrap type="none"/>
+            <v:textbox inset="2.0pt,1.0pt,2.0pt,1.0pt">
+              <w:txbxContent>
+                <w:p>
+                  <w:pPr>
+                    <w:spacing w:before="0" w:after="0" w:line="240" w:lineRule="auto"/>
+                    <w:ind w:left="0" w:right="0" w:firstLine="0"/>
+                  </w:pPr>
+                  <w:r>
+                    <w:rPr>
+                      <w:rFonts w:ascii="Arial" w:hAnsi="Arial" w:eastAsia="Arial" w:cs="Arial"/>
+                      <w:sz w:val="18"/>
+                    </w:rPr>
+                  </w:r>
+                </w:p>
+              </w:txbxContent>
+            </v:textbox>
+          </v:shape>
+        </w:pict>
+      </w:r>
+      <w:r>
+        <w:pict>
+          <v:shape id="DocuMindTableCell67" type="#_x0000_t202" filled="f" stroked="t" strokecolor="#000000" strokeweight="0.75pt" o:allowincell="f" style="position:absolute;margin-left:454.250pt;margin-top:509.400pt;width:84.864pt;height:29.100pt;z-index:100;mso-position-horizontal-relative:page;mso-position-vertical-relative:page;mso-wrap-style:none;">
+            <w10:wrap type="none"/>
+            <v:textbox inset="2.0pt,1.0pt,2.0pt,1.0pt">
+              <w:txbxContent>
+                <w:p>
+                  <w:pPr>
+                    <w:spacing w:before="0" w:after="0" w:line="240" w:lineRule="auto"/>
+                    <w:ind w:left="0" w:right="0" w:firstLine="0"/>
+                  </w:pPr>
+                  <w:r>
+                    <w:rPr>
+                      <w:rFonts w:ascii="Arial" w:hAnsi="Arial" w:eastAsia="Arial" w:cs="Arial"/>
+                      <w:sz w:val="18"/>
+                    </w:rPr>
+                    <w:t>5</w:t>
+                  </w:r>
+                </w:p>
+              </w:txbxContent>
+            </v:textbox>
+          </v:shape>
+        </w:pict>
+      </w:r>
+      <w:r>
+        <w:pict>
+          <v:shape id="DocuMindTableCell68" type="#_x0000_t202" filled="f" stroked="t" strokecolor="#000000" strokeweight="0.75pt" o:allowincell="f" style="position:absolute;margin-left:454.250pt;margin-top:538.500pt;width:84.864pt;height:29.100pt;z-index:100;mso-position-horizontal-relative:page;mso-position-vertical-relative:page;mso-wrap-style:none;">
+            <w10:wrap type="none"/>
+            <v:textbox inset="2.0pt,1.0pt,2.0pt,1.0pt">
+              <w:txbxContent>
+                <w:p>
+                  <w:pPr>
+                    <w:spacing w:before="0" w:after="0" w:line="240" w:lineRule="auto"/>
+                    <w:ind w:left="0" w:right="0" w:firstLine="0"/>
+                  </w:pPr>
+                  <w:r>
+                    <w:rPr>
+                      <w:rFonts w:ascii="Arial" w:hAnsi="Arial" w:eastAsia="Arial" w:cs="Arial"/>
+                      <w:sz w:val="18"/>
+                    </w:rPr>
+                    <w:t>Etiam vehicula luctus fermentum.</w:t>
+                  </w:r>
+                </w:p>
+              </w:txbxContent>
+            </v:textbox>
+          </v:shape>
+        </w:pict>
+      </w:r>
+    </w:p>
+    <w:p>
+      <w:pPr>
+        <w:sectPr>
+          <w:pgSz w:w="11900" w:h="16840"/>
+          <w:pgMar w:top="0" w:right="0" w:bottom="0" w:left="0" w:header="0" w:footer="0" w:gutter="0"/>
+          <w:cols w:space="720"/>
+          <w:docGrid w:linePitch="360"/>
+        </w:sectPr>
+      </w:pPr>
+    </w:p>
+    <w:p>
+      <w:pPr>
+        <w:spacing w:before="0" w:after="0" w:lineRule="exact" w:line="20"/>
+      </w:pPr>
+      <w:r>
+        <w:rPr>
+          <w:sz w:val="2"/>
+        </w:rPr>
+      </w:r>
+      <w:r>
+        <w:pict>
+          <v:shape id="DocuMindTextBox69" type="#_x0000_t202" stroked="f" filled="f" o:allowincell="f" style="position:absolute;margin-left:74.800pt;margin-top:55.810pt;width:449.616pt;height:28.500pt;z-index:251659264;mso-position-horizontal-relative:page;mso-position-vertical-relative:page;mso-wrap-style:none;mso-fit-shape-to-text:t;">
+            <w10:wrap type="none"/>
+            <v:textbox inset="0,0,0,0">
+              <w:txbxContent>
+                <w:p>
+                  <w:pPr>
+                    <w:spacing w:before="0" w:after="0" w:lineRule="exact" w:line="450"/>
+                    <w:ind w:left="0" w:right="0" w:firstLine="0"/>
+                  </w:pPr>
+                  <w:r>
+                    <w:rPr>
+                      <w:rFonts w:ascii="Liberation Sans" w:hAnsi="Liberation Sans" w:eastAsia="Liberation Sans" w:cs="Liberation Sans"/>
+                      <w:b/>
+                      <w:i w:val="0"/>
+                      <w:color w:val="000000"/>
+                      <w:sz w:val="36"/>
+                    </w:rPr>
+                    <w:t xml:space="preserve">Lorem ipsum dolor sit amet, consectetur adipiscing </w:t>
+                  </w:r>
+                </w:p>
+              </w:txbxContent>
+            </v:textbox>
+          </v:shape>
+        </w:pict>
+      </w:r>
+      <w:r>
+        <w:pict>
+          <v:shape id="DocuMindTextBox70" type="#_x0000_t202" stroked="f" filled="f" o:allowincell="f" style="position:absolute;margin-left:96.400pt;margin-top:76.510pt;width:38.946pt;height:28.500pt;z-index:251659264;mso-position-horizontal-relative:page;mso-position-vertical-relative:page;mso-wrap-style:none;mso-fit-shape-to-text:t;">
+            <w10:wrap type="none"/>
+            <v:textbox inset="0,0,0,0">
+              <w:txbxContent>
+                <w:p>
+                  <w:pPr>
+                    <w:spacing w:before="0" w:after="0" w:lineRule="exact" w:line="450"/>
+                    <w:ind w:left="0" w:right="0" w:firstLine="0"/>
+                  </w:pPr>
+                  <w:r>
+                    <w:rPr>
+                      <w:rFonts w:ascii="Liberation Sans" w:hAnsi="Liberation Sans" w:eastAsia="Liberation Sans" w:cs="Liberation Sans"/>
+                      <w:b/>
+                      <w:i w:val="0"/>
+                      <w:color w:val="000000"/>
+                      <w:sz w:val="36"/>
+                    </w:rPr>
+                    <w:t xml:space="preserve">elit. </w:t>
+                  </w:r>
+                </w:p>
+              </w:txbxContent>
+            </v:textbox>
+          </v:shape>
+        </w:pict>
+      </w:r>
+      <w:r>
+        <w:pict>
+          <v:shape id="DocuMindTextBox71" type="#_x0000_t202" stroked="f" filled="f" o:allowincell="f" style="position:absolute;margin-left:56.800pt;margin-top:128.556pt;width:484.141pt;height:19.125pt;z-index:251659264;mso-position-horizontal-relative:page;mso-position-vertical-relative:page;mso-wrap-style:none;mso-fit-shape-to-text:t;">
+            <w10:wrap type="none"/>
+            <v:textbox inset="0,0,0,0">
+              <w:txbxContent>
+                <w:p>
+                  <w:pPr>
+                    <w:spacing w:before="0" w:after="0" w:lineRule="exact" w:line="262"/>
+                    <w:ind w:left="0" w:right="0" w:firstLine="0"/>
+                  </w:pPr>
+                  <w:r>
+                    <w:rPr>
+                      <w:rFonts w:ascii="Deja Vu Sans" w:hAnsi="Deja Vu Sans" w:eastAsia="Deja Vu Sans" w:cs="Deja Vu Sans"/>
+                      <w:b w:val="0"/>
+                      <w:i w:val="0"/>
+                      <w:color w:val="000000"/>
+                      <w:sz w:val="21"/>
+                    </w:rPr>
+                    <w:t>Nunc ac faucibus odio. Vestibulum neque massa, scelerisque sit amet ligula eu, congue</w:t>
+                  </w:r>
+                </w:p>
+              </w:txbxContent>
+            </v:textbox>
+          </v:shape>
+        </w:pict>
+      </w:r>
+      <w:r>
+        <w:pict>
+          <v:shape id="DocuMindTextBox72" type="#_x0000_t202" stroked="f" filled="f" o:allowincell="f" style="position:absolute;margin-left:56.800pt;margin-top:143.256pt;width:484.068pt;height:19.125pt;z-index:251659264;mso-position-horizontal-relative:page;mso-position-vertical-relative:page;mso-wrap-style:none;mso-fit-shape-to-text:t;">
+            <w10:wrap type="none"/>
+            <v:textbox inset="0,0,0,0">
+              <w:txbxContent>
+                <w:p>
+                  <w:pPr>
+                    <w:spacing w:before="0" w:after="0" w:lineRule="exact" w:line="262"/>
+                    <w:ind w:left="0" w:right="0" w:firstLine="0"/>
+                  </w:pPr>
+                  <w:r>
+                    <w:rPr>
+                      <w:rFonts w:ascii="Deja Vu Sans" w:hAnsi="Deja Vu Sans" w:eastAsia="Deja Vu Sans" w:cs="Deja Vu Sans"/>
+                      <w:b w:val="0"/>
+                      <w:i w:val="0"/>
+                      <w:color w:val="000000"/>
+                      <w:sz w:val="21"/>
+                    </w:rPr>
+                    <w:t>molestie mi. Praesent ut varius sem. Nullam at porttitor arcu, nec lacinia nisi. Ut ac dolor</w:t>
+                  </w:r>
+                </w:p>
+              </w:txbxContent>
+            </v:textbox>
+          </v:shape>
+        </w:pict>
+      </w:r>
+      <w:r>
+        <w:pict>
+          <v:shape id="DocuMindTextBox73" type="#_x0000_t202" stroked="f" filled="f" o:allowincell="f" style="position:absolute;margin-left:56.800pt;margin-top:157.956pt;width:484.278pt;height:19.125pt;z-index:251659264;mso-position-horizontal-relative:page;mso-position-vertical-relative:page;mso-wrap-style:none;mso-fit-shape-to-text:t;">
+            <w10:wrap type="none"/>
+            <v:textbox inset="0,0,0,0">
+              <w:txbxContent>
+                <w:p>
+                  <w:pPr>
+                    <w:spacing w:before="0" w:after="0" w:lineRule="exact" w:line="262"/>
+                    <w:ind w:left="0" w:right="0" w:firstLine="0"/>
+                  </w:pPr>
+                  <w:r>
+                    <w:rPr>
+                      <w:rFonts w:ascii="Deja Vu Sans" w:hAnsi="Deja Vu Sans" w:eastAsia="Deja Vu Sans" w:cs="Deja Vu Sans"/>
+                      <w:b w:val="0"/>
+                      <w:i w:val="0"/>
+                      <w:color w:val="000000"/>
+                      <w:sz w:val="21"/>
+                    </w:rPr>
+                    <w:t>vitae odio interdum condimentum. Vivamus dapibus sodales ex, vitae malesuada ipsum</w:t>
+                  </w:r>
+                </w:p>
+              </w:txbxContent>
+            </v:textbox>
+          </v:shape>
+        </w:pict>
+      </w:r>
+      <w:r>
+        <w:pict>
+          <v:shape id="DocuMindTextBox74" type="#_x0000_t202" stroked="f" filled="f" o:allowincell="f" style="position:absolute;margin-left:56.800pt;margin-top:172.656pt;width:484.341pt;height:19.125pt;z-index:251659264;mso-position-horizontal-relative:page;mso-position-vertical-relative:page;mso-wrap-style:none;mso-fit-shape-to-text:t;">
+            <w10:wrap type="none"/>
+            <v:textbox inset="0,0,0,0">
+              <w:txbxContent>
+                <w:p>
+                  <w:pPr>
+                    <w:spacing w:before="0" w:after="0" w:lineRule="exact" w:line="262"/>
+                    <w:ind w:left="0" w:right="0" w:firstLine="0"/>
+                  </w:pPr>
+                  <w:r>
+                    <w:rPr>
+                      <w:rFonts w:ascii="Deja Vu Sans" w:hAnsi="Deja Vu Sans" w:eastAsia="Deja Vu Sans" w:cs="Deja Vu Sans"/>
+                      <w:b w:val="0"/>
+                      <w:i w:val="0"/>
+                      <w:color w:val="000000"/>
+                      <w:sz w:val="21"/>
+                    </w:rPr>
+                    <w:t>cursus convallis. Maecenas sed egestas nulla, ac condimentum orci. Mauris diam felis,</w:t>
+                  </w:r>
+                </w:p>
+              </w:txbxContent>
+            </v:textbox>
+          </v:shape>
+        </w:pict>
+      </w:r>
+      <w:r>
+        <w:pict>
+          <v:shape id="DocuMindTextBox75" type="#_x0000_t202" stroked="f" filled="f" o:allowincell="f" style="position:absolute;margin-left:56.800pt;margin-top:187.356pt;width:483.847pt;height:19.125pt;z-index:251659264;mso-position-horizontal-relative:page;mso-position-vertical-relative:page;mso-wrap-style:none;mso-fit-shape-to-text:t;">
+            <w10:wrap type="none"/>
+            <v:textbox inset="0,0,0,0">
+              <w:txbxContent>
+                <w:p>
+                  <w:pPr>
+                    <w:spacing w:before="0" w:after="0" w:lineRule="exact" w:line="262"/>
+                    <w:ind w:left="0" w:right="0" w:firstLine="0"/>
+                  </w:pPr>
+                  <w:r>
+                    <w:rPr>
+                      <w:rFonts w:ascii="Deja Vu Sans" w:hAnsi="Deja Vu Sans" w:eastAsia="Deja Vu Sans" w:cs="Deja Vu Sans"/>
+                      <w:b w:val="0"/>
+                      <w:i w:val="0"/>
+                      <w:color w:val="000000"/>
+                      <w:sz w:val="21"/>
+                    </w:rPr>
+                    <w:t>vulputate ac suscipit et, iaculis non est. Curabitur semper arcu ac ligula semper, nec luctus</w:t>
+                  </w:r>
+                </w:p>
+              </w:txbxContent>
+            </v:textbox>
+          </v:shape>
+        </w:pict>
+      </w:r>
+      <w:r>
+        <w:pict>
+          <v:shape id="DocuMindTextBox76" type="#_x0000_t202" stroked="f" filled="f" o:allowincell="f" style="position:absolute;margin-left:56.800pt;margin-top:202.056pt;width:484.152pt;height:19.125pt;z-index:251659264;mso-position-horizontal-relative:page;mso-position-vertical-relative:page;mso-wrap-style:none;mso-fit-shape-to-text:t;">
+            <w10:wrap type="none"/>
+            <v:textbox inset="0,0,0,0">
+              <w:txbxContent>
+                <w:p>
+                  <w:pPr>
+                    <w:spacing w:before="0" w:after="0" w:lineRule="exact" w:line="262"/>
+                    <w:ind w:left="0" w:right="0" w:firstLine="0"/>
+                  </w:pPr>
+                  <w:r>
+                    <w:rPr>
+                      <w:rFonts w:ascii="Deja Vu Sans" w:hAnsi="Deja Vu Sans" w:eastAsia="Deja Vu Sans" w:cs="Deja Vu Sans"/>
+                      <w:b w:val="0"/>
+                      <w:i w:val="0"/>
+                      <w:color w:val="000000"/>
+                      <w:sz w:val="21"/>
+                    </w:rPr>
+                    <w:t>nisl blandit. Integer lacinia ante ac libero lobortis imperdiet. Nullam mollis convallis ipsum,</w:t>
+                  </w:r>
+                </w:p>
+              </w:txbxContent>
+            </v:textbox>
+          </v:shape>
+        </w:pict>
+      </w:r>
+      <w:r>
+        <w:pict>
+          <v:shape id="DocuMindTextBox77" type="#_x0000_t202" stroked="f" filled="f" o:allowincell="f" style="position:absolute;margin-left:56.800pt;margin-top:216.756pt;width:483.795pt;height:19.125pt;z-index:251659264;mso-position-horizontal-relative:page;mso-position-vertical-relative:page;mso-wrap-style:none;mso-fit-shape-to-text:t;">
+            <w10:wrap type="none"/>
+            <v:textbox inset="0,0,0,0">
+              <w:txbxContent>
+                <w:p>
+                  <w:pPr>
+                    <w:spacing w:before="0" w:after="0" w:lineRule="exact" w:line="262"/>
+                    <w:ind w:left="0" w:right="0" w:firstLine="0"/>
+                  </w:pPr>
+                  <w:r>
+                    <w:rPr>
+                      <w:rFonts w:ascii="Deja Vu Sans" w:hAnsi="Deja Vu Sans" w:eastAsia="Deja Vu Sans" w:cs="Deja Vu Sans"/>
+                      <w:b w:val="0"/>
+                      <w:i w:val="0"/>
+                      <w:color w:val="000000"/>
+                      <w:sz w:val="21"/>
+                    </w:rPr>
+                    <w:t>ac accumsan nunc vehicula vitae. Nulla eget justo in felis tristique fringilla. Morbi sit amet</w:t>
+                  </w:r>
+                </w:p>
+              </w:txbxContent>
+            </v:textbox>
+          </v:shape>
+        </w:pict>
+      </w:r>
+      <w:r>
+        <w:pict>
+          <v:shape id="DocuMindTextBox78" type="#_x0000_t202" stroked="f" filled="f" o:allowincell="f" style="position:absolute;margin-left:56.800pt;margin-top:231.456pt;width:483.879pt;height:19.125pt;z-index:251659264;mso-position-horizontal-relative:page;mso-position-vertical-relative:page;mso-wrap-style:none;mso-fit-shape-to-text:t;">
+            <w10:wrap type="none"/>
+            <v:textbox inset="0,0,0,0">
+              <w:txbxContent>
+                <w:p>
+                  <w:pPr>
+                    <w:spacing w:before="0" w:after="0" w:lineRule="exact" w:line="262"/>
+                    <w:ind w:left="0" w:right="0" w:firstLine="0"/>
+                  </w:pPr>
+                  <w:r>
+                    <w:rPr>
+                      <w:rFonts w:ascii="Deja Vu Sans" w:hAnsi="Deja Vu Sans" w:eastAsia="Deja Vu Sans" w:cs="Deja Vu Sans"/>
+                      <w:b w:val="0"/>
+                      <w:i w:val="0"/>
+                      <w:color w:val="000000"/>
+                      <w:sz w:val="21"/>
+                    </w:rPr>
+                    <w:t>tortor quis risus auctor condimentum. Morbi in ullamcorper elit. Nulla iaculis tellus sit amet</w:t>
+                  </w:r>
+                </w:p>
+              </w:txbxContent>
+            </v:textbox>
+          </v:shape>
+        </w:pict>
+      </w:r>
+      <w:r>
+        <w:pict>
+          <v:shape id="DocuMindTextBox79" type="#_x0000_t202" stroked="f" filled="f" o:allowincell="f" style="position:absolute;margin-left:56.800pt;margin-top:246.156pt;width:127.950pt;height:19.125pt;z-index:251659264;mso-position-horizontal-relative:page;mso-position-vertical-relative:page;mso-wrap-style:none;mso-fit-shape-to-text:t;">
+            <w10:wrap type="none"/>
+            <v:textbox inset="0,0,0,0">
+              <w:txbxContent>
+                <w:p>
+                  <w:pPr>
+                    <w:spacing w:before="0" w:after="0" w:lineRule="exact" w:line="262"/>
+                    <w:ind w:left="0" w:right="0" w:firstLine="0"/>
+                  </w:pPr>
+                  <w:r>
+                    <w:rPr>
+                      <w:rFonts w:ascii="Deja Vu Sans" w:hAnsi="Deja Vu Sans" w:eastAsia="Deja Vu Sans" w:cs="Deja Vu Sans"/>
+                      <w:b w:val="0"/>
+                      <w:i w:val="0"/>
+                      <w:color w:val="000000"/>
+                      <w:sz w:val="21"/>
+                    </w:rPr>
+                    <w:t>mauris tempus fringilla.</w:t>
+                  </w:r>
+                </w:p>
+              </w:txbxContent>
+            </v:textbox>
+          </v:shape>
+        </w:pict>
+      </w:r>
+      <w:r>
+        <w:pict>
+          <v:shape id="DocuMindTextBox80" type="#_x0000_t202" stroked="f" filled="f" o:allowincell="f" style="position:absolute;margin-left:74.800pt;margin-top:282.620pt;width:439.128pt;height:26.000pt;z-index:251659264;mso-position-horizontal-relative:page;mso-position-vertical-relative:page;mso-wrap-style:none;mso-fit-shape-to-text:t;">
+            <w10:wrap type="none"/>
+            <v:textbox inset="0,0,0,0">
+              <w:txbxContent>
+                <w:p>
+                  <w:pPr>
+                    <w:spacing w:before="0" w:after="0" w:lineRule="exact" w:line="400"/>
+                    <w:ind w:left="0" w:right="0" w:firstLine="0"/>
+                  </w:pPr>
+                  <w:r>
+                    <w:rPr>
+                      <w:rFonts w:ascii="Liberation Sans" w:hAnsi="Liberation Sans" w:eastAsia="Liberation Sans" w:cs="Liberation Sans"/>
+                      <w:b/>
+                      <w:i w:val="0"/>
+                      <w:color w:val="000000"/>
+                      <w:sz w:val="32"/>
+                    </w:rPr>
+                    <w:t xml:space="preserve">Maecenas mauris lectus, lobortis et purus mattis, blandit </w:t>
+                  </w:r>
+                </w:p>
+              </w:txbxContent>
+            </v:textbox>
+          </v:shape>
+        </w:pict>
+      </w:r>
+      <w:r>
+        <w:pict>
+          <v:shape id="DocuMindTextBox81" type="#_x0000_t202" stroked="f" filled="f" o:allowincell="f" style="position:absolute;margin-left:103.600pt;margin-top:301.020pt;width:110.440pt;height:26.000pt;z-index:251659264;mso-position-horizontal-relative:page;mso-position-vertical-relative:page;mso-wrap-style:none;mso-fit-shape-to-text:t;">
+            <w10:wrap type="none"/>
+            <v:textbox inset="0,0,0,0">
+              <w:txbxContent>
+                <w:p>
+                  <w:pPr>
+                    <w:spacing w:before="0" w:after="0" w:lineRule="exact" w:line="400"/>
+                    <w:ind w:left="0" w:right="0" w:firstLine="0"/>
+                  </w:pPr>
+                  <w:r>
+                    <w:rPr>
+                      <w:rFonts w:ascii="Liberation Sans" w:hAnsi="Liberation Sans" w:eastAsia="Liberation Sans" w:cs="Liberation Sans"/>
+                      <w:b/>
+                      <w:i w:val="0"/>
+                      <w:color w:val="000000"/>
+                      <w:sz w:val="32"/>
+                    </w:rPr>
+                    <w:t xml:space="preserve">dictum tellus. </w:t>
+                  </w:r>
+                </w:p>
+              </w:txbxContent>
+            </v:textbox>
+          </v:shape>
+        </w:pict>
+      </w:r>
+      <w:r>
+        <w:pict>
+          <v:shape id="DocuMindTextBox82" type="#_x0000_t202" stroked="f" filled="f" o:allowincell="f" style="position:absolute;margin-left:56.800pt;margin-top:324.956pt;width:483.890pt;height:19.125pt;z-index:251659264;mso-position-horizontal-relative:page;mso-position-vertical-relative:page;mso-wrap-style:none;mso-fit-shape-to-text:t;">
+            <w10:wrap type="none"/>
+            <v:textbox inset="0,0,0,0">
+              <w:txbxContent>
+                <w:p>
+                  <w:pPr>
+                    <w:spacing w:before="0" w:after="0" w:lineRule="exact" w:line="262"/>
+                    <w:ind w:left="0" w:right="0" w:firstLine="0"/>
+                  </w:pPr>
+                  <w:r>
+                    <w:rPr>
+                      <w:rFonts w:ascii="Deja Vu Sans" w:hAnsi="Deja Vu Sans" w:eastAsia="Deja Vu Sans" w:cs="Deja Vu Sans"/>
+                      <w:b w:val="0"/>
+                      <w:i w:val="0"/>
+                      <w:color w:val="000000"/>
+                      <w:sz w:val="21"/>
+                    </w:rPr>
+                    <w:t>Maecenas non lorem quis tellus placerat varius. Nulla facilisi. Aenean congue fringilla justo</w:t>
+                  </w:r>
+                </w:p>
+              </w:txbxContent>
+            </v:textbox>
+          </v:shape>
+        </w:pict>
+      </w:r>
+      <w:r>
+        <w:pict>
+          <v:shape id="DocuMindTextBox83" type="#_x0000_t202" stroked="f" filled="f" o:allowincell="f" style="position:absolute;margin-left:56.800pt;margin-top:339.656pt;width:483.858pt;height:19.125pt;z-index:251659264;mso-position-horizontal-relative:page;mso-position-vertical-relative:page;mso-wrap-style:none;mso-fit-shape-to-text:t;">
+            <w10:wrap type="none"/>
+            <v:textbox inset="0,0,0,0">
+              <w:txbxContent>
+                <w:p>
+                  <w:pPr>
+                    <w:spacing w:before="0" w:after="0" w:lineRule="exact" w:line="262"/>
+                    <w:ind w:left="0" w:right="0" w:firstLine="0"/>
+                  </w:pPr>
+                  <w:r>
+                    <w:rPr>
+                      <w:rFonts w:ascii="Deja Vu Sans" w:hAnsi="Deja Vu Sans" w:eastAsia="Deja Vu Sans" w:cs="Deja Vu Sans"/>
+                      <w:b w:val="0"/>
+                      <w:i w:val="0"/>
+                      <w:color w:val="000000"/>
+                      <w:sz w:val="21"/>
+                    </w:rPr>
+                    <w:t>ut aliquam. Mauris id ex erat. Nunc vulputate neque vitae justo facilisis, non condimentum</w:t>
+                  </w:r>
+                </w:p>
+              </w:txbxContent>
+            </v:textbox>
+          </v:shape>
+        </w:pict>
+      </w:r>
+      <w:r>
+        <w:pict>
+          <v:shape id="DocuMindTextBox84" type="#_x0000_t202" stroked="f" filled="f" o:allowincell="f" style="position:absolute;margin-left:56.800pt;margin-top:354.356pt;width:484.404pt;height:19.125pt;z-index:251659264;mso-position-horizontal-relative:page;mso-position-vertical-relative:page;mso-wrap-style:none;mso-fit-shape-to-text:t;">
+            <w10:wrap type="none"/>
+            <v:textbox inset="0,0,0,0">
+              <w:txbxContent>
+                <w:p>
+                  <w:pPr>
+                    <w:spacing w:before="0" w:after="0" w:lineRule="exact" w:line="262"/>
+                    <w:ind w:left="0" w:right="0" w:firstLine="0"/>
+                  </w:pPr>
+                  <w:r>
+                    <w:rPr>
+                      <w:rFonts w:ascii="Deja Vu Sans" w:hAnsi="Deja Vu Sans" w:eastAsia="Deja Vu Sans" w:cs="Deja Vu Sans"/>
+                      <w:b w:val="0"/>
+                      <w:i w:val="0"/>
+                      <w:color w:val="000000"/>
+                      <w:sz w:val="21"/>
+                    </w:rPr>
+                    <w:t>ante sagittis. Morbi viverra semper lorem nec molestie. Maecenas tincidunt est efficitur</w:t>
+                  </w:r>
+                </w:p>
+              </w:txbxContent>
+            </v:textbox>
+          </v:shape>
+        </w:pict>
+      </w:r>
+      <w:r>
+        <w:pict>
+          <v:shape id="DocuMindTextBox85" type="#_x0000_t202" stroked="f" filled="f" o:allowincell="f" style="position:absolute;margin-left:56.800pt;margin-top:369.056pt;width:242.999pt;height:19.125pt;z-index:251659264;mso-position-horizontal-relative:page;mso-position-vertical-relative:page;mso-wrap-style:none;mso-fit-shape-to-text:t;">
+            <w10:wrap type="none"/>
+            <v:textbox inset="0,0,0,0">
+              <w:txbxContent>
+                <w:p>
+                  <w:pPr>
+                    <w:spacing w:before="0" w:after="0" w:lineRule="exact" w:line="262"/>
+                    <w:ind w:left="0" w:right="0" w:firstLine="0"/>
+                  </w:pPr>
+                  <w:r>
+                    <w:rPr>
+                      <w:rFonts w:ascii="Deja Vu Sans" w:hAnsi="Deja Vu Sans" w:eastAsia="Deja Vu Sans" w:cs="Deja Vu Sans"/>
+                      <w:b w:val="0"/>
+                      <w:i w:val="0"/>
+                      <w:color w:val="000000"/>
+                      <w:sz w:val="21"/>
+                    </w:rPr>
+                    <w:t>ligula euismod, sit amet ornare est vulputate.</w:t>
+                  </w:r>
+                </w:p>
+              </w:txbxContent>
+            </v:textbox>
+          </v:shape>
+        </w:pict>
+      </w:r>
+      <w:r>
+        <w:pict>
+          <v:shape id="DocuMindTextBox86" type="#_x0000_t202" stroked="f" filled="f" o:allowincell="f" style="position:absolute;margin-left:56.800pt;margin-top:394.956pt;width:483.669pt;height:19.125pt;z-index:251659264;mso-position-horizontal-relative:page;mso-position-vertical-relative:page;mso-wrap-style:none;mso-fit-shape-to-text:t;">
             <w10:wrap type="none"/>
             <v:textbox inset="0,0,0,0">
               <w:txbxContent>
@@ -1194,7 +2492,7 @@
       </w:r>
       <w:r>
         <w:pict>
-          <v:shape id="DocuMindTextBox44" type="#_x0000_t202" stroked="f" filled="f" o:allowincell="f" style="position:absolute;margin-left:56.800pt;margin-top:95.856pt;width:484.110pt;height:19.125pt;z-index:251659264;mso-position-horizontal-relative:page;mso-position-vertical-relative:page;mso-wrap-style:none;mso-fit-shape-to-text:t;">
+          <v:shape id="DocuMindTextBox87" type="#_x0000_t202" stroked="f" filled="f" o:allowincell="f" style="position:absolute;margin-left:56.800pt;margin-top:409.656pt;width:484.110pt;height:19.125pt;z-index:251659264;mso-position-horizontal-relative:page;mso-position-vertical-relative:page;mso-wrap-style:none;mso-fit-shape-to-text:t;">
             <w10:wrap type="none"/>
             <v:textbox inset="0,0,0,0">
               <w:txbxContent>
@@ -1221,7 +2519,7 @@
       </w:r>
       <w:r>
         <w:pict>
-          <v:shape id="DocuMindTextBox45" type="#_x0000_t202" stroked="f" filled="f" o:allowincell="f" style="position:absolute;margin-left:56.800pt;margin-top:110.556pt;width:484.036pt;height:19.125pt;z-index:251659264;mso-position-horizontal-relative:page;mso-position-vertical-relative:page;mso-wrap-style:none;mso-fit-shape-to-text:t;">
+          <v:shape id="DocuMindTextBox88" type="#_x0000_t202" stroked="f" filled="f" o:allowincell="f" style="position:absolute;margin-left:56.800pt;margin-top:424.356pt;width:484.036pt;height:19.125pt;z-index:251659264;mso-position-horizontal-relative:page;mso-position-vertical-relative:page;mso-wrap-style:none;mso-fit-shape-to-text:t;">
             <w10:wrap type="none"/>
             <v:textbox inset="0,0,0,0">
               <w:txbxContent>
@@ -1248,7 +2546,7 @@
       </w:r>
       <w:r>
         <w:pict>
-          <v:shape id="DocuMindTextBox46" type="#_x0000_t202" stroked="f" filled="f" o:allowincell="f" style="position:absolute;margin-left:56.800pt;margin-top:125.256pt;width:483.837pt;height:19.125pt;z-index:251659264;mso-position-horizontal-relative:page;mso-position-vertical-relative:page;mso-wrap-style:none;mso-fit-shape-to-text:t;">
+          <v:shape id="DocuMindTextBox89" type="#_x0000_t202" stroked="f" filled="f" o:allowincell="f" style="position:absolute;margin-left:56.800pt;margin-top:439.056pt;width:483.837pt;height:19.125pt;z-index:251659264;mso-position-horizontal-relative:page;mso-position-vertical-relative:page;mso-wrap-style:none;mso-fit-shape-to-text:t;">
             <w10:wrap type="none"/>
             <v:textbox inset="0,0,0,0">
               <w:txbxContent>
@@ -1275,7 +2573,7 @@
       </w:r>
       <w:r>
         <w:pict>
-          <v:shape id="DocuMindTextBox47" type="#_x0000_t202" stroked="f" filled="f" o:allowincell="f" style="position:absolute;margin-left:56.800pt;margin-top:139.956pt;width:483.847pt;height:19.125pt;z-index:251659264;mso-position-horizontal-relative:page;mso-position-vertical-relative:page;mso-wrap-style:none;mso-fit-shape-to-text:t;">
+          <v:shape id="DocuMindTextBox90" type="#_x0000_t202" stroked="f" filled="f" o:allowincell="f" style="position:absolute;margin-left:56.800pt;margin-top:453.756pt;width:483.847pt;height:19.125pt;z-index:251659264;mso-position-horizontal-relative:page;mso-position-vertical-relative:page;mso-wrap-style:none;mso-fit-shape-to-text:t;">
             <w10:wrap type="none"/>
             <v:textbox inset="0,0,0,0">
               <w:txbxContent>
@@ -1302,7 +2600,7 @@
       </w:r>
       <w:r>
         <w:pict>
-          <v:shape id="DocuMindTextBox48" type="#_x0000_t202" stroked="f" filled="f" o:allowincell="f" style="position:absolute;margin-left:56.800pt;margin-top:154.656pt;width:484.173pt;height:19.125pt;z-index:251659264;mso-position-horizontal-relative:page;mso-position-vertical-relative:page;mso-wrap-style:none;mso-fit-shape-to-text:t;">
+          <v:shape id="DocuMindTextBox91" type="#_x0000_t202" stroked="f" filled="f" o:allowincell="f" style="position:absolute;margin-left:56.800pt;margin-top:468.456pt;width:484.173pt;height:19.125pt;z-index:251659264;mso-position-horizontal-relative:page;mso-position-vertical-relative:page;mso-wrap-style:none;mso-fit-shape-to-text:t;">
             <w10:wrap type="none"/>
             <v:textbox inset="0,0,0,0">
               <w:txbxContent>
@@ -1329,7 +2627,7 @@
       </w:r>
       <w:r>
         <w:pict>
-          <v:shape id="DocuMindTextBox49" type="#_x0000_t202" stroked="f" filled="f" o:allowincell="f" style="position:absolute;margin-left:56.800pt;margin-top:169.356pt;width:253.803pt;height:19.125pt;z-index:251659264;mso-position-horizontal-relative:page;mso-position-vertical-relative:page;mso-wrap-style:none;mso-fit-shape-to-text:t;">
+          <v:shape id="DocuMindTextBox92" type="#_x0000_t202" stroked="f" filled="f" o:allowincell="f" style="position:absolute;margin-left:56.800pt;margin-top:483.156pt;width:253.803pt;height:19.125pt;z-index:251659264;mso-position-horizontal-relative:page;mso-position-vertical-relative:page;mso-wrap-style:none;mso-fit-shape-to-text:t;">
             <w10:wrap type="none"/>
             <v:textbox inset="0,0,0,0">
               <w:txbxContent>
@@ -1356,7 +2654,34 @@
       </w:r>
       <w:r>
         <w:pict>
-          <v:shape id="DocuMindTextBox50" type="#_x0000_t202" stroked="f" filled="f" o:allowincell="f" style="position:absolute;margin-left:56.800pt;margin-top:195.356pt;width:484.005pt;height:19.125pt;z-index:251659264;mso-position-horizontal-relative:page;mso-position-vertical-relative:page;mso-wrap-style:none;mso-fit-shape-to-text:t;">
+          <v:shape id="DocuMindTextBox93" type="#_x0000_t202" stroked="f" filled="f" o:allowincell="f" style="position:absolute;margin-left:74.800pt;margin-top:519.620pt;width:375.176pt;height:26.000pt;z-index:251659264;mso-position-horizontal-relative:page;mso-position-vertical-relative:page;mso-wrap-style:none;mso-fit-shape-to-text:t;">
+            <w10:wrap type="none"/>
+            <v:textbox inset="0,0,0,0">
+              <w:txbxContent>
+                <w:p>
+                  <w:pPr>
+                    <w:spacing w:before="0" w:after="0" w:lineRule="exact" w:line="400"/>
+                    <w:ind w:left="0" w:right="0" w:firstLine="0"/>
+                  </w:pPr>
+                  <w:r>
+                    <w:rPr>
+                      <w:rFonts w:ascii="Liberation Sans" w:hAnsi="Liberation Sans" w:eastAsia="Liberation Sans" w:cs="Liberation Sans"/>
+                      <w:b/>
+                      <w:i w:val="0"/>
+                      <w:color w:val="000000"/>
+                      <w:sz w:val="32"/>
+                    </w:rPr>
+                    <w:t xml:space="preserve">In eleifend velit vitae libero sollicitudin euismod. </w:t>
+                  </w:r>
+                </w:p>
+              </w:txbxContent>
+            </v:textbox>
+          </v:shape>
+        </w:pict>
+      </w:r>
+      <w:r>
+        <w:pict>
+          <v:shape id="DocuMindTextBox94" type="#_x0000_t202" stroked="f" filled="f" o:allowincell="f" style="position:absolute;margin-left:56.800pt;margin-top:543.556pt;width:484.036pt;height:19.125pt;z-index:251659264;mso-position-horizontal-relative:page;mso-position-vertical-relative:page;mso-wrap-style:none;mso-fit-shape-to-text:t;">
             <w10:wrap type="none"/>
             <v:textbox inset="0,0,0,0">
               <w:txbxContent>
@@ -1373,7 +2698,7 @@
                       <w:color w:val="000000"/>
                       <w:sz w:val="21"/>
                     </w:rPr>
-                    <w:t>In eleifend velit vitae libero sollicitudin euismod. Fusce vitae vestibulum velit. Pellentesque</w:t>
+                    <w:t>Fusce vitae vestibulum velit. Pellentesque vulputate lectus quis pellentesque commodo.</w:t>
                   </w:r>
                 </w:p>
               </w:txbxContent>
@@ -1383,7 +2708,7 @@
       </w:r>
       <w:r>
         <w:pict>
-          <v:shape id="DocuMindTextBox51" type="#_x0000_t202" stroked="f" filled="f" o:allowincell="f" style="position:absolute;margin-left:56.800pt;margin-top:210.056pt;width:484.184pt;height:19.125pt;z-index:251659264;mso-position-horizontal-relative:page;mso-position-vertical-relative:page;mso-wrap-style:none;mso-fit-shape-to-text:t;">
+          <v:shape id="DocuMindTextBox95" type="#_x0000_t202" stroked="f" filled="f" o:allowincell="f" style="position:absolute;margin-left:56.800pt;margin-top:558.256pt;width:484.047pt;height:19.125pt;z-index:251659264;mso-position-horizontal-relative:page;mso-position-vertical-relative:page;mso-wrap-style:none;mso-fit-shape-to-text:t;">
             <w10:wrap type="none"/>
             <v:textbox inset="0,0,0,0">
               <w:txbxContent>
@@ -1400,7 +2725,7 @@
                       <w:color w:val="000000"/>
                       <w:sz w:val="21"/>
                     </w:rPr>
-                    <w:t>vulputate lectus quis pellentesque commodo. Aliquam erat volutpat. Vestibulum in egestas</w:t>
+                    <w:t>Aliquam erat volutpat. Vestibulum in egestas velit. Pellentesque fermentum nisl vitae</w:t>
                   </w:r>
                 </w:p>
               </w:txbxContent>
@@ -1410,7 +2735,7 @@
       </w:r>
       <w:r>
         <w:pict>
-          <v:shape id="DocuMindTextBox52" type="#_x0000_t202" stroked="f" filled="f" o:allowincell="f" style="position:absolute;margin-left:56.800pt;margin-top:224.756pt;width:484.163pt;height:19.125pt;z-index:251659264;mso-position-horizontal-relative:page;mso-position-vertical-relative:page;mso-wrap-style:none;mso-fit-shape-to-text:t;">
+          <v:shape id="DocuMindTextBox96" type="#_x0000_t202" stroked="f" filled="f" o:allowincell="f" style="position:absolute;margin-left:56.800pt;margin-top:572.956pt;width:484.520pt;height:19.125pt;z-index:251659264;mso-position-horizontal-relative:page;mso-position-vertical-relative:page;mso-wrap-style:none;mso-fit-shape-to-text:t;">
             <w10:wrap type="none"/>
             <v:textbox inset="0,0,0,0">
               <w:txbxContent>
@@ -1427,7 +2752,7 @@
                       <w:color w:val="000000"/>
                       <w:sz w:val="21"/>
                     </w:rPr>
-                    <w:t>velit. Pellentesque fermentum nisl vitae fringilla venenatis. Etiam id mauris vitae orci</w:t>
+                    <w:t>fringilla venenatis. Etiam id mauris vitae orci maximus ultricies. Cras fringilla ipsum</w:t>
                   </w:r>
                 </w:p>
               </w:txbxContent>
@@ -1437,7 +2762,7 @@
       </w:r>
       <w:r>
         <w:pict>
-          <v:shape id="DocuMindTextBox53" type="#_x0000_t202" stroked="f" filled="f" o:allowincell="f" style="position:absolute;margin-left:56.800pt;margin-top:239.456pt;width:102.550pt;height:19.125pt;z-index:251659264;mso-position-horizontal-relative:page;mso-position-vertical-relative:page;mso-wrap-style:none;mso-fit-shape-to-text:t;">
+          <v:shape id="DocuMindTextBox97" type="#_x0000_t202" stroked="f" filled="f" o:allowincell="f" style="position:absolute;margin-left:56.800pt;margin-top:587.656pt;width:186.509pt;height:19.125pt;z-index:251659264;mso-position-horizontal-relative:page;mso-position-vertical-relative:page;mso-wrap-style:none;mso-fit-shape-to-text:t;">
             <w10:wrap type="none"/>
             <v:textbox inset="0,0,0,0">
               <w:txbxContent>
@@ -1454,7 +2779,7 @@
                       <w:color w:val="000000"/>
                       <w:sz w:val="21"/>
                     </w:rPr>
-                    <w:t xml:space="preserve">maximus ultricies. </w:t>
+                    <w:t>magna, in fringilla dui commodo a.</w:t>
                   </w:r>
                 </w:p>
               </w:txbxContent>
@@ -1464,574 +2789,7 @@
       </w:r>
       <w:r>
         <w:pict>
-          <v:shape id="DocuMindTextBox54" type="#_x0000_t202" stroked="f" filled="f" o:allowincell="f" style="position:absolute;margin-left:74.800pt;margin-top:303.910pt;width:457.482pt;height:28.500pt;z-index:251659264;mso-position-horizontal-relative:page;mso-position-vertical-relative:page;mso-wrap-style:none;mso-fit-shape-to-text:t;">
-            <w10:wrap type="none"/>
-            <v:textbox inset="0,0,0,0">
-              <w:txbxContent>
-                <w:p>
-                  <w:pPr>
-                    <w:spacing w:before="0" w:after="0" w:lineRule="exact" w:line="450"/>
-                    <w:ind w:left="0" w:right="0" w:firstLine="0"/>
-                  </w:pPr>
-                  <w:r>
-                    <w:rPr>
-                      <w:rFonts w:ascii="Liberation Sans" w:hAnsi="Liberation Sans" w:eastAsia="Liberation Sans" w:cs="Liberation Sans"/>
-                      <w:b/>
-                      <w:i w:val="0"/>
-                      <w:color w:val="000000"/>
-                      <w:sz w:val="36"/>
-                    </w:rPr>
-                    <w:t xml:space="preserve">Cras fringilla ipsum magna, in fringilla dui commodo </w:t>
-                  </w:r>
-                </w:p>
-              </w:txbxContent>
-            </v:textbox>
-          </v:shape>
-        </w:pict>
-      </w:r>
-      <w:r>
-        <w:pict>
-          <v:shape id="DocuMindTextBox55" type="#_x0000_t202" stroked="f" filled="f" o:allowincell="f" style="position:absolute;margin-left:56.800pt;margin-top:324.610pt;width:17.994pt;height:28.500pt;z-index:251659264;mso-position-horizontal-relative:page;mso-position-vertical-relative:page;mso-wrap-style:none;mso-fit-shape-to-text:t;">
-            <w10:wrap type="none"/>
-            <v:textbox inset="0,0,0,0">
-              <w:txbxContent>
-                <w:p>
-                  <w:pPr>
-                    <w:spacing w:before="0" w:after="0" w:lineRule="exact" w:line="450"/>
-                    <w:ind w:left="0" w:right="0" w:firstLine="0"/>
-                  </w:pPr>
-                  <w:r>
-                    <w:rPr>
-                      <w:rFonts w:ascii="Liberation Sans" w:hAnsi="Liberation Sans" w:eastAsia="Liberation Sans" w:cs="Liberation Sans"/>
-                      <w:b/>
-                      <w:i w:val="0"/>
-                      <w:color w:val="000000"/>
-                      <w:sz w:val="36"/>
-                    </w:rPr>
-                    <w:t>a.</w:t>
-                  </w:r>
-                </w:p>
-              </w:txbxContent>
-            </v:textbox>
-          </v:shape>
-        </w:pict>
-      </w:r>
-      <w:r>
-        <w:pict>
-          <v:shape id="DocuMindTextBox56" type="#_x0000_t202" stroked="f" filled="f" o:allowincell="f" style="position:absolute;margin-left:95.600pt;margin-top:379.556pt;width:71.082pt;height:19.125pt;z-index:251659264;mso-position-horizontal-relative:page;mso-position-vertical-relative:page;mso-wrap-style:none;mso-fit-shape-to-text:t;">
-            <w10:wrap type="none"/>
-            <v:textbox inset="0,0,0,0">
-              <w:txbxContent>
-                <w:p>
-                  <w:pPr>
-                    <w:spacing w:before="0" w:after="0" w:lineRule="exact" w:line="262"/>
-                    <w:ind w:left="0" w:right="0" w:firstLine="0"/>
-                  </w:pPr>
-                  <w:r>
-                    <w:rPr>
-                      <w:rFonts w:ascii="Deja Vu Sans" w:hAnsi="Deja Vu Sans" w:eastAsia="Deja Vu Sans" w:cs="Deja Vu Sans"/>
-                      <w:b w:val="0"/>
-                      <w:i w:val="0"/>
-                      <w:color w:val="000000"/>
-                      <w:sz w:val="21"/>
-                    </w:rPr>
-                    <w:t>Lorem ipsum</w:t>
-                  </w:r>
-                </w:p>
-              </w:txbxContent>
-            </v:textbox>
-          </v:shape>
-        </w:pict>
-      </w:r>
-      <w:r>
-        <w:pict>
-          <v:shape id="DocuMindTextBox57" type="#_x0000_t202" stroked="f" filled="f" o:allowincell="f" style="position:absolute;margin-left:379.100pt;margin-top:379.556pt;width:71.082pt;height:19.125pt;z-index:251659264;mso-position-horizontal-relative:page;mso-position-vertical-relative:page;mso-wrap-style:none;mso-fit-shape-to-text:t;">
-            <w10:wrap type="none"/>
-            <v:textbox inset="0,0,0,0">
-              <w:txbxContent>
-                <w:p>
-                  <w:pPr>
-                    <w:spacing w:before="0" w:after="0" w:lineRule="exact" w:line="262"/>
-                    <w:ind w:left="0" w:right="0" w:firstLine="0"/>
-                  </w:pPr>
-                  <w:r>
-                    <w:rPr>
-                      <w:rFonts w:ascii="Deja Vu Sans" w:hAnsi="Deja Vu Sans" w:eastAsia="Deja Vu Sans" w:cs="Deja Vu Sans"/>
-                      <w:b w:val="0"/>
-                      <w:i w:val="0"/>
-                      <w:color w:val="000000"/>
-                      <w:sz w:val="21"/>
-                    </w:rPr>
-                    <w:t>Lorem ipsum</w:t>
-                  </w:r>
-                </w:p>
-              </w:txbxContent>
-            </v:textbox>
-          </v:shape>
-        </w:pict>
-      </w:r>
-      <w:r>
-        <w:pict>
-          <v:shape id="DocuMindTextBox58" type="#_x0000_t202" stroked="f" filled="f" o:allowincell="f" style="position:absolute;margin-left:457.100pt;margin-top:379.556pt;width:71.082pt;height:19.125pt;z-index:251659264;mso-position-horizontal-relative:page;mso-position-vertical-relative:page;mso-wrap-style:none;mso-fit-shape-to-text:t;">
-            <w10:wrap type="none"/>
-            <v:textbox inset="0,0,0,0">
-              <w:txbxContent>
-                <w:p>
-                  <w:pPr>
-                    <w:spacing w:before="0" w:after="0" w:lineRule="exact" w:line="262"/>
-                    <w:ind w:left="0" w:right="0" w:firstLine="0"/>
-                  </w:pPr>
-                  <w:r>
-                    <w:rPr>
-                      <w:rFonts w:ascii="Deja Vu Sans" w:hAnsi="Deja Vu Sans" w:eastAsia="Deja Vu Sans" w:cs="Deja Vu Sans"/>
-                      <w:b w:val="0"/>
-                      <w:i w:val="0"/>
-                      <w:color w:val="000000"/>
-                      <w:sz w:val="21"/>
-                    </w:rPr>
-                    <w:t>Lorem ipsum</w:t>
-                  </w:r>
-                </w:p>
-              </w:txbxContent>
-            </v:textbox>
-          </v:shape>
-        </w:pict>
-      </w:r>
-      <w:r>
-        <w:pict>
-          <v:shape id="DocuMindTextBox59" type="#_x0000_t202" stroked="f" filled="f" o:allowincell="f" style="position:absolute;margin-left:59.600pt;margin-top:408.656pt;width:9.678pt;height:19.125pt;z-index:251659264;mso-position-horizontal-relative:page;mso-position-vertical-relative:page;mso-wrap-style:none;mso-fit-shape-to-text:t;">
-            <w10:wrap type="none"/>
-            <v:textbox inset="0,0,0,0">
-              <w:txbxContent>
-                <w:p>
-                  <w:pPr>
-                    <w:spacing w:before="0" w:after="0" w:lineRule="exact" w:line="262"/>
-                    <w:ind w:left="0" w:right="0" w:firstLine="0"/>
-                  </w:pPr>
-                  <w:r>
-                    <w:rPr>
-                      <w:rFonts w:ascii="Deja Vu Sans" w:hAnsi="Deja Vu Sans" w:eastAsia="Deja Vu Sans" w:cs="Deja Vu Sans"/>
-                      <w:b w:val="0"/>
-                      <w:i w:val="0"/>
-                      <w:color w:val="000000"/>
-                      <w:sz w:val="21"/>
-                    </w:rPr>
-                    <w:t>1</w:t>
-                  </w:r>
-                </w:p>
-              </w:txbxContent>
-            </v:textbox>
-          </v:shape>
-        </w:pict>
-      </w:r>
-      <w:r>
-        <w:pict>
-          <v:shape id="DocuMindTextBox60" type="#_x0000_t202" stroked="f" filled="f" o:allowincell="f" style="position:absolute;margin-left:95.600pt;margin-top:408.656pt;width:257.573pt;height:19.125pt;z-index:251659264;mso-position-horizontal-relative:page;mso-position-vertical-relative:page;mso-wrap-style:none;mso-fit-shape-to-text:t;">
-            <w10:wrap type="none"/>
-            <v:textbox inset="0,0,0,0">
-              <w:txbxContent>
-                <w:p>
-                  <w:pPr>
-                    <w:spacing w:before="0" w:after="0" w:lineRule="exact" w:line="262"/>
-                    <w:ind w:left="0" w:right="0" w:firstLine="0"/>
-                  </w:pPr>
-                  <w:r>
-                    <w:rPr>
-                      <w:rFonts w:ascii="Deja Vu Sans" w:hAnsi="Deja Vu Sans" w:eastAsia="Deja Vu Sans" w:cs="Deja Vu Sans"/>
-                      <w:b w:val="0"/>
-                      <w:i w:val="0"/>
-                      <w:color w:val="000000"/>
-                      <w:sz w:val="21"/>
-                    </w:rPr>
-                    <w:t>In eleifend velit vitae libero sollicitudin euismod.</w:t>
-                  </w:r>
-                </w:p>
-              </w:txbxContent>
-            </v:textbox>
-          </v:shape>
-        </w:pict>
-      </w:r>
-      <w:r>
-        <w:pict>
-          <v:shape id="DocuMindTextBox61" type="#_x0000_t202" stroked="f" filled="f" o:allowincell="f" style="position:absolute;margin-left:379.100pt;margin-top:408.656pt;width:35.823pt;height:19.125pt;z-index:251659264;mso-position-horizontal-relative:page;mso-position-vertical-relative:page;mso-wrap-style:none;mso-fit-shape-to-text:t;">
-            <w10:wrap type="none"/>
-            <v:textbox inset="0,0,0,0">
-              <w:txbxContent>
-                <w:p>
-                  <w:pPr>
-                    <w:spacing w:before="0" w:after="0" w:lineRule="exact" w:line="262"/>
-                    <w:ind w:left="0" w:right="0" w:firstLine="0"/>
-                  </w:pPr>
-                  <w:r>
-                    <w:rPr>
-                      <w:rFonts w:ascii="Deja Vu Sans" w:hAnsi="Deja Vu Sans" w:eastAsia="Deja Vu Sans" w:cs="Deja Vu Sans"/>
-                      <w:b w:val="0"/>
-                      <w:i w:val="0"/>
-                      <w:color w:val="000000"/>
-                      <w:sz w:val="21"/>
-                    </w:rPr>
-                    <w:t>Lorem</w:t>
-                  </w:r>
-                </w:p>
-              </w:txbxContent>
-            </v:textbox>
-          </v:shape>
-        </w:pict>
-      </w:r>
-      <w:r>
-        <w:pict>
-          <v:shape id="DocuMindTextBox62" type="#_x0000_t202" stroked="f" filled="f" o:allowincell="f" style="position:absolute;margin-left:59.600pt;margin-top:437.756pt;width:9.678pt;height:19.125pt;z-index:251659264;mso-position-horizontal-relative:page;mso-position-vertical-relative:page;mso-wrap-style:none;mso-fit-shape-to-text:t;">
-            <w10:wrap type="none"/>
-            <v:textbox inset="0,0,0,0">
-              <w:txbxContent>
-                <w:p>
-                  <w:pPr>
-                    <w:spacing w:before="0" w:after="0" w:lineRule="exact" w:line="262"/>
-                    <w:ind w:left="0" w:right="0" w:firstLine="0"/>
-                  </w:pPr>
-                  <w:r>
-                    <w:rPr>
-                      <w:rFonts w:ascii="Deja Vu Sans" w:hAnsi="Deja Vu Sans" w:eastAsia="Deja Vu Sans" w:cs="Deja Vu Sans"/>
-                      <w:b w:val="0"/>
-                      <w:i w:val="0"/>
-                      <w:color w:val="000000"/>
-                      <w:sz w:val="21"/>
-                    </w:rPr>
-                    <w:t>2</w:t>
-                  </w:r>
-                </w:p>
-              </w:txbxContent>
-            </v:textbox>
-          </v:shape>
-        </w:pict>
-      </w:r>
-      <w:r>
-        <w:pict>
-          <v:shape id="DocuMindTextBox63" type="#_x0000_t202" stroked="f" filled="f" o:allowincell="f" style="position:absolute;margin-left:95.600pt;margin-top:437.756pt;width:278.289pt;height:19.125pt;z-index:251659264;mso-position-horizontal-relative:page;mso-position-vertical-relative:page;mso-wrap-style:none;mso-fit-shape-to-text:t;">
-            <w10:wrap type="none"/>
-            <v:textbox inset="0,0,0,0">
-              <w:txbxContent>
-                <w:p>
-                  <w:pPr>
-                    <w:spacing w:before="0" w:after="0" w:lineRule="exact" w:line="262"/>
-                    <w:ind w:left="0" w:right="0" w:firstLine="0"/>
-                  </w:pPr>
-                  <w:r>
-                    <w:rPr>
-                      <w:rFonts w:ascii="Deja Vu Sans" w:hAnsi="Deja Vu Sans" w:eastAsia="Deja Vu Sans" w:cs="Deja Vu Sans"/>
-                      <w:b w:val="0"/>
-                      <w:i w:val="0"/>
-                      <w:color w:val="000000"/>
-                      <w:sz w:val="21"/>
-                    </w:rPr>
-                    <w:t>Cras fringilla ipsum magna, in fringilla dui commodo</w:t>
-                  </w:r>
-                </w:p>
-              </w:txbxContent>
-            </v:textbox>
-          </v:shape>
-        </w:pict>
-      </w:r>
-      <w:r>
-        <w:pict>
-          <v:shape id="DocuMindTextBox64" type="#_x0000_t202" stroked="f" filled="f" o:allowincell="f" style="position:absolute;margin-left:95.600pt;margin-top:452.456pt;width:12.818pt;height:19.125pt;z-index:251659264;mso-position-horizontal-relative:page;mso-position-vertical-relative:page;mso-wrap-style:none;mso-fit-shape-to-text:t;">
-            <w10:wrap type="none"/>
-            <v:textbox inset="0,0,0,0">
-              <w:txbxContent>
-                <w:p>
-                  <w:pPr>
-                    <w:spacing w:before="0" w:after="0" w:lineRule="exact" w:line="262"/>
-                    <w:ind w:left="0" w:right="0" w:firstLine="0"/>
-                  </w:pPr>
-                  <w:r>
-                    <w:rPr>
-                      <w:rFonts w:ascii="Deja Vu Sans" w:hAnsi="Deja Vu Sans" w:eastAsia="Deja Vu Sans" w:cs="Deja Vu Sans"/>
-                      <w:b w:val="0"/>
-                      <w:i w:val="0"/>
-                      <w:color w:val="000000"/>
-                      <w:sz w:val="21"/>
-                    </w:rPr>
-                    <w:t>a.</w:t>
-                  </w:r>
-                </w:p>
-              </w:txbxContent>
-            </v:textbox>
-          </v:shape>
-        </w:pict>
-      </w:r>
-      <w:r>
-        <w:pict>
-          <v:shape id="DocuMindTextBox65" type="#_x0000_t202" stroked="f" filled="f" o:allowincell="f" style="position:absolute;margin-left:379.100pt;margin-top:437.756pt;width:35.088pt;height:19.125pt;z-index:251659264;mso-position-horizontal-relative:page;mso-position-vertical-relative:page;mso-wrap-style:none;mso-fit-shape-to-text:t;">
-            <w10:wrap type="none"/>
-            <v:textbox inset="0,0,0,0">
-              <w:txbxContent>
-                <w:p>
-                  <w:pPr>
-                    <w:spacing w:before="0" w:after="0" w:lineRule="exact" w:line="262"/>
-                    <w:ind w:left="0" w:right="0" w:firstLine="0"/>
-                  </w:pPr>
-                  <w:r>
-                    <w:rPr>
-                      <w:rFonts w:ascii="Deja Vu Sans" w:hAnsi="Deja Vu Sans" w:eastAsia="Deja Vu Sans" w:cs="Deja Vu Sans"/>
-                      <w:b w:val="0"/>
-                      <w:i w:val="0"/>
-                      <w:color w:val="000000"/>
-                      <w:sz w:val="21"/>
-                    </w:rPr>
-                    <w:t>Ipsum</w:t>
-                  </w:r>
-                </w:p>
-              </w:txbxContent>
-            </v:textbox>
-          </v:shape>
-        </w:pict>
-      </w:r>
-      <w:r>
-        <w:pict>
-          <v:shape id="DocuMindTextBox66" type="#_x0000_t202" stroked="f" filled="f" o:allowincell="f" style="position:absolute;margin-left:59.600pt;margin-top:481.556pt;width:9.678pt;height:19.125pt;z-index:251659264;mso-position-horizontal-relative:page;mso-position-vertical-relative:page;mso-wrap-style:none;mso-fit-shape-to-text:t;">
-            <w10:wrap type="none"/>
-            <v:textbox inset="0,0,0,0">
-              <w:txbxContent>
-                <w:p>
-                  <w:pPr>
-                    <w:spacing w:before="0" w:after="0" w:lineRule="exact" w:line="262"/>
-                    <w:ind w:left="0" w:right="0" w:firstLine="0"/>
-                  </w:pPr>
-                  <w:r>
-                    <w:rPr>
-                      <w:rFonts w:ascii="Deja Vu Sans" w:hAnsi="Deja Vu Sans" w:eastAsia="Deja Vu Sans" w:cs="Deja Vu Sans"/>
-                      <w:b w:val="0"/>
-                      <w:i w:val="0"/>
-                      <w:color w:val="000000"/>
-                      <w:sz w:val="21"/>
-                    </w:rPr>
-                    <w:t>3</w:t>
-                  </w:r>
-                </w:p>
-              </w:txbxContent>
-            </v:textbox>
-          </v:shape>
-        </w:pict>
-      </w:r>
-      <w:r>
-        <w:pict>
-          <v:shape id="DocuMindTextBox67" type="#_x0000_t202" stroked="f" filled="f" o:allowincell="f" style="position:absolute;margin-left:95.600pt;margin-top:481.556pt;width:124.149pt;height:19.125pt;z-index:251659264;mso-position-horizontal-relative:page;mso-position-vertical-relative:page;mso-wrap-style:none;mso-fit-shape-to-text:t;">
-            <w10:wrap type="none"/>
-            <v:textbox inset="0,0,0,0">
-              <w:txbxContent>
-                <w:p>
-                  <w:pPr>
-                    <w:spacing w:before="0" w:after="0" w:lineRule="exact" w:line="262"/>
-                    <w:ind w:left="0" w:right="0" w:firstLine="0"/>
-                  </w:pPr>
-                  <w:r>
-                    <w:rPr>
-                      <w:rFonts w:ascii="Deja Vu Sans" w:hAnsi="Deja Vu Sans" w:eastAsia="Deja Vu Sans" w:cs="Deja Vu Sans"/>
-                      <w:b w:val="0"/>
-                      <w:i w:val="0"/>
-                      <w:color w:val="000000"/>
-                      <w:sz w:val="21"/>
-                    </w:rPr>
-                    <w:t xml:space="preserve">Aliquam erat volutpat. </w:t>
-                  </w:r>
-                </w:p>
-              </w:txbxContent>
-            </v:textbox>
-          </v:shape>
-        </w:pict>
-      </w:r>
-      <w:r>
-        <w:pict>
-          <v:shape id="DocuMindTextBox68" type="#_x0000_t202" stroked="f" filled="f" o:allowincell="f" style="position:absolute;margin-left:379.100pt;margin-top:481.556pt;width:35.823pt;height:19.125pt;z-index:251659264;mso-position-horizontal-relative:page;mso-position-vertical-relative:page;mso-wrap-style:none;mso-fit-shape-to-text:t;">
-            <w10:wrap type="none"/>
-            <v:textbox inset="0,0,0,0">
-              <w:txbxContent>
-                <w:p>
-                  <w:pPr>
-                    <w:spacing w:before="0" w:after="0" w:lineRule="exact" w:line="262"/>
-                    <w:ind w:left="0" w:right="0" w:firstLine="0"/>
-                  </w:pPr>
-                  <w:r>
-                    <w:rPr>
-                      <w:rFonts w:ascii="Deja Vu Sans" w:hAnsi="Deja Vu Sans" w:eastAsia="Deja Vu Sans" w:cs="Deja Vu Sans"/>
-                      <w:b w:val="0"/>
-                      <w:i w:val="0"/>
-                      <w:color w:val="000000"/>
-                      <w:sz w:val="21"/>
-                    </w:rPr>
-                    <w:t>Lorem</w:t>
-                  </w:r>
-                </w:p>
-              </w:txbxContent>
-            </v:textbox>
-          </v:shape>
-        </w:pict>
-      </w:r>
-      <w:r>
-        <w:pict>
-          <v:shape id="DocuMindTextBox69" type="#_x0000_t202" stroked="f" filled="f" o:allowincell="f" style="position:absolute;margin-left:59.600pt;margin-top:510.656pt;width:9.678pt;height:19.125pt;z-index:251659264;mso-position-horizontal-relative:page;mso-position-vertical-relative:page;mso-wrap-style:none;mso-fit-shape-to-text:t;">
-            <w10:wrap type="none"/>
-            <v:textbox inset="0,0,0,0">
-              <w:txbxContent>
-                <w:p>
-                  <w:pPr>
-                    <w:spacing w:before="0" w:after="0" w:lineRule="exact" w:line="262"/>
-                    <w:ind w:left="0" w:right="0" w:firstLine="0"/>
-                  </w:pPr>
-                  <w:r>
-                    <w:rPr>
-                      <w:rFonts w:ascii="Deja Vu Sans" w:hAnsi="Deja Vu Sans" w:eastAsia="Deja Vu Sans" w:cs="Deja Vu Sans"/>
-                      <w:b w:val="0"/>
-                      <w:i w:val="0"/>
-                      <w:color w:val="000000"/>
-                      <w:sz w:val="21"/>
-                    </w:rPr>
-                    <w:t>4</w:t>
-                  </w:r>
-                </w:p>
-              </w:txbxContent>
-            </v:textbox>
-          </v:shape>
-        </w:pict>
-      </w:r>
-      <w:r>
-        <w:pict>
-          <v:shape id="DocuMindTextBox70" type="#_x0000_t202" stroked="f" filled="f" o:allowincell="f" style="position:absolute;margin-left:95.600pt;margin-top:510.656pt;width:156.458pt;height:19.125pt;z-index:251659264;mso-position-horizontal-relative:page;mso-position-vertical-relative:page;mso-wrap-style:none;mso-fit-shape-to-text:t;">
-            <w10:wrap type="none"/>
-            <v:textbox inset="0,0,0,0">
-              <w:txbxContent>
-                <w:p>
-                  <w:pPr>
-                    <w:spacing w:before="0" w:after="0" w:lineRule="exact" w:line="262"/>
-                    <w:ind w:left="0" w:right="0" w:firstLine="0"/>
-                  </w:pPr>
-                  <w:r>
-                    <w:rPr>
-                      <w:rFonts w:ascii="Deja Vu Sans" w:hAnsi="Deja Vu Sans" w:eastAsia="Deja Vu Sans" w:cs="Deja Vu Sans"/>
-                      <w:b w:val="0"/>
-                      <w:i w:val="0"/>
-                      <w:color w:val="000000"/>
-                      <w:sz w:val="21"/>
-                    </w:rPr>
-                    <w:t xml:space="preserve">Fusce vitae vestibulum velit. </w:t>
-                  </w:r>
-                </w:p>
-              </w:txbxContent>
-            </v:textbox>
-          </v:shape>
-        </w:pict>
-      </w:r>
-      <w:r>
-        <w:pict>
-          <v:shape id="DocuMindTextBox71" type="#_x0000_t202" stroked="f" filled="f" o:allowincell="f" style="position:absolute;margin-left:379.100pt;margin-top:510.656pt;width:35.823pt;height:19.125pt;z-index:251659264;mso-position-horizontal-relative:page;mso-position-vertical-relative:page;mso-wrap-style:none;mso-fit-shape-to-text:t;">
-            <w10:wrap type="none"/>
-            <v:textbox inset="0,0,0,0">
-              <w:txbxContent>
-                <w:p>
-                  <w:pPr>
-                    <w:spacing w:before="0" w:after="0" w:lineRule="exact" w:line="262"/>
-                    <w:ind w:left="0" w:right="0" w:firstLine="0"/>
-                  </w:pPr>
-                  <w:r>
-                    <w:rPr>
-                      <w:rFonts w:ascii="Deja Vu Sans" w:hAnsi="Deja Vu Sans" w:eastAsia="Deja Vu Sans" w:cs="Deja Vu Sans"/>
-                      <w:b w:val="0"/>
-                      <w:i w:val="0"/>
-                      <w:color w:val="000000"/>
-                      <w:sz w:val="21"/>
-                    </w:rPr>
-                    <w:t>Lorem</w:t>
-                  </w:r>
-                </w:p>
-              </w:txbxContent>
-            </v:textbox>
-          </v:shape>
-        </w:pict>
-      </w:r>
-      <w:r>
-        <w:pict>
-          <v:shape id="DocuMindTextBox72" type="#_x0000_t202" stroked="f" filled="f" o:allowincell="f" style="position:absolute;margin-left:59.600pt;margin-top:539.756pt;width:9.678pt;height:19.125pt;z-index:251659264;mso-position-horizontal-relative:page;mso-position-vertical-relative:page;mso-wrap-style:none;mso-fit-shape-to-text:t;">
-            <w10:wrap type="none"/>
-            <v:textbox inset="0,0,0,0">
-              <w:txbxContent>
-                <w:p>
-                  <w:pPr>
-                    <w:spacing w:before="0" w:after="0" w:lineRule="exact" w:line="262"/>
-                    <w:ind w:left="0" w:right="0" w:firstLine="0"/>
-                  </w:pPr>
-                  <w:r>
-                    <w:rPr>
-                      <w:rFonts w:ascii="Deja Vu Sans" w:hAnsi="Deja Vu Sans" w:eastAsia="Deja Vu Sans" w:cs="Deja Vu Sans"/>
-                      <w:b w:val="0"/>
-                      <w:i w:val="0"/>
-                      <w:color w:val="000000"/>
-                      <w:sz w:val="21"/>
-                    </w:rPr>
-                    <w:t>5</w:t>
-                  </w:r>
-                </w:p>
-              </w:txbxContent>
-            </v:textbox>
-          </v:shape>
-        </w:pict>
-      </w:r>
-      <w:r>
-        <w:pict>
-          <v:shape id="DocuMindTextBox73" type="#_x0000_t202" stroked="f" filled="f" o:allowincell="f" style="position:absolute;margin-left:95.600pt;margin-top:539.756pt;width:180.765pt;height:19.125pt;z-index:251659264;mso-position-horizontal-relative:page;mso-position-vertical-relative:page;mso-wrap-style:none;mso-fit-shape-to-text:t;">
-            <w10:wrap type="none"/>
-            <v:textbox inset="0,0,0,0">
-              <w:txbxContent>
-                <w:p>
-                  <w:pPr>
-                    <w:spacing w:before="0" w:after="0" w:lineRule="exact" w:line="262"/>
-                    <w:ind w:left="0" w:right="0" w:firstLine="0"/>
-                  </w:pPr>
-                  <w:r>
-                    <w:rPr>
-                      <w:rFonts w:ascii="Deja Vu Sans" w:hAnsi="Deja Vu Sans" w:eastAsia="Deja Vu Sans" w:cs="Deja Vu Sans"/>
-                      <w:b w:val="0"/>
-                      <w:i w:val="0"/>
-                      <w:color w:val="000000"/>
-                      <w:sz w:val="21"/>
-                    </w:rPr>
-                    <w:t>Etiam vehicula luctus fermentum.</w:t>
-                  </w:r>
-                </w:p>
-              </w:txbxContent>
-            </v:textbox>
-          </v:shape>
-        </w:pict>
-      </w:r>
-      <w:r>
-        <w:pict>
-          <v:shape id="DocuMindTextBox74" type="#_x0000_t202" stroked="f" filled="f" o:allowincell="f" style="position:absolute;margin-left:379.100pt;margin-top:539.756pt;width:35.088pt;height:19.125pt;z-index:251659264;mso-position-horizontal-relative:page;mso-position-vertical-relative:page;mso-wrap-style:none;mso-fit-shape-to-text:t;">
-            <w10:wrap type="none"/>
-            <v:textbox inset="0,0,0,0">
-              <w:txbxContent>
-                <w:p>
-                  <w:pPr>
-                    <w:spacing w:before="0" w:after="0" w:lineRule="exact" w:line="262"/>
-                    <w:ind w:left="0" w:right="0" w:firstLine="0"/>
-                  </w:pPr>
-                  <w:r>
-                    <w:rPr>
-                      <w:rFonts w:ascii="Deja Vu Sans" w:hAnsi="Deja Vu Sans" w:eastAsia="Deja Vu Sans" w:cs="Deja Vu Sans"/>
-                      <w:b w:val="0"/>
-                      <w:i w:val="0"/>
-                      <w:color w:val="000000"/>
-                      <w:sz w:val="21"/>
-                    </w:rPr>
-                    <w:t>Ipsum</w:t>
-                  </w:r>
-                </w:p>
-              </w:txbxContent>
-            </v:textbox>
-          </v:shape>
-        </w:pict>
-      </w:r>
-      <w:r>
-        <w:pict>
-          <v:shape id="DocuMindTextBox75" type="#_x0000_t202" stroked="f" filled="f" o:allowincell="f" style="position:absolute;margin-left:56.800pt;margin-top:592.056pt;width:483.732pt;height:19.125pt;z-index:251659264;mso-position-horizontal-relative:page;mso-position-vertical-relative:page;mso-wrap-style:none;mso-fit-shape-to-text:t;">
+          <v:shape id="DocuMindTextBox98" type="#_x0000_t202" stroked="f" filled="f" o:allowincell="f" style="position:absolute;margin-left:56.800pt;margin-top:613.556pt;width:483.732pt;height:19.125pt;z-index:251659264;mso-position-horizontal-relative:page;mso-position-vertical-relative:page;mso-wrap-style:none;mso-fit-shape-to-text:t;">
             <w10:wrap type="none"/>
             <v:textbox inset="0,0,0,0">
               <w:txbxContent>
@@ -2058,7 +2816,7 @@
       </w:r>
       <w:r>
         <w:pict>
-          <v:shape id="DocuMindTextBox76" type="#_x0000_t202" stroked="f" filled="f" o:allowincell="f" style="position:absolute;margin-left:56.800pt;margin-top:606.756pt;width:484.299pt;height:19.125pt;z-index:251659264;mso-position-horizontal-relative:page;mso-position-vertical-relative:page;mso-wrap-style:none;mso-fit-shape-to-text:t;">
+          <v:shape id="DocuMindTextBox99" type="#_x0000_t202" stroked="f" filled="f" o:allowincell="f" style="position:absolute;margin-left:56.800pt;margin-top:628.256pt;width:484.299pt;height:19.125pt;z-index:251659264;mso-position-horizontal-relative:page;mso-position-vertical-relative:page;mso-wrap-style:none;mso-fit-shape-to-text:t;">
             <w10:wrap type="none"/>
             <v:textbox inset="0,0,0,0">
               <w:txbxContent>
@@ -2085,7 +2843,7 @@
       </w:r>
       <w:r>
         <w:pict>
-          <v:shape id="DocuMindTextBox77" type="#_x0000_t202" stroked="f" filled="f" o:allowincell="f" style="position:absolute;margin-left:56.800pt;margin-top:621.456pt;width:484.047pt;height:19.125pt;z-index:251659264;mso-position-horizontal-relative:page;mso-position-vertical-relative:page;mso-wrap-style:none;mso-fit-shape-to-text:t;">
+          <v:shape id="DocuMindTextBox100" type="#_x0000_t202" stroked="f" filled="f" o:allowincell="f" style="position:absolute;margin-left:56.800pt;margin-top:642.956pt;width:484.047pt;height:19.125pt;z-index:251659264;mso-position-horizontal-relative:page;mso-position-vertical-relative:page;mso-wrap-style:none;mso-fit-shape-to-text:t;">
             <w10:wrap type="none"/>
             <v:textbox inset="0,0,0,0">
               <w:txbxContent>
@@ -2112,7 +2870,7 @@
       </w:r>
       <w:r>
         <w:pict>
-          <v:shape id="DocuMindTextBox78" type="#_x0000_t202" stroked="f" filled="f" o:allowincell="f" style="position:absolute;margin-left:56.800pt;margin-top:636.156pt;width:484.498pt;height:19.125pt;z-index:251659264;mso-position-horizontal-relative:page;mso-position-vertical-relative:page;mso-wrap-style:none;mso-fit-shape-to-text:t;">
+          <v:shape id="DocuMindTextBox101" type="#_x0000_t202" stroked="f" filled="f" o:allowincell="f" style="position:absolute;margin-left:56.800pt;margin-top:657.656pt;width:484.498pt;height:19.125pt;z-index:251659264;mso-position-horizontal-relative:page;mso-position-vertical-relative:page;mso-wrap-style:none;mso-fit-shape-to-text:t;">
             <w10:wrap type="none"/>
             <v:textbox inset="0,0,0,0">
               <w:txbxContent>
@@ -2139,7 +2897,7 @@
       </w:r>
       <w:r>
         <w:pict>
-          <v:shape id="DocuMindTextBox79" type="#_x0000_t202" stroked="f" filled="f" o:allowincell="f" style="position:absolute;margin-left:56.800pt;margin-top:650.856pt;width:484.299pt;height:19.125pt;z-index:251659264;mso-position-horizontal-relative:page;mso-position-vertical-relative:page;mso-wrap-style:none;mso-fit-shape-to-text:t;">
+          <v:shape id="DocuMindTextBox102" type="#_x0000_t202" stroked="f" filled="f" o:allowincell="f" style="position:absolute;margin-left:56.800pt;margin-top:672.356pt;width:484.299pt;height:19.125pt;z-index:251659264;mso-position-horizontal-relative:page;mso-position-vertical-relative:page;mso-wrap-style:none;mso-fit-shape-to-text:t;">
             <w10:wrap type="none"/>
             <v:textbox inset="0,0,0,0">
               <w:txbxContent>
@@ -2166,7 +2924,7 @@
       </w:r>
       <w:r>
         <w:pict>
-          <v:shape id="DocuMindTextBox80" type="#_x0000_t202" stroked="f" filled="f" o:allowincell="f" style="position:absolute;margin-left:56.800pt;margin-top:665.556pt;width:483.858pt;height:19.125pt;z-index:251659264;mso-position-horizontal-relative:page;mso-position-vertical-relative:page;mso-wrap-style:none;mso-fit-shape-to-text:t;">
+          <v:shape id="DocuMindTextBox103" type="#_x0000_t202" stroked="f" filled="f" o:allowincell="f" style="position:absolute;margin-left:56.800pt;margin-top:687.056pt;width:483.858pt;height:19.125pt;z-index:251659264;mso-position-horizontal-relative:page;mso-position-vertical-relative:page;mso-wrap-style:none;mso-fit-shape-to-text:t;">
             <w10:wrap type="none"/>
             <v:textbox inset="0,0,0,0">
               <w:txbxContent>
@@ -2193,7 +2951,7 @@
       </w:r>
       <w:r>
         <w:pict>
-          <v:shape id="DocuMindTextBox81" type="#_x0000_t202" stroked="f" filled="f" o:allowincell="f" style="position:absolute;margin-left:56.800pt;margin-top:680.256pt;width:484.457pt;height:19.125pt;z-index:251659264;mso-position-horizontal-relative:page;mso-position-vertical-relative:page;mso-wrap-style:none;mso-fit-shape-to-text:t;">
+          <v:shape id="DocuMindTextBox104" type="#_x0000_t202" stroked="f" filled="f" o:allowincell="f" style="position:absolute;margin-left:56.800pt;margin-top:701.756pt;width:484.457pt;height:19.125pt;z-index:251659264;mso-position-horizontal-relative:page;mso-position-vertical-relative:page;mso-wrap-style:none;mso-fit-shape-to-text:t;">
             <w10:wrap type="none"/>
             <v:textbox inset="0,0,0,0">
               <w:txbxContent>
@@ -2220,7 +2978,7 @@
       </w:r>
       <w:r>
         <w:pict>
-          <v:shape id="DocuMindTextBox82" type="#_x0000_t202" stroked="f" filled="f" o:allowincell="f" style="position:absolute;margin-left:56.800pt;margin-top:694.956pt;width:484.278pt;height:19.125pt;z-index:251659264;mso-position-horizontal-relative:page;mso-position-vertical-relative:page;mso-wrap-style:none;mso-fit-shape-to-text:t;">
+          <v:shape id="DocuMindTextBox105" type="#_x0000_t202" stroked="f" filled="f" o:allowincell="f" style="position:absolute;margin-left:56.800pt;margin-top:716.456pt;width:484.278pt;height:19.125pt;z-index:251659264;mso-position-horizontal-relative:page;mso-position-vertical-relative:page;mso-wrap-style:none;mso-fit-shape-to-text:t;">
             <w10:wrap type="none"/>
             <v:textbox inset="0,0,0,0">
               <w:txbxContent>
@@ -2247,7 +3005,7 @@
       </w:r>
       <w:r>
         <w:pict>
-          <v:shape id="DocuMindTextBox83" type="#_x0000_t202" stroked="f" filled="f" o:allowincell="f" style="position:absolute;margin-left:56.800pt;margin-top:709.656pt;width:254.853pt;height:19.125pt;z-index:251659264;mso-position-horizontal-relative:page;mso-position-vertical-relative:page;mso-wrap-style:none;mso-fit-shape-to-text:t;">
+          <v:shape id="DocuMindTextBox106" type="#_x0000_t202" stroked="f" filled="f" o:allowincell="f" style="position:absolute;margin-left:56.800pt;margin-top:731.156pt;width:254.853pt;height:19.125pt;z-index:251659264;mso-position-horizontal-relative:page;mso-position-vertical-relative:page;mso-wrap-style:none;mso-fit-shape-to-text:t;">
             <w10:wrap type="none"/>
             <v:textbox inset="0,0,0,0">
               <w:txbxContent>
@@ -2294,304 +3052,15 @@
       </w:r>
       <w:r>
         <w:pict>
-          <v:shape id="DocuMindTextBox84" type="#_x0000_t202" stroked="f" filled="f" o:allowincell="f" style="position:absolute;margin-left:74.800pt;margin-top:55.810pt;width:449.616pt;height:28.500pt;z-index:251659264;mso-position-horizontal-relative:page;mso-position-vertical-relative:page;mso-wrap-style:none;mso-fit-shape-to-text:t;">
+          <v:shape id="DocuMindImage107" type="#_x0000_t75" stroked="f" o:allowincell="f" style="position:absolute;margin-left:56.800pt;margin-top:56.700pt;width:481.700pt;height:321.300pt;z-index:1;mso-position-horizontal-relative:page;mso-position-vertical-relative:page;mso-wrap-style:none;">
             <w10:wrap type="none"/>
-            <v:textbox inset="0,0,0,0">
-              <w:txbxContent>
-                <w:p>
-                  <w:pPr>
-                    <w:spacing w:before="0" w:after="0" w:lineRule="exact" w:line="450"/>
-                    <w:ind w:left="0" w:right="0" w:firstLine="0"/>
-                  </w:pPr>
-                  <w:r>
-                    <w:rPr>
-                      <w:rFonts w:ascii="Liberation Sans" w:hAnsi="Liberation Sans" w:eastAsia="Liberation Sans" w:cs="Liberation Sans"/>
-                      <w:b/>
-                      <w:i w:val="0"/>
-                      <w:color w:val="000000"/>
-                      <w:sz w:val="36"/>
-                    </w:rPr>
-                    <w:t xml:space="preserve">Lorem ipsum dolor sit amet, consectetur adipiscing </w:t>
-                  </w:r>
-                </w:p>
-              </w:txbxContent>
-            </v:textbox>
+            <v:imagedata r:id="rId9" o:title=""/>
           </v:shape>
         </w:pict>
       </w:r>
       <w:r>
         <w:pict>
-          <v:shape id="DocuMindTextBox85" type="#_x0000_t202" stroked="f" filled="f" o:allowincell="f" style="position:absolute;margin-left:96.400pt;margin-top:76.510pt;width:38.946pt;height:28.500pt;z-index:251659264;mso-position-horizontal-relative:page;mso-position-vertical-relative:page;mso-wrap-style:none;mso-fit-shape-to-text:t;">
-            <w10:wrap type="none"/>
-            <v:textbox inset="0,0,0,0">
-              <w:txbxContent>
-                <w:p>
-                  <w:pPr>
-                    <w:spacing w:before="0" w:after="0" w:lineRule="exact" w:line="450"/>
-                    <w:ind w:left="0" w:right="0" w:firstLine="0"/>
-                  </w:pPr>
-                  <w:r>
-                    <w:rPr>
-                      <w:rFonts w:ascii="Liberation Sans" w:hAnsi="Liberation Sans" w:eastAsia="Liberation Sans" w:cs="Liberation Sans"/>
-                      <w:b/>
-                      <w:i w:val="0"/>
-                      <w:color w:val="000000"/>
-                      <w:sz w:val="36"/>
-                    </w:rPr>
-                    <w:t xml:space="preserve">elit. </w:t>
-                  </w:r>
-                </w:p>
-              </w:txbxContent>
-            </v:textbox>
-          </v:shape>
-        </w:pict>
-      </w:r>
-      <w:r>
-        <w:pict>
-          <v:shape id="DocuMindTextBox86" type="#_x0000_t202" stroked="f" filled="f" o:allowincell="f" style="position:absolute;margin-left:56.800pt;margin-top:128.556pt;width:484.141pt;height:19.125pt;z-index:251659264;mso-position-horizontal-relative:page;mso-position-vertical-relative:page;mso-wrap-style:none;mso-fit-shape-to-text:t;">
-            <w10:wrap type="none"/>
-            <v:textbox inset="0,0,0,0">
-              <w:txbxContent>
-                <w:p>
-                  <w:pPr>
-                    <w:spacing w:before="0" w:after="0" w:lineRule="exact" w:line="262"/>
-                    <w:ind w:left="0" w:right="0" w:firstLine="0"/>
-                  </w:pPr>
-                  <w:r>
-                    <w:rPr>
-                      <w:rFonts w:ascii="Deja Vu Sans" w:hAnsi="Deja Vu Sans" w:eastAsia="Deja Vu Sans" w:cs="Deja Vu Sans"/>
-                      <w:b w:val="0"/>
-                      <w:i w:val="0"/>
-                      <w:color w:val="000000"/>
-                      <w:sz w:val="21"/>
-                    </w:rPr>
-                    <w:t>Nunc ac faucibus odio. Vestibulum neque massa, scelerisque sit amet ligula eu, congue</w:t>
-                  </w:r>
-                </w:p>
-              </w:txbxContent>
-            </v:textbox>
-          </v:shape>
-        </w:pict>
-      </w:r>
-      <w:r>
-        <w:pict>
-          <v:shape id="DocuMindTextBox87" type="#_x0000_t202" stroked="f" filled="f" o:allowincell="f" style="position:absolute;margin-left:56.800pt;margin-top:143.256pt;width:484.068pt;height:19.125pt;z-index:251659264;mso-position-horizontal-relative:page;mso-position-vertical-relative:page;mso-wrap-style:none;mso-fit-shape-to-text:t;">
-            <w10:wrap type="none"/>
-            <v:textbox inset="0,0,0,0">
-              <w:txbxContent>
-                <w:p>
-                  <w:pPr>
-                    <w:spacing w:before="0" w:after="0" w:lineRule="exact" w:line="262"/>
-                    <w:ind w:left="0" w:right="0" w:firstLine="0"/>
-                  </w:pPr>
-                  <w:r>
-                    <w:rPr>
-                      <w:rFonts w:ascii="Deja Vu Sans" w:hAnsi="Deja Vu Sans" w:eastAsia="Deja Vu Sans" w:cs="Deja Vu Sans"/>
-                      <w:b w:val="0"/>
-                      <w:i w:val="0"/>
-                      <w:color w:val="000000"/>
-                      <w:sz w:val="21"/>
-                    </w:rPr>
-                    <w:t>molestie mi. Praesent ut varius sem. Nullam at porttitor arcu, nec lacinia nisi. Ut ac dolor</w:t>
-                  </w:r>
-                </w:p>
-              </w:txbxContent>
-            </v:textbox>
-          </v:shape>
-        </w:pict>
-      </w:r>
-      <w:r>
-        <w:pict>
-          <v:shape id="DocuMindTextBox88" type="#_x0000_t202" stroked="f" filled="f" o:allowincell="f" style="position:absolute;margin-left:56.800pt;margin-top:157.956pt;width:484.278pt;height:19.125pt;z-index:251659264;mso-position-horizontal-relative:page;mso-position-vertical-relative:page;mso-wrap-style:none;mso-fit-shape-to-text:t;">
-            <w10:wrap type="none"/>
-            <v:textbox inset="0,0,0,0">
-              <w:txbxContent>
-                <w:p>
-                  <w:pPr>
-                    <w:spacing w:before="0" w:after="0" w:lineRule="exact" w:line="262"/>
-                    <w:ind w:left="0" w:right="0" w:firstLine="0"/>
-                  </w:pPr>
-                  <w:r>
-                    <w:rPr>
-                      <w:rFonts w:ascii="Deja Vu Sans" w:hAnsi="Deja Vu Sans" w:eastAsia="Deja Vu Sans" w:cs="Deja Vu Sans"/>
-                      <w:b w:val="0"/>
-                      <w:i w:val="0"/>
-                      <w:color w:val="000000"/>
-                      <w:sz w:val="21"/>
-                    </w:rPr>
-                    <w:t>vitae odio interdum condimentum. Vivamus dapibus sodales ex, vitae malesuada ipsum</w:t>
-                  </w:r>
-                </w:p>
-              </w:txbxContent>
-            </v:textbox>
-          </v:shape>
-        </w:pict>
-      </w:r>
-      <w:r>
-        <w:pict>
-          <v:shape id="DocuMindTextBox89" type="#_x0000_t202" stroked="f" filled="f" o:allowincell="f" style="position:absolute;margin-left:56.800pt;margin-top:172.656pt;width:484.341pt;height:19.125pt;z-index:251659264;mso-position-horizontal-relative:page;mso-position-vertical-relative:page;mso-wrap-style:none;mso-fit-shape-to-text:t;">
-            <w10:wrap type="none"/>
-            <v:textbox inset="0,0,0,0">
-              <w:txbxContent>
-                <w:p>
-                  <w:pPr>
-                    <w:spacing w:before="0" w:after="0" w:lineRule="exact" w:line="262"/>
-                    <w:ind w:left="0" w:right="0" w:firstLine="0"/>
-                  </w:pPr>
-                  <w:r>
-                    <w:rPr>
-                      <w:rFonts w:ascii="Deja Vu Sans" w:hAnsi="Deja Vu Sans" w:eastAsia="Deja Vu Sans" w:cs="Deja Vu Sans"/>
-                      <w:b w:val="0"/>
-                      <w:i w:val="0"/>
-                      <w:color w:val="000000"/>
-                      <w:sz w:val="21"/>
-                    </w:rPr>
-                    <w:t>cursus convallis. Maecenas sed egestas nulla, ac condimentum orci. Mauris diam felis,</w:t>
-                  </w:r>
-                </w:p>
-              </w:txbxContent>
-            </v:textbox>
-          </v:shape>
-        </w:pict>
-      </w:r>
-      <w:r>
-        <w:pict>
-          <v:shape id="DocuMindTextBox90" type="#_x0000_t202" stroked="f" filled="f" o:allowincell="f" style="position:absolute;margin-left:56.800pt;margin-top:187.356pt;width:483.847pt;height:19.125pt;z-index:251659264;mso-position-horizontal-relative:page;mso-position-vertical-relative:page;mso-wrap-style:none;mso-fit-shape-to-text:t;">
-            <w10:wrap type="none"/>
-            <v:textbox inset="0,0,0,0">
-              <w:txbxContent>
-                <w:p>
-                  <w:pPr>
-                    <w:spacing w:before="0" w:after="0" w:lineRule="exact" w:line="262"/>
-                    <w:ind w:left="0" w:right="0" w:firstLine="0"/>
-                  </w:pPr>
-                  <w:r>
-                    <w:rPr>
-                      <w:rFonts w:ascii="Deja Vu Sans" w:hAnsi="Deja Vu Sans" w:eastAsia="Deja Vu Sans" w:cs="Deja Vu Sans"/>
-                      <w:b w:val="0"/>
-                      <w:i w:val="0"/>
-                      <w:color w:val="000000"/>
-                      <w:sz w:val="21"/>
-                    </w:rPr>
-                    <w:t>vulputate ac suscipit et, iaculis non est. Curabitur semper arcu ac ligula semper, nec luctus</w:t>
-                  </w:r>
-                </w:p>
-              </w:txbxContent>
-            </v:textbox>
-          </v:shape>
-        </w:pict>
-      </w:r>
-      <w:r>
-        <w:pict>
-          <v:shape id="DocuMindTextBox91" type="#_x0000_t202" stroked="f" filled="f" o:allowincell="f" style="position:absolute;margin-left:56.800pt;margin-top:202.056pt;width:484.152pt;height:19.125pt;z-index:251659264;mso-position-horizontal-relative:page;mso-position-vertical-relative:page;mso-wrap-style:none;mso-fit-shape-to-text:t;">
-            <w10:wrap type="none"/>
-            <v:textbox inset="0,0,0,0">
-              <w:txbxContent>
-                <w:p>
-                  <w:pPr>
-                    <w:spacing w:before="0" w:after="0" w:lineRule="exact" w:line="262"/>
-                    <w:ind w:left="0" w:right="0" w:firstLine="0"/>
-                  </w:pPr>
-                  <w:r>
-                    <w:rPr>
-                      <w:rFonts w:ascii="Deja Vu Sans" w:hAnsi="Deja Vu Sans" w:eastAsia="Deja Vu Sans" w:cs="Deja Vu Sans"/>
-                      <w:b w:val="0"/>
-                      <w:i w:val="0"/>
-                      <w:color w:val="000000"/>
-                      <w:sz w:val="21"/>
-                    </w:rPr>
-                    <w:t>nisl blandit. Integer lacinia ante ac libero lobortis imperdiet. Nullam mollis convallis ipsum,</w:t>
-                  </w:r>
-                </w:p>
-              </w:txbxContent>
-            </v:textbox>
-          </v:shape>
-        </w:pict>
-      </w:r>
-      <w:r>
-        <w:pict>
-          <v:shape id="DocuMindTextBox92" type="#_x0000_t202" stroked="f" filled="f" o:allowincell="f" style="position:absolute;margin-left:56.800pt;margin-top:216.756pt;width:483.795pt;height:19.125pt;z-index:251659264;mso-position-horizontal-relative:page;mso-position-vertical-relative:page;mso-wrap-style:none;mso-fit-shape-to-text:t;">
-            <w10:wrap type="none"/>
-            <v:textbox inset="0,0,0,0">
-              <w:txbxContent>
-                <w:p>
-                  <w:pPr>
-                    <w:spacing w:before="0" w:after="0" w:lineRule="exact" w:line="262"/>
-                    <w:ind w:left="0" w:right="0" w:firstLine="0"/>
-                  </w:pPr>
-                  <w:r>
-                    <w:rPr>
-                      <w:rFonts w:ascii="Deja Vu Sans" w:hAnsi="Deja Vu Sans" w:eastAsia="Deja Vu Sans" w:cs="Deja Vu Sans"/>
-                      <w:b w:val="0"/>
-                      <w:i w:val="0"/>
-                      <w:color w:val="000000"/>
-                      <w:sz w:val="21"/>
-                    </w:rPr>
-                    <w:t>ac accumsan nunc vehicula vitae. Nulla eget justo in felis tristique fringilla. Morbi sit amet</w:t>
-                  </w:r>
-                </w:p>
-              </w:txbxContent>
-            </v:textbox>
-          </v:shape>
-        </w:pict>
-      </w:r>
-      <w:r>
-        <w:pict>
-          <v:shape id="DocuMindTextBox93" type="#_x0000_t202" stroked="f" filled="f" o:allowincell="f" style="position:absolute;margin-left:56.800pt;margin-top:231.456pt;width:483.879pt;height:19.125pt;z-index:251659264;mso-position-horizontal-relative:page;mso-position-vertical-relative:page;mso-wrap-style:none;mso-fit-shape-to-text:t;">
-            <w10:wrap type="none"/>
-            <v:textbox inset="0,0,0,0">
-              <w:txbxContent>
-                <w:p>
-                  <w:pPr>
-                    <w:spacing w:before="0" w:after="0" w:lineRule="exact" w:line="262"/>
-                    <w:ind w:left="0" w:right="0" w:firstLine="0"/>
-                  </w:pPr>
-                  <w:r>
-                    <w:rPr>
-                      <w:rFonts w:ascii="Deja Vu Sans" w:hAnsi="Deja Vu Sans" w:eastAsia="Deja Vu Sans" w:cs="Deja Vu Sans"/>
-                      <w:b w:val="0"/>
-                      <w:i w:val="0"/>
-                      <w:color w:val="000000"/>
-                      <w:sz w:val="21"/>
-                    </w:rPr>
-                    <w:t>tortor quis risus auctor condimentum. Morbi in ullamcorper elit. Nulla iaculis tellus sit amet</w:t>
-                  </w:r>
-                </w:p>
-              </w:txbxContent>
-            </v:textbox>
-          </v:shape>
-        </w:pict>
-      </w:r>
-      <w:r>
-        <w:pict>
-          <v:shape id="DocuMindTextBox94" type="#_x0000_t202" stroked="f" filled="f" o:allowincell="f" style="position:absolute;margin-left:56.800pt;margin-top:246.156pt;width:127.950pt;height:19.125pt;z-index:251659264;mso-position-horizontal-relative:page;mso-position-vertical-relative:page;mso-wrap-style:none;mso-fit-shape-to-text:t;">
-            <w10:wrap type="none"/>
-            <v:textbox inset="0,0,0,0">
-              <w:txbxContent>
-                <w:p>
-                  <w:pPr>
-                    <w:spacing w:before="0" w:after="0" w:lineRule="exact" w:line="262"/>
-                    <w:ind w:left="0" w:right="0" w:firstLine="0"/>
-                  </w:pPr>
-                  <w:r>
-                    <w:rPr>
-                      <w:rFonts w:ascii="Deja Vu Sans" w:hAnsi="Deja Vu Sans" w:eastAsia="Deja Vu Sans" w:cs="Deja Vu Sans"/>
-                      <w:b w:val="0"/>
-                      <w:i w:val="0"/>
-                      <w:color w:val="000000"/>
-                      <w:sz w:val="21"/>
-                    </w:rPr>
-                    <w:t>mauris tempus fringilla.</w:t>
-                  </w:r>
-                </w:p>
-              </w:txbxContent>
-            </v:textbox>
-          </v:shape>
-        </w:pict>
-      </w:r>
-      <w:r>
-        <w:pict>
-          <v:shape id="DocuMindTextBox95" type="#_x0000_t202" stroked="f" filled="f" o:allowincell="f" style="position:absolute;margin-left:74.800pt;margin-top:282.620pt;width:439.128pt;height:26.000pt;z-index:251659264;mso-position-horizontal-relative:page;mso-position-vertical-relative:page;mso-wrap-style:none;mso-fit-shape-to-text:t;">
+          <v:shape id="DocuMindTextBox108" type="#_x0000_t202" stroked="f" filled="f" o:allowincell="f" style="position:absolute;margin-left:74.800pt;margin-top:413.420pt;width:439.128pt;height:26.000pt;z-index:251659264;mso-position-horizontal-relative:page;mso-position-vertical-relative:page;mso-wrap-style:none;mso-fit-shape-to-text:t;">
             <w10:wrap type="none"/>
             <v:textbox inset="0,0,0,0">
               <w:txbxContent>
@@ -2618,7 +3087,7 @@
       </w:r>
       <w:r>
         <w:pict>
-          <v:shape id="DocuMindTextBox96" type="#_x0000_t202" stroked="f" filled="f" o:allowincell="f" style="position:absolute;margin-left:103.600pt;margin-top:301.020pt;width:110.440pt;height:26.000pt;z-index:251659264;mso-position-horizontal-relative:page;mso-position-vertical-relative:page;mso-wrap-style:none;mso-fit-shape-to-text:t;">
+          <v:shape id="DocuMindTextBox109" type="#_x0000_t202" stroked="f" filled="f" o:allowincell="f" style="position:absolute;margin-left:103.600pt;margin-top:431.820pt;width:110.440pt;height:26.000pt;z-index:251659264;mso-position-horizontal-relative:page;mso-position-vertical-relative:page;mso-wrap-style:none;mso-fit-shape-to-text:t;">
             <w10:wrap type="none"/>
             <v:textbox inset="0,0,0,0">
               <w:txbxContent>
@@ -2645,7 +3114,7 @@
       </w:r>
       <w:r>
         <w:pict>
-          <v:shape id="DocuMindTextBox97" type="#_x0000_t202" stroked="f" filled="f" o:allowincell="f" style="position:absolute;margin-left:56.800pt;margin-top:324.956pt;width:483.890pt;height:19.125pt;z-index:251659264;mso-position-horizontal-relative:page;mso-position-vertical-relative:page;mso-wrap-style:none;mso-fit-shape-to-text:t;">
+          <v:shape id="DocuMindTextBox110" type="#_x0000_t202" stroked="f" filled="f" o:allowincell="f" style="position:absolute;margin-left:56.800pt;margin-top:455.656pt;width:483.890pt;height:19.125pt;z-index:251659264;mso-position-horizontal-relative:page;mso-position-vertical-relative:page;mso-wrap-style:none;mso-fit-shape-to-text:t;">
             <w10:wrap type="none"/>
             <v:textbox inset="0,0,0,0">
               <w:txbxContent>
@@ -2672,7 +3141,7 @@
       </w:r>
       <w:r>
         <w:pict>
-          <v:shape id="DocuMindTextBox98" type="#_x0000_t202" stroked="f" filled="f" o:allowincell="f" style="position:absolute;margin-left:56.800pt;margin-top:339.656pt;width:483.858pt;height:19.125pt;z-index:251659264;mso-position-horizontal-relative:page;mso-position-vertical-relative:page;mso-wrap-style:none;mso-fit-shape-to-text:t;">
+          <v:shape id="DocuMindTextBox111" type="#_x0000_t202" stroked="f" filled="f" o:allowincell="f" style="position:absolute;margin-left:56.800pt;margin-top:470.356pt;width:483.858pt;height:19.125pt;z-index:251659264;mso-position-horizontal-relative:page;mso-position-vertical-relative:page;mso-wrap-style:none;mso-fit-shape-to-text:t;">
             <w10:wrap type="none"/>
             <v:textbox inset="0,0,0,0">
               <w:txbxContent>
@@ -2699,7 +3168,7 @@
       </w:r>
       <w:r>
         <w:pict>
-          <v:shape id="DocuMindTextBox99" type="#_x0000_t202" stroked="f" filled="f" o:allowincell="f" style="position:absolute;margin-left:56.800pt;margin-top:354.356pt;width:484.404pt;height:19.125pt;z-index:251659264;mso-position-horizontal-relative:page;mso-position-vertical-relative:page;mso-wrap-style:none;mso-fit-shape-to-text:t;">
+          <v:shape id="DocuMindTextBox112" type="#_x0000_t202" stroked="f" filled="f" o:allowincell="f" style="position:absolute;margin-left:56.800pt;margin-top:485.056pt;width:484.404pt;height:19.125pt;z-index:251659264;mso-position-horizontal-relative:page;mso-position-vertical-relative:page;mso-wrap-style:none;mso-fit-shape-to-text:t;">
             <w10:wrap type="none"/>
             <v:textbox inset="0,0,0,0">
               <w:txbxContent>
@@ -2726,7 +3195,7 @@
       </w:r>
       <w:r>
         <w:pict>
-          <v:shape id="DocuMindTextBox100" type="#_x0000_t202" stroked="f" filled="f" o:allowincell="f" style="position:absolute;margin-left:56.800pt;margin-top:369.056pt;width:242.999pt;height:19.125pt;z-index:251659264;mso-position-horizontal-relative:page;mso-position-vertical-relative:page;mso-wrap-style:none;mso-fit-shape-to-text:t;">
+          <v:shape id="DocuMindTextBox113" type="#_x0000_t202" stroked="f" filled="f" o:allowincell="f" style="position:absolute;margin-left:56.800pt;margin-top:499.756pt;width:242.999pt;height:19.125pt;z-index:251659264;mso-position-horizontal-relative:page;mso-position-vertical-relative:page;mso-wrap-style:none;mso-fit-shape-to-text:t;">
             <w10:wrap type="none"/>
             <v:textbox inset="0,0,0,0">
               <w:txbxContent>
@@ -2753,7 +3222,7 @@
       </w:r>
       <w:r>
         <w:pict>
-          <v:shape id="DocuMindTextBox101" type="#_x0000_t202" stroked="f" filled="f" o:allowincell="f" style="position:absolute;margin-left:56.800pt;margin-top:394.956pt;width:483.669pt;height:19.125pt;z-index:251659264;mso-position-horizontal-relative:page;mso-position-vertical-relative:page;mso-wrap-style:none;mso-fit-shape-to-text:t;">
+          <v:shape id="DocuMindTextBox114" type="#_x0000_t202" stroked="f" filled="f" o:allowincell="f" style="position:absolute;margin-left:56.800pt;margin-top:525.756pt;width:483.669pt;height:19.125pt;z-index:251659264;mso-position-horizontal-relative:page;mso-position-vertical-relative:page;mso-wrap-style:none;mso-fit-shape-to-text:t;">
             <w10:wrap type="none"/>
             <v:textbox inset="0,0,0,0">
               <w:txbxContent>
@@ -2780,7 +3249,7 @@
       </w:r>
       <w:r>
         <w:pict>
-          <v:shape id="DocuMindTextBox102" type="#_x0000_t202" stroked="f" filled="f" o:allowincell="f" style="position:absolute;margin-left:56.800pt;margin-top:409.656pt;width:484.110pt;height:19.125pt;z-index:251659264;mso-position-horizontal-relative:page;mso-position-vertical-relative:page;mso-wrap-style:none;mso-fit-shape-to-text:t;">
+          <v:shape id="DocuMindTextBox115" type="#_x0000_t202" stroked="f" filled="f" o:allowincell="f" style="position:absolute;margin-left:56.800pt;margin-top:540.456pt;width:484.110pt;height:19.125pt;z-index:251659264;mso-position-horizontal-relative:page;mso-position-vertical-relative:page;mso-wrap-style:none;mso-fit-shape-to-text:t;">
             <w10:wrap type="none"/>
             <v:textbox inset="0,0,0,0">
               <w:txbxContent>
@@ -2807,7 +3276,7 @@
       </w:r>
       <w:r>
         <w:pict>
-          <v:shape id="DocuMindTextBox103" type="#_x0000_t202" stroked="f" filled="f" o:allowincell="f" style="position:absolute;margin-left:56.800pt;margin-top:424.356pt;width:484.036pt;height:19.125pt;z-index:251659264;mso-position-horizontal-relative:page;mso-position-vertical-relative:page;mso-wrap-style:none;mso-fit-shape-to-text:t;">
+          <v:shape id="DocuMindTextBox116" type="#_x0000_t202" stroked="f" filled="f" o:allowincell="f" style="position:absolute;margin-left:56.800pt;margin-top:555.156pt;width:484.036pt;height:19.125pt;z-index:251659264;mso-position-horizontal-relative:page;mso-position-vertical-relative:page;mso-wrap-style:none;mso-fit-shape-to-text:t;">
             <w10:wrap type="none"/>
             <v:textbox inset="0,0,0,0">
               <w:txbxContent>
@@ -2834,7 +3303,7 @@
       </w:r>
       <w:r>
         <w:pict>
-          <v:shape id="DocuMindTextBox104" type="#_x0000_t202" stroked="f" filled="f" o:allowincell="f" style="position:absolute;margin-left:56.800pt;margin-top:439.056pt;width:483.837pt;height:19.125pt;z-index:251659264;mso-position-horizontal-relative:page;mso-position-vertical-relative:page;mso-wrap-style:none;mso-fit-shape-to-text:t;">
+          <v:shape id="DocuMindTextBox117" type="#_x0000_t202" stroked="f" filled="f" o:allowincell="f" style="position:absolute;margin-left:56.800pt;margin-top:569.856pt;width:483.837pt;height:19.125pt;z-index:251659264;mso-position-horizontal-relative:page;mso-position-vertical-relative:page;mso-wrap-style:none;mso-fit-shape-to-text:t;">
             <w10:wrap type="none"/>
             <v:textbox inset="0,0,0,0">
               <w:txbxContent>
@@ -2861,7 +3330,7 @@
       </w:r>
       <w:r>
         <w:pict>
-          <v:shape id="DocuMindTextBox105" type="#_x0000_t202" stroked="f" filled="f" o:allowincell="f" style="position:absolute;margin-left:56.800pt;margin-top:453.756pt;width:483.847pt;height:19.125pt;z-index:251659264;mso-position-horizontal-relative:page;mso-position-vertical-relative:page;mso-wrap-style:none;mso-fit-shape-to-text:t;">
+          <v:shape id="DocuMindTextBox118" type="#_x0000_t202" stroked="f" filled="f" o:allowincell="f" style="position:absolute;margin-left:56.800pt;margin-top:584.556pt;width:483.847pt;height:19.125pt;z-index:251659264;mso-position-horizontal-relative:page;mso-position-vertical-relative:page;mso-wrap-style:none;mso-fit-shape-to-text:t;">
             <w10:wrap type="none"/>
             <v:textbox inset="0,0,0,0">
               <w:txbxContent>
@@ -2888,7 +3357,7 @@
       </w:r>
       <w:r>
         <w:pict>
-          <v:shape id="DocuMindTextBox106" type="#_x0000_t202" stroked="f" filled="f" o:allowincell="f" style="position:absolute;margin-left:56.800pt;margin-top:468.456pt;width:484.173pt;height:19.125pt;z-index:251659264;mso-position-horizontal-relative:page;mso-position-vertical-relative:page;mso-wrap-style:none;mso-fit-shape-to-text:t;">
+          <v:shape id="DocuMindTextBox119" type="#_x0000_t202" stroked="f" filled="f" o:allowincell="f" style="position:absolute;margin-left:56.800pt;margin-top:599.256pt;width:484.173pt;height:19.125pt;z-index:251659264;mso-position-horizontal-relative:page;mso-position-vertical-relative:page;mso-wrap-style:none;mso-fit-shape-to-text:t;">
             <w10:wrap type="none"/>
             <v:textbox inset="0,0,0,0">
               <w:txbxContent>
@@ -2915,7 +3384,7 @@
       </w:r>
       <w:r>
         <w:pict>
-          <v:shape id="DocuMindTextBox107" type="#_x0000_t202" stroked="f" filled="f" o:allowincell="f" style="position:absolute;margin-left:56.800pt;margin-top:483.156pt;width:253.803pt;height:19.125pt;z-index:251659264;mso-position-horizontal-relative:page;mso-position-vertical-relative:page;mso-wrap-style:none;mso-fit-shape-to-text:t;">
+          <v:shape id="DocuMindTextBox120" type="#_x0000_t202" stroked="f" filled="f" o:allowincell="f" style="position:absolute;margin-left:56.800pt;margin-top:613.956pt;width:253.803pt;height:19.125pt;z-index:251659264;mso-position-horizontal-relative:page;mso-position-vertical-relative:page;mso-wrap-style:none;mso-fit-shape-to-text:t;">
             <w10:wrap type="none"/>
             <v:textbox inset="0,0,0,0">
               <w:txbxContent>
@@ -2942,7 +3411,7 @@
       </w:r>
       <w:r>
         <w:pict>
-          <v:shape id="DocuMindTextBox108" type="#_x0000_t202" stroked="f" filled="f" o:allowincell="f" style="position:absolute;margin-left:74.800pt;margin-top:519.620pt;width:375.176pt;height:26.000pt;z-index:251659264;mso-position-horizontal-relative:page;mso-position-vertical-relative:page;mso-wrap-style:none;mso-fit-shape-to-text:t;">
+          <v:shape id="DocuMindTextBox121" type="#_x0000_t202" stroked="f" filled="f" o:allowincell="f" style="position:absolute;margin-left:74.800pt;margin-top:650.420pt;width:375.176pt;height:26.000pt;z-index:251659264;mso-position-horizontal-relative:page;mso-position-vertical-relative:page;mso-wrap-style:none;mso-fit-shape-to-text:t;">
             <w10:wrap type="none"/>
             <v:textbox inset="0,0,0,0">
               <w:txbxContent>
@@ -2969,7 +3438,7 @@
       </w:r>
       <w:r>
         <w:pict>
-          <v:shape id="DocuMindTextBox109" type="#_x0000_t202" stroked="f" filled="f" o:allowincell="f" style="position:absolute;margin-left:56.800pt;margin-top:543.556pt;width:484.036pt;height:19.125pt;z-index:251659264;mso-position-horizontal-relative:page;mso-position-vertical-relative:page;mso-wrap-style:none;mso-fit-shape-to-text:t;">
+          <v:shape id="DocuMindTextBox122" type="#_x0000_t202" stroked="f" filled="f" o:allowincell="f" style="position:absolute;margin-left:56.800pt;margin-top:674.256pt;width:484.036pt;height:19.125pt;z-index:251659264;mso-position-horizontal-relative:page;mso-position-vertical-relative:page;mso-wrap-style:none;mso-fit-shape-to-text:t;">
             <w10:wrap type="none"/>
             <v:textbox inset="0,0,0,0">
               <w:txbxContent>
@@ -2996,7 +3465,7 @@
       </w:r>
       <w:r>
         <w:pict>
-          <v:shape id="DocuMindTextBox110" type="#_x0000_t202" stroked="f" filled="f" o:allowincell="f" style="position:absolute;margin-left:56.800pt;margin-top:558.256pt;width:484.047pt;height:19.125pt;z-index:251659264;mso-position-horizontal-relative:page;mso-position-vertical-relative:page;mso-wrap-style:none;mso-fit-shape-to-text:t;">
+          <v:shape id="DocuMindTextBox123" type="#_x0000_t202" stroked="f" filled="f" o:allowincell="f" style="position:absolute;margin-left:56.800pt;margin-top:688.956pt;width:484.047pt;height:19.125pt;z-index:251659264;mso-position-horizontal-relative:page;mso-position-vertical-relative:page;mso-wrap-style:none;mso-fit-shape-to-text:t;">
             <w10:wrap type="none"/>
             <v:textbox inset="0,0,0,0">
               <w:txbxContent>
@@ -3023,7 +3492,7 @@
       </w:r>
       <w:r>
         <w:pict>
-          <v:shape id="DocuMindTextBox111" type="#_x0000_t202" stroked="f" filled="f" o:allowincell="f" style="position:absolute;margin-left:56.800pt;margin-top:572.956pt;width:484.520pt;height:19.125pt;z-index:251659264;mso-position-horizontal-relative:page;mso-position-vertical-relative:page;mso-wrap-style:none;mso-fit-shape-to-text:t;">
+          <v:shape id="DocuMindTextBox124" type="#_x0000_t202" stroked="f" filled="f" o:allowincell="f" style="position:absolute;margin-left:56.800pt;margin-top:703.656pt;width:484.520pt;height:19.125pt;z-index:251659264;mso-position-horizontal-relative:page;mso-position-vertical-relative:page;mso-wrap-style:none;mso-fit-shape-to-text:t;">
             <w10:wrap type="none"/>
             <v:textbox inset="0,0,0,0">
               <w:txbxContent>
@@ -3050,7 +3519,7 @@
       </w:r>
       <w:r>
         <w:pict>
-          <v:shape id="DocuMindTextBox112" type="#_x0000_t202" stroked="f" filled="f" o:allowincell="f" style="position:absolute;margin-left:56.800pt;margin-top:587.656pt;width:186.509pt;height:19.125pt;z-index:251659264;mso-position-horizontal-relative:page;mso-position-vertical-relative:page;mso-wrap-style:none;mso-fit-shape-to-text:t;">
+          <v:shape id="DocuMindTextBox125" type="#_x0000_t202" stroked="f" filled="f" o:allowincell="f" style="position:absolute;margin-left:56.800pt;margin-top:718.356pt;width:186.509pt;height:19.125pt;z-index:251659264;mso-position-horizontal-relative:page;mso-position-vertical-relative:page;mso-wrap-style:none;mso-fit-shape-to-text:t;">
             <w10:wrap type="none"/>
             <v:textbox inset="0,0,0,0">
               <w:txbxContent>
@@ -3077,7 +3546,7 @@
       </w:r>
       <w:r>
         <w:pict>
-          <v:shape id="DocuMindTextBox113" type="#_x0000_t202" stroked="f" filled="f" o:allowincell="f" style="position:absolute;margin-left:56.800pt;margin-top:613.556pt;width:483.732pt;height:19.125pt;z-index:251659264;mso-position-horizontal-relative:page;mso-position-vertical-relative:page;mso-wrap-style:none;mso-fit-shape-to-text:t;">
+          <v:shape id="DocuMindTextBox126" type="#_x0000_t202" stroked="f" filled="f" o:allowincell="f" style="position:absolute;margin-left:56.800pt;margin-top:744.356pt;width:483.732pt;height:19.125pt;z-index:251659264;mso-position-horizontal-relative:page;mso-position-vertical-relative:page;mso-wrap-style:none;mso-fit-shape-to-text:t;">
             <w10:wrap type="none"/>
             <v:textbox inset="0,0,0,0">
               <w:txbxContent>
@@ -3104,764 +3573,7 @@
       </w:r>
       <w:r>
         <w:pict>
-          <v:shape id="DocuMindTextBox114" type="#_x0000_t202" stroked="f" filled="f" o:allowincell="f" style="position:absolute;margin-left:56.800pt;margin-top:628.256pt;width:484.299pt;height:19.125pt;z-index:251659264;mso-position-horizontal-relative:page;mso-position-vertical-relative:page;mso-wrap-style:none;mso-fit-shape-to-text:t;">
-            <w10:wrap type="none"/>
-            <v:textbox inset="0,0,0,0">
-              <w:txbxContent>
-                <w:p>
-                  <w:pPr>
-                    <w:spacing w:before="0" w:after="0" w:lineRule="exact" w:line="262"/>
-                    <w:ind w:left="0" w:right="0" w:firstLine="0"/>
-                  </w:pPr>
-                  <w:r>
-                    <w:rPr>
-                      <w:rFonts w:ascii="Deja Vu Sans" w:hAnsi="Deja Vu Sans" w:eastAsia="Deja Vu Sans" w:cs="Deja Vu Sans"/>
-                      <w:b w:val="0"/>
-                      <w:i w:val="0"/>
-                      <w:color w:val="000000"/>
-                      <w:sz w:val="21"/>
-                    </w:rPr>
-                    <w:t>Maecenas ante orci, egestas ut aliquet sit amet, sagittis a magna. Aliquam ante quam,</w:t>
-                  </w:r>
-                </w:p>
-              </w:txbxContent>
-            </v:textbox>
-          </v:shape>
-        </w:pict>
-      </w:r>
-      <w:r>
-        <w:pict>
-          <v:shape id="DocuMindTextBox115" type="#_x0000_t202" stroked="f" filled="f" o:allowincell="f" style="position:absolute;margin-left:56.800pt;margin-top:642.956pt;width:484.047pt;height:19.125pt;z-index:251659264;mso-position-horizontal-relative:page;mso-position-vertical-relative:page;mso-wrap-style:none;mso-fit-shape-to-text:t;">
-            <w10:wrap type="none"/>
-            <v:textbox inset="0,0,0,0">
-              <w:txbxContent>
-                <w:p>
-                  <w:pPr>
-                    <w:spacing w:before="0" w:after="0" w:lineRule="exact" w:line="262"/>
-                    <w:ind w:left="0" w:right="0" w:firstLine="0"/>
-                  </w:pPr>
-                  <w:r>
-                    <w:rPr>
-                      <w:rFonts w:ascii="Deja Vu Sans" w:hAnsi="Deja Vu Sans" w:eastAsia="Deja Vu Sans" w:cs="Deja Vu Sans"/>
-                      <w:b w:val="0"/>
-                      <w:i w:val="0"/>
-                      <w:color w:val="000000"/>
-                      <w:sz w:val="21"/>
-                    </w:rPr>
-                    <w:t>pellentesque ut dignissim quis, laoreet eget est. Aliquam erat volutpat. Class aptent taciti</w:t>
-                  </w:r>
-                </w:p>
-              </w:txbxContent>
-            </v:textbox>
-          </v:shape>
-        </w:pict>
-      </w:r>
-      <w:r>
-        <w:pict>
-          <v:shape id="DocuMindTextBox116" type="#_x0000_t202" stroked="f" filled="f" o:allowincell="f" style="position:absolute;margin-left:56.800pt;margin-top:657.656pt;width:484.498pt;height:19.125pt;z-index:251659264;mso-position-horizontal-relative:page;mso-position-vertical-relative:page;mso-wrap-style:none;mso-fit-shape-to-text:t;">
-            <w10:wrap type="none"/>
-            <v:textbox inset="0,0,0,0">
-              <w:txbxContent>
-                <w:p>
-                  <w:pPr>
-                    <w:spacing w:before="0" w:after="0" w:lineRule="exact" w:line="262"/>
-                    <w:ind w:left="0" w:right="0" w:firstLine="0"/>
-                  </w:pPr>
-                  <w:r>
-                    <w:rPr>
-                      <w:rFonts w:ascii="Deja Vu Sans" w:hAnsi="Deja Vu Sans" w:eastAsia="Deja Vu Sans" w:cs="Deja Vu Sans"/>
-                      <w:b w:val="0"/>
-                      <w:i w:val="0"/>
-                      <w:color w:val="000000"/>
-                      <w:sz w:val="21"/>
-                    </w:rPr>
-                    <w:t>sociosqu ad litora torquent per conubia nostra, per inceptos himenaeos. Ut ullamcorper</w:t>
-                  </w:r>
-                </w:p>
-              </w:txbxContent>
-            </v:textbox>
-          </v:shape>
-        </w:pict>
-      </w:r>
-      <w:r>
-        <w:pict>
-          <v:shape id="DocuMindTextBox117" type="#_x0000_t202" stroked="f" filled="f" o:allowincell="f" style="position:absolute;margin-left:56.800pt;margin-top:672.356pt;width:484.299pt;height:19.125pt;z-index:251659264;mso-position-horizontal-relative:page;mso-position-vertical-relative:page;mso-wrap-style:none;mso-fit-shape-to-text:t;">
-            <w10:wrap type="none"/>
-            <v:textbox inset="0,0,0,0">
-              <w:txbxContent>
-                <w:p>
-                  <w:pPr>
-                    <w:spacing w:before="0" w:after="0" w:lineRule="exact" w:line="262"/>
-                    <w:ind w:left="0" w:right="0" w:firstLine="0"/>
-                  </w:pPr>
-                  <w:r>
-                    <w:rPr>
-                      <w:rFonts w:ascii="Deja Vu Sans" w:hAnsi="Deja Vu Sans" w:eastAsia="Deja Vu Sans" w:cs="Deja Vu Sans"/>
-                      <w:b w:val="0"/>
-                      <w:i w:val="0"/>
-                      <w:color w:val="000000"/>
-                      <w:sz w:val="21"/>
-                    </w:rPr>
-                    <w:t>justo sapien, in cursus libero viverra eget. Vivamus auctor imperdiet urna, at pulvinar leo</w:t>
-                  </w:r>
-                </w:p>
-              </w:txbxContent>
-            </v:textbox>
-          </v:shape>
-        </w:pict>
-      </w:r>
-      <w:r>
-        <w:pict>
-          <v:shape id="DocuMindTextBox118" type="#_x0000_t202" stroked="f" filled="f" o:allowincell="f" style="position:absolute;margin-left:56.800pt;margin-top:687.056pt;width:483.858pt;height:19.125pt;z-index:251659264;mso-position-horizontal-relative:page;mso-position-vertical-relative:page;mso-wrap-style:none;mso-fit-shape-to-text:t;">
-            <w10:wrap type="none"/>
-            <v:textbox inset="0,0,0,0">
-              <w:txbxContent>
-                <w:p>
-                  <w:pPr>
-                    <w:spacing w:before="0" w:after="0" w:lineRule="exact" w:line="262"/>
-                    <w:ind w:left="0" w:right="0" w:firstLine="0"/>
-                  </w:pPr>
-                  <w:r>
-                    <w:rPr>
-                      <w:rFonts w:ascii="Deja Vu Sans" w:hAnsi="Deja Vu Sans" w:eastAsia="Deja Vu Sans" w:cs="Deja Vu Sans"/>
-                      <w:b w:val="0"/>
-                      <w:i w:val="0"/>
-                      <w:color w:val="000000"/>
-                      <w:sz w:val="21"/>
-                    </w:rPr>
-                    <w:t>posuere laoreet. Suspendisse neque nisl, fringilla at iaculis scelerisque, ornare vel dolor. Ut</w:t>
-                  </w:r>
-                </w:p>
-              </w:txbxContent>
-            </v:textbox>
-          </v:shape>
-        </w:pict>
-      </w:r>
-      <w:r>
-        <w:pict>
-          <v:shape id="DocuMindTextBox119" type="#_x0000_t202" stroked="f" filled="f" o:allowincell="f" style="position:absolute;margin-left:56.800pt;margin-top:701.756pt;width:484.457pt;height:19.125pt;z-index:251659264;mso-position-horizontal-relative:page;mso-position-vertical-relative:page;mso-wrap-style:none;mso-fit-shape-to-text:t;">
-            <w10:wrap type="none"/>
-            <v:textbox inset="0,0,0,0">
-              <w:txbxContent>
-                <w:p>
-                  <w:pPr>
-                    <w:spacing w:before="0" w:after="0" w:lineRule="exact" w:line="262"/>
-                    <w:ind w:left="0" w:right="0" w:firstLine="0"/>
-                  </w:pPr>
-                  <w:r>
-                    <w:rPr>
-                      <w:rFonts w:ascii="Deja Vu Sans" w:hAnsi="Deja Vu Sans" w:eastAsia="Deja Vu Sans" w:cs="Deja Vu Sans"/>
-                      <w:b w:val="0"/>
-                      <w:i w:val="0"/>
-                      <w:color w:val="000000"/>
-                      <w:sz w:val="21"/>
-                    </w:rPr>
-                    <w:t>et pulvinar nunc. Pellentesque fringilla mollis efficitur. Nullam venenatis commodo</w:t>
-                  </w:r>
-                </w:p>
-              </w:txbxContent>
-            </v:textbox>
-          </v:shape>
-        </w:pict>
-      </w:r>
-      <w:r>
-        <w:pict>
-          <v:shape id="DocuMindTextBox120" type="#_x0000_t202" stroked="f" filled="f" o:allowincell="f" style="position:absolute;margin-left:56.800pt;margin-top:716.456pt;width:484.278pt;height:19.125pt;z-index:251659264;mso-position-horizontal-relative:page;mso-position-vertical-relative:page;mso-wrap-style:none;mso-fit-shape-to-text:t;">
-            <w10:wrap type="none"/>
-            <v:textbox inset="0,0,0,0">
-              <w:txbxContent>
-                <w:p>
-                  <w:pPr>
-                    <w:spacing w:before="0" w:after="0" w:lineRule="exact" w:line="262"/>
-                    <w:ind w:left="0" w:right="0" w:firstLine="0"/>
-                  </w:pPr>
-                  <w:r>
-                    <w:rPr>
-                      <w:rFonts w:ascii="Deja Vu Sans" w:hAnsi="Deja Vu Sans" w:eastAsia="Deja Vu Sans" w:cs="Deja Vu Sans"/>
-                      <w:b w:val="0"/>
-                      <w:i w:val="0"/>
-                      <w:color w:val="000000"/>
-                      <w:sz w:val="21"/>
-                    </w:rPr>
-                    <w:t>imperdiet. Morbi velit neque, semper quis lorem quis, efficitur dignissim ipsum. Ut ac lorem</w:t>
-                  </w:r>
-                </w:p>
-              </w:txbxContent>
-            </v:textbox>
-          </v:shape>
-        </w:pict>
-      </w:r>
-      <w:r>
-        <w:pict>
-          <v:shape id="DocuMindTextBox121" type="#_x0000_t202" stroked="f" filled="f" o:allowincell="f" style="position:absolute;margin-left:56.800pt;margin-top:731.156pt;width:254.853pt;height:19.125pt;z-index:251659264;mso-position-horizontal-relative:page;mso-position-vertical-relative:page;mso-wrap-style:none;mso-fit-shape-to-text:t;">
-            <w10:wrap type="none"/>
-            <v:textbox inset="0,0,0,0">
-              <w:txbxContent>
-                <w:p>
-                  <w:pPr>
-                    <w:spacing w:before="0" w:after="0" w:lineRule="exact" w:line="262"/>
-                    <w:ind w:left="0" w:right="0" w:firstLine="0"/>
-                  </w:pPr>
-                  <w:r>
-                    <w:rPr>
-                      <w:rFonts w:ascii="Deja Vu Sans" w:hAnsi="Deja Vu Sans" w:eastAsia="Deja Vu Sans" w:cs="Deja Vu Sans"/>
-                      <w:b w:val="0"/>
-                      <w:i w:val="0"/>
-                      <w:color w:val="000000"/>
-                      <w:sz w:val="21"/>
-                    </w:rPr>
-                    <w:t>sed turpis imperdiet eleifend sit amet id sapien.</w:t>
-                  </w:r>
-                </w:p>
-              </w:txbxContent>
-            </v:textbox>
-          </v:shape>
-        </w:pict>
-      </w:r>
-    </w:p>
-    <w:p>
-      <w:pPr>
-        <w:sectPr>
-          <w:pgSz w:w="11900" w:h="16840"/>
-          <w:pgMar w:top="0" w:right="0" w:bottom="0" w:left="0" w:header="0" w:footer="0" w:gutter="0"/>
-          <w:cols w:space="720"/>
-          <w:docGrid w:linePitch="360"/>
-        </w:sectPr>
-      </w:pPr>
-    </w:p>
-    <w:p>
-      <w:pPr>
-        <w:spacing w:before="0" w:after="0" w:lineRule="exact" w:line="20"/>
-      </w:pPr>
-      <w:r>
-        <w:rPr>
-          <w:sz w:val="2"/>
-        </w:rPr>
-      </w:r>
-      <w:r>
-        <w:pict>
-          <v:shape id="DocuMindImage122" type="#_x0000_t75" stroked="f" o:allowincell="f" style="position:absolute;margin-left:56.800pt;margin-top:56.700pt;width:481.700pt;height:321.300pt;z-index:1;mso-position-horizontal-relative:page;mso-position-vertical-relative:page;mso-wrap-style:none;">
-            <w10:wrap type="none"/>
-            <v:imagedata r:id="rId9" o:title=""/>
-          </v:shape>
-        </w:pict>
-      </w:r>
-      <w:r>
-        <w:pict>
-          <v:shape id="DocuMindTextBox123" type="#_x0000_t202" stroked="f" filled="f" o:allowincell="f" style="position:absolute;margin-left:74.800pt;margin-top:413.420pt;width:439.128pt;height:26.000pt;z-index:251659264;mso-position-horizontal-relative:page;mso-position-vertical-relative:page;mso-wrap-style:none;mso-fit-shape-to-text:t;">
-            <w10:wrap type="none"/>
-            <v:textbox inset="0,0,0,0">
-              <w:txbxContent>
-                <w:p>
-                  <w:pPr>
-                    <w:spacing w:before="0" w:after="0" w:lineRule="exact" w:line="400"/>
-                    <w:ind w:left="0" w:right="0" w:firstLine="0"/>
-                  </w:pPr>
-                  <w:r>
-                    <w:rPr>
-                      <w:rFonts w:ascii="Liberation Sans" w:hAnsi="Liberation Sans" w:eastAsia="Liberation Sans" w:cs="Liberation Sans"/>
-                      <w:b/>
-                      <w:i w:val="0"/>
-                      <w:color w:val="000000"/>
-                      <w:sz w:val="32"/>
-                    </w:rPr>
-                    <w:t xml:space="preserve">Maecenas mauris lectus, lobortis et purus mattis, blandit </w:t>
-                  </w:r>
-                </w:p>
-              </w:txbxContent>
-            </v:textbox>
-          </v:shape>
-        </w:pict>
-      </w:r>
-      <w:r>
-        <w:pict>
-          <v:shape id="DocuMindTextBox124" type="#_x0000_t202" stroked="f" filled="f" o:allowincell="f" style="position:absolute;margin-left:103.600pt;margin-top:431.820pt;width:110.440pt;height:26.000pt;z-index:251659264;mso-position-horizontal-relative:page;mso-position-vertical-relative:page;mso-wrap-style:none;mso-fit-shape-to-text:t;">
-            <w10:wrap type="none"/>
-            <v:textbox inset="0,0,0,0">
-              <w:txbxContent>
-                <w:p>
-                  <w:pPr>
-                    <w:spacing w:before="0" w:after="0" w:lineRule="exact" w:line="400"/>
-                    <w:ind w:left="0" w:right="0" w:firstLine="0"/>
-                  </w:pPr>
-                  <w:r>
-                    <w:rPr>
-                      <w:rFonts w:ascii="Liberation Sans" w:hAnsi="Liberation Sans" w:eastAsia="Liberation Sans" w:cs="Liberation Sans"/>
-                      <w:b/>
-                      <w:i w:val="0"/>
-                      <w:color w:val="000000"/>
-                      <w:sz w:val="32"/>
-                    </w:rPr>
-                    <w:t xml:space="preserve">dictum tellus. </w:t>
-                  </w:r>
-                </w:p>
-              </w:txbxContent>
-            </v:textbox>
-          </v:shape>
-        </w:pict>
-      </w:r>
-      <w:r>
-        <w:pict>
-          <v:shape id="DocuMindTextBox125" type="#_x0000_t202" stroked="f" filled="f" o:allowincell="f" style="position:absolute;margin-left:56.800pt;margin-top:455.656pt;width:483.890pt;height:19.125pt;z-index:251659264;mso-position-horizontal-relative:page;mso-position-vertical-relative:page;mso-wrap-style:none;mso-fit-shape-to-text:t;">
-            <w10:wrap type="none"/>
-            <v:textbox inset="0,0,0,0">
-              <w:txbxContent>
-                <w:p>
-                  <w:pPr>
-                    <w:spacing w:before="0" w:after="0" w:lineRule="exact" w:line="262"/>
-                    <w:ind w:left="0" w:right="0" w:firstLine="0"/>
-                  </w:pPr>
-                  <w:r>
-                    <w:rPr>
-                      <w:rFonts w:ascii="Deja Vu Sans" w:hAnsi="Deja Vu Sans" w:eastAsia="Deja Vu Sans" w:cs="Deja Vu Sans"/>
-                      <w:b w:val="0"/>
-                      <w:i w:val="0"/>
-                      <w:color w:val="000000"/>
-                      <w:sz w:val="21"/>
-                    </w:rPr>
-                    <w:t>Maecenas non lorem quis tellus placerat varius. Nulla facilisi. Aenean congue fringilla justo</w:t>
-                  </w:r>
-                </w:p>
-              </w:txbxContent>
-            </v:textbox>
-          </v:shape>
-        </w:pict>
-      </w:r>
-      <w:r>
-        <w:pict>
-          <v:shape id="DocuMindTextBox126" type="#_x0000_t202" stroked="f" filled="f" o:allowincell="f" style="position:absolute;margin-left:56.800pt;margin-top:470.356pt;width:483.858pt;height:19.125pt;z-index:251659264;mso-position-horizontal-relative:page;mso-position-vertical-relative:page;mso-wrap-style:none;mso-fit-shape-to-text:t;">
-            <w10:wrap type="none"/>
-            <v:textbox inset="0,0,0,0">
-              <w:txbxContent>
-                <w:p>
-                  <w:pPr>
-                    <w:spacing w:before="0" w:after="0" w:lineRule="exact" w:line="262"/>
-                    <w:ind w:left="0" w:right="0" w:firstLine="0"/>
-                  </w:pPr>
-                  <w:r>
-                    <w:rPr>
-                      <w:rFonts w:ascii="Deja Vu Sans" w:hAnsi="Deja Vu Sans" w:eastAsia="Deja Vu Sans" w:cs="Deja Vu Sans"/>
-                      <w:b w:val="0"/>
-                      <w:i w:val="0"/>
-                      <w:color w:val="000000"/>
-                      <w:sz w:val="21"/>
-                    </w:rPr>
-                    <w:t>ut aliquam. Mauris id ex erat. Nunc vulputate neque vitae justo facilisis, non condimentum</w:t>
-                  </w:r>
-                </w:p>
-              </w:txbxContent>
-            </v:textbox>
-          </v:shape>
-        </w:pict>
-      </w:r>
-      <w:r>
-        <w:pict>
-          <v:shape id="DocuMindTextBox127" type="#_x0000_t202" stroked="f" filled="f" o:allowincell="f" style="position:absolute;margin-left:56.800pt;margin-top:485.056pt;width:484.404pt;height:19.125pt;z-index:251659264;mso-position-horizontal-relative:page;mso-position-vertical-relative:page;mso-wrap-style:none;mso-fit-shape-to-text:t;">
-            <w10:wrap type="none"/>
-            <v:textbox inset="0,0,0,0">
-              <w:txbxContent>
-                <w:p>
-                  <w:pPr>
-                    <w:spacing w:before="0" w:after="0" w:lineRule="exact" w:line="262"/>
-                    <w:ind w:left="0" w:right="0" w:firstLine="0"/>
-                  </w:pPr>
-                  <w:r>
-                    <w:rPr>
-                      <w:rFonts w:ascii="Deja Vu Sans" w:hAnsi="Deja Vu Sans" w:eastAsia="Deja Vu Sans" w:cs="Deja Vu Sans"/>
-                      <w:b w:val="0"/>
-                      <w:i w:val="0"/>
-                      <w:color w:val="000000"/>
-                      <w:sz w:val="21"/>
-                    </w:rPr>
-                    <w:t>ante sagittis. Morbi viverra semper lorem nec molestie. Maecenas tincidunt est efficitur</w:t>
-                  </w:r>
-                </w:p>
-              </w:txbxContent>
-            </v:textbox>
-          </v:shape>
-        </w:pict>
-      </w:r>
-      <w:r>
-        <w:pict>
-          <v:shape id="DocuMindTextBox128" type="#_x0000_t202" stroked="f" filled="f" o:allowincell="f" style="position:absolute;margin-left:56.800pt;margin-top:499.756pt;width:242.999pt;height:19.125pt;z-index:251659264;mso-position-horizontal-relative:page;mso-position-vertical-relative:page;mso-wrap-style:none;mso-fit-shape-to-text:t;">
-            <w10:wrap type="none"/>
-            <v:textbox inset="0,0,0,0">
-              <w:txbxContent>
-                <w:p>
-                  <w:pPr>
-                    <w:spacing w:before="0" w:after="0" w:lineRule="exact" w:line="262"/>
-                    <w:ind w:left="0" w:right="0" w:firstLine="0"/>
-                  </w:pPr>
-                  <w:r>
-                    <w:rPr>
-                      <w:rFonts w:ascii="Deja Vu Sans" w:hAnsi="Deja Vu Sans" w:eastAsia="Deja Vu Sans" w:cs="Deja Vu Sans"/>
-                      <w:b w:val="0"/>
-                      <w:i w:val="0"/>
-                      <w:color w:val="000000"/>
-                      <w:sz w:val="21"/>
-                    </w:rPr>
-                    <w:t>ligula euismod, sit amet ornare est vulputate.</w:t>
-                  </w:r>
-                </w:p>
-              </w:txbxContent>
-            </v:textbox>
-          </v:shape>
-        </w:pict>
-      </w:r>
-      <w:r>
-        <w:pict>
-          <v:shape id="DocuMindTextBox129" type="#_x0000_t202" stroked="f" filled="f" o:allowincell="f" style="position:absolute;margin-left:56.800pt;margin-top:525.756pt;width:483.669pt;height:19.125pt;z-index:251659264;mso-position-horizontal-relative:page;mso-position-vertical-relative:page;mso-wrap-style:none;mso-fit-shape-to-text:t;">
-            <w10:wrap type="none"/>
-            <v:textbox inset="0,0,0,0">
-              <w:txbxContent>
-                <w:p>
-                  <w:pPr>
-                    <w:spacing w:before="0" w:after="0" w:lineRule="exact" w:line="262"/>
-                    <w:ind w:left="0" w:right="0" w:firstLine="0"/>
-                  </w:pPr>
-                  <w:r>
-                    <w:rPr>
-                      <w:rFonts w:ascii="Deja Vu Sans" w:hAnsi="Deja Vu Sans" w:eastAsia="Deja Vu Sans" w:cs="Deja Vu Sans"/>
-                      <w:b w:val="0"/>
-                      <w:i w:val="0"/>
-                      <w:color w:val="000000"/>
-                      <w:sz w:val="21"/>
-                    </w:rPr>
-                    <w:t>In non mauris justo. Duis vehicula mi vel mi pretium, a viverra erat efficitur. Cras aliquam</w:t>
-                  </w:r>
-                </w:p>
-              </w:txbxContent>
-            </v:textbox>
-          </v:shape>
-        </w:pict>
-      </w:r>
-      <w:r>
-        <w:pict>
-          <v:shape id="DocuMindTextBox130" type="#_x0000_t202" stroked="f" filled="f" o:allowincell="f" style="position:absolute;margin-left:56.800pt;margin-top:540.456pt;width:484.110pt;height:19.125pt;z-index:251659264;mso-position-horizontal-relative:page;mso-position-vertical-relative:page;mso-wrap-style:none;mso-fit-shape-to-text:t;">
-            <w10:wrap type="none"/>
-            <v:textbox inset="0,0,0,0">
-              <w:txbxContent>
-                <w:p>
-                  <w:pPr>
-                    <w:spacing w:before="0" w:after="0" w:lineRule="exact" w:line="262"/>
-                    <w:ind w:left="0" w:right="0" w:firstLine="0"/>
-                  </w:pPr>
-                  <w:r>
-                    <w:rPr>
-                      <w:rFonts w:ascii="Deja Vu Sans" w:hAnsi="Deja Vu Sans" w:eastAsia="Deja Vu Sans" w:cs="Deja Vu Sans"/>
-                      <w:b w:val="0"/>
-                      <w:i w:val="0"/>
-                      <w:color w:val="000000"/>
-                      <w:sz w:val="21"/>
-                    </w:rPr>
-                    <w:t>est ac eros varius, id iaculis dui auctor. Duis pretium neque ligula, et pulvinar mi placerat</w:t>
-                  </w:r>
-                </w:p>
-              </w:txbxContent>
-            </v:textbox>
-          </v:shape>
-        </w:pict>
-      </w:r>
-      <w:r>
-        <w:pict>
-          <v:shape id="DocuMindTextBox131" type="#_x0000_t202" stroked="f" filled="f" o:allowincell="f" style="position:absolute;margin-left:56.800pt;margin-top:555.156pt;width:484.036pt;height:19.125pt;z-index:251659264;mso-position-horizontal-relative:page;mso-position-vertical-relative:page;mso-wrap-style:none;mso-fit-shape-to-text:t;">
-            <w10:wrap type="none"/>
-            <v:textbox inset="0,0,0,0">
-              <w:txbxContent>
-                <w:p>
-                  <w:pPr>
-                    <w:spacing w:before="0" w:after="0" w:lineRule="exact" w:line="262"/>
-                    <w:ind w:left="0" w:right="0" w:firstLine="0"/>
-                  </w:pPr>
-                  <w:r>
-                    <w:rPr>
-                      <w:rFonts w:ascii="Deja Vu Sans" w:hAnsi="Deja Vu Sans" w:eastAsia="Deja Vu Sans" w:cs="Deja Vu Sans"/>
-                      <w:b w:val="0"/>
-                      <w:i w:val="0"/>
-                      <w:color w:val="000000"/>
-                      <w:sz w:val="21"/>
-                    </w:rPr>
-                    <w:t>et. Nulla nec nunc sit amet nunc posuere vestibulum. Ut id neque eget tortor mattis</w:t>
-                  </w:r>
-                </w:p>
-              </w:txbxContent>
-            </v:textbox>
-          </v:shape>
-        </w:pict>
-      </w:r>
-      <w:r>
-        <w:pict>
-          <v:shape id="DocuMindTextBox132" type="#_x0000_t202" stroked="f" filled="f" o:allowincell="f" style="position:absolute;margin-left:56.800pt;margin-top:569.856pt;width:483.837pt;height:19.125pt;z-index:251659264;mso-position-horizontal-relative:page;mso-position-vertical-relative:page;mso-wrap-style:none;mso-fit-shape-to-text:t;">
-            <w10:wrap type="none"/>
-            <v:textbox inset="0,0,0,0">
-              <w:txbxContent>
-                <w:p>
-                  <w:pPr>
-                    <w:spacing w:before="0" w:after="0" w:lineRule="exact" w:line="262"/>
-                    <w:ind w:left="0" w:right="0" w:firstLine="0"/>
-                  </w:pPr>
-                  <w:r>
-                    <w:rPr>
-                      <w:rFonts w:ascii="Deja Vu Sans" w:hAnsi="Deja Vu Sans" w:eastAsia="Deja Vu Sans" w:cs="Deja Vu Sans"/>
-                      <w:b w:val="0"/>
-                      <w:i w:val="0"/>
-                      <w:color w:val="000000"/>
-                      <w:sz w:val="21"/>
-                    </w:rPr>
-                    <w:t>tristique. Donec ante est, blandit sit amet tristique vel, lacinia pulvinar arcu. Pellentesque</w:t>
-                  </w:r>
-                </w:p>
-              </w:txbxContent>
-            </v:textbox>
-          </v:shape>
-        </w:pict>
-      </w:r>
-      <w:r>
-        <w:pict>
-          <v:shape id="DocuMindTextBox133" type="#_x0000_t202" stroked="f" filled="f" o:allowincell="f" style="position:absolute;margin-left:56.800pt;margin-top:584.556pt;width:483.847pt;height:19.125pt;z-index:251659264;mso-position-horizontal-relative:page;mso-position-vertical-relative:page;mso-wrap-style:none;mso-fit-shape-to-text:t;">
-            <w10:wrap type="none"/>
-            <v:textbox inset="0,0,0,0">
-              <w:txbxContent>
-                <w:p>
-                  <w:pPr>
-                    <w:spacing w:before="0" w:after="0" w:lineRule="exact" w:line="262"/>
-                    <w:ind w:left="0" w:right="0" w:firstLine="0"/>
-                  </w:pPr>
-                  <w:r>
-                    <w:rPr>
-                      <w:rFonts w:ascii="Deja Vu Sans" w:hAnsi="Deja Vu Sans" w:eastAsia="Deja Vu Sans" w:cs="Deja Vu Sans"/>
-                      <w:b w:val="0"/>
-                      <w:i w:val="0"/>
-                      <w:color w:val="000000"/>
-                      <w:sz w:val="21"/>
-                    </w:rPr>
-                    <w:t>scelerisque fermentum erat, id posuere justo pulvinar ut. Cras id eros sed enim aliquam</w:t>
-                  </w:r>
-                </w:p>
-              </w:txbxContent>
-            </v:textbox>
-          </v:shape>
-        </w:pict>
-      </w:r>
-      <w:r>
-        <w:pict>
-          <v:shape id="DocuMindTextBox134" type="#_x0000_t202" stroked="f" filled="f" o:allowincell="f" style="position:absolute;margin-left:56.800pt;margin-top:599.256pt;width:484.173pt;height:19.125pt;z-index:251659264;mso-position-horizontal-relative:page;mso-position-vertical-relative:page;mso-wrap-style:none;mso-fit-shape-to-text:t;">
-            <w10:wrap type="none"/>
-            <v:textbox inset="0,0,0,0">
-              <w:txbxContent>
-                <w:p>
-                  <w:pPr>
-                    <w:spacing w:before="0" w:after="0" w:lineRule="exact" w:line="262"/>
-                    <w:ind w:left="0" w:right="0" w:firstLine="0"/>
-                  </w:pPr>
-                  <w:r>
-                    <w:rPr>
-                      <w:rFonts w:ascii="Deja Vu Sans" w:hAnsi="Deja Vu Sans" w:eastAsia="Deja Vu Sans" w:cs="Deja Vu Sans"/>
-                      <w:b w:val="0"/>
-                      <w:i w:val="0"/>
-                      <w:color w:val="000000"/>
-                      <w:sz w:val="21"/>
-                    </w:rPr>
-                    <w:t>lobortis. Sed lobortis nisl ut eros efficitur tincidunt. Cras justo mi, porttitor quis mattis vel,</w:t>
-                  </w:r>
-                </w:p>
-              </w:txbxContent>
-            </v:textbox>
-          </v:shape>
-        </w:pict>
-      </w:r>
-      <w:r>
-        <w:pict>
-          <v:shape id="DocuMindTextBox135" type="#_x0000_t202" stroked="f" filled="f" o:allowincell="f" style="position:absolute;margin-left:56.800pt;margin-top:613.956pt;width:253.803pt;height:19.125pt;z-index:251659264;mso-position-horizontal-relative:page;mso-position-vertical-relative:page;mso-wrap-style:none;mso-fit-shape-to-text:t;">
-            <w10:wrap type="none"/>
-            <v:textbox inset="0,0,0,0">
-              <w:txbxContent>
-                <w:p>
-                  <w:pPr>
-                    <w:spacing w:before="0" w:after="0" w:lineRule="exact" w:line="262"/>
-                    <w:ind w:left="0" w:right="0" w:firstLine="0"/>
-                  </w:pPr>
-                  <w:r>
-                    <w:rPr>
-                      <w:rFonts w:ascii="Deja Vu Sans" w:hAnsi="Deja Vu Sans" w:eastAsia="Deja Vu Sans" w:cs="Deja Vu Sans"/>
-                      <w:b w:val="0"/>
-                      <w:i w:val="0"/>
-                      <w:color w:val="000000"/>
-                      <w:sz w:val="21"/>
-                    </w:rPr>
-                    <w:t>ultricies ut purus. Ut facilisis et lacus eu cursus.</w:t>
-                  </w:r>
-                </w:p>
-              </w:txbxContent>
-            </v:textbox>
-          </v:shape>
-        </w:pict>
-      </w:r>
-      <w:r>
-        <w:pict>
-          <v:shape id="DocuMindTextBox136" type="#_x0000_t202" stroked="f" filled="f" o:allowincell="f" style="position:absolute;margin-left:74.800pt;margin-top:650.420pt;width:375.176pt;height:26.000pt;z-index:251659264;mso-position-horizontal-relative:page;mso-position-vertical-relative:page;mso-wrap-style:none;mso-fit-shape-to-text:t;">
-            <w10:wrap type="none"/>
-            <v:textbox inset="0,0,0,0">
-              <w:txbxContent>
-                <w:p>
-                  <w:pPr>
-                    <w:spacing w:before="0" w:after="0" w:lineRule="exact" w:line="400"/>
-                    <w:ind w:left="0" w:right="0" w:firstLine="0"/>
-                  </w:pPr>
-                  <w:r>
-                    <w:rPr>
-                      <w:rFonts w:ascii="Liberation Sans" w:hAnsi="Liberation Sans" w:eastAsia="Liberation Sans" w:cs="Liberation Sans"/>
-                      <w:b/>
-                      <w:i w:val="0"/>
-                      <w:color w:val="000000"/>
-                      <w:sz w:val="32"/>
-                    </w:rPr>
-                    <w:t xml:space="preserve">In eleifend velit vitae libero sollicitudin euismod. </w:t>
-                  </w:r>
-                </w:p>
-              </w:txbxContent>
-            </v:textbox>
-          </v:shape>
-        </w:pict>
-      </w:r>
-      <w:r>
-        <w:pict>
-          <v:shape id="DocuMindTextBox137" type="#_x0000_t202" stroked="f" filled="f" o:allowincell="f" style="position:absolute;margin-left:56.800pt;margin-top:674.256pt;width:484.036pt;height:19.125pt;z-index:251659264;mso-position-horizontal-relative:page;mso-position-vertical-relative:page;mso-wrap-style:none;mso-fit-shape-to-text:t;">
-            <w10:wrap type="none"/>
-            <v:textbox inset="0,0,0,0">
-              <w:txbxContent>
-                <w:p>
-                  <w:pPr>
-                    <w:spacing w:before="0" w:after="0" w:lineRule="exact" w:line="262"/>
-                    <w:ind w:left="0" w:right="0" w:firstLine="0"/>
-                  </w:pPr>
-                  <w:r>
-                    <w:rPr>
-                      <w:rFonts w:ascii="Deja Vu Sans" w:hAnsi="Deja Vu Sans" w:eastAsia="Deja Vu Sans" w:cs="Deja Vu Sans"/>
-                      <w:b w:val="0"/>
-                      <w:i w:val="0"/>
-                      <w:color w:val="000000"/>
-                      <w:sz w:val="21"/>
-                    </w:rPr>
-                    <w:t>Fusce vitae vestibulum velit. Pellentesque vulputate lectus quis pellentesque commodo.</w:t>
-                  </w:r>
-                </w:p>
-              </w:txbxContent>
-            </v:textbox>
-          </v:shape>
-        </w:pict>
-      </w:r>
-      <w:r>
-        <w:pict>
-          <v:shape id="DocuMindTextBox138" type="#_x0000_t202" stroked="f" filled="f" o:allowincell="f" style="position:absolute;margin-left:56.800pt;margin-top:688.956pt;width:484.047pt;height:19.125pt;z-index:251659264;mso-position-horizontal-relative:page;mso-position-vertical-relative:page;mso-wrap-style:none;mso-fit-shape-to-text:t;">
-            <w10:wrap type="none"/>
-            <v:textbox inset="0,0,0,0">
-              <w:txbxContent>
-                <w:p>
-                  <w:pPr>
-                    <w:spacing w:before="0" w:after="0" w:lineRule="exact" w:line="262"/>
-                    <w:ind w:left="0" w:right="0" w:firstLine="0"/>
-                  </w:pPr>
-                  <w:r>
-                    <w:rPr>
-                      <w:rFonts w:ascii="Deja Vu Sans" w:hAnsi="Deja Vu Sans" w:eastAsia="Deja Vu Sans" w:cs="Deja Vu Sans"/>
-                      <w:b w:val="0"/>
-                      <w:i w:val="0"/>
-                      <w:color w:val="000000"/>
-                      <w:sz w:val="21"/>
-                    </w:rPr>
-                    <w:t>Aliquam erat volutpat. Vestibulum in egestas velit. Pellentesque fermentum nisl vitae</w:t>
-                  </w:r>
-                </w:p>
-              </w:txbxContent>
-            </v:textbox>
-          </v:shape>
-        </w:pict>
-      </w:r>
-      <w:r>
-        <w:pict>
-          <v:shape id="DocuMindTextBox139" type="#_x0000_t202" stroked="f" filled="f" o:allowincell="f" style="position:absolute;margin-left:56.800pt;margin-top:703.656pt;width:484.520pt;height:19.125pt;z-index:251659264;mso-position-horizontal-relative:page;mso-position-vertical-relative:page;mso-wrap-style:none;mso-fit-shape-to-text:t;">
-            <w10:wrap type="none"/>
-            <v:textbox inset="0,0,0,0">
-              <w:txbxContent>
-                <w:p>
-                  <w:pPr>
-                    <w:spacing w:before="0" w:after="0" w:lineRule="exact" w:line="262"/>
-                    <w:ind w:left="0" w:right="0" w:firstLine="0"/>
-                  </w:pPr>
-                  <w:r>
-                    <w:rPr>
-                      <w:rFonts w:ascii="Deja Vu Sans" w:hAnsi="Deja Vu Sans" w:eastAsia="Deja Vu Sans" w:cs="Deja Vu Sans"/>
-                      <w:b w:val="0"/>
-                      <w:i w:val="0"/>
-                      <w:color w:val="000000"/>
-                      <w:sz w:val="21"/>
-                    </w:rPr>
-                    <w:t>fringilla venenatis. Etiam id mauris vitae orci maximus ultricies. Cras fringilla ipsum</w:t>
-                  </w:r>
-                </w:p>
-              </w:txbxContent>
-            </v:textbox>
-          </v:shape>
-        </w:pict>
-      </w:r>
-      <w:r>
-        <w:pict>
-          <v:shape id="DocuMindTextBox140" type="#_x0000_t202" stroked="f" filled="f" o:allowincell="f" style="position:absolute;margin-left:56.800pt;margin-top:718.356pt;width:186.509pt;height:19.125pt;z-index:251659264;mso-position-horizontal-relative:page;mso-position-vertical-relative:page;mso-wrap-style:none;mso-fit-shape-to-text:t;">
-            <w10:wrap type="none"/>
-            <v:textbox inset="0,0,0,0">
-              <w:txbxContent>
-                <w:p>
-                  <w:pPr>
-                    <w:spacing w:before="0" w:after="0" w:lineRule="exact" w:line="262"/>
-                    <w:ind w:left="0" w:right="0" w:firstLine="0"/>
-                  </w:pPr>
-                  <w:r>
-                    <w:rPr>
-                      <w:rFonts w:ascii="Deja Vu Sans" w:hAnsi="Deja Vu Sans" w:eastAsia="Deja Vu Sans" w:cs="Deja Vu Sans"/>
-                      <w:b w:val="0"/>
-                      <w:i w:val="0"/>
-                      <w:color w:val="000000"/>
-                      <w:sz w:val="21"/>
-                    </w:rPr>
-                    <w:t>magna, in fringilla dui commodo a.</w:t>
-                  </w:r>
-                </w:p>
-              </w:txbxContent>
-            </v:textbox>
-          </v:shape>
-        </w:pict>
-      </w:r>
-      <w:r>
-        <w:pict>
-          <v:shape id="DocuMindTextBox141" type="#_x0000_t202" stroked="f" filled="f" o:allowincell="f" style="position:absolute;margin-left:56.800pt;margin-top:744.356pt;width:483.732pt;height:19.125pt;z-index:251659264;mso-position-horizontal-relative:page;mso-position-vertical-relative:page;mso-wrap-style:none;mso-fit-shape-to-text:t;">
-            <w10:wrap type="none"/>
-            <v:textbox inset="0,0,0,0">
-              <w:txbxContent>
-                <w:p>
-                  <w:pPr>
-                    <w:spacing w:before="0" w:after="0" w:lineRule="exact" w:line="262"/>
-                    <w:ind w:left="0" w:right="0" w:firstLine="0"/>
-                  </w:pPr>
-                  <w:r>
-                    <w:rPr>
-                      <w:rFonts w:ascii="Deja Vu Sans" w:hAnsi="Deja Vu Sans" w:eastAsia="Deja Vu Sans" w:cs="Deja Vu Sans"/>
-                      <w:b w:val="0"/>
-                      <w:i w:val="0"/>
-                      <w:color w:val="000000"/>
-                      <w:sz w:val="21"/>
-                    </w:rPr>
-                    <w:t>Etiam vehicula luctus fermentum. In vel metus congue, pulvinar lectus vel, fermentum dui.</w:t>
-                  </w:r>
-                </w:p>
-              </w:txbxContent>
-            </v:textbox>
-          </v:shape>
-        </w:pict>
-      </w:r>
-      <w:r>
-        <w:pict>
-          <v:shape id="DocuMindTextBox142" type="#_x0000_t202" stroked="f" filled="f" o:allowincell="f" style="position:absolute;margin-left:56.800pt;margin-top:759.056pt;width:484.299pt;height:19.125pt;z-index:251659264;mso-position-horizontal-relative:page;mso-position-vertical-relative:page;mso-wrap-style:none;mso-fit-shape-to-text:t;">
+          <v:shape id="DocuMindTextBox127" type="#_x0000_t202" stroked="f" filled="f" o:allowincell="f" style="position:absolute;margin-left:56.800pt;margin-top:759.056pt;width:484.299pt;height:19.125pt;z-index:251659264;mso-position-horizontal-relative:page;mso-position-vertical-relative:page;mso-wrap-style:none;mso-fit-shape-to-text:t;">
             <w10:wrap type="none"/>
             <v:textbox inset="0,0,0,0">
               <w:txbxContent>
@@ -3908,7 +3620,7 @@
       </w:r>
       <w:r>
         <w:pict>
-          <v:shape id="DocuMindTextBox143" type="#_x0000_t202" stroked="f" filled="f" o:allowincell="f" style="position:absolute;margin-left:56.800pt;margin-top:55.256pt;width:484.047pt;height:19.125pt;z-index:251659264;mso-position-horizontal-relative:page;mso-position-vertical-relative:page;mso-wrap-style:none;mso-fit-shape-to-text:t;">
+          <v:shape id="DocuMindTextBox128" type="#_x0000_t202" stroked="f" filled="f" o:allowincell="f" style="position:absolute;margin-left:56.800pt;margin-top:55.256pt;width:484.047pt;height:19.125pt;z-index:251659264;mso-position-horizontal-relative:page;mso-position-vertical-relative:page;mso-wrap-style:none;mso-fit-shape-to-text:t;">
             <w10:wrap type="none"/>
             <v:textbox inset="0,0,0,0">
               <w:txbxContent>
@@ -3935,7 +3647,7 @@
       </w:r>
       <w:r>
         <w:pict>
-          <v:shape id="DocuMindTextBox144" type="#_x0000_t202" stroked="f" filled="f" o:allowincell="f" style="position:absolute;margin-left:56.800pt;margin-top:69.956pt;width:484.498pt;height:19.125pt;z-index:251659264;mso-position-horizontal-relative:page;mso-position-vertical-relative:page;mso-wrap-style:none;mso-fit-shape-to-text:t;">
+          <v:shape id="DocuMindTextBox129" type="#_x0000_t202" stroked="f" filled="f" o:allowincell="f" style="position:absolute;margin-left:56.800pt;margin-top:69.956pt;width:484.498pt;height:19.125pt;z-index:251659264;mso-position-horizontal-relative:page;mso-position-vertical-relative:page;mso-wrap-style:none;mso-fit-shape-to-text:t;">
             <w10:wrap type="none"/>
             <v:textbox inset="0,0,0,0">
               <w:txbxContent>
@@ -3962,7 +3674,7 @@
       </w:r>
       <w:r>
         <w:pict>
-          <v:shape id="DocuMindTextBox145" type="#_x0000_t202" stroked="f" filled="f" o:allowincell="f" style="position:absolute;margin-left:56.800pt;margin-top:84.656pt;width:484.299pt;height:19.125pt;z-index:251659264;mso-position-horizontal-relative:page;mso-position-vertical-relative:page;mso-wrap-style:none;mso-fit-shape-to-text:t;">
+          <v:shape id="DocuMindTextBox130" type="#_x0000_t202" stroked="f" filled="f" o:allowincell="f" style="position:absolute;margin-left:56.800pt;margin-top:84.656pt;width:484.299pt;height:19.125pt;z-index:251659264;mso-position-horizontal-relative:page;mso-position-vertical-relative:page;mso-wrap-style:none;mso-fit-shape-to-text:t;">
             <w10:wrap type="none"/>
             <v:textbox inset="0,0,0,0">
               <w:txbxContent>
@@ -3989,7 +3701,7 @@
       </w:r>
       <w:r>
         <w:pict>
-          <v:shape id="DocuMindTextBox146" type="#_x0000_t202" stroked="f" filled="f" o:allowincell="f" style="position:absolute;margin-left:56.800pt;margin-top:99.356pt;width:483.858pt;height:19.125pt;z-index:251659264;mso-position-horizontal-relative:page;mso-position-vertical-relative:page;mso-wrap-style:none;mso-fit-shape-to-text:t;">
+          <v:shape id="DocuMindTextBox131" type="#_x0000_t202" stroked="f" filled="f" o:allowincell="f" style="position:absolute;margin-left:56.800pt;margin-top:99.356pt;width:483.858pt;height:19.125pt;z-index:251659264;mso-position-horizontal-relative:page;mso-position-vertical-relative:page;mso-wrap-style:none;mso-fit-shape-to-text:t;">
             <w10:wrap type="none"/>
             <v:textbox inset="0,0,0,0">
               <w:txbxContent>
@@ -4016,7 +3728,7 @@
       </w:r>
       <w:r>
         <w:pict>
-          <v:shape id="DocuMindTextBox147" type="#_x0000_t202" stroked="f" filled="f" o:allowincell="f" style="position:absolute;margin-left:56.800pt;margin-top:114.056pt;width:484.457pt;height:19.125pt;z-index:251659264;mso-position-horizontal-relative:page;mso-position-vertical-relative:page;mso-wrap-style:none;mso-fit-shape-to-text:t;">
+          <v:shape id="DocuMindTextBox132" type="#_x0000_t202" stroked="f" filled="f" o:allowincell="f" style="position:absolute;margin-left:56.800pt;margin-top:114.056pt;width:484.457pt;height:19.125pt;z-index:251659264;mso-position-horizontal-relative:page;mso-position-vertical-relative:page;mso-wrap-style:none;mso-fit-shape-to-text:t;">
             <w10:wrap type="none"/>
             <v:textbox inset="0,0,0,0">
               <w:txbxContent>
@@ -4043,7 +3755,7 @@
       </w:r>
       <w:r>
         <w:pict>
-          <v:shape id="DocuMindTextBox148" type="#_x0000_t202" stroked="f" filled="f" o:allowincell="f" style="position:absolute;margin-left:56.800pt;margin-top:128.756pt;width:484.278pt;height:19.125pt;z-index:251659264;mso-position-horizontal-relative:page;mso-position-vertical-relative:page;mso-wrap-style:none;mso-fit-shape-to-text:t;">
+          <v:shape id="DocuMindTextBox133" type="#_x0000_t202" stroked="f" filled="f" o:allowincell="f" style="position:absolute;margin-left:56.800pt;margin-top:128.756pt;width:484.278pt;height:19.125pt;z-index:251659264;mso-position-horizontal-relative:page;mso-position-vertical-relative:page;mso-wrap-style:none;mso-fit-shape-to-text:t;">
             <w10:wrap type="none"/>
             <v:textbox inset="0,0,0,0">
               <w:txbxContent>
@@ -4070,7 +3782,7 @@
       </w:r>
       <w:r>
         <w:pict>
-          <v:shape id="DocuMindTextBox149" type="#_x0000_t202" stroked="f" filled="f" o:allowincell="f" style="position:absolute;margin-left:56.800pt;margin-top:143.456pt;width:254.853pt;height:19.125pt;z-index:251659264;mso-position-horizontal-relative:page;mso-position-vertical-relative:page;mso-wrap-style:none;mso-fit-shape-to-text:t;">
+          <v:shape id="DocuMindTextBox134" type="#_x0000_t202" stroked="f" filled="f" o:allowincell="f" style="position:absolute;margin-left:56.800pt;margin-top:143.456pt;width:254.853pt;height:19.125pt;z-index:251659264;mso-position-horizontal-relative:page;mso-position-vertical-relative:page;mso-wrap-style:none;mso-fit-shape-to-text:t;">
             <w10:wrap type="none"/>
             <v:textbox inset="0,0,0,0">
               <w:txbxContent>

--- a/output/output.docx
+++ b/output/output.docx
@@ -1167,166 +1167,7 @@
       </w:r>
       <w:r>
         <w:pict>
-          <v:shape id="DocuMindTableCell43" type="#_x0000_t202" filled="f" stroked="t" strokecolor="#000000" strokeweight="0.75pt" o:allowincell="f" style="position:absolute;margin-left:56.743pt;margin-top:56.700pt;width:482.371pt;height:321.600pt;z-index:100;mso-position-horizontal-relative:page;mso-position-vertical-relative:page;mso-wrap-style:none;">
-            <w10:wrap type="none"/>
-            <v:textbox inset="2.0pt,1.0pt,2.0pt,1.0pt">
-              <w:txbxContent>
-                <w:p>
-                  <w:pPr>
-                    <w:spacing w:before="0" w:after="0" w:line="240" w:lineRule="auto"/>
-                    <w:ind w:left="0" w:right="0" w:firstLine="0"/>
-                  </w:pPr>
-                  <w:r>
-                    <w:rPr>
-                      <w:rFonts w:ascii="Deja Vu Sans" w:hAnsi="Deja Vu Sans" w:eastAsia="Deja Vu Sans" w:cs="Deja Vu Sans"/>
-                      <w:b w:val="0"/>
-                      <w:i w:val="0"/>
-                      <w:color w:val="000000"/>
-                      <w:sz w:val="21"/>
-                    </w:rPr>
-                    <w:t>In non mauris justo. Duis vehicula mi vel mi pretium, a viverra erat efcfi itur. Cras aliquam</w:t>
-                    <w:br/>
-                  </w:r>
-                  <w:r>
-                    <w:rPr>
-                      <w:rFonts w:ascii="Deja Vu Sans" w:hAnsi="Deja Vu Sans" w:eastAsia="Deja Vu Sans" w:cs="Deja Vu Sans"/>
-                      <w:b w:val="0"/>
-                      <w:i w:val="0"/>
-                      <w:color w:val="000000"/>
-                      <w:sz w:val="21"/>
-                    </w:rPr>
-                    <w:t>est ac eros varius, id iaculis dui auctor. Duis pretium neque ligula, et pulvinar mi placerat</w:t>
-                    <w:br/>
-                  </w:r>
-                  <w:r>
-                    <w:rPr>
-                      <w:rFonts w:ascii="Deja Vu Sans" w:hAnsi="Deja Vu Sans" w:eastAsia="Deja Vu Sans" w:cs="Deja Vu Sans"/>
-                      <w:b w:val="0"/>
-                      <w:i w:val="0"/>
-                      <w:color w:val="000000"/>
-                      <w:sz w:val="21"/>
-                    </w:rPr>
-                    <w:t>et. Nulla nec nunc sit amet nunc posuere vestibulum. Ut id neque eget tortor mattis</w:t>
-                    <w:br/>
-                  </w:r>
-                  <w:r>
-                    <w:rPr>
-                      <w:rFonts w:ascii="Deja Vu Sans" w:hAnsi="Deja Vu Sans" w:eastAsia="Deja Vu Sans" w:cs="Deja Vu Sans"/>
-                      <w:b w:val="0"/>
-                      <w:i w:val="0"/>
-                      <w:color w:val="000000"/>
-                      <w:sz w:val="21"/>
-                    </w:rPr>
-                    <w:t>tristique. Donec ante est, blandit sit amet tristique vel, lacinia pulvinar arcu. Pellentesque</w:t>
-                    <w:br/>
-                  </w:r>
-                  <w:r>
-                    <w:rPr>
-                      <w:rFonts w:ascii="Deja Vu Sans" w:hAnsi="Deja Vu Sans" w:eastAsia="Deja Vu Sans" w:cs="Deja Vu Sans"/>
-                      <w:b w:val="0"/>
-                      <w:i w:val="0"/>
-                      <w:color w:val="000000"/>
-                      <w:sz w:val="21"/>
-                    </w:rPr>
-                    <w:t>scelerisque fermentum erat, id posuere justo pulvinar ut. Cras id eros sed enim aliquam</w:t>
-                    <w:br/>
-                  </w:r>
-                  <w:r>
-                    <w:rPr>
-                      <w:rFonts w:ascii="Deja Vu Sans" w:hAnsi="Deja Vu Sans" w:eastAsia="Deja Vu Sans" w:cs="Deja Vu Sans"/>
-                      <w:b w:val="0"/>
-                      <w:i w:val="0"/>
-                      <w:color w:val="000000"/>
-                      <w:sz w:val="21"/>
-                    </w:rPr>
-                    <w:t>lobortis. Sed lobortis nisl ut eros efcfi itur tincidunt. Cras justo mi, porttitor quis mattis vel,</w:t>
-                    <w:br/>
-                  </w:r>
-                  <w:r>
-                    <w:rPr>
-                      <w:rFonts w:ascii="Deja Vu Sans" w:hAnsi="Deja Vu Sans" w:eastAsia="Deja Vu Sans" w:cs="Deja Vu Sans"/>
-                      <w:b w:val="0"/>
-                      <w:i w:val="0"/>
-                      <w:color w:val="000000"/>
-                      <w:sz w:val="21"/>
-                    </w:rPr>
-                    <w:t>ultricies ut purus. Ut facilisis et lacus eu cursus.</w:t>
-                    <w:br/>
-                  </w:r>
-                  <w:r>
-                    <w:rPr>
-                      <w:rFonts w:ascii="Deja Vu Sans" w:hAnsi="Deja Vu Sans" w:eastAsia="Deja Vu Sans" w:cs="Deja Vu Sans"/>
-                      <w:b w:val="0"/>
-                      <w:i w:val="0"/>
-                      <w:color w:val="000000"/>
-                      <w:sz w:val="21"/>
-                    </w:rPr>
-                    <w:t>In eleifend velit vitae libero sollicitudin euismod. Fusce vitae vestibulum velit. Pellentesque</w:t>
-                    <w:br/>
-                  </w:r>
-                  <w:r>
-                    <w:rPr>
-                      <w:rFonts w:ascii="Deja Vu Sans" w:hAnsi="Deja Vu Sans" w:eastAsia="Deja Vu Sans" w:cs="Deja Vu Sans"/>
-                      <w:b w:val="0"/>
-                      <w:i w:val="0"/>
-                      <w:color w:val="000000"/>
-                      <w:sz w:val="21"/>
-                    </w:rPr>
-                    <w:t>vulputate lectus quis pellentesque commodo. Aliquam erat volutpat. Vestibulum in egestas</w:t>
-                    <w:br/>
-                  </w:r>
-                  <w:r>
-                    <w:rPr>
-                      <w:rFonts w:ascii="Deja Vu Sans" w:hAnsi="Deja Vu Sans" w:eastAsia="Deja Vu Sans" w:cs="Deja Vu Sans"/>
-                      <w:b w:val="0"/>
-                      <w:i w:val="0"/>
-                      <w:color w:val="000000"/>
-                      <w:sz w:val="21"/>
-                    </w:rPr>
-                    <w:t>velit. Pellentesque fermentum nisl vitae fringilla venenatis. Etiam id mauris vitae orci</w:t>
-                    <w:br/>
-                  </w:r>
-                  <w:r>
-                    <w:rPr>
-                      <w:rFonts w:ascii="Deja Vu Sans" w:hAnsi="Deja Vu Sans" w:eastAsia="Deja Vu Sans" w:cs="Deja Vu Sans"/>
-                      <w:b w:val="0"/>
-                      <w:i w:val="0"/>
-                      <w:color w:val="000000"/>
-                      <w:sz w:val="21"/>
-                    </w:rPr>
-                    <w:t>maximus ultricies.</w:t>
-                    <w:br/>
-                  </w:r>
-                  <w:r>
-                    <w:rPr>
-                      <w:rFonts w:ascii="Deja Vu Sans" w:hAnsi="Deja Vu Sans" w:eastAsia="Deja Vu Sans" w:cs="Deja Vu Sans"/>
-                      <w:b w:val="0"/>
-                      <w:i w:val="0"/>
-                      <w:color w:val="000000"/>
-                      <w:sz w:val="21"/>
-                    </w:rPr>
-                    <w:t>Cras fringilla ipsum magna, in fringilla dui commodo</w:t>
-                    <w:br/>
-                  </w:r>
-                  <w:r>
-                    <w:rPr>
-                      <w:rFonts w:ascii="Deja Vu Sans" w:hAnsi="Deja Vu Sans" w:eastAsia="Deja Vu Sans" w:cs="Deja Vu Sans"/>
-                      <w:b w:val="0"/>
-                      <w:i w:val="0"/>
-                      <w:color w:val="000000"/>
-                      <w:sz w:val="21"/>
-                    </w:rPr>
-                    <w:t>a.</w:t>
-                  </w:r>
-                </w:p>
-              </w:txbxContent>
-            </v:textbox>
-          </v:shape>
-        </w:pict>
-      </w:r>
-      <w:r>
-        <w:pict>
-          <v:shape id="DocuMindTableCell44" type="#_x0000_t202" filled="f" stroked="t" strokecolor="#000000" strokeweight="0.75pt" o:allowincell="f" style="position:absolute;margin-left:56.743pt;margin-top:378.300pt;width:36.007pt;height:29.100pt;z-index:100;mso-position-horizontal-relative:page;mso-position-vertical-relative:page;mso-wrap-style:none;">
+          <v:shape id="DocuMindTableCell43" type="#_x0000_t202" filled="f" stroked="t" strokecolor="#000000" strokeweight="0.75pt" o:allowincell="f" style="position:absolute;margin-left:56.743pt;margin-top:378.300pt;width:36.007pt;height:29.100pt;z-index:100;mso-position-horizontal-relative:page;mso-position-vertical-relative:page;mso-wrap-style:none;">
             <w10:wrap type="none"/>
             <v:textbox inset="2.0pt,1.0pt,2.0pt,1.0pt">
               <w:txbxContent>
@@ -1349,85 +1190,7 @@
       </w:r>
       <w:r>
         <w:pict>
-          <v:shape id="DocuMindTableCell45" type="#_x0000_t202" filled="f" stroked="t" strokecolor="#000000" strokeweight="0.75pt" o:allowincell="f" style="position:absolute;margin-left:56.743pt;margin-top:407.400pt;width:36.007pt;height:29.100pt;z-index:100;mso-position-horizontal-relative:page;mso-position-vertical-relative:page;mso-wrap-style:none;">
-            <w10:wrap type="none"/>
-            <v:textbox inset="2.0pt,1.0pt,2.0pt,1.0pt">
-              <w:txbxContent>
-                <w:p>
-                  <w:pPr>
-                    <w:spacing w:before="0" w:after="0" w:line="240" w:lineRule="auto"/>
-                    <w:ind w:left="0" w:right="0" w:firstLine="0"/>
-                  </w:pPr>
-                  <w:r>
-                    <w:rPr>
-                      <w:rFonts w:ascii="Deja Vu Sans" w:hAnsi="Deja Vu Sans" w:eastAsia="Deja Vu Sans" w:cs="Deja Vu Sans"/>
-                      <w:b w:val="0"/>
-                      <w:i w:val="0"/>
-                      <w:color w:val="000000"/>
-                      <w:sz w:val="21"/>
-                    </w:rPr>
-                  </w:r>
-                </w:p>
-              </w:txbxContent>
-            </v:textbox>
-          </v:shape>
-        </w:pict>
-      </w:r>
-      <w:r>
-        <w:pict>
-          <v:shape id="DocuMindTableCell46" type="#_x0000_t202" filled="f" stroked="t" strokecolor="#000000" strokeweight="0.75pt" o:allowincell="f" style="position:absolute;margin-left:56.743pt;margin-top:436.500pt;width:36.007pt;height:43.800pt;z-index:100;mso-position-horizontal-relative:page;mso-position-vertical-relative:page;mso-wrap-style:none;">
-            <w10:wrap type="none"/>
-            <v:textbox inset="2.0pt,1.0pt,2.0pt,1.0pt">
-              <w:txbxContent>
-                <w:p>
-                  <w:pPr>
-                    <w:spacing w:before="0" w:after="0" w:line="240" w:lineRule="auto"/>
-                    <w:ind w:left="0" w:right="0" w:firstLine="0"/>
-                  </w:pPr>
-                  <w:r>
-                    <w:rPr>
-                      <w:rFonts w:ascii="Deja Vu Sans" w:hAnsi="Deja Vu Sans" w:eastAsia="Deja Vu Sans" w:cs="Deja Vu Sans"/>
-                      <w:b w:val="0"/>
-                      <w:i w:val="0"/>
-                      <w:color w:val="000000"/>
-                      <w:sz w:val="21"/>
-                    </w:rPr>
-                  </w:r>
-                </w:p>
-              </w:txbxContent>
-            </v:textbox>
-          </v:shape>
-        </w:pict>
-      </w:r>
-      <w:r>
-        <w:pict>
-          <v:shape id="DocuMindTableCell47" type="#_x0000_t202" filled="f" stroked="t" strokecolor="#000000" strokeweight="0.75pt" o:allowincell="f" style="position:absolute;margin-left:56.743pt;margin-top:480.300pt;width:36.007pt;height:29.100pt;z-index:100;mso-position-horizontal-relative:page;mso-position-vertical-relative:page;mso-wrap-style:none;">
-            <w10:wrap type="none"/>
-            <v:textbox inset="2.0pt,1.0pt,2.0pt,1.0pt">
-              <w:txbxContent>
-                <w:p>
-                  <w:pPr>
-                    <w:spacing w:before="0" w:after="0" w:line="240" w:lineRule="auto"/>
-                    <w:ind w:left="0" w:right="0" w:firstLine="0"/>
-                  </w:pPr>
-                  <w:r>
-                    <w:rPr>
-                      <w:rFonts w:ascii="Deja Vu Sans" w:hAnsi="Deja Vu Sans" w:eastAsia="Deja Vu Sans" w:cs="Deja Vu Sans"/>
-                      <w:b w:val="0"/>
-                      <w:i w:val="0"/>
-                      <w:color w:val="000000"/>
-                      <w:sz w:val="21"/>
-                    </w:rPr>
-                  </w:r>
-                </w:p>
-              </w:txbxContent>
-            </v:textbox>
-          </v:shape>
-        </w:pict>
-      </w:r>
-      <w:r>
-        <w:pict>
-          <v:shape id="DocuMindTableCell48" type="#_x0000_t202" filled="f" stroked="t" strokecolor="#000000" strokeweight="0.75pt" o:allowincell="f" style="position:absolute;margin-left:56.743pt;margin-top:509.400pt;width:36.007pt;height:29.100pt;z-index:100;mso-position-horizontal-relative:page;mso-position-vertical-relative:page;mso-wrap-style:none;">
+          <v:shape id="DocuMindTableCell44" type="#_x0000_t202" filled="f" stroked="t" strokecolor="#000000" strokeweight="0.75pt" o:allowincell="f" style="position:absolute;margin-left:92.750pt;margin-top:378.300pt;width:283.500pt;height:29.100pt;z-index:100;mso-position-horizontal-relative:page;mso-position-vertical-relative:page;mso-wrap-style:none;">
             <w10:wrap type="none"/>
             <v:textbox inset="2.0pt,1.0pt,2.0pt,1.0pt">
               <w:txbxContent>
@@ -1454,7 +1217,7 @@
       </w:r>
       <w:r>
         <w:pict>
-          <v:shape id="DocuMindTableCell49" type="#_x0000_t202" filled="f" stroked="t" strokecolor="#000000" strokeweight="0.75pt" o:allowincell="f" style="position:absolute;margin-left:56.743pt;margin-top:538.500pt;width:36.007pt;height:29.100pt;z-index:100;mso-position-horizontal-relative:page;mso-position-vertical-relative:page;mso-wrap-style:none;">
+          <v:shape id="DocuMindTableCell45" type="#_x0000_t202" filled="f" stroked="t" strokecolor="#000000" strokeweight="0.75pt" o:allowincell="f" style="position:absolute;margin-left:376.250pt;margin-top:378.300pt;width:78.000pt;height:29.100pt;z-index:100;mso-position-horizontal-relative:page;mso-position-vertical-relative:page;mso-wrap-style:none;">
             <w10:wrap type="none"/>
             <v:textbox inset="2.0pt,1.0pt,2.0pt,1.0pt">
               <w:txbxContent>
@@ -1481,7 +1244,7 @@
       </w:r>
       <w:r>
         <w:pict>
-          <v:shape id="DocuMindTableCell50" type="#_x0000_t202" filled="f" stroked="t" strokecolor="#000000" strokeweight="0.75pt" o:allowincell="f" style="position:absolute;margin-left:56.743pt;margin-top:567.600pt;width:482.371pt;height:217.600pt;z-index:100;mso-position-horizontal-relative:page;mso-position-vertical-relative:page;mso-wrap-style:none;">
+          <v:shape id="DocuMindTableCell46" type="#_x0000_t202" filled="f" stroked="t" strokecolor="#000000" strokeweight="0.75pt" o:allowincell="f" style="position:absolute;margin-left:454.250pt;margin-top:378.300pt;width:84.864pt;height:29.100pt;z-index:100;mso-position-horizontal-relative:page;mso-position-vertical-relative:page;mso-wrap-style:none;">
             <w10:wrap type="none"/>
             <v:textbox inset="2.0pt,1.0pt,2.0pt,1.0pt">
               <w:txbxContent>
@@ -1508,7 +1271,7 @@
       </w:r>
       <w:r>
         <w:pict>
-          <v:shape id="DocuMindTableCell51" type="#_x0000_t202" filled="f" stroked="t" strokecolor="#000000" strokeweight="0.75pt" o:allowincell="f" style="position:absolute;margin-left:92.750pt;margin-top:378.300pt;width:283.500pt;height:29.100pt;z-index:100;mso-position-horizontal-relative:page;mso-position-vertical-relative:page;mso-wrap-style:none;">
+          <v:shape id="DocuMindTableCell47" type="#_x0000_t202" filled="f" stroked="t" strokecolor="#000000" strokeweight="0.75pt" o:allowincell="f" style="position:absolute;margin-left:56.743pt;margin-top:407.400pt;width:36.007pt;height:29.100pt;z-index:100;mso-position-horizontal-relative:page;mso-position-vertical-relative:page;mso-wrap-style:none;">
             <w10:wrap type="none"/>
             <v:textbox inset="2.0pt,1.0pt,2.0pt,1.0pt">
               <w:txbxContent>
@@ -1535,7 +1298,7 @@
       </w:r>
       <w:r>
         <w:pict>
-          <v:shape id="DocuMindTableCell52" type="#_x0000_t202" filled="f" stroked="t" strokecolor="#000000" strokeweight="0.75pt" o:allowincell="f" style="position:absolute;margin-left:92.750pt;margin-top:407.400pt;width:283.500pt;height:29.100pt;z-index:100;mso-position-horizontal-relative:page;mso-position-vertical-relative:page;mso-wrap-style:none;">
+          <v:shape id="DocuMindTableCell48" type="#_x0000_t202" filled="f" stroked="t" strokecolor="#000000" strokeweight="0.75pt" o:allowincell="f" style="position:absolute;margin-left:92.750pt;margin-top:407.400pt;width:283.500pt;height:29.100pt;z-index:100;mso-position-horizontal-relative:page;mso-position-vertical-relative:page;mso-wrap-style:none;">
             <w10:wrap type="none"/>
             <v:textbox inset="2.0pt,1.0pt,2.0pt,1.0pt">
               <w:txbxContent>
@@ -1562,7 +1325,7 @@
       </w:r>
       <w:r>
         <w:pict>
-          <v:shape id="DocuMindTableCell53" type="#_x0000_t202" filled="f" stroked="t" strokecolor="#000000" strokeweight="0.75pt" o:allowincell="f" style="position:absolute;margin-left:92.750pt;margin-top:436.500pt;width:283.500pt;height:43.800pt;z-index:100;mso-position-horizontal-relative:page;mso-position-vertical-relative:page;mso-wrap-style:none;">
+          <v:shape id="DocuMindTableCell49" type="#_x0000_t202" filled="f" stroked="t" strokecolor="#000000" strokeweight="0.75pt" o:allowincell="f" style="position:absolute;margin-left:376.250pt;margin-top:407.400pt;width:78.000pt;height:29.100pt;z-index:100;mso-position-horizontal-relative:page;mso-position-vertical-relative:page;mso-wrap-style:none;">
             <w10:wrap type="none"/>
             <v:textbox inset="2.0pt,1.0pt,2.0pt,1.0pt">
               <w:txbxContent>
@@ -1589,7 +1352,7 @@
       </w:r>
       <w:r>
         <w:pict>
-          <v:shape id="DocuMindTableCell54" type="#_x0000_t202" filled="f" stroked="t" strokecolor="#000000" strokeweight="0.75pt" o:allowincell="f" style="position:absolute;margin-left:92.750pt;margin-top:480.300pt;width:283.500pt;height:29.100pt;z-index:100;mso-position-horizontal-relative:page;mso-position-vertical-relative:page;mso-wrap-style:none;">
+          <v:shape id="DocuMindTableCell50" type="#_x0000_t202" filled="f" stroked="t" strokecolor="#000000" strokeweight="0.75pt" o:allowincell="f" style="position:absolute;margin-left:454.250pt;margin-top:407.400pt;width:84.864pt;height:29.100pt;z-index:100;mso-position-horizontal-relative:page;mso-position-vertical-relative:page;mso-wrap-style:none;">
             <w10:wrap type="none"/>
             <v:textbox inset="2.0pt,1.0pt,2.0pt,1.0pt">
               <w:txbxContent>
@@ -1600,11 +1363,8 @@
                   </w:pPr>
                   <w:r>
                     <w:rPr>
-                      <w:rFonts w:ascii="Deja Vu Sans" w:hAnsi="Deja Vu Sans" w:eastAsia="Deja Vu Sans" w:cs="Deja Vu Sans"/>
-                      <w:b w:val="0"/>
-                      <w:i w:val="0"/>
-                      <w:color w:val="000000"/>
-                      <w:sz w:val="21"/>
+                      <w:rFonts w:ascii="Arial" w:hAnsi="Arial" w:eastAsia="Arial" w:cs="Arial"/>
+                      <w:sz w:val="18"/>
                     </w:rPr>
                   </w:r>
                 </w:p>
@@ -1615,7 +1375,7 @@
       </w:r>
       <w:r>
         <w:pict>
-          <v:shape id="DocuMindTableCell55" type="#_x0000_t202" filled="f" stroked="t" strokecolor="#000000" strokeweight="0.75pt" o:allowincell="f" style="position:absolute;margin-left:92.750pt;margin-top:509.400pt;width:283.500pt;height:29.100pt;z-index:100;mso-position-horizontal-relative:page;mso-position-vertical-relative:page;mso-wrap-style:none;">
+          <v:shape id="DocuMindTableCell51" type="#_x0000_t202" filled="f" stroked="t" strokecolor="#000000" strokeweight="0.75pt" o:allowincell="f" style="position:absolute;margin-left:56.743pt;margin-top:436.500pt;width:36.007pt;height:43.800pt;z-index:100;mso-position-horizontal-relative:page;mso-position-vertical-relative:page;mso-wrap-style:none;">
             <w10:wrap type="none"/>
             <v:textbox inset="2.0pt,1.0pt,2.0pt,1.0pt">
               <w:txbxContent>
@@ -1642,7 +1402,7 @@
       </w:r>
       <w:r>
         <w:pict>
-          <v:shape id="DocuMindTableCell56" type="#_x0000_t202" filled="f" stroked="t" strokecolor="#000000" strokeweight="0.75pt" o:allowincell="f" style="position:absolute;margin-left:92.750pt;margin-top:538.500pt;width:283.500pt;height:29.100pt;z-index:100;mso-position-horizontal-relative:page;mso-position-vertical-relative:page;mso-wrap-style:none;">
+          <v:shape id="DocuMindTableCell52" type="#_x0000_t202" filled="f" stroked="t" strokecolor="#000000" strokeweight="0.75pt" o:allowincell="f" style="position:absolute;margin-left:92.750pt;margin-top:436.500pt;width:283.500pt;height:43.800pt;z-index:100;mso-position-horizontal-relative:page;mso-position-vertical-relative:page;mso-wrap-style:none;">
             <w10:wrap type="none"/>
             <v:textbox inset="2.0pt,1.0pt,2.0pt,1.0pt">
               <w:txbxContent>
@@ -1680,7 +1440,7 @@
       </w:r>
       <w:r>
         <w:pict>
-          <v:shape id="DocuMindTableCell57" type="#_x0000_t202" filled="f" stroked="t" strokecolor="#000000" strokeweight="0.75pt" o:allowincell="f" style="position:absolute;margin-left:376.250pt;margin-top:378.300pt;width:78.000pt;height:29.100pt;z-index:100;mso-position-horizontal-relative:page;mso-position-vertical-relative:page;mso-wrap-style:none;">
+          <v:shape id="DocuMindTableCell53" type="#_x0000_t202" filled="f" stroked="t" strokecolor="#000000" strokeweight="0.75pt" o:allowincell="f" style="position:absolute;margin-left:376.250pt;margin-top:436.500pt;width:78.000pt;height:43.800pt;z-index:100;mso-position-horizontal-relative:page;mso-position-vertical-relative:page;mso-wrap-style:none;">
             <w10:wrap type="none"/>
             <v:textbox inset="2.0pt,1.0pt,2.0pt,1.0pt">
               <w:txbxContent>
@@ -1707,7 +1467,7 @@
       </w:r>
       <w:r>
         <w:pict>
-          <v:shape id="DocuMindTableCell58" type="#_x0000_t202" filled="f" stroked="t" strokecolor="#000000" strokeweight="0.75pt" o:allowincell="f" style="position:absolute;margin-left:376.250pt;margin-top:407.400pt;width:78.000pt;height:29.100pt;z-index:100;mso-position-horizontal-relative:page;mso-position-vertical-relative:page;mso-wrap-style:none;">
+          <v:shape id="DocuMindTableCell54" type="#_x0000_t202" filled="f" stroked="t" strokecolor="#000000" strokeweight="0.75pt" o:allowincell="f" style="position:absolute;margin-left:454.250pt;margin-top:436.500pt;width:84.864pt;height:43.800pt;z-index:100;mso-position-horizontal-relative:page;mso-position-vertical-relative:page;mso-wrap-style:none;">
             <w10:wrap type="none"/>
             <v:textbox inset="2.0pt,1.0pt,2.0pt,1.0pt">
               <w:txbxContent>
@@ -1718,11 +1478,8 @@
                   </w:pPr>
                   <w:r>
                     <w:rPr>
-                      <w:rFonts w:ascii="Deja Vu Sans" w:hAnsi="Deja Vu Sans" w:eastAsia="Deja Vu Sans" w:cs="Deja Vu Sans"/>
-                      <w:b w:val="0"/>
-                      <w:i w:val="0"/>
-                      <w:color w:val="000000"/>
-                      <w:sz w:val="21"/>
+                      <w:rFonts w:ascii="Arial" w:hAnsi="Arial" w:eastAsia="Arial" w:cs="Arial"/>
+                      <w:sz w:val="18"/>
                     </w:rPr>
                   </w:r>
                 </w:p>
@@ -1733,7 +1490,7 @@
       </w:r>
       <w:r>
         <w:pict>
-          <v:shape id="DocuMindTableCell59" type="#_x0000_t202" filled="f" stroked="t" strokecolor="#000000" strokeweight="0.75pt" o:allowincell="f" style="position:absolute;margin-left:376.250pt;margin-top:436.500pt;width:78.000pt;height:43.800pt;z-index:100;mso-position-horizontal-relative:page;mso-position-vertical-relative:page;mso-wrap-style:none;">
+          <v:shape id="DocuMindTableCell55" type="#_x0000_t202" filled="f" stroked="t" strokecolor="#000000" strokeweight="0.75pt" o:allowincell="f" style="position:absolute;margin-left:56.743pt;margin-top:480.300pt;width:36.007pt;height:29.100pt;z-index:100;mso-position-horizontal-relative:page;mso-position-vertical-relative:page;mso-wrap-style:none;">
             <w10:wrap type="none"/>
             <v:textbox inset="2.0pt,1.0pt,2.0pt,1.0pt">
               <w:txbxContent>
@@ -1760,7 +1517,7 @@
       </w:r>
       <w:r>
         <w:pict>
-          <v:shape id="DocuMindTableCell60" type="#_x0000_t202" filled="f" stroked="t" strokecolor="#000000" strokeweight="0.75pt" o:allowincell="f" style="position:absolute;margin-left:376.250pt;margin-top:480.300pt;width:78.000pt;height:29.100pt;z-index:100;mso-position-horizontal-relative:page;mso-position-vertical-relative:page;mso-wrap-style:none;">
+          <v:shape id="DocuMindTableCell56" type="#_x0000_t202" filled="f" stroked="t" strokecolor="#000000" strokeweight="0.75pt" o:allowincell="f" style="position:absolute;margin-left:92.750pt;margin-top:480.300pt;width:283.500pt;height:29.100pt;z-index:100;mso-position-horizontal-relative:page;mso-position-vertical-relative:page;mso-wrap-style:none;">
             <w10:wrap type="none"/>
             <v:textbox inset="2.0pt,1.0pt,2.0pt,1.0pt">
               <w:txbxContent>
@@ -1778,6 +1535,110 @@
                       <w:sz w:val="21"/>
                     </w:rPr>
                     <w:t>Aliquam erat volutpat.</w:t>
+                  </w:r>
+                </w:p>
+              </w:txbxContent>
+            </v:textbox>
+          </v:shape>
+        </w:pict>
+      </w:r>
+      <w:r>
+        <w:pict>
+          <v:shape id="DocuMindTableCell57" type="#_x0000_t202" filled="f" stroked="t" strokecolor="#000000" strokeweight="0.75pt" o:allowincell="f" style="position:absolute;margin-left:376.250pt;margin-top:480.300pt;width:78.000pt;height:29.100pt;z-index:100;mso-position-horizontal-relative:page;mso-position-vertical-relative:page;mso-wrap-style:none;">
+            <w10:wrap type="none"/>
+            <v:textbox inset="2.0pt,1.0pt,2.0pt,1.0pt">
+              <w:txbxContent>
+                <w:p>
+                  <w:pPr>
+                    <w:spacing w:before="0" w:after="0" w:line="240" w:lineRule="auto"/>
+                    <w:ind w:left="0" w:right="0" w:firstLine="0"/>
+                  </w:pPr>
+                  <w:r>
+                    <w:rPr>
+                      <w:rFonts w:ascii="Deja Vu Sans" w:hAnsi="Deja Vu Sans" w:eastAsia="Deja Vu Sans" w:cs="Deja Vu Sans"/>
+                      <w:b w:val="0"/>
+                      <w:i w:val="0"/>
+                      <w:color w:val="000000"/>
+                      <w:sz w:val="21"/>
+                    </w:rPr>
+                    <w:t>Lorem</w:t>
+                  </w:r>
+                </w:p>
+              </w:txbxContent>
+            </v:textbox>
+          </v:shape>
+        </w:pict>
+      </w:r>
+      <w:r>
+        <w:pict>
+          <v:shape id="DocuMindTableCell58" type="#_x0000_t202" filled="f" stroked="t" strokecolor="#000000" strokeweight="0.75pt" o:allowincell="f" style="position:absolute;margin-left:454.250pt;margin-top:480.300pt;width:84.864pt;height:29.100pt;z-index:100;mso-position-horizontal-relative:page;mso-position-vertical-relative:page;mso-wrap-style:none;">
+            <w10:wrap type="none"/>
+            <v:textbox inset="2.0pt,1.0pt,2.0pt,1.0pt">
+              <w:txbxContent>
+                <w:p>
+                  <w:pPr>
+                    <w:spacing w:before="0" w:after="0" w:line="240" w:lineRule="auto"/>
+                    <w:ind w:left="0" w:right="0" w:firstLine="0"/>
+                  </w:pPr>
+                  <w:r>
+                    <w:rPr>
+                      <w:rFonts w:ascii="Arial" w:hAnsi="Arial" w:eastAsia="Arial" w:cs="Arial"/>
+                      <w:sz w:val="18"/>
+                    </w:rPr>
+                  </w:r>
+                </w:p>
+              </w:txbxContent>
+            </v:textbox>
+          </v:shape>
+        </w:pict>
+      </w:r>
+      <w:r>
+        <w:pict>
+          <v:shape id="DocuMindTableCell59" type="#_x0000_t202" filled="f" stroked="t" strokecolor="#000000" strokeweight="0.75pt" o:allowincell="f" style="position:absolute;margin-left:56.743pt;margin-top:509.400pt;width:36.007pt;height:29.100pt;z-index:100;mso-position-horizontal-relative:page;mso-position-vertical-relative:page;mso-wrap-style:none;">
+            <w10:wrap type="none"/>
+            <v:textbox inset="2.0pt,1.0pt,2.0pt,1.0pt">
+              <w:txbxContent>
+                <w:p>
+                  <w:pPr>
+                    <w:spacing w:before="0" w:after="0" w:line="240" w:lineRule="auto"/>
+                    <w:ind w:left="0" w:right="0" w:firstLine="0"/>
+                  </w:pPr>
+                  <w:r>
+                    <w:rPr>
+                      <w:rFonts w:ascii="Deja Vu Sans" w:hAnsi="Deja Vu Sans" w:eastAsia="Deja Vu Sans" w:cs="Deja Vu Sans"/>
+                      <w:b w:val="0"/>
+                      <w:i w:val="0"/>
+                      <w:color w:val="000000"/>
+                      <w:sz w:val="21"/>
+                    </w:rPr>
+                    <w:t>4</w:t>
+                  </w:r>
+                </w:p>
+              </w:txbxContent>
+            </v:textbox>
+          </v:shape>
+        </w:pict>
+      </w:r>
+      <w:r>
+        <w:pict>
+          <v:shape id="DocuMindTableCell60" type="#_x0000_t202" filled="f" stroked="t" strokecolor="#000000" strokeweight="0.75pt" o:allowincell="f" style="position:absolute;margin-left:92.750pt;margin-top:509.400pt;width:283.500pt;height:29.100pt;z-index:100;mso-position-horizontal-relative:page;mso-position-vertical-relative:page;mso-wrap-style:none;">
+            <w10:wrap type="none"/>
+            <v:textbox inset="2.0pt,1.0pt,2.0pt,1.0pt">
+              <w:txbxContent>
+                <w:p>
+                  <w:pPr>
+                    <w:spacing w:before="0" w:after="0" w:line="240" w:lineRule="auto"/>
+                    <w:ind w:left="0" w:right="0" w:firstLine="0"/>
+                  </w:pPr>
+                  <w:r>
+                    <w:rPr>
+                      <w:rFonts w:ascii="Deja Vu Sans" w:hAnsi="Deja Vu Sans" w:eastAsia="Deja Vu Sans" w:cs="Deja Vu Sans"/>
+                      <w:b w:val="0"/>
+                      <w:i w:val="0"/>
+                      <w:color w:val="000000"/>
+                      <w:sz w:val="21"/>
+                    </w:rPr>
+                    <w:t>Fusce vitae vestibulum velit.</w:t>
                   </w:r>
                 </w:p>
               </w:txbxContent>
@@ -1814,108 +1675,7 @@
       </w:r>
       <w:r>
         <w:pict>
-          <v:shape id="DocuMindTableCell62" type="#_x0000_t202" filled="f" stroked="t" strokecolor="#000000" strokeweight="0.75pt" o:allowincell="f" style="position:absolute;margin-left:376.250pt;margin-top:538.500pt;width:78.000pt;height:29.100pt;z-index:100;mso-position-horizontal-relative:page;mso-position-vertical-relative:page;mso-wrap-style:none;">
-            <w10:wrap type="none"/>
-            <v:textbox inset="2.0pt,1.0pt,2.0pt,1.0pt">
-              <w:txbxContent>
-                <w:p>
-                  <w:pPr>
-                    <w:spacing w:before="0" w:after="0" w:line="240" w:lineRule="auto"/>
-                    <w:ind w:left="0" w:right="0" w:firstLine="0"/>
-                  </w:pPr>
-                  <w:r>
-                    <w:rPr>
-                      <w:rFonts w:ascii="Deja Vu Sans" w:hAnsi="Deja Vu Sans" w:eastAsia="Deja Vu Sans" w:cs="Deja Vu Sans"/>
-                      <w:b w:val="0"/>
-                      <w:i w:val="0"/>
-                      <w:color w:val="000000"/>
-                      <w:sz w:val="21"/>
-                    </w:rPr>
-                  </w:r>
-                </w:p>
-              </w:txbxContent>
-            </v:textbox>
-          </v:shape>
-        </w:pict>
-      </w:r>
-      <w:r>
-        <w:pict>
-          <v:shape id="DocuMindTableCell63" type="#_x0000_t202" filled="f" stroked="t" strokecolor="#000000" strokeweight="0.75pt" o:allowincell="f" style="position:absolute;margin-left:454.250pt;margin-top:378.300pt;width:84.864pt;height:29.100pt;z-index:100;mso-position-horizontal-relative:page;mso-position-vertical-relative:page;mso-wrap-style:none;">
-            <w10:wrap type="none"/>
-            <v:textbox inset="2.0pt,1.0pt,2.0pt,1.0pt">
-              <w:txbxContent>
-                <w:p>
-                  <w:pPr>
-                    <w:spacing w:before="0" w:after="0" w:line="240" w:lineRule="auto"/>
-                    <w:ind w:left="0" w:right="0" w:firstLine="0"/>
-                  </w:pPr>
-                  <w:r>
-                    <w:rPr>
-                      <w:rFonts w:ascii="Deja Vu Sans" w:hAnsi="Deja Vu Sans" w:eastAsia="Deja Vu Sans" w:cs="Deja Vu Sans"/>
-                      <w:b w:val="0"/>
-                      <w:i w:val="0"/>
-                      <w:color w:val="000000"/>
-                      <w:sz w:val="21"/>
-                    </w:rPr>
-                    <w:t>4</w:t>
-                  </w:r>
-                </w:p>
-              </w:txbxContent>
-            </v:textbox>
-          </v:shape>
-        </w:pict>
-      </w:r>
-      <w:r>
-        <w:pict>
-          <v:shape id="DocuMindTableCell64" type="#_x0000_t202" filled="f" stroked="t" strokecolor="#000000" strokeweight="0.75pt" o:allowincell="f" style="position:absolute;margin-left:454.250pt;margin-top:407.400pt;width:84.864pt;height:29.100pt;z-index:100;mso-position-horizontal-relative:page;mso-position-vertical-relative:page;mso-wrap-style:none;">
-            <w10:wrap type="none"/>
-            <v:textbox inset="2.0pt,1.0pt,2.0pt,1.0pt">
-              <w:txbxContent>
-                <w:p>
-                  <w:pPr>
-                    <w:spacing w:before="0" w:after="0" w:line="240" w:lineRule="auto"/>
-                    <w:ind w:left="0" w:right="0" w:firstLine="0"/>
-                  </w:pPr>
-                  <w:r>
-                    <w:rPr>
-                      <w:rFonts w:ascii="Arial" w:hAnsi="Arial" w:eastAsia="Arial" w:cs="Arial"/>
-                      <w:sz w:val="18"/>
-                    </w:rPr>
-                    <w:t>Fusce vitae vestibulum velit.</w:t>
-                  </w:r>
-                </w:p>
-              </w:txbxContent>
-            </v:textbox>
-          </v:shape>
-        </w:pict>
-      </w:r>
-      <w:r>
-        <w:pict>
-          <v:shape id="DocuMindTableCell65" type="#_x0000_t202" filled="f" stroked="t" strokecolor="#000000" strokeweight="0.75pt" o:allowincell="f" style="position:absolute;margin-left:454.250pt;margin-top:436.500pt;width:84.864pt;height:43.800pt;z-index:100;mso-position-horizontal-relative:page;mso-position-vertical-relative:page;mso-wrap-style:none;">
-            <w10:wrap type="none"/>
-            <v:textbox inset="2.0pt,1.0pt,2.0pt,1.0pt">
-              <w:txbxContent>
-                <w:p>
-                  <w:pPr>
-                    <w:spacing w:before="0" w:after="0" w:line="240" w:lineRule="auto"/>
-                    <w:ind w:left="0" w:right="0" w:firstLine="0"/>
-                  </w:pPr>
-                  <w:r>
-                    <w:rPr>
-                      <w:rFonts w:ascii="Arial" w:hAnsi="Arial" w:eastAsia="Arial" w:cs="Arial"/>
-                      <w:sz w:val="18"/>
-                    </w:rPr>
-                    <w:t>Lorem</w:t>
-                  </w:r>
-                </w:p>
-              </w:txbxContent>
-            </v:textbox>
-          </v:shape>
-        </w:pict>
-      </w:r>
-      <w:r>
-        <w:pict>
-          <v:shape id="DocuMindTableCell66" type="#_x0000_t202" filled="f" stroked="t" strokecolor="#000000" strokeweight="0.75pt" o:allowincell="f" style="position:absolute;margin-left:454.250pt;margin-top:480.300pt;width:84.864pt;height:29.100pt;z-index:100;mso-position-horizontal-relative:page;mso-position-vertical-relative:page;mso-wrap-style:none;">
+          <v:shape id="DocuMindTableCell62" type="#_x0000_t202" filled="f" stroked="t" strokecolor="#000000" strokeweight="0.75pt" o:allowincell="f" style="position:absolute;margin-left:454.250pt;margin-top:509.400pt;width:84.864pt;height:29.100pt;z-index:100;mso-position-horizontal-relative:page;mso-position-vertical-relative:page;mso-wrap-style:none;">
             <w10:wrap type="none"/>
             <v:textbox inset="2.0pt,1.0pt,2.0pt,1.0pt">
               <w:txbxContent>
@@ -1938,7 +1698,88 @@
       </w:r>
       <w:r>
         <w:pict>
-          <v:shape id="DocuMindTableCell67" type="#_x0000_t202" filled="f" stroked="t" strokecolor="#000000" strokeweight="0.75pt" o:allowincell="f" style="position:absolute;margin-left:454.250pt;margin-top:509.400pt;width:84.864pt;height:29.100pt;z-index:100;mso-position-horizontal-relative:page;mso-position-vertical-relative:page;mso-wrap-style:none;">
+          <v:shape id="DocuMindTableCell63" type="#_x0000_t202" filled="f" stroked="t" strokecolor="#000000" strokeweight="0.75pt" o:allowincell="f" style="position:absolute;margin-left:56.743pt;margin-top:538.500pt;width:36.007pt;height:29.100pt;z-index:100;mso-position-horizontal-relative:page;mso-position-vertical-relative:page;mso-wrap-style:none;">
+            <w10:wrap type="none"/>
+            <v:textbox inset="2.0pt,1.0pt,2.0pt,1.0pt">
+              <w:txbxContent>
+                <w:p>
+                  <w:pPr>
+                    <w:spacing w:before="0" w:after="0" w:line="240" w:lineRule="auto"/>
+                    <w:ind w:left="0" w:right="0" w:firstLine="0"/>
+                  </w:pPr>
+                  <w:r>
+                    <w:rPr>
+                      <w:rFonts w:ascii="Deja Vu Sans" w:hAnsi="Deja Vu Sans" w:eastAsia="Deja Vu Sans" w:cs="Deja Vu Sans"/>
+                      <w:b w:val="0"/>
+                      <w:i w:val="0"/>
+                      <w:color w:val="000000"/>
+                      <w:sz w:val="21"/>
+                    </w:rPr>
+                    <w:t>5</w:t>
+                  </w:r>
+                </w:p>
+              </w:txbxContent>
+            </v:textbox>
+          </v:shape>
+        </w:pict>
+      </w:r>
+      <w:r>
+        <w:pict>
+          <v:shape id="DocuMindTableCell64" type="#_x0000_t202" filled="f" stroked="t" strokecolor="#000000" strokeweight="0.75pt" o:allowincell="f" style="position:absolute;margin-left:92.750pt;margin-top:538.500pt;width:283.500pt;height:29.100pt;z-index:100;mso-position-horizontal-relative:page;mso-position-vertical-relative:page;mso-wrap-style:none;">
+            <w10:wrap type="none"/>
+            <v:textbox inset="2.0pt,1.0pt,2.0pt,1.0pt">
+              <w:txbxContent>
+                <w:p>
+                  <w:pPr>
+                    <w:spacing w:before="0" w:after="0" w:line="240" w:lineRule="auto"/>
+                    <w:ind w:left="0" w:right="0" w:firstLine="0"/>
+                  </w:pPr>
+                  <w:r>
+                    <w:rPr>
+                      <w:rFonts w:ascii="Deja Vu Sans" w:hAnsi="Deja Vu Sans" w:eastAsia="Deja Vu Sans" w:cs="Deja Vu Sans"/>
+                      <w:b w:val="0"/>
+                      <w:i w:val="0"/>
+                      <w:color w:val="000000"/>
+                      <w:sz w:val="21"/>
+                    </w:rPr>
+                    <w:t>Etiam vehicula luctus fermentum.</w:t>
+                  </w:r>
+                </w:p>
+              </w:txbxContent>
+            </v:textbox>
+          </v:shape>
+        </w:pict>
+      </w:r>
+      <w:r>
+        <w:pict>
+          <v:shape id="DocuMindTableCell65" type="#_x0000_t202" filled="f" stroked="t" strokecolor="#000000" strokeweight="0.75pt" o:allowincell="f" style="position:absolute;margin-left:376.250pt;margin-top:538.500pt;width:78.000pt;height:29.100pt;z-index:100;mso-position-horizontal-relative:page;mso-position-vertical-relative:page;mso-wrap-style:none;">
+            <w10:wrap type="none"/>
+            <v:textbox inset="2.0pt,1.0pt,2.0pt,1.0pt">
+              <w:txbxContent>
+                <w:p>
+                  <w:pPr>
+                    <w:spacing w:before="0" w:after="0" w:line="240" w:lineRule="auto"/>
+                    <w:ind w:left="0" w:right="0" w:firstLine="0"/>
+                  </w:pPr>
+                  <w:r>
+                    <w:rPr>
+                      <w:rFonts w:ascii="Deja Vu Sans" w:hAnsi="Deja Vu Sans" w:eastAsia="Deja Vu Sans" w:cs="Deja Vu Sans"/>
+                      <w:b w:val="0"/>
+                      <w:i w:val="0"/>
+                      <w:color w:val="000000"/>
+                      <w:sz w:val="21"/>
+                    </w:rPr>
+                    <w:t>Ipsum</w:t>
+                  </w:r>
+                </w:p>
+              </w:txbxContent>
+            </v:textbox>
+          </v:shape>
+        </w:pict>
+      </w:r>
+      <w:r>
+        <w:pict>
+          <v:shape id="DocuMindTableCell66" type="#_x0000_t202" filled="f" stroked="t" strokecolor="#000000" strokeweight="0.75pt" o:allowincell="f" style="position:absolute;margin-left:454.250pt;margin-top:538.500pt;width:84.864pt;height:29.100pt;z-index:100;mso-position-horizontal-relative:page;mso-position-vertical-relative:page;mso-wrap-style:none;">
             <w10:wrap type="none"/>
             <v:textbox inset="2.0pt,1.0pt,2.0pt,1.0pt">
               <w:txbxContent>
@@ -1952,7 +1793,6 @@
                       <w:rFonts w:ascii="Arial" w:hAnsi="Arial" w:eastAsia="Arial" w:cs="Arial"/>
                       <w:sz w:val="18"/>
                     </w:rPr>
-                    <w:t>5</w:t>
                   </w:r>
                 </w:p>
               </w:txbxContent>
@@ -1962,510 +1802,7 @@
       </w:r>
       <w:r>
         <w:pict>
-          <v:shape id="DocuMindTableCell68" type="#_x0000_t202" filled="f" stroked="t" strokecolor="#000000" strokeweight="0.75pt" o:allowincell="f" style="position:absolute;margin-left:454.250pt;margin-top:538.500pt;width:84.864pt;height:29.100pt;z-index:100;mso-position-horizontal-relative:page;mso-position-vertical-relative:page;mso-wrap-style:none;">
-            <w10:wrap type="none"/>
-            <v:textbox inset="2.0pt,1.0pt,2.0pt,1.0pt">
-              <w:txbxContent>
-                <w:p>
-                  <w:pPr>
-                    <w:spacing w:before="0" w:after="0" w:line="240" w:lineRule="auto"/>
-                    <w:ind w:left="0" w:right="0" w:firstLine="0"/>
-                  </w:pPr>
-                  <w:r>
-                    <w:rPr>
-                      <w:rFonts w:ascii="Arial" w:hAnsi="Arial" w:eastAsia="Arial" w:cs="Arial"/>
-                      <w:sz w:val="18"/>
-                    </w:rPr>
-                    <w:t>Etiam vehicula luctus fermentum.</w:t>
-                  </w:r>
-                </w:p>
-              </w:txbxContent>
-            </v:textbox>
-          </v:shape>
-        </w:pict>
-      </w:r>
-    </w:p>
-    <w:p>
-      <w:pPr>
-        <w:sectPr>
-          <w:pgSz w:w="11900" w:h="16840"/>
-          <w:pgMar w:top="0" w:right="0" w:bottom="0" w:left="0" w:header="0" w:footer="0" w:gutter="0"/>
-          <w:cols w:space="720"/>
-          <w:docGrid w:linePitch="360"/>
-        </w:sectPr>
-      </w:pPr>
-    </w:p>
-    <w:p>
-      <w:pPr>
-        <w:spacing w:before="0" w:after="0" w:lineRule="exact" w:line="20"/>
-      </w:pPr>
-      <w:r>
-        <w:rPr>
-          <w:sz w:val="2"/>
-        </w:rPr>
-      </w:r>
-      <w:r>
-        <w:pict>
-          <v:shape id="DocuMindTextBox69" type="#_x0000_t202" stroked="f" filled="f" o:allowincell="f" style="position:absolute;margin-left:74.800pt;margin-top:55.810pt;width:449.616pt;height:28.500pt;z-index:251659264;mso-position-horizontal-relative:page;mso-position-vertical-relative:page;mso-wrap-style:none;mso-fit-shape-to-text:t;">
-            <w10:wrap type="none"/>
-            <v:textbox inset="0,0,0,0">
-              <w:txbxContent>
-                <w:p>
-                  <w:pPr>
-                    <w:spacing w:before="0" w:after="0" w:lineRule="exact" w:line="450"/>
-                    <w:ind w:left="0" w:right="0" w:firstLine="0"/>
-                  </w:pPr>
-                  <w:r>
-                    <w:rPr>
-                      <w:rFonts w:ascii="Liberation Sans" w:hAnsi="Liberation Sans" w:eastAsia="Liberation Sans" w:cs="Liberation Sans"/>
-                      <w:b/>
-                      <w:i w:val="0"/>
-                      <w:color w:val="000000"/>
-                      <w:sz w:val="36"/>
-                    </w:rPr>
-                    <w:t xml:space="preserve">Lorem ipsum dolor sit amet, consectetur adipiscing </w:t>
-                  </w:r>
-                </w:p>
-              </w:txbxContent>
-            </v:textbox>
-          </v:shape>
-        </w:pict>
-      </w:r>
-      <w:r>
-        <w:pict>
-          <v:shape id="DocuMindTextBox70" type="#_x0000_t202" stroked="f" filled="f" o:allowincell="f" style="position:absolute;margin-left:96.400pt;margin-top:76.510pt;width:38.946pt;height:28.500pt;z-index:251659264;mso-position-horizontal-relative:page;mso-position-vertical-relative:page;mso-wrap-style:none;mso-fit-shape-to-text:t;">
-            <w10:wrap type="none"/>
-            <v:textbox inset="0,0,0,0">
-              <w:txbxContent>
-                <w:p>
-                  <w:pPr>
-                    <w:spacing w:before="0" w:after="0" w:lineRule="exact" w:line="450"/>
-                    <w:ind w:left="0" w:right="0" w:firstLine="0"/>
-                  </w:pPr>
-                  <w:r>
-                    <w:rPr>
-                      <w:rFonts w:ascii="Liberation Sans" w:hAnsi="Liberation Sans" w:eastAsia="Liberation Sans" w:cs="Liberation Sans"/>
-                      <w:b/>
-                      <w:i w:val="0"/>
-                      <w:color w:val="000000"/>
-                      <w:sz w:val="36"/>
-                    </w:rPr>
-                    <w:t xml:space="preserve">elit. </w:t>
-                  </w:r>
-                </w:p>
-              </w:txbxContent>
-            </v:textbox>
-          </v:shape>
-        </w:pict>
-      </w:r>
-      <w:r>
-        <w:pict>
-          <v:shape id="DocuMindTextBox71" type="#_x0000_t202" stroked="f" filled="f" o:allowincell="f" style="position:absolute;margin-left:56.800pt;margin-top:128.556pt;width:484.141pt;height:19.125pt;z-index:251659264;mso-position-horizontal-relative:page;mso-position-vertical-relative:page;mso-wrap-style:none;mso-fit-shape-to-text:t;">
-            <w10:wrap type="none"/>
-            <v:textbox inset="0,0,0,0">
-              <w:txbxContent>
-                <w:p>
-                  <w:pPr>
-                    <w:spacing w:before="0" w:after="0" w:lineRule="exact" w:line="262"/>
-                    <w:ind w:left="0" w:right="0" w:firstLine="0"/>
-                  </w:pPr>
-                  <w:r>
-                    <w:rPr>
-                      <w:rFonts w:ascii="Deja Vu Sans" w:hAnsi="Deja Vu Sans" w:eastAsia="Deja Vu Sans" w:cs="Deja Vu Sans"/>
-                      <w:b w:val="0"/>
-                      <w:i w:val="0"/>
-                      <w:color w:val="000000"/>
-                      <w:sz w:val="21"/>
-                    </w:rPr>
-                    <w:t>Nunc ac faucibus odio. Vestibulum neque massa, scelerisque sit amet ligula eu, congue</w:t>
-                  </w:r>
-                </w:p>
-              </w:txbxContent>
-            </v:textbox>
-          </v:shape>
-        </w:pict>
-      </w:r>
-      <w:r>
-        <w:pict>
-          <v:shape id="DocuMindTextBox72" type="#_x0000_t202" stroked="f" filled="f" o:allowincell="f" style="position:absolute;margin-left:56.800pt;margin-top:143.256pt;width:484.068pt;height:19.125pt;z-index:251659264;mso-position-horizontal-relative:page;mso-position-vertical-relative:page;mso-wrap-style:none;mso-fit-shape-to-text:t;">
-            <w10:wrap type="none"/>
-            <v:textbox inset="0,0,0,0">
-              <w:txbxContent>
-                <w:p>
-                  <w:pPr>
-                    <w:spacing w:before="0" w:after="0" w:lineRule="exact" w:line="262"/>
-                    <w:ind w:left="0" w:right="0" w:firstLine="0"/>
-                  </w:pPr>
-                  <w:r>
-                    <w:rPr>
-                      <w:rFonts w:ascii="Deja Vu Sans" w:hAnsi="Deja Vu Sans" w:eastAsia="Deja Vu Sans" w:cs="Deja Vu Sans"/>
-                      <w:b w:val="0"/>
-                      <w:i w:val="0"/>
-                      <w:color w:val="000000"/>
-                      <w:sz w:val="21"/>
-                    </w:rPr>
-                    <w:t>molestie mi. Praesent ut varius sem. Nullam at porttitor arcu, nec lacinia nisi. Ut ac dolor</w:t>
-                  </w:r>
-                </w:p>
-              </w:txbxContent>
-            </v:textbox>
-          </v:shape>
-        </w:pict>
-      </w:r>
-      <w:r>
-        <w:pict>
-          <v:shape id="DocuMindTextBox73" type="#_x0000_t202" stroked="f" filled="f" o:allowincell="f" style="position:absolute;margin-left:56.800pt;margin-top:157.956pt;width:484.278pt;height:19.125pt;z-index:251659264;mso-position-horizontal-relative:page;mso-position-vertical-relative:page;mso-wrap-style:none;mso-fit-shape-to-text:t;">
-            <w10:wrap type="none"/>
-            <v:textbox inset="0,0,0,0">
-              <w:txbxContent>
-                <w:p>
-                  <w:pPr>
-                    <w:spacing w:before="0" w:after="0" w:lineRule="exact" w:line="262"/>
-                    <w:ind w:left="0" w:right="0" w:firstLine="0"/>
-                  </w:pPr>
-                  <w:r>
-                    <w:rPr>
-                      <w:rFonts w:ascii="Deja Vu Sans" w:hAnsi="Deja Vu Sans" w:eastAsia="Deja Vu Sans" w:cs="Deja Vu Sans"/>
-                      <w:b w:val="0"/>
-                      <w:i w:val="0"/>
-                      <w:color w:val="000000"/>
-                      <w:sz w:val="21"/>
-                    </w:rPr>
-                    <w:t>vitae odio interdum condimentum. Vivamus dapibus sodales ex, vitae malesuada ipsum</w:t>
-                  </w:r>
-                </w:p>
-              </w:txbxContent>
-            </v:textbox>
-          </v:shape>
-        </w:pict>
-      </w:r>
-      <w:r>
-        <w:pict>
-          <v:shape id="DocuMindTextBox74" type="#_x0000_t202" stroked="f" filled="f" o:allowincell="f" style="position:absolute;margin-left:56.800pt;margin-top:172.656pt;width:484.341pt;height:19.125pt;z-index:251659264;mso-position-horizontal-relative:page;mso-position-vertical-relative:page;mso-wrap-style:none;mso-fit-shape-to-text:t;">
-            <w10:wrap type="none"/>
-            <v:textbox inset="0,0,0,0">
-              <w:txbxContent>
-                <w:p>
-                  <w:pPr>
-                    <w:spacing w:before="0" w:after="0" w:lineRule="exact" w:line="262"/>
-                    <w:ind w:left="0" w:right="0" w:firstLine="0"/>
-                  </w:pPr>
-                  <w:r>
-                    <w:rPr>
-                      <w:rFonts w:ascii="Deja Vu Sans" w:hAnsi="Deja Vu Sans" w:eastAsia="Deja Vu Sans" w:cs="Deja Vu Sans"/>
-                      <w:b w:val="0"/>
-                      <w:i w:val="0"/>
-                      <w:color w:val="000000"/>
-                      <w:sz w:val="21"/>
-                    </w:rPr>
-                    <w:t>cursus convallis. Maecenas sed egestas nulla, ac condimentum orci. Mauris diam felis,</w:t>
-                  </w:r>
-                </w:p>
-              </w:txbxContent>
-            </v:textbox>
-          </v:shape>
-        </w:pict>
-      </w:r>
-      <w:r>
-        <w:pict>
-          <v:shape id="DocuMindTextBox75" type="#_x0000_t202" stroked="f" filled="f" o:allowincell="f" style="position:absolute;margin-left:56.800pt;margin-top:187.356pt;width:483.847pt;height:19.125pt;z-index:251659264;mso-position-horizontal-relative:page;mso-position-vertical-relative:page;mso-wrap-style:none;mso-fit-shape-to-text:t;">
-            <w10:wrap type="none"/>
-            <v:textbox inset="0,0,0,0">
-              <w:txbxContent>
-                <w:p>
-                  <w:pPr>
-                    <w:spacing w:before="0" w:after="0" w:lineRule="exact" w:line="262"/>
-                    <w:ind w:left="0" w:right="0" w:firstLine="0"/>
-                  </w:pPr>
-                  <w:r>
-                    <w:rPr>
-                      <w:rFonts w:ascii="Deja Vu Sans" w:hAnsi="Deja Vu Sans" w:eastAsia="Deja Vu Sans" w:cs="Deja Vu Sans"/>
-                      <w:b w:val="0"/>
-                      <w:i w:val="0"/>
-                      <w:color w:val="000000"/>
-                      <w:sz w:val="21"/>
-                    </w:rPr>
-                    <w:t>vulputate ac suscipit et, iaculis non est. Curabitur semper arcu ac ligula semper, nec luctus</w:t>
-                  </w:r>
-                </w:p>
-              </w:txbxContent>
-            </v:textbox>
-          </v:shape>
-        </w:pict>
-      </w:r>
-      <w:r>
-        <w:pict>
-          <v:shape id="DocuMindTextBox76" type="#_x0000_t202" stroked="f" filled="f" o:allowincell="f" style="position:absolute;margin-left:56.800pt;margin-top:202.056pt;width:484.152pt;height:19.125pt;z-index:251659264;mso-position-horizontal-relative:page;mso-position-vertical-relative:page;mso-wrap-style:none;mso-fit-shape-to-text:t;">
-            <w10:wrap type="none"/>
-            <v:textbox inset="0,0,0,0">
-              <w:txbxContent>
-                <w:p>
-                  <w:pPr>
-                    <w:spacing w:before="0" w:after="0" w:lineRule="exact" w:line="262"/>
-                    <w:ind w:left="0" w:right="0" w:firstLine="0"/>
-                  </w:pPr>
-                  <w:r>
-                    <w:rPr>
-                      <w:rFonts w:ascii="Deja Vu Sans" w:hAnsi="Deja Vu Sans" w:eastAsia="Deja Vu Sans" w:cs="Deja Vu Sans"/>
-                      <w:b w:val="0"/>
-                      <w:i w:val="0"/>
-                      <w:color w:val="000000"/>
-                      <w:sz w:val="21"/>
-                    </w:rPr>
-                    <w:t>nisl blandit. Integer lacinia ante ac libero lobortis imperdiet. Nullam mollis convallis ipsum,</w:t>
-                  </w:r>
-                </w:p>
-              </w:txbxContent>
-            </v:textbox>
-          </v:shape>
-        </w:pict>
-      </w:r>
-      <w:r>
-        <w:pict>
-          <v:shape id="DocuMindTextBox77" type="#_x0000_t202" stroked="f" filled="f" o:allowincell="f" style="position:absolute;margin-left:56.800pt;margin-top:216.756pt;width:483.795pt;height:19.125pt;z-index:251659264;mso-position-horizontal-relative:page;mso-position-vertical-relative:page;mso-wrap-style:none;mso-fit-shape-to-text:t;">
-            <w10:wrap type="none"/>
-            <v:textbox inset="0,0,0,0">
-              <w:txbxContent>
-                <w:p>
-                  <w:pPr>
-                    <w:spacing w:before="0" w:after="0" w:lineRule="exact" w:line="262"/>
-                    <w:ind w:left="0" w:right="0" w:firstLine="0"/>
-                  </w:pPr>
-                  <w:r>
-                    <w:rPr>
-                      <w:rFonts w:ascii="Deja Vu Sans" w:hAnsi="Deja Vu Sans" w:eastAsia="Deja Vu Sans" w:cs="Deja Vu Sans"/>
-                      <w:b w:val="0"/>
-                      <w:i w:val="0"/>
-                      <w:color w:val="000000"/>
-                      <w:sz w:val="21"/>
-                    </w:rPr>
-                    <w:t>ac accumsan nunc vehicula vitae. Nulla eget justo in felis tristique fringilla. Morbi sit amet</w:t>
-                  </w:r>
-                </w:p>
-              </w:txbxContent>
-            </v:textbox>
-          </v:shape>
-        </w:pict>
-      </w:r>
-      <w:r>
-        <w:pict>
-          <v:shape id="DocuMindTextBox78" type="#_x0000_t202" stroked="f" filled="f" o:allowincell="f" style="position:absolute;margin-left:56.800pt;margin-top:231.456pt;width:483.879pt;height:19.125pt;z-index:251659264;mso-position-horizontal-relative:page;mso-position-vertical-relative:page;mso-wrap-style:none;mso-fit-shape-to-text:t;">
-            <w10:wrap type="none"/>
-            <v:textbox inset="0,0,0,0">
-              <w:txbxContent>
-                <w:p>
-                  <w:pPr>
-                    <w:spacing w:before="0" w:after="0" w:lineRule="exact" w:line="262"/>
-                    <w:ind w:left="0" w:right="0" w:firstLine="0"/>
-                  </w:pPr>
-                  <w:r>
-                    <w:rPr>
-                      <w:rFonts w:ascii="Deja Vu Sans" w:hAnsi="Deja Vu Sans" w:eastAsia="Deja Vu Sans" w:cs="Deja Vu Sans"/>
-                      <w:b w:val="0"/>
-                      <w:i w:val="0"/>
-                      <w:color w:val="000000"/>
-                      <w:sz w:val="21"/>
-                    </w:rPr>
-                    <w:t>tortor quis risus auctor condimentum. Morbi in ullamcorper elit. Nulla iaculis tellus sit amet</w:t>
-                  </w:r>
-                </w:p>
-              </w:txbxContent>
-            </v:textbox>
-          </v:shape>
-        </w:pict>
-      </w:r>
-      <w:r>
-        <w:pict>
-          <v:shape id="DocuMindTextBox79" type="#_x0000_t202" stroked="f" filled="f" o:allowincell="f" style="position:absolute;margin-left:56.800pt;margin-top:246.156pt;width:127.950pt;height:19.125pt;z-index:251659264;mso-position-horizontal-relative:page;mso-position-vertical-relative:page;mso-wrap-style:none;mso-fit-shape-to-text:t;">
-            <w10:wrap type="none"/>
-            <v:textbox inset="0,0,0,0">
-              <w:txbxContent>
-                <w:p>
-                  <w:pPr>
-                    <w:spacing w:before="0" w:after="0" w:lineRule="exact" w:line="262"/>
-                    <w:ind w:left="0" w:right="0" w:firstLine="0"/>
-                  </w:pPr>
-                  <w:r>
-                    <w:rPr>
-                      <w:rFonts w:ascii="Deja Vu Sans" w:hAnsi="Deja Vu Sans" w:eastAsia="Deja Vu Sans" w:cs="Deja Vu Sans"/>
-                      <w:b w:val="0"/>
-                      <w:i w:val="0"/>
-                      <w:color w:val="000000"/>
-                      <w:sz w:val="21"/>
-                    </w:rPr>
-                    <w:t>mauris tempus fringilla.</w:t>
-                  </w:r>
-                </w:p>
-              </w:txbxContent>
-            </v:textbox>
-          </v:shape>
-        </w:pict>
-      </w:r>
-      <w:r>
-        <w:pict>
-          <v:shape id="DocuMindTextBox80" type="#_x0000_t202" stroked="f" filled="f" o:allowincell="f" style="position:absolute;margin-left:74.800pt;margin-top:282.620pt;width:439.128pt;height:26.000pt;z-index:251659264;mso-position-horizontal-relative:page;mso-position-vertical-relative:page;mso-wrap-style:none;mso-fit-shape-to-text:t;">
-            <w10:wrap type="none"/>
-            <v:textbox inset="0,0,0,0">
-              <w:txbxContent>
-                <w:p>
-                  <w:pPr>
-                    <w:spacing w:before="0" w:after="0" w:lineRule="exact" w:line="400"/>
-                    <w:ind w:left="0" w:right="0" w:firstLine="0"/>
-                  </w:pPr>
-                  <w:r>
-                    <w:rPr>
-                      <w:rFonts w:ascii="Liberation Sans" w:hAnsi="Liberation Sans" w:eastAsia="Liberation Sans" w:cs="Liberation Sans"/>
-                      <w:b/>
-                      <w:i w:val="0"/>
-                      <w:color w:val="000000"/>
-                      <w:sz w:val="32"/>
-                    </w:rPr>
-                    <w:t xml:space="preserve">Maecenas mauris lectus, lobortis et purus mattis, blandit </w:t>
-                  </w:r>
-                </w:p>
-              </w:txbxContent>
-            </v:textbox>
-          </v:shape>
-        </w:pict>
-      </w:r>
-      <w:r>
-        <w:pict>
-          <v:shape id="DocuMindTextBox81" type="#_x0000_t202" stroked="f" filled="f" o:allowincell="f" style="position:absolute;margin-left:103.600pt;margin-top:301.020pt;width:110.440pt;height:26.000pt;z-index:251659264;mso-position-horizontal-relative:page;mso-position-vertical-relative:page;mso-wrap-style:none;mso-fit-shape-to-text:t;">
-            <w10:wrap type="none"/>
-            <v:textbox inset="0,0,0,0">
-              <w:txbxContent>
-                <w:p>
-                  <w:pPr>
-                    <w:spacing w:before="0" w:after="0" w:lineRule="exact" w:line="400"/>
-                    <w:ind w:left="0" w:right="0" w:firstLine="0"/>
-                  </w:pPr>
-                  <w:r>
-                    <w:rPr>
-                      <w:rFonts w:ascii="Liberation Sans" w:hAnsi="Liberation Sans" w:eastAsia="Liberation Sans" w:cs="Liberation Sans"/>
-                      <w:b/>
-                      <w:i w:val="0"/>
-                      <w:color w:val="000000"/>
-                      <w:sz w:val="32"/>
-                    </w:rPr>
-                    <w:t xml:space="preserve">dictum tellus. </w:t>
-                  </w:r>
-                </w:p>
-              </w:txbxContent>
-            </v:textbox>
-          </v:shape>
-        </w:pict>
-      </w:r>
-      <w:r>
-        <w:pict>
-          <v:shape id="DocuMindTextBox82" type="#_x0000_t202" stroked="f" filled="f" o:allowincell="f" style="position:absolute;margin-left:56.800pt;margin-top:324.956pt;width:483.890pt;height:19.125pt;z-index:251659264;mso-position-horizontal-relative:page;mso-position-vertical-relative:page;mso-wrap-style:none;mso-fit-shape-to-text:t;">
-            <w10:wrap type="none"/>
-            <v:textbox inset="0,0,0,0">
-              <w:txbxContent>
-                <w:p>
-                  <w:pPr>
-                    <w:spacing w:before="0" w:after="0" w:lineRule="exact" w:line="262"/>
-                    <w:ind w:left="0" w:right="0" w:firstLine="0"/>
-                  </w:pPr>
-                  <w:r>
-                    <w:rPr>
-                      <w:rFonts w:ascii="Deja Vu Sans" w:hAnsi="Deja Vu Sans" w:eastAsia="Deja Vu Sans" w:cs="Deja Vu Sans"/>
-                      <w:b w:val="0"/>
-                      <w:i w:val="0"/>
-                      <w:color w:val="000000"/>
-                      <w:sz w:val="21"/>
-                    </w:rPr>
-                    <w:t>Maecenas non lorem quis tellus placerat varius. Nulla facilisi. Aenean congue fringilla justo</w:t>
-                  </w:r>
-                </w:p>
-              </w:txbxContent>
-            </v:textbox>
-          </v:shape>
-        </w:pict>
-      </w:r>
-      <w:r>
-        <w:pict>
-          <v:shape id="DocuMindTextBox83" type="#_x0000_t202" stroked="f" filled="f" o:allowincell="f" style="position:absolute;margin-left:56.800pt;margin-top:339.656pt;width:483.858pt;height:19.125pt;z-index:251659264;mso-position-horizontal-relative:page;mso-position-vertical-relative:page;mso-wrap-style:none;mso-fit-shape-to-text:t;">
-            <w10:wrap type="none"/>
-            <v:textbox inset="0,0,0,0">
-              <w:txbxContent>
-                <w:p>
-                  <w:pPr>
-                    <w:spacing w:before="0" w:after="0" w:lineRule="exact" w:line="262"/>
-                    <w:ind w:left="0" w:right="0" w:firstLine="0"/>
-                  </w:pPr>
-                  <w:r>
-                    <w:rPr>
-                      <w:rFonts w:ascii="Deja Vu Sans" w:hAnsi="Deja Vu Sans" w:eastAsia="Deja Vu Sans" w:cs="Deja Vu Sans"/>
-                      <w:b w:val="0"/>
-                      <w:i w:val="0"/>
-                      <w:color w:val="000000"/>
-                      <w:sz w:val="21"/>
-                    </w:rPr>
-                    <w:t>ut aliquam. Mauris id ex erat. Nunc vulputate neque vitae justo facilisis, non condimentum</w:t>
-                  </w:r>
-                </w:p>
-              </w:txbxContent>
-            </v:textbox>
-          </v:shape>
-        </w:pict>
-      </w:r>
-      <w:r>
-        <w:pict>
-          <v:shape id="DocuMindTextBox84" type="#_x0000_t202" stroked="f" filled="f" o:allowincell="f" style="position:absolute;margin-left:56.800pt;margin-top:354.356pt;width:484.404pt;height:19.125pt;z-index:251659264;mso-position-horizontal-relative:page;mso-position-vertical-relative:page;mso-wrap-style:none;mso-fit-shape-to-text:t;">
-            <w10:wrap type="none"/>
-            <v:textbox inset="0,0,0,0">
-              <w:txbxContent>
-                <w:p>
-                  <w:pPr>
-                    <w:spacing w:before="0" w:after="0" w:lineRule="exact" w:line="262"/>
-                    <w:ind w:left="0" w:right="0" w:firstLine="0"/>
-                  </w:pPr>
-                  <w:r>
-                    <w:rPr>
-                      <w:rFonts w:ascii="Deja Vu Sans" w:hAnsi="Deja Vu Sans" w:eastAsia="Deja Vu Sans" w:cs="Deja Vu Sans"/>
-                      <w:b w:val="0"/>
-                      <w:i w:val="0"/>
-                      <w:color w:val="000000"/>
-                      <w:sz w:val="21"/>
-                    </w:rPr>
-                    <w:t>ante sagittis. Morbi viverra semper lorem nec molestie. Maecenas tincidunt est efficitur</w:t>
-                  </w:r>
-                </w:p>
-              </w:txbxContent>
-            </v:textbox>
-          </v:shape>
-        </w:pict>
-      </w:r>
-      <w:r>
-        <w:pict>
-          <v:shape id="DocuMindTextBox85" type="#_x0000_t202" stroked="f" filled="f" o:allowincell="f" style="position:absolute;margin-left:56.800pt;margin-top:369.056pt;width:242.999pt;height:19.125pt;z-index:251659264;mso-position-horizontal-relative:page;mso-position-vertical-relative:page;mso-wrap-style:none;mso-fit-shape-to-text:t;">
-            <w10:wrap type="none"/>
-            <v:textbox inset="0,0,0,0">
-              <w:txbxContent>
-                <w:p>
-                  <w:pPr>
-                    <w:spacing w:before="0" w:after="0" w:lineRule="exact" w:line="262"/>
-                    <w:ind w:left="0" w:right="0" w:firstLine="0"/>
-                  </w:pPr>
-                  <w:r>
-                    <w:rPr>
-                      <w:rFonts w:ascii="Deja Vu Sans" w:hAnsi="Deja Vu Sans" w:eastAsia="Deja Vu Sans" w:cs="Deja Vu Sans"/>
-                      <w:b w:val="0"/>
-                      <w:i w:val="0"/>
-                      <w:color w:val="000000"/>
-                      <w:sz w:val="21"/>
-                    </w:rPr>
-                    <w:t>ligula euismod, sit amet ornare est vulputate.</w:t>
-                  </w:r>
-                </w:p>
-              </w:txbxContent>
-            </v:textbox>
-          </v:shape>
-        </w:pict>
-      </w:r>
-      <w:r>
-        <w:pict>
-          <v:shape id="DocuMindTextBox86" type="#_x0000_t202" stroked="f" filled="f" o:allowincell="f" style="position:absolute;margin-left:56.800pt;margin-top:394.956pt;width:483.669pt;height:19.125pt;z-index:251659264;mso-position-horizontal-relative:page;mso-position-vertical-relative:page;mso-wrap-style:none;mso-fit-shape-to-text:t;">
+          <v:shape id="DocuMindTextBox67" type="#_x0000_t202" stroked="f" filled="f" o:allowincell="f" style="position:absolute;margin-left:56.800pt;margin-top:81.156pt;width:483.669pt;height:19.125pt;z-index:251659264;mso-position-horizontal-relative:page;mso-position-vertical-relative:page;mso-wrap-style:none;mso-fit-shape-to-text:t;">
             <w10:wrap type="none"/>
             <v:textbox inset="0,0,0,0">
               <w:txbxContent>
@@ -2492,7 +1829,7 @@
       </w:r>
       <w:r>
         <w:pict>
-          <v:shape id="DocuMindTextBox87" type="#_x0000_t202" stroked="f" filled="f" o:allowincell="f" style="position:absolute;margin-left:56.800pt;margin-top:409.656pt;width:484.110pt;height:19.125pt;z-index:251659264;mso-position-horizontal-relative:page;mso-position-vertical-relative:page;mso-wrap-style:none;mso-fit-shape-to-text:t;">
+          <v:shape id="DocuMindTextBox68" type="#_x0000_t202" stroked="f" filled="f" o:allowincell="f" style="position:absolute;margin-left:56.800pt;margin-top:95.856pt;width:484.110pt;height:19.125pt;z-index:251659264;mso-position-horizontal-relative:page;mso-position-vertical-relative:page;mso-wrap-style:none;mso-fit-shape-to-text:t;">
             <w10:wrap type="none"/>
             <v:textbox inset="0,0,0,0">
               <w:txbxContent>
@@ -2519,7 +1856,7 @@
       </w:r>
       <w:r>
         <w:pict>
-          <v:shape id="DocuMindTextBox88" type="#_x0000_t202" stroked="f" filled="f" o:allowincell="f" style="position:absolute;margin-left:56.800pt;margin-top:424.356pt;width:484.036pt;height:19.125pt;z-index:251659264;mso-position-horizontal-relative:page;mso-position-vertical-relative:page;mso-wrap-style:none;mso-fit-shape-to-text:t;">
+          <v:shape id="DocuMindTextBox69" type="#_x0000_t202" stroked="f" filled="f" o:allowincell="f" style="position:absolute;margin-left:56.800pt;margin-top:110.556pt;width:484.036pt;height:19.125pt;z-index:251659264;mso-position-horizontal-relative:page;mso-position-vertical-relative:page;mso-wrap-style:none;mso-fit-shape-to-text:t;">
             <w10:wrap type="none"/>
             <v:textbox inset="0,0,0,0">
               <w:txbxContent>
@@ -2546,7 +1883,7 @@
       </w:r>
       <w:r>
         <w:pict>
-          <v:shape id="DocuMindTextBox89" type="#_x0000_t202" stroked="f" filled="f" o:allowincell="f" style="position:absolute;margin-left:56.800pt;margin-top:439.056pt;width:483.837pt;height:19.125pt;z-index:251659264;mso-position-horizontal-relative:page;mso-position-vertical-relative:page;mso-wrap-style:none;mso-fit-shape-to-text:t;">
+          <v:shape id="DocuMindTextBox70" type="#_x0000_t202" stroked="f" filled="f" o:allowincell="f" style="position:absolute;margin-left:56.800pt;margin-top:125.256pt;width:483.837pt;height:19.125pt;z-index:251659264;mso-position-horizontal-relative:page;mso-position-vertical-relative:page;mso-wrap-style:none;mso-fit-shape-to-text:t;">
             <w10:wrap type="none"/>
             <v:textbox inset="0,0,0,0">
               <w:txbxContent>
@@ -2573,7 +1910,7 @@
       </w:r>
       <w:r>
         <w:pict>
-          <v:shape id="DocuMindTextBox90" type="#_x0000_t202" stroked="f" filled="f" o:allowincell="f" style="position:absolute;margin-left:56.800pt;margin-top:453.756pt;width:483.847pt;height:19.125pt;z-index:251659264;mso-position-horizontal-relative:page;mso-position-vertical-relative:page;mso-wrap-style:none;mso-fit-shape-to-text:t;">
+          <v:shape id="DocuMindTextBox71" type="#_x0000_t202" stroked="f" filled="f" o:allowincell="f" style="position:absolute;margin-left:56.800pt;margin-top:139.956pt;width:483.847pt;height:19.125pt;z-index:251659264;mso-position-horizontal-relative:page;mso-position-vertical-relative:page;mso-wrap-style:none;mso-fit-shape-to-text:t;">
             <w10:wrap type="none"/>
             <v:textbox inset="0,0,0,0">
               <w:txbxContent>
@@ -2600,7 +1937,7 @@
       </w:r>
       <w:r>
         <w:pict>
-          <v:shape id="DocuMindTextBox91" type="#_x0000_t202" stroked="f" filled="f" o:allowincell="f" style="position:absolute;margin-left:56.800pt;margin-top:468.456pt;width:484.173pt;height:19.125pt;z-index:251659264;mso-position-horizontal-relative:page;mso-position-vertical-relative:page;mso-wrap-style:none;mso-fit-shape-to-text:t;">
+          <v:shape id="DocuMindTextBox72" type="#_x0000_t202" stroked="f" filled="f" o:allowincell="f" style="position:absolute;margin-left:56.800pt;margin-top:154.656pt;width:484.173pt;height:19.125pt;z-index:251659264;mso-position-horizontal-relative:page;mso-position-vertical-relative:page;mso-wrap-style:none;mso-fit-shape-to-text:t;">
             <w10:wrap type="none"/>
             <v:textbox inset="0,0,0,0">
               <w:txbxContent>
@@ -2627,7 +1964,7 @@
       </w:r>
       <w:r>
         <w:pict>
-          <v:shape id="DocuMindTextBox92" type="#_x0000_t202" stroked="f" filled="f" o:allowincell="f" style="position:absolute;margin-left:56.800pt;margin-top:483.156pt;width:253.803pt;height:19.125pt;z-index:251659264;mso-position-horizontal-relative:page;mso-position-vertical-relative:page;mso-wrap-style:none;mso-fit-shape-to-text:t;">
+          <v:shape id="DocuMindTextBox73" type="#_x0000_t202" stroked="f" filled="f" o:allowincell="f" style="position:absolute;margin-left:56.800pt;margin-top:169.356pt;width:253.803pt;height:19.125pt;z-index:251659264;mso-position-horizontal-relative:page;mso-position-vertical-relative:page;mso-wrap-style:none;mso-fit-shape-to-text:t;">
             <w10:wrap type="none"/>
             <v:textbox inset="0,0,0,0">
               <w:txbxContent>
@@ -2654,34 +1991,7 @@
       </w:r>
       <w:r>
         <w:pict>
-          <v:shape id="DocuMindTextBox93" type="#_x0000_t202" stroked="f" filled="f" o:allowincell="f" style="position:absolute;margin-left:74.800pt;margin-top:519.620pt;width:375.176pt;height:26.000pt;z-index:251659264;mso-position-horizontal-relative:page;mso-position-vertical-relative:page;mso-wrap-style:none;mso-fit-shape-to-text:t;">
-            <w10:wrap type="none"/>
-            <v:textbox inset="0,0,0,0">
-              <w:txbxContent>
-                <w:p>
-                  <w:pPr>
-                    <w:spacing w:before="0" w:after="0" w:lineRule="exact" w:line="400"/>
-                    <w:ind w:left="0" w:right="0" w:firstLine="0"/>
-                  </w:pPr>
-                  <w:r>
-                    <w:rPr>
-                      <w:rFonts w:ascii="Liberation Sans" w:hAnsi="Liberation Sans" w:eastAsia="Liberation Sans" w:cs="Liberation Sans"/>
-                      <w:b/>
-                      <w:i w:val="0"/>
-                      <w:color w:val="000000"/>
-                      <w:sz w:val="32"/>
-                    </w:rPr>
-                    <w:t xml:space="preserve">In eleifend velit vitae libero sollicitudin euismod. </w:t>
-                  </w:r>
-                </w:p>
-              </w:txbxContent>
-            </v:textbox>
-          </v:shape>
-        </w:pict>
-      </w:r>
-      <w:r>
-        <w:pict>
-          <v:shape id="DocuMindTextBox94" type="#_x0000_t202" stroked="f" filled="f" o:allowincell="f" style="position:absolute;margin-left:56.800pt;margin-top:543.556pt;width:484.036pt;height:19.125pt;z-index:251659264;mso-position-horizontal-relative:page;mso-position-vertical-relative:page;mso-wrap-style:none;mso-fit-shape-to-text:t;">
+          <v:shape id="DocuMindTextBox74" type="#_x0000_t202" stroked="f" filled="f" o:allowincell="f" style="position:absolute;margin-left:56.800pt;margin-top:195.356pt;width:484.005pt;height:19.125pt;z-index:251659264;mso-position-horizontal-relative:page;mso-position-vertical-relative:page;mso-wrap-style:none;mso-fit-shape-to-text:t;">
             <w10:wrap type="none"/>
             <v:textbox inset="0,0,0,0">
               <w:txbxContent>
@@ -2698,7 +2008,7 @@
                       <w:color w:val="000000"/>
                       <w:sz w:val="21"/>
                     </w:rPr>
-                    <w:t>Fusce vitae vestibulum velit. Pellentesque vulputate lectus quis pellentesque commodo.</w:t>
+                    <w:t>In eleifend velit vitae libero sollicitudin euismod. Fusce vitae vestibulum velit. Pellentesque</w:t>
                   </w:r>
                 </w:p>
               </w:txbxContent>
@@ -2708,7 +2018,7 @@
       </w:r>
       <w:r>
         <w:pict>
-          <v:shape id="DocuMindTextBox95" type="#_x0000_t202" stroked="f" filled="f" o:allowincell="f" style="position:absolute;margin-left:56.800pt;margin-top:558.256pt;width:484.047pt;height:19.125pt;z-index:251659264;mso-position-horizontal-relative:page;mso-position-vertical-relative:page;mso-wrap-style:none;mso-fit-shape-to-text:t;">
+          <v:shape id="DocuMindTextBox75" type="#_x0000_t202" stroked="f" filled="f" o:allowincell="f" style="position:absolute;margin-left:56.800pt;margin-top:210.056pt;width:484.184pt;height:19.125pt;z-index:251659264;mso-position-horizontal-relative:page;mso-position-vertical-relative:page;mso-wrap-style:none;mso-fit-shape-to-text:t;">
             <w10:wrap type="none"/>
             <v:textbox inset="0,0,0,0">
               <w:txbxContent>
@@ -2725,7 +2035,7 @@
                       <w:color w:val="000000"/>
                       <w:sz w:val="21"/>
                     </w:rPr>
-                    <w:t>Aliquam erat volutpat. Vestibulum in egestas velit. Pellentesque fermentum nisl vitae</w:t>
+                    <w:t>vulputate lectus quis pellentesque commodo. Aliquam erat volutpat. Vestibulum in egestas</w:t>
                   </w:r>
                 </w:p>
               </w:txbxContent>
@@ -2735,7 +2045,7 @@
       </w:r>
       <w:r>
         <w:pict>
-          <v:shape id="DocuMindTextBox96" type="#_x0000_t202" stroked="f" filled="f" o:allowincell="f" style="position:absolute;margin-left:56.800pt;margin-top:572.956pt;width:484.520pt;height:19.125pt;z-index:251659264;mso-position-horizontal-relative:page;mso-position-vertical-relative:page;mso-wrap-style:none;mso-fit-shape-to-text:t;">
+          <v:shape id="DocuMindTextBox76" type="#_x0000_t202" stroked="f" filled="f" o:allowincell="f" style="position:absolute;margin-left:56.800pt;margin-top:224.756pt;width:484.163pt;height:19.125pt;z-index:251659264;mso-position-horizontal-relative:page;mso-position-vertical-relative:page;mso-wrap-style:none;mso-fit-shape-to-text:t;">
             <w10:wrap type="none"/>
             <v:textbox inset="0,0,0,0">
               <w:txbxContent>
@@ -2752,7 +2062,7 @@
                       <w:color w:val="000000"/>
                       <w:sz w:val="21"/>
                     </w:rPr>
-                    <w:t>fringilla venenatis. Etiam id mauris vitae orci maximus ultricies. Cras fringilla ipsum</w:t>
+                    <w:t>velit. Pellentesque fermentum nisl vitae fringilla venenatis. Etiam id mauris vitae orci</w:t>
                   </w:r>
                 </w:p>
               </w:txbxContent>
@@ -2762,7 +2072,7 @@
       </w:r>
       <w:r>
         <w:pict>
-          <v:shape id="DocuMindTextBox97" type="#_x0000_t202" stroked="f" filled="f" o:allowincell="f" style="position:absolute;margin-left:56.800pt;margin-top:587.656pt;width:186.509pt;height:19.125pt;z-index:251659264;mso-position-horizontal-relative:page;mso-position-vertical-relative:page;mso-wrap-style:none;mso-fit-shape-to-text:t;">
+          <v:shape id="DocuMindTextBox77" type="#_x0000_t202" stroked="f" filled="f" o:allowincell="f" style="position:absolute;margin-left:56.800pt;margin-top:239.456pt;width:102.550pt;height:19.125pt;z-index:251659264;mso-position-horizontal-relative:page;mso-position-vertical-relative:page;mso-wrap-style:none;mso-fit-shape-to-text:t;">
             <w10:wrap type="none"/>
             <v:textbox inset="0,0,0,0">
               <w:txbxContent>
@@ -2779,7 +2089,7 @@
                       <w:color w:val="000000"/>
                       <w:sz w:val="21"/>
                     </w:rPr>
-                    <w:t>magna, in fringilla dui commodo a.</w:t>
+                    <w:t xml:space="preserve">maximus ultricies. </w:t>
                   </w:r>
                 </w:p>
               </w:txbxContent>
@@ -2789,7 +2099,61 @@
       </w:r>
       <w:r>
         <w:pict>
-          <v:shape id="DocuMindTextBox98" type="#_x0000_t202" stroked="f" filled="f" o:allowincell="f" style="position:absolute;margin-left:56.800pt;margin-top:613.556pt;width:483.732pt;height:19.125pt;z-index:251659264;mso-position-horizontal-relative:page;mso-position-vertical-relative:page;mso-wrap-style:none;mso-fit-shape-to-text:t;">
+          <v:shape id="DocuMindTextBox78" type="#_x0000_t202" stroked="f" filled="f" o:allowincell="f" style="position:absolute;margin-left:74.800pt;margin-top:303.910pt;width:457.482pt;height:28.500pt;z-index:251659264;mso-position-horizontal-relative:page;mso-position-vertical-relative:page;mso-wrap-style:none;mso-fit-shape-to-text:t;">
+            <w10:wrap type="none"/>
+            <v:textbox inset="0,0,0,0">
+              <w:txbxContent>
+                <w:p>
+                  <w:pPr>
+                    <w:spacing w:before="0" w:after="0" w:lineRule="exact" w:line="450"/>
+                    <w:ind w:left="0" w:right="0" w:firstLine="0"/>
+                  </w:pPr>
+                  <w:r>
+                    <w:rPr>
+                      <w:rFonts w:ascii="Liberation Sans" w:hAnsi="Liberation Sans" w:eastAsia="Liberation Sans" w:cs="Liberation Sans"/>
+                      <w:b/>
+                      <w:i w:val="0"/>
+                      <w:color w:val="000000"/>
+                      <w:sz w:val="36"/>
+                    </w:rPr>
+                    <w:t xml:space="preserve">Cras fringilla ipsum magna, in fringilla dui commodo </w:t>
+                  </w:r>
+                </w:p>
+              </w:txbxContent>
+            </v:textbox>
+          </v:shape>
+        </w:pict>
+      </w:r>
+      <w:r>
+        <w:pict>
+          <v:shape id="DocuMindTextBox79" type="#_x0000_t202" stroked="f" filled="f" o:allowincell="f" style="position:absolute;margin-left:56.800pt;margin-top:324.610pt;width:17.994pt;height:28.500pt;z-index:251659264;mso-position-horizontal-relative:page;mso-position-vertical-relative:page;mso-wrap-style:none;mso-fit-shape-to-text:t;">
+            <w10:wrap type="none"/>
+            <v:textbox inset="0,0,0,0">
+              <w:txbxContent>
+                <w:p>
+                  <w:pPr>
+                    <w:spacing w:before="0" w:after="0" w:lineRule="exact" w:line="450"/>
+                    <w:ind w:left="0" w:right="0" w:firstLine="0"/>
+                  </w:pPr>
+                  <w:r>
+                    <w:rPr>
+                      <w:rFonts w:ascii="Liberation Sans" w:hAnsi="Liberation Sans" w:eastAsia="Liberation Sans" w:cs="Liberation Sans"/>
+                      <w:b/>
+                      <w:i w:val="0"/>
+                      <w:color w:val="000000"/>
+                      <w:sz w:val="36"/>
+                    </w:rPr>
+                    <w:t>a.</w:t>
+                  </w:r>
+                </w:p>
+              </w:txbxContent>
+            </v:textbox>
+          </v:shape>
+        </w:pict>
+      </w:r>
+      <w:r>
+        <w:pict>
+          <v:shape id="DocuMindTextBox80" type="#_x0000_t202" stroked="f" filled="f" o:allowincell="f" style="position:absolute;margin-left:56.800pt;margin-top:592.056pt;width:483.732pt;height:19.125pt;z-index:251659264;mso-position-horizontal-relative:page;mso-position-vertical-relative:page;mso-wrap-style:none;mso-fit-shape-to-text:t;">
             <w10:wrap type="none"/>
             <v:textbox inset="0,0,0,0">
               <w:txbxContent>
@@ -2816,7 +2180,7 @@
       </w:r>
       <w:r>
         <w:pict>
-          <v:shape id="DocuMindTextBox99" type="#_x0000_t202" stroked="f" filled="f" o:allowincell="f" style="position:absolute;margin-left:56.800pt;margin-top:628.256pt;width:484.299pt;height:19.125pt;z-index:251659264;mso-position-horizontal-relative:page;mso-position-vertical-relative:page;mso-wrap-style:none;mso-fit-shape-to-text:t;">
+          <v:shape id="DocuMindTextBox81" type="#_x0000_t202" stroked="f" filled="f" o:allowincell="f" style="position:absolute;margin-left:56.800pt;margin-top:606.756pt;width:484.299pt;height:19.125pt;z-index:251659264;mso-position-horizontal-relative:page;mso-position-vertical-relative:page;mso-wrap-style:none;mso-fit-shape-to-text:t;">
             <w10:wrap type="none"/>
             <v:textbox inset="0,0,0,0">
               <w:txbxContent>
@@ -2843,7 +2207,7 @@
       </w:r>
       <w:r>
         <w:pict>
-          <v:shape id="DocuMindTextBox100" type="#_x0000_t202" stroked="f" filled="f" o:allowincell="f" style="position:absolute;margin-left:56.800pt;margin-top:642.956pt;width:484.047pt;height:19.125pt;z-index:251659264;mso-position-horizontal-relative:page;mso-position-vertical-relative:page;mso-wrap-style:none;mso-fit-shape-to-text:t;">
+          <v:shape id="DocuMindTextBox82" type="#_x0000_t202" stroked="f" filled="f" o:allowincell="f" style="position:absolute;margin-left:56.800pt;margin-top:621.456pt;width:484.047pt;height:19.125pt;z-index:251659264;mso-position-horizontal-relative:page;mso-position-vertical-relative:page;mso-wrap-style:none;mso-fit-shape-to-text:t;">
             <w10:wrap type="none"/>
             <v:textbox inset="0,0,0,0">
               <w:txbxContent>
@@ -2870,7 +2234,7 @@
       </w:r>
       <w:r>
         <w:pict>
-          <v:shape id="DocuMindTextBox101" type="#_x0000_t202" stroked="f" filled="f" o:allowincell="f" style="position:absolute;margin-left:56.800pt;margin-top:657.656pt;width:484.498pt;height:19.125pt;z-index:251659264;mso-position-horizontal-relative:page;mso-position-vertical-relative:page;mso-wrap-style:none;mso-fit-shape-to-text:t;">
+          <v:shape id="DocuMindTextBox83" type="#_x0000_t202" stroked="f" filled="f" o:allowincell="f" style="position:absolute;margin-left:56.800pt;margin-top:636.156pt;width:484.498pt;height:19.125pt;z-index:251659264;mso-position-horizontal-relative:page;mso-position-vertical-relative:page;mso-wrap-style:none;mso-fit-shape-to-text:t;">
             <w10:wrap type="none"/>
             <v:textbox inset="0,0,0,0">
               <w:txbxContent>
@@ -2897,7 +2261,7 @@
       </w:r>
       <w:r>
         <w:pict>
-          <v:shape id="DocuMindTextBox102" type="#_x0000_t202" stroked="f" filled="f" o:allowincell="f" style="position:absolute;margin-left:56.800pt;margin-top:672.356pt;width:484.299pt;height:19.125pt;z-index:251659264;mso-position-horizontal-relative:page;mso-position-vertical-relative:page;mso-wrap-style:none;mso-fit-shape-to-text:t;">
+          <v:shape id="DocuMindTextBox84" type="#_x0000_t202" stroked="f" filled="f" o:allowincell="f" style="position:absolute;margin-left:56.800pt;margin-top:650.856pt;width:484.299pt;height:19.125pt;z-index:251659264;mso-position-horizontal-relative:page;mso-position-vertical-relative:page;mso-wrap-style:none;mso-fit-shape-to-text:t;">
             <w10:wrap type="none"/>
             <v:textbox inset="0,0,0,0">
               <w:txbxContent>
@@ -2924,7 +2288,7 @@
       </w:r>
       <w:r>
         <w:pict>
-          <v:shape id="DocuMindTextBox103" type="#_x0000_t202" stroked="f" filled="f" o:allowincell="f" style="position:absolute;margin-left:56.800pt;margin-top:687.056pt;width:483.858pt;height:19.125pt;z-index:251659264;mso-position-horizontal-relative:page;mso-position-vertical-relative:page;mso-wrap-style:none;mso-fit-shape-to-text:t;">
+          <v:shape id="DocuMindTextBox85" type="#_x0000_t202" stroked="f" filled="f" o:allowincell="f" style="position:absolute;margin-left:56.800pt;margin-top:665.556pt;width:483.858pt;height:19.125pt;z-index:251659264;mso-position-horizontal-relative:page;mso-position-vertical-relative:page;mso-wrap-style:none;mso-fit-shape-to-text:t;">
             <w10:wrap type="none"/>
             <v:textbox inset="0,0,0,0">
               <w:txbxContent>
@@ -2951,7 +2315,7 @@
       </w:r>
       <w:r>
         <w:pict>
-          <v:shape id="DocuMindTextBox104" type="#_x0000_t202" stroked="f" filled="f" o:allowincell="f" style="position:absolute;margin-left:56.800pt;margin-top:701.756pt;width:484.457pt;height:19.125pt;z-index:251659264;mso-position-horizontal-relative:page;mso-position-vertical-relative:page;mso-wrap-style:none;mso-fit-shape-to-text:t;">
+          <v:shape id="DocuMindTextBox86" type="#_x0000_t202" stroked="f" filled="f" o:allowincell="f" style="position:absolute;margin-left:56.800pt;margin-top:680.256pt;width:484.457pt;height:19.125pt;z-index:251659264;mso-position-horizontal-relative:page;mso-position-vertical-relative:page;mso-wrap-style:none;mso-fit-shape-to-text:t;">
             <w10:wrap type="none"/>
             <v:textbox inset="0,0,0,0">
               <w:txbxContent>
@@ -2978,7 +2342,7 @@
       </w:r>
       <w:r>
         <w:pict>
-          <v:shape id="DocuMindTextBox105" type="#_x0000_t202" stroked="f" filled="f" o:allowincell="f" style="position:absolute;margin-left:56.800pt;margin-top:716.456pt;width:484.278pt;height:19.125pt;z-index:251659264;mso-position-horizontal-relative:page;mso-position-vertical-relative:page;mso-wrap-style:none;mso-fit-shape-to-text:t;">
+          <v:shape id="DocuMindTextBox87" type="#_x0000_t202" stroked="f" filled="f" o:allowincell="f" style="position:absolute;margin-left:56.800pt;margin-top:694.956pt;width:484.278pt;height:19.125pt;z-index:251659264;mso-position-horizontal-relative:page;mso-position-vertical-relative:page;mso-wrap-style:none;mso-fit-shape-to-text:t;">
             <w10:wrap type="none"/>
             <v:textbox inset="0,0,0,0">
               <w:txbxContent>
@@ -3005,7 +2369,7 @@
       </w:r>
       <w:r>
         <w:pict>
-          <v:shape id="DocuMindTextBox106" type="#_x0000_t202" stroked="f" filled="f" o:allowincell="f" style="position:absolute;margin-left:56.800pt;margin-top:731.156pt;width:254.853pt;height:19.125pt;z-index:251659264;mso-position-horizontal-relative:page;mso-position-vertical-relative:page;mso-wrap-style:none;mso-fit-shape-to-text:t;">
+          <v:shape id="DocuMindTextBox88" type="#_x0000_t202" stroked="f" filled="f" o:allowincell="f" style="position:absolute;margin-left:56.800pt;margin-top:709.656pt;width:254.853pt;height:19.125pt;z-index:251659264;mso-position-horizontal-relative:page;mso-position-vertical-relative:page;mso-wrap-style:none;mso-fit-shape-to-text:t;">
             <w10:wrap type="none"/>
             <v:textbox inset="0,0,0,0">
               <w:txbxContent>
@@ -3052,15 +2416,304 @@
       </w:r>
       <w:r>
         <w:pict>
-          <v:shape id="DocuMindImage107" type="#_x0000_t75" stroked="f" o:allowincell="f" style="position:absolute;margin-left:56.800pt;margin-top:56.700pt;width:481.700pt;height:321.300pt;z-index:1;mso-position-horizontal-relative:page;mso-position-vertical-relative:page;mso-wrap-style:none;">
+          <v:shape id="DocuMindTextBox89" type="#_x0000_t202" stroked="f" filled="f" o:allowincell="f" style="position:absolute;margin-left:74.800pt;margin-top:55.810pt;width:449.616pt;height:28.500pt;z-index:251659264;mso-position-horizontal-relative:page;mso-position-vertical-relative:page;mso-wrap-style:none;mso-fit-shape-to-text:t;">
             <w10:wrap type="none"/>
-            <v:imagedata r:id="rId9" o:title=""/>
+            <v:textbox inset="0,0,0,0">
+              <w:txbxContent>
+                <w:p>
+                  <w:pPr>
+                    <w:spacing w:before="0" w:after="0" w:lineRule="exact" w:line="450"/>
+                    <w:ind w:left="0" w:right="0" w:firstLine="0"/>
+                  </w:pPr>
+                  <w:r>
+                    <w:rPr>
+                      <w:rFonts w:ascii="Liberation Sans" w:hAnsi="Liberation Sans" w:eastAsia="Liberation Sans" w:cs="Liberation Sans"/>
+                      <w:b/>
+                      <w:i w:val="0"/>
+                      <w:color w:val="000000"/>
+                      <w:sz w:val="36"/>
+                    </w:rPr>
+                    <w:t xml:space="preserve">Lorem ipsum dolor sit amet, consectetur adipiscing </w:t>
+                  </w:r>
+                </w:p>
+              </w:txbxContent>
+            </v:textbox>
           </v:shape>
         </w:pict>
       </w:r>
       <w:r>
         <w:pict>
-          <v:shape id="DocuMindTextBox108" type="#_x0000_t202" stroked="f" filled="f" o:allowincell="f" style="position:absolute;margin-left:74.800pt;margin-top:413.420pt;width:439.128pt;height:26.000pt;z-index:251659264;mso-position-horizontal-relative:page;mso-position-vertical-relative:page;mso-wrap-style:none;mso-fit-shape-to-text:t;">
+          <v:shape id="DocuMindTextBox90" type="#_x0000_t202" stroked="f" filled="f" o:allowincell="f" style="position:absolute;margin-left:96.400pt;margin-top:76.510pt;width:38.946pt;height:28.500pt;z-index:251659264;mso-position-horizontal-relative:page;mso-position-vertical-relative:page;mso-wrap-style:none;mso-fit-shape-to-text:t;">
+            <w10:wrap type="none"/>
+            <v:textbox inset="0,0,0,0">
+              <w:txbxContent>
+                <w:p>
+                  <w:pPr>
+                    <w:spacing w:before="0" w:after="0" w:lineRule="exact" w:line="450"/>
+                    <w:ind w:left="0" w:right="0" w:firstLine="0"/>
+                  </w:pPr>
+                  <w:r>
+                    <w:rPr>
+                      <w:rFonts w:ascii="Liberation Sans" w:hAnsi="Liberation Sans" w:eastAsia="Liberation Sans" w:cs="Liberation Sans"/>
+                      <w:b/>
+                      <w:i w:val="0"/>
+                      <w:color w:val="000000"/>
+                      <w:sz w:val="36"/>
+                    </w:rPr>
+                    <w:t xml:space="preserve">elit. </w:t>
+                  </w:r>
+                </w:p>
+              </w:txbxContent>
+            </v:textbox>
+          </v:shape>
+        </w:pict>
+      </w:r>
+      <w:r>
+        <w:pict>
+          <v:shape id="DocuMindTextBox91" type="#_x0000_t202" stroked="f" filled="f" o:allowincell="f" style="position:absolute;margin-left:56.800pt;margin-top:128.556pt;width:484.141pt;height:19.125pt;z-index:251659264;mso-position-horizontal-relative:page;mso-position-vertical-relative:page;mso-wrap-style:none;mso-fit-shape-to-text:t;">
+            <w10:wrap type="none"/>
+            <v:textbox inset="0,0,0,0">
+              <w:txbxContent>
+                <w:p>
+                  <w:pPr>
+                    <w:spacing w:before="0" w:after="0" w:lineRule="exact" w:line="262"/>
+                    <w:ind w:left="0" w:right="0" w:firstLine="0"/>
+                  </w:pPr>
+                  <w:r>
+                    <w:rPr>
+                      <w:rFonts w:ascii="Deja Vu Sans" w:hAnsi="Deja Vu Sans" w:eastAsia="Deja Vu Sans" w:cs="Deja Vu Sans"/>
+                      <w:b w:val="0"/>
+                      <w:i w:val="0"/>
+                      <w:color w:val="000000"/>
+                      <w:sz w:val="21"/>
+                    </w:rPr>
+                    <w:t>Nunc ac faucibus odio. Vestibulum neque massa, scelerisque sit amet ligula eu, congue</w:t>
+                  </w:r>
+                </w:p>
+              </w:txbxContent>
+            </v:textbox>
+          </v:shape>
+        </w:pict>
+      </w:r>
+      <w:r>
+        <w:pict>
+          <v:shape id="DocuMindTextBox92" type="#_x0000_t202" stroked="f" filled="f" o:allowincell="f" style="position:absolute;margin-left:56.800pt;margin-top:143.256pt;width:484.068pt;height:19.125pt;z-index:251659264;mso-position-horizontal-relative:page;mso-position-vertical-relative:page;mso-wrap-style:none;mso-fit-shape-to-text:t;">
+            <w10:wrap type="none"/>
+            <v:textbox inset="0,0,0,0">
+              <w:txbxContent>
+                <w:p>
+                  <w:pPr>
+                    <w:spacing w:before="0" w:after="0" w:lineRule="exact" w:line="262"/>
+                    <w:ind w:left="0" w:right="0" w:firstLine="0"/>
+                  </w:pPr>
+                  <w:r>
+                    <w:rPr>
+                      <w:rFonts w:ascii="Deja Vu Sans" w:hAnsi="Deja Vu Sans" w:eastAsia="Deja Vu Sans" w:cs="Deja Vu Sans"/>
+                      <w:b w:val="0"/>
+                      <w:i w:val="0"/>
+                      <w:color w:val="000000"/>
+                      <w:sz w:val="21"/>
+                    </w:rPr>
+                    <w:t>molestie mi. Praesent ut varius sem. Nullam at porttitor arcu, nec lacinia nisi. Ut ac dolor</w:t>
+                  </w:r>
+                </w:p>
+              </w:txbxContent>
+            </v:textbox>
+          </v:shape>
+        </w:pict>
+      </w:r>
+      <w:r>
+        <w:pict>
+          <v:shape id="DocuMindTextBox93" type="#_x0000_t202" stroked="f" filled="f" o:allowincell="f" style="position:absolute;margin-left:56.800pt;margin-top:157.956pt;width:484.278pt;height:19.125pt;z-index:251659264;mso-position-horizontal-relative:page;mso-position-vertical-relative:page;mso-wrap-style:none;mso-fit-shape-to-text:t;">
+            <w10:wrap type="none"/>
+            <v:textbox inset="0,0,0,0">
+              <w:txbxContent>
+                <w:p>
+                  <w:pPr>
+                    <w:spacing w:before="0" w:after="0" w:lineRule="exact" w:line="262"/>
+                    <w:ind w:left="0" w:right="0" w:firstLine="0"/>
+                  </w:pPr>
+                  <w:r>
+                    <w:rPr>
+                      <w:rFonts w:ascii="Deja Vu Sans" w:hAnsi="Deja Vu Sans" w:eastAsia="Deja Vu Sans" w:cs="Deja Vu Sans"/>
+                      <w:b w:val="0"/>
+                      <w:i w:val="0"/>
+                      <w:color w:val="000000"/>
+                      <w:sz w:val="21"/>
+                    </w:rPr>
+                    <w:t>vitae odio interdum condimentum. Vivamus dapibus sodales ex, vitae malesuada ipsum</w:t>
+                  </w:r>
+                </w:p>
+              </w:txbxContent>
+            </v:textbox>
+          </v:shape>
+        </w:pict>
+      </w:r>
+      <w:r>
+        <w:pict>
+          <v:shape id="DocuMindTextBox94" type="#_x0000_t202" stroked="f" filled="f" o:allowincell="f" style="position:absolute;margin-left:56.800pt;margin-top:172.656pt;width:484.341pt;height:19.125pt;z-index:251659264;mso-position-horizontal-relative:page;mso-position-vertical-relative:page;mso-wrap-style:none;mso-fit-shape-to-text:t;">
+            <w10:wrap type="none"/>
+            <v:textbox inset="0,0,0,0">
+              <w:txbxContent>
+                <w:p>
+                  <w:pPr>
+                    <w:spacing w:before="0" w:after="0" w:lineRule="exact" w:line="262"/>
+                    <w:ind w:left="0" w:right="0" w:firstLine="0"/>
+                  </w:pPr>
+                  <w:r>
+                    <w:rPr>
+                      <w:rFonts w:ascii="Deja Vu Sans" w:hAnsi="Deja Vu Sans" w:eastAsia="Deja Vu Sans" w:cs="Deja Vu Sans"/>
+                      <w:b w:val="0"/>
+                      <w:i w:val="0"/>
+                      <w:color w:val="000000"/>
+                      <w:sz w:val="21"/>
+                    </w:rPr>
+                    <w:t>cursus convallis. Maecenas sed egestas nulla, ac condimentum orci. Mauris diam felis,</w:t>
+                  </w:r>
+                </w:p>
+              </w:txbxContent>
+            </v:textbox>
+          </v:shape>
+        </w:pict>
+      </w:r>
+      <w:r>
+        <w:pict>
+          <v:shape id="DocuMindTextBox95" type="#_x0000_t202" stroked="f" filled="f" o:allowincell="f" style="position:absolute;margin-left:56.800pt;margin-top:187.356pt;width:483.847pt;height:19.125pt;z-index:251659264;mso-position-horizontal-relative:page;mso-position-vertical-relative:page;mso-wrap-style:none;mso-fit-shape-to-text:t;">
+            <w10:wrap type="none"/>
+            <v:textbox inset="0,0,0,0">
+              <w:txbxContent>
+                <w:p>
+                  <w:pPr>
+                    <w:spacing w:before="0" w:after="0" w:lineRule="exact" w:line="262"/>
+                    <w:ind w:left="0" w:right="0" w:firstLine="0"/>
+                  </w:pPr>
+                  <w:r>
+                    <w:rPr>
+                      <w:rFonts w:ascii="Deja Vu Sans" w:hAnsi="Deja Vu Sans" w:eastAsia="Deja Vu Sans" w:cs="Deja Vu Sans"/>
+                      <w:b w:val="0"/>
+                      <w:i w:val="0"/>
+                      <w:color w:val="000000"/>
+                      <w:sz w:val="21"/>
+                    </w:rPr>
+                    <w:t>vulputate ac suscipit et, iaculis non est. Curabitur semper arcu ac ligula semper, nec luctus</w:t>
+                  </w:r>
+                </w:p>
+              </w:txbxContent>
+            </v:textbox>
+          </v:shape>
+        </w:pict>
+      </w:r>
+      <w:r>
+        <w:pict>
+          <v:shape id="DocuMindTextBox96" type="#_x0000_t202" stroked="f" filled="f" o:allowincell="f" style="position:absolute;margin-left:56.800pt;margin-top:202.056pt;width:484.152pt;height:19.125pt;z-index:251659264;mso-position-horizontal-relative:page;mso-position-vertical-relative:page;mso-wrap-style:none;mso-fit-shape-to-text:t;">
+            <w10:wrap type="none"/>
+            <v:textbox inset="0,0,0,0">
+              <w:txbxContent>
+                <w:p>
+                  <w:pPr>
+                    <w:spacing w:before="0" w:after="0" w:lineRule="exact" w:line="262"/>
+                    <w:ind w:left="0" w:right="0" w:firstLine="0"/>
+                  </w:pPr>
+                  <w:r>
+                    <w:rPr>
+                      <w:rFonts w:ascii="Deja Vu Sans" w:hAnsi="Deja Vu Sans" w:eastAsia="Deja Vu Sans" w:cs="Deja Vu Sans"/>
+                      <w:b w:val="0"/>
+                      <w:i w:val="0"/>
+                      <w:color w:val="000000"/>
+                      <w:sz w:val="21"/>
+                    </w:rPr>
+                    <w:t>nisl blandit. Integer lacinia ante ac libero lobortis imperdiet. Nullam mollis convallis ipsum,</w:t>
+                  </w:r>
+                </w:p>
+              </w:txbxContent>
+            </v:textbox>
+          </v:shape>
+        </w:pict>
+      </w:r>
+      <w:r>
+        <w:pict>
+          <v:shape id="DocuMindTextBox97" type="#_x0000_t202" stroked="f" filled="f" o:allowincell="f" style="position:absolute;margin-left:56.800pt;margin-top:216.756pt;width:483.795pt;height:19.125pt;z-index:251659264;mso-position-horizontal-relative:page;mso-position-vertical-relative:page;mso-wrap-style:none;mso-fit-shape-to-text:t;">
+            <w10:wrap type="none"/>
+            <v:textbox inset="0,0,0,0">
+              <w:txbxContent>
+                <w:p>
+                  <w:pPr>
+                    <w:spacing w:before="0" w:after="0" w:lineRule="exact" w:line="262"/>
+                    <w:ind w:left="0" w:right="0" w:firstLine="0"/>
+                  </w:pPr>
+                  <w:r>
+                    <w:rPr>
+                      <w:rFonts w:ascii="Deja Vu Sans" w:hAnsi="Deja Vu Sans" w:eastAsia="Deja Vu Sans" w:cs="Deja Vu Sans"/>
+                      <w:b w:val="0"/>
+                      <w:i w:val="0"/>
+                      <w:color w:val="000000"/>
+                      <w:sz w:val="21"/>
+                    </w:rPr>
+                    <w:t>ac accumsan nunc vehicula vitae. Nulla eget justo in felis tristique fringilla. Morbi sit amet</w:t>
+                  </w:r>
+                </w:p>
+              </w:txbxContent>
+            </v:textbox>
+          </v:shape>
+        </w:pict>
+      </w:r>
+      <w:r>
+        <w:pict>
+          <v:shape id="DocuMindTextBox98" type="#_x0000_t202" stroked="f" filled="f" o:allowincell="f" style="position:absolute;margin-left:56.800pt;margin-top:231.456pt;width:483.879pt;height:19.125pt;z-index:251659264;mso-position-horizontal-relative:page;mso-position-vertical-relative:page;mso-wrap-style:none;mso-fit-shape-to-text:t;">
+            <w10:wrap type="none"/>
+            <v:textbox inset="0,0,0,0">
+              <w:txbxContent>
+                <w:p>
+                  <w:pPr>
+                    <w:spacing w:before="0" w:after="0" w:lineRule="exact" w:line="262"/>
+                    <w:ind w:left="0" w:right="0" w:firstLine="0"/>
+                  </w:pPr>
+                  <w:r>
+                    <w:rPr>
+                      <w:rFonts w:ascii="Deja Vu Sans" w:hAnsi="Deja Vu Sans" w:eastAsia="Deja Vu Sans" w:cs="Deja Vu Sans"/>
+                      <w:b w:val="0"/>
+                      <w:i w:val="0"/>
+                      <w:color w:val="000000"/>
+                      <w:sz w:val="21"/>
+                    </w:rPr>
+                    <w:t>tortor quis risus auctor condimentum. Morbi in ullamcorper elit. Nulla iaculis tellus sit amet</w:t>
+                  </w:r>
+                </w:p>
+              </w:txbxContent>
+            </v:textbox>
+          </v:shape>
+        </w:pict>
+      </w:r>
+      <w:r>
+        <w:pict>
+          <v:shape id="DocuMindTextBox99" type="#_x0000_t202" stroked="f" filled="f" o:allowincell="f" style="position:absolute;margin-left:56.800pt;margin-top:246.156pt;width:127.950pt;height:19.125pt;z-index:251659264;mso-position-horizontal-relative:page;mso-position-vertical-relative:page;mso-wrap-style:none;mso-fit-shape-to-text:t;">
+            <w10:wrap type="none"/>
+            <v:textbox inset="0,0,0,0">
+              <w:txbxContent>
+                <w:p>
+                  <w:pPr>
+                    <w:spacing w:before="0" w:after="0" w:lineRule="exact" w:line="262"/>
+                    <w:ind w:left="0" w:right="0" w:firstLine="0"/>
+                  </w:pPr>
+                  <w:r>
+                    <w:rPr>
+                      <w:rFonts w:ascii="Deja Vu Sans" w:hAnsi="Deja Vu Sans" w:eastAsia="Deja Vu Sans" w:cs="Deja Vu Sans"/>
+                      <w:b w:val="0"/>
+                      <w:i w:val="0"/>
+                      <w:color w:val="000000"/>
+                      <w:sz w:val="21"/>
+                    </w:rPr>
+                    <w:t>mauris tempus fringilla.</w:t>
+                  </w:r>
+                </w:p>
+              </w:txbxContent>
+            </v:textbox>
+          </v:shape>
+        </w:pict>
+      </w:r>
+      <w:r>
+        <w:pict>
+          <v:shape id="DocuMindTextBox100" type="#_x0000_t202" stroked="f" filled="f" o:allowincell="f" style="position:absolute;margin-left:74.800pt;margin-top:282.620pt;width:439.128pt;height:26.000pt;z-index:251659264;mso-position-horizontal-relative:page;mso-position-vertical-relative:page;mso-wrap-style:none;mso-fit-shape-to-text:t;">
             <w10:wrap type="none"/>
             <v:textbox inset="0,0,0,0">
               <w:txbxContent>
@@ -3087,7 +2740,7 @@
       </w:r>
       <w:r>
         <w:pict>
-          <v:shape id="DocuMindTextBox109" type="#_x0000_t202" stroked="f" filled="f" o:allowincell="f" style="position:absolute;margin-left:103.600pt;margin-top:431.820pt;width:110.440pt;height:26.000pt;z-index:251659264;mso-position-horizontal-relative:page;mso-position-vertical-relative:page;mso-wrap-style:none;mso-fit-shape-to-text:t;">
+          <v:shape id="DocuMindTextBox101" type="#_x0000_t202" stroked="f" filled="f" o:allowincell="f" style="position:absolute;margin-left:103.600pt;margin-top:301.020pt;width:110.440pt;height:26.000pt;z-index:251659264;mso-position-horizontal-relative:page;mso-position-vertical-relative:page;mso-wrap-style:none;mso-fit-shape-to-text:t;">
             <w10:wrap type="none"/>
             <v:textbox inset="0,0,0,0">
               <w:txbxContent>
@@ -3114,7 +2767,7 @@
       </w:r>
       <w:r>
         <w:pict>
-          <v:shape id="DocuMindTextBox110" type="#_x0000_t202" stroked="f" filled="f" o:allowincell="f" style="position:absolute;margin-left:56.800pt;margin-top:455.656pt;width:483.890pt;height:19.125pt;z-index:251659264;mso-position-horizontal-relative:page;mso-position-vertical-relative:page;mso-wrap-style:none;mso-fit-shape-to-text:t;">
+          <v:shape id="DocuMindTextBox102" type="#_x0000_t202" stroked="f" filled="f" o:allowincell="f" style="position:absolute;margin-left:56.800pt;margin-top:324.956pt;width:483.890pt;height:19.125pt;z-index:251659264;mso-position-horizontal-relative:page;mso-position-vertical-relative:page;mso-wrap-style:none;mso-fit-shape-to-text:t;">
             <w10:wrap type="none"/>
             <v:textbox inset="0,0,0,0">
               <w:txbxContent>
@@ -3141,7 +2794,7 @@
       </w:r>
       <w:r>
         <w:pict>
-          <v:shape id="DocuMindTextBox111" type="#_x0000_t202" stroked="f" filled="f" o:allowincell="f" style="position:absolute;margin-left:56.800pt;margin-top:470.356pt;width:483.858pt;height:19.125pt;z-index:251659264;mso-position-horizontal-relative:page;mso-position-vertical-relative:page;mso-wrap-style:none;mso-fit-shape-to-text:t;">
+          <v:shape id="DocuMindTextBox103" type="#_x0000_t202" stroked="f" filled="f" o:allowincell="f" style="position:absolute;margin-left:56.800pt;margin-top:339.656pt;width:483.858pt;height:19.125pt;z-index:251659264;mso-position-horizontal-relative:page;mso-position-vertical-relative:page;mso-wrap-style:none;mso-fit-shape-to-text:t;">
             <w10:wrap type="none"/>
             <v:textbox inset="0,0,0,0">
               <w:txbxContent>
@@ -3168,7 +2821,7 @@
       </w:r>
       <w:r>
         <w:pict>
-          <v:shape id="DocuMindTextBox112" type="#_x0000_t202" stroked="f" filled="f" o:allowincell="f" style="position:absolute;margin-left:56.800pt;margin-top:485.056pt;width:484.404pt;height:19.125pt;z-index:251659264;mso-position-horizontal-relative:page;mso-position-vertical-relative:page;mso-wrap-style:none;mso-fit-shape-to-text:t;">
+          <v:shape id="DocuMindTextBox104" type="#_x0000_t202" stroked="f" filled="f" o:allowincell="f" style="position:absolute;margin-left:56.800pt;margin-top:354.356pt;width:484.404pt;height:19.125pt;z-index:251659264;mso-position-horizontal-relative:page;mso-position-vertical-relative:page;mso-wrap-style:none;mso-fit-shape-to-text:t;">
             <w10:wrap type="none"/>
             <v:textbox inset="0,0,0,0">
               <w:txbxContent>
@@ -3195,7 +2848,7 @@
       </w:r>
       <w:r>
         <w:pict>
-          <v:shape id="DocuMindTextBox113" type="#_x0000_t202" stroked="f" filled="f" o:allowincell="f" style="position:absolute;margin-left:56.800pt;margin-top:499.756pt;width:242.999pt;height:19.125pt;z-index:251659264;mso-position-horizontal-relative:page;mso-position-vertical-relative:page;mso-wrap-style:none;mso-fit-shape-to-text:t;">
+          <v:shape id="DocuMindTextBox105" type="#_x0000_t202" stroked="f" filled="f" o:allowincell="f" style="position:absolute;margin-left:56.800pt;margin-top:369.056pt;width:242.999pt;height:19.125pt;z-index:251659264;mso-position-horizontal-relative:page;mso-position-vertical-relative:page;mso-wrap-style:none;mso-fit-shape-to-text:t;">
             <w10:wrap type="none"/>
             <v:textbox inset="0,0,0,0">
               <w:txbxContent>
@@ -3222,7 +2875,7 @@
       </w:r>
       <w:r>
         <w:pict>
-          <v:shape id="DocuMindTextBox114" type="#_x0000_t202" stroked="f" filled="f" o:allowincell="f" style="position:absolute;margin-left:56.800pt;margin-top:525.756pt;width:483.669pt;height:19.125pt;z-index:251659264;mso-position-horizontal-relative:page;mso-position-vertical-relative:page;mso-wrap-style:none;mso-fit-shape-to-text:t;">
+          <v:shape id="DocuMindTextBox106" type="#_x0000_t202" stroked="f" filled="f" o:allowincell="f" style="position:absolute;margin-left:56.800pt;margin-top:394.956pt;width:483.669pt;height:19.125pt;z-index:251659264;mso-position-horizontal-relative:page;mso-position-vertical-relative:page;mso-wrap-style:none;mso-fit-shape-to-text:t;">
             <w10:wrap type="none"/>
             <v:textbox inset="0,0,0,0">
               <w:txbxContent>
@@ -3249,7 +2902,7 @@
       </w:r>
       <w:r>
         <w:pict>
-          <v:shape id="DocuMindTextBox115" type="#_x0000_t202" stroked="f" filled="f" o:allowincell="f" style="position:absolute;margin-left:56.800pt;margin-top:540.456pt;width:484.110pt;height:19.125pt;z-index:251659264;mso-position-horizontal-relative:page;mso-position-vertical-relative:page;mso-wrap-style:none;mso-fit-shape-to-text:t;">
+          <v:shape id="DocuMindTextBox107" type="#_x0000_t202" stroked="f" filled="f" o:allowincell="f" style="position:absolute;margin-left:56.800pt;margin-top:409.656pt;width:484.110pt;height:19.125pt;z-index:251659264;mso-position-horizontal-relative:page;mso-position-vertical-relative:page;mso-wrap-style:none;mso-fit-shape-to-text:t;">
             <w10:wrap type="none"/>
             <v:textbox inset="0,0,0,0">
               <w:txbxContent>
@@ -3276,7 +2929,7 @@
       </w:r>
       <w:r>
         <w:pict>
-          <v:shape id="DocuMindTextBox116" type="#_x0000_t202" stroked="f" filled="f" o:allowincell="f" style="position:absolute;margin-left:56.800pt;margin-top:555.156pt;width:484.036pt;height:19.125pt;z-index:251659264;mso-position-horizontal-relative:page;mso-position-vertical-relative:page;mso-wrap-style:none;mso-fit-shape-to-text:t;">
+          <v:shape id="DocuMindTextBox108" type="#_x0000_t202" stroked="f" filled="f" o:allowincell="f" style="position:absolute;margin-left:56.800pt;margin-top:424.356pt;width:484.036pt;height:19.125pt;z-index:251659264;mso-position-horizontal-relative:page;mso-position-vertical-relative:page;mso-wrap-style:none;mso-fit-shape-to-text:t;">
             <w10:wrap type="none"/>
             <v:textbox inset="0,0,0,0">
               <w:txbxContent>
@@ -3303,7 +2956,7 @@
       </w:r>
       <w:r>
         <w:pict>
-          <v:shape id="DocuMindTextBox117" type="#_x0000_t202" stroked="f" filled="f" o:allowincell="f" style="position:absolute;margin-left:56.800pt;margin-top:569.856pt;width:483.837pt;height:19.125pt;z-index:251659264;mso-position-horizontal-relative:page;mso-position-vertical-relative:page;mso-wrap-style:none;mso-fit-shape-to-text:t;">
+          <v:shape id="DocuMindTextBox109" type="#_x0000_t202" stroked="f" filled="f" o:allowincell="f" style="position:absolute;margin-left:56.800pt;margin-top:439.056pt;width:483.837pt;height:19.125pt;z-index:251659264;mso-position-horizontal-relative:page;mso-position-vertical-relative:page;mso-wrap-style:none;mso-fit-shape-to-text:t;">
             <w10:wrap type="none"/>
             <v:textbox inset="0,0,0,0">
               <w:txbxContent>
@@ -3330,7 +2983,7 @@
       </w:r>
       <w:r>
         <w:pict>
-          <v:shape id="DocuMindTextBox118" type="#_x0000_t202" stroked="f" filled="f" o:allowincell="f" style="position:absolute;margin-left:56.800pt;margin-top:584.556pt;width:483.847pt;height:19.125pt;z-index:251659264;mso-position-horizontal-relative:page;mso-position-vertical-relative:page;mso-wrap-style:none;mso-fit-shape-to-text:t;">
+          <v:shape id="DocuMindTextBox110" type="#_x0000_t202" stroked="f" filled="f" o:allowincell="f" style="position:absolute;margin-left:56.800pt;margin-top:453.756pt;width:483.847pt;height:19.125pt;z-index:251659264;mso-position-horizontal-relative:page;mso-position-vertical-relative:page;mso-wrap-style:none;mso-fit-shape-to-text:t;">
             <w10:wrap type="none"/>
             <v:textbox inset="0,0,0,0">
               <w:txbxContent>
@@ -3357,7 +3010,7 @@
       </w:r>
       <w:r>
         <w:pict>
-          <v:shape id="DocuMindTextBox119" type="#_x0000_t202" stroked="f" filled="f" o:allowincell="f" style="position:absolute;margin-left:56.800pt;margin-top:599.256pt;width:484.173pt;height:19.125pt;z-index:251659264;mso-position-horizontal-relative:page;mso-position-vertical-relative:page;mso-wrap-style:none;mso-fit-shape-to-text:t;">
+          <v:shape id="DocuMindTextBox111" type="#_x0000_t202" stroked="f" filled="f" o:allowincell="f" style="position:absolute;margin-left:56.800pt;margin-top:468.456pt;width:484.173pt;height:19.125pt;z-index:251659264;mso-position-horizontal-relative:page;mso-position-vertical-relative:page;mso-wrap-style:none;mso-fit-shape-to-text:t;">
             <w10:wrap type="none"/>
             <v:textbox inset="0,0,0,0">
               <w:txbxContent>
@@ -3384,7 +3037,7 @@
       </w:r>
       <w:r>
         <w:pict>
-          <v:shape id="DocuMindTextBox120" type="#_x0000_t202" stroked="f" filled="f" o:allowincell="f" style="position:absolute;margin-left:56.800pt;margin-top:613.956pt;width:253.803pt;height:19.125pt;z-index:251659264;mso-position-horizontal-relative:page;mso-position-vertical-relative:page;mso-wrap-style:none;mso-fit-shape-to-text:t;">
+          <v:shape id="DocuMindTextBox112" type="#_x0000_t202" stroked="f" filled="f" o:allowincell="f" style="position:absolute;margin-left:56.800pt;margin-top:483.156pt;width:253.803pt;height:19.125pt;z-index:251659264;mso-position-horizontal-relative:page;mso-position-vertical-relative:page;mso-wrap-style:none;mso-fit-shape-to-text:t;">
             <w10:wrap type="none"/>
             <v:textbox inset="0,0,0,0">
               <w:txbxContent>
@@ -3411,7 +3064,7 @@
       </w:r>
       <w:r>
         <w:pict>
-          <v:shape id="DocuMindTextBox121" type="#_x0000_t202" stroked="f" filled="f" o:allowincell="f" style="position:absolute;margin-left:74.800pt;margin-top:650.420pt;width:375.176pt;height:26.000pt;z-index:251659264;mso-position-horizontal-relative:page;mso-position-vertical-relative:page;mso-wrap-style:none;mso-fit-shape-to-text:t;">
+          <v:shape id="DocuMindTextBox113" type="#_x0000_t202" stroked="f" filled="f" o:allowincell="f" style="position:absolute;margin-left:74.800pt;margin-top:519.620pt;width:375.176pt;height:26.000pt;z-index:251659264;mso-position-horizontal-relative:page;mso-position-vertical-relative:page;mso-wrap-style:none;mso-fit-shape-to-text:t;">
             <w10:wrap type="none"/>
             <v:textbox inset="0,0,0,0">
               <w:txbxContent>
@@ -3438,7 +3091,7 @@
       </w:r>
       <w:r>
         <w:pict>
-          <v:shape id="DocuMindTextBox122" type="#_x0000_t202" stroked="f" filled="f" o:allowincell="f" style="position:absolute;margin-left:56.800pt;margin-top:674.256pt;width:484.036pt;height:19.125pt;z-index:251659264;mso-position-horizontal-relative:page;mso-position-vertical-relative:page;mso-wrap-style:none;mso-fit-shape-to-text:t;">
+          <v:shape id="DocuMindTextBox114" type="#_x0000_t202" stroked="f" filled="f" o:allowincell="f" style="position:absolute;margin-left:56.800pt;margin-top:543.556pt;width:484.036pt;height:19.125pt;z-index:251659264;mso-position-horizontal-relative:page;mso-position-vertical-relative:page;mso-wrap-style:none;mso-fit-shape-to-text:t;">
             <w10:wrap type="none"/>
             <v:textbox inset="0,0,0,0">
               <w:txbxContent>
@@ -3465,7 +3118,7 @@
       </w:r>
       <w:r>
         <w:pict>
-          <v:shape id="DocuMindTextBox123" type="#_x0000_t202" stroked="f" filled="f" o:allowincell="f" style="position:absolute;margin-left:56.800pt;margin-top:688.956pt;width:484.047pt;height:19.125pt;z-index:251659264;mso-position-horizontal-relative:page;mso-position-vertical-relative:page;mso-wrap-style:none;mso-fit-shape-to-text:t;">
+          <v:shape id="DocuMindTextBox115" type="#_x0000_t202" stroked="f" filled="f" o:allowincell="f" style="position:absolute;margin-left:56.800pt;margin-top:558.256pt;width:484.047pt;height:19.125pt;z-index:251659264;mso-position-horizontal-relative:page;mso-position-vertical-relative:page;mso-wrap-style:none;mso-fit-shape-to-text:t;">
             <w10:wrap type="none"/>
             <v:textbox inset="0,0,0,0">
               <w:txbxContent>
@@ -3492,7 +3145,7 @@
       </w:r>
       <w:r>
         <w:pict>
-          <v:shape id="DocuMindTextBox124" type="#_x0000_t202" stroked="f" filled="f" o:allowincell="f" style="position:absolute;margin-left:56.800pt;margin-top:703.656pt;width:484.520pt;height:19.125pt;z-index:251659264;mso-position-horizontal-relative:page;mso-position-vertical-relative:page;mso-wrap-style:none;mso-fit-shape-to-text:t;">
+          <v:shape id="DocuMindTextBox116" type="#_x0000_t202" stroked="f" filled="f" o:allowincell="f" style="position:absolute;margin-left:56.800pt;margin-top:572.956pt;width:484.520pt;height:19.125pt;z-index:251659264;mso-position-horizontal-relative:page;mso-position-vertical-relative:page;mso-wrap-style:none;mso-fit-shape-to-text:t;">
             <w10:wrap type="none"/>
             <v:textbox inset="0,0,0,0">
               <w:txbxContent>
@@ -3519,7 +3172,7 @@
       </w:r>
       <w:r>
         <w:pict>
-          <v:shape id="DocuMindTextBox125" type="#_x0000_t202" stroked="f" filled="f" o:allowincell="f" style="position:absolute;margin-left:56.800pt;margin-top:718.356pt;width:186.509pt;height:19.125pt;z-index:251659264;mso-position-horizontal-relative:page;mso-position-vertical-relative:page;mso-wrap-style:none;mso-fit-shape-to-text:t;">
+          <v:shape id="DocuMindTextBox117" type="#_x0000_t202" stroked="f" filled="f" o:allowincell="f" style="position:absolute;margin-left:56.800pt;margin-top:587.656pt;width:186.509pt;height:19.125pt;z-index:251659264;mso-position-horizontal-relative:page;mso-position-vertical-relative:page;mso-wrap-style:none;mso-fit-shape-to-text:t;">
             <w10:wrap type="none"/>
             <v:textbox inset="0,0,0,0">
               <w:txbxContent>
@@ -3546,7 +3199,7 @@
       </w:r>
       <w:r>
         <w:pict>
-          <v:shape id="DocuMindTextBox126" type="#_x0000_t202" stroked="f" filled="f" o:allowincell="f" style="position:absolute;margin-left:56.800pt;margin-top:744.356pt;width:483.732pt;height:19.125pt;z-index:251659264;mso-position-horizontal-relative:page;mso-position-vertical-relative:page;mso-wrap-style:none;mso-fit-shape-to-text:t;">
+          <v:shape id="DocuMindTextBox118" type="#_x0000_t202" stroked="f" filled="f" o:allowincell="f" style="position:absolute;margin-left:56.800pt;margin-top:613.556pt;width:483.732pt;height:19.125pt;z-index:251659264;mso-position-horizontal-relative:page;mso-position-vertical-relative:page;mso-wrap-style:none;mso-fit-shape-to-text:t;">
             <w10:wrap type="none"/>
             <v:textbox inset="0,0,0,0">
               <w:txbxContent>
@@ -3573,7 +3226,764 @@
       </w:r>
       <w:r>
         <w:pict>
-          <v:shape id="DocuMindTextBox127" type="#_x0000_t202" stroked="f" filled="f" o:allowincell="f" style="position:absolute;margin-left:56.800pt;margin-top:759.056pt;width:484.299pt;height:19.125pt;z-index:251659264;mso-position-horizontal-relative:page;mso-position-vertical-relative:page;mso-wrap-style:none;mso-fit-shape-to-text:t;">
+          <v:shape id="DocuMindTextBox119" type="#_x0000_t202" stroked="f" filled="f" o:allowincell="f" style="position:absolute;margin-left:56.800pt;margin-top:628.256pt;width:484.299pt;height:19.125pt;z-index:251659264;mso-position-horizontal-relative:page;mso-position-vertical-relative:page;mso-wrap-style:none;mso-fit-shape-to-text:t;">
+            <w10:wrap type="none"/>
+            <v:textbox inset="0,0,0,0">
+              <w:txbxContent>
+                <w:p>
+                  <w:pPr>
+                    <w:spacing w:before="0" w:after="0" w:lineRule="exact" w:line="262"/>
+                    <w:ind w:left="0" w:right="0" w:firstLine="0"/>
+                  </w:pPr>
+                  <w:r>
+                    <w:rPr>
+                      <w:rFonts w:ascii="Deja Vu Sans" w:hAnsi="Deja Vu Sans" w:eastAsia="Deja Vu Sans" w:cs="Deja Vu Sans"/>
+                      <w:b w:val="0"/>
+                      <w:i w:val="0"/>
+                      <w:color w:val="000000"/>
+                      <w:sz w:val="21"/>
+                    </w:rPr>
+                    <w:t>Maecenas ante orci, egestas ut aliquet sit amet, sagittis a magna. Aliquam ante quam,</w:t>
+                  </w:r>
+                </w:p>
+              </w:txbxContent>
+            </v:textbox>
+          </v:shape>
+        </w:pict>
+      </w:r>
+      <w:r>
+        <w:pict>
+          <v:shape id="DocuMindTextBox120" type="#_x0000_t202" stroked="f" filled="f" o:allowincell="f" style="position:absolute;margin-left:56.800pt;margin-top:642.956pt;width:484.047pt;height:19.125pt;z-index:251659264;mso-position-horizontal-relative:page;mso-position-vertical-relative:page;mso-wrap-style:none;mso-fit-shape-to-text:t;">
+            <w10:wrap type="none"/>
+            <v:textbox inset="0,0,0,0">
+              <w:txbxContent>
+                <w:p>
+                  <w:pPr>
+                    <w:spacing w:before="0" w:after="0" w:lineRule="exact" w:line="262"/>
+                    <w:ind w:left="0" w:right="0" w:firstLine="0"/>
+                  </w:pPr>
+                  <w:r>
+                    <w:rPr>
+                      <w:rFonts w:ascii="Deja Vu Sans" w:hAnsi="Deja Vu Sans" w:eastAsia="Deja Vu Sans" w:cs="Deja Vu Sans"/>
+                      <w:b w:val="0"/>
+                      <w:i w:val="0"/>
+                      <w:color w:val="000000"/>
+                      <w:sz w:val="21"/>
+                    </w:rPr>
+                    <w:t>pellentesque ut dignissim quis, laoreet eget est. Aliquam erat volutpat. Class aptent taciti</w:t>
+                  </w:r>
+                </w:p>
+              </w:txbxContent>
+            </v:textbox>
+          </v:shape>
+        </w:pict>
+      </w:r>
+      <w:r>
+        <w:pict>
+          <v:shape id="DocuMindTextBox121" type="#_x0000_t202" stroked="f" filled="f" o:allowincell="f" style="position:absolute;margin-left:56.800pt;margin-top:657.656pt;width:484.498pt;height:19.125pt;z-index:251659264;mso-position-horizontal-relative:page;mso-position-vertical-relative:page;mso-wrap-style:none;mso-fit-shape-to-text:t;">
+            <w10:wrap type="none"/>
+            <v:textbox inset="0,0,0,0">
+              <w:txbxContent>
+                <w:p>
+                  <w:pPr>
+                    <w:spacing w:before="0" w:after="0" w:lineRule="exact" w:line="262"/>
+                    <w:ind w:left="0" w:right="0" w:firstLine="0"/>
+                  </w:pPr>
+                  <w:r>
+                    <w:rPr>
+                      <w:rFonts w:ascii="Deja Vu Sans" w:hAnsi="Deja Vu Sans" w:eastAsia="Deja Vu Sans" w:cs="Deja Vu Sans"/>
+                      <w:b w:val="0"/>
+                      <w:i w:val="0"/>
+                      <w:color w:val="000000"/>
+                      <w:sz w:val="21"/>
+                    </w:rPr>
+                    <w:t>sociosqu ad litora torquent per conubia nostra, per inceptos himenaeos. Ut ullamcorper</w:t>
+                  </w:r>
+                </w:p>
+              </w:txbxContent>
+            </v:textbox>
+          </v:shape>
+        </w:pict>
+      </w:r>
+      <w:r>
+        <w:pict>
+          <v:shape id="DocuMindTextBox122" type="#_x0000_t202" stroked="f" filled="f" o:allowincell="f" style="position:absolute;margin-left:56.800pt;margin-top:672.356pt;width:484.299pt;height:19.125pt;z-index:251659264;mso-position-horizontal-relative:page;mso-position-vertical-relative:page;mso-wrap-style:none;mso-fit-shape-to-text:t;">
+            <w10:wrap type="none"/>
+            <v:textbox inset="0,0,0,0">
+              <w:txbxContent>
+                <w:p>
+                  <w:pPr>
+                    <w:spacing w:before="0" w:after="0" w:lineRule="exact" w:line="262"/>
+                    <w:ind w:left="0" w:right="0" w:firstLine="0"/>
+                  </w:pPr>
+                  <w:r>
+                    <w:rPr>
+                      <w:rFonts w:ascii="Deja Vu Sans" w:hAnsi="Deja Vu Sans" w:eastAsia="Deja Vu Sans" w:cs="Deja Vu Sans"/>
+                      <w:b w:val="0"/>
+                      <w:i w:val="0"/>
+                      <w:color w:val="000000"/>
+                      <w:sz w:val="21"/>
+                    </w:rPr>
+                    <w:t>justo sapien, in cursus libero viverra eget. Vivamus auctor imperdiet urna, at pulvinar leo</w:t>
+                  </w:r>
+                </w:p>
+              </w:txbxContent>
+            </v:textbox>
+          </v:shape>
+        </w:pict>
+      </w:r>
+      <w:r>
+        <w:pict>
+          <v:shape id="DocuMindTextBox123" type="#_x0000_t202" stroked="f" filled="f" o:allowincell="f" style="position:absolute;margin-left:56.800pt;margin-top:687.056pt;width:483.858pt;height:19.125pt;z-index:251659264;mso-position-horizontal-relative:page;mso-position-vertical-relative:page;mso-wrap-style:none;mso-fit-shape-to-text:t;">
+            <w10:wrap type="none"/>
+            <v:textbox inset="0,0,0,0">
+              <w:txbxContent>
+                <w:p>
+                  <w:pPr>
+                    <w:spacing w:before="0" w:after="0" w:lineRule="exact" w:line="262"/>
+                    <w:ind w:left="0" w:right="0" w:firstLine="0"/>
+                  </w:pPr>
+                  <w:r>
+                    <w:rPr>
+                      <w:rFonts w:ascii="Deja Vu Sans" w:hAnsi="Deja Vu Sans" w:eastAsia="Deja Vu Sans" w:cs="Deja Vu Sans"/>
+                      <w:b w:val="0"/>
+                      <w:i w:val="0"/>
+                      <w:color w:val="000000"/>
+                      <w:sz w:val="21"/>
+                    </w:rPr>
+                    <w:t>posuere laoreet. Suspendisse neque nisl, fringilla at iaculis scelerisque, ornare vel dolor. Ut</w:t>
+                  </w:r>
+                </w:p>
+              </w:txbxContent>
+            </v:textbox>
+          </v:shape>
+        </w:pict>
+      </w:r>
+      <w:r>
+        <w:pict>
+          <v:shape id="DocuMindTextBox124" type="#_x0000_t202" stroked="f" filled="f" o:allowincell="f" style="position:absolute;margin-left:56.800pt;margin-top:701.756pt;width:484.457pt;height:19.125pt;z-index:251659264;mso-position-horizontal-relative:page;mso-position-vertical-relative:page;mso-wrap-style:none;mso-fit-shape-to-text:t;">
+            <w10:wrap type="none"/>
+            <v:textbox inset="0,0,0,0">
+              <w:txbxContent>
+                <w:p>
+                  <w:pPr>
+                    <w:spacing w:before="0" w:after="0" w:lineRule="exact" w:line="262"/>
+                    <w:ind w:left="0" w:right="0" w:firstLine="0"/>
+                  </w:pPr>
+                  <w:r>
+                    <w:rPr>
+                      <w:rFonts w:ascii="Deja Vu Sans" w:hAnsi="Deja Vu Sans" w:eastAsia="Deja Vu Sans" w:cs="Deja Vu Sans"/>
+                      <w:b w:val="0"/>
+                      <w:i w:val="0"/>
+                      <w:color w:val="000000"/>
+                      <w:sz w:val="21"/>
+                    </w:rPr>
+                    <w:t>et pulvinar nunc. Pellentesque fringilla mollis efficitur. Nullam venenatis commodo</w:t>
+                  </w:r>
+                </w:p>
+              </w:txbxContent>
+            </v:textbox>
+          </v:shape>
+        </w:pict>
+      </w:r>
+      <w:r>
+        <w:pict>
+          <v:shape id="DocuMindTextBox125" type="#_x0000_t202" stroked="f" filled="f" o:allowincell="f" style="position:absolute;margin-left:56.800pt;margin-top:716.456pt;width:484.278pt;height:19.125pt;z-index:251659264;mso-position-horizontal-relative:page;mso-position-vertical-relative:page;mso-wrap-style:none;mso-fit-shape-to-text:t;">
+            <w10:wrap type="none"/>
+            <v:textbox inset="0,0,0,0">
+              <w:txbxContent>
+                <w:p>
+                  <w:pPr>
+                    <w:spacing w:before="0" w:after="0" w:lineRule="exact" w:line="262"/>
+                    <w:ind w:left="0" w:right="0" w:firstLine="0"/>
+                  </w:pPr>
+                  <w:r>
+                    <w:rPr>
+                      <w:rFonts w:ascii="Deja Vu Sans" w:hAnsi="Deja Vu Sans" w:eastAsia="Deja Vu Sans" w:cs="Deja Vu Sans"/>
+                      <w:b w:val="0"/>
+                      <w:i w:val="0"/>
+                      <w:color w:val="000000"/>
+                      <w:sz w:val="21"/>
+                    </w:rPr>
+                    <w:t>imperdiet. Morbi velit neque, semper quis lorem quis, efficitur dignissim ipsum. Ut ac lorem</w:t>
+                  </w:r>
+                </w:p>
+              </w:txbxContent>
+            </v:textbox>
+          </v:shape>
+        </w:pict>
+      </w:r>
+      <w:r>
+        <w:pict>
+          <v:shape id="DocuMindTextBox126" type="#_x0000_t202" stroked="f" filled="f" o:allowincell="f" style="position:absolute;margin-left:56.800pt;margin-top:731.156pt;width:254.853pt;height:19.125pt;z-index:251659264;mso-position-horizontal-relative:page;mso-position-vertical-relative:page;mso-wrap-style:none;mso-fit-shape-to-text:t;">
+            <w10:wrap type="none"/>
+            <v:textbox inset="0,0,0,0">
+              <w:txbxContent>
+                <w:p>
+                  <w:pPr>
+                    <w:spacing w:before="0" w:after="0" w:lineRule="exact" w:line="262"/>
+                    <w:ind w:left="0" w:right="0" w:firstLine="0"/>
+                  </w:pPr>
+                  <w:r>
+                    <w:rPr>
+                      <w:rFonts w:ascii="Deja Vu Sans" w:hAnsi="Deja Vu Sans" w:eastAsia="Deja Vu Sans" w:cs="Deja Vu Sans"/>
+                      <w:b w:val="0"/>
+                      <w:i w:val="0"/>
+                      <w:color w:val="000000"/>
+                      <w:sz w:val="21"/>
+                    </w:rPr>
+                    <w:t>sed turpis imperdiet eleifend sit amet id sapien.</w:t>
+                  </w:r>
+                </w:p>
+              </w:txbxContent>
+            </v:textbox>
+          </v:shape>
+        </w:pict>
+      </w:r>
+    </w:p>
+    <w:p>
+      <w:pPr>
+        <w:sectPr>
+          <w:pgSz w:w="11900" w:h="16840"/>
+          <w:pgMar w:top="0" w:right="0" w:bottom="0" w:left="0" w:header="0" w:footer="0" w:gutter="0"/>
+          <w:cols w:space="720"/>
+          <w:docGrid w:linePitch="360"/>
+        </w:sectPr>
+      </w:pPr>
+    </w:p>
+    <w:p>
+      <w:pPr>
+        <w:spacing w:before="0" w:after="0" w:lineRule="exact" w:line="20"/>
+      </w:pPr>
+      <w:r>
+        <w:rPr>
+          <w:sz w:val="2"/>
+        </w:rPr>
+      </w:r>
+      <w:r>
+        <w:pict>
+          <v:shape id="DocuMindImage127" type="#_x0000_t75" stroked="f" o:allowincell="f" style="position:absolute;margin-left:56.800pt;margin-top:56.700pt;width:481.700pt;height:321.300pt;z-index:1;mso-position-horizontal-relative:page;mso-position-vertical-relative:page;mso-wrap-style:none;">
+            <w10:wrap type="none"/>
+            <v:imagedata r:id="rId9" o:title=""/>
+          </v:shape>
+        </w:pict>
+      </w:r>
+      <w:r>
+        <w:pict>
+          <v:shape id="DocuMindTextBox128" type="#_x0000_t202" stroked="f" filled="f" o:allowincell="f" style="position:absolute;margin-left:74.800pt;margin-top:413.420pt;width:439.128pt;height:26.000pt;z-index:251659264;mso-position-horizontal-relative:page;mso-position-vertical-relative:page;mso-wrap-style:none;mso-fit-shape-to-text:t;">
+            <w10:wrap type="none"/>
+            <v:textbox inset="0,0,0,0">
+              <w:txbxContent>
+                <w:p>
+                  <w:pPr>
+                    <w:spacing w:before="0" w:after="0" w:lineRule="exact" w:line="400"/>
+                    <w:ind w:left="0" w:right="0" w:firstLine="0"/>
+                  </w:pPr>
+                  <w:r>
+                    <w:rPr>
+                      <w:rFonts w:ascii="Liberation Sans" w:hAnsi="Liberation Sans" w:eastAsia="Liberation Sans" w:cs="Liberation Sans"/>
+                      <w:b/>
+                      <w:i w:val="0"/>
+                      <w:color w:val="000000"/>
+                      <w:sz w:val="32"/>
+                    </w:rPr>
+                    <w:t xml:space="preserve">Maecenas mauris lectus, lobortis et purus mattis, blandit </w:t>
+                  </w:r>
+                </w:p>
+              </w:txbxContent>
+            </v:textbox>
+          </v:shape>
+        </w:pict>
+      </w:r>
+      <w:r>
+        <w:pict>
+          <v:shape id="DocuMindTextBox129" type="#_x0000_t202" stroked="f" filled="f" o:allowincell="f" style="position:absolute;margin-left:103.600pt;margin-top:431.820pt;width:110.440pt;height:26.000pt;z-index:251659264;mso-position-horizontal-relative:page;mso-position-vertical-relative:page;mso-wrap-style:none;mso-fit-shape-to-text:t;">
+            <w10:wrap type="none"/>
+            <v:textbox inset="0,0,0,0">
+              <w:txbxContent>
+                <w:p>
+                  <w:pPr>
+                    <w:spacing w:before="0" w:after="0" w:lineRule="exact" w:line="400"/>
+                    <w:ind w:left="0" w:right="0" w:firstLine="0"/>
+                  </w:pPr>
+                  <w:r>
+                    <w:rPr>
+                      <w:rFonts w:ascii="Liberation Sans" w:hAnsi="Liberation Sans" w:eastAsia="Liberation Sans" w:cs="Liberation Sans"/>
+                      <w:b/>
+                      <w:i w:val="0"/>
+                      <w:color w:val="000000"/>
+                      <w:sz w:val="32"/>
+                    </w:rPr>
+                    <w:t xml:space="preserve">dictum tellus. </w:t>
+                  </w:r>
+                </w:p>
+              </w:txbxContent>
+            </v:textbox>
+          </v:shape>
+        </w:pict>
+      </w:r>
+      <w:r>
+        <w:pict>
+          <v:shape id="DocuMindTextBox130" type="#_x0000_t202" stroked="f" filled="f" o:allowincell="f" style="position:absolute;margin-left:56.800pt;margin-top:455.656pt;width:483.890pt;height:19.125pt;z-index:251659264;mso-position-horizontal-relative:page;mso-position-vertical-relative:page;mso-wrap-style:none;mso-fit-shape-to-text:t;">
+            <w10:wrap type="none"/>
+            <v:textbox inset="0,0,0,0">
+              <w:txbxContent>
+                <w:p>
+                  <w:pPr>
+                    <w:spacing w:before="0" w:after="0" w:lineRule="exact" w:line="262"/>
+                    <w:ind w:left="0" w:right="0" w:firstLine="0"/>
+                  </w:pPr>
+                  <w:r>
+                    <w:rPr>
+                      <w:rFonts w:ascii="Deja Vu Sans" w:hAnsi="Deja Vu Sans" w:eastAsia="Deja Vu Sans" w:cs="Deja Vu Sans"/>
+                      <w:b w:val="0"/>
+                      <w:i w:val="0"/>
+                      <w:color w:val="000000"/>
+                      <w:sz w:val="21"/>
+                    </w:rPr>
+                    <w:t>Maecenas non lorem quis tellus placerat varius. Nulla facilisi. Aenean congue fringilla justo</w:t>
+                  </w:r>
+                </w:p>
+              </w:txbxContent>
+            </v:textbox>
+          </v:shape>
+        </w:pict>
+      </w:r>
+      <w:r>
+        <w:pict>
+          <v:shape id="DocuMindTextBox131" type="#_x0000_t202" stroked="f" filled="f" o:allowincell="f" style="position:absolute;margin-left:56.800pt;margin-top:470.356pt;width:483.858pt;height:19.125pt;z-index:251659264;mso-position-horizontal-relative:page;mso-position-vertical-relative:page;mso-wrap-style:none;mso-fit-shape-to-text:t;">
+            <w10:wrap type="none"/>
+            <v:textbox inset="0,0,0,0">
+              <w:txbxContent>
+                <w:p>
+                  <w:pPr>
+                    <w:spacing w:before="0" w:after="0" w:lineRule="exact" w:line="262"/>
+                    <w:ind w:left="0" w:right="0" w:firstLine="0"/>
+                  </w:pPr>
+                  <w:r>
+                    <w:rPr>
+                      <w:rFonts w:ascii="Deja Vu Sans" w:hAnsi="Deja Vu Sans" w:eastAsia="Deja Vu Sans" w:cs="Deja Vu Sans"/>
+                      <w:b w:val="0"/>
+                      <w:i w:val="0"/>
+                      <w:color w:val="000000"/>
+                      <w:sz w:val="21"/>
+                    </w:rPr>
+                    <w:t>ut aliquam. Mauris id ex erat. Nunc vulputate neque vitae justo facilisis, non condimentum</w:t>
+                  </w:r>
+                </w:p>
+              </w:txbxContent>
+            </v:textbox>
+          </v:shape>
+        </w:pict>
+      </w:r>
+      <w:r>
+        <w:pict>
+          <v:shape id="DocuMindTextBox132" type="#_x0000_t202" stroked="f" filled="f" o:allowincell="f" style="position:absolute;margin-left:56.800pt;margin-top:485.056pt;width:484.404pt;height:19.125pt;z-index:251659264;mso-position-horizontal-relative:page;mso-position-vertical-relative:page;mso-wrap-style:none;mso-fit-shape-to-text:t;">
+            <w10:wrap type="none"/>
+            <v:textbox inset="0,0,0,0">
+              <w:txbxContent>
+                <w:p>
+                  <w:pPr>
+                    <w:spacing w:before="0" w:after="0" w:lineRule="exact" w:line="262"/>
+                    <w:ind w:left="0" w:right="0" w:firstLine="0"/>
+                  </w:pPr>
+                  <w:r>
+                    <w:rPr>
+                      <w:rFonts w:ascii="Deja Vu Sans" w:hAnsi="Deja Vu Sans" w:eastAsia="Deja Vu Sans" w:cs="Deja Vu Sans"/>
+                      <w:b w:val="0"/>
+                      <w:i w:val="0"/>
+                      <w:color w:val="000000"/>
+                      <w:sz w:val="21"/>
+                    </w:rPr>
+                    <w:t>ante sagittis. Morbi viverra semper lorem nec molestie. Maecenas tincidunt est efficitur</w:t>
+                  </w:r>
+                </w:p>
+              </w:txbxContent>
+            </v:textbox>
+          </v:shape>
+        </w:pict>
+      </w:r>
+      <w:r>
+        <w:pict>
+          <v:shape id="DocuMindTextBox133" type="#_x0000_t202" stroked="f" filled="f" o:allowincell="f" style="position:absolute;margin-left:56.800pt;margin-top:499.756pt;width:242.999pt;height:19.125pt;z-index:251659264;mso-position-horizontal-relative:page;mso-position-vertical-relative:page;mso-wrap-style:none;mso-fit-shape-to-text:t;">
+            <w10:wrap type="none"/>
+            <v:textbox inset="0,0,0,0">
+              <w:txbxContent>
+                <w:p>
+                  <w:pPr>
+                    <w:spacing w:before="0" w:after="0" w:lineRule="exact" w:line="262"/>
+                    <w:ind w:left="0" w:right="0" w:firstLine="0"/>
+                  </w:pPr>
+                  <w:r>
+                    <w:rPr>
+                      <w:rFonts w:ascii="Deja Vu Sans" w:hAnsi="Deja Vu Sans" w:eastAsia="Deja Vu Sans" w:cs="Deja Vu Sans"/>
+                      <w:b w:val="0"/>
+                      <w:i w:val="0"/>
+                      <w:color w:val="000000"/>
+                      <w:sz w:val="21"/>
+                    </w:rPr>
+                    <w:t>ligula euismod, sit amet ornare est vulputate.</w:t>
+                  </w:r>
+                </w:p>
+              </w:txbxContent>
+            </v:textbox>
+          </v:shape>
+        </w:pict>
+      </w:r>
+      <w:r>
+        <w:pict>
+          <v:shape id="DocuMindTextBox134" type="#_x0000_t202" stroked="f" filled="f" o:allowincell="f" style="position:absolute;margin-left:56.800pt;margin-top:525.756pt;width:483.669pt;height:19.125pt;z-index:251659264;mso-position-horizontal-relative:page;mso-position-vertical-relative:page;mso-wrap-style:none;mso-fit-shape-to-text:t;">
+            <w10:wrap type="none"/>
+            <v:textbox inset="0,0,0,0">
+              <w:txbxContent>
+                <w:p>
+                  <w:pPr>
+                    <w:spacing w:before="0" w:after="0" w:lineRule="exact" w:line="262"/>
+                    <w:ind w:left="0" w:right="0" w:firstLine="0"/>
+                  </w:pPr>
+                  <w:r>
+                    <w:rPr>
+                      <w:rFonts w:ascii="Deja Vu Sans" w:hAnsi="Deja Vu Sans" w:eastAsia="Deja Vu Sans" w:cs="Deja Vu Sans"/>
+                      <w:b w:val="0"/>
+                      <w:i w:val="0"/>
+                      <w:color w:val="000000"/>
+                      <w:sz w:val="21"/>
+                    </w:rPr>
+                    <w:t>In non mauris justo. Duis vehicula mi vel mi pretium, a viverra erat efficitur. Cras aliquam</w:t>
+                  </w:r>
+                </w:p>
+              </w:txbxContent>
+            </v:textbox>
+          </v:shape>
+        </w:pict>
+      </w:r>
+      <w:r>
+        <w:pict>
+          <v:shape id="DocuMindTextBox135" type="#_x0000_t202" stroked="f" filled="f" o:allowincell="f" style="position:absolute;margin-left:56.800pt;margin-top:540.456pt;width:484.110pt;height:19.125pt;z-index:251659264;mso-position-horizontal-relative:page;mso-position-vertical-relative:page;mso-wrap-style:none;mso-fit-shape-to-text:t;">
+            <w10:wrap type="none"/>
+            <v:textbox inset="0,0,0,0">
+              <w:txbxContent>
+                <w:p>
+                  <w:pPr>
+                    <w:spacing w:before="0" w:after="0" w:lineRule="exact" w:line="262"/>
+                    <w:ind w:left="0" w:right="0" w:firstLine="0"/>
+                  </w:pPr>
+                  <w:r>
+                    <w:rPr>
+                      <w:rFonts w:ascii="Deja Vu Sans" w:hAnsi="Deja Vu Sans" w:eastAsia="Deja Vu Sans" w:cs="Deja Vu Sans"/>
+                      <w:b w:val="0"/>
+                      <w:i w:val="0"/>
+                      <w:color w:val="000000"/>
+                      <w:sz w:val="21"/>
+                    </w:rPr>
+                    <w:t>est ac eros varius, id iaculis dui auctor. Duis pretium neque ligula, et pulvinar mi placerat</w:t>
+                  </w:r>
+                </w:p>
+              </w:txbxContent>
+            </v:textbox>
+          </v:shape>
+        </w:pict>
+      </w:r>
+      <w:r>
+        <w:pict>
+          <v:shape id="DocuMindTextBox136" type="#_x0000_t202" stroked="f" filled="f" o:allowincell="f" style="position:absolute;margin-left:56.800pt;margin-top:555.156pt;width:484.036pt;height:19.125pt;z-index:251659264;mso-position-horizontal-relative:page;mso-position-vertical-relative:page;mso-wrap-style:none;mso-fit-shape-to-text:t;">
+            <w10:wrap type="none"/>
+            <v:textbox inset="0,0,0,0">
+              <w:txbxContent>
+                <w:p>
+                  <w:pPr>
+                    <w:spacing w:before="0" w:after="0" w:lineRule="exact" w:line="262"/>
+                    <w:ind w:left="0" w:right="0" w:firstLine="0"/>
+                  </w:pPr>
+                  <w:r>
+                    <w:rPr>
+                      <w:rFonts w:ascii="Deja Vu Sans" w:hAnsi="Deja Vu Sans" w:eastAsia="Deja Vu Sans" w:cs="Deja Vu Sans"/>
+                      <w:b w:val="0"/>
+                      <w:i w:val="0"/>
+                      <w:color w:val="000000"/>
+                      <w:sz w:val="21"/>
+                    </w:rPr>
+                    <w:t>et. Nulla nec nunc sit amet nunc posuere vestibulum. Ut id neque eget tortor mattis</w:t>
+                  </w:r>
+                </w:p>
+              </w:txbxContent>
+            </v:textbox>
+          </v:shape>
+        </w:pict>
+      </w:r>
+      <w:r>
+        <w:pict>
+          <v:shape id="DocuMindTextBox137" type="#_x0000_t202" stroked="f" filled="f" o:allowincell="f" style="position:absolute;margin-left:56.800pt;margin-top:569.856pt;width:483.837pt;height:19.125pt;z-index:251659264;mso-position-horizontal-relative:page;mso-position-vertical-relative:page;mso-wrap-style:none;mso-fit-shape-to-text:t;">
+            <w10:wrap type="none"/>
+            <v:textbox inset="0,0,0,0">
+              <w:txbxContent>
+                <w:p>
+                  <w:pPr>
+                    <w:spacing w:before="0" w:after="0" w:lineRule="exact" w:line="262"/>
+                    <w:ind w:left="0" w:right="0" w:firstLine="0"/>
+                  </w:pPr>
+                  <w:r>
+                    <w:rPr>
+                      <w:rFonts w:ascii="Deja Vu Sans" w:hAnsi="Deja Vu Sans" w:eastAsia="Deja Vu Sans" w:cs="Deja Vu Sans"/>
+                      <w:b w:val="0"/>
+                      <w:i w:val="0"/>
+                      <w:color w:val="000000"/>
+                      <w:sz w:val="21"/>
+                    </w:rPr>
+                    <w:t>tristique. Donec ante est, blandit sit amet tristique vel, lacinia pulvinar arcu. Pellentesque</w:t>
+                  </w:r>
+                </w:p>
+              </w:txbxContent>
+            </v:textbox>
+          </v:shape>
+        </w:pict>
+      </w:r>
+      <w:r>
+        <w:pict>
+          <v:shape id="DocuMindTextBox138" type="#_x0000_t202" stroked="f" filled="f" o:allowincell="f" style="position:absolute;margin-left:56.800pt;margin-top:584.556pt;width:483.847pt;height:19.125pt;z-index:251659264;mso-position-horizontal-relative:page;mso-position-vertical-relative:page;mso-wrap-style:none;mso-fit-shape-to-text:t;">
+            <w10:wrap type="none"/>
+            <v:textbox inset="0,0,0,0">
+              <w:txbxContent>
+                <w:p>
+                  <w:pPr>
+                    <w:spacing w:before="0" w:after="0" w:lineRule="exact" w:line="262"/>
+                    <w:ind w:left="0" w:right="0" w:firstLine="0"/>
+                  </w:pPr>
+                  <w:r>
+                    <w:rPr>
+                      <w:rFonts w:ascii="Deja Vu Sans" w:hAnsi="Deja Vu Sans" w:eastAsia="Deja Vu Sans" w:cs="Deja Vu Sans"/>
+                      <w:b w:val="0"/>
+                      <w:i w:val="0"/>
+                      <w:color w:val="000000"/>
+                      <w:sz w:val="21"/>
+                    </w:rPr>
+                    <w:t>scelerisque fermentum erat, id posuere justo pulvinar ut. Cras id eros sed enim aliquam</w:t>
+                  </w:r>
+                </w:p>
+              </w:txbxContent>
+            </v:textbox>
+          </v:shape>
+        </w:pict>
+      </w:r>
+      <w:r>
+        <w:pict>
+          <v:shape id="DocuMindTextBox139" type="#_x0000_t202" stroked="f" filled="f" o:allowincell="f" style="position:absolute;margin-left:56.800pt;margin-top:599.256pt;width:484.173pt;height:19.125pt;z-index:251659264;mso-position-horizontal-relative:page;mso-position-vertical-relative:page;mso-wrap-style:none;mso-fit-shape-to-text:t;">
+            <w10:wrap type="none"/>
+            <v:textbox inset="0,0,0,0">
+              <w:txbxContent>
+                <w:p>
+                  <w:pPr>
+                    <w:spacing w:before="0" w:after="0" w:lineRule="exact" w:line="262"/>
+                    <w:ind w:left="0" w:right="0" w:firstLine="0"/>
+                  </w:pPr>
+                  <w:r>
+                    <w:rPr>
+                      <w:rFonts w:ascii="Deja Vu Sans" w:hAnsi="Deja Vu Sans" w:eastAsia="Deja Vu Sans" w:cs="Deja Vu Sans"/>
+                      <w:b w:val="0"/>
+                      <w:i w:val="0"/>
+                      <w:color w:val="000000"/>
+                      <w:sz w:val="21"/>
+                    </w:rPr>
+                    <w:t>lobortis. Sed lobortis nisl ut eros efficitur tincidunt. Cras justo mi, porttitor quis mattis vel,</w:t>
+                  </w:r>
+                </w:p>
+              </w:txbxContent>
+            </v:textbox>
+          </v:shape>
+        </w:pict>
+      </w:r>
+      <w:r>
+        <w:pict>
+          <v:shape id="DocuMindTextBox140" type="#_x0000_t202" stroked="f" filled="f" o:allowincell="f" style="position:absolute;margin-left:56.800pt;margin-top:613.956pt;width:253.803pt;height:19.125pt;z-index:251659264;mso-position-horizontal-relative:page;mso-position-vertical-relative:page;mso-wrap-style:none;mso-fit-shape-to-text:t;">
+            <w10:wrap type="none"/>
+            <v:textbox inset="0,0,0,0">
+              <w:txbxContent>
+                <w:p>
+                  <w:pPr>
+                    <w:spacing w:before="0" w:after="0" w:lineRule="exact" w:line="262"/>
+                    <w:ind w:left="0" w:right="0" w:firstLine="0"/>
+                  </w:pPr>
+                  <w:r>
+                    <w:rPr>
+                      <w:rFonts w:ascii="Deja Vu Sans" w:hAnsi="Deja Vu Sans" w:eastAsia="Deja Vu Sans" w:cs="Deja Vu Sans"/>
+                      <w:b w:val="0"/>
+                      <w:i w:val="0"/>
+                      <w:color w:val="000000"/>
+                      <w:sz w:val="21"/>
+                    </w:rPr>
+                    <w:t>ultricies ut purus. Ut facilisis et lacus eu cursus.</w:t>
+                  </w:r>
+                </w:p>
+              </w:txbxContent>
+            </v:textbox>
+          </v:shape>
+        </w:pict>
+      </w:r>
+      <w:r>
+        <w:pict>
+          <v:shape id="DocuMindTextBox141" type="#_x0000_t202" stroked="f" filled="f" o:allowincell="f" style="position:absolute;margin-left:74.800pt;margin-top:650.420pt;width:375.176pt;height:26.000pt;z-index:251659264;mso-position-horizontal-relative:page;mso-position-vertical-relative:page;mso-wrap-style:none;mso-fit-shape-to-text:t;">
+            <w10:wrap type="none"/>
+            <v:textbox inset="0,0,0,0">
+              <w:txbxContent>
+                <w:p>
+                  <w:pPr>
+                    <w:spacing w:before="0" w:after="0" w:lineRule="exact" w:line="400"/>
+                    <w:ind w:left="0" w:right="0" w:firstLine="0"/>
+                  </w:pPr>
+                  <w:r>
+                    <w:rPr>
+                      <w:rFonts w:ascii="Liberation Sans" w:hAnsi="Liberation Sans" w:eastAsia="Liberation Sans" w:cs="Liberation Sans"/>
+                      <w:b/>
+                      <w:i w:val="0"/>
+                      <w:color w:val="000000"/>
+                      <w:sz w:val="32"/>
+                    </w:rPr>
+                    <w:t xml:space="preserve">In eleifend velit vitae libero sollicitudin euismod. </w:t>
+                  </w:r>
+                </w:p>
+              </w:txbxContent>
+            </v:textbox>
+          </v:shape>
+        </w:pict>
+      </w:r>
+      <w:r>
+        <w:pict>
+          <v:shape id="DocuMindTextBox142" type="#_x0000_t202" stroked="f" filled="f" o:allowincell="f" style="position:absolute;margin-left:56.800pt;margin-top:674.256pt;width:484.036pt;height:19.125pt;z-index:251659264;mso-position-horizontal-relative:page;mso-position-vertical-relative:page;mso-wrap-style:none;mso-fit-shape-to-text:t;">
+            <w10:wrap type="none"/>
+            <v:textbox inset="0,0,0,0">
+              <w:txbxContent>
+                <w:p>
+                  <w:pPr>
+                    <w:spacing w:before="0" w:after="0" w:lineRule="exact" w:line="262"/>
+                    <w:ind w:left="0" w:right="0" w:firstLine="0"/>
+                  </w:pPr>
+                  <w:r>
+                    <w:rPr>
+                      <w:rFonts w:ascii="Deja Vu Sans" w:hAnsi="Deja Vu Sans" w:eastAsia="Deja Vu Sans" w:cs="Deja Vu Sans"/>
+                      <w:b w:val="0"/>
+                      <w:i w:val="0"/>
+                      <w:color w:val="000000"/>
+                      <w:sz w:val="21"/>
+                    </w:rPr>
+                    <w:t>Fusce vitae vestibulum velit. Pellentesque vulputate lectus quis pellentesque commodo.</w:t>
+                  </w:r>
+                </w:p>
+              </w:txbxContent>
+            </v:textbox>
+          </v:shape>
+        </w:pict>
+      </w:r>
+      <w:r>
+        <w:pict>
+          <v:shape id="DocuMindTextBox143" type="#_x0000_t202" stroked="f" filled="f" o:allowincell="f" style="position:absolute;margin-left:56.800pt;margin-top:688.956pt;width:484.047pt;height:19.125pt;z-index:251659264;mso-position-horizontal-relative:page;mso-position-vertical-relative:page;mso-wrap-style:none;mso-fit-shape-to-text:t;">
+            <w10:wrap type="none"/>
+            <v:textbox inset="0,0,0,0">
+              <w:txbxContent>
+                <w:p>
+                  <w:pPr>
+                    <w:spacing w:before="0" w:after="0" w:lineRule="exact" w:line="262"/>
+                    <w:ind w:left="0" w:right="0" w:firstLine="0"/>
+                  </w:pPr>
+                  <w:r>
+                    <w:rPr>
+                      <w:rFonts w:ascii="Deja Vu Sans" w:hAnsi="Deja Vu Sans" w:eastAsia="Deja Vu Sans" w:cs="Deja Vu Sans"/>
+                      <w:b w:val="0"/>
+                      <w:i w:val="0"/>
+                      <w:color w:val="000000"/>
+                      <w:sz w:val="21"/>
+                    </w:rPr>
+                    <w:t>Aliquam erat volutpat. Vestibulum in egestas velit. Pellentesque fermentum nisl vitae</w:t>
+                  </w:r>
+                </w:p>
+              </w:txbxContent>
+            </v:textbox>
+          </v:shape>
+        </w:pict>
+      </w:r>
+      <w:r>
+        <w:pict>
+          <v:shape id="DocuMindTextBox144" type="#_x0000_t202" stroked="f" filled="f" o:allowincell="f" style="position:absolute;margin-left:56.800pt;margin-top:703.656pt;width:484.520pt;height:19.125pt;z-index:251659264;mso-position-horizontal-relative:page;mso-position-vertical-relative:page;mso-wrap-style:none;mso-fit-shape-to-text:t;">
+            <w10:wrap type="none"/>
+            <v:textbox inset="0,0,0,0">
+              <w:txbxContent>
+                <w:p>
+                  <w:pPr>
+                    <w:spacing w:before="0" w:after="0" w:lineRule="exact" w:line="262"/>
+                    <w:ind w:left="0" w:right="0" w:firstLine="0"/>
+                  </w:pPr>
+                  <w:r>
+                    <w:rPr>
+                      <w:rFonts w:ascii="Deja Vu Sans" w:hAnsi="Deja Vu Sans" w:eastAsia="Deja Vu Sans" w:cs="Deja Vu Sans"/>
+                      <w:b w:val="0"/>
+                      <w:i w:val="0"/>
+                      <w:color w:val="000000"/>
+                      <w:sz w:val="21"/>
+                    </w:rPr>
+                    <w:t>fringilla venenatis. Etiam id mauris vitae orci maximus ultricies. Cras fringilla ipsum</w:t>
+                  </w:r>
+                </w:p>
+              </w:txbxContent>
+            </v:textbox>
+          </v:shape>
+        </w:pict>
+      </w:r>
+      <w:r>
+        <w:pict>
+          <v:shape id="DocuMindTextBox145" type="#_x0000_t202" stroked="f" filled="f" o:allowincell="f" style="position:absolute;margin-left:56.800pt;margin-top:718.356pt;width:186.509pt;height:19.125pt;z-index:251659264;mso-position-horizontal-relative:page;mso-position-vertical-relative:page;mso-wrap-style:none;mso-fit-shape-to-text:t;">
+            <w10:wrap type="none"/>
+            <v:textbox inset="0,0,0,0">
+              <w:txbxContent>
+                <w:p>
+                  <w:pPr>
+                    <w:spacing w:before="0" w:after="0" w:lineRule="exact" w:line="262"/>
+                    <w:ind w:left="0" w:right="0" w:firstLine="0"/>
+                  </w:pPr>
+                  <w:r>
+                    <w:rPr>
+                      <w:rFonts w:ascii="Deja Vu Sans" w:hAnsi="Deja Vu Sans" w:eastAsia="Deja Vu Sans" w:cs="Deja Vu Sans"/>
+                      <w:b w:val="0"/>
+                      <w:i w:val="0"/>
+                      <w:color w:val="000000"/>
+                      <w:sz w:val="21"/>
+                    </w:rPr>
+                    <w:t>magna, in fringilla dui commodo a.</w:t>
+                  </w:r>
+                </w:p>
+              </w:txbxContent>
+            </v:textbox>
+          </v:shape>
+        </w:pict>
+      </w:r>
+      <w:r>
+        <w:pict>
+          <v:shape id="DocuMindTextBox146" type="#_x0000_t202" stroked="f" filled="f" o:allowincell="f" style="position:absolute;margin-left:56.800pt;margin-top:744.356pt;width:483.732pt;height:19.125pt;z-index:251659264;mso-position-horizontal-relative:page;mso-position-vertical-relative:page;mso-wrap-style:none;mso-fit-shape-to-text:t;">
+            <w10:wrap type="none"/>
+            <v:textbox inset="0,0,0,0">
+              <w:txbxContent>
+                <w:p>
+                  <w:pPr>
+                    <w:spacing w:before="0" w:after="0" w:lineRule="exact" w:line="262"/>
+                    <w:ind w:left="0" w:right="0" w:firstLine="0"/>
+                  </w:pPr>
+                  <w:r>
+                    <w:rPr>
+                      <w:rFonts w:ascii="Deja Vu Sans" w:hAnsi="Deja Vu Sans" w:eastAsia="Deja Vu Sans" w:cs="Deja Vu Sans"/>
+                      <w:b w:val="0"/>
+                      <w:i w:val="0"/>
+                      <w:color w:val="000000"/>
+                      <w:sz w:val="21"/>
+                    </w:rPr>
+                    <w:t>Etiam vehicula luctus fermentum. In vel metus congue, pulvinar lectus vel, fermentum dui.</w:t>
+                  </w:r>
+                </w:p>
+              </w:txbxContent>
+            </v:textbox>
+          </v:shape>
+        </w:pict>
+      </w:r>
+      <w:r>
+        <w:pict>
+          <v:shape id="DocuMindTextBox147" type="#_x0000_t202" stroked="f" filled="f" o:allowincell="f" style="position:absolute;margin-left:56.800pt;margin-top:759.056pt;width:484.299pt;height:19.125pt;z-index:251659264;mso-position-horizontal-relative:page;mso-position-vertical-relative:page;mso-wrap-style:none;mso-fit-shape-to-text:t;">
             <w10:wrap type="none"/>
             <v:textbox inset="0,0,0,0">
               <w:txbxContent>
@@ -3620,7 +4030,7 @@
       </w:r>
       <w:r>
         <w:pict>
-          <v:shape id="DocuMindTextBox128" type="#_x0000_t202" stroked="f" filled="f" o:allowincell="f" style="position:absolute;margin-left:56.800pt;margin-top:55.256pt;width:484.047pt;height:19.125pt;z-index:251659264;mso-position-horizontal-relative:page;mso-position-vertical-relative:page;mso-wrap-style:none;mso-fit-shape-to-text:t;">
+          <v:shape id="DocuMindTextBox148" type="#_x0000_t202" stroked="f" filled="f" o:allowincell="f" style="position:absolute;margin-left:56.800pt;margin-top:55.256pt;width:484.047pt;height:19.125pt;z-index:251659264;mso-position-horizontal-relative:page;mso-position-vertical-relative:page;mso-wrap-style:none;mso-fit-shape-to-text:t;">
             <w10:wrap type="none"/>
             <v:textbox inset="0,0,0,0">
               <w:txbxContent>
@@ -3647,7 +4057,7 @@
       </w:r>
       <w:r>
         <w:pict>
-          <v:shape id="DocuMindTextBox129" type="#_x0000_t202" stroked="f" filled="f" o:allowincell="f" style="position:absolute;margin-left:56.800pt;margin-top:69.956pt;width:484.498pt;height:19.125pt;z-index:251659264;mso-position-horizontal-relative:page;mso-position-vertical-relative:page;mso-wrap-style:none;mso-fit-shape-to-text:t;">
+          <v:shape id="DocuMindTextBox149" type="#_x0000_t202" stroked="f" filled="f" o:allowincell="f" style="position:absolute;margin-left:56.800pt;margin-top:69.956pt;width:484.498pt;height:19.125pt;z-index:251659264;mso-position-horizontal-relative:page;mso-position-vertical-relative:page;mso-wrap-style:none;mso-fit-shape-to-text:t;">
             <w10:wrap type="none"/>
             <v:textbox inset="0,0,0,0">
               <w:txbxContent>
@@ -3674,7 +4084,7 @@
       </w:r>
       <w:r>
         <w:pict>
-          <v:shape id="DocuMindTextBox130" type="#_x0000_t202" stroked="f" filled="f" o:allowincell="f" style="position:absolute;margin-left:56.800pt;margin-top:84.656pt;width:484.299pt;height:19.125pt;z-index:251659264;mso-position-horizontal-relative:page;mso-position-vertical-relative:page;mso-wrap-style:none;mso-fit-shape-to-text:t;">
+          <v:shape id="DocuMindTextBox150" type="#_x0000_t202" stroked="f" filled="f" o:allowincell="f" style="position:absolute;margin-left:56.800pt;margin-top:84.656pt;width:484.299pt;height:19.125pt;z-index:251659264;mso-position-horizontal-relative:page;mso-position-vertical-relative:page;mso-wrap-style:none;mso-fit-shape-to-text:t;">
             <w10:wrap type="none"/>
             <v:textbox inset="0,0,0,0">
               <w:txbxContent>
@@ -3701,7 +4111,7 @@
       </w:r>
       <w:r>
         <w:pict>
-          <v:shape id="DocuMindTextBox131" type="#_x0000_t202" stroked="f" filled="f" o:allowincell="f" style="position:absolute;margin-left:56.800pt;margin-top:99.356pt;width:483.858pt;height:19.125pt;z-index:251659264;mso-position-horizontal-relative:page;mso-position-vertical-relative:page;mso-wrap-style:none;mso-fit-shape-to-text:t;">
+          <v:shape id="DocuMindTextBox151" type="#_x0000_t202" stroked="f" filled="f" o:allowincell="f" style="position:absolute;margin-left:56.800pt;margin-top:99.356pt;width:483.858pt;height:19.125pt;z-index:251659264;mso-position-horizontal-relative:page;mso-position-vertical-relative:page;mso-wrap-style:none;mso-fit-shape-to-text:t;">
             <w10:wrap type="none"/>
             <v:textbox inset="0,0,0,0">
               <w:txbxContent>
@@ -3728,7 +4138,7 @@
       </w:r>
       <w:r>
         <w:pict>
-          <v:shape id="DocuMindTextBox132" type="#_x0000_t202" stroked="f" filled="f" o:allowincell="f" style="position:absolute;margin-left:56.800pt;margin-top:114.056pt;width:484.457pt;height:19.125pt;z-index:251659264;mso-position-horizontal-relative:page;mso-position-vertical-relative:page;mso-wrap-style:none;mso-fit-shape-to-text:t;">
+          <v:shape id="DocuMindTextBox152" type="#_x0000_t202" stroked="f" filled="f" o:allowincell="f" style="position:absolute;margin-left:56.800pt;margin-top:114.056pt;width:484.457pt;height:19.125pt;z-index:251659264;mso-position-horizontal-relative:page;mso-position-vertical-relative:page;mso-wrap-style:none;mso-fit-shape-to-text:t;">
             <w10:wrap type="none"/>
             <v:textbox inset="0,0,0,0">
               <w:txbxContent>
@@ -3755,7 +4165,7 @@
       </w:r>
       <w:r>
         <w:pict>
-          <v:shape id="DocuMindTextBox133" type="#_x0000_t202" stroked="f" filled="f" o:allowincell="f" style="position:absolute;margin-left:56.800pt;margin-top:128.756pt;width:484.278pt;height:19.125pt;z-index:251659264;mso-position-horizontal-relative:page;mso-position-vertical-relative:page;mso-wrap-style:none;mso-fit-shape-to-text:t;">
+          <v:shape id="DocuMindTextBox153" type="#_x0000_t202" stroked="f" filled="f" o:allowincell="f" style="position:absolute;margin-left:56.800pt;margin-top:128.756pt;width:484.278pt;height:19.125pt;z-index:251659264;mso-position-horizontal-relative:page;mso-position-vertical-relative:page;mso-wrap-style:none;mso-fit-shape-to-text:t;">
             <w10:wrap type="none"/>
             <v:textbox inset="0,0,0,0">
               <w:txbxContent>
@@ -3782,7 +4192,7 @@
       </w:r>
       <w:r>
         <w:pict>
-          <v:shape id="DocuMindTextBox134" type="#_x0000_t202" stroked="f" filled="f" o:allowincell="f" style="position:absolute;margin-left:56.800pt;margin-top:143.456pt;width:254.853pt;height:19.125pt;z-index:251659264;mso-position-horizontal-relative:page;mso-position-vertical-relative:page;mso-wrap-style:none;mso-fit-shape-to-text:t;">
+          <v:shape id="DocuMindTextBox154" type="#_x0000_t202" stroked="f" filled="f" o:allowincell="f" style="position:absolute;margin-left:56.800pt;margin-top:143.456pt;width:254.853pt;height:19.125pt;z-index:251659264;mso-position-horizontal-relative:page;mso-position-vertical-relative:page;mso-wrap-style:none;mso-fit-shape-to-text:t;">
             <w10:wrap type="none"/>
             <v:textbox inset="0,0,0,0">
               <w:txbxContent>

--- a/output/output.docx
+++ b/output/output.docx
@@ -1175,6 +1175,7 @@
                   <w:pPr>
                     <w:spacing w:before="0" w:after="0" w:line="240" w:lineRule="auto"/>
                     <w:ind w:left="0" w:right="0" w:firstLine="0"/>
+                    <w:jc w:val="left"/>
                   </w:pPr>
                   <w:r>
                     <w:rPr>
@@ -1198,6 +1199,7 @@
                   <w:pPr>
                     <w:spacing w:before="0" w:after="0" w:line="240" w:lineRule="auto"/>
                     <w:ind w:left="0" w:right="0" w:firstLine="0"/>
+                    <w:jc w:val="left"/>
                   </w:pPr>
                   <w:r>
                     <w:rPr>
@@ -1225,6 +1227,7 @@
                   <w:pPr>
                     <w:spacing w:before="0" w:after="0" w:line="240" w:lineRule="auto"/>
                     <w:ind w:left="0" w:right="0" w:firstLine="0"/>
+                    <w:jc w:val="center"/>
                   </w:pPr>
                   <w:r>
                     <w:rPr>
@@ -1252,6 +1255,7 @@
                   <w:pPr>
                     <w:spacing w:before="0" w:after="0" w:line="240" w:lineRule="auto"/>
                     <w:ind w:left="0" w:right="0" w:firstLine="0"/>
+                    <w:jc w:val="left"/>
                   </w:pPr>
                   <w:r>
                     <w:rPr>
@@ -1279,6 +1283,7 @@
                   <w:pPr>
                     <w:spacing w:before="0" w:after="0" w:line="240" w:lineRule="auto"/>
                     <w:ind w:left="0" w:right="0" w:firstLine="0"/>
+                    <w:jc w:val="left"/>
                   </w:pPr>
                   <w:r>
                     <w:rPr>
@@ -1306,6 +1311,7 @@
                   <w:pPr>
                     <w:spacing w:before="0" w:after="0" w:line="240" w:lineRule="auto"/>
                     <w:ind w:left="0" w:right="0" w:firstLine="0"/>
+                    <w:jc w:val="left"/>
                   </w:pPr>
                   <w:r>
                     <w:rPr>
@@ -1333,6 +1339,7 @@
                   <w:pPr>
                     <w:spacing w:before="0" w:after="0" w:line="240" w:lineRule="auto"/>
                     <w:ind w:left="0" w:right="0" w:firstLine="0"/>
+                    <w:jc w:val="left"/>
                   </w:pPr>
                   <w:r>
                     <w:rPr>
@@ -1360,6 +1367,7 @@
                   <w:pPr>
                     <w:spacing w:before="0" w:after="0" w:line="240" w:lineRule="auto"/>
                     <w:ind w:left="0" w:right="0" w:firstLine="0"/>
+                    <w:jc w:val="left"/>
                   </w:pPr>
                   <w:r>
                     <w:rPr>
@@ -1383,6 +1391,7 @@
                   <w:pPr>
                     <w:spacing w:before="0" w:after="0" w:line="240" w:lineRule="auto"/>
                     <w:ind w:left="0" w:right="0" w:firstLine="0"/>
+                    <w:jc w:val="left"/>
                   </w:pPr>
                   <w:r>
                     <w:rPr>
@@ -1410,6 +1419,7 @@
                   <w:pPr>
                     <w:spacing w:before="0" w:after="0" w:line="240" w:lineRule="auto"/>
                     <w:ind w:left="0" w:right="0" w:firstLine="0"/>
+                    <w:jc w:val="center"/>
                   </w:pPr>
                   <w:r>
                     <w:rPr>
@@ -1420,6 +1430,8 @@
                       <w:sz w:val="21"/>
                     </w:rPr>
                     <w:t>Cras fringilla ipsum magna, in fringilla dui commodo</w:t>
+                  </w:r>
+                  <w:r>
                     <w:br/>
                   </w:r>
                   <w:r>
@@ -1448,6 +1460,7 @@
                   <w:pPr>
                     <w:spacing w:before="0" w:after="0" w:line="240" w:lineRule="auto"/>
                     <w:ind w:left="0" w:right="0" w:firstLine="0"/>
+                    <w:jc w:val="left"/>
                   </w:pPr>
                   <w:r>
                     <w:rPr>
@@ -1475,6 +1488,7 @@
                   <w:pPr>
                     <w:spacing w:before="0" w:after="0" w:line="240" w:lineRule="auto"/>
                     <w:ind w:left="0" w:right="0" w:firstLine="0"/>
+                    <w:jc w:val="left"/>
                   </w:pPr>
                   <w:r>
                     <w:rPr>
@@ -1498,6 +1512,7 @@
                   <w:pPr>
                     <w:spacing w:before="0" w:after="0" w:line="240" w:lineRule="auto"/>
                     <w:ind w:left="0" w:right="0" w:firstLine="0"/>
+                    <w:jc w:val="left"/>
                   </w:pPr>
                   <w:r>
                     <w:rPr>
@@ -1525,6 +1540,7 @@
                   <w:pPr>
                     <w:spacing w:before="0" w:after="0" w:line="240" w:lineRule="auto"/>
                     <w:ind w:left="0" w:right="0" w:firstLine="0"/>
+                    <w:jc w:val="left"/>
                   </w:pPr>
                   <w:r>
                     <w:rPr>
@@ -1534,7 +1550,7 @@
                       <w:color w:val="000000"/>
                       <w:sz w:val="21"/>
                     </w:rPr>
-                    <w:t>Aliquam erat volutpat.</w:t>
+                    <w:t xml:space="preserve">Aliquam erat volutpat. </w:t>
                   </w:r>
                 </w:p>
               </w:txbxContent>
@@ -1552,6 +1568,7 @@
                   <w:pPr>
                     <w:spacing w:before="0" w:after="0" w:line="240" w:lineRule="auto"/>
                     <w:ind w:left="0" w:right="0" w:firstLine="0"/>
+                    <w:jc w:val="left"/>
                   </w:pPr>
                   <w:r>
                     <w:rPr>
@@ -1579,6 +1596,7 @@
                   <w:pPr>
                     <w:spacing w:before="0" w:after="0" w:line="240" w:lineRule="auto"/>
                     <w:ind w:left="0" w:right="0" w:firstLine="0"/>
+                    <w:jc w:val="left"/>
                   </w:pPr>
                   <w:r>
                     <w:rPr>
@@ -1602,6 +1620,7 @@
                   <w:pPr>
                     <w:spacing w:before="0" w:after="0" w:line="240" w:lineRule="auto"/>
                     <w:ind w:left="0" w:right="0" w:firstLine="0"/>
+                    <w:jc w:val="left"/>
                   </w:pPr>
                   <w:r>
                     <w:rPr>
@@ -1629,6 +1648,7 @@
                   <w:pPr>
                     <w:spacing w:before="0" w:after="0" w:line="240" w:lineRule="auto"/>
                     <w:ind w:left="0" w:right="0" w:firstLine="0"/>
+                    <w:jc w:val="left"/>
                   </w:pPr>
                   <w:r>
                     <w:rPr>
@@ -1638,7 +1658,7 @@
                       <w:color w:val="000000"/>
                       <w:sz w:val="21"/>
                     </w:rPr>
-                    <w:t>Fusce vitae vestibulum velit.</w:t>
+                    <w:t xml:space="preserve">Fusce vitae vestibulum velit. </w:t>
                   </w:r>
                 </w:p>
               </w:txbxContent>
@@ -1656,6 +1676,7 @@
                   <w:pPr>
                     <w:spacing w:before="0" w:after="0" w:line="240" w:lineRule="auto"/>
                     <w:ind w:left="0" w:right="0" w:firstLine="0"/>
+                    <w:jc w:val="left"/>
                   </w:pPr>
                   <w:r>
                     <w:rPr>
@@ -1683,6 +1704,7 @@
                   <w:pPr>
                     <w:spacing w:before="0" w:after="0" w:line="240" w:lineRule="auto"/>
                     <w:ind w:left="0" w:right="0" w:firstLine="0"/>
+                    <w:jc w:val="left"/>
                   </w:pPr>
                   <w:r>
                     <w:rPr>
@@ -1706,6 +1728,7 @@
                   <w:pPr>
                     <w:spacing w:before="0" w:after="0" w:line="240" w:lineRule="auto"/>
                     <w:ind w:left="0" w:right="0" w:firstLine="0"/>
+                    <w:jc w:val="left"/>
                   </w:pPr>
                   <w:r>
                     <w:rPr>
@@ -1733,6 +1756,7 @@
                   <w:pPr>
                     <w:spacing w:before="0" w:after="0" w:line="240" w:lineRule="auto"/>
                     <w:ind w:left="0" w:right="0" w:firstLine="0"/>
+                    <w:jc w:val="left"/>
                   </w:pPr>
                   <w:r>
                     <w:rPr>
@@ -1760,6 +1784,7 @@
                   <w:pPr>
                     <w:spacing w:before="0" w:after="0" w:line="240" w:lineRule="auto"/>
                     <w:ind w:left="0" w:right="0" w:firstLine="0"/>
+                    <w:jc w:val="left"/>
                   </w:pPr>
                   <w:r>
                     <w:rPr>
@@ -1787,6 +1812,7 @@
                   <w:pPr>
                     <w:spacing w:before="0" w:after="0" w:line="240" w:lineRule="auto"/>
                     <w:ind w:left="0" w:right="0" w:firstLine="0"/>
+                    <w:jc w:val="left"/>
                   </w:pPr>
                   <w:r>
                     <w:rPr>

--- a/output/output.docx
+++ b/output/output.docx
@@ -1167,7 +1167,91 @@
       </w:r>
       <w:r>
         <w:pict>
-          <v:shape id="DocuMindTableCell43" type="#_x0000_t202" filled="f" stroked="t" strokecolor="#000000" strokeweight="0.75pt" o:allowincell="f" style="position:absolute;margin-left:56.743pt;margin-top:378.300pt;width:36.007pt;height:29.100pt;z-index:100;mso-position-horizontal-relative:page;mso-position-vertical-relative:page;mso-wrap-style:none;">
+          <v:line id="DocuMindTableLine43" from="0,0" to="482.371pt,0.000pt" strokecolor="#B7B7B7" strokeweight="0.50pt" o:allowincell="f" style="position:absolute;margin-left:56.743pt;margin-top:378.300pt;width:1pt;height:1pt;z-index:90;mso-position-horizontal-relative:page;mso-position-vertical-relative:page;mso-wrap-style:none;">
+            <w10:wrap type="none"/>
+          </v:line>
+        </w:pict>
+      </w:r>
+      <w:r>
+        <w:pict>
+          <v:line id="DocuMindTableLine44" from="0,0" to="482.371pt,0.000pt" strokecolor="#B7B7B7" strokeweight="0.50pt" o:allowincell="f" style="position:absolute;margin-left:56.743pt;margin-top:407.400pt;width:1pt;height:1pt;z-index:90;mso-position-horizontal-relative:page;mso-position-vertical-relative:page;mso-wrap-style:none;">
+            <w10:wrap type="none"/>
+          </v:line>
+        </w:pict>
+      </w:r>
+      <w:r>
+        <w:pict>
+          <v:line id="DocuMindTableLine45" from="0,0" to="482.371pt,0.000pt" strokecolor="#B7B7B7" strokeweight="0.50pt" o:allowincell="f" style="position:absolute;margin-left:56.743pt;margin-top:436.500pt;width:1pt;height:1pt;z-index:90;mso-position-horizontal-relative:page;mso-position-vertical-relative:page;mso-wrap-style:none;">
+            <w10:wrap type="none"/>
+          </v:line>
+        </w:pict>
+      </w:r>
+      <w:r>
+        <w:pict>
+          <v:line id="DocuMindTableLine46" from="0,0" to="482.371pt,0.000pt" strokecolor="#B7B7B7" strokeweight="0.50pt" o:allowincell="f" style="position:absolute;margin-left:56.743pt;margin-top:480.300pt;width:1pt;height:1pt;z-index:90;mso-position-horizontal-relative:page;mso-position-vertical-relative:page;mso-wrap-style:none;">
+            <w10:wrap type="none"/>
+          </v:line>
+        </w:pict>
+      </w:r>
+      <w:r>
+        <w:pict>
+          <v:line id="DocuMindTableLine47" from="0,0" to="482.371pt,0.000pt" strokecolor="#B7B7B7" strokeweight="0.50pt" o:allowincell="f" style="position:absolute;margin-left:56.743pt;margin-top:509.400pt;width:1pt;height:1pt;z-index:90;mso-position-horizontal-relative:page;mso-position-vertical-relative:page;mso-wrap-style:none;">
+            <w10:wrap type="none"/>
+          </v:line>
+        </w:pict>
+      </w:r>
+      <w:r>
+        <w:pict>
+          <v:line id="DocuMindTableLine48" from="0,0" to="482.371pt,0.000pt" strokecolor="#B7B7B7" strokeweight="0.50pt" o:allowincell="f" style="position:absolute;margin-left:56.743pt;margin-top:538.500pt;width:1pt;height:1pt;z-index:90;mso-position-horizontal-relative:page;mso-position-vertical-relative:page;mso-wrap-style:none;">
+            <w10:wrap type="none"/>
+          </v:line>
+        </w:pict>
+      </w:r>
+      <w:r>
+        <w:pict>
+          <v:line id="DocuMindTableLine49" from="0,0" to="482.371pt,0.000pt" strokecolor="#B7B7B7" strokeweight="0.50pt" o:allowincell="f" style="position:absolute;margin-left:56.743pt;margin-top:567.600pt;width:1pt;height:1pt;z-index:90;mso-position-horizontal-relative:page;mso-position-vertical-relative:page;mso-wrap-style:none;">
+            <w10:wrap type="none"/>
+          </v:line>
+        </w:pict>
+      </w:r>
+      <w:r>
+        <w:pict>
+          <v:line id="DocuMindTableLine50" from="0,0" to="0.000pt,189.300pt" strokecolor="#B7B7B7" strokeweight="0.50pt" o:allowincell="f" style="position:absolute;margin-left:56.743pt;margin-top:378.300pt;width:1pt;height:1pt;z-index:90;mso-position-horizontal-relative:page;mso-position-vertical-relative:page;mso-wrap-style:none;">
+            <w10:wrap type="none"/>
+          </v:line>
+        </w:pict>
+      </w:r>
+      <w:r>
+        <w:pict>
+          <v:line id="DocuMindTableLine51" from="0,0" to="0.000pt,189.300pt" strokecolor="#B7B7B7" strokeweight="0.50pt" o:allowincell="f" style="position:absolute;margin-left:92.750pt;margin-top:378.300pt;width:1pt;height:1pt;z-index:90;mso-position-horizontal-relative:page;mso-position-vertical-relative:page;mso-wrap-style:none;">
+            <w10:wrap type="none"/>
+          </v:line>
+        </w:pict>
+      </w:r>
+      <w:r>
+        <w:pict>
+          <v:line id="DocuMindTableLine52" from="0,0" to="0.000pt,189.300pt" strokecolor="#B7B7B7" strokeweight="0.50pt" o:allowincell="f" style="position:absolute;margin-left:376.250pt;margin-top:378.300pt;width:1pt;height:1pt;z-index:90;mso-position-horizontal-relative:page;mso-position-vertical-relative:page;mso-wrap-style:none;">
+            <w10:wrap type="none"/>
+          </v:line>
+        </w:pict>
+      </w:r>
+      <w:r>
+        <w:pict>
+          <v:line id="DocuMindTableLine53" from="0,0" to="0.000pt,189.300pt" strokecolor="#B7B7B7" strokeweight="0.50pt" o:allowincell="f" style="position:absolute;margin-left:454.250pt;margin-top:378.300pt;width:1pt;height:1pt;z-index:90;mso-position-horizontal-relative:page;mso-position-vertical-relative:page;mso-wrap-style:none;">
+            <w10:wrap type="none"/>
+          </v:line>
+        </w:pict>
+      </w:r>
+      <w:r>
+        <w:pict>
+          <v:line id="DocuMindTableLine54" from="0,0" to="0.000pt,189.300pt" strokecolor="#B7B7B7" strokeweight="0.50pt" o:allowincell="f" style="position:absolute;margin-left:539.114pt;margin-top:378.300pt;width:1pt;height:1pt;z-index:90;mso-position-horizontal-relative:page;mso-position-vertical-relative:page;mso-wrap-style:none;">
+            <w10:wrap type="none"/>
+          </v:line>
+        </w:pict>
+      </w:r>
+      <w:r>
+        <w:pict>
+          <v:shape id="DocuMindTableCell55" type="#_x0000_t202" filled="f" stroked="f" o:allowincell="f" style="position:absolute;margin-left:56.743pt;margin-top:378.300pt;width:36.007pt;height:29.100pt;z-index:100;mso-position-horizontal-relative:page;mso-position-vertical-relative:page;mso-wrap-style:none;">
             <w10:wrap type="none"/>
             <v:textbox inset="2.0pt,1.0pt,2.0pt,1.0pt">
               <w:txbxContent>
@@ -1191,7 +1275,7 @@
       </w:r>
       <w:r>
         <w:pict>
-          <v:shape id="DocuMindTableCell44" type="#_x0000_t202" filled="f" stroked="t" strokecolor="#000000" strokeweight="0.75pt" o:allowincell="f" style="position:absolute;margin-left:92.750pt;margin-top:378.300pt;width:283.500pt;height:29.100pt;z-index:100;mso-position-horizontal-relative:page;mso-position-vertical-relative:page;mso-wrap-style:none;">
+          <v:shape id="DocuMindTableCell56" type="#_x0000_t202" filled="f" stroked="f" o:allowincell="f" style="position:absolute;margin-left:92.750pt;margin-top:378.300pt;width:283.500pt;height:29.100pt;z-index:100;mso-position-horizontal-relative:page;mso-position-vertical-relative:page;mso-wrap-style:none;">
             <w10:wrap type="none"/>
             <v:textbox inset="2.0pt,1.0pt,2.0pt,1.0pt">
               <w:txbxContent>
@@ -1219,7 +1303,7 @@
       </w:r>
       <w:r>
         <w:pict>
-          <v:shape id="DocuMindTableCell45" type="#_x0000_t202" filled="f" stroked="t" strokecolor="#000000" strokeweight="0.75pt" o:allowincell="f" style="position:absolute;margin-left:376.250pt;margin-top:378.300pt;width:78.000pt;height:29.100pt;z-index:100;mso-position-horizontal-relative:page;mso-position-vertical-relative:page;mso-wrap-style:none;">
+          <v:shape id="DocuMindTableCell57" type="#_x0000_t202" filled="f" stroked="f" o:allowincell="f" style="position:absolute;margin-left:376.250pt;margin-top:378.300pt;width:78.000pt;height:29.100pt;z-index:100;mso-position-horizontal-relative:page;mso-position-vertical-relative:page;mso-wrap-style:none;">
             <w10:wrap type="none"/>
             <v:textbox inset="2.0pt,1.0pt,2.0pt,1.0pt">
               <w:txbxContent>
@@ -1247,7 +1331,7 @@
       </w:r>
       <w:r>
         <w:pict>
-          <v:shape id="DocuMindTableCell46" type="#_x0000_t202" filled="f" stroked="t" strokecolor="#000000" strokeweight="0.75pt" o:allowincell="f" style="position:absolute;margin-left:454.250pt;margin-top:378.300pt;width:84.864pt;height:29.100pt;z-index:100;mso-position-horizontal-relative:page;mso-position-vertical-relative:page;mso-wrap-style:none;">
+          <v:shape id="DocuMindTableCell58" type="#_x0000_t202" filled="f" stroked="f" o:allowincell="f" style="position:absolute;margin-left:454.250pt;margin-top:378.300pt;width:84.864pt;height:29.100pt;z-index:100;mso-position-horizontal-relative:page;mso-position-vertical-relative:page;mso-wrap-style:none;">
             <w10:wrap type="none"/>
             <v:textbox inset="2.0pt,1.0pt,2.0pt,1.0pt">
               <w:txbxContent>
@@ -1275,7 +1359,7 @@
       </w:r>
       <w:r>
         <w:pict>
-          <v:shape id="DocuMindTableCell47" type="#_x0000_t202" filled="f" stroked="t" strokecolor="#000000" strokeweight="0.75pt" o:allowincell="f" style="position:absolute;margin-left:56.743pt;margin-top:407.400pt;width:36.007pt;height:29.100pt;z-index:100;mso-position-horizontal-relative:page;mso-position-vertical-relative:page;mso-wrap-style:none;">
+          <v:shape id="DocuMindTableCell59" type="#_x0000_t202" filled="f" stroked="f" o:allowincell="f" style="position:absolute;margin-left:56.743pt;margin-top:407.400pt;width:36.007pt;height:29.100pt;z-index:100;mso-position-horizontal-relative:page;mso-position-vertical-relative:page;mso-wrap-style:none;">
             <w10:wrap type="none"/>
             <v:textbox inset="2.0pt,1.0pt,2.0pt,1.0pt">
               <w:txbxContent>
@@ -1303,7 +1387,7 @@
       </w:r>
       <w:r>
         <w:pict>
-          <v:shape id="DocuMindTableCell48" type="#_x0000_t202" filled="f" stroked="t" strokecolor="#000000" strokeweight="0.75pt" o:allowincell="f" style="position:absolute;margin-left:92.750pt;margin-top:407.400pt;width:283.500pt;height:29.100pt;z-index:100;mso-position-horizontal-relative:page;mso-position-vertical-relative:page;mso-wrap-style:none;">
+          <v:shape id="DocuMindTableCell60" type="#_x0000_t202" filled="f" stroked="f" o:allowincell="f" style="position:absolute;margin-left:92.750pt;margin-top:407.400pt;width:283.500pt;height:29.100pt;z-index:100;mso-position-horizontal-relative:page;mso-position-vertical-relative:page;mso-wrap-style:none;">
             <w10:wrap type="none"/>
             <v:textbox inset="2.0pt,1.0pt,2.0pt,1.0pt">
               <w:txbxContent>
@@ -1331,7 +1415,7 @@
       </w:r>
       <w:r>
         <w:pict>
-          <v:shape id="DocuMindTableCell49" type="#_x0000_t202" filled="f" stroked="t" strokecolor="#000000" strokeweight="0.75pt" o:allowincell="f" style="position:absolute;margin-left:376.250pt;margin-top:407.400pt;width:78.000pt;height:29.100pt;z-index:100;mso-position-horizontal-relative:page;mso-position-vertical-relative:page;mso-wrap-style:none;">
+          <v:shape id="DocuMindTableCell61" type="#_x0000_t202" filled="f" stroked="f" o:allowincell="f" style="position:absolute;margin-left:376.250pt;margin-top:407.400pt;width:78.000pt;height:29.100pt;z-index:100;mso-position-horizontal-relative:page;mso-position-vertical-relative:page;mso-wrap-style:none;">
             <w10:wrap type="none"/>
             <v:textbox inset="2.0pt,1.0pt,2.0pt,1.0pt">
               <w:txbxContent>
@@ -1359,7 +1443,7 @@
       </w:r>
       <w:r>
         <w:pict>
-          <v:shape id="DocuMindTableCell50" type="#_x0000_t202" filled="f" stroked="t" strokecolor="#000000" strokeweight="0.75pt" o:allowincell="f" style="position:absolute;margin-left:454.250pt;margin-top:407.400pt;width:84.864pt;height:29.100pt;z-index:100;mso-position-horizontal-relative:page;mso-position-vertical-relative:page;mso-wrap-style:none;">
+          <v:shape id="DocuMindTableCell62" type="#_x0000_t202" filled="f" stroked="f" o:allowincell="f" style="position:absolute;margin-left:454.250pt;margin-top:407.400pt;width:84.864pt;height:29.100pt;z-index:100;mso-position-horizontal-relative:page;mso-position-vertical-relative:page;mso-wrap-style:none;">
             <w10:wrap type="none"/>
             <v:textbox inset="2.0pt,1.0pt,2.0pt,1.0pt">
               <w:txbxContent>
@@ -1383,7 +1467,7 @@
       </w:r>
       <w:r>
         <w:pict>
-          <v:shape id="DocuMindTableCell51" type="#_x0000_t202" filled="f" stroked="t" strokecolor="#000000" strokeweight="0.75pt" o:allowincell="f" style="position:absolute;margin-left:56.743pt;margin-top:436.500pt;width:36.007pt;height:43.800pt;z-index:100;mso-position-horizontal-relative:page;mso-position-vertical-relative:page;mso-wrap-style:none;">
+          <v:shape id="DocuMindTableCell63" type="#_x0000_t202" filled="f" stroked="f" o:allowincell="f" style="position:absolute;margin-left:56.743pt;margin-top:436.500pt;width:36.007pt;height:43.800pt;z-index:100;mso-position-horizontal-relative:page;mso-position-vertical-relative:page;mso-wrap-style:none;">
             <w10:wrap type="none"/>
             <v:textbox inset="2.0pt,1.0pt,2.0pt,1.0pt">
               <w:txbxContent>
@@ -1411,7 +1495,7 @@
       </w:r>
       <w:r>
         <w:pict>
-          <v:shape id="DocuMindTableCell52" type="#_x0000_t202" filled="f" stroked="t" strokecolor="#000000" strokeweight="0.75pt" o:allowincell="f" style="position:absolute;margin-left:92.750pt;margin-top:436.500pt;width:283.500pt;height:43.800pt;z-index:100;mso-position-horizontal-relative:page;mso-position-vertical-relative:page;mso-wrap-style:none;">
+          <v:shape id="DocuMindTableCell64" type="#_x0000_t202" filled="f" stroked="f" o:allowincell="f" style="position:absolute;margin-left:92.750pt;margin-top:436.500pt;width:283.500pt;height:43.800pt;z-index:100;mso-position-horizontal-relative:page;mso-position-vertical-relative:page;mso-wrap-style:none;">
             <w10:wrap type="none"/>
             <v:textbox inset="2.0pt,1.0pt,2.0pt,1.0pt">
               <w:txbxContent>
@@ -1452,7 +1536,7 @@
       </w:r>
       <w:r>
         <w:pict>
-          <v:shape id="DocuMindTableCell53" type="#_x0000_t202" filled="f" stroked="t" strokecolor="#000000" strokeweight="0.75pt" o:allowincell="f" style="position:absolute;margin-left:376.250pt;margin-top:436.500pt;width:78.000pt;height:43.800pt;z-index:100;mso-position-horizontal-relative:page;mso-position-vertical-relative:page;mso-wrap-style:none;">
+          <v:shape id="DocuMindTableCell65" type="#_x0000_t202" filled="f" stroked="f" o:allowincell="f" style="position:absolute;margin-left:376.250pt;margin-top:436.500pt;width:78.000pt;height:43.800pt;z-index:100;mso-position-horizontal-relative:page;mso-position-vertical-relative:page;mso-wrap-style:none;">
             <w10:wrap type="none"/>
             <v:textbox inset="2.0pt,1.0pt,2.0pt,1.0pt">
               <w:txbxContent>
@@ -1480,7 +1564,7 @@
       </w:r>
       <w:r>
         <w:pict>
-          <v:shape id="DocuMindTableCell54" type="#_x0000_t202" filled="f" stroked="t" strokecolor="#000000" strokeweight="0.75pt" o:allowincell="f" style="position:absolute;margin-left:454.250pt;margin-top:436.500pt;width:84.864pt;height:43.800pt;z-index:100;mso-position-horizontal-relative:page;mso-position-vertical-relative:page;mso-wrap-style:none;">
+          <v:shape id="DocuMindTableCell66" type="#_x0000_t202" filled="f" stroked="f" o:allowincell="f" style="position:absolute;margin-left:454.250pt;margin-top:436.500pt;width:84.864pt;height:43.800pt;z-index:100;mso-position-horizontal-relative:page;mso-position-vertical-relative:page;mso-wrap-style:none;">
             <w10:wrap type="none"/>
             <v:textbox inset="2.0pt,1.0pt,2.0pt,1.0pt">
               <w:txbxContent>
@@ -1504,7 +1588,7 @@
       </w:r>
       <w:r>
         <w:pict>
-          <v:shape id="DocuMindTableCell55" type="#_x0000_t202" filled="f" stroked="t" strokecolor="#000000" strokeweight="0.75pt" o:allowincell="f" style="position:absolute;margin-left:56.743pt;margin-top:480.300pt;width:36.007pt;height:29.100pt;z-index:100;mso-position-horizontal-relative:page;mso-position-vertical-relative:page;mso-wrap-style:none;">
+          <v:shape id="DocuMindTableCell67" type="#_x0000_t202" filled="f" stroked="f" o:allowincell="f" style="position:absolute;margin-left:56.743pt;margin-top:480.300pt;width:36.007pt;height:29.100pt;z-index:100;mso-position-horizontal-relative:page;mso-position-vertical-relative:page;mso-wrap-style:none;">
             <w10:wrap type="none"/>
             <v:textbox inset="2.0pt,1.0pt,2.0pt,1.0pt">
               <w:txbxContent>
@@ -1532,7 +1616,7 @@
       </w:r>
       <w:r>
         <w:pict>
-          <v:shape id="DocuMindTableCell56" type="#_x0000_t202" filled="f" stroked="t" strokecolor="#000000" strokeweight="0.75pt" o:allowincell="f" style="position:absolute;margin-left:92.750pt;margin-top:480.300pt;width:283.500pt;height:29.100pt;z-index:100;mso-position-horizontal-relative:page;mso-position-vertical-relative:page;mso-wrap-style:none;">
+          <v:shape id="DocuMindTableCell68" type="#_x0000_t202" filled="f" stroked="f" o:allowincell="f" style="position:absolute;margin-left:92.750pt;margin-top:480.300pt;width:283.500pt;height:29.100pt;z-index:100;mso-position-horizontal-relative:page;mso-position-vertical-relative:page;mso-wrap-style:none;">
             <w10:wrap type="none"/>
             <v:textbox inset="2.0pt,1.0pt,2.0pt,1.0pt">
               <w:txbxContent>
@@ -1560,7 +1644,7 @@
       </w:r>
       <w:r>
         <w:pict>
-          <v:shape id="DocuMindTableCell57" type="#_x0000_t202" filled="f" stroked="t" strokecolor="#000000" strokeweight="0.75pt" o:allowincell="f" style="position:absolute;margin-left:376.250pt;margin-top:480.300pt;width:78.000pt;height:29.100pt;z-index:100;mso-position-horizontal-relative:page;mso-position-vertical-relative:page;mso-wrap-style:none;">
+          <v:shape id="DocuMindTableCell69" type="#_x0000_t202" filled="f" stroked="f" o:allowincell="f" style="position:absolute;margin-left:376.250pt;margin-top:480.300pt;width:78.000pt;height:29.100pt;z-index:100;mso-position-horizontal-relative:page;mso-position-vertical-relative:page;mso-wrap-style:none;">
             <w10:wrap type="none"/>
             <v:textbox inset="2.0pt,1.0pt,2.0pt,1.0pt">
               <w:txbxContent>
@@ -1588,7 +1672,7 @@
       </w:r>
       <w:r>
         <w:pict>
-          <v:shape id="DocuMindTableCell58" type="#_x0000_t202" filled="f" stroked="t" strokecolor="#000000" strokeweight="0.75pt" o:allowincell="f" style="position:absolute;margin-left:454.250pt;margin-top:480.300pt;width:84.864pt;height:29.100pt;z-index:100;mso-position-horizontal-relative:page;mso-position-vertical-relative:page;mso-wrap-style:none;">
+          <v:shape id="DocuMindTableCell70" type="#_x0000_t202" filled="f" stroked="f" o:allowincell="f" style="position:absolute;margin-left:454.250pt;margin-top:480.300pt;width:84.864pt;height:29.100pt;z-index:100;mso-position-horizontal-relative:page;mso-position-vertical-relative:page;mso-wrap-style:none;">
             <w10:wrap type="none"/>
             <v:textbox inset="2.0pt,1.0pt,2.0pt,1.0pt">
               <w:txbxContent>
@@ -1612,7 +1696,7 @@
       </w:r>
       <w:r>
         <w:pict>
-          <v:shape id="DocuMindTableCell59" type="#_x0000_t202" filled="f" stroked="t" strokecolor="#000000" strokeweight="0.75pt" o:allowincell="f" style="position:absolute;margin-left:56.743pt;margin-top:509.400pt;width:36.007pt;height:29.100pt;z-index:100;mso-position-horizontal-relative:page;mso-position-vertical-relative:page;mso-wrap-style:none;">
+          <v:shape id="DocuMindTableCell71" type="#_x0000_t202" filled="f" stroked="f" o:allowincell="f" style="position:absolute;margin-left:56.743pt;margin-top:509.400pt;width:36.007pt;height:29.100pt;z-index:100;mso-position-horizontal-relative:page;mso-position-vertical-relative:page;mso-wrap-style:none;">
             <w10:wrap type="none"/>
             <v:textbox inset="2.0pt,1.0pt,2.0pt,1.0pt">
               <w:txbxContent>
@@ -1640,7 +1724,7 @@
       </w:r>
       <w:r>
         <w:pict>
-          <v:shape id="DocuMindTableCell60" type="#_x0000_t202" filled="f" stroked="t" strokecolor="#000000" strokeweight="0.75pt" o:allowincell="f" style="position:absolute;margin-left:92.750pt;margin-top:509.400pt;width:283.500pt;height:29.100pt;z-index:100;mso-position-horizontal-relative:page;mso-position-vertical-relative:page;mso-wrap-style:none;">
+          <v:shape id="DocuMindTableCell72" type="#_x0000_t202" filled="f" stroked="f" o:allowincell="f" style="position:absolute;margin-left:92.750pt;margin-top:509.400pt;width:283.500pt;height:29.100pt;z-index:100;mso-position-horizontal-relative:page;mso-position-vertical-relative:page;mso-wrap-style:none;">
             <w10:wrap type="none"/>
             <v:textbox inset="2.0pt,1.0pt,2.0pt,1.0pt">
               <w:txbxContent>
@@ -1668,7 +1752,7 @@
       </w:r>
       <w:r>
         <w:pict>
-          <v:shape id="DocuMindTableCell61" type="#_x0000_t202" filled="f" stroked="t" strokecolor="#000000" strokeweight="0.75pt" o:allowincell="f" style="position:absolute;margin-left:376.250pt;margin-top:509.400pt;width:78.000pt;height:29.100pt;z-index:100;mso-position-horizontal-relative:page;mso-position-vertical-relative:page;mso-wrap-style:none;">
+          <v:shape id="DocuMindTableCell73" type="#_x0000_t202" filled="f" stroked="f" o:allowincell="f" style="position:absolute;margin-left:376.250pt;margin-top:509.400pt;width:78.000pt;height:29.100pt;z-index:100;mso-position-horizontal-relative:page;mso-position-vertical-relative:page;mso-wrap-style:none;">
             <w10:wrap type="none"/>
             <v:textbox inset="2.0pt,1.0pt,2.0pt,1.0pt">
               <w:txbxContent>
@@ -1696,7 +1780,7 @@
       </w:r>
       <w:r>
         <w:pict>
-          <v:shape id="DocuMindTableCell62" type="#_x0000_t202" filled="f" stroked="t" strokecolor="#000000" strokeweight="0.75pt" o:allowincell="f" style="position:absolute;margin-left:454.250pt;margin-top:509.400pt;width:84.864pt;height:29.100pt;z-index:100;mso-position-horizontal-relative:page;mso-position-vertical-relative:page;mso-wrap-style:none;">
+          <v:shape id="DocuMindTableCell74" type="#_x0000_t202" filled="f" stroked="f" o:allowincell="f" style="position:absolute;margin-left:454.250pt;margin-top:509.400pt;width:84.864pt;height:29.100pt;z-index:100;mso-position-horizontal-relative:page;mso-position-vertical-relative:page;mso-wrap-style:none;">
             <w10:wrap type="none"/>
             <v:textbox inset="2.0pt,1.0pt,2.0pt,1.0pt">
               <w:txbxContent>
@@ -1720,7 +1804,7 @@
       </w:r>
       <w:r>
         <w:pict>
-          <v:shape id="DocuMindTableCell63" type="#_x0000_t202" filled="f" stroked="t" strokecolor="#000000" strokeweight="0.75pt" o:allowincell="f" style="position:absolute;margin-left:56.743pt;margin-top:538.500pt;width:36.007pt;height:29.100pt;z-index:100;mso-position-horizontal-relative:page;mso-position-vertical-relative:page;mso-wrap-style:none;">
+          <v:shape id="DocuMindTableCell75" type="#_x0000_t202" filled="f" stroked="f" o:allowincell="f" style="position:absolute;margin-left:56.743pt;margin-top:538.500pt;width:36.007pt;height:29.100pt;z-index:100;mso-position-horizontal-relative:page;mso-position-vertical-relative:page;mso-wrap-style:none;">
             <w10:wrap type="none"/>
             <v:textbox inset="2.0pt,1.0pt,2.0pt,1.0pt">
               <w:txbxContent>
@@ -1748,7 +1832,7 @@
       </w:r>
       <w:r>
         <w:pict>
-          <v:shape id="DocuMindTableCell64" type="#_x0000_t202" filled="f" stroked="t" strokecolor="#000000" strokeweight="0.75pt" o:allowincell="f" style="position:absolute;margin-left:92.750pt;margin-top:538.500pt;width:283.500pt;height:29.100pt;z-index:100;mso-position-horizontal-relative:page;mso-position-vertical-relative:page;mso-wrap-style:none;">
+          <v:shape id="DocuMindTableCell76" type="#_x0000_t202" filled="f" stroked="f" o:allowincell="f" style="position:absolute;margin-left:92.750pt;margin-top:538.500pt;width:283.500pt;height:29.100pt;z-index:100;mso-position-horizontal-relative:page;mso-position-vertical-relative:page;mso-wrap-style:none;">
             <w10:wrap type="none"/>
             <v:textbox inset="2.0pt,1.0pt,2.0pt,1.0pt">
               <w:txbxContent>
@@ -1776,7 +1860,7 @@
       </w:r>
       <w:r>
         <w:pict>
-          <v:shape id="DocuMindTableCell65" type="#_x0000_t202" filled="f" stroked="t" strokecolor="#000000" strokeweight="0.75pt" o:allowincell="f" style="position:absolute;margin-left:376.250pt;margin-top:538.500pt;width:78.000pt;height:29.100pt;z-index:100;mso-position-horizontal-relative:page;mso-position-vertical-relative:page;mso-wrap-style:none;">
+          <v:shape id="DocuMindTableCell77" type="#_x0000_t202" filled="f" stroked="f" o:allowincell="f" style="position:absolute;margin-left:376.250pt;margin-top:538.500pt;width:78.000pt;height:29.100pt;z-index:100;mso-position-horizontal-relative:page;mso-position-vertical-relative:page;mso-wrap-style:none;">
             <w10:wrap type="none"/>
             <v:textbox inset="2.0pt,1.0pt,2.0pt,1.0pt">
               <w:txbxContent>
@@ -1804,7 +1888,7 @@
       </w:r>
       <w:r>
         <w:pict>
-          <v:shape id="DocuMindTableCell66" type="#_x0000_t202" filled="f" stroked="t" strokecolor="#000000" strokeweight="0.75pt" o:allowincell="f" style="position:absolute;margin-left:454.250pt;margin-top:538.500pt;width:84.864pt;height:29.100pt;z-index:100;mso-position-horizontal-relative:page;mso-position-vertical-relative:page;mso-wrap-style:none;">
+          <v:shape id="DocuMindTableCell78" type="#_x0000_t202" filled="f" stroked="f" o:allowincell="f" style="position:absolute;margin-left:454.250pt;margin-top:538.500pt;width:84.864pt;height:29.100pt;z-index:100;mso-position-horizontal-relative:page;mso-position-vertical-relative:page;mso-wrap-style:none;">
             <w10:wrap type="none"/>
             <v:textbox inset="2.0pt,1.0pt,2.0pt,1.0pt">
               <w:txbxContent>
@@ -1828,7 +1912,7 @@
       </w:r>
       <w:r>
         <w:pict>
-          <v:shape id="DocuMindTextBox67" type="#_x0000_t202" stroked="f" filled="f" o:allowincell="f" style="position:absolute;margin-left:56.800pt;margin-top:81.156pt;width:483.669pt;height:19.125pt;z-index:251659264;mso-position-horizontal-relative:page;mso-position-vertical-relative:page;mso-wrap-style:none;mso-fit-shape-to-text:t;">
+          <v:shape id="DocuMindTextBox79" type="#_x0000_t202" stroked="f" filled="f" o:allowincell="f" style="position:absolute;margin-left:56.800pt;margin-top:81.156pt;width:483.669pt;height:19.125pt;z-index:251659264;mso-position-horizontal-relative:page;mso-position-vertical-relative:page;mso-wrap-style:none;mso-fit-shape-to-text:t;">
             <w10:wrap type="none"/>
             <v:textbox inset="0,0,0,0">
               <w:txbxContent>
@@ -1855,7 +1939,7 @@
       </w:r>
       <w:r>
         <w:pict>
-          <v:shape id="DocuMindTextBox68" type="#_x0000_t202" stroked="f" filled="f" o:allowincell="f" style="position:absolute;margin-left:56.800pt;margin-top:95.856pt;width:484.110pt;height:19.125pt;z-index:251659264;mso-position-horizontal-relative:page;mso-position-vertical-relative:page;mso-wrap-style:none;mso-fit-shape-to-text:t;">
+          <v:shape id="DocuMindTextBox80" type="#_x0000_t202" stroked="f" filled="f" o:allowincell="f" style="position:absolute;margin-left:56.800pt;margin-top:95.856pt;width:484.110pt;height:19.125pt;z-index:251659264;mso-position-horizontal-relative:page;mso-position-vertical-relative:page;mso-wrap-style:none;mso-fit-shape-to-text:t;">
             <w10:wrap type="none"/>
             <v:textbox inset="0,0,0,0">
               <w:txbxContent>
@@ -1882,7 +1966,7 @@
       </w:r>
       <w:r>
         <w:pict>
-          <v:shape id="DocuMindTextBox69" type="#_x0000_t202" stroked="f" filled="f" o:allowincell="f" style="position:absolute;margin-left:56.800pt;margin-top:110.556pt;width:484.036pt;height:19.125pt;z-index:251659264;mso-position-horizontal-relative:page;mso-position-vertical-relative:page;mso-wrap-style:none;mso-fit-shape-to-text:t;">
+          <v:shape id="DocuMindTextBox81" type="#_x0000_t202" stroked="f" filled="f" o:allowincell="f" style="position:absolute;margin-left:56.800pt;margin-top:110.556pt;width:484.036pt;height:19.125pt;z-index:251659264;mso-position-horizontal-relative:page;mso-position-vertical-relative:page;mso-wrap-style:none;mso-fit-shape-to-text:t;">
             <w10:wrap type="none"/>
             <v:textbox inset="0,0,0,0">
               <w:txbxContent>
@@ -1909,7 +1993,7 @@
       </w:r>
       <w:r>
         <w:pict>
-          <v:shape id="DocuMindTextBox70" type="#_x0000_t202" stroked="f" filled="f" o:allowincell="f" style="position:absolute;margin-left:56.800pt;margin-top:125.256pt;width:483.837pt;height:19.125pt;z-index:251659264;mso-position-horizontal-relative:page;mso-position-vertical-relative:page;mso-wrap-style:none;mso-fit-shape-to-text:t;">
+          <v:shape id="DocuMindTextBox82" type="#_x0000_t202" stroked="f" filled="f" o:allowincell="f" style="position:absolute;margin-left:56.800pt;margin-top:125.256pt;width:483.837pt;height:19.125pt;z-index:251659264;mso-position-horizontal-relative:page;mso-position-vertical-relative:page;mso-wrap-style:none;mso-fit-shape-to-text:t;">
             <w10:wrap type="none"/>
             <v:textbox inset="0,0,0,0">
               <w:txbxContent>
@@ -1936,7 +2020,7 @@
       </w:r>
       <w:r>
         <w:pict>
-          <v:shape id="DocuMindTextBox71" type="#_x0000_t202" stroked="f" filled="f" o:allowincell="f" style="position:absolute;margin-left:56.800pt;margin-top:139.956pt;width:483.847pt;height:19.125pt;z-index:251659264;mso-position-horizontal-relative:page;mso-position-vertical-relative:page;mso-wrap-style:none;mso-fit-shape-to-text:t;">
+          <v:shape id="DocuMindTextBox83" type="#_x0000_t202" stroked="f" filled="f" o:allowincell="f" style="position:absolute;margin-left:56.800pt;margin-top:139.956pt;width:483.847pt;height:19.125pt;z-index:251659264;mso-position-horizontal-relative:page;mso-position-vertical-relative:page;mso-wrap-style:none;mso-fit-shape-to-text:t;">
             <w10:wrap type="none"/>
             <v:textbox inset="0,0,0,0">
               <w:txbxContent>
@@ -1963,7 +2047,7 @@
       </w:r>
       <w:r>
         <w:pict>
-          <v:shape id="DocuMindTextBox72" type="#_x0000_t202" stroked="f" filled="f" o:allowincell="f" style="position:absolute;margin-left:56.800pt;margin-top:154.656pt;width:484.173pt;height:19.125pt;z-index:251659264;mso-position-horizontal-relative:page;mso-position-vertical-relative:page;mso-wrap-style:none;mso-fit-shape-to-text:t;">
+          <v:shape id="DocuMindTextBox84" type="#_x0000_t202" stroked="f" filled="f" o:allowincell="f" style="position:absolute;margin-left:56.800pt;margin-top:154.656pt;width:484.173pt;height:19.125pt;z-index:251659264;mso-position-horizontal-relative:page;mso-position-vertical-relative:page;mso-wrap-style:none;mso-fit-shape-to-text:t;">
             <w10:wrap type="none"/>
             <v:textbox inset="0,0,0,0">
               <w:txbxContent>
@@ -1990,7 +2074,7 @@
       </w:r>
       <w:r>
         <w:pict>
-          <v:shape id="DocuMindTextBox73" type="#_x0000_t202" stroked="f" filled="f" o:allowincell="f" style="position:absolute;margin-left:56.800pt;margin-top:169.356pt;width:253.803pt;height:19.125pt;z-index:251659264;mso-position-horizontal-relative:page;mso-position-vertical-relative:page;mso-wrap-style:none;mso-fit-shape-to-text:t;">
+          <v:shape id="DocuMindTextBox85" type="#_x0000_t202" stroked="f" filled="f" o:allowincell="f" style="position:absolute;margin-left:56.800pt;margin-top:169.356pt;width:253.803pt;height:19.125pt;z-index:251659264;mso-position-horizontal-relative:page;mso-position-vertical-relative:page;mso-wrap-style:none;mso-fit-shape-to-text:t;">
             <w10:wrap type="none"/>
             <v:textbox inset="0,0,0,0">
               <w:txbxContent>
@@ -2017,7 +2101,7 @@
       </w:r>
       <w:r>
         <w:pict>
-          <v:shape id="DocuMindTextBox74" type="#_x0000_t202" stroked="f" filled="f" o:allowincell="f" style="position:absolute;margin-left:56.800pt;margin-top:195.356pt;width:484.005pt;height:19.125pt;z-index:251659264;mso-position-horizontal-relative:page;mso-position-vertical-relative:page;mso-wrap-style:none;mso-fit-shape-to-text:t;">
+          <v:shape id="DocuMindTextBox86" type="#_x0000_t202" stroked="f" filled="f" o:allowincell="f" style="position:absolute;margin-left:56.800pt;margin-top:195.356pt;width:484.005pt;height:19.125pt;z-index:251659264;mso-position-horizontal-relative:page;mso-position-vertical-relative:page;mso-wrap-style:none;mso-fit-shape-to-text:t;">
             <w10:wrap type="none"/>
             <v:textbox inset="0,0,0,0">
               <w:txbxContent>
@@ -2044,7 +2128,7 @@
       </w:r>
       <w:r>
         <w:pict>
-          <v:shape id="DocuMindTextBox75" type="#_x0000_t202" stroked="f" filled="f" o:allowincell="f" style="position:absolute;margin-left:56.800pt;margin-top:210.056pt;width:484.184pt;height:19.125pt;z-index:251659264;mso-position-horizontal-relative:page;mso-position-vertical-relative:page;mso-wrap-style:none;mso-fit-shape-to-text:t;">
+          <v:shape id="DocuMindTextBox87" type="#_x0000_t202" stroked="f" filled="f" o:allowincell="f" style="position:absolute;margin-left:56.800pt;margin-top:210.056pt;width:484.184pt;height:19.125pt;z-index:251659264;mso-position-horizontal-relative:page;mso-position-vertical-relative:page;mso-wrap-style:none;mso-fit-shape-to-text:t;">
             <w10:wrap type="none"/>
             <v:textbox inset="0,0,0,0">
               <w:txbxContent>
@@ -2071,7 +2155,7 @@
       </w:r>
       <w:r>
         <w:pict>
-          <v:shape id="DocuMindTextBox76" type="#_x0000_t202" stroked="f" filled="f" o:allowincell="f" style="position:absolute;margin-left:56.800pt;margin-top:224.756pt;width:484.163pt;height:19.125pt;z-index:251659264;mso-position-horizontal-relative:page;mso-position-vertical-relative:page;mso-wrap-style:none;mso-fit-shape-to-text:t;">
+          <v:shape id="DocuMindTextBox88" type="#_x0000_t202" stroked="f" filled="f" o:allowincell="f" style="position:absolute;margin-left:56.800pt;margin-top:224.756pt;width:484.163pt;height:19.125pt;z-index:251659264;mso-position-horizontal-relative:page;mso-position-vertical-relative:page;mso-wrap-style:none;mso-fit-shape-to-text:t;">
             <w10:wrap type="none"/>
             <v:textbox inset="0,0,0,0">
               <w:txbxContent>
@@ -2098,7 +2182,7 @@
       </w:r>
       <w:r>
         <w:pict>
-          <v:shape id="DocuMindTextBox77" type="#_x0000_t202" stroked="f" filled="f" o:allowincell="f" style="position:absolute;margin-left:56.800pt;margin-top:239.456pt;width:102.550pt;height:19.125pt;z-index:251659264;mso-position-horizontal-relative:page;mso-position-vertical-relative:page;mso-wrap-style:none;mso-fit-shape-to-text:t;">
+          <v:shape id="DocuMindTextBox89" type="#_x0000_t202" stroked="f" filled="f" o:allowincell="f" style="position:absolute;margin-left:56.800pt;margin-top:239.456pt;width:102.550pt;height:19.125pt;z-index:251659264;mso-position-horizontal-relative:page;mso-position-vertical-relative:page;mso-wrap-style:none;mso-fit-shape-to-text:t;">
             <w10:wrap type="none"/>
             <v:textbox inset="0,0,0,0">
               <w:txbxContent>
@@ -2125,7 +2209,7 @@
       </w:r>
       <w:r>
         <w:pict>
-          <v:shape id="DocuMindTextBox78" type="#_x0000_t202" stroked="f" filled="f" o:allowincell="f" style="position:absolute;margin-left:74.800pt;margin-top:303.910pt;width:457.482pt;height:28.500pt;z-index:251659264;mso-position-horizontal-relative:page;mso-position-vertical-relative:page;mso-wrap-style:none;mso-fit-shape-to-text:t;">
+          <v:shape id="DocuMindTextBox90" type="#_x0000_t202" stroked="f" filled="f" o:allowincell="f" style="position:absolute;margin-left:74.800pt;margin-top:303.910pt;width:457.482pt;height:28.500pt;z-index:251659264;mso-position-horizontal-relative:page;mso-position-vertical-relative:page;mso-wrap-style:none;mso-fit-shape-to-text:t;">
             <w10:wrap type="none"/>
             <v:textbox inset="0,0,0,0">
               <w:txbxContent>
@@ -2152,7 +2236,7 @@
       </w:r>
       <w:r>
         <w:pict>
-          <v:shape id="DocuMindTextBox79" type="#_x0000_t202" stroked="f" filled="f" o:allowincell="f" style="position:absolute;margin-left:56.800pt;margin-top:324.610pt;width:17.994pt;height:28.500pt;z-index:251659264;mso-position-horizontal-relative:page;mso-position-vertical-relative:page;mso-wrap-style:none;mso-fit-shape-to-text:t;">
+          <v:shape id="DocuMindTextBox91" type="#_x0000_t202" stroked="f" filled="f" o:allowincell="f" style="position:absolute;margin-left:56.800pt;margin-top:324.610pt;width:17.994pt;height:28.500pt;z-index:251659264;mso-position-horizontal-relative:page;mso-position-vertical-relative:page;mso-wrap-style:none;mso-fit-shape-to-text:t;">
             <w10:wrap type="none"/>
             <v:textbox inset="0,0,0,0">
               <w:txbxContent>
@@ -2179,7 +2263,7 @@
       </w:r>
       <w:r>
         <w:pict>
-          <v:shape id="DocuMindTextBox80" type="#_x0000_t202" stroked="f" filled="f" o:allowincell="f" style="position:absolute;margin-left:56.800pt;margin-top:592.056pt;width:483.732pt;height:19.125pt;z-index:251659264;mso-position-horizontal-relative:page;mso-position-vertical-relative:page;mso-wrap-style:none;mso-fit-shape-to-text:t;">
+          <v:shape id="DocuMindTextBox92" type="#_x0000_t202" stroked="f" filled="f" o:allowincell="f" style="position:absolute;margin-left:56.800pt;margin-top:592.056pt;width:483.732pt;height:19.125pt;z-index:251659264;mso-position-horizontal-relative:page;mso-position-vertical-relative:page;mso-wrap-style:none;mso-fit-shape-to-text:t;">
             <w10:wrap type="none"/>
             <v:textbox inset="0,0,0,0">
               <w:txbxContent>
@@ -2206,7 +2290,7 @@
       </w:r>
       <w:r>
         <w:pict>
-          <v:shape id="DocuMindTextBox81" type="#_x0000_t202" stroked="f" filled="f" o:allowincell="f" style="position:absolute;margin-left:56.800pt;margin-top:606.756pt;width:484.299pt;height:19.125pt;z-index:251659264;mso-position-horizontal-relative:page;mso-position-vertical-relative:page;mso-wrap-style:none;mso-fit-shape-to-text:t;">
+          <v:shape id="DocuMindTextBox93" type="#_x0000_t202" stroked="f" filled="f" o:allowincell="f" style="position:absolute;margin-left:56.800pt;margin-top:606.756pt;width:484.299pt;height:19.125pt;z-index:251659264;mso-position-horizontal-relative:page;mso-position-vertical-relative:page;mso-wrap-style:none;mso-fit-shape-to-text:t;">
             <w10:wrap type="none"/>
             <v:textbox inset="0,0,0,0">
               <w:txbxContent>
@@ -2233,7 +2317,7 @@
       </w:r>
       <w:r>
         <w:pict>
-          <v:shape id="DocuMindTextBox82" type="#_x0000_t202" stroked="f" filled="f" o:allowincell="f" style="position:absolute;margin-left:56.800pt;margin-top:621.456pt;width:484.047pt;height:19.125pt;z-index:251659264;mso-position-horizontal-relative:page;mso-position-vertical-relative:page;mso-wrap-style:none;mso-fit-shape-to-text:t;">
+          <v:shape id="DocuMindTextBox94" type="#_x0000_t202" stroked="f" filled="f" o:allowincell="f" style="position:absolute;margin-left:56.800pt;margin-top:621.456pt;width:484.047pt;height:19.125pt;z-index:251659264;mso-position-horizontal-relative:page;mso-position-vertical-relative:page;mso-wrap-style:none;mso-fit-shape-to-text:t;">
             <w10:wrap type="none"/>
             <v:textbox inset="0,0,0,0">
               <w:txbxContent>
@@ -2260,7 +2344,7 @@
       </w:r>
       <w:r>
         <w:pict>
-          <v:shape id="DocuMindTextBox83" type="#_x0000_t202" stroked="f" filled="f" o:allowincell="f" style="position:absolute;margin-left:56.800pt;margin-top:636.156pt;width:484.498pt;height:19.125pt;z-index:251659264;mso-position-horizontal-relative:page;mso-position-vertical-relative:page;mso-wrap-style:none;mso-fit-shape-to-text:t;">
+          <v:shape id="DocuMindTextBox95" type="#_x0000_t202" stroked="f" filled="f" o:allowincell="f" style="position:absolute;margin-left:56.800pt;margin-top:636.156pt;width:484.498pt;height:19.125pt;z-index:251659264;mso-position-horizontal-relative:page;mso-position-vertical-relative:page;mso-wrap-style:none;mso-fit-shape-to-text:t;">
             <w10:wrap type="none"/>
             <v:textbox inset="0,0,0,0">
               <w:txbxContent>
@@ -2287,7 +2371,7 @@
       </w:r>
       <w:r>
         <w:pict>
-          <v:shape id="DocuMindTextBox84" type="#_x0000_t202" stroked="f" filled="f" o:allowincell="f" style="position:absolute;margin-left:56.800pt;margin-top:650.856pt;width:484.299pt;height:19.125pt;z-index:251659264;mso-position-horizontal-relative:page;mso-position-vertical-relative:page;mso-wrap-style:none;mso-fit-shape-to-text:t;">
+          <v:shape id="DocuMindTextBox96" type="#_x0000_t202" stroked="f" filled="f" o:allowincell="f" style="position:absolute;margin-left:56.800pt;margin-top:650.856pt;width:484.299pt;height:19.125pt;z-index:251659264;mso-position-horizontal-relative:page;mso-position-vertical-relative:page;mso-wrap-style:none;mso-fit-shape-to-text:t;">
             <w10:wrap type="none"/>
             <v:textbox inset="0,0,0,0">
               <w:txbxContent>
@@ -2314,7 +2398,7 @@
       </w:r>
       <w:r>
         <w:pict>
-          <v:shape id="DocuMindTextBox85" type="#_x0000_t202" stroked="f" filled="f" o:allowincell="f" style="position:absolute;margin-left:56.800pt;margin-top:665.556pt;width:483.858pt;height:19.125pt;z-index:251659264;mso-position-horizontal-relative:page;mso-position-vertical-relative:page;mso-wrap-style:none;mso-fit-shape-to-text:t;">
+          <v:shape id="DocuMindTextBox97" type="#_x0000_t202" stroked="f" filled="f" o:allowincell="f" style="position:absolute;margin-left:56.800pt;margin-top:665.556pt;width:483.858pt;height:19.125pt;z-index:251659264;mso-position-horizontal-relative:page;mso-position-vertical-relative:page;mso-wrap-style:none;mso-fit-shape-to-text:t;">
             <w10:wrap type="none"/>
             <v:textbox inset="0,0,0,0">
               <w:txbxContent>
@@ -2341,7 +2425,7 @@
       </w:r>
       <w:r>
         <w:pict>
-          <v:shape id="DocuMindTextBox86" type="#_x0000_t202" stroked="f" filled="f" o:allowincell="f" style="position:absolute;margin-left:56.800pt;margin-top:680.256pt;width:484.457pt;height:19.125pt;z-index:251659264;mso-position-horizontal-relative:page;mso-position-vertical-relative:page;mso-wrap-style:none;mso-fit-shape-to-text:t;">
+          <v:shape id="DocuMindTextBox98" type="#_x0000_t202" stroked="f" filled="f" o:allowincell="f" style="position:absolute;margin-left:56.800pt;margin-top:680.256pt;width:484.457pt;height:19.125pt;z-index:251659264;mso-position-horizontal-relative:page;mso-position-vertical-relative:page;mso-wrap-style:none;mso-fit-shape-to-text:t;">
             <w10:wrap type="none"/>
             <v:textbox inset="0,0,0,0">
               <w:txbxContent>
@@ -2368,7 +2452,7 @@
       </w:r>
       <w:r>
         <w:pict>
-          <v:shape id="DocuMindTextBox87" type="#_x0000_t202" stroked="f" filled="f" o:allowincell="f" style="position:absolute;margin-left:56.800pt;margin-top:694.956pt;width:484.278pt;height:19.125pt;z-index:251659264;mso-position-horizontal-relative:page;mso-position-vertical-relative:page;mso-wrap-style:none;mso-fit-shape-to-text:t;">
+          <v:shape id="DocuMindTextBox99" type="#_x0000_t202" stroked="f" filled="f" o:allowincell="f" style="position:absolute;margin-left:56.800pt;margin-top:694.956pt;width:484.278pt;height:19.125pt;z-index:251659264;mso-position-horizontal-relative:page;mso-position-vertical-relative:page;mso-wrap-style:none;mso-fit-shape-to-text:t;">
             <w10:wrap type="none"/>
             <v:textbox inset="0,0,0,0">
               <w:txbxContent>
@@ -2395,7 +2479,7 @@
       </w:r>
       <w:r>
         <w:pict>
-          <v:shape id="DocuMindTextBox88" type="#_x0000_t202" stroked="f" filled="f" o:allowincell="f" style="position:absolute;margin-left:56.800pt;margin-top:709.656pt;width:254.853pt;height:19.125pt;z-index:251659264;mso-position-horizontal-relative:page;mso-position-vertical-relative:page;mso-wrap-style:none;mso-fit-shape-to-text:t;">
+          <v:shape id="DocuMindTextBox100" type="#_x0000_t202" stroked="f" filled="f" o:allowincell="f" style="position:absolute;margin-left:56.800pt;margin-top:709.656pt;width:254.853pt;height:19.125pt;z-index:251659264;mso-position-horizontal-relative:page;mso-position-vertical-relative:page;mso-wrap-style:none;mso-fit-shape-to-text:t;">
             <w10:wrap type="none"/>
             <v:textbox inset="0,0,0,0">
               <w:txbxContent>
@@ -2442,7 +2526,7 @@
       </w:r>
       <w:r>
         <w:pict>
-          <v:shape id="DocuMindTextBox89" type="#_x0000_t202" stroked="f" filled="f" o:allowincell="f" style="position:absolute;margin-left:74.800pt;margin-top:55.810pt;width:449.616pt;height:28.500pt;z-index:251659264;mso-position-horizontal-relative:page;mso-position-vertical-relative:page;mso-wrap-style:none;mso-fit-shape-to-text:t;">
+          <v:shape id="DocuMindTextBox101" type="#_x0000_t202" stroked="f" filled="f" o:allowincell="f" style="position:absolute;margin-left:74.800pt;margin-top:55.810pt;width:449.616pt;height:28.500pt;z-index:251659264;mso-position-horizontal-relative:page;mso-position-vertical-relative:page;mso-wrap-style:none;mso-fit-shape-to-text:t;">
             <w10:wrap type="none"/>
             <v:textbox inset="0,0,0,0">
               <w:txbxContent>
@@ -2469,7 +2553,7 @@
       </w:r>
       <w:r>
         <w:pict>
-          <v:shape id="DocuMindTextBox90" type="#_x0000_t202" stroked="f" filled="f" o:allowincell="f" style="position:absolute;margin-left:96.400pt;margin-top:76.510pt;width:38.946pt;height:28.500pt;z-index:251659264;mso-position-horizontal-relative:page;mso-position-vertical-relative:page;mso-wrap-style:none;mso-fit-shape-to-text:t;">
+          <v:shape id="DocuMindTextBox102" type="#_x0000_t202" stroked="f" filled="f" o:allowincell="f" style="position:absolute;margin-left:96.400pt;margin-top:76.510pt;width:38.946pt;height:28.500pt;z-index:251659264;mso-position-horizontal-relative:page;mso-position-vertical-relative:page;mso-wrap-style:none;mso-fit-shape-to-text:t;">
             <w10:wrap type="none"/>
             <v:textbox inset="0,0,0,0">
               <w:txbxContent>
@@ -2496,7 +2580,7 @@
       </w:r>
       <w:r>
         <w:pict>
-          <v:shape id="DocuMindTextBox91" type="#_x0000_t202" stroked="f" filled="f" o:allowincell="f" style="position:absolute;margin-left:56.800pt;margin-top:128.556pt;width:484.141pt;height:19.125pt;z-index:251659264;mso-position-horizontal-relative:page;mso-position-vertical-relative:page;mso-wrap-style:none;mso-fit-shape-to-text:t;">
+          <v:shape id="DocuMindTextBox103" type="#_x0000_t202" stroked="f" filled="f" o:allowincell="f" style="position:absolute;margin-left:56.800pt;margin-top:128.556pt;width:484.141pt;height:19.125pt;z-index:251659264;mso-position-horizontal-relative:page;mso-position-vertical-relative:page;mso-wrap-style:none;mso-fit-shape-to-text:t;">
             <w10:wrap type="none"/>
             <v:textbox inset="0,0,0,0">
               <w:txbxContent>
@@ -2523,7 +2607,7 @@
       </w:r>
       <w:r>
         <w:pict>
-          <v:shape id="DocuMindTextBox92" type="#_x0000_t202" stroked="f" filled="f" o:allowincell="f" style="position:absolute;margin-left:56.800pt;margin-top:143.256pt;width:484.068pt;height:19.125pt;z-index:251659264;mso-position-horizontal-relative:page;mso-position-vertical-relative:page;mso-wrap-style:none;mso-fit-shape-to-text:t;">
+          <v:shape id="DocuMindTextBox104" type="#_x0000_t202" stroked="f" filled="f" o:allowincell="f" style="position:absolute;margin-left:56.800pt;margin-top:143.256pt;width:484.068pt;height:19.125pt;z-index:251659264;mso-position-horizontal-relative:page;mso-position-vertical-relative:page;mso-wrap-style:none;mso-fit-shape-to-text:t;">
             <w10:wrap type="none"/>
             <v:textbox inset="0,0,0,0">
               <w:txbxContent>
@@ -2550,7 +2634,7 @@
       </w:r>
       <w:r>
         <w:pict>
-          <v:shape id="DocuMindTextBox93" type="#_x0000_t202" stroked="f" filled="f" o:allowincell="f" style="position:absolute;margin-left:56.800pt;margin-top:157.956pt;width:484.278pt;height:19.125pt;z-index:251659264;mso-position-horizontal-relative:page;mso-position-vertical-relative:page;mso-wrap-style:none;mso-fit-shape-to-text:t;">
+          <v:shape id="DocuMindTextBox105" type="#_x0000_t202" stroked="f" filled="f" o:allowincell="f" style="position:absolute;margin-left:56.800pt;margin-top:157.956pt;width:484.278pt;height:19.125pt;z-index:251659264;mso-position-horizontal-relative:page;mso-position-vertical-relative:page;mso-wrap-style:none;mso-fit-shape-to-text:t;">
             <w10:wrap type="none"/>
             <v:textbox inset="0,0,0,0">
               <w:txbxContent>
@@ -2577,7 +2661,7 @@
       </w:r>
       <w:r>
         <w:pict>
-          <v:shape id="DocuMindTextBox94" type="#_x0000_t202" stroked="f" filled="f" o:allowincell="f" style="position:absolute;margin-left:56.800pt;margin-top:172.656pt;width:484.341pt;height:19.125pt;z-index:251659264;mso-position-horizontal-relative:page;mso-position-vertical-relative:page;mso-wrap-style:none;mso-fit-shape-to-text:t;">
+          <v:shape id="DocuMindTextBox106" type="#_x0000_t202" stroked="f" filled="f" o:allowincell="f" style="position:absolute;margin-left:56.800pt;margin-top:172.656pt;width:484.341pt;height:19.125pt;z-index:251659264;mso-position-horizontal-relative:page;mso-position-vertical-relative:page;mso-wrap-style:none;mso-fit-shape-to-text:t;">
             <w10:wrap type="none"/>
             <v:textbox inset="0,0,0,0">
               <w:txbxContent>
@@ -2604,7 +2688,7 @@
       </w:r>
       <w:r>
         <w:pict>
-          <v:shape id="DocuMindTextBox95" type="#_x0000_t202" stroked="f" filled="f" o:allowincell="f" style="position:absolute;margin-left:56.800pt;margin-top:187.356pt;width:483.847pt;height:19.125pt;z-index:251659264;mso-position-horizontal-relative:page;mso-position-vertical-relative:page;mso-wrap-style:none;mso-fit-shape-to-text:t;">
+          <v:shape id="DocuMindTextBox107" type="#_x0000_t202" stroked="f" filled="f" o:allowincell="f" style="position:absolute;margin-left:56.800pt;margin-top:187.356pt;width:483.847pt;height:19.125pt;z-index:251659264;mso-position-horizontal-relative:page;mso-position-vertical-relative:page;mso-wrap-style:none;mso-fit-shape-to-text:t;">
             <w10:wrap type="none"/>
             <v:textbox inset="0,0,0,0">
               <w:txbxContent>
@@ -2631,7 +2715,7 @@
       </w:r>
       <w:r>
         <w:pict>
-          <v:shape id="DocuMindTextBox96" type="#_x0000_t202" stroked="f" filled="f" o:allowincell="f" style="position:absolute;margin-left:56.800pt;margin-top:202.056pt;width:484.152pt;height:19.125pt;z-index:251659264;mso-position-horizontal-relative:page;mso-position-vertical-relative:page;mso-wrap-style:none;mso-fit-shape-to-text:t;">
+          <v:shape id="DocuMindTextBox108" type="#_x0000_t202" stroked="f" filled="f" o:allowincell="f" style="position:absolute;margin-left:56.800pt;margin-top:202.056pt;width:484.152pt;height:19.125pt;z-index:251659264;mso-position-horizontal-relative:page;mso-position-vertical-relative:page;mso-wrap-style:none;mso-fit-shape-to-text:t;">
             <w10:wrap type="none"/>
             <v:textbox inset="0,0,0,0">
               <w:txbxContent>
@@ -2658,7 +2742,7 @@
       </w:r>
       <w:r>
         <w:pict>
-          <v:shape id="DocuMindTextBox97" type="#_x0000_t202" stroked="f" filled="f" o:allowincell="f" style="position:absolute;margin-left:56.800pt;margin-top:216.756pt;width:483.795pt;height:19.125pt;z-index:251659264;mso-position-horizontal-relative:page;mso-position-vertical-relative:page;mso-wrap-style:none;mso-fit-shape-to-text:t;">
+          <v:shape id="DocuMindTextBox109" type="#_x0000_t202" stroked="f" filled="f" o:allowincell="f" style="position:absolute;margin-left:56.800pt;margin-top:216.756pt;width:483.795pt;height:19.125pt;z-index:251659264;mso-position-horizontal-relative:page;mso-position-vertical-relative:page;mso-wrap-style:none;mso-fit-shape-to-text:t;">
             <w10:wrap type="none"/>
             <v:textbox inset="0,0,0,0">
               <w:txbxContent>
@@ -2685,7 +2769,7 @@
       </w:r>
       <w:r>
         <w:pict>
-          <v:shape id="DocuMindTextBox98" type="#_x0000_t202" stroked="f" filled="f" o:allowincell="f" style="position:absolute;margin-left:56.800pt;margin-top:231.456pt;width:483.879pt;height:19.125pt;z-index:251659264;mso-position-horizontal-relative:page;mso-position-vertical-relative:page;mso-wrap-style:none;mso-fit-shape-to-text:t;">
+          <v:shape id="DocuMindTextBox110" type="#_x0000_t202" stroked="f" filled="f" o:allowincell="f" style="position:absolute;margin-left:56.800pt;margin-top:231.456pt;width:483.879pt;height:19.125pt;z-index:251659264;mso-position-horizontal-relative:page;mso-position-vertical-relative:page;mso-wrap-style:none;mso-fit-shape-to-text:t;">
             <w10:wrap type="none"/>
             <v:textbox inset="0,0,0,0">
               <w:txbxContent>
@@ -2712,7 +2796,7 @@
       </w:r>
       <w:r>
         <w:pict>
-          <v:shape id="DocuMindTextBox99" type="#_x0000_t202" stroked="f" filled="f" o:allowincell="f" style="position:absolute;margin-left:56.800pt;margin-top:246.156pt;width:127.950pt;height:19.125pt;z-index:251659264;mso-position-horizontal-relative:page;mso-position-vertical-relative:page;mso-wrap-style:none;mso-fit-shape-to-text:t;">
+          <v:shape id="DocuMindTextBox111" type="#_x0000_t202" stroked="f" filled="f" o:allowincell="f" style="position:absolute;margin-left:56.800pt;margin-top:246.156pt;width:127.950pt;height:19.125pt;z-index:251659264;mso-position-horizontal-relative:page;mso-position-vertical-relative:page;mso-wrap-style:none;mso-fit-shape-to-text:t;">
             <w10:wrap type="none"/>
             <v:textbox inset="0,0,0,0">
               <w:txbxContent>
@@ -2739,7 +2823,7 @@
       </w:r>
       <w:r>
         <w:pict>
-          <v:shape id="DocuMindTextBox100" type="#_x0000_t202" stroked="f" filled="f" o:allowincell="f" style="position:absolute;margin-left:74.800pt;margin-top:282.620pt;width:439.128pt;height:26.000pt;z-index:251659264;mso-position-horizontal-relative:page;mso-position-vertical-relative:page;mso-wrap-style:none;mso-fit-shape-to-text:t;">
+          <v:shape id="DocuMindTextBox112" type="#_x0000_t202" stroked="f" filled="f" o:allowincell="f" style="position:absolute;margin-left:74.800pt;margin-top:282.620pt;width:439.128pt;height:26.000pt;z-index:251659264;mso-position-horizontal-relative:page;mso-position-vertical-relative:page;mso-wrap-style:none;mso-fit-shape-to-text:t;">
             <w10:wrap type="none"/>
             <v:textbox inset="0,0,0,0">
               <w:txbxContent>
@@ -2766,7 +2850,7 @@
       </w:r>
       <w:r>
         <w:pict>
-          <v:shape id="DocuMindTextBox101" type="#_x0000_t202" stroked="f" filled="f" o:allowincell="f" style="position:absolute;margin-left:103.600pt;margin-top:301.020pt;width:110.440pt;height:26.000pt;z-index:251659264;mso-position-horizontal-relative:page;mso-position-vertical-relative:page;mso-wrap-style:none;mso-fit-shape-to-text:t;">
+          <v:shape id="DocuMindTextBox113" type="#_x0000_t202" stroked="f" filled="f" o:allowincell="f" style="position:absolute;margin-left:103.600pt;margin-top:301.020pt;width:110.440pt;height:26.000pt;z-index:251659264;mso-position-horizontal-relative:page;mso-position-vertical-relative:page;mso-wrap-style:none;mso-fit-shape-to-text:t;">
             <w10:wrap type="none"/>
             <v:textbox inset="0,0,0,0">
               <w:txbxContent>
@@ -2793,7 +2877,7 @@
       </w:r>
       <w:r>
         <w:pict>
-          <v:shape id="DocuMindTextBox102" type="#_x0000_t202" stroked="f" filled="f" o:allowincell="f" style="position:absolute;margin-left:56.800pt;margin-top:324.956pt;width:483.890pt;height:19.125pt;z-index:251659264;mso-position-horizontal-relative:page;mso-position-vertical-relative:page;mso-wrap-style:none;mso-fit-shape-to-text:t;">
+          <v:shape id="DocuMindTextBox114" type="#_x0000_t202" stroked="f" filled="f" o:allowincell="f" style="position:absolute;margin-left:56.800pt;margin-top:324.956pt;width:483.890pt;height:19.125pt;z-index:251659264;mso-position-horizontal-relative:page;mso-position-vertical-relative:page;mso-wrap-style:none;mso-fit-shape-to-text:t;">
             <w10:wrap type="none"/>
             <v:textbox inset="0,0,0,0">
               <w:txbxContent>
@@ -2820,7 +2904,7 @@
       </w:r>
       <w:r>
         <w:pict>
-          <v:shape id="DocuMindTextBox103" type="#_x0000_t202" stroked="f" filled="f" o:allowincell="f" style="position:absolute;margin-left:56.800pt;margin-top:339.656pt;width:483.858pt;height:19.125pt;z-index:251659264;mso-position-horizontal-relative:page;mso-position-vertical-relative:page;mso-wrap-style:none;mso-fit-shape-to-text:t;">
+          <v:shape id="DocuMindTextBox115" type="#_x0000_t202" stroked="f" filled="f" o:allowincell="f" style="position:absolute;margin-left:56.800pt;margin-top:339.656pt;width:483.858pt;height:19.125pt;z-index:251659264;mso-position-horizontal-relative:page;mso-position-vertical-relative:page;mso-wrap-style:none;mso-fit-shape-to-text:t;">
             <w10:wrap type="none"/>
             <v:textbox inset="0,0,0,0">
               <w:txbxContent>
@@ -2847,7 +2931,7 @@
       </w:r>
       <w:r>
         <w:pict>
-          <v:shape id="DocuMindTextBox104" type="#_x0000_t202" stroked="f" filled="f" o:allowincell="f" style="position:absolute;margin-left:56.800pt;margin-top:354.356pt;width:484.404pt;height:19.125pt;z-index:251659264;mso-position-horizontal-relative:page;mso-position-vertical-relative:page;mso-wrap-style:none;mso-fit-shape-to-text:t;">
+          <v:shape id="DocuMindTextBox116" type="#_x0000_t202" stroked="f" filled="f" o:allowincell="f" style="position:absolute;margin-left:56.800pt;margin-top:354.356pt;width:484.404pt;height:19.125pt;z-index:251659264;mso-position-horizontal-relative:page;mso-position-vertical-relative:page;mso-wrap-style:none;mso-fit-shape-to-text:t;">
             <w10:wrap type="none"/>
             <v:textbox inset="0,0,0,0">
               <w:txbxContent>
@@ -2874,7 +2958,7 @@
       </w:r>
       <w:r>
         <w:pict>
-          <v:shape id="DocuMindTextBox105" type="#_x0000_t202" stroked="f" filled="f" o:allowincell="f" style="position:absolute;margin-left:56.800pt;margin-top:369.056pt;width:242.999pt;height:19.125pt;z-index:251659264;mso-position-horizontal-relative:page;mso-position-vertical-relative:page;mso-wrap-style:none;mso-fit-shape-to-text:t;">
+          <v:shape id="DocuMindTextBox117" type="#_x0000_t202" stroked="f" filled="f" o:allowincell="f" style="position:absolute;margin-left:56.800pt;margin-top:369.056pt;width:242.999pt;height:19.125pt;z-index:251659264;mso-position-horizontal-relative:page;mso-position-vertical-relative:page;mso-wrap-style:none;mso-fit-shape-to-text:t;">
             <w10:wrap type="none"/>
             <v:textbox inset="0,0,0,0">
               <w:txbxContent>
@@ -2901,7 +2985,7 @@
       </w:r>
       <w:r>
         <w:pict>
-          <v:shape id="DocuMindTextBox106" type="#_x0000_t202" stroked="f" filled="f" o:allowincell="f" style="position:absolute;margin-left:56.800pt;margin-top:394.956pt;width:483.669pt;height:19.125pt;z-index:251659264;mso-position-horizontal-relative:page;mso-position-vertical-relative:page;mso-wrap-style:none;mso-fit-shape-to-text:t;">
+          <v:shape id="DocuMindTextBox118" type="#_x0000_t202" stroked="f" filled="f" o:allowincell="f" style="position:absolute;margin-left:56.800pt;margin-top:394.956pt;width:483.669pt;height:19.125pt;z-index:251659264;mso-position-horizontal-relative:page;mso-position-vertical-relative:page;mso-wrap-style:none;mso-fit-shape-to-text:t;">
             <w10:wrap type="none"/>
             <v:textbox inset="0,0,0,0">
               <w:txbxContent>
@@ -2928,7 +3012,7 @@
       </w:r>
       <w:r>
         <w:pict>
-          <v:shape id="DocuMindTextBox107" type="#_x0000_t202" stroked="f" filled="f" o:allowincell="f" style="position:absolute;margin-left:56.800pt;margin-top:409.656pt;width:484.110pt;height:19.125pt;z-index:251659264;mso-position-horizontal-relative:page;mso-position-vertical-relative:page;mso-wrap-style:none;mso-fit-shape-to-text:t;">
+          <v:shape id="DocuMindTextBox119" type="#_x0000_t202" stroked="f" filled="f" o:allowincell="f" style="position:absolute;margin-left:56.800pt;margin-top:409.656pt;width:484.110pt;height:19.125pt;z-index:251659264;mso-position-horizontal-relative:page;mso-position-vertical-relative:page;mso-wrap-style:none;mso-fit-shape-to-text:t;">
             <w10:wrap type="none"/>
             <v:textbox inset="0,0,0,0">
               <w:txbxContent>
@@ -2955,7 +3039,7 @@
       </w:r>
       <w:r>
         <w:pict>
-          <v:shape id="DocuMindTextBox108" type="#_x0000_t202" stroked="f" filled="f" o:allowincell="f" style="position:absolute;margin-left:56.800pt;margin-top:424.356pt;width:484.036pt;height:19.125pt;z-index:251659264;mso-position-horizontal-relative:page;mso-position-vertical-relative:page;mso-wrap-style:none;mso-fit-shape-to-text:t;">
+          <v:shape id="DocuMindTextBox120" type="#_x0000_t202" stroked="f" filled="f" o:allowincell="f" style="position:absolute;margin-left:56.800pt;margin-top:424.356pt;width:484.036pt;height:19.125pt;z-index:251659264;mso-position-horizontal-relative:page;mso-position-vertical-relative:page;mso-wrap-style:none;mso-fit-shape-to-text:t;">
             <w10:wrap type="none"/>
             <v:textbox inset="0,0,0,0">
               <w:txbxContent>
@@ -2982,7 +3066,7 @@
       </w:r>
       <w:r>
         <w:pict>
-          <v:shape id="DocuMindTextBox109" type="#_x0000_t202" stroked="f" filled="f" o:allowincell="f" style="position:absolute;margin-left:56.800pt;margin-top:439.056pt;width:483.837pt;height:19.125pt;z-index:251659264;mso-position-horizontal-relative:page;mso-position-vertical-relative:page;mso-wrap-style:none;mso-fit-shape-to-text:t;">
+          <v:shape id="DocuMindTextBox121" type="#_x0000_t202" stroked="f" filled="f" o:allowincell="f" style="position:absolute;margin-left:56.800pt;margin-top:439.056pt;width:483.837pt;height:19.125pt;z-index:251659264;mso-position-horizontal-relative:page;mso-position-vertical-relative:page;mso-wrap-style:none;mso-fit-shape-to-text:t;">
             <w10:wrap type="none"/>
             <v:textbox inset="0,0,0,0">
               <w:txbxContent>
@@ -3009,7 +3093,7 @@
       </w:r>
       <w:r>
         <w:pict>
-          <v:shape id="DocuMindTextBox110" type="#_x0000_t202" stroked="f" filled="f" o:allowincell="f" style="position:absolute;margin-left:56.800pt;margin-top:453.756pt;width:483.847pt;height:19.125pt;z-index:251659264;mso-position-horizontal-relative:page;mso-position-vertical-relative:page;mso-wrap-style:none;mso-fit-shape-to-text:t;">
+          <v:shape id="DocuMindTextBox122" type="#_x0000_t202" stroked="f" filled="f" o:allowincell="f" style="position:absolute;margin-left:56.800pt;margin-top:453.756pt;width:483.847pt;height:19.125pt;z-index:251659264;mso-position-horizontal-relative:page;mso-position-vertical-relative:page;mso-wrap-style:none;mso-fit-shape-to-text:t;">
             <w10:wrap type="none"/>
             <v:textbox inset="0,0,0,0">
               <w:txbxContent>
@@ -3036,7 +3120,7 @@
       </w:r>
       <w:r>
         <w:pict>
-          <v:shape id="DocuMindTextBox111" type="#_x0000_t202" stroked="f" filled="f" o:allowincell="f" style="position:absolute;margin-left:56.800pt;margin-top:468.456pt;width:484.173pt;height:19.125pt;z-index:251659264;mso-position-horizontal-relative:page;mso-position-vertical-relative:page;mso-wrap-style:none;mso-fit-shape-to-text:t;">
+          <v:shape id="DocuMindTextBox123" type="#_x0000_t202" stroked="f" filled="f" o:allowincell="f" style="position:absolute;margin-left:56.800pt;margin-top:468.456pt;width:484.173pt;height:19.125pt;z-index:251659264;mso-position-horizontal-relative:page;mso-position-vertical-relative:page;mso-wrap-style:none;mso-fit-shape-to-text:t;">
             <w10:wrap type="none"/>
             <v:textbox inset="0,0,0,0">
               <w:txbxContent>
@@ -3063,7 +3147,7 @@
       </w:r>
       <w:r>
         <w:pict>
-          <v:shape id="DocuMindTextBox112" type="#_x0000_t202" stroked="f" filled="f" o:allowincell="f" style="position:absolute;margin-left:56.800pt;margin-top:483.156pt;width:253.803pt;height:19.125pt;z-index:251659264;mso-position-horizontal-relative:page;mso-position-vertical-relative:page;mso-wrap-style:none;mso-fit-shape-to-text:t;">
+          <v:shape id="DocuMindTextBox124" type="#_x0000_t202" stroked="f" filled="f" o:allowincell="f" style="position:absolute;margin-left:56.800pt;margin-top:483.156pt;width:253.803pt;height:19.125pt;z-index:251659264;mso-position-horizontal-relative:page;mso-position-vertical-relative:page;mso-wrap-style:none;mso-fit-shape-to-text:t;">
             <w10:wrap type="none"/>
             <v:textbox inset="0,0,0,0">
               <w:txbxContent>
@@ -3090,7 +3174,7 @@
       </w:r>
       <w:r>
         <w:pict>
-          <v:shape id="DocuMindTextBox113" type="#_x0000_t202" stroked="f" filled="f" o:allowincell="f" style="position:absolute;margin-left:74.800pt;margin-top:519.620pt;width:375.176pt;height:26.000pt;z-index:251659264;mso-position-horizontal-relative:page;mso-position-vertical-relative:page;mso-wrap-style:none;mso-fit-shape-to-text:t;">
+          <v:shape id="DocuMindTextBox125" type="#_x0000_t202" stroked="f" filled="f" o:allowincell="f" style="position:absolute;margin-left:74.800pt;margin-top:519.620pt;width:375.176pt;height:26.000pt;z-index:251659264;mso-position-horizontal-relative:page;mso-position-vertical-relative:page;mso-wrap-style:none;mso-fit-shape-to-text:t;">
             <w10:wrap type="none"/>
             <v:textbox inset="0,0,0,0">
               <w:txbxContent>
@@ -3117,7 +3201,7 @@
       </w:r>
       <w:r>
         <w:pict>
-          <v:shape id="DocuMindTextBox114" type="#_x0000_t202" stroked="f" filled="f" o:allowincell="f" style="position:absolute;margin-left:56.800pt;margin-top:543.556pt;width:484.036pt;height:19.125pt;z-index:251659264;mso-position-horizontal-relative:page;mso-position-vertical-relative:page;mso-wrap-style:none;mso-fit-shape-to-text:t;">
+          <v:shape id="DocuMindTextBox126" type="#_x0000_t202" stroked="f" filled="f" o:allowincell="f" style="position:absolute;margin-left:56.800pt;margin-top:543.556pt;width:484.036pt;height:19.125pt;z-index:251659264;mso-position-horizontal-relative:page;mso-position-vertical-relative:page;mso-wrap-style:none;mso-fit-shape-to-text:t;">
             <w10:wrap type="none"/>
             <v:textbox inset="0,0,0,0">
               <w:txbxContent>
@@ -3144,7 +3228,7 @@
       </w:r>
       <w:r>
         <w:pict>
-          <v:shape id="DocuMindTextBox115" type="#_x0000_t202" stroked="f" filled="f" o:allowincell="f" style="position:absolute;margin-left:56.800pt;margin-top:558.256pt;width:484.047pt;height:19.125pt;z-index:251659264;mso-position-horizontal-relative:page;mso-position-vertical-relative:page;mso-wrap-style:none;mso-fit-shape-to-text:t;">
+          <v:shape id="DocuMindTextBox127" type="#_x0000_t202" stroked="f" filled="f" o:allowincell="f" style="position:absolute;margin-left:56.800pt;margin-top:558.256pt;width:484.047pt;height:19.125pt;z-index:251659264;mso-position-horizontal-relative:page;mso-position-vertical-relative:page;mso-wrap-style:none;mso-fit-shape-to-text:t;">
             <w10:wrap type="none"/>
             <v:textbox inset="0,0,0,0">
               <w:txbxContent>
@@ -3171,7 +3255,7 @@
       </w:r>
       <w:r>
         <w:pict>
-          <v:shape id="DocuMindTextBox116" type="#_x0000_t202" stroked="f" filled="f" o:allowincell="f" style="position:absolute;margin-left:56.800pt;margin-top:572.956pt;width:484.520pt;height:19.125pt;z-index:251659264;mso-position-horizontal-relative:page;mso-position-vertical-relative:page;mso-wrap-style:none;mso-fit-shape-to-text:t;">
+          <v:shape id="DocuMindTextBox128" type="#_x0000_t202" stroked="f" filled="f" o:allowincell="f" style="position:absolute;margin-left:56.800pt;margin-top:572.956pt;width:484.520pt;height:19.125pt;z-index:251659264;mso-position-horizontal-relative:page;mso-position-vertical-relative:page;mso-wrap-style:none;mso-fit-shape-to-text:t;">
             <w10:wrap type="none"/>
             <v:textbox inset="0,0,0,0">
               <w:txbxContent>
@@ -3198,7 +3282,7 @@
       </w:r>
       <w:r>
         <w:pict>
-          <v:shape id="DocuMindTextBox117" type="#_x0000_t202" stroked="f" filled="f" o:allowincell="f" style="position:absolute;margin-left:56.800pt;margin-top:587.656pt;width:186.509pt;height:19.125pt;z-index:251659264;mso-position-horizontal-relative:page;mso-position-vertical-relative:page;mso-wrap-style:none;mso-fit-shape-to-text:t;">
+          <v:shape id="DocuMindTextBox129" type="#_x0000_t202" stroked="f" filled="f" o:allowincell="f" style="position:absolute;margin-left:56.800pt;margin-top:587.656pt;width:186.509pt;height:19.125pt;z-index:251659264;mso-position-horizontal-relative:page;mso-position-vertical-relative:page;mso-wrap-style:none;mso-fit-shape-to-text:t;">
             <w10:wrap type="none"/>
             <v:textbox inset="0,0,0,0">
               <w:txbxContent>
@@ -3225,7 +3309,7 @@
       </w:r>
       <w:r>
         <w:pict>
-          <v:shape id="DocuMindTextBox118" type="#_x0000_t202" stroked="f" filled="f" o:allowincell="f" style="position:absolute;margin-left:56.800pt;margin-top:613.556pt;width:483.732pt;height:19.125pt;z-index:251659264;mso-position-horizontal-relative:page;mso-position-vertical-relative:page;mso-wrap-style:none;mso-fit-shape-to-text:t;">
+          <v:shape id="DocuMindTextBox130" type="#_x0000_t202" stroked="f" filled="f" o:allowincell="f" style="position:absolute;margin-left:56.800pt;margin-top:613.556pt;width:483.732pt;height:19.125pt;z-index:251659264;mso-position-horizontal-relative:page;mso-position-vertical-relative:page;mso-wrap-style:none;mso-fit-shape-to-text:t;">
             <w10:wrap type="none"/>
             <v:textbox inset="0,0,0,0">
               <w:txbxContent>
@@ -3252,7 +3336,7 @@
       </w:r>
       <w:r>
         <w:pict>
-          <v:shape id="DocuMindTextBox119" type="#_x0000_t202" stroked="f" filled="f" o:allowincell="f" style="position:absolute;margin-left:56.800pt;margin-top:628.256pt;width:484.299pt;height:19.125pt;z-index:251659264;mso-position-horizontal-relative:page;mso-position-vertical-relative:page;mso-wrap-style:none;mso-fit-shape-to-text:t;">
+          <v:shape id="DocuMindTextBox131" type="#_x0000_t202" stroked="f" filled="f" o:allowincell="f" style="position:absolute;margin-left:56.800pt;margin-top:628.256pt;width:484.299pt;height:19.125pt;z-index:251659264;mso-position-horizontal-relative:page;mso-position-vertical-relative:page;mso-wrap-style:none;mso-fit-shape-to-text:t;">
             <w10:wrap type="none"/>
             <v:textbox inset="0,0,0,0">
               <w:txbxContent>
@@ -3279,7 +3363,7 @@
       </w:r>
       <w:r>
         <w:pict>
-          <v:shape id="DocuMindTextBox120" type="#_x0000_t202" stroked="f" filled="f" o:allowincell="f" style="position:absolute;margin-left:56.800pt;margin-top:642.956pt;width:484.047pt;height:19.125pt;z-index:251659264;mso-position-horizontal-relative:page;mso-position-vertical-relative:page;mso-wrap-style:none;mso-fit-shape-to-text:t;">
+          <v:shape id="DocuMindTextBox132" type="#_x0000_t202" stroked="f" filled="f" o:allowincell="f" style="position:absolute;margin-left:56.800pt;margin-top:642.956pt;width:484.047pt;height:19.125pt;z-index:251659264;mso-position-horizontal-relative:page;mso-position-vertical-relative:page;mso-wrap-style:none;mso-fit-shape-to-text:t;">
             <w10:wrap type="none"/>
             <v:textbox inset="0,0,0,0">
               <w:txbxContent>
@@ -3306,7 +3390,7 @@
       </w:r>
       <w:r>
         <w:pict>
-          <v:shape id="DocuMindTextBox121" type="#_x0000_t202" stroked="f" filled="f" o:allowincell="f" style="position:absolute;margin-left:56.800pt;margin-top:657.656pt;width:484.498pt;height:19.125pt;z-index:251659264;mso-position-horizontal-relative:page;mso-position-vertical-relative:page;mso-wrap-style:none;mso-fit-shape-to-text:t;">
+          <v:shape id="DocuMindTextBox133" type="#_x0000_t202" stroked="f" filled="f" o:allowincell="f" style="position:absolute;margin-left:56.800pt;margin-top:657.656pt;width:484.498pt;height:19.125pt;z-index:251659264;mso-position-horizontal-relative:page;mso-position-vertical-relative:page;mso-wrap-style:none;mso-fit-shape-to-text:t;">
             <w10:wrap type="none"/>
             <v:textbox inset="0,0,0,0">
               <w:txbxContent>
@@ -3333,7 +3417,7 @@
       </w:r>
       <w:r>
         <w:pict>
-          <v:shape id="DocuMindTextBox122" type="#_x0000_t202" stroked="f" filled="f" o:allowincell="f" style="position:absolute;margin-left:56.800pt;margin-top:672.356pt;width:484.299pt;height:19.125pt;z-index:251659264;mso-position-horizontal-relative:page;mso-position-vertical-relative:page;mso-wrap-style:none;mso-fit-shape-to-text:t;">
+          <v:shape id="DocuMindTextBox134" type="#_x0000_t202" stroked="f" filled="f" o:allowincell="f" style="position:absolute;margin-left:56.800pt;margin-top:672.356pt;width:484.299pt;height:19.125pt;z-index:251659264;mso-position-horizontal-relative:page;mso-position-vertical-relative:page;mso-wrap-style:none;mso-fit-shape-to-text:t;">
             <w10:wrap type="none"/>
             <v:textbox inset="0,0,0,0">
               <w:txbxContent>
@@ -3360,7 +3444,7 @@
       </w:r>
       <w:r>
         <w:pict>
-          <v:shape id="DocuMindTextBox123" type="#_x0000_t202" stroked="f" filled="f" o:allowincell="f" style="position:absolute;margin-left:56.800pt;margin-top:687.056pt;width:483.858pt;height:19.125pt;z-index:251659264;mso-position-horizontal-relative:page;mso-position-vertical-relative:page;mso-wrap-style:none;mso-fit-shape-to-text:t;">
+          <v:shape id="DocuMindTextBox135" type="#_x0000_t202" stroked="f" filled="f" o:allowincell="f" style="position:absolute;margin-left:56.800pt;margin-top:687.056pt;width:483.858pt;height:19.125pt;z-index:251659264;mso-position-horizontal-relative:page;mso-position-vertical-relative:page;mso-wrap-style:none;mso-fit-shape-to-text:t;">
             <w10:wrap type="none"/>
             <v:textbox inset="0,0,0,0">
               <w:txbxContent>
@@ -3387,7 +3471,7 @@
       </w:r>
       <w:r>
         <w:pict>
-          <v:shape id="DocuMindTextBox124" type="#_x0000_t202" stroked="f" filled="f" o:allowincell="f" style="position:absolute;margin-left:56.800pt;margin-top:701.756pt;width:484.457pt;height:19.125pt;z-index:251659264;mso-position-horizontal-relative:page;mso-position-vertical-relative:page;mso-wrap-style:none;mso-fit-shape-to-text:t;">
+          <v:shape id="DocuMindTextBox136" type="#_x0000_t202" stroked="f" filled="f" o:allowincell="f" style="position:absolute;margin-left:56.800pt;margin-top:701.756pt;width:484.457pt;height:19.125pt;z-index:251659264;mso-position-horizontal-relative:page;mso-position-vertical-relative:page;mso-wrap-style:none;mso-fit-shape-to-text:t;">
             <w10:wrap type="none"/>
             <v:textbox inset="0,0,0,0">
               <w:txbxContent>
@@ -3414,7 +3498,7 @@
       </w:r>
       <w:r>
         <w:pict>
-          <v:shape id="DocuMindTextBox125" type="#_x0000_t202" stroked="f" filled="f" o:allowincell="f" style="position:absolute;margin-left:56.800pt;margin-top:716.456pt;width:484.278pt;height:19.125pt;z-index:251659264;mso-position-horizontal-relative:page;mso-position-vertical-relative:page;mso-wrap-style:none;mso-fit-shape-to-text:t;">
+          <v:shape id="DocuMindTextBox137" type="#_x0000_t202" stroked="f" filled="f" o:allowincell="f" style="position:absolute;margin-left:56.800pt;margin-top:716.456pt;width:484.278pt;height:19.125pt;z-index:251659264;mso-position-horizontal-relative:page;mso-position-vertical-relative:page;mso-wrap-style:none;mso-fit-shape-to-text:t;">
             <w10:wrap type="none"/>
             <v:textbox inset="0,0,0,0">
               <w:txbxContent>
@@ -3441,7 +3525,7 @@
       </w:r>
       <w:r>
         <w:pict>
-          <v:shape id="DocuMindTextBox126" type="#_x0000_t202" stroked="f" filled="f" o:allowincell="f" style="position:absolute;margin-left:56.800pt;margin-top:731.156pt;width:254.853pt;height:19.125pt;z-index:251659264;mso-position-horizontal-relative:page;mso-position-vertical-relative:page;mso-wrap-style:none;mso-fit-shape-to-text:t;">
+          <v:shape id="DocuMindTextBox138" type="#_x0000_t202" stroked="f" filled="f" o:allowincell="f" style="position:absolute;margin-left:56.800pt;margin-top:731.156pt;width:254.853pt;height:19.125pt;z-index:251659264;mso-position-horizontal-relative:page;mso-position-vertical-relative:page;mso-wrap-style:none;mso-fit-shape-to-text:t;">
             <w10:wrap type="none"/>
             <v:textbox inset="0,0,0,0">
               <w:txbxContent>
@@ -3488,7 +3572,7 @@
       </w:r>
       <w:r>
         <w:pict>
-          <v:shape id="DocuMindImage127" type="#_x0000_t75" stroked="f" o:allowincell="f" style="position:absolute;margin-left:56.800pt;margin-top:56.700pt;width:481.700pt;height:321.300pt;z-index:1;mso-position-horizontal-relative:page;mso-position-vertical-relative:page;mso-wrap-style:none;">
+          <v:shape id="DocuMindImage139" type="#_x0000_t75" stroked="f" o:allowincell="f" style="position:absolute;margin-left:56.800pt;margin-top:56.700pt;width:481.700pt;height:321.300pt;z-index:1;mso-position-horizontal-relative:page;mso-position-vertical-relative:page;mso-wrap-style:none;">
             <w10:wrap type="none"/>
             <v:imagedata r:id="rId9" o:title=""/>
           </v:shape>
@@ -3496,7 +3580,7 @@
       </w:r>
       <w:r>
         <w:pict>
-          <v:shape id="DocuMindTextBox128" type="#_x0000_t202" stroked="f" filled="f" o:allowincell="f" style="position:absolute;margin-left:74.800pt;margin-top:413.420pt;width:439.128pt;height:26.000pt;z-index:251659264;mso-position-horizontal-relative:page;mso-position-vertical-relative:page;mso-wrap-style:none;mso-fit-shape-to-text:t;">
+          <v:shape id="DocuMindTextBox140" type="#_x0000_t202" stroked="f" filled="f" o:allowincell="f" style="position:absolute;margin-left:74.800pt;margin-top:413.420pt;width:439.128pt;height:26.000pt;z-index:251659264;mso-position-horizontal-relative:page;mso-position-vertical-relative:page;mso-wrap-style:none;mso-fit-shape-to-text:t;">
             <w10:wrap type="none"/>
             <v:textbox inset="0,0,0,0">
               <w:txbxContent>
@@ -3523,7 +3607,7 @@
       </w:r>
       <w:r>
         <w:pict>
-          <v:shape id="DocuMindTextBox129" type="#_x0000_t202" stroked="f" filled="f" o:allowincell="f" style="position:absolute;margin-left:103.600pt;margin-top:431.820pt;width:110.440pt;height:26.000pt;z-index:251659264;mso-position-horizontal-relative:page;mso-position-vertical-relative:page;mso-wrap-style:none;mso-fit-shape-to-text:t;">
+          <v:shape id="DocuMindTextBox141" type="#_x0000_t202" stroked="f" filled="f" o:allowincell="f" style="position:absolute;margin-left:103.600pt;margin-top:431.820pt;width:110.440pt;height:26.000pt;z-index:251659264;mso-position-horizontal-relative:page;mso-position-vertical-relative:page;mso-wrap-style:none;mso-fit-shape-to-text:t;">
             <w10:wrap type="none"/>
             <v:textbox inset="0,0,0,0">
               <w:txbxContent>
@@ -3550,7 +3634,7 @@
       </w:r>
       <w:r>
         <w:pict>
-          <v:shape id="DocuMindTextBox130" type="#_x0000_t202" stroked="f" filled="f" o:allowincell="f" style="position:absolute;margin-left:56.800pt;margin-top:455.656pt;width:483.890pt;height:19.125pt;z-index:251659264;mso-position-horizontal-relative:page;mso-position-vertical-relative:page;mso-wrap-style:none;mso-fit-shape-to-text:t;">
+          <v:shape id="DocuMindTextBox142" type="#_x0000_t202" stroked="f" filled="f" o:allowincell="f" style="position:absolute;margin-left:56.800pt;margin-top:455.656pt;width:483.890pt;height:19.125pt;z-index:251659264;mso-position-horizontal-relative:page;mso-position-vertical-relative:page;mso-wrap-style:none;mso-fit-shape-to-text:t;">
             <w10:wrap type="none"/>
             <v:textbox inset="0,0,0,0">
               <w:txbxContent>
@@ -3577,7 +3661,7 @@
       </w:r>
       <w:r>
         <w:pict>
-          <v:shape id="DocuMindTextBox131" type="#_x0000_t202" stroked="f" filled="f" o:allowincell="f" style="position:absolute;margin-left:56.800pt;margin-top:470.356pt;width:483.858pt;height:19.125pt;z-index:251659264;mso-position-horizontal-relative:page;mso-position-vertical-relative:page;mso-wrap-style:none;mso-fit-shape-to-text:t;">
+          <v:shape id="DocuMindTextBox143" type="#_x0000_t202" stroked="f" filled="f" o:allowincell="f" style="position:absolute;margin-left:56.800pt;margin-top:470.356pt;width:483.858pt;height:19.125pt;z-index:251659264;mso-position-horizontal-relative:page;mso-position-vertical-relative:page;mso-wrap-style:none;mso-fit-shape-to-text:t;">
             <w10:wrap type="none"/>
             <v:textbox inset="0,0,0,0">
               <w:txbxContent>
@@ -3604,7 +3688,7 @@
       </w:r>
       <w:r>
         <w:pict>
-          <v:shape id="DocuMindTextBox132" type="#_x0000_t202" stroked="f" filled="f" o:allowincell="f" style="position:absolute;margin-left:56.800pt;margin-top:485.056pt;width:484.404pt;height:19.125pt;z-index:251659264;mso-position-horizontal-relative:page;mso-position-vertical-relative:page;mso-wrap-style:none;mso-fit-shape-to-text:t;">
+          <v:shape id="DocuMindTextBox144" type="#_x0000_t202" stroked="f" filled="f" o:allowincell="f" style="position:absolute;margin-left:56.800pt;margin-top:485.056pt;width:484.404pt;height:19.125pt;z-index:251659264;mso-position-horizontal-relative:page;mso-position-vertical-relative:page;mso-wrap-style:none;mso-fit-shape-to-text:t;">
             <w10:wrap type="none"/>
             <v:textbox inset="0,0,0,0">
               <w:txbxContent>
@@ -3631,7 +3715,7 @@
       </w:r>
       <w:r>
         <w:pict>
-          <v:shape id="DocuMindTextBox133" type="#_x0000_t202" stroked="f" filled="f" o:allowincell="f" style="position:absolute;margin-left:56.800pt;margin-top:499.756pt;width:242.999pt;height:19.125pt;z-index:251659264;mso-position-horizontal-relative:page;mso-position-vertical-relative:page;mso-wrap-style:none;mso-fit-shape-to-text:t;">
+          <v:shape id="DocuMindTextBox145" type="#_x0000_t202" stroked="f" filled="f" o:allowincell="f" style="position:absolute;margin-left:56.800pt;margin-top:499.756pt;width:242.999pt;height:19.125pt;z-index:251659264;mso-position-horizontal-relative:page;mso-position-vertical-relative:page;mso-wrap-style:none;mso-fit-shape-to-text:t;">
             <w10:wrap type="none"/>
             <v:textbox inset="0,0,0,0">
               <w:txbxContent>
@@ -3658,7 +3742,7 @@
       </w:r>
       <w:r>
         <w:pict>
-          <v:shape id="DocuMindTextBox134" type="#_x0000_t202" stroked="f" filled="f" o:allowincell="f" style="position:absolute;margin-left:56.800pt;margin-top:525.756pt;width:483.669pt;height:19.125pt;z-index:251659264;mso-position-horizontal-relative:page;mso-position-vertical-relative:page;mso-wrap-style:none;mso-fit-shape-to-text:t;">
+          <v:shape id="DocuMindTextBox146" type="#_x0000_t202" stroked="f" filled="f" o:allowincell="f" style="position:absolute;margin-left:56.800pt;margin-top:525.756pt;width:483.669pt;height:19.125pt;z-index:251659264;mso-position-horizontal-relative:page;mso-position-vertical-relative:page;mso-wrap-style:none;mso-fit-shape-to-text:t;">
             <w10:wrap type="none"/>
             <v:textbox inset="0,0,0,0">
               <w:txbxContent>
@@ -3685,7 +3769,7 @@
       </w:r>
       <w:r>
         <w:pict>
-          <v:shape id="DocuMindTextBox135" type="#_x0000_t202" stroked="f" filled="f" o:allowincell="f" style="position:absolute;margin-left:56.800pt;margin-top:540.456pt;width:484.110pt;height:19.125pt;z-index:251659264;mso-position-horizontal-relative:page;mso-position-vertical-relative:page;mso-wrap-style:none;mso-fit-shape-to-text:t;">
+          <v:shape id="DocuMindTextBox147" type="#_x0000_t202" stroked="f" filled="f" o:allowincell="f" style="position:absolute;margin-left:56.800pt;margin-top:540.456pt;width:484.110pt;height:19.125pt;z-index:251659264;mso-position-horizontal-relative:page;mso-position-vertical-relative:page;mso-wrap-style:none;mso-fit-shape-to-text:t;">
             <w10:wrap type="none"/>
           